--- a/Books-Complete/Fantasy/ThePrincessAndTheHoodlum/Book_ThePrincessAndTheHoodlum.docx
+++ b/Books-Complete/Fantasy/ThePrincessAndTheHoodlum/Book_ThePrincessAndTheHoodlum.docx
@@ -1882,10 +1882,15 @@
     </w:p>
     <w:p>
       <w:r>
+        <w:t>The terrified woman struggled to no avail.</w:t>
+      </w:r>
+    </w:p>
+    <w:p>
+      <w:r>
         <w:t xml:space="preserve">“Hey assholes,” Luke </w:t>
       </w:r>
       <w:r>
-        <w:t>challenged</w:t>
+        <w:t>taunted</w:t>
       </w:r>
       <w:r>
         <w:t xml:space="preserve"> as he adjusted his armored gloves. “This is my territory. Leave now before I hurt you.”</w:t>
@@ -1945,11 +1950,6 @@
     </w:p>
     <w:p>
       <w:r>
-        <w:t>Luke didn’t know the woman but she knew him, since he was the neighborhood boss.</w:t>
-      </w:r>
-    </w:p>
-    <w:p>
-      <w:r>
         <w:t>“Don’t worry</w:t>
       </w:r>
       <w:r>
@@ -1990,24 +1990,24 @@
     </w:p>
     <w:p>
       <w:r>
+        <w:t xml:space="preserve">Luke blocked a second sword and gave the man a </w:t>
+      </w:r>
+      <w:r>
+        <w:t>swift</w:t>
+      </w:r>
+      <w:r>
+        <w:t xml:space="preserve"> kick with his steel-clad work boots. The man </w:t>
+      </w:r>
+      <w:r>
+        <w:t>flew</w:t>
+      </w:r>
+      <w:r>
+        <w:t xml:space="preserve"> across the street.</w:t>
+      </w:r>
+    </w:p>
+    <w:p>
+      <w:r>
         <w:lastRenderedPageBreak/>
-        <w:t xml:space="preserve">Luke blocked a second sword and gave the man a </w:t>
-      </w:r>
-      <w:r>
-        <w:t>swift</w:t>
-      </w:r>
-      <w:r>
-        <w:t xml:space="preserve"> kick with his steel-clad work boots. The man </w:t>
-      </w:r>
-      <w:r>
-        <w:t>flew</w:t>
-      </w:r>
-      <w:r>
-        <w:t xml:space="preserve"> across the street.</w:t>
-      </w:r>
-    </w:p>
-    <w:p>
-      <w:r>
         <w:t xml:space="preserve">The third man </w:t>
       </w:r>
       <w:r>
@@ -2078,13 +2078,16 @@
     </w:p>
     <w:p>
       <w:r>
-        <w:t xml:space="preserve">“If we don’t protect ourselves then no one will,” Luke </w:t>
-      </w:r>
-      <w:r>
-        <w:t>replied</w:t>
-      </w:r>
-      <w:r>
-        <w:t>. “The king certainly won’t. He’s doesn’t care. The gods don’t care either.”</w:t>
+        <w:t xml:space="preserve">Luke looked at the woman in the eye and said, </w:t>
+      </w:r>
+      <w:r>
+        <w:t>“If we don’t protect ourselves then no one will</w:t>
+      </w:r>
+      <w:r>
+        <w:t xml:space="preserve">. </w:t>
+      </w:r>
+      <w:r>
+        <w:t>The king certainly won’t. He’s doesn’t care. The gods don’t care either.”</w:t>
       </w:r>
     </w:p>
     <w:p>
@@ -2153,7 +2156,13 @@
         <w:t xml:space="preserve"> why he trained with gauntlets and steel-clad boots.</w:t>
       </w:r>
       <w:r>
-        <w:t xml:space="preserve"> He didn’t want to attract unnecessary attention.</w:t>
+        <w:t xml:space="preserve"> </w:t>
+      </w:r>
+      <w:r>
+        <w:t>He wasn’t stupid</w:t>
+      </w:r>
+      <w:r>
+        <w:t>.</w:t>
       </w:r>
     </w:p>
     <w:p>
@@ -3187,7 +3196,7 @@
                     <a:blip r:embed="rId18">
                       <a:extLst>
                         <a:ext uri="{28A0092B-C50C-407E-A947-70E740481C1C}">
-                          <a14:useLocalDpi xmlns="" xmlns:wpc="http://schemas.microsoft.com/office/word/2010/wordprocessingCanvas" xmlns:cx="http://schemas.microsoft.com/office/drawing/2014/chartex" xmlns:cx1="http://schemas.microsoft.com/office/drawing/2015/9/8/chartex" xmlns:cx2="http://schemas.microsoft.com/office/drawing/2015/10/21/chartex" xmlns:cx3="http://schemas.microsoft.com/office/drawing/2016/5/9/chartex" xmlns:cx4="http://schemas.microsoft.com/office/drawing/2016/5/10/chartex" xmlns:cx5="http://schemas.microsoft.com/office/drawing/2016/5/11/chartex" xmlns:cx6="http://schemas.microsoft.com/office/drawing/2016/5/12/chartex" xmlns:cx7="http://schemas.microsoft.com/office/drawing/2016/5/13/chartex" xmlns:cx8="http://schemas.microsoft.com/office/drawing/2016/5/14/chartex" xmlns:mc="http://schemas.openxmlformats.org/markup-compatibility/2006" xmlns:aink="http://schemas.microsoft.com/office/drawing/2016/ink" xmlns:o="urn:schemas-microsoft-com:office:office" xmlns:v="urn:schemas-microsoft-com:vml" xmlns:wp14="http://schemas.microsoft.com/office/word/2010/wordprocessingDrawing" xmlns:w10="urn:schemas-microsoft-com:office:word" xmlns:w="http://schemas.openxmlformats.org/wordprocessingml/2006/main" xmlns:w14="http://schemas.microsoft.com/office/word/2010/wordml" xmlns:w15="http://schemas.microsoft.com/office/word/2012/wordml" xmlns:w16se="http://schemas.microsoft.com/office/word/2015/wordml/symex" xmlns:wpg="http://schemas.microsoft.com/office/word/2010/wordprocessingGroup" xmlns:wpi="http://schemas.microsoft.com/office/word/2010/wordprocessingInk" xmlns:wps="http://schemas.microsoft.com/office/word/2010/wordprocessingShape" xmlns:a14="http://schemas.microsoft.com/office/drawing/2010/main" val="0"/>
+                          <a14:useLocalDpi xmlns:a14="http://schemas.microsoft.com/office/drawing/2010/main" xmlns:wps="http://schemas.microsoft.com/office/word/2010/wordprocessingShape" xmlns:wpi="http://schemas.microsoft.com/office/word/2010/wordprocessingInk" xmlns:wpg="http://schemas.microsoft.com/office/word/2010/wordprocessingGroup" xmlns:w16se="http://schemas.microsoft.com/office/word/2015/wordml/symex" xmlns:w15="http://schemas.microsoft.com/office/word/2012/wordml" xmlns:w14="http://schemas.microsoft.com/office/word/2010/wordml" xmlns:w="http://schemas.openxmlformats.org/wordprocessingml/2006/main" xmlns:w10="urn:schemas-microsoft-com:office:word" xmlns:wp14="http://schemas.microsoft.com/office/word/2010/wordprocessingDrawing" xmlns:v="urn:schemas-microsoft-com:vml" xmlns:o="urn:schemas-microsoft-com:office:office" xmlns:aink="http://schemas.microsoft.com/office/drawing/2016/ink" xmlns:mc="http://schemas.openxmlformats.org/markup-compatibility/2006" xmlns:cx8="http://schemas.microsoft.com/office/drawing/2016/5/14/chartex" xmlns:cx7="http://schemas.microsoft.com/office/drawing/2016/5/13/chartex" xmlns:cx6="http://schemas.microsoft.com/office/drawing/2016/5/12/chartex" xmlns:cx5="http://schemas.microsoft.com/office/drawing/2016/5/11/chartex" xmlns:cx4="http://schemas.microsoft.com/office/drawing/2016/5/10/chartex" xmlns:cx3="http://schemas.microsoft.com/office/drawing/2016/5/9/chartex" xmlns:cx2="http://schemas.microsoft.com/office/drawing/2015/10/21/chartex" xmlns:cx1="http://schemas.microsoft.com/office/drawing/2015/9/8/chartex" xmlns:cx="http://schemas.microsoft.com/office/drawing/2014/chartex" xmlns:wpc="http://schemas.microsoft.com/office/word/2010/wordprocessingCanvas" xmlns="" val="0"/>
                         </a:ext>
                       </a:extLst>
                     </a:blip>
@@ -3906,7 +3915,7 @@
                     <a:blip r:embed="rId18">
                       <a:extLst>
                         <a:ext uri="{28A0092B-C50C-407E-A947-70E740481C1C}">
-                          <a14:useLocalDpi xmlns="" xmlns:wpc="http://schemas.microsoft.com/office/word/2010/wordprocessingCanvas" xmlns:cx="http://schemas.microsoft.com/office/drawing/2014/chartex" xmlns:cx1="http://schemas.microsoft.com/office/drawing/2015/9/8/chartex" xmlns:cx2="http://schemas.microsoft.com/office/drawing/2015/10/21/chartex" xmlns:cx3="http://schemas.microsoft.com/office/drawing/2016/5/9/chartex" xmlns:cx4="http://schemas.microsoft.com/office/drawing/2016/5/10/chartex" xmlns:cx5="http://schemas.microsoft.com/office/drawing/2016/5/11/chartex" xmlns:cx6="http://schemas.microsoft.com/office/drawing/2016/5/12/chartex" xmlns:cx7="http://schemas.microsoft.com/office/drawing/2016/5/13/chartex" xmlns:cx8="http://schemas.microsoft.com/office/drawing/2016/5/14/chartex" xmlns:mc="http://schemas.openxmlformats.org/markup-compatibility/2006" xmlns:aink="http://schemas.microsoft.com/office/drawing/2016/ink" xmlns:o="urn:schemas-microsoft-com:office:office" xmlns:v="urn:schemas-microsoft-com:vml" xmlns:wp14="http://schemas.microsoft.com/office/word/2010/wordprocessingDrawing" xmlns:w10="urn:schemas-microsoft-com:office:word" xmlns:w="http://schemas.openxmlformats.org/wordprocessingml/2006/main" xmlns:w14="http://schemas.microsoft.com/office/word/2010/wordml" xmlns:w15="http://schemas.microsoft.com/office/word/2012/wordml" xmlns:w16se="http://schemas.microsoft.com/office/word/2015/wordml/symex" xmlns:wpg="http://schemas.microsoft.com/office/word/2010/wordprocessingGroup" xmlns:wpi="http://schemas.microsoft.com/office/word/2010/wordprocessingInk" xmlns:wps="http://schemas.microsoft.com/office/word/2010/wordprocessingShape" xmlns:a14="http://schemas.microsoft.com/office/drawing/2010/main" val="0"/>
+                          <a14:useLocalDpi xmlns:a14="http://schemas.microsoft.com/office/drawing/2010/main" xmlns:wps="http://schemas.microsoft.com/office/word/2010/wordprocessingShape" xmlns:wpi="http://schemas.microsoft.com/office/word/2010/wordprocessingInk" xmlns:wpg="http://schemas.microsoft.com/office/word/2010/wordprocessingGroup" xmlns:w16se="http://schemas.microsoft.com/office/word/2015/wordml/symex" xmlns:w15="http://schemas.microsoft.com/office/word/2012/wordml" xmlns:w14="http://schemas.microsoft.com/office/word/2010/wordml" xmlns:w="http://schemas.openxmlformats.org/wordprocessingml/2006/main" xmlns:w10="urn:schemas-microsoft-com:office:word" xmlns:wp14="http://schemas.microsoft.com/office/word/2010/wordprocessingDrawing" xmlns:v="urn:schemas-microsoft-com:vml" xmlns:o="urn:schemas-microsoft-com:office:office" xmlns:aink="http://schemas.microsoft.com/office/drawing/2016/ink" xmlns:mc="http://schemas.openxmlformats.org/markup-compatibility/2006" xmlns:cx8="http://schemas.microsoft.com/office/drawing/2016/5/14/chartex" xmlns:cx7="http://schemas.microsoft.com/office/drawing/2016/5/13/chartex" xmlns:cx6="http://schemas.microsoft.com/office/drawing/2016/5/12/chartex" xmlns:cx5="http://schemas.microsoft.com/office/drawing/2016/5/11/chartex" xmlns:cx4="http://schemas.microsoft.com/office/drawing/2016/5/10/chartex" xmlns:cx3="http://schemas.microsoft.com/office/drawing/2016/5/9/chartex" xmlns:cx2="http://schemas.microsoft.com/office/drawing/2015/10/21/chartex" xmlns:cx1="http://schemas.microsoft.com/office/drawing/2015/9/8/chartex" xmlns:cx="http://schemas.microsoft.com/office/drawing/2014/chartex" xmlns:wpc="http://schemas.microsoft.com/office/word/2010/wordprocessingCanvas" xmlns="" val="0"/>
                         </a:ext>
                       </a:extLst>
                     </a:blip>
@@ -4774,7 +4783,7 @@
                     <a:blip r:embed="rId18">
                       <a:extLst>
                         <a:ext uri="{28A0092B-C50C-407E-A947-70E740481C1C}">
-                          <a14:useLocalDpi xmlns="" xmlns:wpc="http://schemas.microsoft.com/office/word/2010/wordprocessingCanvas" xmlns:cx="http://schemas.microsoft.com/office/drawing/2014/chartex" xmlns:cx1="http://schemas.microsoft.com/office/drawing/2015/9/8/chartex" xmlns:cx2="http://schemas.microsoft.com/office/drawing/2015/10/21/chartex" xmlns:cx3="http://schemas.microsoft.com/office/drawing/2016/5/9/chartex" xmlns:cx4="http://schemas.microsoft.com/office/drawing/2016/5/10/chartex" xmlns:cx5="http://schemas.microsoft.com/office/drawing/2016/5/11/chartex" xmlns:cx6="http://schemas.microsoft.com/office/drawing/2016/5/12/chartex" xmlns:cx7="http://schemas.microsoft.com/office/drawing/2016/5/13/chartex" xmlns:cx8="http://schemas.microsoft.com/office/drawing/2016/5/14/chartex" xmlns:mc="http://schemas.openxmlformats.org/markup-compatibility/2006" xmlns:aink="http://schemas.microsoft.com/office/drawing/2016/ink" xmlns:o="urn:schemas-microsoft-com:office:office" xmlns:v="urn:schemas-microsoft-com:vml" xmlns:wp14="http://schemas.microsoft.com/office/word/2010/wordprocessingDrawing" xmlns:w10="urn:schemas-microsoft-com:office:word" xmlns:w="http://schemas.openxmlformats.org/wordprocessingml/2006/main" xmlns:w14="http://schemas.microsoft.com/office/word/2010/wordml" xmlns:w15="http://schemas.microsoft.com/office/word/2012/wordml" xmlns:w16se="http://schemas.microsoft.com/office/word/2015/wordml/symex" xmlns:wpg="http://schemas.microsoft.com/office/word/2010/wordprocessingGroup" xmlns:wpi="http://schemas.microsoft.com/office/word/2010/wordprocessingInk" xmlns:wps="http://schemas.microsoft.com/office/word/2010/wordprocessingShape" xmlns:a14="http://schemas.microsoft.com/office/drawing/2010/main" val="0"/>
+                          <a14:useLocalDpi xmlns:a14="http://schemas.microsoft.com/office/drawing/2010/main" xmlns:wps="http://schemas.microsoft.com/office/word/2010/wordprocessingShape" xmlns:wpi="http://schemas.microsoft.com/office/word/2010/wordprocessingInk" xmlns:wpg="http://schemas.microsoft.com/office/word/2010/wordprocessingGroup" xmlns:w16se="http://schemas.microsoft.com/office/word/2015/wordml/symex" xmlns:w15="http://schemas.microsoft.com/office/word/2012/wordml" xmlns:w14="http://schemas.microsoft.com/office/word/2010/wordml" xmlns:w="http://schemas.openxmlformats.org/wordprocessingml/2006/main" xmlns:w10="urn:schemas-microsoft-com:office:word" xmlns:wp14="http://schemas.microsoft.com/office/word/2010/wordprocessingDrawing" xmlns:v="urn:schemas-microsoft-com:vml" xmlns:o="urn:schemas-microsoft-com:office:office" xmlns:aink="http://schemas.microsoft.com/office/drawing/2016/ink" xmlns:mc="http://schemas.openxmlformats.org/markup-compatibility/2006" xmlns:cx8="http://schemas.microsoft.com/office/drawing/2016/5/14/chartex" xmlns:cx7="http://schemas.microsoft.com/office/drawing/2016/5/13/chartex" xmlns:cx6="http://schemas.microsoft.com/office/drawing/2016/5/12/chartex" xmlns:cx5="http://schemas.microsoft.com/office/drawing/2016/5/11/chartex" xmlns:cx4="http://schemas.microsoft.com/office/drawing/2016/5/10/chartex" xmlns:cx3="http://schemas.microsoft.com/office/drawing/2016/5/9/chartex" xmlns:cx2="http://schemas.microsoft.com/office/drawing/2015/10/21/chartex" xmlns:cx1="http://schemas.microsoft.com/office/drawing/2015/9/8/chartex" xmlns:cx="http://schemas.microsoft.com/office/drawing/2014/chartex" xmlns:wpc="http://schemas.microsoft.com/office/word/2010/wordprocessingCanvas" xmlns="" val="0"/>
                         </a:ext>
                       </a:extLst>
                     </a:blip>
@@ -5376,7 +5385,7 @@
                     <a:blip r:embed="rId18">
                       <a:extLst>
                         <a:ext uri="{28A0092B-C50C-407E-A947-70E740481C1C}">
-                          <a14:useLocalDpi xmlns="" xmlns:wpc="http://schemas.microsoft.com/office/word/2010/wordprocessingCanvas" xmlns:cx="http://schemas.microsoft.com/office/drawing/2014/chartex" xmlns:cx1="http://schemas.microsoft.com/office/drawing/2015/9/8/chartex" xmlns:cx2="http://schemas.microsoft.com/office/drawing/2015/10/21/chartex" xmlns:cx3="http://schemas.microsoft.com/office/drawing/2016/5/9/chartex" xmlns:cx4="http://schemas.microsoft.com/office/drawing/2016/5/10/chartex" xmlns:cx5="http://schemas.microsoft.com/office/drawing/2016/5/11/chartex" xmlns:cx6="http://schemas.microsoft.com/office/drawing/2016/5/12/chartex" xmlns:cx7="http://schemas.microsoft.com/office/drawing/2016/5/13/chartex" xmlns:cx8="http://schemas.microsoft.com/office/drawing/2016/5/14/chartex" xmlns:mc="http://schemas.openxmlformats.org/markup-compatibility/2006" xmlns:aink="http://schemas.microsoft.com/office/drawing/2016/ink" xmlns:o="urn:schemas-microsoft-com:office:office" xmlns:v="urn:schemas-microsoft-com:vml" xmlns:wp14="http://schemas.microsoft.com/office/word/2010/wordprocessingDrawing" xmlns:w10="urn:schemas-microsoft-com:office:word" xmlns:w="http://schemas.openxmlformats.org/wordprocessingml/2006/main" xmlns:w14="http://schemas.microsoft.com/office/word/2010/wordml" xmlns:w15="http://schemas.microsoft.com/office/word/2012/wordml" xmlns:w16se="http://schemas.microsoft.com/office/word/2015/wordml/symex" xmlns:wpg="http://schemas.microsoft.com/office/word/2010/wordprocessingGroup" xmlns:wpi="http://schemas.microsoft.com/office/word/2010/wordprocessingInk" xmlns:wps="http://schemas.microsoft.com/office/word/2010/wordprocessingShape" xmlns:a14="http://schemas.microsoft.com/office/drawing/2010/main" val="0"/>
+                          <a14:useLocalDpi xmlns:a14="http://schemas.microsoft.com/office/drawing/2010/main" xmlns:wps="http://schemas.microsoft.com/office/word/2010/wordprocessingShape" xmlns:wpi="http://schemas.microsoft.com/office/word/2010/wordprocessingInk" xmlns:wpg="http://schemas.microsoft.com/office/word/2010/wordprocessingGroup" xmlns:w16se="http://schemas.microsoft.com/office/word/2015/wordml/symex" xmlns:w15="http://schemas.microsoft.com/office/word/2012/wordml" xmlns:w14="http://schemas.microsoft.com/office/word/2010/wordml" xmlns:w="http://schemas.openxmlformats.org/wordprocessingml/2006/main" xmlns:w10="urn:schemas-microsoft-com:office:word" xmlns:wp14="http://schemas.microsoft.com/office/word/2010/wordprocessingDrawing" xmlns:v="urn:schemas-microsoft-com:vml" xmlns:o="urn:schemas-microsoft-com:office:office" xmlns:aink="http://schemas.microsoft.com/office/drawing/2016/ink" xmlns:mc="http://schemas.openxmlformats.org/markup-compatibility/2006" xmlns:cx8="http://schemas.microsoft.com/office/drawing/2016/5/14/chartex" xmlns:cx7="http://schemas.microsoft.com/office/drawing/2016/5/13/chartex" xmlns:cx6="http://schemas.microsoft.com/office/drawing/2016/5/12/chartex" xmlns:cx5="http://schemas.microsoft.com/office/drawing/2016/5/11/chartex" xmlns:cx4="http://schemas.microsoft.com/office/drawing/2016/5/10/chartex" xmlns:cx3="http://schemas.microsoft.com/office/drawing/2016/5/9/chartex" xmlns:cx2="http://schemas.microsoft.com/office/drawing/2015/10/21/chartex" xmlns:cx1="http://schemas.microsoft.com/office/drawing/2015/9/8/chartex" xmlns:cx="http://schemas.microsoft.com/office/drawing/2014/chartex" xmlns:wpc="http://schemas.microsoft.com/office/word/2010/wordprocessingCanvas" xmlns="" val="0"/>
                         </a:ext>
                       </a:extLst>
                     </a:blip>
@@ -6379,7 +6388,7 @@
                     <a:blip r:embed="rId18">
                       <a:extLst>
                         <a:ext uri="{28A0092B-C50C-407E-A947-70E740481C1C}">
-                          <a14:useLocalDpi xmlns="" xmlns:wpc="http://schemas.microsoft.com/office/word/2010/wordprocessingCanvas" xmlns:cx="http://schemas.microsoft.com/office/drawing/2014/chartex" xmlns:cx1="http://schemas.microsoft.com/office/drawing/2015/9/8/chartex" xmlns:cx2="http://schemas.microsoft.com/office/drawing/2015/10/21/chartex" xmlns:cx3="http://schemas.microsoft.com/office/drawing/2016/5/9/chartex" xmlns:cx4="http://schemas.microsoft.com/office/drawing/2016/5/10/chartex" xmlns:cx5="http://schemas.microsoft.com/office/drawing/2016/5/11/chartex" xmlns:cx6="http://schemas.microsoft.com/office/drawing/2016/5/12/chartex" xmlns:cx7="http://schemas.microsoft.com/office/drawing/2016/5/13/chartex" xmlns:cx8="http://schemas.microsoft.com/office/drawing/2016/5/14/chartex" xmlns:mc="http://schemas.openxmlformats.org/markup-compatibility/2006" xmlns:aink="http://schemas.microsoft.com/office/drawing/2016/ink" xmlns:o="urn:schemas-microsoft-com:office:office" xmlns:v="urn:schemas-microsoft-com:vml" xmlns:wp14="http://schemas.microsoft.com/office/word/2010/wordprocessingDrawing" xmlns:w10="urn:schemas-microsoft-com:office:word" xmlns:w="http://schemas.openxmlformats.org/wordprocessingml/2006/main" xmlns:w14="http://schemas.microsoft.com/office/word/2010/wordml" xmlns:w15="http://schemas.microsoft.com/office/word/2012/wordml" xmlns:w16se="http://schemas.microsoft.com/office/word/2015/wordml/symex" xmlns:wpg="http://schemas.microsoft.com/office/word/2010/wordprocessingGroup" xmlns:wpi="http://schemas.microsoft.com/office/word/2010/wordprocessingInk" xmlns:wps="http://schemas.microsoft.com/office/word/2010/wordprocessingShape" xmlns:a14="http://schemas.microsoft.com/office/drawing/2010/main" val="0"/>
+                          <a14:useLocalDpi xmlns:a14="http://schemas.microsoft.com/office/drawing/2010/main" xmlns:wps="http://schemas.microsoft.com/office/word/2010/wordprocessingShape" xmlns:wpi="http://schemas.microsoft.com/office/word/2010/wordprocessingInk" xmlns:wpg="http://schemas.microsoft.com/office/word/2010/wordprocessingGroup" xmlns:w16se="http://schemas.microsoft.com/office/word/2015/wordml/symex" xmlns:w15="http://schemas.microsoft.com/office/word/2012/wordml" xmlns:w14="http://schemas.microsoft.com/office/word/2010/wordml" xmlns:w="http://schemas.openxmlformats.org/wordprocessingml/2006/main" xmlns:w10="urn:schemas-microsoft-com:office:word" xmlns:wp14="http://schemas.microsoft.com/office/word/2010/wordprocessingDrawing" xmlns:v="urn:schemas-microsoft-com:vml" xmlns:o="urn:schemas-microsoft-com:office:office" xmlns:aink="http://schemas.microsoft.com/office/drawing/2016/ink" xmlns:mc="http://schemas.openxmlformats.org/markup-compatibility/2006" xmlns:cx8="http://schemas.microsoft.com/office/drawing/2016/5/14/chartex" xmlns:cx7="http://schemas.microsoft.com/office/drawing/2016/5/13/chartex" xmlns:cx6="http://schemas.microsoft.com/office/drawing/2016/5/12/chartex" xmlns:cx5="http://schemas.microsoft.com/office/drawing/2016/5/11/chartex" xmlns:cx4="http://schemas.microsoft.com/office/drawing/2016/5/10/chartex" xmlns:cx3="http://schemas.microsoft.com/office/drawing/2016/5/9/chartex" xmlns:cx2="http://schemas.microsoft.com/office/drawing/2015/10/21/chartex" xmlns:cx1="http://schemas.microsoft.com/office/drawing/2015/9/8/chartex" xmlns:cx="http://schemas.microsoft.com/office/drawing/2014/chartex" xmlns:wpc="http://schemas.microsoft.com/office/word/2010/wordprocessingCanvas" xmlns="" val="0"/>
                         </a:ext>
                       </a:extLst>
                     </a:blip>
@@ -7089,7 +7098,7 @@
                     <a:blip r:embed="rId18">
                       <a:extLst>
                         <a:ext uri="{28A0092B-C50C-407E-A947-70E740481C1C}">
-                          <a14:useLocalDpi xmlns="" xmlns:wpc="http://schemas.microsoft.com/office/word/2010/wordprocessingCanvas" xmlns:cx="http://schemas.microsoft.com/office/drawing/2014/chartex" xmlns:cx1="http://schemas.microsoft.com/office/drawing/2015/9/8/chartex" xmlns:cx2="http://schemas.microsoft.com/office/drawing/2015/10/21/chartex" xmlns:cx3="http://schemas.microsoft.com/office/drawing/2016/5/9/chartex" xmlns:cx4="http://schemas.microsoft.com/office/drawing/2016/5/10/chartex" xmlns:cx5="http://schemas.microsoft.com/office/drawing/2016/5/11/chartex" xmlns:cx6="http://schemas.microsoft.com/office/drawing/2016/5/12/chartex" xmlns:cx7="http://schemas.microsoft.com/office/drawing/2016/5/13/chartex" xmlns:cx8="http://schemas.microsoft.com/office/drawing/2016/5/14/chartex" xmlns:mc="http://schemas.openxmlformats.org/markup-compatibility/2006" xmlns:aink="http://schemas.microsoft.com/office/drawing/2016/ink" xmlns:o="urn:schemas-microsoft-com:office:office" xmlns:v="urn:schemas-microsoft-com:vml" xmlns:wp14="http://schemas.microsoft.com/office/word/2010/wordprocessingDrawing" xmlns:w10="urn:schemas-microsoft-com:office:word" xmlns:w="http://schemas.openxmlformats.org/wordprocessingml/2006/main" xmlns:w14="http://schemas.microsoft.com/office/word/2010/wordml" xmlns:w15="http://schemas.microsoft.com/office/word/2012/wordml" xmlns:w16se="http://schemas.microsoft.com/office/word/2015/wordml/symex" xmlns:wpg="http://schemas.microsoft.com/office/word/2010/wordprocessingGroup" xmlns:wpi="http://schemas.microsoft.com/office/word/2010/wordprocessingInk" xmlns:wps="http://schemas.microsoft.com/office/word/2010/wordprocessingShape" xmlns:a14="http://schemas.microsoft.com/office/drawing/2010/main" val="0"/>
+                          <a14:useLocalDpi xmlns:a14="http://schemas.microsoft.com/office/drawing/2010/main" xmlns:wps="http://schemas.microsoft.com/office/word/2010/wordprocessingShape" xmlns:wpi="http://schemas.microsoft.com/office/word/2010/wordprocessingInk" xmlns:wpg="http://schemas.microsoft.com/office/word/2010/wordprocessingGroup" xmlns:w16se="http://schemas.microsoft.com/office/word/2015/wordml/symex" xmlns:w15="http://schemas.microsoft.com/office/word/2012/wordml" xmlns:w14="http://schemas.microsoft.com/office/word/2010/wordml" xmlns:w="http://schemas.openxmlformats.org/wordprocessingml/2006/main" xmlns:w10="urn:schemas-microsoft-com:office:word" xmlns:wp14="http://schemas.microsoft.com/office/word/2010/wordprocessingDrawing" xmlns:v="urn:schemas-microsoft-com:vml" xmlns:o="urn:schemas-microsoft-com:office:office" xmlns:aink="http://schemas.microsoft.com/office/drawing/2016/ink" xmlns:mc="http://schemas.openxmlformats.org/markup-compatibility/2006" xmlns:cx8="http://schemas.microsoft.com/office/drawing/2016/5/14/chartex" xmlns:cx7="http://schemas.microsoft.com/office/drawing/2016/5/13/chartex" xmlns:cx6="http://schemas.microsoft.com/office/drawing/2016/5/12/chartex" xmlns:cx5="http://schemas.microsoft.com/office/drawing/2016/5/11/chartex" xmlns:cx4="http://schemas.microsoft.com/office/drawing/2016/5/10/chartex" xmlns:cx3="http://schemas.microsoft.com/office/drawing/2016/5/9/chartex" xmlns:cx2="http://schemas.microsoft.com/office/drawing/2015/10/21/chartex" xmlns:cx1="http://schemas.microsoft.com/office/drawing/2015/9/8/chartex" xmlns:cx="http://schemas.microsoft.com/office/drawing/2014/chartex" xmlns:wpc="http://schemas.microsoft.com/office/word/2010/wordprocessingCanvas" xmlns="" val="0"/>
                         </a:ext>
                       </a:extLst>
                     </a:blip>
@@ -9628,7 +9637,7 @@
                     <a:blip r:embed="rId18">
                       <a:extLst>
                         <a:ext uri="{28A0092B-C50C-407E-A947-70E740481C1C}">
-                          <a14:useLocalDpi xmlns="" xmlns:wpc="http://schemas.microsoft.com/office/word/2010/wordprocessingCanvas" xmlns:cx="http://schemas.microsoft.com/office/drawing/2014/chartex" xmlns:cx1="http://schemas.microsoft.com/office/drawing/2015/9/8/chartex" xmlns:cx2="http://schemas.microsoft.com/office/drawing/2015/10/21/chartex" xmlns:cx3="http://schemas.microsoft.com/office/drawing/2016/5/9/chartex" xmlns:cx4="http://schemas.microsoft.com/office/drawing/2016/5/10/chartex" xmlns:cx5="http://schemas.microsoft.com/office/drawing/2016/5/11/chartex" xmlns:cx6="http://schemas.microsoft.com/office/drawing/2016/5/12/chartex" xmlns:cx7="http://schemas.microsoft.com/office/drawing/2016/5/13/chartex" xmlns:cx8="http://schemas.microsoft.com/office/drawing/2016/5/14/chartex" xmlns:mc="http://schemas.openxmlformats.org/markup-compatibility/2006" xmlns:aink="http://schemas.microsoft.com/office/drawing/2016/ink" xmlns:o="urn:schemas-microsoft-com:office:office" xmlns:v="urn:schemas-microsoft-com:vml" xmlns:wp14="http://schemas.microsoft.com/office/word/2010/wordprocessingDrawing" xmlns:w10="urn:schemas-microsoft-com:office:word" xmlns:w="http://schemas.openxmlformats.org/wordprocessingml/2006/main" xmlns:w14="http://schemas.microsoft.com/office/word/2010/wordml" xmlns:w15="http://schemas.microsoft.com/office/word/2012/wordml" xmlns:w16se="http://schemas.microsoft.com/office/word/2015/wordml/symex" xmlns:wpg="http://schemas.microsoft.com/office/word/2010/wordprocessingGroup" xmlns:wpi="http://schemas.microsoft.com/office/word/2010/wordprocessingInk" xmlns:wps="http://schemas.microsoft.com/office/word/2010/wordprocessingShape" xmlns:a14="http://schemas.microsoft.com/office/drawing/2010/main" val="0"/>
+                          <a14:useLocalDpi xmlns:a14="http://schemas.microsoft.com/office/drawing/2010/main" xmlns:wps="http://schemas.microsoft.com/office/word/2010/wordprocessingShape" xmlns:wpi="http://schemas.microsoft.com/office/word/2010/wordprocessingInk" xmlns:wpg="http://schemas.microsoft.com/office/word/2010/wordprocessingGroup" xmlns:w16se="http://schemas.microsoft.com/office/word/2015/wordml/symex" xmlns:w15="http://schemas.microsoft.com/office/word/2012/wordml" xmlns:w14="http://schemas.microsoft.com/office/word/2010/wordml" xmlns:w="http://schemas.openxmlformats.org/wordprocessingml/2006/main" xmlns:w10="urn:schemas-microsoft-com:office:word" xmlns:wp14="http://schemas.microsoft.com/office/word/2010/wordprocessingDrawing" xmlns:v="urn:schemas-microsoft-com:vml" xmlns:o="urn:schemas-microsoft-com:office:office" xmlns:aink="http://schemas.microsoft.com/office/drawing/2016/ink" xmlns:mc="http://schemas.openxmlformats.org/markup-compatibility/2006" xmlns:cx8="http://schemas.microsoft.com/office/drawing/2016/5/14/chartex" xmlns:cx7="http://schemas.microsoft.com/office/drawing/2016/5/13/chartex" xmlns:cx6="http://schemas.microsoft.com/office/drawing/2016/5/12/chartex" xmlns:cx5="http://schemas.microsoft.com/office/drawing/2016/5/11/chartex" xmlns:cx4="http://schemas.microsoft.com/office/drawing/2016/5/10/chartex" xmlns:cx3="http://schemas.microsoft.com/office/drawing/2016/5/9/chartex" xmlns:cx2="http://schemas.microsoft.com/office/drawing/2015/10/21/chartex" xmlns:cx1="http://schemas.microsoft.com/office/drawing/2015/9/8/chartex" xmlns:cx="http://schemas.microsoft.com/office/drawing/2014/chartex" xmlns:wpc="http://schemas.microsoft.com/office/word/2010/wordprocessingCanvas" xmlns="" val="0"/>
                         </a:ext>
                       </a:extLst>
                     </a:blip>
@@ -12548,7 +12557,7 @@
                     <a:blip r:embed="rId18">
                       <a:extLst>
                         <a:ext uri="{28A0092B-C50C-407E-A947-70E740481C1C}">
-                          <a14:useLocalDpi xmlns="" xmlns:wpc="http://schemas.microsoft.com/office/word/2010/wordprocessingCanvas" xmlns:cx="http://schemas.microsoft.com/office/drawing/2014/chartex" xmlns:cx1="http://schemas.microsoft.com/office/drawing/2015/9/8/chartex" xmlns:cx2="http://schemas.microsoft.com/office/drawing/2015/10/21/chartex" xmlns:cx3="http://schemas.microsoft.com/office/drawing/2016/5/9/chartex" xmlns:cx4="http://schemas.microsoft.com/office/drawing/2016/5/10/chartex" xmlns:cx5="http://schemas.microsoft.com/office/drawing/2016/5/11/chartex" xmlns:cx6="http://schemas.microsoft.com/office/drawing/2016/5/12/chartex" xmlns:cx7="http://schemas.microsoft.com/office/drawing/2016/5/13/chartex" xmlns:cx8="http://schemas.microsoft.com/office/drawing/2016/5/14/chartex" xmlns:mc="http://schemas.openxmlformats.org/markup-compatibility/2006" xmlns:aink="http://schemas.microsoft.com/office/drawing/2016/ink" xmlns:o="urn:schemas-microsoft-com:office:office" xmlns:v="urn:schemas-microsoft-com:vml" xmlns:wp14="http://schemas.microsoft.com/office/word/2010/wordprocessingDrawing" xmlns:w10="urn:schemas-microsoft-com:office:word" xmlns:w="http://schemas.openxmlformats.org/wordprocessingml/2006/main" xmlns:w14="http://schemas.microsoft.com/office/word/2010/wordml" xmlns:w15="http://schemas.microsoft.com/office/word/2012/wordml" xmlns:w16se="http://schemas.microsoft.com/office/word/2015/wordml/symex" xmlns:wpg="http://schemas.microsoft.com/office/word/2010/wordprocessingGroup" xmlns:wpi="http://schemas.microsoft.com/office/word/2010/wordprocessingInk" xmlns:wps="http://schemas.microsoft.com/office/word/2010/wordprocessingShape" xmlns:a14="http://schemas.microsoft.com/office/drawing/2010/main" val="0"/>
+                          <a14:useLocalDpi xmlns:a14="http://schemas.microsoft.com/office/drawing/2010/main" xmlns:wps="http://schemas.microsoft.com/office/word/2010/wordprocessingShape" xmlns:wpi="http://schemas.microsoft.com/office/word/2010/wordprocessingInk" xmlns:wpg="http://schemas.microsoft.com/office/word/2010/wordprocessingGroup" xmlns:w16se="http://schemas.microsoft.com/office/word/2015/wordml/symex" xmlns:w15="http://schemas.microsoft.com/office/word/2012/wordml" xmlns:w14="http://schemas.microsoft.com/office/word/2010/wordml" xmlns:w="http://schemas.openxmlformats.org/wordprocessingml/2006/main" xmlns:w10="urn:schemas-microsoft-com:office:word" xmlns:wp14="http://schemas.microsoft.com/office/word/2010/wordprocessingDrawing" xmlns:v="urn:schemas-microsoft-com:vml" xmlns:o="urn:schemas-microsoft-com:office:office" xmlns:aink="http://schemas.microsoft.com/office/drawing/2016/ink" xmlns:mc="http://schemas.openxmlformats.org/markup-compatibility/2006" xmlns:cx8="http://schemas.microsoft.com/office/drawing/2016/5/14/chartex" xmlns:cx7="http://schemas.microsoft.com/office/drawing/2016/5/13/chartex" xmlns:cx6="http://schemas.microsoft.com/office/drawing/2016/5/12/chartex" xmlns:cx5="http://schemas.microsoft.com/office/drawing/2016/5/11/chartex" xmlns:cx4="http://schemas.microsoft.com/office/drawing/2016/5/10/chartex" xmlns:cx3="http://schemas.microsoft.com/office/drawing/2016/5/9/chartex" xmlns:cx2="http://schemas.microsoft.com/office/drawing/2015/10/21/chartex" xmlns:cx1="http://schemas.microsoft.com/office/drawing/2015/9/8/chartex" xmlns:cx="http://schemas.microsoft.com/office/drawing/2014/chartex" xmlns:wpc="http://schemas.microsoft.com/office/word/2010/wordprocessingCanvas" xmlns="" val="0"/>
                         </a:ext>
                       </a:extLst>
                     </a:blip>
@@ -13426,7 +13435,7 @@
                     <a:blip r:embed="rId18">
                       <a:extLst>
                         <a:ext uri="{28A0092B-C50C-407E-A947-70E740481C1C}">
-                          <a14:useLocalDpi xmlns="" xmlns:wpc="http://schemas.microsoft.com/office/word/2010/wordprocessingCanvas" xmlns:cx="http://schemas.microsoft.com/office/drawing/2014/chartex" xmlns:cx1="http://schemas.microsoft.com/office/drawing/2015/9/8/chartex" xmlns:cx2="http://schemas.microsoft.com/office/drawing/2015/10/21/chartex" xmlns:cx3="http://schemas.microsoft.com/office/drawing/2016/5/9/chartex" xmlns:cx4="http://schemas.microsoft.com/office/drawing/2016/5/10/chartex" xmlns:cx5="http://schemas.microsoft.com/office/drawing/2016/5/11/chartex" xmlns:cx6="http://schemas.microsoft.com/office/drawing/2016/5/12/chartex" xmlns:cx7="http://schemas.microsoft.com/office/drawing/2016/5/13/chartex" xmlns:cx8="http://schemas.microsoft.com/office/drawing/2016/5/14/chartex" xmlns:mc="http://schemas.openxmlformats.org/markup-compatibility/2006" xmlns:aink="http://schemas.microsoft.com/office/drawing/2016/ink" xmlns:o="urn:schemas-microsoft-com:office:office" xmlns:v="urn:schemas-microsoft-com:vml" xmlns:wp14="http://schemas.microsoft.com/office/word/2010/wordprocessingDrawing" xmlns:w10="urn:schemas-microsoft-com:office:word" xmlns:w="http://schemas.openxmlformats.org/wordprocessingml/2006/main" xmlns:w14="http://schemas.microsoft.com/office/word/2010/wordml" xmlns:w15="http://schemas.microsoft.com/office/word/2012/wordml" xmlns:w16se="http://schemas.microsoft.com/office/word/2015/wordml/symex" xmlns:wpg="http://schemas.microsoft.com/office/word/2010/wordprocessingGroup" xmlns:wpi="http://schemas.microsoft.com/office/word/2010/wordprocessingInk" xmlns:wps="http://schemas.microsoft.com/office/word/2010/wordprocessingShape" xmlns:a14="http://schemas.microsoft.com/office/drawing/2010/main" val="0"/>
+                          <a14:useLocalDpi xmlns:a14="http://schemas.microsoft.com/office/drawing/2010/main" xmlns:wps="http://schemas.microsoft.com/office/word/2010/wordprocessingShape" xmlns:wpi="http://schemas.microsoft.com/office/word/2010/wordprocessingInk" xmlns:wpg="http://schemas.microsoft.com/office/word/2010/wordprocessingGroup" xmlns:w16se="http://schemas.microsoft.com/office/word/2015/wordml/symex" xmlns:w15="http://schemas.microsoft.com/office/word/2012/wordml" xmlns:w14="http://schemas.microsoft.com/office/word/2010/wordml" xmlns:w="http://schemas.openxmlformats.org/wordprocessingml/2006/main" xmlns:w10="urn:schemas-microsoft-com:office:word" xmlns:wp14="http://schemas.microsoft.com/office/word/2010/wordprocessingDrawing" xmlns:v="urn:schemas-microsoft-com:vml" xmlns:o="urn:schemas-microsoft-com:office:office" xmlns:aink="http://schemas.microsoft.com/office/drawing/2016/ink" xmlns:mc="http://schemas.openxmlformats.org/markup-compatibility/2006" xmlns:cx8="http://schemas.microsoft.com/office/drawing/2016/5/14/chartex" xmlns:cx7="http://schemas.microsoft.com/office/drawing/2016/5/13/chartex" xmlns:cx6="http://schemas.microsoft.com/office/drawing/2016/5/12/chartex" xmlns:cx5="http://schemas.microsoft.com/office/drawing/2016/5/11/chartex" xmlns:cx4="http://schemas.microsoft.com/office/drawing/2016/5/10/chartex" xmlns:cx3="http://schemas.microsoft.com/office/drawing/2016/5/9/chartex" xmlns:cx2="http://schemas.microsoft.com/office/drawing/2015/10/21/chartex" xmlns:cx1="http://schemas.microsoft.com/office/drawing/2015/9/8/chartex" xmlns:cx="http://schemas.microsoft.com/office/drawing/2014/chartex" xmlns:wpc="http://schemas.microsoft.com/office/word/2010/wordprocessingCanvas" xmlns="" val="0"/>
                         </a:ext>
                       </a:extLst>
                     </a:blip>
@@ -15604,7 +15613,7 @@
                     <a:blip r:embed="rId18">
                       <a:extLst>
                         <a:ext uri="{28A0092B-C50C-407E-A947-70E740481C1C}">
-                          <a14:useLocalDpi xmlns="" xmlns:wpc="http://schemas.microsoft.com/office/word/2010/wordprocessingCanvas" xmlns:cx="http://schemas.microsoft.com/office/drawing/2014/chartex" xmlns:cx1="http://schemas.microsoft.com/office/drawing/2015/9/8/chartex" xmlns:cx2="http://schemas.microsoft.com/office/drawing/2015/10/21/chartex" xmlns:cx3="http://schemas.microsoft.com/office/drawing/2016/5/9/chartex" xmlns:cx4="http://schemas.microsoft.com/office/drawing/2016/5/10/chartex" xmlns:cx5="http://schemas.microsoft.com/office/drawing/2016/5/11/chartex" xmlns:cx6="http://schemas.microsoft.com/office/drawing/2016/5/12/chartex" xmlns:cx7="http://schemas.microsoft.com/office/drawing/2016/5/13/chartex" xmlns:cx8="http://schemas.microsoft.com/office/drawing/2016/5/14/chartex" xmlns:mc="http://schemas.openxmlformats.org/markup-compatibility/2006" xmlns:aink="http://schemas.microsoft.com/office/drawing/2016/ink" xmlns:o="urn:schemas-microsoft-com:office:office" xmlns:v="urn:schemas-microsoft-com:vml" xmlns:wp14="http://schemas.microsoft.com/office/word/2010/wordprocessingDrawing" xmlns:w10="urn:schemas-microsoft-com:office:word" xmlns:w="http://schemas.openxmlformats.org/wordprocessingml/2006/main" xmlns:w14="http://schemas.microsoft.com/office/word/2010/wordml" xmlns:w15="http://schemas.microsoft.com/office/word/2012/wordml" xmlns:w16se="http://schemas.microsoft.com/office/word/2015/wordml/symex" xmlns:wpg="http://schemas.microsoft.com/office/word/2010/wordprocessingGroup" xmlns:wpi="http://schemas.microsoft.com/office/word/2010/wordprocessingInk" xmlns:wps="http://schemas.microsoft.com/office/word/2010/wordprocessingShape" xmlns:a14="http://schemas.microsoft.com/office/drawing/2010/main" val="0"/>
+                          <a14:useLocalDpi xmlns:a14="http://schemas.microsoft.com/office/drawing/2010/main" xmlns:wps="http://schemas.microsoft.com/office/word/2010/wordprocessingShape" xmlns:wpi="http://schemas.microsoft.com/office/word/2010/wordprocessingInk" xmlns:wpg="http://schemas.microsoft.com/office/word/2010/wordprocessingGroup" xmlns:w16se="http://schemas.microsoft.com/office/word/2015/wordml/symex" xmlns:w15="http://schemas.microsoft.com/office/word/2012/wordml" xmlns:w14="http://schemas.microsoft.com/office/word/2010/wordml" xmlns:w="http://schemas.openxmlformats.org/wordprocessingml/2006/main" xmlns:w10="urn:schemas-microsoft-com:office:word" xmlns:wp14="http://schemas.microsoft.com/office/word/2010/wordprocessingDrawing" xmlns:v="urn:schemas-microsoft-com:vml" xmlns:o="urn:schemas-microsoft-com:office:office" xmlns:aink="http://schemas.microsoft.com/office/drawing/2016/ink" xmlns:mc="http://schemas.openxmlformats.org/markup-compatibility/2006" xmlns:cx8="http://schemas.microsoft.com/office/drawing/2016/5/14/chartex" xmlns:cx7="http://schemas.microsoft.com/office/drawing/2016/5/13/chartex" xmlns:cx6="http://schemas.microsoft.com/office/drawing/2016/5/12/chartex" xmlns:cx5="http://schemas.microsoft.com/office/drawing/2016/5/11/chartex" xmlns:cx4="http://schemas.microsoft.com/office/drawing/2016/5/10/chartex" xmlns:cx3="http://schemas.microsoft.com/office/drawing/2016/5/9/chartex" xmlns:cx2="http://schemas.microsoft.com/office/drawing/2015/10/21/chartex" xmlns:cx1="http://schemas.microsoft.com/office/drawing/2015/9/8/chartex" xmlns:cx="http://schemas.microsoft.com/office/drawing/2014/chartex" xmlns:wpc="http://schemas.microsoft.com/office/word/2010/wordprocessingCanvas" xmlns="" val="0"/>
                         </a:ext>
                       </a:extLst>
                     </a:blip>
@@ -15892,7 +15901,7 @@
                     <a:blip r:embed="rId18">
                       <a:extLst>
                         <a:ext uri="{28A0092B-C50C-407E-A947-70E740481C1C}">
-                          <a14:useLocalDpi xmlns="" xmlns:wpc="http://schemas.microsoft.com/office/word/2010/wordprocessingCanvas" xmlns:cx="http://schemas.microsoft.com/office/drawing/2014/chartex" xmlns:cx1="http://schemas.microsoft.com/office/drawing/2015/9/8/chartex" xmlns:cx2="http://schemas.microsoft.com/office/drawing/2015/10/21/chartex" xmlns:cx3="http://schemas.microsoft.com/office/drawing/2016/5/9/chartex" xmlns:cx4="http://schemas.microsoft.com/office/drawing/2016/5/10/chartex" xmlns:cx5="http://schemas.microsoft.com/office/drawing/2016/5/11/chartex" xmlns:cx6="http://schemas.microsoft.com/office/drawing/2016/5/12/chartex" xmlns:cx7="http://schemas.microsoft.com/office/drawing/2016/5/13/chartex" xmlns:cx8="http://schemas.microsoft.com/office/drawing/2016/5/14/chartex" xmlns:mc="http://schemas.openxmlformats.org/markup-compatibility/2006" xmlns:aink="http://schemas.microsoft.com/office/drawing/2016/ink" xmlns:o="urn:schemas-microsoft-com:office:office" xmlns:v="urn:schemas-microsoft-com:vml" xmlns:wp14="http://schemas.microsoft.com/office/word/2010/wordprocessingDrawing" xmlns:w10="urn:schemas-microsoft-com:office:word" xmlns:w="http://schemas.openxmlformats.org/wordprocessingml/2006/main" xmlns:w14="http://schemas.microsoft.com/office/word/2010/wordml" xmlns:w15="http://schemas.microsoft.com/office/word/2012/wordml" xmlns:w16se="http://schemas.microsoft.com/office/word/2015/wordml/symex" xmlns:wpg="http://schemas.microsoft.com/office/word/2010/wordprocessingGroup" xmlns:wpi="http://schemas.microsoft.com/office/word/2010/wordprocessingInk" xmlns:wps="http://schemas.microsoft.com/office/word/2010/wordprocessingShape" xmlns:a14="http://schemas.microsoft.com/office/drawing/2010/main" val="0"/>
+                          <a14:useLocalDpi xmlns:a14="http://schemas.microsoft.com/office/drawing/2010/main" xmlns:wps="http://schemas.microsoft.com/office/word/2010/wordprocessingShape" xmlns:wpi="http://schemas.microsoft.com/office/word/2010/wordprocessingInk" xmlns:wpg="http://schemas.microsoft.com/office/word/2010/wordprocessingGroup" xmlns:w16se="http://schemas.microsoft.com/office/word/2015/wordml/symex" xmlns:w15="http://schemas.microsoft.com/office/word/2012/wordml" xmlns:w14="http://schemas.microsoft.com/office/word/2010/wordml" xmlns:w="http://schemas.openxmlformats.org/wordprocessingml/2006/main" xmlns:w10="urn:schemas-microsoft-com:office:word" xmlns:wp14="http://schemas.microsoft.com/office/word/2010/wordprocessingDrawing" xmlns:v="urn:schemas-microsoft-com:vml" xmlns:o="urn:schemas-microsoft-com:office:office" xmlns:aink="http://schemas.microsoft.com/office/drawing/2016/ink" xmlns:mc="http://schemas.openxmlformats.org/markup-compatibility/2006" xmlns:cx8="http://schemas.microsoft.com/office/drawing/2016/5/14/chartex" xmlns:cx7="http://schemas.microsoft.com/office/drawing/2016/5/13/chartex" xmlns:cx6="http://schemas.microsoft.com/office/drawing/2016/5/12/chartex" xmlns:cx5="http://schemas.microsoft.com/office/drawing/2016/5/11/chartex" xmlns:cx4="http://schemas.microsoft.com/office/drawing/2016/5/10/chartex" xmlns:cx3="http://schemas.microsoft.com/office/drawing/2016/5/9/chartex" xmlns:cx2="http://schemas.microsoft.com/office/drawing/2015/10/21/chartex" xmlns:cx1="http://schemas.microsoft.com/office/drawing/2015/9/8/chartex" xmlns:cx="http://schemas.microsoft.com/office/drawing/2014/chartex" xmlns:wpc="http://schemas.microsoft.com/office/word/2010/wordprocessingCanvas" xmlns="" val="0"/>
                         </a:ext>
                       </a:extLst>
                     </a:blip>
@@ -16756,7 +16765,7 @@
                     <a:blip r:embed="rId18">
                       <a:extLst>
                         <a:ext uri="{28A0092B-C50C-407E-A947-70E740481C1C}">
-                          <a14:useLocalDpi xmlns="" xmlns:wpc="http://schemas.microsoft.com/office/word/2010/wordprocessingCanvas" xmlns:cx="http://schemas.microsoft.com/office/drawing/2014/chartex" xmlns:cx1="http://schemas.microsoft.com/office/drawing/2015/9/8/chartex" xmlns:cx2="http://schemas.microsoft.com/office/drawing/2015/10/21/chartex" xmlns:cx3="http://schemas.microsoft.com/office/drawing/2016/5/9/chartex" xmlns:cx4="http://schemas.microsoft.com/office/drawing/2016/5/10/chartex" xmlns:cx5="http://schemas.microsoft.com/office/drawing/2016/5/11/chartex" xmlns:cx6="http://schemas.microsoft.com/office/drawing/2016/5/12/chartex" xmlns:cx7="http://schemas.microsoft.com/office/drawing/2016/5/13/chartex" xmlns:cx8="http://schemas.microsoft.com/office/drawing/2016/5/14/chartex" xmlns:mc="http://schemas.openxmlformats.org/markup-compatibility/2006" xmlns:aink="http://schemas.microsoft.com/office/drawing/2016/ink" xmlns:o="urn:schemas-microsoft-com:office:office" xmlns:v="urn:schemas-microsoft-com:vml" xmlns:wp14="http://schemas.microsoft.com/office/word/2010/wordprocessingDrawing" xmlns:w10="urn:schemas-microsoft-com:office:word" xmlns:w="http://schemas.openxmlformats.org/wordprocessingml/2006/main" xmlns:w14="http://schemas.microsoft.com/office/word/2010/wordml" xmlns:w15="http://schemas.microsoft.com/office/word/2012/wordml" xmlns:w16se="http://schemas.microsoft.com/office/word/2015/wordml/symex" xmlns:wpg="http://schemas.microsoft.com/office/word/2010/wordprocessingGroup" xmlns:wpi="http://schemas.microsoft.com/office/word/2010/wordprocessingInk" xmlns:wps="http://schemas.microsoft.com/office/word/2010/wordprocessingShape" xmlns:a14="http://schemas.microsoft.com/office/drawing/2010/main" val="0"/>
+                          <a14:useLocalDpi xmlns:a14="http://schemas.microsoft.com/office/drawing/2010/main" xmlns:wps="http://schemas.microsoft.com/office/word/2010/wordprocessingShape" xmlns:wpi="http://schemas.microsoft.com/office/word/2010/wordprocessingInk" xmlns:wpg="http://schemas.microsoft.com/office/word/2010/wordprocessingGroup" xmlns:w16se="http://schemas.microsoft.com/office/word/2015/wordml/symex" xmlns:w15="http://schemas.microsoft.com/office/word/2012/wordml" xmlns:w14="http://schemas.microsoft.com/office/word/2010/wordml" xmlns:w="http://schemas.openxmlformats.org/wordprocessingml/2006/main" xmlns:w10="urn:schemas-microsoft-com:office:word" xmlns:wp14="http://schemas.microsoft.com/office/word/2010/wordprocessingDrawing" xmlns:v="urn:schemas-microsoft-com:vml" xmlns:o="urn:schemas-microsoft-com:office:office" xmlns:aink="http://schemas.microsoft.com/office/drawing/2016/ink" xmlns:mc="http://schemas.openxmlformats.org/markup-compatibility/2006" xmlns:cx8="http://schemas.microsoft.com/office/drawing/2016/5/14/chartex" xmlns:cx7="http://schemas.microsoft.com/office/drawing/2016/5/13/chartex" xmlns:cx6="http://schemas.microsoft.com/office/drawing/2016/5/12/chartex" xmlns:cx5="http://schemas.microsoft.com/office/drawing/2016/5/11/chartex" xmlns:cx4="http://schemas.microsoft.com/office/drawing/2016/5/10/chartex" xmlns:cx3="http://schemas.microsoft.com/office/drawing/2016/5/9/chartex" xmlns:cx2="http://schemas.microsoft.com/office/drawing/2015/10/21/chartex" xmlns:cx1="http://schemas.microsoft.com/office/drawing/2015/9/8/chartex" xmlns:cx="http://schemas.microsoft.com/office/drawing/2014/chartex" xmlns:wpc="http://schemas.microsoft.com/office/word/2010/wordprocessingCanvas" xmlns="" val="0"/>
                         </a:ext>
                       </a:extLst>
                     </a:blip>
@@ -18866,7 +18875,7 @@
                     <a:blip r:embed="rId18">
                       <a:extLst>
                         <a:ext uri="{28A0092B-C50C-407E-A947-70E740481C1C}">
-                          <a14:useLocalDpi xmlns="" xmlns:wpc="http://schemas.microsoft.com/office/word/2010/wordprocessingCanvas" xmlns:cx="http://schemas.microsoft.com/office/drawing/2014/chartex" xmlns:cx1="http://schemas.microsoft.com/office/drawing/2015/9/8/chartex" xmlns:cx2="http://schemas.microsoft.com/office/drawing/2015/10/21/chartex" xmlns:cx3="http://schemas.microsoft.com/office/drawing/2016/5/9/chartex" xmlns:cx4="http://schemas.microsoft.com/office/drawing/2016/5/10/chartex" xmlns:cx5="http://schemas.microsoft.com/office/drawing/2016/5/11/chartex" xmlns:cx6="http://schemas.microsoft.com/office/drawing/2016/5/12/chartex" xmlns:cx7="http://schemas.microsoft.com/office/drawing/2016/5/13/chartex" xmlns:cx8="http://schemas.microsoft.com/office/drawing/2016/5/14/chartex" xmlns:mc="http://schemas.openxmlformats.org/markup-compatibility/2006" xmlns:aink="http://schemas.microsoft.com/office/drawing/2016/ink" xmlns:o="urn:schemas-microsoft-com:office:office" xmlns:v="urn:schemas-microsoft-com:vml" xmlns:wp14="http://schemas.microsoft.com/office/word/2010/wordprocessingDrawing" xmlns:w10="urn:schemas-microsoft-com:office:word" xmlns:w="http://schemas.openxmlformats.org/wordprocessingml/2006/main" xmlns:w14="http://schemas.microsoft.com/office/word/2010/wordml" xmlns:w15="http://schemas.microsoft.com/office/word/2012/wordml" xmlns:w16se="http://schemas.microsoft.com/office/word/2015/wordml/symex" xmlns:wpg="http://schemas.microsoft.com/office/word/2010/wordprocessingGroup" xmlns:wpi="http://schemas.microsoft.com/office/word/2010/wordprocessingInk" xmlns:wps="http://schemas.microsoft.com/office/word/2010/wordprocessingShape" xmlns:a14="http://schemas.microsoft.com/office/drawing/2010/main" val="0"/>
+                          <a14:useLocalDpi xmlns:a14="http://schemas.microsoft.com/office/drawing/2010/main" xmlns:wps="http://schemas.microsoft.com/office/word/2010/wordprocessingShape" xmlns:wpi="http://schemas.microsoft.com/office/word/2010/wordprocessingInk" xmlns:wpg="http://schemas.microsoft.com/office/word/2010/wordprocessingGroup" xmlns:w16se="http://schemas.microsoft.com/office/word/2015/wordml/symex" xmlns:w15="http://schemas.microsoft.com/office/word/2012/wordml" xmlns:w14="http://schemas.microsoft.com/office/word/2010/wordml" xmlns:w="http://schemas.openxmlformats.org/wordprocessingml/2006/main" xmlns:w10="urn:schemas-microsoft-com:office:word" xmlns:wp14="http://schemas.microsoft.com/office/word/2010/wordprocessingDrawing" xmlns:v="urn:schemas-microsoft-com:vml" xmlns:o="urn:schemas-microsoft-com:office:office" xmlns:aink="http://schemas.microsoft.com/office/drawing/2016/ink" xmlns:mc="http://schemas.openxmlformats.org/markup-compatibility/2006" xmlns:cx8="http://schemas.microsoft.com/office/drawing/2016/5/14/chartex" xmlns:cx7="http://schemas.microsoft.com/office/drawing/2016/5/13/chartex" xmlns:cx6="http://schemas.microsoft.com/office/drawing/2016/5/12/chartex" xmlns:cx5="http://schemas.microsoft.com/office/drawing/2016/5/11/chartex" xmlns:cx4="http://schemas.microsoft.com/office/drawing/2016/5/10/chartex" xmlns:cx3="http://schemas.microsoft.com/office/drawing/2016/5/9/chartex" xmlns:cx2="http://schemas.microsoft.com/office/drawing/2015/10/21/chartex" xmlns:cx1="http://schemas.microsoft.com/office/drawing/2015/9/8/chartex" xmlns:cx="http://schemas.microsoft.com/office/drawing/2014/chartex" xmlns:wpc="http://schemas.microsoft.com/office/word/2010/wordprocessingCanvas" xmlns="" val="0"/>
                         </a:ext>
                       </a:extLst>
                     </a:blip>
@@ -22475,7 +22484,7 @@
                     <a:blip r:embed="rId18">
                       <a:extLst>
                         <a:ext uri="{28A0092B-C50C-407E-A947-70E740481C1C}">
-                          <a14:useLocalDpi xmlns="" xmlns:wpc="http://schemas.microsoft.com/office/word/2010/wordprocessingCanvas" xmlns:cx="http://schemas.microsoft.com/office/drawing/2014/chartex" xmlns:cx1="http://schemas.microsoft.com/office/drawing/2015/9/8/chartex" xmlns:cx2="http://schemas.microsoft.com/office/drawing/2015/10/21/chartex" xmlns:cx3="http://schemas.microsoft.com/office/drawing/2016/5/9/chartex" xmlns:cx4="http://schemas.microsoft.com/office/drawing/2016/5/10/chartex" xmlns:cx5="http://schemas.microsoft.com/office/drawing/2016/5/11/chartex" xmlns:cx6="http://schemas.microsoft.com/office/drawing/2016/5/12/chartex" xmlns:cx7="http://schemas.microsoft.com/office/drawing/2016/5/13/chartex" xmlns:cx8="http://schemas.microsoft.com/office/drawing/2016/5/14/chartex" xmlns:mc="http://schemas.openxmlformats.org/markup-compatibility/2006" xmlns:aink="http://schemas.microsoft.com/office/drawing/2016/ink" xmlns:o="urn:schemas-microsoft-com:office:office" xmlns:v="urn:schemas-microsoft-com:vml" xmlns:wp14="http://schemas.microsoft.com/office/word/2010/wordprocessingDrawing" xmlns:w10="urn:schemas-microsoft-com:office:word" xmlns:w="http://schemas.openxmlformats.org/wordprocessingml/2006/main" xmlns:w14="http://schemas.microsoft.com/office/word/2010/wordml" xmlns:w15="http://schemas.microsoft.com/office/word/2012/wordml" xmlns:w16se="http://schemas.microsoft.com/office/word/2015/wordml/symex" xmlns:wpg="http://schemas.microsoft.com/office/word/2010/wordprocessingGroup" xmlns:wpi="http://schemas.microsoft.com/office/word/2010/wordprocessingInk" xmlns:wps="http://schemas.microsoft.com/office/word/2010/wordprocessingShape" xmlns:a14="http://schemas.microsoft.com/office/drawing/2010/main" val="0"/>
+                          <a14:useLocalDpi xmlns:a14="http://schemas.microsoft.com/office/drawing/2010/main" xmlns:wps="http://schemas.microsoft.com/office/word/2010/wordprocessingShape" xmlns:wpi="http://schemas.microsoft.com/office/word/2010/wordprocessingInk" xmlns:wpg="http://schemas.microsoft.com/office/word/2010/wordprocessingGroup" xmlns:w16se="http://schemas.microsoft.com/office/word/2015/wordml/symex" xmlns:w15="http://schemas.microsoft.com/office/word/2012/wordml" xmlns:w14="http://schemas.microsoft.com/office/word/2010/wordml" xmlns:w="http://schemas.openxmlformats.org/wordprocessingml/2006/main" xmlns:w10="urn:schemas-microsoft-com:office:word" xmlns:wp14="http://schemas.microsoft.com/office/word/2010/wordprocessingDrawing" xmlns:v="urn:schemas-microsoft-com:vml" xmlns:o="urn:schemas-microsoft-com:office:office" xmlns:aink="http://schemas.microsoft.com/office/drawing/2016/ink" xmlns:mc="http://schemas.openxmlformats.org/markup-compatibility/2006" xmlns:cx8="http://schemas.microsoft.com/office/drawing/2016/5/14/chartex" xmlns:cx7="http://schemas.microsoft.com/office/drawing/2016/5/13/chartex" xmlns:cx6="http://schemas.microsoft.com/office/drawing/2016/5/12/chartex" xmlns:cx5="http://schemas.microsoft.com/office/drawing/2016/5/11/chartex" xmlns:cx4="http://schemas.microsoft.com/office/drawing/2016/5/10/chartex" xmlns:cx3="http://schemas.microsoft.com/office/drawing/2016/5/9/chartex" xmlns:cx2="http://schemas.microsoft.com/office/drawing/2015/10/21/chartex" xmlns:cx1="http://schemas.microsoft.com/office/drawing/2015/9/8/chartex" xmlns:cx="http://schemas.microsoft.com/office/drawing/2014/chartex" xmlns:wpc="http://schemas.microsoft.com/office/word/2010/wordprocessingCanvas" xmlns="" val="0"/>
                         </a:ext>
                       </a:extLst>
                     </a:blip>
@@ -23371,7 +23380,7 @@
                     <a:blip r:embed="rId18">
                       <a:extLst>
                         <a:ext uri="{28A0092B-C50C-407E-A947-70E740481C1C}">
-                          <a14:useLocalDpi xmlns="" xmlns:wpc="http://schemas.microsoft.com/office/word/2010/wordprocessingCanvas" xmlns:cx="http://schemas.microsoft.com/office/drawing/2014/chartex" xmlns:cx1="http://schemas.microsoft.com/office/drawing/2015/9/8/chartex" xmlns:cx2="http://schemas.microsoft.com/office/drawing/2015/10/21/chartex" xmlns:cx3="http://schemas.microsoft.com/office/drawing/2016/5/9/chartex" xmlns:cx4="http://schemas.microsoft.com/office/drawing/2016/5/10/chartex" xmlns:cx5="http://schemas.microsoft.com/office/drawing/2016/5/11/chartex" xmlns:cx6="http://schemas.microsoft.com/office/drawing/2016/5/12/chartex" xmlns:cx7="http://schemas.microsoft.com/office/drawing/2016/5/13/chartex" xmlns:cx8="http://schemas.microsoft.com/office/drawing/2016/5/14/chartex" xmlns:mc="http://schemas.openxmlformats.org/markup-compatibility/2006" xmlns:aink="http://schemas.microsoft.com/office/drawing/2016/ink" xmlns:o="urn:schemas-microsoft-com:office:office" xmlns:v="urn:schemas-microsoft-com:vml" xmlns:wp14="http://schemas.microsoft.com/office/word/2010/wordprocessingDrawing" xmlns:w10="urn:schemas-microsoft-com:office:word" xmlns:w="http://schemas.openxmlformats.org/wordprocessingml/2006/main" xmlns:w14="http://schemas.microsoft.com/office/word/2010/wordml" xmlns:w15="http://schemas.microsoft.com/office/word/2012/wordml" xmlns:w16se="http://schemas.microsoft.com/office/word/2015/wordml/symex" xmlns:wpg="http://schemas.microsoft.com/office/word/2010/wordprocessingGroup" xmlns:wpi="http://schemas.microsoft.com/office/word/2010/wordprocessingInk" xmlns:wps="http://schemas.microsoft.com/office/word/2010/wordprocessingShape" xmlns:a14="http://schemas.microsoft.com/office/drawing/2010/main" val="0"/>
+                          <a14:useLocalDpi xmlns:a14="http://schemas.microsoft.com/office/drawing/2010/main" xmlns:wps="http://schemas.microsoft.com/office/word/2010/wordprocessingShape" xmlns:wpi="http://schemas.microsoft.com/office/word/2010/wordprocessingInk" xmlns:wpg="http://schemas.microsoft.com/office/word/2010/wordprocessingGroup" xmlns:w16se="http://schemas.microsoft.com/office/word/2015/wordml/symex" xmlns:w15="http://schemas.microsoft.com/office/word/2012/wordml" xmlns:w14="http://schemas.microsoft.com/office/word/2010/wordml" xmlns:w="http://schemas.openxmlformats.org/wordprocessingml/2006/main" xmlns:w10="urn:schemas-microsoft-com:office:word" xmlns:wp14="http://schemas.microsoft.com/office/word/2010/wordprocessingDrawing" xmlns:v="urn:schemas-microsoft-com:vml" xmlns:o="urn:schemas-microsoft-com:office:office" xmlns:aink="http://schemas.microsoft.com/office/drawing/2016/ink" xmlns:mc="http://schemas.openxmlformats.org/markup-compatibility/2006" xmlns:cx8="http://schemas.microsoft.com/office/drawing/2016/5/14/chartex" xmlns:cx7="http://schemas.microsoft.com/office/drawing/2016/5/13/chartex" xmlns:cx6="http://schemas.microsoft.com/office/drawing/2016/5/12/chartex" xmlns:cx5="http://schemas.microsoft.com/office/drawing/2016/5/11/chartex" xmlns:cx4="http://schemas.microsoft.com/office/drawing/2016/5/10/chartex" xmlns:cx3="http://schemas.microsoft.com/office/drawing/2016/5/9/chartex" xmlns:cx2="http://schemas.microsoft.com/office/drawing/2015/10/21/chartex" xmlns:cx1="http://schemas.microsoft.com/office/drawing/2015/9/8/chartex" xmlns:cx="http://schemas.microsoft.com/office/drawing/2014/chartex" xmlns:wpc="http://schemas.microsoft.com/office/word/2010/wordprocessingCanvas" xmlns="" val="0"/>
                         </a:ext>
                       </a:extLst>
                     </a:blip>
@@ -27324,7 +27333,7 @@
                     <a:blip r:embed="rId18">
                       <a:extLst>
                         <a:ext uri="{28A0092B-C50C-407E-A947-70E740481C1C}">
-                          <a14:useLocalDpi xmlns="" xmlns:wpc="http://schemas.microsoft.com/office/word/2010/wordprocessingCanvas" xmlns:cx="http://schemas.microsoft.com/office/drawing/2014/chartex" xmlns:cx1="http://schemas.microsoft.com/office/drawing/2015/9/8/chartex" xmlns:cx2="http://schemas.microsoft.com/office/drawing/2015/10/21/chartex" xmlns:cx3="http://schemas.microsoft.com/office/drawing/2016/5/9/chartex" xmlns:cx4="http://schemas.microsoft.com/office/drawing/2016/5/10/chartex" xmlns:cx5="http://schemas.microsoft.com/office/drawing/2016/5/11/chartex" xmlns:cx6="http://schemas.microsoft.com/office/drawing/2016/5/12/chartex" xmlns:cx7="http://schemas.microsoft.com/office/drawing/2016/5/13/chartex" xmlns:cx8="http://schemas.microsoft.com/office/drawing/2016/5/14/chartex" xmlns:mc="http://schemas.openxmlformats.org/markup-compatibility/2006" xmlns:aink="http://schemas.microsoft.com/office/drawing/2016/ink" xmlns:o="urn:schemas-microsoft-com:office:office" xmlns:v="urn:schemas-microsoft-com:vml" xmlns:wp14="http://schemas.microsoft.com/office/word/2010/wordprocessingDrawing" xmlns:w10="urn:schemas-microsoft-com:office:word" xmlns:w="http://schemas.openxmlformats.org/wordprocessingml/2006/main" xmlns:w14="http://schemas.microsoft.com/office/word/2010/wordml" xmlns:w15="http://schemas.microsoft.com/office/word/2012/wordml" xmlns:w16se="http://schemas.microsoft.com/office/word/2015/wordml/symex" xmlns:wpg="http://schemas.microsoft.com/office/word/2010/wordprocessingGroup" xmlns:wpi="http://schemas.microsoft.com/office/word/2010/wordprocessingInk" xmlns:wps="http://schemas.microsoft.com/office/word/2010/wordprocessingShape" xmlns:a14="http://schemas.microsoft.com/office/drawing/2010/main" val="0"/>
+                          <a14:useLocalDpi xmlns:a14="http://schemas.microsoft.com/office/drawing/2010/main" xmlns:wps="http://schemas.microsoft.com/office/word/2010/wordprocessingShape" xmlns:wpi="http://schemas.microsoft.com/office/word/2010/wordprocessingInk" xmlns:wpg="http://schemas.microsoft.com/office/word/2010/wordprocessingGroup" xmlns:w16se="http://schemas.microsoft.com/office/word/2015/wordml/symex" xmlns:w15="http://schemas.microsoft.com/office/word/2012/wordml" xmlns:w14="http://schemas.microsoft.com/office/word/2010/wordml" xmlns:w="http://schemas.openxmlformats.org/wordprocessingml/2006/main" xmlns:w10="urn:schemas-microsoft-com:office:word" xmlns:wp14="http://schemas.microsoft.com/office/word/2010/wordprocessingDrawing" xmlns:v="urn:schemas-microsoft-com:vml" xmlns:o="urn:schemas-microsoft-com:office:office" xmlns:aink="http://schemas.microsoft.com/office/drawing/2016/ink" xmlns:mc="http://schemas.openxmlformats.org/markup-compatibility/2006" xmlns:cx8="http://schemas.microsoft.com/office/drawing/2016/5/14/chartex" xmlns:cx7="http://schemas.microsoft.com/office/drawing/2016/5/13/chartex" xmlns:cx6="http://schemas.microsoft.com/office/drawing/2016/5/12/chartex" xmlns:cx5="http://schemas.microsoft.com/office/drawing/2016/5/11/chartex" xmlns:cx4="http://schemas.microsoft.com/office/drawing/2016/5/10/chartex" xmlns:cx3="http://schemas.microsoft.com/office/drawing/2016/5/9/chartex" xmlns:cx2="http://schemas.microsoft.com/office/drawing/2015/10/21/chartex" xmlns:cx1="http://schemas.microsoft.com/office/drawing/2015/9/8/chartex" xmlns:cx="http://schemas.microsoft.com/office/drawing/2014/chartex" xmlns:wpc="http://schemas.microsoft.com/office/word/2010/wordprocessingCanvas" xmlns="" val="0"/>
                         </a:ext>
                       </a:extLst>
                     </a:blip>
@@ -28620,7 +28629,7 @@
                     <a:blip r:embed="rId18">
                       <a:extLst>
                         <a:ext uri="{28A0092B-C50C-407E-A947-70E740481C1C}">
-                          <a14:useLocalDpi xmlns="" xmlns:wpc="http://schemas.microsoft.com/office/word/2010/wordprocessingCanvas" xmlns:cx="http://schemas.microsoft.com/office/drawing/2014/chartex" xmlns:cx1="http://schemas.microsoft.com/office/drawing/2015/9/8/chartex" xmlns:cx2="http://schemas.microsoft.com/office/drawing/2015/10/21/chartex" xmlns:cx3="http://schemas.microsoft.com/office/drawing/2016/5/9/chartex" xmlns:cx4="http://schemas.microsoft.com/office/drawing/2016/5/10/chartex" xmlns:cx5="http://schemas.microsoft.com/office/drawing/2016/5/11/chartex" xmlns:cx6="http://schemas.microsoft.com/office/drawing/2016/5/12/chartex" xmlns:cx7="http://schemas.microsoft.com/office/drawing/2016/5/13/chartex" xmlns:cx8="http://schemas.microsoft.com/office/drawing/2016/5/14/chartex" xmlns:mc="http://schemas.openxmlformats.org/markup-compatibility/2006" xmlns:aink="http://schemas.microsoft.com/office/drawing/2016/ink" xmlns:o="urn:schemas-microsoft-com:office:office" xmlns:v="urn:schemas-microsoft-com:vml" xmlns:wp14="http://schemas.microsoft.com/office/word/2010/wordprocessingDrawing" xmlns:w10="urn:schemas-microsoft-com:office:word" xmlns:w="http://schemas.openxmlformats.org/wordprocessingml/2006/main" xmlns:w14="http://schemas.microsoft.com/office/word/2010/wordml" xmlns:w15="http://schemas.microsoft.com/office/word/2012/wordml" xmlns:w16se="http://schemas.microsoft.com/office/word/2015/wordml/symex" xmlns:wpg="http://schemas.microsoft.com/office/word/2010/wordprocessingGroup" xmlns:wpi="http://schemas.microsoft.com/office/word/2010/wordprocessingInk" xmlns:wps="http://schemas.microsoft.com/office/word/2010/wordprocessingShape" xmlns:a14="http://schemas.microsoft.com/office/drawing/2010/main" val="0"/>
+                          <a14:useLocalDpi xmlns:a14="http://schemas.microsoft.com/office/drawing/2010/main" xmlns:wps="http://schemas.microsoft.com/office/word/2010/wordprocessingShape" xmlns:wpi="http://schemas.microsoft.com/office/word/2010/wordprocessingInk" xmlns:wpg="http://schemas.microsoft.com/office/word/2010/wordprocessingGroup" xmlns:w16se="http://schemas.microsoft.com/office/word/2015/wordml/symex" xmlns:w15="http://schemas.microsoft.com/office/word/2012/wordml" xmlns:w14="http://schemas.microsoft.com/office/word/2010/wordml" xmlns:w="http://schemas.openxmlformats.org/wordprocessingml/2006/main" xmlns:w10="urn:schemas-microsoft-com:office:word" xmlns:wp14="http://schemas.microsoft.com/office/word/2010/wordprocessingDrawing" xmlns:v="urn:schemas-microsoft-com:vml" xmlns:o="urn:schemas-microsoft-com:office:office" xmlns:aink="http://schemas.microsoft.com/office/drawing/2016/ink" xmlns:mc="http://schemas.openxmlformats.org/markup-compatibility/2006" xmlns:cx8="http://schemas.microsoft.com/office/drawing/2016/5/14/chartex" xmlns:cx7="http://schemas.microsoft.com/office/drawing/2016/5/13/chartex" xmlns:cx6="http://schemas.microsoft.com/office/drawing/2016/5/12/chartex" xmlns:cx5="http://schemas.microsoft.com/office/drawing/2016/5/11/chartex" xmlns:cx4="http://schemas.microsoft.com/office/drawing/2016/5/10/chartex" xmlns:cx3="http://schemas.microsoft.com/office/drawing/2016/5/9/chartex" xmlns:cx2="http://schemas.microsoft.com/office/drawing/2015/10/21/chartex" xmlns:cx1="http://schemas.microsoft.com/office/drawing/2015/9/8/chartex" xmlns:cx="http://schemas.microsoft.com/office/drawing/2014/chartex" xmlns:wpc="http://schemas.microsoft.com/office/word/2010/wordprocessingCanvas" xmlns="" val="0"/>
                         </a:ext>
                       </a:extLst>
                     </a:blip>
@@ -29004,7 +29013,7 @@
                     <a:blip r:embed="rId18">
                       <a:extLst>
                         <a:ext uri="{28A0092B-C50C-407E-A947-70E740481C1C}">
-                          <a14:useLocalDpi xmlns="" xmlns:wpc="http://schemas.microsoft.com/office/word/2010/wordprocessingCanvas" xmlns:cx="http://schemas.microsoft.com/office/drawing/2014/chartex" xmlns:cx1="http://schemas.microsoft.com/office/drawing/2015/9/8/chartex" xmlns:cx2="http://schemas.microsoft.com/office/drawing/2015/10/21/chartex" xmlns:cx3="http://schemas.microsoft.com/office/drawing/2016/5/9/chartex" xmlns:cx4="http://schemas.microsoft.com/office/drawing/2016/5/10/chartex" xmlns:cx5="http://schemas.microsoft.com/office/drawing/2016/5/11/chartex" xmlns:cx6="http://schemas.microsoft.com/office/drawing/2016/5/12/chartex" xmlns:cx7="http://schemas.microsoft.com/office/drawing/2016/5/13/chartex" xmlns:cx8="http://schemas.microsoft.com/office/drawing/2016/5/14/chartex" xmlns:mc="http://schemas.openxmlformats.org/markup-compatibility/2006" xmlns:aink="http://schemas.microsoft.com/office/drawing/2016/ink" xmlns:o="urn:schemas-microsoft-com:office:office" xmlns:v="urn:schemas-microsoft-com:vml" xmlns:wp14="http://schemas.microsoft.com/office/word/2010/wordprocessingDrawing" xmlns:w10="urn:schemas-microsoft-com:office:word" xmlns:w="http://schemas.openxmlformats.org/wordprocessingml/2006/main" xmlns:w14="http://schemas.microsoft.com/office/word/2010/wordml" xmlns:w15="http://schemas.microsoft.com/office/word/2012/wordml" xmlns:w16se="http://schemas.microsoft.com/office/word/2015/wordml/symex" xmlns:wpg="http://schemas.microsoft.com/office/word/2010/wordprocessingGroup" xmlns:wpi="http://schemas.microsoft.com/office/word/2010/wordprocessingInk" xmlns:wps="http://schemas.microsoft.com/office/word/2010/wordprocessingShape" xmlns:a14="http://schemas.microsoft.com/office/drawing/2010/main" val="0"/>
+                          <a14:useLocalDpi xmlns:a14="http://schemas.microsoft.com/office/drawing/2010/main" xmlns:wps="http://schemas.microsoft.com/office/word/2010/wordprocessingShape" xmlns:wpi="http://schemas.microsoft.com/office/word/2010/wordprocessingInk" xmlns:wpg="http://schemas.microsoft.com/office/word/2010/wordprocessingGroup" xmlns:w16se="http://schemas.microsoft.com/office/word/2015/wordml/symex" xmlns:w15="http://schemas.microsoft.com/office/word/2012/wordml" xmlns:w14="http://schemas.microsoft.com/office/word/2010/wordml" xmlns:w="http://schemas.openxmlformats.org/wordprocessingml/2006/main" xmlns:w10="urn:schemas-microsoft-com:office:word" xmlns:wp14="http://schemas.microsoft.com/office/word/2010/wordprocessingDrawing" xmlns:v="urn:schemas-microsoft-com:vml" xmlns:o="urn:schemas-microsoft-com:office:office" xmlns:aink="http://schemas.microsoft.com/office/drawing/2016/ink" xmlns:mc="http://schemas.openxmlformats.org/markup-compatibility/2006" xmlns:cx8="http://schemas.microsoft.com/office/drawing/2016/5/14/chartex" xmlns:cx7="http://schemas.microsoft.com/office/drawing/2016/5/13/chartex" xmlns:cx6="http://schemas.microsoft.com/office/drawing/2016/5/12/chartex" xmlns:cx5="http://schemas.microsoft.com/office/drawing/2016/5/11/chartex" xmlns:cx4="http://schemas.microsoft.com/office/drawing/2016/5/10/chartex" xmlns:cx3="http://schemas.microsoft.com/office/drawing/2016/5/9/chartex" xmlns:cx2="http://schemas.microsoft.com/office/drawing/2015/10/21/chartex" xmlns:cx1="http://schemas.microsoft.com/office/drawing/2015/9/8/chartex" xmlns:cx="http://schemas.microsoft.com/office/drawing/2014/chartex" xmlns:wpc="http://schemas.microsoft.com/office/word/2010/wordprocessingCanvas" xmlns="" val="0"/>
                         </a:ext>
                       </a:extLst>
                     </a:blip>
@@ -29835,7 +29844,7 @@
                     <a:blip r:embed="rId18">
                       <a:extLst>
                         <a:ext uri="{28A0092B-C50C-407E-A947-70E740481C1C}">
-                          <a14:useLocalDpi xmlns="" xmlns:wpc="http://schemas.microsoft.com/office/word/2010/wordprocessingCanvas" xmlns:cx="http://schemas.microsoft.com/office/drawing/2014/chartex" xmlns:cx1="http://schemas.microsoft.com/office/drawing/2015/9/8/chartex" xmlns:cx2="http://schemas.microsoft.com/office/drawing/2015/10/21/chartex" xmlns:cx3="http://schemas.microsoft.com/office/drawing/2016/5/9/chartex" xmlns:cx4="http://schemas.microsoft.com/office/drawing/2016/5/10/chartex" xmlns:cx5="http://schemas.microsoft.com/office/drawing/2016/5/11/chartex" xmlns:cx6="http://schemas.microsoft.com/office/drawing/2016/5/12/chartex" xmlns:cx7="http://schemas.microsoft.com/office/drawing/2016/5/13/chartex" xmlns:cx8="http://schemas.microsoft.com/office/drawing/2016/5/14/chartex" xmlns:mc="http://schemas.openxmlformats.org/markup-compatibility/2006" xmlns:aink="http://schemas.microsoft.com/office/drawing/2016/ink" xmlns:o="urn:schemas-microsoft-com:office:office" xmlns:v="urn:schemas-microsoft-com:vml" xmlns:wp14="http://schemas.microsoft.com/office/word/2010/wordprocessingDrawing" xmlns:w10="urn:schemas-microsoft-com:office:word" xmlns:w="http://schemas.openxmlformats.org/wordprocessingml/2006/main" xmlns:w14="http://schemas.microsoft.com/office/word/2010/wordml" xmlns:w15="http://schemas.microsoft.com/office/word/2012/wordml" xmlns:w16se="http://schemas.microsoft.com/office/word/2015/wordml/symex" xmlns:wpg="http://schemas.microsoft.com/office/word/2010/wordprocessingGroup" xmlns:wpi="http://schemas.microsoft.com/office/word/2010/wordprocessingInk" xmlns:wps="http://schemas.microsoft.com/office/word/2010/wordprocessingShape" xmlns:a14="http://schemas.microsoft.com/office/drawing/2010/main" val="0"/>
+                          <a14:useLocalDpi xmlns:a14="http://schemas.microsoft.com/office/drawing/2010/main" xmlns:wps="http://schemas.microsoft.com/office/word/2010/wordprocessingShape" xmlns:wpi="http://schemas.microsoft.com/office/word/2010/wordprocessingInk" xmlns:wpg="http://schemas.microsoft.com/office/word/2010/wordprocessingGroup" xmlns:w16se="http://schemas.microsoft.com/office/word/2015/wordml/symex" xmlns:w15="http://schemas.microsoft.com/office/word/2012/wordml" xmlns:w14="http://schemas.microsoft.com/office/word/2010/wordml" xmlns:w="http://schemas.openxmlformats.org/wordprocessingml/2006/main" xmlns:w10="urn:schemas-microsoft-com:office:word" xmlns:wp14="http://schemas.microsoft.com/office/word/2010/wordprocessingDrawing" xmlns:v="urn:schemas-microsoft-com:vml" xmlns:o="urn:schemas-microsoft-com:office:office" xmlns:aink="http://schemas.microsoft.com/office/drawing/2016/ink" xmlns:mc="http://schemas.openxmlformats.org/markup-compatibility/2006" xmlns:cx8="http://schemas.microsoft.com/office/drawing/2016/5/14/chartex" xmlns:cx7="http://schemas.microsoft.com/office/drawing/2016/5/13/chartex" xmlns:cx6="http://schemas.microsoft.com/office/drawing/2016/5/12/chartex" xmlns:cx5="http://schemas.microsoft.com/office/drawing/2016/5/11/chartex" xmlns:cx4="http://schemas.microsoft.com/office/drawing/2016/5/10/chartex" xmlns:cx3="http://schemas.microsoft.com/office/drawing/2016/5/9/chartex" xmlns:cx2="http://schemas.microsoft.com/office/drawing/2015/10/21/chartex" xmlns:cx1="http://schemas.microsoft.com/office/drawing/2015/9/8/chartex" xmlns:cx="http://schemas.microsoft.com/office/drawing/2014/chartex" xmlns:wpc="http://schemas.microsoft.com/office/word/2010/wordprocessingCanvas" xmlns="" val="0"/>
                         </a:ext>
                       </a:extLst>
                     </a:blip>
@@ -30401,7 +30410,7 @@
                     <a:blip r:embed="rId18">
                       <a:extLst>
                         <a:ext uri="{28A0092B-C50C-407E-A947-70E740481C1C}">
-                          <a14:useLocalDpi xmlns="" xmlns:wpc="http://schemas.microsoft.com/office/word/2010/wordprocessingCanvas" xmlns:cx="http://schemas.microsoft.com/office/drawing/2014/chartex" xmlns:cx1="http://schemas.microsoft.com/office/drawing/2015/9/8/chartex" xmlns:cx2="http://schemas.microsoft.com/office/drawing/2015/10/21/chartex" xmlns:cx3="http://schemas.microsoft.com/office/drawing/2016/5/9/chartex" xmlns:cx4="http://schemas.microsoft.com/office/drawing/2016/5/10/chartex" xmlns:cx5="http://schemas.microsoft.com/office/drawing/2016/5/11/chartex" xmlns:cx6="http://schemas.microsoft.com/office/drawing/2016/5/12/chartex" xmlns:cx7="http://schemas.microsoft.com/office/drawing/2016/5/13/chartex" xmlns:cx8="http://schemas.microsoft.com/office/drawing/2016/5/14/chartex" xmlns:mc="http://schemas.openxmlformats.org/markup-compatibility/2006" xmlns:aink="http://schemas.microsoft.com/office/drawing/2016/ink" xmlns:o="urn:schemas-microsoft-com:office:office" xmlns:v="urn:schemas-microsoft-com:vml" xmlns:wp14="http://schemas.microsoft.com/office/word/2010/wordprocessingDrawing" xmlns:w10="urn:schemas-microsoft-com:office:word" xmlns:w="http://schemas.openxmlformats.org/wordprocessingml/2006/main" xmlns:w14="http://schemas.microsoft.com/office/word/2010/wordml" xmlns:w15="http://schemas.microsoft.com/office/word/2012/wordml" xmlns:w16se="http://schemas.microsoft.com/office/word/2015/wordml/symex" xmlns:wpg="http://schemas.microsoft.com/office/word/2010/wordprocessingGroup" xmlns:wpi="http://schemas.microsoft.com/office/word/2010/wordprocessingInk" xmlns:wps="http://schemas.microsoft.com/office/word/2010/wordprocessingShape" xmlns:a14="http://schemas.microsoft.com/office/drawing/2010/main" val="0"/>
+                          <a14:useLocalDpi xmlns:a14="http://schemas.microsoft.com/office/drawing/2010/main" xmlns:wps="http://schemas.microsoft.com/office/word/2010/wordprocessingShape" xmlns:wpi="http://schemas.microsoft.com/office/word/2010/wordprocessingInk" xmlns:wpg="http://schemas.microsoft.com/office/word/2010/wordprocessingGroup" xmlns:w16se="http://schemas.microsoft.com/office/word/2015/wordml/symex" xmlns:w15="http://schemas.microsoft.com/office/word/2012/wordml" xmlns:w14="http://schemas.microsoft.com/office/word/2010/wordml" xmlns:w="http://schemas.openxmlformats.org/wordprocessingml/2006/main" xmlns:w10="urn:schemas-microsoft-com:office:word" xmlns:wp14="http://schemas.microsoft.com/office/word/2010/wordprocessingDrawing" xmlns:v="urn:schemas-microsoft-com:vml" xmlns:o="urn:schemas-microsoft-com:office:office" xmlns:aink="http://schemas.microsoft.com/office/drawing/2016/ink" xmlns:mc="http://schemas.openxmlformats.org/markup-compatibility/2006" xmlns:cx8="http://schemas.microsoft.com/office/drawing/2016/5/14/chartex" xmlns:cx7="http://schemas.microsoft.com/office/drawing/2016/5/13/chartex" xmlns:cx6="http://schemas.microsoft.com/office/drawing/2016/5/12/chartex" xmlns:cx5="http://schemas.microsoft.com/office/drawing/2016/5/11/chartex" xmlns:cx4="http://schemas.microsoft.com/office/drawing/2016/5/10/chartex" xmlns:cx3="http://schemas.microsoft.com/office/drawing/2016/5/9/chartex" xmlns:cx2="http://schemas.microsoft.com/office/drawing/2015/10/21/chartex" xmlns:cx1="http://schemas.microsoft.com/office/drawing/2015/9/8/chartex" xmlns:cx="http://schemas.microsoft.com/office/drawing/2014/chartex" xmlns:wpc="http://schemas.microsoft.com/office/word/2010/wordprocessingCanvas" xmlns="" val="0"/>
                         </a:ext>
                       </a:extLst>
                     </a:blip>
@@ -31632,7 +31641,7 @@
                     <a:blip r:embed="rId18">
                       <a:extLst>
                         <a:ext uri="{28A0092B-C50C-407E-A947-70E740481C1C}">
-                          <a14:useLocalDpi xmlns="" xmlns:wpc="http://schemas.microsoft.com/office/word/2010/wordprocessingCanvas" xmlns:cx="http://schemas.microsoft.com/office/drawing/2014/chartex" xmlns:cx1="http://schemas.microsoft.com/office/drawing/2015/9/8/chartex" xmlns:cx2="http://schemas.microsoft.com/office/drawing/2015/10/21/chartex" xmlns:cx3="http://schemas.microsoft.com/office/drawing/2016/5/9/chartex" xmlns:cx4="http://schemas.microsoft.com/office/drawing/2016/5/10/chartex" xmlns:cx5="http://schemas.microsoft.com/office/drawing/2016/5/11/chartex" xmlns:cx6="http://schemas.microsoft.com/office/drawing/2016/5/12/chartex" xmlns:cx7="http://schemas.microsoft.com/office/drawing/2016/5/13/chartex" xmlns:cx8="http://schemas.microsoft.com/office/drawing/2016/5/14/chartex" xmlns:mc="http://schemas.openxmlformats.org/markup-compatibility/2006" xmlns:aink="http://schemas.microsoft.com/office/drawing/2016/ink" xmlns:o="urn:schemas-microsoft-com:office:office" xmlns:v="urn:schemas-microsoft-com:vml" xmlns:wp14="http://schemas.microsoft.com/office/word/2010/wordprocessingDrawing" xmlns:w10="urn:schemas-microsoft-com:office:word" xmlns:w="http://schemas.openxmlformats.org/wordprocessingml/2006/main" xmlns:w14="http://schemas.microsoft.com/office/word/2010/wordml" xmlns:w15="http://schemas.microsoft.com/office/word/2012/wordml" xmlns:w16se="http://schemas.microsoft.com/office/word/2015/wordml/symex" xmlns:wpg="http://schemas.microsoft.com/office/word/2010/wordprocessingGroup" xmlns:wpi="http://schemas.microsoft.com/office/word/2010/wordprocessingInk" xmlns:wps="http://schemas.microsoft.com/office/word/2010/wordprocessingShape" xmlns:a14="http://schemas.microsoft.com/office/drawing/2010/main" val="0"/>
+                          <a14:useLocalDpi xmlns:a14="http://schemas.microsoft.com/office/drawing/2010/main" xmlns:wps="http://schemas.microsoft.com/office/word/2010/wordprocessingShape" xmlns:wpi="http://schemas.microsoft.com/office/word/2010/wordprocessingInk" xmlns:wpg="http://schemas.microsoft.com/office/word/2010/wordprocessingGroup" xmlns:w16se="http://schemas.microsoft.com/office/word/2015/wordml/symex" xmlns:w15="http://schemas.microsoft.com/office/word/2012/wordml" xmlns:w14="http://schemas.microsoft.com/office/word/2010/wordml" xmlns:w="http://schemas.openxmlformats.org/wordprocessingml/2006/main" xmlns:w10="urn:schemas-microsoft-com:office:word" xmlns:wp14="http://schemas.microsoft.com/office/word/2010/wordprocessingDrawing" xmlns:v="urn:schemas-microsoft-com:vml" xmlns:o="urn:schemas-microsoft-com:office:office" xmlns:aink="http://schemas.microsoft.com/office/drawing/2016/ink" xmlns:mc="http://schemas.openxmlformats.org/markup-compatibility/2006" xmlns:cx8="http://schemas.microsoft.com/office/drawing/2016/5/14/chartex" xmlns:cx7="http://schemas.microsoft.com/office/drawing/2016/5/13/chartex" xmlns:cx6="http://schemas.microsoft.com/office/drawing/2016/5/12/chartex" xmlns:cx5="http://schemas.microsoft.com/office/drawing/2016/5/11/chartex" xmlns:cx4="http://schemas.microsoft.com/office/drawing/2016/5/10/chartex" xmlns:cx3="http://schemas.microsoft.com/office/drawing/2016/5/9/chartex" xmlns:cx2="http://schemas.microsoft.com/office/drawing/2015/10/21/chartex" xmlns:cx1="http://schemas.microsoft.com/office/drawing/2015/9/8/chartex" xmlns:cx="http://schemas.microsoft.com/office/drawing/2014/chartex" xmlns:wpc="http://schemas.microsoft.com/office/word/2010/wordprocessingCanvas" xmlns="" val="0"/>
                         </a:ext>
                       </a:extLst>
                     </a:blip>
@@ -32680,7 +32689,7 @@
                     <a:blip r:embed="rId18">
                       <a:extLst>
                         <a:ext uri="{28A0092B-C50C-407E-A947-70E740481C1C}">
-                          <a14:useLocalDpi xmlns="" xmlns:wpc="http://schemas.microsoft.com/office/word/2010/wordprocessingCanvas" xmlns:cx="http://schemas.microsoft.com/office/drawing/2014/chartex" xmlns:cx1="http://schemas.microsoft.com/office/drawing/2015/9/8/chartex" xmlns:cx2="http://schemas.microsoft.com/office/drawing/2015/10/21/chartex" xmlns:cx3="http://schemas.microsoft.com/office/drawing/2016/5/9/chartex" xmlns:cx4="http://schemas.microsoft.com/office/drawing/2016/5/10/chartex" xmlns:cx5="http://schemas.microsoft.com/office/drawing/2016/5/11/chartex" xmlns:cx6="http://schemas.microsoft.com/office/drawing/2016/5/12/chartex" xmlns:cx7="http://schemas.microsoft.com/office/drawing/2016/5/13/chartex" xmlns:cx8="http://schemas.microsoft.com/office/drawing/2016/5/14/chartex" xmlns:mc="http://schemas.openxmlformats.org/markup-compatibility/2006" xmlns:aink="http://schemas.microsoft.com/office/drawing/2016/ink" xmlns:o="urn:schemas-microsoft-com:office:office" xmlns:v="urn:schemas-microsoft-com:vml" xmlns:wp14="http://schemas.microsoft.com/office/word/2010/wordprocessingDrawing" xmlns:w10="urn:schemas-microsoft-com:office:word" xmlns:w="http://schemas.openxmlformats.org/wordprocessingml/2006/main" xmlns:w14="http://schemas.microsoft.com/office/word/2010/wordml" xmlns:w15="http://schemas.microsoft.com/office/word/2012/wordml" xmlns:w16se="http://schemas.microsoft.com/office/word/2015/wordml/symex" xmlns:wpg="http://schemas.microsoft.com/office/word/2010/wordprocessingGroup" xmlns:wpi="http://schemas.microsoft.com/office/word/2010/wordprocessingInk" xmlns:wps="http://schemas.microsoft.com/office/word/2010/wordprocessingShape" xmlns:a14="http://schemas.microsoft.com/office/drawing/2010/main" val="0"/>
+                          <a14:useLocalDpi xmlns:a14="http://schemas.microsoft.com/office/drawing/2010/main" xmlns:wps="http://schemas.microsoft.com/office/word/2010/wordprocessingShape" xmlns:wpi="http://schemas.microsoft.com/office/word/2010/wordprocessingInk" xmlns:wpg="http://schemas.microsoft.com/office/word/2010/wordprocessingGroup" xmlns:w16se="http://schemas.microsoft.com/office/word/2015/wordml/symex" xmlns:w15="http://schemas.microsoft.com/office/word/2012/wordml" xmlns:w14="http://schemas.microsoft.com/office/word/2010/wordml" xmlns:w="http://schemas.openxmlformats.org/wordprocessingml/2006/main" xmlns:w10="urn:schemas-microsoft-com:office:word" xmlns:wp14="http://schemas.microsoft.com/office/word/2010/wordprocessingDrawing" xmlns:v="urn:schemas-microsoft-com:vml" xmlns:o="urn:schemas-microsoft-com:office:office" xmlns:aink="http://schemas.microsoft.com/office/drawing/2016/ink" xmlns:mc="http://schemas.openxmlformats.org/markup-compatibility/2006" xmlns:cx8="http://schemas.microsoft.com/office/drawing/2016/5/14/chartex" xmlns:cx7="http://schemas.microsoft.com/office/drawing/2016/5/13/chartex" xmlns:cx6="http://schemas.microsoft.com/office/drawing/2016/5/12/chartex" xmlns:cx5="http://schemas.microsoft.com/office/drawing/2016/5/11/chartex" xmlns:cx4="http://schemas.microsoft.com/office/drawing/2016/5/10/chartex" xmlns:cx3="http://schemas.microsoft.com/office/drawing/2016/5/9/chartex" xmlns:cx2="http://schemas.microsoft.com/office/drawing/2015/10/21/chartex" xmlns:cx1="http://schemas.microsoft.com/office/drawing/2015/9/8/chartex" xmlns:cx="http://schemas.microsoft.com/office/drawing/2014/chartex" xmlns:wpc="http://schemas.microsoft.com/office/word/2010/wordprocessingCanvas" xmlns="" val="0"/>
                         </a:ext>
                       </a:extLst>
                     </a:blip>
@@ -33148,7 +33157,7 @@
                     <a:blip r:embed="rId18">
                       <a:extLst>
                         <a:ext uri="{28A0092B-C50C-407E-A947-70E740481C1C}">
-                          <a14:useLocalDpi xmlns="" xmlns:wpc="http://schemas.microsoft.com/office/word/2010/wordprocessingCanvas" xmlns:cx="http://schemas.microsoft.com/office/drawing/2014/chartex" xmlns:cx1="http://schemas.microsoft.com/office/drawing/2015/9/8/chartex" xmlns:cx2="http://schemas.microsoft.com/office/drawing/2015/10/21/chartex" xmlns:cx3="http://schemas.microsoft.com/office/drawing/2016/5/9/chartex" xmlns:cx4="http://schemas.microsoft.com/office/drawing/2016/5/10/chartex" xmlns:cx5="http://schemas.microsoft.com/office/drawing/2016/5/11/chartex" xmlns:cx6="http://schemas.microsoft.com/office/drawing/2016/5/12/chartex" xmlns:cx7="http://schemas.microsoft.com/office/drawing/2016/5/13/chartex" xmlns:cx8="http://schemas.microsoft.com/office/drawing/2016/5/14/chartex" xmlns:mc="http://schemas.openxmlformats.org/markup-compatibility/2006" xmlns:aink="http://schemas.microsoft.com/office/drawing/2016/ink" xmlns:o="urn:schemas-microsoft-com:office:office" xmlns:v="urn:schemas-microsoft-com:vml" xmlns:wp14="http://schemas.microsoft.com/office/word/2010/wordprocessingDrawing" xmlns:w10="urn:schemas-microsoft-com:office:word" xmlns:w="http://schemas.openxmlformats.org/wordprocessingml/2006/main" xmlns:w14="http://schemas.microsoft.com/office/word/2010/wordml" xmlns:w15="http://schemas.microsoft.com/office/word/2012/wordml" xmlns:w16se="http://schemas.microsoft.com/office/word/2015/wordml/symex" xmlns:wpg="http://schemas.microsoft.com/office/word/2010/wordprocessingGroup" xmlns:wpi="http://schemas.microsoft.com/office/word/2010/wordprocessingInk" xmlns:wps="http://schemas.microsoft.com/office/word/2010/wordprocessingShape" xmlns:a14="http://schemas.microsoft.com/office/drawing/2010/main" val="0"/>
+                          <a14:useLocalDpi xmlns:a14="http://schemas.microsoft.com/office/drawing/2010/main" xmlns:wps="http://schemas.microsoft.com/office/word/2010/wordprocessingShape" xmlns:wpi="http://schemas.microsoft.com/office/word/2010/wordprocessingInk" xmlns:wpg="http://schemas.microsoft.com/office/word/2010/wordprocessingGroup" xmlns:w16se="http://schemas.microsoft.com/office/word/2015/wordml/symex" xmlns:w15="http://schemas.microsoft.com/office/word/2012/wordml" xmlns:w14="http://schemas.microsoft.com/office/word/2010/wordml" xmlns:w="http://schemas.openxmlformats.org/wordprocessingml/2006/main" xmlns:w10="urn:schemas-microsoft-com:office:word" xmlns:wp14="http://schemas.microsoft.com/office/word/2010/wordprocessingDrawing" xmlns:v="urn:schemas-microsoft-com:vml" xmlns:o="urn:schemas-microsoft-com:office:office" xmlns:aink="http://schemas.microsoft.com/office/drawing/2016/ink" xmlns:mc="http://schemas.openxmlformats.org/markup-compatibility/2006" xmlns:cx8="http://schemas.microsoft.com/office/drawing/2016/5/14/chartex" xmlns:cx7="http://schemas.microsoft.com/office/drawing/2016/5/13/chartex" xmlns:cx6="http://schemas.microsoft.com/office/drawing/2016/5/12/chartex" xmlns:cx5="http://schemas.microsoft.com/office/drawing/2016/5/11/chartex" xmlns:cx4="http://schemas.microsoft.com/office/drawing/2016/5/10/chartex" xmlns:cx3="http://schemas.microsoft.com/office/drawing/2016/5/9/chartex" xmlns:cx2="http://schemas.microsoft.com/office/drawing/2015/10/21/chartex" xmlns:cx1="http://schemas.microsoft.com/office/drawing/2015/9/8/chartex" xmlns:cx="http://schemas.microsoft.com/office/drawing/2014/chartex" xmlns:wpc="http://schemas.microsoft.com/office/word/2010/wordprocessingCanvas" xmlns="" val="0"/>
                         </a:ext>
                       </a:extLst>
                     </a:blip>
@@ -34053,7 +34062,7 @@
                     <a:blip r:embed="rId18">
                       <a:extLst>
                         <a:ext uri="{28A0092B-C50C-407E-A947-70E740481C1C}">
-                          <a14:useLocalDpi xmlns="" xmlns:wpc="http://schemas.microsoft.com/office/word/2010/wordprocessingCanvas" xmlns:cx="http://schemas.microsoft.com/office/drawing/2014/chartex" xmlns:cx1="http://schemas.microsoft.com/office/drawing/2015/9/8/chartex" xmlns:cx2="http://schemas.microsoft.com/office/drawing/2015/10/21/chartex" xmlns:cx3="http://schemas.microsoft.com/office/drawing/2016/5/9/chartex" xmlns:cx4="http://schemas.microsoft.com/office/drawing/2016/5/10/chartex" xmlns:cx5="http://schemas.microsoft.com/office/drawing/2016/5/11/chartex" xmlns:cx6="http://schemas.microsoft.com/office/drawing/2016/5/12/chartex" xmlns:cx7="http://schemas.microsoft.com/office/drawing/2016/5/13/chartex" xmlns:cx8="http://schemas.microsoft.com/office/drawing/2016/5/14/chartex" xmlns:mc="http://schemas.openxmlformats.org/markup-compatibility/2006" xmlns:aink="http://schemas.microsoft.com/office/drawing/2016/ink" xmlns:o="urn:schemas-microsoft-com:office:office" xmlns:v="urn:schemas-microsoft-com:vml" xmlns:wp14="http://schemas.microsoft.com/office/word/2010/wordprocessingDrawing" xmlns:w10="urn:schemas-microsoft-com:office:word" xmlns:w="http://schemas.openxmlformats.org/wordprocessingml/2006/main" xmlns:w14="http://schemas.microsoft.com/office/word/2010/wordml" xmlns:w15="http://schemas.microsoft.com/office/word/2012/wordml" xmlns:w16se="http://schemas.microsoft.com/office/word/2015/wordml/symex" xmlns:wpg="http://schemas.microsoft.com/office/word/2010/wordprocessingGroup" xmlns:wpi="http://schemas.microsoft.com/office/word/2010/wordprocessingInk" xmlns:wps="http://schemas.microsoft.com/office/word/2010/wordprocessingShape" xmlns:a14="http://schemas.microsoft.com/office/drawing/2010/main" val="0"/>
+                          <a14:useLocalDpi xmlns:a14="http://schemas.microsoft.com/office/drawing/2010/main" xmlns:wps="http://schemas.microsoft.com/office/word/2010/wordprocessingShape" xmlns:wpi="http://schemas.microsoft.com/office/word/2010/wordprocessingInk" xmlns:wpg="http://schemas.microsoft.com/office/word/2010/wordprocessingGroup" xmlns:w16se="http://schemas.microsoft.com/office/word/2015/wordml/symex" xmlns:w15="http://schemas.microsoft.com/office/word/2012/wordml" xmlns:w14="http://schemas.microsoft.com/office/word/2010/wordml" xmlns:w="http://schemas.openxmlformats.org/wordprocessingml/2006/main" xmlns:w10="urn:schemas-microsoft-com:office:word" xmlns:wp14="http://schemas.microsoft.com/office/word/2010/wordprocessingDrawing" xmlns:v="urn:schemas-microsoft-com:vml" xmlns:o="urn:schemas-microsoft-com:office:office" xmlns:aink="http://schemas.microsoft.com/office/drawing/2016/ink" xmlns:mc="http://schemas.openxmlformats.org/markup-compatibility/2006" xmlns:cx8="http://schemas.microsoft.com/office/drawing/2016/5/14/chartex" xmlns:cx7="http://schemas.microsoft.com/office/drawing/2016/5/13/chartex" xmlns:cx6="http://schemas.microsoft.com/office/drawing/2016/5/12/chartex" xmlns:cx5="http://schemas.microsoft.com/office/drawing/2016/5/11/chartex" xmlns:cx4="http://schemas.microsoft.com/office/drawing/2016/5/10/chartex" xmlns:cx3="http://schemas.microsoft.com/office/drawing/2016/5/9/chartex" xmlns:cx2="http://schemas.microsoft.com/office/drawing/2015/10/21/chartex" xmlns:cx1="http://schemas.microsoft.com/office/drawing/2015/9/8/chartex" xmlns:cx="http://schemas.microsoft.com/office/drawing/2014/chartex" xmlns:wpc="http://schemas.microsoft.com/office/word/2010/wordprocessingCanvas" xmlns="" val="0"/>
                         </a:ext>
                       </a:extLst>
                     </a:blip>
@@ -34455,7 +34464,7 @@
                     <a:blip r:embed="rId18">
                       <a:extLst>
                         <a:ext uri="{28A0092B-C50C-407E-A947-70E740481C1C}">
-                          <a14:useLocalDpi xmlns="" xmlns:wpc="http://schemas.microsoft.com/office/word/2010/wordprocessingCanvas" xmlns:cx="http://schemas.microsoft.com/office/drawing/2014/chartex" xmlns:cx1="http://schemas.microsoft.com/office/drawing/2015/9/8/chartex" xmlns:cx2="http://schemas.microsoft.com/office/drawing/2015/10/21/chartex" xmlns:cx3="http://schemas.microsoft.com/office/drawing/2016/5/9/chartex" xmlns:cx4="http://schemas.microsoft.com/office/drawing/2016/5/10/chartex" xmlns:cx5="http://schemas.microsoft.com/office/drawing/2016/5/11/chartex" xmlns:cx6="http://schemas.microsoft.com/office/drawing/2016/5/12/chartex" xmlns:cx7="http://schemas.microsoft.com/office/drawing/2016/5/13/chartex" xmlns:cx8="http://schemas.microsoft.com/office/drawing/2016/5/14/chartex" xmlns:mc="http://schemas.openxmlformats.org/markup-compatibility/2006" xmlns:aink="http://schemas.microsoft.com/office/drawing/2016/ink" xmlns:o="urn:schemas-microsoft-com:office:office" xmlns:v="urn:schemas-microsoft-com:vml" xmlns:wp14="http://schemas.microsoft.com/office/word/2010/wordprocessingDrawing" xmlns:w10="urn:schemas-microsoft-com:office:word" xmlns:w="http://schemas.openxmlformats.org/wordprocessingml/2006/main" xmlns:w14="http://schemas.microsoft.com/office/word/2010/wordml" xmlns:w15="http://schemas.microsoft.com/office/word/2012/wordml" xmlns:w16se="http://schemas.microsoft.com/office/word/2015/wordml/symex" xmlns:wpg="http://schemas.microsoft.com/office/word/2010/wordprocessingGroup" xmlns:wpi="http://schemas.microsoft.com/office/word/2010/wordprocessingInk" xmlns:wps="http://schemas.microsoft.com/office/word/2010/wordprocessingShape" xmlns:a14="http://schemas.microsoft.com/office/drawing/2010/main" val="0"/>
+                          <a14:useLocalDpi xmlns:a14="http://schemas.microsoft.com/office/drawing/2010/main" xmlns:wps="http://schemas.microsoft.com/office/word/2010/wordprocessingShape" xmlns:wpi="http://schemas.microsoft.com/office/word/2010/wordprocessingInk" xmlns:wpg="http://schemas.microsoft.com/office/word/2010/wordprocessingGroup" xmlns:w16se="http://schemas.microsoft.com/office/word/2015/wordml/symex" xmlns:w15="http://schemas.microsoft.com/office/word/2012/wordml" xmlns:w14="http://schemas.microsoft.com/office/word/2010/wordml" xmlns:w="http://schemas.openxmlformats.org/wordprocessingml/2006/main" xmlns:w10="urn:schemas-microsoft-com:office:word" xmlns:wp14="http://schemas.microsoft.com/office/word/2010/wordprocessingDrawing" xmlns:v="urn:schemas-microsoft-com:vml" xmlns:o="urn:schemas-microsoft-com:office:office" xmlns:aink="http://schemas.microsoft.com/office/drawing/2016/ink" xmlns:mc="http://schemas.openxmlformats.org/markup-compatibility/2006" xmlns:cx8="http://schemas.microsoft.com/office/drawing/2016/5/14/chartex" xmlns:cx7="http://schemas.microsoft.com/office/drawing/2016/5/13/chartex" xmlns:cx6="http://schemas.microsoft.com/office/drawing/2016/5/12/chartex" xmlns:cx5="http://schemas.microsoft.com/office/drawing/2016/5/11/chartex" xmlns:cx4="http://schemas.microsoft.com/office/drawing/2016/5/10/chartex" xmlns:cx3="http://schemas.microsoft.com/office/drawing/2016/5/9/chartex" xmlns:cx2="http://schemas.microsoft.com/office/drawing/2015/10/21/chartex" xmlns:cx1="http://schemas.microsoft.com/office/drawing/2015/9/8/chartex" xmlns:cx="http://schemas.microsoft.com/office/drawing/2014/chartex" xmlns:wpc="http://schemas.microsoft.com/office/word/2010/wordprocessingCanvas" xmlns="" val="0"/>
                         </a:ext>
                       </a:extLst>
                     </a:blip>
@@ -35038,7 +35047,7 @@
                     <a:blip r:embed="rId18">
                       <a:extLst>
                         <a:ext uri="{28A0092B-C50C-407E-A947-70E740481C1C}">
-                          <a14:useLocalDpi xmlns="" xmlns:wpc="http://schemas.microsoft.com/office/word/2010/wordprocessingCanvas" xmlns:cx="http://schemas.microsoft.com/office/drawing/2014/chartex" xmlns:cx1="http://schemas.microsoft.com/office/drawing/2015/9/8/chartex" xmlns:cx2="http://schemas.microsoft.com/office/drawing/2015/10/21/chartex" xmlns:cx3="http://schemas.microsoft.com/office/drawing/2016/5/9/chartex" xmlns:cx4="http://schemas.microsoft.com/office/drawing/2016/5/10/chartex" xmlns:cx5="http://schemas.microsoft.com/office/drawing/2016/5/11/chartex" xmlns:cx6="http://schemas.microsoft.com/office/drawing/2016/5/12/chartex" xmlns:cx7="http://schemas.microsoft.com/office/drawing/2016/5/13/chartex" xmlns:cx8="http://schemas.microsoft.com/office/drawing/2016/5/14/chartex" xmlns:mc="http://schemas.openxmlformats.org/markup-compatibility/2006" xmlns:aink="http://schemas.microsoft.com/office/drawing/2016/ink" xmlns:o="urn:schemas-microsoft-com:office:office" xmlns:v="urn:schemas-microsoft-com:vml" xmlns:wp14="http://schemas.microsoft.com/office/word/2010/wordprocessingDrawing" xmlns:w10="urn:schemas-microsoft-com:office:word" xmlns:w="http://schemas.openxmlformats.org/wordprocessingml/2006/main" xmlns:w14="http://schemas.microsoft.com/office/word/2010/wordml" xmlns:w15="http://schemas.microsoft.com/office/word/2012/wordml" xmlns:w16se="http://schemas.microsoft.com/office/word/2015/wordml/symex" xmlns:wpg="http://schemas.microsoft.com/office/word/2010/wordprocessingGroup" xmlns:wpi="http://schemas.microsoft.com/office/word/2010/wordprocessingInk" xmlns:wps="http://schemas.microsoft.com/office/word/2010/wordprocessingShape" xmlns:a14="http://schemas.microsoft.com/office/drawing/2010/main" val="0"/>
+                          <a14:useLocalDpi xmlns:a14="http://schemas.microsoft.com/office/drawing/2010/main" xmlns:wps="http://schemas.microsoft.com/office/word/2010/wordprocessingShape" xmlns:wpi="http://schemas.microsoft.com/office/word/2010/wordprocessingInk" xmlns:wpg="http://schemas.microsoft.com/office/word/2010/wordprocessingGroup" xmlns:w16se="http://schemas.microsoft.com/office/word/2015/wordml/symex" xmlns:w15="http://schemas.microsoft.com/office/word/2012/wordml" xmlns:w14="http://schemas.microsoft.com/office/word/2010/wordml" xmlns:w="http://schemas.openxmlformats.org/wordprocessingml/2006/main" xmlns:w10="urn:schemas-microsoft-com:office:word" xmlns:wp14="http://schemas.microsoft.com/office/word/2010/wordprocessingDrawing" xmlns:v="urn:schemas-microsoft-com:vml" xmlns:o="urn:schemas-microsoft-com:office:office" xmlns:aink="http://schemas.microsoft.com/office/drawing/2016/ink" xmlns:mc="http://schemas.openxmlformats.org/markup-compatibility/2006" xmlns:cx8="http://schemas.microsoft.com/office/drawing/2016/5/14/chartex" xmlns:cx7="http://schemas.microsoft.com/office/drawing/2016/5/13/chartex" xmlns:cx6="http://schemas.microsoft.com/office/drawing/2016/5/12/chartex" xmlns:cx5="http://schemas.microsoft.com/office/drawing/2016/5/11/chartex" xmlns:cx4="http://schemas.microsoft.com/office/drawing/2016/5/10/chartex" xmlns:cx3="http://schemas.microsoft.com/office/drawing/2016/5/9/chartex" xmlns:cx2="http://schemas.microsoft.com/office/drawing/2015/10/21/chartex" xmlns:cx1="http://schemas.microsoft.com/office/drawing/2015/9/8/chartex" xmlns:cx="http://schemas.microsoft.com/office/drawing/2014/chartex" xmlns:wpc="http://schemas.microsoft.com/office/word/2010/wordprocessingCanvas" xmlns="" val="0"/>
                         </a:ext>
                       </a:extLst>
                     </a:blip>
@@ -36309,7 +36318,7 @@
                     <a:blip r:embed="rId18">
                       <a:extLst>
                         <a:ext uri="{28A0092B-C50C-407E-A947-70E740481C1C}">
-                          <a14:useLocalDpi xmlns="" xmlns:wpc="http://schemas.microsoft.com/office/word/2010/wordprocessingCanvas" xmlns:cx="http://schemas.microsoft.com/office/drawing/2014/chartex" xmlns:cx1="http://schemas.microsoft.com/office/drawing/2015/9/8/chartex" xmlns:cx2="http://schemas.microsoft.com/office/drawing/2015/10/21/chartex" xmlns:cx3="http://schemas.microsoft.com/office/drawing/2016/5/9/chartex" xmlns:cx4="http://schemas.microsoft.com/office/drawing/2016/5/10/chartex" xmlns:cx5="http://schemas.microsoft.com/office/drawing/2016/5/11/chartex" xmlns:cx6="http://schemas.microsoft.com/office/drawing/2016/5/12/chartex" xmlns:cx7="http://schemas.microsoft.com/office/drawing/2016/5/13/chartex" xmlns:cx8="http://schemas.microsoft.com/office/drawing/2016/5/14/chartex" xmlns:mc="http://schemas.openxmlformats.org/markup-compatibility/2006" xmlns:aink="http://schemas.microsoft.com/office/drawing/2016/ink" xmlns:o="urn:schemas-microsoft-com:office:office" xmlns:v="urn:schemas-microsoft-com:vml" xmlns:wp14="http://schemas.microsoft.com/office/word/2010/wordprocessingDrawing" xmlns:w10="urn:schemas-microsoft-com:office:word" xmlns:w="http://schemas.openxmlformats.org/wordprocessingml/2006/main" xmlns:w14="http://schemas.microsoft.com/office/word/2010/wordml" xmlns:w15="http://schemas.microsoft.com/office/word/2012/wordml" xmlns:w16se="http://schemas.microsoft.com/office/word/2015/wordml/symex" xmlns:wpg="http://schemas.microsoft.com/office/word/2010/wordprocessingGroup" xmlns:wpi="http://schemas.microsoft.com/office/word/2010/wordprocessingInk" xmlns:wps="http://schemas.microsoft.com/office/word/2010/wordprocessingShape" xmlns:a14="http://schemas.microsoft.com/office/drawing/2010/main" val="0"/>
+                          <a14:useLocalDpi xmlns:a14="http://schemas.microsoft.com/office/drawing/2010/main" xmlns:wps="http://schemas.microsoft.com/office/word/2010/wordprocessingShape" xmlns:wpi="http://schemas.microsoft.com/office/word/2010/wordprocessingInk" xmlns:wpg="http://schemas.microsoft.com/office/word/2010/wordprocessingGroup" xmlns:w16se="http://schemas.microsoft.com/office/word/2015/wordml/symex" xmlns:w15="http://schemas.microsoft.com/office/word/2012/wordml" xmlns:w14="http://schemas.microsoft.com/office/word/2010/wordml" xmlns:w="http://schemas.openxmlformats.org/wordprocessingml/2006/main" xmlns:w10="urn:schemas-microsoft-com:office:word" xmlns:wp14="http://schemas.microsoft.com/office/word/2010/wordprocessingDrawing" xmlns:v="urn:schemas-microsoft-com:vml" xmlns:o="urn:schemas-microsoft-com:office:office" xmlns:aink="http://schemas.microsoft.com/office/drawing/2016/ink" xmlns:mc="http://schemas.openxmlformats.org/markup-compatibility/2006" xmlns:cx8="http://schemas.microsoft.com/office/drawing/2016/5/14/chartex" xmlns:cx7="http://schemas.microsoft.com/office/drawing/2016/5/13/chartex" xmlns:cx6="http://schemas.microsoft.com/office/drawing/2016/5/12/chartex" xmlns:cx5="http://schemas.microsoft.com/office/drawing/2016/5/11/chartex" xmlns:cx4="http://schemas.microsoft.com/office/drawing/2016/5/10/chartex" xmlns:cx3="http://schemas.microsoft.com/office/drawing/2016/5/9/chartex" xmlns:cx2="http://schemas.microsoft.com/office/drawing/2015/10/21/chartex" xmlns:cx1="http://schemas.microsoft.com/office/drawing/2015/9/8/chartex" xmlns:cx="http://schemas.microsoft.com/office/drawing/2014/chartex" xmlns:wpc="http://schemas.microsoft.com/office/word/2010/wordprocessingCanvas" xmlns="" val="0"/>
                         </a:ext>
                       </a:extLst>
                     </a:blip>
@@ -36887,7 +36896,7 @@
                     <a:blip r:embed="rId18">
                       <a:extLst>
                         <a:ext uri="{28A0092B-C50C-407E-A947-70E740481C1C}">
-                          <a14:useLocalDpi xmlns="" xmlns:wpc="http://schemas.microsoft.com/office/word/2010/wordprocessingCanvas" xmlns:cx="http://schemas.microsoft.com/office/drawing/2014/chartex" xmlns:cx1="http://schemas.microsoft.com/office/drawing/2015/9/8/chartex" xmlns:cx2="http://schemas.microsoft.com/office/drawing/2015/10/21/chartex" xmlns:cx3="http://schemas.microsoft.com/office/drawing/2016/5/9/chartex" xmlns:cx4="http://schemas.microsoft.com/office/drawing/2016/5/10/chartex" xmlns:cx5="http://schemas.microsoft.com/office/drawing/2016/5/11/chartex" xmlns:cx6="http://schemas.microsoft.com/office/drawing/2016/5/12/chartex" xmlns:cx7="http://schemas.microsoft.com/office/drawing/2016/5/13/chartex" xmlns:cx8="http://schemas.microsoft.com/office/drawing/2016/5/14/chartex" xmlns:mc="http://schemas.openxmlformats.org/markup-compatibility/2006" xmlns:aink="http://schemas.microsoft.com/office/drawing/2016/ink" xmlns:o="urn:schemas-microsoft-com:office:office" xmlns:v="urn:schemas-microsoft-com:vml" xmlns:wp14="http://schemas.microsoft.com/office/word/2010/wordprocessingDrawing" xmlns:w10="urn:schemas-microsoft-com:office:word" xmlns:w="http://schemas.openxmlformats.org/wordprocessingml/2006/main" xmlns:w14="http://schemas.microsoft.com/office/word/2010/wordml" xmlns:w15="http://schemas.microsoft.com/office/word/2012/wordml" xmlns:w16se="http://schemas.microsoft.com/office/word/2015/wordml/symex" xmlns:wpg="http://schemas.microsoft.com/office/word/2010/wordprocessingGroup" xmlns:wpi="http://schemas.microsoft.com/office/word/2010/wordprocessingInk" xmlns:wps="http://schemas.microsoft.com/office/word/2010/wordprocessingShape" xmlns:a14="http://schemas.microsoft.com/office/drawing/2010/main" val="0"/>
+                          <a14:useLocalDpi xmlns:a14="http://schemas.microsoft.com/office/drawing/2010/main" xmlns:wps="http://schemas.microsoft.com/office/word/2010/wordprocessingShape" xmlns:wpi="http://schemas.microsoft.com/office/word/2010/wordprocessingInk" xmlns:wpg="http://schemas.microsoft.com/office/word/2010/wordprocessingGroup" xmlns:w16se="http://schemas.microsoft.com/office/word/2015/wordml/symex" xmlns:w15="http://schemas.microsoft.com/office/word/2012/wordml" xmlns:w14="http://schemas.microsoft.com/office/word/2010/wordml" xmlns:w="http://schemas.openxmlformats.org/wordprocessingml/2006/main" xmlns:w10="urn:schemas-microsoft-com:office:word" xmlns:wp14="http://schemas.microsoft.com/office/word/2010/wordprocessingDrawing" xmlns:v="urn:schemas-microsoft-com:vml" xmlns:o="urn:schemas-microsoft-com:office:office" xmlns:aink="http://schemas.microsoft.com/office/drawing/2016/ink" xmlns:mc="http://schemas.openxmlformats.org/markup-compatibility/2006" xmlns:cx8="http://schemas.microsoft.com/office/drawing/2016/5/14/chartex" xmlns:cx7="http://schemas.microsoft.com/office/drawing/2016/5/13/chartex" xmlns:cx6="http://schemas.microsoft.com/office/drawing/2016/5/12/chartex" xmlns:cx5="http://schemas.microsoft.com/office/drawing/2016/5/11/chartex" xmlns:cx4="http://schemas.microsoft.com/office/drawing/2016/5/10/chartex" xmlns:cx3="http://schemas.microsoft.com/office/drawing/2016/5/9/chartex" xmlns:cx2="http://schemas.microsoft.com/office/drawing/2015/10/21/chartex" xmlns:cx1="http://schemas.microsoft.com/office/drawing/2015/9/8/chartex" xmlns:cx="http://schemas.microsoft.com/office/drawing/2014/chartex" xmlns:wpc="http://schemas.microsoft.com/office/word/2010/wordprocessingCanvas" xmlns="" val="0"/>
                         </a:ext>
                       </a:extLst>
                     </a:blip>
@@ -38046,7 +38055,7 @@
                     <a:blip r:embed="rId18">
                       <a:extLst>
                         <a:ext uri="{28A0092B-C50C-407E-A947-70E740481C1C}">
-                          <a14:useLocalDpi xmlns="" xmlns:wpc="http://schemas.microsoft.com/office/word/2010/wordprocessingCanvas" xmlns:cx="http://schemas.microsoft.com/office/drawing/2014/chartex" xmlns:cx1="http://schemas.microsoft.com/office/drawing/2015/9/8/chartex" xmlns:cx2="http://schemas.microsoft.com/office/drawing/2015/10/21/chartex" xmlns:cx3="http://schemas.microsoft.com/office/drawing/2016/5/9/chartex" xmlns:cx4="http://schemas.microsoft.com/office/drawing/2016/5/10/chartex" xmlns:cx5="http://schemas.microsoft.com/office/drawing/2016/5/11/chartex" xmlns:cx6="http://schemas.microsoft.com/office/drawing/2016/5/12/chartex" xmlns:cx7="http://schemas.microsoft.com/office/drawing/2016/5/13/chartex" xmlns:cx8="http://schemas.microsoft.com/office/drawing/2016/5/14/chartex" xmlns:mc="http://schemas.openxmlformats.org/markup-compatibility/2006" xmlns:aink="http://schemas.microsoft.com/office/drawing/2016/ink" xmlns:o="urn:schemas-microsoft-com:office:office" xmlns:v="urn:schemas-microsoft-com:vml" xmlns:wp14="http://schemas.microsoft.com/office/word/2010/wordprocessingDrawing" xmlns:w10="urn:schemas-microsoft-com:office:word" xmlns:w="http://schemas.openxmlformats.org/wordprocessingml/2006/main" xmlns:w14="http://schemas.microsoft.com/office/word/2010/wordml" xmlns:w15="http://schemas.microsoft.com/office/word/2012/wordml" xmlns:w16se="http://schemas.microsoft.com/office/word/2015/wordml/symex" xmlns:wpg="http://schemas.microsoft.com/office/word/2010/wordprocessingGroup" xmlns:wpi="http://schemas.microsoft.com/office/word/2010/wordprocessingInk" xmlns:wps="http://schemas.microsoft.com/office/word/2010/wordprocessingShape" xmlns:a14="http://schemas.microsoft.com/office/drawing/2010/main" val="0"/>
+                          <a14:useLocalDpi xmlns:a14="http://schemas.microsoft.com/office/drawing/2010/main" xmlns:wps="http://schemas.microsoft.com/office/word/2010/wordprocessingShape" xmlns:wpi="http://schemas.microsoft.com/office/word/2010/wordprocessingInk" xmlns:wpg="http://schemas.microsoft.com/office/word/2010/wordprocessingGroup" xmlns:w16se="http://schemas.microsoft.com/office/word/2015/wordml/symex" xmlns:w15="http://schemas.microsoft.com/office/word/2012/wordml" xmlns:w14="http://schemas.microsoft.com/office/word/2010/wordml" xmlns:w="http://schemas.openxmlformats.org/wordprocessingml/2006/main" xmlns:w10="urn:schemas-microsoft-com:office:word" xmlns:wp14="http://schemas.microsoft.com/office/word/2010/wordprocessingDrawing" xmlns:v="urn:schemas-microsoft-com:vml" xmlns:o="urn:schemas-microsoft-com:office:office" xmlns:aink="http://schemas.microsoft.com/office/drawing/2016/ink" xmlns:mc="http://schemas.openxmlformats.org/markup-compatibility/2006" xmlns:cx8="http://schemas.microsoft.com/office/drawing/2016/5/14/chartex" xmlns:cx7="http://schemas.microsoft.com/office/drawing/2016/5/13/chartex" xmlns:cx6="http://schemas.microsoft.com/office/drawing/2016/5/12/chartex" xmlns:cx5="http://schemas.microsoft.com/office/drawing/2016/5/11/chartex" xmlns:cx4="http://schemas.microsoft.com/office/drawing/2016/5/10/chartex" xmlns:cx3="http://schemas.microsoft.com/office/drawing/2016/5/9/chartex" xmlns:cx2="http://schemas.microsoft.com/office/drawing/2015/10/21/chartex" xmlns:cx1="http://schemas.microsoft.com/office/drawing/2015/9/8/chartex" xmlns:cx="http://schemas.microsoft.com/office/drawing/2014/chartex" xmlns:wpc="http://schemas.microsoft.com/office/word/2010/wordprocessingCanvas" xmlns="" val="0"/>
                         </a:ext>
                       </a:extLst>
                     </a:blip>
@@ -38559,7 +38568,7 @@
                     <a:blip r:embed="rId18">
                       <a:extLst>
                         <a:ext uri="{28A0092B-C50C-407E-A947-70E740481C1C}">
-                          <a14:useLocalDpi xmlns="" xmlns:wpc="http://schemas.microsoft.com/office/word/2010/wordprocessingCanvas" xmlns:cx="http://schemas.microsoft.com/office/drawing/2014/chartex" xmlns:cx1="http://schemas.microsoft.com/office/drawing/2015/9/8/chartex" xmlns:cx2="http://schemas.microsoft.com/office/drawing/2015/10/21/chartex" xmlns:cx3="http://schemas.microsoft.com/office/drawing/2016/5/9/chartex" xmlns:cx4="http://schemas.microsoft.com/office/drawing/2016/5/10/chartex" xmlns:cx5="http://schemas.microsoft.com/office/drawing/2016/5/11/chartex" xmlns:cx6="http://schemas.microsoft.com/office/drawing/2016/5/12/chartex" xmlns:cx7="http://schemas.microsoft.com/office/drawing/2016/5/13/chartex" xmlns:cx8="http://schemas.microsoft.com/office/drawing/2016/5/14/chartex" xmlns:mc="http://schemas.openxmlformats.org/markup-compatibility/2006" xmlns:aink="http://schemas.microsoft.com/office/drawing/2016/ink" xmlns:o="urn:schemas-microsoft-com:office:office" xmlns:v="urn:schemas-microsoft-com:vml" xmlns:wp14="http://schemas.microsoft.com/office/word/2010/wordprocessingDrawing" xmlns:w10="urn:schemas-microsoft-com:office:word" xmlns:w="http://schemas.openxmlformats.org/wordprocessingml/2006/main" xmlns:w14="http://schemas.microsoft.com/office/word/2010/wordml" xmlns:w15="http://schemas.microsoft.com/office/word/2012/wordml" xmlns:w16se="http://schemas.microsoft.com/office/word/2015/wordml/symex" xmlns:wpg="http://schemas.microsoft.com/office/word/2010/wordprocessingGroup" xmlns:wpi="http://schemas.microsoft.com/office/word/2010/wordprocessingInk" xmlns:wps="http://schemas.microsoft.com/office/word/2010/wordprocessingShape" xmlns:a14="http://schemas.microsoft.com/office/drawing/2010/main" val="0"/>
+                          <a14:useLocalDpi xmlns:a14="http://schemas.microsoft.com/office/drawing/2010/main" xmlns:wps="http://schemas.microsoft.com/office/word/2010/wordprocessingShape" xmlns:wpi="http://schemas.microsoft.com/office/word/2010/wordprocessingInk" xmlns:wpg="http://schemas.microsoft.com/office/word/2010/wordprocessingGroup" xmlns:w16se="http://schemas.microsoft.com/office/word/2015/wordml/symex" xmlns:w15="http://schemas.microsoft.com/office/word/2012/wordml" xmlns:w14="http://schemas.microsoft.com/office/word/2010/wordml" xmlns:w="http://schemas.openxmlformats.org/wordprocessingml/2006/main" xmlns:w10="urn:schemas-microsoft-com:office:word" xmlns:wp14="http://schemas.microsoft.com/office/word/2010/wordprocessingDrawing" xmlns:v="urn:schemas-microsoft-com:vml" xmlns:o="urn:schemas-microsoft-com:office:office" xmlns:aink="http://schemas.microsoft.com/office/drawing/2016/ink" xmlns:mc="http://schemas.openxmlformats.org/markup-compatibility/2006" xmlns:cx8="http://schemas.microsoft.com/office/drawing/2016/5/14/chartex" xmlns:cx7="http://schemas.microsoft.com/office/drawing/2016/5/13/chartex" xmlns:cx6="http://schemas.microsoft.com/office/drawing/2016/5/12/chartex" xmlns:cx5="http://schemas.microsoft.com/office/drawing/2016/5/11/chartex" xmlns:cx4="http://schemas.microsoft.com/office/drawing/2016/5/10/chartex" xmlns:cx3="http://schemas.microsoft.com/office/drawing/2016/5/9/chartex" xmlns:cx2="http://schemas.microsoft.com/office/drawing/2015/10/21/chartex" xmlns:cx1="http://schemas.microsoft.com/office/drawing/2015/9/8/chartex" xmlns:cx="http://schemas.microsoft.com/office/drawing/2014/chartex" xmlns:wpc="http://schemas.microsoft.com/office/word/2010/wordprocessingCanvas" xmlns="" val="0"/>
                         </a:ext>
                       </a:extLst>
                     </a:blip>
@@ -38882,7 +38891,7 @@
                     <a:blip r:embed="rId18">
                       <a:extLst>
                         <a:ext uri="{28A0092B-C50C-407E-A947-70E740481C1C}">
-                          <a14:useLocalDpi xmlns="" xmlns:wpc="http://schemas.microsoft.com/office/word/2010/wordprocessingCanvas" xmlns:cx="http://schemas.microsoft.com/office/drawing/2014/chartex" xmlns:cx1="http://schemas.microsoft.com/office/drawing/2015/9/8/chartex" xmlns:cx2="http://schemas.microsoft.com/office/drawing/2015/10/21/chartex" xmlns:cx3="http://schemas.microsoft.com/office/drawing/2016/5/9/chartex" xmlns:cx4="http://schemas.microsoft.com/office/drawing/2016/5/10/chartex" xmlns:cx5="http://schemas.microsoft.com/office/drawing/2016/5/11/chartex" xmlns:cx6="http://schemas.microsoft.com/office/drawing/2016/5/12/chartex" xmlns:cx7="http://schemas.microsoft.com/office/drawing/2016/5/13/chartex" xmlns:cx8="http://schemas.microsoft.com/office/drawing/2016/5/14/chartex" xmlns:mc="http://schemas.openxmlformats.org/markup-compatibility/2006" xmlns:aink="http://schemas.microsoft.com/office/drawing/2016/ink" xmlns:o="urn:schemas-microsoft-com:office:office" xmlns:v="urn:schemas-microsoft-com:vml" xmlns:wp14="http://schemas.microsoft.com/office/word/2010/wordprocessingDrawing" xmlns:w10="urn:schemas-microsoft-com:office:word" xmlns:w="http://schemas.openxmlformats.org/wordprocessingml/2006/main" xmlns:w14="http://schemas.microsoft.com/office/word/2010/wordml" xmlns:w15="http://schemas.microsoft.com/office/word/2012/wordml" xmlns:w16se="http://schemas.microsoft.com/office/word/2015/wordml/symex" xmlns:wpg="http://schemas.microsoft.com/office/word/2010/wordprocessingGroup" xmlns:wpi="http://schemas.microsoft.com/office/word/2010/wordprocessingInk" xmlns:wps="http://schemas.microsoft.com/office/word/2010/wordprocessingShape" xmlns:a14="http://schemas.microsoft.com/office/drawing/2010/main" val="0"/>
+                          <a14:useLocalDpi xmlns:a14="http://schemas.microsoft.com/office/drawing/2010/main" xmlns:wps="http://schemas.microsoft.com/office/word/2010/wordprocessingShape" xmlns:wpi="http://schemas.microsoft.com/office/word/2010/wordprocessingInk" xmlns:wpg="http://schemas.microsoft.com/office/word/2010/wordprocessingGroup" xmlns:w16se="http://schemas.microsoft.com/office/word/2015/wordml/symex" xmlns:w15="http://schemas.microsoft.com/office/word/2012/wordml" xmlns:w14="http://schemas.microsoft.com/office/word/2010/wordml" xmlns:w="http://schemas.openxmlformats.org/wordprocessingml/2006/main" xmlns:w10="urn:schemas-microsoft-com:office:word" xmlns:wp14="http://schemas.microsoft.com/office/word/2010/wordprocessingDrawing" xmlns:v="urn:schemas-microsoft-com:vml" xmlns:o="urn:schemas-microsoft-com:office:office" xmlns:aink="http://schemas.microsoft.com/office/drawing/2016/ink" xmlns:mc="http://schemas.openxmlformats.org/markup-compatibility/2006" xmlns:cx8="http://schemas.microsoft.com/office/drawing/2016/5/14/chartex" xmlns:cx7="http://schemas.microsoft.com/office/drawing/2016/5/13/chartex" xmlns:cx6="http://schemas.microsoft.com/office/drawing/2016/5/12/chartex" xmlns:cx5="http://schemas.microsoft.com/office/drawing/2016/5/11/chartex" xmlns:cx4="http://schemas.microsoft.com/office/drawing/2016/5/10/chartex" xmlns:cx3="http://schemas.microsoft.com/office/drawing/2016/5/9/chartex" xmlns:cx2="http://schemas.microsoft.com/office/drawing/2015/10/21/chartex" xmlns:cx1="http://schemas.microsoft.com/office/drawing/2015/9/8/chartex" xmlns:cx="http://schemas.microsoft.com/office/drawing/2014/chartex" xmlns:wpc="http://schemas.microsoft.com/office/word/2010/wordprocessingCanvas" xmlns="" val="0"/>
                         </a:ext>
                       </a:extLst>
                     </a:blip>
@@ -40375,7 +40384,7 @@
                     <a:blip r:embed="rId18">
                       <a:extLst>
                         <a:ext uri="{28A0092B-C50C-407E-A947-70E740481C1C}">
-                          <a14:useLocalDpi xmlns="" xmlns:wpc="http://schemas.microsoft.com/office/word/2010/wordprocessingCanvas" xmlns:cx="http://schemas.microsoft.com/office/drawing/2014/chartex" xmlns:cx1="http://schemas.microsoft.com/office/drawing/2015/9/8/chartex" xmlns:cx2="http://schemas.microsoft.com/office/drawing/2015/10/21/chartex" xmlns:cx3="http://schemas.microsoft.com/office/drawing/2016/5/9/chartex" xmlns:cx4="http://schemas.microsoft.com/office/drawing/2016/5/10/chartex" xmlns:cx5="http://schemas.microsoft.com/office/drawing/2016/5/11/chartex" xmlns:cx6="http://schemas.microsoft.com/office/drawing/2016/5/12/chartex" xmlns:cx7="http://schemas.microsoft.com/office/drawing/2016/5/13/chartex" xmlns:cx8="http://schemas.microsoft.com/office/drawing/2016/5/14/chartex" xmlns:mc="http://schemas.openxmlformats.org/markup-compatibility/2006" xmlns:aink="http://schemas.microsoft.com/office/drawing/2016/ink" xmlns:o="urn:schemas-microsoft-com:office:office" xmlns:v="urn:schemas-microsoft-com:vml" xmlns:wp14="http://schemas.microsoft.com/office/word/2010/wordprocessingDrawing" xmlns:w10="urn:schemas-microsoft-com:office:word" xmlns:w="http://schemas.openxmlformats.org/wordprocessingml/2006/main" xmlns:w14="http://schemas.microsoft.com/office/word/2010/wordml" xmlns:w15="http://schemas.microsoft.com/office/word/2012/wordml" xmlns:w16se="http://schemas.microsoft.com/office/word/2015/wordml/symex" xmlns:wpg="http://schemas.microsoft.com/office/word/2010/wordprocessingGroup" xmlns:wpi="http://schemas.microsoft.com/office/word/2010/wordprocessingInk" xmlns:wps="http://schemas.microsoft.com/office/word/2010/wordprocessingShape" xmlns:a14="http://schemas.microsoft.com/office/drawing/2010/main" val="0"/>
+                          <a14:useLocalDpi xmlns:a14="http://schemas.microsoft.com/office/drawing/2010/main" xmlns:wps="http://schemas.microsoft.com/office/word/2010/wordprocessingShape" xmlns:wpi="http://schemas.microsoft.com/office/word/2010/wordprocessingInk" xmlns:wpg="http://schemas.microsoft.com/office/word/2010/wordprocessingGroup" xmlns:w16se="http://schemas.microsoft.com/office/word/2015/wordml/symex" xmlns:w15="http://schemas.microsoft.com/office/word/2012/wordml" xmlns:w14="http://schemas.microsoft.com/office/word/2010/wordml" xmlns:w="http://schemas.openxmlformats.org/wordprocessingml/2006/main" xmlns:w10="urn:schemas-microsoft-com:office:word" xmlns:wp14="http://schemas.microsoft.com/office/word/2010/wordprocessingDrawing" xmlns:v="urn:schemas-microsoft-com:vml" xmlns:o="urn:schemas-microsoft-com:office:office" xmlns:aink="http://schemas.microsoft.com/office/drawing/2016/ink" xmlns:mc="http://schemas.openxmlformats.org/markup-compatibility/2006" xmlns:cx8="http://schemas.microsoft.com/office/drawing/2016/5/14/chartex" xmlns:cx7="http://schemas.microsoft.com/office/drawing/2016/5/13/chartex" xmlns:cx6="http://schemas.microsoft.com/office/drawing/2016/5/12/chartex" xmlns:cx5="http://schemas.microsoft.com/office/drawing/2016/5/11/chartex" xmlns:cx4="http://schemas.microsoft.com/office/drawing/2016/5/10/chartex" xmlns:cx3="http://schemas.microsoft.com/office/drawing/2016/5/9/chartex" xmlns:cx2="http://schemas.microsoft.com/office/drawing/2015/10/21/chartex" xmlns:cx1="http://schemas.microsoft.com/office/drawing/2015/9/8/chartex" xmlns:cx="http://schemas.microsoft.com/office/drawing/2014/chartex" xmlns:wpc="http://schemas.microsoft.com/office/word/2010/wordprocessingCanvas" xmlns="" val="0"/>
                         </a:ext>
                       </a:extLst>
                     </a:blip>
@@ -41578,7 +41587,7 @@
                     <a:blip r:embed="rId18">
                       <a:extLst>
                         <a:ext uri="{28A0092B-C50C-407E-A947-70E740481C1C}">
-                          <a14:useLocalDpi xmlns="" xmlns:wpc="http://schemas.microsoft.com/office/word/2010/wordprocessingCanvas" xmlns:cx="http://schemas.microsoft.com/office/drawing/2014/chartex" xmlns:cx1="http://schemas.microsoft.com/office/drawing/2015/9/8/chartex" xmlns:cx2="http://schemas.microsoft.com/office/drawing/2015/10/21/chartex" xmlns:cx3="http://schemas.microsoft.com/office/drawing/2016/5/9/chartex" xmlns:cx4="http://schemas.microsoft.com/office/drawing/2016/5/10/chartex" xmlns:cx5="http://schemas.microsoft.com/office/drawing/2016/5/11/chartex" xmlns:cx6="http://schemas.microsoft.com/office/drawing/2016/5/12/chartex" xmlns:cx7="http://schemas.microsoft.com/office/drawing/2016/5/13/chartex" xmlns:cx8="http://schemas.microsoft.com/office/drawing/2016/5/14/chartex" xmlns:mc="http://schemas.openxmlformats.org/markup-compatibility/2006" xmlns:aink="http://schemas.microsoft.com/office/drawing/2016/ink" xmlns:o="urn:schemas-microsoft-com:office:office" xmlns:v="urn:schemas-microsoft-com:vml" xmlns:wp14="http://schemas.microsoft.com/office/word/2010/wordprocessingDrawing" xmlns:w10="urn:schemas-microsoft-com:office:word" xmlns:w="http://schemas.openxmlformats.org/wordprocessingml/2006/main" xmlns:w14="http://schemas.microsoft.com/office/word/2010/wordml" xmlns:w15="http://schemas.microsoft.com/office/word/2012/wordml" xmlns:w16se="http://schemas.microsoft.com/office/word/2015/wordml/symex" xmlns:wpg="http://schemas.microsoft.com/office/word/2010/wordprocessingGroup" xmlns:wpi="http://schemas.microsoft.com/office/word/2010/wordprocessingInk" xmlns:wps="http://schemas.microsoft.com/office/word/2010/wordprocessingShape" xmlns:a14="http://schemas.microsoft.com/office/drawing/2010/main" val="0"/>
+                          <a14:useLocalDpi xmlns:a14="http://schemas.microsoft.com/office/drawing/2010/main" xmlns:wps="http://schemas.microsoft.com/office/word/2010/wordprocessingShape" xmlns:wpi="http://schemas.microsoft.com/office/word/2010/wordprocessingInk" xmlns:wpg="http://schemas.microsoft.com/office/word/2010/wordprocessingGroup" xmlns:w16se="http://schemas.microsoft.com/office/word/2015/wordml/symex" xmlns:w15="http://schemas.microsoft.com/office/word/2012/wordml" xmlns:w14="http://schemas.microsoft.com/office/word/2010/wordml" xmlns:w="http://schemas.openxmlformats.org/wordprocessingml/2006/main" xmlns:w10="urn:schemas-microsoft-com:office:word" xmlns:wp14="http://schemas.microsoft.com/office/word/2010/wordprocessingDrawing" xmlns:v="urn:schemas-microsoft-com:vml" xmlns:o="urn:schemas-microsoft-com:office:office" xmlns:aink="http://schemas.microsoft.com/office/drawing/2016/ink" xmlns:mc="http://schemas.openxmlformats.org/markup-compatibility/2006" xmlns:cx8="http://schemas.microsoft.com/office/drawing/2016/5/14/chartex" xmlns:cx7="http://schemas.microsoft.com/office/drawing/2016/5/13/chartex" xmlns:cx6="http://schemas.microsoft.com/office/drawing/2016/5/12/chartex" xmlns:cx5="http://schemas.microsoft.com/office/drawing/2016/5/11/chartex" xmlns:cx4="http://schemas.microsoft.com/office/drawing/2016/5/10/chartex" xmlns:cx3="http://schemas.microsoft.com/office/drawing/2016/5/9/chartex" xmlns:cx2="http://schemas.microsoft.com/office/drawing/2015/10/21/chartex" xmlns:cx1="http://schemas.microsoft.com/office/drawing/2015/9/8/chartex" xmlns:cx="http://schemas.microsoft.com/office/drawing/2014/chartex" xmlns:wpc="http://schemas.microsoft.com/office/word/2010/wordprocessingCanvas" xmlns="" val="0"/>
                         </a:ext>
                       </a:extLst>
                     </a:blip>
@@ -41960,7 +41969,7 @@
                     <a:blip r:embed="rId18">
                       <a:extLst>
                         <a:ext uri="{28A0092B-C50C-407E-A947-70E740481C1C}">
-                          <a14:useLocalDpi xmlns="" xmlns:wpc="http://schemas.microsoft.com/office/word/2010/wordprocessingCanvas" xmlns:cx="http://schemas.microsoft.com/office/drawing/2014/chartex" xmlns:cx1="http://schemas.microsoft.com/office/drawing/2015/9/8/chartex" xmlns:cx2="http://schemas.microsoft.com/office/drawing/2015/10/21/chartex" xmlns:cx3="http://schemas.microsoft.com/office/drawing/2016/5/9/chartex" xmlns:cx4="http://schemas.microsoft.com/office/drawing/2016/5/10/chartex" xmlns:cx5="http://schemas.microsoft.com/office/drawing/2016/5/11/chartex" xmlns:cx6="http://schemas.microsoft.com/office/drawing/2016/5/12/chartex" xmlns:cx7="http://schemas.microsoft.com/office/drawing/2016/5/13/chartex" xmlns:cx8="http://schemas.microsoft.com/office/drawing/2016/5/14/chartex" xmlns:mc="http://schemas.openxmlformats.org/markup-compatibility/2006" xmlns:aink="http://schemas.microsoft.com/office/drawing/2016/ink" xmlns:o="urn:schemas-microsoft-com:office:office" xmlns:v="urn:schemas-microsoft-com:vml" xmlns:wp14="http://schemas.microsoft.com/office/word/2010/wordprocessingDrawing" xmlns:w10="urn:schemas-microsoft-com:office:word" xmlns:w="http://schemas.openxmlformats.org/wordprocessingml/2006/main" xmlns:w14="http://schemas.microsoft.com/office/word/2010/wordml" xmlns:w15="http://schemas.microsoft.com/office/word/2012/wordml" xmlns:w16se="http://schemas.microsoft.com/office/word/2015/wordml/symex" xmlns:wpg="http://schemas.microsoft.com/office/word/2010/wordprocessingGroup" xmlns:wpi="http://schemas.microsoft.com/office/word/2010/wordprocessingInk" xmlns:wps="http://schemas.microsoft.com/office/word/2010/wordprocessingShape" xmlns:a14="http://schemas.microsoft.com/office/drawing/2010/main" val="0"/>
+                          <a14:useLocalDpi xmlns:a14="http://schemas.microsoft.com/office/drawing/2010/main" xmlns:wps="http://schemas.microsoft.com/office/word/2010/wordprocessingShape" xmlns:wpi="http://schemas.microsoft.com/office/word/2010/wordprocessingInk" xmlns:wpg="http://schemas.microsoft.com/office/word/2010/wordprocessingGroup" xmlns:w16se="http://schemas.microsoft.com/office/word/2015/wordml/symex" xmlns:w15="http://schemas.microsoft.com/office/word/2012/wordml" xmlns:w14="http://schemas.microsoft.com/office/word/2010/wordml" xmlns:w="http://schemas.openxmlformats.org/wordprocessingml/2006/main" xmlns:w10="urn:schemas-microsoft-com:office:word" xmlns:wp14="http://schemas.microsoft.com/office/word/2010/wordprocessingDrawing" xmlns:v="urn:schemas-microsoft-com:vml" xmlns:o="urn:schemas-microsoft-com:office:office" xmlns:aink="http://schemas.microsoft.com/office/drawing/2016/ink" xmlns:mc="http://schemas.openxmlformats.org/markup-compatibility/2006" xmlns:cx8="http://schemas.microsoft.com/office/drawing/2016/5/14/chartex" xmlns:cx7="http://schemas.microsoft.com/office/drawing/2016/5/13/chartex" xmlns:cx6="http://schemas.microsoft.com/office/drawing/2016/5/12/chartex" xmlns:cx5="http://schemas.microsoft.com/office/drawing/2016/5/11/chartex" xmlns:cx4="http://schemas.microsoft.com/office/drawing/2016/5/10/chartex" xmlns:cx3="http://schemas.microsoft.com/office/drawing/2016/5/9/chartex" xmlns:cx2="http://schemas.microsoft.com/office/drawing/2015/10/21/chartex" xmlns:cx1="http://schemas.microsoft.com/office/drawing/2015/9/8/chartex" xmlns:cx="http://schemas.microsoft.com/office/drawing/2014/chartex" xmlns:wpc="http://schemas.microsoft.com/office/word/2010/wordprocessingCanvas" xmlns="" val="0"/>
                         </a:ext>
                       </a:extLst>
                     </a:blip>
@@ -43012,7 +43021,7 @@
                     <a:blip r:embed="rId18">
                       <a:extLst>
                         <a:ext uri="{28A0092B-C50C-407E-A947-70E740481C1C}">
-                          <a14:useLocalDpi xmlns="" xmlns:wpc="http://schemas.microsoft.com/office/word/2010/wordprocessingCanvas" xmlns:cx="http://schemas.microsoft.com/office/drawing/2014/chartex" xmlns:cx1="http://schemas.microsoft.com/office/drawing/2015/9/8/chartex" xmlns:cx2="http://schemas.microsoft.com/office/drawing/2015/10/21/chartex" xmlns:cx3="http://schemas.microsoft.com/office/drawing/2016/5/9/chartex" xmlns:cx4="http://schemas.microsoft.com/office/drawing/2016/5/10/chartex" xmlns:cx5="http://schemas.microsoft.com/office/drawing/2016/5/11/chartex" xmlns:cx6="http://schemas.microsoft.com/office/drawing/2016/5/12/chartex" xmlns:cx7="http://schemas.microsoft.com/office/drawing/2016/5/13/chartex" xmlns:cx8="http://schemas.microsoft.com/office/drawing/2016/5/14/chartex" xmlns:mc="http://schemas.openxmlformats.org/markup-compatibility/2006" xmlns:aink="http://schemas.microsoft.com/office/drawing/2016/ink" xmlns:o="urn:schemas-microsoft-com:office:office" xmlns:v="urn:schemas-microsoft-com:vml" xmlns:wp14="http://schemas.microsoft.com/office/word/2010/wordprocessingDrawing" xmlns:w10="urn:schemas-microsoft-com:office:word" xmlns:w="http://schemas.openxmlformats.org/wordprocessingml/2006/main" xmlns:w14="http://schemas.microsoft.com/office/word/2010/wordml" xmlns:w15="http://schemas.microsoft.com/office/word/2012/wordml" xmlns:w16se="http://schemas.microsoft.com/office/word/2015/wordml/symex" xmlns:wpg="http://schemas.microsoft.com/office/word/2010/wordprocessingGroup" xmlns:wpi="http://schemas.microsoft.com/office/word/2010/wordprocessingInk" xmlns:wps="http://schemas.microsoft.com/office/word/2010/wordprocessingShape" xmlns:a14="http://schemas.microsoft.com/office/drawing/2010/main" val="0"/>
+                          <a14:useLocalDpi xmlns:a14="http://schemas.microsoft.com/office/drawing/2010/main" xmlns:wps="http://schemas.microsoft.com/office/word/2010/wordprocessingShape" xmlns:wpi="http://schemas.microsoft.com/office/word/2010/wordprocessingInk" xmlns:wpg="http://schemas.microsoft.com/office/word/2010/wordprocessingGroup" xmlns:w16se="http://schemas.microsoft.com/office/word/2015/wordml/symex" xmlns:w15="http://schemas.microsoft.com/office/word/2012/wordml" xmlns:w14="http://schemas.microsoft.com/office/word/2010/wordml" xmlns:w="http://schemas.openxmlformats.org/wordprocessingml/2006/main" xmlns:w10="urn:schemas-microsoft-com:office:word" xmlns:wp14="http://schemas.microsoft.com/office/word/2010/wordprocessingDrawing" xmlns:v="urn:schemas-microsoft-com:vml" xmlns:o="urn:schemas-microsoft-com:office:office" xmlns:aink="http://schemas.microsoft.com/office/drawing/2016/ink" xmlns:mc="http://schemas.openxmlformats.org/markup-compatibility/2006" xmlns:cx8="http://schemas.microsoft.com/office/drawing/2016/5/14/chartex" xmlns:cx7="http://schemas.microsoft.com/office/drawing/2016/5/13/chartex" xmlns:cx6="http://schemas.microsoft.com/office/drawing/2016/5/12/chartex" xmlns:cx5="http://schemas.microsoft.com/office/drawing/2016/5/11/chartex" xmlns:cx4="http://schemas.microsoft.com/office/drawing/2016/5/10/chartex" xmlns:cx3="http://schemas.microsoft.com/office/drawing/2016/5/9/chartex" xmlns:cx2="http://schemas.microsoft.com/office/drawing/2015/10/21/chartex" xmlns:cx1="http://schemas.microsoft.com/office/drawing/2015/9/8/chartex" xmlns:cx="http://schemas.microsoft.com/office/drawing/2014/chartex" xmlns:wpc="http://schemas.microsoft.com/office/word/2010/wordprocessingCanvas" xmlns="" val="0"/>
                         </a:ext>
                       </a:extLst>
                     </a:blip>
@@ -43842,7 +43851,7 @@
                     <a:blip r:embed="rId18">
                       <a:extLst>
                         <a:ext uri="{28A0092B-C50C-407E-A947-70E740481C1C}">
-                          <a14:useLocalDpi xmlns="" xmlns:wpc="http://schemas.microsoft.com/office/word/2010/wordprocessingCanvas" xmlns:cx="http://schemas.microsoft.com/office/drawing/2014/chartex" xmlns:cx1="http://schemas.microsoft.com/office/drawing/2015/9/8/chartex" xmlns:cx2="http://schemas.microsoft.com/office/drawing/2015/10/21/chartex" xmlns:cx3="http://schemas.microsoft.com/office/drawing/2016/5/9/chartex" xmlns:cx4="http://schemas.microsoft.com/office/drawing/2016/5/10/chartex" xmlns:cx5="http://schemas.microsoft.com/office/drawing/2016/5/11/chartex" xmlns:cx6="http://schemas.microsoft.com/office/drawing/2016/5/12/chartex" xmlns:cx7="http://schemas.microsoft.com/office/drawing/2016/5/13/chartex" xmlns:cx8="http://schemas.microsoft.com/office/drawing/2016/5/14/chartex" xmlns:mc="http://schemas.openxmlformats.org/markup-compatibility/2006" xmlns:aink="http://schemas.microsoft.com/office/drawing/2016/ink" xmlns:o="urn:schemas-microsoft-com:office:office" xmlns:v="urn:schemas-microsoft-com:vml" xmlns:wp14="http://schemas.microsoft.com/office/word/2010/wordprocessingDrawing" xmlns:w10="urn:schemas-microsoft-com:office:word" xmlns:w="http://schemas.openxmlformats.org/wordprocessingml/2006/main" xmlns:w14="http://schemas.microsoft.com/office/word/2010/wordml" xmlns:w15="http://schemas.microsoft.com/office/word/2012/wordml" xmlns:w16se="http://schemas.microsoft.com/office/word/2015/wordml/symex" xmlns:wpg="http://schemas.microsoft.com/office/word/2010/wordprocessingGroup" xmlns:wpi="http://schemas.microsoft.com/office/word/2010/wordprocessingInk" xmlns:wps="http://schemas.microsoft.com/office/word/2010/wordprocessingShape" xmlns:a14="http://schemas.microsoft.com/office/drawing/2010/main" val="0"/>
+                          <a14:useLocalDpi xmlns:a14="http://schemas.microsoft.com/office/drawing/2010/main" xmlns:wps="http://schemas.microsoft.com/office/word/2010/wordprocessingShape" xmlns:wpi="http://schemas.microsoft.com/office/word/2010/wordprocessingInk" xmlns:wpg="http://schemas.microsoft.com/office/word/2010/wordprocessingGroup" xmlns:w16se="http://schemas.microsoft.com/office/word/2015/wordml/symex" xmlns:w15="http://schemas.microsoft.com/office/word/2012/wordml" xmlns:w14="http://schemas.microsoft.com/office/word/2010/wordml" xmlns:w="http://schemas.openxmlformats.org/wordprocessingml/2006/main" xmlns:w10="urn:schemas-microsoft-com:office:word" xmlns:wp14="http://schemas.microsoft.com/office/word/2010/wordprocessingDrawing" xmlns:v="urn:schemas-microsoft-com:vml" xmlns:o="urn:schemas-microsoft-com:office:office" xmlns:aink="http://schemas.microsoft.com/office/drawing/2016/ink" xmlns:mc="http://schemas.openxmlformats.org/markup-compatibility/2006" xmlns:cx8="http://schemas.microsoft.com/office/drawing/2016/5/14/chartex" xmlns:cx7="http://schemas.microsoft.com/office/drawing/2016/5/13/chartex" xmlns:cx6="http://schemas.microsoft.com/office/drawing/2016/5/12/chartex" xmlns:cx5="http://schemas.microsoft.com/office/drawing/2016/5/11/chartex" xmlns:cx4="http://schemas.microsoft.com/office/drawing/2016/5/10/chartex" xmlns:cx3="http://schemas.microsoft.com/office/drawing/2016/5/9/chartex" xmlns:cx2="http://schemas.microsoft.com/office/drawing/2015/10/21/chartex" xmlns:cx1="http://schemas.microsoft.com/office/drawing/2015/9/8/chartex" xmlns:cx="http://schemas.microsoft.com/office/drawing/2014/chartex" xmlns:wpc="http://schemas.microsoft.com/office/word/2010/wordprocessingCanvas" xmlns="" val="0"/>
                         </a:ext>
                       </a:extLst>
                     </a:blip>
@@ -45258,7 +45267,7 @@
                     <a:blip r:embed="rId18">
                       <a:extLst>
                         <a:ext uri="{28A0092B-C50C-407E-A947-70E740481C1C}">
-                          <a14:useLocalDpi xmlns="" xmlns:wpc="http://schemas.microsoft.com/office/word/2010/wordprocessingCanvas" xmlns:cx="http://schemas.microsoft.com/office/drawing/2014/chartex" xmlns:cx1="http://schemas.microsoft.com/office/drawing/2015/9/8/chartex" xmlns:cx2="http://schemas.microsoft.com/office/drawing/2015/10/21/chartex" xmlns:cx3="http://schemas.microsoft.com/office/drawing/2016/5/9/chartex" xmlns:cx4="http://schemas.microsoft.com/office/drawing/2016/5/10/chartex" xmlns:cx5="http://schemas.microsoft.com/office/drawing/2016/5/11/chartex" xmlns:cx6="http://schemas.microsoft.com/office/drawing/2016/5/12/chartex" xmlns:cx7="http://schemas.microsoft.com/office/drawing/2016/5/13/chartex" xmlns:cx8="http://schemas.microsoft.com/office/drawing/2016/5/14/chartex" xmlns:mc="http://schemas.openxmlformats.org/markup-compatibility/2006" xmlns:aink="http://schemas.microsoft.com/office/drawing/2016/ink" xmlns:o="urn:schemas-microsoft-com:office:office" xmlns:v="urn:schemas-microsoft-com:vml" xmlns:wp14="http://schemas.microsoft.com/office/word/2010/wordprocessingDrawing" xmlns:w10="urn:schemas-microsoft-com:office:word" xmlns:w="http://schemas.openxmlformats.org/wordprocessingml/2006/main" xmlns:w14="http://schemas.microsoft.com/office/word/2010/wordml" xmlns:w15="http://schemas.microsoft.com/office/word/2012/wordml" xmlns:w16se="http://schemas.microsoft.com/office/word/2015/wordml/symex" xmlns:wpg="http://schemas.microsoft.com/office/word/2010/wordprocessingGroup" xmlns:wpi="http://schemas.microsoft.com/office/word/2010/wordprocessingInk" xmlns:wps="http://schemas.microsoft.com/office/word/2010/wordprocessingShape" xmlns:a14="http://schemas.microsoft.com/office/drawing/2010/main" val="0"/>
+                          <a14:useLocalDpi xmlns:a14="http://schemas.microsoft.com/office/drawing/2010/main" xmlns:wps="http://schemas.microsoft.com/office/word/2010/wordprocessingShape" xmlns:wpi="http://schemas.microsoft.com/office/word/2010/wordprocessingInk" xmlns:wpg="http://schemas.microsoft.com/office/word/2010/wordprocessingGroup" xmlns:w16se="http://schemas.microsoft.com/office/word/2015/wordml/symex" xmlns:w15="http://schemas.microsoft.com/office/word/2012/wordml" xmlns:w14="http://schemas.microsoft.com/office/word/2010/wordml" xmlns:w="http://schemas.openxmlformats.org/wordprocessingml/2006/main" xmlns:w10="urn:schemas-microsoft-com:office:word" xmlns:wp14="http://schemas.microsoft.com/office/word/2010/wordprocessingDrawing" xmlns:v="urn:schemas-microsoft-com:vml" xmlns:o="urn:schemas-microsoft-com:office:office" xmlns:aink="http://schemas.microsoft.com/office/drawing/2016/ink" xmlns:mc="http://schemas.openxmlformats.org/markup-compatibility/2006" xmlns:cx8="http://schemas.microsoft.com/office/drawing/2016/5/14/chartex" xmlns:cx7="http://schemas.microsoft.com/office/drawing/2016/5/13/chartex" xmlns:cx6="http://schemas.microsoft.com/office/drawing/2016/5/12/chartex" xmlns:cx5="http://schemas.microsoft.com/office/drawing/2016/5/11/chartex" xmlns:cx4="http://schemas.microsoft.com/office/drawing/2016/5/10/chartex" xmlns:cx3="http://schemas.microsoft.com/office/drawing/2016/5/9/chartex" xmlns:cx2="http://schemas.microsoft.com/office/drawing/2015/10/21/chartex" xmlns:cx1="http://schemas.microsoft.com/office/drawing/2015/9/8/chartex" xmlns:cx="http://schemas.microsoft.com/office/drawing/2014/chartex" xmlns:wpc="http://schemas.microsoft.com/office/word/2010/wordprocessingCanvas" xmlns="" val="0"/>
                         </a:ext>
                       </a:extLst>
                     </a:blip>
@@ -45606,7 +45615,7 @@
                     <a:blip r:embed="rId18">
                       <a:extLst>
                         <a:ext uri="{28A0092B-C50C-407E-A947-70E740481C1C}">
-                          <a14:useLocalDpi xmlns="" xmlns:wpc="http://schemas.microsoft.com/office/word/2010/wordprocessingCanvas" xmlns:cx="http://schemas.microsoft.com/office/drawing/2014/chartex" xmlns:cx1="http://schemas.microsoft.com/office/drawing/2015/9/8/chartex" xmlns:cx2="http://schemas.microsoft.com/office/drawing/2015/10/21/chartex" xmlns:cx3="http://schemas.microsoft.com/office/drawing/2016/5/9/chartex" xmlns:cx4="http://schemas.microsoft.com/office/drawing/2016/5/10/chartex" xmlns:cx5="http://schemas.microsoft.com/office/drawing/2016/5/11/chartex" xmlns:cx6="http://schemas.microsoft.com/office/drawing/2016/5/12/chartex" xmlns:cx7="http://schemas.microsoft.com/office/drawing/2016/5/13/chartex" xmlns:cx8="http://schemas.microsoft.com/office/drawing/2016/5/14/chartex" xmlns:mc="http://schemas.openxmlformats.org/markup-compatibility/2006" xmlns:aink="http://schemas.microsoft.com/office/drawing/2016/ink" xmlns:o="urn:schemas-microsoft-com:office:office" xmlns:v="urn:schemas-microsoft-com:vml" xmlns:wp14="http://schemas.microsoft.com/office/word/2010/wordprocessingDrawing" xmlns:w10="urn:schemas-microsoft-com:office:word" xmlns:w="http://schemas.openxmlformats.org/wordprocessingml/2006/main" xmlns:w14="http://schemas.microsoft.com/office/word/2010/wordml" xmlns:w15="http://schemas.microsoft.com/office/word/2012/wordml" xmlns:w16se="http://schemas.microsoft.com/office/word/2015/wordml/symex" xmlns:wpg="http://schemas.microsoft.com/office/word/2010/wordprocessingGroup" xmlns:wpi="http://schemas.microsoft.com/office/word/2010/wordprocessingInk" xmlns:wps="http://schemas.microsoft.com/office/word/2010/wordprocessingShape" xmlns:a14="http://schemas.microsoft.com/office/drawing/2010/main" val="0"/>
+                          <a14:useLocalDpi xmlns:a14="http://schemas.microsoft.com/office/drawing/2010/main" xmlns:wps="http://schemas.microsoft.com/office/word/2010/wordprocessingShape" xmlns:wpi="http://schemas.microsoft.com/office/word/2010/wordprocessingInk" xmlns:wpg="http://schemas.microsoft.com/office/word/2010/wordprocessingGroup" xmlns:w16se="http://schemas.microsoft.com/office/word/2015/wordml/symex" xmlns:w15="http://schemas.microsoft.com/office/word/2012/wordml" xmlns:w14="http://schemas.microsoft.com/office/word/2010/wordml" xmlns:w="http://schemas.openxmlformats.org/wordprocessingml/2006/main" xmlns:w10="urn:schemas-microsoft-com:office:word" xmlns:wp14="http://schemas.microsoft.com/office/word/2010/wordprocessingDrawing" xmlns:v="urn:schemas-microsoft-com:vml" xmlns:o="urn:schemas-microsoft-com:office:office" xmlns:aink="http://schemas.microsoft.com/office/drawing/2016/ink" xmlns:mc="http://schemas.openxmlformats.org/markup-compatibility/2006" xmlns:cx8="http://schemas.microsoft.com/office/drawing/2016/5/14/chartex" xmlns:cx7="http://schemas.microsoft.com/office/drawing/2016/5/13/chartex" xmlns:cx6="http://schemas.microsoft.com/office/drawing/2016/5/12/chartex" xmlns:cx5="http://schemas.microsoft.com/office/drawing/2016/5/11/chartex" xmlns:cx4="http://schemas.microsoft.com/office/drawing/2016/5/10/chartex" xmlns:cx3="http://schemas.microsoft.com/office/drawing/2016/5/9/chartex" xmlns:cx2="http://schemas.microsoft.com/office/drawing/2015/10/21/chartex" xmlns:cx1="http://schemas.microsoft.com/office/drawing/2015/9/8/chartex" xmlns:cx="http://schemas.microsoft.com/office/drawing/2014/chartex" xmlns:wpc="http://schemas.microsoft.com/office/word/2010/wordprocessingCanvas" xmlns="" val="0"/>
                         </a:ext>
                       </a:extLst>
                     </a:blip>
@@ -46010,7 +46019,7 @@
                     <a:blip r:embed="rId18">
                       <a:extLst>
                         <a:ext uri="{28A0092B-C50C-407E-A947-70E740481C1C}">
-                          <a14:useLocalDpi xmlns="" xmlns:wpc="http://schemas.microsoft.com/office/word/2010/wordprocessingCanvas" xmlns:cx="http://schemas.microsoft.com/office/drawing/2014/chartex" xmlns:cx1="http://schemas.microsoft.com/office/drawing/2015/9/8/chartex" xmlns:cx2="http://schemas.microsoft.com/office/drawing/2015/10/21/chartex" xmlns:cx3="http://schemas.microsoft.com/office/drawing/2016/5/9/chartex" xmlns:cx4="http://schemas.microsoft.com/office/drawing/2016/5/10/chartex" xmlns:cx5="http://schemas.microsoft.com/office/drawing/2016/5/11/chartex" xmlns:cx6="http://schemas.microsoft.com/office/drawing/2016/5/12/chartex" xmlns:cx7="http://schemas.microsoft.com/office/drawing/2016/5/13/chartex" xmlns:cx8="http://schemas.microsoft.com/office/drawing/2016/5/14/chartex" xmlns:mc="http://schemas.openxmlformats.org/markup-compatibility/2006" xmlns:aink="http://schemas.microsoft.com/office/drawing/2016/ink" xmlns:o="urn:schemas-microsoft-com:office:office" xmlns:v="urn:schemas-microsoft-com:vml" xmlns:wp14="http://schemas.microsoft.com/office/word/2010/wordprocessingDrawing" xmlns:w10="urn:schemas-microsoft-com:office:word" xmlns:w="http://schemas.openxmlformats.org/wordprocessingml/2006/main" xmlns:w14="http://schemas.microsoft.com/office/word/2010/wordml" xmlns:w15="http://schemas.microsoft.com/office/word/2012/wordml" xmlns:w16se="http://schemas.microsoft.com/office/word/2015/wordml/symex" xmlns:wpg="http://schemas.microsoft.com/office/word/2010/wordprocessingGroup" xmlns:wpi="http://schemas.microsoft.com/office/word/2010/wordprocessingInk" xmlns:wps="http://schemas.microsoft.com/office/word/2010/wordprocessingShape" xmlns:a14="http://schemas.microsoft.com/office/drawing/2010/main" val="0"/>
+                          <a14:useLocalDpi xmlns:a14="http://schemas.microsoft.com/office/drawing/2010/main" xmlns:wps="http://schemas.microsoft.com/office/word/2010/wordprocessingShape" xmlns:wpi="http://schemas.microsoft.com/office/word/2010/wordprocessingInk" xmlns:wpg="http://schemas.microsoft.com/office/word/2010/wordprocessingGroup" xmlns:w16se="http://schemas.microsoft.com/office/word/2015/wordml/symex" xmlns:w15="http://schemas.microsoft.com/office/word/2012/wordml" xmlns:w14="http://schemas.microsoft.com/office/word/2010/wordml" xmlns:w="http://schemas.openxmlformats.org/wordprocessingml/2006/main" xmlns:w10="urn:schemas-microsoft-com:office:word" xmlns:wp14="http://schemas.microsoft.com/office/word/2010/wordprocessingDrawing" xmlns:v="urn:schemas-microsoft-com:vml" xmlns:o="urn:schemas-microsoft-com:office:office" xmlns:aink="http://schemas.microsoft.com/office/drawing/2016/ink" xmlns:mc="http://schemas.openxmlformats.org/markup-compatibility/2006" xmlns:cx8="http://schemas.microsoft.com/office/drawing/2016/5/14/chartex" xmlns:cx7="http://schemas.microsoft.com/office/drawing/2016/5/13/chartex" xmlns:cx6="http://schemas.microsoft.com/office/drawing/2016/5/12/chartex" xmlns:cx5="http://schemas.microsoft.com/office/drawing/2016/5/11/chartex" xmlns:cx4="http://schemas.microsoft.com/office/drawing/2016/5/10/chartex" xmlns:cx3="http://schemas.microsoft.com/office/drawing/2016/5/9/chartex" xmlns:cx2="http://schemas.microsoft.com/office/drawing/2015/10/21/chartex" xmlns:cx1="http://schemas.microsoft.com/office/drawing/2015/9/8/chartex" xmlns:cx="http://schemas.microsoft.com/office/drawing/2014/chartex" xmlns:wpc="http://schemas.microsoft.com/office/word/2010/wordprocessingCanvas" xmlns="" val="0"/>
                         </a:ext>
                       </a:extLst>
                     </a:blip>
@@ -46516,7 +46525,7 @@
                     <a:blip r:embed="rId18">
                       <a:extLst>
                         <a:ext uri="{28A0092B-C50C-407E-A947-70E740481C1C}">
-                          <a14:useLocalDpi xmlns="" xmlns:wpc="http://schemas.microsoft.com/office/word/2010/wordprocessingCanvas" xmlns:cx="http://schemas.microsoft.com/office/drawing/2014/chartex" xmlns:cx1="http://schemas.microsoft.com/office/drawing/2015/9/8/chartex" xmlns:cx2="http://schemas.microsoft.com/office/drawing/2015/10/21/chartex" xmlns:cx3="http://schemas.microsoft.com/office/drawing/2016/5/9/chartex" xmlns:cx4="http://schemas.microsoft.com/office/drawing/2016/5/10/chartex" xmlns:cx5="http://schemas.microsoft.com/office/drawing/2016/5/11/chartex" xmlns:cx6="http://schemas.microsoft.com/office/drawing/2016/5/12/chartex" xmlns:cx7="http://schemas.microsoft.com/office/drawing/2016/5/13/chartex" xmlns:cx8="http://schemas.microsoft.com/office/drawing/2016/5/14/chartex" xmlns:mc="http://schemas.openxmlformats.org/markup-compatibility/2006" xmlns:aink="http://schemas.microsoft.com/office/drawing/2016/ink" xmlns:o="urn:schemas-microsoft-com:office:office" xmlns:v="urn:schemas-microsoft-com:vml" xmlns:wp14="http://schemas.microsoft.com/office/word/2010/wordprocessingDrawing" xmlns:w10="urn:schemas-microsoft-com:office:word" xmlns:w="http://schemas.openxmlformats.org/wordprocessingml/2006/main" xmlns:w14="http://schemas.microsoft.com/office/word/2010/wordml" xmlns:w15="http://schemas.microsoft.com/office/word/2012/wordml" xmlns:w16se="http://schemas.microsoft.com/office/word/2015/wordml/symex" xmlns:wpg="http://schemas.microsoft.com/office/word/2010/wordprocessingGroup" xmlns:wpi="http://schemas.microsoft.com/office/word/2010/wordprocessingInk" xmlns:wps="http://schemas.microsoft.com/office/word/2010/wordprocessingShape" xmlns:a14="http://schemas.microsoft.com/office/drawing/2010/main" val="0"/>
+                          <a14:useLocalDpi xmlns:a14="http://schemas.microsoft.com/office/drawing/2010/main" xmlns:wps="http://schemas.microsoft.com/office/word/2010/wordprocessingShape" xmlns:wpi="http://schemas.microsoft.com/office/word/2010/wordprocessingInk" xmlns:wpg="http://schemas.microsoft.com/office/word/2010/wordprocessingGroup" xmlns:w16se="http://schemas.microsoft.com/office/word/2015/wordml/symex" xmlns:w15="http://schemas.microsoft.com/office/word/2012/wordml" xmlns:w14="http://schemas.microsoft.com/office/word/2010/wordml" xmlns:w="http://schemas.openxmlformats.org/wordprocessingml/2006/main" xmlns:w10="urn:schemas-microsoft-com:office:word" xmlns:wp14="http://schemas.microsoft.com/office/word/2010/wordprocessingDrawing" xmlns:v="urn:schemas-microsoft-com:vml" xmlns:o="urn:schemas-microsoft-com:office:office" xmlns:aink="http://schemas.microsoft.com/office/drawing/2016/ink" xmlns:mc="http://schemas.openxmlformats.org/markup-compatibility/2006" xmlns:cx8="http://schemas.microsoft.com/office/drawing/2016/5/14/chartex" xmlns:cx7="http://schemas.microsoft.com/office/drawing/2016/5/13/chartex" xmlns:cx6="http://schemas.microsoft.com/office/drawing/2016/5/12/chartex" xmlns:cx5="http://schemas.microsoft.com/office/drawing/2016/5/11/chartex" xmlns:cx4="http://schemas.microsoft.com/office/drawing/2016/5/10/chartex" xmlns:cx3="http://schemas.microsoft.com/office/drawing/2016/5/9/chartex" xmlns:cx2="http://schemas.microsoft.com/office/drawing/2015/10/21/chartex" xmlns:cx1="http://schemas.microsoft.com/office/drawing/2015/9/8/chartex" xmlns:cx="http://schemas.microsoft.com/office/drawing/2014/chartex" xmlns:wpc="http://schemas.microsoft.com/office/word/2010/wordprocessingCanvas" xmlns="" val="0"/>
                         </a:ext>
                       </a:extLst>
                     </a:blip>
@@ -46724,7 +46733,7 @@
                     <a:blip r:embed="rId18">
                       <a:extLst>
                         <a:ext uri="{28A0092B-C50C-407E-A947-70E740481C1C}">
-                          <a14:useLocalDpi xmlns="" xmlns:wpc="http://schemas.microsoft.com/office/word/2010/wordprocessingCanvas" xmlns:cx="http://schemas.microsoft.com/office/drawing/2014/chartex" xmlns:cx1="http://schemas.microsoft.com/office/drawing/2015/9/8/chartex" xmlns:cx2="http://schemas.microsoft.com/office/drawing/2015/10/21/chartex" xmlns:cx3="http://schemas.microsoft.com/office/drawing/2016/5/9/chartex" xmlns:cx4="http://schemas.microsoft.com/office/drawing/2016/5/10/chartex" xmlns:cx5="http://schemas.microsoft.com/office/drawing/2016/5/11/chartex" xmlns:cx6="http://schemas.microsoft.com/office/drawing/2016/5/12/chartex" xmlns:cx7="http://schemas.microsoft.com/office/drawing/2016/5/13/chartex" xmlns:cx8="http://schemas.microsoft.com/office/drawing/2016/5/14/chartex" xmlns:mc="http://schemas.openxmlformats.org/markup-compatibility/2006" xmlns:aink="http://schemas.microsoft.com/office/drawing/2016/ink" xmlns:o="urn:schemas-microsoft-com:office:office" xmlns:v="urn:schemas-microsoft-com:vml" xmlns:wp14="http://schemas.microsoft.com/office/word/2010/wordprocessingDrawing" xmlns:w10="urn:schemas-microsoft-com:office:word" xmlns:w="http://schemas.openxmlformats.org/wordprocessingml/2006/main" xmlns:w14="http://schemas.microsoft.com/office/word/2010/wordml" xmlns:w15="http://schemas.microsoft.com/office/word/2012/wordml" xmlns:w16se="http://schemas.microsoft.com/office/word/2015/wordml/symex" xmlns:wpg="http://schemas.microsoft.com/office/word/2010/wordprocessingGroup" xmlns:wpi="http://schemas.microsoft.com/office/word/2010/wordprocessingInk" xmlns:wps="http://schemas.microsoft.com/office/word/2010/wordprocessingShape" xmlns:a14="http://schemas.microsoft.com/office/drawing/2010/main" val="0"/>
+                          <a14:useLocalDpi xmlns:a14="http://schemas.microsoft.com/office/drawing/2010/main" xmlns:wps="http://schemas.microsoft.com/office/word/2010/wordprocessingShape" xmlns:wpi="http://schemas.microsoft.com/office/word/2010/wordprocessingInk" xmlns:wpg="http://schemas.microsoft.com/office/word/2010/wordprocessingGroup" xmlns:w16se="http://schemas.microsoft.com/office/word/2015/wordml/symex" xmlns:w15="http://schemas.microsoft.com/office/word/2012/wordml" xmlns:w14="http://schemas.microsoft.com/office/word/2010/wordml" xmlns:w="http://schemas.openxmlformats.org/wordprocessingml/2006/main" xmlns:w10="urn:schemas-microsoft-com:office:word" xmlns:wp14="http://schemas.microsoft.com/office/word/2010/wordprocessingDrawing" xmlns:v="urn:schemas-microsoft-com:vml" xmlns:o="urn:schemas-microsoft-com:office:office" xmlns:aink="http://schemas.microsoft.com/office/drawing/2016/ink" xmlns:mc="http://schemas.openxmlformats.org/markup-compatibility/2006" xmlns:cx8="http://schemas.microsoft.com/office/drawing/2016/5/14/chartex" xmlns:cx7="http://schemas.microsoft.com/office/drawing/2016/5/13/chartex" xmlns:cx6="http://schemas.microsoft.com/office/drawing/2016/5/12/chartex" xmlns:cx5="http://schemas.microsoft.com/office/drawing/2016/5/11/chartex" xmlns:cx4="http://schemas.microsoft.com/office/drawing/2016/5/10/chartex" xmlns:cx3="http://schemas.microsoft.com/office/drawing/2016/5/9/chartex" xmlns:cx2="http://schemas.microsoft.com/office/drawing/2015/10/21/chartex" xmlns:cx1="http://schemas.microsoft.com/office/drawing/2015/9/8/chartex" xmlns:cx="http://schemas.microsoft.com/office/drawing/2014/chartex" xmlns:wpc="http://schemas.microsoft.com/office/word/2010/wordprocessingCanvas" xmlns="" val="0"/>
                         </a:ext>
                       </a:extLst>
                     </a:blip>
@@ -47736,7 +47745,7 @@
                     <a:blip r:embed="rId18">
                       <a:extLst>
                         <a:ext uri="{28A0092B-C50C-407E-A947-70E740481C1C}">
-                          <a14:useLocalDpi xmlns="" xmlns:wpc="http://schemas.microsoft.com/office/word/2010/wordprocessingCanvas" xmlns:cx="http://schemas.microsoft.com/office/drawing/2014/chartex" xmlns:cx1="http://schemas.microsoft.com/office/drawing/2015/9/8/chartex" xmlns:cx2="http://schemas.microsoft.com/office/drawing/2015/10/21/chartex" xmlns:cx3="http://schemas.microsoft.com/office/drawing/2016/5/9/chartex" xmlns:cx4="http://schemas.microsoft.com/office/drawing/2016/5/10/chartex" xmlns:cx5="http://schemas.microsoft.com/office/drawing/2016/5/11/chartex" xmlns:cx6="http://schemas.microsoft.com/office/drawing/2016/5/12/chartex" xmlns:cx7="http://schemas.microsoft.com/office/drawing/2016/5/13/chartex" xmlns:cx8="http://schemas.microsoft.com/office/drawing/2016/5/14/chartex" xmlns:mc="http://schemas.openxmlformats.org/markup-compatibility/2006" xmlns:aink="http://schemas.microsoft.com/office/drawing/2016/ink" xmlns:o="urn:schemas-microsoft-com:office:office" xmlns:v="urn:schemas-microsoft-com:vml" xmlns:wp14="http://schemas.microsoft.com/office/word/2010/wordprocessingDrawing" xmlns:w10="urn:schemas-microsoft-com:office:word" xmlns:w="http://schemas.openxmlformats.org/wordprocessingml/2006/main" xmlns:w14="http://schemas.microsoft.com/office/word/2010/wordml" xmlns:w15="http://schemas.microsoft.com/office/word/2012/wordml" xmlns:w16se="http://schemas.microsoft.com/office/word/2015/wordml/symex" xmlns:wpg="http://schemas.microsoft.com/office/word/2010/wordprocessingGroup" xmlns:wpi="http://schemas.microsoft.com/office/word/2010/wordprocessingInk" xmlns:wps="http://schemas.microsoft.com/office/word/2010/wordprocessingShape" xmlns:a14="http://schemas.microsoft.com/office/drawing/2010/main" val="0"/>
+                          <a14:useLocalDpi xmlns:a14="http://schemas.microsoft.com/office/drawing/2010/main" xmlns:wps="http://schemas.microsoft.com/office/word/2010/wordprocessingShape" xmlns:wpi="http://schemas.microsoft.com/office/word/2010/wordprocessingInk" xmlns:wpg="http://schemas.microsoft.com/office/word/2010/wordprocessingGroup" xmlns:w16se="http://schemas.microsoft.com/office/word/2015/wordml/symex" xmlns:w15="http://schemas.microsoft.com/office/word/2012/wordml" xmlns:w14="http://schemas.microsoft.com/office/word/2010/wordml" xmlns:w="http://schemas.openxmlformats.org/wordprocessingml/2006/main" xmlns:w10="urn:schemas-microsoft-com:office:word" xmlns:wp14="http://schemas.microsoft.com/office/word/2010/wordprocessingDrawing" xmlns:v="urn:schemas-microsoft-com:vml" xmlns:o="urn:schemas-microsoft-com:office:office" xmlns:aink="http://schemas.microsoft.com/office/drawing/2016/ink" xmlns:mc="http://schemas.openxmlformats.org/markup-compatibility/2006" xmlns:cx8="http://schemas.microsoft.com/office/drawing/2016/5/14/chartex" xmlns:cx7="http://schemas.microsoft.com/office/drawing/2016/5/13/chartex" xmlns:cx6="http://schemas.microsoft.com/office/drawing/2016/5/12/chartex" xmlns:cx5="http://schemas.microsoft.com/office/drawing/2016/5/11/chartex" xmlns:cx4="http://schemas.microsoft.com/office/drawing/2016/5/10/chartex" xmlns:cx3="http://schemas.microsoft.com/office/drawing/2016/5/9/chartex" xmlns:cx2="http://schemas.microsoft.com/office/drawing/2015/10/21/chartex" xmlns:cx1="http://schemas.microsoft.com/office/drawing/2015/9/8/chartex" xmlns:cx="http://schemas.microsoft.com/office/drawing/2014/chartex" xmlns:wpc="http://schemas.microsoft.com/office/word/2010/wordprocessingCanvas" xmlns="" val="0"/>
                         </a:ext>
                       </a:extLst>
                     </a:blip>
@@ -48247,7 +48256,7 @@
                     <a:blip r:embed="rId18">
                       <a:extLst>
                         <a:ext uri="{28A0092B-C50C-407E-A947-70E740481C1C}">
-                          <a14:useLocalDpi xmlns="" xmlns:wpc="http://schemas.microsoft.com/office/word/2010/wordprocessingCanvas" xmlns:cx="http://schemas.microsoft.com/office/drawing/2014/chartex" xmlns:cx1="http://schemas.microsoft.com/office/drawing/2015/9/8/chartex" xmlns:cx2="http://schemas.microsoft.com/office/drawing/2015/10/21/chartex" xmlns:cx3="http://schemas.microsoft.com/office/drawing/2016/5/9/chartex" xmlns:cx4="http://schemas.microsoft.com/office/drawing/2016/5/10/chartex" xmlns:cx5="http://schemas.microsoft.com/office/drawing/2016/5/11/chartex" xmlns:cx6="http://schemas.microsoft.com/office/drawing/2016/5/12/chartex" xmlns:cx7="http://schemas.microsoft.com/office/drawing/2016/5/13/chartex" xmlns:cx8="http://schemas.microsoft.com/office/drawing/2016/5/14/chartex" xmlns:mc="http://schemas.openxmlformats.org/markup-compatibility/2006" xmlns:aink="http://schemas.microsoft.com/office/drawing/2016/ink" xmlns:o="urn:schemas-microsoft-com:office:office" xmlns:v="urn:schemas-microsoft-com:vml" xmlns:wp14="http://schemas.microsoft.com/office/word/2010/wordprocessingDrawing" xmlns:w10="urn:schemas-microsoft-com:office:word" xmlns:w="http://schemas.openxmlformats.org/wordprocessingml/2006/main" xmlns:w14="http://schemas.microsoft.com/office/word/2010/wordml" xmlns:w15="http://schemas.microsoft.com/office/word/2012/wordml" xmlns:w16se="http://schemas.microsoft.com/office/word/2015/wordml/symex" xmlns:wpg="http://schemas.microsoft.com/office/word/2010/wordprocessingGroup" xmlns:wpi="http://schemas.microsoft.com/office/word/2010/wordprocessingInk" xmlns:wps="http://schemas.microsoft.com/office/word/2010/wordprocessingShape" xmlns:a14="http://schemas.microsoft.com/office/drawing/2010/main" val="0"/>
+                          <a14:useLocalDpi xmlns:a14="http://schemas.microsoft.com/office/drawing/2010/main" xmlns:wps="http://schemas.microsoft.com/office/word/2010/wordprocessingShape" xmlns:wpi="http://schemas.microsoft.com/office/word/2010/wordprocessingInk" xmlns:wpg="http://schemas.microsoft.com/office/word/2010/wordprocessingGroup" xmlns:w16se="http://schemas.microsoft.com/office/word/2015/wordml/symex" xmlns:w15="http://schemas.microsoft.com/office/word/2012/wordml" xmlns:w14="http://schemas.microsoft.com/office/word/2010/wordml" xmlns:w="http://schemas.openxmlformats.org/wordprocessingml/2006/main" xmlns:w10="urn:schemas-microsoft-com:office:word" xmlns:wp14="http://schemas.microsoft.com/office/word/2010/wordprocessingDrawing" xmlns:v="urn:schemas-microsoft-com:vml" xmlns:o="urn:schemas-microsoft-com:office:office" xmlns:aink="http://schemas.microsoft.com/office/drawing/2016/ink" xmlns:mc="http://schemas.openxmlformats.org/markup-compatibility/2006" xmlns:cx8="http://schemas.microsoft.com/office/drawing/2016/5/14/chartex" xmlns:cx7="http://schemas.microsoft.com/office/drawing/2016/5/13/chartex" xmlns:cx6="http://schemas.microsoft.com/office/drawing/2016/5/12/chartex" xmlns:cx5="http://schemas.microsoft.com/office/drawing/2016/5/11/chartex" xmlns:cx4="http://schemas.microsoft.com/office/drawing/2016/5/10/chartex" xmlns:cx3="http://schemas.microsoft.com/office/drawing/2016/5/9/chartex" xmlns:cx2="http://schemas.microsoft.com/office/drawing/2015/10/21/chartex" xmlns:cx1="http://schemas.microsoft.com/office/drawing/2015/9/8/chartex" xmlns:cx="http://schemas.microsoft.com/office/drawing/2014/chartex" xmlns:wpc="http://schemas.microsoft.com/office/word/2010/wordprocessingCanvas" xmlns="" val="0"/>
                         </a:ext>
                       </a:extLst>
                     </a:blip>
@@ -48439,7 +48448,7 @@
                     <a:blip r:embed="rId18">
                       <a:extLst>
                         <a:ext uri="{28A0092B-C50C-407E-A947-70E740481C1C}">
-                          <a14:useLocalDpi xmlns="" xmlns:wpc="http://schemas.microsoft.com/office/word/2010/wordprocessingCanvas" xmlns:cx="http://schemas.microsoft.com/office/drawing/2014/chartex" xmlns:cx1="http://schemas.microsoft.com/office/drawing/2015/9/8/chartex" xmlns:cx2="http://schemas.microsoft.com/office/drawing/2015/10/21/chartex" xmlns:cx3="http://schemas.microsoft.com/office/drawing/2016/5/9/chartex" xmlns:cx4="http://schemas.microsoft.com/office/drawing/2016/5/10/chartex" xmlns:cx5="http://schemas.microsoft.com/office/drawing/2016/5/11/chartex" xmlns:cx6="http://schemas.microsoft.com/office/drawing/2016/5/12/chartex" xmlns:cx7="http://schemas.microsoft.com/office/drawing/2016/5/13/chartex" xmlns:cx8="http://schemas.microsoft.com/office/drawing/2016/5/14/chartex" xmlns:mc="http://schemas.openxmlformats.org/markup-compatibility/2006" xmlns:aink="http://schemas.microsoft.com/office/drawing/2016/ink" xmlns:o="urn:schemas-microsoft-com:office:office" xmlns:v="urn:schemas-microsoft-com:vml" xmlns:wp14="http://schemas.microsoft.com/office/word/2010/wordprocessingDrawing" xmlns:w10="urn:schemas-microsoft-com:office:word" xmlns:w="http://schemas.openxmlformats.org/wordprocessingml/2006/main" xmlns:w14="http://schemas.microsoft.com/office/word/2010/wordml" xmlns:w15="http://schemas.microsoft.com/office/word/2012/wordml" xmlns:w16se="http://schemas.microsoft.com/office/word/2015/wordml/symex" xmlns:wpg="http://schemas.microsoft.com/office/word/2010/wordprocessingGroup" xmlns:wpi="http://schemas.microsoft.com/office/word/2010/wordprocessingInk" xmlns:wps="http://schemas.microsoft.com/office/word/2010/wordprocessingShape" xmlns:a14="http://schemas.microsoft.com/office/drawing/2010/main" val="0"/>
+                          <a14:useLocalDpi xmlns:a14="http://schemas.microsoft.com/office/drawing/2010/main" xmlns:wps="http://schemas.microsoft.com/office/word/2010/wordprocessingShape" xmlns:wpi="http://schemas.microsoft.com/office/word/2010/wordprocessingInk" xmlns:wpg="http://schemas.microsoft.com/office/word/2010/wordprocessingGroup" xmlns:w16se="http://schemas.microsoft.com/office/word/2015/wordml/symex" xmlns:w15="http://schemas.microsoft.com/office/word/2012/wordml" xmlns:w14="http://schemas.microsoft.com/office/word/2010/wordml" xmlns:w="http://schemas.openxmlformats.org/wordprocessingml/2006/main" xmlns:w10="urn:schemas-microsoft-com:office:word" xmlns:wp14="http://schemas.microsoft.com/office/word/2010/wordprocessingDrawing" xmlns:v="urn:schemas-microsoft-com:vml" xmlns:o="urn:schemas-microsoft-com:office:office" xmlns:aink="http://schemas.microsoft.com/office/drawing/2016/ink" xmlns:mc="http://schemas.openxmlformats.org/markup-compatibility/2006" xmlns:cx8="http://schemas.microsoft.com/office/drawing/2016/5/14/chartex" xmlns:cx7="http://schemas.microsoft.com/office/drawing/2016/5/13/chartex" xmlns:cx6="http://schemas.microsoft.com/office/drawing/2016/5/12/chartex" xmlns:cx5="http://schemas.microsoft.com/office/drawing/2016/5/11/chartex" xmlns:cx4="http://schemas.microsoft.com/office/drawing/2016/5/10/chartex" xmlns:cx3="http://schemas.microsoft.com/office/drawing/2016/5/9/chartex" xmlns:cx2="http://schemas.microsoft.com/office/drawing/2015/10/21/chartex" xmlns:cx1="http://schemas.microsoft.com/office/drawing/2015/9/8/chartex" xmlns:cx="http://schemas.microsoft.com/office/drawing/2014/chartex" xmlns:wpc="http://schemas.microsoft.com/office/word/2010/wordprocessingCanvas" xmlns="" val="0"/>
                         </a:ext>
                       </a:extLst>
                     </a:blip>
@@ -48606,7 +48615,7 @@
                     <a:blip r:embed="rId18">
                       <a:extLst>
                         <a:ext uri="{28A0092B-C50C-407E-A947-70E740481C1C}">
-                          <a14:useLocalDpi xmlns="" xmlns:wpc="http://schemas.microsoft.com/office/word/2010/wordprocessingCanvas" xmlns:cx="http://schemas.microsoft.com/office/drawing/2014/chartex" xmlns:cx1="http://schemas.microsoft.com/office/drawing/2015/9/8/chartex" xmlns:cx2="http://schemas.microsoft.com/office/drawing/2015/10/21/chartex" xmlns:cx3="http://schemas.microsoft.com/office/drawing/2016/5/9/chartex" xmlns:cx4="http://schemas.microsoft.com/office/drawing/2016/5/10/chartex" xmlns:cx5="http://schemas.microsoft.com/office/drawing/2016/5/11/chartex" xmlns:cx6="http://schemas.microsoft.com/office/drawing/2016/5/12/chartex" xmlns:cx7="http://schemas.microsoft.com/office/drawing/2016/5/13/chartex" xmlns:cx8="http://schemas.microsoft.com/office/drawing/2016/5/14/chartex" xmlns:mc="http://schemas.openxmlformats.org/markup-compatibility/2006" xmlns:aink="http://schemas.microsoft.com/office/drawing/2016/ink" xmlns:o="urn:schemas-microsoft-com:office:office" xmlns:v="urn:schemas-microsoft-com:vml" xmlns:wp14="http://schemas.microsoft.com/office/word/2010/wordprocessingDrawing" xmlns:w10="urn:schemas-microsoft-com:office:word" xmlns:w="http://schemas.openxmlformats.org/wordprocessingml/2006/main" xmlns:w14="http://schemas.microsoft.com/office/word/2010/wordml" xmlns:w15="http://schemas.microsoft.com/office/word/2012/wordml" xmlns:w16se="http://schemas.microsoft.com/office/word/2015/wordml/symex" xmlns:wpg="http://schemas.microsoft.com/office/word/2010/wordprocessingGroup" xmlns:wpi="http://schemas.microsoft.com/office/word/2010/wordprocessingInk" xmlns:wps="http://schemas.microsoft.com/office/word/2010/wordprocessingShape" xmlns:a14="http://schemas.microsoft.com/office/drawing/2010/main" val="0"/>
+                          <a14:useLocalDpi xmlns:a14="http://schemas.microsoft.com/office/drawing/2010/main" xmlns:wps="http://schemas.microsoft.com/office/word/2010/wordprocessingShape" xmlns:wpi="http://schemas.microsoft.com/office/word/2010/wordprocessingInk" xmlns:wpg="http://schemas.microsoft.com/office/word/2010/wordprocessingGroup" xmlns:w16se="http://schemas.microsoft.com/office/word/2015/wordml/symex" xmlns:w15="http://schemas.microsoft.com/office/word/2012/wordml" xmlns:w14="http://schemas.microsoft.com/office/word/2010/wordml" xmlns:w="http://schemas.openxmlformats.org/wordprocessingml/2006/main" xmlns:w10="urn:schemas-microsoft-com:office:word" xmlns:wp14="http://schemas.microsoft.com/office/word/2010/wordprocessingDrawing" xmlns:v="urn:schemas-microsoft-com:vml" xmlns:o="urn:schemas-microsoft-com:office:office" xmlns:aink="http://schemas.microsoft.com/office/drawing/2016/ink" xmlns:mc="http://schemas.openxmlformats.org/markup-compatibility/2006" xmlns:cx8="http://schemas.microsoft.com/office/drawing/2016/5/14/chartex" xmlns:cx7="http://schemas.microsoft.com/office/drawing/2016/5/13/chartex" xmlns:cx6="http://schemas.microsoft.com/office/drawing/2016/5/12/chartex" xmlns:cx5="http://schemas.microsoft.com/office/drawing/2016/5/11/chartex" xmlns:cx4="http://schemas.microsoft.com/office/drawing/2016/5/10/chartex" xmlns:cx3="http://schemas.microsoft.com/office/drawing/2016/5/9/chartex" xmlns:cx2="http://schemas.microsoft.com/office/drawing/2015/10/21/chartex" xmlns:cx1="http://schemas.microsoft.com/office/drawing/2015/9/8/chartex" xmlns:cx="http://schemas.microsoft.com/office/drawing/2014/chartex" xmlns:wpc="http://schemas.microsoft.com/office/word/2010/wordprocessingCanvas" xmlns="" val="0"/>
                         </a:ext>
                       </a:extLst>
                     </a:blip>
@@ -50647,7 +50656,7 @@
                     <a:blip r:embed="rId18">
                       <a:extLst>
                         <a:ext uri="{28A0092B-C50C-407E-A947-70E740481C1C}">
-                          <a14:useLocalDpi xmlns="" xmlns:wpc="http://schemas.microsoft.com/office/word/2010/wordprocessingCanvas" xmlns:cx="http://schemas.microsoft.com/office/drawing/2014/chartex" xmlns:cx1="http://schemas.microsoft.com/office/drawing/2015/9/8/chartex" xmlns:cx2="http://schemas.microsoft.com/office/drawing/2015/10/21/chartex" xmlns:cx3="http://schemas.microsoft.com/office/drawing/2016/5/9/chartex" xmlns:cx4="http://schemas.microsoft.com/office/drawing/2016/5/10/chartex" xmlns:cx5="http://schemas.microsoft.com/office/drawing/2016/5/11/chartex" xmlns:cx6="http://schemas.microsoft.com/office/drawing/2016/5/12/chartex" xmlns:cx7="http://schemas.microsoft.com/office/drawing/2016/5/13/chartex" xmlns:cx8="http://schemas.microsoft.com/office/drawing/2016/5/14/chartex" xmlns:mc="http://schemas.openxmlformats.org/markup-compatibility/2006" xmlns:aink="http://schemas.microsoft.com/office/drawing/2016/ink" xmlns:o="urn:schemas-microsoft-com:office:office" xmlns:v="urn:schemas-microsoft-com:vml" xmlns:wp14="http://schemas.microsoft.com/office/word/2010/wordprocessingDrawing" xmlns:w10="urn:schemas-microsoft-com:office:word" xmlns:w="http://schemas.openxmlformats.org/wordprocessingml/2006/main" xmlns:w14="http://schemas.microsoft.com/office/word/2010/wordml" xmlns:w15="http://schemas.microsoft.com/office/word/2012/wordml" xmlns:w16se="http://schemas.microsoft.com/office/word/2015/wordml/symex" xmlns:wpg="http://schemas.microsoft.com/office/word/2010/wordprocessingGroup" xmlns:wpi="http://schemas.microsoft.com/office/word/2010/wordprocessingInk" xmlns:wps="http://schemas.microsoft.com/office/word/2010/wordprocessingShape" xmlns:a14="http://schemas.microsoft.com/office/drawing/2010/main" val="0"/>
+                          <a14:useLocalDpi xmlns:a14="http://schemas.microsoft.com/office/drawing/2010/main" xmlns:wps="http://schemas.microsoft.com/office/word/2010/wordprocessingShape" xmlns:wpi="http://schemas.microsoft.com/office/word/2010/wordprocessingInk" xmlns:wpg="http://schemas.microsoft.com/office/word/2010/wordprocessingGroup" xmlns:w16se="http://schemas.microsoft.com/office/word/2015/wordml/symex" xmlns:w15="http://schemas.microsoft.com/office/word/2012/wordml" xmlns:w14="http://schemas.microsoft.com/office/word/2010/wordml" xmlns:w="http://schemas.openxmlformats.org/wordprocessingml/2006/main" xmlns:w10="urn:schemas-microsoft-com:office:word" xmlns:wp14="http://schemas.microsoft.com/office/word/2010/wordprocessingDrawing" xmlns:v="urn:schemas-microsoft-com:vml" xmlns:o="urn:schemas-microsoft-com:office:office" xmlns:aink="http://schemas.microsoft.com/office/drawing/2016/ink" xmlns:mc="http://schemas.openxmlformats.org/markup-compatibility/2006" xmlns:cx8="http://schemas.microsoft.com/office/drawing/2016/5/14/chartex" xmlns:cx7="http://schemas.microsoft.com/office/drawing/2016/5/13/chartex" xmlns:cx6="http://schemas.microsoft.com/office/drawing/2016/5/12/chartex" xmlns:cx5="http://schemas.microsoft.com/office/drawing/2016/5/11/chartex" xmlns:cx4="http://schemas.microsoft.com/office/drawing/2016/5/10/chartex" xmlns:cx3="http://schemas.microsoft.com/office/drawing/2016/5/9/chartex" xmlns:cx2="http://schemas.microsoft.com/office/drawing/2015/10/21/chartex" xmlns:cx1="http://schemas.microsoft.com/office/drawing/2015/9/8/chartex" xmlns:cx="http://schemas.microsoft.com/office/drawing/2014/chartex" xmlns:wpc="http://schemas.microsoft.com/office/word/2010/wordprocessingCanvas" xmlns="" val="0"/>
                         </a:ext>
                       </a:extLst>
                     </a:blip>
@@ -52051,7 +52060,7 @@
                     <a:blip r:embed="rId18">
                       <a:extLst>
                         <a:ext uri="{28A0092B-C50C-407E-A947-70E740481C1C}">
-                          <a14:useLocalDpi xmlns="" xmlns:wpc="http://schemas.microsoft.com/office/word/2010/wordprocessingCanvas" xmlns:cx="http://schemas.microsoft.com/office/drawing/2014/chartex" xmlns:cx1="http://schemas.microsoft.com/office/drawing/2015/9/8/chartex" xmlns:cx2="http://schemas.microsoft.com/office/drawing/2015/10/21/chartex" xmlns:cx3="http://schemas.microsoft.com/office/drawing/2016/5/9/chartex" xmlns:cx4="http://schemas.microsoft.com/office/drawing/2016/5/10/chartex" xmlns:cx5="http://schemas.microsoft.com/office/drawing/2016/5/11/chartex" xmlns:cx6="http://schemas.microsoft.com/office/drawing/2016/5/12/chartex" xmlns:cx7="http://schemas.microsoft.com/office/drawing/2016/5/13/chartex" xmlns:cx8="http://schemas.microsoft.com/office/drawing/2016/5/14/chartex" xmlns:mc="http://schemas.openxmlformats.org/markup-compatibility/2006" xmlns:aink="http://schemas.microsoft.com/office/drawing/2016/ink" xmlns:o="urn:schemas-microsoft-com:office:office" xmlns:v="urn:schemas-microsoft-com:vml" xmlns:wp14="http://schemas.microsoft.com/office/word/2010/wordprocessingDrawing" xmlns:w10="urn:schemas-microsoft-com:office:word" xmlns:w="http://schemas.openxmlformats.org/wordprocessingml/2006/main" xmlns:w14="http://schemas.microsoft.com/office/word/2010/wordml" xmlns:w15="http://schemas.microsoft.com/office/word/2012/wordml" xmlns:w16se="http://schemas.microsoft.com/office/word/2015/wordml/symex" xmlns:wpg="http://schemas.microsoft.com/office/word/2010/wordprocessingGroup" xmlns:wpi="http://schemas.microsoft.com/office/word/2010/wordprocessingInk" xmlns:wps="http://schemas.microsoft.com/office/word/2010/wordprocessingShape" xmlns:a14="http://schemas.microsoft.com/office/drawing/2010/main" val="0"/>
+                          <a14:useLocalDpi xmlns:a14="http://schemas.microsoft.com/office/drawing/2010/main" xmlns:wps="http://schemas.microsoft.com/office/word/2010/wordprocessingShape" xmlns:wpi="http://schemas.microsoft.com/office/word/2010/wordprocessingInk" xmlns:wpg="http://schemas.microsoft.com/office/word/2010/wordprocessingGroup" xmlns:w16se="http://schemas.microsoft.com/office/word/2015/wordml/symex" xmlns:w15="http://schemas.microsoft.com/office/word/2012/wordml" xmlns:w14="http://schemas.microsoft.com/office/word/2010/wordml" xmlns:w="http://schemas.openxmlformats.org/wordprocessingml/2006/main" xmlns:w10="urn:schemas-microsoft-com:office:word" xmlns:wp14="http://schemas.microsoft.com/office/word/2010/wordprocessingDrawing" xmlns:v="urn:schemas-microsoft-com:vml" xmlns:o="urn:schemas-microsoft-com:office:office" xmlns:aink="http://schemas.microsoft.com/office/drawing/2016/ink" xmlns:mc="http://schemas.openxmlformats.org/markup-compatibility/2006" xmlns:cx8="http://schemas.microsoft.com/office/drawing/2016/5/14/chartex" xmlns:cx7="http://schemas.microsoft.com/office/drawing/2016/5/13/chartex" xmlns:cx6="http://schemas.microsoft.com/office/drawing/2016/5/12/chartex" xmlns:cx5="http://schemas.microsoft.com/office/drawing/2016/5/11/chartex" xmlns:cx4="http://schemas.microsoft.com/office/drawing/2016/5/10/chartex" xmlns:cx3="http://schemas.microsoft.com/office/drawing/2016/5/9/chartex" xmlns:cx2="http://schemas.microsoft.com/office/drawing/2015/10/21/chartex" xmlns:cx1="http://schemas.microsoft.com/office/drawing/2015/9/8/chartex" xmlns:cx="http://schemas.microsoft.com/office/drawing/2014/chartex" xmlns:wpc="http://schemas.microsoft.com/office/word/2010/wordprocessingCanvas" xmlns="" val="0"/>
                         </a:ext>
                       </a:extLst>
                     </a:blip>
@@ -52569,7 +52578,7 @@
                     <a:blip r:embed="rId18">
                       <a:extLst>
                         <a:ext uri="{28A0092B-C50C-407E-A947-70E740481C1C}">
-                          <a14:useLocalDpi xmlns="" xmlns:wpc="http://schemas.microsoft.com/office/word/2010/wordprocessingCanvas" xmlns:cx="http://schemas.microsoft.com/office/drawing/2014/chartex" xmlns:cx1="http://schemas.microsoft.com/office/drawing/2015/9/8/chartex" xmlns:cx2="http://schemas.microsoft.com/office/drawing/2015/10/21/chartex" xmlns:cx3="http://schemas.microsoft.com/office/drawing/2016/5/9/chartex" xmlns:cx4="http://schemas.microsoft.com/office/drawing/2016/5/10/chartex" xmlns:cx5="http://schemas.microsoft.com/office/drawing/2016/5/11/chartex" xmlns:cx6="http://schemas.microsoft.com/office/drawing/2016/5/12/chartex" xmlns:cx7="http://schemas.microsoft.com/office/drawing/2016/5/13/chartex" xmlns:cx8="http://schemas.microsoft.com/office/drawing/2016/5/14/chartex" xmlns:mc="http://schemas.openxmlformats.org/markup-compatibility/2006" xmlns:aink="http://schemas.microsoft.com/office/drawing/2016/ink" xmlns:o="urn:schemas-microsoft-com:office:office" xmlns:v="urn:schemas-microsoft-com:vml" xmlns:wp14="http://schemas.microsoft.com/office/word/2010/wordprocessingDrawing" xmlns:w10="urn:schemas-microsoft-com:office:word" xmlns:w="http://schemas.openxmlformats.org/wordprocessingml/2006/main" xmlns:w14="http://schemas.microsoft.com/office/word/2010/wordml" xmlns:w15="http://schemas.microsoft.com/office/word/2012/wordml" xmlns:w16se="http://schemas.microsoft.com/office/word/2015/wordml/symex" xmlns:wpg="http://schemas.microsoft.com/office/word/2010/wordprocessingGroup" xmlns:wpi="http://schemas.microsoft.com/office/word/2010/wordprocessingInk" xmlns:wps="http://schemas.microsoft.com/office/word/2010/wordprocessingShape" xmlns:a14="http://schemas.microsoft.com/office/drawing/2010/main" val="0"/>
+                          <a14:useLocalDpi xmlns:a14="http://schemas.microsoft.com/office/drawing/2010/main" xmlns:wps="http://schemas.microsoft.com/office/word/2010/wordprocessingShape" xmlns:wpi="http://schemas.microsoft.com/office/word/2010/wordprocessingInk" xmlns:wpg="http://schemas.microsoft.com/office/word/2010/wordprocessingGroup" xmlns:w16se="http://schemas.microsoft.com/office/word/2015/wordml/symex" xmlns:w15="http://schemas.microsoft.com/office/word/2012/wordml" xmlns:w14="http://schemas.microsoft.com/office/word/2010/wordml" xmlns:w="http://schemas.openxmlformats.org/wordprocessingml/2006/main" xmlns:w10="urn:schemas-microsoft-com:office:word" xmlns:wp14="http://schemas.microsoft.com/office/word/2010/wordprocessingDrawing" xmlns:v="urn:schemas-microsoft-com:vml" xmlns:o="urn:schemas-microsoft-com:office:office" xmlns:aink="http://schemas.microsoft.com/office/drawing/2016/ink" xmlns:mc="http://schemas.openxmlformats.org/markup-compatibility/2006" xmlns:cx8="http://schemas.microsoft.com/office/drawing/2016/5/14/chartex" xmlns:cx7="http://schemas.microsoft.com/office/drawing/2016/5/13/chartex" xmlns:cx6="http://schemas.microsoft.com/office/drawing/2016/5/12/chartex" xmlns:cx5="http://schemas.microsoft.com/office/drawing/2016/5/11/chartex" xmlns:cx4="http://schemas.microsoft.com/office/drawing/2016/5/10/chartex" xmlns:cx3="http://schemas.microsoft.com/office/drawing/2016/5/9/chartex" xmlns:cx2="http://schemas.microsoft.com/office/drawing/2015/10/21/chartex" xmlns:cx1="http://schemas.microsoft.com/office/drawing/2015/9/8/chartex" xmlns:cx="http://schemas.microsoft.com/office/drawing/2014/chartex" xmlns:wpc="http://schemas.microsoft.com/office/word/2010/wordprocessingCanvas" xmlns="" val="0"/>
                         </a:ext>
                       </a:extLst>
                     </a:blip>
@@ -53294,7 +53303,7 @@
                     <a:blip r:embed="rId18">
                       <a:extLst>
                         <a:ext uri="{28A0092B-C50C-407E-A947-70E740481C1C}">
-                          <a14:useLocalDpi xmlns="" xmlns:wpc="http://schemas.microsoft.com/office/word/2010/wordprocessingCanvas" xmlns:cx="http://schemas.microsoft.com/office/drawing/2014/chartex" xmlns:cx1="http://schemas.microsoft.com/office/drawing/2015/9/8/chartex" xmlns:cx2="http://schemas.microsoft.com/office/drawing/2015/10/21/chartex" xmlns:cx3="http://schemas.microsoft.com/office/drawing/2016/5/9/chartex" xmlns:cx4="http://schemas.microsoft.com/office/drawing/2016/5/10/chartex" xmlns:cx5="http://schemas.microsoft.com/office/drawing/2016/5/11/chartex" xmlns:cx6="http://schemas.microsoft.com/office/drawing/2016/5/12/chartex" xmlns:cx7="http://schemas.microsoft.com/office/drawing/2016/5/13/chartex" xmlns:cx8="http://schemas.microsoft.com/office/drawing/2016/5/14/chartex" xmlns:mc="http://schemas.openxmlformats.org/markup-compatibility/2006" xmlns:aink="http://schemas.microsoft.com/office/drawing/2016/ink" xmlns:o="urn:schemas-microsoft-com:office:office" xmlns:v="urn:schemas-microsoft-com:vml" xmlns:wp14="http://schemas.microsoft.com/office/word/2010/wordprocessingDrawing" xmlns:w10="urn:schemas-microsoft-com:office:word" xmlns:w="http://schemas.openxmlformats.org/wordprocessingml/2006/main" xmlns:w14="http://schemas.microsoft.com/office/word/2010/wordml" xmlns:w15="http://schemas.microsoft.com/office/word/2012/wordml" xmlns:w16se="http://schemas.microsoft.com/office/word/2015/wordml/symex" xmlns:wpg="http://schemas.microsoft.com/office/word/2010/wordprocessingGroup" xmlns:wpi="http://schemas.microsoft.com/office/word/2010/wordprocessingInk" xmlns:wps="http://schemas.microsoft.com/office/word/2010/wordprocessingShape" xmlns:a14="http://schemas.microsoft.com/office/drawing/2010/main" val="0"/>
+                          <a14:useLocalDpi xmlns:a14="http://schemas.microsoft.com/office/drawing/2010/main" xmlns:wps="http://schemas.microsoft.com/office/word/2010/wordprocessingShape" xmlns:wpi="http://schemas.microsoft.com/office/word/2010/wordprocessingInk" xmlns:wpg="http://schemas.microsoft.com/office/word/2010/wordprocessingGroup" xmlns:w16se="http://schemas.microsoft.com/office/word/2015/wordml/symex" xmlns:w15="http://schemas.microsoft.com/office/word/2012/wordml" xmlns:w14="http://schemas.microsoft.com/office/word/2010/wordml" xmlns:w="http://schemas.openxmlformats.org/wordprocessingml/2006/main" xmlns:w10="urn:schemas-microsoft-com:office:word" xmlns:wp14="http://schemas.microsoft.com/office/word/2010/wordprocessingDrawing" xmlns:v="urn:schemas-microsoft-com:vml" xmlns:o="urn:schemas-microsoft-com:office:office" xmlns:aink="http://schemas.microsoft.com/office/drawing/2016/ink" xmlns:mc="http://schemas.openxmlformats.org/markup-compatibility/2006" xmlns:cx8="http://schemas.microsoft.com/office/drawing/2016/5/14/chartex" xmlns:cx7="http://schemas.microsoft.com/office/drawing/2016/5/13/chartex" xmlns:cx6="http://schemas.microsoft.com/office/drawing/2016/5/12/chartex" xmlns:cx5="http://schemas.microsoft.com/office/drawing/2016/5/11/chartex" xmlns:cx4="http://schemas.microsoft.com/office/drawing/2016/5/10/chartex" xmlns:cx3="http://schemas.microsoft.com/office/drawing/2016/5/9/chartex" xmlns:cx2="http://schemas.microsoft.com/office/drawing/2015/10/21/chartex" xmlns:cx1="http://schemas.microsoft.com/office/drawing/2015/9/8/chartex" xmlns:cx="http://schemas.microsoft.com/office/drawing/2014/chartex" xmlns:wpc="http://schemas.microsoft.com/office/word/2010/wordprocessingCanvas" xmlns="" val="0"/>
                         </a:ext>
                       </a:extLst>
                     </a:blip>
@@ -55922,7 +55931,7 @@
                     <a:blip r:embed="rId18">
                       <a:extLst>
                         <a:ext uri="{28A0092B-C50C-407E-A947-70E740481C1C}">
-                          <a14:useLocalDpi xmlns="" xmlns:wpc="http://schemas.microsoft.com/office/word/2010/wordprocessingCanvas" xmlns:cx="http://schemas.microsoft.com/office/drawing/2014/chartex" xmlns:cx1="http://schemas.microsoft.com/office/drawing/2015/9/8/chartex" xmlns:cx2="http://schemas.microsoft.com/office/drawing/2015/10/21/chartex" xmlns:cx3="http://schemas.microsoft.com/office/drawing/2016/5/9/chartex" xmlns:cx4="http://schemas.microsoft.com/office/drawing/2016/5/10/chartex" xmlns:cx5="http://schemas.microsoft.com/office/drawing/2016/5/11/chartex" xmlns:cx6="http://schemas.microsoft.com/office/drawing/2016/5/12/chartex" xmlns:cx7="http://schemas.microsoft.com/office/drawing/2016/5/13/chartex" xmlns:cx8="http://schemas.microsoft.com/office/drawing/2016/5/14/chartex" xmlns:mc="http://schemas.openxmlformats.org/markup-compatibility/2006" xmlns:aink="http://schemas.microsoft.com/office/drawing/2016/ink" xmlns:o="urn:schemas-microsoft-com:office:office" xmlns:v="urn:schemas-microsoft-com:vml" xmlns:wp14="http://schemas.microsoft.com/office/word/2010/wordprocessingDrawing" xmlns:w10="urn:schemas-microsoft-com:office:word" xmlns:w="http://schemas.openxmlformats.org/wordprocessingml/2006/main" xmlns:w14="http://schemas.microsoft.com/office/word/2010/wordml" xmlns:w15="http://schemas.microsoft.com/office/word/2012/wordml" xmlns:w16se="http://schemas.microsoft.com/office/word/2015/wordml/symex" xmlns:wpg="http://schemas.microsoft.com/office/word/2010/wordprocessingGroup" xmlns:wpi="http://schemas.microsoft.com/office/word/2010/wordprocessingInk" xmlns:wps="http://schemas.microsoft.com/office/word/2010/wordprocessingShape" xmlns:a14="http://schemas.microsoft.com/office/drawing/2010/main" val="0"/>
+                          <a14:useLocalDpi xmlns:a14="http://schemas.microsoft.com/office/drawing/2010/main" xmlns:wps="http://schemas.microsoft.com/office/word/2010/wordprocessingShape" xmlns:wpi="http://schemas.microsoft.com/office/word/2010/wordprocessingInk" xmlns:wpg="http://schemas.microsoft.com/office/word/2010/wordprocessingGroup" xmlns:w16se="http://schemas.microsoft.com/office/word/2015/wordml/symex" xmlns:w15="http://schemas.microsoft.com/office/word/2012/wordml" xmlns:w14="http://schemas.microsoft.com/office/word/2010/wordml" xmlns:w="http://schemas.openxmlformats.org/wordprocessingml/2006/main" xmlns:w10="urn:schemas-microsoft-com:office:word" xmlns:wp14="http://schemas.microsoft.com/office/word/2010/wordprocessingDrawing" xmlns:v="urn:schemas-microsoft-com:vml" xmlns:o="urn:schemas-microsoft-com:office:office" xmlns:aink="http://schemas.microsoft.com/office/drawing/2016/ink" xmlns:mc="http://schemas.openxmlformats.org/markup-compatibility/2006" xmlns:cx8="http://schemas.microsoft.com/office/drawing/2016/5/14/chartex" xmlns:cx7="http://schemas.microsoft.com/office/drawing/2016/5/13/chartex" xmlns:cx6="http://schemas.microsoft.com/office/drawing/2016/5/12/chartex" xmlns:cx5="http://schemas.microsoft.com/office/drawing/2016/5/11/chartex" xmlns:cx4="http://schemas.microsoft.com/office/drawing/2016/5/10/chartex" xmlns:cx3="http://schemas.microsoft.com/office/drawing/2016/5/9/chartex" xmlns:cx2="http://schemas.microsoft.com/office/drawing/2015/10/21/chartex" xmlns:cx1="http://schemas.microsoft.com/office/drawing/2015/9/8/chartex" xmlns:cx="http://schemas.microsoft.com/office/drawing/2014/chartex" xmlns:wpc="http://schemas.microsoft.com/office/word/2010/wordprocessingCanvas" xmlns="" val="0"/>
                         </a:ext>
                       </a:extLst>
                     </a:blip>
@@ -56361,7 +56370,7 @@
                     <a:blip r:embed="rId18">
                       <a:extLst>
                         <a:ext uri="{28A0092B-C50C-407E-A947-70E740481C1C}">
-                          <a14:useLocalDpi xmlns="" xmlns:wpc="http://schemas.microsoft.com/office/word/2010/wordprocessingCanvas" xmlns:cx="http://schemas.microsoft.com/office/drawing/2014/chartex" xmlns:cx1="http://schemas.microsoft.com/office/drawing/2015/9/8/chartex" xmlns:cx2="http://schemas.microsoft.com/office/drawing/2015/10/21/chartex" xmlns:cx3="http://schemas.microsoft.com/office/drawing/2016/5/9/chartex" xmlns:cx4="http://schemas.microsoft.com/office/drawing/2016/5/10/chartex" xmlns:cx5="http://schemas.microsoft.com/office/drawing/2016/5/11/chartex" xmlns:cx6="http://schemas.microsoft.com/office/drawing/2016/5/12/chartex" xmlns:cx7="http://schemas.microsoft.com/office/drawing/2016/5/13/chartex" xmlns:cx8="http://schemas.microsoft.com/office/drawing/2016/5/14/chartex" xmlns:mc="http://schemas.openxmlformats.org/markup-compatibility/2006" xmlns:aink="http://schemas.microsoft.com/office/drawing/2016/ink" xmlns:o="urn:schemas-microsoft-com:office:office" xmlns:v="urn:schemas-microsoft-com:vml" xmlns:wp14="http://schemas.microsoft.com/office/word/2010/wordprocessingDrawing" xmlns:w10="urn:schemas-microsoft-com:office:word" xmlns:w="http://schemas.openxmlformats.org/wordprocessingml/2006/main" xmlns:w14="http://schemas.microsoft.com/office/word/2010/wordml" xmlns:w15="http://schemas.microsoft.com/office/word/2012/wordml" xmlns:w16se="http://schemas.microsoft.com/office/word/2015/wordml/symex" xmlns:wpg="http://schemas.microsoft.com/office/word/2010/wordprocessingGroup" xmlns:wpi="http://schemas.microsoft.com/office/word/2010/wordprocessingInk" xmlns:wps="http://schemas.microsoft.com/office/word/2010/wordprocessingShape" xmlns:a14="http://schemas.microsoft.com/office/drawing/2010/main" val="0"/>
+                          <a14:useLocalDpi xmlns:a14="http://schemas.microsoft.com/office/drawing/2010/main" xmlns:wps="http://schemas.microsoft.com/office/word/2010/wordprocessingShape" xmlns:wpi="http://schemas.microsoft.com/office/word/2010/wordprocessingInk" xmlns:wpg="http://schemas.microsoft.com/office/word/2010/wordprocessingGroup" xmlns:w16se="http://schemas.microsoft.com/office/word/2015/wordml/symex" xmlns:w15="http://schemas.microsoft.com/office/word/2012/wordml" xmlns:w14="http://schemas.microsoft.com/office/word/2010/wordml" xmlns:w="http://schemas.openxmlformats.org/wordprocessingml/2006/main" xmlns:w10="urn:schemas-microsoft-com:office:word" xmlns:wp14="http://schemas.microsoft.com/office/word/2010/wordprocessingDrawing" xmlns:v="urn:schemas-microsoft-com:vml" xmlns:o="urn:schemas-microsoft-com:office:office" xmlns:aink="http://schemas.microsoft.com/office/drawing/2016/ink" xmlns:mc="http://schemas.openxmlformats.org/markup-compatibility/2006" xmlns:cx8="http://schemas.microsoft.com/office/drawing/2016/5/14/chartex" xmlns:cx7="http://schemas.microsoft.com/office/drawing/2016/5/13/chartex" xmlns:cx6="http://schemas.microsoft.com/office/drawing/2016/5/12/chartex" xmlns:cx5="http://schemas.microsoft.com/office/drawing/2016/5/11/chartex" xmlns:cx4="http://schemas.microsoft.com/office/drawing/2016/5/10/chartex" xmlns:cx3="http://schemas.microsoft.com/office/drawing/2016/5/9/chartex" xmlns:cx2="http://schemas.microsoft.com/office/drawing/2015/10/21/chartex" xmlns:cx1="http://schemas.microsoft.com/office/drawing/2015/9/8/chartex" xmlns:cx="http://schemas.microsoft.com/office/drawing/2014/chartex" xmlns:wpc="http://schemas.microsoft.com/office/word/2010/wordprocessingCanvas" xmlns="" val="0"/>
                         </a:ext>
                       </a:extLst>
                     </a:blip>
@@ -57438,7 +57447,7 @@
                     <a:blip r:embed="rId18">
                       <a:extLst>
                         <a:ext uri="{28A0092B-C50C-407E-A947-70E740481C1C}">
-                          <a14:useLocalDpi xmlns="" xmlns:wpc="http://schemas.microsoft.com/office/word/2010/wordprocessingCanvas" xmlns:cx="http://schemas.microsoft.com/office/drawing/2014/chartex" xmlns:cx1="http://schemas.microsoft.com/office/drawing/2015/9/8/chartex" xmlns:cx2="http://schemas.microsoft.com/office/drawing/2015/10/21/chartex" xmlns:cx3="http://schemas.microsoft.com/office/drawing/2016/5/9/chartex" xmlns:cx4="http://schemas.microsoft.com/office/drawing/2016/5/10/chartex" xmlns:cx5="http://schemas.microsoft.com/office/drawing/2016/5/11/chartex" xmlns:cx6="http://schemas.microsoft.com/office/drawing/2016/5/12/chartex" xmlns:cx7="http://schemas.microsoft.com/office/drawing/2016/5/13/chartex" xmlns:cx8="http://schemas.microsoft.com/office/drawing/2016/5/14/chartex" xmlns:mc="http://schemas.openxmlformats.org/markup-compatibility/2006" xmlns:aink="http://schemas.microsoft.com/office/drawing/2016/ink" xmlns:o="urn:schemas-microsoft-com:office:office" xmlns:v="urn:schemas-microsoft-com:vml" xmlns:wp14="http://schemas.microsoft.com/office/word/2010/wordprocessingDrawing" xmlns:w10="urn:schemas-microsoft-com:office:word" xmlns:w="http://schemas.openxmlformats.org/wordprocessingml/2006/main" xmlns:w14="http://schemas.microsoft.com/office/word/2010/wordml" xmlns:w15="http://schemas.microsoft.com/office/word/2012/wordml" xmlns:w16se="http://schemas.microsoft.com/office/word/2015/wordml/symex" xmlns:wpg="http://schemas.microsoft.com/office/word/2010/wordprocessingGroup" xmlns:wpi="http://schemas.microsoft.com/office/word/2010/wordprocessingInk" xmlns:wps="http://schemas.microsoft.com/office/word/2010/wordprocessingShape" xmlns:a14="http://schemas.microsoft.com/office/drawing/2010/main" val="0"/>
+                          <a14:useLocalDpi xmlns:a14="http://schemas.microsoft.com/office/drawing/2010/main" xmlns:wps="http://schemas.microsoft.com/office/word/2010/wordprocessingShape" xmlns:wpi="http://schemas.microsoft.com/office/word/2010/wordprocessingInk" xmlns:wpg="http://schemas.microsoft.com/office/word/2010/wordprocessingGroup" xmlns:w16se="http://schemas.microsoft.com/office/word/2015/wordml/symex" xmlns:w15="http://schemas.microsoft.com/office/word/2012/wordml" xmlns:w14="http://schemas.microsoft.com/office/word/2010/wordml" xmlns:w="http://schemas.openxmlformats.org/wordprocessingml/2006/main" xmlns:w10="urn:schemas-microsoft-com:office:word" xmlns:wp14="http://schemas.microsoft.com/office/word/2010/wordprocessingDrawing" xmlns:v="urn:schemas-microsoft-com:vml" xmlns:o="urn:schemas-microsoft-com:office:office" xmlns:aink="http://schemas.microsoft.com/office/drawing/2016/ink" xmlns:mc="http://schemas.openxmlformats.org/markup-compatibility/2006" xmlns:cx8="http://schemas.microsoft.com/office/drawing/2016/5/14/chartex" xmlns:cx7="http://schemas.microsoft.com/office/drawing/2016/5/13/chartex" xmlns:cx6="http://schemas.microsoft.com/office/drawing/2016/5/12/chartex" xmlns:cx5="http://schemas.microsoft.com/office/drawing/2016/5/11/chartex" xmlns:cx4="http://schemas.microsoft.com/office/drawing/2016/5/10/chartex" xmlns:cx3="http://schemas.microsoft.com/office/drawing/2016/5/9/chartex" xmlns:cx2="http://schemas.microsoft.com/office/drawing/2015/10/21/chartex" xmlns:cx1="http://schemas.microsoft.com/office/drawing/2015/9/8/chartex" xmlns:cx="http://schemas.microsoft.com/office/drawing/2014/chartex" xmlns:wpc="http://schemas.microsoft.com/office/word/2010/wordprocessingCanvas" xmlns="" val="0"/>
                         </a:ext>
                       </a:extLst>
                     </a:blip>
@@ -57917,7 +57926,7 @@
                     <a:blip r:embed="rId18">
                       <a:extLst>
                         <a:ext uri="{28A0092B-C50C-407E-A947-70E740481C1C}">
-                          <a14:useLocalDpi xmlns="" xmlns:wpc="http://schemas.microsoft.com/office/word/2010/wordprocessingCanvas" xmlns:cx="http://schemas.microsoft.com/office/drawing/2014/chartex" xmlns:cx1="http://schemas.microsoft.com/office/drawing/2015/9/8/chartex" xmlns:cx2="http://schemas.microsoft.com/office/drawing/2015/10/21/chartex" xmlns:cx3="http://schemas.microsoft.com/office/drawing/2016/5/9/chartex" xmlns:cx4="http://schemas.microsoft.com/office/drawing/2016/5/10/chartex" xmlns:cx5="http://schemas.microsoft.com/office/drawing/2016/5/11/chartex" xmlns:cx6="http://schemas.microsoft.com/office/drawing/2016/5/12/chartex" xmlns:cx7="http://schemas.microsoft.com/office/drawing/2016/5/13/chartex" xmlns:cx8="http://schemas.microsoft.com/office/drawing/2016/5/14/chartex" xmlns:mc="http://schemas.openxmlformats.org/markup-compatibility/2006" xmlns:aink="http://schemas.microsoft.com/office/drawing/2016/ink" xmlns:o="urn:schemas-microsoft-com:office:office" xmlns:v="urn:schemas-microsoft-com:vml" xmlns:wp14="http://schemas.microsoft.com/office/word/2010/wordprocessingDrawing" xmlns:w10="urn:schemas-microsoft-com:office:word" xmlns:w="http://schemas.openxmlformats.org/wordprocessingml/2006/main" xmlns:w14="http://schemas.microsoft.com/office/word/2010/wordml" xmlns:w15="http://schemas.microsoft.com/office/word/2012/wordml" xmlns:w16se="http://schemas.microsoft.com/office/word/2015/wordml/symex" xmlns:wpg="http://schemas.microsoft.com/office/word/2010/wordprocessingGroup" xmlns:wpi="http://schemas.microsoft.com/office/word/2010/wordprocessingInk" xmlns:wps="http://schemas.microsoft.com/office/word/2010/wordprocessingShape" xmlns:a14="http://schemas.microsoft.com/office/drawing/2010/main" val="0"/>
+                          <a14:useLocalDpi xmlns:a14="http://schemas.microsoft.com/office/drawing/2010/main" xmlns:wps="http://schemas.microsoft.com/office/word/2010/wordprocessingShape" xmlns:wpi="http://schemas.microsoft.com/office/word/2010/wordprocessingInk" xmlns:wpg="http://schemas.microsoft.com/office/word/2010/wordprocessingGroup" xmlns:w16se="http://schemas.microsoft.com/office/word/2015/wordml/symex" xmlns:w15="http://schemas.microsoft.com/office/word/2012/wordml" xmlns:w14="http://schemas.microsoft.com/office/word/2010/wordml" xmlns:w="http://schemas.openxmlformats.org/wordprocessingml/2006/main" xmlns:w10="urn:schemas-microsoft-com:office:word" xmlns:wp14="http://schemas.microsoft.com/office/word/2010/wordprocessingDrawing" xmlns:v="urn:schemas-microsoft-com:vml" xmlns:o="urn:schemas-microsoft-com:office:office" xmlns:aink="http://schemas.microsoft.com/office/drawing/2016/ink" xmlns:mc="http://schemas.openxmlformats.org/markup-compatibility/2006" xmlns:cx8="http://schemas.microsoft.com/office/drawing/2016/5/14/chartex" xmlns:cx7="http://schemas.microsoft.com/office/drawing/2016/5/13/chartex" xmlns:cx6="http://schemas.microsoft.com/office/drawing/2016/5/12/chartex" xmlns:cx5="http://schemas.microsoft.com/office/drawing/2016/5/11/chartex" xmlns:cx4="http://schemas.microsoft.com/office/drawing/2016/5/10/chartex" xmlns:cx3="http://schemas.microsoft.com/office/drawing/2016/5/9/chartex" xmlns:cx2="http://schemas.microsoft.com/office/drawing/2015/10/21/chartex" xmlns:cx1="http://schemas.microsoft.com/office/drawing/2015/9/8/chartex" xmlns:cx="http://schemas.microsoft.com/office/drawing/2014/chartex" xmlns:wpc="http://schemas.microsoft.com/office/word/2010/wordprocessingCanvas" xmlns="" val="0"/>
                         </a:ext>
                       </a:extLst>
                     </a:blip>
@@ -59733,7 +59742,7 @@
                     <a:blip r:embed="rId18">
                       <a:extLst>
                         <a:ext uri="{28A0092B-C50C-407E-A947-70E740481C1C}">
-                          <a14:useLocalDpi xmlns="" xmlns:wpc="http://schemas.microsoft.com/office/word/2010/wordprocessingCanvas" xmlns:cx="http://schemas.microsoft.com/office/drawing/2014/chartex" xmlns:cx1="http://schemas.microsoft.com/office/drawing/2015/9/8/chartex" xmlns:cx2="http://schemas.microsoft.com/office/drawing/2015/10/21/chartex" xmlns:cx3="http://schemas.microsoft.com/office/drawing/2016/5/9/chartex" xmlns:cx4="http://schemas.microsoft.com/office/drawing/2016/5/10/chartex" xmlns:cx5="http://schemas.microsoft.com/office/drawing/2016/5/11/chartex" xmlns:cx6="http://schemas.microsoft.com/office/drawing/2016/5/12/chartex" xmlns:cx7="http://schemas.microsoft.com/office/drawing/2016/5/13/chartex" xmlns:cx8="http://schemas.microsoft.com/office/drawing/2016/5/14/chartex" xmlns:mc="http://schemas.openxmlformats.org/markup-compatibility/2006" xmlns:aink="http://schemas.microsoft.com/office/drawing/2016/ink" xmlns:o="urn:schemas-microsoft-com:office:office" xmlns:v="urn:schemas-microsoft-com:vml" xmlns:wp14="http://schemas.microsoft.com/office/word/2010/wordprocessingDrawing" xmlns:w10="urn:schemas-microsoft-com:office:word" xmlns:w="http://schemas.openxmlformats.org/wordprocessingml/2006/main" xmlns:w14="http://schemas.microsoft.com/office/word/2010/wordml" xmlns:w15="http://schemas.microsoft.com/office/word/2012/wordml" xmlns:w16se="http://schemas.microsoft.com/office/word/2015/wordml/symex" xmlns:wpg="http://schemas.microsoft.com/office/word/2010/wordprocessingGroup" xmlns:wpi="http://schemas.microsoft.com/office/word/2010/wordprocessingInk" xmlns:wps="http://schemas.microsoft.com/office/word/2010/wordprocessingShape" xmlns:a14="http://schemas.microsoft.com/office/drawing/2010/main" val="0"/>
+                          <a14:useLocalDpi xmlns:a14="http://schemas.microsoft.com/office/drawing/2010/main" xmlns:wps="http://schemas.microsoft.com/office/word/2010/wordprocessingShape" xmlns:wpi="http://schemas.microsoft.com/office/word/2010/wordprocessingInk" xmlns:wpg="http://schemas.microsoft.com/office/word/2010/wordprocessingGroup" xmlns:w16se="http://schemas.microsoft.com/office/word/2015/wordml/symex" xmlns:w15="http://schemas.microsoft.com/office/word/2012/wordml" xmlns:w14="http://schemas.microsoft.com/office/word/2010/wordml" xmlns:w="http://schemas.openxmlformats.org/wordprocessingml/2006/main" xmlns:w10="urn:schemas-microsoft-com:office:word" xmlns:wp14="http://schemas.microsoft.com/office/word/2010/wordprocessingDrawing" xmlns:v="urn:schemas-microsoft-com:vml" xmlns:o="urn:schemas-microsoft-com:office:office" xmlns:aink="http://schemas.microsoft.com/office/drawing/2016/ink" xmlns:mc="http://schemas.openxmlformats.org/markup-compatibility/2006" xmlns:cx8="http://schemas.microsoft.com/office/drawing/2016/5/14/chartex" xmlns:cx7="http://schemas.microsoft.com/office/drawing/2016/5/13/chartex" xmlns:cx6="http://schemas.microsoft.com/office/drawing/2016/5/12/chartex" xmlns:cx5="http://schemas.microsoft.com/office/drawing/2016/5/11/chartex" xmlns:cx4="http://schemas.microsoft.com/office/drawing/2016/5/10/chartex" xmlns:cx3="http://schemas.microsoft.com/office/drawing/2016/5/9/chartex" xmlns:cx2="http://schemas.microsoft.com/office/drawing/2015/10/21/chartex" xmlns:cx1="http://schemas.microsoft.com/office/drawing/2015/9/8/chartex" xmlns:cx="http://schemas.microsoft.com/office/drawing/2014/chartex" xmlns:wpc="http://schemas.microsoft.com/office/word/2010/wordprocessingCanvas" xmlns="" val="0"/>
                         </a:ext>
                       </a:extLst>
                     </a:blip>
@@ -61201,7 +61210,7 @@
                     <a:blip r:embed="rId18">
                       <a:extLst>
                         <a:ext uri="{28A0092B-C50C-407E-A947-70E740481C1C}">
-                          <a14:useLocalDpi xmlns="" xmlns:wpc="http://schemas.microsoft.com/office/word/2010/wordprocessingCanvas" xmlns:cx="http://schemas.microsoft.com/office/drawing/2014/chartex" xmlns:cx1="http://schemas.microsoft.com/office/drawing/2015/9/8/chartex" xmlns:cx2="http://schemas.microsoft.com/office/drawing/2015/10/21/chartex" xmlns:cx3="http://schemas.microsoft.com/office/drawing/2016/5/9/chartex" xmlns:cx4="http://schemas.microsoft.com/office/drawing/2016/5/10/chartex" xmlns:cx5="http://schemas.microsoft.com/office/drawing/2016/5/11/chartex" xmlns:cx6="http://schemas.microsoft.com/office/drawing/2016/5/12/chartex" xmlns:cx7="http://schemas.microsoft.com/office/drawing/2016/5/13/chartex" xmlns:cx8="http://schemas.microsoft.com/office/drawing/2016/5/14/chartex" xmlns:mc="http://schemas.openxmlformats.org/markup-compatibility/2006" xmlns:aink="http://schemas.microsoft.com/office/drawing/2016/ink" xmlns:o="urn:schemas-microsoft-com:office:office" xmlns:v="urn:schemas-microsoft-com:vml" xmlns:wp14="http://schemas.microsoft.com/office/word/2010/wordprocessingDrawing" xmlns:w10="urn:schemas-microsoft-com:office:word" xmlns:w="http://schemas.openxmlformats.org/wordprocessingml/2006/main" xmlns:w14="http://schemas.microsoft.com/office/word/2010/wordml" xmlns:w15="http://schemas.microsoft.com/office/word/2012/wordml" xmlns:w16se="http://schemas.microsoft.com/office/word/2015/wordml/symex" xmlns:wpg="http://schemas.microsoft.com/office/word/2010/wordprocessingGroup" xmlns:wpi="http://schemas.microsoft.com/office/word/2010/wordprocessingInk" xmlns:wps="http://schemas.microsoft.com/office/word/2010/wordprocessingShape" xmlns:a14="http://schemas.microsoft.com/office/drawing/2010/main" val="0"/>
+                          <a14:useLocalDpi xmlns:a14="http://schemas.microsoft.com/office/drawing/2010/main" xmlns:wps="http://schemas.microsoft.com/office/word/2010/wordprocessingShape" xmlns:wpi="http://schemas.microsoft.com/office/word/2010/wordprocessingInk" xmlns:wpg="http://schemas.microsoft.com/office/word/2010/wordprocessingGroup" xmlns:w16se="http://schemas.microsoft.com/office/word/2015/wordml/symex" xmlns:w15="http://schemas.microsoft.com/office/word/2012/wordml" xmlns:w14="http://schemas.microsoft.com/office/word/2010/wordml" xmlns:w="http://schemas.openxmlformats.org/wordprocessingml/2006/main" xmlns:w10="urn:schemas-microsoft-com:office:word" xmlns:wp14="http://schemas.microsoft.com/office/word/2010/wordprocessingDrawing" xmlns:v="urn:schemas-microsoft-com:vml" xmlns:o="urn:schemas-microsoft-com:office:office" xmlns:aink="http://schemas.microsoft.com/office/drawing/2016/ink" xmlns:mc="http://schemas.openxmlformats.org/markup-compatibility/2006" xmlns:cx8="http://schemas.microsoft.com/office/drawing/2016/5/14/chartex" xmlns:cx7="http://schemas.microsoft.com/office/drawing/2016/5/13/chartex" xmlns:cx6="http://schemas.microsoft.com/office/drawing/2016/5/12/chartex" xmlns:cx5="http://schemas.microsoft.com/office/drawing/2016/5/11/chartex" xmlns:cx4="http://schemas.microsoft.com/office/drawing/2016/5/10/chartex" xmlns:cx3="http://schemas.microsoft.com/office/drawing/2016/5/9/chartex" xmlns:cx2="http://schemas.microsoft.com/office/drawing/2015/10/21/chartex" xmlns:cx1="http://schemas.microsoft.com/office/drawing/2015/9/8/chartex" xmlns:cx="http://schemas.microsoft.com/office/drawing/2014/chartex" xmlns:wpc="http://schemas.microsoft.com/office/word/2010/wordprocessingCanvas" xmlns="" val="0"/>
                         </a:ext>
                       </a:extLst>
                     </a:blip>
@@ -61396,7 +61405,7 @@
                     <a:blip r:embed="rId18">
                       <a:extLst>
                         <a:ext uri="{28A0092B-C50C-407E-A947-70E740481C1C}">
-                          <a14:useLocalDpi xmlns="" xmlns:wpc="http://schemas.microsoft.com/office/word/2010/wordprocessingCanvas" xmlns:cx="http://schemas.microsoft.com/office/drawing/2014/chartex" xmlns:cx1="http://schemas.microsoft.com/office/drawing/2015/9/8/chartex" xmlns:cx2="http://schemas.microsoft.com/office/drawing/2015/10/21/chartex" xmlns:cx3="http://schemas.microsoft.com/office/drawing/2016/5/9/chartex" xmlns:cx4="http://schemas.microsoft.com/office/drawing/2016/5/10/chartex" xmlns:cx5="http://schemas.microsoft.com/office/drawing/2016/5/11/chartex" xmlns:cx6="http://schemas.microsoft.com/office/drawing/2016/5/12/chartex" xmlns:cx7="http://schemas.microsoft.com/office/drawing/2016/5/13/chartex" xmlns:cx8="http://schemas.microsoft.com/office/drawing/2016/5/14/chartex" xmlns:mc="http://schemas.openxmlformats.org/markup-compatibility/2006" xmlns:aink="http://schemas.microsoft.com/office/drawing/2016/ink" xmlns:o="urn:schemas-microsoft-com:office:office" xmlns:v="urn:schemas-microsoft-com:vml" xmlns:wp14="http://schemas.microsoft.com/office/word/2010/wordprocessingDrawing" xmlns:w10="urn:schemas-microsoft-com:office:word" xmlns:w="http://schemas.openxmlformats.org/wordprocessingml/2006/main" xmlns:w14="http://schemas.microsoft.com/office/word/2010/wordml" xmlns:w15="http://schemas.microsoft.com/office/word/2012/wordml" xmlns:w16se="http://schemas.microsoft.com/office/word/2015/wordml/symex" xmlns:wpg="http://schemas.microsoft.com/office/word/2010/wordprocessingGroup" xmlns:wpi="http://schemas.microsoft.com/office/word/2010/wordprocessingInk" xmlns:wps="http://schemas.microsoft.com/office/word/2010/wordprocessingShape" xmlns:a14="http://schemas.microsoft.com/office/drawing/2010/main" val="0"/>
+                          <a14:useLocalDpi xmlns:a14="http://schemas.microsoft.com/office/drawing/2010/main" xmlns:wps="http://schemas.microsoft.com/office/word/2010/wordprocessingShape" xmlns:wpi="http://schemas.microsoft.com/office/word/2010/wordprocessingInk" xmlns:wpg="http://schemas.microsoft.com/office/word/2010/wordprocessingGroup" xmlns:w16se="http://schemas.microsoft.com/office/word/2015/wordml/symex" xmlns:w15="http://schemas.microsoft.com/office/word/2012/wordml" xmlns:w14="http://schemas.microsoft.com/office/word/2010/wordml" xmlns:w="http://schemas.openxmlformats.org/wordprocessingml/2006/main" xmlns:w10="urn:schemas-microsoft-com:office:word" xmlns:wp14="http://schemas.microsoft.com/office/word/2010/wordprocessingDrawing" xmlns:v="urn:schemas-microsoft-com:vml" xmlns:o="urn:schemas-microsoft-com:office:office" xmlns:aink="http://schemas.microsoft.com/office/drawing/2016/ink" xmlns:mc="http://schemas.openxmlformats.org/markup-compatibility/2006" xmlns:cx8="http://schemas.microsoft.com/office/drawing/2016/5/14/chartex" xmlns:cx7="http://schemas.microsoft.com/office/drawing/2016/5/13/chartex" xmlns:cx6="http://schemas.microsoft.com/office/drawing/2016/5/12/chartex" xmlns:cx5="http://schemas.microsoft.com/office/drawing/2016/5/11/chartex" xmlns:cx4="http://schemas.microsoft.com/office/drawing/2016/5/10/chartex" xmlns:cx3="http://schemas.microsoft.com/office/drawing/2016/5/9/chartex" xmlns:cx2="http://schemas.microsoft.com/office/drawing/2015/10/21/chartex" xmlns:cx1="http://schemas.microsoft.com/office/drawing/2015/9/8/chartex" xmlns:cx="http://schemas.microsoft.com/office/drawing/2014/chartex" xmlns:wpc="http://schemas.microsoft.com/office/word/2010/wordprocessingCanvas" xmlns="" val="0"/>
                         </a:ext>
                       </a:extLst>
                     </a:blip>
@@ -61525,7 +61534,7 @@
                     <a:blip r:embed="rId18">
                       <a:extLst>
                         <a:ext uri="{28A0092B-C50C-407E-A947-70E740481C1C}">
-                          <a14:useLocalDpi xmlns="" xmlns:wpc="http://schemas.microsoft.com/office/word/2010/wordprocessingCanvas" xmlns:cx="http://schemas.microsoft.com/office/drawing/2014/chartex" xmlns:cx1="http://schemas.microsoft.com/office/drawing/2015/9/8/chartex" xmlns:cx2="http://schemas.microsoft.com/office/drawing/2015/10/21/chartex" xmlns:cx3="http://schemas.microsoft.com/office/drawing/2016/5/9/chartex" xmlns:cx4="http://schemas.microsoft.com/office/drawing/2016/5/10/chartex" xmlns:cx5="http://schemas.microsoft.com/office/drawing/2016/5/11/chartex" xmlns:cx6="http://schemas.microsoft.com/office/drawing/2016/5/12/chartex" xmlns:cx7="http://schemas.microsoft.com/office/drawing/2016/5/13/chartex" xmlns:cx8="http://schemas.microsoft.com/office/drawing/2016/5/14/chartex" xmlns:mc="http://schemas.openxmlformats.org/markup-compatibility/2006" xmlns:aink="http://schemas.microsoft.com/office/drawing/2016/ink" xmlns:o="urn:schemas-microsoft-com:office:office" xmlns:v="urn:schemas-microsoft-com:vml" xmlns:wp14="http://schemas.microsoft.com/office/word/2010/wordprocessingDrawing" xmlns:w10="urn:schemas-microsoft-com:office:word" xmlns:w="http://schemas.openxmlformats.org/wordprocessingml/2006/main" xmlns:w14="http://schemas.microsoft.com/office/word/2010/wordml" xmlns:w15="http://schemas.microsoft.com/office/word/2012/wordml" xmlns:w16se="http://schemas.microsoft.com/office/word/2015/wordml/symex" xmlns:wpg="http://schemas.microsoft.com/office/word/2010/wordprocessingGroup" xmlns:wpi="http://schemas.microsoft.com/office/word/2010/wordprocessingInk" xmlns:wps="http://schemas.microsoft.com/office/word/2010/wordprocessingShape" xmlns:a14="http://schemas.microsoft.com/office/drawing/2010/main" val="0"/>
+                          <a14:useLocalDpi xmlns:a14="http://schemas.microsoft.com/office/drawing/2010/main" xmlns:wps="http://schemas.microsoft.com/office/word/2010/wordprocessingShape" xmlns:wpi="http://schemas.microsoft.com/office/word/2010/wordprocessingInk" xmlns:wpg="http://schemas.microsoft.com/office/word/2010/wordprocessingGroup" xmlns:w16se="http://schemas.microsoft.com/office/word/2015/wordml/symex" xmlns:w15="http://schemas.microsoft.com/office/word/2012/wordml" xmlns:w14="http://schemas.microsoft.com/office/word/2010/wordml" xmlns:w="http://schemas.openxmlformats.org/wordprocessingml/2006/main" xmlns:w10="urn:schemas-microsoft-com:office:word" xmlns:wp14="http://schemas.microsoft.com/office/word/2010/wordprocessingDrawing" xmlns:v="urn:schemas-microsoft-com:vml" xmlns:o="urn:schemas-microsoft-com:office:office" xmlns:aink="http://schemas.microsoft.com/office/drawing/2016/ink" xmlns:mc="http://schemas.openxmlformats.org/markup-compatibility/2006" xmlns:cx8="http://schemas.microsoft.com/office/drawing/2016/5/14/chartex" xmlns:cx7="http://schemas.microsoft.com/office/drawing/2016/5/13/chartex" xmlns:cx6="http://schemas.microsoft.com/office/drawing/2016/5/12/chartex" xmlns:cx5="http://schemas.microsoft.com/office/drawing/2016/5/11/chartex" xmlns:cx4="http://schemas.microsoft.com/office/drawing/2016/5/10/chartex" xmlns:cx3="http://schemas.microsoft.com/office/drawing/2016/5/9/chartex" xmlns:cx2="http://schemas.microsoft.com/office/drawing/2015/10/21/chartex" xmlns:cx1="http://schemas.microsoft.com/office/drawing/2015/9/8/chartex" xmlns:cx="http://schemas.microsoft.com/office/drawing/2014/chartex" xmlns:wpc="http://schemas.microsoft.com/office/word/2010/wordprocessingCanvas" xmlns="" val="0"/>
                         </a:ext>
                       </a:extLst>
                     </a:blip>
@@ -62365,7 +62374,7 @@
                     <a:blip r:embed="rId18">
                       <a:extLst>
                         <a:ext uri="{28A0092B-C50C-407E-A947-70E740481C1C}">
-                          <a14:useLocalDpi xmlns="" xmlns:wpc="http://schemas.microsoft.com/office/word/2010/wordprocessingCanvas" xmlns:cx="http://schemas.microsoft.com/office/drawing/2014/chartex" xmlns:cx1="http://schemas.microsoft.com/office/drawing/2015/9/8/chartex" xmlns:cx2="http://schemas.microsoft.com/office/drawing/2015/10/21/chartex" xmlns:cx3="http://schemas.microsoft.com/office/drawing/2016/5/9/chartex" xmlns:cx4="http://schemas.microsoft.com/office/drawing/2016/5/10/chartex" xmlns:cx5="http://schemas.microsoft.com/office/drawing/2016/5/11/chartex" xmlns:cx6="http://schemas.microsoft.com/office/drawing/2016/5/12/chartex" xmlns:cx7="http://schemas.microsoft.com/office/drawing/2016/5/13/chartex" xmlns:cx8="http://schemas.microsoft.com/office/drawing/2016/5/14/chartex" xmlns:mc="http://schemas.openxmlformats.org/markup-compatibility/2006" xmlns:aink="http://schemas.microsoft.com/office/drawing/2016/ink" xmlns:o="urn:schemas-microsoft-com:office:office" xmlns:v="urn:schemas-microsoft-com:vml" xmlns:wp14="http://schemas.microsoft.com/office/word/2010/wordprocessingDrawing" xmlns:w10="urn:schemas-microsoft-com:office:word" xmlns:w="http://schemas.openxmlformats.org/wordprocessingml/2006/main" xmlns:w14="http://schemas.microsoft.com/office/word/2010/wordml" xmlns:w15="http://schemas.microsoft.com/office/word/2012/wordml" xmlns:w16se="http://schemas.microsoft.com/office/word/2015/wordml/symex" xmlns:wpg="http://schemas.microsoft.com/office/word/2010/wordprocessingGroup" xmlns:wpi="http://schemas.microsoft.com/office/word/2010/wordprocessingInk" xmlns:wps="http://schemas.microsoft.com/office/word/2010/wordprocessingShape" xmlns:a14="http://schemas.microsoft.com/office/drawing/2010/main" val="0"/>
+                          <a14:useLocalDpi xmlns:a14="http://schemas.microsoft.com/office/drawing/2010/main" xmlns:wps="http://schemas.microsoft.com/office/word/2010/wordprocessingShape" xmlns:wpi="http://schemas.microsoft.com/office/word/2010/wordprocessingInk" xmlns:wpg="http://schemas.microsoft.com/office/word/2010/wordprocessingGroup" xmlns:w16se="http://schemas.microsoft.com/office/word/2015/wordml/symex" xmlns:w15="http://schemas.microsoft.com/office/word/2012/wordml" xmlns:w14="http://schemas.microsoft.com/office/word/2010/wordml" xmlns:w="http://schemas.openxmlformats.org/wordprocessingml/2006/main" xmlns:w10="urn:schemas-microsoft-com:office:word" xmlns:wp14="http://schemas.microsoft.com/office/word/2010/wordprocessingDrawing" xmlns:v="urn:schemas-microsoft-com:vml" xmlns:o="urn:schemas-microsoft-com:office:office" xmlns:aink="http://schemas.microsoft.com/office/drawing/2016/ink" xmlns:mc="http://schemas.openxmlformats.org/markup-compatibility/2006" xmlns:cx8="http://schemas.microsoft.com/office/drawing/2016/5/14/chartex" xmlns:cx7="http://schemas.microsoft.com/office/drawing/2016/5/13/chartex" xmlns:cx6="http://schemas.microsoft.com/office/drawing/2016/5/12/chartex" xmlns:cx5="http://schemas.microsoft.com/office/drawing/2016/5/11/chartex" xmlns:cx4="http://schemas.microsoft.com/office/drawing/2016/5/10/chartex" xmlns:cx3="http://schemas.microsoft.com/office/drawing/2016/5/9/chartex" xmlns:cx2="http://schemas.microsoft.com/office/drawing/2015/10/21/chartex" xmlns:cx1="http://schemas.microsoft.com/office/drawing/2015/9/8/chartex" xmlns:cx="http://schemas.microsoft.com/office/drawing/2014/chartex" xmlns:wpc="http://schemas.microsoft.com/office/word/2010/wordprocessingCanvas" xmlns="" val="0"/>
                         </a:ext>
                       </a:extLst>
                     </a:blip>
@@ -62887,7 +62896,7 @@
                     <a:blip r:embed="rId18">
                       <a:extLst>
                         <a:ext uri="{28A0092B-C50C-407E-A947-70E740481C1C}">
-                          <a14:useLocalDpi xmlns="" xmlns:wpc="http://schemas.microsoft.com/office/word/2010/wordprocessingCanvas" xmlns:cx="http://schemas.microsoft.com/office/drawing/2014/chartex" xmlns:cx1="http://schemas.microsoft.com/office/drawing/2015/9/8/chartex" xmlns:cx2="http://schemas.microsoft.com/office/drawing/2015/10/21/chartex" xmlns:cx3="http://schemas.microsoft.com/office/drawing/2016/5/9/chartex" xmlns:cx4="http://schemas.microsoft.com/office/drawing/2016/5/10/chartex" xmlns:cx5="http://schemas.microsoft.com/office/drawing/2016/5/11/chartex" xmlns:cx6="http://schemas.microsoft.com/office/drawing/2016/5/12/chartex" xmlns:cx7="http://schemas.microsoft.com/office/drawing/2016/5/13/chartex" xmlns:cx8="http://schemas.microsoft.com/office/drawing/2016/5/14/chartex" xmlns:mc="http://schemas.openxmlformats.org/markup-compatibility/2006" xmlns:aink="http://schemas.microsoft.com/office/drawing/2016/ink" xmlns:o="urn:schemas-microsoft-com:office:office" xmlns:v="urn:schemas-microsoft-com:vml" xmlns:wp14="http://schemas.microsoft.com/office/word/2010/wordprocessingDrawing" xmlns:w10="urn:schemas-microsoft-com:office:word" xmlns:w="http://schemas.openxmlformats.org/wordprocessingml/2006/main" xmlns:w14="http://schemas.microsoft.com/office/word/2010/wordml" xmlns:w15="http://schemas.microsoft.com/office/word/2012/wordml" xmlns:w16se="http://schemas.microsoft.com/office/word/2015/wordml/symex" xmlns:wpg="http://schemas.microsoft.com/office/word/2010/wordprocessingGroup" xmlns:wpi="http://schemas.microsoft.com/office/word/2010/wordprocessingInk" xmlns:wps="http://schemas.microsoft.com/office/word/2010/wordprocessingShape" xmlns:a14="http://schemas.microsoft.com/office/drawing/2010/main" val="0"/>
+                          <a14:useLocalDpi xmlns:a14="http://schemas.microsoft.com/office/drawing/2010/main" xmlns:wps="http://schemas.microsoft.com/office/word/2010/wordprocessingShape" xmlns:wpi="http://schemas.microsoft.com/office/word/2010/wordprocessingInk" xmlns:wpg="http://schemas.microsoft.com/office/word/2010/wordprocessingGroup" xmlns:w16se="http://schemas.microsoft.com/office/word/2015/wordml/symex" xmlns:w15="http://schemas.microsoft.com/office/word/2012/wordml" xmlns:w14="http://schemas.microsoft.com/office/word/2010/wordml" xmlns:w="http://schemas.openxmlformats.org/wordprocessingml/2006/main" xmlns:w10="urn:schemas-microsoft-com:office:word" xmlns:wp14="http://schemas.microsoft.com/office/word/2010/wordprocessingDrawing" xmlns:v="urn:schemas-microsoft-com:vml" xmlns:o="urn:schemas-microsoft-com:office:office" xmlns:aink="http://schemas.microsoft.com/office/drawing/2016/ink" xmlns:mc="http://schemas.openxmlformats.org/markup-compatibility/2006" xmlns:cx8="http://schemas.microsoft.com/office/drawing/2016/5/14/chartex" xmlns:cx7="http://schemas.microsoft.com/office/drawing/2016/5/13/chartex" xmlns:cx6="http://schemas.microsoft.com/office/drawing/2016/5/12/chartex" xmlns:cx5="http://schemas.microsoft.com/office/drawing/2016/5/11/chartex" xmlns:cx4="http://schemas.microsoft.com/office/drawing/2016/5/10/chartex" xmlns:cx3="http://schemas.microsoft.com/office/drawing/2016/5/9/chartex" xmlns:cx2="http://schemas.microsoft.com/office/drawing/2015/10/21/chartex" xmlns:cx1="http://schemas.microsoft.com/office/drawing/2015/9/8/chartex" xmlns:cx="http://schemas.microsoft.com/office/drawing/2014/chartex" xmlns:wpc="http://schemas.microsoft.com/office/word/2010/wordprocessingCanvas" xmlns="" val="0"/>
                         </a:ext>
                       </a:extLst>
                     </a:blip>
@@ -64230,7 +64239,7 @@
             <w:rPr>
               <w:noProof/>
             </w:rPr>
-            <w:t>329</w:t>
+            <w:t>7</w:t>
           </w:r>
         </w:fldSimple>
       </w:p>
@@ -64841,7 +64850,7 @@
         <v:path o:extrusionok="f" gradientshapeok="t" o:connecttype="rect"/>
         <o:lock v:ext="edit" aspectratio="t"/>
       </v:shapetype>
-      <v:shape id="_x0000_i1061" type="#_x0000_t75" style="width:3in;height:3in;visibility:visible" o:bullet="t">
+      <v:shape id="_x0000_i1031" type="#_x0000_t75" style="width:3in;height:3in;visibility:visible" o:bullet="t">
         <v:imagedata r:id="rId1" o:title="MC900065312[1]"/>
       </v:shape>
     </w:pict>
@@ -66559,7 +66568,7 @@
 </file>
 
 <file path=customXml/itemProps1.xml><?xml version="1.0" encoding="utf-8"?>
-<ds:datastoreItem xmlns:ds="http://schemas.openxmlformats.org/officeDocument/2006/customXml" ds:itemID="{18F1A6D1-66A4-41F8-830A-81F0981C95F3}">
+<ds:datastoreItem xmlns:ds="http://schemas.openxmlformats.org/officeDocument/2006/customXml" ds:itemID="{EFB317A5-4EC5-4AB2-B0AF-F0DD6E1B84E0}">
   <ds:schemaRefs>
     <ds:schemaRef ds:uri="http://schemas.openxmlformats.org/officeDocument/2006/bibliography"/>
   </ds:schemaRefs>

--- a/Books-Complete/Fantasy/ThePrincessAndTheHoodlum/Book_ThePrincessAndTheHoodlum.docx
+++ b/Books-Complete/Fantasy/ThePrincessAndTheHoodlum/Book_ThePrincessAndTheHoodlum.docx
@@ -2822,7 +2822,13 @@
     </w:p>
     <w:p>
       <w:r>
-        <w:t>Luke made up his mind. There was too much suffering in the world and he had the power to do something about it.</w:t>
+        <w:t xml:space="preserve">Luke made up his mind. There was too much suffering in the world and he had the power to </w:t>
+      </w:r>
+      <w:r>
+        <w:t>act</w:t>
+      </w:r>
+      <w:r>
+        <w:t>.</w:t>
       </w:r>
     </w:p>
     <w:p>
@@ -3332,7 +3338,7 @@
                     <a:blip r:embed="rId18">
                       <a:extLst>
                         <a:ext uri="{28A0092B-C50C-407E-A947-70E740481C1C}">
-                          <a14:useLocalDpi xmlns:a14="http://schemas.microsoft.com/office/drawing/2010/main" xmlns:wps="http://schemas.microsoft.com/office/word/2010/wordprocessingShape" xmlns:wpi="http://schemas.microsoft.com/office/word/2010/wordprocessingInk" xmlns:wpg="http://schemas.microsoft.com/office/word/2010/wordprocessingGroup" xmlns:w16se="http://schemas.microsoft.com/office/word/2015/wordml/symex" xmlns:w15="http://schemas.microsoft.com/office/word/2012/wordml" xmlns:w14="http://schemas.microsoft.com/office/word/2010/wordml" xmlns:w="http://schemas.openxmlformats.org/wordprocessingml/2006/main" xmlns:w10="urn:schemas-microsoft-com:office:word" xmlns:wp14="http://schemas.microsoft.com/office/word/2010/wordprocessingDrawing" xmlns:v="urn:schemas-microsoft-com:vml" xmlns:o="urn:schemas-microsoft-com:office:office" xmlns:aink="http://schemas.microsoft.com/office/drawing/2016/ink" xmlns:mc="http://schemas.openxmlformats.org/markup-compatibility/2006" xmlns:cx8="http://schemas.microsoft.com/office/drawing/2016/5/14/chartex" xmlns:cx7="http://schemas.microsoft.com/office/drawing/2016/5/13/chartex" xmlns:cx6="http://schemas.microsoft.com/office/drawing/2016/5/12/chartex" xmlns:cx5="http://schemas.microsoft.com/office/drawing/2016/5/11/chartex" xmlns:cx4="http://schemas.microsoft.com/office/drawing/2016/5/10/chartex" xmlns:cx3="http://schemas.microsoft.com/office/drawing/2016/5/9/chartex" xmlns:cx2="http://schemas.microsoft.com/office/drawing/2015/10/21/chartex" xmlns:cx1="http://schemas.microsoft.com/office/drawing/2015/9/8/chartex" xmlns:cx="http://schemas.microsoft.com/office/drawing/2014/chartex" xmlns:wpc="http://schemas.microsoft.com/office/word/2010/wordprocessingCanvas" xmlns="" val="0"/>
+                          <a14:useLocalDpi xmlns="" xmlns:wpc="http://schemas.microsoft.com/office/word/2010/wordprocessingCanvas" xmlns:cx="http://schemas.microsoft.com/office/drawing/2014/chartex" xmlns:cx1="http://schemas.microsoft.com/office/drawing/2015/9/8/chartex" xmlns:cx2="http://schemas.microsoft.com/office/drawing/2015/10/21/chartex" xmlns:cx3="http://schemas.microsoft.com/office/drawing/2016/5/9/chartex" xmlns:cx4="http://schemas.microsoft.com/office/drawing/2016/5/10/chartex" xmlns:cx5="http://schemas.microsoft.com/office/drawing/2016/5/11/chartex" xmlns:cx6="http://schemas.microsoft.com/office/drawing/2016/5/12/chartex" xmlns:cx7="http://schemas.microsoft.com/office/drawing/2016/5/13/chartex" xmlns:cx8="http://schemas.microsoft.com/office/drawing/2016/5/14/chartex" xmlns:mc="http://schemas.openxmlformats.org/markup-compatibility/2006" xmlns:aink="http://schemas.microsoft.com/office/drawing/2016/ink" xmlns:o="urn:schemas-microsoft-com:office:office" xmlns:v="urn:schemas-microsoft-com:vml" xmlns:wp14="http://schemas.microsoft.com/office/word/2010/wordprocessingDrawing" xmlns:w10="urn:schemas-microsoft-com:office:word" xmlns:w="http://schemas.openxmlformats.org/wordprocessingml/2006/main" xmlns:w14="http://schemas.microsoft.com/office/word/2010/wordml" xmlns:w15="http://schemas.microsoft.com/office/word/2012/wordml" xmlns:w16se="http://schemas.microsoft.com/office/word/2015/wordml/symex" xmlns:wpg="http://schemas.microsoft.com/office/word/2010/wordprocessingGroup" xmlns:wpi="http://schemas.microsoft.com/office/word/2010/wordprocessingInk" xmlns:wps="http://schemas.microsoft.com/office/word/2010/wordprocessingShape" xmlns:a14="http://schemas.microsoft.com/office/drawing/2010/main" val="0"/>
                         </a:ext>
                       </a:extLst>
                     </a:blip>
@@ -4092,7 +4098,7 @@
                     <a:blip r:embed="rId18">
                       <a:extLst>
                         <a:ext uri="{28A0092B-C50C-407E-A947-70E740481C1C}">
-                          <a14:useLocalDpi xmlns:a14="http://schemas.microsoft.com/office/drawing/2010/main" xmlns:wps="http://schemas.microsoft.com/office/word/2010/wordprocessingShape" xmlns:wpi="http://schemas.microsoft.com/office/word/2010/wordprocessingInk" xmlns:wpg="http://schemas.microsoft.com/office/word/2010/wordprocessingGroup" xmlns:w16se="http://schemas.microsoft.com/office/word/2015/wordml/symex" xmlns:w15="http://schemas.microsoft.com/office/word/2012/wordml" xmlns:w14="http://schemas.microsoft.com/office/word/2010/wordml" xmlns:w="http://schemas.openxmlformats.org/wordprocessingml/2006/main" xmlns:w10="urn:schemas-microsoft-com:office:word" xmlns:wp14="http://schemas.microsoft.com/office/word/2010/wordprocessingDrawing" xmlns:v="urn:schemas-microsoft-com:vml" xmlns:o="urn:schemas-microsoft-com:office:office" xmlns:aink="http://schemas.microsoft.com/office/drawing/2016/ink" xmlns:mc="http://schemas.openxmlformats.org/markup-compatibility/2006" xmlns:cx8="http://schemas.microsoft.com/office/drawing/2016/5/14/chartex" xmlns:cx7="http://schemas.microsoft.com/office/drawing/2016/5/13/chartex" xmlns:cx6="http://schemas.microsoft.com/office/drawing/2016/5/12/chartex" xmlns:cx5="http://schemas.microsoft.com/office/drawing/2016/5/11/chartex" xmlns:cx4="http://schemas.microsoft.com/office/drawing/2016/5/10/chartex" xmlns:cx3="http://schemas.microsoft.com/office/drawing/2016/5/9/chartex" xmlns:cx2="http://schemas.microsoft.com/office/drawing/2015/10/21/chartex" xmlns:cx1="http://schemas.microsoft.com/office/drawing/2015/9/8/chartex" xmlns:cx="http://schemas.microsoft.com/office/drawing/2014/chartex" xmlns:wpc="http://schemas.microsoft.com/office/word/2010/wordprocessingCanvas" xmlns="" val="0"/>
+                          <a14:useLocalDpi xmlns="" xmlns:wpc="http://schemas.microsoft.com/office/word/2010/wordprocessingCanvas" xmlns:cx="http://schemas.microsoft.com/office/drawing/2014/chartex" xmlns:cx1="http://schemas.microsoft.com/office/drawing/2015/9/8/chartex" xmlns:cx2="http://schemas.microsoft.com/office/drawing/2015/10/21/chartex" xmlns:cx3="http://schemas.microsoft.com/office/drawing/2016/5/9/chartex" xmlns:cx4="http://schemas.microsoft.com/office/drawing/2016/5/10/chartex" xmlns:cx5="http://schemas.microsoft.com/office/drawing/2016/5/11/chartex" xmlns:cx6="http://schemas.microsoft.com/office/drawing/2016/5/12/chartex" xmlns:cx7="http://schemas.microsoft.com/office/drawing/2016/5/13/chartex" xmlns:cx8="http://schemas.microsoft.com/office/drawing/2016/5/14/chartex" xmlns:mc="http://schemas.openxmlformats.org/markup-compatibility/2006" xmlns:aink="http://schemas.microsoft.com/office/drawing/2016/ink" xmlns:o="urn:schemas-microsoft-com:office:office" xmlns:v="urn:schemas-microsoft-com:vml" xmlns:wp14="http://schemas.microsoft.com/office/word/2010/wordprocessingDrawing" xmlns:w10="urn:schemas-microsoft-com:office:word" xmlns:w="http://schemas.openxmlformats.org/wordprocessingml/2006/main" xmlns:w14="http://schemas.microsoft.com/office/word/2010/wordml" xmlns:w15="http://schemas.microsoft.com/office/word/2012/wordml" xmlns:w16se="http://schemas.microsoft.com/office/word/2015/wordml/symex" xmlns:wpg="http://schemas.microsoft.com/office/word/2010/wordprocessingGroup" xmlns:wpi="http://schemas.microsoft.com/office/word/2010/wordprocessingInk" xmlns:wps="http://schemas.microsoft.com/office/word/2010/wordprocessingShape" xmlns:a14="http://schemas.microsoft.com/office/drawing/2010/main" val="0"/>
                         </a:ext>
                       </a:extLst>
                     </a:blip>
@@ -4195,13 +4201,13 @@
         <w:t>begging for</w:t>
       </w:r>
       <w:r>
-        <w:t xml:space="preserve"> help. She would cry if something </w:t>
-      </w:r>
-      <w:r>
-        <w:t xml:space="preserve">bad </w:t>
-      </w:r>
-      <w:r>
-        <w:t>happened to her sister.</w:t>
+        <w:t xml:space="preserve"> help. She would cry if </w:t>
+      </w:r>
+      <w:r>
+        <w:t>her sister got hurt</w:t>
+      </w:r>
+      <w:r>
+        <w:t>.</w:t>
       </w:r>
     </w:p>
     <w:p>
@@ -4964,7 +4970,7 @@
                     <a:blip r:embed="rId18">
                       <a:extLst>
                         <a:ext uri="{28A0092B-C50C-407E-A947-70E740481C1C}">
-                          <a14:useLocalDpi xmlns:a14="http://schemas.microsoft.com/office/drawing/2010/main" xmlns:wps="http://schemas.microsoft.com/office/word/2010/wordprocessingShape" xmlns:wpi="http://schemas.microsoft.com/office/word/2010/wordprocessingInk" xmlns:wpg="http://schemas.microsoft.com/office/word/2010/wordprocessingGroup" xmlns:w16se="http://schemas.microsoft.com/office/word/2015/wordml/symex" xmlns:w15="http://schemas.microsoft.com/office/word/2012/wordml" xmlns:w14="http://schemas.microsoft.com/office/word/2010/wordml" xmlns:w="http://schemas.openxmlformats.org/wordprocessingml/2006/main" xmlns:w10="urn:schemas-microsoft-com:office:word" xmlns:wp14="http://schemas.microsoft.com/office/word/2010/wordprocessingDrawing" xmlns:v="urn:schemas-microsoft-com:vml" xmlns:o="urn:schemas-microsoft-com:office:office" xmlns:aink="http://schemas.microsoft.com/office/drawing/2016/ink" xmlns:mc="http://schemas.openxmlformats.org/markup-compatibility/2006" xmlns:cx8="http://schemas.microsoft.com/office/drawing/2016/5/14/chartex" xmlns:cx7="http://schemas.microsoft.com/office/drawing/2016/5/13/chartex" xmlns:cx6="http://schemas.microsoft.com/office/drawing/2016/5/12/chartex" xmlns:cx5="http://schemas.microsoft.com/office/drawing/2016/5/11/chartex" xmlns:cx4="http://schemas.microsoft.com/office/drawing/2016/5/10/chartex" xmlns:cx3="http://schemas.microsoft.com/office/drawing/2016/5/9/chartex" xmlns:cx2="http://schemas.microsoft.com/office/drawing/2015/10/21/chartex" xmlns:cx1="http://schemas.microsoft.com/office/drawing/2015/9/8/chartex" xmlns:cx="http://schemas.microsoft.com/office/drawing/2014/chartex" xmlns:wpc="http://schemas.microsoft.com/office/word/2010/wordprocessingCanvas" xmlns="" val="0"/>
+                          <a14:useLocalDpi xmlns="" xmlns:wpc="http://schemas.microsoft.com/office/word/2010/wordprocessingCanvas" xmlns:cx="http://schemas.microsoft.com/office/drawing/2014/chartex" xmlns:cx1="http://schemas.microsoft.com/office/drawing/2015/9/8/chartex" xmlns:cx2="http://schemas.microsoft.com/office/drawing/2015/10/21/chartex" xmlns:cx3="http://schemas.microsoft.com/office/drawing/2016/5/9/chartex" xmlns:cx4="http://schemas.microsoft.com/office/drawing/2016/5/10/chartex" xmlns:cx5="http://schemas.microsoft.com/office/drawing/2016/5/11/chartex" xmlns:cx6="http://schemas.microsoft.com/office/drawing/2016/5/12/chartex" xmlns:cx7="http://schemas.microsoft.com/office/drawing/2016/5/13/chartex" xmlns:cx8="http://schemas.microsoft.com/office/drawing/2016/5/14/chartex" xmlns:mc="http://schemas.openxmlformats.org/markup-compatibility/2006" xmlns:aink="http://schemas.microsoft.com/office/drawing/2016/ink" xmlns:o="urn:schemas-microsoft-com:office:office" xmlns:v="urn:schemas-microsoft-com:vml" xmlns:wp14="http://schemas.microsoft.com/office/word/2010/wordprocessingDrawing" xmlns:w10="urn:schemas-microsoft-com:office:word" xmlns:w="http://schemas.openxmlformats.org/wordprocessingml/2006/main" xmlns:w14="http://schemas.microsoft.com/office/word/2010/wordml" xmlns:w15="http://schemas.microsoft.com/office/word/2012/wordml" xmlns:w16se="http://schemas.microsoft.com/office/word/2015/wordml/symex" xmlns:wpg="http://schemas.microsoft.com/office/word/2010/wordprocessingGroup" xmlns:wpi="http://schemas.microsoft.com/office/word/2010/wordprocessingInk" xmlns:wps="http://schemas.microsoft.com/office/word/2010/wordprocessingShape" xmlns:a14="http://schemas.microsoft.com/office/drawing/2010/main" val="0"/>
                         </a:ext>
                       </a:extLst>
                     </a:blip>
@@ -5569,7 +5575,7 @@
                     <a:blip r:embed="rId18">
                       <a:extLst>
                         <a:ext uri="{28A0092B-C50C-407E-A947-70E740481C1C}">
-                          <a14:useLocalDpi xmlns:a14="http://schemas.microsoft.com/office/drawing/2010/main" xmlns:wps="http://schemas.microsoft.com/office/word/2010/wordprocessingShape" xmlns:wpi="http://schemas.microsoft.com/office/word/2010/wordprocessingInk" xmlns:wpg="http://schemas.microsoft.com/office/word/2010/wordprocessingGroup" xmlns:w16se="http://schemas.microsoft.com/office/word/2015/wordml/symex" xmlns:w15="http://schemas.microsoft.com/office/word/2012/wordml" xmlns:w14="http://schemas.microsoft.com/office/word/2010/wordml" xmlns:w="http://schemas.openxmlformats.org/wordprocessingml/2006/main" xmlns:w10="urn:schemas-microsoft-com:office:word" xmlns:wp14="http://schemas.microsoft.com/office/word/2010/wordprocessingDrawing" xmlns:v="urn:schemas-microsoft-com:vml" xmlns:o="urn:schemas-microsoft-com:office:office" xmlns:aink="http://schemas.microsoft.com/office/drawing/2016/ink" xmlns:mc="http://schemas.openxmlformats.org/markup-compatibility/2006" xmlns:cx8="http://schemas.microsoft.com/office/drawing/2016/5/14/chartex" xmlns:cx7="http://schemas.microsoft.com/office/drawing/2016/5/13/chartex" xmlns:cx6="http://schemas.microsoft.com/office/drawing/2016/5/12/chartex" xmlns:cx5="http://schemas.microsoft.com/office/drawing/2016/5/11/chartex" xmlns:cx4="http://schemas.microsoft.com/office/drawing/2016/5/10/chartex" xmlns:cx3="http://schemas.microsoft.com/office/drawing/2016/5/9/chartex" xmlns:cx2="http://schemas.microsoft.com/office/drawing/2015/10/21/chartex" xmlns:cx1="http://schemas.microsoft.com/office/drawing/2015/9/8/chartex" xmlns:cx="http://schemas.microsoft.com/office/drawing/2014/chartex" xmlns:wpc="http://schemas.microsoft.com/office/word/2010/wordprocessingCanvas" xmlns="" val="0"/>
+                          <a14:useLocalDpi xmlns="" xmlns:wpc="http://schemas.microsoft.com/office/word/2010/wordprocessingCanvas" xmlns:cx="http://schemas.microsoft.com/office/drawing/2014/chartex" xmlns:cx1="http://schemas.microsoft.com/office/drawing/2015/9/8/chartex" xmlns:cx2="http://schemas.microsoft.com/office/drawing/2015/10/21/chartex" xmlns:cx3="http://schemas.microsoft.com/office/drawing/2016/5/9/chartex" xmlns:cx4="http://schemas.microsoft.com/office/drawing/2016/5/10/chartex" xmlns:cx5="http://schemas.microsoft.com/office/drawing/2016/5/11/chartex" xmlns:cx6="http://schemas.microsoft.com/office/drawing/2016/5/12/chartex" xmlns:cx7="http://schemas.microsoft.com/office/drawing/2016/5/13/chartex" xmlns:cx8="http://schemas.microsoft.com/office/drawing/2016/5/14/chartex" xmlns:mc="http://schemas.openxmlformats.org/markup-compatibility/2006" xmlns:aink="http://schemas.microsoft.com/office/drawing/2016/ink" xmlns:o="urn:schemas-microsoft-com:office:office" xmlns:v="urn:schemas-microsoft-com:vml" xmlns:wp14="http://schemas.microsoft.com/office/word/2010/wordprocessingDrawing" xmlns:w10="urn:schemas-microsoft-com:office:word" xmlns:w="http://schemas.openxmlformats.org/wordprocessingml/2006/main" xmlns:w14="http://schemas.microsoft.com/office/word/2010/wordml" xmlns:w15="http://schemas.microsoft.com/office/word/2012/wordml" xmlns:w16se="http://schemas.microsoft.com/office/word/2015/wordml/symex" xmlns:wpg="http://schemas.microsoft.com/office/word/2010/wordprocessingGroup" xmlns:wpi="http://schemas.microsoft.com/office/word/2010/wordprocessingInk" xmlns:wps="http://schemas.microsoft.com/office/word/2010/wordprocessingShape" xmlns:a14="http://schemas.microsoft.com/office/drawing/2010/main" val="0"/>
                         </a:ext>
                       </a:extLst>
                     </a:blip>
@@ -6626,7 +6632,7 @@
                     <a:blip r:embed="rId18">
                       <a:extLst>
                         <a:ext uri="{28A0092B-C50C-407E-A947-70E740481C1C}">
-                          <a14:useLocalDpi xmlns:a14="http://schemas.microsoft.com/office/drawing/2010/main" xmlns:wps="http://schemas.microsoft.com/office/word/2010/wordprocessingShape" xmlns:wpi="http://schemas.microsoft.com/office/word/2010/wordprocessingInk" xmlns:wpg="http://schemas.microsoft.com/office/word/2010/wordprocessingGroup" xmlns:w16se="http://schemas.microsoft.com/office/word/2015/wordml/symex" xmlns:w15="http://schemas.microsoft.com/office/word/2012/wordml" xmlns:w14="http://schemas.microsoft.com/office/word/2010/wordml" xmlns:w="http://schemas.openxmlformats.org/wordprocessingml/2006/main" xmlns:w10="urn:schemas-microsoft-com:office:word" xmlns:wp14="http://schemas.microsoft.com/office/word/2010/wordprocessingDrawing" xmlns:v="urn:schemas-microsoft-com:vml" xmlns:o="urn:schemas-microsoft-com:office:office" xmlns:aink="http://schemas.microsoft.com/office/drawing/2016/ink" xmlns:mc="http://schemas.openxmlformats.org/markup-compatibility/2006" xmlns:cx8="http://schemas.microsoft.com/office/drawing/2016/5/14/chartex" xmlns:cx7="http://schemas.microsoft.com/office/drawing/2016/5/13/chartex" xmlns:cx6="http://schemas.microsoft.com/office/drawing/2016/5/12/chartex" xmlns:cx5="http://schemas.microsoft.com/office/drawing/2016/5/11/chartex" xmlns:cx4="http://schemas.microsoft.com/office/drawing/2016/5/10/chartex" xmlns:cx3="http://schemas.microsoft.com/office/drawing/2016/5/9/chartex" xmlns:cx2="http://schemas.microsoft.com/office/drawing/2015/10/21/chartex" xmlns:cx1="http://schemas.microsoft.com/office/drawing/2015/9/8/chartex" xmlns:cx="http://schemas.microsoft.com/office/drawing/2014/chartex" xmlns:wpc="http://schemas.microsoft.com/office/word/2010/wordprocessingCanvas" xmlns="" val="0"/>
+                          <a14:useLocalDpi xmlns="" xmlns:wpc="http://schemas.microsoft.com/office/word/2010/wordprocessingCanvas" xmlns:cx="http://schemas.microsoft.com/office/drawing/2014/chartex" xmlns:cx1="http://schemas.microsoft.com/office/drawing/2015/9/8/chartex" xmlns:cx2="http://schemas.microsoft.com/office/drawing/2015/10/21/chartex" xmlns:cx3="http://schemas.microsoft.com/office/drawing/2016/5/9/chartex" xmlns:cx4="http://schemas.microsoft.com/office/drawing/2016/5/10/chartex" xmlns:cx5="http://schemas.microsoft.com/office/drawing/2016/5/11/chartex" xmlns:cx6="http://schemas.microsoft.com/office/drawing/2016/5/12/chartex" xmlns:cx7="http://schemas.microsoft.com/office/drawing/2016/5/13/chartex" xmlns:cx8="http://schemas.microsoft.com/office/drawing/2016/5/14/chartex" xmlns:mc="http://schemas.openxmlformats.org/markup-compatibility/2006" xmlns:aink="http://schemas.microsoft.com/office/drawing/2016/ink" xmlns:o="urn:schemas-microsoft-com:office:office" xmlns:v="urn:schemas-microsoft-com:vml" xmlns:wp14="http://schemas.microsoft.com/office/word/2010/wordprocessingDrawing" xmlns:w10="urn:schemas-microsoft-com:office:word" xmlns:w="http://schemas.openxmlformats.org/wordprocessingml/2006/main" xmlns:w14="http://schemas.microsoft.com/office/word/2010/wordml" xmlns:w15="http://schemas.microsoft.com/office/word/2012/wordml" xmlns:w16se="http://schemas.microsoft.com/office/word/2015/wordml/symex" xmlns:wpg="http://schemas.microsoft.com/office/word/2010/wordprocessingGroup" xmlns:wpi="http://schemas.microsoft.com/office/word/2010/wordprocessingInk" xmlns:wps="http://schemas.microsoft.com/office/word/2010/wordprocessingShape" xmlns:a14="http://schemas.microsoft.com/office/drawing/2010/main" val="0"/>
                         </a:ext>
                       </a:extLst>
                     </a:blip>
@@ -7328,7 +7334,7 @@
                     <a:blip r:embed="rId18">
                       <a:extLst>
                         <a:ext uri="{28A0092B-C50C-407E-A947-70E740481C1C}">
-                          <a14:useLocalDpi xmlns:a14="http://schemas.microsoft.com/office/drawing/2010/main" xmlns:wps="http://schemas.microsoft.com/office/word/2010/wordprocessingShape" xmlns:wpi="http://schemas.microsoft.com/office/word/2010/wordprocessingInk" xmlns:wpg="http://schemas.microsoft.com/office/word/2010/wordprocessingGroup" xmlns:w16se="http://schemas.microsoft.com/office/word/2015/wordml/symex" xmlns:w15="http://schemas.microsoft.com/office/word/2012/wordml" xmlns:w14="http://schemas.microsoft.com/office/word/2010/wordml" xmlns:w="http://schemas.openxmlformats.org/wordprocessingml/2006/main" xmlns:w10="urn:schemas-microsoft-com:office:word" xmlns:wp14="http://schemas.microsoft.com/office/word/2010/wordprocessingDrawing" xmlns:v="urn:schemas-microsoft-com:vml" xmlns:o="urn:schemas-microsoft-com:office:office" xmlns:aink="http://schemas.microsoft.com/office/drawing/2016/ink" xmlns:mc="http://schemas.openxmlformats.org/markup-compatibility/2006" xmlns:cx8="http://schemas.microsoft.com/office/drawing/2016/5/14/chartex" xmlns:cx7="http://schemas.microsoft.com/office/drawing/2016/5/13/chartex" xmlns:cx6="http://schemas.microsoft.com/office/drawing/2016/5/12/chartex" xmlns:cx5="http://schemas.microsoft.com/office/drawing/2016/5/11/chartex" xmlns:cx4="http://schemas.microsoft.com/office/drawing/2016/5/10/chartex" xmlns:cx3="http://schemas.microsoft.com/office/drawing/2016/5/9/chartex" xmlns:cx2="http://schemas.microsoft.com/office/drawing/2015/10/21/chartex" xmlns:cx1="http://schemas.microsoft.com/office/drawing/2015/9/8/chartex" xmlns:cx="http://schemas.microsoft.com/office/drawing/2014/chartex" xmlns:wpc="http://schemas.microsoft.com/office/word/2010/wordprocessingCanvas" xmlns="" val="0"/>
+                          <a14:useLocalDpi xmlns="" xmlns:wpc="http://schemas.microsoft.com/office/word/2010/wordprocessingCanvas" xmlns:cx="http://schemas.microsoft.com/office/drawing/2014/chartex" xmlns:cx1="http://schemas.microsoft.com/office/drawing/2015/9/8/chartex" xmlns:cx2="http://schemas.microsoft.com/office/drawing/2015/10/21/chartex" xmlns:cx3="http://schemas.microsoft.com/office/drawing/2016/5/9/chartex" xmlns:cx4="http://schemas.microsoft.com/office/drawing/2016/5/10/chartex" xmlns:cx5="http://schemas.microsoft.com/office/drawing/2016/5/11/chartex" xmlns:cx6="http://schemas.microsoft.com/office/drawing/2016/5/12/chartex" xmlns:cx7="http://schemas.microsoft.com/office/drawing/2016/5/13/chartex" xmlns:cx8="http://schemas.microsoft.com/office/drawing/2016/5/14/chartex" xmlns:mc="http://schemas.openxmlformats.org/markup-compatibility/2006" xmlns:aink="http://schemas.microsoft.com/office/drawing/2016/ink" xmlns:o="urn:schemas-microsoft-com:office:office" xmlns:v="urn:schemas-microsoft-com:vml" xmlns:wp14="http://schemas.microsoft.com/office/word/2010/wordprocessingDrawing" xmlns:w10="urn:schemas-microsoft-com:office:word" xmlns:w="http://schemas.openxmlformats.org/wordprocessingml/2006/main" xmlns:w14="http://schemas.microsoft.com/office/word/2010/wordml" xmlns:w15="http://schemas.microsoft.com/office/word/2012/wordml" xmlns:w16se="http://schemas.microsoft.com/office/word/2015/wordml/symex" xmlns:wpg="http://schemas.microsoft.com/office/word/2010/wordprocessingGroup" xmlns:wpi="http://schemas.microsoft.com/office/word/2010/wordprocessingInk" xmlns:wps="http://schemas.microsoft.com/office/word/2010/wordprocessingShape" xmlns:a14="http://schemas.microsoft.com/office/drawing/2010/main" val="0"/>
                         </a:ext>
                       </a:extLst>
                     </a:blip>
@@ -9193,7 +9199,25 @@
         <w:t>indoctrination</w:t>
       </w:r>
       <w:r>
-        <w:t>. When the king commands you to do something, you did it.</w:t>
+        <w:t>. When the king</w:t>
+      </w:r>
+      <w:r>
+        <w:t xml:space="preserve"> issued a</w:t>
+      </w:r>
+      <w:r>
+        <w:t xml:space="preserve"> command</w:t>
+      </w:r>
+      <w:r>
+        <w:t>,</w:t>
+      </w:r>
+      <w:r>
+        <w:t xml:space="preserve"> you </w:t>
+      </w:r>
+      <w:r>
+        <w:t>obeyed</w:t>
+      </w:r>
+      <w:r>
+        <w:t>.</w:t>
       </w:r>
     </w:p>
     <w:p>
@@ -9927,7 +9951,7 @@
                     <a:blip r:embed="rId18">
                       <a:extLst>
                         <a:ext uri="{28A0092B-C50C-407E-A947-70E740481C1C}">
-                          <a14:useLocalDpi xmlns:a14="http://schemas.microsoft.com/office/drawing/2010/main" xmlns:wps="http://schemas.microsoft.com/office/word/2010/wordprocessingShape" xmlns:wpi="http://schemas.microsoft.com/office/word/2010/wordprocessingInk" xmlns:wpg="http://schemas.microsoft.com/office/word/2010/wordprocessingGroup" xmlns:w16se="http://schemas.microsoft.com/office/word/2015/wordml/symex" xmlns:w15="http://schemas.microsoft.com/office/word/2012/wordml" xmlns:w14="http://schemas.microsoft.com/office/word/2010/wordml" xmlns:w="http://schemas.openxmlformats.org/wordprocessingml/2006/main" xmlns:w10="urn:schemas-microsoft-com:office:word" xmlns:wp14="http://schemas.microsoft.com/office/word/2010/wordprocessingDrawing" xmlns:v="urn:schemas-microsoft-com:vml" xmlns:o="urn:schemas-microsoft-com:office:office" xmlns:aink="http://schemas.microsoft.com/office/drawing/2016/ink" xmlns:mc="http://schemas.openxmlformats.org/markup-compatibility/2006" xmlns:cx8="http://schemas.microsoft.com/office/drawing/2016/5/14/chartex" xmlns:cx7="http://schemas.microsoft.com/office/drawing/2016/5/13/chartex" xmlns:cx6="http://schemas.microsoft.com/office/drawing/2016/5/12/chartex" xmlns:cx5="http://schemas.microsoft.com/office/drawing/2016/5/11/chartex" xmlns:cx4="http://schemas.microsoft.com/office/drawing/2016/5/10/chartex" xmlns:cx3="http://schemas.microsoft.com/office/drawing/2016/5/9/chartex" xmlns:cx2="http://schemas.microsoft.com/office/drawing/2015/10/21/chartex" xmlns:cx1="http://schemas.microsoft.com/office/drawing/2015/9/8/chartex" xmlns:cx="http://schemas.microsoft.com/office/drawing/2014/chartex" xmlns:wpc="http://schemas.microsoft.com/office/word/2010/wordprocessingCanvas" xmlns="" val="0"/>
+                          <a14:useLocalDpi xmlns="" xmlns:wpc="http://schemas.microsoft.com/office/word/2010/wordprocessingCanvas" xmlns:cx="http://schemas.microsoft.com/office/drawing/2014/chartex" xmlns:cx1="http://schemas.microsoft.com/office/drawing/2015/9/8/chartex" xmlns:cx2="http://schemas.microsoft.com/office/drawing/2015/10/21/chartex" xmlns:cx3="http://schemas.microsoft.com/office/drawing/2016/5/9/chartex" xmlns:cx4="http://schemas.microsoft.com/office/drawing/2016/5/10/chartex" xmlns:cx5="http://schemas.microsoft.com/office/drawing/2016/5/11/chartex" xmlns:cx6="http://schemas.microsoft.com/office/drawing/2016/5/12/chartex" xmlns:cx7="http://schemas.microsoft.com/office/drawing/2016/5/13/chartex" xmlns:cx8="http://schemas.microsoft.com/office/drawing/2016/5/14/chartex" xmlns:mc="http://schemas.openxmlformats.org/markup-compatibility/2006" xmlns:aink="http://schemas.microsoft.com/office/drawing/2016/ink" xmlns:o="urn:schemas-microsoft-com:office:office" xmlns:v="urn:schemas-microsoft-com:vml" xmlns:wp14="http://schemas.microsoft.com/office/word/2010/wordprocessingDrawing" xmlns:w10="urn:schemas-microsoft-com:office:word" xmlns:w="http://schemas.openxmlformats.org/wordprocessingml/2006/main" xmlns:w14="http://schemas.microsoft.com/office/word/2010/wordml" xmlns:w15="http://schemas.microsoft.com/office/word/2012/wordml" xmlns:w16se="http://schemas.microsoft.com/office/word/2015/wordml/symex" xmlns:wpg="http://schemas.microsoft.com/office/word/2010/wordprocessingGroup" xmlns:wpi="http://schemas.microsoft.com/office/word/2010/wordprocessingInk" xmlns:wps="http://schemas.microsoft.com/office/word/2010/wordprocessingShape" xmlns:a14="http://schemas.microsoft.com/office/drawing/2010/main" val="0"/>
                         </a:ext>
                       </a:extLst>
                     </a:blip>
@@ -12450,7 +12474,10 @@
         <w:t xml:space="preserve"> magical snooping. That didn’t prevent the power of observation from operating</w:t>
       </w:r>
       <w:r>
-        <w:t>, something most people didn’t understand</w:t>
+        <w:t xml:space="preserve">, </w:t>
+      </w:r>
+      <w:r>
+        <w:t>a secret few people knew</w:t>
       </w:r>
       <w:r>
         <w:t>.</w:t>
@@ -12481,7 +12508,13 @@
         <w:t>ment that went beyond winning and</w:t>
       </w:r>
       <w:r>
-        <w:t xml:space="preserve"> losing. In gambling, you are competing with others on a level playing field, something impossible in real life.</w:t>
+        <w:t xml:space="preserve"> losing. In gambling, you are competing with others on a level playing field, </w:t>
+      </w:r>
+      <w:r>
+        <w:t>not always possible</w:t>
+      </w:r>
+      <w:r>
+        <w:t xml:space="preserve"> in real life.</w:t>
       </w:r>
     </w:p>
     <w:p>
@@ -12996,7 +13029,7 @@
                     <a:blip r:embed="rId18">
                       <a:extLst>
                         <a:ext uri="{28A0092B-C50C-407E-A947-70E740481C1C}">
-                          <a14:useLocalDpi xmlns:a14="http://schemas.microsoft.com/office/drawing/2010/main" xmlns:wps="http://schemas.microsoft.com/office/word/2010/wordprocessingShape" xmlns:wpi="http://schemas.microsoft.com/office/word/2010/wordprocessingInk" xmlns:wpg="http://schemas.microsoft.com/office/word/2010/wordprocessingGroup" xmlns:w16se="http://schemas.microsoft.com/office/word/2015/wordml/symex" xmlns:w15="http://schemas.microsoft.com/office/word/2012/wordml" xmlns:w14="http://schemas.microsoft.com/office/word/2010/wordml" xmlns:w="http://schemas.openxmlformats.org/wordprocessingml/2006/main" xmlns:w10="urn:schemas-microsoft-com:office:word" xmlns:wp14="http://schemas.microsoft.com/office/word/2010/wordprocessingDrawing" xmlns:v="urn:schemas-microsoft-com:vml" xmlns:o="urn:schemas-microsoft-com:office:office" xmlns:aink="http://schemas.microsoft.com/office/drawing/2016/ink" xmlns:mc="http://schemas.openxmlformats.org/markup-compatibility/2006" xmlns:cx8="http://schemas.microsoft.com/office/drawing/2016/5/14/chartex" xmlns:cx7="http://schemas.microsoft.com/office/drawing/2016/5/13/chartex" xmlns:cx6="http://schemas.microsoft.com/office/drawing/2016/5/12/chartex" xmlns:cx5="http://schemas.microsoft.com/office/drawing/2016/5/11/chartex" xmlns:cx4="http://schemas.microsoft.com/office/drawing/2016/5/10/chartex" xmlns:cx3="http://schemas.microsoft.com/office/drawing/2016/5/9/chartex" xmlns:cx2="http://schemas.microsoft.com/office/drawing/2015/10/21/chartex" xmlns:cx1="http://schemas.microsoft.com/office/drawing/2015/9/8/chartex" xmlns:cx="http://schemas.microsoft.com/office/drawing/2014/chartex" xmlns:wpc="http://schemas.microsoft.com/office/word/2010/wordprocessingCanvas" xmlns="" val="0"/>
+                          <a14:useLocalDpi xmlns="" xmlns:wpc="http://schemas.microsoft.com/office/word/2010/wordprocessingCanvas" xmlns:cx="http://schemas.microsoft.com/office/drawing/2014/chartex" xmlns:cx1="http://schemas.microsoft.com/office/drawing/2015/9/8/chartex" xmlns:cx2="http://schemas.microsoft.com/office/drawing/2015/10/21/chartex" xmlns:cx3="http://schemas.microsoft.com/office/drawing/2016/5/9/chartex" xmlns:cx4="http://schemas.microsoft.com/office/drawing/2016/5/10/chartex" xmlns:cx5="http://schemas.microsoft.com/office/drawing/2016/5/11/chartex" xmlns:cx6="http://schemas.microsoft.com/office/drawing/2016/5/12/chartex" xmlns:cx7="http://schemas.microsoft.com/office/drawing/2016/5/13/chartex" xmlns:cx8="http://schemas.microsoft.com/office/drawing/2016/5/14/chartex" xmlns:mc="http://schemas.openxmlformats.org/markup-compatibility/2006" xmlns:aink="http://schemas.microsoft.com/office/drawing/2016/ink" xmlns:o="urn:schemas-microsoft-com:office:office" xmlns:v="urn:schemas-microsoft-com:vml" xmlns:wp14="http://schemas.microsoft.com/office/word/2010/wordprocessingDrawing" xmlns:w10="urn:schemas-microsoft-com:office:word" xmlns:w="http://schemas.openxmlformats.org/wordprocessingml/2006/main" xmlns:w14="http://schemas.microsoft.com/office/word/2010/wordml" xmlns:w15="http://schemas.microsoft.com/office/word/2012/wordml" xmlns:w16se="http://schemas.microsoft.com/office/word/2015/wordml/symex" xmlns:wpg="http://schemas.microsoft.com/office/word/2010/wordprocessingGroup" xmlns:wpi="http://schemas.microsoft.com/office/word/2010/wordprocessingInk" xmlns:wps="http://schemas.microsoft.com/office/word/2010/wordprocessingShape" xmlns:a14="http://schemas.microsoft.com/office/drawing/2010/main" val="0"/>
                         </a:ext>
                       </a:extLst>
                     </a:blip>
@@ -13889,7 +13922,7 @@
                     <a:blip r:embed="rId18">
                       <a:extLst>
                         <a:ext uri="{28A0092B-C50C-407E-A947-70E740481C1C}">
-                          <a14:useLocalDpi xmlns:a14="http://schemas.microsoft.com/office/drawing/2010/main" xmlns:wps="http://schemas.microsoft.com/office/word/2010/wordprocessingShape" xmlns:wpi="http://schemas.microsoft.com/office/word/2010/wordprocessingInk" xmlns:wpg="http://schemas.microsoft.com/office/word/2010/wordprocessingGroup" xmlns:w16se="http://schemas.microsoft.com/office/word/2015/wordml/symex" xmlns:w15="http://schemas.microsoft.com/office/word/2012/wordml" xmlns:w14="http://schemas.microsoft.com/office/word/2010/wordml" xmlns:w="http://schemas.openxmlformats.org/wordprocessingml/2006/main" xmlns:w10="urn:schemas-microsoft-com:office:word" xmlns:wp14="http://schemas.microsoft.com/office/word/2010/wordprocessingDrawing" xmlns:v="urn:schemas-microsoft-com:vml" xmlns:o="urn:schemas-microsoft-com:office:office" xmlns:aink="http://schemas.microsoft.com/office/drawing/2016/ink" xmlns:mc="http://schemas.openxmlformats.org/markup-compatibility/2006" xmlns:cx8="http://schemas.microsoft.com/office/drawing/2016/5/14/chartex" xmlns:cx7="http://schemas.microsoft.com/office/drawing/2016/5/13/chartex" xmlns:cx6="http://schemas.microsoft.com/office/drawing/2016/5/12/chartex" xmlns:cx5="http://schemas.microsoft.com/office/drawing/2016/5/11/chartex" xmlns:cx4="http://schemas.microsoft.com/office/drawing/2016/5/10/chartex" xmlns:cx3="http://schemas.microsoft.com/office/drawing/2016/5/9/chartex" xmlns:cx2="http://schemas.microsoft.com/office/drawing/2015/10/21/chartex" xmlns:cx1="http://schemas.microsoft.com/office/drawing/2015/9/8/chartex" xmlns:cx="http://schemas.microsoft.com/office/drawing/2014/chartex" xmlns:wpc="http://schemas.microsoft.com/office/word/2010/wordprocessingCanvas" xmlns="" val="0"/>
+                          <a14:useLocalDpi xmlns="" xmlns:wpc="http://schemas.microsoft.com/office/word/2010/wordprocessingCanvas" xmlns:cx="http://schemas.microsoft.com/office/drawing/2014/chartex" xmlns:cx1="http://schemas.microsoft.com/office/drawing/2015/9/8/chartex" xmlns:cx2="http://schemas.microsoft.com/office/drawing/2015/10/21/chartex" xmlns:cx3="http://schemas.microsoft.com/office/drawing/2016/5/9/chartex" xmlns:cx4="http://schemas.microsoft.com/office/drawing/2016/5/10/chartex" xmlns:cx5="http://schemas.microsoft.com/office/drawing/2016/5/11/chartex" xmlns:cx6="http://schemas.microsoft.com/office/drawing/2016/5/12/chartex" xmlns:cx7="http://schemas.microsoft.com/office/drawing/2016/5/13/chartex" xmlns:cx8="http://schemas.microsoft.com/office/drawing/2016/5/14/chartex" xmlns:mc="http://schemas.openxmlformats.org/markup-compatibility/2006" xmlns:aink="http://schemas.microsoft.com/office/drawing/2016/ink" xmlns:o="urn:schemas-microsoft-com:office:office" xmlns:v="urn:schemas-microsoft-com:vml" xmlns:wp14="http://schemas.microsoft.com/office/word/2010/wordprocessingDrawing" xmlns:w10="urn:schemas-microsoft-com:office:word" xmlns:w="http://schemas.openxmlformats.org/wordprocessingml/2006/main" xmlns:w14="http://schemas.microsoft.com/office/word/2010/wordml" xmlns:w15="http://schemas.microsoft.com/office/word/2012/wordml" xmlns:w16se="http://schemas.microsoft.com/office/word/2015/wordml/symex" xmlns:wpg="http://schemas.microsoft.com/office/word/2010/wordprocessingGroup" xmlns:wpi="http://schemas.microsoft.com/office/word/2010/wordprocessingInk" xmlns:wps="http://schemas.microsoft.com/office/word/2010/wordprocessingShape" xmlns:a14="http://schemas.microsoft.com/office/drawing/2010/main" val="0"/>
                         </a:ext>
                       </a:extLst>
                     </a:blip>
@@ -16076,7 +16109,7 @@
                     <a:blip r:embed="rId18">
                       <a:extLst>
                         <a:ext uri="{28A0092B-C50C-407E-A947-70E740481C1C}">
-                          <a14:useLocalDpi xmlns:a14="http://schemas.microsoft.com/office/drawing/2010/main" xmlns:wps="http://schemas.microsoft.com/office/word/2010/wordprocessingShape" xmlns:wpi="http://schemas.microsoft.com/office/word/2010/wordprocessingInk" xmlns:wpg="http://schemas.microsoft.com/office/word/2010/wordprocessingGroup" xmlns:w16se="http://schemas.microsoft.com/office/word/2015/wordml/symex" xmlns:w15="http://schemas.microsoft.com/office/word/2012/wordml" xmlns:w14="http://schemas.microsoft.com/office/word/2010/wordml" xmlns:w="http://schemas.openxmlformats.org/wordprocessingml/2006/main" xmlns:w10="urn:schemas-microsoft-com:office:word" xmlns:wp14="http://schemas.microsoft.com/office/word/2010/wordprocessingDrawing" xmlns:v="urn:schemas-microsoft-com:vml" xmlns:o="urn:schemas-microsoft-com:office:office" xmlns:aink="http://schemas.microsoft.com/office/drawing/2016/ink" xmlns:mc="http://schemas.openxmlformats.org/markup-compatibility/2006" xmlns:cx8="http://schemas.microsoft.com/office/drawing/2016/5/14/chartex" xmlns:cx7="http://schemas.microsoft.com/office/drawing/2016/5/13/chartex" xmlns:cx6="http://schemas.microsoft.com/office/drawing/2016/5/12/chartex" xmlns:cx5="http://schemas.microsoft.com/office/drawing/2016/5/11/chartex" xmlns:cx4="http://schemas.microsoft.com/office/drawing/2016/5/10/chartex" xmlns:cx3="http://schemas.microsoft.com/office/drawing/2016/5/9/chartex" xmlns:cx2="http://schemas.microsoft.com/office/drawing/2015/10/21/chartex" xmlns:cx1="http://schemas.microsoft.com/office/drawing/2015/9/8/chartex" xmlns:cx="http://schemas.microsoft.com/office/drawing/2014/chartex" xmlns:wpc="http://schemas.microsoft.com/office/word/2010/wordprocessingCanvas" xmlns="" val="0"/>
+                          <a14:useLocalDpi xmlns="" xmlns:wpc="http://schemas.microsoft.com/office/word/2010/wordprocessingCanvas" xmlns:cx="http://schemas.microsoft.com/office/drawing/2014/chartex" xmlns:cx1="http://schemas.microsoft.com/office/drawing/2015/9/8/chartex" xmlns:cx2="http://schemas.microsoft.com/office/drawing/2015/10/21/chartex" xmlns:cx3="http://schemas.microsoft.com/office/drawing/2016/5/9/chartex" xmlns:cx4="http://schemas.microsoft.com/office/drawing/2016/5/10/chartex" xmlns:cx5="http://schemas.microsoft.com/office/drawing/2016/5/11/chartex" xmlns:cx6="http://schemas.microsoft.com/office/drawing/2016/5/12/chartex" xmlns:cx7="http://schemas.microsoft.com/office/drawing/2016/5/13/chartex" xmlns:cx8="http://schemas.microsoft.com/office/drawing/2016/5/14/chartex" xmlns:mc="http://schemas.openxmlformats.org/markup-compatibility/2006" xmlns:aink="http://schemas.microsoft.com/office/drawing/2016/ink" xmlns:o="urn:schemas-microsoft-com:office:office" xmlns:v="urn:schemas-microsoft-com:vml" xmlns:wp14="http://schemas.microsoft.com/office/word/2010/wordprocessingDrawing" xmlns:w10="urn:schemas-microsoft-com:office:word" xmlns:w="http://schemas.openxmlformats.org/wordprocessingml/2006/main" xmlns:w14="http://schemas.microsoft.com/office/word/2010/wordml" xmlns:w15="http://schemas.microsoft.com/office/word/2012/wordml" xmlns:w16se="http://schemas.microsoft.com/office/word/2015/wordml/symex" xmlns:wpg="http://schemas.microsoft.com/office/word/2010/wordprocessingGroup" xmlns:wpi="http://schemas.microsoft.com/office/word/2010/wordprocessingInk" xmlns:wps="http://schemas.microsoft.com/office/word/2010/wordprocessingShape" xmlns:a14="http://schemas.microsoft.com/office/drawing/2010/main" val="0"/>
                         </a:ext>
                       </a:extLst>
                     </a:blip>
@@ -16181,7 +16214,13 @@
     </w:p>
     <w:p>
       <w:r>
-        <w:t xml:space="preserve">A stream of blood gushed from Luke’s nose as he realized that he was looking at something no man had ever </w:t>
+        <w:t xml:space="preserve">A stream of blood gushed from Luke’s nose as he realized that he was looking at </w:t>
+      </w:r>
+      <w:r>
+        <w:t>a vision</w:t>
+      </w:r>
+      <w:r>
+        <w:t xml:space="preserve"> no man had ever </w:t>
       </w:r>
       <w:r>
         <w:t xml:space="preserve">seen </w:t>
@@ -16377,7 +16416,7 @@
                     <a:blip r:embed="rId18">
                       <a:extLst>
                         <a:ext uri="{28A0092B-C50C-407E-A947-70E740481C1C}">
-                          <a14:useLocalDpi xmlns:a14="http://schemas.microsoft.com/office/drawing/2010/main" xmlns:wps="http://schemas.microsoft.com/office/word/2010/wordprocessingShape" xmlns:wpi="http://schemas.microsoft.com/office/word/2010/wordprocessingInk" xmlns:wpg="http://schemas.microsoft.com/office/word/2010/wordprocessingGroup" xmlns:w16se="http://schemas.microsoft.com/office/word/2015/wordml/symex" xmlns:w15="http://schemas.microsoft.com/office/word/2012/wordml" xmlns:w14="http://schemas.microsoft.com/office/word/2010/wordml" xmlns:w="http://schemas.openxmlformats.org/wordprocessingml/2006/main" xmlns:w10="urn:schemas-microsoft-com:office:word" xmlns:wp14="http://schemas.microsoft.com/office/word/2010/wordprocessingDrawing" xmlns:v="urn:schemas-microsoft-com:vml" xmlns:o="urn:schemas-microsoft-com:office:office" xmlns:aink="http://schemas.microsoft.com/office/drawing/2016/ink" xmlns:mc="http://schemas.openxmlformats.org/markup-compatibility/2006" xmlns:cx8="http://schemas.microsoft.com/office/drawing/2016/5/14/chartex" xmlns:cx7="http://schemas.microsoft.com/office/drawing/2016/5/13/chartex" xmlns:cx6="http://schemas.microsoft.com/office/drawing/2016/5/12/chartex" xmlns:cx5="http://schemas.microsoft.com/office/drawing/2016/5/11/chartex" xmlns:cx4="http://schemas.microsoft.com/office/drawing/2016/5/10/chartex" xmlns:cx3="http://schemas.microsoft.com/office/drawing/2016/5/9/chartex" xmlns:cx2="http://schemas.microsoft.com/office/drawing/2015/10/21/chartex" xmlns:cx1="http://schemas.microsoft.com/office/drawing/2015/9/8/chartex" xmlns:cx="http://schemas.microsoft.com/office/drawing/2014/chartex" xmlns:wpc="http://schemas.microsoft.com/office/word/2010/wordprocessingCanvas" xmlns="" val="0"/>
+                          <a14:useLocalDpi xmlns="" xmlns:wpc="http://schemas.microsoft.com/office/word/2010/wordprocessingCanvas" xmlns:cx="http://schemas.microsoft.com/office/drawing/2014/chartex" xmlns:cx1="http://schemas.microsoft.com/office/drawing/2015/9/8/chartex" xmlns:cx2="http://schemas.microsoft.com/office/drawing/2015/10/21/chartex" xmlns:cx3="http://schemas.microsoft.com/office/drawing/2016/5/9/chartex" xmlns:cx4="http://schemas.microsoft.com/office/drawing/2016/5/10/chartex" xmlns:cx5="http://schemas.microsoft.com/office/drawing/2016/5/11/chartex" xmlns:cx6="http://schemas.microsoft.com/office/drawing/2016/5/12/chartex" xmlns:cx7="http://schemas.microsoft.com/office/drawing/2016/5/13/chartex" xmlns:cx8="http://schemas.microsoft.com/office/drawing/2016/5/14/chartex" xmlns:mc="http://schemas.openxmlformats.org/markup-compatibility/2006" xmlns:aink="http://schemas.microsoft.com/office/drawing/2016/ink" xmlns:o="urn:schemas-microsoft-com:office:office" xmlns:v="urn:schemas-microsoft-com:vml" xmlns:wp14="http://schemas.microsoft.com/office/word/2010/wordprocessingDrawing" xmlns:w10="urn:schemas-microsoft-com:office:word" xmlns:w="http://schemas.openxmlformats.org/wordprocessingml/2006/main" xmlns:w14="http://schemas.microsoft.com/office/word/2010/wordml" xmlns:w15="http://schemas.microsoft.com/office/word/2012/wordml" xmlns:w16se="http://schemas.microsoft.com/office/word/2015/wordml/symex" xmlns:wpg="http://schemas.microsoft.com/office/word/2010/wordprocessingGroup" xmlns:wpi="http://schemas.microsoft.com/office/word/2010/wordprocessingInk" xmlns:wps="http://schemas.microsoft.com/office/word/2010/wordprocessingShape" xmlns:a14="http://schemas.microsoft.com/office/drawing/2010/main" val="0"/>
                         </a:ext>
                       </a:extLst>
                     </a:blip>
@@ -17175,7 +17214,16 @@
     </w:p>
     <w:p>
       <w:r>
-        <w:t>Suddenly the mystery resolved itself. Annie was sleepwalking.</w:t>
+        <w:t>T</w:t>
+      </w:r>
+      <w:r>
+        <w:t xml:space="preserve">he mystery </w:t>
+      </w:r>
+      <w:r>
+        <w:t xml:space="preserve">was </w:t>
+      </w:r>
+      <w:r>
+        <w:t>resolved. Annie was sleepwalking.</w:t>
       </w:r>
     </w:p>
     <w:p>
@@ -17191,16 +17239,27 @@
     </w:p>
     <w:p>
       <w:r>
-        <w:t xml:space="preserve">Within moments she began </w:t>
-      </w:r>
-      <w:r>
-        <w:t xml:space="preserve">tossing and turning. A thought entered Luke’s head, something the house mother told him about little children. The scent of </w:t>
-      </w:r>
-      <w:r>
-        <w:t>a</w:t>
-      </w:r>
-      <w:r>
-        <w:t xml:space="preserve"> parent will always comfort an infant.</w:t>
+        <w:t xml:space="preserve">Within moments </w:t>
+      </w:r>
+      <w:r>
+        <w:t>Annie</w:t>
+      </w:r>
+      <w:r>
+        <w:t xml:space="preserve"> began </w:t>
+      </w:r>
+      <w:r>
+        <w:t>tossing and turning.</w:t>
+      </w:r>
+    </w:p>
+    <w:p>
+      <w:r>
+        <w:t>Luke wanted to comfort Annie but didn’t know what to do. He then remembered advice from the house mother.</w:t>
+      </w:r>
+      <w:r>
+        <w:t xml:space="preserve"> </w:t>
+      </w:r>
+      <w:r>
+        <w:t>The scent of a parent will always comfort an infant.</w:t>
       </w:r>
     </w:p>
     <w:p>
@@ -17227,6 +17286,7 @@
         <w:rPr>
           <w:noProof/>
         </w:rPr>
+        <w:lastRenderedPageBreak/>
         <w:drawing>
           <wp:inline distT="0" distB="0" distL="0" distR="0">
             <wp:extent cx="201930" cy="77470"/>
@@ -17248,7 +17308,7 @@
                     <a:blip r:embed="rId18">
                       <a:extLst>
                         <a:ext uri="{28A0092B-C50C-407E-A947-70E740481C1C}">
-                          <a14:useLocalDpi xmlns:a14="http://schemas.microsoft.com/office/drawing/2010/main" xmlns:wps="http://schemas.microsoft.com/office/word/2010/wordprocessingShape" xmlns:wpi="http://schemas.microsoft.com/office/word/2010/wordprocessingInk" xmlns:wpg="http://schemas.microsoft.com/office/word/2010/wordprocessingGroup" xmlns:w16se="http://schemas.microsoft.com/office/word/2015/wordml/symex" xmlns:w15="http://schemas.microsoft.com/office/word/2012/wordml" xmlns:w14="http://schemas.microsoft.com/office/word/2010/wordml" xmlns:w="http://schemas.openxmlformats.org/wordprocessingml/2006/main" xmlns:w10="urn:schemas-microsoft-com:office:word" xmlns:wp14="http://schemas.microsoft.com/office/word/2010/wordprocessingDrawing" xmlns:v="urn:schemas-microsoft-com:vml" xmlns:o="urn:schemas-microsoft-com:office:office" xmlns:aink="http://schemas.microsoft.com/office/drawing/2016/ink" xmlns:mc="http://schemas.openxmlformats.org/markup-compatibility/2006" xmlns:cx8="http://schemas.microsoft.com/office/drawing/2016/5/14/chartex" xmlns:cx7="http://schemas.microsoft.com/office/drawing/2016/5/13/chartex" xmlns:cx6="http://schemas.microsoft.com/office/drawing/2016/5/12/chartex" xmlns:cx5="http://schemas.microsoft.com/office/drawing/2016/5/11/chartex" xmlns:cx4="http://schemas.microsoft.com/office/drawing/2016/5/10/chartex" xmlns:cx3="http://schemas.microsoft.com/office/drawing/2016/5/9/chartex" xmlns:cx2="http://schemas.microsoft.com/office/drawing/2015/10/21/chartex" xmlns:cx1="http://schemas.microsoft.com/office/drawing/2015/9/8/chartex" xmlns:cx="http://schemas.microsoft.com/office/drawing/2014/chartex" xmlns:wpc="http://schemas.microsoft.com/office/word/2010/wordprocessingCanvas" xmlns="" val="0"/>
+                          <a14:useLocalDpi xmlns="" xmlns:wpc="http://schemas.microsoft.com/office/word/2010/wordprocessingCanvas" xmlns:cx="http://schemas.microsoft.com/office/drawing/2014/chartex" xmlns:cx1="http://schemas.microsoft.com/office/drawing/2015/9/8/chartex" xmlns:cx2="http://schemas.microsoft.com/office/drawing/2015/10/21/chartex" xmlns:cx3="http://schemas.microsoft.com/office/drawing/2016/5/9/chartex" xmlns:cx4="http://schemas.microsoft.com/office/drawing/2016/5/10/chartex" xmlns:cx5="http://schemas.microsoft.com/office/drawing/2016/5/11/chartex" xmlns:cx6="http://schemas.microsoft.com/office/drawing/2016/5/12/chartex" xmlns:cx7="http://schemas.microsoft.com/office/drawing/2016/5/13/chartex" xmlns:cx8="http://schemas.microsoft.com/office/drawing/2016/5/14/chartex" xmlns:mc="http://schemas.openxmlformats.org/markup-compatibility/2006" xmlns:aink="http://schemas.microsoft.com/office/drawing/2016/ink" xmlns:o="urn:schemas-microsoft-com:office:office" xmlns:v="urn:schemas-microsoft-com:vml" xmlns:wp14="http://schemas.microsoft.com/office/word/2010/wordprocessingDrawing" xmlns:w10="urn:schemas-microsoft-com:office:word" xmlns:w="http://schemas.openxmlformats.org/wordprocessingml/2006/main" xmlns:w14="http://schemas.microsoft.com/office/word/2010/wordml" xmlns:w15="http://schemas.microsoft.com/office/word/2012/wordml" xmlns:w16se="http://schemas.microsoft.com/office/word/2015/wordml/symex" xmlns:wpg="http://schemas.microsoft.com/office/word/2010/wordprocessingGroup" xmlns:wpi="http://schemas.microsoft.com/office/word/2010/wordprocessingInk" xmlns:wps="http://schemas.microsoft.com/office/word/2010/wordprocessingShape" xmlns:a14="http://schemas.microsoft.com/office/drawing/2010/main" val="0"/>
                         </a:ext>
                       </a:extLst>
                     </a:blip>
@@ -17285,82 +17345,350 @@
     </w:p>
     <w:p>
       <w:r>
+        <w:t>Luke woke up bright and early. This time there was no princess to slap him around. That didn’t make him happy. He missed looking at her in her night</w:t>
+      </w:r>
+      <w:r>
+        <w:t>dress</w:t>
+      </w:r>
+      <w:r>
+        <w:t>.</w:t>
+      </w:r>
+      <w:r>
+        <w:t xml:space="preserve"> Absentmindedly he wondered how anyone could sleep like that. Wasn’t that uncomfortable?</w:t>
+      </w:r>
+    </w:p>
+    <w:p>
+      <w:r>
+        <w:t xml:space="preserve">It was time to start the day. Luke put </w:t>
+      </w:r>
+      <w:r>
+        <w:t xml:space="preserve">on </w:t>
+      </w:r>
+      <w:r>
+        <w:t xml:space="preserve">his </w:t>
+      </w:r>
+      <w:r>
+        <w:t>boots</w:t>
+      </w:r>
+      <w:r>
+        <w:t xml:space="preserve"> and gloves and did his morning routine. Next stop was breakfast.</w:t>
+      </w:r>
+    </w:p>
+    <w:p>
+      <w:r>
+        <w:t>At breakfast, Annie asked, “What was I doing in your room?”</w:t>
+      </w:r>
+    </w:p>
+    <w:p>
+      <w:r>
+        <w:t xml:space="preserve">“You like sleepwalking,” Luke replied. “I won’t be staying here for the next several days. </w:t>
+      </w:r>
+      <w:r>
+        <w:t xml:space="preserve">Mother </w:t>
+      </w:r>
+      <w:r>
+        <w:t>Gertrude</w:t>
+      </w:r>
+      <w:r>
+        <w:t>, can you please make sure Annie sleeps well? She’s not used to sleeping by herself. How is she doing adapting?”</w:t>
+      </w:r>
+    </w:p>
+    <w:p>
+      <w:r>
+        <w:t>“She’s doing well,</w:t>
+      </w:r>
+      <w:r>
+        <w:t>” Gertrude</w:t>
+      </w:r>
+      <w:r>
+        <w:t xml:space="preserve"> </w:t>
+      </w:r>
+      <w:r>
+        <w:t>assured</w:t>
+      </w:r>
+      <w:r>
+        <w:t>. “Give</w:t>
+      </w:r>
+      <w:r>
+        <w:t xml:space="preserve"> her</w:t>
+      </w:r>
+      <w:r>
+        <w:t xml:space="preserve"> another week and it will be as if she has been farming and working her </w:t>
+      </w:r>
+      <w:r>
+        <w:t>entire</w:t>
+      </w:r>
+      <w:r>
+        <w:t xml:space="preserve"> life.”</w:t>
+      </w:r>
+    </w:p>
+    <w:p>
+      <w:pPr>
+        <w:rPr>
+          <w:i/>
+        </w:rPr>
+      </w:pPr>
+      <w:r>
+        <w:t>Annie gave Luke a</w:t>
+      </w:r>
+      <w:r>
+        <w:t xml:space="preserve">n expression that said, </w:t>
+      </w:r>
+      <w:r>
+        <w:t>‘</w:t>
+      </w:r>
+      <w:r>
+        <w:rPr>
+          <w:i/>
+        </w:rPr>
+        <w:t>I don’t want to spe</w:t>
+      </w:r>
+      <w:r>
+        <w:rPr>
+          <w:i/>
+        </w:rPr>
+        <w:t>nd the rest of my life farming.</w:t>
+      </w:r>
+      <w:r>
+        <w:rPr>
+          <w:i/>
+        </w:rPr>
+        <w:t>’</w:t>
+      </w:r>
+    </w:p>
+    <w:p>
+      <w:r>
+        <w:t>“That’s excellent,” Luke said happily.</w:t>
+      </w:r>
+      <w:r>
+        <w:t xml:space="preserve"> “See you later.”</w:t>
+      </w:r>
+    </w:p>
+    <w:p>
+      <w:r>
+        <w:t>Luke walked out and decided to patrol the area. He had spent too much time at the orphanage.</w:t>
+      </w:r>
+      <w:r>
+        <w:t xml:space="preserve"> That wasn’t good for Annie’s protection.</w:t>
+      </w:r>
+    </w:p>
+    <w:p>
+      <w:r>
+        <w:t>A thought crossed Luke’s mind. Would the god of children protect Annie? She was after all under eighteen</w:t>
+      </w:r>
+      <w:r>
+        <w:t xml:space="preserve"> and living in the house of the god</w:t>
+      </w:r>
+      <w:r>
+        <w:t xml:space="preserve">. If so, </w:t>
+      </w:r>
+      <w:r>
+        <w:t xml:space="preserve">then </w:t>
+      </w:r>
+      <w:r>
+        <w:t xml:space="preserve">bringing her there was a </w:t>
+      </w:r>
+      <w:r>
+        <w:t>wiser decision than he deserved credit for.</w:t>
+      </w:r>
+    </w:p>
+    <w:p>
+      <w:r>
+        <w:t xml:space="preserve">Luke went to work and did his chores. After loading a boat, he stopped to admire his gloves for the umpteenth time. They were </w:t>
+      </w:r>
+      <w:r>
         <w:lastRenderedPageBreak/>
-        <w:t>Luke woke up bright and early. This time there was no princess to slap him around. That didn’t make him happy. He missed looking at her in her night</w:t>
-      </w:r>
-      <w:r>
-        <w:t>dress</w:t>
+        <w:t>so comfortable, he barely noticed he had them on, but they made his job so much easier.</w:t>
+      </w:r>
+    </w:p>
+    <w:p>
+      <w:r>
+        <w:t>Luke also tried punching. They were vastly better than his old gloves, protecting his hands while allowing him to hit harder than ever.</w:t>
+      </w:r>
+    </w:p>
+    <w:p>
+      <w:r>
+        <w:t>Finally,</w:t>
+      </w:r>
+      <w:r>
+        <w:t xml:space="preserve"> Luke went to Black Wings Casino. This time he wasn’t there to </w:t>
+      </w:r>
+      <w:r>
+        <w:t>win</w:t>
+      </w:r>
+      <w:r>
+        <w:t xml:space="preserve"> but to get </w:t>
+      </w:r>
+      <w:r>
+        <w:rPr>
+          <w:noProof/>
+        </w:rPr>
+        <w:t>intel</w:t>
       </w:r>
       <w:r>
         <w:t>.</w:t>
       </w:r>
-      <w:r>
-        <w:t xml:space="preserve"> Absentmindedly he wondered how anyone could sleep like that. Wasn’t that uncomfortable?</w:t>
-      </w:r>
-    </w:p>
-    <w:p>
-      <w:r>
-        <w:t xml:space="preserve">It was time to start the day. Luke put </w:t>
-      </w:r>
-      <w:r>
-        <w:t xml:space="preserve">on </w:t>
-      </w:r>
-      <w:r>
-        <w:t xml:space="preserve">his </w:t>
-      </w:r>
-      <w:r>
-        <w:t>boots</w:t>
-      </w:r>
-      <w:r>
-        <w:t xml:space="preserve"> and gloves and did his morning routine. Next stop was breakfast.</w:t>
-      </w:r>
-    </w:p>
-    <w:p>
-      <w:r>
-        <w:t>At breakfast, Annie asked, “What was I doing in your room?”</w:t>
-      </w:r>
-    </w:p>
-    <w:p>
-      <w:r>
-        <w:t xml:space="preserve">“You like sleepwalking,” Luke replied. “I won’t be staying here for the next several days. </w:t>
-      </w:r>
-      <w:r>
-        <w:t xml:space="preserve">Mother </w:t>
-      </w:r>
-      <w:r>
-        <w:t>Gertrude</w:t>
-      </w:r>
-      <w:r>
-        <w:t>, can you please make sure Annie sleeps well? She’s not used to sleeping by herself. How is she doing adapting?”</w:t>
-      </w:r>
-    </w:p>
-    <w:p>
-      <w:r>
-        <w:t>“She’s doing well,</w:t>
-      </w:r>
-      <w:r>
-        <w:t>” Gertrude</w:t>
-      </w:r>
-      <w:r>
-        <w:t xml:space="preserve"> </w:t>
-      </w:r>
-      <w:r>
-        <w:t>assured</w:t>
-      </w:r>
-      <w:r>
-        <w:t>. “Give</w:t>
-      </w:r>
-      <w:r>
-        <w:t xml:space="preserve"> her</w:t>
-      </w:r>
-      <w:r>
-        <w:t xml:space="preserve"> another week and it will be as if she has been farming and working her </w:t>
-      </w:r>
-      <w:r>
-        <w:t>entire</w:t>
-      </w:r>
-      <w:r>
-        <w:t xml:space="preserve"> life.”</w:t>
+    </w:p>
+    <w:p>
+      <w:r>
+        <w:t>Luke casually listened to the crowds as he mingled. As expected, people snoop</w:t>
+      </w:r>
+      <w:r>
+        <w:t>ed</w:t>
+      </w:r>
+      <w:r>
+        <w:t xml:space="preserve"> around. All was going well. It was time to play.</w:t>
+      </w:r>
+    </w:p>
+    <w:p>
+      <w:r>
+        <w:t>After f</w:t>
+      </w:r>
+      <w:r>
+        <w:t xml:space="preserve">illing his winnings quota, Luke went to </w:t>
+      </w:r>
+      <w:r>
+        <w:rPr>
+          <w:noProof/>
+        </w:rPr>
+        <w:t>Draven</w:t>
+      </w:r>
+      <w:r>
+        <w:t xml:space="preserve"> cliffs. What greeted him gave him a shock.</w:t>
+      </w:r>
+    </w:p>
+    <w:p>
+      <w:r>
+        <w:t xml:space="preserve">Lying in front of the caves and in them were the </w:t>
+      </w:r>
+      <w:r>
+        <w:t xml:space="preserve">decomposing </w:t>
+      </w:r>
+      <w:r>
+        <w:t xml:space="preserve">bodies of over a dozen </w:t>
+      </w:r>
+      <w:r>
+        <w:t>people</w:t>
+      </w:r>
+      <w:r>
+        <w:t>.</w:t>
+      </w:r>
+      <w:r>
+        <w:t xml:space="preserve"> The monsters got them.</w:t>
+      </w:r>
+    </w:p>
+    <w:p>
+      <w:r>
+        <w:t xml:space="preserve">As a rule, monsters </w:t>
+      </w:r>
+      <w:r>
+        <w:t>never</w:t>
+      </w:r>
+      <w:r>
+        <w:t xml:space="preserve"> </w:t>
+      </w:r>
+      <w:r>
+        <w:t>left</w:t>
+      </w:r>
+      <w:r>
+        <w:t xml:space="preserve"> their </w:t>
+      </w:r>
+      <w:r>
+        <w:t>territories</w:t>
+      </w:r>
+      <w:r>
+        <w:t>. As long as you</w:t>
+      </w:r>
+      <w:r>
+        <w:t xml:space="preserve"> were</w:t>
+      </w:r>
+      <w:r>
+        <w:t xml:space="preserve"> outside, you</w:t>
+      </w:r>
+      <w:r>
+        <w:t xml:space="preserve"> we</w:t>
+      </w:r>
+      <w:r>
+        <w:t>re safe. Venture inside and you’re dead meat.</w:t>
+      </w:r>
+      <w:r>
+        <w:t xml:space="preserve"> </w:t>
+      </w:r>
+      <w:r>
+        <w:t xml:space="preserve">However, they </w:t>
+      </w:r>
+      <w:r>
+        <w:t>would</w:t>
+      </w:r>
+      <w:r>
+        <w:t xml:space="preserve"> pursue a short distance if you engage</w:t>
+      </w:r>
+      <w:r>
+        <w:t>d</w:t>
+      </w:r>
+      <w:r>
+        <w:t xml:space="preserve"> them.</w:t>
+      </w:r>
+    </w:p>
+    <w:p>
+      <w:r>
+        <w:t xml:space="preserve">Luke retrieved the </w:t>
+      </w:r>
+      <w:r>
+        <w:t>long</w:t>
+      </w:r>
+      <w:r>
+        <w:t>-</w:t>
+      </w:r>
+      <w:r>
+        <w:t>since</w:t>
+      </w:r>
+      <w:r>
+        <w:t>-</w:t>
+      </w:r>
+      <w:r>
+        <w:t xml:space="preserve">deactivated </w:t>
+      </w:r>
+      <w:r>
+        <w:t>anti-</w:t>
+      </w:r>
+      <w:r>
+        <w:t>surveillance</w:t>
+      </w:r>
+      <w:r>
+        <w:t xml:space="preserve"> stone and put it back in its bag. Just then his communication stone buzzed.</w:t>
+      </w:r>
+      <w:r>
+        <w:t xml:space="preserve"> Luke removed the speaking stone from his pocket and placed </w:t>
+      </w:r>
+      <w:r>
+        <w:t xml:space="preserve">it </w:t>
+      </w:r>
+      <w:r>
+        <w:t>on his forehead.</w:t>
+      </w:r>
+      <w:r>
+        <w:t xml:space="preserve"> It was the king.</w:t>
+      </w:r>
+    </w:p>
+    <w:p>
+      <w:r>
+        <w:rPr>
+          <w:i/>
+        </w:rPr>
+        <w:t>‘Luke, what’s your status?’</w:t>
+      </w:r>
+      <w:r>
+        <w:t xml:space="preserve"> </w:t>
+      </w:r>
+      <w:r>
+        <w:t>John</w:t>
+      </w:r>
+      <w:r>
+        <w:t xml:space="preserve"> </w:t>
+      </w:r>
+      <w:r>
+        <w:t>asked.</w:t>
       </w:r>
     </w:p>
     <w:p>
@@ -17370,676 +17698,411 @@
         </w:rPr>
       </w:pPr>
       <w:r>
-        <w:t>Annie gave Luke a</w:t>
-      </w:r>
-      <w:r>
-        <w:t xml:space="preserve">n expression that said, </w:t>
-      </w:r>
-      <w:r>
+        <w:rPr>
+          <w:i/>
+        </w:rPr>
+        <w:t>‘I set up a trap just after leaving,’</w:t>
+      </w:r>
+      <w:r>
+        <w:t xml:space="preserve"> Luke said. </w:t>
+      </w:r>
+      <w:r>
+        <w:rPr>
+          <w:i/>
+        </w:rPr>
         <w:t>‘</w:t>
       </w:r>
       <w:r>
         <w:rPr>
           <w:i/>
         </w:rPr>
-        <w:t>I don’t want to spe</w:t>
+        <w:t>Unfortunately,</w:t>
       </w:r>
       <w:r>
         <w:rPr>
           <w:i/>
         </w:rPr>
-        <w:t>nd the rest of my life farming.</w:t>
+        <w:t xml:space="preserve"> I messed up on the trap a little.’</w:t>
+      </w:r>
+      <w:r>
+        <w:t xml:space="preserve"> Feeling a little flustered as to what to say, Luke said, </w:t>
       </w:r>
       <w:r>
         <w:rPr>
           <w:i/>
         </w:rPr>
+        <w:t>‘Let me start from the beginning.</w:t>
+      </w:r>
+    </w:p>
+    <w:p>
+      <w:r>
+        <w:rPr>
+          <w:i/>
+        </w:rPr>
+        <w:t>‘Just after I left the queen and Carol…I’m not sure you’ll like what I have to say,’</w:t>
+      </w:r>
+      <w:r>
+        <w:t xml:space="preserve"> Luke said hesitantly.</w:t>
+      </w:r>
+    </w:p>
+    <w:p>
+      <w:r>
+        <w:rPr>
+          <w:i/>
+        </w:rPr>
+        <w:lastRenderedPageBreak/>
+        <w:t>‘You let me be the judge of that,</w:t>
+      </w:r>
+      <w:r>
+        <w:t xml:space="preserve">’ </w:t>
+      </w:r>
+      <w:r>
+        <w:t>John</w:t>
+      </w:r>
+      <w:r>
+        <w:t xml:space="preserve"> </w:t>
+      </w:r>
+      <w:r>
+        <w:t>commanded.</w:t>
+      </w:r>
+    </w:p>
+    <w:p>
+      <w:r>
+        <w:t xml:space="preserve">Luke’s heart skipped a beat. Kings </w:t>
+      </w:r>
+      <w:r>
+        <w:t>were</w:t>
+      </w:r>
+      <w:r>
+        <w:t xml:space="preserve"> scary. </w:t>
+      </w:r>
+    </w:p>
+    <w:p>
+      <w:r>
+        <w:rPr>
+          <w:i/>
+        </w:rPr>
+        <w:t>Be brave,</w:t>
+      </w:r>
+      <w:r>
+        <w:t xml:space="preserve"> Luke said to himself. </w:t>
+      </w:r>
+      <w:r>
+        <w:rPr>
+          <w:i/>
+        </w:rPr>
+        <w:t>Only the strong can protect what’s important to them.</w:t>
+      </w:r>
+      <w:r>
+        <w:t xml:space="preserve"> Luke focused his energy and centered himself.</w:t>
+      </w:r>
+    </w:p>
+    <w:p>
+      <w:r>
+        <w:rPr>
+          <w:i/>
+        </w:rPr>
+        <w:t>‘</w:t>
+      </w:r>
+      <w:r>
+        <w:rPr>
+          <w:i/>
+        </w:rPr>
+        <w:t>Majesty</w:t>
+      </w:r>
+      <w:r>
+        <w:rPr>
+          <w:i/>
+        </w:rPr>
+        <w:t xml:space="preserve">, I think </w:t>
+      </w:r>
+      <w:r>
+        <w:rPr>
+          <w:i/>
+        </w:rPr>
+        <w:t xml:space="preserve">Major </w:t>
+      </w:r>
+      <w:r>
+        <w:rPr>
+          <w:i/>
+        </w:rPr>
+        <w:t>Jensen</w:t>
+      </w:r>
+      <w:r>
+        <w:rPr>
+          <w:i/>
+        </w:rPr>
+        <w:t xml:space="preserve"> is involved,’</w:t>
+      </w:r>
+      <w:r>
+        <w:t xml:space="preserve"> Luke said hesitantly.</w:t>
+      </w:r>
+    </w:p>
+    <w:p>
+      <w:pPr>
+        <w:rPr>
+          <w:i/>
+        </w:rPr>
+      </w:pPr>
+      <w:r>
+        <w:rPr>
+          <w:i/>
+        </w:rPr>
+        <w:t>‘Why do you think that?’</w:t>
+      </w:r>
+      <w:r>
+        <w:t xml:space="preserve"> </w:t>
+      </w:r>
+      <w:r>
+        <w:t>John</w:t>
+      </w:r>
+      <w:r>
+        <w:t xml:space="preserve"> </w:t>
+      </w:r>
+      <w:r>
+        <w:t xml:space="preserve">asked. </w:t>
+      </w:r>
+      <w:r>
+        <w:rPr>
+          <w:i/>
+        </w:rPr>
+        <w:t>‘He is one of my most trusted advisors.’</w:t>
+      </w:r>
+    </w:p>
+    <w:p>
+      <w:pPr>
+        <w:rPr>
+          <w:i/>
+        </w:rPr>
+      </w:pPr>
+      <w:r>
+        <w:t xml:space="preserve">Luke had no choice but to proceed. </w:t>
+      </w:r>
+      <w:r>
+        <w:rPr>
+          <w:i/>
+        </w:rPr>
+        <w:t xml:space="preserve">‘The </w:t>
+      </w:r>
+      <w:r>
+        <w:rPr>
+          <w:i/>
+        </w:rPr>
+        <w:t>major</w:t>
+      </w:r>
+      <w:r>
+        <w:rPr>
+          <w:i/>
+        </w:rPr>
+        <w:t xml:space="preserve"> stopped me in the corridor just after the meeting with you. He was upset that Carol like</w:t>
+      </w:r>
+      <w:r>
+        <w:rPr>
+          <w:i/>
+        </w:rPr>
+        <w:t>s</w:t>
+      </w:r>
+      <w:r>
+        <w:rPr>
+          <w:i/>
+        </w:rPr>
+        <w:t xml:space="preserve"> me, even though I</w:t>
+      </w:r>
+      <w:r>
+        <w:rPr>
+          <w:i/>
+        </w:rPr>
         <w:t>’</w:t>
       </w:r>
-    </w:p>
-    <w:p>
-      <w:r>
-        <w:t>“That’s excellent,” Luke said happily.</w:t>
-      </w:r>
-      <w:r>
-        <w:t xml:space="preserve"> “See you later.”</w:t>
-      </w:r>
-    </w:p>
-    <w:p>
-      <w:r>
-        <w:t>Luke walked out and decided to patrol the area. He had spent too much time at the orphanage.</w:t>
-      </w:r>
-      <w:r>
-        <w:t xml:space="preserve"> That wasn’t good for Annie’s protection.</w:t>
-      </w:r>
-    </w:p>
-    <w:p>
-      <w:r>
-        <w:t>A thought crossed Luke’s mind. Would the god of children protect Annie? She was after all under eighteen</w:t>
-      </w:r>
-      <w:r>
-        <w:t xml:space="preserve"> and living in the house of the god</w:t>
-      </w:r>
-      <w:r>
-        <w:t xml:space="preserve">. If so, </w:t>
-      </w:r>
-      <w:r>
-        <w:t xml:space="preserve">then </w:t>
-      </w:r>
-      <w:r>
-        <w:t xml:space="preserve">bringing her there was a </w:t>
-      </w:r>
-      <w:r>
-        <w:t>wiser decision than he deserved credit for.</w:t>
-      </w:r>
-    </w:p>
-    <w:p>
-      <w:r>
-        <w:t>Luke went to work and did his chores. After loading a boat, he stopped to admire his gloves for the umpteenth time. They were so comfortable, he barely noticed he had them on, but they made his job so much easier.</w:t>
-      </w:r>
-    </w:p>
-    <w:p>
+      <w:r>
+        <w:rPr>
+          <w:i/>
+        </w:rPr>
+        <w:t>m a stranger.</w:t>
+      </w:r>
+      <w:r>
+        <w:rPr>
+          <w:i/>
+        </w:rPr>
+        <w:t xml:space="preserve"> I then told him that Carol hates him because he is trying to kidnap Annie.</w:t>
+      </w:r>
+    </w:p>
+    <w:p>
+      <w:pPr>
+        <w:rPr>
+          <w:i/>
+        </w:rPr>
+      </w:pPr>
+      <w:r>
+        <w:rPr>
+          <w:i/>
+        </w:rPr>
+        <w:t>‘</w:t>
+      </w:r>
+      <w:r>
+        <w:rPr>
+          <w:i/>
+        </w:rPr>
+        <w:t>Majesty</w:t>
+      </w:r>
+      <w:r>
+        <w:rPr>
+          <w:i/>
+        </w:rPr>
+        <w:t xml:space="preserve">, I have been playing poker since I was </w:t>
+      </w:r>
+      <w:r>
+        <w:rPr>
+          <w:i/>
+        </w:rPr>
+        <w:t>six</w:t>
+      </w:r>
+      <w:r>
+        <w:rPr>
+          <w:i/>
+        </w:rPr>
+        <w:t xml:space="preserve">. If we were playing poker, I would swear he had a lousy hand. I then pretended I was joking. He got angry at me for joking around and asked me where I was keeping Annie. I told him at the warehouse I was working at. I was hoping to lay a trap for him since I needed evidence. </w:t>
+      </w:r>
+      <w:r>
+        <w:rPr>
+          <w:i/>
+        </w:rPr>
+        <w:t>Unfortunately,</w:t>
+      </w:r>
+      <w:r>
+        <w:rPr>
+          <w:i/>
+        </w:rPr>
+        <w:t xml:space="preserve"> I suggested a location that was too obvious. I then told him that I was going to move Annie to a safer location</w:t>
+      </w:r>
+      <w:r>
+        <w:rPr>
+          <w:i/>
+        </w:rPr>
+        <w:t>.</w:t>
+      </w:r>
+    </w:p>
+    <w:p>
+      <w:pPr>
+        <w:rPr>
+          <w:i/>
+        </w:rPr>
+      </w:pPr>
+      <w:r>
+        <w:rPr>
+          <w:i/>
+        </w:rPr>
+        <w:t>‘</w:t>
+      </w:r>
+      <w:r>
+        <w:rPr>
+          <w:i/>
+        </w:rPr>
+        <w:t>After leaving I set up a trap.</w:t>
+      </w:r>
+      <w:r>
+        <w:rPr>
+          <w:i/>
+        </w:rPr>
+        <w:t xml:space="preserve"> Shortly after, thugs came to my boss and demanded to know where the princess was.’</w:t>
+      </w:r>
+    </w:p>
+    <w:p>
+      <w:r>
+        <w:rPr>
+          <w:i/>
+        </w:rPr>
+        <w:t>‘That’s disturbing,’</w:t>
+      </w:r>
+      <w:r>
+        <w:t xml:space="preserve"> </w:t>
+      </w:r>
+      <w:r>
+        <w:t>John</w:t>
+      </w:r>
+      <w:r>
+        <w:t xml:space="preserve"> </w:t>
+      </w:r>
+      <w:r>
+        <w:t>said.</w:t>
+      </w:r>
+    </w:p>
+    <w:p>
+      <w:pPr>
+        <w:rPr>
+          <w:i/>
+        </w:rPr>
+      </w:pPr>
+      <w:r>
+        <w:rPr>
+          <w:i/>
+        </w:rPr>
+        <w:t>‘</w:t>
+      </w:r>
+      <w:r>
+        <w:rPr>
+          <w:i/>
+        </w:rPr>
+        <w:t>Merchant Jason</w:t>
+      </w:r>
+      <w:r>
+        <w:rPr>
+          <w:i/>
+        </w:rPr>
+        <w:t xml:space="preserve"> said he didn’t know and the leader took out a stone and said he was lying. </w:t>
+      </w:r>
+      <w:r>
+        <w:rPr>
+          <w:i/>
+        </w:rPr>
+        <w:t>Finally,</w:t>
+      </w:r>
+      <w:r>
+        <w:rPr>
+          <w:i/>
+        </w:rPr>
+        <w:t xml:space="preserve"> my boss told them that I took the princess and drove away in the cart.’</w:t>
+      </w:r>
+    </w:p>
+    <w:p>
+      <w:pPr>
+        <w:rPr>
+          <w:i/>
+        </w:rPr>
+      </w:pPr>
+      <w:r>
+        <w:rPr>
+          <w:i/>
+        </w:rPr>
+        <w:t xml:space="preserve">‘Where did you take my daughter?’ </w:t>
+      </w:r>
+      <w:r>
+        <w:rPr>
+          <w:i/>
+        </w:rPr>
+        <w:t>John</w:t>
+      </w:r>
+      <w:r>
+        <w:rPr>
+          <w:i/>
+        </w:rPr>
+        <w:t xml:space="preserve"> </w:t>
+      </w:r>
+      <w:r>
+        <w:rPr>
+          <w:i/>
+        </w:rPr>
+        <w:t>asked.</w:t>
+      </w:r>
+    </w:p>
+    <w:p>
+      <w:pPr>
+        <w:rPr>
+          <w:i/>
+        </w:rPr>
+      </w:pPr>
       <w:r>
         <w:lastRenderedPageBreak/>
-        <w:t>Luke also tried punching. They were vastly better than his old gloves, protecting his hands while allowing him to hit harder than ever.</w:t>
-      </w:r>
-    </w:p>
-    <w:p>
-      <w:r>
-        <w:t>Finally,</w:t>
-      </w:r>
-      <w:r>
-        <w:t xml:space="preserve"> Luke went to Black Wings Casino. This time he wasn’t there to </w:t>
-      </w:r>
-      <w:r>
-        <w:t>win</w:t>
-      </w:r>
-      <w:r>
-        <w:t xml:space="preserve"> but to get </w:t>
-      </w:r>
-      <w:r>
-        <w:rPr>
-          <w:noProof/>
-        </w:rPr>
-        <w:t>intel</w:t>
-      </w:r>
-      <w:r>
-        <w:t>.</w:t>
-      </w:r>
-    </w:p>
-    <w:p>
-      <w:r>
-        <w:t>Luke casually listened to the crowds as he mingled. As expected, people snoop</w:t>
-      </w:r>
-      <w:r>
-        <w:t>ed</w:t>
-      </w:r>
-      <w:r>
-        <w:t xml:space="preserve"> around. All was going well. It was time to play.</w:t>
-      </w:r>
-    </w:p>
-    <w:p>
-      <w:r>
-        <w:t>After f</w:t>
-      </w:r>
-      <w:r>
-        <w:t xml:space="preserve">illing his winnings quota, Luke went to </w:t>
-      </w:r>
-      <w:r>
-        <w:rPr>
-          <w:noProof/>
-        </w:rPr>
-        <w:t>Draven</w:t>
-      </w:r>
-      <w:r>
-        <w:t xml:space="preserve"> cliffs. What greeted him gave him a shock.</w:t>
-      </w:r>
-    </w:p>
-    <w:p>
-      <w:r>
-        <w:t xml:space="preserve">Lying in front of the caves and in them were the </w:t>
-      </w:r>
-      <w:r>
-        <w:t xml:space="preserve">decomposing </w:t>
-      </w:r>
-      <w:r>
-        <w:t xml:space="preserve">bodies of over a dozen </w:t>
-      </w:r>
-      <w:r>
-        <w:t>people</w:t>
-      </w:r>
-      <w:r>
-        <w:t>.</w:t>
-      </w:r>
-      <w:r>
-        <w:t xml:space="preserve"> The monsters got them.</w:t>
-      </w:r>
-    </w:p>
-    <w:p>
-      <w:r>
-        <w:t xml:space="preserve">As a rule, monsters </w:t>
-      </w:r>
-      <w:r>
-        <w:t>never</w:t>
-      </w:r>
-      <w:r>
-        <w:t xml:space="preserve"> </w:t>
-      </w:r>
-      <w:r>
-        <w:t>left</w:t>
-      </w:r>
-      <w:r>
-        <w:t xml:space="preserve"> their </w:t>
-      </w:r>
-      <w:r>
-        <w:t>territories</w:t>
-      </w:r>
-      <w:r>
-        <w:t>. As long as you</w:t>
-      </w:r>
-      <w:r>
-        <w:t xml:space="preserve"> were</w:t>
-      </w:r>
-      <w:r>
-        <w:t xml:space="preserve"> outside, you</w:t>
-      </w:r>
-      <w:r>
-        <w:t xml:space="preserve"> we</w:t>
-      </w:r>
-      <w:r>
-        <w:t>re safe. Venture inside and you’re dead meat.</w:t>
-      </w:r>
-      <w:r>
-        <w:t xml:space="preserve"> </w:t>
-      </w:r>
-      <w:r>
-        <w:t xml:space="preserve">However, they </w:t>
-      </w:r>
-      <w:r>
-        <w:t>would</w:t>
-      </w:r>
-      <w:r>
-        <w:t xml:space="preserve"> pursue a short distance if you engage</w:t>
-      </w:r>
-      <w:r>
-        <w:t>d</w:t>
-      </w:r>
-      <w:r>
-        <w:t xml:space="preserve"> them.</w:t>
-      </w:r>
-    </w:p>
-    <w:p>
-      <w:r>
-        <w:t xml:space="preserve">Luke retrieved the </w:t>
-      </w:r>
-      <w:r>
-        <w:t>long</w:t>
-      </w:r>
-      <w:r>
-        <w:t>-</w:t>
-      </w:r>
-      <w:r>
-        <w:t>since</w:t>
-      </w:r>
-      <w:r>
-        <w:t>-</w:t>
-      </w:r>
-      <w:r>
-        <w:t xml:space="preserve">deactivated </w:t>
-      </w:r>
-      <w:r>
-        <w:t>anti-</w:t>
-      </w:r>
-      <w:r>
-        <w:t>surveillance</w:t>
-      </w:r>
-      <w:r>
-        <w:t xml:space="preserve"> stone and put it back in its bag. Just then his communication stone buzzed.</w:t>
-      </w:r>
-      <w:r>
-        <w:t xml:space="preserve"> Luke removed the speaking stone from his pocket and placed </w:t>
-      </w:r>
-      <w:r>
-        <w:t xml:space="preserve">it </w:t>
-      </w:r>
-      <w:r>
-        <w:t>on his forehead.</w:t>
-      </w:r>
-      <w:r>
-        <w:t xml:space="preserve"> It was the king.</w:t>
-      </w:r>
-    </w:p>
-    <w:p>
-      <w:r>
-        <w:rPr>
-          <w:i/>
-        </w:rPr>
-        <w:t>‘Luke, what’s your status?’</w:t>
-      </w:r>
-      <w:r>
-        <w:t xml:space="preserve"> </w:t>
-      </w:r>
-      <w:r>
-        <w:t>John</w:t>
-      </w:r>
-      <w:r>
-        <w:t xml:space="preserve"> </w:t>
-      </w:r>
-      <w:r>
-        <w:t>asked.</w:t>
-      </w:r>
-    </w:p>
-    <w:p>
-      <w:pPr>
-        <w:rPr>
-          <w:i/>
-        </w:rPr>
-      </w:pPr>
-      <w:r>
-        <w:rPr>
-          <w:i/>
-        </w:rPr>
-        <w:t>‘I set up a trap just after leaving,’</w:t>
-      </w:r>
-      <w:r>
-        <w:t xml:space="preserve"> Luke said. </w:t>
-      </w:r>
-      <w:r>
-        <w:rPr>
-          <w:i/>
-        </w:rPr>
-        <w:t>‘</w:t>
-      </w:r>
-      <w:r>
-        <w:rPr>
-          <w:i/>
-        </w:rPr>
-        <w:t>Unfortunately,</w:t>
-      </w:r>
-      <w:r>
-        <w:rPr>
-          <w:i/>
-        </w:rPr>
-        <w:t xml:space="preserve"> I messed up on the trap a little.’</w:t>
-      </w:r>
-      <w:r>
-        <w:t xml:space="preserve"> Feeling a little flustered as to what to say, Luke said, </w:t>
-      </w:r>
-      <w:r>
-        <w:rPr>
-          <w:i/>
-        </w:rPr>
-        <w:t>‘Let me start from the beginning.</w:t>
-      </w:r>
-    </w:p>
-    <w:p>
-      <w:r>
-        <w:rPr>
-          <w:i/>
-        </w:rPr>
-        <w:t>‘Just after I left the queen and Carol…I’m not sure you’ll like what I have to say,’</w:t>
-      </w:r>
-      <w:r>
-        <w:t xml:space="preserve"> Luke said hesitantly.</w:t>
-      </w:r>
-    </w:p>
-    <w:p>
-      <w:r>
-        <w:rPr>
-          <w:i/>
-        </w:rPr>
-        <w:t>‘You let me be the judge of that,</w:t>
-      </w:r>
-      <w:r>
-        <w:t xml:space="preserve">’ </w:t>
-      </w:r>
-      <w:r>
-        <w:t>John</w:t>
-      </w:r>
-      <w:r>
-        <w:t xml:space="preserve"> </w:t>
-      </w:r>
-      <w:r>
-        <w:t>commanded.</w:t>
-      </w:r>
-    </w:p>
-    <w:p>
-      <w:r>
-        <w:t xml:space="preserve">Luke’s heart skipped a beat. Kings </w:t>
-      </w:r>
-      <w:r>
-        <w:t>were</w:t>
-      </w:r>
-      <w:r>
-        <w:t xml:space="preserve"> scary. </w:t>
-      </w:r>
-    </w:p>
-    <w:p>
-      <w:r>
-        <w:rPr>
-          <w:i/>
-        </w:rPr>
-        <w:lastRenderedPageBreak/>
-        <w:t>Be brave,</w:t>
-      </w:r>
-      <w:r>
-        <w:t xml:space="preserve"> Luke said to himself. </w:t>
-      </w:r>
-      <w:r>
-        <w:rPr>
-          <w:i/>
-        </w:rPr>
-        <w:t>Only the strong can protect what’s important to them.</w:t>
-      </w:r>
-      <w:r>
-        <w:t xml:space="preserve"> Luke focused his energy and centered himself.</w:t>
-      </w:r>
-    </w:p>
-    <w:p>
-      <w:r>
-        <w:rPr>
-          <w:i/>
-        </w:rPr>
-        <w:t>‘</w:t>
-      </w:r>
-      <w:r>
-        <w:rPr>
-          <w:i/>
-        </w:rPr>
-        <w:t>Majesty</w:t>
-      </w:r>
-      <w:r>
-        <w:rPr>
-          <w:i/>
-        </w:rPr>
-        <w:t xml:space="preserve">, I think </w:t>
-      </w:r>
-      <w:r>
-        <w:rPr>
-          <w:i/>
-        </w:rPr>
-        <w:t xml:space="preserve">Major </w:t>
-      </w:r>
-      <w:r>
-        <w:rPr>
-          <w:i/>
-        </w:rPr>
-        <w:t>Jensen</w:t>
-      </w:r>
-      <w:r>
-        <w:rPr>
-          <w:i/>
-        </w:rPr>
-        <w:t xml:space="preserve"> is involved,’</w:t>
-      </w:r>
-      <w:r>
-        <w:t xml:space="preserve"> Luke said hesitantly.</w:t>
-      </w:r>
-    </w:p>
-    <w:p>
-      <w:pPr>
-        <w:rPr>
-          <w:i/>
-        </w:rPr>
-      </w:pPr>
-      <w:r>
-        <w:rPr>
-          <w:i/>
-        </w:rPr>
-        <w:t>‘Why do you think that?’</w:t>
-      </w:r>
-      <w:r>
-        <w:t xml:space="preserve"> </w:t>
-      </w:r>
-      <w:r>
-        <w:t>John</w:t>
-      </w:r>
-      <w:r>
-        <w:t xml:space="preserve"> </w:t>
-      </w:r>
-      <w:r>
-        <w:t xml:space="preserve">asked. </w:t>
-      </w:r>
-      <w:r>
-        <w:rPr>
-          <w:i/>
-        </w:rPr>
-        <w:t>‘He is one of my most trusted advisors.’</w:t>
-      </w:r>
-    </w:p>
-    <w:p>
-      <w:pPr>
-        <w:rPr>
-          <w:i/>
-        </w:rPr>
-      </w:pPr>
-      <w:r>
-        <w:t xml:space="preserve">Luke had no choice but to proceed. </w:t>
-      </w:r>
-      <w:r>
-        <w:rPr>
-          <w:i/>
-        </w:rPr>
-        <w:t xml:space="preserve">‘The </w:t>
-      </w:r>
-      <w:r>
-        <w:rPr>
-          <w:i/>
-        </w:rPr>
-        <w:t>major</w:t>
-      </w:r>
-      <w:r>
-        <w:rPr>
-          <w:i/>
-        </w:rPr>
-        <w:t xml:space="preserve"> stopped me in the corridor just after the meeting with you. He was upset that Carol like</w:t>
-      </w:r>
-      <w:r>
-        <w:rPr>
-          <w:i/>
-        </w:rPr>
-        <w:t>s</w:t>
-      </w:r>
-      <w:r>
-        <w:rPr>
-          <w:i/>
-        </w:rPr>
-        <w:t xml:space="preserve"> me, even though I</w:t>
-      </w:r>
-      <w:r>
-        <w:rPr>
-          <w:i/>
-        </w:rPr>
-        <w:t>’</w:t>
-      </w:r>
-      <w:r>
-        <w:rPr>
-          <w:i/>
-        </w:rPr>
-        <w:t>m a stranger.</w:t>
-      </w:r>
-      <w:r>
-        <w:rPr>
-          <w:i/>
-        </w:rPr>
-        <w:t xml:space="preserve"> I then told him that Carol hates him because he is trying to kidnap Annie.</w:t>
-      </w:r>
-    </w:p>
-    <w:p>
-      <w:pPr>
-        <w:rPr>
-          <w:i/>
-        </w:rPr>
-      </w:pPr>
-      <w:r>
-        <w:rPr>
-          <w:i/>
-        </w:rPr>
-        <w:t>‘</w:t>
-      </w:r>
-      <w:r>
-        <w:rPr>
-          <w:i/>
-        </w:rPr>
-        <w:t>Majesty</w:t>
-      </w:r>
-      <w:r>
-        <w:rPr>
-          <w:i/>
-        </w:rPr>
-        <w:t xml:space="preserve">, I have been playing poker since I was </w:t>
-      </w:r>
-      <w:r>
-        <w:rPr>
-          <w:i/>
-        </w:rPr>
-        <w:t>six</w:t>
-      </w:r>
-      <w:r>
-        <w:rPr>
-          <w:i/>
-        </w:rPr>
-        <w:t xml:space="preserve">. If we were playing poker, I would swear he had a lousy hand. I then pretended I was joking. He got angry at me for joking around and asked me where I was keeping Annie. I told him at the warehouse I was working at. I was hoping to lay a trap for him since I needed evidence. </w:t>
-      </w:r>
-      <w:r>
-        <w:rPr>
-          <w:i/>
-        </w:rPr>
-        <w:t>Unfortunately,</w:t>
-      </w:r>
-      <w:r>
-        <w:rPr>
-          <w:i/>
-        </w:rPr>
-        <w:t xml:space="preserve"> I suggested a location that was too obvious. I then told him that I was going to move Annie to a safer location</w:t>
-      </w:r>
-      <w:r>
-        <w:rPr>
-          <w:i/>
-        </w:rPr>
-        <w:t>.</w:t>
-      </w:r>
-    </w:p>
-    <w:p>
-      <w:pPr>
-        <w:rPr>
-          <w:i/>
-        </w:rPr>
-      </w:pPr>
-      <w:r>
-        <w:rPr>
-          <w:i/>
-        </w:rPr>
-        <w:t>‘</w:t>
-      </w:r>
-      <w:r>
-        <w:rPr>
-          <w:i/>
-        </w:rPr>
-        <w:t>After leaving I set up a trap.</w:t>
-      </w:r>
-      <w:r>
-        <w:rPr>
-          <w:i/>
-        </w:rPr>
-        <w:t xml:space="preserve"> Shortly after, thugs came to my boss and demanded to know where the princess was.’</w:t>
-      </w:r>
-    </w:p>
-    <w:p>
-      <w:r>
-        <w:rPr>
-          <w:i/>
-        </w:rPr>
-        <w:t>‘That’s disturbing,’</w:t>
-      </w:r>
-      <w:r>
-        <w:t xml:space="preserve"> </w:t>
-      </w:r>
-      <w:r>
-        <w:t>John</w:t>
-      </w:r>
-      <w:r>
-        <w:t xml:space="preserve"> </w:t>
-      </w:r>
-      <w:r>
-        <w:t>said.</w:t>
-      </w:r>
-    </w:p>
-    <w:p>
-      <w:pPr>
-        <w:rPr>
-          <w:i/>
-        </w:rPr>
-      </w:pPr>
-      <w:r>
-        <w:rPr>
-          <w:i/>
-        </w:rPr>
-        <w:t>‘</w:t>
-      </w:r>
-      <w:r>
-        <w:rPr>
-          <w:i/>
-        </w:rPr>
-        <w:t>Merchant Jason</w:t>
-      </w:r>
-      <w:r>
-        <w:rPr>
-          <w:i/>
-        </w:rPr>
-        <w:t xml:space="preserve"> said he didn’t know and the leader took out a stone and said he was lying. </w:t>
-      </w:r>
-      <w:r>
-        <w:rPr>
-          <w:i/>
-        </w:rPr>
-        <w:t>Finally,</w:t>
-      </w:r>
-      <w:r>
-        <w:rPr>
-          <w:i/>
-        </w:rPr>
-        <w:t xml:space="preserve"> my boss told them that I took the princess and drove away in the cart.’</w:t>
-      </w:r>
-    </w:p>
-    <w:p>
-      <w:pPr>
-        <w:rPr>
-          <w:i/>
-        </w:rPr>
-      </w:pPr>
-      <w:r>
-        <w:rPr>
-          <w:i/>
-        </w:rPr>
-        <w:t xml:space="preserve">‘Where did you take my daughter?’ </w:t>
-      </w:r>
-      <w:r>
-        <w:rPr>
-          <w:i/>
-        </w:rPr>
-        <w:t>John</w:t>
-      </w:r>
-      <w:r>
-        <w:rPr>
-          <w:i/>
-        </w:rPr>
-        <w:t xml:space="preserve"> </w:t>
-      </w:r>
-      <w:r>
-        <w:rPr>
-          <w:i/>
-        </w:rPr>
-        <w:t>asked.</w:t>
-      </w:r>
-    </w:p>
-    <w:p>
-      <w:pPr>
-        <w:rPr>
-          <w:i/>
-        </w:rPr>
-      </w:pPr>
-      <w:r>
         <w:t xml:space="preserve">Luke smelt a dead rat. </w:t>
       </w:r>
       <w:r>
@@ -18141,7 +18204,6 @@
         <w:rPr>
           <w:i/>
         </w:rPr>
-        <w:lastRenderedPageBreak/>
         <w:t>‘</w:t>
       </w:r>
       <w:r>
@@ -18548,6 +18610,7 @@
         <w:rPr>
           <w:i/>
         </w:rPr>
+        <w:lastRenderedPageBreak/>
         <w:t>‘I’ll be right there Majesty,</w:t>
       </w:r>
       <w:r>
@@ -18589,42 +18652,631 @@
     </w:p>
     <w:p>
       <w:r>
+        <w:t>Upon a</w:t>
+      </w:r>
+      <w:r>
+        <w:t xml:space="preserve">rriving at the </w:t>
+      </w:r>
+      <w:r>
+        <w:t>palace</w:t>
+      </w:r>
+      <w:r>
+        <w:t xml:space="preserve">, Luke was greeted by </w:t>
+      </w:r>
+      <w:r>
+        <w:t xml:space="preserve">a group of </w:t>
+      </w:r>
+      <w:r>
+        <w:t>people. One came up to him and said, “Please follow me. The king is waiting for you.”</w:t>
+      </w:r>
+    </w:p>
+    <w:p>
+      <w:r>
+        <w:t>They passed through several corridors and</w:t>
+      </w:r>
+      <w:r>
+        <w:t xml:space="preserve"> entered </w:t>
+      </w:r>
+      <w:r>
+        <w:t>the</w:t>
+      </w:r>
+      <w:r>
+        <w:t xml:space="preserve"> wizards’ tower. The room they entered was spacious and filled with dozens of people.</w:t>
+      </w:r>
+    </w:p>
+    <w:p>
+      <w:r>
+        <w:t xml:space="preserve">“Luke, please place your speaking stone here,” </w:t>
+      </w:r>
+      <w:r>
+        <w:t>John</w:t>
+      </w:r>
+      <w:r>
+        <w:t xml:space="preserve"> </w:t>
+      </w:r>
+      <w:r>
+        <w:t xml:space="preserve">said, pointing at a stone </w:t>
+      </w:r>
+      <w:r>
+        <w:t>pedestal</w:t>
+      </w:r>
+      <w:r>
+        <w:t xml:space="preserve">. Luke did so and </w:t>
+      </w:r>
+      <w:r>
+        <w:t>seven</w:t>
+      </w:r>
+      <w:r>
+        <w:t xml:space="preserve"> wizards chanted in the divine language.</w:t>
+      </w:r>
+    </w:p>
+    <w:p>
+      <w:r>
+        <w:t xml:space="preserve">Luke waited, not knowing what </w:t>
+      </w:r>
+      <w:r>
+        <w:t>they were doing</w:t>
+      </w:r>
+      <w:r>
+        <w:t>.</w:t>
+      </w:r>
+      <w:r>
+        <w:t xml:space="preserve"> </w:t>
+      </w:r>
+      <w:r>
+        <w:t>Finally,</w:t>
+      </w:r>
+      <w:r>
+        <w:t xml:space="preserve"> the king handed the speaking stone back to Luke </w:t>
+      </w:r>
+      <w:r>
+        <w:t xml:space="preserve">and </w:t>
+      </w:r>
+      <w:r>
+        <w:t>said, “Luke, if all goes well we shall have this wrapped up sometime tomorrow. Please be warned, the attacks on you will intensify.</w:t>
+      </w:r>
+    </w:p>
+    <w:p>
+      <w:r>
+        <w:t>“As you no doubt have guessed, anyone can contact you pretending to be anyone. However, when you contact someone, you can be certain that is the person you intend to contact. When you get a call from me, reject the call, and then contact me.”</w:t>
+      </w:r>
+    </w:p>
+    <w:p>
+      <w:r>
+        <w:t xml:space="preserve">Feeling the audience </w:t>
+      </w:r>
+      <w:r>
+        <w:t>had</w:t>
+      </w:r>
+      <w:r>
+        <w:t xml:space="preserve"> </w:t>
+      </w:r>
+      <w:r>
+        <w:rPr>
+          <w:noProof/>
+        </w:rPr>
+        <w:t>ended</w:t>
+      </w:r>
+      <w:r>
+        <w:rPr>
+          <w:noProof/>
+        </w:rPr>
+        <w:t>,</w:t>
+      </w:r>
+      <w:r>
+        <w:t xml:space="preserve"> Luke </w:t>
+      </w:r>
+      <w:r>
+        <w:t>said, “Yes Majesty</w:t>
+      </w:r>
+      <w:r>
+        <w:t>.</w:t>
+      </w:r>
+      <w:r>
+        <w:t xml:space="preserve">” </w:t>
+      </w:r>
+      <w:r>
+        <w:t xml:space="preserve">He </w:t>
+      </w:r>
+      <w:r>
+        <w:t>bowed, turned around and walked out of the room.</w:t>
+      </w:r>
+    </w:p>
+    <w:p>
+      <w:r>
+        <w:t xml:space="preserve">The thought that the ordeal was almost over excited Luke. </w:t>
+      </w:r>
+      <w:r>
+        <w:t>He had to tell Annie. She would be happy.</w:t>
+      </w:r>
+    </w:p>
+    <w:p>
+      <w:r>
+        <w:t>Luke paused a moment and realized his mistake. The battle of wits hadn’t ended. If he went to Annie now, all would be lost.</w:t>
+      </w:r>
+    </w:p>
+    <w:p>
+      <w:r>
         <w:lastRenderedPageBreak/>
-        <w:t>Upon a</w:t>
-      </w:r>
-      <w:r>
-        <w:t xml:space="preserve">rriving at the </w:t>
-      </w:r>
-      <w:r>
+        <w:t>It was time to lead the hounds astray. Luke headed to the casino. While running through the woods, he spotted a movement to the right. Instinctively he looked in that direction but there was nothing.</w:t>
+      </w:r>
+    </w:p>
+    <w:p>
+      <w:r>
+        <w:t>Again,</w:t>
+      </w:r>
+      <w:r>
+        <w:t xml:space="preserve"> there was movement where </w:t>
+      </w:r>
+      <w:r>
+        <w:t xml:space="preserve">none </w:t>
+      </w:r>
+      <w:r>
+        <w:t xml:space="preserve">should be. There was no question. </w:t>
+      </w:r>
+      <w:r>
+        <w:t>A professional was trailing him</w:t>
+      </w:r>
+      <w:r>
+        <w:t>.</w:t>
+      </w:r>
+    </w:p>
+    <w:p>
+      <w:r>
+        <w:t>Arriving at the lake, Luke got on the ferry and reached the island. There he played poker until he hit his winning quota.</w:t>
+      </w:r>
+    </w:p>
+    <w:p>
+      <w:r>
+        <w:t xml:space="preserve">While playing, Luke searched for spies. There were indications that people were </w:t>
+      </w:r>
+      <w:r>
+        <w:t>watching</w:t>
+      </w:r>
+      <w:r>
+        <w:t xml:space="preserve"> him</w:t>
+      </w:r>
+      <w:r>
+        <w:t xml:space="preserve">. </w:t>
+      </w:r>
+      <w:r>
+        <w:t>Unfortunately,</w:t>
+      </w:r>
+      <w:r>
+        <w:t xml:space="preserve"> it was hard to tell, considering everyone was wearing masks</w:t>
+      </w:r>
+      <w:r>
+        <w:t>.</w:t>
+      </w:r>
+      <w:r>
+        <w:t xml:space="preserve"> It didn’t matter, as long as he kept them busy.</w:t>
+      </w:r>
+    </w:p>
+    <w:p>
+      <w:r>
+        <w:t xml:space="preserve">Luke ate lunch and then </w:t>
+      </w:r>
+      <w:r>
+        <w:t>returned to the poker table</w:t>
+      </w:r>
+      <w:r>
+        <w:t xml:space="preserve">. After awhile, </w:t>
+      </w:r>
+      <w:r>
+        <w:t>he</w:t>
+      </w:r>
+      <w:r>
+        <w:t xml:space="preserve"> found himself losing. That wasn’t surprising. The heightened concentration Luke needed to play poker sapped his energy. In the end Luke decided to watch some of the shows.</w:t>
+      </w:r>
+    </w:p>
+    <w:p>
+      <w:r>
+        <w:t xml:space="preserve">The </w:t>
+      </w:r>
+      <w:r>
+        <w:t>great</w:t>
+      </w:r>
+      <w:r>
+        <w:t xml:space="preserve"> thing about the island was that you could live indefinitely </w:t>
+      </w:r>
+      <w:r>
+        <w:t>i</w:t>
+      </w:r>
+      <w:r>
+        <w:t>n luxury</w:t>
+      </w:r>
+      <w:r>
+        <w:t>, provided you kept winning. Years previously, Luke spent over a month on the island. Eventually he got bored and left. The life of mindless pleasure wasn’t for him.</w:t>
+      </w:r>
+    </w:p>
+    <w:p>
+      <w:r>
+        <w:t>Night came and he went to his room. Being a person raised on the streets, Luke didn’t trust the security. It was too easy to bribe people. He himself had done it on occasion.</w:t>
+      </w:r>
+    </w:p>
+    <w:p>
+      <w:r>
+        <w:t xml:space="preserve">Luke opened a cupboard and found an upper </w:t>
+      </w:r>
+      <w:r>
+        <w:t xml:space="preserve">shelf </w:t>
+      </w:r>
+      <w:r>
+        <w:t xml:space="preserve">in it. He was about to climb up when he changed his mind. Turning around, Luke </w:t>
+      </w:r>
+      <w:r>
+        <w:t>p</w:t>
+      </w:r>
+      <w:r>
+        <w:t xml:space="preserve">iled </w:t>
+      </w:r>
+      <w:r>
+        <w:t>clothes under the blanket and made a crude imitation of a body on the bed.</w:t>
+      </w:r>
+    </w:p>
+    <w:p>
+      <w:r>
+        <w:lastRenderedPageBreak/>
+        <w:t>Making his bed in the closet, Luke closed the door and went to sleep.</w:t>
+      </w:r>
+    </w:p>
+    <w:p>
+      <w:r>
+        <w:t>The next day, Luke woke to find the room undisturbed. Feeling disappointed that his cool tricks weren’t needed, Luke had breakfast.</w:t>
+      </w:r>
+    </w:p>
+    <w:p>
+      <w:r>
+        <w:rPr>
+          <w:i/>
+        </w:rPr>
+        <w:t>I wonder how Annie is fairing,</w:t>
+      </w:r>
+      <w:r>
+        <w:t xml:space="preserve"> Luke mused</w:t>
+      </w:r>
+      <w:r>
+        <w:t>, worrying that her sleepwalking would get her in trouble. It couldn’t be helped. His job was to stay away from her for the time being</w:t>
+      </w:r>
+      <w:r>
+        <w:t>, until the king called him.</w:t>
+      </w:r>
+    </w:p>
+    <w:p>
+      <w:r>
+        <w:t>Evening came and Luke wondered why the king hadn’t called. Maybe it was taking longer to do the necessary tasks than expected.</w:t>
+      </w:r>
+    </w:p>
+    <w:p>
+      <w:r>
+        <w:t xml:space="preserve">The next day Luke woke up in the closet and realized why the king wasn’t calling. He was on an island covered with an </w:t>
+      </w:r>
+      <w:r>
+        <w:t>anti-</w:t>
+      </w:r>
+      <w:r>
+        <w:t>surveillance</w:t>
+      </w:r>
+      <w:r>
+        <w:t xml:space="preserve"> field</w:t>
+      </w:r>
+      <w:r>
+        <w:t>, where</w:t>
+      </w:r>
+      <w:r>
+        <w:t xml:space="preserve"> </w:t>
+      </w:r>
+      <w:r>
+        <w:t>c</w:t>
+      </w:r>
+      <w:r>
+        <w:t>ommunication</w:t>
+      </w:r>
+      <w:r>
+        <w:t xml:space="preserve"> stones </w:t>
+      </w:r>
+      <w:r>
+        <w:t>woul</w:t>
+      </w:r>
+      <w:r>
+        <w:t>d</w:t>
+      </w:r>
+      <w:r>
+        <w:t>n’t</w:t>
+      </w:r>
+      <w:r>
+        <w:t xml:space="preserve"> work</w:t>
+      </w:r>
+      <w:r>
+        <w:t>.</w:t>
+      </w:r>
+    </w:p>
+    <w:p>
+      <w:r>
+        <w:t>Luke undressed and jumped into the lake. Wearing only boots</w:t>
+      </w:r>
+      <w:r>
+        <w:t xml:space="preserve"> and</w:t>
+      </w:r>
+      <w:r>
+        <w:t xml:space="preserve"> gloves, Luke arrived on the lake shore. He put the speaking stone on his forehead and called the king.</w:t>
+      </w:r>
+    </w:p>
+    <w:p>
+      <w:pPr>
+        <w:rPr>
+          <w:i/>
+        </w:rPr>
+      </w:pPr>
+      <w:r>
+        <w:rPr>
+          <w:i/>
+        </w:rPr>
+        <w:t>‘Luke, thank the gods you’re safe,’</w:t>
+      </w:r>
+      <w:r>
+        <w:t xml:space="preserve"> </w:t>
+      </w:r>
+      <w:r>
+        <w:t>John</w:t>
+      </w:r>
+      <w:r>
+        <w:t xml:space="preserve"> </w:t>
+      </w:r>
+      <w:r>
+        <w:t>said</w:t>
+      </w:r>
+      <w:r>
+        <w:t>, sounding relieved</w:t>
+      </w:r>
+      <w:r>
+        <w:t xml:space="preserve">. </w:t>
+      </w:r>
+      <w:r>
+        <w:rPr>
+          <w:i/>
+        </w:rPr>
+        <w:t>‘I was trying to contact you but couldn’t.’</w:t>
+      </w:r>
+    </w:p>
+    <w:p>
+      <w:pPr>
+        <w:rPr>
+          <w:i/>
+        </w:rPr>
+      </w:pPr>
+      <w:r>
+        <w:rPr>
+          <w:i/>
+        </w:rPr>
+        <w:t xml:space="preserve">‘Sorry </w:t>
+      </w:r>
+      <w:r>
+        <w:rPr>
+          <w:i/>
+        </w:rPr>
+        <w:t>Majesty</w:t>
+      </w:r>
+      <w:r>
+        <w:rPr>
+          <w:i/>
+        </w:rPr>
+        <w:t xml:space="preserve"> but I was in an </w:t>
+      </w:r>
+      <w:r>
+        <w:rPr>
+          <w:i/>
+        </w:rPr>
+        <w:t>anti-surveillance</w:t>
+      </w:r>
+      <w:r>
+        <w:rPr>
+          <w:i/>
+        </w:rPr>
+        <w:t xml:space="preserve"> zone.’</w:t>
+      </w:r>
+    </w:p>
+    <w:p>
+      <w:pPr>
+        <w:rPr>
+          <w:i/>
+        </w:rPr>
+      </w:pPr>
+      <w:r>
+        <w:rPr>
+          <w:i/>
+        </w:rPr>
+        <w:t xml:space="preserve">‘We finally caught all the </w:t>
+      </w:r>
+      <w:r>
+        <w:rPr>
+          <w:i/>
+        </w:rPr>
+        <w:t>spies</w:t>
+      </w:r>
+      <w:r>
+        <w:rPr>
+          <w:i/>
+        </w:rPr>
+        <w:t>,’</w:t>
+      </w:r>
+      <w:r>
+        <w:t xml:space="preserve"> </w:t>
+      </w:r>
+      <w:r>
+        <w:t>John</w:t>
+      </w:r>
+      <w:r>
+        <w:t xml:space="preserve"> </w:t>
+      </w:r>
+      <w:r>
+        <w:t xml:space="preserve">said. </w:t>
+      </w:r>
+      <w:r>
+        <w:rPr>
+          <w:i/>
+        </w:rPr>
+        <w:t xml:space="preserve">‘As you suspected, </w:t>
+      </w:r>
+      <w:r>
+        <w:rPr>
+          <w:i/>
+        </w:rPr>
+        <w:t xml:space="preserve">Major </w:t>
+      </w:r>
+      <w:r>
+        <w:rPr>
+          <w:i/>
+        </w:rPr>
+        <w:t>Jensen</w:t>
+      </w:r>
+      <w:r>
+        <w:rPr>
+          <w:i/>
+        </w:rPr>
+        <w:t xml:space="preserve"> was a traitor. </w:t>
+      </w:r>
+      <w:r>
+        <w:rPr>
+          <w:i/>
+        </w:rPr>
+        <w:t>Unfortunately,</w:t>
+      </w:r>
+      <w:r>
+        <w:rPr>
+          <w:i/>
+        </w:rPr>
+        <w:t xml:space="preserve"> he wasn’t the only one. I can’t believe how many spies we ha</w:t>
+      </w:r>
+      <w:r>
+        <w:rPr>
+          <w:i/>
+        </w:rPr>
+        <w:t>d</w:t>
+      </w:r>
+      <w:r>
+        <w:rPr>
+          <w:i/>
+        </w:rPr>
+        <w:t>.’</w:t>
+      </w:r>
+    </w:p>
+    <w:p>
+      <w:r>
+        <w:rPr>
+          <w:i/>
+        </w:rPr>
+        <w:t>‘Isn’t spies and international intrigue part of regular politics? Don’t you have spies in other countries like everyone else?</w:t>
+      </w:r>
+      <w:r>
+        <w:rPr>
+          <w:i/>
+        </w:rPr>
+        <w:t>’</w:t>
+      </w:r>
+      <w:r>
+        <w:t xml:space="preserve"> Luke asked.</w:t>
+      </w:r>
+    </w:p>
+    <w:p>
+      <w:pPr>
+        <w:rPr>
+          <w:i/>
+        </w:rPr>
+      </w:pPr>
+      <w:r>
+        <w:rPr>
+          <w:i/>
+        </w:rPr>
+        <w:t>‘You’re right,’</w:t>
+      </w:r>
+      <w:r>
+        <w:t xml:space="preserve"> </w:t>
+      </w:r>
+      <w:r>
+        <w:t>John</w:t>
+      </w:r>
+      <w:r>
+        <w:t xml:space="preserve"> </w:t>
+      </w:r>
+      <w:r>
+        <w:t xml:space="preserve">said in surprise. </w:t>
+      </w:r>
+      <w:r>
+        <w:rPr>
+          <w:i/>
+        </w:rPr>
+        <w:t>‘How d</w:t>
+      </w:r>
+      <w:r>
+        <w:rPr>
+          <w:i/>
+        </w:rPr>
+        <w:t>o</w:t>
+      </w:r>
+      <w:r>
+        <w:rPr>
+          <w:i/>
+        </w:rPr>
+        <w:t xml:space="preserve"> you know?’</w:t>
+      </w:r>
+    </w:p>
+    <w:p>
+      <w:pPr>
+        <w:rPr>
+          <w:i/>
+        </w:rPr>
+      </w:pPr>
+      <w:r>
+        <w:rPr>
+          <w:i/>
+        </w:rPr>
+        <w:lastRenderedPageBreak/>
+        <w:t>‘I associate with untouchables</w:t>
+      </w:r>
+      <w:r>
+        <w:rPr>
+          <w:i/>
+        </w:rPr>
+        <w:t>, being one myself</w:t>
+      </w:r>
+      <w:r>
+        <w:rPr>
+          <w:i/>
+        </w:rPr>
+        <w:t>,’</w:t>
+      </w:r>
+      <w:r>
+        <w:t xml:space="preserve"> Luke explained.</w:t>
+      </w:r>
+      <w:r>
+        <w:rPr>
+          <w:i/>
+        </w:rPr>
+        <w:t xml:space="preserve"> ‘I’ll get Annie and we’ll go to the </w:t>
+      </w:r>
+      <w:r>
+        <w:rPr>
+          <w:i/>
+        </w:rPr>
         <w:t>palace</w:t>
       </w:r>
       <w:r>
-        <w:t xml:space="preserve">, Luke was greeted by </w:t>
-      </w:r>
-      <w:r>
-        <w:t xml:space="preserve">a group of </w:t>
-      </w:r>
-      <w:r>
-        <w:t>people. One came up to him and said, “Please follow me. The king is waiting for you.”</w:t>
-      </w:r>
-    </w:p>
-    <w:p>
-      <w:r>
-        <w:t>They passed through several corridors and</w:t>
-      </w:r>
-      <w:r>
-        <w:t xml:space="preserve"> entered </w:t>
-      </w:r>
-      <w:r>
-        <w:t>the</w:t>
-      </w:r>
-      <w:r>
-        <w:t xml:space="preserve"> wizards’ tower. The room they entered was spacious and filled with dozens of people.</w:t>
-      </w:r>
-    </w:p>
-    <w:p>
-      <w:r>
-        <w:t xml:space="preserve">“Luke, please place your speaking stone here,” </w:t>
+        <w:rPr>
+          <w:i/>
+        </w:rPr>
+        <w:t xml:space="preserve"> as soon as possible.’</w:t>
+      </w:r>
+    </w:p>
+    <w:p>
+      <w:r>
+        <w:rPr>
+          <w:i/>
+        </w:rPr>
+        <w:t>‘Thanks Luke,’</w:t>
+      </w:r>
+      <w:r>
+        <w:t xml:space="preserve"> </w:t>
       </w:r>
       <w:r>
         <w:t>John</w:t>
@@ -18633,601 +19285,11 @@
         <w:t xml:space="preserve"> </w:t>
       </w:r>
       <w:r>
-        <w:t xml:space="preserve">said, pointing at a stone </w:t>
-      </w:r>
-      <w:r>
-        <w:t>pedestal</w:t>
-      </w:r>
-      <w:r>
-        <w:t xml:space="preserve">. Luke did so and </w:t>
-      </w:r>
-      <w:r>
-        <w:t>seven</w:t>
-      </w:r>
-      <w:r>
-        <w:t xml:space="preserve"> wizards chanted in the divine language.</w:t>
-      </w:r>
-    </w:p>
-    <w:p>
-      <w:r>
-        <w:t xml:space="preserve">Luke waited, not knowing what </w:t>
-      </w:r>
-      <w:r>
-        <w:t>they were doing</w:t>
-      </w:r>
-      <w:r>
-        <w:t>.</w:t>
-      </w:r>
-      <w:r>
-        <w:t xml:space="preserve"> </w:t>
-      </w:r>
-      <w:r>
-        <w:t>Finally,</w:t>
-      </w:r>
-      <w:r>
-        <w:t xml:space="preserve"> the king handed the speaking stone back to Luke </w:t>
-      </w:r>
-      <w:r>
-        <w:t xml:space="preserve">and </w:t>
-      </w:r>
-      <w:r>
-        <w:t>said, “Luke, if all goes well we shall have this wrapped up sometime tomorrow. Please be warned, the attacks on you will intensify.</w:t>
-      </w:r>
-    </w:p>
-    <w:p>
-      <w:r>
-        <w:t>“As you no doubt have guessed, anyone can contact you pretending to be anyone. However, when you contact someone, you can be certain that is the person you intend to contact. When you get a call from me, reject the call, and then contact me.”</w:t>
-      </w:r>
-    </w:p>
-    <w:p>
-      <w:r>
-        <w:t xml:space="preserve">Feeling the audience </w:t>
-      </w:r>
-      <w:r>
-        <w:t>had</w:t>
-      </w:r>
-      <w:r>
-        <w:t xml:space="preserve"> </w:t>
-      </w:r>
-      <w:r>
-        <w:rPr>
-          <w:noProof/>
-        </w:rPr>
-        <w:t>ended</w:t>
-      </w:r>
-      <w:r>
-        <w:rPr>
-          <w:noProof/>
-        </w:rPr>
-        <w:t>,</w:t>
-      </w:r>
-      <w:r>
-        <w:t xml:space="preserve"> Luke </w:t>
-      </w:r>
-      <w:r>
-        <w:t>said, “Yes Majesty</w:t>
-      </w:r>
-      <w:r>
-        <w:t>.</w:t>
-      </w:r>
-      <w:r>
-        <w:t xml:space="preserve">” </w:t>
-      </w:r>
-      <w:r>
-        <w:t xml:space="preserve">He </w:t>
-      </w:r>
-      <w:r>
-        <w:t>bowed, turned around and walked out of the room.</w:t>
-      </w:r>
-    </w:p>
-    <w:p>
-      <w:r>
-        <w:t xml:space="preserve">The thought that the ordeal was almost over excited Luke. </w:t>
-      </w:r>
-      <w:r>
-        <w:t>He had to tell Annie. She would be happy.</w:t>
-      </w:r>
-    </w:p>
-    <w:p>
-      <w:r>
-        <w:t>Luke paused a moment and realized his mistake. The battle of wits hadn’t ended. If he went to Annie now, all would be lost.</w:t>
-      </w:r>
-    </w:p>
-    <w:p>
-      <w:r>
-        <w:t>It was time to lead the hounds astray. Luke headed to the casino. While running through the woods, he spotted a movement to the right. Instinctively he looked in that direction but there was nothing.</w:t>
-      </w:r>
-    </w:p>
-    <w:p>
-      <w:r>
-        <w:lastRenderedPageBreak/>
-        <w:t>Again,</w:t>
-      </w:r>
-      <w:r>
-        <w:t xml:space="preserve"> there was movement where </w:t>
-      </w:r>
-      <w:r>
-        <w:t xml:space="preserve">none </w:t>
-      </w:r>
-      <w:r>
-        <w:t xml:space="preserve">should be. There was no question. </w:t>
-      </w:r>
-      <w:r>
-        <w:t>A professional was trailing him</w:t>
-      </w:r>
-      <w:r>
-        <w:t>.</w:t>
-      </w:r>
-    </w:p>
-    <w:p>
-      <w:r>
-        <w:t>Arriving at the lake, Luke got on the ferry and reached the island. There he played poker until he hit his winning quota.</w:t>
-      </w:r>
-    </w:p>
-    <w:p>
-      <w:r>
-        <w:t xml:space="preserve">While playing, Luke searched for spies. There were indications that people were </w:t>
-      </w:r>
-      <w:r>
-        <w:t>watching</w:t>
-      </w:r>
-      <w:r>
-        <w:t xml:space="preserve"> him</w:t>
-      </w:r>
-      <w:r>
-        <w:t xml:space="preserve">. </w:t>
-      </w:r>
-      <w:r>
-        <w:t>Unfortunately,</w:t>
-      </w:r>
-      <w:r>
-        <w:t xml:space="preserve"> it was hard to tell, considering everyone was wearing masks</w:t>
-      </w:r>
-      <w:r>
-        <w:t>.</w:t>
-      </w:r>
-      <w:r>
-        <w:t xml:space="preserve"> It didn’t matter, as long as he kept them busy.</w:t>
-      </w:r>
-    </w:p>
-    <w:p>
-      <w:r>
-        <w:t xml:space="preserve">Luke ate lunch and then </w:t>
-      </w:r>
-      <w:r>
-        <w:t>returned to the poker table</w:t>
-      </w:r>
-      <w:r>
-        <w:t xml:space="preserve">. After awhile, </w:t>
-      </w:r>
-      <w:r>
-        <w:t>he</w:t>
-      </w:r>
-      <w:r>
-        <w:t xml:space="preserve"> found himself losing. That wasn’t surprising. The heightened concentration Luke needed to play poker sapped his energy. In the end Luke decided to watch some of the shows.</w:t>
-      </w:r>
-    </w:p>
-    <w:p>
-      <w:r>
-        <w:t xml:space="preserve">The </w:t>
-      </w:r>
-      <w:r>
-        <w:t>great</w:t>
-      </w:r>
-      <w:r>
-        <w:t xml:space="preserve"> thing about the island was that you could live indefinitely </w:t>
-      </w:r>
-      <w:r>
-        <w:t>i</w:t>
-      </w:r>
-      <w:r>
-        <w:t>n luxury</w:t>
-      </w:r>
-      <w:r>
-        <w:t>, provided you kept winning. Years previously, Luke spent over a month on the island. Eventually he got bored and left. The life of mindless pleasure wasn’t for him.</w:t>
-      </w:r>
-    </w:p>
-    <w:p>
-      <w:r>
-        <w:t>Night came and he went to his room. Being a person raised on the streets, Luke didn’t trust the security. It was too easy to bribe people. He himself had done it on occasion.</w:t>
-      </w:r>
-    </w:p>
-    <w:p>
-      <w:r>
-        <w:t xml:space="preserve">Luke opened a cupboard and found an upper </w:t>
-      </w:r>
-      <w:r>
-        <w:t xml:space="preserve">shelf </w:t>
-      </w:r>
-      <w:r>
-        <w:t xml:space="preserve">in it. He was about to climb up when he changed his mind. Turning around, Luke </w:t>
-      </w:r>
-      <w:r>
-        <w:t>p</w:t>
-      </w:r>
-      <w:r>
-        <w:t xml:space="preserve">iled </w:t>
-      </w:r>
-      <w:r>
-        <w:t>clothes under the blanket and made a crude imitation of a body on the bed.</w:t>
-      </w:r>
-    </w:p>
-    <w:p>
-      <w:r>
-        <w:t>Making his bed in the closet, Luke closed the door and went to sleep.</w:t>
-      </w:r>
-    </w:p>
-    <w:p>
-      <w:r>
-        <w:t>The next day, Luke woke to find the room undisturbed. Feeling disappointed that his cool tricks weren’t needed, Luke had breakfast.</w:t>
-      </w:r>
-    </w:p>
-    <w:p>
-      <w:r>
-        <w:rPr>
-          <w:i/>
-        </w:rPr>
-        <w:lastRenderedPageBreak/>
-        <w:t>I wonder how Annie is fairing,</w:t>
-      </w:r>
-      <w:r>
-        <w:t xml:space="preserve"> Luke mused</w:t>
-      </w:r>
-      <w:r>
-        <w:t>, worrying that her sleepwalking would get her in trouble. It couldn’t be helped. His job was to stay away from her for the time being</w:t>
-      </w:r>
-      <w:r>
-        <w:t>, until the king called him.</w:t>
-      </w:r>
-    </w:p>
-    <w:p>
-      <w:r>
-        <w:t>Evening came and Luke wondered why the king hadn’t called. Maybe it was taking longer to do the necessary tasks than expected.</w:t>
-      </w:r>
-    </w:p>
-    <w:p>
-      <w:r>
-        <w:t xml:space="preserve">The next day Luke woke up in the closet and realized why the king wasn’t calling. He was on an island covered with an </w:t>
-      </w:r>
-      <w:r>
-        <w:t>anti-</w:t>
-      </w:r>
-      <w:r>
-        <w:t>surveillance</w:t>
-      </w:r>
-      <w:r>
-        <w:t xml:space="preserve"> field</w:t>
-      </w:r>
-      <w:r>
-        <w:t>, where</w:t>
-      </w:r>
-      <w:r>
-        <w:t xml:space="preserve"> </w:t>
-      </w:r>
-      <w:r>
-        <w:t>c</w:t>
-      </w:r>
-      <w:r>
-        <w:t>ommunication</w:t>
-      </w:r>
-      <w:r>
-        <w:t xml:space="preserve"> stones </w:t>
-      </w:r>
-      <w:r>
-        <w:t>woul</w:t>
-      </w:r>
-      <w:r>
-        <w:t>d</w:t>
-      </w:r>
-      <w:r>
-        <w:t>n’t</w:t>
-      </w:r>
-      <w:r>
-        <w:t xml:space="preserve"> work</w:t>
-      </w:r>
-      <w:r>
-        <w:t>.</w:t>
-      </w:r>
-    </w:p>
-    <w:p>
-      <w:r>
-        <w:t>Luke undressed and jumped into the lake. Wearing only boots</w:t>
-      </w:r>
-      <w:r>
-        <w:t xml:space="preserve"> and</w:t>
-      </w:r>
-      <w:r>
-        <w:t xml:space="preserve"> gloves, Luke arrived on the lake shore. He put the speaking stone on his forehead and called the king.</w:t>
-      </w:r>
-    </w:p>
-    <w:p>
-      <w:pPr>
-        <w:rPr>
-          <w:i/>
-        </w:rPr>
-      </w:pPr>
-      <w:r>
-        <w:rPr>
-          <w:i/>
-        </w:rPr>
-        <w:t>‘Luke, thank the gods you’re safe,’</w:t>
-      </w:r>
-      <w:r>
-        <w:t xml:space="preserve"> </w:t>
-      </w:r>
-      <w:r>
-        <w:t>John</w:t>
-      </w:r>
-      <w:r>
-        <w:t xml:space="preserve"> </w:t>
-      </w:r>
-      <w:r>
-        <w:t>said</w:t>
-      </w:r>
-      <w:r>
-        <w:t>, sounding relieved</w:t>
-      </w:r>
-      <w:r>
-        <w:t xml:space="preserve">. </w:t>
-      </w:r>
-      <w:r>
-        <w:rPr>
-          <w:i/>
-        </w:rPr>
-        <w:t>‘I was trying to contact you but couldn’t.’</w:t>
-      </w:r>
-    </w:p>
-    <w:p>
-      <w:pPr>
-        <w:rPr>
-          <w:i/>
-        </w:rPr>
-      </w:pPr>
-      <w:r>
-        <w:rPr>
-          <w:i/>
-        </w:rPr>
-        <w:t xml:space="preserve">‘Sorry </w:t>
-      </w:r>
-      <w:r>
-        <w:rPr>
-          <w:i/>
-        </w:rPr>
-        <w:t>Majesty</w:t>
-      </w:r>
-      <w:r>
-        <w:rPr>
-          <w:i/>
-        </w:rPr>
-        <w:t xml:space="preserve"> but I was in an </w:t>
-      </w:r>
-      <w:r>
-        <w:rPr>
-          <w:i/>
-        </w:rPr>
-        <w:t>anti-surveillance</w:t>
-      </w:r>
-      <w:r>
-        <w:rPr>
-          <w:i/>
-        </w:rPr>
-        <w:t xml:space="preserve"> zone.’</w:t>
-      </w:r>
-    </w:p>
-    <w:p>
-      <w:pPr>
-        <w:rPr>
-          <w:i/>
-        </w:rPr>
-      </w:pPr>
-      <w:r>
-        <w:rPr>
-          <w:i/>
-        </w:rPr>
-        <w:t xml:space="preserve">‘We finally caught all the </w:t>
-      </w:r>
-      <w:r>
-        <w:rPr>
-          <w:i/>
-        </w:rPr>
-        <w:t>spies</w:t>
-      </w:r>
-      <w:r>
-        <w:rPr>
-          <w:i/>
-        </w:rPr>
-        <w:t>,’</w:t>
-      </w:r>
-      <w:r>
-        <w:t xml:space="preserve"> </w:t>
-      </w:r>
-      <w:r>
-        <w:t>John</w:t>
-      </w:r>
-      <w:r>
-        <w:t xml:space="preserve"> </w:t>
-      </w:r>
-      <w:r>
-        <w:t xml:space="preserve">said. </w:t>
-      </w:r>
-      <w:r>
-        <w:rPr>
-          <w:i/>
-        </w:rPr>
-        <w:t xml:space="preserve">‘As you suspected, </w:t>
-      </w:r>
-      <w:r>
-        <w:rPr>
-          <w:i/>
-        </w:rPr>
-        <w:t xml:space="preserve">Major </w:t>
-      </w:r>
-      <w:r>
-        <w:rPr>
-          <w:i/>
-        </w:rPr>
-        <w:t>Jensen</w:t>
-      </w:r>
-      <w:r>
-        <w:rPr>
-          <w:i/>
-        </w:rPr>
-        <w:t xml:space="preserve"> was a traitor. </w:t>
-      </w:r>
-      <w:r>
-        <w:rPr>
-          <w:i/>
-        </w:rPr>
-        <w:t>Unfortunately,</w:t>
-      </w:r>
-      <w:r>
-        <w:rPr>
-          <w:i/>
-        </w:rPr>
-        <w:t xml:space="preserve"> he wasn’t the only one. I can’t believe how many spies we ha</w:t>
-      </w:r>
-      <w:r>
-        <w:rPr>
-          <w:i/>
-        </w:rPr>
-        <w:t>d</w:t>
-      </w:r>
-      <w:r>
-        <w:rPr>
-          <w:i/>
-        </w:rPr>
-        <w:t>.’</w:t>
-      </w:r>
-    </w:p>
-    <w:p>
-      <w:r>
-        <w:rPr>
-          <w:i/>
-        </w:rPr>
-        <w:t>‘Isn’t spies and international intrigue part of regular politics? Don’t you have spies in other countries like everyone else?</w:t>
-      </w:r>
-      <w:r>
-        <w:rPr>
-          <w:i/>
-        </w:rPr>
-        <w:t>’</w:t>
-      </w:r>
-      <w:r>
-        <w:t xml:space="preserve"> Luke asked.</w:t>
-      </w:r>
-    </w:p>
-    <w:p>
-      <w:pPr>
-        <w:rPr>
-          <w:i/>
-        </w:rPr>
-      </w:pPr>
-      <w:r>
-        <w:rPr>
-          <w:i/>
-        </w:rPr>
-        <w:t>‘You’re right,’</w:t>
-      </w:r>
-      <w:r>
-        <w:t xml:space="preserve"> </w:t>
-      </w:r>
-      <w:r>
-        <w:t>John</w:t>
-      </w:r>
-      <w:r>
-        <w:t xml:space="preserve"> </w:t>
-      </w:r>
-      <w:r>
-        <w:t xml:space="preserve">said in surprise. </w:t>
-      </w:r>
-      <w:r>
-        <w:rPr>
-          <w:i/>
-        </w:rPr>
-        <w:t>‘How d</w:t>
-      </w:r>
-      <w:r>
-        <w:rPr>
-          <w:i/>
-        </w:rPr>
-        <w:t>o</w:t>
-      </w:r>
-      <w:r>
-        <w:rPr>
-          <w:i/>
-        </w:rPr>
-        <w:t xml:space="preserve"> you know?’</w:t>
-      </w:r>
-    </w:p>
-    <w:p>
-      <w:pPr>
-        <w:rPr>
-          <w:i/>
-        </w:rPr>
-      </w:pPr>
-      <w:r>
-        <w:rPr>
-          <w:i/>
-        </w:rPr>
-        <w:t>‘I associate with untouchables</w:t>
-      </w:r>
-      <w:r>
-        <w:rPr>
-          <w:i/>
-        </w:rPr>
-        <w:t>, being one myself</w:t>
-      </w:r>
-      <w:r>
-        <w:rPr>
-          <w:i/>
-        </w:rPr>
-        <w:t>,’</w:t>
-      </w:r>
-      <w:r>
-        <w:t xml:space="preserve"> Luke explained.</w:t>
-      </w:r>
-      <w:r>
-        <w:rPr>
-          <w:i/>
-        </w:rPr>
-        <w:t xml:space="preserve"> ‘I’ll get Annie and we’ll go to the </w:t>
-      </w:r>
-      <w:r>
-        <w:rPr>
-          <w:i/>
-        </w:rPr>
-        <w:t>palace</w:t>
-      </w:r>
-      <w:r>
-        <w:rPr>
-          <w:i/>
-        </w:rPr>
-        <w:t xml:space="preserve"> as soon as possible.’</w:t>
-      </w:r>
-    </w:p>
-    <w:p>
-      <w:r>
-        <w:rPr>
-          <w:i/>
-        </w:rPr>
-        <w:t>‘Thanks Luke,’</w:t>
-      </w:r>
-      <w:r>
-        <w:t xml:space="preserve"> </w:t>
-      </w:r>
-      <w:r>
-        <w:t>John</w:t>
-      </w:r>
-      <w:r>
-        <w:t xml:space="preserve"> </w:t>
-      </w:r>
-      <w:r>
         <w:t>said and cut the connection.</w:t>
       </w:r>
     </w:p>
     <w:p>
       <w:r>
-        <w:lastRenderedPageBreak/>
         <w:t>Feeling apprehensive, Luke went into the woods and headed for the orphanage.</w:t>
       </w:r>
       <w:r>
@@ -19376,6 +19438,7 @@
         <w:rPr>
           <w:noProof/>
         </w:rPr>
+        <w:lastRenderedPageBreak/>
         <w:drawing>
           <wp:inline distT="0" distB="0" distL="0" distR="0">
             <wp:extent cx="201930" cy="77470"/>
@@ -19397,7 +19460,7 @@
                     <a:blip r:embed="rId18">
                       <a:extLst>
                         <a:ext uri="{28A0092B-C50C-407E-A947-70E740481C1C}">
-                          <a14:useLocalDpi xmlns:a14="http://schemas.microsoft.com/office/drawing/2010/main" xmlns:wps="http://schemas.microsoft.com/office/word/2010/wordprocessingShape" xmlns:wpi="http://schemas.microsoft.com/office/word/2010/wordprocessingInk" xmlns:wpg="http://schemas.microsoft.com/office/word/2010/wordprocessingGroup" xmlns:w16se="http://schemas.microsoft.com/office/word/2015/wordml/symex" xmlns:w15="http://schemas.microsoft.com/office/word/2012/wordml" xmlns:w14="http://schemas.microsoft.com/office/word/2010/wordml" xmlns:w="http://schemas.openxmlformats.org/wordprocessingml/2006/main" xmlns:w10="urn:schemas-microsoft-com:office:word" xmlns:wp14="http://schemas.microsoft.com/office/word/2010/wordprocessingDrawing" xmlns:v="urn:schemas-microsoft-com:vml" xmlns:o="urn:schemas-microsoft-com:office:office" xmlns:aink="http://schemas.microsoft.com/office/drawing/2016/ink" xmlns:mc="http://schemas.openxmlformats.org/markup-compatibility/2006" xmlns:cx8="http://schemas.microsoft.com/office/drawing/2016/5/14/chartex" xmlns:cx7="http://schemas.microsoft.com/office/drawing/2016/5/13/chartex" xmlns:cx6="http://schemas.microsoft.com/office/drawing/2016/5/12/chartex" xmlns:cx5="http://schemas.microsoft.com/office/drawing/2016/5/11/chartex" xmlns:cx4="http://schemas.microsoft.com/office/drawing/2016/5/10/chartex" xmlns:cx3="http://schemas.microsoft.com/office/drawing/2016/5/9/chartex" xmlns:cx2="http://schemas.microsoft.com/office/drawing/2015/10/21/chartex" xmlns:cx1="http://schemas.microsoft.com/office/drawing/2015/9/8/chartex" xmlns:cx="http://schemas.microsoft.com/office/drawing/2014/chartex" xmlns:wpc="http://schemas.microsoft.com/office/word/2010/wordprocessingCanvas" xmlns="" val="0"/>
+                          <a14:useLocalDpi xmlns="" xmlns:wpc="http://schemas.microsoft.com/office/word/2010/wordprocessingCanvas" xmlns:cx="http://schemas.microsoft.com/office/drawing/2014/chartex" xmlns:cx1="http://schemas.microsoft.com/office/drawing/2015/9/8/chartex" xmlns:cx2="http://schemas.microsoft.com/office/drawing/2015/10/21/chartex" xmlns:cx3="http://schemas.microsoft.com/office/drawing/2016/5/9/chartex" xmlns:cx4="http://schemas.microsoft.com/office/drawing/2016/5/10/chartex" xmlns:cx5="http://schemas.microsoft.com/office/drawing/2016/5/11/chartex" xmlns:cx6="http://schemas.microsoft.com/office/drawing/2016/5/12/chartex" xmlns:cx7="http://schemas.microsoft.com/office/drawing/2016/5/13/chartex" xmlns:cx8="http://schemas.microsoft.com/office/drawing/2016/5/14/chartex" xmlns:mc="http://schemas.openxmlformats.org/markup-compatibility/2006" xmlns:aink="http://schemas.microsoft.com/office/drawing/2016/ink" xmlns:o="urn:schemas-microsoft-com:office:office" xmlns:v="urn:schemas-microsoft-com:vml" xmlns:wp14="http://schemas.microsoft.com/office/word/2010/wordprocessingDrawing" xmlns:w10="urn:schemas-microsoft-com:office:word" xmlns:w="http://schemas.openxmlformats.org/wordprocessingml/2006/main" xmlns:w14="http://schemas.microsoft.com/office/word/2010/wordml" xmlns:w15="http://schemas.microsoft.com/office/word/2012/wordml" xmlns:w16se="http://schemas.microsoft.com/office/word/2015/wordml/symex" xmlns:wpg="http://schemas.microsoft.com/office/word/2010/wordprocessingGroup" xmlns:wpi="http://schemas.microsoft.com/office/word/2010/wordprocessingInk" xmlns:wps="http://schemas.microsoft.com/office/word/2010/wordprocessingShape" xmlns:a14="http://schemas.microsoft.com/office/drawing/2010/main" val="0"/>
                         </a:ext>
                       </a:extLst>
                     </a:blip>
@@ -19460,191 +19523,381 @@
     </w:p>
     <w:p>
       <w:r>
+        <w:t xml:space="preserve">Go further in and you would reach a closed off area of greater opulence. This was the grand suite of </w:t>
+      </w:r>
+      <w:r>
+        <w:t>the royal family.</w:t>
+      </w:r>
+    </w:p>
+    <w:p>
+      <w:r>
+        <w:t xml:space="preserve">Beyond the main gate was the heart of the city capital, where the </w:t>
+      </w:r>
+      <w:r>
+        <w:t xml:space="preserve">mayor and other </w:t>
+      </w:r>
+      <w:r>
+        <w:t xml:space="preserve">wealthy </w:t>
+      </w:r>
+      <w:r>
+        <w:t xml:space="preserve">citizens </w:t>
+      </w:r>
+      <w:r>
+        <w:t>lived.</w:t>
+      </w:r>
+      <w:r>
+        <w:t xml:space="preserve"> However, rough terrain prevented the city from reach</w:t>
+      </w:r>
+      <w:r>
+        <w:t>ing all the way to the mountain</w:t>
+      </w:r>
+      <w:r>
+        <w:t xml:space="preserve">side. </w:t>
+      </w:r>
+    </w:p>
+    <w:p>
+      <w:r>
+        <w:t>Sometime in the past a rockslide dumped boulders to the right of the town</w:t>
+      </w:r>
+      <w:r>
+        <w:t xml:space="preserve">, as seen facing the </w:t>
+      </w:r>
+      <w:r>
+        <w:t>palace</w:t>
+      </w:r>
+      <w:r>
+        <w:t xml:space="preserve">. </w:t>
+      </w:r>
+      <w:r>
+        <w:t xml:space="preserve">A house-sized </w:t>
+      </w:r>
+      <w:r>
+        <w:t>boulder contained a secret entrance.</w:t>
+      </w:r>
+    </w:p>
+    <w:p>
+      <w:r>
+        <w:t xml:space="preserve">Annie and Luke stopped in front </w:t>
+      </w:r>
+      <w:r>
+        <w:t xml:space="preserve">of </w:t>
+      </w:r>
+      <w:r>
+        <w:t xml:space="preserve">the </w:t>
+      </w:r>
+      <w:r>
+        <w:t>boulder</w:t>
+      </w:r>
+      <w:r>
+        <w:t xml:space="preserve">. </w:t>
+      </w:r>
+      <w:r>
+        <w:t xml:space="preserve">Luke touched </w:t>
+      </w:r>
+      <w:r>
+        <w:t xml:space="preserve">a protrusion </w:t>
+      </w:r>
+      <w:r>
+        <w:t>as per instruction</w:t>
+      </w:r>
+      <w:r>
+        <w:t>s</w:t>
+      </w:r>
+      <w:r>
+        <w:t xml:space="preserve"> given to him by the king. </w:t>
+      </w:r>
+      <w:r>
+        <w:t>A</w:t>
+      </w:r>
+      <w:r>
+        <w:t xml:space="preserve"> door opened and they stepped in. Moments later the door closed and Luke found himself in a well</w:t>
+      </w:r>
+      <w:r>
+        <w:t>-</w:t>
+      </w:r>
+      <w:r>
+        <w:t xml:space="preserve">lit room. </w:t>
+      </w:r>
+      <w:r>
+        <w:t>Dust and cobwebs covered everything, indicating no one had used the passage in years.</w:t>
+      </w:r>
+    </w:p>
+    <w:p>
+      <w:r>
+        <w:t xml:space="preserve">They took the stairs down, through a </w:t>
+      </w:r>
+      <w:r>
+        <w:t>musty tunnel</w:t>
+      </w:r>
+      <w:r>
+        <w:t xml:space="preserve"> and stopped in front of a wall.</w:t>
+      </w:r>
+    </w:p>
+    <w:p>
+      <w:r>
+        <w:t xml:space="preserve">Luke touched an engraving and a hidden door opened. </w:t>
+      </w:r>
+      <w:r>
+        <w:t xml:space="preserve">They walked up steps </w:t>
+      </w:r>
+      <w:r>
+        <w:t>and through another hidden door.</w:t>
+      </w:r>
+      <w:r>
+        <w:t xml:space="preserve"> The door closed behind them.</w:t>
+      </w:r>
+    </w:p>
+    <w:p>
+      <w:r>
+        <w:t xml:space="preserve">Beyond the door </w:t>
+      </w:r>
+      <w:r>
+        <w:t>were the private gardens</w:t>
+      </w:r>
+      <w:r>
+        <w:t xml:space="preserve"> of the royal family</w:t>
+      </w:r>
+      <w:r>
+        <w:t>.</w:t>
+      </w:r>
+    </w:p>
+    <w:p>
+      <w:r>
+        <w:t>“Let me change your crest,” Luke said and touched Annie’s forehead.</w:t>
+      </w:r>
+    </w:p>
+    <w:p>
+      <w:r>
         <w:lastRenderedPageBreak/>
-        <w:t xml:space="preserve">Go further in and you would reach a closed off area of greater opulence. This was the grand suite of </w:t>
-      </w:r>
-      <w:r>
-        <w:t>the royal family.</w:t>
-      </w:r>
-    </w:p>
-    <w:p>
-      <w:r>
-        <w:t xml:space="preserve">Beyond the main gate was the heart of the city capital, where the </w:t>
-      </w:r>
-      <w:r>
-        <w:t xml:space="preserve">mayor and other </w:t>
-      </w:r>
-      <w:r>
-        <w:t xml:space="preserve">wealthy </w:t>
-      </w:r>
-      <w:r>
-        <w:t xml:space="preserve">citizens </w:t>
-      </w:r>
-      <w:r>
-        <w:t>lived.</w:t>
-      </w:r>
-      <w:r>
-        <w:t xml:space="preserve"> However, rough terrain prevented the city from reach</w:t>
-      </w:r>
-      <w:r>
-        <w:t>ing all the way to the mountain</w:t>
-      </w:r>
-      <w:r>
-        <w:t xml:space="preserve">side. </w:t>
-      </w:r>
-    </w:p>
-    <w:p>
-      <w:r>
-        <w:t>Sometime in the past a rockslide dumped boulders to the right of the town</w:t>
-      </w:r>
-      <w:r>
-        <w:t xml:space="preserve">, as seen facing the </w:t>
-      </w:r>
-      <w:r>
-        <w:t>palace</w:t>
+        <w:t xml:space="preserve">Deed done, </w:t>
+      </w:r>
+      <w:r>
+        <w:t xml:space="preserve">they stepped through concealing bushes and </w:t>
+      </w:r>
+      <w:r>
+        <w:t>crossed the garden. Moments later they were</w:t>
+      </w:r>
+      <w:r>
+        <w:t xml:space="preserve"> </w:t>
+      </w:r>
+      <w:r>
+        <w:t>on</w:t>
+      </w:r>
+      <w:r>
+        <w:t xml:space="preserve"> </w:t>
+      </w:r>
+      <w:r>
+        <w:t xml:space="preserve">the </w:t>
+      </w:r>
+      <w:r>
+        <w:t>balcony of</w:t>
+      </w:r>
+      <w:r>
+        <w:t xml:space="preserve"> Annie’s room.</w:t>
+      </w:r>
+    </w:p>
+    <w:p>
+      <w:r>
+        <w:t xml:space="preserve">The family dog greeted them. He was </w:t>
+      </w:r>
+      <w:r>
+        <w:t>f</w:t>
+      </w:r>
+      <w:r>
+        <w:t>ran</w:t>
+      </w:r>
+      <w:r>
+        <w:t>tic with excitement at seeing the princess.</w:t>
+      </w:r>
+    </w:p>
+    <w:p>
+      <w:r>
+        <w:t>“</w:t>
+      </w:r>
+      <w:r>
+        <w:t>Hi Rover</w:t>
+      </w:r>
+      <w:r>
+        <w:t>,” Annie said</w:t>
       </w:r>
       <w:r>
         <w:t xml:space="preserve">. </w:t>
       </w:r>
       <w:r>
-        <w:t xml:space="preserve">A house-sized </w:t>
-      </w:r>
-      <w:r>
-        <w:t>boulder contained a secret entrance.</w:t>
-      </w:r>
-    </w:p>
-    <w:p>
-      <w:r>
-        <w:t xml:space="preserve">Annie and Luke stopped in front </w:t>
-      </w:r>
-      <w:r>
-        <w:t xml:space="preserve">of </w:t>
-      </w:r>
-      <w:r>
-        <w:t xml:space="preserve">the </w:t>
-      </w:r>
-      <w:r>
-        <w:t>boulder</w:t>
-      </w:r>
-      <w:r>
-        <w:t xml:space="preserve">. </w:t>
-      </w:r>
-      <w:r>
-        <w:t xml:space="preserve">Luke touched </w:t>
-      </w:r>
-      <w:r>
-        <w:t xml:space="preserve">a protrusion </w:t>
-      </w:r>
-      <w:r>
-        <w:t>as per instruction</w:t>
-      </w:r>
-      <w:r>
-        <w:t>s</w:t>
-      </w:r>
-      <w:r>
-        <w:t xml:space="preserve"> given to him by the king. </w:t>
-      </w:r>
-      <w:r>
-        <w:t>A</w:t>
-      </w:r>
-      <w:r>
-        <w:t xml:space="preserve"> door opened and they stepped in. Moments later the door closed and Luke found himself in a well</w:t>
-      </w:r>
-      <w:r>
-        <w:t>-</w:t>
-      </w:r>
-      <w:r>
-        <w:t xml:space="preserve">lit room. </w:t>
-      </w:r>
-      <w:r>
-        <w:t>Dust and cobwebs covered everything, indicating no one had used the passage in years.</w:t>
-      </w:r>
-    </w:p>
-    <w:p>
-      <w:r>
-        <w:t xml:space="preserve">They took the stairs down, through a </w:t>
-      </w:r>
-      <w:r>
-        <w:t>musty tunnel</w:t>
-      </w:r>
-      <w:r>
-        <w:t xml:space="preserve"> and stopped in front of a wall.</w:t>
-      </w:r>
-    </w:p>
-    <w:p>
-      <w:r>
-        <w:t xml:space="preserve">Luke touched an engraving and a hidden door opened. </w:t>
-      </w:r>
-      <w:r>
-        <w:t xml:space="preserve">They walked up steps </w:t>
-      </w:r>
-      <w:r>
-        <w:t>and through another hidden door.</w:t>
-      </w:r>
-      <w:r>
-        <w:t xml:space="preserve"> The door closed behind them.</w:t>
-      </w:r>
-    </w:p>
-    <w:p>
-      <w:r>
-        <w:t xml:space="preserve">Beyond the door </w:t>
-      </w:r>
-      <w:r>
-        <w:t>were the private gardens</w:t>
-      </w:r>
-      <w:r>
-        <w:t xml:space="preserve"> of the royal family</w:t>
+        <w:t>“</w:t>
+      </w:r>
+      <w:r>
+        <w:t>I need a bath, but this is not it</w:t>
       </w:r>
       <w:r>
         <w:t>.</w:t>
       </w:r>
-    </w:p>
-    <w:p>
-      <w:r>
-        <w:t>“Let me change your crest,” Luke said and touched Annie’s forehead.</w:t>
-      </w:r>
-    </w:p>
-    <w:p>
-      <w:r>
-        <w:t xml:space="preserve">Deed done, </w:t>
-      </w:r>
-      <w:r>
-        <w:t xml:space="preserve">they stepped through concealing bushes and </w:t>
-      </w:r>
-      <w:r>
-        <w:t>crossed the garden. Moments later they were</w:t>
-      </w:r>
-      <w:r>
-        <w:t xml:space="preserve"> </w:t>
-      </w:r>
-      <w:r>
-        <w:t>on</w:t>
-      </w:r>
-      <w:r>
-        <w:t xml:space="preserve"> </w:t>
-      </w:r>
-      <w:r>
-        <w:t xml:space="preserve">the </w:t>
-      </w:r>
-      <w:r>
-        <w:t>balcony of</w:t>
-      </w:r>
-      <w:r>
-        <w:t xml:space="preserve"> Annie’s room.</w:t>
-      </w:r>
-    </w:p>
-    <w:p>
-      <w:r>
-        <w:t xml:space="preserve">The family dog greeted them. He was </w:t>
-      </w:r>
-      <w:r>
-        <w:t>f</w:t>
-      </w:r>
-      <w:r>
-        <w:t>ran</w:t>
-      </w:r>
-      <w:r>
-        <w:t>tic with excitement at seeing the princess.</w:t>
+      <w:r>
+        <w:t xml:space="preserve">” </w:t>
+      </w:r>
+      <w:r>
+        <w:t>She</w:t>
+      </w:r>
+      <w:r>
+        <w:t xml:space="preserve"> wiped dog slobber from her face</w:t>
+      </w:r>
+      <w:r>
+        <w:t xml:space="preserve"> and got up</w:t>
+      </w:r>
+      <w:r>
+        <w:t>.</w:t>
+      </w:r>
+    </w:p>
+    <w:p>
+      <w:r>
+        <w:t>They climbed steps to Annie’s balcony and entered her room. Annie headed for her changing room and Rover followed.</w:t>
+      </w:r>
+    </w:p>
+    <w:p>
+      <w:r>
+        <w:t>Luke put Annie’s luggage in a corner and then contacted the king.</w:t>
+      </w:r>
+      <w:r>
+        <w:t xml:space="preserve"> Minutes later the royal family entered, along with their entourage.</w:t>
+      </w:r>
+    </w:p>
+    <w:p>
+      <w:r>
+        <w:t xml:space="preserve">“The princess is taking a bath,” Luke said </w:t>
+      </w:r>
+      <w:r>
+        <w:t>by</w:t>
+      </w:r>
+      <w:r>
+        <w:t xml:space="preserve"> </w:t>
+      </w:r>
+      <w:r>
+        <w:t>way of greeting</w:t>
+      </w:r>
+      <w:r>
+        <w:t xml:space="preserve">. Carol hesitated a moment and then dashed into Annie’s </w:t>
+      </w:r>
+      <w:r>
+        <w:t xml:space="preserve">changing </w:t>
+      </w:r>
+      <w:r>
+        <w:t>room.</w:t>
+      </w:r>
+    </w:p>
+    <w:p>
+      <w:r>
+        <w:t xml:space="preserve">“Thank you for protecting my daughter,” </w:t>
+      </w:r>
+      <w:r>
+        <w:t>Jane</w:t>
+      </w:r>
+      <w:r>
+        <w:t xml:space="preserve"> </w:t>
+      </w:r>
+      <w:r>
+        <w:t>said gratefully</w:t>
+      </w:r>
+      <w:r>
+        <w:t>.</w:t>
+      </w:r>
+      <w:r>
+        <w:t xml:space="preserve"> She was no longer the </w:t>
+      </w:r>
+      <w:r>
+        <w:t>queen</w:t>
+      </w:r>
+      <w:r>
+        <w:t>, but just a grateful mother.</w:t>
+      </w:r>
+    </w:p>
+    <w:p>
+      <w:r>
+        <w:t>Luke bowed and said</w:t>
+      </w:r>
+      <w:r>
+        <w:t>,</w:t>
+      </w:r>
+      <w:r>
+        <w:t xml:space="preserve"> “I’ll leave the moment you</w:t>
+      </w:r>
+      <w:r>
+        <w:t>’</w:t>
+      </w:r>
+      <w:r>
+        <w:t>ve</w:t>
+      </w:r>
+      <w:r>
+        <w:t xml:space="preserve"> reunited with your daughter.”</w:t>
+      </w:r>
+    </w:p>
+    <w:p>
+      <w:r>
+        <w:t xml:space="preserve">“But I need to properly reward you,” </w:t>
+      </w:r>
+      <w:r>
+        <w:t>John</w:t>
+      </w:r>
+      <w:r>
+        <w:t xml:space="preserve"> </w:t>
+      </w:r>
+      <w:r>
+        <w:t>argued.</w:t>
+      </w:r>
+    </w:p>
+    <w:p>
+      <w:r>
+        <w:t xml:space="preserve">“No reward is necessary </w:t>
+      </w:r>
+      <w:r>
+        <w:t>Majesty</w:t>
+      </w:r>
+      <w:r>
+        <w:t xml:space="preserve">,” Luke said. “I have </w:t>
+      </w:r>
+      <w:r>
+        <w:t>the stones you gave me</w:t>
+      </w:r>
+      <w:r>
+        <w:t>. That’s reward enough.”</w:t>
+      </w:r>
+    </w:p>
+    <w:p>
+      <w:r>
+        <w:t xml:space="preserve">“You’re truly a loyal subject,” </w:t>
+      </w:r>
+      <w:r>
+        <w:t>John</w:t>
+      </w:r>
+      <w:r>
+        <w:t xml:space="preserve"> </w:t>
+      </w:r>
+      <w:r>
+        <w:t>said in gratitude.</w:t>
+      </w:r>
+    </w:p>
+    <w:p>
+      <w:r>
+        <w:t>That was the first time Luke saw the king mak</w:t>
+      </w:r>
+      <w:r>
+        <w:t>ing</w:t>
+      </w:r>
+      <w:r>
+        <w:t xml:space="preserve"> a mistake. Luke clenched his jaw in anger as he held back the urge to punch the king.</w:t>
+      </w:r>
+    </w:p>
+    <w:p>
+      <w:r>
+        <w:t>John</w:t>
+      </w:r>
+      <w:r>
+        <w:t xml:space="preserve"> </w:t>
+      </w:r>
+      <w:r>
+        <w:t>glanced down at Luke’s balled fist and said, “I am not my father.</w:t>
+      </w:r>
+      <w:r>
+        <w:t>”</w:t>
       </w:r>
     </w:p>
     <w:p>
@@ -19653,34 +19906,167 @@
         <w:t>“</w:t>
       </w:r>
       <w:r>
-        <w:t>Hi Rover</w:t>
-      </w:r>
-      <w:r>
-        <w:t>,” Annie said</w:t>
+        <w:t>So you know,</w:t>
+      </w:r>
+      <w:r>
+        <w:t>” Luke replied</w:t>
+      </w:r>
+      <w:r>
+        <w:t xml:space="preserve"> through gritted teeth</w:t>
+      </w:r>
+      <w:r>
+        <w:t>.</w:t>
+      </w:r>
+    </w:p>
+    <w:p>
+      <w:r>
+        <w:t>“</w:t>
+      </w:r>
+      <w:r>
+        <w:t xml:space="preserve">Because of that incident, I was able to go to the gods and force my father to </w:t>
+      </w:r>
+      <w:r>
+        <w:t>step down</w:t>
       </w:r>
       <w:r>
         <w:t xml:space="preserve">. </w:t>
       </w:r>
       <w:r>
+        <w:t>Unfortunately,</w:t>
+      </w:r>
+      <w:r>
+        <w:t xml:space="preserve"> that was all I could do,” </w:t>
+      </w:r>
+      <w:r>
+        <w:t>John</w:t>
+      </w:r>
+      <w:r>
+        <w:t xml:space="preserve"> </w:t>
+      </w:r>
+      <w:r>
+        <w:t>apologized.</w:t>
+      </w:r>
+      <w:r>
+        <w:t xml:space="preserve"> “What do you know about your parents?”</w:t>
+      </w:r>
+    </w:p>
+    <w:p>
+      <w:r>
+        <w:t xml:space="preserve">Filled with rage, Luke </w:t>
+      </w:r>
+      <w:r>
+        <w:t>replied,</w:t>
+      </w:r>
+      <w:r>
+        <w:t xml:space="preserve"> </w:t>
+      </w:r>
+      <w:r>
         <w:t>“</w:t>
       </w:r>
       <w:r>
-        <w:t>I need a bath, but this is not it</w:t>
+        <w:t xml:space="preserve">Only that they were simple farmers. </w:t>
+      </w:r>
+      <w:r>
+        <w:t xml:space="preserve">I made a vow </w:t>
+      </w:r>
+      <w:r>
+        <w:t xml:space="preserve">to myself to </w:t>
+      </w:r>
+      <w:r>
+        <w:t xml:space="preserve">never to let any child cry, if I have the power to </w:t>
+      </w:r>
+      <w:r>
+        <w:t xml:space="preserve">do </w:t>
+      </w:r>
+      <w:r>
+        <w:t xml:space="preserve">anything about it. </w:t>
+      </w:r>
+      <w:r>
+        <w:t>I have been accumulating power</w:t>
+      </w:r>
+      <w:r>
+        <w:t xml:space="preserve"> in order</w:t>
+      </w:r>
+      <w:r>
+        <w:t xml:space="preserve"> to keep my vow. </w:t>
+      </w:r>
+      <w:r>
+        <w:t>I hope you consider doing the same</w:t>
       </w:r>
       <w:r>
         <w:t>.</w:t>
       </w:r>
       <w:r>
-        <w:t xml:space="preserve">” </w:t>
-      </w:r>
-      <w:r>
-        <w:t>She</w:t>
-      </w:r>
-      <w:r>
-        <w:t xml:space="preserve"> wiped dog slobber from her face</w:t>
-      </w:r>
-      <w:r>
-        <w:t xml:space="preserve"> and got up</w:t>
+        <w:t>”</w:t>
+      </w:r>
+    </w:p>
+    <w:p>
+      <w:r>
+        <w:t xml:space="preserve">Right on queue Carol stepped out of the </w:t>
+      </w:r>
+      <w:r>
+        <w:t>changing room</w:t>
+      </w:r>
+      <w:r>
+        <w:t>, followed by Annie.</w:t>
+      </w:r>
+    </w:p>
+    <w:p>
+      <w:r>
+        <w:t>The family gave Annie a joyous greeting. Carol ran up to Luke and raised her hands. “Carry me,” she commanded.</w:t>
+      </w:r>
+    </w:p>
+    <w:p>
+      <w:r>
+        <w:t xml:space="preserve">Luke glanced at the king and </w:t>
+      </w:r>
+      <w:r>
+        <w:t>John</w:t>
+      </w:r>
+      <w:r>
+        <w:t xml:space="preserve"> </w:t>
+      </w:r>
+      <w:r>
+        <w:t>nodded. He then looked at Carol and said, “Sorry princess but I’m all dirty and sweaty.”</w:t>
+      </w:r>
+    </w:p>
+    <w:p>
+      <w:r>
+        <w:t>“I don’t care,” Carol replied. “Carry me.”</w:t>
+      </w:r>
+    </w:p>
+    <w:p>
+      <w:r>
+        <w:t xml:space="preserve">Not knowing what else to do, Luke did as instructed. Carol gave him a great big hug and </w:t>
+      </w:r>
+      <w:r>
+        <w:t xml:space="preserve">a </w:t>
+      </w:r>
+      <w:r>
+        <w:t>kiss and said, “Thank you big brother. You saved my sister.”</w:t>
+      </w:r>
+    </w:p>
+    <w:p>
+      <w:r>
+        <w:t>“I would never do anything to make my cute little sister cry,” Luke said and hugged her back.</w:t>
+      </w:r>
+    </w:p>
+    <w:p>
+      <w:r>
+        <w:t>“So did you do any naughty things to Sis?” Carol asked and then giggled.</w:t>
+      </w:r>
+    </w:p>
+    <w:p>
+      <w:r>
+        <w:t>Luke’s face turned red as he remembered fondling Annie’s ass and seeing her naked body. Carol giggled at his response.</w:t>
+      </w:r>
+    </w:p>
+    <w:p>
+      <w:r>
+        <w:t>“I didn’t do anything,” Luke said defensively</w:t>
+      </w:r>
+      <w:r>
+        <w:t>, cursing Annie’s sleepwalking problem</w:t>
       </w:r>
       <w:r>
         <w:t>.</w:t>
@@ -19688,330 +20074,7 @@
     </w:p>
     <w:p>
       <w:r>
-        <w:t>They climbed steps to Annie’s balcony and entered her room. Annie headed for her changing room and Rover followed.</w:t>
-      </w:r>
-    </w:p>
-    <w:p>
-      <w:r>
-        <w:t>Luke put Annie’s luggage in a corner and then contacted the king.</w:t>
-      </w:r>
-      <w:r>
-        <w:t xml:space="preserve"> Minutes later the royal family entered, along with their entourage.</w:t>
-      </w:r>
-    </w:p>
-    <w:p>
-      <w:r>
-        <w:t xml:space="preserve">“The princess is taking a bath,” Luke said </w:t>
-      </w:r>
-      <w:r>
-        <w:t>by</w:t>
-      </w:r>
-      <w:r>
-        <w:t xml:space="preserve"> </w:t>
-      </w:r>
-      <w:r>
-        <w:t>way of greeting</w:t>
-      </w:r>
-      <w:r>
-        <w:t xml:space="preserve">. Carol hesitated a moment and then dashed into Annie’s </w:t>
-      </w:r>
-      <w:r>
-        <w:t xml:space="preserve">changing </w:t>
-      </w:r>
-      <w:r>
-        <w:t>room.</w:t>
-      </w:r>
-    </w:p>
-    <w:p>
-      <w:r>
-        <w:t xml:space="preserve">“Thank you for protecting my daughter,” </w:t>
-      </w:r>
-      <w:r>
-        <w:t>Jane</w:t>
-      </w:r>
-      <w:r>
-        <w:t xml:space="preserve"> </w:t>
-      </w:r>
-      <w:r>
-        <w:t>said gratefully</w:t>
-      </w:r>
-      <w:r>
-        <w:t>.</w:t>
-      </w:r>
-      <w:r>
-        <w:t xml:space="preserve"> She was no longer the </w:t>
-      </w:r>
-      <w:r>
-        <w:t>queen</w:t>
-      </w:r>
-      <w:r>
-        <w:t>, but just a grateful mother.</w:t>
-      </w:r>
-    </w:p>
-    <w:p>
-      <w:r>
-        <w:t>Luke bowed and said</w:t>
-      </w:r>
-      <w:r>
-        <w:t>,</w:t>
-      </w:r>
-      <w:r>
-        <w:t xml:space="preserve"> “I’ll leave the moment you</w:t>
-      </w:r>
-      <w:r>
-        <w:t>’</w:t>
-      </w:r>
-      <w:r>
-        <w:t>ve</w:t>
-      </w:r>
-      <w:r>
-        <w:t xml:space="preserve"> reunited with your daughter.”</w:t>
-      </w:r>
-    </w:p>
-    <w:p>
-      <w:r>
-        <w:t xml:space="preserve">“But I need to properly reward you,” </w:t>
-      </w:r>
-      <w:r>
-        <w:t>John</w:t>
-      </w:r>
-      <w:r>
-        <w:t xml:space="preserve"> </w:t>
-      </w:r>
-      <w:r>
-        <w:t>argued.</w:t>
-      </w:r>
-    </w:p>
-    <w:p>
-      <w:r>
-        <w:t xml:space="preserve">“No reward is necessary </w:t>
-      </w:r>
-      <w:r>
-        <w:t>Majesty</w:t>
-      </w:r>
-      <w:r>
-        <w:t xml:space="preserve">,” Luke said. “I have </w:t>
-      </w:r>
-      <w:r>
-        <w:t>the stones you gave me</w:t>
-      </w:r>
-      <w:r>
-        <w:t>. That’s reward enough.”</w:t>
-      </w:r>
-    </w:p>
-    <w:p>
-      <w:r>
-        <w:t xml:space="preserve">“You’re truly a loyal subject,” </w:t>
-      </w:r>
-      <w:r>
-        <w:t>John</w:t>
-      </w:r>
-      <w:r>
-        <w:t xml:space="preserve"> </w:t>
-      </w:r>
-      <w:r>
-        <w:t>said in gratitude.</w:t>
-      </w:r>
-    </w:p>
-    <w:p>
-      <w:r>
-        <w:t>That was the first time Luke saw the king mak</w:t>
-      </w:r>
-      <w:r>
-        <w:t>ing</w:t>
-      </w:r>
-      <w:r>
-        <w:t xml:space="preserve"> a mistake. Luke clenched his jaw in anger as he held back the urge to punch the king.</w:t>
-      </w:r>
-    </w:p>
-    <w:p>
-      <w:r>
-        <w:t>John</w:t>
-      </w:r>
-      <w:r>
-        <w:t xml:space="preserve"> </w:t>
-      </w:r>
-      <w:r>
-        <w:t>glanced down at Luke’s balled fist and said, “I am not my father.</w:t>
-      </w:r>
-      <w:r>
-        <w:t>”</w:t>
-      </w:r>
-    </w:p>
-    <w:p>
-      <w:r>
-        <w:t>“</w:t>
-      </w:r>
-      <w:r>
-        <w:t>So you know,</w:t>
-      </w:r>
-      <w:r>
-        <w:t>” Luke replied</w:t>
-      </w:r>
-      <w:r>
-        <w:t xml:space="preserve"> through gritted teeth</w:t>
-      </w:r>
-      <w:r>
-        <w:t>.</w:t>
-      </w:r>
-    </w:p>
-    <w:p>
-      <w:r>
-        <w:t>“</w:t>
-      </w:r>
-      <w:r>
-        <w:t xml:space="preserve">Because of that incident, I was able to go to the gods and force my father to </w:t>
-      </w:r>
-      <w:r>
-        <w:t>step down</w:t>
-      </w:r>
-      <w:r>
-        <w:t xml:space="preserve">. </w:t>
-      </w:r>
-      <w:r>
-        <w:t>Unfortunately,</w:t>
-      </w:r>
-      <w:r>
-        <w:t xml:space="preserve"> that was all I could do,” </w:t>
-      </w:r>
-      <w:r>
-        <w:t>John</w:t>
-      </w:r>
-      <w:r>
-        <w:t xml:space="preserve"> </w:t>
-      </w:r>
-      <w:r>
-        <w:t>apologized.</w:t>
-      </w:r>
-      <w:r>
-        <w:t xml:space="preserve"> “What do you know about your parents?”</w:t>
-      </w:r>
-    </w:p>
-    <w:p>
-      <w:r>
         <w:lastRenderedPageBreak/>
-        <w:t xml:space="preserve">Filled with rage, Luke </w:t>
-      </w:r>
-      <w:r>
-        <w:t>replied,</w:t>
-      </w:r>
-      <w:r>
-        <w:t xml:space="preserve"> </w:t>
-      </w:r>
-      <w:r>
-        <w:t>“</w:t>
-      </w:r>
-      <w:r>
-        <w:t xml:space="preserve">Only that they were simple farmers. </w:t>
-      </w:r>
-      <w:r>
-        <w:t xml:space="preserve">I made a vow </w:t>
-      </w:r>
-      <w:r>
-        <w:t xml:space="preserve">to myself to </w:t>
-      </w:r>
-      <w:r>
-        <w:t xml:space="preserve">never to let any child cry, if I have the power to </w:t>
-      </w:r>
-      <w:r>
-        <w:t xml:space="preserve">do </w:t>
-      </w:r>
-      <w:r>
-        <w:t xml:space="preserve">anything about it. </w:t>
-      </w:r>
-      <w:r>
-        <w:t>I have been accumulating power</w:t>
-      </w:r>
-      <w:r>
-        <w:t xml:space="preserve"> in order</w:t>
-      </w:r>
-      <w:r>
-        <w:t xml:space="preserve"> to keep my vow. </w:t>
-      </w:r>
-      <w:r>
-        <w:t>I hope you consider doing the same</w:t>
-      </w:r>
-      <w:r>
-        <w:t>.</w:t>
-      </w:r>
-      <w:r>
-        <w:t>”</w:t>
-      </w:r>
-    </w:p>
-    <w:p>
-      <w:r>
-        <w:t xml:space="preserve">Right on queue Carol stepped out of the </w:t>
-      </w:r>
-      <w:r>
-        <w:t>changing room</w:t>
-      </w:r>
-      <w:r>
-        <w:t>, followed by Annie.</w:t>
-      </w:r>
-    </w:p>
-    <w:p>
-      <w:r>
-        <w:t>The family gave Annie a joyous greeting. Carol ran up to Luke and raised her hands. “Carry me,” she commanded.</w:t>
-      </w:r>
-    </w:p>
-    <w:p>
-      <w:r>
-        <w:t xml:space="preserve">Luke glanced at the king and </w:t>
-      </w:r>
-      <w:r>
-        <w:t>John</w:t>
-      </w:r>
-      <w:r>
-        <w:t xml:space="preserve"> </w:t>
-      </w:r>
-      <w:r>
-        <w:t>nodded. He then looked at Carol and said, “Sorry princess but I’m all dirty and sweaty.”</w:t>
-      </w:r>
-    </w:p>
-    <w:p>
-      <w:r>
-        <w:t>“I don’t care,” Carol replied. “Carry me.”</w:t>
-      </w:r>
-    </w:p>
-    <w:p>
-      <w:r>
-        <w:t xml:space="preserve">Not knowing what else to do, Luke did as instructed. Carol gave him a great big hug and </w:t>
-      </w:r>
-      <w:r>
-        <w:t xml:space="preserve">a </w:t>
-      </w:r>
-      <w:r>
-        <w:t>kiss and said, “Thank you big brother. You saved my sister.”</w:t>
-      </w:r>
-    </w:p>
-    <w:p>
-      <w:r>
-        <w:t>“I would never do anything to make my cute little sister cry,” Luke said and hugged her back.</w:t>
-      </w:r>
-    </w:p>
-    <w:p>
-      <w:r>
-        <w:t>“So did you do any naughty things to Sis?” Carol asked and then giggled.</w:t>
-      </w:r>
-    </w:p>
-    <w:p>
-      <w:r>
-        <w:t>Luke’s face turned red as he remembered fondling Annie’s ass and seeing her naked body. Carol giggled at his response.</w:t>
-      </w:r>
-    </w:p>
-    <w:p>
-      <w:r>
-        <w:t>“I didn’t do anything,” Luke said defensively</w:t>
-      </w:r>
-      <w:r>
-        <w:t>, cursing Annie’s sleepwalking problem</w:t>
-      </w:r>
-      <w:r>
-        <w:t>.</w:t>
-      </w:r>
-    </w:p>
-    <w:p>
-      <w:r>
         <w:t>“Then why are you blushing?” brother Philip asked with a smirk.</w:t>
       </w:r>
     </w:p>
@@ -20037,7 +20100,6 @@
     </w:p>
     <w:p>
       <w:r>
-        <w:lastRenderedPageBreak/>
         <w:t xml:space="preserve">“Tell the general I’ll be there in five minutes,” </w:t>
       </w:r>
       <w:r>
@@ -20261,6 +20323,7 @@
     </w:p>
     <w:p>
       <w:r>
+        <w:lastRenderedPageBreak/>
         <w:t xml:space="preserve">“It’s okay for tomorrow,” </w:t>
       </w:r>
       <w:r>
@@ -20290,238 +20353,234 @@
         <w:t>Majesty</w:t>
       </w:r>
       <w:r>
-        <w:t xml:space="preserve">, Annie showed me a fighting style I have never seen before. Can </w:t>
-      </w:r>
+        <w:t xml:space="preserve">, Annie showed me a fighting style I have never seen before. Can you please teach </w:t>
+      </w:r>
+      <w:r>
+        <w:t>it to me</w:t>
+      </w:r>
+      <w:r>
+        <w:t>?” Luke asked. “</w:t>
+      </w:r>
+      <w:r>
+        <w:t>I want to teach my people to learn to protect themselves, so they can live in peace</w:t>
+      </w:r>
+      <w:r>
+        <w:t>.”</w:t>
+      </w:r>
+    </w:p>
+    <w:p>
+      <w:r>
+        <w:t>“O</w:t>
+      </w:r>
+      <w:r>
+        <w:t xml:space="preserve">f course Luke,” </w:t>
+      </w:r>
+      <w:r>
+        <w:t>John</w:t>
+      </w:r>
+      <w:r>
+        <w:t xml:space="preserve"> </w:t>
+      </w:r>
+      <w:r>
+        <w:t>agreed</w:t>
+      </w:r>
+      <w:r>
+        <w:t>.</w:t>
+      </w:r>
+    </w:p>
+    <w:p>
+      <w:r>
+        <w:t>“If you’ll excuse me, I have things I need to do,” Luke said and lowered Carol to the floor. “I’ll be here at noon.”</w:t>
+      </w:r>
+    </w:p>
+    <w:p>
+      <w:r>
+        <w:t>“Make that ten,” Carol corrected.</w:t>
+      </w:r>
+      <w:r>
+        <w:t xml:space="preserve"> “Or eight and we can have breakfast.”</w:t>
+      </w:r>
+    </w:p>
+    <w:p>
+      <w:r>
+        <w:t xml:space="preserve">“Luke, show me your left hand,” </w:t>
+      </w:r>
+      <w:r>
+        <w:t>John</w:t>
+      </w:r>
+      <w:r>
+        <w:t xml:space="preserve"> </w:t>
+      </w:r>
+      <w:r>
+        <w:t xml:space="preserve">requested. “Do you see those indentations around the rim of your gauntlets and your boots? They are designed to hold </w:t>
+      </w:r>
+      <w:r>
+        <w:t xml:space="preserve">magic </w:t>
+      </w:r>
+      <w:r>
+        <w:t>stones. All warrior weapons have them.”</w:t>
+      </w:r>
+    </w:p>
+    <w:p>
+      <w:r>
+        <w:t>John</w:t>
+      </w:r>
+      <w:r>
+        <w:t xml:space="preserve"> </w:t>
+      </w:r>
+      <w:r>
+        <w:t xml:space="preserve">placed a </w:t>
+      </w:r>
+      <w:r>
+        <w:t xml:space="preserve">tiny </w:t>
+      </w:r>
+      <w:r>
+        <w:t xml:space="preserve">pink marble in an indentation of the </w:t>
+      </w:r>
+      <w:r>
+        <w:t>glove</w:t>
+      </w:r>
+      <w:r>
+        <w:t>. “This pink stone is a healing stone. It</w:t>
+      </w:r>
+      <w:r>
+        <w:t>’</w:t>
+      </w:r>
+      <w:r>
+        <w:t xml:space="preserve">s a slow acting </w:t>
+      </w:r>
+      <w:r>
+        <w:t xml:space="preserve">continuous </w:t>
+      </w:r>
+      <w:r>
+        <w:t xml:space="preserve">spell that you can’t rely on in battle. Minor cuts and scrapes will heal </w:t>
+      </w:r>
+      <w:r>
+        <w:t>in less than a minute</w:t>
+      </w:r>
+      <w:r>
+        <w:t xml:space="preserve">. Broken bones and internal injuries </w:t>
+      </w:r>
+      <w:r>
+        <w:t>can take hours to heal, depending on the severity</w:t>
+      </w:r>
+      <w:r>
+        <w:t xml:space="preserve">. Lost limbs can take </w:t>
+      </w:r>
+      <w:r>
+        <w:t>days</w:t>
+      </w:r>
+      <w:r>
+        <w:t>.”</w:t>
+      </w:r>
+    </w:p>
+    <w:p>
+      <w:r>
+        <w:t xml:space="preserve">“Incredible,” Luke </w:t>
+      </w:r>
+      <w:r>
+        <w:t>marveled</w:t>
+      </w:r>
+      <w:r>
+        <w:t xml:space="preserve"> as he stared at the stone. “</w:t>
+      </w:r>
+      <w:r>
+        <w:t xml:space="preserve">I was never </w:t>
+      </w:r>
+      <w:r>
+        <w:t>permitted</w:t>
+      </w:r>
+      <w:r>
+        <w:t xml:space="preserve"> to use </w:t>
+      </w:r>
+      <w:r>
+        <w:t xml:space="preserve">magical healing </w:t>
+      </w:r>
+      <w:r>
+        <w:t>before</w:t>
+      </w:r>
+      <w:r>
+        <w:t>. Can I use it to heal others?”</w:t>
+      </w:r>
+    </w:p>
+    <w:p>
+      <w:r>
+        <w:t>“Yes,</w:t>
+      </w:r>
+      <w:r>
+        <w:t xml:space="preserve"> </w:t>
+      </w:r>
+      <w:r>
+        <w:t xml:space="preserve">both on yourself and others, </w:t>
+      </w:r>
+      <w:r>
+        <w:t xml:space="preserve">but </w:t>
+      </w:r>
+      <w:r>
+        <w:t>that</w:t>
+      </w:r>
+      <w:r>
+        <w:t xml:space="preserve"> takes training,</w:t>
+      </w:r>
+      <w:r>
+        <w:t xml:space="preserve">” </w:t>
+      </w:r>
+      <w:r>
+        <w:t>John</w:t>
+      </w:r>
+      <w:r>
+        <w:t xml:space="preserve"> </w:t>
+      </w:r>
+      <w:r>
+        <w:t>replied</w:t>
+      </w:r>
+      <w:r>
+        <w:t>.</w:t>
+      </w:r>
+    </w:p>
+    <w:p>
       <w:r>
         <w:lastRenderedPageBreak/>
-        <w:t xml:space="preserve">you please teach </w:t>
-      </w:r>
-      <w:r>
-        <w:t>it to me</w:t>
-      </w:r>
-      <w:r>
-        <w:t>?” Luke asked. “</w:t>
-      </w:r>
-      <w:r>
-        <w:t>I want to teach my people to learn to protect themselves, so they can live in peace</w:t>
-      </w:r>
-      <w:r>
-        <w:t>.”</w:t>
-      </w:r>
-    </w:p>
-    <w:p>
-      <w:r>
-        <w:t>“O</w:t>
-      </w:r>
-      <w:r>
-        <w:t xml:space="preserve">f course Luke,” </w:t>
-      </w:r>
-      <w:r>
-        <w:t>John</w:t>
-      </w:r>
-      <w:r>
-        <w:t xml:space="preserve"> </w:t>
-      </w:r>
-      <w:r>
-        <w:t>agreed</w:t>
+        <w:t>“</w:t>
+      </w:r>
+      <w:r>
+        <w:t xml:space="preserve">Please note that active healing only works </w:t>
+      </w:r>
+      <w:r>
+        <w:t>outside of combat</w:t>
       </w:r>
       <w:r>
         <w:t>.</w:t>
       </w:r>
-    </w:p>
-    <w:p>
-      <w:r>
-        <w:t>“If you’ll excuse me, I have things I need to do,” Luke said and lowered Carol to the floor. “I’ll be here at noon.”</w:t>
-      </w:r>
-    </w:p>
-    <w:p>
-      <w:r>
-        <w:t>“Make that ten,” Carol corrected.</w:t>
-      </w:r>
-      <w:r>
-        <w:t xml:space="preserve"> “Or eight and we can have breakfast.”</w:t>
-      </w:r>
-    </w:p>
-    <w:p>
-      <w:r>
-        <w:t xml:space="preserve">“Luke, show me your left hand,” </w:t>
-      </w:r>
-      <w:r>
-        <w:t>John</w:t>
-      </w:r>
-      <w:r>
-        <w:t xml:space="preserve"> </w:t>
-      </w:r>
-      <w:r>
-        <w:t xml:space="preserve">requested. “Do you see those indentations around the rim of your gauntlets and your boots? They are designed to hold </w:t>
-      </w:r>
-      <w:r>
-        <w:t xml:space="preserve">magic </w:t>
-      </w:r>
-      <w:r>
-        <w:t>stones. All warrior weapons have them.”</w:t>
-      </w:r>
-    </w:p>
-    <w:p>
-      <w:r>
-        <w:t>John</w:t>
-      </w:r>
-      <w:r>
-        <w:t xml:space="preserve"> </w:t>
-      </w:r>
-      <w:r>
-        <w:t xml:space="preserve">placed a </w:t>
-      </w:r>
-      <w:r>
-        <w:t xml:space="preserve">tiny </w:t>
-      </w:r>
-      <w:r>
-        <w:t xml:space="preserve">pink marble in an indentation of the </w:t>
+      <w:r>
+        <w:t xml:space="preserve"> The use of the stone requires a peaceful mind and relaxed body. Its effects are strongest when the recipient is sleeping.</w:t>
+      </w:r>
+    </w:p>
+    <w:p>
+      <w:r>
+        <w:t>“</w:t>
+      </w:r>
+      <w:r>
+        <w:t xml:space="preserve">Place your speaking stone </w:t>
+      </w:r>
+      <w:r>
+        <w:t>in an indentation on your right</w:t>
+      </w:r>
+      <w:r>
+        <w:t xml:space="preserve"> </w:t>
+      </w:r>
+      <w:r>
+        <w:t xml:space="preserve">hand </w:t>
       </w:r>
       <w:r>
         <w:t>glove</w:t>
       </w:r>
       <w:r>
-        <w:t>. “This pink stone is a healing stone. It</w:t>
-      </w:r>
-      <w:r>
-        <w:t>’</w:t>
-      </w:r>
-      <w:r>
-        <w:t xml:space="preserve">s a slow acting </w:t>
-      </w:r>
-      <w:r>
-        <w:t xml:space="preserve">continuous </w:t>
-      </w:r>
-      <w:r>
-        <w:t xml:space="preserve">spell that you can’t rely on in battle. Minor cuts and scrapes will heal </w:t>
-      </w:r>
-      <w:r>
-        <w:t>in less than a minute</w:t>
-      </w:r>
-      <w:r>
-        <w:t xml:space="preserve">. Broken bones and internal injuries </w:t>
-      </w:r>
-      <w:r>
-        <w:t>can take hours to heal, depending on the severity</w:t>
-      </w:r>
-      <w:r>
-        <w:t xml:space="preserve">. Lost limbs can take </w:t>
-      </w:r>
-      <w:r>
-        <w:t>days</w:t>
-      </w:r>
-      <w:r>
-        <w:t>.”</w:t>
-      </w:r>
-    </w:p>
-    <w:p>
-      <w:r>
-        <w:t xml:space="preserve">“Incredible,” Luke </w:t>
-      </w:r>
-      <w:r>
-        <w:t>marveled</w:t>
-      </w:r>
-      <w:r>
-        <w:t xml:space="preserve"> as he stared at the stone. “</w:t>
-      </w:r>
-      <w:r>
-        <w:t xml:space="preserve">I was never </w:t>
-      </w:r>
-      <w:r>
-        <w:t>permitted</w:t>
-      </w:r>
-      <w:r>
-        <w:t xml:space="preserve"> to use </w:t>
-      </w:r>
-      <w:r>
-        <w:t xml:space="preserve">magical healing </w:t>
-      </w:r>
-      <w:r>
-        <w:t>before</w:t>
-      </w:r>
-      <w:r>
-        <w:t>. Can I use it to heal others?”</w:t>
-      </w:r>
-    </w:p>
-    <w:p>
-      <w:r>
-        <w:t>“Yes,</w:t>
-      </w:r>
-      <w:r>
-        <w:t xml:space="preserve"> </w:t>
-      </w:r>
-      <w:r>
-        <w:t xml:space="preserve">both on yourself and others, </w:t>
-      </w:r>
-      <w:r>
-        <w:t xml:space="preserve">but </w:t>
-      </w:r>
-      <w:r>
-        <w:t>that</w:t>
-      </w:r>
-      <w:r>
-        <w:t xml:space="preserve"> takes training,</w:t>
-      </w:r>
-      <w:r>
-        <w:t xml:space="preserve">” </w:t>
-      </w:r>
-      <w:r>
-        <w:t>John</w:t>
-      </w:r>
-      <w:r>
-        <w:t xml:space="preserve"> </w:t>
-      </w:r>
-      <w:r>
-        <w:t>replied</w:t>
-      </w:r>
-      <w:r>
         <w:t>.</w:t>
       </w:r>
     </w:p>
     <w:p>
       <w:r>
-        <w:t>“</w:t>
-      </w:r>
-      <w:r>
-        <w:t xml:space="preserve">Please note that active healing only works </w:t>
-      </w:r>
-      <w:r>
-        <w:t>outside of combat</w:t>
-      </w:r>
-      <w:r>
-        <w:t>.</w:t>
-      </w:r>
-      <w:r>
-        <w:t xml:space="preserve"> The use of the stone requires a peaceful mind and relaxed body. Its effects are strongest when the recipient is sleeping.</w:t>
-      </w:r>
-    </w:p>
-    <w:p>
-      <w:r>
-        <w:t>“</w:t>
-      </w:r>
-      <w:r>
-        <w:t xml:space="preserve">Place your speaking stone </w:t>
-      </w:r>
-      <w:r>
-        <w:t>in an indentation on your right</w:t>
-      </w:r>
-      <w:r>
-        <w:t xml:space="preserve"> </w:t>
-      </w:r>
-      <w:r>
-        <w:t xml:space="preserve">hand </w:t>
-      </w:r>
-      <w:r>
-        <w:t>glove</w:t>
-      </w:r>
-      <w:r>
-        <w:t>.</w:t>
-      </w:r>
-    </w:p>
-    <w:p>
-      <w:r>
-        <w:lastRenderedPageBreak/>
         <w:t xml:space="preserve">“I give you the </w:t>
       </w:r>
       <w:r>
@@ -20809,7 +20868,7 @@
         <w:t>Luke</w:t>
       </w:r>
       <w:r>
-        <w:t xml:space="preserve"> had experience playing with the orphanage girls and knew they loved playing house, something all boys hated.</w:t>
+        <w:t xml:space="preserve"> had experience playing with the orphanage girls and knew they loved playing house.</w:t>
       </w:r>
     </w:p>
     <w:p>
@@ -22826,7 +22885,13 @@
         <w:t xml:space="preserve"> </w:t>
       </w:r>
       <w:r>
-        <w:t>replied. “It’s not something a knight would do.”</w:t>
+        <w:t>replied. “</w:t>
+      </w:r>
+      <w:r>
+        <w:t>No self-respecting knight would do such things</w:t>
+      </w:r>
+      <w:r>
+        <w:t>.”</w:t>
       </w:r>
     </w:p>
     <w:p>
@@ -23057,7 +23122,7 @@
                     <a:blip r:embed="rId18">
                       <a:extLst>
                         <a:ext uri="{28A0092B-C50C-407E-A947-70E740481C1C}">
-                          <a14:useLocalDpi xmlns:a14="http://schemas.microsoft.com/office/drawing/2010/main" xmlns:wps="http://schemas.microsoft.com/office/word/2010/wordprocessingShape" xmlns:wpi="http://schemas.microsoft.com/office/word/2010/wordprocessingInk" xmlns:wpg="http://schemas.microsoft.com/office/word/2010/wordprocessingGroup" xmlns:w16se="http://schemas.microsoft.com/office/word/2015/wordml/symex" xmlns:w15="http://schemas.microsoft.com/office/word/2012/wordml" xmlns:w14="http://schemas.microsoft.com/office/word/2010/wordml" xmlns:w="http://schemas.openxmlformats.org/wordprocessingml/2006/main" xmlns:w10="urn:schemas-microsoft-com:office:word" xmlns:wp14="http://schemas.microsoft.com/office/word/2010/wordprocessingDrawing" xmlns:v="urn:schemas-microsoft-com:vml" xmlns:o="urn:schemas-microsoft-com:office:office" xmlns:aink="http://schemas.microsoft.com/office/drawing/2016/ink" xmlns:mc="http://schemas.openxmlformats.org/markup-compatibility/2006" xmlns:cx8="http://schemas.microsoft.com/office/drawing/2016/5/14/chartex" xmlns:cx7="http://schemas.microsoft.com/office/drawing/2016/5/13/chartex" xmlns:cx6="http://schemas.microsoft.com/office/drawing/2016/5/12/chartex" xmlns:cx5="http://schemas.microsoft.com/office/drawing/2016/5/11/chartex" xmlns:cx4="http://schemas.microsoft.com/office/drawing/2016/5/10/chartex" xmlns:cx3="http://schemas.microsoft.com/office/drawing/2016/5/9/chartex" xmlns:cx2="http://schemas.microsoft.com/office/drawing/2015/10/21/chartex" xmlns:cx1="http://schemas.microsoft.com/office/drawing/2015/9/8/chartex" xmlns:cx="http://schemas.microsoft.com/office/drawing/2014/chartex" xmlns:wpc="http://schemas.microsoft.com/office/word/2010/wordprocessingCanvas" xmlns="" val="0"/>
+                          <a14:useLocalDpi xmlns="" xmlns:wpc="http://schemas.microsoft.com/office/word/2010/wordprocessingCanvas" xmlns:cx="http://schemas.microsoft.com/office/drawing/2014/chartex" xmlns:cx1="http://schemas.microsoft.com/office/drawing/2015/9/8/chartex" xmlns:cx2="http://schemas.microsoft.com/office/drawing/2015/10/21/chartex" xmlns:cx3="http://schemas.microsoft.com/office/drawing/2016/5/9/chartex" xmlns:cx4="http://schemas.microsoft.com/office/drawing/2016/5/10/chartex" xmlns:cx5="http://schemas.microsoft.com/office/drawing/2016/5/11/chartex" xmlns:cx6="http://schemas.microsoft.com/office/drawing/2016/5/12/chartex" xmlns:cx7="http://schemas.microsoft.com/office/drawing/2016/5/13/chartex" xmlns:cx8="http://schemas.microsoft.com/office/drawing/2016/5/14/chartex" xmlns:mc="http://schemas.openxmlformats.org/markup-compatibility/2006" xmlns:aink="http://schemas.microsoft.com/office/drawing/2016/ink" xmlns:o="urn:schemas-microsoft-com:office:office" xmlns:v="urn:schemas-microsoft-com:vml" xmlns:wp14="http://schemas.microsoft.com/office/word/2010/wordprocessingDrawing" xmlns:w10="urn:schemas-microsoft-com:office:word" xmlns:w="http://schemas.openxmlformats.org/wordprocessingml/2006/main" xmlns:w14="http://schemas.microsoft.com/office/word/2010/wordml" xmlns:w15="http://schemas.microsoft.com/office/word/2012/wordml" xmlns:w16se="http://schemas.microsoft.com/office/word/2015/wordml/symex" xmlns:wpg="http://schemas.microsoft.com/office/word/2010/wordprocessingGroup" xmlns:wpi="http://schemas.microsoft.com/office/word/2010/wordprocessingInk" xmlns:wps="http://schemas.microsoft.com/office/word/2010/wordprocessingShape" xmlns:a14="http://schemas.microsoft.com/office/drawing/2010/main" val="0"/>
                         </a:ext>
                       </a:extLst>
                     </a:blip>
@@ -23778,13 +23843,13 @@
     </w:p>
     <w:p>
       <w:r>
-        <w:t>While walking, Luke glanced at the disguised Annie. She seemed anxious for some reason</w:t>
-      </w:r>
-      <w:r>
-        <w:t>, as if wanting to say something</w:t>
-      </w:r>
-      <w:r>
-        <w:t>. He ignored her since he was still upset by her rejection.</w:t>
+        <w:t>While walking, Luke glanced at the disguised Annie. She seemed anxious. He ignored her</w:t>
+      </w:r>
+      <w:r>
+        <w:t xml:space="preserve">, </w:t>
+      </w:r>
+      <w:r>
+        <w:t>still upset by her rejection.</w:t>
       </w:r>
     </w:p>
     <w:p>
@@ -23974,7 +24039,7 @@
                     <a:blip r:embed="rId18">
                       <a:extLst>
                         <a:ext uri="{28A0092B-C50C-407E-A947-70E740481C1C}">
-                          <a14:useLocalDpi xmlns:a14="http://schemas.microsoft.com/office/drawing/2010/main" xmlns:wps="http://schemas.microsoft.com/office/word/2010/wordprocessingShape" xmlns:wpi="http://schemas.microsoft.com/office/word/2010/wordprocessingInk" xmlns:wpg="http://schemas.microsoft.com/office/word/2010/wordprocessingGroup" xmlns:w16se="http://schemas.microsoft.com/office/word/2015/wordml/symex" xmlns:w15="http://schemas.microsoft.com/office/word/2012/wordml" xmlns:w14="http://schemas.microsoft.com/office/word/2010/wordml" xmlns:w="http://schemas.openxmlformats.org/wordprocessingml/2006/main" xmlns:w10="urn:schemas-microsoft-com:office:word" xmlns:wp14="http://schemas.microsoft.com/office/word/2010/wordprocessingDrawing" xmlns:v="urn:schemas-microsoft-com:vml" xmlns:o="urn:schemas-microsoft-com:office:office" xmlns:aink="http://schemas.microsoft.com/office/drawing/2016/ink" xmlns:mc="http://schemas.openxmlformats.org/markup-compatibility/2006" xmlns:cx8="http://schemas.microsoft.com/office/drawing/2016/5/14/chartex" xmlns:cx7="http://schemas.microsoft.com/office/drawing/2016/5/13/chartex" xmlns:cx6="http://schemas.microsoft.com/office/drawing/2016/5/12/chartex" xmlns:cx5="http://schemas.microsoft.com/office/drawing/2016/5/11/chartex" xmlns:cx4="http://schemas.microsoft.com/office/drawing/2016/5/10/chartex" xmlns:cx3="http://schemas.microsoft.com/office/drawing/2016/5/9/chartex" xmlns:cx2="http://schemas.microsoft.com/office/drawing/2015/10/21/chartex" xmlns:cx1="http://schemas.microsoft.com/office/drawing/2015/9/8/chartex" xmlns:cx="http://schemas.microsoft.com/office/drawing/2014/chartex" xmlns:wpc="http://schemas.microsoft.com/office/word/2010/wordprocessingCanvas" xmlns="" val="0"/>
+                          <a14:useLocalDpi xmlns="" xmlns:wpc="http://schemas.microsoft.com/office/word/2010/wordprocessingCanvas" xmlns:cx="http://schemas.microsoft.com/office/drawing/2014/chartex" xmlns:cx1="http://schemas.microsoft.com/office/drawing/2015/9/8/chartex" xmlns:cx2="http://schemas.microsoft.com/office/drawing/2015/10/21/chartex" xmlns:cx3="http://schemas.microsoft.com/office/drawing/2016/5/9/chartex" xmlns:cx4="http://schemas.microsoft.com/office/drawing/2016/5/10/chartex" xmlns:cx5="http://schemas.microsoft.com/office/drawing/2016/5/11/chartex" xmlns:cx6="http://schemas.microsoft.com/office/drawing/2016/5/12/chartex" xmlns:cx7="http://schemas.microsoft.com/office/drawing/2016/5/13/chartex" xmlns:cx8="http://schemas.microsoft.com/office/drawing/2016/5/14/chartex" xmlns:mc="http://schemas.openxmlformats.org/markup-compatibility/2006" xmlns:aink="http://schemas.microsoft.com/office/drawing/2016/ink" xmlns:o="urn:schemas-microsoft-com:office:office" xmlns:v="urn:schemas-microsoft-com:vml" xmlns:wp14="http://schemas.microsoft.com/office/word/2010/wordprocessingDrawing" xmlns:w10="urn:schemas-microsoft-com:office:word" xmlns:w="http://schemas.openxmlformats.org/wordprocessingml/2006/main" xmlns:w14="http://schemas.microsoft.com/office/word/2010/wordml" xmlns:w15="http://schemas.microsoft.com/office/word/2012/wordml" xmlns:w16se="http://schemas.microsoft.com/office/word/2015/wordml/symex" xmlns:wpg="http://schemas.microsoft.com/office/word/2010/wordprocessingGroup" xmlns:wpi="http://schemas.microsoft.com/office/word/2010/wordprocessingInk" xmlns:wps="http://schemas.microsoft.com/office/word/2010/wordprocessingShape" xmlns:a14="http://schemas.microsoft.com/office/drawing/2010/main" val="0"/>
                         </a:ext>
                       </a:extLst>
                     </a:blip>
@@ -24623,13 +24688,13 @@
     </w:p>
     <w:p>
       <w:r>
-        <w:t xml:space="preserve">The others in the audience liked the analogy and the idea spread. Suddenly something </w:t>
-      </w:r>
-      <w:r>
-        <w:t>amazing</w:t>
-      </w:r>
-      <w:r>
-        <w:t xml:space="preserve"> happened. It was as if a spirit descended on Luke and enveloped him.</w:t>
+        <w:t xml:space="preserve">The others in the audience liked the analogy and the idea spread. </w:t>
+      </w:r>
+      <w:r>
+        <w:t>Then it happened, a spirit of magic descended on Luke</w:t>
+      </w:r>
+      <w:r>
+        <w:t>.</w:t>
       </w:r>
     </w:p>
     <w:p>
@@ -24651,12 +24716,12 @@
     </w:p>
     <w:p>
       <w:r>
+        <w:t>Luke pounced and gave Jerry an uppercut to the jaw. That was the last straw. Jerry dropped to the floor, unable to get up.</w:t>
+      </w:r>
+    </w:p>
+    <w:p>
+      <w:r>
         <w:lastRenderedPageBreak/>
-        <w:t>Luke pounced and gave Jerry an uppercut to the jaw. That was the last straw. Jerry dropped to the floor, unable to get up.</w:t>
-      </w:r>
-    </w:p>
-    <w:p>
-      <w:r>
         <w:t>The whistle blew.</w:t>
       </w:r>
       <w:r>
@@ -24782,41 +24847,44 @@
     </w:p>
     <w:p>
       <w:r>
+        <w:t xml:space="preserve">“Sorry Gus but nothing is </w:t>
+      </w:r>
+      <w:r>
+        <w:t>certain</w:t>
+      </w:r>
+      <w:r>
+        <w:t xml:space="preserve"> in underground battle</w:t>
+      </w:r>
+      <w:r>
+        <w:t>s</w:t>
+      </w:r>
+      <w:r>
+        <w:t>,” Luke replied. “</w:t>
+      </w:r>
+      <w:r>
+        <w:t xml:space="preserve">The previous opponent let me use a </w:t>
+      </w:r>
+      <w:r>
+        <w:t xml:space="preserve">smoke screen </w:t>
+      </w:r>
+      <w:r>
+        <w:t>because of his arrogance</w:t>
+      </w:r>
+      <w:r>
+        <w:t xml:space="preserve">. My next opponent won’t </w:t>
+      </w:r>
+      <w:r>
+        <w:t>fall for</w:t>
+      </w:r>
+      <w:r>
+        <w:t xml:space="preserve"> that.</w:t>
+      </w:r>
+      <w:r>
+        <w:t xml:space="preserve"> I </w:t>
+      </w:r>
+      <w:r>
         <w:lastRenderedPageBreak/>
-        <w:t xml:space="preserve">“Sorry Gus but nothing is </w:t>
-      </w:r>
-      <w:r>
-        <w:t>certain</w:t>
-      </w:r>
-      <w:r>
-        <w:t xml:space="preserve"> in underground battle</w:t>
-      </w:r>
-      <w:r>
-        <w:t>s</w:t>
-      </w:r>
-      <w:r>
-        <w:t>,” Luke replied. “</w:t>
-      </w:r>
-      <w:r>
-        <w:t xml:space="preserve">The previous opponent let me use a </w:t>
-      </w:r>
-      <w:r>
-        <w:t xml:space="preserve">smoke screen </w:t>
-      </w:r>
-      <w:r>
-        <w:t>because of his arrogance</w:t>
-      </w:r>
-      <w:r>
-        <w:t xml:space="preserve">. My next opponent won’t </w:t>
-      </w:r>
-      <w:r>
-        <w:t>fall for</w:t>
-      </w:r>
-      <w:r>
-        <w:t xml:space="preserve"> that.</w:t>
-      </w:r>
-      <w:r>
-        <w:t xml:space="preserve"> I don’t even know who I’ll be fighting since the last match hasn’t ended.</w:t>
+        <w:t>don’t even know who I’ll be fighting since the last match hasn’t ended.</w:t>
       </w:r>
       <w:r>
         <w:t>”</w:t>
@@ -24940,35 +25008,35 @@
     </w:p>
     <w:p>
       <w:r>
+        <w:t xml:space="preserve">“Welcome back ladies and gentlemen,” the announcer called. “Our next match will be </w:t>
+      </w:r>
+      <w:r>
+        <w:t xml:space="preserve">between </w:t>
+      </w:r>
+      <w:r>
+        <w:t>Warrior Luke against Warrior Monty.</w:t>
+      </w:r>
+      <w:r>
+        <w:t>”</w:t>
+      </w:r>
+    </w:p>
+    <w:p>
+      <w:r>
+        <w:t xml:space="preserve">“I better </w:t>
+      </w:r>
+      <w:r>
+        <w:rPr>
+          <w:noProof/>
+        </w:rPr>
+        <w:t>be</w:t>
+      </w:r>
+      <w:r>
+        <w:t xml:space="preserve"> going,” Luke said and left.</w:t>
+      </w:r>
+    </w:p>
+    <w:p>
+      <w:r>
         <w:lastRenderedPageBreak/>
-        <w:t xml:space="preserve">“Welcome back ladies and gentlemen,” the announcer called. “Our next match will be </w:t>
-      </w:r>
-      <w:r>
-        <w:t xml:space="preserve">between </w:t>
-      </w:r>
-      <w:r>
-        <w:t>Warrior Luke against Warrior Monty.</w:t>
-      </w:r>
-      <w:r>
-        <w:t>”</w:t>
-      </w:r>
-    </w:p>
-    <w:p>
-      <w:r>
-        <w:t xml:space="preserve">“I better </w:t>
-      </w:r>
-      <w:r>
-        <w:rPr>
-          <w:noProof/>
-        </w:rPr>
-        <w:t>be</w:t>
-      </w:r>
-      <w:r>
-        <w:t xml:space="preserve"> going,” Luke said and left.</w:t>
-      </w:r>
-    </w:p>
-    <w:p>
-      <w:r>
         <w:t>“Good luck,” Annie called. Luke heard it over the crow</w:t>
       </w:r>
       <w:r>
@@ -25173,27 +25241,27 @@
     </w:p>
     <w:p>
       <w:r>
+        <w:t xml:space="preserve">“I love </w:t>
+      </w:r>
+      <w:r>
+        <w:t>the</w:t>
+      </w:r>
+      <w:r>
+        <w:t xml:space="preserve"> sound of cracking</w:t>
+      </w:r>
+      <w:r>
+        <w:t xml:space="preserve"> </w:t>
+      </w:r>
+      <w:r>
+        <w:t>bones</w:t>
+      </w:r>
+      <w:r>
+        <w:t>, don’t you?” the announcer called.</w:t>
+      </w:r>
+    </w:p>
+    <w:p>
+      <w:r>
         <w:lastRenderedPageBreak/>
-        <w:t xml:space="preserve">“I love </w:t>
-      </w:r>
-      <w:r>
-        <w:t>the</w:t>
-      </w:r>
-      <w:r>
-        <w:t xml:space="preserve"> sound of cracking</w:t>
-      </w:r>
-      <w:r>
-        <w:t xml:space="preserve"> </w:t>
-      </w:r>
-      <w:r>
-        <w:t>bones</w:t>
-      </w:r>
-      <w:r>
-        <w:t>, don’t you?” the announcer called.</w:t>
-      </w:r>
-    </w:p>
-    <w:p>
-      <w:r>
         <w:t xml:space="preserve">“Damn bloodthirsty announcer,” </w:t>
       </w:r>
       <w:r>
@@ -27984,7 +28052,7 @@
                     <a:blip r:embed="rId18">
                       <a:extLst>
                         <a:ext uri="{28A0092B-C50C-407E-A947-70E740481C1C}">
-                          <a14:useLocalDpi xmlns:a14="http://schemas.microsoft.com/office/drawing/2010/main" xmlns:wps="http://schemas.microsoft.com/office/word/2010/wordprocessingShape" xmlns:wpi="http://schemas.microsoft.com/office/word/2010/wordprocessingInk" xmlns:wpg="http://schemas.microsoft.com/office/word/2010/wordprocessingGroup" xmlns:w16se="http://schemas.microsoft.com/office/word/2015/wordml/symex" xmlns:w15="http://schemas.microsoft.com/office/word/2012/wordml" xmlns:w14="http://schemas.microsoft.com/office/word/2010/wordml" xmlns:w="http://schemas.openxmlformats.org/wordprocessingml/2006/main" xmlns:w10="urn:schemas-microsoft-com:office:word" xmlns:wp14="http://schemas.microsoft.com/office/word/2010/wordprocessingDrawing" xmlns:v="urn:schemas-microsoft-com:vml" xmlns:o="urn:schemas-microsoft-com:office:office" xmlns:aink="http://schemas.microsoft.com/office/drawing/2016/ink" xmlns:mc="http://schemas.openxmlformats.org/markup-compatibility/2006" xmlns:cx8="http://schemas.microsoft.com/office/drawing/2016/5/14/chartex" xmlns:cx7="http://schemas.microsoft.com/office/drawing/2016/5/13/chartex" xmlns:cx6="http://schemas.microsoft.com/office/drawing/2016/5/12/chartex" xmlns:cx5="http://schemas.microsoft.com/office/drawing/2016/5/11/chartex" xmlns:cx4="http://schemas.microsoft.com/office/drawing/2016/5/10/chartex" xmlns:cx3="http://schemas.microsoft.com/office/drawing/2016/5/9/chartex" xmlns:cx2="http://schemas.microsoft.com/office/drawing/2015/10/21/chartex" xmlns:cx1="http://schemas.microsoft.com/office/drawing/2015/9/8/chartex" xmlns:cx="http://schemas.microsoft.com/office/drawing/2014/chartex" xmlns:wpc="http://schemas.microsoft.com/office/word/2010/wordprocessingCanvas" xmlns="" val="0"/>
+                          <a14:useLocalDpi xmlns="" xmlns:wpc="http://schemas.microsoft.com/office/word/2010/wordprocessingCanvas" xmlns:cx="http://schemas.microsoft.com/office/drawing/2014/chartex" xmlns:cx1="http://schemas.microsoft.com/office/drawing/2015/9/8/chartex" xmlns:cx2="http://schemas.microsoft.com/office/drawing/2015/10/21/chartex" xmlns:cx3="http://schemas.microsoft.com/office/drawing/2016/5/9/chartex" xmlns:cx4="http://schemas.microsoft.com/office/drawing/2016/5/10/chartex" xmlns:cx5="http://schemas.microsoft.com/office/drawing/2016/5/11/chartex" xmlns:cx6="http://schemas.microsoft.com/office/drawing/2016/5/12/chartex" xmlns:cx7="http://schemas.microsoft.com/office/drawing/2016/5/13/chartex" xmlns:cx8="http://schemas.microsoft.com/office/drawing/2016/5/14/chartex" xmlns:mc="http://schemas.openxmlformats.org/markup-compatibility/2006" xmlns:aink="http://schemas.microsoft.com/office/drawing/2016/ink" xmlns:o="urn:schemas-microsoft-com:office:office" xmlns:v="urn:schemas-microsoft-com:vml" xmlns:wp14="http://schemas.microsoft.com/office/word/2010/wordprocessingDrawing" xmlns:w10="urn:schemas-microsoft-com:office:word" xmlns:w="http://schemas.openxmlformats.org/wordprocessingml/2006/main" xmlns:w14="http://schemas.microsoft.com/office/word/2010/wordml" xmlns:w15="http://schemas.microsoft.com/office/word/2012/wordml" xmlns:w16se="http://schemas.microsoft.com/office/word/2015/wordml/symex" xmlns:wpg="http://schemas.microsoft.com/office/word/2010/wordprocessingGroup" xmlns:wpi="http://schemas.microsoft.com/office/word/2010/wordprocessingInk" xmlns:wps="http://schemas.microsoft.com/office/word/2010/wordprocessingShape" xmlns:a14="http://schemas.microsoft.com/office/drawing/2010/main" val="0"/>
                         </a:ext>
                       </a:extLst>
                     </a:blip>
@@ -29076,7 +29144,13 @@
         <w:t>prince from a wealthy country</w:t>
       </w:r>
       <w:r>
-        <w:t>. However she had no interest in him since he seemed to lack a certain something.</w:t>
+        <w:t xml:space="preserve">. However </w:t>
+      </w:r>
+      <w:r>
+        <w:t>he was lacking in that certain something</w:t>
+      </w:r>
+      <w:r>
+        <w:t>.</w:t>
       </w:r>
     </w:p>
     <w:p>
@@ -29319,7 +29393,7 @@
                     <a:blip r:embed="rId18">
                       <a:extLst>
                         <a:ext uri="{28A0092B-C50C-407E-A947-70E740481C1C}">
-                          <a14:useLocalDpi xmlns:a14="http://schemas.microsoft.com/office/drawing/2010/main" xmlns:wps="http://schemas.microsoft.com/office/word/2010/wordprocessingShape" xmlns:wpi="http://schemas.microsoft.com/office/word/2010/wordprocessingInk" xmlns:wpg="http://schemas.microsoft.com/office/word/2010/wordprocessingGroup" xmlns:w16se="http://schemas.microsoft.com/office/word/2015/wordml/symex" xmlns:w15="http://schemas.microsoft.com/office/word/2012/wordml" xmlns:w14="http://schemas.microsoft.com/office/word/2010/wordml" xmlns:w="http://schemas.openxmlformats.org/wordprocessingml/2006/main" xmlns:w10="urn:schemas-microsoft-com:office:word" xmlns:wp14="http://schemas.microsoft.com/office/word/2010/wordprocessingDrawing" xmlns:v="urn:schemas-microsoft-com:vml" xmlns:o="urn:schemas-microsoft-com:office:office" xmlns:aink="http://schemas.microsoft.com/office/drawing/2016/ink" xmlns:mc="http://schemas.openxmlformats.org/markup-compatibility/2006" xmlns:cx8="http://schemas.microsoft.com/office/drawing/2016/5/14/chartex" xmlns:cx7="http://schemas.microsoft.com/office/drawing/2016/5/13/chartex" xmlns:cx6="http://schemas.microsoft.com/office/drawing/2016/5/12/chartex" xmlns:cx5="http://schemas.microsoft.com/office/drawing/2016/5/11/chartex" xmlns:cx4="http://schemas.microsoft.com/office/drawing/2016/5/10/chartex" xmlns:cx3="http://schemas.microsoft.com/office/drawing/2016/5/9/chartex" xmlns:cx2="http://schemas.microsoft.com/office/drawing/2015/10/21/chartex" xmlns:cx1="http://schemas.microsoft.com/office/drawing/2015/9/8/chartex" xmlns:cx="http://schemas.microsoft.com/office/drawing/2014/chartex" xmlns:wpc="http://schemas.microsoft.com/office/word/2010/wordprocessingCanvas" xmlns="" val="0"/>
+                          <a14:useLocalDpi xmlns="" xmlns:wpc="http://schemas.microsoft.com/office/word/2010/wordprocessingCanvas" xmlns:cx="http://schemas.microsoft.com/office/drawing/2014/chartex" xmlns:cx1="http://schemas.microsoft.com/office/drawing/2015/9/8/chartex" xmlns:cx2="http://schemas.microsoft.com/office/drawing/2015/10/21/chartex" xmlns:cx3="http://schemas.microsoft.com/office/drawing/2016/5/9/chartex" xmlns:cx4="http://schemas.microsoft.com/office/drawing/2016/5/10/chartex" xmlns:cx5="http://schemas.microsoft.com/office/drawing/2016/5/11/chartex" xmlns:cx6="http://schemas.microsoft.com/office/drawing/2016/5/12/chartex" xmlns:cx7="http://schemas.microsoft.com/office/drawing/2016/5/13/chartex" xmlns:cx8="http://schemas.microsoft.com/office/drawing/2016/5/14/chartex" xmlns:mc="http://schemas.openxmlformats.org/markup-compatibility/2006" xmlns:aink="http://schemas.microsoft.com/office/drawing/2016/ink" xmlns:o="urn:schemas-microsoft-com:office:office" xmlns:v="urn:schemas-microsoft-com:vml" xmlns:wp14="http://schemas.microsoft.com/office/word/2010/wordprocessingDrawing" xmlns:w10="urn:schemas-microsoft-com:office:word" xmlns:w="http://schemas.openxmlformats.org/wordprocessingml/2006/main" xmlns:w14="http://schemas.microsoft.com/office/word/2010/wordml" xmlns:w15="http://schemas.microsoft.com/office/word/2012/wordml" xmlns:w16se="http://schemas.microsoft.com/office/word/2015/wordml/symex" xmlns:wpg="http://schemas.microsoft.com/office/word/2010/wordprocessingGroup" xmlns:wpi="http://schemas.microsoft.com/office/word/2010/wordprocessingInk" xmlns:wps="http://schemas.microsoft.com/office/word/2010/wordprocessingShape" xmlns:a14="http://schemas.microsoft.com/office/drawing/2010/main" val="0"/>
                         </a:ext>
                       </a:extLst>
                     </a:blip>
@@ -29726,7 +29800,7 @@
                     <a:blip r:embed="rId18">
                       <a:extLst>
                         <a:ext uri="{28A0092B-C50C-407E-A947-70E740481C1C}">
-                          <a14:useLocalDpi xmlns:a14="http://schemas.microsoft.com/office/drawing/2010/main" xmlns:wps="http://schemas.microsoft.com/office/word/2010/wordprocessingShape" xmlns:wpi="http://schemas.microsoft.com/office/word/2010/wordprocessingInk" xmlns:wpg="http://schemas.microsoft.com/office/word/2010/wordprocessingGroup" xmlns:w16se="http://schemas.microsoft.com/office/word/2015/wordml/symex" xmlns:w15="http://schemas.microsoft.com/office/word/2012/wordml" xmlns:w14="http://schemas.microsoft.com/office/word/2010/wordml" xmlns:w="http://schemas.openxmlformats.org/wordprocessingml/2006/main" xmlns:w10="urn:schemas-microsoft-com:office:word" xmlns:wp14="http://schemas.microsoft.com/office/word/2010/wordprocessingDrawing" xmlns:v="urn:schemas-microsoft-com:vml" xmlns:o="urn:schemas-microsoft-com:office:office" xmlns:aink="http://schemas.microsoft.com/office/drawing/2016/ink" xmlns:mc="http://schemas.openxmlformats.org/markup-compatibility/2006" xmlns:cx8="http://schemas.microsoft.com/office/drawing/2016/5/14/chartex" xmlns:cx7="http://schemas.microsoft.com/office/drawing/2016/5/13/chartex" xmlns:cx6="http://schemas.microsoft.com/office/drawing/2016/5/12/chartex" xmlns:cx5="http://schemas.microsoft.com/office/drawing/2016/5/11/chartex" xmlns:cx4="http://schemas.microsoft.com/office/drawing/2016/5/10/chartex" xmlns:cx3="http://schemas.microsoft.com/office/drawing/2016/5/9/chartex" xmlns:cx2="http://schemas.microsoft.com/office/drawing/2015/10/21/chartex" xmlns:cx1="http://schemas.microsoft.com/office/drawing/2015/9/8/chartex" xmlns:cx="http://schemas.microsoft.com/office/drawing/2014/chartex" xmlns:wpc="http://schemas.microsoft.com/office/word/2010/wordprocessingCanvas" xmlns="" val="0"/>
+                          <a14:useLocalDpi xmlns="" xmlns:wpc="http://schemas.microsoft.com/office/word/2010/wordprocessingCanvas" xmlns:cx="http://schemas.microsoft.com/office/drawing/2014/chartex" xmlns:cx1="http://schemas.microsoft.com/office/drawing/2015/9/8/chartex" xmlns:cx2="http://schemas.microsoft.com/office/drawing/2015/10/21/chartex" xmlns:cx3="http://schemas.microsoft.com/office/drawing/2016/5/9/chartex" xmlns:cx4="http://schemas.microsoft.com/office/drawing/2016/5/10/chartex" xmlns:cx5="http://schemas.microsoft.com/office/drawing/2016/5/11/chartex" xmlns:cx6="http://schemas.microsoft.com/office/drawing/2016/5/12/chartex" xmlns:cx7="http://schemas.microsoft.com/office/drawing/2016/5/13/chartex" xmlns:cx8="http://schemas.microsoft.com/office/drawing/2016/5/14/chartex" xmlns:mc="http://schemas.openxmlformats.org/markup-compatibility/2006" xmlns:aink="http://schemas.microsoft.com/office/drawing/2016/ink" xmlns:o="urn:schemas-microsoft-com:office:office" xmlns:v="urn:schemas-microsoft-com:vml" xmlns:wp14="http://schemas.microsoft.com/office/word/2010/wordprocessingDrawing" xmlns:w10="urn:schemas-microsoft-com:office:word" xmlns:w="http://schemas.openxmlformats.org/wordprocessingml/2006/main" xmlns:w14="http://schemas.microsoft.com/office/word/2010/wordml" xmlns:w15="http://schemas.microsoft.com/office/word/2012/wordml" xmlns:w16se="http://schemas.microsoft.com/office/word/2015/wordml/symex" xmlns:wpg="http://schemas.microsoft.com/office/word/2010/wordprocessingGroup" xmlns:wpi="http://schemas.microsoft.com/office/word/2010/wordprocessingInk" xmlns:wps="http://schemas.microsoft.com/office/word/2010/wordprocessingShape" xmlns:a14="http://schemas.microsoft.com/office/drawing/2010/main" val="0"/>
                         </a:ext>
                       </a:extLst>
                     </a:blip>
@@ -30536,7 +30610,13 @@
         <w:t>By divine decree t</w:t>
       </w:r>
       <w:r>
-        <w:t>hat’s something he has to find out on his own.</w:t>
+        <w:t xml:space="preserve">hat’s </w:t>
+      </w:r>
+      <w:r>
+        <w:t>a bond he must discover on</w:t>
+      </w:r>
+      <w:r>
+        <w:t xml:space="preserve"> his own.</w:t>
       </w:r>
       <w:r>
         <w:t>”</w:t>
@@ -30571,7 +30651,7 @@
                     <a:blip r:embed="rId18">
                       <a:extLst>
                         <a:ext uri="{28A0092B-C50C-407E-A947-70E740481C1C}">
-                          <a14:useLocalDpi xmlns:a14="http://schemas.microsoft.com/office/drawing/2010/main" xmlns:wps="http://schemas.microsoft.com/office/word/2010/wordprocessingShape" xmlns:wpi="http://schemas.microsoft.com/office/word/2010/wordprocessingInk" xmlns:wpg="http://schemas.microsoft.com/office/word/2010/wordprocessingGroup" xmlns:w16se="http://schemas.microsoft.com/office/word/2015/wordml/symex" xmlns:w15="http://schemas.microsoft.com/office/word/2012/wordml" xmlns:w14="http://schemas.microsoft.com/office/word/2010/wordml" xmlns:w="http://schemas.openxmlformats.org/wordprocessingml/2006/main" xmlns:w10="urn:schemas-microsoft-com:office:word" xmlns:wp14="http://schemas.microsoft.com/office/word/2010/wordprocessingDrawing" xmlns:v="urn:schemas-microsoft-com:vml" xmlns:o="urn:schemas-microsoft-com:office:office" xmlns:aink="http://schemas.microsoft.com/office/drawing/2016/ink" xmlns:mc="http://schemas.openxmlformats.org/markup-compatibility/2006" xmlns:cx8="http://schemas.microsoft.com/office/drawing/2016/5/14/chartex" xmlns:cx7="http://schemas.microsoft.com/office/drawing/2016/5/13/chartex" xmlns:cx6="http://schemas.microsoft.com/office/drawing/2016/5/12/chartex" xmlns:cx5="http://schemas.microsoft.com/office/drawing/2016/5/11/chartex" xmlns:cx4="http://schemas.microsoft.com/office/drawing/2016/5/10/chartex" xmlns:cx3="http://schemas.microsoft.com/office/drawing/2016/5/9/chartex" xmlns:cx2="http://schemas.microsoft.com/office/drawing/2015/10/21/chartex" xmlns:cx1="http://schemas.microsoft.com/office/drawing/2015/9/8/chartex" xmlns:cx="http://schemas.microsoft.com/office/drawing/2014/chartex" xmlns:wpc="http://schemas.microsoft.com/office/word/2010/wordprocessingCanvas" xmlns="" val="0"/>
+                          <a14:useLocalDpi xmlns="" xmlns:wpc="http://schemas.microsoft.com/office/word/2010/wordprocessingCanvas" xmlns:cx="http://schemas.microsoft.com/office/drawing/2014/chartex" xmlns:cx1="http://schemas.microsoft.com/office/drawing/2015/9/8/chartex" xmlns:cx2="http://schemas.microsoft.com/office/drawing/2015/10/21/chartex" xmlns:cx3="http://schemas.microsoft.com/office/drawing/2016/5/9/chartex" xmlns:cx4="http://schemas.microsoft.com/office/drawing/2016/5/10/chartex" xmlns:cx5="http://schemas.microsoft.com/office/drawing/2016/5/11/chartex" xmlns:cx6="http://schemas.microsoft.com/office/drawing/2016/5/12/chartex" xmlns:cx7="http://schemas.microsoft.com/office/drawing/2016/5/13/chartex" xmlns:cx8="http://schemas.microsoft.com/office/drawing/2016/5/14/chartex" xmlns:mc="http://schemas.openxmlformats.org/markup-compatibility/2006" xmlns:aink="http://schemas.microsoft.com/office/drawing/2016/ink" xmlns:o="urn:schemas-microsoft-com:office:office" xmlns:v="urn:schemas-microsoft-com:vml" xmlns:wp14="http://schemas.microsoft.com/office/word/2010/wordprocessingDrawing" xmlns:w10="urn:schemas-microsoft-com:office:word" xmlns:w="http://schemas.openxmlformats.org/wordprocessingml/2006/main" xmlns:w14="http://schemas.microsoft.com/office/word/2010/wordml" xmlns:w15="http://schemas.microsoft.com/office/word/2012/wordml" xmlns:w16se="http://schemas.microsoft.com/office/word/2015/wordml/symex" xmlns:wpg="http://schemas.microsoft.com/office/word/2010/wordprocessingGroup" xmlns:wpi="http://schemas.microsoft.com/office/word/2010/wordprocessingInk" xmlns:wps="http://schemas.microsoft.com/office/word/2010/wordprocessingShape" xmlns:a14="http://schemas.microsoft.com/office/drawing/2010/main" val="0"/>
                         </a:ext>
                       </a:extLst>
                     </a:blip>
@@ -31144,7 +31224,7 @@
                     <a:blip r:embed="rId18">
                       <a:extLst>
                         <a:ext uri="{28A0092B-C50C-407E-A947-70E740481C1C}">
-                          <a14:useLocalDpi xmlns:a14="http://schemas.microsoft.com/office/drawing/2010/main" xmlns:wps="http://schemas.microsoft.com/office/word/2010/wordprocessingShape" xmlns:wpi="http://schemas.microsoft.com/office/word/2010/wordprocessingInk" xmlns:wpg="http://schemas.microsoft.com/office/word/2010/wordprocessingGroup" xmlns:w16se="http://schemas.microsoft.com/office/word/2015/wordml/symex" xmlns:w15="http://schemas.microsoft.com/office/word/2012/wordml" xmlns:w14="http://schemas.microsoft.com/office/word/2010/wordml" xmlns:w="http://schemas.openxmlformats.org/wordprocessingml/2006/main" xmlns:w10="urn:schemas-microsoft-com:office:word" xmlns:wp14="http://schemas.microsoft.com/office/word/2010/wordprocessingDrawing" xmlns:v="urn:schemas-microsoft-com:vml" xmlns:o="urn:schemas-microsoft-com:office:office" xmlns:aink="http://schemas.microsoft.com/office/drawing/2016/ink" xmlns:mc="http://schemas.openxmlformats.org/markup-compatibility/2006" xmlns:cx8="http://schemas.microsoft.com/office/drawing/2016/5/14/chartex" xmlns:cx7="http://schemas.microsoft.com/office/drawing/2016/5/13/chartex" xmlns:cx6="http://schemas.microsoft.com/office/drawing/2016/5/12/chartex" xmlns:cx5="http://schemas.microsoft.com/office/drawing/2016/5/11/chartex" xmlns:cx4="http://schemas.microsoft.com/office/drawing/2016/5/10/chartex" xmlns:cx3="http://schemas.microsoft.com/office/drawing/2016/5/9/chartex" xmlns:cx2="http://schemas.microsoft.com/office/drawing/2015/10/21/chartex" xmlns:cx1="http://schemas.microsoft.com/office/drawing/2015/9/8/chartex" xmlns:cx="http://schemas.microsoft.com/office/drawing/2014/chartex" xmlns:wpc="http://schemas.microsoft.com/office/word/2010/wordprocessingCanvas" xmlns="" val="0"/>
+                          <a14:useLocalDpi xmlns="" xmlns:wpc="http://schemas.microsoft.com/office/word/2010/wordprocessingCanvas" xmlns:cx="http://schemas.microsoft.com/office/drawing/2014/chartex" xmlns:cx1="http://schemas.microsoft.com/office/drawing/2015/9/8/chartex" xmlns:cx2="http://schemas.microsoft.com/office/drawing/2015/10/21/chartex" xmlns:cx3="http://schemas.microsoft.com/office/drawing/2016/5/9/chartex" xmlns:cx4="http://schemas.microsoft.com/office/drawing/2016/5/10/chartex" xmlns:cx5="http://schemas.microsoft.com/office/drawing/2016/5/11/chartex" xmlns:cx6="http://schemas.microsoft.com/office/drawing/2016/5/12/chartex" xmlns:cx7="http://schemas.microsoft.com/office/drawing/2016/5/13/chartex" xmlns:cx8="http://schemas.microsoft.com/office/drawing/2016/5/14/chartex" xmlns:mc="http://schemas.openxmlformats.org/markup-compatibility/2006" xmlns:aink="http://schemas.microsoft.com/office/drawing/2016/ink" xmlns:o="urn:schemas-microsoft-com:office:office" xmlns:v="urn:schemas-microsoft-com:vml" xmlns:wp14="http://schemas.microsoft.com/office/word/2010/wordprocessingDrawing" xmlns:w10="urn:schemas-microsoft-com:office:word" xmlns:w="http://schemas.openxmlformats.org/wordprocessingml/2006/main" xmlns:w14="http://schemas.microsoft.com/office/word/2010/wordml" xmlns:w15="http://schemas.microsoft.com/office/word/2012/wordml" xmlns:w16se="http://schemas.microsoft.com/office/word/2015/wordml/symex" xmlns:wpg="http://schemas.microsoft.com/office/word/2010/wordprocessingGroup" xmlns:wpi="http://schemas.microsoft.com/office/word/2010/wordprocessingInk" xmlns:wps="http://schemas.microsoft.com/office/word/2010/wordprocessingShape" xmlns:a14="http://schemas.microsoft.com/office/drawing/2010/main" val="0"/>
                         </a:ext>
                       </a:extLst>
                     </a:blip>
@@ -32450,7 +32530,7 @@
                     <a:blip r:embed="rId18">
                       <a:extLst>
                         <a:ext uri="{28A0092B-C50C-407E-A947-70E740481C1C}">
-                          <a14:useLocalDpi xmlns:a14="http://schemas.microsoft.com/office/drawing/2010/main" xmlns:wps="http://schemas.microsoft.com/office/word/2010/wordprocessingShape" xmlns:wpi="http://schemas.microsoft.com/office/word/2010/wordprocessingInk" xmlns:wpg="http://schemas.microsoft.com/office/word/2010/wordprocessingGroup" xmlns:w16se="http://schemas.microsoft.com/office/word/2015/wordml/symex" xmlns:w15="http://schemas.microsoft.com/office/word/2012/wordml" xmlns:w14="http://schemas.microsoft.com/office/word/2010/wordml" xmlns:w="http://schemas.openxmlformats.org/wordprocessingml/2006/main" xmlns:w10="urn:schemas-microsoft-com:office:word" xmlns:wp14="http://schemas.microsoft.com/office/word/2010/wordprocessingDrawing" xmlns:v="urn:schemas-microsoft-com:vml" xmlns:o="urn:schemas-microsoft-com:office:office" xmlns:aink="http://schemas.microsoft.com/office/drawing/2016/ink" xmlns:mc="http://schemas.openxmlformats.org/markup-compatibility/2006" xmlns:cx8="http://schemas.microsoft.com/office/drawing/2016/5/14/chartex" xmlns:cx7="http://schemas.microsoft.com/office/drawing/2016/5/13/chartex" xmlns:cx6="http://schemas.microsoft.com/office/drawing/2016/5/12/chartex" xmlns:cx5="http://schemas.microsoft.com/office/drawing/2016/5/11/chartex" xmlns:cx4="http://schemas.microsoft.com/office/drawing/2016/5/10/chartex" xmlns:cx3="http://schemas.microsoft.com/office/drawing/2016/5/9/chartex" xmlns:cx2="http://schemas.microsoft.com/office/drawing/2015/10/21/chartex" xmlns:cx1="http://schemas.microsoft.com/office/drawing/2015/9/8/chartex" xmlns:cx="http://schemas.microsoft.com/office/drawing/2014/chartex" xmlns:wpc="http://schemas.microsoft.com/office/word/2010/wordprocessingCanvas" xmlns="" val="0"/>
+                          <a14:useLocalDpi xmlns="" xmlns:wpc="http://schemas.microsoft.com/office/word/2010/wordprocessingCanvas" xmlns:cx="http://schemas.microsoft.com/office/drawing/2014/chartex" xmlns:cx1="http://schemas.microsoft.com/office/drawing/2015/9/8/chartex" xmlns:cx2="http://schemas.microsoft.com/office/drawing/2015/10/21/chartex" xmlns:cx3="http://schemas.microsoft.com/office/drawing/2016/5/9/chartex" xmlns:cx4="http://schemas.microsoft.com/office/drawing/2016/5/10/chartex" xmlns:cx5="http://schemas.microsoft.com/office/drawing/2016/5/11/chartex" xmlns:cx6="http://schemas.microsoft.com/office/drawing/2016/5/12/chartex" xmlns:cx7="http://schemas.microsoft.com/office/drawing/2016/5/13/chartex" xmlns:cx8="http://schemas.microsoft.com/office/drawing/2016/5/14/chartex" xmlns:mc="http://schemas.openxmlformats.org/markup-compatibility/2006" xmlns:aink="http://schemas.microsoft.com/office/drawing/2016/ink" xmlns:o="urn:schemas-microsoft-com:office:office" xmlns:v="urn:schemas-microsoft-com:vml" xmlns:wp14="http://schemas.microsoft.com/office/word/2010/wordprocessingDrawing" xmlns:w10="urn:schemas-microsoft-com:office:word" xmlns:w="http://schemas.openxmlformats.org/wordprocessingml/2006/main" xmlns:w14="http://schemas.microsoft.com/office/word/2010/wordml" xmlns:w15="http://schemas.microsoft.com/office/word/2012/wordml" xmlns:w16se="http://schemas.microsoft.com/office/word/2015/wordml/symex" xmlns:wpg="http://schemas.microsoft.com/office/word/2010/wordprocessingGroup" xmlns:wpi="http://schemas.microsoft.com/office/word/2010/wordprocessingInk" xmlns:wps="http://schemas.microsoft.com/office/word/2010/wordprocessingShape" xmlns:a14="http://schemas.microsoft.com/office/drawing/2010/main" val="0"/>
                         </a:ext>
                       </a:extLst>
                     </a:blip>
@@ -33530,7 +33610,7 @@
                     <a:blip r:embed="rId18">
                       <a:extLst>
                         <a:ext uri="{28A0092B-C50C-407E-A947-70E740481C1C}">
-                          <a14:useLocalDpi xmlns:a14="http://schemas.microsoft.com/office/drawing/2010/main" xmlns:wps="http://schemas.microsoft.com/office/word/2010/wordprocessingShape" xmlns:wpi="http://schemas.microsoft.com/office/word/2010/wordprocessingInk" xmlns:wpg="http://schemas.microsoft.com/office/word/2010/wordprocessingGroup" xmlns:w16se="http://schemas.microsoft.com/office/word/2015/wordml/symex" xmlns:w15="http://schemas.microsoft.com/office/word/2012/wordml" xmlns:w14="http://schemas.microsoft.com/office/word/2010/wordml" xmlns:w="http://schemas.openxmlformats.org/wordprocessingml/2006/main" xmlns:w10="urn:schemas-microsoft-com:office:word" xmlns:wp14="http://schemas.microsoft.com/office/word/2010/wordprocessingDrawing" xmlns:v="urn:schemas-microsoft-com:vml" xmlns:o="urn:schemas-microsoft-com:office:office" xmlns:aink="http://schemas.microsoft.com/office/drawing/2016/ink" xmlns:mc="http://schemas.openxmlformats.org/markup-compatibility/2006" xmlns:cx8="http://schemas.microsoft.com/office/drawing/2016/5/14/chartex" xmlns:cx7="http://schemas.microsoft.com/office/drawing/2016/5/13/chartex" xmlns:cx6="http://schemas.microsoft.com/office/drawing/2016/5/12/chartex" xmlns:cx5="http://schemas.microsoft.com/office/drawing/2016/5/11/chartex" xmlns:cx4="http://schemas.microsoft.com/office/drawing/2016/5/10/chartex" xmlns:cx3="http://schemas.microsoft.com/office/drawing/2016/5/9/chartex" xmlns:cx2="http://schemas.microsoft.com/office/drawing/2015/10/21/chartex" xmlns:cx1="http://schemas.microsoft.com/office/drawing/2015/9/8/chartex" xmlns:cx="http://schemas.microsoft.com/office/drawing/2014/chartex" xmlns:wpc="http://schemas.microsoft.com/office/word/2010/wordprocessingCanvas" xmlns="" val="0"/>
+                          <a14:useLocalDpi xmlns="" xmlns:wpc="http://schemas.microsoft.com/office/word/2010/wordprocessingCanvas" xmlns:cx="http://schemas.microsoft.com/office/drawing/2014/chartex" xmlns:cx1="http://schemas.microsoft.com/office/drawing/2015/9/8/chartex" xmlns:cx2="http://schemas.microsoft.com/office/drawing/2015/10/21/chartex" xmlns:cx3="http://schemas.microsoft.com/office/drawing/2016/5/9/chartex" xmlns:cx4="http://schemas.microsoft.com/office/drawing/2016/5/10/chartex" xmlns:cx5="http://schemas.microsoft.com/office/drawing/2016/5/11/chartex" xmlns:cx6="http://schemas.microsoft.com/office/drawing/2016/5/12/chartex" xmlns:cx7="http://schemas.microsoft.com/office/drawing/2016/5/13/chartex" xmlns:cx8="http://schemas.microsoft.com/office/drawing/2016/5/14/chartex" xmlns:mc="http://schemas.openxmlformats.org/markup-compatibility/2006" xmlns:aink="http://schemas.microsoft.com/office/drawing/2016/ink" xmlns:o="urn:schemas-microsoft-com:office:office" xmlns:v="urn:schemas-microsoft-com:vml" xmlns:wp14="http://schemas.microsoft.com/office/word/2010/wordprocessingDrawing" xmlns:w10="urn:schemas-microsoft-com:office:word" xmlns:w="http://schemas.openxmlformats.org/wordprocessingml/2006/main" xmlns:w14="http://schemas.microsoft.com/office/word/2010/wordml" xmlns:w15="http://schemas.microsoft.com/office/word/2012/wordml" xmlns:w16se="http://schemas.microsoft.com/office/word/2015/wordml/symex" xmlns:wpg="http://schemas.microsoft.com/office/word/2010/wordprocessingGroup" xmlns:wpi="http://schemas.microsoft.com/office/word/2010/wordprocessingInk" xmlns:wps="http://schemas.microsoft.com/office/word/2010/wordprocessingShape" xmlns:a14="http://schemas.microsoft.com/office/drawing/2010/main" val="0"/>
                         </a:ext>
                       </a:extLst>
                     </a:blip>
@@ -34015,7 +34095,7 @@
                     <a:blip r:embed="rId18">
                       <a:extLst>
                         <a:ext uri="{28A0092B-C50C-407E-A947-70E740481C1C}">
-                          <a14:useLocalDpi xmlns:a14="http://schemas.microsoft.com/office/drawing/2010/main" xmlns:wps="http://schemas.microsoft.com/office/word/2010/wordprocessingShape" xmlns:wpi="http://schemas.microsoft.com/office/word/2010/wordprocessingInk" xmlns:wpg="http://schemas.microsoft.com/office/word/2010/wordprocessingGroup" xmlns:w16se="http://schemas.microsoft.com/office/word/2015/wordml/symex" xmlns:w15="http://schemas.microsoft.com/office/word/2012/wordml" xmlns:w14="http://schemas.microsoft.com/office/word/2010/wordml" xmlns:w="http://schemas.openxmlformats.org/wordprocessingml/2006/main" xmlns:w10="urn:schemas-microsoft-com:office:word" xmlns:wp14="http://schemas.microsoft.com/office/word/2010/wordprocessingDrawing" xmlns:v="urn:schemas-microsoft-com:vml" xmlns:o="urn:schemas-microsoft-com:office:office" xmlns:aink="http://schemas.microsoft.com/office/drawing/2016/ink" xmlns:mc="http://schemas.openxmlformats.org/markup-compatibility/2006" xmlns:cx8="http://schemas.microsoft.com/office/drawing/2016/5/14/chartex" xmlns:cx7="http://schemas.microsoft.com/office/drawing/2016/5/13/chartex" xmlns:cx6="http://schemas.microsoft.com/office/drawing/2016/5/12/chartex" xmlns:cx5="http://schemas.microsoft.com/office/drawing/2016/5/11/chartex" xmlns:cx4="http://schemas.microsoft.com/office/drawing/2016/5/10/chartex" xmlns:cx3="http://schemas.microsoft.com/office/drawing/2016/5/9/chartex" xmlns:cx2="http://schemas.microsoft.com/office/drawing/2015/10/21/chartex" xmlns:cx1="http://schemas.microsoft.com/office/drawing/2015/9/8/chartex" xmlns:cx="http://schemas.microsoft.com/office/drawing/2014/chartex" xmlns:wpc="http://schemas.microsoft.com/office/word/2010/wordprocessingCanvas" xmlns="" val="0"/>
+                          <a14:useLocalDpi xmlns="" xmlns:wpc="http://schemas.microsoft.com/office/word/2010/wordprocessingCanvas" xmlns:cx="http://schemas.microsoft.com/office/drawing/2014/chartex" xmlns:cx1="http://schemas.microsoft.com/office/drawing/2015/9/8/chartex" xmlns:cx2="http://schemas.microsoft.com/office/drawing/2015/10/21/chartex" xmlns:cx3="http://schemas.microsoft.com/office/drawing/2016/5/9/chartex" xmlns:cx4="http://schemas.microsoft.com/office/drawing/2016/5/10/chartex" xmlns:cx5="http://schemas.microsoft.com/office/drawing/2016/5/11/chartex" xmlns:cx6="http://schemas.microsoft.com/office/drawing/2016/5/12/chartex" xmlns:cx7="http://schemas.microsoft.com/office/drawing/2016/5/13/chartex" xmlns:cx8="http://schemas.microsoft.com/office/drawing/2016/5/14/chartex" xmlns:mc="http://schemas.openxmlformats.org/markup-compatibility/2006" xmlns:aink="http://schemas.microsoft.com/office/drawing/2016/ink" xmlns:o="urn:schemas-microsoft-com:office:office" xmlns:v="urn:schemas-microsoft-com:vml" xmlns:wp14="http://schemas.microsoft.com/office/word/2010/wordprocessingDrawing" xmlns:w10="urn:schemas-microsoft-com:office:word" xmlns:w="http://schemas.openxmlformats.org/wordprocessingml/2006/main" xmlns:w14="http://schemas.microsoft.com/office/word/2010/wordml" xmlns:w15="http://schemas.microsoft.com/office/word/2012/wordml" xmlns:w16se="http://schemas.microsoft.com/office/word/2015/wordml/symex" xmlns:wpg="http://schemas.microsoft.com/office/word/2010/wordprocessingGroup" xmlns:wpi="http://schemas.microsoft.com/office/word/2010/wordprocessingInk" xmlns:wps="http://schemas.microsoft.com/office/word/2010/wordprocessingShape" xmlns:a14="http://schemas.microsoft.com/office/drawing/2010/main" val="0"/>
                         </a:ext>
                       </a:extLst>
                     </a:blip>
@@ -34948,7 +35028,7 @@
                     <a:blip r:embed="rId18">
                       <a:extLst>
                         <a:ext uri="{28A0092B-C50C-407E-A947-70E740481C1C}">
-                          <a14:useLocalDpi xmlns:a14="http://schemas.microsoft.com/office/drawing/2010/main" xmlns:wps="http://schemas.microsoft.com/office/word/2010/wordprocessingShape" xmlns:wpi="http://schemas.microsoft.com/office/word/2010/wordprocessingInk" xmlns:wpg="http://schemas.microsoft.com/office/word/2010/wordprocessingGroup" xmlns:w16se="http://schemas.microsoft.com/office/word/2015/wordml/symex" xmlns:w15="http://schemas.microsoft.com/office/word/2012/wordml" xmlns:w14="http://schemas.microsoft.com/office/word/2010/wordml" xmlns:w="http://schemas.openxmlformats.org/wordprocessingml/2006/main" xmlns:w10="urn:schemas-microsoft-com:office:word" xmlns:wp14="http://schemas.microsoft.com/office/word/2010/wordprocessingDrawing" xmlns:v="urn:schemas-microsoft-com:vml" xmlns:o="urn:schemas-microsoft-com:office:office" xmlns:aink="http://schemas.microsoft.com/office/drawing/2016/ink" xmlns:mc="http://schemas.openxmlformats.org/markup-compatibility/2006" xmlns:cx8="http://schemas.microsoft.com/office/drawing/2016/5/14/chartex" xmlns:cx7="http://schemas.microsoft.com/office/drawing/2016/5/13/chartex" xmlns:cx6="http://schemas.microsoft.com/office/drawing/2016/5/12/chartex" xmlns:cx5="http://schemas.microsoft.com/office/drawing/2016/5/11/chartex" xmlns:cx4="http://schemas.microsoft.com/office/drawing/2016/5/10/chartex" xmlns:cx3="http://schemas.microsoft.com/office/drawing/2016/5/9/chartex" xmlns:cx2="http://schemas.microsoft.com/office/drawing/2015/10/21/chartex" xmlns:cx1="http://schemas.microsoft.com/office/drawing/2015/9/8/chartex" xmlns:cx="http://schemas.microsoft.com/office/drawing/2014/chartex" xmlns:wpc="http://schemas.microsoft.com/office/word/2010/wordprocessingCanvas" xmlns="" val="0"/>
+                          <a14:useLocalDpi xmlns="" xmlns:wpc="http://schemas.microsoft.com/office/word/2010/wordprocessingCanvas" xmlns:cx="http://schemas.microsoft.com/office/drawing/2014/chartex" xmlns:cx1="http://schemas.microsoft.com/office/drawing/2015/9/8/chartex" xmlns:cx2="http://schemas.microsoft.com/office/drawing/2015/10/21/chartex" xmlns:cx3="http://schemas.microsoft.com/office/drawing/2016/5/9/chartex" xmlns:cx4="http://schemas.microsoft.com/office/drawing/2016/5/10/chartex" xmlns:cx5="http://schemas.microsoft.com/office/drawing/2016/5/11/chartex" xmlns:cx6="http://schemas.microsoft.com/office/drawing/2016/5/12/chartex" xmlns:cx7="http://schemas.microsoft.com/office/drawing/2016/5/13/chartex" xmlns:cx8="http://schemas.microsoft.com/office/drawing/2016/5/14/chartex" xmlns:mc="http://schemas.openxmlformats.org/markup-compatibility/2006" xmlns:aink="http://schemas.microsoft.com/office/drawing/2016/ink" xmlns:o="urn:schemas-microsoft-com:office:office" xmlns:v="urn:schemas-microsoft-com:vml" xmlns:wp14="http://schemas.microsoft.com/office/word/2010/wordprocessingDrawing" xmlns:w10="urn:schemas-microsoft-com:office:word" xmlns:w="http://schemas.openxmlformats.org/wordprocessingml/2006/main" xmlns:w14="http://schemas.microsoft.com/office/word/2010/wordml" xmlns:w15="http://schemas.microsoft.com/office/word/2012/wordml" xmlns:w16se="http://schemas.microsoft.com/office/word/2015/wordml/symex" xmlns:wpg="http://schemas.microsoft.com/office/word/2010/wordprocessingGroup" xmlns:wpi="http://schemas.microsoft.com/office/word/2010/wordprocessingInk" xmlns:wps="http://schemas.microsoft.com/office/word/2010/wordprocessingShape" xmlns:a14="http://schemas.microsoft.com/office/drawing/2010/main" val="0"/>
                         </a:ext>
                       </a:extLst>
                     </a:blip>
@@ -35365,7 +35445,7 @@
                     <a:blip r:embed="rId18">
                       <a:extLst>
                         <a:ext uri="{28A0092B-C50C-407E-A947-70E740481C1C}">
-                          <a14:useLocalDpi xmlns:a14="http://schemas.microsoft.com/office/drawing/2010/main" xmlns:wps="http://schemas.microsoft.com/office/word/2010/wordprocessingShape" xmlns:wpi="http://schemas.microsoft.com/office/word/2010/wordprocessingInk" xmlns:wpg="http://schemas.microsoft.com/office/word/2010/wordprocessingGroup" xmlns:w16se="http://schemas.microsoft.com/office/word/2015/wordml/symex" xmlns:w15="http://schemas.microsoft.com/office/word/2012/wordml" xmlns:w14="http://schemas.microsoft.com/office/word/2010/wordml" xmlns:w="http://schemas.openxmlformats.org/wordprocessingml/2006/main" xmlns:w10="urn:schemas-microsoft-com:office:word" xmlns:wp14="http://schemas.microsoft.com/office/word/2010/wordprocessingDrawing" xmlns:v="urn:schemas-microsoft-com:vml" xmlns:o="urn:schemas-microsoft-com:office:office" xmlns:aink="http://schemas.microsoft.com/office/drawing/2016/ink" xmlns:mc="http://schemas.openxmlformats.org/markup-compatibility/2006" xmlns:cx8="http://schemas.microsoft.com/office/drawing/2016/5/14/chartex" xmlns:cx7="http://schemas.microsoft.com/office/drawing/2016/5/13/chartex" xmlns:cx6="http://schemas.microsoft.com/office/drawing/2016/5/12/chartex" xmlns:cx5="http://schemas.microsoft.com/office/drawing/2016/5/11/chartex" xmlns:cx4="http://schemas.microsoft.com/office/drawing/2016/5/10/chartex" xmlns:cx3="http://schemas.microsoft.com/office/drawing/2016/5/9/chartex" xmlns:cx2="http://schemas.microsoft.com/office/drawing/2015/10/21/chartex" xmlns:cx1="http://schemas.microsoft.com/office/drawing/2015/9/8/chartex" xmlns:cx="http://schemas.microsoft.com/office/drawing/2014/chartex" xmlns:wpc="http://schemas.microsoft.com/office/word/2010/wordprocessingCanvas" xmlns="" val="0"/>
+                          <a14:useLocalDpi xmlns="" xmlns:wpc="http://schemas.microsoft.com/office/word/2010/wordprocessingCanvas" xmlns:cx="http://schemas.microsoft.com/office/drawing/2014/chartex" xmlns:cx1="http://schemas.microsoft.com/office/drawing/2015/9/8/chartex" xmlns:cx2="http://schemas.microsoft.com/office/drawing/2015/10/21/chartex" xmlns:cx3="http://schemas.microsoft.com/office/drawing/2016/5/9/chartex" xmlns:cx4="http://schemas.microsoft.com/office/drawing/2016/5/10/chartex" xmlns:cx5="http://schemas.microsoft.com/office/drawing/2016/5/11/chartex" xmlns:cx6="http://schemas.microsoft.com/office/drawing/2016/5/12/chartex" xmlns:cx7="http://schemas.microsoft.com/office/drawing/2016/5/13/chartex" xmlns:cx8="http://schemas.microsoft.com/office/drawing/2016/5/14/chartex" xmlns:mc="http://schemas.openxmlformats.org/markup-compatibility/2006" xmlns:aink="http://schemas.microsoft.com/office/drawing/2016/ink" xmlns:o="urn:schemas-microsoft-com:office:office" xmlns:v="urn:schemas-microsoft-com:vml" xmlns:wp14="http://schemas.microsoft.com/office/word/2010/wordprocessingDrawing" xmlns:w10="urn:schemas-microsoft-com:office:word" xmlns:w="http://schemas.openxmlformats.org/wordprocessingml/2006/main" xmlns:w14="http://schemas.microsoft.com/office/word/2010/wordml" xmlns:w15="http://schemas.microsoft.com/office/word/2012/wordml" xmlns:w16se="http://schemas.microsoft.com/office/word/2015/wordml/symex" xmlns:wpg="http://schemas.microsoft.com/office/word/2010/wordprocessingGroup" xmlns:wpi="http://schemas.microsoft.com/office/word/2010/wordprocessingInk" xmlns:wps="http://schemas.microsoft.com/office/word/2010/wordprocessingShape" xmlns:a14="http://schemas.microsoft.com/office/drawing/2010/main" val="0"/>
                         </a:ext>
                       </a:extLst>
                     </a:blip>
@@ -35948,7 +36028,7 @@
                     <a:blip r:embed="rId18">
                       <a:extLst>
                         <a:ext uri="{28A0092B-C50C-407E-A947-70E740481C1C}">
-                          <a14:useLocalDpi xmlns:a14="http://schemas.microsoft.com/office/drawing/2010/main" xmlns:wps="http://schemas.microsoft.com/office/word/2010/wordprocessingShape" xmlns:wpi="http://schemas.microsoft.com/office/word/2010/wordprocessingInk" xmlns:wpg="http://schemas.microsoft.com/office/word/2010/wordprocessingGroup" xmlns:w16se="http://schemas.microsoft.com/office/word/2015/wordml/symex" xmlns:w15="http://schemas.microsoft.com/office/word/2012/wordml" xmlns:w14="http://schemas.microsoft.com/office/word/2010/wordml" xmlns:w="http://schemas.openxmlformats.org/wordprocessingml/2006/main" xmlns:w10="urn:schemas-microsoft-com:office:word" xmlns:wp14="http://schemas.microsoft.com/office/word/2010/wordprocessingDrawing" xmlns:v="urn:schemas-microsoft-com:vml" xmlns:o="urn:schemas-microsoft-com:office:office" xmlns:aink="http://schemas.microsoft.com/office/drawing/2016/ink" xmlns:mc="http://schemas.openxmlformats.org/markup-compatibility/2006" xmlns:cx8="http://schemas.microsoft.com/office/drawing/2016/5/14/chartex" xmlns:cx7="http://schemas.microsoft.com/office/drawing/2016/5/13/chartex" xmlns:cx6="http://schemas.microsoft.com/office/drawing/2016/5/12/chartex" xmlns:cx5="http://schemas.microsoft.com/office/drawing/2016/5/11/chartex" xmlns:cx4="http://schemas.microsoft.com/office/drawing/2016/5/10/chartex" xmlns:cx3="http://schemas.microsoft.com/office/drawing/2016/5/9/chartex" xmlns:cx2="http://schemas.microsoft.com/office/drawing/2015/10/21/chartex" xmlns:cx1="http://schemas.microsoft.com/office/drawing/2015/9/8/chartex" xmlns:cx="http://schemas.microsoft.com/office/drawing/2014/chartex" xmlns:wpc="http://schemas.microsoft.com/office/word/2010/wordprocessingCanvas" xmlns="" val="0"/>
+                          <a14:useLocalDpi xmlns="" xmlns:wpc="http://schemas.microsoft.com/office/word/2010/wordprocessingCanvas" xmlns:cx="http://schemas.microsoft.com/office/drawing/2014/chartex" xmlns:cx1="http://schemas.microsoft.com/office/drawing/2015/9/8/chartex" xmlns:cx2="http://schemas.microsoft.com/office/drawing/2015/10/21/chartex" xmlns:cx3="http://schemas.microsoft.com/office/drawing/2016/5/9/chartex" xmlns:cx4="http://schemas.microsoft.com/office/drawing/2016/5/10/chartex" xmlns:cx5="http://schemas.microsoft.com/office/drawing/2016/5/11/chartex" xmlns:cx6="http://schemas.microsoft.com/office/drawing/2016/5/12/chartex" xmlns:cx7="http://schemas.microsoft.com/office/drawing/2016/5/13/chartex" xmlns:cx8="http://schemas.microsoft.com/office/drawing/2016/5/14/chartex" xmlns:mc="http://schemas.openxmlformats.org/markup-compatibility/2006" xmlns:aink="http://schemas.microsoft.com/office/drawing/2016/ink" xmlns:o="urn:schemas-microsoft-com:office:office" xmlns:v="urn:schemas-microsoft-com:vml" xmlns:wp14="http://schemas.microsoft.com/office/word/2010/wordprocessingDrawing" xmlns:w10="urn:schemas-microsoft-com:office:word" xmlns:w="http://schemas.openxmlformats.org/wordprocessingml/2006/main" xmlns:w14="http://schemas.microsoft.com/office/word/2010/wordml" xmlns:w15="http://schemas.microsoft.com/office/word/2012/wordml" xmlns:w16se="http://schemas.microsoft.com/office/word/2015/wordml/symex" xmlns:wpg="http://schemas.microsoft.com/office/word/2010/wordprocessingGroup" xmlns:wpi="http://schemas.microsoft.com/office/word/2010/wordprocessingInk" xmlns:wps="http://schemas.microsoft.com/office/word/2010/wordprocessingShape" xmlns:a14="http://schemas.microsoft.com/office/drawing/2010/main" val="0"/>
                         </a:ext>
                       </a:extLst>
                     </a:blip>
@@ -36555,7 +36635,13 @@
     </w:p>
     <w:p>
       <w:r>
-        <w:t>“Please enter and have something to eat.”</w:t>
+        <w:t xml:space="preserve">“Please enter and </w:t>
+      </w:r>
+      <w:r>
+        <w:t>enjoy our hospitality</w:t>
+      </w:r>
+      <w:r>
+        <w:t>.”</w:t>
       </w:r>
     </w:p>
     <w:p>
@@ -36918,7 +37004,10 @@
         <w:t>second</w:t>
       </w:r>
       <w:r>
-        <w:t xml:space="preserve"> woman purred. She slowly lowered herself onto Luke. The woman that resembled Annie was doing something Annie would never do.</w:t>
+        <w:t xml:space="preserve"> woman purred. She slowly lowered herself onto Luke. </w:t>
+      </w:r>
+      <w:r>
+        <w:t>Annie would never act in such a disgraceful way.</w:t>
       </w:r>
     </w:p>
     <w:p>
@@ -37066,12 +37155,12 @@
     </w:p>
     <w:p>
       <w:r>
+        <w:t>Running down the corridor Luke found the room with Monty and entered. The naked monkey-boy was staring at Luke in confusion.</w:t>
+      </w:r>
+    </w:p>
+    <w:p>
+      <w:r>
         <w:lastRenderedPageBreak/>
-        <w:t>Running down the corridor Luke found the room with Monty and entered. The naked monkey-boy was staring at Luke in confusion.</w:t>
-      </w:r>
-    </w:p>
-    <w:p>
-      <w:r>
         <w:t>“What happened? What happened to my harem of wives?” Monty asked.</w:t>
       </w:r>
     </w:p>
@@ -37223,7 +37312,7 @@
                     <a:blip r:embed="rId18">
                       <a:extLst>
                         <a:ext uri="{28A0092B-C50C-407E-A947-70E740481C1C}">
-                          <a14:useLocalDpi xmlns:a14="http://schemas.microsoft.com/office/drawing/2010/main" xmlns:wps="http://schemas.microsoft.com/office/word/2010/wordprocessingShape" xmlns:wpi="http://schemas.microsoft.com/office/word/2010/wordprocessingInk" xmlns:wpg="http://schemas.microsoft.com/office/word/2010/wordprocessingGroup" xmlns:w16se="http://schemas.microsoft.com/office/word/2015/wordml/symex" xmlns:w15="http://schemas.microsoft.com/office/word/2012/wordml" xmlns:w14="http://schemas.microsoft.com/office/word/2010/wordml" xmlns:w="http://schemas.openxmlformats.org/wordprocessingml/2006/main" xmlns:w10="urn:schemas-microsoft-com:office:word" xmlns:wp14="http://schemas.microsoft.com/office/word/2010/wordprocessingDrawing" xmlns:v="urn:schemas-microsoft-com:vml" xmlns:o="urn:schemas-microsoft-com:office:office" xmlns:aink="http://schemas.microsoft.com/office/drawing/2016/ink" xmlns:mc="http://schemas.openxmlformats.org/markup-compatibility/2006" xmlns:cx8="http://schemas.microsoft.com/office/drawing/2016/5/14/chartex" xmlns:cx7="http://schemas.microsoft.com/office/drawing/2016/5/13/chartex" xmlns:cx6="http://schemas.microsoft.com/office/drawing/2016/5/12/chartex" xmlns:cx5="http://schemas.microsoft.com/office/drawing/2016/5/11/chartex" xmlns:cx4="http://schemas.microsoft.com/office/drawing/2016/5/10/chartex" xmlns:cx3="http://schemas.microsoft.com/office/drawing/2016/5/9/chartex" xmlns:cx2="http://schemas.microsoft.com/office/drawing/2015/10/21/chartex" xmlns:cx1="http://schemas.microsoft.com/office/drawing/2015/9/8/chartex" xmlns:cx="http://schemas.microsoft.com/office/drawing/2014/chartex" xmlns:wpc="http://schemas.microsoft.com/office/word/2010/wordprocessingCanvas" xmlns="" val="0"/>
+                          <a14:useLocalDpi xmlns="" xmlns:wpc="http://schemas.microsoft.com/office/word/2010/wordprocessingCanvas" xmlns:cx="http://schemas.microsoft.com/office/drawing/2014/chartex" xmlns:cx1="http://schemas.microsoft.com/office/drawing/2015/9/8/chartex" xmlns:cx2="http://schemas.microsoft.com/office/drawing/2015/10/21/chartex" xmlns:cx3="http://schemas.microsoft.com/office/drawing/2016/5/9/chartex" xmlns:cx4="http://schemas.microsoft.com/office/drawing/2016/5/10/chartex" xmlns:cx5="http://schemas.microsoft.com/office/drawing/2016/5/11/chartex" xmlns:cx6="http://schemas.microsoft.com/office/drawing/2016/5/12/chartex" xmlns:cx7="http://schemas.microsoft.com/office/drawing/2016/5/13/chartex" xmlns:cx8="http://schemas.microsoft.com/office/drawing/2016/5/14/chartex" xmlns:mc="http://schemas.openxmlformats.org/markup-compatibility/2006" xmlns:aink="http://schemas.microsoft.com/office/drawing/2016/ink" xmlns:o="urn:schemas-microsoft-com:office:office" xmlns:v="urn:schemas-microsoft-com:vml" xmlns:wp14="http://schemas.microsoft.com/office/word/2010/wordprocessingDrawing" xmlns:w10="urn:schemas-microsoft-com:office:word" xmlns:w="http://schemas.openxmlformats.org/wordprocessingml/2006/main" xmlns:w14="http://schemas.microsoft.com/office/word/2010/wordml" xmlns:w15="http://schemas.microsoft.com/office/word/2012/wordml" xmlns:w16se="http://schemas.microsoft.com/office/word/2015/wordml/symex" xmlns:wpg="http://schemas.microsoft.com/office/word/2010/wordprocessingGroup" xmlns:wpi="http://schemas.microsoft.com/office/word/2010/wordprocessingInk" xmlns:wps="http://schemas.microsoft.com/office/word/2010/wordprocessingShape" xmlns:a14="http://schemas.microsoft.com/office/drawing/2010/main" val="0"/>
                         </a:ext>
                       </a:extLst>
                     </a:blip>
@@ -37260,21 +37349,21 @@
     </w:p>
     <w:p>
       <w:r>
+        <w:t xml:space="preserve">“Thank you for your report Prince Philip,” the king of Hensing said. “Please enjoy </w:t>
+      </w:r>
+      <w:r>
+        <w:t>my hospitality</w:t>
+      </w:r>
+      <w:r>
+        <w:t xml:space="preserve"> while I discuss matters with my advisors.</w:t>
+      </w:r>
+      <w:r>
+        <w:t>”</w:t>
+      </w:r>
+    </w:p>
+    <w:p>
+      <w:r>
         <w:lastRenderedPageBreak/>
-        <w:t xml:space="preserve">“Thank you for your report Prince Philip,” the king of Hensing said. “Please enjoy </w:t>
-      </w:r>
-      <w:r>
-        <w:t>my hospitality</w:t>
-      </w:r>
-      <w:r>
-        <w:t xml:space="preserve"> while I discuss matters with my advisors.</w:t>
-      </w:r>
-      <w:r>
-        <w:t>”</w:t>
-      </w:r>
-    </w:p>
-    <w:p>
-      <w:r>
         <w:t xml:space="preserve">Philip and </w:t>
       </w:r>
       <w:r>
@@ -37404,24 +37493,24 @@
     </w:p>
     <w:p>
       <w:r>
+        <w:t xml:space="preserve">“The shipyard manager said repairs will be complete in two days,” </w:t>
+      </w:r>
+      <w:r>
+        <w:t>Jonathan</w:t>
+      </w:r>
+      <w:r>
+        <w:t xml:space="preserve"> </w:t>
+      </w:r>
+      <w:r>
+        <w:t>replied</w:t>
+      </w:r>
+      <w:r>
+        <w:t>. “He also said he was surprised we made it to port considering the damage.”</w:t>
+      </w:r>
+    </w:p>
+    <w:p>
+      <w:r>
         <w:lastRenderedPageBreak/>
-        <w:t xml:space="preserve">“The shipyard manager said repairs will be complete in two days,” </w:t>
-      </w:r>
-      <w:r>
-        <w:t>Jonathan</w:t>
-      </w:r>
-      <w:r>
-        <w:t xml:space="preserve"> </w:t>
-      </w:r>
-      <w:r>
-        <w:t>replied</w:t>
-      </w:r>
-      <w:r>
-        <w:t>. “He also said he was surprised we made it to port considering the damage.”</w:t>
-      </w:r>
-    </w:p>
-    <w:p>
-      <w:r>
         <w:t>Philip nodded. “Who would have thought they were expecting us at that desolate place. Luke was correct. We had spies on board.”</w:t>
       </w:r>
     </w:p>
@@ -37801,7 +37890,7 @@
                     <a:blip r:embed="rId18">
                       <a:extLst>
                         <a:ext uri="{28A0092B-C50C-407E-A947-70E740481C1C}">
-                          <a14:useLocalDpi xmlns:a14="http://schemas.microsoft.com/office/drawing/2010/main" xmlns:wps="http://schemas.microsoft.com/office/word/2010/wordprocessingShape" xmlns:wpi="http://schemas.microsoft.com/office/word/2010/wordprocessingInk" xmlns:wpg="http://schemas.microsoft.com/office/word/2010/wordprocessingGroup" xmlns:w16se="http://schemas.microsoft.com/office/word/2015/wordml/symex" xmlns:w15="http://schemas.microsoft.com/office/word/2012/wordml" xmlns:w14="http://schemas.microsoft.com/office/word/2010/wordml" xmlns:w="http://schemas.openxmlformats.org/wordprocessingml/2006/main" xmlns:w10="urn:schemas-microsoft-com:office:word" xmlns:wp14="http://schemas.microsoft.com/office/word/2010/wordprocessingDrawing" xmlns:v="urn:schemas-microsoft-com:vml" xmlns:o="urn:schemas-microsoft-com:office:office" xmlns:aink="http://schemas.microsoft.com/office/drawing/2016/ink" xmlns:mc="http://schemas.openxmlformats.org/markup-compatibility/2006" xmlns:cx8="http://schemas.microsoft.com/office/drawing/2016/5/14/chartex" xmlns:cx7="http://schemas.microsoft.com/office/drawing/2016/5/13/chartex" xmlns:cx6="http://schemas.microsoft.com/office/drawing/2016/5/12/chartex" xmlns:cx5="http://schemas.microsoft.com/office/drawing/2016/5/11/chartex" xmlns:cx4="http://schemas.microsoft.com/office/drawing/2016/5/10/chartex" xmlns:cx3="http://schemas.microsoft.com/office/drawing/2016/5/9/chartex" xmlns:cx2="http://schemas.microsoft.com/office/drawing/2015/10/21/chartex" xmlns:cx1="http://schemas.microsoft.com/office/drawing/2015/9/8/chartex" xmlns:cx="http://schemas.microsoft.com/office/drawing/2014/chartex" xmlns:wpc="http://schemas.microsoft.com/office/word/2010/wordprocessingCanvas" xmlns="" val="0"/>
+                          <a14:useLocalDpi xmlns="" xmlns:wpc="http://schemas.microsoft.com/office/word/2010/wordprocessingCanvas" xmlns:cx="http://schemas.microsoft.com/office/drawing/2014/chartex" xmlns:cx1="http://schemas.microsoft.com/office/drawing/2015/9/8/chartex" xmlns:cx2="http://schemas.microsoft.com/office/drawing/2015/10/21/chartex" xmlns:cx3="http://schemas.microsoft.com/office/drawing/2016/5/9/chartex" xmlns:cx4="http://schemas.microsoft.com/office/drawing/2016/5/10/chartex" xmlns:cx5="http://schemas.microsoft.com/office/drawing/2016/5/11/chartex" xmlns:cx6="http://schemas.microsoft.com/office/drawing/2016/5/12/chartex" xmlns:cx7="http://schemas.microsoft.com/office/drawing/2016/5/13/chartex" xmlns:cx8="http://schemas.microsoft.com/office/drawing/2016/5/14/chartex" xmlns:mc="http://schemas.openxmlformats.org/markup-compatibility/2006" xmlns:aink="http://schemas.microsoft.com/office/drawing/2016/ink" xmlns:o="urn:schemas-microsoft-com:office:office" xmlns:v="urn:schemas-microsoft-com:vml" xmlns:wp14="http://schemas.microsoft.com/office/word/2010/wordprocessingDrawing" xmlns:w10="urn:schemas-microsoft-com:office:word" xmlns:w="http://schemas.openxmlformats.org/wordprocessingml/2006/main" xmlns:w14="http://schemas.microsoft.com/office/word/2010/wordml" xmlns:w15="http://schemas.microsoft.com/office/word/2012/wordml" xmlns:w16se="http://schemas.microsoft.com/office/word/2015/wordml/symex" xmlns:wpg="http://schemas.microsoft.com/office/word/2010/wordprocessingGroup" xmlns:wpi="http://schemas.microsoft.com/office/word/2010/wordprocessingInk" xmlns:wps="http://schemas.microsoft.com/office/word/2010/wordprocessingShape" xmlns:a14="http://schemas.microsoft.com/office/drawing/2010/main" val="0"/>
                         </a:ext>
                       </a:extLst>
                     </a:blip>
@@ -38168,7 +38257,19 @@
         <w:t xml:space="preserve"> Luke asked in astonishment.</w:t>
       </w:r>
       <w:r>
-        <w:t xml:space="preserve"> “I can’t believe they would do something so foolish. That makes escape much simpler.</w:t>
+        <w:t xml:space="preserve"> “I can’t believe they would </w:t>
+      </w:r>
+      <w:r>
+        <w:t>act so</w:t>
+      </w:r>
+      <w:r>
+        <w:t xml:space="preserve"> foolish</w:t>
+      </w:r>
+      <w:r>
+        <w:t>ly</w:t>
+      </w:r>
+      <w:r>
+        <w:t>. That makes escape much simpler.</w:t>
       </w:r>
       <w:r>
         <w:t xml:space="preserve"> </w:t>
@@ -38560,7 +38661,13 @@
         <w:t xml:space="preserve">only </w:t>
       </w:r>
       <w:r>
-        <w:t>around the boat. At that distance it would be difficult to spot something so small.</w:t>
+        <w:t xml:space="preserve">around the boat. At that distance it would be difficult to spot </w:t>
+      </w:r>
+      <w:r>
+        <w:t>a craft</w:t>
+      </w:r>
+      <w:r>
+        <w:t xml:space="preserve"> so small.</w:t>
       </w:r>
     </w:p>
     <w:p>
@@ -39075,7 +39182,7 @@
                     <a:blip r:embed="rId18">
                       <a:extLst>
                         <a:ext uri="{28A0092B-C50C-407E-A947-70E740481C1C}">
-                          <a14:useLocalDpi xmlns:a14="http://schemas.microsoft.com/office/drawing/2010/main" xmlns:wps="http://schemas.microsoft.com/office/word/2010/wordprocessingShape" xmlns:wpi="http://schemas.microsoft.com/office/word/2010/wordprocessingInk" xmlns:wpg="http://schemas.microsoft.com/office/word/2010/wordprocessingGroup" xmlns:w16se="http://schemas.microsoft.com/office/word/2015/wordml/symex" xmlns:w15="http://schemas.microsoft.com/office/word/2012/wordml" xmlns:w14="http://schemas.microsoft.com/office/word/2010/wordml" xmlns:w="http://schemas.openxmlformats.org/wordprocessingml/2006/main" xmlns:w10="urn:schemas-microsoft-com:office:word" xmlns:wp14="http://schemas.microsoft.com/office/word/2010/wordprocessingDrawing" xmlns:v="urn:schemas-microsoft-com:vml" xmlns:o="urn:schemas-microsoft-com:office:office" xmlns:aink="http://schemas.microsoft.com/office/drawing/2016/ink" xmlns:mc="http://schemas.openxmlformats.org/markup-compatibility/2006" xmlns:cx8="http://schemas.microsoft.com/office/drawing/2016/5/14/chartex" xmlns:cx7="http://schemas.microsoft.com/office/drawing/2016/5/13/chartex" xmlns:cx6="http://schemas.microsoft.com/office/drawing/2016/5/12/chartex" xmlns:cx5="http://schemas.microsoft.com/office/drawing/2016/5/11/chartex" xmlns:cx4="http://schemas.microsoft.com/office/drawing/2016/5/10/chartex" xmlns:cx3="http://schemas.microsoft.com/office/drawing/2016/5/9/chartex" xmlns:cx2="http://schemas.microsoft.com/office/drawing/2015/10/21/chartex" xmlns:cx1="http://schemas.microsoft.com/office/drawing/2015/9/8/chartex" xmlns:cx="http://schemas.microsoft.com/office/drawing/2014/chartex" xmlns:wpc="http://schemas.microsoft.com/office/word/2010/wordprocessingCanvas" xmlns="" val="0"/>
+                          <a14:useLocalDpi xmlns="" xmlns:wpc="http://schemas.microsoft.com/office/word/2010/wordprocessingCanvas" xmlns:cx="http://schemas.microsoft.com/office/drawing/2014/chartex" xmlns:cx1="http://schemas.microsoft.com/office/drawing/2015/9/8/chartex" xmlns:cx2="http://schemas.microsoft.com/office/drawing/2015/10/21/chartex" xmlns:cx3="http://schemas.microsoft.com/office/drawing/2016/5/9/chartex" xmlns:cx4="http://schemas.microsoft.com/office/drawing/2016/5/10/chartex" xmlns:cx5="http://schemas.microsoft.com/office/drawing/2016/5/11/chartex" xmlns:cx6="http://schemas.microsoft.com/office/drawing/2016/5/12/chartex" xmlns:cx7="http://schemas.microsoft.com/office/drawing/2016/5/13/chartex" xmlns:cx8="http://schemas.microsoft.com/office/drawing/2016/5/14/chartex" xmlns:mc="http://schemas.openxmlformats.org/markup-compatibility/2006" xmlns:aink="http://schemas.microsoft.com/office/drawing/2016/ink" xmlns:o="urn:schemas-microsoft-com:office:office" xmlns:v="urn:schemas-microsoft-com:vml" xmlns:wp14="http://schemas.microsoft.com/office/word/2010/wordprocessingDrawing" xmlns:w10="urn:schemas-microsoft-com:office:word" xmlns:w="http://schemas.openxmlformats.org/wordprocessingml/2006/main" xmlns:w14="http://schemas.microsoft.com/office/word/2010/wordml" xmlns:w15="http://schemas.microsoft.com/office/word/2012/wordml" xmlns:w16se="http://schemas.microsoft.com/office/word/2015/wordml/symex" xmlns:wpg="http://schemas.microsoft.com/office/word/2010/wordprocessingGroup" xmlns:wpi="http://schemas.microsoft.com/office/word/2010/wordprocessingInk" xmlns:wps="http://schemas.microsoft.com/office/word/2010/wordprocessingShape" xmlns:a14="http://schemas.microsoft.com/office/drawing/2010/main" val="0"/>
                         </a:ext>
                       </a:extLst>
                     </a:blip>
@@ -39599,7 +39706,7 @@
                     <a:blip r:embed="rId18">
                       <a:extLst>
                         <a:ext uri="{28A0092B-C50C-407E-A947-70E740481C1C}">
-                          <a14:useLocalDpi xmlns:a14="http://schemas.microsoft.com/office/drawing/2010/main" xmlns:wps="http://schemas.microsoft.com/office/word/2010/wordprocessingShape" xmlns:wpi="http://schemas.microsoft.com/office/word/2010/wordprocessingInk" xmlns:wpg="http://schemas.microsoft.com/office/word/2010/wordprocessingGroup" xmlns:w16se="http://schemas.microsoft.com/office/word/2015/wordml/symex" xmlns:w15="http://schemas.microsoft.com/office/word/2012/wordml" xmlns:w14="http://schemas.microsoft.com/office/word/2010/wordml" xmlns:w="http://schemas.openxmlformats.org/wordprocessingml/2006/main" xmlns:w10="urn:schemas-microsoft-com:office:word" xmlns:wp14="http://schemas.microsoft.com/office/word/2010/wordprocessingDrawing" xmlns:v="urn:schemas-microsoft-com:vml" xmlns:o="urn:schemas-microsoft-com:office:office" xmlns:aink="http://schemas.microsoft.com/office/drawing/2016/ink" xmlns:mc="http://schemas.openxmlformats.org/markup-compatibility/2006" xmlns:cx8="http://schemas.microsoft.com/office/drawing/2016/5/14/chartex" xmlns:cx7="http://schemas.microsoft.com/office/drawing/2016/5/13/chartex" xmlns:cx6="http://schemas.microsoft.com/office/drawing/2016/5/12/chartex" xmlns:cx5="http://schemas.microsoft.com/office/drawing/2016/5/11/chartex" xmlns:cx4="http://schemas.microsoft.com/office/drawing/2016/5/10/chartex" xmlns:cx3="http://schemas.microsoft.com/office/drawing/2016/5/9/chartex" xmlns:cx2="http://schemas.microsoft.com/office/drawing/2015/10/21/chartex" xmlns:cx1="http://schemas.microsoft.com/office/drawing/2015/9/8/chartex" xmlns:cx="http://schemas.microsoft.com/office/drawing/2014/chartex" xmlns:wpc="http://schemas.microsoft.com/office/word/2010/wordprocessingCanvas" xmlns="" val="0"/>
+                          <a14:useLocalDpi xmlns="" xmlns:wpc="http://schemas.microsoft.com/office/word/2010/wordprocessingCanvas" xmlns:cx="http://schemas.microsoft.com/office/drawing/2014/chartex" xmlns:cx1="http://schemas.microsoft.com/office/drawing/2015/9/8/chartex" xmlns:cx2="http://schemas.microsoft.com/office/drawing/2015/10/21/chartex" xmlns:cx3="http://schemas.microsoft.com/office/drawing/2016/5/9/chartex" xmlns:cx4="http://schemas.microsoft.com/office/drawing/2016/5/10/chartex" xmlns:cx5="http://schemas.microsoft.com/office/drawing/2016/5/11/chartex" xmlns:cx6="http://schemas.microsoft.com/office/drawing/2016/5/12/chartex" xmlns:cx7="http://schemas.microsoft.com/office/drawing/2016/5/13/chartex" xmlns:cx8="http://schemas.microsoft.com/office/drawing/2016/5/14/chartex" xmlns:mc="http://schemas.openxmlformats.org/markup-compatibility/2006" xmlns:aink="http://schemas.microsoft.com/office/drawing/2016/ink" xmlns:o="urn:schemas-microsoft-com:office:office" xmlns:v="urn:schemas-microsoft-com:vml" xmlns:wp14="http://schemas.microsoft.com/office/word/2010/wordprocessingDrawing" xmlns:w10="urn:schemas-microsoft-com:office:word" xmlns:w="http://schemas.openxmlformats.org/wordprocessingml/2006/main" xmlns:w14="http://schemas.microsoft.com/office/word/2010/wordml" xmlns:w15="http://schemas.microsoft.com/office/word/2012/wordml" xmlns:w16se="http://schemas.microsoft.com/office/word/2015/wordml/symex" xmlns:wpg="http://schemas.microsoft.com/office/word/2010/wordprocessingGroup" xmlns:wpi="http://schemas.microsoft.com/office/word/2010/wordprocessingInk" xmlns:wps="http://schemas.microsoft.com/office/word/2010/wordprocessingShape" xmlns:a14="http://schemas.microsoft.com/office/drawing/2010/main" val="0"/>
                         </a:ext>
                       </a:extLst>
                     </a:blip>
@@ -39922,7 +40029,7 @@
                     <a:blip r:embed="rId18">
                       <a:extLst>
                         <a:ext uri="{28A0092B-C50C-407E-A947-70E740481C1C}">
-                          <a14:useLocalDpi xmlns:a14="http://schemas.microsoft.com/office/drawing/2010/main" xmlns:wps="http://schemas.microsoft.com/office/word/2010/wordprocessingShape" xmlns:wpi="http://schemas.microsoft.com/office/word/2010/wordprocessingInk" xmlns:wpg="http://schemas.microsoft.com/office/word/2010/wordprocessingGroup" xmlns:w16se="http://schemas.microsoft.com/office/word/2015/wordml/symex" xmlns:w15="http://schemas.microsoft.com/office/word/2012/wordml" xmlns:w14="http://schemas.microsoft.com/office/word/2010/wordml" xmlns:w="http://schemas.openxmlformats.org/wordprocessingml/2006/main" xmlns:w10="urn:schemas-microsoft-com:office:word" xmlns:wp14="http://schemas.microsoft.com/office/word/2010/wordprocessingDrawing" xmlns:v="urn:schemas-microsoft-com:vml" xmlns:o="urn:schemas-microsoft-com:office:office" xmlns:aink="http://schemas.microsoft.com/office/drawing/2016/ink" xmlns:mc="http://schemas.openxmlformats.org/markup-compatibility/2006" xmlns:cx8="http://schemas.microsoft.com/office/drawing/2016/5/14/chartex" xmlns:cx7="http://schemas.microsoft.com/office/drawing/2016/5/13/chartex" xmlns:cx6="http://schemas.microsoft.com/office/drawing/2016/5/12/chartex" xmlns:cx5="http://schemas.microsoft.com/office/drawing/2016/5/11/chartex" xmlns:cx4="http://schemas.microsoft.com/office/drawing/2016/5/10/chartex" xmlns:cx3="http://schemas.microsoft.com/office/drawing/2016/5/9/chartex" xmlns:cx2="http://schemas.microsoft.com/office/drawing/2015/10/21/chartex" xmlns:cx1="http://schemas.microsoft.com/office/drawing/2015/9/8/chartex" xmlns:cx="http://schemas.microsoft.com/office/drawing/2014/chartex" xmlns:wpc="http://schemas.microsoft.com/office/word/2010/wordprocessingCanvas" xmlns="" val="0"/>
+                          <a14:useLocalDpi xmlns="" xmlns:wpc="http://schemas.microsoft.com/office/word/2010/wordprocessingCanvas" xmlns:cx="http://schemas.microsoft.com/office/drawing/2014/chartex" xmlns:cx1="http://schemas.microsoft.com/office/drawing/2015/9/8/chartex" xmlns:cx2="http://schemas.microsoft.com/office/drawing/2015/10/21/chartex" xmlns:cx3="http://schemas.microsoft.com/office/drawing/2016/5/9/chartex" xmlns:cx4="http://schemas.microsoft.com/office/drawing/2016/5/10/chartex" xmlns:cx5="http://schemas.microsoft.com/office/drawing/2016/5/11/chartex" xmlns:cx6="http://schemas.microsoft.com/office/drawing/2016/5/12/chartex" xmlns:cx7="http://schemas.microsoft.com/office/drawing/2016/5/13/chartex" xmlns:cx8="http://schemas.microsoft.com/office/drawing/2016/5/14/chartex" xmlns:mc="http://schemas.openxmlformats.org/markup-compatibility/2006" xmlns:aink="http://schemas.microsoft.com/office/drawing/2016/ink" xmlns:o="urn:schemas-microsoft-com:office:office" xmlns:v="urn:schemas-microsoft-com:vml" xmlns:wp14="http://schemas.microsoft.com/office/word/2010/wordprocessingDrawing" xmlns:w10="urn:schemas-microsoft-com:office:word" xmlns:w="http://schemas.openxmlformats.org/wordprocessingml/2006/main" xmlns:w14="http://schemas.microsoft.com/office/word/2010/wordml" xmlns:w15="http://schemas.microsoft.com/office/word/2012/wordml" xmlns:w16se="http://schemas.microsoft.com/office/word/2015/wordml/symex" xmlns:wpg="http://schemas.microsoft.com/office/word/2010/wordprocessingGroup" xmlns:wpi="http://schemas.microsoft.com/office/word/2010/wordprocessingInk" xmlns:wps="http://schemas.microsoft.com/office/word/2010/wordprocessingShape" xmlns:a14="http://schemas.microsoft.com/office/drawing/2010/main" val="0"/>
                         </a:ext>
                       </a:extLst>
                     </a:blip>
@@ -41451,7 +41558,7 @@
                     <a:blip r:embed="rId18">
                       <a:extLst>
                         <a:ext uri="{28A0092B-C50C-407E-A947-70E740481C1C}">
-                          <a14:useLocalDpi xmlns:a14="http://schemas.microsoft.com/office/drawing/2010/main" xmlns:wps="http://schemas.microsoft.com/office/word/2010/wordprocessingShape" xmlns:wpi="http://schemas.microsoft.com/office/word/2010/wordprocessingInk" xmlns:wpg="http://schemas.microsoft.com/office/word/2010/wordprocessingGroup" xmlns:w16se="http://schemas.microsoft.com/office/word/2015/wordml/symex" xmlns:w15="http://schemas.microsoft.com/office/word/2012/wordml" xmlns:w14="http://schemas.microsoft.com/office/word/2010/wordml" xmlns:w="http://schemas.openxmlformats.org/wordprocessingml/2006/main" xmlns:w10="urn:schemas-microsoft-com:office:word" xmlns:wp14="http://schemas.microsoft.com/office/word/2010/wordprocessingDrawing" xmlns:v="urn:schemas-microsoft-com:vml" xmlns:o="urn:schemas-microsoft-com:office:office" xmlns:aink="http://schemas.microsoft.com/office/drawing/2016/ink" xmlns:mc="http://schemas.openxmlformats.org/markup-compatibility/2006" xmlns:cx8="http://schemas.microsoft.com/office/drawing/2016/5/14/chartex" xmlns:cx7="http://schemas.microsoft.com/office/drawing/2016/5/13/chartex" xmlns:cx6="http://schemas.microsoft.com/office/drawing/2016/5/12/chartex" xmlns:cx5="http://schemas.microsoft.com/office/drawing/2016/5/11/chartex" xmlns:cx4="http://schemas.microsoft.com/office/drawing/2016/5/10/chartex" xmlns:cx3="http://schemas.microsoft.com/office/drawing/2016/5/9/chartex" xmlns:cx2="http://schemas.microsoft.com/office/drawing/2015/10/21/chartex" xmlns:cx1="http://schemas.microsoft.com/office/drawing/2015/9/8/chartex" xmlns:cx="http://schemas.microsoft.com/office/drawing/2014/chartex" xmlns:wpc="http://schemas.microsoft.com/office/word/2010/wordprocessingCanvas" xmlns="" val="0"/>
+                          <a14:useLocalDpi xmlns="" xmlns:wpc="http://schemas.microsoft.com/office/word/2010/wordprocessingCanvas" xmlns:cx="http://schemas.microsoft.com/office/drawing/2014/chartex" xmlns:cx1="http://schemas.microsoft.com/office/drawing/2015/9/8/chartex" xmlns:cx2="http://schemas.microsoft.com/office/drawing/2015/10/21/chartex" xmlns:cx3="http://schemas.microsoft.com/office/drawing/2016/5/9/chartex" xmlns:cx4="http://schemas.microsoft.com/office/drawing/2016/5/10/chartex" xmlns:cx5="http://schemas.microsoft.com/office/drawing/2016/5/11/chartex" xmlns:cx6="http://schemas.microsoft.com/office/drawing/2016/5/12/chartex" xmlns:cx7="http://schemas.microsoft.com/office/drawing/2016/5/13/chartex" xmlns:cx8="http://schemas.microsoft.com/office/drawing/2016/5/14/chartex" xmlns:mc="http://schemas.openxmlformats.org/markup-compatibility/2006" xmlns:aink="http://schemas.microsoft.com/office/drawing/2016/ink" xmlns:o="urn:schemas-microsoft-com:office:office" xmlns:v="urn:schemas-microsoft-com:vml" xmlns:wp14="http://schemas.microsoft.com/office/word/2010/wordprocessingDrawing" xmlns:w10="urn:schemas-microsoft-com:office:word" xmlns:w="http://schemas.openxmlformats.org/wordprocessingml/2006/main" xmlns:w14="http://schemas.microsoft.com/office/word/2010/wordml" xmlns:w15="http://schemas.microsoft.com/office/word/2012/wordml" xmlns:w16se="http://schemas.microsoft.com/office/word/2015/wordml/symex" xmlns:wpg="http://schemas.microsoft.com/office/word/2010/wordprocessingGroup" xmlns:wpi="http://schemas.microsoft.com/office/word/2010/wordprocessingInk" xmlns:wps="http://schemas.microsoft.com/office/word/2010/wordprocessingShape" xmlns:a14="http://schemas.microsoft.com/office/drawing/2010/main" val="0"/>
                         </a:ext>
                       </a:extLst>
                     </a:blip>
@@ -42683,7 +42790,7 @@
                     <a:blip r:embed="rId18">
                       <a:extLst>
                         <a:ext uri="{28A0092B-C50C-407E-A947-70E740481C1C}">
-                          <a14:useLocalDpi xmlns:a14="http://schemas.microsoft.com/office/drawing/2010/main" xmlns:wps="http://schemas.microsoft.com/office/word/2010/wordprocessingShape" xmlns:wpi="http://schemas.microsoft.com/office/word/2010/wordprocessingInk" xmlns:wpg="http://schemas.microsoft.com/office/word/2010/wordprocessingGroup" xmlns:w16se="http://schemas.microsoft.com/office/word/2015/wordml/symex" xmlns:w15="http://schemas.microsoft.com/office/word/2012/wordml" xmlns:w14="http://schemas.microsoft.com/office/word/2010/wordml" xmlns:w="http://schemas.openxmlformats.org/wordprocessingml/2006/main" xmlns:w10="urn:schemas-microsoft-com:office:word" xmlns:wp14="http://schemas.microsoft.com/office/word/2010/wordprocessingDrawing" xmlns:v="urn:schemas-microsoft-com:vml" xmlns:o="urn:schemas-microsoft-com:office:office" xmlns:aink="http://schemas.microsoft.com/office/drawing/2016/ink" xmlns:mc="http://schemas.openxmlformats.org/markup-compatibility/2006" xmlns:cx8="http://schemas.microsoft.com/office/drawing/2016/5/14/chartex" xmlns:cx7="http://schemas.microsoft.com/office/drawing/2016/5/13/chartex" xmlns:cx6="http://schemas.microsoft.com/office/drawing/2016/5/12/chartex" xmlns:cx5="http://schemas.microsoft.com/office/drawing/2016/5/11/chartex" xmlns:cx4="http://schemas.microsoft.com/office/drawing/2016/5/10/chartex" xmlns:cx3="http://schemas.microsoft.com/office/drawing/2016/5/9/chartex" xmlns:cx2="http://schemas.microsoft.com/office/drawing/2015/10/21/chartex" xmlns:cx1="http://schemas.microsoft.com/office/drawing/2015/9/8/chartex" xmlns:cx="http://schemas.microsoft.com/office/drawing/2014/chartex" xmlns:wpc="http://schemas.microsoft.com/office/word/2010/wordprocessingCanvas" xmlns="" val="0"/>
+                          <a14:useLocalDpi xmlns="" xmlns:wpc="http://schemas.microsoft.com/office/word/2010/wordprocessingCanvas" xmlns:cx="http://schemas.microsoft.com/office/drawing/2014/chartex" xmlns:cx1="http://schemas.microsoft.com/office/drawing/2015/9/8/chartex" xmlns:cx2="http://schemas.microsoft.com/office/drawing/2015/10/21/chartex" xmlns:cx3="http://schemas.microsoft.com/office/drawing/2016/5/9/chartex" xmlns:cx4="http://schemas.microsoft.com/office/drawing/2016/5/10/chartex" xmlns:cx5="http://schemas.microsoft.com/office/drawing/2016/5/11/chartex" xmlns:cx6="http://schemas.microsoft.com/office/drawing/2016/5/12/chartex" xmlns:cx7="http://schemas.microsoft.com/office/drawing/2016/5/13/chartex" xmlns:cx8="http://schemas.microsoft.com/office/drawing/2016/5/14/chartex" xmlns:mc="http://schemas.openxmlformats.org/markup-compatibility/2006" xmlns:aink="http://schemas.microsoft.com/office/drawing/2016/ink" xmlns:o="urn:schemas-microsoft-com:office:office" xmlns:v="urn:schemas-microsoft-com:vml" xmlns:wp14="http://schemas.microsoft.com/office/word/2010/wordprocessingDrawing" xmlns:w10="urn:schemas-microsoft-com:office:word" xmlns:w="http://schemas.openxmlformats.org/wordprocessingml/2006/main" xmlns:w14="http://schemas.microsoft.com/office/word/2010/wordml" xmlns:w15="http://schemas.microsoft.com/office/word/2012/wordml" xmlns:w16se="http://schemas.microsoft.com/office/word/2015/wordml/symex" xmlns:wpg="http://schemas.microsoft.com/office/word/2010/wordprocessingGroup" xmlns:wpi="http://schemas.microsoft.com/office/word/2010/wordprocessingInk" xmlns:wps="http://schemas.microsoft.com/office/word/2010/wordprocessingShape" xmlns:a14="http://schemas.microsoft.com/office/drawing/2010/main" val="0"/>
                         </a:ext>
                       </a:extLst>
                     </a:blip>
@@ -43065,7 +43172,7 @@
                     <a:blip r:embed="rId18">
                       <a:extLst>
                         <a:ext uri="{28A0092B-C50C-407E-A947-70E740481C1C}">
-                          <a14:useLocalDpi xmlns:a14="http://schemas.microsoft.com/office/drawing/2010/main" xmlns:wps="http://schemas.microsoft.com/office/word/2010/wordprocessingShape" xmlns:wpi="http://schemas.microsoft.com/office/word/2010/wordprocessingInk" xmlns:wpg="http://schemas.microsoft.com/office/word/2010/wordprocessingGroup" xmlns:w16se="http://schemas.microsoft.com/office/word/2015/wordml/symex" xmlns:w15="http://schemas.microsoft.com/office/word/2012/wordml" xmlns:w14="http://schemas.microsoft.com/office/word/2010/wordml" xmlns:w="http://schemas.openxmlformats.org/wordprocessingml/2006/main" xmlns:w10="urn:schemas-microsoft-com:office:word" xmlns:wp14="http://schemas.microsoft.com/office/word/2010/wordprocessingDrawing" xmlns:v="urn:schemas-microsoft-com:vml" xmlns:o="urn:schemas-microsoft-com:office:office" xmlns:aink="http://schemas.microsoft.com/office/drawing/2016/ink" xmlns:mc="http://schemas.openxmlformats.org/markup-compatibility/2006" xmlns:cx8="http://schemas.microsoft.com/office/drawing/2016/5/14/chartex" xmlns:cx7="http://schemas.microsoft.com/office/drawing/2016/5/13/chartex" xmlns:cx6="http://schemas.microsoft.com/office/drawing/2016/5/12/chartex" xmlns:cx5="http://schemas.microsoft.com/office/drawing/2016/5/11/chartex" xmlns:cx4="http://schemas.microsoft.com/office/drawing/2016/5/10/chartex" xmlns:cx3="http://schemas.microsoft.com/office/drawing/2016/5/9/chartex" xmlns:cx2="http://schemas.microsoft.com/office/drawing/2015/10/21/chartex" xmlns:cx1="http://schemas.microsoft.com/office/drawing/2015/9/8/chartex" xmlns:cx="http://schemas.microsoft.com/office/drawing/2014/chartex" xmlns:wpc="http://schemas.microsoft.com/office/word/2010/wordprocessingCanvas" xmlns="" val="0"/>
+                          <a14:useLocalDpi xmlns="" xmlns:wpc="http://schemas.microsoft.com/office/word/2010/wordprocessingCanvas" xmlns:cx="http://schemas.microsoft.com/office/drawing/2014/chartex" xmlns:cx1="http://schemas.microsoft.com/office/drawing/2015/9/8/chartex" xmlns:cx2="http://schemas.microsoft.com/office/drawing/2015/10/21/chartex" xmlns:cx3="http://schemas.microsoft.com/office/drawing/2016/5/9/chartex" xmlns:cx4="http://schemas.microsoft.com/office/drawing/2016/5/10/chartex" xmlns:cx5="http://schemas.microsoft.com/office/drawing/2016/5/11/chartex" xmlns:cx6="http://schemas.microsoft.com/office/drawing/2016/5/12/chartex" xmlns:cx7="http://schemas.microsoft.com/office/drawing/2016/5/13/chartex" xmlns:cx8="http://schemas.microsoft.com/office/drawing/2016/5/14/chartex" xmlns:mc="http://schemas.openxmlformats.org/markup-compatibility/2006" xmlns:aink="http://schemas.microsoft.com/office/drawing/2016/ink" xmlns:o="urn:schemas-microsoft-com:office:office" xmlns:v="urn:schemas-microsoft-com:vml" xmlns:wp14="http://schemas.microsoft.com/office/word/2010/wordprocessingDrawing" xmlns:w10="urn:schemas-microsoft-com:office:word" xmlns:w="http://schemas.openxmlformats.org/wordprocessingml/2006/main" xmlns:w14="http://schemas.microsoft.com/office/word/2010/wordml" xmlns:w15="http://schemas.microsoft.com/office/word/2012/wordml" xmlns:w16se="http://schemas.microsoft.com/office/word/2015/wordml/symex" xmlns:wpg="http://schemas.microsoft.com/office/word/2010/wordprocessingGroup" xmlns:wpi="http://schemas.microsoft.com/office/word/2010/wordprocessingInk" xmlns:wps="http://schemas.microsoft.com/office/word/2010/wordprocessingShape" xmlns:a14="http://schemas.microsoft.com/office/drawing/2010/main" val="0"/>
                         </a:ext>
                       </a:extLst>
                     </a:blip>
@@ -44129,7 +44236,7 @@
                     <a:blip r:embed="rId18">
                       <a:extLst>
                         <a:ext uri="{28A0092B-C50C-407E-A947-70E740481C1C}">
-                          <a14:useLocalDpi xmlns:a14="http://schemas.microsoft.com/office/drawing/2010/main" xmlns:wps="http://schemas.microsoft.com/office/word/2010/wordprocessingShape" xmlns:wpi="http://schemas.microsoft.com/office/word/2010/wordprocessingInk" xmlns:wpg="http://schemas.microsoft.com/office/word/2010/wordprocessingGroup" xmlns:w16se="http://schemas.microsoft.com/office/word/2015/wordml/symex" xmlns:w15="http://schemas.microsoft.com/office/word/2012/wordml" xmlns:w14="http://schemas.microsoft.com/office/word/2010/wordml" xmlns:w="http://schemas.openxmlformats.org/wordprocessingml/2006/main" xmlns:w10="urn:schemas-microsoft-com:office:word" xmlns:wp14="http://schemas.microsoft.com/office/word/2010/wordprocessingDrawing" xmlns:v="urn:schemas-microsoft-com:vml" xmlns:o="urn:schemas-microsoft-com:office:office" xmlns:aink="http://schemas.microsoft.com/office/drawing/2016/ink" xmlns:mc="http://schemas.openxmlformats.org/markup-compatibility/2006" xmlns:cx8="http://schemas.microsoft.com/office/drawing/2016/5/14/chartex" xmlns:cx7="http://schemas.microsoft.com/office/drawing/2016/5/13/chartex" xmlns:cx6="http://schemas.microsoft.com/office/drawing/2016/5/12/chartex" xmlns:cx5="http://schemas.microsoft.com/office/drawing/2016/5/11/chartex" xmlns:cx4="http://schemas.microsoft.com/office/drawing/2016/5/10/chartex" xmlns:cx3="http://schemas.microsoft.com/office/drawing/2016/5/9/chartex" xmlns:cx2="http://schemas.microsoft.com/office/drawing/2015/10/21/chartex" xmlns:cx1="http://schemas.microsoft.com/office/drawing/2015/9/8/chartex" xmlns:cx="http://schemas.microsoft.com/office/drawing/2014/chartex" xmlns:wpc="http://schemas.microsoft.com/office/word/2010/wordprocessingCanvas" xmlns="" val="0"/>
+                          <a14:useLocalDpi xmlns="" xmlns:wpc="http://schemas.microsoft.com/office/word/2010/wordprocessingCanvas" xmlns:cx="http://schemas.microsoft.com/office/drawing/2014/chartex" xmlns:cx1="http://schemas.microsoft.com/office/drawing/2015/9/8/chartex" xmlns:cx2="http://schemas.microsoft.com/office/drawing/2015/10/21/chartex" xmlns:cx3="http://schemas.microsoft.com/office/drawing/2016/5/9/chartex" xmlns:cx4="http://schemas.microsoft.com/office/drawing/2016/5/10/chartex" xmlns:cx5="http://schemas.microsoft.com/office/drawing/2016/5/11/chartex" xmlns:cx6="http://schemas.microsoft.com/office/drawing/2016/5/12/chartex" xmlns:cx7="http://schemas.microsoft.com/office/drawing/2016/5/13/chartex" xmlns:cx8="http://schemas.microsoft.com/office/drawing/2016/5/14/chartex" xmlns:mc="http://schemas.openxmlformats.org/markup-compatibility/2006" xmlns:aink="http://schemas.microsoft.com/office/drawing/2016/ink" xmlns:o="urn:schemas-microsoft-com:office:office" xmlns:v="urn:schemas-microsoft-com:vml" xmlns:wp14="http://schemas.microsoft.com/office/word/2010/wordprocessingDrawing" xmlns:w10="urn:schemas-microsoft-com:office:word" xmlns:w="http://schemas.openxmlformats.org/wordprocessingml/2006/main" xmlns:w14="http://schemas.microsoft.com/office/word/2010/wordml" xmlns:w15="http://schemas.microsoft.com/office/word/2012/wordml" xmlns:w16se="http://schemas.microsoft.com/office/word/2015/wordml/symex" xmlns:wpg="http://schemas.microsoft.com/office/word/2010/wordprocessingGroup" xmlns:wpi="http://schemas.microsoft.com/office/word/2010/wordprocessingInk" xmlns:wps="http://schemas.microsoft.com/office/word/2010/wordprocessingShape" xmlns:a14="http://schemas.microsoft.com/office/drawing/2010/main" val="0"/>
                         </a:ext>
                       </a:extLst>
                     </a:blip>
@@ -44953,7 +45060,7 @@
                     <a:blip r:embed="rId18">
                       <a:extLst>
                         <a:ext uri="{28A0092B-C50C-407E-A947-70E740481C1C}">
-                          <a14:useLocalDpi xmlns:a14="http://schemas.microsoft.com/office/drawing/2010/main" xmlns:wps="http://schemas.microsoft.com/office/word/2010/wordprocessingShape" xmlns:wpi="http://schemas.microsoft.com/office/word/2010/wordprocessingInk" xmlns:wpg="http://schemas.microsoft.com/office/word/2010/wordprocessingGroup" xmlns:w16se="http://schemas.microsoft.com/office/word/2015/wordml/symex" xmlns:w15="http://schemas.microsoft.com/office/word/2012/wordml" xmlns:w14="http://schemas.microsoft.com/office/word/2010/wordml" xmlns:w="http://schemas.openxmlformats.org/wordprocessingml/2006/main" xmlns:w10="urn:schemas-microsoft-com:office:word" xmlns:wp14="http://schemas.microsoft.com/office/word/2010/wordprocessingDrawing" xmlns:v="urn:schemas-microsoft-com:vml" xmlns:o="urn:schemas-microsoft-com:office:office" xmlns:aink="http://schemas.microsoft.com/office/drawing/2016/ink" xmlns:mc="http://schemas.openxmlformats.org/markup-compatibility/2006" xmlns:cx8="http://schemas.microsoft.com/office/drawing/2016/5/14/chartex" xmlns:cx7="http://schemas.microsoft.com/office/drawing/2016/5/13/chartex" xmlns:cx6="http://schemas.microsoft.com/office/drawing/2016/5/12/chartex" xmlns:cx5="http://schemas.microsoft.com/office/drawing/2016/5/11/chartex" xmlns:cx4="http://schemas.microsoft.com/office/drawing/2016/5/10/chartex" xmlns:cx3="http://schemas.microsoft.com/office/drawing/2016/5/9/chartex" xmlns:cx2="http://schemas.microsoft.com/office/drawing/2015/10/21/chartex" xmlns:cx1="http://schemas.microsoft.com/office/drawing/2015/9/8/chartex" xmlns:cx="http://schemas.microsoft.com/office/drawing/2014/chartex" xmlns:wpc="http://schemas.microsoft.com/office/word/2010/wordprocessingCanvas" xmlns="" val="0"/>
+                          <a14:useLocalDpi xmlns="" xmlns:wpc="http://schemas.microsoft.com/office/word/2010/wordprocessingCanvas" xmlns:cx="http://schemas.microsoft.com/office/drawing/2014/chartex" xmlns:cx1="http://schemas.microsoft.com/office/drawing/2015/9/8/chartex" xmlns:cx2="http://schemas.microsoft.com/office/drawing/2015/10/21/chartex" xmlns:cx3="http://schemas.microsoft.com/office/drawing/2016/5/9/chartex" xmlns:cx4="http://schemas.microsoft.com/office/drawing/2016/5/10/chartex" xmlns:cx5="http://schemas.microsoft.com/office/drawing/2016/5/11/chartex" xmlns:cx6="http://schemas.microsoft.com/office/drawing/2016/5/12/chartex" xmlns:cx7="http://schemas.microsoft.com/office/drawing/2016/5/13/chartex" xmlns:cx8="http://schemas.microsoft.com/office/drawing/2016/5/14/chartex" xmlns:mc="http://schemas.openxmlformats.org/markup-compatibility/2006" xmlns:aink="http://schemas.microsoft.com/office/drawing/2016/ink" xmlns:o="urn:schemas-microsoft-com:office:office" xmlns:v="urn:schemas-microsoft-com:vml" xmlns:wp14="http://schemas.microsoft.com/office/word/2010/wordprocessingDrawing" xmlns:w10="urn:schemas-microsoft-com:office:word" xmlns:w="http://schemas.openxmlformats.org/wordprocessingml/2006/main" xmlns:w14="http://schemas.microsoft.com/office/word/2010/wordml" xmlns:w15="http://schemas.microsoft.com/office/word/2012/wordml" xmlns:w16se="http://schemas.microsoft.com/office/word/2015/wordml/symex" xmlns:wpg="http://schemas.microsoft.com/office/word/2010/wordprocessingGroup" xmlns:wpi="http://schemas.microsoft.com/office/word/2010/wordprocessingInk" xmlns:wps="http://schemas.microsoft.com/office/word/2010/wordprocessingShape" xmlns:a14="http://schemas.microsoft.com/office/drawing/2010/main" val="0"/>
                         </a:ext>
                       </a:extLst>
                     </a:blip>
@@ -46422,7 +46529,7 @@
                     <a:blip r:embed="rId18">
                       <a:extLst>
                         <a:ext uri="{28A0092B-C50C-407E-A947-70E740481C1C}">
-                          <a14:useLocalDpi xmlns:a14="http://schemas.microsoft.com/office/drawing/2010/main" xmlns:wps="http://schemas.microsoft.com/office/word/2010/wordprocessingShape" xmlns:wpi="http://schemas.microsoft.com/office/word/2010/wordprocessingInk" xmlns:wpg="http://schemas.microsoft.com/office/word/2010/wordprocessingGroup" xmlns:w16se="http://schemas.microsoft.com/office/word/2015/wordml/symex" xmlns:w15="http://schemas.microsoft.com/office/word/2012/wordml" xmlns:w14="http://schemas.microsoft.com/office/word/2010/wordml" xmlns:w="http://schemas.openxmlformats.org/wordprocessingml/2006/main" xmlns:w10="urn:schemas-microsoft-com:office:word" xmlns:wp14="http://schemas.microsoft.com/office/word/2010/wordprocessingDrawing" xmlns:v="urn:schemas-microsoft-com:vml" xmlns:o="urn:schemas-microsoft-com:office:office" xmlns:aink="http://schemas.microsoft.com/office/drawing/2016/ink" xmlns:mc="http://schemas.openxmlformats.org/markup-compatibility/2006" xmlns:cx8="http://schemas.microsoft.com/office/drawing/2016/5/14/chartex" xmlns:cx7="http://schemas.microsoft.com/office/drawing/2016/5/13/chartex" xmlns:cx6="http://schemas.microsoft.com/office/drawing/2016/5/12/chartex" xmlns:cx5="http://schemas.microsoft.com/office/drawing/2016/5/11/chartex" xmlns:cx4="http://schemas.microsoft.com/office/drawing/2016/5/10/chartex" xmlns:cx3="http://schemas.microsoft.com/office/drawing/2016/5/9/chartex" xmlns:cx2="http://schemas.microsoft.com/office/drawing/2015/10/21/chartex" xmlns:cx1="http://schemas.microsoft.com/office/drawing/2015/9/8/chartex" xmlns:cx="http://schemas.microsoft.com/office/drawing/2014/chartex" xmlns:wpc="http://schemas.microsoft.com/office/word/2010/wordprocessingCanvas" xmlns="" val="0"/>
+                          <a14:useLocalDpi xmlns="" xmlns:wpc="http://schemas.microsoft.com/office/word/2010/wordprocessingCanvas" xmlns:cx="http://schemas.microsoft.com/office/drawing/2014/chartex" xmlns:cx1="http://schemas.microsoft.com/office/drawing/2015/9/8/chartex" xmlns:cx2="http://schemas.microsoft.com/office/drawing/2015/10/21/chartex" xmlns:cx3="http://schemas.microsoft.com/office/drawing/2016/5/9/chartex" xmlns:cx4="http://schemas.microsoft.com/office/drawing/2016/5/10/chartex" xmlns:cx5="http://schemas.microsoft.com/office/drawing/2016/5/11/chartex" xmlns:cx6="http://schemas.microsoft.com/office/drawing/2016/5/12/chartex" xmlns:cx7="http://schemas.microsoft.com/office/drawing/2016/5/13/chartex" xmlns:cx8="http://schemas.microsoft.com/office/drawing/2016/5/14/chartex" xmlns:mc="http://schemas.openxmlformats.org/markup-compatibility/2006" xmlns:aink="http://schemas.microsoft.com/office/drawing/2016/ink" xmlns:o="urn:schemas-microsoft-com:office:office" xmlns:v="urn:schemas-microsoft-com:vml" xmlns:wp14="http://schemas.microsoft.com/office/word/2010/wordprocessingDrawing" xmlns:w10="urn:schemas-microsoft-com:office:word" xmlns:w="http://schemas.openxmlformats.org/wordprocessingml/2006/main" xmlns:w14="http://schemas.microsoft.com/office/word/2010/wordml" xmlns:w15="http://schemas.microsoft.com/office/word/2012/wordml" xmlns:w16se="http://schemas.microsoft.com/office/word/2015/wordml/symex" xmlns:wpg="http://schemas.microsoft.com/office/word/2010/wordprocessingGroup" xmlns:wpi="http://schemas.microsoft.com/office/word/2010/wordprocessingInk" xmlns:wps="http://schemas.microsoft.com/office/word/2010/wordprocessingShape" xmlns:a14="http://schemas.microsoft.com/office/drawing/2010/main" val="0"/>
                         </a:ext>
                       </a:extLst>
                     </a:blip>
@@ -46776,7 +46883,7 @@
                     <a:blip r:embed="rId18">
                       <a:extLst>
                         <a:ext uri="{28A0092B-C50C-407E-A947-70E740481C1C}">
-                          <a14:useLocalDpi xmlns:a14="http://schemas.microsoft.com/office/drawing/2010/main" xmlns:wps="http://schemas.microsoft.com/office/word/2010/wordprocessingShape" xmlns:wpi="http://schemas.microsoft.com/office/word/2010/wordprocessingInk" xmlns:wpg="http://schemas.microsoft.com/office/word/2010/wordprocessingGroup" xmlns:w16se="http://schemas.microsoft.com/office/word/2015/wordml/symex" xmlns:w15="http://schemas.microsoft.com/office/word/2012/wordml" xmlns:w14="http://schemas.microsoft.com/office/word/2010/wordml" xmlns:w="http://schemas.openxmlformats.org/wordprocessingml/2006/main" xmlns:w10="urn:schemas-microsoft-com:office:word" xmlns:wp14="http://schemas.microsoft.com/office/word/2010/wordprocessingDrawing" xmlns:v="urn:schemas-microsoft-com:vml" xmlns:o="urn:schemas-microsoft-com:office:office" xmlns:aink="http://schemas.microsoft.com/office/drawing/2016/ink" xmlns:mc="http://schemas.openxmlformats.org/markup-compatibility/2006" xmlns:cx8="http://schemas.microsoft.com/office/drawing/2016/5/14/chartex" xmlns:cx7="http://schemas.microsoft.com/office/drawing/2016/5/13/chartex" xmlns:cx6="http://schemas.microsoft.com/office/drawing/2016/5/12/chartex" xmlns:cx5="http://schemas.microsoft.com/office/drawing/2016/5/11/chartex" xmlns:cx4="http://schemas.microsoft.com/office/drawing/2016/5/10/chartex" xmlns:cx3="http://schemas.microsoft.com/office/drawing/2016/5/9/chartex" xmlns:cx2="http://schemas.microsoft.com/office/drawing/2015/10/21/chartex" xmlns:cx1="http://schemas.microsoft.com/office/drawing/2015/9/8/chartex" xmlns:cx="http://schemas.microsoft.com/office/drawing/2014/chartex" xmlns:wpc="http://schemas.microsoft.com/office/word/2010/wordprocessingCanvas" xmlns="" val="0"/>
+                          <a14:useLocalDpi xmlns="" xmlns:wpc="http://schemas.microsoft.com/office/word/2010/wordprocessingCanvas" xmlns:cx="http://schemas.microsoft.com/office/drawing/2014/chartex" xmlns:cx1="http://schemas.microsoft.com/office/drawing/2015/9/8/chartex" xmlns:cx2="http://schemas.microsoft.com/office/drawing/2015/10/21/chartex" xmlns:cx3="http://schemas.microsoft.com/office/drawing/2016/5/9/chartex" xmlns:cx4="http://schemas.microsoft.com/office/drawing/2016/5/10/chartex" xmlns:cx5="http://schemas.microsoft.com/office/drawing/2016/5/11/chartex" xmlns:cx6="http://schemas.microsoft.com/office/drawing/2016/5/12/chartex" xmlns:cx7="http://schemas.microsoft.com/office/drawing/2016/5/13/chartex" xmlns:cx8="http://schemas.microsoft.com/office/drawing/2016/5/14/chartex" xmlns:mc="http://schemas.openxmlformats.org/markup-compatibility/2006" xmlns:aink="http://schemas.microsoft.com/office/drawing/2016/ink" xmlns:o="urn:schemas-microsoft-com:office:office" xmlns:v="urn:schemas-microsoft-com:vml" xmlns:wp14="http://schemas.microsoft.com/office/word/2010/wordprocessingDrawing" xmlns:w10="urn:schemas-microsoft-com:office:word" xmlns:w="http://schemas.openxmlformats.org/wordprocessingml/2006/main" xmlns:w14="http://schemas.microsoft.com/office/word/2010/wordml" xmlns:w15="http://schemas.microsoft.com/office/word/2012/wordml" xmlns:w16se="http://schemas.microsoft.com/office/word/2015/wordml/symex" xmlns:wpg="http://schemas.microsoft.com/office/word/2010/wordprocessingGroup" xmlns:wpi="http://schemas.microsoft.com/office/word/2010/wordprocessingInk" xmlns:wps="http://schemas.microsoft.com/office/word/2010/wordprocessingShape" xmlns:a14="http://schemas.microsoft.com/office/drawing/2010/main" val="0"/>
                         </a:ext>
                       </a:extLst>
                     </a:blip>
@@ -47057,7 +47164,7 @@
         <w:t>ed</w:t>
       </w:r>
       <w:r>
-        <w:t xml:space="preserve">. “Are you stupid or something?” Luke asked. “The gods don’t care. As a matter of fact, I’m sure the gods are betting to see which </w:t>
+        <w:t xml:space="preserve">. “Are you stupid?” Luke asked. “The gods don’t care. As a matter of fact, I’m sure the gods are betting to see which </w:t>
       </w:r>
       <w:r>
         <w:t xml:space="preserve">one </w:t>
@@ -47189,7 +47296,7 @@
                     <a:blip r:embed="rId18">
                       <a:extLst>
                         <a:ext uri="{28A0092B-C50C-407E-A947-70E740481C1C}">
-                          <a14:useLocalDpi xmlns:a14="http://schemas.microsoft.com/office/drawing/2010/main" xmlns:wps="http://schemas.microsoft.com/office/word/2010/wordprocessingShape" xmlns:wpi="http://schemas.microsoft.com/office/word/2010/wordprocessingInk" xmlns:wpg="http://schemas.microsoft.com/office/word/2010/wordprocessingGroup" xmlns:w16se="http://schemas.microsoft.com/office/word/2015/wordml/symex" xmlns:w15="http://schemas.microsoft.com/office/word/2012/wordml" xmlns:w14="http://schemas.microsoft.com/office/word/2010/wordml" xmlns:w="http://schemas.openxmlformats.org/wordprocessingml/2006/main" xmlns:w10="urn:schemas-microsoft-com:office:word" xmlns:wp14="http://schemas.microsoft.com/office/word/2010/wordprocessingDrawing" xmlns:v="urn:schemas-microsoft-com:vml" xmlns:o="urn:schemas-microsoft-com:office:office" xmlns:aink="http://schemas.microsoft.com/office/drawing/2016/ink" xmlns:mc="http://schemas.openxmlformats.org/markup-compatibility/2006" xmlns:cx8="http://schemas.microsoft.com/office/drawing/2016/5/14/chartex" xmlns:cx7="http://schemas.microsoft.com/office/drawing/2016/5/13/chartex" xmlns:cx6="http://schemas.microsoft.com/office/drawing/2016/5/12/chartex" xmlns:cx5="http://schemas.microsoft.com/office/drawing/2016/5/11/chartex" xmlns:cx4="http://schemas.microsoft.com/office/drawing/2016/5/10/chartex" xmlns:cx3="http://schemas.microsoft.com/office/drawing/2016/5/9/chartex" xmlns:cx2="http://schemas.microsoft.com/office/drawing/2015/10/21/chartex" xmlns:cx1="http://schemas.microsoft.com/office/drawing/2015/9/8/chartex" xmlns:cx="http://schemas.microsoft.com/office/drawing/2014/chartex" xmlns:wpc="http://schemas.microsoft.com/office/word/2010/wordprocessingCanvas" xmlns="" val="0"/>
+                          <a14:useLocalDpi xmlns="" xmlns:wpc="http://schemas.microsoft.com/office/word/2010/wordprocessingCanvas" xmlns:cx="http://schemas.microsoft.com/office/drawing/2014/chartex" xmlns:cx1="http://schemas.microsoft.com/office/drawing/2015/9/8/chartex" xmlns:cx2="http://schemas.microsoft.com/office/drawing/2015/10/21/chartex" xmlns:cx3="http://schemas.microsoft.com/office/drawing/2016/5/9/chartex" xmlns:cx4="http://schemas.microsoft.com/office/drawing/2016/5/10/chartex" xmlns:cx5="http://schemas.microsoft.com/office/drawing/2016/5/11/chartex" xmlns:cx6="http://schemas.microsoft.com/office/drawing/2016/5/12/chartex" xmlns:cx7="http://schemas.microsoft.com/office/drawing/2016/5/13/chartex" xmlns:cx8="http://schemas.microsoft.com/office/drawing/2016/5/14/chartex" xmlns:mc="http://schemas.openxmlformats.org/markup-compatibility/2006" xmlns:aink="http://schemas.microsoft.com/office/drawing/2016/ink" xmlns:o="urn:schemas-microsoft-com:office:office" xmlns:v="urn:schemas-microsoft-com:vml" xmlns:wp14="http://schemas.microsoft.com/office/word/2010/wordprocessingDrawing" xmlns:w10="urn:schemas-microsoft-com:office:word" xmlns:w="http://schemas.openxmlformats.org/wordprocessingml/2006/main" xmlns:w14="http://schemas.microsoft.com/office/word/2010/wordml" xmlns:w15="http://schemas.microsoft.com/office/word/2012/wordml" xmlns:w16se="http://schemas.microsoft.com/office/word/2015/wordml/symex" xmlns:wpg="http://schemas.microsoft.com/office/word/2010/wordprocessingGroup" xmlns:wpi="http://schemas.microsoft.com/office/word/2010/wordprocessingInk" xmlns:wps="http://schemas.microsoft.com/office/word/2010/wordprocessingShape" xmlns:a14="http://schemas.microsoft.com/office/drawing/2010/main" val="0"/>
                         </a:ext>
                       </a:extLst>
                     </a:blip>
@@ -47703,7 +47810,7 @@
                     <a:blip r:embed="rId18">
                       <a:extLst>
                         <a:ext uri="{28A0092B-C50C-407E-A947-70E740481C1C}">
-                          <a14:useLocalDpi xmlns:a14="http://schemas.microsoft.com/office/drawing/2010/main" xmlns:wps="http://schemas.microsoft.com/office/word/2010/wordprocessingShape" xmlns:wpi="http://schemas.microsoft.com/office/word/2010/wordprocessingInk" xmlns:wpg="http://schemas.microsoft.com/office/word/2010/wordprocessingGroup" xmlns:w16se="http://schemas.microsoft.com/office/word/2015/wordml/symex" xmlns:w15="http://schemas.microsoft.com/office/word/2012/wordml" xmlns:w14="http://schemas.microsoft.com/office/word/2010/wordml" xmlns:w="http://schemas.openxmlformats.org/wordprocessingml/2006/main" xmlns:w10="urn:schemas-microsoft-com:office:word" xmlns:wp14="http://schemas.microsoft.com/office/word/2010/wordprocessingDrawing" xmlns:v="urn:schemas-microsoft-com:vml" xmlns:o="urn:schemas-microsoft-com:office:office" xmlns:aink="http://schemas.microsoft.com/office/drawing/2016/ink" xmlns:mc="http://schemas.openxmlformats.org/markup-compatibility/2006" xmlns:cx8="http://schemas.microsoft.com/office/drawing/2016/5/14/chartex" xmlns:cx7="http://schemas.microsoft.com/office/drawing/2016/5/13/chartex" xmlns:cx6="http://schemas.microsoft.com/office/drawing/2016/5/12/chartex" xmlns:cx5="http://schemas.microsoft.com/office/drawing/2016/5/11/chartex" xmlns:cx4="http://schemas.microsoft.com/office/drawing/2016/5/10/chartex" xmlns:cx3="http://schemas.microsoft.com/office/drawing/2016/5/9/chartex" xmlns:cx2="http://schemas.microsoft.com/office/drawing/2015/10/21/chartex" xmlns:cx1="http://schemas.microsoft.com/office/drawing/2015/9/8/chartex" xmlns:cx="http://schemas.microsoft.com/office/drawing/2014/chartex" xmlns:wpc="http://schemas.microsoft.com/office/word/2010/wordprocessingCanvas" xmlns="" val="0"/>
+                          <a14:useLocalDpi xmlns="" xmlns:wpc="http://schemas.microsoft.com/office/word/2010/wordprocessingCanvas" xmlns:cx="http://schemas.microsoft.com/office/drawing/2014/chartex" xmlns:cx1="http://schemas.microsoft.com/office/drawing/2015/9/8/chartex" xmlns:cx2="http://schemas.microsoft.com/office/drawing/2015/10/21/chartex" xmlns:cx3="http://schemas.microsoft.com/office/drawing/2016/5/9/chartex" xmlns:cx4="http://schemas.microsoft.com/office/drawing/2016/5/10/chartex" xmlns:cx5="http://schemas.microsoft.com/office/drawing/2016/5/11/chartex" xmlns:cx6="http://schemas.microsoft.com/office/drawing/2016/5/12/chartex" xmlns:cx7="http://schemas.microsoft.com/office/drawing/2016/5/13/chartex" xmlns:cx8="http://schemas.microsoft.com/office/drawing/2016/5/14/chartex" xmlns:mc="http://schemas.openxmlformats.org/markup-compatibility/2006" xmlns:aink="http://schemas.microsoft.com/office/drawing/2016/ink" xmlns:o="urn:schemas-microsoft-com:office:office" xmlns:v="urn:schemas-microsoft-com:vml" xmlns:wp14="http://schemas.microsoft.com/office/word/2010/wordprocessingDrawing" xmlns:w10="urn:schemas-microsoft-com:office:word" xmlns:w="http://schemas.openxmlformats.org/wordprocessingml/2006/main" xmlns:w14="http://schemas.microsoft.com/office/word/2010/wordml" xmlns:w15="http://schemas.microsoft.com/office/word/2012/wordml" xmlns:w16se="http://schemas.microsoft.com/office/word/2015/wordml/symex" xmlns:wpg="http://schemas.microsoft.com/office/word/2010/wordprocessingGroup" xmlns:wpi="http://schemas.microsoft.com/office/word/2010/wordprocessingInk" xmlns:wps="http://schemas.microsoft.com/office/word/2010/wordprocessingShape" xmlns:a14="http://schemas.microsoft.com/office/drawing/2010/main" val="0"/>
                         </a:ext>
                       </a:extLst>
                     </a:blip>
@@ -47911,7 +48018,7 @@
                     <a:blip r:embed="rId18">
                       <a:extLst>
                         <a:ext uri="{28A0092B-C50C-407E-A947-70E740481C1C}">
-                          <a14:useLocalDpi xmlns:a14="http://schemas.microsoft.com/office/drawing/2010/main" xmlns:wps="http://schemas.microsoft.com/office/word/2010/wordprocessingShape" xmlns:wpi="http://schemas.microsoft.com/office/word/2010/wordprocessingInk" xmlns:wpg="http://schemas.microsoft.com/office/word/2010/wordprocessingGroup" xmlns:w16se="http://schemas.microsoft.com/office/word/2015/wordml/symex" xmlns:w15="http://schemas.microsoft.com/office/word/2012/wordml" xmlns:w14="http://schemas.microsoft.com/office/word/2010/wordml" xmlns:w="http://schemas.openxmlformats.org/wordprocessingml/2006/main" xmlns:w10="urn:schemas-microsoft-com:office:word" xmlns:wp14="http://schemas.microsoft.com/office/word/2010/wordprocessingDrawing" xmlns:v="urn:schemas-microsoft-com:vml" xmlns:o="urn:schemas-microsoft-com:office:office" xmlns:aink="http://schemas.microsoft.com/office/drawing/2016/ink" xmlns:mc="http://schemas.openxmlformats.org/markup-compatibility/2006" xmlns:cx8="http://schemas.microsoft.com/office/drawing/2016/5/14/chartex" xmlns:cx7="http://schemas.microsoft.com/office/drawing/2016/5/13/chartex" xmlns:cx6="http://schemas.microsoft.com/office/drawing/2016/5/12/chartex" xmlns:cx5="http://schemas.microsoft.com/office/drawing/2016/5/11/chartex" xmlns:cx4="http://schemas.microsoft.com/office/drawing/2016/5/10/chartex" xmlns:cx3="http://schemas.microsoft.com/office/drawing/2016/5/9/chartex" xmlns:cx2="http://schemas.microsoft.com/office/drawing/2015/10/21/chartex" xmlns:cx1="http://schemas.microsoft.com/office/drawing/2015/9/8/chartex" xmlns:cx="http://schemas.microsoft.com/office/drawing/2014/chartex" xmlns:wpc="http://schemas.microsoft.com/office/word/2010/wordprocessingCanvas" xmlns="" val="0"/>
+                          <a14:useLocalDpi xmlns="" xmlns:wpc="http://schemas.microsoft.com/office/word/2010/wordprocessingCanvas" xmlns:cx="http://schemas.microsoft.com/office/drawing/2014/chartex" xmlns:cx1="http://schemas.microsoft.com/office/drawing/2015/9/8/chartex" xmlns:cx2="http://schemas.microsoft.com/office/drawing/2015/10/21/chartex" xmlns:cx3="http://schemas.microsoft.com/office/drawing/2016/5/9/chartex" xmlns:cx4="http://schemas.microsoft.com/office/drawing/2016/5/10/chartex" xmlns:cx5="http://schemas.microsoft.com/office/drawing/2016/5/11/chartex" xmlns:cx6="http://schemas.microsoft.com/office/drawing/2016/5/12/chartex" xmlns:cx7="http://schemas.microsoft.com/office/drawing/2016/5/13/chartex" xmlns:cx8="http://schemas.microsoft.com/office/drawing/2016/5/14/chartex" xmlns:mc="http://schemas.openxmlformats.org/markup-compatibility/2006" xmlns:aink="http://schemas.microsoft.com/office/drawing/2016/ink" xmlns:o="urn:schemas-microsoft-com:office:office" xmlns:v="urn:schemas-microsoft-com:vml" xmlns:wp14="http://schemas.microsoft.com/office/word/2010/wordprocessingDrawing" xmlns:w10="urn:schemas-microsoft-com:office:word" xmlns:w="http://schemas.openxmlformats.org/wordprocessingml/2006/main" xmlns:w14="http://schemas.microsoft.com/office/word/2010/wordml" xmlns:w15="http://schemas.microsoft.com/office/word/2012/wordml" xmlns:w16se="http://schemas.microsoft.com/office/word/2015/wordml/symex" xmlns:wpg="http://schemas.microsoft.com/office/word/2010/wordprocessingGroup" xmlns:wpi="http://schemas.microsoft.com/office/word/2010/wordprocessingInk" xmlns:wps="http://schemas.microsoft.com/office/word/2010/wordprocessingShape" xmlns:a14="http://schemas.microsoft.com/office/drawing/2010/main" val="0"/>
                         </a:ext>
                       </a:extLst>
                     </a:blip>
@@ -48943,7 +49050,7 @@
                     <a:blip r:embed="rId18">
                       <a:extLst>
                         <a:ext uri="{28A0092B-C50C-407E-A947-70E740481C1C}">
-                          <a14:useLocalDpi xmlns:a14="http://schemas.microsoft.com/office/drawing/2010/main" xmlns:wps="http://schemas.microsoft.com/office/word/2010/wordprocessingShape" xmlns:wpi="http://schemas.microsoft.com/office/word/2010/wordprocessingInk" xmlns:wpg="http://schemas.microsoft.com/office/word/2010/wordprocessingGroup" xmlns:w16se="http://schemas.microsoft.com/office/word/2015/wordml/symex" xmlns:w15="http://schemas.microsoft.com/office/word/2012/wordml" xmlns:w14="http://schemas.microsoft.com/office/word/2010/wordml" xmlns:w="http://schemas.openxmlformats.org/wordprocessingml/2006/main" xmlns:w10="urn:schemas-microsoft-com:office:word" xmlns:wp14="http://schemas.microsoft.com/office/word/2010/wordprocessingDrawing" xmlns:v="urn:schemas-microsoft-com:vml" xmlns:o="urn:schemas-microsoft-com:office:office" xmlns:aink="http://schemas.microsoft.com/office/drawing/2016/ink" xmlns:mc="http://schemas.openxmlformats.org/markup-compatibility/2006" xmlns:cx8="http://schemas.microsoft.com/office/drawing/2016/5/14/chartex" xmlns:cx7="http://schemas.microsoft.com/office/drawing/2016/5/13/chartex" xmlns:cx6="http://schemas.microsoft.com/office/drawing/2016/5/12/chartex" xmlns:cx5="http://schemas.microsoft.com/office/drawing/2016/5/11/chartex" xmlns:cx4="http://schemas.microsoft.com/office/drawing/2016/5/10/chartex" xmlns:cx3="http://schemas.microsoft.com/office/drawing/2016/5/9/chartex" xmlns:cx2="http://schemas.microsoft.com/office/drawing/2015/10/21/chartex" xmlns:cx1="http://schemas.microsoft.com/office/drawing/2015/9/8/chartex" xmlns:cx="http://schemas.microsoft.com/office/drawing/2014/chartex" xmlns:wpc="http://schemas.microsoft.com/office/word/2010/wordprocessingCanvas" xmlns="" val="0"/>
+                          <a14:useLocalDpi xmlns="" xmlns:wpc="http://schemas.microsoft.com/office/word/2010/wordprocessingCanvas" xmlns:cx="http://schemas.microsoft.com/office/drawing/2014/chartex" xmlns:cx1="http://schemas.microsoft.com/office/drawing/2015/9/8/chartex" xmlns:cx2="http://schemas.microsoft.com/office/drawing/2015/10/21/chartex" xmlns:cx3="http://schemas.microsoft.com/office/drawing/2016/5/9/chartex" xmlns:cx4="http://schemas.microsoft.com/office/drawing/2016/5/10/chartex" xmlns:cx5="http://schemas.microsoft.com/office/drawing/2016/5/11/chartex" xmlns:cx6="http://schemas.microsoft.com/office/drawing/2016/5/12/chartex" xmlns:cx7="http://schemas.microsoft.com/office/drawing/2016/5/13/chartex" xmlns:cx8="http://schemas.microsoft.com/office/drawing/2016/5/14/chartex" xmlns:mc="http://schemas.openxmlformats.org/markup-compatibility/2006" xmlns:aink="http://schemas.microsoft.com/office/drawing/2016/ink" xmlns:o="urn:schemas-microsoft-com:office:office" xmlns:v="urn:schemas-microsoft-com:vml" xmlns:wp14="http://schemas.microsoft.com/office/word/2010/wordprocessingDrawing" xmlns:w10="urn:schemas-microsoft-com:office:word" xmlns:w="http://schemas.openxmlformats.org/wordprocessingml/2006/main" xmlns:w14="http://schemas.microsoft.com/office/word/2010/wordml" xmlns:w15="http://schemas.microsoft.com/office/word/2012/wordml" xmlns:w16se="http://schemas.microsoft.com/office/word/2015/wordml/symex" xmlns:wpg="http://schemas.microsoft.com/office/word/2010/wordprocessingGroup" xmlns:wpi="http://schemas.microsoft.com/office/word/2010/wordprocessingInk" xmlns:wps="http://schemas.microsoft.com/office/word/2010/wordprocessingShape" xmlns:a14="http://schemas.microsoft.com/office/drawing/2010/main" val="0"/>
                         </a:ext>
                       </a:extLst>
                     </a:blip>
@@ -49477,7 +49584,7 @@
                     <a:blip r:embed="rId18">
                       <a:extLst>
                         <a:ext uri="{28A0092B-C50C-407E-A947-70E740481C1C}">
-                          <a14:useLocalDpi xmlns:a14="http://schemas.microsoft.com/office/drawing/2010/main" xmlns:wps="http://schemas.microsoft.com/office/word/2010/wordprocessingShape" xmlns:wpi="http://schemas.microsoft.com/office/word/2010/wordprocessingInk" xmlns:wpg="http://schemas.microsoft.com/office/word/2010/wordprocessingGroup" xmlns:w16se="http://schemas.microsoft.com/office/word/2015/wordml/symex" xmlns:w15="http://schemas.microsoft.com/office/word/2012/wordml" xmlns:w14="http://schemas.microsoft.com/office/word/2010/wordml" xmlns:w="http://schemas.openxmlformats.org/wordprocessingml/2006/main" xmlns:w10="urn:schemas-microsoft-com:office:word" xmlns:wp14="http://schemas.microsoft.com/office/word/2010/wordprocessingDrawing" xmlns:v="urn:schemas-microsoft-com:vml" xmlns:o="urn:schemas-microsoft-com:office:office" xmlns:aink="http://schemas.microsoft.com/office/drawing/2016/ink" xmlns:mc="http://schemas.openxmlformats.org/markup-compatibility/2006" xmlns:cx8="http://schemas.microsoft.com/office/drawing/2016/5/14/chartex" xmlns:cx7="http://schemas.microsoft.com/office/drawing/2016/5/13/chartex" xmlns:cx6="http://schemas.microsoft.com/office/drawing/2016/5/12/chartex" xmlns:cx5="http://schemas.microsoft.com/office/drawing/2016/5/11/chartex" xmlns:cx4="http://schemas.microsoft.com/office/drawing/2016/5/10/chartex" xmlns:cx3="http://schemas.microsoft.com/office/drawing/2016/5/9/chartex" xmlns:cx2="http://schemas.microsoft.com/office/drawing/2015/10/21/chartex" xmlns:cx1="http://schemas.microsoft.com/office/drawing/2015/9/8/chartex" xmlns:cx="http://schemas.microsoft.com/office/drawing/2014/chartex" xmlns:wpc="http://schemas.microsoft.com/office/word/2010/wordprocessingCanvas" xmlns="" val="0"/>
+                          <a14:useLocalDpi xmlns="" xmlns:wpc="http://schemas.microsoft.com/office/word/2010/wordprocessingCanvas" xmlns:cx="http://schemas.microsoft.com/office/drawing/2014/chartex" xmlns:cx1="http://schemas.microsoft.com/office/drawing/2015/9/8/chartex" xmlns:cx2="http://schemas.microsoft.com/office/drawing/2015/10/21/chartex" xmlns:cx3="http://schemas.microsoft.com/office/drawing/2016/5/9/chartex" xmlns:cx4="http://schemas.microsoft.com/office/drawing/2016/5/10/chartex" xmlns:cx5="http://schemas.microsoft.com/office/drawing/2016/5/11/chartex" xmlns:cx6="http://schemas.microsoft.com/office/drawing/2016/5/12/chartex" xmlns:cx7="http://schemas.microsoft.com/office/drawing/2016/5/13/chartex" xmlns:cx8="http://schemas.microsoft.com/office/drawing/2016/5/14/chartex" xmlns:mc="http://schemas.openxmlformats.org/markup-compatibility/2006" xmlns:aink="http://schemas.microsoft.com/office/drawing/2016/ink" xmlns:o="urn:schemas-microsoft-com:office:office" xmlns:v="urn:schemas-microsoft-com:vml" xmlns:wp14="http://schemas.microsoft.com/office/word/2010/wordprocessingDrawing" xmlns:w10="urn:schemas-microsoft-com:office:word" xmlns:w="http://schemas.openxmlformats.org/wordprocessingml/2006/main" xmlns:w14="http://schemas.microsoft.com/office/word/2010/wordml" xmlns:w15="http://schemas.microsoft.com/office/word/2012/wordml" xmlns:w16se="http://schemas.microsoft.com/office/word/2015/wordml/symex" xmlns:wpg="http://schemas.microsoft.com/office/word/2010/wordprocessingGroup" xmlns:wpi="http://schemas.microsoft.com/office/word/2010/wordprocessingInk" xmlns:wps="http://schemas.microsoft.com/office/word/2010/wordprocessingShape" xmlns:a14="http://schemas.microsoft.com/office/drawing/2010/main" val="0"/>
                         </a:ext>
                       </a:extLst>
                     </a:blip>
@@ -49669,7 +49776,7 @@
                     <a:blip r:embed="rId18">
                       <a:extLst>
                         <a:ext uri="{28A0092B-C50C-407E-A947-70E740481C1C}">
-                          <a14:useLocalDpi xmlns:a14="http://schemas.microsoft.com/office/drawing/2010/main" xmlns:wps="http://schemas.microsoft.com/office/word/2010/wordprocessingShape" xmlns:wpi="http://schemas.microsoft.com/office/word/2010/wordprocessingInk" xmlns:wpg="http://schemas.microsoft.com/office/word/2010/wordprocessingGroup" xmlns:w16se="http://schemas.microsoft.com/office/word/2015/wordml/symex" xmlns:w15="http://schemas.microsoft.com/office/word/2012/wordml" xmlns:w14="http://schemas.microsoft.com/office/word/2010/wordml" xmlns:w="http://schemas.openxmlformats.org/wordprocessingml/2006/main" xmlns:w10="urn:schemas-microsoft-com:office:word" xmlns:wp14="http://schemas.microsoft.com/office/word/2010/wordprocessingDrawing" xmlns:v="urn:schemas-microsoft-com:vml" xmlns:o="urn:schemas-microsoft-com:office:office" xmlns:aink="http://schemas.microsoft.com/office/drawing/2016/ink" xmlns:mc="http://schemas.openxmlformats.org/markup-compatibility/2006" xmlns:cx8="http://schemas.microsoft.com/office/drawing/2016/5/14/chartex" xmlns:cx7="http://schemas.microsoft.com/office/drawing/2016/5/13/chartex" xmlns:cx6="http://schemas.microsoft.com/office/drawing/2016/5/12/chartex" xmlns:cx5="http://schemas.microsoft.com/office/drawing/2016/5/11/chartex" xmlns:cx4="http://schemas.microsoft.com/office/drawing/2016/5/10/chartex" xmlns:cx3="http://schemas.microsoft.com/office/drawing/2016/5/9/chartex" xmlns:cx2="http://schemas.microsoft.com/office/drawing/2015/10/21/chartex" xmlns:cx1="http://schemas.microsoft.com/office/drawing/2015/9/8/chartex" xmlns:cx="http://schemas.microsoft.com/office/drawing/2014/chartex" xmlns:wpc="http://schemas.microsoft.com/office/word/2010/wordprocessingCanvas" xmlns="" val="0"/>
+                          <a14:useLocalDpi xmlns="" xmlns:wpc="http://schemas.microsoft.com/office/word/2010/wordprocessingCanvas" xmlns:cx="http://schemas.microsoft.com/office/drawing/2014/chartex" xmlns:cx1="http://schemas.microsoft.com/office/drawing/2015/9/8/chartex" xmlns:cx2="http://schemas.microsoft.com/office/drawing/2015/10/21/chartex" xmlns:cx3="http://schemas.microsoft.com/office/drawing/2016/5/9/chartex" xmlns:cx4="http://schemas.microsoft.com/office/drawing/2016/5/10/chartex" xmlns:cx5="http://schemas.microsoft.com/office/drawing/2016/5/11/chartex" xmlns:cx6="http://schemas.microsoft.com/office/drawing/2016/5/12/chartex" xmlns:cx7="http://schemas.microsoft.com/office/drawing/2016/5/13/chartex" xmlns:cx8="http://schemas.microsoft.com/office/drawing/2016/5/14/chartex" xmlns:mc="http://schemas.openxmlformats.org/markup-compatibility/2006" xmlns:aink="http://schemas.microsoft.com/office/drawing/2016/ink" xmlns:o="urn:schemas-microsoft-com:office:office" xmlns:v="urn:schemas-microsoft-com:vml" xmlns:wp14="http://schemas.microsoft.com/office/word/2010/wordprocessingDrawing" xmlns:w10="urn:schemas-microsoft-com:office:word" xmlns:w="http://schemas.openxmlformats.org/wordprocessingml/2006/main" xmlns:w14="http://schemas.microsoft.com/office/word/2010/wordml" xmlns:w15="http://schemas.microsoft.com/office/word/2012/wordml" xmlns:w16se="http://schemas.microsoft.com/office/word/2015/wordml/symex" xmlns:wpg="http://schemas.microsoft.com/office/word/2010/wordprocessingGroup" xmlns:wpi="http://schemas.microsoft.com/office/word/2010/wordprocessingInk" xmlns:wps="http://schemas.microsoft.com/office/word/2010/wordprocessingShape" xmlns:a14="http://schemas.microsoft.com/office/drawing/2010/main" val="0"/>
                         </a:ext>
                       </a:extLst>
                     </a:blip>
@@ -49836,7 +49943,7 @@
                     <a:blip r:embed="rId18">
                       <a:extLst>
                         <a:ext uri="{28A0092B-C50C-407E-A947-70E740481C1C}">
-                          <a14:useLocalDpi xmlns:a14="http://schemas.microsoft.com/office/drawing/2010/main" xmlns:wps="http://schemas.microsoft.com/office/word/2010/wordprocessingShape" xmlns:wpi="http://schemas.microsoft.com/office/word/2010/wordprocessingInk" xmlns:wpg="http://schemas.microsoft.com/office/word/2010/wordprocessingGroup" xmlns:w16se="http://schemas.microsoft.com/office/word/2015/wordml/symex" xmlns:w15="http://schemas.microsoft.com/office/word/2012/wordml" xmlns:w14="http://schemas.microsoft.com/office/word/2010/wordml" xmlns:w="http://schemas.openxmlformats.org/wordprocessingml/2006/main" xmlns:w10="urn:schemas-microsoft-com:office:word" xmlns:wp14="http://schemas.microsoft.com/office/word/2010/wordprocessingDrawing" xmlns:v="urn:schemas-microsoft-com:vml" xmlns:o="urn:schemas-microsoft-com:office:office" xmlns:aink="http://schemas.microsoft.com/office/drawing/2016/ink" xmlns:mc="http://schemas.openxmlformats.org/markup-compatibility/2006" xmlns:cx8="http://schemas.microsoft.com/office/drawing/2016/5/14/chartex" xmlns:cx7="http://schemas.microsoft.com/office/drawing/2016/5/13/chartex" xmlns:cx6="http://schemas.microsoft.com/office/drawing/2016/5/12/chartex" xmlns:cx5="http://schemas.microsoft.com/office/drawing/2016/5/11/chartex" xmlns:cx4="http://schemas.microsoft.com/office/drawing/2016/5/10/chartex" xmlns:cx3="http://schemas.microsoft.com/office/drawing/2016/5/9/chartex" xmlns:cx2="http://schemas.microsoft.com/office/drawing/2015/10/21/chartex" xmlns:cx1="http://schemas.microsoft.com/office/drawing/2015/9/8/chartex" xmlns:cx="http://schemas.microsoft.com/office/drawing/2014/chartex" xmlns:wpc="http://schemas.microsoft.com/office/word/2010/wordprocessingCanvas" xmlns="" val="0"/>
+                          <a14:useLocalDpi xmlns="" xmlns:wpc="http://schemas.microsoft.com/office/word/2010/wordprocessingCanvas" xmlns:cx="http://schemas.microsoft.com/office/drawing/2014/chartex" xmlns:cx1="http://schemas.microsoft.com/office/drawing/2015/9/8/chartex" xmlns:cx2="http://schemas.microsoft.com/office/drawing/2015/10/21/chartex" xmlns:cx3="http://schemas.microsoft.com/office/drawing/2016/5/9/chartex" xmlns:cx4="http://schemas.microsoft.com/office/drawing/2016/5/10/chartex" xmlns:cx5="http://schemas.microsoft.com/office/drawing/2016/5/11/chartex" xmlns:cx6="http://schemas.microsoft.com/office/drawing/2016/5/12/chartex" xmlns:cx7="http://schemas.microsoft.com/office/drawing/2016/5/13/chartex" xmlns:cx8="http://schemas.microsoft.com/office/drawing/2016/5/14/chartex" xmlns:mc="http://schemas.openxmlformats.org/markup-compatibility/2006" xmlns:aink="http://schemas.microsoft.com/office/drawing/2016/ink" xmlns:o="urn:schemas-microsoft-com:office:office" xmlns:v="urn:schemas-microsoft-com:vml" xmlns:wp14="http://schemas.microsoft.com/office/word/2010/wordprocessingDrawing" xmlns:w10="urn:schemas-microsoft-com:office:word" xmlns:w="http://schemas.openxmlformats.org/wordprocessingml/2006/main" xmlns:w14="http://schemas.microsoft.com/office/word/2010/wordml" xmlns:w15="http://schemas.microsoft.com/office/word/2012/wordml" xmlns:w16se="http://schemas.microsoft.com/office/word/2015/wordml/symex" xmlns:wpg="http://schemas.microsoft.com/office/word/2010/wordprocessingGroup" xmlns:wpi="http://schemas.microsoft.com/office/word/2010/wordprocessingInk" xmlns:wps="http://schemas.microsoft.com/office/word/2010/wordprocessingShape" xmlns:a14="http://schemas.microsoft.com/office/drawing/2010/main" val="0"/>
                         </a:ext>
                       </a:extLst>
                     </a:blip>
@@ -52016,7 +52123,7 @@
                     <a:blip r:embed="rId18">
                       <a:extLst>
                         <a:ext uri="{28A0092B-C50C-407E-A947-70E740481C1C}">
-                          <a14:useLocalDpi xmlns:a14="http://schemas.microsoft.com/office/drawing/2010/main" xmlns:wps="http://schemas.microsoft.com/office/word/2010/wordprocessingShape" xmlns:wpi="http://schemas.microsoft.com/office/word/2010/wordprocessingInk" xmlns:wpg="http://schemas.microsoft.com/office/word/2010/wordprocessingGroup" xmlns:w16se="http://schemas.microsoft.com/office/word/2015/wordml/symex" xmlns:w15="http://schemas.microsoft.com/office/word/2012/wordml" xmlns:w14="http://schemas.microsoft.com/office/word/2010/wordml" xmlns:w="http://schemas.openxmlformats.org/wordprocessingml/2006/main" xmlns:w10="urn:schemas-microsoft-com:office:word" xmlns:wp14="http://schemas.microsoft.com/office/word/2010/wordprocessingDrawing" xmlns:v="urn:schemas-microsoft-com:vml" xmlns:o="urn:schemas-microsoft-com:office:office" xmlns:aink="http://schemas.microsoft.com/office/drawing/2016/ink" xmlns:mc="http://schemas.openxmlformats.org/markup-compatibility/2006" xmlns:cx8="http://schemas.microsoft.com/office/drawing/2016/5/14/chartex" xmlns:cx7="http://schemas.microsoft.com/office/drawing/2016/5/13/chartex" xmlns:cx6="http://schemas.microsoft.com/office/drawing/2016/5/12/chartex" xmlns:cx5="http://schemas.microsoft.com/office/drawing/2016/5/11/chartex" xmlns:cx4="http://schemas.microsoft.com/office/drawing/2016/5/10/chartex" xmlns:cx3="http://schemas.microsoft.com/office/drawing/2016/5/9/chartex" xmlns:cx2="http://schemas.microsoft.com/office/drawing/2015/10/21/chartex" xmlns:cx1="http://schemas.microsoft.com/office/drawing/2015/9/8/chartex" xmlns:cx="http://schemas.microsoft.com/office/drawing/2014/chartex" xmlns:wpc="http://schemas.microsoft.com/office/word/2010/wordprocessingCanvas" xmlns="" val="0"/>
+                          <a14:useLocalDpi xmlns="" xmlns:wpc="http://schemas.microsoft.com/office/word/2010/wordprocessingCanvas" xmlns:cx="http://schemas.microsoft.com/office/drawing/2014/chartex" xmlns:cx1="http://schemas.microsoft.com/office/drawing/2015/9/8/chartex" xmlns:cx2="http://schemas.microsoft.com/office/drawing/2015/10/21/chartex" xmlns:cx3="http://schemas.microsoft.com/office/drawing/2016/5/9/chartex" xmlns:cx4="http://schemas.microsoft.com/office/drawing/2016/5/10/chartex" xmlns:cx5="http://schemas.microsoft.com/office/drawing/2016/5/11/chartex" xmlns:cx6="http://schemas.microsoft.com/office/drawing/2016/5/12/chartex" xmlns:cx7="http://schemas.microsoft.com/office/drawing/2016/5/13/chartex" xmlns:cx8="http://schemas.microsoft.com/office/drawing/2016/5/14/chartex" xmlns:mc="http://schemas.openxmlformats.org/markup-compatibility/2006" xmlns:aink="http://schemas.microsoft.com/office/drawing/2016/ink" xmlns:o="urn:schemas-microsoft-com:office:office" xmlns:v="urn:schemas-microsoft-com:vml" xmlns:wp14="http://schemas.microsoft.com/office/word/2010/wordprocessingDrawing" xmlns:w10="urn:schemas-microsoft-com:office:word" xmlns:w="http://schemas.openxmlformats.org/wordprocessingml/2006/main" xmlns:w14="http://schemas.microsoft.com/office/word/2010/wordml" xmlns:w15="http://schemas.microsoft.com/office/word/2012/wordml" xmlns:w16se="http://schemas.microsoft.com/office/word/2015/wordml/symex" xmlns:wpg="http://schemas.microsoft.com/office/word/2010/wordprocessingGroup" xmlns:wpi="http://schemas.microsoft.com/office/word/2010/wordprocessingInk" xmlns:wps="http://schemas.microsoft.com/office/word/2010/wordprocessingShape" xmlns:a14="http://schemas.microsoft.com/office/drawing/2010/main" val="0"/>
                         </a:ext>
                       </a:extLst>
                     </a:blip>
@@ -53462,7 +53569,7 @@
                     <a:blip r:embed="rId18">
                       <a:extLst>
                         <a:ext uri="{28A0092B-C50C-407E-A947-70E740481C1C}">
-                          <a14:useLocalDpi xmlns:a14="http://schemas.microsoft.com/office/drawing/2010/main" xmlns:wps="http://schemas.microsoft.com/office/word/2010/wordprocessingShape" xmlns:wpi="http://schemas.microsoft.com/office/word/2010/wordprocessingInk" xmlns:wpg="http://schemas.microsoft.com/office/word/2010/wordprocessingGroup" xmlns:w16se="http://schemas.microsoft.com/office/word/2015/wordml/symex" xmlns:w15="http://schemas.microsoft.com/office/word/2012/wordml" xmlns:w14="http://schemas.microsoft.com/office/word/2010/wordml" xmlns:w="http://schemas.openxmlformats.org/wordprocessingml/2006/main" xmlns:w10="urn:schemas-microsoft-com:office:word" xmlns:wp14="http://schemas.microsoft.com/office/word/2010/wordprocessingDrawing" xmlns:v="urn:schemas-microsoft-com:vml" xmlns:o="urn:schemas-microsoft-com:office:office" xmlns:aink="http://schemas.microsoft.com/office/drawing/2016/ink" xmlns:mc="http://schemas.openxmlformats.org/markup-compatibility/2006" xmlns:cx8="http://schemas.microsoft.com/office/drawing/2016/5/14/chartex" xmlns:cx7="http://schemas.microsoft.com/office/drawing/2016/5/13/chartex" xmlns:cx6="http://schemas.microsoft.com/office/drawing/2016/5/12/chartex" xmlns:cx5="http://schemas.microsoft.com/office/drawing/2016/5/11/chartex" xmlns:cx4="http://schemas.microsoft.com/office/drawing/2016/5/10/chartex" xmlns:cx3="http://schemas.microsoft.com/office/drawing/2016/5/9/chartex" xmlns:cx2="http://schemas.microsoft.com/office/drawing/2015/10/21/chartex" xmlns:cx1="http://schemas.microsoft.com/office/drawing/2015/9/8/chartex" xmlns:cx="http://schemas.microsoft.com/office/drawing/2014/chartex" xmlns:wpc="http://schemas.microsoft.com/office/word/2010/wordprocessingCanvas" xmlns="" val="0"/>
+                          <a14:useLocalDpi xmlns="" xmlns:wpc="http://schemas.microsoft.com/office/word/2010/wordprocessingCanvas" xmlns:cx="http://schemas.microsoft.com/office/drawing/2014/chartex" xmlns:cx1="http://schemas.microsoft.com/office/drawing/2015/9/8/chartex" xmlns:cx2="http://schemas.microsoft.com/office/drawing/2015/10/21/chartex" xmlns:cx3="http://schemas.microsoft.com/office/drawing/2016/5/9/chartex" xmlns:cx4="http://schemas.microsoft.com/office/drawing/2016/5/10/chartex" xmlns:cx5="http://schemas.microsoft.com/office/drawing/2016/5/11/chartex" xmlns:cx6="http://schemas.microsoft.com/office/drawing/2016/5/12/chartex" xmlns:cx7="http://schemas.microsoft.com/office/drawing/2016/5/13/chartex" xmlns:cx8="http://schemas.microsoft.com/office/drawing/2016/5/14/chartex" xmlns:mc="http://schemas.openxmlformats.org/markup-compatibility/2006" xmlns:aink="http://schemas.microsoft.com/office/drawing/2016/ink" xmlns:o="urn:schemas-microsoft-com:office:office" xmlns:v="urn:schemas-microsoft-com:vml" xmlns:wp14="http://schemas.microsoft.com/office/word/2010/wordprocessingDrawing" xmlns:w10="urn:schemas-microsoft-com:office:word" xmlns:w="http://schemas.openxmlformats.org/wordprocessingml/2006/main" xmlns:w14="http://schemas.microsoft.com/office/word/2010/wordml" xmlns:w15="http://schemas.microsoft.com/office/word/2012/wordml" xmlns:w16se="http://schemas.microsoft.com/office/word/2015/wordml/symex" xmlns:wpg="http://schemas.microsoft.com/office/word/2010/wordprocessingGroup" xmlns:wpi="http://schemas.microsoft.com/office/word/2010/wordprocessingInk" xmlns:wps="http://schemas.microsoft.com/office/word/2010/wordprocessingShape" xmlns:a14="http://schemas.microsoft.com/office/drawing/2010/main" val="0"/>
                         </a:ext>
                       </a:extLst>
                     </a:blip>
@@ -54056,7 +54163,7 @@
                     <a:blip r:embed="rId18">
                       <a:extLst>
                         <a:ext uri="{28A0092B-C50C-407E-A947-70E740481C1C}">
-                          <a14:useLocalDpi xmlns:a14="http://schemas.microsoft.com/office/drawing/2010/main" xmlns:wps="http://schemas.microsoft.com/office/word/2010/wordprocessingShape" xmlns:wpi="http://schemas.microsoft.com/office/word/2010/wordprocessingInk" xmlns:wpg="http://schemas.microsoft.com/office/word/2010/wordprocessingGroup" xmlns:w16se="http://schemas.microsoft.com/office/word/2015/wordml/symex" xmlns:w15="http://schemas.microsoft.com/office/word/2012/wordml" xmlns:w14="http://schemas.microsoft.com/office/word/2010/wordml" xmlns:w="http://schemas.openxmlformats.org/wordprocessingml/2006/main" xmlns:w10="urn:schemas-microsoft-com:office:word" xmlns:wp14="http://schemas.microsoft.com/office/word/2010/wordprocessingDrawing" xmlns:v="urn:schemas-microsoft-com:vml" xmlns:o="urn:schemas-microsoft-com:office:office" xmlns:aink="http://schemas.microsoft.com/office/drawing/2016/ink" xmlns:mc="http://schemas.openxmlformats.org/markup-compatibility/2006" xmlns:cx8="http://schemas.microsoft.com/office/drawing/2016/5/14/chartex" xmlns:cx7="http://schemas.microsoft.com/office/drawing/2016/5/13/chartex" xmlns:cx6="http://schemas.microsoft.com/office/drawing/2016/5/12/chartex" xmlns:cx5="http://schemas.microsoft.com/office/drawing/2016/5/11/chartex" xmlns:cx4="http://schemas.microsoft.com/office/drawing/2016/5/10/chartex" xmlns:cx3="http://schemas.microsoft.com/office/drawing/2016/5/9/chartex" xmlns:cx2="http://schemas.microsoft.com/office/drawing/2015/10/21/chartex" xmlns:cx1="http://schemas.microsoft.com/office/drawing/2015/9/8/chartex" xmlns:cx="http://schemas.microsoft.com/office/drawing/2014/chartex" xmlns:wpc="http://schemas.microsoft.com/office/word/2010/wordprocessingCanvas" xmlns="" val="0"/>
+                          <a14:useLocalDpi xmlns="" xmlns:wpc="http://schemas.microsoft.com/office/word/2010/wordprocessingCanvas" xmlns:cx="http://schemas.microsoft.com/office/drawing/2014/chartex" xmlns:cx1="http://schemas.microsoft.com/office/drawing/2015/9/8/chartex" xmlns:cx2="http://schemas.microsoft.com/office/drawing/2015/10/21/chartex" xmlns:cx3="http://schemas.microsoft.com/office/drawing/2016/5/9/chartex" xmlns:cx4="http://schemas.microsoft.com/office/drawing/2016/5/10/chartex" xmlns:cx5="http://schemas.microsoft.com/office/drawing/2016/5/11/chartex" xmlns:cx6="http://schemas.microsoft.com/office/drawing/2016/5/12/chartex" xmlns:cx7="http://schemas.microsoft.com/office/drawing/2016/5/13/chartex" xmlns:cx8="http://schemas.microsoft.com/office/drawing/2016/5/14/chartex" xmlns:mc="http://schemas.openxmlformats.org/markup-compatibility/2006" xmlns:aink="http://schemas.microsoft.com/office/drawing/2016/ink" xmlns:o="urn:schemas-microsoft-com:office:office" xmlns:v="urn:schemas-microsoft-com:vml" xmlns:wp14="http://schemas.microsoft.com/office/word/2010/wordprocessingDrawing" xmlns:w10="urn:schemas-microsoft-com:office:word" xmlns:w="http://schemas.openxmlformats.org/wordprocessingml/2006/main" xmlns:w14="http://schemas.microsoft.com/office/word/2010/wordml" xmlns:w15="http://schemas.microsoft.com/office/word/2012/wordml" xmlns:w16se="http://schemas.microsoft.com/office/word/2015/wordml/symex" xmlns:wpg="http://schemas.microsoft.com/office/word/2010/wordprocessingGroup" xmlns:wpi="http://schemas.microsoft.com/office/word/2010/wordprocessingInk" xmlns:wps="http://schemas.microsoft.com/office/word/2010/wordprocessingShape" xmlns:a14="http://schemas.microsoft.com/office/drawing/2010/main" val="0"/>
                         </a:ext>
                       </a:extLst>
                     </a:blip>
@@ -54814,7 +54921,7 @@
                     <a:blip r:embed="rId18">
                       <a:extLst>
                         <a:ext uri="{28A0092B-C50C-407E-A947-70E740481C1C}">
-                          <a14:useLocalDpi xmlns:a14="http://schemas.microsoft.com/office/drawing/2010/main" xmlns:wps="http://schemas.microsoft.com/office/word/2010/wordprocessingShape" xmlns:wpi="http://schemas.microsoft.com/office/word/2010/wordprocessingInk" xmlns:wpg="http://schemas.microsoft.com/office/word/2010/wordprocessingGroup" xmlns:w16se="http://schemas.microsoft.com/office/word/2015/wordml/symex" xmlns:w15="http://schemas.microsoft.com/office/word/2012/wordml" xmlns:w14="http://schemas.microsoft.com/office/word/2010/wordml" xmlns:w="http://schemas.openxmlformats.org/wordprocessingml/2006/main" xmlns:w10="urn:schemas-microsoft-com:office:word" xmlns:wp14="http://schemas.microsoft.com/office/word/2010/wordprocessingDrawing" xmlns:v="urn:schemas-microsoft-com:vml" xmlns:o="urn:schemas-microsoft-com:office:office" xmlns:aink="http://schemas.microsoft.com/office/drawing/2016/ink" xmlns:mc="http://schemas.openxmlformats.org/markup-compatibility/2006" xmlns:cx8="http://schemas.microsoft.com/office/drawing/2016/5/14/chartex" xmlns:cx7="http://schemas.microsoft.com/office/drawing/2016/5/13/chartex" xmlns:cx6="http://schemas.microsoft.com/office/drawing/2016/5/12/chartex" xmlns:cx5="http://schemas.microsoft.com/office/drawing/2016/5/11/chartex" xmlns:cx4="http://schemas.microsoft.com/office/drawing/2016/5/10/chartex" xmlns:cx3="http://schemas.microsoft.com/office/drawing/2016/5/9/chartex" xmlns:cx2="http://schemas.microsoft.com/office/drawing/2015/10/21/chartex" xmlns:cx1="http://schemas.microsoft.com/office/drawing/2015/9/8/chartex" xmlns:cx="http://schemas.microsoft.com/office/drawing/2014/chartex" xmlns:wpc="http://schemas.microsoft.com/office/word/2010/wordprocessingCanvas" xmlns="" val="0"/>
+                          <a14:useLocalDpi xmlns="" xmlns:wpc="http://schemas.microsoft.com/office/word/2010/wordprocessingCanvas" xmlns:cx="http://schemas.microsoft.com/office/drawing/2014/chartex" xmlns:cx1="http://schemas.microsoft.com/office/drawing/2015/9/8/chartex" xmlns:cx2="http://schemas.microsoft.com/office/drawing/2015/10/21/chartex" xmlns:cx3="http://schemas.microsoft.com/office/drawing/2016/5/9/chartex" xmlns:cx4="http://schemas.microsoft.com/office/drawing/2016/5/10/chartex" xmlns:cx5="http://schemas.microsoft.com/office/drawing/2016/5/11/chartex" xmlns:cx6="http://schemas.microsoft.com/office/drawing/2016/5/12/chartex" xmlns:cx7="http://schemas.microsoft.com/office/drawing/2016/5/13/chartex" xmlns:cx8="http://schemas.microsoft.com/office/drawing/2016/5/14/chartex" xmlns:mc="http://schemas.openxmlformats.org/markup-compatibility/2006" xmlns:aink="http://schemas.microsoft.com/office/drawing/2016/ink" xmlns:o="urn:schemas-microsoft-com:office:office" xmlns:v="urn:schemas-microsoft-com:vml" xmlns:wp14="http://schemas.microsoft.com/office/word/2010/wordprocessingDrawing" xmlns:w10="urn:schemas-microsoft-com:office:word" xmlns:w="http://schemas.openxmlformats.org/wordprocessingml/2006/main" xmlns:w14="http://schemas.microsoft.com/office/word/2010/wordml" xmlns:w15="http://schemas.microsoft.com/office/word/2012/wordml" xmlns:w16se="http://schemas.microsoft.com/office/word/2015/wordml/symex" xmlns:wpg="http://schemas.microsoft.com/office/word/2010/wordprocessingGroup" xmlns:wpi="http://schemas.microsoft.com/office/word/2010/wordprocessingInk" xmlns:wps="http://schemas.microsoft.com/office/word/2010/wordprocessingShape" xmlns:a14="http://schemas.microsoft.com/office/drawing/2010/main" val="0"/>
                         </a:ext>
                       </a:extLst>
                     </a:blip>
@@ -56045,7 +56152,13 @@
         <w:t>stared</w:t>
       </w:r>
       <w:r>
-        <w:t xml:space="preserve"> at Luke, waiting for him to do something.</w:t>
+        <w:t xml:space="preserve"> at Luke, waiting for him to </w:t>
+      </w:r>
+      <w:r>
+        <w:t>act</w:t>
+      </w:r>
+      <w:r>
+        <w:t>.</w:t>
       </w:r>
     </w:p>
     <w:p>
@@ -57088,7 +57201,13 @@
         <w:t>s</w:t>
       </w:r>
       <w:r>
-        <w:t xml:space="preserve"> and found what matters. For that you shall receive something far greater than a firestone.”</w:t>
+        <w:t xml:space="preserve"> and found what matters. For that you shall receive </w:t>
+      </w:r>
+      <w:r>
+        <w:t>a reward</w:t>
+      </w:r>
+      <w:r>
+        <w:t xml:space="preserve"> far greater than a firestone.”</w:t>
       </w:r>
     </w:p>
     <w:p>
@@ -57585,7 +57704,7 @@
                     <a:blip r:embed="rId18">
                       <a:extLst>
                         <a:ext uri="{28A0092B-C50C-407E-A947-70E740481C1C}">
-                          <a14:useLocalDpi xmlns:a14="http://schemas.microsoft.com/office/drawing/2010/main" xmlns:wps="http://schemas.microsoft.com/office/word/2010/wordprocessingShape" xmlns:wpi="http://schemas.microsoft.com/office/word/2010/wordprocessingInk" xmlns:wpg="http://schemas.microsoft.com/office/word/2010/wordprocessingGroup" xmlns:w16se="http://schemas.microsoft.com/office/word/2015/wordml/symex" xmlns:w15="http://schemas.microsoft.com/office/word/2012/wordml" xmlns:w14="http://schemas.microsoft.com/office/word/2010/wordml" xmlns:w="http://schemas.openxmlformats.org/wordprocessingml/2006/main" xmlns:w10="urn:schemas-microsoft-com:office:word" xmlns:wp14="http://schemas.microsoft.com/office/word/2010/wordprocessingDrawing" xmlns:v="urn:schemas-microsoft-com:vml" xmlns:o="urn:schemas-microsoft-com:office:office" xmlns:aink="http://schemas.microsoft.com/office/drawing/2016/ink" xmlns:mc="http://schemas.openxmlformats.org/markup-compatibility/2006" xmlns:cx8="http://schemas.microsoft.com/office/drawing/2016/5/14/chartex" xmlns:cx7="http://schemas.microsoft.com/office/drawing/2016/5/13/chartex" xmlns:cx6="http://schemas.microsoft.com/office/drawing/2016/5/12/chartex" xmlns:cx5="http://schemas.microsoft.com/office/drawing/2016/5/11/chartex" xmlns:cx4="http://schemas.microsoft.com/office/drawing/2016/5/10/chartex" xmlns:cx3="http://schemas.microsoft.com/office/drawing/2016/5/9/chartex" xmlns:cx2="http://schemas.microsoft.com/office/drawing/2015/10/21/chartex" xmlns:cx1="http://schemas.microsoft.com/office/drawing/2015/9/8/chartex" xmlns:cx="http://schemas.microsoft.com/office/drawing/2014/chartex" xmlns:wpc="http://schemas.microsoft.com/office/word/2010/wordprocessingCanvas" xmlns="" val="0"/>
+                          <a14:useLocalDpi xmlns="" xmlns:wpc="http://schemas.microsoft.com/office/word/2010/wordprocessingCanvas" xmlns:cx="http://schemas.microsoft.com/office/drawing/2014/chartex" xmlns:cx1="http://schemas.microsoft.com/office/drawing/2015/9/8/chartex" xmlns:cx2="http://schemas.microsoft.com/office/drawing/2015/10/21/chartex" xmlns:cx3="http://schemas.microsoft.com/office/drawing/2016/5/9/chartex" xmlns:cx4="http://schemas.microsoft.com/office/drawing/2016/5/10/chartex" xmlns:cx5="http://schemas.microsoft.com/office/drawing/2016/5/11/chartex" xmlns:cx6="http://schemas.microsoft.com/office/drawing/2016/5/12/chartex" xmlns:cx7="http://schemas.microsoft.com/office/drawing/2016/5/13/chartex" xmlns:cx8="http://schemas.microsoft.com/office/drawing/2016/5/14/chartex" xmlns:mc="http://schemas.openxmlformats.org/markup-compatibility/2006" xmlns:aink="http://schemas.microsoft.com/office/drawing/2016/ink" xmlns:o="urn:schemas-microsoft-com:office:office" xmlns:v="urn:schemas-microsoft-com:vml" xmlns:wp14="http://schemas.microsoft.com/office/word/2010/wordprocessingDrawing" xmlns:w10="urn:schemas-microsoft-com:office:word" xmlns:w="http://schemas.openxmlformats.org/wordprocessingml/2006/main" xmlns:w14="http://schemas.microsoft.com/office/word/2010/wordml" xmlns:w15="http://schemas.microsoft.com/office/word/2012/wordml" xmlns:w16se="http://schemas.microsoft.com/office/word/2015/wordml/symex" xmlns:wpg="http://schemas.microsoft.com/office/word/2010/wordprocessingGroup" xmlns:wpi="http://schemas.microsoft.com/office/word/2010/wordprocessingInk" xmlns:wps="http://schemas.microsoft.com/office/word/2010/wordprocessingShape" xmlns:a14="http://schemas.microsoft.com/office/drawing/2010/main" val="0"/>
                         </a:ext>
                       </a:extLst>
                     </a:blip>
@@ -58138,7 +58257,7 @@
                     <a:blip r:embed="rId18">
                       <a:extLst>
                         <a:ext uri="{28A0092B-C50C-407E-A947-70E740481C1C}">
-                          <a14:useLocalDpi xmlns:a14="http://schemas.microsoft.com/office/drawing/2010/main" xmlns:wps="http://schemas.microsoft.com/office/word/2010/wordprocessingShape" xmlns:wpi="http://schemas.microsoft.com/office/word/2010/wordprocessingInk" xmlns:wpg="http://schemas.microsoft.com/office/word/2010/wordprocessingGroup" xmlns:w16se="http://schemas.microsoft.com/office/word/2015/wordml/symex" xmlns:w15="http://schemas.microsoft.com/office/word/2012/wordml" xmlns:w14="http://schemas.microsoft.com/office/word/2010/wordml" xmlns:w="http://schemas.openxmlformats.org/wordprocessingml/2006/main" xmlns:w10="urn:schemas-microsoft-com:office:word" xmlns:wp14="http://schemas.microsoft.com/office/word/2010/wordprocessingDrawing" xmlns:v="urn:schemas-microsoft-com:vml" xmlns:o="urn:schemas-microsoft-com:office:office" xmlns:aink="http://schemas.microsoft.com/office/drawing/2016/ink" xmlns:mc="http://schemas.openxmlformats.org/markup-compatibility/2006" xmlns:cx8="http://schemas.microsoft.com/office/drawing/2016/5/14/chartex" xmlns:cx7="http://schemas.microsoft.com/office/drawing/2016/5/13/chartex" xmlns:cx6="http://schemas.microsoft.com/office/drawing/2016/5/12/chartex" xmlns:cx5="http://schemas.microsoft.com/office/drawing/2016/5/11/chartex" xmlns:cx4="http://schemas.microsoft.com/office/drawing/2016/5/10/chartex" xmlns:cx3="http://schemas.microsoft.com/office/drawing/2016/5/9/chartex" xmlns:cx2="http://schemas.microsoft.com/office/drawing/2015/10/21/chartex" xmlns:cx1="http://schemas.microsoft.com/office/drawing/2015/9/8/chartex" xmlns:cx="http://schemas.microsoft.com/office/drawing/2014/chartex" xmlns:wpc="http://schemas.microsoft.com/office/word/2010/wordprocessingCanvas" xmlns="" val="0"/>
+                          <a14:useLocalDpi xmlns="" xmlns:wpc="http://schemas.microsoft.com/office/word/2010/wordprocessingCanvas" xmlns:cx="http://schemas.microsoft.com/office/drawing/2014/chartex" xmlns:cx1="http://schemas.microsoft.com/office/drawing/2015/9/8/chartex" xmlns:cx2="http://schemas.microsoft.com/office/drawing/2015/10/21/chartex" xmlns:cx3="http://schemas.microsoft.com/office/drawing/2016/5/9/chartex" xmlns:cx4="http://schemas.microsoft.com/office/drawing/2016/5/10/chartex" xmlns:cx5="http://schemas.microsoft.com/office/drawing/2016/5/11/chartex" xmlns:cx6="http://schemas.microsoft.com/office/drawing/2016/5/12/chartex" xmlns:cx7="http://schemas.microsoft.com/office/drawing/2016/5/13/chartex" xmlns:cx8="http://schemas.microsoft.com/office/drawing/2016/5/14/chartex" xmlns:mc="http://schemas.openxmlformats.org/markup-compatibility/2006" xmlns:aink="http://schemas.microsoft.com/office/drawing/2016/ink" xmlns:o="urn:schemas-microsoft-com:office:office" xmlns:v="urn:schemas-microsoft-com:vml" xmlns:wp14="http://schemas.microsoft.com/office/word/2010/wordprocessingDrawing" xmlns:w10="urn:schemas-microsoft-com:office:word" xmlns:w="http://schemas.openxmlformats.org/wordprocessingml/2006/main" xmlns:w14="http://schemas.microsoft.com/office/word/2010/wordml" xmlns:w15="http://schemas.microsoft.com/office/word/2012/wordml" xmlns:w16se="http://schemas.microsoft.com/office/word/2015/wordml/symex" xmlns:wpg="http://schemas.microsoft.com/office/word/2010/wordprocessingGroup" xmlns:wpi="http://schemas.microsoft.com/office/word/2010/wordprocessingInk" xmlns:wps="http://schemas.microsoft.com/office/word/2010/wordprocessingShape" xmlns:a14="http://schemas.microsoft.com/office/drawing/2010/main" val="0"/>
                         </a:ext>
                       </a:extLst>
                     </a:blip>
@@ -59259,7 +59378,7 @@
                     <a:blip r:embed="rId18">
                       <a:extLst>
                         <a:ext uri="{28A0092B-C50C-407E-A947-70E740481C1C}">
-                          <a14:useLocalDpi xmlns:a14="http://schemas.microsoft.com/office/drawing/2010/main" xmlns:wps="http://schemas.microsoft.com/office/word/2010/wordprocessingShape" xmlns:wpi="http://schemas.microsoft.com/office/word/2010/wordprocessingInk" xmlns:wpg="http://schemas.microsoft.com/office/word/2010/wordprocessingGroup" xmlns:w16se="http://schemas.microsoft.com/office/word/2015/wordml/symex" xmlns:w15="http://schemas.microsoft.com/office/word/2012/wordml" xmlns:w14="http://schemas.microsoft.com/office/word/2010/wordml" xmlns:w="http://schemas.openxmlformats.org/wordprocessingml/2006/main" xmlns:w10="urn:schemas-microsoft-com:office:word" xmlns:wp14="http://schemas.microsoft.com/office/word/2010/wordprocessingDrawing" xmlns:v="urn:schemas-microsoft-com:vml" xmlns:o="urn:schemas-microsoft-com:office:office" xmlns:aink="http://schemas.microsoft.com/office/drawing/2016/ink" xmlns:mc="http://schemas.openxmlformats.org/markup-compatibility/2006" xmlns:cx8="http://schemas.microsoft.com/office/drawing/2016/5/14/chartex" xmlns:cx7="http://schemas.microsoft.com/office/drawing/2016/5/13/chartex" xmlns:cx6="http://schemas.microsoft.com/office/drawing/2016/5/12/chartex" xmlns:cx5="http://schemas.microsoft.com/office/drawing/2016/5/11/chartex" xmlns:cx4="http://schemas.microsoft.com/office/drawing/2016/5/10/chartex" xmlns:cx3="http://schemas.microsoft.com/office/drawing/2016/5/9/chartex" xmlns:cx2="http://schemas.microsoft.com/office/drawing/2015/10/21/chartex" xmlns:cx1="http://schemas.microsoft.com/office/drawing/2015/9/8/chartex" xmlns:cx="http://schemas.microsoft.com/office/drawing/2014/chartex" xmlns:wpc="http://schemas.microsoft.com/office/word/2010/wordprocessingCanvas" xmlns="" val="0"/>
+                          <a14:useLocalDpi xmlns="" xmlns:wpc="http://schemas.microsoft.com/office/word/2010/wordprocessingCanvas" xmlns:cx="http://schemas.microsoft.com/office/drawing/2014/chartex" xmlns:cx1="http://schemas.microsoft.com/office/drawing/2015/9/8/chartex" xmlns:cx2="http://schemas.microsoft.com/office/drawing/2015/10/21/chartex" xmlns:cx3="http://schemas.microsoft.com/office/drawing/2016/5/9/chartex" xmlns:cx4="http://schemas.microsoft.com/office/drawing/2016/5/10/chartex" xmlns:cx5="http://schemas.microsoft.com/office/drawing/2016/5/11/chartex" xmlns:cx6="http://schemas.microsoft.com/office/drawing/2016/5/12/chartex" xmlns:cx7="http://schemas.microsoft.com/office/drawing/2016/5/13/chartex" xmlns:cx8="http://schemas.microsoft.com/office/drawing/2016/5/14/chartex" xmlns:mc="http://schemas.openxmlformats.org/markup-compatibility/2006" xmlns:aink="http://schemas.microsoft.com/office/drawing/2016/ink" xmlns:o="urn:schemas-microsoft-com:office:office" xmlns:v="urn:schemas-microsoft-com:vml" xmlns:wp14="http://schemas.microsoft.com/office/word/2010/wordprocessingDrawing" xmlns:w10="urn:schemas-microsoft-com:office:word" xmlns:w="http://schemas.openxmlformats.org/wordprocessingml/2006/main" xmlns:w14="http://schemas.microsoft.com/office/word/2010/wordml" xmlns:w15="http://schemas.microsoft.com/office/word/2012/wordml" xmlns:w16se="http://schemas.microsoft.com/office/word/2015/wordml/symex" xmlns:wpg="http://schemas.microsoft.com/office/word/2010/wordprocessingGroup" xmlns:wpi="http://schemas.microsoft.com/office/word/2010/wordprocessingInk" xmlns:wps="http://schemas.microsoft.com/office/word/2010/wordprocessingShape" xmlns:a14="http://schemas.microsoft.com/office/drawing/2010/main" val="0"/>
                         </a:ext>
                       </a:extLst>
                     </a:blip>
@@ -59766,7 +59885,7 @@
                     <a:blip r:embed="rId18">
                       <a:extLst>
                         <a:ext uri="{28A0092B-C50C-407E-A947-70E740481C1C}">
-                          <a14:useLocalDpi xmlns:a14="http://schemas.microsoft.com/office/drawing/2010/main" xmlns:wps="http://schemas.microsoft.com/office/word/2010/wordprocessingShape" xmlns:wpi="http://schemas.microsoft.com/office/word/2010/wordprocessingInk" xmlns:wpg="http://schemas.microsoft.com/office/word/2010/wordprocessingGroup" xmlns:w16se="http://schemas.microsoft.com/office/word/2015/wordml/symex" xmlns:w15="http://schemas.microsoft.com/office/word/2012/wordml" xmlns:w14="http://schemas.microsoft.com/office/word/2010/wordml" xmlns:w="http://schemas.openxmlformats.org/wordprocessingml/2006/main" xmlns:w10="urn:schemas-microsoft-com:office:word" xmlns:wp14="http://schemas.microsoft.com/office/word/2010/wordprocessingDrawing" xmlns:v="urn:schemas-microsoft-com:vml" xmlns:o="urn:schemas-microsoft-com:office:office" xmlns:aink="http://schemas.microsoft.com/office/drawing/2016/ink" xmlns:mc="http://schemas.openxmlformats.org/markup-compatibility/2006" xmlns:cx8="http://schemas.microsoft.com/office/drawing/2016/5/14/chartex" xmlns:cx7="http://schemas.microsoft.com/office/drawing/2016/5/13/chartex" xmlns:cx6="http://schemas.microsoft.com/office/drawing/2016/5/12/chartex" xmlns:cx5="http://schemas.microsoft.com/office/drawing/2016/5/11/chartex" xmlns:cx4="http://schemas.microsoft.com/office/drawing/2016/5/10/chartex" xmlns:cx3="http://schemas.microsoft.com/office/drawing/2016/5/9/chartex" xmlns:cx2="http://schemas.microsoft.com/office/drawing/2015/10/21/chartex" xmlns:cx1="http://schemas.microsoft.com/office/drawing/2015/9/8/chartex" xmlns:cx="http://schemas.microsoft.com/office/drawing/2014/chartex" xmlns:wpc="http://schemas.microsoft.com/office/word/2010/wordprocessingCanvas" xmlns="" val="0"/>
+                          <a14:useLocalDpi xmlns="" xmlns:wpc="http://schemas.microsoft.com/office/word/2010/wordprocessingCanvas" xmlns:cx="http://schemas.microsoft.com/office/drawing/2014/chartex" xmlns:cx1="http://schemas.microsoft.com/office/drawing/2015/9/8/chartex" xmlns:cx2="http://schemas.microsoft.com/office/drawing/2015/10/21/chartex" xmlns:cx3="http://schemas.microsoft.com/office/drawing/2016/5/9/chartex" xmlns:cx4="http://schemas.microsoft.com/office/drawing/2016/5/10/chartex" xmlns:cx5="http://schemas.microsoft.com/office/drawing/2016/5/11/chartex" xmlns:cx6="http://schemas.microsoft.com/office/drawing/2016/5/12/chartex" xmlns:cx7="http://schemas.microsoft.com/office/drawing/2016/5/13/chartex" xmlns:cx8="http://schemas.microsoft.com/office/drawing/2016/5/14/chartex" xmlns:mc="http://schemas.openxmlformats.org/markup-compatibility/2006" xmlns:aink="http://schemas.microsoft.com/office/drawing/2016/ink" xmlns:o="urn:schemas-microsoft-com:office:office" xmlns:v="urn:schemas-microsoft-com:vml" xmlns:wp14="http://schemas.microsoft.com/office/word/2010/wordprocessingDrawing" xmlns:w10="urn:schemas-microsoft-com:office:word" xmlns:w="http://schemas.openxmlformats.org/wordprocessingml/2006/main" xmlns:w14="http://schemas.microsoft.com/office/word/2010/wordml" xmlns:w15="http://schemas.microsoft.com/office/word/2012/wordml" xmlns:w16se="http://schemas.microsoft.com/office/word/2015/wordml/symex" xmlns:wpg="http://schemas.microsoft.com/office/word/2010/wordprocessingGroup" xmlns:wpi="http://schemas.microsoft.com/office/word/2010/wordprocessingInk" xmlns:wps="http://schemas.microsoft.com/office/word/2010/wordprocessingShape" xmlns:a14="http://schemas.microsoft.com/office/drawing/2010/main" val="0"/>
                         </a:ext>
                       </a:extLst>
                     </a:blip>
@@ -60372,14 +60491,21 @@
           <w:rFonts w:asciiTheme="minorHAnsi" w:hAnsiTheme="minorHAnsi" w:cs="Arial"/>
           <w:color w:val="000000"/>
         </w:rPr>
-        <w:t xml:space="preserve"> said something to Brad that Luke did not </w:t>
+        <w:t xml:space="preserve"> spoke</w:t>
       </w:r>
       <w:r>
         <w:rPr>
           <w:rFonts w:asciiTheme="minorHAnsi" w:hAnsiTheme="minorHAnsi" w:cs="Arial"/>
           <w:color w:val="000000"/>
         </w:rPr>
-        <w:t xml:space="preserve">hear. Brad answered, </w:t>
+        <w:t xml:space="preserve"> to Brad</w:t>
+      </w:r>
+      <w:r>
+        <w:rPr>
+          <w:rFonts w:asciiTheme="minorHAnsi" w:hAnsiTheme="minorHAnsi" w:cs="Arial"/>
+          <w:color w:val="000000"/>
+        </w:rPr>
+        <w:t xml:space="preserve">. Brad answered, </w:t>
       </w:r>
       <w:r>
         <w:rPr>
@@ -60520,7 +60646,6 @@
     </w:p>
     <w:p>
       <w:r>
-        <w:lastRenderedPageBreak/>
         <w:t xml:space="preserve">“Was your </w:t>
       </w:r>
       <w:r>
@@ -60544,6 +60669,7 @@
         <w:pStyle w:val="Quote2"/>
       </w:pPr>
       <w:r>
+        <w:lastRenderedPageBreak/>
         <w:t>Seiryu asked, “There are four days which start with the letter ‘T’. Two of them are ‘Tuesday, Thursday’. What are the other two?”</w:t>
       </w:r>
     </w:p>
@@ -60717,12 +60843,12 @@
     </w:p>
     <w:p>
       <w:r>
+        <w:t>Luke was back at the Emperor’s pavilion, next to Brad.</w:t>
+      </w:r>
+    </w:p>
+    <w:p>
+      <w:r>
         <w:lastRenderedPageBreak/>
-        <w:t>Luke was back at the Emperor’s pavilion, next to Brad.</w:t>
-      </w:r>
-    </w:p>
-    <w:p>
-      <w:r>
         <w:t xml:space="preserve">“Congratulations Warrior Luke on winning the tournament </w:t>
       </w:r>
       <w:r>
@@ -60837,11 +60963,7 @@
         <w:t>“However it’s possible to prevent the doors from opening from the other side.</w:t>
       </w:r>
       <w:r>
-        <w:t xml:space="preserve"> If I were them, I would have blocked the doors before </w:t>
-      </w:r>
-      <w:r>
-        <w:lastRenderedPageBreak/>
-        <w:t>the contest, just in case.</w:t>
+        <w:t xml:space="preserve"> If I were them, I would have blocked the doors before the contest, just in case.</w:t>
       </w:r>
       <w:r>
         <w:t xml:space="preserve"> We should have done the same. Too bad I didn’t know then.”</w:t>
@@ -61599,7 +61721,13 @@
         <w:t>foreign</w:t>
       </w:r>
       <w:r>
-        <w:t xml:space="preserve"> country and Annie realized something was wrong.</w:t>
+        <w:t xml:space="preserve"> country and Annie realized </w:t>
+      </w:r>
+      <w:r>
+        <w:t>her mistake</w:t>
+      </w:r>
+      <w:r>
+        <w:t>.</w:t>
       </w:r>
     </w:p>
     <w:p>
@@ -61631,7 +61759,7 @@
                     <a:blip r:embed="rId18">
                       <a:extLst>
                         <a:ext uri="{28A0092B-C50C-407E-A947-70E740481C1C}">
-                          <a14:useLocalDpi xmlns:a14="http://schemas.microsoft.com/office/drawing/2010/main" xmlns:wps="http://schemas.microsoft.com/office/word/2010/wordprocessingShape" xmlns:wpi="http://schemas.microsoft.com/office/word/2010/wordprocessingInk" xmlns:wpg="http://schemas.microsoft.com/office/word/2010/wordprocessingGroup" xmlns:w16se="http://schemas.microsoft.com/office/word/2015/wordml/symex" xmlns:w15="http://schemas.microsoft.com/office/word/2012/wordml" xmlns:w14="http://schemas.microsoft.com/office/word/2010/wordml" xmlns:w="http://schemas.openxmlformats.org/wordprocessingml/2006/main" xmlns:w10="urn:schemas-microsoft-com:office:word" xmlns:wp14="http://schemas.microsoft.com/office/word/2010/wordprocessingDrawing" xmlns:v="urn:schemas-microsoft-com:vml" xmlns:o="urn:schemas-microsoft-com:office:office" xmlns:aink="http://schemas.microsoft.com/office/drawing/2016/ink" xmlns:mc="http://schemas.openxmlformats.org/markup-compatibility/2006" xmlns:cx8="http://schemas.microsoft.com/office/drawing/2016/5/14/chartex" xmlns:cx7="http://schemas.microsoft.com/office/drawing/2016/5/13/chartex" xmlns:cx6="http://schemas.microsoft.com/office/drawing/2016/5/12/chartex" xmlns:cx5="http://schemas.microsoft.com/office/drawing/2016/5/11/chartex" xmlns:cx4="http://schemas.microsoft.com/office/drawing/2016/5/10/chartex" xmlns:cx3="http://schemas.microsoft.com/office/drawing/2016/5/9/chartex" xmlns:cx2="http://schemas.microsoft.com/office/drawing/2015/10/21/chartex" xmlns:cx1="http://schemas.microsoft.com/office/drawing/2015/9/8/chartex" xmlns:cx="http://schemas.microsoft.com/office/drawing/2014/chartex" xmlns:wpc="http://schemas.microsoft.com/office/word/2010/wordprocessingCanvas" xmlns="" val="0"/>
+                          <a14:useLocalDpi xmlns="" xmlns:wpc="http://schemas.microsoft.com/office/word/2010/wordprocessingCanvas" xmlns:cx="http://schemas.microsoft.com/office/drawing/2014/chartex" xmlns:cx1="http://schemas.microsoft.com/office/drawing/2015/9/8/chartex" xmlns:cx2="http://schemas.microsoft.com/office/drawing/2015/10/21/chartex" xmlns:cx3="http://schemas.microsoft.com/office/drawing/2016/5/9/chartex" xmlns:cx4="http://schemas.microsoft.com/office/drawing/2016/5/10/chartex" xmlns:cx5="http://schemas.microsoft.com/office/drawing/2016/5/11/chartex" xmlns:cx6="http://schemas.microsoft.com/office/drawing/2016/5/12/chartex" xmlns:cx7="http://schemas.microsoft.com/office/drawing/2016/5/13/chartex" xmlns:cx8="http://schemas.microsoft.com/office/drawing/2016/5/14/chartex" xmlns:mc="http://schemas.openxmlformats.org/markup-compatibility/2006" xmlns:aink="http://schemas.microsoft.com/office/drawing/2016/ink" xmlns:o="urn:schemas-microsoft-com:office:office" xmlns:v="urn:schemas-microsoft-com:vml" xmlns:wp14="http://schemas.microsoft.com/office/word/2010/wordprocessingDrawing" xmlns:w10="urn:schemas-microsoft-com:office:word" xmlns:w="http://schemas.openxmlformats.org/wordprocessingml/2006/main" xmlns:w14="http://schemas.microsoft.com/office/word/2010/wordml" xmlns:w15="http://schemas.microsoft.com/office/word/2012/wordml" xmlns:w16se="http://schemas.microsoft.com/office/word/2015/wordml/symex" xmlns:wpg="http://schemas.microsoft.com/office/word/2010/wordprocessingGroup" xmlns:wpi="http://schemas.microsoft.com/office/word/2010/wordprocessingInk" xmlns:wps="http://schemas.microsoft.com/office/word/2010/wordprocessingShape" xmlns:a14="http://schemas.microsoft.com/office/drawing/2010/main" val="0"/>
                         </a:ext>
                       </a:extLst>
                     </a:blip>
@@ -62123,13 +62251,16 @@
       <w:r>
         <w:t>“Everyone turn into your animal form and follow me. Don’t worry about the monsters. They don’t normally attack if you stay on the paths and don’t disturb things you shouldn’t,” Monty instructed.</w:t>
       </w:r>
-      <w:r>
-        <w:t>&lt;&gt;</w:t>
-      </w:r>
-    </w:p>
-    <w:p>
-      <w:r>
-        <w:t xml:space="preserve">Monty led the way into the canopy of the rain forest and Luke bounded from branch to branch in tiger form. Philip perched on his back, since there wasn’t enough space to properly fly. Monty swung from branch to branch and sang, </w:t>
+    </w:p>
+    <w:p>
+      <w:r>
+        <w:t xml:space="preserve">Monty led the way into the canopy of the rain forest and Luke bounded from branch to branch in tiger form. Philip </w:t>
+      </w:r>
+      <w:r>
+        <w:t>flew close behind</w:t>
+      </w:r>
+      <w:r>
+        <w:t xml:space="preserve">. Monty swung from branch to branch and sang, </w:t>
       </w:r>
       <w:r>
         <w:t>“Oh give me a home where the bananas roam, and the pears and the pine</w:t>
@@ -62185,16 +62316,7 @@
         <w:t>“We’ll get to my village in about an hour,” Monty</w:t>
       </w:r>
       <w:r>
-        <w:t xml:space="preserve"> assured. “We still have over three </w:t>
-      </w:r>
-      <w:r>
-        <w:t>mile</w:t>
-      </w:r>
-      <w:r>
-        <w:t>s</w:t>
-      </w:r>
-      <w:r>
-        <w:t xml:space="preserve"> to go.”</w:t>
+        <w:t xml:space="preserve"> assured.</w:t>
       </w:r>
     </w:p>
     <w:p>
@@ -62215,26 +62337,70 @@
     </w:p>
     <w:p>
       <w:r>
+        <w:t>They arrived at the village at the setting sun. The village was nestled in the forest canopy</w:t>
+      </w:r>
+      <w:r>
+        <w:t>. Suspension bridges</w:t>
+      </w:r>
+      <w:r>
+        <w:t xml:space="preserve"> </w:t>
+      </w:r>
+      <w:r>
+        <w:t xml:space="preserve">and </w:t>
+      </w:r>
+      <w:r>
+        <w:t>walkways</w:t>
+      </w:r>
+      <w:r>
+        <w:t xml:space="preserve"> </w:t>
+      </w:r>
+      <w:r>
+        <w:t>connected the tree houses. Kids and adults ran around naked</w:t>
+      </w:r>
+      <w:r>
+        <w:t>.</w:t>
+      </w:r>
+    </w:p>
+    <w:p>
+      <w:r>
         <w:lastRenderedPageBreak/>
-        <w:t>They arrived at the village at the setting sun. The village was nestled in the forest canopy</w:t>
-      </w:r>
-      <w:r>
-        <w:t>. Suspension bridges</w:t>
-      </w:r>
-      <w:r>
-        <w:t xml:space="preserve"> </w:t>
-      </w:r>
-      <w:r>
-        <w:t xml:space="preserve">and </w:t>
-      </w:r>
-      <w:r>
-        <w:t>walkways</w:t>
-      </w:r>
-      <w:r>
-        <w:t xml:space="preserve"> </w:t>
-      </w:r>
-      <w:r>
-        <w:t>connected the tree houses. Kids and adults ran around naked</w:t>
+        <w:t xml:space="preserve">When asked, Monty said, “Most of us live with </w:t>
+      </w:r>
+      <w:r>
+        <w:t>nature, as you can see. However</w:t>
+      </w:r>
+      <w:r>
+        <w:t xml:space="preserve"> the royals, being</w:t>
+      </w:r>
+      <w:r>
+        <w:t>,</w:t>
+      </w:r>
+      <w:r>
+        <w:t xml:space="preserve"> quote, more </w:t>
+      </w:r>
+      <w:r>
+        <w:rPr>
+          <w:i/>
+        </w:rPr>
+        <w:t>civilized</w:t>
+      </w:r>
+      <w:r>
+        <w:t xml:space="preserve">, wear clothes like the rest of the world. They live </w:t>
+      </w:r>
+      <w:r>
+        <w:t xml:space="preserve">in </w:t>
+      </w:r>
+      <w:r>
+        <w:t>the</w:t>
+      </w:r>
+      <w:r>
+        <w:t xml:space="preserve"> palace </w:t>
+      </w:r>
+      <w:r>
+        <w:t>on Genbu</w:t>
+      </w:r>
+      <w:r>
+        <w:t>’s head</w:t>
       </w:r>
       <w:r>
         <w:t>.</w:t>
@@ -62242,118 +62408,98 @@
     </w:p>
     <w:p>
       <w:r>
-        <w:t xml:space="preserve">When asked, Monty said, “Most of us live with </w:t>
-      </w:r>
-      <w:r>
-        <w:t>nature, as you can see. However</w:t>
-      </w:r>
-      <w:r>
-        <w:t xml:space="preserve"> the royals, being</w:t>
+        <w:t>“Philip, get rid of those stuffy clothes. You too Luke</w:t>
+      </w:r>
+      <w:r>
+        <w:t>,” Monty added.</w:t>
+      </w:r>
+      <w:r>
+        <w:t xml:space="preserve"> </w:t>
+      </w:r>
+      <w:r>
+        <w:t>“</w:t>
+      </w:r>
+      <w:r>
+        <w:t>It’s time to party, and meet the folks.</w:t>
+      </w:r>
+    </w:p>
+    <w:p>
+      <w:r>
+        <w:t>“</w:t>
+      </w:r>
+      <w:r>
+        <w:t>Just say, ‘Oh great Genbu, please store my stuff</w:t>
+      </w:r>
+      <w:r>
+        <w:t>’</w:t>
+      </w:r>
+      <w:r>
+        <w:t xml:space="preserve"> and touch your forehead</w:t>
+      </w:r>
+      <w:r>
+        <w:t xml:space="preserve">. When </w:t>
+      </w:r>
+      <w:r>
+        <w:t>it’s time to leave the village, we say ‘Oh great Genbu, please restore my stuff’ and touch your forehead again</w:t>
+      </w:r>
+      <w:r>
+        <w:t>.”</w:t>
+      </w:r>
+    </w:p>
+    <w:p>
+      <w:r>
+        <w:t xml:space="preserve">“Normally a princess </w:t>
+      </w:r>
+      <w:r>
+        <w:t>isn’t</w:t>
+      </w:r>
+      <w:r>
+        <w:t xml:space="preserve"> allowed…ouch,” Philip began but an insect stung him, interrupting him.</w:t>
+      </w:r>
+    </w:p>
+    <w:p>
+      <w:r>
+        <w:t>“Those pesky laws don’t apply here,” Monty assure. “Both Annie and your main squeeze Jessica can run around naked on Genbuland without restrictions, if they choose. I bet you’d like to see that, wouldn’t you?” Monty elbowed Philip and then Luke.</w:t>
+      </w:r>
+    </w:p>
+    <w:p>
+      <w:r>
+        <w:t xml:space="preserve">“What pesky laws?” Luke asked </w:t>
+      </w:r>
+      <w:r>
+        <w:t>but was interrupted by a growing crowd of people</w:t>
+      </w:r>
+      <w:r>
+        <w:t>.</w:t>
+      </w:r>
+    </w:p>
+    <w:p>
+      <w:r>
+        <w:t>“Mum, dad, here are my friends, Luke and Philip,” Monty said, hugging his parents. “Philip is a prince, but please don’t hold it against him.</w:t>
+      </w:r>
+    </w:p>
+    <w:p>
+      <w:r>
+        <w:t>“</w:t>
+      </w:r>
+      <w:r>
+        <w:t xml:space="preserve">Luke, Philip, </w:t>
+      </w:r>
+      <w:r>
+        <w:t>here are my brothers Milford and Milroy</w:t>
       </w:r>
       <w:r>
         <w:t>,</w:t>
       </w:r>
       <w:r>
-        <w:t xml:space="preserve"> quote, more </w:t>
-      </w:r>
-      <w:r>
-        <w:rPr>
-          <w:i/>
-        </w:rPr>
-        <w:t>civilized</w:t>
-      </w:r>
-      <w:r>
-        <w:t xml:space="preserve">, wear clothes like the rest of the world. They live </w:t>
-      </w:r>
-      <w:r>
-        <w:t xml:space="preserve">in </w:t>
-      </w:r>
-      <w:r>
-        <w:t>the</w:t>
-      </w:r>
-      <w:r>
-        <w:t xml:space="preserve"> palace </w:t>
-      </w:r>
-      <w:r>
-        <w:t>on Genbu</w:t>
-      </w:r>
-      <w:r>
-        <w:t>’s head</w:t>
-      </w:r>
-      <w:r>
-        <w:t>.</w:t>
-      </w:r>
-    </w:p>
-    <w:p>
-      <w:r>
-        <w:t xml:space="preserve">“Philip, get rid of those stuffy clothes. </w:t>
-      </w:r>
-      <w:proofErr w:type="gramStart"/>
-      <w:r>
-        <w:t>You too Luke.</w:t>
-      </w:r>
-      <w:proofErr w:type="gramEnd"/>
-      <w:r>
-        <w:t xml:space="preserve"> It’s time to party, and meet the folks. Just say, ‘Oh great Genbu, please store my stuff</w:t>
-      </w:r>
-      <w:r>
-        <w:t>’</w:t>
-      </w:r>
-      <w:r>
-        <w:t xml:space="preserve"> and touch your forehead</w:t>
-      </w:r>
-      <w:r>
-        <w:t xml:space="preserve">. When </w:t>
-      </w:r>
-      <w:r>
-        <w:t>it’s time to leave the village, we say ‘Oh great Genbu, please restore my stuff’ and touch your forehead again</w:t>
-      </w:r>
-      <w:r>
-        <w:t>.”</w:t>
-      </w:r>
-    </w:p>
-    <w:p>
-      <w:r>
-        <w:t xml:space="preserve">“Normally a princess </w:t>
-      </w:r>
-      <w:r>
-        <w:t>isn’t</w:t>
-      </w:r>
-      <w:r>
-        <w:t xml:space="preserve"> allowed…ouch,” Philip began but an insect stung him, interrupting him.</w:t>
-      </w:r>
-    </w:p>
-    <w:p>
-      <w:r>
-        <w:t>“Those pesky laws don’t apply here,” Monty assure. “Both Annie and your main squeeze Jessica can run around naked on Genbuland without restrictions, if they choose. I bet you’d like to see that, wouldn’t you?” Monty elbowed Philip and then Luke.</w:t>
-      </w:r>
-    </w:p>
-    <w:p>
-      <w:r>
-        <w:t xml:space="preserve">“What pesky laws?” Luke asked </w:t>
-      </w:r>
-      <w:r>
-        <w:t>but was interrupted by a growing crowd of people</w:t>
-      </w:r>
-      <w:r>
-        <w:t>.</w:t>
-      </w:r>
-    </w:p>
-    <w:p>
-      <w:r>
-        <w:t xml:space="preserve">“Mum, dad, here are my friends, Luke and Philip,” Monty said, hugging his parents. “Philip is a prince, but please don’t hold it against him. Luke, Philip, </w:t>
-      </w:r>
-      <w:r>
-        <w:t>here are my brothers Milford and Milroy</w:t>
-      </w:r>
-      <w:r>
-        <w:t xml:space="preserve">. </w:t>
-      </w:r>
-      <w:proofErr w:type="gramStart"/>
-      <w:r>
-        <w:t>My sisters Margret, Maggie and Mandy.”</w:t>
-      </w:r>
-      <w:proofErr w:type="gramEnd"/>
+        <w:t xml:space="preserve"> </w:t>
+      </w:r>
+      <w:r>
+        <w:t>and m</w:t>
+      </w:r>
+      <w:r>
+        <w:t>y sisters Margret, Maggie and Mandy.”</w:t>
+      </w:r>
     </w:p>
     <w:p>
       <w:r>
@@ -62388,12 +62534,12 @@
     </w:p>
     <w:p>
       <w:r>
+        <w:t>“Easy for you to say,” Philip mumbled.</w:t>
+      </w:r>
+    </w:p>
+    <w:p>
+      <w:r>
         <w:lastRenderedPageBreak/>
-        <w:t>“Easy for you to say,” Philip mumbled.</w:t>
-      </w:r>
-    </w:p>
-    <w:p>
-      <w:r>
         <w:t xml:space="preserve">“But </w:t>
       </w:r>
       <w:r>
@@ -62419,7 +62565,7 @@
     </w:p>
     <w:p>
       <w:r>
-        <w:t>“Here’s some mango juice,” a lady said and handed Luke and Philip coconut cups with the juice. “Sit down. Take a load off.”</w:t>
+        <w:t>“Here’s some mango juice,” a lady said and handed Luke and Philip coconut cups. “Sit down. Take a load off.”</w:t>
       </w:r>
     </w:p>
     <w:p>
@@ -62470,15 +62616,7 @@
         <w:pStyle w:val="Quote2"/>
       </w:pPr>
       <w:r>
-        <w:t xml:space="preserve">So bongo, bongo, bongo, I don't </w:t>
-      </w:r>
-      <w:proofErr w:type="spellStart"/>
-      <w:r>
-        <w:t>wanna</w:t>
-      </w:r>
-      <w:proofErr w:type="spellEnd"/>
-      <w:r>
-        <w:t xml:space="preserve"> leave the Congo, oh no</w:t>
+        <w:t>So bongo, bongo, bongo, I don't wanna leave the Congo, oh no</w:t>
       </w:r>
       <w:r>
         <w:t>,</w:t>
@@ -62518,15 +62656,7 @@
         <w:pStyle w:val="Quote2"/>
       </w:pPr>
       <w:r>
-        <w:t xml:space="preserve">Don't want </w:t>
-      </w:r>
-      <w:proofErr w:type="gramStart"/>
-      <w:r>
-        <w:t>no</w:t>
-      </w:r>
-      <w:proofErr w:type="gramEnd"/>
-      <w:r>
-        <w:t xml:space="preserve"> bright lights, false teeth, doorbells, landlords, I make it clear</w:t>
+        <w:t>Don't want no bright lights, false teeth, doorbells, landlords, I make it clear</w:t>
       </w:r>
     </w:p>
     <w:p>
@@ -62557,10 +62687,10 @@
         <w:t xml:space="preserve">enjoyed </w:t>
       </w:r>
       <w:r>
-        <w:t xml:space="preserve">the singing, since </w:t>
-      </w:r>
-      <w:r>
-        <w:t>that was normal</w:t>
+        <w:t xml:space="preserve">the singing, </w:t>
+      </w:r>
+      <w:r>
+        <w:t>nostalgic for his life</w:t>
       </w:r>
       <w:r>
         <w:t xml:space="preserve"> at the orphanage.</w:t>
@@ -62586,24 +62716,24 @@
     </w:p>
     <w:p>
       <w:r>
+        <w:t xml:space="preserve">“Genbu gives </w:t>
+      </w:r>
+      <w:r>
+        <w:t xml:space="preserve">us </w:t>
+      </w:r>
+      <w:r>
+        <w:t xml:space="preserve">everything we need to live,” an elder said. “There is never a need </w:t>
+      </w:r>
+      <w:r>
+        <w:t>for</w:t>
+      </w:r>
+      <w:r>
+        <w:t xml:space="preserve"> struggle. If everyone in the world realized that, the world would be a better place.</w:t>
+      </w:r>
+    </w:p>
+    <w:p>
+      <w:r>
         <w:lastRenderedPageBreak/>
-        <w:t xml:space="preserve">“Genbu gives </w:t>
-      </w:r>
-      <w:r>
-        <w:t xml:space="preserve">us </w:t>
-      </w:r>
-      <w:r>
-        <w:t xml:space="preserve">everything we need to live,” an elder said. “There is never a need </w:t>
-      </w:r>
-      <w:r>
-        <w:t>for</w:t>
-      </w:r>
-      <w:r>
-        <w:t xml:space="preserve"> struggle. If everyone in the world realized that, the world would be a better place.</w:t>
-      </w:r>
-    </w:p>
-    <w:p>
-      <w:r>
         <w:t>“However</w:t>
       </w:r>
       <w:r>
@@ -62742,41 +62872,259 @@
     </w:p>
     <w:p>
       <w:r>
+        <w:t xml:space="preserve">“Then Luke showed up. </w:t>
+      </w:r>
+      <w:r>
+        <w:t xml:space="preserve">Luke </w:t>
+      </w:r>
+      <w:r>
+        <w:t xml:space="preserve">is stronger than me, smarter than me, and </w:t>
+      </w:r>
+      <w:r>
+        <w:t xml:space="preserve">is </w:t>
+      </w:r>
+      <w:r>
+        <w:t xml:space="preserve">a </w:t>
+      </w:r>
+      <w:r>
+        <w:t xml:space="preserve">much </w:t>
+      </w:r>
+      <w:r>
+        <w:t>better leader. I couldn’t stand it. So I cursed the gods and asked, ‘Why</w:t>
+      </w:r>
+      <w:r>
+        <w:t xml:space="preserve"> is he superior when I am a prince</w:t>
+      </w:r>
+      <w:r>
+        <w:t>? It wasn’t fair.’</w:t>
+      </w:r>
+      <w:r>
+        <w:t xml:space="preserve"> No offense Luke. I have the greatest </w:t>
+      </w:r>
+      <w:r>
+        <w:t xml:space="preserve">of </w:t>
+      </w:r>
+      <w:r>
+        <w:t>respect for you.</w:t>
+      </w:r>
+      <w:r>
+        <w:t>”</w:t>
+      </w:r>
+    </w:p>
+    <w:p>
+      <w:r>
         <w:lastRenderedPageBreak/>
-        <w:t xml:space="preserve">“Then Luke showed up. </w:t>
-      </w:r>
-      <w:r>
-        <w:t xml:space="preserve">Luke </w:t>
-      </w:r>
-      <w:r>
-        <w:t xml:space="preserve">is stronger than me, smarter than me, and </w:t>
-      </w:r>
-      <w:r>
-        <w:t xml:space="preserve">is </w:t>
-      </w:r>
-      <w:r>
-        <w:t xml:space="preserve">a </w:t>
-      </w:r>
-      <w:r>
-        <w:t xml:space="preserve">much </w:t>
-      </w:r>
-      <w:r>
-        <w:t>better leader. I couldn’t stand it. So I cursed the gods and asked, ‘Why</w:t>
-      </w:r>
-      <w:r>
-        <w:t xml:space="preserve"> is he superior when I am a prince</w:t>
-      </w:r>
-      <w:r>
-        <w:t>? It wasn’t fair.’</w:t>
-      </w:r>
-      <w:r>
-        <w:t xml:space="preserve"> No offense Luke. I have the greatest </w:t>
-      </w:r>
-      <w:r>
-        <w:t xml:space="preserve">of </w:t>
-      </w:r>
-      <w:r>
-        <w:t>respect for you.</w:t>
+        <w:t>“</w:t>
+      </w:r>
+      <w:r>
+        <w:t>Philip</w:t>
+      </w:r>
+      <w:r>
+        <w:t xml:space="preserve">, what is arrogance? How did it affect you?” </w:t>
+      </w:r>
+      <w:r>
+        <w:t>Stolz</w:t>
+      </w:r>
+      <w:r>
+        <w:t xml:space="preserve"> asked.</w:t>
+      </w:r>
+    </w:p>
+    <w:p>
+      <w:r>
+        <w:t>“</w:t>
+      </w:r>
+      <w:r>
+        <w:t xml:space="preserve">It’s having an </w:t>
+      </w:r>
+      <w:r>
+        <w:t xml:space="preserve">unrealistic view of your skills, </w:t>
+      </w:r>
+      <w:r>
+        <w:t>abilities</w:t>
+      </w:r>
+      <w:r>
+        <w:t xml:space="preserve"> and worth</w:t>
+      </w:r>
+      <w:r>
+        <w:t xml:space="preserve">,” Philip replied. “As I said, I felt I could </w:t>
+      </w:r>
+      <w:r>
+        <w:t xml:space="preserve">do </w:t>
+      </w:r>
+      <w:r>
+        <w:t xml:space="preserve">anything just because I was a prince. My </w:t>
+      </w:r>
+      <w:r>
+        <w:t xml:space="preserve">perception of my </w:t>
+      </w:r>
+      <w:r>
+        <w:t xml:space="preserve">skills and abilities were much </w:t>
+      </w:r>
+      <w:r>
+        <w:t xml:space="preserve">higher then </w:t>
+      </w:r>
+      <w:r>
+        <w:t xml:space="preserve">what </w:t>
+      </w:r>
+      <w:r>
+        <w:t>they truly were.”</w:t>
+      </w:r>
+    </w:p>
+    <w:p>
+      <w:r>
+        <w:t xml:space="preserve">“For me, I felt I was better than everyone else, including princes and kings. As for the gods, I didn’t need them,” Luke </w:t>
+      </w:r>
+      <w:r>
+        <w:t>added</w:t>
+      </w:r>
+      <w:r>
+        <w:t>.</w:t>
+      </w:r>
+    </w:p>
+    <w:p>
+      <w:r>
+        <w:t>Philip nodded</w:t>
+      </w:r>
+      <w:r>
+        <w:t>.</w:t>
+      </w:r>
+      <w:r>
+        <w:t xml:space="preserve"> “I was a cocky bastard. Still am.”</w:t>
+      </w:r>
+    </w:p>
+    <w:p>
+      <w:r>
+        <w:t xml:space="preserve">“What is pride?” </w:t>
+      </w:r>
+      <w:r>
+        <w:t>Stolz</w:t>
+      </w:r>
+      <w:r>
+        <w:t xml:space="preserve"> asked.</w:t>
+      </w:r>
+    </w:p>
+    <w:p>
+      <w:r>
+        <w:t>Luke and Philip looked at each other.</w:t>
+      </w:r>
+    </w:p>
+    <w:p>
+      <w:r>
+        <w:t xml:space="preserve">“Pride is accepting your accomplishments and knowing you have value. Maybe not to the world, but to yourself and </w:t>
+      </w:r>
+      <w:r>
+        <w:t xml:space="preserve">to </w:t>
+      </w:r>
+      <w:r>
+        <w:t>the gods,” Luke said.</w:t>
+      </w:r>
+    </w:p>
+    <w:p>
+      <w:r>
+        <w:t>“Pride is knowing your worth will not be diminished</w:t>
+      </w:r>
+      <w:r>
+        <w:t>,</w:t>
+      </w:r>
+      <w:r>
+        <w:t xml:space="preserve"> just because someone </w:t>
+      </w:r>
+      <w:r>
+        <w:t xml:space="preserve">else </w:t>
+      </w:r>
+      <w:r>
+        <w:t>is better than you</w:t>
+      </w:r>
+      <w:r>
+        <w:t>. It’s knowing that I am enough and that I don’t need external validation</w:t>
+      </w:r>
+      <w:r>
+        <w:t>,” Philip said.</w:t>
+      </w:r>
+    </w:p>
+    <w:p>
+      <w:r>
+        <w:t xml:space="preserve">“What is humility?” </w:t>
+      </w:r>
+      <w:r>
+        <w:t>Demut</w:t>
+      </w:r>
+      <w:r>
+        <w:t xml:space="preserve"> asked.</w:t>
+      </w:r>
+    </w:p>
+    <w:p>
+      <w:r>
+        <w:t>“Humility is accepting yourself as you are, both good points and bad,” Philip said.</w:t>
+      </w:r>
+    </w:p>
+    <w:p>
+      <w:r>
+        <w:t xml:space="preserve">“It’s </w:t>
+      </w:r>
+      <w:r>
+        <w:t xml:space="preserve">accepting that no </w:t>
+      </w:r>
+      <w:r>
+        <w:t xml:space="preserve">matter </w:t>
+      </w:r>
+      <w:r>
+        <w:t>how good we are, we can improve,” Luke said.</w:t>
+      </w:r>
+    </w:p>
+    <w:p>
+      <w:r>
+        <w:t xml:space="preserve">“It’s accepting that we aren’t the center of the universe. </w:t>
+      </w:r>
+      <w:r>
+        <w:t>Just because other people look and act different</w:t>
+      </w:r>
+      <w:r>
+        <w:t>ly</w:t>
+      </w:r>
+      <w:r>
+        <w:t xml:space="preserve">, and have different cultures and belief systems to us, </w:t>
+      </w:r>
+      <w:r>
+        <w:t>their value does not diminish</w:t>
+      </w:r>
+      <w:r>
+        <w:t>,” Philip said.</w:t>
+      </w:r>
+    </w:p>
+    <w:p>
+      <w:r>
+        <w:lastRenderedPageBreak/>
+        <w:t>“Pride is having the strength to face hardship</w:t>
+      </w:r>
+      <w:r>
+        <w:t>s</w:t>
+      </w:r>
+      <w:r>
+        <w:t xml:space="preserve">, since it is the will of the gods, and everything happens for a reason, even if </w:t>
+      </w:r>
+      <w:r>
+        <w:t>we</w:t>
+      </w:r>
+      <w:r>
+        <w:t xml:space="preserve"> don’t know what that reason is,” </w:t>
+      </w:r>
+      <w:r>
+        <w:t>Luke</w:t>
+      </w:r>
+      <w:r>
+        <w:t xml:space="preserve"> said.</w:t>
+      </w:r>
+    </w:p>
+    <w:p>
+      <w:r>
+        <w:t xml:space="preserve">“That’s humility, isn’t it?” </w:t>
+      </w:r>
+      <w:r>
+        <w:t>Philip</w:t>
+      </w:r>
+      <w:r>
+        <w:t xml:space="preserve"> asked. “I’m getting confused.</w:t>
       </w:r>
       <w:r>
         <w:t>”</w:t>
@@ -62784,292 +63132,74 @@
     </w:p>
     <w:p>
       <w:r>
-        <w:t>“</w:t>
-      </w:r>
-      <w:r>
-        <w:t>Philip</w:t>
-      </w:r>
-      <w:r>
-        <w:t xml:space="preserve">, what is arrogance? How did it affect you?” </w:t>
+        <w:t xml:space="preserve">“Me too,” </w:t>
+      </w:r>
+      <w:r>
+        <w:t>Luke</w:t>
+      </w:r>
+      <w:r>
+        <w:t xml:space="preserve"> agreed.</w:t>
+      </w:r>
+    </w:p>
+    <w:p>
+      <w:r>
+        <w:t xml:space="preserve">“Your confusion stems from the fact that true pride and true humility are twin powers of the soul and can’t be separated,” both </w:t>
+      </w:r>
+      <w:r>
+        <w:t>Demut</w:t>
+      </w:r>
+      <w:r>
+        <w:t xml:space="preserve"> </w:t>
+      </w:r>
+      <w:r>
+        <w:t xml:space="preserve">and </w:t>
       </w:r>
       <w:r>
         <w:t>Stolz</w:t>
       </w:r>
       <w:r>
-        <w:t xml:space="preserve"> asked.</w:t>
-      </w:r>
-    </w:p>
-    <w:p>
-      <w:r>
-        <w:t>“</w:t>
-      </w:r>
-      <w:r>
-        <w:t xml:space="preserve">It’s having an </w:t>
-      </w:r>
-      <w:r>
-        <w:t xml:space="preserve">unrealistic view of your skills, </w:t>
-      </w:r>
-      <w:r>
-        <w:t>abilities</w:t>
-      </w:r>
-      <w:r>
-        <w:t xml:space="preserve"> and worth</w:t>
-      </w:r>
-      <w:r>
-        <w:t xml:space="preserve">,” Philip replied. “As I said, I felt I could </w:t>
-      </w:r>
-      <w:r>
-        <w:t xml:space="preserve">do </w:t>
-      </w:r>
-      <w:r>
-        <w:t xml:space="preserve">anything just because I was a prince. My </w:t>
-      </w:r>
-      <w:r>
-        <w:t xml:space="preserve">perception of my </w:t>
-      </w:r>
-      <w:r>
-        <w:t xml:space="preserve">skills and abilities were much </w:t>
-      </w:r>
-      <w:r>
-        <w:t xml:space="preserve">higher then </w:t>
-      </w:r>
-      <w:r>
-        <w:t xml:space="preserve">what </w:t>
-      </w:r>
-      <w:r>
-        <w:t>they truly were.”</w:t>
-      </w:r>
-    </w:p>
-    <w:p>
-      <w:r>
-        <w:t xml:space="preserve">“For me, I felt I was better than everyone else, including princes and kings. As for the gods, I didn’t need them,” Luke </w:t>
-      </w:r>
-      <w:r>
-        <w:t>added</w:t>
-      </w:r>
-      <w:r>
-        <w:t>.</w:t>
-      </w:r>
-    </w:p>
-    <w:p>
-      <w:r>
-        <w:t>Philip nodded</w:t>
-      </w:r>
-      <w:r>
-        <w:t>.</w:t>
-      </w:r>
-      <w:r>
-        <w:t xml:space="preserve"> “I was a cocky bastard. Still am.”</w:t>
-      </w:r>
-    </w:p>
-    <w:p>
-      <w:r>
-        <w:t xml:space="preserve">“What is pride?” </w:t>
+        <w:t xml:space="preserve"> </w:t>
+      </w:r>
+      <w:r>
+        <w:t>said at the same time.</w:t>
+      </w:r>
+    </w:p>
+    <w:p>
+      <w:r>
+        <w:t>Luke’s collar and Philip’s corona appeared without them summoning them.</w:t>
+      </w:r>
+    </w:p>
+    <w:p>
+      <w:r>
+        <w:t xml:space="preserve">“As a symbol of my approval, in the presence of these witnesses, I give you the rulestone called ‘Pride’. It symbolizes your ability to accept your accomplishments and your strengths without you being controlled by them or wanting to dominate others with them,” </w:t>
       </w:r>
       <w:r>
         <w:t>Stolz</w:t>
       </w:r>
       <w:r>
-        <w:t xml:space="preserve"> asked.</w:t>
-      </w:r>
-    </w:p>
-    <w:p>
-      <w:r>
-        <w:t>Luke and Philip looked at each other.</w:t>
-      </w:r>
-    </w:p>
-    <w:p>
-      <w:r>
-        <w:t xml:space="preserve">“Pride is accepting your accomplishments and knowing you have value. Maybe not to the world, but to yourself and </w:t>
-      </w:r>
-      <w:r>
-        <w:t xml:space="preserve">to </w:t>
-      </w:r>
-      <w:r>
-        <w:t>the gods,” Luke said.</w:t>
-      </w:r>
-    </w:p>
-    <w:p>
-      <w:r>
-        <w:t>“Pride is knowing your worth will not be diminished</w:t>
-      </w:r>
-      <w:r>
-        <w:t>,</w:t>
-      </w:r>
-      <w:r>
-        <w:t xml:space="preserve"> just because someone </w:t>
-      </w:r>
-      <w:r>
-        <w:t xml:space="preserve">else </w:t>
-      </w:r>
-      <w:r>
-        <w:t>is better than you</w:t>
-      </w:r>
-      <w:r>
-        <w:t>. It’s knowing that I am enough and that I don’t need external validation</w:t>
-      </w:r>
-      <w:r>
-        <w:t>,” Philip said.</w:t>
-      </w:r>
-    </w:p>
-    <w:p>
-      <w:r>
-        <w:t xml:space="preserve">“What is humility?” </w:t>
+        <w:t xml:space="preserve"> said and placed her rulestone on Luke’s collar and another</w:t>
+      </w:r>
+      <w:r>
+        <w:t xml:space="preserve"> one</w:t>
+      </w:r>
+      <w:r>
+        <w:t xml:space="preserve"> on Philip’s corona.</w:t>
+      </w:r>
+    </w:p>
+    <w:p>
+      <w:r>
+        <w:t xml:space="preserve">“As a symbol of my approval, in the presence of these witnesses, I give you the rulestone called ‘Humility’. It symbolizes your ability to accept your limitations and </w:t>
+      </w:r>
+      <w:r>
+        <w:t xml:space="preserve">your </w:t>
+      </w:r>
+      <w:r>
+        <w:t xml:space="preserve">desire to grow. You are not the center of the universe, but that’s okay, since rank is not what defines people. It’s heart,” </w:t>
       </w:r>
       <w:r>
         <w:t>Demut</w:t>
       </w:r>
       <w:r>
-        <w:t xml:space="preserve"> asked.</w:t>
-      </w:r>
-    </w:p>
-    <w:p>
-      <w:r>
-        <w:t>“Humility is accepting yourself as you are, both good points and bad,” Philip said.</w:t>
-      </w:r>
-    </w:p>
-    <w:p>
-      <w:r>
-        <w:t xml:space="preserve">“It’s </w:t>
-      </w:r>
-      <w:r>
-        <w:t xml:space="preserve">accepting that no </w:t>
-      </w:r>
-      <w:r>
-        <w:t xml:space="preserve">matter </w:t>
-      </w:r>
-      <w:r>
-        <w:t>how good we are, we can improve,” Luke said.</w:t>
-      </w:r>
-    </w:p>
-    <w:p>
-      <w:r>
-        <w:lastRenderedPageBreak/>
-        <w:t xml:space="preserve">“It’s accepting that we aren’t the center of the universe. </w:t>
-      </w:r>
-      <w:r>
-        <w:t>Just because other people look and act different</w:t>
-      </w:r>
-      <w:r>
-        <w:t>ly</w:t>
-      </w:r>
-      <w:r>
-        <w:t xml:space="preserve">, and have different cultures and belief systems to us, </w:t>
-      </w:r>
-      <w:r>
-        <w:t>their value does not diminish</w:t>
-      </w:r>
-      <w:r>
-        <w:t>,” Philip said.</w:t>
-      </w:r>
-    </w:p>
-    <w:p>
-      <w:r>
-        <w:t>“Pride is having the strength to face hardship</w:t>
-      </w:r>
-      <w:r>
-        <w:t>s</w:t>
-      </w:r>
-      <w:r>
-        <w:t xml:space="preserve">, since it is the will of the gods, and everything happens for a reason, even if </w:t>
-      </w:r>
-      <w:r>
-        <w:t>we</w:t>
-      </w:r>
-      <w:r>
-        <w:t xml:space="preserve"> don’t know what that reason is,” </w:t>
-      </w:r>
-      <w:r>
-        <w:t>Luke</w:t>
-      </w:r>
-      <w:r>
-        <w:t xml:space="preserve"> said.</w:t>
-      </w:r>
-    </w:p>
-    <w:p>
-      <w:r>
-        <w:t xml:space="preserve">“That’s humility, isn’t it?” </w:t>
-      </w:r>
-      <w:r>
-        <w:t>Philip</w:t>
-      </w:r>
-      <w:r>
-        <w:t xml:space="preserve"> asked. “I’m getting confused.</w:t>
-      </w:r>
-      <w:r>
-        <w:t>”</w:t>
-      </w:r>
-    </w:p>
-    <w:p>
-      <w:r>
-        <w:t xml:space="preserve">“Me too,” </w:t>
-      </w:r>
-      <w:r>
-        <w:t>Luke</w:t>
-      </w:r>
-      <w:r>
-        <w:t xml:space="preserve"> agreed.</w:t>
-      </w:r>
-    </w:p>
-    <w:p>
-      <w:r>
-        <w:t xml:space="preserve">“Your confusion stems from the fact that true pride and true humility are twin powers of the soul and can’t be separated,” both </w:t>
-      </w:r>
-      <w:r>
-        <w:t>Demut</w:t>
-      </w:r>
-      <w:r>
-        <w:t xml:space="preserve"> </w:t>
-      </w:r>
-      <w:r>
-        <w:t xml:space="preserve">and </w:t>
-      </w:r>
-      <w:r>
-        <w:t>Stolz</w:t>
-      </w:r>
-      <w:r>
-        <w:t xml:space="preserve"> </w:t>
-      </w:r>
-      <w:r>
-        <w:t>said at the same time.</w:t>
-      </w:r>
-    </w:p>
-    <w:p>
-      <w:r>
-        <w:t>Luke’s collar and Philip’s corona appeared without them summoning them.</w:t>
-      </w:r>
-    </w:p>
-    <w:p>
-      <w:r>
-        <w:t xml:space="preserve">“As a symbol of my approval, in the presence of these witnesses, I give you the rulestone called ‘Pride’. It symbolizes your ability to accept your accomplishments and your strengths without you being controlled by them or wanting to dominate others with them,” </w:t>
-      </w:r>
-      <w:r>
-        <w:t>Stolz</w:t>
-      </w:r>
-      <w:r>
-        <w:t xml:space="preserve"> said and placed her rulestone on Luke’s collar and another</w:t>
-      </w:r>
-      <w:r>
-        <w:t xml:space="preserve"> one</w:t>
-      </w:r>
-      <w:r>
-        <w:t xml:space="preserve"> on Philip’s corona.</w:t>
-      </w:r>
-    </w:p>
-    <w:p>
-      <w:r>
-        <w:t xml:space="preserve">“As a symbol of my approval, in the presence of these witnesses, I give you the rulestone called ‘Humility’. It symbolizes your ability to accept your limitations and </w:t>
-      </w:r>
-      <w:r>
-        <w:t xml:space="preserve">your </w:t>
-      </w:r>
-      <w:r>
-        <w:t xml:space="preserve">desire to grow. You are not the center of the universe, but that’s okay, since rank is not what defines people. It’s heart,” </w:t>
-      </w:r>
-      <w:r>
-        <w:t>Demut</w:t>
-      </w:r>
-      <w:r>
         <w:t xml:space="preserve"> said and placed his rulestone on Luke’s collar and </w:t>
       </w:r>
       <w:r>
@@ -63101,7 +63231,6 @@
     </w:p>
     <w:p>
       <w:r>
-        <w:lastRenderedPageBreak/>
         <w:t>Monty clapped, along with everyone else. “Now all three of us have the twin stones of pride and humility,” he said with a grin. “Come. It’s time to dance and sing.”</w:t>
       </w:r>
     </w:p>
@@ -63134,7 +63263,7 @@
                     <a:blip r:embed="rId18">
                       <a:extLst>
                         <a:ext uri="{28A0092B-C50C-407E-A947-70E740481C1C}">
-                          <a14:useLocalDpi xmlns:a14="http://schemas.microsoft.com/office/drawing/2010/main" xmlns:wps="http://schemas.microsoft.com/office/word/2010/wordprocessingShape" xmlns:wpi="http://schemas.microsoft.com/office/word/2010/wordprocessingInk" xmlns:wpg="http://schemas.microsoft.com/office/word/2010/wordprocessingGroup" xmlns:w16se="http://schemas.microsoft.com/office/word/2015/wordml/symex" xmlns:w15="http://schemas.microsoft.com/office/word/2012/wordml" xmlns:w14="http://schemas.microsoft.com/office/word/2010/wordml" xmlns:w="http://schemas.openxmlformats.org/wordprocessingml/2006/main" xmlns:w10="urn:schemas-microsoft-com:office:word" xmlns:wp14="http://schemas.microsoft.com/office/word/2010/wordprocessingDrawing" xmlns:v="urn:schemas-microsoft-com:vml" xmlns:o="urn:schemas-microsoft-com:office:office" xmlns:aink="http://schemas.microsoft.com/office/drawing/2016/ink" xmlns:mc="http://schemas.openxmlformats.org/markup-compatibility/2006" xmlns:cx8="http://schemas.microsoft.com/office/drawing/2016/5/14/chartex" xmlns:cx7="http://schemas.microsoft.com/office/drawing/2016/5/13/chartex" xmlns:cx6="http://schemas.microsoft.com/office/drawing/2016/5/12/chartex" xmlns:cx5="http://schemas.microsoft.com/office/drawing/2016/5/11/chartex" xmlns:cx4="http://schemas.microsoft.com/office/drawing/2016/5/10/chartex" xmlns:cx3="http://schemas.microsoft.com/office/drawing/2016/5/9/chartex" xmlns:cx2="http://schemas.microsoft.com/office/drawing/2015/10/21/chartex" xmlns:cx1="http://schemas.microsoft.com/office/drawing/2015/9/8/chartex" xmlns:cx="http://schemas.microsoft.com/office/drawing/2014/chartex" xmlns:wpc="http://schemas.microsoft.com/office/word/2010/wordprocessingCanvas" xmlns="" val="0"/>
+                          <a14:useLocalDpi xmlns="" xmlns:wpc="http://schemas.microsoft.com/office/word/2010/wordprocessingCanvas" xmlns:cx="http://schemas.microsoft.com/office/drawing/2014/chartex" xmlns:cx1="http://schemas.microsoft.com/office/drawing/2015/9/8/chartex" xmlns:cx2="http://schemas.microsoft.com/office/drawing/2015/10/21/chartex" xmlns:cx3="http://schemas.microsoft.com/office/drawing/2016/5/9/chartex" xmlns:cx4="http://schemas.microsoft.com/office/drawing/2016/5/10/chartex" xmlns:cx5="http://schemas.microsoft.com/office/drawing/2016/5/11/chartex" xmlns:cx6="http://schemas.microsoft.com/office/drawing/2016/5/12/chartex" xmlns:cx7="http://schemas.microsoft.com/office/drawing/2016/5/13/chartex" xmlns:cx8="http://schemas.microsoft.com/office/drawing/2016/5/14/chartex" xmlns:mc="http://schemas.openxmlformats.org/markup-compatibility/2006" xmlns:aink="http://schemas.microsoft.com/office/drawing/2016/ink" xmlns:o="urn:schemas-microsoft-com:office:office" xmlns:v="urn:schemas-microsoft-com:vml" xmlns:wp14="http://schemas.microsoft.com/office/word/2010/wordprocessingDrawing" xmlns:w10="urn:schemas-microsoft-com:office:word" xmlns:w="http://schemas.openxmlformats.org/wordprocessingml/2006/main" xmlns:w14="http://schemas.microsoft.com/office/word/2010/wordml" xmlns:w15="http://schemas.microsoft.com/office/word/2012/wordml" xmlns:w16se="http://schemas.microsoft.com/office/word/2015/wordml/symex" xmlns:wpg="http://schemas.microsoft.com/office/word/2010/wordprocessingGroup" xmlns:wpi="http://schemas.microsoft.com/office/word/2010/wordprocessingInk" xmlns:wps="http://schemas.microsoft.com/office/word/2010/wordprocessingShape" xmlns:a14="http://schemas.microsoft.com/office/drawing/2010/main" val="0"/>
                         </a:ext>
                       </a:extLst>
                     </a:blip>
@@ -63165,6 +63294,7 @@
     </w:p>
     <w:p>
       <w:r>
+        <w:lastRenderedPageBreak/>
         <w:t>Annie watched the doors to another country open. Above the door</w:t>
       </w:r>
       <w:r>
@@ -63237,7 +63367,13 @@
     </w:p>
     <w:p>
       <w:r>
-        <w:t>“I don’t think so. If that was the will of the gods, that would be the state of the world,” Annie retorted.</w:t>
+        <w:t xml:space="preserve">“I don’t think so. If that was the will of the gods, </w:t>
+      </w:r>
+      <w:r>
+        <w:t xml:space="preserve">then </w:t>
+      </w:r>
+      <w:r>
+        <w:t>that would be the state of the world,” Annie retorted.</w:t>
       </w:r>
     </w:p>
     <w:p>
@@ -63258,7 +63394,6 @@
     </w:p>
     <w:p>
       <w:r>
-        <w:lastRenderedPageBreak/>
         <w:t>Andrew flicked his eyes sideways and back again</w:t>
       </w:r>
       <w:r>
@@ -63307,6 +63442,7 @@
         <w:rPr>
           <w:noProof/>
         </w:rPr>
+        <w:lastRenderedPageBreak/>
         <w:drawing>
           <wp:inline distT="0" distB="0" distL="0" distR="0">
             <wp:extent cx="200660" cy="75565"/>
@@ -63328,7 +63464,7 @@
                     <a:blip r:embed="rId18">
                       <a:extLst>
                         <a:ext uri="{28A0092B-C50C-407E-A947-70E740481C1C}">
-                          <a14:useLocalDpi xmlns:a14="http://schemas.microsoft.com/office/drawing/2010/main" xmlns:wps="http://schemas.microsoft.com/office/word/2010/wordprocessingShape" xmlns:wpi="http://schemas.microsoft.com/office/word/2010/wordprocessingInk" xmlns:wpg="http://schemas.microsoft.com/office/word/2010/wordprocessingGroup" xmlns:w16se="http://schemas.microsoft.com/office/word/2015/wordml/symex" xmlns:w15="http://schemas.microsoft.com/office/word/2012/wordml" xmlns:w14="http://schemas.microsoft.com/office/word/2010/wordml" xmlns:w="http://schemas.openxmlformats.org/wordprocessingml/2006/main" xmlns:w10="urn:schemas-microsoft-com:office:word" xmlns:wp14="http://schemas.microsoft.com/office/word/2010/wordprocessingDrawing" xmlns:v="urn:schemas-microsoft-com:vml" xmlns:o="urn:schemas-microsoft-com:office:office" xmlns:aink="http://schemas.microsoft.com/office/drawing/2016/ink" xmlns:mc="http://schemas.openxmlformats.org/markup-compatibility/2006" xmlns:cx8="http://schemas.microsoft.com/office/drawing/2016/5/14/chartex" xmlns:cx7="http://schemas.microsoft.com/office/drawing/2016/5/13/chartex" xmlns:cx6="http://schemas.microsoft.com/office/drawing/2016/5/12/chartex" xmlns:cx5="http://schemas.microsoft.com/office/drawing/2016/5/11/chartex" xmlns:cx4="http://schemas.microsoft.com/office/drawing/2016/5/10/chartex" xmlns:cx3="http://schemas.microsoft.com/office/drawing/2016/5/9/chartex" xmlns:cx2="http://schemas.microsoft.com/office/drawing/2015/10/21/chartex" xmlns:cx1="http://schemas.microsoft.com/office/drawing/2015/9/8/chartex" xmlns:cx="http://schemas.microsoft.com/office/drawing/2014/chartex" xmlns:wpc="http://schemas.microsoft.com/office/word/2010/wordprocessingCanvas" xmlns="" val="0"/>
+                          <a14:useLocalDpi xmlns="" xmlns:wpc="http://schemas.microsoft.com/office/word/2010/wordprocessingCanvas" xmlns:cx="http://schemas.microsoft.com/office/drawing/2014/chartex" xmlns:cx1="http://schemas.microsoft.com/office/drawing/2015/9/8/chartex" xmlns:cx2="http://schemas.microsoft.com/office/drawing/2015/10/21/chartex" xmlns:cx3="http://schemas.microsoft.com/office/drawing/2016/5/9/chartex" xmlns:cx4="http://schemas.microsoft.com/office/drawing/2016/5/10/chartex" xmlns:cx5="http://schemas.microsoft.com/office/drawing/2016/5/11/chartex" xmlns:cx6="http://schemas.microsoft.com/office/drawing/2016/5/12/chartex" xmlns:cx7="http://schemas.microsoft.com/office/drawing/2016/5/13/chartex" xmlns:cx8="http://schemas.microsoft.com/office/drawing/2016/5/14/chartex" xmlns:mc="http://schemas.openxmlformats.org/markup-compatibility/2006" xmlns:aink="http://schemas.microsoft.com/office/drawing/2016/ink" xmlns:o="urn:schemas-microsoft-com:office:office" xmlns:v="urn:schemas-microsoft-com:vml" xmlns:wp14="http://schemas.microsoft.com/office/word/2010/wordprocessingDrawing" xmlns:w10="urn:schemas-microsoft-com:office:word" xmlns:w="http://schemas.openxmlformats.org/wordprocessingml/2006/main" xmlns:w14="http://schemas.microsoft.com/office/word/2010/wordml" xmlns:w15="http://schemas.microsoft.com/office/word/2012/wordml" xmlns:w16se="http://schemas.microsoft.com/office/word/2015/wordml/symex" xmlns:wpg="http://schemas.microsoft.com/office/word/2010/wordprocessingGroup" xmlns:wpi="http://schemas.microsoft.com/office/word/2010/wordprocessingInk" xmlns:wps="http://schemas.microsoft.com/office/word/2010/wordprocessingShape" xmlns:a14="http://schemas.microsoft.com/office/drawing/2010/main" val="0"/>
                         </a:ext>
                       </a:extLst>
                     </a:blip>
@@ -63378,7 +63514,13 @@
     </w:p>
     <w:p>
       <w:r>
-        <w:t>“Are you saying you can’t obey a direct order form your future empress?” Annie asked sweetly. “Or are you saying you don’t know where the maps are? I know you can get it, considering how smart you are.”</w:t>
+        <w:t>“Are you saying you can’t obey a direct order fr</w:t>
+      </w:r>
+      <w:r>
+        <w:t>o</w:t>
+      </w:r>
+      <w:r>
+        <w:t>m your future empress?” Annie asked sweetly. “Or are you saying you don’t know where the maps are? I know you can get it, considering how smart you are.”</w:t>
       </w:r>
     </w:p>
     <w:p>
@@ -63402,7 +63544,7 @@
     </w:p>
     <w:p>
       <w:r>
-        <w:t xml:space="preserve">After getting the information, Annie pretended to go to sleep. </w:t>
+        <w:t xml:space="preserve">After getting the information, Annie pretended to sleep. </w:t>
       </w:r>
       <w:r>
         <w:t>Once activity in the palace settled down,</w:t>
@@ -63457,7 +63599,7 @@
                     <a:blip r:embed="rId18">
                       <a:extLst>
                         <a:ext uri="{28A0092B-C50C-407E-A947-70E740481C1C}">
-                          <a14:useLocalDpi xmlns:a14="http://schemas.microsoft.com/office/drawing/2010/main" xmlns:wps="http://schemas.microsoft.com/office/word/2010/wordprocessingShape" xmlns:wpi="http://schemas.microsoft.com/office/word/2010/wordprocessingInk" xmlns:wpg="http://schemas.microsoft.com/office/word/2010/wordprocessingGroup" xmlns:w16se="http://schemas.microsoft.com/office/word/2015/wordml/symex" xmlns:w15="http://schemas.microsoft.com/office/word/2012/wordml" xmlns:w14="http://schemas.microsoft.com/office/word/2010/wordml" xmlns:w="http://schemas.openxmlformats.org/wordprocessingml/2006/main" xmlns:w10="urn:schemas-microsoft-com:office:word" xmlns:wp14="http://schemas.microsoft.com/office/word/2010/wordprocessingDrawing" xmlns:v="urn:schemas-microsoft-com:vml" xmlns:o="urn:schemas-microsoft-com:office:office" xmlns:aink="http://schemas.microsoft.com/office/drawing/2016/ink" xmlns:mc="http://schemas.openxmlformats.org/markup-compatibility/2006" xmlns:cx8="http://schemas.microsoft.com/office/drawing/2016/5/14/chartex" xmlns:cx7="http://schemas.microsoft.com/office/drawing/2016/5/13/chartex" xmlns:cx6="http://schemas.microsoft.com/office/drawing/2016/5/12/chartex" xmlns:cx5="http://schemas.microsoft.com/office/drawing/2016/5/11/chartex" xmlns:cx4="http://schemas.microsoft.com/office/drawing/2016/5/10/chartex" xmlns:cx3="http://schemas.microsoft.com/office/drawing/2016/5/9/chartex" xmlns:cx2="http://schemas.microsoft.com/office/drawing/2015/10/21/chartex" xmlns:cx1="http://schemas.microsoft.com/office/drawing/2015/9/8/chartex" xmlns:cx="http://schemas.microsoft.com/office/drawing/2014/chartex" xmlns:wpc="http://schemas.microsoft.com/office/word/2010/wordprocessingCanvas" xmlns="" val="0"/>
+                          <a14:useLocalDpi xmlns="" xmlns:wpc="http://schemas.microsoft.com/office/word/2010/wordprocessingCanvas" xmlns:cx="http://schemas.microsoft.com/office/drawing/2014/chartex" xmlns:cx1="http://schemas.microsoft.com/office/drawing/2015/9/8/chartex" xmlns:cx2="http://schemas.microsoft.com/office/drawing/2015/10/21/chartex" xmlns:cx3="http://schemas.microsoft.com/office/drawing/2016/5/9/chartex" xmlns:cx4="http://schemas.microsoft.com/office/drawing/2016/5/10/chartex" xmlns:cx5="http://schemas.microsoft.com/office/drawing/2016/5/11/chartex" xmlns:cx6="http://schemas.microsoft.com/office/drawing/2016/5/12/chartex" xmlns:cx7="http://schemas.microsoft.com/office/drawing/2016/5/13/chartex" xmlns:cx8="http://schemas.microsoft.com/office/drawing/2016/5/14/chartex" xmlns:mc="http://schemas.openxmlformats.org/markup-compatibility/2006" xmlns:aink="http://schemas.microsoft.com/office/drawing/2016/ink" xmlns:o="urn:schemas-microsoft-com:office:office" xmlns:v="urn:schemas-microsoft-com:vml" xmlns:wp14="http://schemas.microsoft.com/office/word/2010/wordprocessingDrawing" xmlns:w10="urn:schemas-microsoft-com:office:word" xmlns:w="http://schemas.openxmlformats.org/wordprocessingml/2006/main" xmlns:w14="http://schemas.microsoft.com/office/word/2010/wordml" xmlns:w15="http://schemas.microsoft.com/office/word/2012/wordml" xmlns:w16se="http://schemas.microsoft.com/office/word/2015/wordml/symex" xmlns:wpg="http://schemas.microsoft.com/office/word/2010/wordprocessingGroup" xmlns:wpi="http://schemas.microsoft.com/office/word/2010/wordprocessingInk" xmlns:wps="http://schemas.microsoft.com/office/word/2010/wordprocessingShape" xmlns:a14="http://schemas.microsoft.com/office/drawing/2010/main" val="0"/>
                         </a:ext>
                       </a:extLst>
                     </a:blip>
@@ -63494,544 +63636,550 @@
     </w:p>
     <w:p>
       <w:r>
+        <w:t>The temple was a thousand</w:t>
+      </w:r>
+      <w:r>
+        <w:t>-</w:t>
+      </w:r>
+      <w:r>
+        <w:t>foot</w:t>
+      </w:r>
+      <w:r>
+        <w:t>-</w:t>
+      </w:r>
+      <w:r>
+        <w:t>tall stone pyramid, covered with vines and moss. The capstone sported the all-seeing eye and hovered above the rest of the pyramid</w:t>
+      </w:r>
+      <w:r>
+        <w:t>, slowly rotating</w:t>
+      </w:r>
+      <w:r>
+        <w:t>.</w:t>
+      </w:r>
+    </w:p>
+    <w:p>
+      <w:r>
+        <w:t xml:space="preserve">Luke, Philip and Monty approached an archway built into the pyramid. Stone gnomes greeted them. Above the door read an inscription. It said, “What offering does the gods want more than </w:t>
+      </w:r>
+      <w:r>
+        <w:t xml:space="preserve">silver </w:t>
+      </w:r>
+      <w:r>
+        <w:t>and</w:t>
+      </w:r>
+      <w:r>
+        <w:t xml:space="preserve"> </w:t>
+      </w:r>
+      <w:r>
+        <w:t>gold</w:t>
+      </w:r>
+      <w:r>
+        <w:t>?”</w:t>
+      </w:r>
+    </w:p>
+    <w:p>
+      <w:r>
         <w:lastRenderedPageBreak/>
-        <w:t>The temple was a thousand</w:t>
+        <w:t>“Banana</w:t>
+      </w:r>
+      <w:r>
+        <w:t>s</w:t>
+      </w:r>
+      <w:r>
+        <w:t>?” Monty suggested.</w:t>
+      </w:r>
+    </w:p>
+    <w:p>
+      <w:r>
+        <w:t>“I don’t think this is referring to physical items,” Philip said.</w:t>
+      </w:r>
+    </w:p>
+    <w:p>
+      <w:r>
+        <w:t>“That’s true,” Luke replied. “</w:t>
+      </w:r>
+      <w:r>
+        <w:t>However it must represent the earth.”</w:t>
+      </w:r>
+    </w:p>
+    <w:p>
+      <w:r>
+        <w:t xml:space="preserve">“Maybe it wants,” Philip began and </w:t>
+      </w:r>
+      <w:r>
+        <w:t>the</w:t>
+      </w:r>
+      <w:r>
+        <w:t xml:space="preserve"> three finished with, “The sweat of your brow.” All three wiped their brows and rubbed their hands on the bowl embedded in the door. The door opened.</w:t>
+      </w:r>
+    </w:p>
+    <w:p>
+      <w:r>
+        <w:t xml:space="preserve">Torches lit as they entered the stone passage. The sides of the tunnel were covered with murals depicting an </w:t>
+      </w:r>
+      <w:r>
+        <w:t>ancient</w:t>
+      </w:r>
+      <w:r>
+        <w:t xml:space="preserve"> war.</w:t>
+      </w:r>
+    </w:p>
+    <w:p>
+      <w:r>
+        <w:t>After walking five minutes they entered a large chamber</w:t>
+      </w:r>
+      <w:r>
+        <w:t xml:space="preserve">, the end of which </w:t>
+      </w:r>
+      <w:r>
+        <w:t>contained</w:t>
+      </w:r>
+      <w:r>
+        <w:t xml:space="preserve"> a pit. </w:t>
+      </w:r>
+      <w:r>
+        <w:t>Knotted ropes hung from the ceiling above the pit</w:t>
+      </w:r>
+      <w:r>
+        <w:t xml:space="preserve">. </w:t>
+      </w:r>
+      <w:r>
+        <w:t>The bottom of the pit was hidden in darkness, making it impossible to discern how deep the pit was</w:t>
+      </w:r>
+      <w:r>
+        <w:t>. Additional ropes were piled on the floor.</w:t>
+      </w:r>
+    </w:p>
+    <w:p>
+      <w:r>
+        <w:t>“I can’t transform,” Monty declared.</w:t>
+      </w:r>
+    </w:p>
+    <w:p>
+      <w:r>
+        <w:t>“That’s not surprising,” Philip replied. “Let’s grab ropes and climb down.”</w:t>
+      </w:r>
+    </w:p>
+    <w:p>
+      <w:r>
+        <w:t>Using the supplied knots, they easily climbed down to the end of the ropes. There they found an inscription. “What do you do when you come to the end of your rope?”</w:t>
+      </w:r>
+    </w:p>
+    <w:p>
+      <w:r>
+        <w:t>“How about we tie more rope?” Monty asked.</w:t>
+      </w:r>
+    </w:p>
+    <w:p>
+      <w:r>
+        <w:t xml:space="preserve">“We were given rope, so I guess it’s expected,” Philip </w:t>
+      </w:r>
+      <w:r>
+        <w:t>agreed</w:t>
+      </w:r>
+      <w:r>
+        <w:t>.</w:t>
+      </w:r>
+    </w:p>
+    <w:p>
+      <w:r>
+        <w:t>Luke didn’t ob</w:t>
+      </w:r>
+      <w:r>
+        <w:t xml:space="preserve">ject and so they continued </w:t>
+      </w:r>
+      <w:r>
+        <w:t>descending. Eventually that rope ran out.</w:t>
+      </w:r>
+    </w:p>
+    <w:p>
+      <w:r>
+        <w:t>“Now what?” Philip asked. “Do we get more rope?”</w:t>
+      </w:r>
+    </w:p>
+    <w:p>
+      <w:r>
+        <w:lastRenderedPageBreak/>
+        <w:t xml:space="preserve">“I have a feeling adding more rope is a dead-end. No pun intended,” Luke </w:t>
+      </w:r>
+      <w:r>
+        <w:t>mused</w:t>
+      </w:r>
+      <w:r>
+        <w:t>. Looking at the wall, he read, “What do you do when you come to the end of your rope?”</w:t>
+      </w:r>
+    </w:p>
+    <w:p>
+      <w:r>
+        <w:t xml:space="preserve">Luke paused and then said, “I guess you jump.” He jumped </w:t>
+      </w:r>
+      <w:r>
+        <w:t>into the darkness. T</w:t>
+      </w:r>
+      <w:r>
+        <w:t>he others followed. The drop was only one foot.</w:t>
+      </w:r>
+    </w:p>
+    <w:p>
+      <w:r>
+        <w:t xml:space="preserve">Light flooded the room, exposing a </w:t>
+      </w:r>
+      <w:r>
+        <w:t>set of double</w:t>
       </w:r>
       <w:r>
         <w:t>-</w:t>
       </w:r>
       <w:r>
+        <w:t>door</w:t>
+      </w:r>
+      <w:r>
+        <w:t>s</w:t>
+      </w:r>
+      <w:r>
+        <w:t>. Beside the door</w:t>
+      </w:r>
+      <w:r>
+        <w:t>s</w:t>
+      </w:r>
+      <w:r>
+        <w:t xml:space="preserve"> was a huge basket. Further away was a battering ram. There was also firewood and a pile of bombs you could obtain from certain monster drops.</w:t>
+      </w:r>
+    </w:p>
+    <w:p>
+      <w:r>
+        <w:t>“So how do we get through?” Philip asked.</w:t>
+      </w:r>
+    </w:p>
+    <w:p>
+      <w:r>
+        <w:t>Monty tried opening the door</w:t>
+      </w:r>
+      <w:r>
+        <w:t>s</w:t>
+      </w:r>
+      <w:r>
+        <w:t xml:space="preserve"> but </w:t>
+      </w:r>
+      <w:r>
+        <w:t>they</w:t>
+      </w:r>
+      <w:r>
+        <w:t xml:space="preserve"> w</w:t>
+      </w:r>
+      <w:r>
+        <w:t>ere</w:t>
+      </w:r>
+      <w:r>
+        <w:t xml:space="preserve"> locked.</w:t>
+      </w:r>
+    </w:p>
+    <w:p>
+      <w:r>
+        <w:t>“Are we supposed to ram the door down?” Philip asked.</w:t>
+      </w:r>
+    </w:p>
+    <w:p>
+      <w:r>
+        <w:t>“I don’t think force is the answer,” Luke mused.</w:t>
+      </w:r>
+    </w:p>
+    <w:p>
+      <w:r>
+        <w:t>“Hey look, this basket is filled with thousands of keys,” Monty exclaimed.</w:t>
+      </w:r>
+    </w:p>
+    <w:p>
+      <w:r>
+        <w:t xml:space="preserve"> </w:t>
+      </w:r>
+      <w:r>
+        <w:t>“How do we select a proper key?” Philip asked.</w:t>
+      </w:r>
+    </w:p>
+    <w:p>
+      <w:r>
+        <w:t>“We could try them all,” Monty suggested and tried one. It didn’t work so he tossed it away and tried another, and then another.</w:t>
+      </w:r>
+    </w:p>
+    <w:p>
+      <w:r>
+        <w:t>“Something seems off,”</w:t>
+      </w:r>
+      <w:r>
+        <w:t xml:space="preserve"> Luke muttered, deep in thought. “What did the elder say about the island – Genbu?”</w:t>
+      </w:r>
+    </w:p>
+    <w:p>
+      <w:r>
+        <w:t xml:space="preserve">“Genbu is the source of all we need,” Monty </w:t>
+      </w:r>
+      <w:r>
+        <w:t>recited</w:t>
+      </w:r>
+      <w:r>
+        <w:t>.</w:t>
+      </w:r>
+    </w:p>
+    <w:p>
+      <w:r>
+        <w:t>“He also mentioned</w:t>
+      </w:r>
+      <w:r>
+        <w:t xml:space="preserve"> that</w:t>
+      </w:r>
+      <w:r>
+        <w:t xml:space="preserve"> all is given by the gods. We just need to ask,” Philip said. “Or words to that effect.”</w:t>
+      </w:r>
+    </w:p>
+    <w:p>
+      <w:r>
+        <w:t>“Does that mean we just need to ask for the door to be opened?” Monty asked.</w:t>
+      </w:r>
+    </w:p>
+    <w:p>
+      <w:r>
+        <w:lastRenderedPageBreak/>
+        <w:t>“I guess so, but this is a door…” Luke began.</w:t>
+      </w:r>
+    </w:p>
+    <w:p>
+      <w:r>
+        <w:t>“So we should knock,” Philip completed.</w:t>
+      </w:r>
+    </w:p>
+    <w:p>
+      <w:r>
+        <w:t>In unison all three knocked. The door</w:t>
+      </w:r>
+      <w:r>
+        <w:t>s</w:t>
+      </w:r>
+      <w:r>
+        <w:t xml:space="preserve"> opened</w:t>
+      </w:r>
+      <w:r>
+        <w:t xml:space="preserve"> </w:t>
+      </w:r>
+      <w:r>
+        <w:t>in</w:t>
+      </w:r>
+      <w:r>
+        <w:t>wards</w:t>
+      </w:r>
+      <w:r>
+        <w:t>, revealing a large circular bottomless shaft</w:t>
+      </w:r>
+      <w:r>
+        <w:t>.</w:t>
+      </w:r>
+      <w:r>
+        <w:t xml:space="preserve"> A balcony encircled the shaft. In the center of the 200</w:t>
+      </w:r>
+      <w:r>
+        <w:t>-</w:t>
+      </w:r>
+      <w:r>
         <w:t>foot</w:t>
       </w:r>
       <w:r>
         <w:t>-</w:t>
       </w:r>
       <w:r>
-        <w:t>tall stone pyramid, covered with vines and moss. The capstone sported the all-seeing eye and hovered above the rest of the pyramid. It slowly rotated.</w:t>
-      </w:r>
-    </w:p>
-    <w:p>
-      <w:r>
-        <w:t xml:space="preserve">Luke, Philip and Monty approached an archway built into the pyramid. Stone gnomes greeted them. Above the door read an inscription. It said, “What offering does the gods want more than </w:t>
-      </w:r>
-      <w:r>
-        <w:t xml:space="preserve">silver </w:t>
-      </w:r>
-      <w:r>
-        <w:t>and</w:t>
-      </w:r>
-      <w:r>
-        <w:t xml:space="preserve"> </w:t>
-      </w:r>
-      <w:r>
-        <w:t>gold</w:t>
-      </w:r>
-      <w:r>
-        <w:t>?”</w:t>
-      </w:r>
-    </w:p>
-    <w:p>
-      <w:r>
-        <w:t>“Banana</w:t>
-      </w:r>
-      <w:r>
+        <w:t>wide shaft was a floating platform.</w:t>
+      </w:r>
+    </w:p>
+    <w:p>
+      <w:r>
+        <w:t>Standing on the platform was Annie.</w:t>
+      </w:r>
+    </w:p>
+    <w:p>
+      <w:r>
+        <w:t>“What took you so long?” Annie grumbled.</w:t>
+      </w:r>
+    </w:p>
+    <w:p>
+      <w:r>
+        <w:t>“C</w:t>
+      </w:r>
+      <w:r>
+        <w:t>ould</w:t>
+      </w:r>
+      <w:r>
+        <w:t xml:space="preserve">n’t help it lassie,” Monty said. “Yesterday we had a party, </w:t>
+      </w:r>
+      <w:r>
+        <w:t xml:space="preserve">and </w:t>
+      </w:r>
+      <w:r>
+        <w:t>then I got drunk</w:t>
+      </w:r>
+      <w:r>
+        <w:t xml:space="preserve"> and </w:t>
+      </w:r>
+      <w:r>
+        <w:t xml:space="preserve">then </w:t>
+      </w:r>
+      <w:r>
+        <w:t>other things happened</w:t>
+      </w:r>
+      <w:r>
+        <w:t>.”</w:t>
+      </w:r>
+    </w:p>
+    <w:p>
+      <w:r>
+        <w:t>The platform moved and stopped in front of the three.</w:t>
+      </w:r>
+    </w:p>
+    <w:p>
+      <w:r>
+        <w:rPr>
+          <w:i/>
+        </w:rPr>
+        <w:t>“Welcome friends. I am Genbu,”</w:t>
+      </w:r>
+      <w:r>
+        <w:t xml:space="preserve"> a soft, gentle, feminine voice spoke. </w:t>
+      </w:r>
+      <w:r>
+        <w:rPr>
+          <w:i/>
+        </w:rPr>
+        <w:t>“Luke, you have come seeking my blessings. I have examined both your and Annie’s life and I approve. Please step on the platform.”</w:t>
+      </w:r>
+    </w:p>
+    <w:p>
+      <w:r>
+        <w:t xml:space="preserve">Luke did as instructed and the platform drifted back to the center. </w:t>
+      </w:r>
+      <w:r>
+        <w:rPr>
+          <w:i/>
+        </w:rPr>
+        <w:t>“Luke, Annie, place your hands</w:t>
+      </w:r>
+      <w:r>
+        <w:rPr>
+          <w:i/>
+        </w:rPr>
+        <w:t xml:space="preserve"> on the globe in front of you.”</w:t>
+      </w:r>
+    </w:p>
+    <w:p>
+      <w:r>
+        <w:t>A white light bathed everyone</w:t>
+      </w:r>
+      <w:r>
+        <w:t>. When the light faded</w:t>
+      </w:r>
+      <w:r>
+        <w:t>,</w:t>
+      </w:r>
+      <w:r>
+        <w:t xml:space="preserve"> Luke and Annie </w:t>
+      </w:r>
+      <w:r>
+        <w:t>were wearing</w:t>
+      </w:r>
+      <w:r>
+        <w:t xml:space="preserve"> </w:t>
+      </w:r>
+      <w:r>
+        <w:t>their regalia.</w:t>
+      </w:r>
+      <w:r>
+        <w:t xml:space="preserve"> </w:t>
+      </w:r>
+      <w:r>
+        <w:t xml:space="preserve">Genbu said, </w:t>
+      </w:r>
+      <w:r>
+        <w:rPr>
+          <w:i/>
+        </w:rPr>
+        <w:t>“You will not remember what I just said, bu</w:t>
+      </w:r>
+      <w:r>
+        <w:rPr>
+          <w:i/>
+        </w:rPr>
+        <w:t>t you will when the time comes.”</w:t>
+      </w:r>
+    </w:p>
+    <w:p>
+      <w:r>
+        <w:t xml:space="preserve">The platform returned to the side and Genbu said, </w:t>
+      </w:r>
+      <w:r>
+        <w:rPr>
+          <w:i/>
+        </w:rPr>
+        <w:t>“The door</w:t>
+      </w:r>
+      <w:r>
+        <w:rPr>
+          <w:i/>
+        </w:rPr>
         <w:t>s</w:t>
       </w:r>
       <w:r>
-        <w:t>?” Monty suggested.</w:t>
-      </w:r>
-    </w:p>
-    <w:p>
-      <w:r>
-        <w:t>“I don’t think this is referring to physical items,” Philip said.</w:t>
-      </w:r>
-    </w:p>
-    <w:p>
-      <w:r>
-        <w:t>“That’s true,” Luke replied. “</w:t>
-      </w:r>
-      <w:r>
-        <w:t>However it must be something representing the earth.”</w:t>
-      </w:r>
-    </w:p>
-    <w:p>
-      <w:r>
-        <w:t xml:space="preserve">“Maybe it wants,” Philip began and </w:t>
-      </w:r>
-      <w:r>
-        <w:t>the</w:t>
-      </w:r>
-      <w:r>
-        <w:t xml:space="preserve"> three finished with, “The sweat of your brow.” All three wiped their brows and rubbed their hands on the bowl embedded in the door. The door opened.</w:t>
-      </w:r>
-    </w:p>
-    <w:p>
-      <w:r>
-        <w:t xml:space="preserve">Torches lit as they entered the stone passage. The sides of the tunnel were covered with murals depicting an </w:t>
-      </w:r>
-      <w:r>
-        <w:t>ancient</w:t>
-      </w:r>
-      <w:r>
-        <w:t xml:space="preserve"> war.</w:t>
-      </w:r>
-    </w:p>
-    <w:p>
-      <w:r>
-        <w:t>After walking five minutes they entered a large chamber</w:t>
-      </w:r>
-      <w:r>
-        <w:t xml:space="preserve">, the end of which </w:t>
-      </w:r>
-      <w:r>
-        <w:t>contained</w:t>
-      </w:r>
-      <w:r>
-        <w:t xml:space="preserve"> a pit. </w:t>
-      </w:r>
-      <w:r>
-        <w:t>Knotted ropes hung from the ceiling above the pit</w:t>
-      </w:r>
-      <w:r>
-        <w:t xml:space="preserve">. </w:t>
-      </w:r>
-      <w:r>
-        <w:t>The bottom of the pit was hidden in darkness, making it impossible to discern how deep the pit was</w:t>
-      </w:r>
-      <w:r>
-        <w:t>. Additional ropes were piled on the floor.</w:t>
-      </w:r>
-    </w:p>
-    <w:p>
-      <w:r>
-        <w:t>“I can’t transform,” Monty declared.</w:t>
-      </w:r>
-    </w:p>
-    <w:p>
-      <w:r>
-        <w:t>“That’s not surprising,” Philip replied. “Let’s grab ropes and climb down.”</w:t>
-      </w:r>
-    </w:p>
-    <w:p>
-      <w:r>
-        <w:t>Using the supplied knots, they easily climbed down to the end of the ropes. There they found an inscription. “What do you do when you come to the end of your rope?”</w:t>
+        <w:rPr>
+          <w:i/>
+        </w:rPr>
+        <w:t xml:space="preserve"> will take you to the capital.”</w:t>
+      </w:r>
+    </w:p>
+    <w:p>
+      <w:r>
+        <w:t>Annie and Luke bowed in thanks and passed through the doors</w:t>
+      </w:r>
+      <w:r>
+        <w:t>,</w:t>
+      </w:r>
+      <w:r>
+        <w:t xml:space="preserve"> </w:t>
+      </w:r>
+      <w:r>
+        <w:t>followed by</w:t>
+      </w:r>
+      <w:r>
+        <w:t xml:space="preserve"> Philip and Monty.</w:t>
+      </w:r>
+    </w:p>
+    <w:p>
+      <w:r>
+        <w:t>Luke found himself in the throne room of Genbuland’s palace. The king and spouse w</w:t>
+      </w:r>
+      <w:r>
+        <w:t>ere</w:t>
+      </w:r>
+      <w:r>
+        <w:t xml:space="preserve"> there and they weren’t happy. </w:t>
+      </w:r>
+      <w:r>
+        <w:t xml:space="preserve">However they </w:t>
+      </w:r>
+      <w:r>
+        <w:t>came</w:t>
+      </w:r>
+      <w:r>
+        <w:t xml:space="preserve"> forward and greet</w:t>
+      </w:r>
+      <w:r>
+        <w:t>ed</w:t>
+      </w:r>
+      <w:r>
+        <w:t xml:space="preserve"> them</w:t>
+      </w:r>
+      <w:r>
+        <w:t>.</w:t>
       </w:r>
     </w:p>
     <w:p>
       <w:r>
         <w:lastRenderedPageBreak/>
-        <w:t>“How about we tie more rope?” Monty asked.</w:t>
-      </w:r>
-    </w:p>
-    <w:p>
-      <w:r>
-        <w:t xml:space="preserve">“We were given rope, so I guess it’s expected,” Philip </w:t>
-      </w:r>
-      <w:r>
-        <w:t>agreed</w:t>
-      </w:r>
-      <w:r>
-        <w:t>.</w:t>
-      </w:r>
-    </w:p>
-    <w:p>
-      <w:r>
-        <w:t>Luke didn’t ob</w:t>
-      </w:r>
-      <w:r>
-        <w:t xml:space="preserve">ject and so they continued </w:t>
-      </w:r>
-      <w:r>
-        <w:t>descending. Eventually that rope ran out.</w:t>
-      </w:r>
-    </w:p>
-    <w:p>
-      <w:r>
-        <w:t>“Now what?” Philip asked. “Do we get more rope?”</w:t>
-      </w:r>
-    </w:p>
-    <w:p>
-      <w:r>
-        <w:t xml:space="preserve">“I have a feeling adding more rope is a dead-end. No pun intended,” Luke </w:t>
-      </w:r>
-      <w:r>
-        <w:t>mused</w:t>
-      </w:r>
-      <w:r>
-        <w:t>. Looking at the wall, he read, “What do you do when you come to the end of your rope?”</w:t>
-      </w:r>
-    </w:p>
-    <w:p>
-      <w:r>
-        <w:t xml:space="preserve">Luke paused and then said, “I guess you jump.” He jumped </w:t>
-      </w:r>
-      <w:r>
-        <w:t>into the darkness. T</w:t>
-      </w:r>
-      <w:r>
-        <w:t>he others followed. The drop was only one foot.</w:t>
-      </w:r>
-    </w:p>
-    <w:p>
-      <w:r>
-        <w:t xml:space="preserve">Light flooded the room, exposing a </w:t>
-      </w:r>
-      <w:r>
-        <w:t>set of double</w:t>
-      </w:r>
-      <w:r>
-        <w:t>-</w:t>
-      </w:r>
-      <w:r>
-        <w:t>door</w:t>
-      </w:r>
-      <w:r>
-        <w:t>s</w:t>
-      </w:r>
-      <w:r>
-        <w:t>. Beside the door</w:t>
-      </w:r>
-      <w:r>
-        <w:t>s</w:t>
-      </w:r>
-      <w:r>
-        <w:t xml:space="preserve"> was a huge basket. Further away was a battering ram. There was also firewood and a pile of bombs you could obtain from certain monster drops.</w:t>
-      </w:r>
-    </w:p>
-    <w:p>
-      <w:r>
-        <w:t>“So how do we get through?” Philip asked.</w:t>
-      </w:r>
-    </w:p>
-    <w:p>
-      <w:r>
-        <w:t>Monty tried opening the door</w:t>
-      </w:r>
-      <w:r>
-        <w:t>s</w:t>
-      </w:r>
-      <w:r>
-        <w:t xml:space="preserve"> but </w:t>
-      </w:r>
-      <w:r>
-        <w:t>they</w:t>
-      </w:r>
-      <w:r>
-        <w:t xml:space="preserve"> w</w:t>
-      </w:r>
-      <w:r>
-        <w:t>ere</w:t>
-      </w:r>
-      <w:r>
-        <w:t xml:space="preserve"> locked.</w:t>
-      </w:r>
-    </w:p>
-    <w:p>
-      <w:r>
-        <w:t>“Are we supposed to ram the door down?” Philip asked.</w:t>
-      </w:r>
-    </w:p>
-    <w:p>
-      <w:r>
-        <w:t>“I don’t think force is the answer,” Luke mused.</w:t>
-      </w:r>
-    </w:p>
-    <w:p>
-      <w:r>
-        <w:t>“Hey look, this basket is filled with thousands of keys,” Monty exclaimed.</w:t>
-      </w:r>
-    </w:p>
-    <w:p>
-      <w:r>
-        <w:t xml:space="preserve"> </w:t>
-      </w:r>
-      <w:r>
-        <w:t>“How do we select a proper key?” Philip asked.</w:t>
-      </w:r>
-    </w:p>
-    <w:p>
-      <w:r>
-        <w:t>“We could try them all,” Monty suggested and tried one. It didn’t work so he tossed it away and tried another, and then another.</w:t>
-      </w:r>
-    </w:p>
-    <w:p>
-      <w:r>
-        <w:t>“Something seems off,”</w:t>
-      </w:r>
-      <w:r>
-        <w:t xml:space="preserve"> Luke muttered, deep in thought. “What did the elder say about the island – Genbu?”</w:t>
-      </w:r>
-    </w:p>
-    <w:p>
-      <w:r>
-        <w:lastRenderedPageBreak/>
-        <w:t xml:space="preserve">“Genbu is the source of all we need,” Monty </w:t>
-      </w:r>
-      <w:r>
-        <w:t>recited</w:t>
-      </w:r>
-      <w:r>
-        <w:t>.</w:t>
-      </w:r>
-    </w:p>
-    <w:p>
-      <w:r>
-        <w:t>“He also mentioned</w:t>
-      </w:r>
-      <w:r>
-        <w:t xml:space="preserve"> that</w:t>
-      </w:r>
-      <w:r>
-        <w:t xml:space="preserve"> all is given by the gods. We just need to ask,” Philip said. “Or words to that effect.”</w:t>
-      </w:r>
-    </w:p>
-    <w:p>
-      <w:r>
-        <w:t>“Does that mean we just need to ask for the door to be opened?” Monty asked.</w:t>
-      </w:r>
-    </w:p>
-    <w:p>
-      <w:r>
-        <w:t>“I guess so, but this is a door…” Luke began.</w:t>
-      </w:r>
-    </w:p>
-    <w:p>
-      <w:r>
-        <w:t>“So we should knock,” Philip completed.</w:t>
-      </w:r>
-    </w:p>
-    <w:p>
-      <w:r>
-        <w:t>In unison all three knocked. The door</w:t>
-      </w:r>
-      <w:r>
-        <w:t>s</w:t>
-      </w:r>
-      <w:r>
-        <w:t xml:space="preserve"> opened</w:t>
-      </w:r>
-      <w:r>
-        <w:t xml:space="preserve"> </w:t>
-      </w:r>
-      <w:r>
-        <w:t>in</w:t>
-      </w:r>
-      <w:r>
-        <w:t>wards</w:t>
-      </w:r>
-      <w:r>
-        <w:t>, revealing a large circular bottomless shaft</w:t>
-      </w:r>
-      <w:r>
-        <w:t>.</w:t>
-      </w:r>
-      <w:r>
-        <w:t xml:space="preserve"> A balcony encircled the shaft. In the center of the 200</w:t>
-      </w:r>
-      <w:r>
-        <w:t>-</w:t>
-      </w:r>
-      <w:r>
-        <w:t>foot</w:t>
-      </w:r>
-      <w:r>
-        <w:t>-</w:t>
-      </w:r>
-      <w:r>
-        <w:t>wide shaft was a floating platform.</w:t>
-      </w:r>
-    </w:p>
-    <w:p>
-      <w:r>
-        <w:t>Standing on the platform was Annie.</w:t>
-      </w:r>
-    </w:p>
-    <w:p>
-      <w:r>
-        <w:t>“What took you so long?” Annie grumbled.</w:t>
-      </w:r>
-    </w:p>
-    <w:p>
-      <w:r>
-        <w:t>“C</w:t>
-      </w:r>
-      <w:r>
-        <w:t>ould</w:t>
-      </w:r>
-      <w:r>
-        <w:t xml:space="preserve">n’t help it lassie,” Monty said. “Yesterday we had a party, </w:t>
-      </w:r>
-      <w:r>
-        <w:t xml:space="preserve">and </w:t>
-      </w:r>
-      <w:r>
-        <w:t>then I got drunk</w:t>
-      </w:r>
-      <w:r>
-        <w:t xml:space="preserve"> and </w:t>
-      </w:r>
-      <w:r>
-        <w:t xml:space="preserve">then </w:t>
-      </w:r>
-      <w:r>
-        <w:t>other things happened</w:t>
-      </w:r>
-      <w:r>
-        <w:t>.”</w:t>
-      </w:r>
-    </w:p>
-    <w:p>
-      <w:r>
-        <w:t>The platform moved and stopped in front of the three.</w:t>
-      </w:r>
-    </w:p>
-    <w:p>
-      <w:r>
-        <w:rPr>
-          <w:i/>
-        </w:rPr>
-        <w:t>“Welcome friends. I am Genbu,”</w:t>
-      </w:r>
-      <w:r>
-        <w:t xml:space="preserve"> a soft, gentle, feminine voice spoke. </w:t>
-      </w:r>
-      <w:r>
-        <w:rPr>
-          <w:i/>
-        </w:rPr>
-        <w:t>“Luke, you have come seeking my blessings. I have examined both your and Annie’s life and I approve. Please step on the platform.”</w:t>
-      </w:r>
-    </w:p>
-    <w:p>
-      <w:r>
-        <w:t xml:space="preserve">Luke did as instructed and the platform drifted back to the center. </w:t>
-      </w:r>
-      <w:r>
-        <w:rPr>
-          <w:i/>
-        </w:rPr>
-        <w:t>“Luke, Annie, place your hands</w:t>
-      </w:r>
-      <w:r>
-        <w:rPr>
-          <w:i/>
-        </w:rPr>
-        <w:t xml:space="preserve"> on the globe in front of you.”</w:t>
-      </w:r>
-    </w:p>
-    <w:p>
-      <w:r>
-        <w:t>A white light bathed everyone</w:t>
-      </w:r>
-      <w:r>
-        <w:t>. When the light faded</w:t>
-      </w:r>
-      <w:r>
-        <w:t>,</w:t>
-      </w:r>
-      <w:r>
-        <w:t xml:space="preserve"> Luke and Annie </w:t>
-      </w:r>
-      <w:r>
-        <w:t>were wearing</w:t>
-      </w:r>
-      <w:r>
-        <w:t xml:space="preserve"> </w:t>
-      </w:r>
-      <w:r>
-        <w:t>their regalia.</w:t>
-      </w:r>
-      <w:r>
-        <w:t xml:space="preserve"> </w:t>
-      </w:r>
-      <w:r>
-        <w:t xml:space="preserve">Genbu said, </w:t>
-      </w:r>
-      <w:r>
-        <w:rPr>
-          <w:i/>
-        </w:rPr>
-        <w:t>“You will not remember what I just said, bu</w:t>
-      </w:r>
-      <w:r>
-        <w:rPr>
-          <w:i/>
-        </w:rPr>
-        <w:t>t you will when the time comes.”</w:t>
-      </w:r>
-    </w:p>
-    <w:p>
-      <w:r>
-        <w:lastRenderedPageBreak/>
-        <w:t xml:space="preserve">The platform returned to the side and Genbu said, </w:t>
-      </w:r>
-      <w:r>
-        <w:rPr>
-          <w:i/>
-        </w:rPr>
-        <w:t>“The door</w:t>
-      </w:r>
-      <w:r>
-        <w:rPr>
-          <w:i/>
-        </w:rPr>
-        <w:t>s</w:t>
-      </w:r>
-      <w:r>
-        <w:rPr>
-          <w:i/>
-        </w:rPr>
-        <w:t xml:space="preserve"> will take you to the capital.”</w:t>
-      </w:r>
-    </w:p>
-    <w:p>
-      <w:r>
-        <w:t>Annie and Luke bowed in thanks and passed through the doors</w:t>
-      </w:r>
-      <w:r>
-        <w:t>,</w:t>
-      </w:r>
-      <w:r>
-        <w:t xml:space="preserve"> </w:t>
-      </w:r>
-      <w:r>
-        <w:t>followed by</w:t>
-      </w:r>
-      <w:r>
-        <w:t xml:space="preserve"> Philip and Monty.</w:t>
-      </w:r>
-    </w:p>
-    <w:p>
-      <w:r>
-        <w:t>Luke found himself in the throne room of Genbuland’s palace. The king and spouse w</w:t>
-      </w:r>
-      <w:r>
-        <w:t>ere</w:t>
-      </w:r>
-      <w:r>
-        <w:t xml:space="preserve"> there and they weren’t happy. </w:t>
-      </w:r>
-      <w:r>
-        <w:t xml:space="preserve">However they </w:t>
-      </w:r>
-      <w:r>
-        <w:t>came</w:t>
-      </w:r>
-      <w:r>
-        <w:t xml:space="preserve"> forward and greet</w:t>
-      </w:r>
-      <w:r>
-        <w:t>ed</w:t>
-      </w:r>
-      <w:r>
-        <w:t xml:space="preserve"> them</w:t>
-      </w:r>
-      <w:r>
-        <w:t>.</w:t>
-      </w:r>
-    </w:p>
-    <w:p>
-      <w:r>
         <w:t xml:space="preserve">“I see you have the blessings of Genbu,” </w:t>
       </w:r>
       <w:r>
@@ -64297,7 +64445,7 @@
                     <a:blip r:embed="rId18">
                       <a:extLst>
                         <a:ext uri="{28A0092B-C50C-407E-A947-70E740481C1C}">
-                          <a14:useLocalDpi xmlns:a14="http://schemas.microsoft.com/office/drawing/2010/main" xmlns:wps="http://schemas.microsoft.com/office/word/2010/wordprocessingShape" xmlns:wpi="http://schemas.microsoft.com/office/word/2010/wordprocessingInk" xmlns:wpg="http://schemas.microsoft.com/office/word/2010/wordprocessingGroup" xmlns:w16se="http://schemas.microsoft.com/office/word/2015/wordml/symex" xmlns:w15="http://schemas.microsoft.com/office/word/2012/wordml" xmlns:w14="http://schemas.microsoft.com/office/word/2010/wordml" xmlns:w="http://schemas.openxmlformats.org/wordprocessingml/2006/main" xmlns:w10="urn:schemas-microsoft-com:office:word" xmlns:wp14="http://schemas.microsoft.com/office/word/2010/wordprocessingDrawing" xmlns:v="urn:schemas-microsoft-com:vml" xmlns:o="urn:schemas-microsoft-com:office:office" xmlns:aink="http://schemas.microsoft.com/office/drawing/2016/ink" xmlns:mc="http://schemas.openxmlformats.org/markup-compatibility/2006" xmlns:cx8="http://schemas.microsoft.com/office/drawing/2016/5/14/chartex" xmlns:cx7="http://schemas.microsoft.com/office/drawing/2016/5/13/chartex" xmlns:cx6="http://schemas.microsoft.com/office/drawing/2016/5/12/chartex" xmlns:cx5="http://schemas.microsoft.com/office/drawing/2016/5/11/chartex" xmlns:cx4="http://schemas.microsoft.com/office/drawing/2016/5/10/chartex" xmlns:cx3="http://schemas.microsoft.com/office/drawing/2016/5/9/chartex" xmlns:cx2="http://schemas.microsoft.com/office/drawing/2015/10/21/chartex" xmlns:cx1="http://schemas.microsoft.com/office/drawing/2015/9/8/chartex" xmlns:cx="http://schemas.microsoft.com/office/drawing/2014/chartex" xmlns:wpc="http://schemas.microsoft.com/office/word/2010/wordprocessingCanvas" xmlns="" val="0"/>
+                          <a14:useLocalDpi xmlns="" xmlns:wpc="http://schemas.microsoft.com/office/word/2010/wordprocessingCanvas" xmlns:cx="http://schemas.microsoft.com/office/drawing/2014/chartex" xmlns:cx1="http://schemas.microsoft.com/office/drawing/2015/9/8/chartex" xmlns:cx2="http://schemas.microsoft.com/office/drawing/2015/10/21/chartex" xmlns:cx3="http://schemas.microsoft.com/office/drawing/2016/5/9/chartex" xmlns:cx4="http://schemas.microsoft.com/office/drawing/2016/5/10/chartex" xmlns:cx5="http://schemas.microsoft.com/office/drawing/2016/5/11/chartex" xmlns:cx6="http://schemas.microsoft.com/office/drawing/2016/5/12/chartex" xmlns:cx7="http://schemas.microsoft.com/office/drawing/2016/5/13/chartex" xmlns:cx8="http://schemas.microsoft.com/office/drawing/2016/5/14/chartex" xmlns:mc="http://schemas.openxmlformats.org/markup-compatibility/2006" xmlns:aink="http://schemas.microsoft.com/office/drawing/2016/ink" xmlns:o="urn:schemas-microsoft-com:office:office" xmlns:v="urn:schemas-microsoft-com:vml" xmlns:wp14="http://schemas.microsoft.com/office/word/2010/wordprocessingDrawing" xmlns:w10="urn:schemas-microsoft-com:office:word" xmlns:w="http://schemas.openxmlformats.org/wordprocessingml/2006/main" xmlns:w14="http://schemas.microsoft.com/office/word/2010/wordml" xmlns:w15="http://schemas.microsoft.com/office/word/2012/wordml" xmlns:w16se="http://schemas.microsoft.com/office/word/2015/wordml/symex" xmlns:wpg="http://schemas.microsoft.com/office/word/2010/wordprocessingGroup" xmlns:wpi="http://schemas.microsoft.com/office/word/2010/wordprocessingInk" xmlns:wps="http://schemas.microsoft.com/office/word/2010/wordprocessingShape" xmlns:a14="http://schemas.microsoft.com/office/drawing/2010/main" val="0"/>
                         </a:ext>
                       </a:extLst>
                     </a:blip>
@@ -64582,7 +64730,19 @@
     </w:p>
     <w:p>
       <w:r>
-        <w:t>Luke remembered the time he returned from the Fire Continent. He was overwhelmed by Annie’s beauty. He felt embarrassment. He reacted by hurting her feelings. They were the same emotions as hers.</w:t>
+        <w:t>Luke remembered the time he returned from the Fire Continent. He was overwhelmed by Annie’s beauty. He felt embarrassment</w:t>
+      </w:r>
+      <w:r>
+        <w:t>, as if the world was glaring at him</w:t>
+      </w:r>
+      <w:r>
+        <w:t>. He reacted by hurting her feelings. The</w:t>
+      </w:r>
+      <w:r>
+        <w:t xml:space="preserve"> feelings </w:t>
+      </w:r>
+      <w:r>
+        <w:t>were the same.</w:t>
       </w:r>
     </w:p>
     <w:p>
@@ -64619,7 +64779,13 @@
         <w:t>asked</w:t>
       </w:r>
       <w:r>
-        <w:t xml:space="preserve"> angrily. “The generals forecasted we will win the war in less than a month. Then Annie would have been free to marry anyone she wanted.”</w:t>
+        <w:t xml:space="preserve"> angrily. “The generals forecasted we </w:t>
+      </w:r>
+      <w:r>
+        <w:t>would</w:t>
+      </w:r>
+      <w:r>
+        <w:t xml:space="preserve"> win the war in less than a month. Then Annie would have been free to marry anyone she wanted.”</w:t>
       </w:r>
     </w:p>
     <w:p>
@@ -64704,6 +64870,7 @@
     </w:p>
     <w:p>
       <w:r>
+        <w:lastRenderedPageBreak/>
         <w:t>“Remember who you are Big Brother,” Carol instructed.</w:t>
       </w:r>
     </w:p>
@@ -64712,7 +64879,6 @@
         <w:rPr>
           <w:i/>
         </w:rPr>
-        <w:lastRenderedPageBreak/>
         <w:t>Remember who I am</w:t>
       </w:r>
       <w:r>
@@ -64819,7 +64985,7 @@
                     <a:blip r:embed="rId18">
                       <a:extLst>
                         <a:ext uri="{28A0092B-C50C-407E-A947-70E740481C1C}">
-                          <a14:useLocalDpi xmlns:a14="http://schemas.microsoft.com/office/drawing/2010/main" xmlns:wps="http://schemas.microsoft.com/office/word/2010/wordprocessingShape" xmlns:wpi="http://schemas.microsoft.com/office/word/2010/wordprocessingInk" xmlns:wpg="http://schemas.microsoft.com/office/word/2010/wordprocessingGroup" xmlns:w16se="http://schemas.microsoft.com/office/word/2015/wordml/symex" xmlns:w15="http://schemas.microsoft.com/office/word/2012/wordml" xmlns:w14="http://schemas.microsoft.com/office/word/2010/wordml" xmlns:w="http://schemas.openxmlformats.org/wordprocessingml/2006/main" xmlns:w10="urn:schemas-microsoft-com:office:word" xmlns:wp14="http://schemas.microsoft.com/office/word/2010/wordprocessingDrawing" xmlns:v="urn:schemas-microsoft-com:vml" xmlns:o="urn:schemas-microsoft-com:office:office" xmlns:aink="http://schemas.microsoft.com/office/drawing/2016/ink" xmlns:mc="http://schemas.openxmlformats.org/markup-compatibility/2006" xmlns:cx8="http://schemas.microsoft.com/office/drawing/2016/5/14/chartex" xmlns:cx7="http://schemas.microsoft.com/office/drawing/2016/5/13/chartex" xmlns:cx6="http://schemas.microsoft.com/office/drawing/2016/5/12/chartex" xmlns:cx5="http://schemas.microsoft.com/office/drawing/2016/5/11/chartex" xmlns:cx4="http://schemas.microsoft.com/office/drawing/2016/5/10/chartex" xmlns:cx3="http://schemas.microsoft.com/office/drawing/2016/5/9/chartex" xmlns:cx2="http://schemas.microsoft.com/office/drawing/2015/10/21/chartex" xmlns:cx1="http://schemas.microsoft.com/office/drawing/2015/9/8/chartex" xmlns:cx="http://schemas.microsoft.com/office/drawing/2014/chartex" xmlns:wpc="http://schemas.microsoft.com/office/word/2010/wordprocessingCanvas" xmlns="" val="0"/>
+                          <a14:useLocalDpi xmlns="" xmlns:wpc="http://schemas.microsoft.com/office/word/2010/wordprocessingCanvas" xmlns:cx="http://schemas.microsoft.com/office/drawing/2014/chartex" xmlns:cx1="http://schemas.microsoft.com/office/drawing/2015/9/8/chartex" xmlns:cx2="http://schemas.microsoft.com/office/drawing/2015/10/21/chartex" xmlns:cx3="http://schemas.microsoft.com/office/drawing/2016/5/9/chartex" xmlns:cx4="http://schemas.microsoft.com/office/drawing/2016/5/10/chartex" xmlns:cx5="http://schemas.microsoft.com/office/drawing/2016/5/11/chartex" xmlns:cx6="http://schemas.microsoft.com/office/drawing/2016/5/12/chartex" xmlns:cx7="http://schemas.microsoft.com/office/drawing/2016/5/13/chartex" xmlns:cx8="http://schemas.microsoft.com/office/drawing/2016/5/14/chartex" xmlns:mc="http://schemas.openxmlformats.org/markup-compatibility/2006" xmlns:aink="http://schemas.microsoft.com/office/drawing/2016/ink" xmlns:o="urn:schemas-microsoft-com:office:office" xmlns:v="urn:schemas-microsoft-com:vml" xmlns:wp14="http://schemas.microsoft.com/office/word/2010/wordprocessingDrawing" xmlns:w10="urn:schemas-microsoft-com:office:word" xmlns:w="http://schemas.openxmlformats.org/wordprocessingml/2006/main" xmlns:w14="http://schemas.microsoft.com/office/word/2010/wordml" xmlns:w15="http://schemas.microsoft.com/office/word/2012/wordml" xmlns:w16se="http://schemas.microsoft.com/office/word/2015/wordml/symex" xmlns:wpg="http://schemas.microsoft.com/office/word/2010/wordprocessingGroup" xmlns:wpi="http://schemas.microsoft.com/office/word/2010/wordprocessingInk" xmlns:wps="http://schemas.microsoft.com/office/word/2010/wordprocessingShape" xmlns:a14="http://schemas.microsoft.com/office/drawing/2010/main" val="0"/>
                         </a:ext>
                       </a:extLst>
                     </a:blip>
@@ -64893,7 +65059,13 @@
         <w:pStyle w:val="Quote2"/>
       </w:pPr>
       <w:r>
-        <w:t>“Dearly Beloved, we are gathered here today in the presence of these witnesses, to join Prince Branden and Princess Annie in matrimony, which is commended to be honorable among all; and therefore – is not by any – to be entered into unadvisedly or lightly – but reverently, discreetly, advisedly and solemnly.</w:t>
+        <w:t xml:space="preserve">“Dearly Beloved, we are gathered here today in the presence of these witnesses, to join Prince Branden and Princess Annie in </w:t>
+      </w:r>
+      <w:r>
+        <w:t xml:space="preserve">holy </w:t>
+      </w:r>
+      <w:r>
+        <w:t>matrimony, which is commended to be honorable among all; and therefore – is not by any – to be entered into unadvisedly or lightly – but reverently, discreetly, advisedly and solemnly.</w:t>
       </w:r>
     </w:p>
     <w:p>
@@ -64997,60 +65169,50 @@
     <w:p>
       <w:r>
         <w:lastRenderedPageBreak/>
-        <w:t>Luke and Philip looked at each other and then burst into laughter.</w:t>
-      </w:r>
-    </w:p>
-    <w:p>
-      <w:r>
-        <w:t xml:space="preserve">“What’s so funny?” </w:t>
-      </w:r>
-      <w:r>
-        <w:t>Jane</w:t>
-      </w:r>
-      <w:r>
-        <w:t xml:space="preserve"> asked, angrily.</w:t>
-      </w:r>
-    </w:p>
-    <w:p>
-      <w:r>
-        <w:t>“Our friend Monty is a native of Genbuland,” Philip explained. “By the way, except for the palace on Genbu’s head, Genbuland is a clothing-optional country.</w:t>
-      </w:r>
-    </w:p>
-    <w:p>
-      <w:r>
-        <w:t>“Monty said the rules governing princesses don’t apply on the island. I didn’t know what that meant at that time but now I do.</w:t>
-      </w:r>
-    </w:p>
-    <w:p>
-      <w:r>
-        <w:t>“Wait a minute. I remember Genbu saying the same thing. It means that Annie isn’t required to marry Prince Branden.”</w:t>
-      </w:r>
-    </w:p>
-    <w:p>
-      <w:r>
-        <w:t xml:space="preserve">“Are you saying Sis can run around </w:t>
-      </w:r>
-      <w:r>
-        <w:t>in her birthday suit</w:t>
-      </w:r>
-      <w:r>
-        <w:t>?” Gus asked in astonishment.</w:t>
-      </w:r>
-    </w:p>
-    <w:p>
-      <w:r>
-        <w:t>“Only on Genbuland,” Carol clarified.</w:t>
-      </w:r>
-    </w:p>
-    <w:p>
-      <w:r>
-        <w:t xml:space="preserve">“I didn’t know that,” </w:t>
-      </w:r>
-      <w:r>
-        <w:t>John</w:t>
-      </w:r>
-      <w:r>
-        <w:t xml:space="preserve"> said with evident relief. “Prince Branden. I officially declare the wedding to be off.”</w:t>
+        <w:t xml:space="preserve">“Annie didn’t expose herself to you,” Luke </w:t>
+      </w:r>
+      <w:r>
+        <w:t>denied</w:t>
+      </w:r>
+      <w:r>
+        <w:t>. “You used deception and then violence to forcefully undress her.</w:t>
+      </w:r>
+    </w:p>
+    <w:p>
+      <w:r>
+        <w:t>“I don’t think Hera would count that.</w:t>
+      </w:r>
+    </w:p>
+    <w:p>
+      <w:r>
+        <w:t>“More importantly, Annie exposed herself to another person, not just once but multiple times.</w:t>
+      </w:r>
+    </w:p>
+    <w:p>
+      <w:r>
+        <w:t>“Your claim on her is null and void.”</w:t>
+      </w:r>
+    </w:p>
+    <w:p>
+      <w:r>
+        <w:t xml:space="preserve">“On both counts Hera has sided with Luke on this,” Cleric </w:t>
+      </w:r>
+      <w:r>
+        <w:t>Mila</w:t>
+      </w:r>
+      <w:r>
+        <w:t xml:space="preserve"> said. “The basis for Prince Brandon’s marri</w:t>
+      </w:r>
+      <w:r>
+        <w:t>age request is null and void.</w:t>
+      </w:r>
+      <w:r>
+        <w:t xml:space="preserve"> Princess Annie is not legally required to marry Prince Brandon.”</w:t>
+      </w:r>
+    </w:p>
+    <w:p>
+      <w:r>
+        <w:t>“Thank you for the clarification,” John said with evident relief. “Prince Branden. I officially declare the wedding to be off.”</w:t>
       </w:r>
     </w:p>
     <w:p>
@@ -65084,31 +65246,27 @@
     </w:p>
     <w:p>
       <w:r>
-        <w:t xml:space="preserve">Carol dragged the family towards Luke. She also </w:t>
-      </w:r>
-      <w:r>
-        <w:t>waved for</w:t>
-      </w:r>
-      <w:r>
-        <w:t xml:space="preserve"> </w:t>
-      </w:r>
-      <w:r>
-        <w:t>the cleric</w:t>
-      </w:r>
-      <w:r>
-        <w:t xml:space="preserve"> </w:t>
-      </w:r>
-      <w:r>
-        <w:t>to</w:t>
-      </w:r>
-      <w:r>
-        <w:t xml:space="preserve"> join them.</w:t>
+        <w:t>Carol dragged the family towards Luke. She also waved for the cleric to join them.</w:t>
+      </w:r>
+    </w:p>
+    <w:p>
+      <w:r>
+        <w:t xml:space="preserve">“The four guardian spirits are required in order to take on the mantle of </w:t>
+      </w:r>
+      <w:r>
+        <w:rPr>
+          <w:rFonts w:asciiTheme="minorHAnsi" w:hAnsiTheme="minorHAnsi" w:cstheme="minorHAnsi"/>
+        </w:rPr>
+        <w:t>Emperor</w:t>
+      </w:r>
+      <w:r>
+        <w:t>, along with the blessings of the gods, including Strength, Compassion, and Wisdom,” Carol explained.</w:t>
       </w:r>
     </w:p>
     <w:p>
       <w:r>
         <w:lastRenderedPageBreak/>
-        <w:t xml:space="preserve">“The four guardian spirits are required in order to take on the mantle of </w:t>
+        <w:t xml:space="preserve">“Guardian spirits, in the name of the </w:t>
       </w:r>
       <w:r>
         <w:rPr>
@@ -65117,424 +65275,402 @@
         <w:t>Emperor</w:t>
       </w:r>
       <w:r>
-        <w:t>, along with the blessings of the gods, including Strength, Compassion, and Wisdom,” Carol explained.</w:t>
-      </w:r>
-    </w:p>
-    <w:p>
-      <w:r>
-        <w:t xml:space="preserve">“Guardian spirits, in the name of the </w:t>
-      </w:r>
-      <w:r>
+        <w:t>, please erect a barrier to prevent Brad from interfering,” Luke said, touching his collar.</w:t>
+      </w:r>
+    </w:p>
+    <w:p>
+      <w:r>
+        <w:t xml:space="preserve">A translucent bubble enfolded the family, Luke and </w:t>
+      </w:r>
+      <w:r>
+        <w:t>Mila</w:t>
+      </w:r>
+      <w:r>
+        <w:t>. Brad’s warriors and wizards attacked the barrier but failed to penetrate it.</w:t>
+      </w:r>
+    </w:p>
+    <w:p>
+      <w:r>
+        <w:t>Luke ignored Brad’s cursing and the shouting of the wizards and warriors.</w:t>
+      </w:r>
+    </w:p>
+    <w:p>
+      <w:r>
+        <w:t>“Annie, do you remember the time I was sleeping in the treehouse and you snuck in to sleep with me?” Luke asked. “Do you remember the fact that you forgot to wear certain items of clothing?”</w:t>
+      </w:r>
+    </w:p>
+    <w:p>
+      <w:r>
+        <w:t>“Did you mean her panties?” Carol asked and giggled.</w:t>
+      </w:r>
+    </w:p>
+    <w:p>
+      <w:r>
+        <w:t xml:space="preserve">Uncle John opened his mouth to </w:t>
+      </w:r>
+      <w:r>
+        <w:t>speak</w:t>
+      </w:r>
+      <w:r>
+        <w:t xml:space="preserve"> but changed his mind. Luke could have claimed Annie at any time, if he had known. All was by will of the gods.</w:t>
+      </w:r>
+    </w:p>
+    <w:p>
+      <w:r>
+        <w:t>Before Annie could make a sarcastic remark, Luke dropped down on one knee and presented her with his grandmother’s wedding ring.</w:t>
+      </w:r>
+    </w:p>
+    <w:p>
+      <w:r>
+        <w:t xml:space="preserve">“Annie, </w:t>
+      </w:r>
+      <w:r>
+        <w:t xml:space="preserve">that night I lost all interest in </w:t>
+      </w:r>
+      <w:r>
+        <w:t>all other women.</w:t>
+      </w:r>
+    </w:p>
+    <w:p>
+      <w:r>
+        <w:t>“Annie</w:t>
+      </w:r>
+      <w:r>
+        <w:t>,</w:t>
+      </w:r>
+      <w:r>
+        <w:t xml:space="preserve"> I have your parents’ permission to marry you, as well as the permission of your brothers and sister. I am also a national hero, so there are no legal reasons not to marry me. Will you wed me and be my empress?”</w:t>
+      </w:r>
+    </w:p>
+    <w:p>
+      <w:r>
+        <w:t>“Say ‘yes’,” Gus said excitedly.</w:t>
+      </w:r>
+    </w:p>
+    <w:p>
+      <w:r>
+        <w:t>Jane placed her hand on Annie’s shoulder and said, “Go ahead dear.”</w:t>
+      </w:r>
+    </w:p>
+    <w:p>
+      <w:r>
+        <w:lastRenderedPageBreak/>
+        <w:t>“It’s the will of the gods,” Carol screamed, jumping up and down.</w:t>
+      </w:r>
+    </w:p>
+    <w:p>
+      <w:pPr>
         <w:rPr>
           <w:rFonts w:asciiTheme="minorHAnsi" w:hAnsiTheme="minorHAnsi" w:cstheme="minorHAnsi"/>
         </w:rPr>
-        <w:t>Emperor</w:t>
-      </w:r>
-      <w:r>
-        <w:t>, please erect a barrier to prevent Brad from interfering,” Luke said, touching his collar.</w:t>
-      </w:r>
-    </w:p>
-    <w:p>
-      <w:r>
-        <w:t xml:space="preserve">A translucent bubble enfolded the family, Luke and </w:t>
-      </w:r>
-      <w:r>
-        <w:t>Mila</w:t>
-      </w:r>
-      <w:r>
-        <w:t>. Brad’s warriors and wizards attacked the barrier but failed to penetrate it.</w:t>
-      </w:r>
-    </w:p>
-    <w:p>
-      <w:r>
-        <w:t>Luke ignored Brad’s cursing and the shouting of the wizards and warriors.</w:t>
-      </w:r>
-    </w:p>
-    <w:p>
-      <w:r>
-        <w:t>“Annie, do you remember the time I was sleeping in the treehouse and you snuck in to sleep with me?” Luke asked. “Do you remember the fact that you forgot to wear certain items of clothing?”</w:t>
-      </w:r>
-    </w:p>
-    <w:p>
-      <w:r>
-        <w:t>“Did you mean her panties?” Carol asked and giggled.</w:t>
-      </w:r>
-    </w:p>
-    <w:p>
-      <w:r>
-        <w:t>Uncle John</w:t>
-      </w:r>
-      <w:r>
-        <w:t xml:space="preserve"> opened his mouth to say something but changed his mind. Luke could have claimed Annie at any time, if he had known. All was by will of the gods.</w:t>
-      </w:r>
-    </w:p>
-    <w:p>
-      <w:r>
-        <w:t>Before Annie could make a sarcastic remark, Luke dropped down on one knee and presented her with his grandmother’s wedding ring.</w:t>
-      </w:r>
-    </w:p>
-    <w:p>
-      <w:r>
-        <w:t>“Annie, when I saw you then I lost interest in all other women.</w:t>
-      </w:r>
-    </w:p>
-    <w:p>
-      <w:r>
-        <w:t>“Annie. I have your parents’ permission to marry you, as well as the permission of your brothers and sister. I am also a national hero, so there are no legal reasons not to marry me. Will you wed me and be my empress?”</w:t>
-      </w:r>
-    </w:p>
-    <w:p>
-      <w:r>
-        <w:t>“Say ‘yes’,” Gus said excitedly.</w:t>
-      </w:r>
-    </w:p>
-    <w:p>
-      <w:r>
+      </w:pPr>
+      <w:r>
+        <w:t>“Annie, Luke has always been the one we wanted you to marry,” John said. “We just couldn’t tell you</w:t>
+      </w:r>
+      <w:r>
+        <w:rPr>
+          <w:rFonts w:asciiTheme="minorHAnsi" w:hAnsiTheme="minorHAnsi" w:cstheme="minorHAnsi"/>
+        </w:rPr>
+        <w:t xml:space="preserve"> until now, by order of the gods.”</w:t>
+      </w:r>
+    </w:p>
+    <w:p>
+      <w:pPr>
+        <w:rPr>
+          <w:rFonts w:asciiTheme="minorHAnsi" w:hAnsiTheme="minorHAnsi" w:cstheme="minorHAnsi"/>
+        </w:rPr>
+      </w:pPr>
+      <w:r>
+        <w:rPr>
+          <w:rFonts w:asciiTheme="minorHAnsi" w:hAnsiTheme="minorHAnsi" w:cstheme="minorHAnsi"/>
+        </w:rPr>
+        <w:t>“I didn’t know you wanted to be Emperor,” Brad exclaimed</w:t>
+      </w:r>
+      <w:r>
+        <w:rPr>
+          <w:rFonts w:asciiTheme="minorHAnsi" w:hAnsiTheme="minorHAnsi" w:cstheme="minorHAnsi"/>
+        </w:rPr>
+        <w:t xml:space="preserve"> </w:t>
+      </w:r>
+      <w:r>
+        <w:rPr>
+          <w:rFonts w:asciiTheme="minorHAnsi" w:hAnsiTheme="minorHAnsi" w:cstheme="minorHAnsi"/>
+        </w:rPr>
+        <w:t>from outside the bubble.</w:t>
+      </w:r>
+    </w:p>
+    <w:p>
+      <w:pPr>
+        <w:rPr>
+          <w:rFonts w:asciiTheme="minorHAnsi" w:hAnsiTheme="minorHAnsi" w:cstheme="minorHAnsi"/>
+        </w:rPr>
+      </w:pPr>
+      <w:r>
+        <w:rPr>
+          <w:rFonts w:asciiTheme="minorHAnsi" w:hAnsiTheme="minorHAnsi" w:cstheme="minorHAnsi"/>
+        </w:rPr>
+        <w:t xml:space="preserve">“Yes </w:t>
+      </w:r>
+      <w:r>
+        <w:rPr>
+          <w:rFonts w:asciiTheme="minorHAnsi" w:hAnsiTheme="minorHAnsi" w:cstheme="minorHAnsi"/>
+        </w:rPr>
+        <w:t>I’ll marry you</w:t>
+      </w:r>
+      <w:r>
+        <w:rPr>
+          <w:rFonts w:asciiTheme="minorHAnsi" w:hAnsiTheme="minorHAnsi" w:cstheme="minorHAnsi"/>
+        </w:rPr>
+        <w:t xml:space="preserve">,” Annie said excitedly with a flushed face. “I always knew no one else but you </w:t>
+      </w:r>
+      <w:r>
+        <w:rPr>
+          <w:rFonts w:asciiTheme="minorHAnsi" w:hAnsiTheme="minorHAnsi" w:cstheme="minorHAnsi"/>
+        </w:rPr>
+        <w:t xml:space="preserve">were </w:t>
+      </w:r>
+      <w:r>
+        <w:rPr>
+          <w:rFonts w:asciiTheme="minorHAnsi" w:hAnsiTheme="minorHAnsi" w:cstheme="minorHAnsi"/>
+        </w:rPr>
+        <w:t>qualified. I’m just glad I’m not marrying an idiot.”</w:t>
+      </w:r>
+    </w:p>
+    <w:p>
+      <w:pPr>
+        <w:rPr>
+          <w:rFonts w:asciiTheme="minorHAnsi" w:hAnsiTheme="minorHAnsi" w:cstheme="minorHAnsi"/>
+        </w:rPr>
+      </w:pPr>
+      <w:r>
+        <w:rPr>
+          <w:rFonts w:asciiTheme="minorHAnsi" w:hAnsiTheme="minorHAnsi" w:cstheme="minorHAnsi"/>
+        </w:rPr>
+        <w:t>“Hey!” Brad grumbled</w:t>
+      </w:r>
+      <w:r>
+        <w:rPr>
+          <w:rFonts w:asciiTheme="minorHAnsi" w:hAnsiTheme="minorHAnsi" w:cstheme="minorHAnsi"/>
+        </w:rPr>
+        <w:t>, offended</w:t>
+      </w:r>
+      <w:r>
+        <w:rPr>
+          <w:rFonts w:asciiTheme="minorHAnsi" w:hAnsiTheme="minorHAnsi" w:cstheme="minorHAnsi"/>
+        </w:rPr>
+        <w:t>.</w:t>
+      </w:r>
+    </w:p>
+    <w:p>
+      <w:pPr>
+        <w:rPr>
+          <w:rFonts w:asciiTheme="minorHAnsi" w:hAnsiTheme="minorHAnsi" w:cstheme="minorHAnsi"/>
+        </w:rPr>
+      </w:pPr>
+      <w:r>
+        <w:rPr>
+          <w:rFonts w:asciiTheme="minorHAnsi" w:hAnsiTheme="minorHAnsi" w:cstheme="minorHAnsi"/>
+        </w:rPr>
+        <w:t xml:space="preserve">While still kneeling, Luke turned to Brad and said, “Brad, I think you misunderstood the </w:t>
+      </w:r>
+      <w:r>
+        <w:rPr>
+          <w:rFonts w:asciiTheme="minorHAnsi" w:hAnsiTheme="minorHAnsi" w:cstheme="minorHAnsi"/>
+        </w:rPr>
+        <w:t>prophecy</w:t>
+      </w:r>
+      <w:r>
+        <w:rPr>
+          <w:rFonts w:asciiTheme="minorHAnsi" w:hAnsiTheme="minorHAnsi" w:cstheme="minorHAnsi"/>
+        </w:rPr>
+        <w:t>.</w:t>
+      </w:r>
+    </w:p>
+    <w:p>
+      <w:pPr>
+        <w:rPr>
+          <w:rFonts w:asciiTheme="minorHAnsi" w:hAnsiTheme="minorHAnsi" w:cstheme="minorHAnsi"/>
+        </w:rPr>
+      </w:pPr>
+      <w:r>
+        <w:rPr>
+          <w:rFonts w:asciiTheme="minorHAnsi" w:hAnsiTheme="minorHAnsi" w:cstheme="minorHAnsi"/>
+        </w:rPr>
+        <w:t xml:space="preserve">“The </w:t>
+      </w:r>
+      <w:r>
+        <w:rPr>
+          <w:rFonts w:asciiTheme="minorHAnsi" w:hAnsiTheme="minorHAnsi" w:cstheme="minorHAnsi"/>
+        </w:rPr>
+        <w:t xml:space="preserve">prophecy </w:t>
+      </w:r>
+      <w:r>
+        <w:rPr>
+          <w:rFonts w:asciiTheme="minorHAnsi" w:hAnsiTheme="minorHAnsi" w:cstheme="minorHAnsi"/>
+        </w:rPr>
+        <w:t>said that Annie is destined to marry the Emperor. That didn’t mean marrying her would automatically make you or me or anyone</w:t>
+      </w:r>
+      <w:r>
+        <w:rPr>
+          <w:rFonts w:asciiTheme="minorHAnsi" w:hAnsiTheme="minorHAnsi" w:cstheme="minorHAnsi"/>
+        </w:rPr>
+        <w:t xml:space="preserve"> </w:t>
+      </w:r>
+      <w:r>
+        <w:rPr>
+          <w:rFonts w:asciiTheme="minorHAnsi" w:hAnsiTheme="minorHAnsi" w:cstheme="minorHAnsi"/>
+        </w:rPr>
+        <w:t xml:space="preserve">Emperor. That’s just stupid. The gods don’t operate that way. Instead it meant </w:t>
+      </w:r>
+      <w:r>
+        <w:rPr>
+          <w:rFonts w:asciiTheme="minorHAnsi" w:hAnsiTheme="minorHAnsi" w:cstheme="minorHAnsi"/>
+        </w:rPr>
+        <w:t xml:space="preserve">that </w:t>
+      </w:r>
+      <w:r>
+        <w:rPr>
+          <w:rFonts w:asciiTheme="minorHAnsi" w:hAnsiTheme="minorHAnsi" w:cstheme="minorHAnsi"/>
+        </w:rPr>
+        <w:t>she was destined to marry me.</w:t>
+      </w:r>
+    </w:p>
+    <w:p>
+      <w:pPr>
+        <w:rPr>
+          <w:rFonts w:asciiTheme="minorHAnsi" w:hAnsiTheme="minorHAnsi" w:cstheme="minorHAnsi"/>
+        </w:rPr>
+      </w:pPr>
+      <w:r>
+        <w:rPr>
+          <w:rFonts w:asciiTheme="minorHAnsi" w:hAnsiTheme="minorHAnsi" w:cstheme="minorHAnsi"/>
+        </w:rPr>
+        <w:t xml:space="preserve">“For the record, I never wanted to be emperor. </w:t>
+      </w:r>
+      <w:r>
+        <w:rPr>
+          <w:rFonts w:asciiTheme="minorHAnsi" w:hAnsiTheme="minorHAnsi" w:cstheme="minorHAnsi"/>
+        </w:rPr>
+        <w:t>The gods chose me for reasons of their own</w:t>
+      </w:r>
+      <w:r>
+        <w:rPr>
+          <w:rFonts w:asciiTheme="minorHAnsi" w:hAnsiTheme="minorHAnsi" w:cstheme="minorHAnsi"/>
+        </w:rPr>
+        <w:t>. Being emperor is a pain.</w:t>
+      </w:r>
+      <w:r>
+        <w:rPr>
+          <w:rFonts w:asciiTheme="minorHAnsi" w:hAnsiTheme="minorHAnsi" w:cstheme="minorHAnsi"/>
+        </w:rPr>
+        <w:t>”</w:t>
+      </w:r>
+    </w:p>
+    <w:p>
+      <w:pPr>
+        <w:rPr>
+          <w:rFonts w:asciiTheme="minorHAnsi" w:hAnsiTheme="minorHAnsi" w:cstheme="minorHAnsi"/>
+        </w:rPr>
+      </w:pPr>
+      <w:r>
+        <w:rPr>
+          <w:rFonts w:asciiTheme="minorHAnsi" w:hAnsiTheme="minorHAnsi" w:cstheme="minorHAnsi"/>
+        </w:rPr>
+        <w:t xml:space="preserve">Luke paused and then added, “Everything became clear an hour ago, when I realized </w:t>
+      </w:r>
+      <w:r>
+        <w:rPr>
+          <w:rFonts w:asciiTheme="minorHAnsi" w:hAnsiTheme="minorHAnsi" w:cstheme="minorHAnsi"/>
+        </w:rPr>
+        <w:t>that Annie was in love with me.</w:t>
+      </w:r>
+    </w:p>
+    <w:p>
+      <w:pPr>
+        <w:rPr>
+          <w:rFonts w:asciiTheme="minorHAnsi" w:hAnsiTheme="minorHAnsi" w:cstheme="minorHAnsi"/>
+        </w:rPr>
+      </w:pPr>
+      <w:r>
+        <w:rPr>
+          <w:rFonts w:asciiTheme="minorHAnsi" w:hAnsiTheme="minorHAnsi" w:cstheme="minorHAnsi"/>
+        </w:rPr>
+        <w:t>“I now know who I am.”</w:t>
+      </w:r>
+    </w:p>
+    <w:p>
+      <w:pPr>
+        <w:rPr>
+          <w:rFonts w:asciiTheme="minorHAnsi" w:hAnsiTheme="minorHAnsi" w:cstheme="minorHAnsi"/>
+        </w:rPr>
+      </w:pPr>
+      <w:r>
+        <w:rPr>
+          <w:rFonts w:asciiTheme="minorHAnsi" w:hAnsiTheme="minorHAnsi" w:cstheme="minorHAnsi"/>
+        </w:rPr>
+        <w:t>Carol touched Luke’s forehead and changed his crest. She then removed Luke’s collar and placed it on his head</w:t>
+      </w:r>
+      <w:r>
+        <w:rPr>
+          <w:rFonts w:asciiTheme="minorHAnsi" w:hAnsiTheme="minorHAnsi" w:cstheme="minorHAnsi"/>
+        </w:rPr>
+        <w:t>, where</w:t>
+      </w:r>
+      <w:r>
+        <w:rPr>
+          <w:rFonts w:asciiTheme="minorHAnsi" w:hAnsiTheme="minorHAnsi" w:cstheme="minorHAnsi"/>
+        </w:rPr>
+        <w:t xml:space="preserve"> it changed into </w:t>
+      </w:r>
+      <w:r>
+        <w:rPr>
+          <w:rFonts w:asciiTheme="minorHAnsi" w:hAnsiTheme="minorHAnsi" w:cstheme="minorHAnsi"/>
+        </w:rPr>
+        <w:t xml:space="preserve">the Emperor’s </w:t>
+      </w:r>
+      <w:r>
+        <w:rPr>
+          <w:rFonts w:asciiTheme="minorHAnsi" w:hAnsiTheme="minorHAnsi" w:cstheme="minorHAnsi"/>
+        </w:rPr>
+        <w:t>crown.</w:t>
+      </w:r>
+      <w:r>
+        <w:rPr>
+          <w:rFonts w:asciiTheme="minorHAnsi" w:hAnsiTheme="minorHAnsi" w:cstheme="minorHAnsi"/>
+        </w:rPr>
+        <w:t xml:space="preserve"> “By the authority of the gods, in the presence these assembled, I crown you Emperor.”</w:t>
+      </w:r>
+    </w:p>
+    <w:p>
+      <w:pPr>
+        <w:rPr>
+          <w:rFonts w:asciiTheme="minorHAnsi" w:hAnsiTheme="minorHAnsi" w:cstheme="minorHAnsi"/>
+        </w:rPr>
+      </w:pPr>
+      <w:r>
+        <w:rPr>
+          <w:rFonts w:asciiTheme="minorHAnsi" w:hAnsiTheme="minorHAnsi" w:cstheme="minorHAnsi"/>
+        </w:rPr>
+        <w:t>“You know Carol, I think I prefer a co</w:t>
+      </w:r>
+      <w:r>
+        <w:rPr>
+          <w:rFonts w:asciiTheme="minorHAnsi" w:hAnsiTheme="minorHAnsi" w:cstheme="minorHAnsi"/>
+        </w:rPr>
+        <w:t>llar,” Luke said.</w:t>
+      </w:r>
+    </w:p>
+    <w:p>
+      <w:pPr>
+        <w:rPr>
+          <w:rFonts w:asciiTheme="minorHAnsi" w:hAnsiTheme="minorHAnsi" w:cstheme="minorHAnsi"/>
+        </w:rPr>
+      </w:pPr>
+      <w:r>
+        <w:rPr>
+          <w:rFonts w:asciiTheme="minorHAnsi" w:hAnsiTheme="minorHAnsi" w:cstheme="minorHAnsi"/>
+        </w:rPr>
         <w:lastRenderedPageBreak/>
-        <w:t>Jane</w:t>
-      </w:r>
-      <w:r>
-        <w:t xml:space="preserve"> placed her hand on Annie’s shou</w:t>
-      </w:r>
-      <w:r>
-        <w:t>lder and said, “Go ahead dear.”</w:t>
-      </w:r>
-    </w:p>
-    <w:p>
-      <w:r>
-        <w:t>“It’s the will of the gods,” Carol screamed, jumping up and down.</w:t>
-      </w:r>
-    </w:p>
-    <w:p>
-      <w:pPr>
-        <w:rPr>
-          <w:rFonts w:asciiTheme="minorHAnsi" w:hAnsiTheme="minorHAnsi" w:cstheme="minorHAnsi"/>
-        </w:rPr>
-      </w:pPr>
-      <w:r>
-        <w:t xml:space="preserve">“Annie, Luke has always been the one we wanted you to marry,” </w:t>
-      </w:r>
-      <w:r>
-        <w:t>John</w:t>
-      </w:r>
-      <w:r>
-        <w:t xml:space="preserve"> said. “We just couldn’t tell you</w:t>
-      </w:r>
-      <w:r>
-        <w:rPr>
-          <w:rFonts w:asciiTheme="minorHAnsi" w:hAnsiTheme="minorHAnsi" w:cstheme="minorHAnsi"/>
-        </w:rPr>
-        <w:t xml:space="preserve"> until now, by order of the gods.”</w:t>
-      </w:r>
-    </w:p>
-    <w:p>
-      <w:pPr>
-        <w:rPr>
-          <w:rFonts w:asciiTheme="minorHAnsi" w:hAnsiTheme="minorHAnsi" w:cstheme="minorHAnsi"/>
-        </w:rPr>
-      </w:pPr>
-      <w:r>
-        <w:rPr>
-          <w:rFonts w:asciiTheme="minorHAnsi" w:hAnsiTheme="minorHAnsi" w:cstheme="minorHAnsi"/>
-        </w:rPr>
-        <w:t>“I didn’t know you wanted to be Emperor,” Brad exclaimed</w:t>
-      </w:r>
-      <w:r>
-        <w:rPr>
-          <w:rFonts w:asciiTheme="minorHAnsi" w:hAnsiTheme="minorHAnsi" w:cstheme="minorHAnsi"/>
-        </w:rPr>
-        <w:t xml:space="preserve"> </w:t>
-      </w:r>
-      <w:r>
-        <w:rPr>
-          <w:rFonts w:asciiTheme="minorHAnsi" w:hAnsiTheme="minorHAnsi" w:cstheme="minorHAnsi"/>
-        </w:rPr>
-        <w:t>from outside the bubble.</w:t>
-      </w:r>
-    </w:p>
-    <w:p>
-      <w:pPr>
-        <w:rPr>
-          <w:rFonts w:asciiTheme="minorHAnsi" w:hAnsiTheme="minorHAnsi" w:cstheme="minorHAnsi"/>
-        </w:rPr>
-      </w:pPr>
-      <w:r>
-        <w:rPr>
-          <w:rFonts w:asciiTheme="minorHAnsi" w:hAnsiTheme="minorHAnsi" w:cstheme="minorHAnsi"/>
-        </w:rPr>
-        <w:t xml:space="preserve">“Yes </w:t>
-      </w:r>
-      <w:r>
-        <w:rPr>
-          <w:rFonts w:asciiTheme="minorHAnsi" w:hAnsiTheme="minorHAnsi" w:cstheme="minorHAnsi"/>
-        </w:rPr>
-        <w:t>I’ll marry you</w:t>
-      </w:r>
-      <w:r>
-        <w:rPr>
-          <w:rFonts w:asciiTheme="minorHAnsi" w:hAnsiTheme="minorHAnsi" w:cstheme="minorHAnsi"/>
-        </w:rPr>
-        <w:t xml:space="preserve">,” Annie said excitedly with a flushed face. “I always </w:t>
-      </w:r>
-      <w:r>
-        <w:rPr>
-          <w:rFonts w:asciiTheme="minorHAnsi" w:hAnsiTheme="minorHAnsi" w:cstheme="minorHAnsi"/>
-        </w:rPr>
-        <w:t>knew</w:t>
-      </w:r>
-      <w:r>
-        <w:rPr>
-          <w:rFonts w:asciiTheme="minorHAnsi" w:hAnsiTheme="minorHAnsi" w:cstheme="minorHAnsi"/>
-        </w:rPr>
-        <w:t xml:space="preserve"> no one else but you </w:t>
-      </w:r>
-      <w:r>
-        <w:rPr>
-          <w:rFonts w:asciiTheme="minorHAnsi" w:hAnsiTheme="minorHAnsi" w:cstheme="minorHAnsi"/>
-        </w:rPr>
-        <w:t>were</w:t>
-      </w:r>
-      <w:r>
-        <w:rPr>
-          <w:rFonts w:asciiTheme="minorHAnsi" w:hAnsiTheme="minorHAnsi" w:cstheme="minorHAnsi"/>
-        </w:rPr>
-        <w:t xml:space="preserve"> </w:t>
-      </w:r>
-      <w:r>
-        <w:rPr>
-          <w:rFonts w:asciiTheme="minorHAnsi" w:hAnsiTheme="minorHAnsi" w:cstheme="minorHAnsi"/>
-        </w:rPr>
-        <w:t>qualified. I’m just glad I’m not marrying an idiot.”</w:t>
-      </w:r>
-    </w:p>
-    <w:p>
-      <w:pPr>
-        <w:rPr>
-          <w:rFonts w:asciiTheme="minorHAnsi" w:hAnsiTheme="minorHAnsi" w:cstheme="minorHAnsi"/>
-        </w:rPr>
-      </w:pPr>
-      <w:r>
-        <w:rPr>
-          <w:rFonts w:asciiTheme="minorHAnsi" w:hAnsiTheme="minorHAnsi" w:cstheme="minorHAnsi"/>
-        </w:rPr>
-        <w:t>“Hey!” Brad grumbled</w:t>
-      </w:r>
-      <w:r>
-        <w:rPr>
-          <w:rFonts w:asciiTheme="minorHAnsi" w:hAnsiTheme="minorHAnsi" w:cstheme="minorHAnsi"/>
-        </w:rPr>
-        <w:t>, offended</w:t>
-      </w:r>
-      <w:r>
-        <w:rPr>
-          <w:rFonts w:asciiTheme="minorHAnsi" w:hAnsiTheme="minorHAnsi" w:cstheme="minorHAnsi"/>
-        </w:rPr>
-        <w:t>.</w:t>
-      </w:r>
-    </w:p>
-    <w:p>
-      <w:pPr>
-        <w:rPr>
-          <w:rFonts w:asciiTheme="minorHAnsi" w:hAnsiTheme="minorHAnsi" w:cstheme="minorHAnsi"/>
-        </w:rPr>
-      </w:pPr>
-      <w:r>
-        <w:rPr>
-          <w:rFonts w:asciiTheme="minorHAnsi" w:hAnsiTheme="minorHAnsi" w:cstheme="minorHAnsi"/>
-        </w:rPr>
-        <w:t xml:space="preserve">While still kneeling, Luke turned to Brad and said, “Brad, I think you misunderstood the </w:t>
-      </w:r>
-      <w:r>
-        <w:rPr>
-          <w:rFonts w:asciiTheme="minorHAnsi" w:hAnsiTheme="minorHAnsi" w:cstheme="minorHAnsi"/>
-        </w:rPr>
-        <w:t>prophecy</w:t>
-      </w:r>
-      <w:r>
-        <w:rPr>
-          <w:rFonts w:asciiTheme="minorHAnsi" w:hAnsiTheme="minorHAnsi" w:cstheme="minorHAnsi"/>
-        </w:rPr>
-        <w:t>.</w:t>
-      </w:r>
-    </w:p>
-    <w:p>
-      <w:pPr>
-        <w:rPr>
-          <w:rFonts w:asciiTheme="minorHAnsi" w:hAnsiTheme="minorHAnsi" w:cstheme="minorHAnsi"/>
-        </w:rPr>
-      </w:pPr>
-      <w:r>
-        <w:rPr>
-          <w:rFonts w:asciiTheme="minorHAnsi" w:hAnsiTheme="minorHAnsi" w:cstheme="minorHAnsi"/>
-        </w:rPr>
-        <w:t xml:space="preserve">“The </w:t>
-      </w:r>
-      <w:r>
-        <w:rPr>
-          <w:rFonts w:asciiTheme="minorHAnsi" w:hAnsiTheme="minorHAnsi" w:cstheme="minorHAnsi"/>
-        </w:rPr>
-        <w:t xml:space="preserve">prophecy </w:t>
-      </w:r>
-      <w:r>
-        <w:rPr>
-          <w:rFonts w:asciiTheme="minorHAnsi" w:hAnsiTheme="minorHAnsi" w:cstheme="minorHAnsi"/>
-        </w:rPr>
-        <w:t>said that Annie is destined to marry the Emperor. That didn’t mean marrying her would automatically make you or me or anyone</w:t>
-      </w:r>
-      <w:r>
-        <w:rPr>
-          <w:rFonts w:asciiTheme="minorHAnsi" w:hAnsiTheme="minorHAnsi" w:cstheme="minorHAnsi"/>
-        </w:rPr>
-        <w:t xml:space="preserve"> </w:t>
-      </w:r>
-      <w:r>
-        <w:rPr>
-          <w:rFonts w:asciiTheme="minorHAnsi" w:hAnsiTheme="minorHAnsi" w:cstheme="minorHAnsi"/>
-        </w:rPr>
-        <w:t xml:space="preserve">Emperor. That’s just stupid. The gods don’t operate that way. Instead it meant </w:t>
-      </w:r>
-      <w:r>
-        <w:rPr>
-          <w:rFonts w:asciiTheme="minorHAnsi" w:hAnsiTheme="minorHAnsi" w:cstheme="minorHAnsi"/>
-        </w:rPr>
-        <w:t xml:space="preserve">that </w:t>
-      </w:r>
-      <w:r>
-        <w:rPr>
-          <w:rFonts w:asciiTheme="minorHAnsi" w:hAnsiTheme="minorHAnsi" w:cstheme="minorHAnsi"/>
-        </w:rPr>
-        <w:t>she was destined to marry me.</w:t>
-      </w:r>
-    </w:p>
-    <w:p>
-      <w:pPr>
-        <w:rPr>
-          <w:rFonts w:asciiTheme="minorHAnsi" w:hAnsiTheme="minorHAnsi" w:cstheme="minorHAnsi"/>
-        </w:rPr>
-      </w:pPr>
-      <w:r>
-        <w:rPr>
-          <w:rFonts w:asciiTheme="minorHAnsi" w:hAnsiTheme="minorHAnsi" w:cstheme="minorHAnsi"/>
-        </w:rPr>
-        <w:t xml:space="preserve">“For the record, I never wanted to be emperor. </w:t>
-      </w:r>
-      <w:r>
-        <w:rPr>
-          <w:rFonts w:asciiTheme="minorHAnsi" w:hAnsiTheme="minorHAnsi" w:cstheme="minorHAnsi"/>
-        </w:rPr>
-        <w:t xml:space="preserve">The job was forced on me. </w:t>
-      </w:r>
-      <w:r>
-        <w:rPr>
-          <w:rFonts w:asciiTheme="minorHAnsi" w:hAnsiTheme="minorHAnsi" w:cstheme="minorHAnsi"/>
-        </w:rPr>
-        <w:t>Being emperor is a pain.</w:t>
-      </w:r>
-      <w:r>
-        <w:rPr>
-          <w:rFonts w:asciiTheme="minorHAnsi" w:hAnsiTheme="minorHAnsi" w:cstheme="minorHAnsi"/>
-        </w:rPr>
-        <w:t>”</w:t>
-      </w:r>
-    </w:p>
-    <w:p>
-      <w:pPr>
-        <w:rPr>
-          <w:rFonts w:asciiTheme="minorHAnsi" w:hAnsiTheme="minorHAnsi" w:cstheme="minorHAnsi"/>
-        </w:rPr>
-      </w:pPr>
-      <w:r>
-        <w:rPr>
-          <w:rFonts w:asciiTheme="minorHAnsi" w:hAnsiTheme="minorHAnsi" w:cstheme="minorHAnsi"/>
-        </w:rPr>
-        <w:t xml:space="preserve">Luke paused and then added, “Everything became clear an hour ago, when I </w:t>
-      </w:r>
-      <w:r>
-        <w:rPr>
-          <w:rFonts w:asciiTheme="minorHAnsi" w:hAnsiTheme="minorHAnsi" w:cstheme="minorHAnsi"/>
-        </w:rPr>
-        <w:t>realized</w:t>
-      </w:r>
-      <w:r>
-        <w:rPr>
-          <w:rFonts w:asciiTheme="minorHAnsi" w:hAnsiTheme="minorHAnsi" w:cstheme="minorHAnsi"/>
-        </w:rPr>
-        <w:t xml:space="preserve"> that Annie was in love with me.”</w:t>
-      </w:r>
-    </w:p>
-    <w:p>
-      <w:pPr>
-        <w:rPr>
-          <w:rFonts w:asciiTheme="minorHAnsi" w:hAnsiTheme="minorHAnsi" w:cstheme="minorHAnsi"/>
-        </w:rPr>
-      </w:pPr>
-      <w:r>
-        <w:rPr>
-          <w:rFonts w:asciiTheme="minorHAnsi" w:hAnsiTheme="minorHAnsi" w:cstheme="minorHAnsi"/>
-        </w:rPr>
-        <w:t>Carol touched Luke’s forehead and changed his crest. She then removed Luke’s collar and placed it on his head</w:t>
-      </w:r>
-      <w:r>
-        <w:rPr>
-          <w:rFonts w:asciiTheme="minorHAnsi" w:hAnsiTheme="minorHAnsi" w:cstheme="minorHAnsi"/>
-        </w:rPr>
-        <w:t>, where</w:t>
-      </w:r>
-      <w:r>
-        <w:rPr>
-          <w:rFonts w:asciiTheme="minorHAnsi" w:hAnsiTheme="minorHAnsi" w:cstheme="minorHAnsi"/>
-        </w:rPr>
-        <w:t xml:space="preserve"> it changed into </w:t>
-      </w:r>
-      <w:r>
-        <w:rPr>
-          <w:rFonts w:asciiTheme="minorHAnsi" w:hAnsiTheme="minorHAnsi" w:cstheme="minorHAnsi"/>
-        </w:rPr>
-        <w:t xml:space="preserve">the Emperor’s </w:t>
-      </w:r>
-      <w:r>
-        <w:rPr>
-          <w:rFonts w:asciiTheme="minorHAnsi" w:hAnsiTheme="minorHAnsi" w:cstheme="minorHAnsi"/>
-        </w:rPr>
-        <w:t>crown.</w:t>
-      </w:r>
-      <w:r>
-        <w:rPr>
-          <w:rFonts w:asciiTheme="minorHAnsi" w:hAnsiTheme="minorHAnsi" w:cstheme="minorHAnsi"/>
-        </w:rPr>
-        <w:t xml:space="preserve"> “By the authority of the gods, in the presence these assembled, I crown you Emperor.”</w:t>
-      </w:r>
-    </w:p>
-    <w:p>
-      <w:pPr>
-        <w:rPr>
-          <w:rFonts w:asciiTheme="minorHAnsi" w:hAnsiTheme="minorHAnsi" w:cstheme="minorHAnsi"/>
-        </w:rPr>
-      </w:pPr>
-      <w:r>
-        <w:rPr>
-          <w:rFonts w:asciiTheme="minorHAnsi" w:hAnsiTheme="minorHAnsi" w:cstheme="minorHAnsi"/>
-        </w:rPr>
-        <w:lastRenderedPageBreak/>
-        <w:t>“You know Carol, I think I prefer a co</w:t>
-      </w:r>
-      <w:r>
-        <w:rPr>
-          <w:rFonts w:asciiTheme="minorHAnsi" w:hAnsiTheme="minorHAnsi" w:cstheme="minorHAnsi"/>
-        </w:rPr>
-        <w:t>llar,” Luke said.</w:t>
-      </w:r>
-    </w:p>
-    <w:p>
-      <w:pPr>
-        <w:rPr>
-          <w:rFonts w:asciiTheme="minorHAnsi" w:hAnsiTheme="minorHAnsi" w:cstheme="minorHAnsi"/>
-        </w:rPr>
-      </w:pPr>
-      <w:r>
-        <w:rPr>
-          <w:rFonts w:asciiTheme="minorHAnsi" w:hAnsiTheme="minorHAnsi" w:cstheme="minorHAnsi"/>
-        </w:rPr>
         <w:t xml:space="preserve">Carol giggled. She </w:t>
       </w:r>
       <w:r>
@@ -65622,14 +65758,7 @@
           <w:rFonts w:asciiTheme="minorHAnsi" w:hAnsiTheme="minorHAnsi" w:cstheme="minorHAnsi"/>
           <w:szCs w:val="24"/>
         </w:rPr>
-        <w:t xml:space="preserve"> </w:t>
-      </w:r>
-      <w:r>
-        <w:rPr>
-          <w:rFonts w:asciiTheme="minorHAnsi" w:hAnsiTheme="minorHAnsi" w:cstheme="minorHAnsi"/>
-          <w:szCs w:val="24"/>
-        </w:rPr>
-        <w:t>objects.”</w:t>
+        <w:t xml:space="preserve"> objects.”</w:t>
       </w:r>
     </w:p>
     <w:p>
@@ -65646,40 +65775,109 @@
           <w:color w:val="000000"/>
           <w:szCs w:val="24"/>
         </w:rPr>
-        <w:t>Brad opened his mouth to say something but changed his mind. He knew he had lost.</w:t>
-      </w:r>
-    </w:p>
-    <w:p>
-      <w:pPr>
+        <w:t xml:space="preserve">Brad opened his mouth to </w:t>
+      </w:r>
+      <w:r>
         <w:rPr>
           <w:rFonts w:asciiTheme="minorHAnsi" w:hAnsiTheme="minorHAnsi" w:cstheme="minorHAnsi"/>
           <w:color w:val="000000"/>
           <w:szCs w:val="24"/>
         </w:rPr>
-      </w:pPr>
+        <w:t>argue</w:t>
+      </w:r>
       <w:r>
         <w:rPr>
           <w:rFonts w:asciiTheme="minorHAnsi" w:hAnsiTheme="minorHAnsi" w:cstheme="minorHAnsi"/>
           <w:color w:val="000000"/>
           <w:szCs w:val="24"/>
         </w:rPr>
-        <w:t>“Brad, will you surrender, and submit yourself to the judgment of the gods?” Luke asked.</w:t>
-      </w:r>
-    </w:p>
-    <w:p>
-      <w:pPr>
-        <w:rPr>
-          <w:rFonts w:asciiTheme="minorHAnsi" w:hAnsiTheme="minorHAnsi" w:cstheme="minorHAnsi"/>
-          <w:szCs w:val="24"/>
-        </w:rPr>
-      </w:pPr>
+        <w:t xml:space="preserve"> </w:t>
+      </w:r>
       <w:r>
         <w:rPr>
           <w:rFonts w:asciiTheme="minorHAnsi" w:hAnsiTheme="minorHAnsi" w:cstheme="minorHAnsi"/>
           <w:color w:val="000000"/>
           <w:szCs w:val="24"/>
         </w:rPr>
-        <w:t>“Yes I surrender,” Brad said. “You have won.”</w:t>
+        <w:t>and stopped</w:t>
+      </w:r>
+      <w:r>
+        <w:rPr>
+          <w:rFonts w:asciiTheme="minorHAnsi" w:hAnsiTheme="minorHAnsi" w:cstheme="minorHAnsi"/>
+          <w:color w:val="000000"/>
+          <w:szCs w:val="24"/>
+        </w:rPr>
+        <w:t xml:space="preserve">. </w:t>
+      </w:r>
+      <w:r>
+        <w:rPr>
+          <w:rFonts w:asciiTheme="minorHAnsi" w:hAnsiTheme="minorHAnsi" w:cstheme="minorHAnsi"/>
+          <w:color w:val="000000"/>
+          <w:szCs w:val="24"/>
+        </w:rPr>
+        <w:t>Staring at Luke’s crest, h</w:t>
+      </w:r>
+      <w:r>
+        <w:rPr>
+          <w:rFonts w:asciiTheme="minorHAnsi" w:hAnsiTheme="minorHAnsi" w:cstheme="minorHAnsi"/>
+          <w:color w:val="000000"/>
+          <w:szCs w:val="24"/>
+        </w:rPr>
+        <w:t>e knew he had lost.</w:t>
+      </w:r>
+    </w:p>
+    <w:p>
+      <w:pPr>
+        <w:rPr>
+          <w:rFonts w:asciiTheme="minorHAnsi" w:hAnsiTheme="minorHAnsi" w:cstheme="minorHAnsi"/>
+          <w:color w:val="000000"/>
+          <w:szCs w:val="24"/>
+        </w:rPr>
+      </w:pPr>
+      <w:r>
+        <w:rPr>
+          <w:rFonts w:asciiTheme="minorHAnsi" w:hAnsiTheme="minorHAnsi" w:cstheme="minorHAnsi"/>
+          <w:color w:val="000000"/>
+          <w:szCs w:val="24"/>
+        </w:rPr>
+        <w:t>“Brad, will you surrender and submit yourself to the judgment of the gods?” Luke asked.</w:t>
+      </w:r>
+    </w:p>
+    <w:p>
+      <w:pPr>
+        <w:rPr>
+          <w:rFonts w:asciiTheme="minorHAnsi" w:hAnsiTheme="minorHAnsi" w:cstheme="minorHAnsi"/>
+          <w:szCs w:val="24"/>
+        </w:rPr>
+      </w:pPr>
+      <w:r>
+        <w:rPr>
+          <w:rFonts w:asciiTheme="minorHAnsi" w:hAnsiTheme="minorHAnsi" w:cstheme="minorHAnsi"/>
+          <w:color w:val="000000"/>
+          <w:szCs w:val="24"/>
+        </w:rPr>
+        <w:t xml:space="preserve">“Yes I surrender,” Brad </w:t>
+      </w:r>
+      <w:r>
+        <w:rPr>
+          <w:rFonts w:asciiTheme="minorHAnsi" w:hAnsiTheme="minorHAnsi" w:cstheme="minorHAnsi"/>
+          <w:color w:val="000000"/>
+          <w:szCs w:val="24"/>
+        </w:rPr>
+        <w:t>conceded</w:t>
+      </w:r>
+      <w:r>
+        <w:rPr>
+          <w:rFonts w:asciiTheme="minorHAnsi" w:hAnsiTheme="minorHAnsi" w:cstheme="minorHAnsi"/>
+          <w:color w:val="000000"/>
+          <w:szCs w:val="24"/>
+        </w:rPr>
+        <w:t>. “You have won.”</w:t>
+      </w:r>
+    </w:p>
+    <w:p>
+      <w:r>
+        <w:t>“That’s good,” Jane said. “Now I can prepare a proper wedding.”</w:t>
       </w:r>
     </w:p>
     <w:p>
@@ -66162,7 +66360,7 @@
             <w:rPr>
               <w:noProof/>
             </w:rPr>
-            <w:t>311</w:t>
+            <w:t>335</w:t>
           </w:r>
         </w:fldSimple>
       </w:p>
@@ -66232,7 +66430,7 @@
             <w:rPr>
               <w:noProof/>
             </w:rPr>
-            <w:t>310</w:t>
+            <w:t>336</w:t>
           </w:r>
         </w:fldSimple>
       </w:p>
@@ -66267,7 +66465,7 @@
             <w:rPr>
               <w:noProof/>
             </w:rPr>
-            <w:t>305</w:t>
+            <w:t>293</w:t>
           </w:r>
         </w:fldSimple>
       </w:p>
@@ -66773,7 +66971,7 @@
         <v:path o:extrusionok="f" gradientshapeok="t" o:connecttype="rect"/>
         <o:lock v:ext="edit" aspectratio="t"/>
       </v:shapetype>
-      <v:shape id="_x0000_i1330" type="#_x0000_t75" style="width:3in;height:3in;visibility:visible" o:bullet="t">
+      <v:shape id="_x0000_i1032" type="#_x0000_t75" style="width:3in;height:3in;visibility:visible" o:bullet="t">
         <v:imagedata r:id="rId1" o:title="MC900065312[1]"/>
       </v:shape>
     </w:pict>
@@ -67549,6 +67747,7 @@
   <w:style w:type="character" w:default="1" w:styleId="DefaultParagraphFont">
     <w:name w:val="Default Paragraph Font"/>
     <w:uiPriority w:val="1"/>
+    <w:semiHidden/>
     <w:unhideWhenUsed/>
   </w:style>
   <w:style w:type="table" w:default="1" w:styleId="TableNormal">
@@ -68490,7 +68689,7 @@
 </file>
 
 <file path=customXml/itemProps1.xml><?xml version="1.0" encoding="utf-8"?>
-<ds:datastoreItem xmlns:ds="http://schemas.openxmlformats.org/officeDocument/2006/customXml" ds:itemID="{FE329AD8-09F9-4393-8777-33DAFB1CAFA7}">
+<ds:datastoreItem xmlns:ds="http://schemas.openxmlformats.org/officeDocument/2006/customXml" ds:itemID="{1B286DE4-B2E8-4B2F-BB8C-3EE85041F43D}">
   <ds:schemaRefs>
     <ds:schemaRef ds:uri="http://schemas.openxmlformats.org/officeDocument/2006/bibliography"/>
   </ds:schemaRefs>

--- a/Books-Complete/Fantasy/ThePrincessAndTheHoodlum/Book_ThePrincessAndTheHoodlum.docx
+++ b/Books-Complete/Fantasy/ThePrincessAndTheHoodlum/Book_ThePrincessAndTheHoodlum.docx
@@ -3338,7 +3338,7 @@
                     <a:blip r:embed="rId18">
                       <a:extLst>
                         <a:ext uri="{28A0092B-C50C-407E-A947-70E740481C1C}">
-                          <a14:useLocalDpi xmlns="" xmlns:wpc="http://schemas.microsoft.com/office/word/2010/wordprocessingCanvas" xmlns:cx="http://schemas.microsoft.com/office/drawing/2014/chartex" xmlns:cx1="http://schemas.microsoft.com/office/drawing/2015/9/8/chartex" xmlns:cx2="http://schemas.microsoft.com/office/drawing/2015/10/21/chartex" xmlns:cx3="http://schemas.microsoft.com/office/drawing/2016/5/9/chartex" xmlns:cx4="http://schemas.microsoft.com/office/drawing/2016/5/10/chartex" xmlns:cx5="http://schemas.microsoft.com/office/drawing/2016/5/11/chartex" xmlns:cx6="http://schemas.microsoft.com/office/drawing/2016/5/12/chartex" xmlns:cx7="http://schemas.microsoft.com/office/drawing/2016/5/13/chartex" xmlns:cx8="http://schemas.microsoft.com/office/drawing/2016/5/14/chartex" xmlns:mc="http://schemas.openxmlformats.org/markup-compatibility/2006" xmlns:aink="http://schemas.microsoft.com/office/drawing/2016/ink" xmlns:o="urn:schemas-microsoft-com:office:office" xmlns:v="urn:schemas-microsoft-com:vml" xmlns:wp14="http://schemas.microsoft.com/office/word/2010/wordprocessingDrawing" xmlns:w10="urn:schemas-microsoft-com:office:word" xmlns:w="http://schemas.openxmlformats.org/wordprocessingml/2006/main" xmlns:w14="http://schemas.microsoft.com/office/word/2010/wordml" xmlns:w15="http://schemas.microsoft.com/office/word/2012/wordml" xmlns:w16se="http://schemas.microsoft.com/office/word/2015/wordml/symex" xmlns:wpg="http://schemas.microsoft.com/office/word/2010/wordprocessingGroup" xmlns:wpi="http://schemas.microsoft.com/office/word/2010/wordprocessingInk" xmlns:wps="http://schemas.microsoft.com/office/word/2010/wordprocessingShape" xmlns:a14="http://schemas.microsoft.com/office/drawing/2010/main" val="0"/>
+                          <a14:useLocalDpi xmlns:a14="http://schemas.microsoft.com/office/drawing/2010/main" xmlns:wps="http://schemas.microsoft.com/office/word/2010/wordprocessingShape" xmlns:wpi="http://schemas.microsoft.com/office/word/2010/wordprocessingInk" xmlns:wpg="http://schemas.microsoft.com/office/word/2010/wordprocessingGroup" xmlns:w16se="http://schemas.microsoft.com/office/word/2015/wordml/symex" xmlns:w15="http://schemas.microsoft.com/office/word/2012/wordml" xmlns:w14="http://schemas.microsoft.com/office/word/2010/wordml" xmlns:w="http://schemas.openxmlformats.org/wordprocessingml/2006/main" xmlns:w10="urn:schemas-microsoft-com:office:word" xmlns:wp14="http://schemas.microsoft.com/office/word/2010/wordprocessingDrawing" xmlns:v="urn:schemas-microsoft-com:vml" xmlns:o="urn:schemas-microsoft-com:office:office" xmlns:aink="http://schemas.microsoft.com/office/drawing/2016/ink" xmlns:mc="http://schemas.openxmlformats.org/markup-compatibility/2006" xmlns:cx8="http://schemas.microsoft.com/office/drawing/2016/5/14/chartex" xmlns:cx7="http://schemas.microsoft.com/office/drawing/2016/5/13/chartex" xmlns:cx6="http://schemas.microsoft.com/office/drawing/2016/5/12/chartex" xmlns:cx5="http://schemas.microsoft.com/office/drawing/2016/5/11/chartex" xmlns:cx4="http://schemas.microsoft.com/office/drawing/2016/5/10/chartex" xmlns:cx3="http://schemas.microsoft.com/office/drawing/2016/5/9/chartex" xmlns:cx2="http://schemas.microsoft.com/office/drawing/2015/10/21/chartex" xmlns:cx1="http://schemas.microsoft.com/office/drawing/2015/9/8/chartex" xmlns:cx="http://schemas.microsoft.com/office/drawing/2014/chartex" xmlns:wpc="http://schemas.microsoft.com/office/word/2010/wordprocessingCanvas" xmlns="" val="0"/>
                         </a:ext>
                       </a:extLst>
                     </a:blip>
@@ -4098,7 +4098,7 @@
                     <a:blip r:embed="rId18">
                       <a:extLst>
                         <a:ext uri="{28A0092B-C50C-407E-A947-70E740481C1C}">
-                          <a14:useLocalDpi xmlns="" xmlns:wpc="http://schemas.microsoft.com/office/word/2010/wordprocessingCanvas" xmlns:cx="http://schemas.microsoft.com/office/drawing/2014/chartex" xmlns:cx1="http://schemas.microsoft.com/office/drawing/2015/9/8/chartex" xmlns:cx2="http://schemas.microsoft.com/office/drawing/2015/10/21/chartex" xmlns:cx3="http://schemas.microsoft.com/office/drawing/2016/5/9/chartex" xmlns:cx4="http://schemas.microsoft.com/office/drawing/2016/5/10/chartex" xmlns:cx5="http://schemas.microsoft.com/office/drawing/2016/5/11/chartex" xmlns:cx6="http://schemas.microsoft.com/office/drawing/2016/5/12/chartex" xmlns:cx7="http://schemas.microsoft.com/office/drawing/2016/5/13/chartex" xmlns:cx8="http://schemas.microsoft.com/office/drawing/2016/5/14/chartex" xmlns:mc="http://schemas.openxmlformats.org/markup-compatibility/2006" xmlns:aink="http://schemas.microsoft.com/office/drawing/2016/ink" xmlns:o="urn:schemas-microsoft-com:office:office" xmlns:v="urn:schemas-microsoft-com:vml" xmlns:wp14="http://schemas.microsoft.com/office/word/2010/wordprocessingDrawing" xmlns:w10="urn:schemas-microsoft-com:office:word" xmlns:w="http://schemas.openxmlformats.org/wordprocessingml/2006/main" xmlns:w14="http://schemas.microsoft.com/office/word/2010/wordml" xmlns:w15="http://schemas.microsoft.com/office/word/2012/wordml" xmlns:w16se="http://schemas.microsoft.com/office/word/2015/wordml/symex" xmlns:wpg="http://schemas.microsoft.com/office/word/2010/wordprocessingGroup" xmlns:wpi="http://schemas.microsoft.com/office/word/2010/wordprocessingInk" xmlns:wps="http://schemas.microsoft.com/office/word/2010/wordprocessingShape" xmlns:a14="http://schemas.microsoft.com/office/drawing/2010/main" val="0"/>
+                          <a14:useLocalDpi xmlns:a14="http://schemas.microsoft.com/office/drawing/2010/main" xmlns:wps="http://schemas.microsoft.com/office/word/2010/wordprocessingShape" xmlns:wpi="http://schemas.microsoft.com/office/word/2010/wordprocessingInk" xmlns:wpg="http://schemas.microsoft.com/office/word/2010/wordprocessingGroup" xmlns:w16se="http://schemas.microsoft.com/office/word/2015/wordml/symex" xmlns:w15="http://schemas.microsoft.com/office/word/2012/wordml" xmlns:w14="http://schemas.microsoft.com/office/word/2010/wordml" xmlns:w="http://schemas.openxmlformats.org/wordprocessingml/2006/main" xmlns:w10="urn:schemas-microsoft-com:office:word" xmlns:wp14="http://schemas.microsoft.com/office/word/2010/wordprocessingDrawing" xmlns:v="urn:schemas-microsoft-com:vml" xmlns:o="urn:schemas-microsoft-com:office:office" xmlns:aink="http://schemas.microsoft.com/office/drawing/2016/ink" xmlns:mc="http://schemas.openxmlformats.org/markup-compatibility/2006" xmlns:cx8="http://schemas.microsoft.com/office/drawing/2016/5/14/chartex" xmlns:cx7="http://schemas.microsoft.com/office/drawing/2016/5/13/chartex" xmlns:cx6="http://schemas.microsoft.com/office/drawing/2016/5/12/chartex" xmlns:cx5="http://schemas.microsoft.com/office/drawing/2016/5/11/chartex" xmlns:cx4="http://schemas.microsoft.com/office/drawing/2016/5/10/chartex" xmlns:cx3="http://schemas.microsoft.com/office/drawing/2016/5/9/chartex" xmlns:cx2="http://schemas.microsoft.com/office/drawing/2015/10/21/chartex" xmlns:cx1="http://schemas.microsoft.com/office/drawing/2015/9/8/chartex" xmlns:cx="http://schemas.microsoft.com/office/drawing/2014/chartex" xmlns:wpc="http://schemas.microsoft.com/office/word/2010/wordprocessingCanvas" xmlns="" val="0"/>
                         </a:ext>
                       </a:extLst>
                     </a:blip>
@@ -4970,7 +4970,7 @@
                     <a:blip r:embed="rId18">
                       <a:extLst>
                         <a:ext uri="{28A0092B-C50C-407E-A947-70E740481C1C}">
-                          <a14:useLocalDpi xmlns="" xmlns:wpc="http://schemas.microsoft.com/office/word/2010/wordprocessingCanvas" xmlns:cx="http://schemas.microsoft.com/office/drawing/2014/chartex" xmlns:cx1="http://schemas.microsoft.com/office/drawing/2015/9/8/chartex" xmlns:cx2="http://schemas.microsoft.com/office/drawing/2015/10/21/chartex" xmlns:cx3="http://schemas.microsoft.com/office/drawing/2016/5/9/chartex" xmlns:cx4="http://schemas.microsoft.com/office/drawing/2016/5/10/chartex" xmlns:cx5="http://schemas.microsoft.com/office/drawing/2016/5/11/chartex" xmlns:cx6="http://schemas.microsoft.com/office/drawing/2016/5/12/chartex" xmlns:cx7="http://schemas.microsoft.com/office/drawing/2016/5/13/chartex" xmlns:cx8="http://schemas.microsoft.com/office/drawing/2016/5/14/chartex" xmlns:mc="http://schemas.openxmlformats.org/markup-compatibility/2006" xmlns:aink="http://schemas.microsoft.com/office/drawing/2016/ink" xmlns:o="urn:schemas-microsoft-com:office:office" xmlns:v="urn:schemas-microsoft-com:vml" xmlns:wp14="http://schemas.microsoft.com/office/word/2010/wordprocessingDrawing" xmlns:w10="urn:schemas-microsoft-com:office:word" xmlns:w="http://schemas.openxmlformats.org/wordprocessingml/2006/main" xmlns:w14="http://schemas.microsoft.com/office/word/2010/wordml" xmlns:w15="http://schemas.microsoft.com/office/word/2012/wordml" xmlns:w16se="http://schemas.microsoft.com/office/word/2015/wordml/symex" xmlns:wpg="http://schemas.microsoft.com/office/word/2010/wordprocessingGroup" xmlns:wpi="http://schemas.microsoft.com/office/word/2010/wordprocessingInk" xmlns:wps="http://schemas.microsoft.com/office/word/2010/wordprocessingShape" xmlns:a14="http://schemas.microsoft.com/office/drawing/2010/main" val="0"/>
+                          <a14:useLocalDpi xmlns:a14="http://schemas.microsoft.com/office/drawing/2010/main" xmlns:wps="http://schemas.microsoft.com/office/word/2010/wordprocessingShape" xmlns:wpi="http://schemas.microsoft.com/office/word/2010/wordprocessingInk" xmlns:wpg="http://schemas.microsoft.com/office/word/2010/wordprocessingGroup" xmlns:w16se="http://schemas.microsoft.com/office/word/2015/wordml/symex" xmlns:w15="http://schemas.microsoft.com/office/word/2012/wordml" xmlns:w14="http://schemas.microsoft.com/office/word/2010/wordml" xmlns:w="http://schemas.openxmlformats.org/wordprocessingml/2006/main" xmlns:w10="urn:schemas-microsoft-com:office:word" xmlns:wp14="http://schemas.microsoft.com/office/word/2010/wordprocessingDrawing" xmlns:v="urn:schemas-microsoft-com:vml" xmlns:o="urn:schemas-microsoft-com:office:office" xmlns:aink="http://schemas.microsoft.com/office/drawing/2016/ink" xmlns:mc="http://schemas.openxmlformats.org/markup-compatibility/2006" xmlns:cx8="http://schemas.microsoft.com/office/drawing/2016/5/14/chartex" xmlns:cx7="http://schemas.microsoft.com/office/drawing/2016/5/13/chartex" xmlns:cx6="http://schemas.microsoft.com/office/drawing/2016/5/12/chartex" xmlns:cx5="http://schemas.microsoft.com/office/drawing/2016/5/11/chartex" xmlns:cx4="http://schemas.microsoft.com/office/drawing/2016/5/10/chartex" xmlns:cx3="http://schemas.microsoft.com/office/drawing/2016/5/9/chartex" xmlns:cx2="http://schemas.microsoft.com/office/drawing/2015/10/21/chartex" xmlns:cx1="http://schemas.microsoft.com/office/drawing/2015/9/8/chartex" xmlns:cx="http://schemas.microsoft.com/office/drawing/2014/chartex" xmlns:wpc="http://schemas.microsoft.com/office/word/2010/wordprocessingCanvas" xmlns="" val="0"/>
                         </a:ext>
                       </a:extLst>
                     </a:blip>
@@ -5575,7 +5575,7 @@
                     <a:blip r:embed="rId18">
                       <a:extLst>
                         <a:ext uri="{28A0092B-C50C-407E-A947-70E740481C1C}">
-                          <a14:useLocalDpi xmlns="" xmlns:wpc="http://schemas.microsoft.com/office/word/2010/wordprocessingCanvas" xmlns:cx="http://schemas.microsoft.com/office/drawing/2014/chartex" xmlns:cx1="http://schemas.microsoft.com/office/drawing/2015/9/8/chartex" xmlns:cx2="http://schemas.microsoft.com/office/drawing/2015/10/21/chartex" xmlns:cx3="http://schemas.microsoft.com/office/drawing/2016/5/9/chartex" xmlns:cx4="http://schemas.microsoft.com/office/drawing/2016/5/10/chartex" xmlns:cx5="http://schemas.microsoft.com/office/drawing/2016/5/11/chartex" xmlns:cx6="http://schemas.microsoft.com/office/drawing/2016/5/12/chartex" xmlns:cx7="http://schemas.microsoft.com/office/drawing/2016/5/13/chartex" xmlns:cx8="http://schemas.microsoft.com/office/drawing/2016/5/14/chartex" xmlns:mc="http://schemas.openxmlformats.org/markup-compatibility/2006" xmlns:aink="http://schemas.microsoft.com/office/drawing/2016/ink" xmlns:o="urn:schemas-microsoft-com:office:office" xmlns:v="urn:schemas-microsoft-com:vml" xmlns:wp14="http://schemas.microsoft.com/office/word/2010/wordprocessingDrawing" xmlns:w10="urn:schemas-microsoft-com:office:word" xmlns:w="http://schemas.openxmlformats.org/wordprocessingml/2006/main" xmlns:w14="http://schemas.microsoft.com/office/word/2010/wordml" xmlns:w15="http://schemas.microsoft.com/office/word/2012/wordml" xmlns:w16se="http://schemas.microsoft.com/office/word/2015/wordml/symex" xmlns:wpg="http://schemas.microsoft.com/office/word/2010/wordprocessingGroup" xmlns:wpi="http://schemas.microsoft.com/office/word/2010/wordprocessingInk" xmlns:wps="http://schemas.microsoft.com/office/word/2010/wordprocessingShape" xmlns:a14="http://schemas.microsoft.com/office/drawing/2010/main" val="0"/>
+                          <a14:useLocalDpi xmlns:a14="http://schemas.microsoft.com/office/drawing/2010/main" xmlns:wps="http://schemas.microsoft.com/office/word/2010/wordprocessingShape" xmlns:wpi="http://schemas.microsoft.com/office/word/2010/wordprocessingInk" xmlns:wpg="http://schemas.microsoft.com/office/word/2010/wordprocessingGroup" xmlns:w16se="http://schemas.microsoft.com/office/word/2015/wordml/symex" xmlns:w15="http://schemas.microsoft.com/office/word/2012/wordml" xmlns:w14="http://schemas.microsoft.com/office/word/2010/wordml" xmlns:w="http://schemas.openxmlformats.org/wordprocessingml/2006/main" xmlns:w10="urn:schemas-microsoft-com:office:word" xmlns:wp14="http://schemas.microsoft.com/office/word/2010/wordprocessingDrawing" xmlns:v="urn:schemas-microsoft-com:vml" xmlns:o="urn:schemas-microsoft-com:office:office" xmlns:aink="http://schemas.microsoft.com/office/drawing/2016/ink" xmlns:mc="http://schemas.openxmlformats.org/markup-compatibility/2006" xmlns:cx8="http://schemas.microsoft.com/office/drawing/2016/5/14/chartex" xmlns:cx7="http://schemas.microsoft.com/office/drawing/2016/5/13/chartex" xmlns:cx6="http://schemas.microsoft.com/office/drawing/2016/5/12/chartex" xmlns:cx5="http://schemas.microsoft.com/office/drawing/2016/5/11/chartex" xmlns:cx4="http://schemas.microsoft.com/office/drawing/2016/5/10/chartex" xmlns:cx3="http://schemas.microsoft.com/office/drawing/2016/5/9/chartex" xmlns:cx2="http://schemas.microsoft.com/office/drawing/2015/10/21/chartex" xmlns:cx1="http://schemas.microsoft.com/office/drawing/2015/9/8/chartex" xmlns:cx="http://schemas.microsoft.com/office/drawing/2014/chartex" xmlns:wpc="http://schemas.microsoft.com/office/word/2010/wordprocessingCanvas" xmlns="" val="0"/>
                         </a:ext>
                       </a:extLst>
                     </a:blip>
@@ -6632,7 +6632,7 @@
                     <a:blip r:embed="rId18">
                       <a:extLst>
                         <a:ext uri="{28A0092B-C50C-407E-A947-70E740481C1C}">
-                          <a14:useLocalDpi xmlns="" xmlns:wpc="http://schemas.microsoft.com/office/word/2010/wordprocessingCanvas" xmlns:cx="http://schemas.microsoft.com/office/drawing/2014/chartex" xmlns:cx1="http://schemas.microsoft.com/office/drawing/2015/9/8/chartex" xmlns:cx2="http://schemas.microsoft.com/office/drawing/2015/10/21/chartex" xmlns:cx3="http://schemas.microsoft.com/office/drawing/2016/5/9/chartex" xmlns:cx4="http://schemas.microsoft.com/office/drawing/2016/5/10/chartex" xmlns:cx5="http://schemas.microsoft.com/office/drawing/2016/5/11/chartex" xmlns:cx6="http://schemas.microsoft.com/office/drawing/2016/5/12/chartex" xmlns:cx7="http://schemas.microsoft.com/office/drawing/2016/5/13/chartex" xmlns:cx8="http://schemas.microsoft.com/office/drawing/2016/5/14/chartex" xmlns:mc="http://schemas.openxmlformats.org/markup-compatibility/2006" xmlns:aink="http://schemas.microsoft.com/office/drawing/2016/ink" xmlns:o="urn:schemas-microsoft-com:office:office" xmlns:v="urn:schemas-microsoft-com:vml" xmlns:wp14="http://schemas.microsoft.com/office/word/2010/wordprocessingDrawing" xmlns:w10="urn:schemas-microsoft-com:office:word" xmlns:w="http://schemas.openxmlformats.org/wordprocessingml/2006/main" xmlns:w14="http://schemas.microsoft.com/office/word/2010/wordml" xmlns:w15="http://schemas.microsoft.com/office/word/2012/wordml" xmlns:w16se="http://schemas.microsoft.com/office/word/2015/wordml/symex" xmlns:wpg="http://schemas.microsoft.com/office/word/2010/wordprocessingGroup" xmlns:wpi="http://schemas.microsoft.com/office/word/2010/wordprocessingInk" xmlns:wps="http://schemas.microsoft.com/office/word/2010/wordprocessingShape" xmlns:a14="http://schemas.microsoft.com/office/drawing/2010/main" val="0"/>
+                          <a14:useLocalDpi xmlns:a14="http://schemas.microsoft.com/office/drawing/2010/main" xmlns:wps="http://schemas.microsoft.com/office/word/2010/wordprocessingShape" xmlns:wpi="http://schemas.microsoft.com/office/word/2010/wordprocessingInk" xmlns:wpg="http://schemas.microsoft.com/office/word/2010/wordprocessingGroup" xmlns:w16se="http://schemas.microsoft.com/office/word/2015/wordml/symex" xmlns:w15="http://schemas.microsoft.com/office/word/2012/wordml" xmlns:w14="http://schemas.microsoft.com/office/word/2010/wordml" xmlns:w="http://schemas.openxmlformats.org/wordprocessingml/2006/main" xmlns:w10="urn:schemas-microsoft-com:office:word" xmlns:wp14="http://schemas.microsoft.com/office/word/2010/wordprocessingDrawing" xmlns:v="urn:schemas-microsoft-com:vml" xmlns:o="urn:schemas-microsoft-com:office:office" xmlns:aink="http://schemas.microsoft.com/office/drawing/2016/ink" xmlns:mc="http://schemas.openxmlformats.org/markup-compatibility/2006" xmlns:cx8="http://schemas.microsoft.com/office/drawing/2016/5/14/chartex" xmlns:cx7="http://schemas.microsoft.com/office/drawing/2016/5/13/chartex" xmlns:cx6="http://schemas.microsoft.com/office/drawing/2016/5/12/chartex" xmlns:cx5="http://schemas.microsoft.com/office/drawing/2016/5/11/chartex" xmlns:cx4="http://schemas.microsoft.com/office/drawing/2016/5/10/chartex" xmlns:cx3="http://schemas.microsoft.com/office/drawing/2016/5/9/chartex" xmlns:cx2="http://schemas.microsoft.com/office/drawing/2015/10/21/chartex" xmlns:cx1="http://schemas.microsoft.com/office/drawing/2015/9/8/chartex" xmlns:cx="http://schemas.microsoft.com/office/drawing/2014/chartex" xmlns:wpc="http://schemas.microsoft.com/office/word/2010/wordprocessingCanvas" xmlns="" val="0"/>
                         </a:ext>
                       </a:extLst>
                     </a:blip>
@@ -7334,7 +7334,7 @@
                     <a:blip r:embed="rId18">
                       <a:extLst>
                         <a:ext uri="{28A0092B-C50C-407E-A947-70E740481C1C}">
-                          <a14:useLocalDpi xmlns="" xmlns:wpc="http://schemas.microsoft.com/office/word/2010/wordprocessingCanvas" xmlns:cx="http://schemas.microsoft.com/office/drawing/2014/chartex" xmlns:cx1="http://schemas.microsoft.com/office/drawing/2015/9/8/chartex" xmlns:cx2="http://schemas.microsoft.com/office/drawing/2015/10/21/chartex" xmlns:cx3="http://schemas.microsoft.com/office/drawing/2016/5/9/chartex" xmlns:cx4="http://schemas.microsoft.com/office/drawing/2016/5/10/chartex" xmlns:cx5="http://schemas.microsoft.com/office/drawing/2016/5/11/chartex" xmlns:cx6="http://schemas.microsoft.com/office/drawing/2016/5/12/chartex" xmlns:cx7="http://schemas.microsoft.com/office/drawing/2016/5/13/chartex" xmlns:cx8="http://schemas.microsoft.com/office/drawing/2016/5/14/chartex" xmlns:mc="http://schemas.openxmlformats.org/markup-compatibility/2006" xmlns:aink="http://schemas.microsoft.com/office/drawing/2016/ink" xmlns:o="urn:schemas-microsoft-com:office:office" xmlns:v="urn:schemas-microsoft-com:vml" xmlns:wp14="http://schemas.microsoft.com/office/word/2010/wordprocessingDrawing" xmlns:w10="urn:schemas-microsoft-com:office:word" xmlns:w="http://schemas.openxmlformats.org/wordprocessingml/2006/main" xmlns:w14="http://schemas.microsoft.com/office/word/2010/wordml" xmlns:w15="http://schemas.microsoft.com/office/word/2012/wordml" xmlns:w16se="http://schemas.microsoft.com/office/word/2015/wordml/symex" xmlns:wpg="http://schemas.microsoft.com/office/word/2010/wordprocessingGroup" xmlns:wpi="http://schemas.microsoft.com/office/word/2010/wordprocessingInk" xmlns:wps="http://schemas.microsoft.com/office/word/2010/wordprocessingShape" xmlns:a14="http://schemas.microsoft.com/office/drawing/2010/main" val="0"/>
+                          <a14:useLocalDpi xmlns:a14="http://schemas.microsoft.com/office/drawing/2010/main" xmlns:wps="http://schemas.microsoft.com/office/word/2010/wordprocessingShape" xmlns:wpi="http://schemas.microsoft.com/office/word/2010/wordprocessingInk" xmlns:wpg="http://schemas.microsoft.com/office/word/2010/wordprocessingGroup" xmlns:w16se="http://schemas.microsoft.com/office/word/2015/wordml/symex" xmlns:w15="http://schemas.microsoft.com/office/word/2012/wordml" xmlns:w14="http://schemas.microsoft.com/office/word/2010/wordml" xmlns:w="http://schemas.openxmlformats.org/wordprocessingml/2006/main" xmlns:w10="urn:schemas-microsoft-com:office:word" xmlns:wp14="http://schemas.microsoft.com/office/word/2010/wordprocessingDrawing" xmlns:v="urn:schemas-microsoft-com:vml" xmlns:o="urn:schemas-microsoft-com:office:office" xmlns:aink="http://schemas.microsoft.com/office/drawing/2016/ink" xmlns:mc="http://schemas.openxmlformats.org/markup-compatibility/2006" xmlns:cx8="http://schemas.microsoft.com/office/drawing/2016/5/14/chartex" xmlns:cx7="http://schemas.microsoft.com/office/drawing/2016/5/13/chartex" xmlns:cx6="http://schemas.microsoft.com/office/drawing/2016/5/12/chartex" xmlns:cx5="http://schemas.microsoft.com/office/drawing/2016/5/11/chartex" xmlns:cx4="http://schemas.microsoft.com/office/drawing/2016/5/10/chartex" xmlns:cx3="http://schemas.microsoft.com/office/drawing/2016/5/9/chartex" xmlns:cx2="http://schemas.microsoft.com/office/drawing/2015/10/21/chartex" xmlns:cx1="http://schemas.microsoft.com/office/drawing/2015/9/8/chartex" xmlns:cx="http://schemas.microsoft.com/office/drawing/2014/chartex" xmlns:wpc="http://schemas.microsoft.com/office/word/2010/wordprocessingCanvas" xmlns="" val="0"/>
                         </a:ext>
                       </a:extLst>
                     </a:blip>
@@ -9951,7 +9951,7 @@
                     <a:blip r:embed="rId18">
                       <a:extLst>
                         <a:ext uri="{28A0092B-C50C-407E-A947-70E740481C1C}">
-                          <a14:useLocalDpi xmlns="" xmlns:wpc="http://schemas.microsoft.com/office/word/2010/wordprocessingCanvas" xmlns:cx="http://schemas.microsoft.com/office/drawing/2014/chartex" xmlns:cx1="http://schemas.microsoft.com/office/drawing/2015/9/8/chartex" xmlns:cx2="http://schemas.microsoft.com/office/drawing/2015/10/21/chartex" xmlns:cx3="http://schemas.microsoft.com/office/drawing/2016/5/9/chartex" xmlns:cx4="http://schemas.microsoft.com/office/drawing/2016/5/10/chartex" xmlns:cx5="http://schemas.microsoft.com/office/drawing/2016/5/11/chartex" xmlns:cx6="http://schemas.microsoft.com/office/drawing/2016/5/12/chartex" xmlns:cx7="http://schemas.microsoft.com/office/drawing/2016/5/13/chartex" xmlns:cx8="http://schemas.microsoft.com/office/drawing/2016/5/14/chartex" xmlns:mc="http://schemas.openxmlformats.org/markup-compatibility/2006" xmlns:aink="http://schemas.microsoft.com/office/drawing/2016/ink" xmlns:o="urn:schemas-microsoft-com:office:office" xmlns:v="urn:schemas-microsoft-com:vml" xmlns:wp14="http://schemas.microsoft.com/office/word/2010/wordprocessingDrawing" xmlns:w10="urn:schemas-microsoft-com:office:word" xmlns:w="http://schemas.openxmlformats.org/wordprocessingml/2006/main" xmlns:w14="http://schemas.microsoft.com/office/word/2010/wordml" xmlns:w15="http://schemas.microsoft.com/office/word/2012/wordml" xmlns:w16se="http://schemas.microsoft.com/office/word/2015/wordml/symex" xmlns:wpg="http://schemas.microsoft.com/office/word/2010/wordprocessingGroup" xmlns:wpi="http://schemas.microsoft.com/office/word/2010/wordprocessingInk" xmlns:wps="http://schemas.microsoft.com/office/word/2010/wordprocessingShape" xmlns:a14="http://schemas.microsoft.com/office/drawing/2010/main" val="0"/>
+                          <a14:useLocalDpi xmlns:a14="http://schemas.microsoft.com/office/drawing/2010/main" xmlns:wps="http://schemas.microsoft.com/office/word/2010/wordprocessingShape" xmlns:wpi="http://schemas.microsoft.com/office/word/2010/wordprocessingInk" xmlns:wpg="http://schemas.microsoft.com/office/word/2010/wordprocessingGroup" xmlns:w16se="http://schemas.microsoft.com/office/word/2015/wordml/symex" xmlns:w15="http://schemas.microsoft.com/office/word/2012/wordml" xmlns:w14="http://schemas.microsoft.com/office/word/2010/wordml" xmlns:w="http://schemas.openxmlformats.org/wordprocessingml/2006/main" xmlns:w10="urn:schemas-microsoft-com:office:word" xmlns:wp14="http://schemas.microsoft.com/office/word/2010/wordprocessingDrawing" xmlns:v="urn:schemas-microsoft-com:vml" xmlns:o="urn:schemas-microsoft-com:office:office" xmlns:aink="http://schemas.microsoft.com/office/drawing/2016/ink" xmlns:mc="http://schemas.openxmlformats.org/markup-compatibility/2006" xmlns:cx8="http://schemas.microsoft.com/office/drawing/2016/5/14/chartex" xmlns:cx7="http://schemas.microsoft.com/office/drawing/2016/5/13/chartex" xmlns:cx6="http://schemas.microsoft.com/office/drawing/2016/5/12/chartex" xmlns:cx5="http://schemas.microsoft.com/office/drawing/2016/5/11/chartex" xmlns:cx4="http://schemas.microsoft.com/office/drawing/2016/5/10/chartex" xmlns:cx3="http://schemas.microsoft.com/office/drawing/2016/5/9/chartex" xmlns:cx2="http://schemas.microsoft.com/office/drawing/2015/10/21/chartex" xmlns:cx1="http://schemas.microsoft.com/office/drawing/2015/9/8/chartex" xmlns:cx="http://schemas.microsoft.com/office/drawing/2014/chartex" xmlns:wpc="http://schemas.microsoft.com/office/word/2010/wordprocessingCanvas" xmlns="" val="0"/>
                         </a:ext>
                       </a:extLst>
                     </a:blip>
@@ -13029,7 +13029,7 @@
                     <a:blip r:embed="rId18">
                       <a:extLst>
                         <a:ext uri="{28A0092B-C50C-407E-A947-70E740481C1C}">
-                          <a14:useLocalDpi xmlns="" xmlns:wpc="http://schemas.microsoft.com/office/word/2010/wordprocessingCanvas" xmlns:cx="http://schemas.microsoft.com/office/drawing/2014/chartex" xmlns:cx1="http://schemas.microsoft.com/office/drawing/2015/9/8/chartex" xmlns:cx2="http://schemas.microsoft.com/office/drawing/2015/10/21/chartex" xmlns:cx3="http://schemas.microsoft.com/office/drawing/2016/5/9/chartex" xmlns:cx4="http://schemas.microsoft.com/office/drawing/2016/5/10/chartex" xmlns:cx5="http://schemas.microsoft.com/office/drawing/2016/5/11/chartex" xmlns:cx6="http://schemas.microsoft.com/office/drawing/2016/5/12/chartex" xmlns:cx7="http://schemas.microsoft.com/office/drawing/2016/5/13/chartex" xmlns:cx8="http://schemas.microsoft.com/office/drawing/2016/5/14/chartex" xmlns:mc="http://schemas.openxmlformats.org/markup-compatibility/2006" xmlns:aink="http://schemas.microsoft.com/office/drawing/2016/ink" xmlns:o="urn:schemas-microsoft-com:office:office" xmlns:v="urn:schemas-microsoft-com:vml" xmlns:wp14="http://schemas.microsoft.com/office/word/2010/wordprocessingDrawing" xmlns:w10="urn:schemas-microsoft-com:office:word" xmlns:w="http://schemas.openxmlformats.org/wordprocessingml/2006/main" xmlns:w14="http://schemas.microsoft.com/office/word/2010/wordml" xmlns:w15="http://schemas.microsoft.com/office/word/2012/wordml" xmlns:w16se="http://schemas.microsoft.com/office/word/2015/wordml/symex" xmlns:wpg="http://schemas.microsoft.com/office/word/2010/wordprocessingGroup" xmlns:wpi="http://schemas.microsoft.com/office/word/2010/wordprocessingInk" xmlns:wps="http://schemas.microsoft.com/office/word/2010/wordprocessingShape" xmlns:a14="http://schemas.microsoft.com/office/drawing/2010/main" val="0"/>
+                          <a14:useLocalDpi xmlns:a14="http://schemas.microsoft.com/office/drawing/2010/main" xmlns:wps="http://schemas.microsoft.com/office/word/2010/wordprocessingShape" xmlns:wpi="http://schemas.microsoft.com/office/word/2010/wordprocessingInk" xmlns:wpg="http://schemas.microsoft.com/office/word/2010/wordprocessingGroup" xmlns:w16se="http://schemas.microsoft.com/office/word/2015/wordml/symex" xmlns:w15="http://schemas.microsoft.com/office/word/2012/wordml" xmlns:w14="http://schemas.microsoft.com/office/word/2010/wordml" xmlns:w="http://schemas.openxmlformats.org/wordprocessingml/2006/main" xmlns:w10="urn:schemas-microsoft-com:office:word" xmlns:wp14="http://schemas.microsoft.com/office/word/2010/wordprocessingDrawing" xmlns:v="urn:schemas-microsoft-com:vml" xmlns:o="urn:schemas-microsoft-com:office:office" xmlns:aink="http://schemas.microsoft.com/office/drawing/2016/ink" xmlns:mc="http://schemas.openxmlformats.org/markup-compatibility/2006" xmlns:cx8="http://schemas.microsoft.com/office/drawing/2016/5/14/chartex" xmlns:cx7="http://schemas.microsoft.com/office/drawing/2016/5/13/chartex" xmlns:cx6="http://schemas.microsoft.com/office/drawing/2016/5/12/chartex" xmlns:cx5="http://schemas.microsoft.com/office/drawing/2016/5/11/chartex" xmlns:cx4="http://schemas.microsoft.com/office/drawing/2016/5/10/chartex" xmlns:cx3="http://schemas.microsoft.com/office/drawing/2016/5/9/chartex" xmlns:cx2="http://schemas.microsoft.com/office/drawing/2015/10/21/chartex" xmlns:cx1="http://schemas.microsoft.com/office/drawing/2015/9/8/chartex" xmlns:cx="http://schemas.microsoft.com/office/drawing/2014/chartex" xmlns:wpc="http://schemas.microsoft.com/office/word/2010/wordprocessingCanvas" xmlns="" val="0"/>
                         </a:ext>
                       </a:extLst>
                     </a:blip>
@@ -13922,7 +13922,7 @@
                     <a:blip r:embed="rId18">
                       <a:extLst>
                         <a:ext uri="{28A0092B-C50C-407E-A947-70E740481C1C}">
-                          <a14:useLocalDpi xmlns="" xmlns:wpc="http://schemas.microsoft.com/office/word/2010/wordprocessingCanvas" xmlns:cx="http://schemas.microsoft.com/office/drawing/2014/chartex" xmlns:cx1="http://schemas.microsoft.com/office/drawing/2015/9/8/chartex" xmlns:cx2="http://schemas.microsoft.com/office/drawing/2015/10/21/chartex" xmlns:cx3="http://schemas.microsoft.com/office/drawing/2016/5/9/chartex" xmlns:cx4="http://schemas.microsoft.com/office/drawing/2016/5/10/chartex" xmlns:cx5="http://schemas.microsoft.com/office/drawing/2016/5/11/chartex" xmlns:cx6="http://schemas.microsoft.com/office/drawing/2016/5/12/chartex" xmlns:cx7="http://schemas.microsoft.com/office/drawing/2016/5/13/chartex" xmlns:cx8="http://schemas.microsoft.com/office/drawing/2016/5/14/chartex" xmlns:mc="http://schemas.openxmlformats.org/markup-compatibility/2006" xmlns:aink="http://schemas.microsoft.com/office/drawing/2016/ink" xmlns:o="urn:schemas-microsoft-com:office:office" xmlns:v="urn:schemas-microsoft-com:vml" xmlns:wp14="http://schemas.microsoft.com/office/word/2010/wordprocessingDrawing" xmlns:w10="urn:schemas-microsoft-com:office:word" xmlns:w="http://schemas.openxmlformats.org/wordprocessingml/2006/main" xmlns:w14="http://schemas.microsoft.com/office/word/2010/wordml" xmlns:w15="http://schemas.microsoft.com/office/word/2012/wordml" xmlns:w16se="http://schemas.microsoft.com/office/word/2015/wordml/symex" xmlns:wpg="http://schemas.microsoft.com/office/word/2010/wordprocessingGroup" xmlns:wpi="http://schemas.microsoft.com/office/word/2010/wordprocessingInk" xmlns:wps="http://schemas.microsoft.com/office/word/2010/wordprocessingShape" xmlns:a14="http://schemas.microsoft.com/office/drawing/2010/main" val="0"/>
+                          <a14:useLocalDpi xmlns:a14="http://schemas.microsoft.com/office/drawing/2010/main" xmlns:wps="http://schemas.microsoft.com/office/word/2010/wordprocessingShape" xmlns:wpi="http://schemas.microsoft.com/office/word/2010/wordprocessingInk" xmlns:wpg="http://schemas.microsoft.com/office/word/2010/wordprocessingGroup" xmlns:w16se="http://schemas.microsoft.com/office/word/2015/wordml/symex" xmlns:w15="http://schemas.microsoft.com/office/word/2012/wordml" xmlns:w14="http://schemas.microsoft.com/office/word/2010/wordml" xmlns:w="http://schemas.openxmlformats.org/wordprocessingml/2006/main" xmlns:w10="urn:schemas-microsoft-com:office:word" xmlns:wp14="http://schemas.microsoft.com/office/word/2010/wordprocessingDrawing" xmlns:v="urn:schemas-microsoft-com:vml" xmlns:o="urn:schemas-microsoft-com:office:office" xmlns:aink="http://schemas.microsoft.com/office/drawing/2016/ink" xmlns:mc="http://schemas.openxmlformats.org/markup-compatibility/2006" xmlns:cx8="http://schemas.microsoft.com/office/drawing/2016/5/14/chartex" xmlns:cx7="http://schemas.microsoft.com/office/drawing/2016/5/13/chartex" xmlns:cx6="http://schemas.microsoft.com/office/drawing/2016/5/12/chartex" xmlns:cx5="http://schemas.microsoft.com/office/drawing/2016/5/11/chartex" xmlns:cx4="http://schemas.microsoft.com/office/drawing/2016/5/10/chartex" xmlns:cx3="http://schemas.microsoft.com/office/drawing/2016/5/9/chartex" xmlns:cx2="http://schemas.microsoft.com/office/drawing/2015/10/21/chartex" xmlns:cx1="http://schemas.microsoft.com/office/drawing/2015/9/8/chartex" xmlns:cx="http://schemas.microsoft.com/office/drawing/2014/chartex" xmlns:wpc="http://schemas.microsoft.com/office/word/2010/wordprocessingCanvas" xmlns="" val="0"/>
                         </a:ext>
                       </a:extLst>
                     </a:blip>
@@ -16109,7 +16109,7 @@
                     <a:blip r:embed="rId18">
                       <a:extLst>
                         <a:ext uri="{28A0092B-C50C-407E-A947-70E740481C1C}">
-                          <a14:useLocalDpi xmlns="" xmlns:wpc="http://schemas.microsoft.com/office/word/2010/wordprocessingCanvas" xmlns:cx="http://schemas.microsoft.com/office/drawing/2014/chartex" xmlns:cx1="http://schemas.microsoft.com/office/drawing/2015/9/8/chartex" xmlns:cx2="http://schemas.microsoft.com/office/drawing/2015/10/21/chartex" xmlns:cx3="http://schemas.microsoft.com/office/drawing/2016/5/9/chartex" xmlns:cx4="http://schemas.microsoft.com/office/drawing/2016/5/10/chartex" xmlns:cx5="http://schemas.microsoft.com/office/drawing/2016/5/11/chartex" xmlns:cx6="http://schemas.microsoft.com/office/drawing/2016/5/12/chartex" xmlns:cx7="http://schemas.microsoft.com/office/drawing/2016/5/13/chartex" xmlns:cx8="http://schemas.microsoft.com/office/drawing/2016/5/14/chartex" xmlns:mc="http://schemas.openxmlformats.org/markup-compatibility/2006" xmlns:aink="http://schemas.microsoft.com/office/drawing/2016/ink" xmlns:o="urn:schemas-microsoft-com:office:office" xmlns:v="urn:schemas-microsoft-com:vml" xmlns:wp14="http://schemas.microsoft.com/office/word/2010/wordprocessingDrawing" xmlns:w10="urn:schemas-microsoft-com:office:word" xmlns:w="http://schemas.openxmlformats.org/wordprocessingml/2006/main" xmlns:w14="http://schemas.microsoft.com/office/word/2010/wordml" xmlns:w15="http://schemas.microsoft.com/office/word/2012/wordml" xmlns:w16se="http://schemas.microsoft.com/office/word/2015/wordml/symex" xmlns:wpg="http://schemas.microsoft.com/office/word/2010/wordprocessingGroup" xmlns:wpi="http://schemas.microsoft.com/office/word/2010/wordprocessingInk" xmlns:wps="http://schemas.microsoft.com/office/word/2010/wordprocessingShape" xmlns:a14="http://schemas.microsoft.com/office/drawing/2010/main" val="0"/>
+                          <a14:useLocalDpi xmlns:a14="http://schemas.microsoft.com/office/drawing/2010/main" xmlns:wps="http://schemas.microsoft.com/office/word/2010/wordprocessingShape" xmlns:wpi="http://schemas.microsoft.com/office/word/2010/wordprocessingInk" xmlns:wpg="http://schemas.microsoft.com/office/word/2010/wordprocessingGroup" xmlns:w16se="http://schemas.microsoft.com/office/word/2015/wordml/symex" xmlns:w15="http://schemas.microsoft.com/office/word/2012/wordml" xmlns:w14="http://schemas.microsoft.com/office/word/2010/wordml" xmlns:w="http://schemas.openxmlformats.org/wordprocessingml/2006/main" xmlns:w10="urn:schemas-microsoft-com:office:word" xmlns:wp14="http://schemas.microsoft.com/office/word/2010/wordprocessingDrawing" xmlns:v="urn:schemas-microsoft-com:vml" xmlns:o="urn:schemas-microsoft-com:office:office" xmlns:aink="http://schemas.microsoft.com/office/drawing/2016/ink" xmlns:mc="http://schemas.openxmlformats.org/markup-compatibility/2006" xmlns:cx8="http://schemas.microsoft.com/office/drawing/2016/5/14/chartex" xmlns:cx7="http://schemas.microsoft.com/office/drawing/2016/5/13/chartex" xmlns:cx6="http://schemas.microsoft.com/office/drawing/2016/5/12/chartex" xmlns:cx5="http://schemas.microsoft.com/office/drawing/2016/5/11/chartex" xmlns:cx4="http://schemas.microsoft.com/office/drawing/2016/5/10/chartex" xmlns:cx3="http://schemas.microsoft.com/office/drawing/2016/5/9/chartex" xmlns:cx2="http://schemas.microsoft.com/office/drawing/2015/10/21/chartex" xmlns:cx1="http://schemas.microsoft.com/office/drawing/2015/9/8/chartex" xmlns:cx="http://schemas.microsoft.com/office/drawing/2014/chartex" xmlns:wpc="http://schemas.microsoft.com/office/word/2010/wordprocessingCanvas" xmlns="" val="0"/>
                         </a:ext>
                       </a:extLst>
                     </a:blip>
@@ -16416,7 +16416,7 @@
                     <a:blip r:embed="rId18">
                       <a:extLst>
                         <a:ext uri="{28A0092B-C50C-407E-A947-70E740481C1C}">
-                          <a14:useLocalDpi xmlns="" xmlns:wpc="http://schemas.microsoft.com/office/word/2010/wordprocessingCanvas" xmlns:cx="http://schemas.microsoft.com/office/drawing/2014/chartex" xmlns:cx1="http://schemas.microsoft.com/office/drawing/2015/9/8/chartex" xmlns:cx2="http://schemas.microsoft.com/office/drawing/2015/10/21/chartex" xmlns:cx3="http://schemas.microsoft.com/office/drawing/2016/5/9/chartex" xmlns:cx4="http://schemas.microsoft.com/office/drawing/2016/5/10/chartex" xmlns:cx5="http://schemas.microsoft.com/office/drawing/2016/5/11/chartex" xmlns:cx6="http://schemas.microsoft.com/office/drawing/2016/5/12/chartex" xmlns:cx7="http://schemas.microsoft.com/office/drawing/2016/5/13/chartex" xmlns:cx8="http://schemas.microsoft.com/office/drawing/2016/5/14/chartex" xmlns:mc="http://schemas.openxmlformats.org/markup-compatibility/2006" xmlns:aink="http://schemas.microsoft.com/office/drawing/2016/ink" xmlns:o="urn:schemas-microsoft-com:office:office" xmlns:v="urn:schemas-microsoft-com:vml" xmlns:wp14="http://schemas.microsoft.com/office/word/2010/wordprocessingDrawing" xmlns:w10="urn:schemas-microsoft-com:office:word" xmlns:w="http://schemas.openxmlformats.org/wordprocessingml/2006/main" xmlns:w14="http://schemas.microsoft.com/office/word/2010/wordml" xmlns:w15="http://schemas.microsoft.com/office/word/2012/wordml" xmlns:w16se="http://schemas.microsoft.com/office/word/2015/wordml/symex" xmlns:wpg="http://schemas.microsoft.com/office/word/2010/wordprocessingGroup" xmlns:wpi="http://schemas.microsoft.com/office/word/2010/wordprocessingInk" xmlns:wps="http://schemas.microsoft.com/office/word/2010/wordprocessingShape" xmlns:a14="http://schemas.microsoft.com/office/drawing/2010/main" val="0"/>
+                          <a14:useLocalDpi xmlns:a14="http://schemas.microsoft.com/office/drawing/2010/main" xmlns:wps="http://schemas.microsoft.com/office/word/2010/wordprocessingShape" xmlns:wpi="http://schemas.microsoft.com/office/word/2010/wordprocessingInk" xmlns:wpg="http://schemas.microsoft.com/office/word/2010/wordprocessingGroup" xmlns:w16se="http://schemas.microsoft.com/office/word/2015/wordml/symex" xmlns:w15="http://schemas.microsoft.com/office/word/2012/wordml" xmlns:w14="http://schemas.microsoft.com/office/word/2010/wordml" xmlns:w="http://schemas.openxmlformats.org/wordprocessingml/2006/main" xmlns:w10="urn:schemas-microsoft-com:office:word" xmlns:wp14="http://schemas.microsoft.com/office/word/2010/wordprocessingDrawing" xmlns:v="urn:schemas-microsoft-com:vml" xmlns:o="urn:schemas-microsoft-com:office:office" xmlns:aink="http://schemas.microsoft.com/office/drawing/2016/ink" xmlns:mc="http://schemas.openxmlformats.org/markup-compatibility/2006" xmlns:cx8="http://schemas.microsoft.com/office/drawing/2016/5/14/chartex" xmlns:cx7="http://schemas.microsoft.com/office/drawing/2016/5/13/chartex" xmlns:cx6="http://schemas.microsoft.com/office/drawing/2016/5/12/chartex" xmlns:cx5="http://schemas.microsoft.com/office/drawing/2016/5/11/chartex" xmlns:cx4="http://schemas.microsoft.com/office/drawing/2016/5/10/chartex" xmlns:cx3="http://schemas.microsoft.com/office/drawing/2016/5/9/chartex" xmlns:cx2="http://schemas.microsoft.com/office/drawing/2015/10/21/chartex" xmlns:cx1="http://schemas.microsoft.com/office/drawing/2015/9/8/chartex" xmlns:cx="http://schemas.microsoft.com/office/drawing/2014/chartex" xmlns:wpc="http://schemas.microsoft.com/office/word/2010/wordprocessingCanvas" xmlns="" val="0"/>
                         </a:ext>
                       </a:extLst>
                     </a:blip>
@@ -17308,7 +17308,7 @@
                     <a:blip r:embed="rId18">
                       <a:extLst>
                         <a:ext uri="{28A0092B-C50C-407E-A947-70E740481C1C}">
-                          <a14:useLocalDpi xmlns="" xmlns:wpc="http://schemas.microsoft.com/office/word/2010/wordprocessingCanvas" xmlns:cx="http://schemas.microsoft.com/office/drawing/2014/chartex" xmlns:cx1="http://schemas.microsoft.com/office/drawing/2015/9/8/chartex" xmlns:cx2="http://schemas.microsoft.com/office/drawing/2015/10/21/chartex" xmlns:cx3="http://schemas.microsoft.com/office/drawing/2016/5/9/chartex" xmlns:cx4="http://schemas.microsoft.com/office/drawing/2016/5/10/chartex" xmlns:cx5="http://schemas.microsoft.com/office/drawing/2016/5/11/chartex" xmlns:cx6="http://schemas.microsoft.com/office/drawing/2016/5/12/chartex" xmlns:cx7="http://schemas.microsoft.com/office/drawing/2016/5/13/chartex" xmlns:cx8="http://schemas.microsoft.com/office/drawing/2016/5/14/chartex" xmlns:mc="http://schemas.openxmlformats.org/markup-compatibility/2006" xmlns:aink="http://schemas.microsoft.com/office/drawing/2016/ink" xmlns:o="urn:schemas-microsoft-com:office:office" xmlns:v="urn:schemas-microsoft-com:vml" xmlns:wp14="http://schemas.microsoft.com/office/word/2010/wordprocessingDrawing" xmlns:w10="urn:schemas-microsoft-com:office:word" xmlns:w="http://schemas.openxmlformats.org/wordprocessingml/2006/main" xmlns:w14="http://schemas.microsoft.com/office/word/2010/wordml" xmlns:w15="http://schemas.microsoft.com/office/word/2012/wordml" xmlns:w16se="http://schemas.microsoft.com/office/word/2015/wordml/symex" xmlns:wpg="http://schemas.microsoft.com/office/word/2010/wordprocessingGroup" xmlns:wpi="http://schemas.microsoft.com/office/word/2010/wordprocessingInk" xmlns:wps="http://schemas.microsoft.com/office/word/2010/wordprocessingShape" xmlns:a14="http://schemas.microsoft.com/office/drawing/2010/main" val="0"/>
+                          <a14:useLocalDpi xmlns:a14="http://schemas.microsoft.com/office/drawing/2010/main" xmlns:wps="http://schemas.microsoft.com/office/word/2010/wordprocessingShape" xmlns:wpi="http://schemas.microsoft.com/office/word/2010/wordprocessingInk" xmlns:wpg="http://schemas.microsoft.com/office/word/2010/wordprocessingGroup" xmlns:w16se="http://schemas.microsoft.com/office/word/2015/wordml/symex" xmlns:w15="http://schemas.microsoft.com/office/word/2012/wordml" xmlns:w14="http://schemas.microsoft.com/office/word/2010/wordml" xmlns:w="http://schemas.openxmlformats.org/wordprocessingml/2006/main" xmlns:w10="urn:schemas-microsoft-com:office:word" xmlns:wp14="http://schemas.microsoft.com/office/word/2010/wordprocessingDrawing" xmlns:v="urn:schemas-microsoft-com:vml" xmlns:o="urn:schemas-microsoft-com:office:office" xmlns:aink="http://schemas.microsoft.com/office/drawing/2016/ink" xmlns:mc="http://schemas.openxmlformats.org/markup-compatibility/2006" xmlns:cx8="http://schemas.microsoft.com/office/drawing/2016/5/14/chartex" xmlns:cx7="http://schemas.microsoft.com/office/drawing/2016/5/13/chartex" xmlns:cx6="http://schemas.microsoft.com/office/drawing/2016/5/12/chartex" xmlns:cx5="http://schemas.microsoft.com/office/drawing/2016/5/11/chartex" xmlns:cx4="http://schemas.microsoft.com/office/drawing/2016/5/10/chartex" xmlns:cx3="http://schemas.microsoft.com/office/drawing/2016/5/9/chartex" xmlns:cx2="http://schemas.microsoft.com/office/drawing/2015/10/21/chartex" xmlns:cx1="http://schemas.microsoft.com/office/drawing/2015/9/8/chartex" xmlns:cx="http://schemas.microsoft.com/office/drawing/2014/chartex" xmlns:wpc="http://schemas.microsoft.com/office/word/2010/wordprocessingCanvas" xmlns="" val="0"/>
                         </a:ext>
                       </a:extLst>
                     </a:blip>
@@ -19460,7 +19460,7 @@
                     <a:blip r:embed="rId18">
                       <a:extLst>
                         <a:ext uri="{28A0092B-C50C-407E-A947-70E740481C1C}">
-                          <a14:useLocalDpi xmlns="" xmlns:wpc="http://schemas.microsoft.com/office/word/2010/wordprocessingCanvas" xmlns:cx="http://schemas.microsoft.com/office/drawing/2014/chartex" xmlns:cx1="http://schemas.microsoft.com/office/drawing/2015/9/8/chartex" xmlns:cx2="http://schemas.microsoft.com/office/drawing/2015/10/21/chartex" xmlns:cx3="http://schemas.microsoft.com/office/drawing/2016/5/9/chartex" xmlns:cx4="http://schemas.microsoft.com/office/drawing/2016/5/10/chartex" xmlns:cx5="http://schemas.microsoft.com/office/drawing/2016/5/11/chartex" xmlns:cx6="http://schemas.microsoft.com/office/drawing/2016/5/12/chartex" xmlns:cx7="http://schemas.microsoft.com/office/drawing/2016/5/13/chartex" xmlns:cx8="http://schemas.microsoft.com/office/drawing/2016/5/14/chartex" xmlns:mc="http://schemas.openxmlformats.org/markup-compatibility/2006" xmlns:aink="http://schemas.microsoft.com/office/drawing/2016/ink" xmlns:o="urn:schemas-microsoft-com:office:office" xmlns:v="urn:schemas-microsoft-com:vml" xmlns:wp14="http://schemas.microsoft.com/office/word/2010/wordprocessingDrawing" xmlns:w10="urn:schemas-microsoft-com:office:word" xmlns:w="http://schemas.openxmlformats.org/wordprocessingml/2006/main" xmlns:w14="http://schemas.microsoft.com/office/word/2010/wordml" xmlns:w15="http://schemas.microsoft.com/office/word/2012/wordml" xmlns:w16se="http://schemas.microsoft.com/office/word/2015/wordml/symex" xmlns:wpg="http://schemas.microsoft.com/office/word/2010/wordprocessingGroup" xmlns:wpi="http://schemas.microsoft.com/office/word/2010/wordprocessingInk" xmlns:wps="http://schemas.microsoft.com/office/word/2010/wordprocessingShape" xmlns:a14="http://schemas.microsoft.com/office/drawing/2010/main" val="0"/>
+                          <a14:useLocalDpi xmlns:a14="http://schemas.microsoft.com/office/drawing/2010/main" xmlns:wps="http://schemas.microsoft.com/office/word/2010/wordprocessingShape" xmlns:wpi="http://schemas.microsoft.com/office/word/2010/wordprocessingInk" xmlns:wpg="http://schemas.microsoft.com/office/word/2010/wordprocessingGroup" xmlns:w16se="http://schemas.microsoft.com/office/word/2015/wordml/symex" xmlns:w15="http://schemas.microsoft.com/office/word/2012/wordml" xmlns:w14="http://schemas.microsoft.com/office/word/2010/wordml" xmlns:w="http://schemas.openxmlformats.org/wordprocessingml/2006/main" xmlns:w10="urn:schemas-microsoft-com:office:word" xmlns:wp14="http://schemas.microsoft.com/office/word/2010/wordprocessingDrawing" xmlns:v="urn:schemas-microsoft-com:vml" xmlns:o="urn:schemas-microsoft-com:office:office" xmlns:aink="http://schemas.microsoft.com/office/drawing/2016/ink" xmlns:mc="http://schemas.openxmlformats.org/markup-compatibility/2006" xmlns:cx8="http://schemas.microsoft.com/office/drawing/2016/5/14/chartex" xmlns:cx7="http://schemas.microsoft.com/office/drawing/2016/5/13/chartex" xmlns:cx6="http://schemas.microsoft.com/office/drawing/2016/5/12/chartex" xmlns:cx5="http://schemas.microsoft.com/office/drawing/2016/5/11/chartex" xmlns:cx4="http://schemas.microsoft.com/office/drawing/2016/5/10/chartex" xmlns:cx3="http://schemas.microsoft.com/office/drawing/2016/5/9/chartex" xmlns:cx2="http://schemas.microsoft.com/office/drawing/2015/10/21/chartex" xmlns:cx1="http://schemas.microsoft.com/office/drawing/2015/9/8/chartex" xmlns:cx="http://schemas.microsoft.com/office/drawing/2014/chartex" xmlns:wpc="http://schemas.microsoft.com/office/word/2010/wordprocessingCanvas" xmlns="" val="0"/>
                         </a:ext>
                       </a:extLst>
                     </a:blip>
@@ -23122,7 +23122,7 @@
                     <a:blip r:embed="rId18">
                       <a:extLst>
                         <a:ext uri="{28A0092B-C50C-407E-A947-70E740481C1C}">
-                          <a14:useLocalDpi xmlns="" xmlns:wpc="http://schemas.microsoft.com/office/word/2010/wordprocessingCanvas" xmlns:cx="http://schemas.microsoft.com/office/drawing/2014/chartex" xmlns:cx1="http://schemas.microsoft.com/office/drawing/2015/9/8/chartex" xmlns:cx2="http://schemas.microsoft.com/office/drawing/2015/10/21/chartex" xmlns:cx3="http://schemas.microsoft.com/office/drawing/2016/5/9/chartex" xmlns:cx4="http://schemas.microsoft.com/office/drawing/2016/5/10/chartex" xmlns:cx5="http://schemas.microsoft.com/office/drawing/2016/5/11/chartex" xmlns:cx6="http://schemas.microsoft.com/office/drawing/2016/5/12/chartex" xmlns:cx7="http://schemas.microsoft.com/office/drawing/2016/5/13/chartex" xmlns:cx8="http://schemas.microsoft.com/office/drawing/2016/5/14/chartex" xmlns:mc="http://schemas.openxmlformats.org/markup-compatibility/2006" xmlns:aink="http://schemas.microsoft.com/office/drawing/2016/ink" xmlns:o="urn:schemas-microsoft-com:office:office" xmlns:v="urn:schemas-microsoft-com:vml" xmlns:wp14="http://schemas.microsoft.com/office/word/2010/wordprocessingDrawing" xmlns:w10="urn:schemas-microsoft-com:office:word" xmlns:w="http://schemas.openxmlformats.org/wordprocessingml/2006/main" xmlns:w14="http://schemas.microsoft.com/office/word/2010/wordml" xmlns:w15="http://schemas.microsoft.com/office/word/2012/wordml" xmlns:w16se="http://schemas.microsoft.com/office/word/2015/wordml/symex" xmlns:wpg="http://schemas.microsoft.com/office/word/2010/wordprocessingGroup" xmlns:wpi="http://schemas.microsoft.com/office/word/2010/wordprocessingInk" xmlns:wps="http://schemas.microsoft.com/office/word/2010/wordprocessingShape" xmlns:a14="http://schemas.microsoft.com/office/drawing/2010/main" val="0"/>
+                          <a14:useLocalDpi xmlns:a14="http://schemas.microsoft.com/office/drawing/2010/main" xmlns:wps="http://schemas.microsoft.com/office/word/2010/wordprocessingShape" xmlns:wpi="http://schemas.microsoft.com/office/word/2010/wordprocessingInk" xmlns:wpg="http://schemas.microsoft.com/office/word/2010/wordprocessingGroup" xmlns:w16se="http://schemas.microsoft.com/office/word/2015/wordml/symex" xmlns:w15="http://schemas.microsoft.com/office/word/2012/wordml" xmlns:w14="http://schemas.microsoft.com/office/word/2010/wordml" xmlns:w="http://schemas.openxmlformats.org/wordprocessingml/2006/main" xmlns:w10="urn:schemas-microsoft-com:office:word" xmlns:wp14="http://schemas.microsoft.com/office/word/2010/wordprocessingDrawing" xmlns:v="urn:schemas-microsoft-com:vml" xmlns:o="urn:schemas-microsoft-com:office:office" xmlns:aink="http://schemas.microsoft.com/office/drawing/2016/ink" xmlns:mc="http://schemas.openxmlformats.org/markup-compatibility/2006" xmlns:cx8="http://schemas.microsoft.com/office/drawing/2016/5/14/chartex" xmlns:cx7="http://schemas.microsoft.com/office/drawing/2016/5/13/chartex" xmlns:cx6="http://schemas.microsoft.com/office/drawing/2016/5/12/chartex" xmlns:cx5="http://schemas.microsoft.com/office/drawing/2016/5/11/chartex" xmlns:cx4="http://schemas.microsoft.com/office/drawing/2016/5/10/chartex" xmlns:cx3="http://schemas.microsoft.com/office/drawing/2016/5/9/chartex" xmlns:cx2="http://schemas.microsoft.com/office/drawing/2015/10/21/chartex" xmlns:cx1="http://schemas.microsoft.com/office/drawing/2015/9/8/chartex" xmlns:cx="http://schemas.microsoft.com/office/drawing/2014/chartex" xmlns:wpc="http://schemas.microsoft.com/office/word/2010/wordprocessingCanvas" xmlns="" val="0"/>
                         </a:ext>
                       </a:extLst>
                     </a:blip>
@@ -24039,7 +24039,7 @@
                     <a:blip r:embed="rId18">
                       <a:extLst>
                         <a:ext uri="{28A0092B-C50C-407E-A947-70E740481C1C}">
-                          <a14:useLocalDpi xmlns="" xmlns:wpc="http://schemas.microsoft.com/office/word/2010/wordprocessingCanvas" xmlns:cx="http://schemas.microsoft.com/office/drawing/2014/chartex" xmlns:cx1="http://schemas.microsoft.com/office/drawing/2015/9/8/chartex" xmlns:cx2="http://schemas.microsoft.com/office/drawing/2015/10/21/chartex" xmlns:cx3="http://schemas.microsoft.com/office/drawing/2016/5/9/chartex" xmlns:cx4="http://schemas.microsoft.com/office/drawing/2016/5/10/chartex" xmlns:cx5="http://schemas.microsoft.com/office/drawing/2016/5/11/chartex" xmlns:cx6="http://schemas.microsoft.com/office/drawing/2016/5/12/chartex" xmlns:cx7="http://schemas.microsoft.com/office/drawing/2016/5/13/chartex" xmlns:cx8="http://schemas.microsoft.com/office/drawing/2016/5/14/chartex" xmlns:mc="http://schemas.openxmlformats.org/markup-compatibility/2006" xmlns:aink="http://schemas.microsoft.com/office/drawing/2016/ink" xmlns:o="urn:schemas-microsoft-com:office:office" xmlns:v="urn:schemas-microsoft-com:vml" xmlns:wp14="http://schemas.microsoft.com/office/word/2010/wordprocessingDrawing" xmlns:w10="urn:schemas-microsoft-com:office:word" xmlns:w="http://schemas.openxmlformats.org/wordprocessingml/2006/main" xmlns:w14="http://schemas.microsoft.com/office/word/2010/wordml" xmlns:w15="http://schemas.microsoft.com/office/word/2012/wordml" xmlns:w16se="http://schemas.microsoft.com/office/word/2015/wordml/symex" xmlns:wpg="http://schemas.microsoft.com/office/word/2010/wordprocessingGroup" xmlns:wpi="http://schemas.microsoft.com/office/word/2010/wordprocessingInk" xmlns:wps="http://schemas.microsoft.com/office/word/2010/wordprocessingShape" xmlns:a14="http://schemas.microsoft.com/office/drawing/2010/main" val="0"/>
+                          <a14:useLocalDpi xmlns:a14="http://schemas.microsoft.com/office/drawing/2010/main" xmlns:wps="http://schemas.microsoft.com/office/word/2010/wordprocessingShape" xmlns:wpi="http://schemas.microsoft.com/office/word/2010/wordprocessingInk" xmlns:wpg="http://schemas.microsoft.com/office/word/2010/wordprocessingGroup" xmlns:w16se="http://schemas.microsoft.com/office/word/2015/wordml/symex" xmlns:w15="http://schemas.microsoft.com/office/word/2012/wordml" xmlns:w14="http://schemas.microsoft.com/office/word/2010/wordml" xmlns:w="http://schemas.openxmlformats.org/wordprocessingml/2006/main" xmlns:w10="urn:schemas-microsoft-com:office:word" xmlns:wp14="http://schemas.microsoft.com/office/word/2010/wordprocessingDrawing" xmlns:v="urn:schemas-microsoft-com:vml" xmlns:o="urn:schemas-microsoft-com:office:office" xmlns:aink="http://schemas.microsoft.com/office/drawing/2016/ink" xmlns:mc="http://schemas.openxmlformats.org/markup-compatibility/2006" xmlns:cx8="http://schemas.microsoft.com/office/drawing/2016/5/14/chartex" xmlns:cx7="http://schemas.microsoft.com/office/drawing/2016/5/13/chartex" xmlns:cx6="http://schemas.microsoft.com/office/drawing/2016/5/12/chartex" xmlns:cx5="http://schemas.microsoft.com/office/drawing/2016/5/11/chartex" xmlns:cx4="http://schemas.microsoft.com/office/drawing/2016/5/10/chartex" xmlns:cx3="http://schemas.microsoft.com/office/drawing/2016/5/9/chartex" xmlns:cx2="http://schemas.microsoft.com/office/drawing/2015/10/21/chartex" xmlns:cx1="http://schemas.microsoft.com/office/drawing/2015/9/8/chartex" xmlns:cx="http://schemas.microsoft.com/office/drawing/2014/chartex" xmlns:wpc="http://schemas.microsoft.com/office/word/2010/wordprocessingCanvas" xmlns="" val="0"/>
                         </a:ext>
                       </a:extLst>
                     </a:blip>
@@ -28052,7 +28052,7 @@
                     <a:blip r:embed="rId18">
                       <a:extLst>
                         <a:ext uri="{28A0092B-C50C-407E-A947-70E740481C1C}">
-                          <a14:useLocalDpi xmlns="" xmlns:wpc="http://schemas.microsoft.com/office/word/2010/wordprocessingCanvas" xmlns:cx="http://schemas.microsoft.com/office/drawing/2014/chartex" xmlns:cx1="http://schemas.microsoft.com/office/drawing/2015/9/8/chartex" xmlns:cx2="http://schemas.microsoft.com/office/drawing/2015/10/21/chartex" xmlns:cx3="http://schemas.microsoft.com/office/drawing/2016/5/9/chartex" xmlns:cx4="http://schemas.microsoft.com/office/drawing/2016/5/10/chartex" xmlns:cx5="http://schemas.microsoft.com/office/drawing/2016/5/11/chartex" xmlns:cx6="http://schemas.microsoft.com/office/drawing/2016/5/12/chartex" xmlns:cx7="http://schemas.microsoft.com/office/drawing/2016/5/13/chartex" xmlns:cx8="http://schemas.microsoft.com/office/drawing/2016/5/14/chartex" xmlns:mc="http://schemas.openxmlformats.org/markup-compatibility/2006" xmlns:aink="http://schemas.microsoft.com/office/drawing/2016/ink" xmlns:o="urn:schemas-microsoft-com:office:office" xmlns:v="urn:schemas-microsoft-com:vml" xmlns:wp14="http://schemas.microsoft.com/office/word/2010/wordprocessingDrawing" xmlns:w10="urn:schemas-microsoft-com:office:word" xmlns:w="http://schemas.openxmlformats.org/wordprocessingml/2006/main" xmlns:w14="http://schemas.microsoft.com/office/word/2010/wordml" xmlns:w15="http://schemas.microsoft.com/office/word/2012/wordml" xmlns:w16se="http://schemas.microsoft.com/office/word/2015/wordml/symex" xmlns:wpg="http://schemas.microsoft.com/office/word/2010/wordprocessingGroup" xmlns:wpi="http://schemas.microsoft.com/office/word/2010/wordprocessingInk" xmlns:wps="http://schemas.microsoft.com/office/word/2010/wordprocessingShape" xmlns:a14="http://schemas.microsoft.com/office/drawing/2010/main" val="0"/>
+                          <a14:useLocalDpi xmlns:a14="http://schemas.microsoft.com/office/drawing/2010/main" xmlns:wps="http://schemas.microsoft.com/office/word/2010/wordprocessingShape" xmlns:wpi="http://schemas.microsoft.com/office/word/2010/wordprocessingInk" xmlns:wpg="http://schemas.microsoft.com/office/word/2010/wordprocessingGroup" xmlns:w16se="http://schemas.microsoft.com/office/word/2015/wordml/symex" xmlns:w15="http://schemas.microsoft.com/office/word/2012/wordml" xmlns:w14="http://schemas.microsoft.com/office/word/2010/wordml" xmlns:w="http://schemas.openxmlformats.org/wordprocessingml/2006/main" xmlns:w10="urn:schemas-microsoft-com:office:word" xmlns:wp14="http://schemas.microsoft.com/office/word/2010/wordprocessingDrawing" xmlns:v="urn:schemas-microsoft-com:vml" xmlns:o="urn:schemas-microsoft-com:office:office" xmlns:aink="http://schemas.microsoft.com/office/drawing/2016/ink" xmlns:mc="http://schemas.openxmlformats.org/markup-compatibility/2006" xmlns:cx8="http://schemas.microsoft.com/office/drawing/2016/5/14/chartex" xmlns:cx7="http://schemas.microsoft.com/office/drawing/2016/5/13/chartex" xmlns:cx6="http://schemas.microsoft.com/office/drawing/2016/5/12/chartex" xmlns:cx5="http://schemas.microsoft.com/office/drawing/2016/5/11/chartex" xmlns:cx4="http://schemas.microsoft.com/office/drawing/2016/5/10/chartex" xmlns:cx3="http://schemas.microsoft.com/office/drawing/2016/5/9/chartex" xmlns:cx2="http://schemas.microsoft.com/office/drawing/2015/10/21/chartex" xmlns:cx1="http://schemas.microsoft.com/office/drawing/2015/9/8/chartex" xmlns:cx="http://schemas.microsoft.com/office/drawing/2014/chartex" xmlns:wpc="http://schemas.microsoft.com/office/word/2010/wordprocessingCanvas" xmlns="" val="0"/>
                         </a:ext>
                       </a:extLst>
                     </a:blip>
@@ -29393,7 +29393,7 @@
                     <a:blip r:embed="rId18">
                       <a:extLst>
                         <a:ext uri="{28A0092B-C50C-407E-A947-70E740481C1C}">
-                          <a14:useLocalDpi xmlns="" xmlns:wpc="http://schemas.microsoft.com/office/word/2010/wordprocessingCanvas" xmlns:cx="http://schemas.microsoft.com/office/drawing/2014/chartex" xmlns:cx1="http://schemas.microsoft.com/office/drawing/2015/9/8/chartex" xmlns:cx2="http://schemas.microsoft.com/office/drawing/2015/10/21/chartex" xmlns:cx3="http://schemas.microsoft.com/office/drawing/2016/5/9/chartex" xmlns:cx4="http://schemas.microsoft.com/office/drawing/2016/5/10/chartex" xmlns:cx5="http://schemas.microsoft.com/office/drawing/2016/5/11/chartex" xmlns:cx6="http://schemas.microsoft.com/office/drawing/2016/5/12/chartex" xmlns:cx7="http://schemas.microsoft.com/office/drawing/2016/5/13/chartex" xmlns:cx8="http://schemas.microsoft.com/office/drawing/2016/5/14/chartex" xmlns:mc="http://schemas.openxmlformats.org/markup-compatibility/2006" xmlns:aink="http://schemas.microsoft.com/office/drawing/2016/ink" xmlns:o="urn:schemas-microsoft-com:office:office" xmlns:v="urn:schemas-microsoft-com:vml" xmlns:wp14="http://schemas.microsoft.com/office/word/2010/wordprocessingDrawing" xmlns:w10="urn:schemas-microsoft-com:office:word" xmlns:w="http://schemas.openxmlformats.org/wordprocessingml/2006/main" xmlns:w14="http://schemas.microsoft.com/office/word/2010/wordml" xmlns:w15="http://schemas.microsoft.com/office/word/2012/wordml" xmlns:w16se="http://schemas.microsoft.com/office/word/2015/wordml/symex" xmlns:wpg="http://schemas.microsoft.com/office/word/2010/wordprocessingGroup" xmlns:wpi="http://schemas.microsoft.com/office/word/2010/wordprocessingInk" xmlns:wps="http://schemas.microsoft.com/office/word/2010/wordprocessingShape" xmlns:a14="http://schemas.microsoft.com/office/drawing/2010/main" val="0"/>
+                          <a14:useLocalDpi xmlns:a14="http://schemas.microsoft.com/office/drawing/2010/main" xmlns:wps="http://schemas.microsoft.com/office/word/2010/wordprocessingShape" xmlns:wpi="http://schemas.microsoft.com/office/word/2010/wordprocessingInk" xmlns:wpg="http://schemas.microsoft.com/office/word/2010/wordprocessingGroup" xmlns:w16se="http://schemas.microsoft.com/office/word/2015/wordml/symex" xmlns:w15="http://schemas.microsoft.com/office/word/2012/wordml" xmlns:w14="http://schemas.microsoft.com/office/word/2010/wordml" xmlns:w="http://schemas.openxmlformats.org/wordprocessingml/2006/main" xmlns:w10="urn:schemas-microsoft-com:office:word" xmlns:wp14="http://schemas.microsoft.com/office/word/2010/wordprocessingDrawing" xmlns:v="urn:schemas-microsoft-com:vml" xmlns:o="urn:schemas-microsoft-com:office:office" xmlns:aink="http://schemas.microsoft.com/office/drawing/2016/ink" xmlns:mc="http://schemas.openxmlformats.org/markup-compatibility/2006" xmlns:cx8="http://schemas.microsoft.com/office/drawing/2016/5/14/chartex" xmlns:cx7="http://schemas.microsoft.com/office/drawing/2016/5/13/chartex" xmlns:cx6="http://schemas.microsoft.com/office/drawing/2016/5/12/chartex" xmlns:cx5="http://schemas.microsoft.com/office/drawing/2016/5/11/chartex" xmlns:cx4="http://schemas.microsoft.com/office/drawing/2016/5/10/chartex" xmlns:cx3="http://schemas.microsoft.com/office/drawing/2016/5/9/chartex" xmlns:cx2="http://schemas.microsoft.com/office/drawing/2015/10/21/chartex" xmlns:cx1="http://schemas.microsoft.com/office/drawing/2015/9/8/chartex" xmlns:cx="http://schemas.microsoft.com/office/drawing/2014/chartex" xmlns:wpc="http://schemas.microsoft.com/office/word/2010/wordprocessingCanvas" xmlns="" val="0"/>
                         </a:ext>
                       </a:extLst>
                     </a:blip>
@@ -29800,7 +29800,7 @@
                     <a:blip r:embed="rId18">
                       <a:extLst>
                         <a:ext uri="{28A0092B-C50C-407E-A947-70E740481C1C}">
-                          <a14:useLocalDpi xmlns="" xmlns:wpc="http://schemas.microsoft.com/office/word/2010/wordprocessingCanvas" xmlns:cx="http://schemas.microsoft.com/office/drawing/2014/chartex" xmlns:cx1="http://schemas.microsoft.com/office/drawing/2015/9/8/chartex" xmlns:cx2="http://schemas.microsoft.com/office/drawing/2015/10/21/chartex" xmlns:cx3="http://schemas.microsoft.com/office/drawing/2016/5/9/chartex" xmlns:cx4="http://schemas.microsoft.com/office/drawing/2016/5/10/chartex" xmlns:cx5="http://schemas.microsoft.com/office/drawing/2016/5/11/chartex" xmlns:cx6="http://schemas.microsoft.com/office/drawing/2016/5/12/chartex" xmlns:cx7="http://schemas.microsoft.com/office/drawing/2016/5/13/chartex" xmlns:cx8="http://schemas.microsoft.com/office/drawing/2016/5/14/chartex" xmlns:mc="http://schemas.openxmlformats.org/markup-compatibility/2006" xmlns:aink="http://schemas.microsoft.com/office/drawing/2016/ink" xmlns:o="urn:schemas-microsoft-com:office:office" xmlns:v="urn:schemas-microsoft-com:vml" xmlns:wp14="http://schemas.microsoft.com/office/word/2010/wordprocessingDrawing" xmlns:w10="urn:schemas-microsoft-com:office:word" xmlns:w="http://schemas.openxmlformats.org/wordprocessingml/2006/main" xmlns:w14="http://schemas.microsoft.com/office/word/2010/wordml" xmlns:w15="http://schemas.microsoft.com/office/word/2012/wordml" xmlns:w16se="http://schemas.microsoft.com/office/word/2015/wordml/symex" xmlns:wpg="http://schemas.microsoft.com/office/word/2010/wordprocessingGroup" xmlns:wpi="http://schemas.microsoft.com/office/word/2010/wordprocessingInk" xmlns:wps="http://schemas.microsoft.com/office/word/2010/wordprocessingShape" xmlns:a14="http://schemas.microsoft.com/office/drawing/2010/main" val="0"/>
+                          <a14:useLocalDpi xmlns:a14="http://schemas.microsoft.com/office/drawing/2010/main" xmlns:wps="http://schemas.microsoft.com/office/word/2010/wordprocessingShape" xmlns:wpi="http://schemas.microsoft.com/office/word/2010/wordprocessingInk" xmlns:wpg="http://schemas.microsoft.com/office/word/2010/wordprocessingGroup" xmlns:w16se="http://schemas.microsoft.com/office/word/2015/wordml/symex" xmlns:w15="http://schemas.microsoft.com/office/word/2012/wordml" xmlns:w14="http://schemas.microsoft.com/office/word/2010/wordml" xmlns:w="http://schemas.openxmlformats.org/wordprocessingml/2006/main" xmlns:w10="urn:schemas-microsoft-com:office:word" xmlns:wp14="http://schemas.microsoft.com/office/word/2010/wordprocessingDrawing" xmlns:v="urn:schemas-microsoft-com:vml" xmlns:o="urn:schemas-microsoft-com:office:office" xmlns:aink="http://schemas.microsoft.com/office/drawing/2016/ink" xmlns:mc="http://schemas.openxmlformats.org/markup-compatibility/2006" xmlns:cx8="http://schemas.microsoft.com/office/drawing/2016/5/14/chartex" xmlns:cx7="http://schemas.microsoft.com/office/drawing/2016/5/13/chartex" xmlns:cx6="http://schemas.microsoft.com/office/drawing/2016/5/12/chartex" xmlns:cx5="http://schemas.microsoft.com/office/drawing/2016/5/11/chartex" xmlns:cx4="http://schemas.microsoft.com/office/drawing/2016/5/10/chartex" xmlns:cx3="http://schemas.microsoft.com/office/drawing/2016/5/9/chartex" xmlns:cx2="http://schemas.microsoft.com/office/drawing/2015/10/21/chartex" xmlns:cx1="http://schemas.microsoft.com/office/drawing/2015/9/8/chartex" xmlns:cx="http://schemas.microsoft.com/office/drawing/2014/chartex" xmlns:wpc="http://schemas.microsoft.com/office/word/2010/wordprocessingCanvas" xmlns="" val="0"/>
                         </a:ext>
                       </a:extLst>
                     </a:blip>
@@ -30651,7 +30651,7 @@
                     <a:blip r:embed="rId18">
                       <a:extLst>
                         <a:ext uri="{28A0092B-C50C-407E-A947-70E740481C1C}">
-                          <a14:useLocalDpi xmlns="" xmlns:wpc="http://schemas.microsoft.com/office/word/2010/wordprocessingCanvas" xmlns:cx="http://schemas.microsoft.com/office/drawing/2014/chartex" xmlns:cx1="http://schemas.microsoft.com/office/drawing/2015/9/8/chartex" xmlns:cx2="http://schemas.microsoft.com/office/drawing/2015/10/21/chartex" xmlns:cx3="http://schemas.microsoft.com/office/drawing/2016/5/9/chartex" xmlns:cx4="http://schemas.microsoft.com/office/drawing/2016/5/10/chartex" xmlns:cx5="http://schemas.microsoft.com/office/drawing/2016/5/11/chartex" xmlns:cx6="http://schemas.microsoft.com/office/drawing/2016/5/12/chartex" xmlns:cx7="http://schemas.microsoft.com/office/drawing/2016/5/13/chartex" xmlns:cx8="http://schemas.microsoft.com/office/drawing/2016/5/14/chartex" xmlns:mc="http://schemas.openxmlformats.org/markup-compatibility/2006" xmlns:aink="http://schemas.microsoft.com/office/drawing/2016/ink" xmlns:o="urn:schemas-microsoft-com:office:office" xmlns:v="urn:schemas-microsoft-com:vml" xmlns:wp14="http://schemas.microsoft.com/office/word/2010/wordprocessingDrawing" xmlns:w10="urn:schemas-microsoft-com:office:word" xmlns:w="http://schemas.openxmlformats.org/wordprocessingml/2006/main" xmlns:w14="http://schemas.microsoft.com/office/word/2010/wordml" xmlns:w15="http://schemas.microsoft.com/office/word/2012/wordml" xmlns:w16se="http://schemas.microsoft.com/office/word/2015/wordml/symex" xmlns:wpg="http://schemas.microsoft.com/office/word/2010/wordprocessingGroup" xmlns:wpi="http://schemas.microsoft.com/office/word/2010/wordprocessingInk" xmlns:wps="http://schemas.microsoft.com/office/word/2010/wordprocessingShape" xmlns:a14="http://schemas.microsoft.com/office/drawing/2010/main" val="0"/>
+                          <a14:useLocalDpi xmlns:a14="http://schemas.microsoft.com/office/drawing/2010/main" xmlns:wps="http://schemas.microsoft.com/office/word/2010/wordprocessingShape" xmlns:wpi="http://schemas.microsoft.com/office/word/2010/wordprocessingInk" xmlns:wpg="http://schemas.microsoft.com/office/word/2010/wordprocessingGroup" xmlns:w16se="http://schemas.microsoft.com/office/word/2015/wordml/symex" xmlns:w15="http://schemas.microsoft.com/office/word/2012/wordml" xmlns:w14="http://schemas.microsoft.com/office/word/2010/wordml" xmlns:w="http://schemas.openxmlformats.org/wordprocessingml/2006/main" xmlns:w10="urn:schemas-microsoft-com:office:word" xmlns:wp14="http://schemas.microsoft.com/office/word/2010/wordprocessingDrawing" xmlns:v="urn:schemas-microsoft-com:vml" xmlns:o="urn:schemas-microsoft-com:office:office" xmlns:aink="http://schemas.microsoft.com/office/drawing/2016/ink" xmlns:mc="http://schemas.openxmlformats.org/markup-compatibility/2006" xmlns:cx8="http://schemas.microsoft.com/office/drawing/2016/5/14/chartex" xmlns:cx7="http://schemas.microsoft.com/office/drawing/2016/5/13/chartex" xmlns:cx6="http://schemas.microsoft.com/office/drawing/2016/5/12/chartex" xmlns:cx5="http://schemas.microsoft.com/office/drawing/2016/5/11/chartex" xmlns:cx4="http://schemas.microsoft.com/office/drawing/2016/5/10/chartex" xmlns:cx3="http://schemas.microsoft.com/office/drawing/2016/5/9/chartex" xmlns:cx2="http://schemas.microsoft.com/office/drawing/2015/10/21/chartex" xmlns:cx1="http://schemas.microsoft.com/office/drawing/2015/9/8/chartex" xmlns:cx="http://schemas.microsoft.com/office/drawing/2014/chartex" xmlns:wpc="http://schemas.microsoft.com/office/word/2010/wordprocessingCanvas" xmlns="" val="0"/>
                         </a:ext>
                       </a:extLst>
                     </a:blip>
@@ -31224,7 +31224,7 @@
                     <a:blip r:embed="rId18">
                       <a:extLst>
                         <a:ext uri="{28A0092B-C50C-407E-A947-70E740481C1C}">
-                          <a14:useLocalDpi xmlns="" xmlns:wpc="http://schemas.microsoft.com/office/word/2010/wordprocessingCanvas" xmlns:cx="http://schemas.microsoft.com/office/drawing/2014/chartex" xmlns:cx1="http://schemas.microsoft.com/office/drawing/2015/9/8/chartex" xmlns:cx2="http://schemas.microsoft.com/office/drawing/2015/10/21/chartex" xmlns:cx3="http://schemas.microsoft.com/office/drawing/2016/5/9/chartex" xmlns:cx4="http://schemas.microsoft.com/office/drawing/2016/5/10/chartex" xmlns:cx5="http://schemas.microsoft.com/office/drawing/2016/5/11/chartex" xmlns:cx6="http://schemas.microsoft.com/office/drawing/2016/5/12/chartex" xmlns:cx7="http://schemas.microsoft.com/office/drawing/2016/5/13/chartex" xmlns:cx8="http://schemas.microsoft.com/office/drawing/2016/5/14/chartex" xmlns:mc="http://schemas.openxmlformats.org/markup-compatibility/2006" xmlns:aink="http://schemas.microsoft.com/office/drawing/2016/ink" xmlns:o="urn:schemas-microsoft-com:office:office" xmlns:v="urn:schemas-microsoft-com:vml" xmlns:wp14="http://schemas.microsoft.com/office/word/2010/wordprocessingDrawing" xmlns:w10="urn:schemas-microsoft-com:office:word" xmlns:w="http://schemas.openxmlformats.org/wordprocessingml/2006/main" xmlns:w14="http://schemas.microsoft.com/office/word/2010/wordml" xmlns:w15="http://schemas.microsoft.com/office/word/2012/wordml" xmlns:w16se="http://schemas.microsoft.com/office/word/2015/wordml/symex" xmlns:wpg="http://schemas.microsoft.com/office/word/2010/wordprocessingGroup" xmlns:wpi="http://schemas.microsoft.com/office/word/2010/wordprocessingInk" xmlns:wps="http://schemas.microsoft.com/office/word/2010/wordprocessingShape" xmlns:a14="http://schemas.microsoft.com/office/drawing/2010/main" val="0"/>
+                          <a14:useLocalDpi xmlns:a14="http://schemas.microsoft.com/office/drawing/2010/main" xmlns:wps="http://schemas.microsoft.com/office/word/2010/wordprocessingShape" xmlns:wpi="http://schemas.microsoft.com/office/word/2010/wordprocessingInk" xmlns:wpg="http://schemas.microsoft.com/office/word/2010/wordprocessingGroup" xmlns:w16se="http://schemas.microsoft.com/office/word/2015/wordml/symex" xmlns:w15="http://schemas.microsoft.com/office/word/2012/wordml" xmlns:w14="http://schemas.microsoft.com/office/word/2010/wordml" xmlns:w="http://schemas.openxmlformats.org/wordprocessingml/2006/main" xmlns:w10="urn:schemas-microsoft-com:office:word" xmlns:wp14="http://schemas.microsoft.com/office/word/2010/wordprocessingDrawing" xmlns:v="urn:schemas-microsoft-com:vml" xmlns:o="urn:schemas-microsoft-com:office:office" xmlns:aink="http://schemas.microsoft.com/office/drawing/2016/ink" xmlns:mc="http://schemas.openxmlformats.org/markup-compatibility/2006" xmlns:cx8="http://schemas.microsoft.com/office/drawing/2016/5/14/chartex" xmlns:cx7="http://schemas.microsoft.com/office/drawing/2016/5/13/chartex" xmlns:cx6="http://schemas.microsoft.com/office/drawing/2016/5/12/chartex" xmlns:cx5="http://schemas.microsoft.com/office/drawing/2016/5/11/chartex" xmlns:cx4="http://schemas.microsoft.com/office/drawing/2016/5/10/chartex" xmlns:cx3="http://schemas.microsoft.com/office/drawing/2016/5/9/chartex" xmlns:cx2="http://schemas.microsoft.com/office/drawing/2015/10/21/chartex" xmlns:cx1="http://schemas.microsoft.com/office/drawing/2015/9/8/chartex" xmlns:cx="http://schemas.microsoft.com/office/drawing/2014/chartex" xmlns:wpc="http://schemas.microsoft.com/office/word/2010/wordprocessingCanvas" xmlns="" val="0"/>
                         </a:ext>
                       </a:extLst>
                     </a:blip>
@@ -32530,7 +32530,7 @@
                     <a:blip r:embed="rId18">
                       <a:extLst>
                         <a:ext uri="{28A0092B-C50C-407E-A947-70E740481C1C}">
-                          <a14:useLocalDpi xmlns="" xmlns:wpc="http://schemas.microsoft.com/office/word/2010/wordprocessingCanvas" xmlns:cx="http://schemas.microsoft.com/office/drawing/2014/chartex" xmlns:cx1="http://schemas.microsoft.com/office/drawing/2015/9/8/chartex" xmlns:cx2="http://schemas.microsoft.com/office/drawing/2015/10/21/chartex" xmlns:cx3="http://schemas.microsoft.com/office/drawing/2016/5/9/chartex" xmlns:cx4="http://schemas.microsoft.com/office/drawing/2016/5/10/chartex" xmlns:cx5="http://schemas.microsoft.com/office/drawing/2016/5/11/chartex" xmlns:cx6="http://schemas.microsoft.com/office/drawing/2016/5/12/chartex" xmlns:cx7="http://schemas.microsoft.com/office/drawing/2016/5/13/chartex" xmlns:cx8="http://schemas.microsoft.com/office/drawing/2016/5/14/chartex" xmlns:mc="http://schemas.openxmlformats.org/markup-compatibility/2006" xmlns:aink="http://schemas.microsoft.com/office/drawing/2016/ink" xmlns:o="urn:schemas-microsoft-com:office:office" xmlns:v="urn:schemas-microsoft-com:vml" xmlns:wp14="http://schemas.microsoft.com/office/word/2010/wordprocessingDrawing" xmlns:w10="urn:schemas-microsoft-com:office:word" xmlns:w="http://schemas.openxmlformats.org/wordprocessingml/2006/main" xmlns:w14="http://schemas.microsoft.com/office/word/2010/wordml" xmlns:w15="http://schemas.microsoft.com/office/word/2012/wordml" xmlns:w16se="http://schemas.microsoft.com/office/word/2015/wordml/symex" xmlns:wpg="http://schemas.microsoft.com/office/word/2010/wordprocessingGroup" xmlns:wpi="http://schemas.microsoft.com/office/word/2010/wordprocessingInk" xmlns:wps="http://schemas.microsoft.com/office/word/2010/wordprocessingShape" xmlns:a14="http://schemas.microsoft.com/office/drawing/2010/main" val="0"/>
+                          <a14:useLocalDpi xmlns:a14="http://schemas.microsoft.com/office/drawing/2010/main" xmlns:wps="http://schemas.microsoft.com/office/word/2010/wordprocessingShape" xmlns:wpi="http://schemas.microsoft.com/office/word/2010/wordprocessingInk" xmlns:wpg="http://schemas.microsoft.com/office/word/2010/wordprocessingGroup" xmlns:w16se="http://schemas.microsoft.com/office/word/2015/wordml/symex" xmlns:w15="http://schemas.microsoft.com/office/word/2012/wordml" xmlns:w14="http://schemas.microsoft.com/office/word/2010/wordml" xmlns:w="http://schemas.openxmlformats.org/wordprocessingml/2006/main" xmlns:w10="urn:schemas-microsoft-com:office:word" xmlns:wp14="http://schemas.microsoft.com/office/word/2010/wordprocessingDrawing" xmlns:v="urn:schemas-microsoft-com:vml" xmlns:o="urn:schemas-microsoft-com:office:office" xmlns:aink="http://schemas.microsoft.com/office/drawing/2016/ink" xmlns:mc="http://schemas.openxmlformats.org/markup-compatibility/2006" xmlns:cx8="http://schemas.microsoft.com/office/drawing/2016/5/14/chartex" xmlns:cx7="http://schemas.microsoft.com/office/drawing/2016/5/13/chartex" xmlns:cx6="http://schemas.microsoft.com/office/drawing/2016/5/12/chartex" xmlns:cx5="http://schemas.microsoft.com/office/drawing/2016/5/11/chartex" xmlns:cx4="http://schemas.microsoft.com/office/drawing/2016/5/10/chartex" xmlns:cx3="http://schemas.microsoft.com/office/drawing/2016/5/9/chartex" xmlns:cx2="http://schemas.microsoft.com/office/drawing/2015/10/21/chartex" xmlns:cx1="http://schemas.microsoft.com/office/drawing/2015/9/8/chartex" xmlns:cx="http://schemas.microsoft.com/office/drawing/2014/chartex" xmlns:wpc="http://schemas.microsoft.com/office/word/2010/wordprocessingCanvas" xmlns="" val="0"/>
                         </a:ext>
                       </a:extLst>
                     </a:blip>
@@ -33610,7 +33610,7 @@
                     <a:blip r:embed="rId18">
                       <a:extLst>
                         <a:ext uri="{28A0092B-C50C-407E-A947-70E740481C1C}">
-                          <a14:useLocalDpi xmlns="" xmlns:wpc="http://schemas.microsoft.com/office/word/2010/wordprocessingCanvas" xmlns:cx="http://schemas.microsoft.com/office/drawing/2014/chartex" xmlns:cx1="http://schemas.microsoft.com/office/drawing/2015/9/8/chartex" xmlns:cx2="http://schemas.microsoft.com/office/drawing/2015/10/21/chartex" xmlns:cx3="http://schemas.microsoft.com/office/drawing/2016/5/9/chartex" xmlns:cx4="http://schemas.microsoft.com/office/drawing/2016/5/10/chartex" xmlns:cx5="http://schemas.microsoft.com/office/drawing/2016/5/11/chartex" xmlns:cx6="http://schemas.microsoft.com/office/drawing/2016/5/12/chartex" xmlns:cx7="http://schemas.microsoft.com/office/drawing/2016/5/13/chartex" xmlns:cx8="http://schemas.microsoft.com/office/drawing/2016/5/14/chartex" xmlns:mc="http://schemas.openxmlformats.org/markup-compatibility/2006" xmlns:aink="http://schemas.microsoft.com/office/drawing/2016/ink" xmlns:o="urn:schemas-microsoft-com:office:office" xmlns:v="urn:schemas-microsoft-com:vml" xmlns:wp14="http://schemas.microsoft.com/office/word/2010/wordprocessingDrawing" xmlns:w10="urn:schemas-microsoft-com:office:word" xmlns:w="http://schemas.openxmlformats.org/wordprocessingml/2006/main" xmlns:w14="http://schemas.microsoft.com/office/word/2010/wordml" xmlns:w15="http://schemas.microsoft.com/office/word/2012/wordml" xmlns:w16se="http://schemas.microsoft.com/office/word/2015/wordml/symex" xmlns:wpg="http://schemas.microsoft.com/office/word/2010/wordprocessingGroup" xmlns:wpi="http://schemas.microsoft.com/office/word/2010/wordprocessingInk" xmlns:wps="http://schemas.microsoft.com/office/word/2010/wordprocessingShape" xmlns:a14="http://schemas.microsoft.com/office/drawing/2010/main" val="0"/>
+                          <a14:useLocalDpi xmlns:a14="http://schemas.microsoft.com/office/drawing/2010/main" xmlns:wps="http://schemas.microsoft.com/office/word/2010/wordprocessingShape" xmlns:wpi="http://schemas.microsoft.com/office/word/2010/wordprocessingInk" xmlns:wpg="http://schemas.microsoft.com/office/word/2010/wordprocessingGroup" xmlns:w16se="http://schemas.microsoft.com/office/word/2015/wordml/symex" xmlns:w15="http://schemas.microsoft.com/office/word/2012/wordml" xmlns:w14="http://schemas.microsoft.com/office/word/2010/wordml" xmlns:w="http://schemas.openxmlformats.org/wordprocessingml/2006/main" xmlns:w10="urn:schemas-microsoft-com:office:word" xmlns:wp14="http://schemas.microsoft.com/office/word/2010/wordprocessingDrawing" xmlns:v="urn:schemas-microsoft-com:vml" xmlns:o="urn:schemas-microsoft-com:office:office" xmlns:aink="http://schemas.microsoft.com/office/drawing/2016/ink" xmlns:mc="http://schemas.openxmlformats.org/markup-compatibility/2006" xmlns:cx8="http://schemas.microsoft.com/office/drawing/2016/5/14/chartex" xmlns:cx7="http://schemas.microsoft.com/office/drawing/2016/5/13/chartex" xmlns:cx6="http://schemas.microsoft.com/office/drawing/2016/5/12/chartex" xmlns:cx5="http://schemas.microsoft.com/office/drawing/2016/5/11/chartex" xmlns:cx4="http://schemas.microsoft.com/office/drawing/2016/5/10/chartex" xmlns:cx3="http://schemas.microsoft.com/office/drawing/2016/5/9/chartex" xmlns:cx2="http://schemas.microsoft.com/office/drawing/2015/10/21/chartex" xmlns:cx1="http://schemas.microsoft.com/office/drawing/2015/9/8/chartex" xmlns:cx="http://schemas.microsoft.com/office/drawing/2014/chartex" xmlns:wpc="http://schemas.microsoft.com/office/word/2010/wordprocessingCanvas" xmlns="" val="0"/>
                         </a:ext>
                       </a:extLst>
                     </a:blip>
@@ -34095,7 +34095,7 @@
                     <a:blip r:embed="rId18">
                       <a:extLst>
                         <a:ext uri="{28A0092B-C50C-407E-A947-70E740481C1C}">
-                          <a14:useLocalDpi xmlns="" xmlns:wpc="http://schemas.microsoft.com/office/word/2010/wordprocessingCanvas" xmlns:cx="http://schemas.microsoft.com/office/drawing/2014/chartex" xmlns:cx1="http://schemas.microsoft.com/office/drawing/2015/9/8/chartex" xmlns:cx2="http://schemas.microsoft.com/office/drawing/2015/10/21/chartex" xmlns:cx3="http://schemas.microsoft.com/office/drawing/2016/5/9/chartex" xmlns:cx4="http://schemas.microsoft.com/office/drawing/2016/5/10/chartex" xmlns:cx5="http://schemas.microsoft.com/office/drawing/2016/5/11/chartex" xmlns:cx6="http://schemas.microsoft.com/office/drawing/2016/5/12/chartex" xmlns:cx7="http://schemas.microsoft.com/office/drawing/2016/5/13/chartex" xmlns:cx8="http://schemas.microsoft.com/office/drawing/2016/5/14/chartex" xmlns:mc="http://schemas.openxmlformats.org/markup-compatibility/2006" xmlns:aink="http://schemas.microsoft.com/office/drawing/2016/ink" xmlns:o="urn:schemas-microsoft-com:office:office" xmlns:v="urn:schemas-microsoft-com:vml" xmlns:wp14="http://schemas.microsoft.com/office/word/2010/wordprocessingDrawing" xmlns:w10="urn:schemas-microsoft-com:office:word" xmlns:w="http://schemas.openxmlformats.org/wordprocessingml/2006/main" xmlns:w14="http://schemas.microsoft.com/office/word/2010/wordml" xmlns:w15="http://schemas.microsoft.com/office/word/2012/wordml" xmlns:w16se="http://schemas.microsoft.com/office/word/2015/wordml/symex" xmlns:wpg="http://schemas.microsoft.com/office/word/2010/wordprocessingGroup" xmlns:wpi="http://schemas.microsoft.com/office/word/2010/wordprocessingInk" xmlns:wps="http://schemas.microsoft.com/office/word/2010/wordprocessingShape" xmlns:a14="http://schemas.microsoft.com/office/drawing/2010/main" val="0"/>
+                          <a14:useLocalDpi xmlns:a14="http://schemas.microsoft.com/office/drawing/2010/main" xmlns:wps="http://schemas.microsoft.com/office/word/2010/wordprocessingShape" xmlns:wpi="http://schemas.microsoft.com/office/word/2010/wordprocessingInk" xmlns:wpg="http://schemas.microsoft.com/office/word/2010/wordprocessingGroup" xmlns:w16se="http://schemas.microsoft.com/office/word/2015/wordml/symex" xmlns:w15="http://schemas.microsoft.com/office/word/2012/wordml" xmlns:w14="http://schemas.microsoft.com/office/word/2010/wordml" xmlns:w="http://schemas.openxmlformats.org/wordprocessingml/2006/main" xmlns:w10="urn:schemas-microsoft-com:office:word" xmlns:wp14="http://schemas.microsoft.com/office/word/2010/wordprocessingDrawing" xmlns:v="urn:schemas-microsoft-com:vml" xmlns:o="urn:schemas-microsoft-com:office:office" xmlns:aink="http://schemas.microsoft.com/office/drawing/2016/ink" xmlns:mc="http://schemas.openxmlformats.org/markup-compatibility/2006" xmlns:cx8="http://schemas.microsoft.com/office/drawing/2016/5/14/chartex" xmlns:cx7="http://schemas.microsoft.com/office/drawing/2016/5/13/chartex" xmlns:cx6="http://schemas.microsoft.com/office/drawing/2016/5/12/chartex" xmlns:cx5="http://schemas.microsoft.com/office/drawing/2016/5/11/chartex" xmlns:cx4="http://schemas.microsoft.com/office/drawing/2016/5/10/chartex" xmlns:cx3="http://schemas.microsoft.com/office/drawing/2016/5/9/chartex" xmlns:cx2="http://schemas.microsoft.com/office/drawing/2015/10/21/chartex" xmlns:cx1="http://schemas.microsoft.com/office/drawing/2015/9/8/chartex" xmlns:cx="http://schemas.microsoft.com/office/drawing/2014/chartex" xmlns:wpc="http://schemas.microsoft.com/office/word/2010/wordprocessingCanvas" xmlns="" val="0"/>
                         </a:ext>
                       </a:extLst>
                     </a:blip>
@@ -35028,7 +35028,7 @@
                     <a:blip r:embed="rId18">
                       <a:extLst>
                         <a:ext uri="{28A0092B-C50C-407E-A947-70E740481C1C}">
-                          <a14:useLocalDpi xmlns="" xmlns:wpc="http://schemas.microsoft.com/office/word/2010/wordprocessingCanvas" xmlns:cx="http://schemas.microsoft.com/office/drawing/2014/chartex" xmlns:cx1="http://schemas.microsoft.com/office/drawing/2015/9/8/chartex" xmlns:cx2="http://schemas.microsoft.com/office/drawing/2015/10/21/chartex" xmlns:cx3="http://schemas.microsoft.com/office/drawing/2016/5/9/chartex" xmlns:cx4="http://schemas.microsoft.com/office/drawing/2016/5/10/chartex" xmlns:cx5="http://schemas.microsoft.com/office/drawing/2016/5/11/chartex" xmlns:cx6="http://schemas.microsoft.com/office/drawing/2016/5/12/chartex" xmlns:cx7="http://schemas.microsoft.com/office/drawing/2016/5/13/chartex" xmlns:cx8="http://schemas.microsoft.com/office/drawing/2016/5/14/chartex" xmlns:mc="http://schemas.openxmlformats.org/markup-compatibility/2006" xmlns:aink="http://schemas.microsoft.com/office/drawing/2016/ink" xmlns:o="urn:schemas-microsoft-com:office:office" xmlns:v="urn:schemas-microsoft-com:vml" xmlns:wp14="http://schemas.microsoft.com/office/word/2010/wordprocessingDrawing" xmlns:w10="urn:schemas-microsoft-com:office:word" xmlns:w="http://schemas.openxmlformats.org/wordprocessingml/2006/main" xmlns:w14="http://schemas.microsoft.com/office/word/2010/wordml" xmlns:w15="http://schemas.microsoft.com/office/word/2012/wordml" xmlns:w16se="http://schemas.microsoft.com/office/word/2015/wordml/symex" xmlns:wpg="http://schemas.microsoft.com/office/word/2010/wordprocessingGroup" xmlns:wpi="http://schemas.microsoft.com/office/word/2010/wordprocessingInk" xmlns:wps="http://schemas.microsoft.com/office/word/2010/wordprocessingShape" xmlns:a14="http://schemas.microsoft.com/office/drawing/2010/main" val="0"/>
+                          <a14:useLocalDpi xmlns:a14="http://schemas.microsoft.com/office/drawing/2010/main" xmlns:wps="http://schemas.microsoft.com/office/word/2010/wordprocessingShape" xmlns:wpi="http://schemas.microsoft.com/office/word/2010/wordprocessingInk" xmlns:wpg="http://schemas.microsoft.com/office/word/2010/wordprocessingGroup" xmlns:w16se="http://schemas.microsoft.com/office/word/2015/wordml/symex" xmlns:w15="http://schemas.microsoft.com/office/word/2012/wordml" xmlns:w14="http://schemas.microsoft.com/office/word/2010/wordml" xmlns:w="http://schemas.openxmlformats.org/wordprocessingml/2006/main" xmlns:w10="urn:schemas-microsoft-com:office:word" xmlns:wp14="http://schemas.microsoft.com/office/word/2010/wordprocessingDrawing" xmlns:v="urn:schemas-microsoft-com:vml" xmlns:o="urn:schemas-microsoft-com:office:office" xmlns:aink="http://schemas.microsoft.com/office/drawing/2016/ink" xmlns:mc="http://schemas.openxmlformats.org/markup-compatibility/2006" xmlns:cx8="http://schemas.microsoft.com/office/drawing/2016/5/14/chartex" xmlns:cx7="http://schemas.microsoft.com/office/drawing/2016/5/13/chartex" xmlns:cx6="http://schemas.microsoft.com/office/drawing/2016/5/12/chartex" xmlns:cx5="http://schemas.microsoft.com/office/drawing/2016/5/11/chartex" xmlns:cx4="http://schemas.microsoft.com/office/drawing/2016/5/10/chartex" xmlns:cx3="http://schemas.microsoft.com/office/drawing/2016/5/9/chartex" xmlns:cx2="http://schemas.microsoft.com/office/drawing/2015/10/21/chartex" xmlns:cx1="http://schemas.microsoft.com/office/drawing/2015/9/8/chartex" xmlns:cx="http://schemas.microsoft.com/office/drawing/2014/chartex" xmlns:wpc="http://schemas.microsoft.com/office/word/2010/wordprocessingCanvas" xmlns="" val="0"/>
                         </a:ext>
                       </a:extLst>
                     </a:blip>
@@ -35445,7 +35445,7 @@
                     <a:blip r:embed="rId18">
                       <a:extLst>
                         <a:ext uri="{28A0092B-C50C-407E-A947-70E740481C1C}">
-                          <a14:useLocalDpi xmlns="" xmlns:wpc="http://schemas.microsoft.com/office/word/2010/wordprocessingCanvas" xmlns:cx="http://schemas.microsoft.com/office/drawing/2014/chartex" xmlns:cx1="http://schemas.microsoft.com/office/drawing/2015/9/8/chartex" xmlns:cx2="http://schemas.microsoft.com/office/drawing/2015/10/21/chartex" xmlns:cx3="http://schemas.microsoft.com/office/drawing/2016/5/9/chartex" xmlns:cx4="http://schemas.microsoft.com/office/drawing/2016/5/10/chartex" xmlns:cx5="http://schemas.microsoft.com/office/drawing/2016/5/11/chartex" xmlns:cx6="http://schemas.microsoft.com/office/drawing/2016/5/12/chartex" xmlns:cx7="http://schemas.microsoft.com/office/drawing/2016/5/13/chartex" xmlns:cx8="http://schemas.microsoft.com/office/drawing/2016/5/14/chartex" xmlns:mc="http://schemas.openxmlformats.org/markup-compatibility/2006" xmlns:aink="http://schemas.microsoft.com/office/drawing/2016/ink" xmlns:o="urn:schemas-microsoft-com:office:office" xmlns:v="urn:schemas-microsoft-com:vml" xmlns:wp14="http://schemas.microsoft.com/office/word/2010/wordprocessingDrawing" xmlns:w10="urn:schemas-microsoft-com:office:word" xmlns:w="http://schemas.openxmlformats.org/wordprocessingml/2006/main" xmlns:w14="http://schemas.microsoft.com/office/word/2010/wordml" xmlns:w15="http://schemas.microsoft.com/office/word/2012/wordml" xmlns:w16se="http://schemas.microsoft.com/office/word/2015/wordml/symex" xmlns:wpg="http://schemas.microsoft.com/office/word/2010/wordprocessingGroup" xmlns:wpi="http://schemas.microsoft.com/office/word/2010/wordprocessingInk" xmlns:wps="http://schemas.microsoft.com/office/word/2010/wordprocessingShape" xmlns:a14="http://schemas.microsoft.com/office/drawing/2010/main" val="0"/>
+                          <a14:useLocalDpi xmlns:a14="http://schemas.microsoft.com/office/drawing/2010/main" xmlns:wps="http://schemas.microsoft.com/office/word/2010/wordprocessingShape" xmlns:wpi="http://schemas.microsoft.com/office/word/2010/wordprocessingInk" xmlns:wpg="http://schemas.microsoft.com/office/word/2010/wordprocessingGroup" xmlns:w16se="http://schemas.microsoft.com/office/word/2015/wordml/symex" xmlns:w15="http://schemas.microsoft.com/office/word/2012/wordml" xmlns:w14="http://schemas.microsoft.com/office/word/2010/wordml" xmlns:w="http://schemas.openxmlformats.org/wordprocessingml/2006/main" xmlns:w10="urn:schemas-microsoft-com:office:word" xmlns:wp14="http://schemas.microsoft.com/office/word/2010/wordprocessingDrawing" xmlns:v="urn:schemas-microsoft-com:vml" xmlns:o="urn:schemas-microsoft-com:office:office" xmlns:aink="http://schemas.microsoft.com/office/drawing/2016/ink" xmlns:mc="http://schemas.openxmlformats.org/markup-compatibility/2006" xmlns:cx8="http://schemas.microsoft.com/office/drawing/2016/5/14/chartex" xmlns:cx7="http://schemas.microsoft.com/office/drawing/2016/5/13/chartex" xmlns:cx6="http://schemas.microsoft.com/office/drawing/2016/5/12/chartex" xmlns:cx5="http://schemas.microsoft.com/office/drawing/2016/5/11/chartex" xmlns:cx4="http://schemas.microsoft.com/office/drawing/2016/5/10/chartex" xmlns:cx3="http://schemas.microsoft.com/office/drawing/2016/5/9/chartex" xmlns:cx2="http://schemas.microsoft.com/office/drawing/2015/10/21/chartex" xmlns:cx1="http://schemas.microsoft.com/office/drawing/2015/9/8/chartex" xmlns:cx="http://schemas.microsoft.com/office/drawing/2014/chartex" xmlns:wpc="http://schemas.microsoft.com/office/word/2010/wordprocessingCanvas" xmlns="" val="0"/>
                         </a:ext>
                       </a:extLst>
                     </a:blip>
@@ -36028,7 +36028,7 @@
                     <a:blip r:embed="rId18">
                       <a:extLst>
                         <a:ext uri="{28A0092B-C50C-407E-A947-70E740481C1C}">
-                          <a14:useLocalDpi xmlns="" xmlns:wpc="http://schemas.microsoft.com/office/word/2010/wordprocessingCanvas" xmlns:cx="http://schemas.microsoft.com/office/drawing/2014/chartex" xmlns:cx1="http://schemas.microsoft.com/office/drawing/2015/9/8/chartex" xmlns:cx2="http://schemas.microsoft.com/office/drawing/2015/10/21/chartex" xmlns:cx3="http://schemas.microsoft.com/office/drawing/2016/5/9/chartex" xmlns:cx4="http://schemas.microsoft.com/office/drawing/2016/5/10/chartex" xmlns:cx5="http://schemas.microsoft.com/office/drawing/2016/5/11/chartex" xmlns:cx6="http://schemas.microsoft.com/office/drawing/2016/5/12/chartex" xmlns:cx7="http://schemas.microsoft.com/office/drawing/2016/5/13/chartex" xmlns:cx8="http://schemas.microsoft.com/office/drawing/2016/5/14/chartex" xmlns:mc="http://schemas.openxmlformats.org/markup-compatibility/2006" xmlns:aink="http://schemas.microsoft.com/office/drawing/2016/ink" xmlns:o="urn:schemas-microsoft-com:office:office" xmlns:v="urn:schemas-microsoft-com:vml" xmlns:wp14="http://schemas.microsoft.com/office/word/2010/wordprocessingDrawing" xmlns:w10="urn:schemas-microsoft-com:office:word" xmlns:w="http://schemas.openxmlformats.org/wordprocessingml/2006/main" xmlns:w14="http://schemas.microsoft.com/office/word/2010/wordml" xmlns:w15="http://schemas.microsoft.com/office/word/2012/wordml" xmlns:w16se="http://schemas.microsoft.com/office/word/2015/wordml/symex" xmlns:wpg="http://schemas.microsoft.com/office/word/2010/wordprocessingGroup" xmlns:wpi="http://schemas.microsoft.com/office/word/2010/wordprocessingInk" xmlns:wps="http://schemas.microsoft.com/office/word/2010/wordprocessingShape" xmlns:a14="http://schemas.microsoft.com/office/drawing/2010/main" val="0"/>
+                          <a14:useLocalDpi xmlns:a14="http://schemas.microsoft.com/office/drawing/2010/main" xmlns:wps="http://schemas.microsoft.com/office/word/2010/wordprocessingShape" xmlns:wpi="http://schemas.microsoft.com/office/word/2010/wordprocessingInk" xmlns:wpg="http://schemas.microsoft.com/office/word/2010/wordprocessingGroup" xmlns:w16se="http://schemas.microsoft.com/office/word/2015/wordml/symex" xmlns:w15="http://schemas.microsoft.com/office/word/2012/wordml" xmlns:w14="http://schemas.microsoft.com/office/word/2010/wordml" xmlns:w="http://schemas.openxmlformats.org/wordprocessingml/2006/main" xmlns:w10="urn:schemas-microsoft-com:office:word" xmlns:wp14="http://schemas.microsoft.com/office/word/2010/wordprocessingDrawing" xmlns:v="urn:schemas-microsoft-com:vml" xmlns:o="urn:schemas-microsoft-com:office:office" xmlns:aink="http://schemas.microsoft.com/office/drawing/2016/ink" xmlns:mc="http://schemas.openxmlformats.org/markup-compatibility/2006" xmlns:cx8="http://schemas.microsoft.com/office/drawing/2016/5/14/chartex" xmlns:cx7="http://schemas.microsoft.com/office/drawing/2016/5/13/chartex" xmlns:cx6="http://schemas.microsoft.com/office/drawing/2016/5/12/chartex" xmlns:cx5="http://schemas.microsoft.com/office/drawing/2016/5/11/chartex" xmlns:cx4="http://schemas.microsoft.com/office/drawing/2016/5/10/chartex" xmlns:cx3="http://schemas.microsoft.com/office/drawing/2016/5/9/chartex" xmlns:cx2="http://schemas.microsoft.com/office/drawing/2015/10/21/chartex" xmlns:cx1="http://schemas.microsoft.com/office/drawing/2015/9/8/chartex" xmlns:cx="http://schemas.microsoft.com/office/drawing/2014/chartex" xmlns:wpc="http://schemas.microsoft.com/office/word/2010/wordprocessingCanvas" xmlns="" val="0"/>
                         </a:ext>
                       </a:extLst>
                     </a:blip>
@@ -37312,7 +37312,7 @@
                     <a:blip r:embed="rId18">
                       <a:extLst>
                         <a:ext uri="{28A0092B-C50C-407E-A947-70E740481C1C}">
-                          <a14:useLocalDpi xmlns="" xmlns:wpc="http://schemas.microsoft.com/office/word/2010/wordprocessingCanvas" xmlns:cx="http://schemas.microsoft.com/office/drawing/2014/chartex" xmlns:cx1="http://schemas.microsoft.com/office/drawing/2015/9/8/chartex" xmlns:cx2="http://schemas.microsoft.com/office/drawing/2015/10/21/chartex" xmlns:cx3="http://schemas.microsoft.com/office/drawing/2016/5/9/chartex" xmlns:cx4="http://schemas.microsoft.com/office/drawing/2016/5/10/chartex" xmlns:cx5="http://schemas.microsoft.com/office/drawing/2016/5/11/chartex" xmlns:cx6="http://schemas.microsoft.com/office/drawing/2016/5/12/chartex" xmlns:cx7="http://schemas.microsoft.com/office/drawing/2016/5/13/chartex" xmlns:cx8="http://schemas.microsoft.com/office/drawing/2016/5/14/chartex" xmlns:mc="http://schemas.openxmlformats.org/markup-compatibility/2006" xmlns:aink="http://schemas.microsoft.com/office/drawing/2016/ink" xmlns:o="urn:schemas-microsoft-com:office:office" xmlns:v="urn:schemas-microsoft-com:vml" xmlns:wp14="http://schemas.microsoft.com/office/word/2010/wordprocessingDrawing" xmlns:w10="urn:schemas-microsoft-com:office:word" xmlns:w="http://schemas.openxmlformats.org/wordprocessingml/2006/main" xmlns:w14="http://schemas.microsoft.com/office/word/2010/wordml" xmlns:w15="http://schemas.microsoft.com/office/word/2012/wordml" xmlns:w16se="http://schemas.microsoft.com/office/word/2015/wordml/symex" xmlns:wpg="http://schemas.microsoft.com/office/word/2010/wordprocessingGroup" xmlns:wpi="http://schemas.microsoft.com/office/word/2010/wordprocessingInk" xmlns:wps="http://schemas.microsoft.com/office/word/2010/wordprocessingShape" xmlns:a14="http://schemas.microsoft.com/office/drawing/2010/main" val="0"/>
+                          <a14:useLocalDpi xmlns:a14="http://schemas.microsoft.com/office/drawing/2010/main" xmlns:wps="http://schemas.microsoft.com/office/word/2010/wordprocessingShape" xmlns:wpi="http://schemas.microsoft.com/office/word/2010/wordprocessingInk" xmlns:wpg="http://schemas.microsoft.com/office/word/2010/wordprocessingGroup" xmlns:w16se="http://schemas.microsoft.com/office/word/2015/wordml/symex" xmlns:w15="http://schemas.microsoft.com/office/word/2012/wordml" xmlns:w14="http://schemas.microsoft.com/office/word/2010/wordml" xmlns:w="http://schemas.openxmlformats.org/wordprocessingml/2006/main" xmlns:w10="urn:schemas-microsoft-com:office:word" xmlns:wp14="http://schemas.microsoft.com/office/word/2010/wordprocessingDrawing" xmlns:v="urn:schemas-microsoft-com:vml" xmlns:o="urn:schemas-microsoft-com:office:office" xmlns:aink="http://schemas.microsoft.com/office/drawing/2016/ink" xmlns:mc="http://schemas.openxmlformats.org/markup-compatibility/2006" xmlns:cx8="http://schemas.microsoft.com/office/drawing/2016/5/14/chartex" xmlns:cx7="http://schemas.microsoft.com/office/drawing/2016/5/13/chartex" xmlns:cx6="http://schemas.microsoft.com/office/drawing/2016/5/12/chartex" xmlns:cx5="http://schemas.microsoft.com/office/drawing/2016/5/11/chartex" xmlns:cx4="http://schemas.microsoft.com/office/drawing/2016/5/10/chartex" xmlns:cx3="http://schemas.microsoft.com/office/drawing/2016/5/9/chartex" xmlns:cx2="http://schemas.microsoft.com/office/drawing/2015/10/21/chartex" xmlns:cx1="http://schemas.microsoft.com/office/drawing/2015/9/8/chartex" xmlns:cx="http://schemas.microsoft.com/office/drawing/2014/chartex" xmlns:wpc="http://schemas.microsoft.com/office/word/2010/wordprocessingCanvas" xmlns="" val="0"/>
                         </a:ext>
                       </a:extLst>
                     </a:blip>
@@ -37890,7 +37890,7 @@
                     <a:blip r:embed="rId18">
                       <a:extLst>
                         <a:ext uri="{28A0092B-C50C-407E-A947-70E740481C1C}">
-                          <a14:useLocalDpi xmlns="" xmlns:wpc="http://schemas.microsoft.com/office/word/2010/wordprocessingCanvas" xmlns:cx="http://schemas.microsoft.com/office/drawing/2014/chartex" xmlns:cx1="http://schemas.microsoft.com/office/drawing/2015/9/8/chartex" xmlns:cx2="http://schemas.microsoft.com/office/drawing/2015/10/21/chartex" xmlns:cx3="http://schemas.microsoft.com/office/drawing/2016/5/9/chartex" xmlns:cx4="http://schemas.microsoft.com/office/drawing/2016/5/10/chartex" xmlns:cx5="http://schemas.microsoft.com/office/drawing/2016/5/11/chartex" xmlns:cx6="http://schemas.microsoft.com/office/drawing/2016/5/12/chartex" xmlns:cx7="http://schemas.microsoft.com/office/drawing/2016/5/13/chartex" xmlns:cx8="http://schemas.microsoft.com/office/drawing/2016/5/14/chartex" xmlns:mc="http://schemas.openxmlformats.org/markup-compatibility/2006" xmlns:aink="http://schemas.microsoft.com/office/drawing/2016/ink" xmlns:o="urn:schemas-microsoft-com:office:office" xmlns:v="urn:schemas-microsoft-com:vml" xmlns:wp14="http://schemas.microsoft.com/office/word/2010/wordprocessingDrawing" xmlns:w10="urn:schemas-microsoft-com:office:word" xmlns:w="http://schemas.openxmlformats.org/wordprocessingml/2006/main" xmlns:w14="http://schemas.microsoft.com/office/word/2010/wordml" xmlns:w15="http://schemas.microsoft.com/office/word/2012/wordml" xmlns:w16se="http://schemas.microsoft.com/office/word/2015/wordml/symex" xmlns:wpg="http://schemas.microsoft.com/office/word/2010/wordprocessingGroup" xmlns:wpi="http://schemas.microsoft.com/office/word/2010/wordprocessingInk" xmlns:wps="http://schemas.microsoft.com/office/word/2010/wordprocessingShape" xmlns:a14="http://schemas.microsoft.com/office/drawing/2010/main" val="0"/>
+                          <a14:useLocalDpi xmlns:a14="http://schemas.microsoft.com/office/drawing/2010/main" xmlns:wps="http://schemas.microsoft.com/office/word/2010/wordprocessingShape" xmlns:wpi="http://schemas.microsoft.com/office/word/2010/wordprocessingInk" xmlns:wpg="http://schemas.microsoft.com/office/word/2010/wordprocessingGroup" xmlns:w16se="http://schemas.microsoft.com/office/word/2015/wordml/symex" xmlns:w15="http://schemas.microsoft.com/office/word/2012/wordml" xmlns:w14="http://schemas.microsoft.com/office/word/2010/wordml" xmlns:w="http://schemas.openxmlformats.org/wordprocessingml/2006/main" xmlns:w10="urn:schemas-microsoft-com:office:word" xmlns:wp14="http://schemas.microsoft.com/office/word/2010/wordprocessingDrawing" xmlns:v="urn:schemas-microsoft-com:vml" xmlns:o="urn:schemas-microsoft-com:office:office" xmlns:aink="http://schemas.microsoft.com/office/drawing/2016/ink" xmlns:mc="http://schemas.openxmlformats.org/markup-compatibility/2006" xmlns:cx8="http://schemas.microsoft.com/office/drawing/2016/5/14/chartex" xmlns:cx7="http://schemas.microsoft.com/office/drawing/2016/5/13/chartex" xmlns:cx6="http://schemas.microsoft.com/office/drawing/2016/5/12/chartex" xmlns:cx5="http://schemas.microsoft.com/office/drawing/2016/5/11/chartex" xmlns:cx4="http://schemas.microsoft.com/office/drawing/2016/5/10/chartex" xmlns:cx3="http://schemas.microsoft.com/office/drawing/2016/5/9/chartex" xmlns:cx2="http://schemas.microsoft.com/office/drawing/2015/10/21/chartex" xmlns:cx1="http://schemas.microsoft.com/office/drawing/2015/9/8/chartex" xmlns:cx="http://schemas.microsoft.com/office/drawing/2014/chartex" xmlns:wpc="http://schemas.microsoft.com/office/word/2010/wordprocessingCanvas" xmlns="" val="0"/>
                         </a:ext>
                       </a:extLst>
                     </a:blip>
@@ -39182,7 +39182,7 @@
                     <a:blip r:embed="rId18">
                       <a:extLst>
                         <a:ext uri="{28A0092B-C50C-407E-A947-70E740481C1C}">
-                          <a14:useLocalDpi xmlns="" xmlns:wpc="http://schemas.microsoft.com/office/word/2010/wordprocessingCanvas" xmlns:cx="http://schemas.microsoft.com/office/drawing/2014/chartex" xmlns:cx1="http://schemas.microsoft.com/office/drawing/2015/9/8/chartex" xmlns:cx2="http://schemas.microsoft.com/office/drawing/2015/10/21/chartex" xmlns:cx3="http://schemas.microsoft.com/office/drawing/2016/5/9/chartex" xmlns:cx4="http://schemas.microsoft.com/office/drawing/2016/5/10/chartex" xmlns:cx5="http://schemas.microsoft.com/office/drawing/2016/5/11/chartex" xmlns:cx6="http://schemas.microsoft.com/office/drawing/2016/5/12/chartex" xmlns:cx7="http://schemas.microsoft.com/office/drawing/2016/5/13/chartex" xmlns:cx8="http://schemas.microsoft.com/office/drawing/2016/5/14/chartex" xmlns:mc="http://schemas.openxmlformats.org/markup-compatibility/2006" xmlns:aink="http://schemas.microsoft.com/office/drawing/2016/ink" xmlns:o="urn:schemas-microsoft-com:office:office" xmlns:v="urn:schemas-microsoft-com:vml" xmlns:wp14="http://schemas.microsoft.com/office/word/2010/wordprocessingDrawing" xmlns:w10="urn:schemas-microsoft-com:office:word" xmlns:w="http://schemas.openxmlformats.org/wordprocessingml/2006/main" xmlns:w14="http://schemas.microsoft.com/office/word/2010/wordml" xmlns:w15="http://schemas.microsoft.com/office/word/2012/wordml" xmlns:w16se="http://schemas.microsoft.com/office/word/2015/wordml/symex" xmlns:wpg="http://schemas.microsoft.com/office/word/2010/wordprocessingGroup" xmlns:wpi="http://schemas.microsoft.com/office/word/2010/wordprocessingInk" xmlns:wps="http://schemas.microsoft.com/office/word/2010/wordprocessingShape" xmlns:a14="http://schemas.microsoft.com/office/drawing/2010/main" val="0"/>
+                          <a14:useLocalDpi xmlns:a14="http://schemas.microsoft.com/office/drawing/2010/main" xmlns:wps="http://schemas.microsoft.com/office/word/2010/wordprocessingShape" xmlns:wpi="http://schemas.microsoft.com/office/word/2010/wordprocessingInk" xmlns:wpg="http://schemas.microsoft.com/office/word/2010/wordprocessingGroup" xmlns:w16se="http://schemas.microsoft.com/office/word/2015/wordml/symex" xmlns:w15="http://schemas.microsoft.com/office/word/2012/wordml" xmlns:w14="http://schemas.microsoft.com/office/word/2010/wordml" xmlns:w="http://schemas.openxmlformats.org/wordprocessingml/2006/main" xmlns:w10="urn:schemas-microsoft-com:office:word" xmlns:wp14="http://schemas.microsoft.com/office/word/2010/wordprocessingDrawing" xmlns:v="urn:schemas-microsoft-com:vml" xmlns:o="urn:schemas-microsoft-com:office:office" xmlns:aink="http://schemas.microsoft.com/office/drawing/2016/ink" xmlns:mc="http://schemas.openxmlformats.org/markup-compatibility/2006" xmlns:cx8="http://schemas.microsoft.com/office/drawing/2016/5/14/chartex" xmlns:cx7="http://schemas.microsoft.com/office/drawing/2016/5/13/chartex" xmlns:cx6="http://schemas.microsoft.com/office/drawing/2016/5/12/chartex" xmlns:cx5="http://schemas.microsoft.com/office/drawing/2016/5/11/chartex" xmlns:cx4="http://schemas.microsoft.com/office/drawing/2016/5/10/chartex" xmlns:cx3="http://schemas.microsoft.com/office/drawing/2016/5/9/chartex" xmlns:cx2="http://schemas.microsoft.com/office/drawing/2015/10/21/chartex" xmlns:cx1="http://schemas.microsoft.com/office/drawing/2015/9/8/chartex" xmlns:cx="http://schemas.microsoft.com/office/drawing/2014/chartex" xmlns:wpc="http://schemas.microsoft.com/office/word/2010/wordprocessingCanvas" xmlns="" val="0"/>
                         </a:ext>
                       </a:extLst>
                     </a:blip>
@@ -39706,7 +39706,7 @@
                     <a:blip r:embed="rId18">
                       <a:extLst>
                         <a:ext uri="{28A0092B-C50C-407E-A947-70E740481C1C}">
-                          <a14:useLocalDpi xmlns="" xmlns:wpc="http://schemas.microsoft.com/office/word/2010/wordprocessingCanvas" xmlns:cx="http://schemas.microsoft.com/office/drawing/2014/chartex" xmlns:cx1="http://schemas.microsoft.com/office/drawing/2015/9/8/chartex" xmlns:cx2="http://schemas.microsoft.com/office/drawing/2015/10/21/chartex" xmlns:cx3="http://schemas.microsoft.com/office/drawing/2016/5/9/chartex" xmlns:cx4="http://schemas.microsoft.com/office/drawing/2016/5/10/chartex" xmlns:cx5="http://schemas.microsoft.com/office/drawing/2016/5/11/chartex" xmlns:cx6="http://schemas.microsoft.com/office/drawing/2016/5/12/chartex" xmlns:cx7="http://schemas.microsoft.com/office/drawing/2016/5/13/chartex" xmlns:cx8="http://schemas.microsoft.com/office/drawing/2016/5/14/chartex" xmlns:mc="http://schemas.openxmlformats.org/markup-compatibility/2006" xmlns:aink="http://schemas.microsoft.com/office/drawing/2016/ink" xmlns:o="urn:schemas-microsoft-com:office:office" xmlns:v="urn:schemas-microsoft-com:vml" xmlns:wp14="http://schemas.microsoft.com/office/word/2010/wordprocessingDrawing" xmlns:w10="urn:schemas-microsoft-com:office:word" xmlns:w="http://schemas.openxmlformats.org/wordprocessingml/2006/main" xmlns:w14="http://schemas.microsoft.com/office/word/2010/wordml" xmlns:w15="http://schemas.microsoft.com/office/word/2012/wordml" xmlns:w16se="http://schemas.microsoft.com/office/word/2015/wordml/symex" xmlns:wpg="http://schemas.microsoft.com/office/word/2010/wordprocessingGroup" xmlns:wpi="http://schemas.microsoft.com/office/word/2010/wordprocessingInk" xmlns:wps="http://schemas.microsoft.com/office/word/2010/wordprocessingShape" xmlns:a14="http://schemas.microsoft.com/office/drawing/2010/main" val="0"/>
+                          <a14:useLocalDpi xmlns:a14="http://schemas.microsoft.com/office/drawing/2010/main" xmlns:wps="http://schemas.microsoft.com/office/word/2010/wordprocessingShape" xmlns:wpi="http://schemas.microsoft.com/office/word/2010/wordprocessingInk" xmlns:wpg="http://schemas.microsoft.com/office/word/2010/wordprocessingGroup" xmlns:w16se="http://schemas.microsoft.com/office/word/2015/wordml/symex" xmlns:w15="http://schemas.microsoft.com/office/word/2012/wordml" xmlns:w14="http://schemas.microsoft.com/office/word/2010/wordml" xmlns:w="http://schemas.openxmlformats.org/wordprocessingml/2006/main" xmlns:w10="urn:schemas-microsoft-com:office:word" xmlns:wp14="http://schemas.microsoft.com/office/word/2010/wordprocessingDrawing" xmlns:v="urn:schemas-microsoft-com:vml" xmlns:o="urn:schemas-microsoft-com:office:office" xmlns:aink="http://schemas.microsoft.com/office/drawing/2016/ink" xmlns:mc="http://schemas.openxmlformats.org/markup-compatibility/2006" xmlns:cx8="http://schemas.microsoft.com/office/drawing/2016/5/14/chartex" xmlns:cx7="http://schemas.microsoft.com/office/drawing/2016/5/13/chartex" xmlns:cx6="http://schemas.microsoft.com/office/drawing/2016/5/12/chartex" xmlns:cx5="http://schemas.microsoft.com/office/drawing/2016/5/11/chartex" xmlns:cx4="http://schemas.microsoft.com/office/drawing/2016/5/10/chartex" xmlns:cx3="http://schemas.microsoft.com/office/drawing/2016/5/9/chartex" xmlns:cx2="http://schemas.microsoft.com/office/drawing/2015/10/21/chartex" xmlns:cx1="http://schemas.microsoft.com/office/drawing/2015/9/8/chartex" xmlns:cx="http://schemas.microsoft.com/office/drawing/2014/chartex" xmlns:wpc="http://schemas.microsoft.com/office/word/2010/wordprocessingCanvas" xmlns="" val="0"/>
                         </a:ext>
                       </a:extLst>
                     </a:blip>
@@ -40029,7 +40029,7 @@
                     <a:blip r:embed="rId18">
                       <a:extLst>
                         <a:ext uri="{28A0092B-C50C-407E-A947-70E740481C1C}">
-                          <a14:useLocalDpi xmlns="" xmlns:wpc="http://schemas.microsoft.com/office/word/2010/wordprocessingCanvas" xmlns:cx="http://schemas.microsoft.com/office/drawing/2014/chartex" xmlns:cx1="http://schemas.microsoft.com/office/drawing/2015/9/8/chartex" xmlns:cx2="http://schemas.microsoft.com/office/drawing/2015/10/21/chartex" xmlns:cx3="http://schemas.microsoft.com/office/drawing/2016/5/9/chartex" xmlns:cx4="http://schemas.microsoft.com/office/drawing/2016/5/10/chartex" xmlns:cx5="http://schemas.microsoft.com/office/drawing/2016/5/11/chartex" xmlns:cx6="http://schemas.microsoft.com/office/drawing/2016/5/12/chartex" xmlns:cx7="http://schemas.microsoft.com/office/drawing/2016/5/13/chartex" xmlns:cx8="http://schemas.microsoft.com/office/drawing/2016/5/14/chartex" xmlns:mc="http://schemas.openxmlformats.org/markup-compatibility/2006" xmlns:aink="http://schemas.microsoft.com/office/drawing/2016/ink" xmlns:o="urn:schemas-microsoft-com:office:office" xmlns:v="urn:schemas-microsoft-com:vml" xmlns:wp14="http://schemas.microsoft.com/office/word/2010/wordprocessingDrawing" xmlns:w10="urn:schemas-microsoft-com:office:word" xmlns:w="http://schemas.openxmlformats.org/wordprocessingml/2006/main" xmlns:w14="http://schemas.microsoft.com/office/word/2010/wordml" xmlns:w15="http://schemas.microsoft.com/office/word/2012/wordml" xmlns:w16se="http://schemas.microsoft.com/office/word/2015/wordml/symex" xmlns:wpg="http://schemas.microsoft.com/office/word/2010/wordprocessingGroup" xmlns:wpi="http://schemas.microsoft.com/office/word/2010/wordprocessingInk" xmlns:wps="http://schemas.microsoft.com/office/word/2010/wordprocessingShape" xmlns:a14="http://schemas.microsoft.com/office/drawing/2010/main" val="0"/>
+                          <a14:useLocalDpi xmlns:a14="http://schemas.microsoft.com/office/drawing/2010/main" xmlns:wps="http://schemas.microsoft.com/office/word/2010/wordprocessingShape" xmlns:wpi="http://schemas.microsoft.com/office/word/2010/wordprocessingInk" xmlns:wpg="http://schemas.microsoft.com/office/word/2010/wordprocessingGroup" xmlns:w16se="http://schemas.microsoft.com/office/word/2015/wordml/symex" xmlns:w15="http://schemas.microsoft.com/office/word/2012/wordml" xmlns:w14="http://schemas.microsoft.com/office/word/2010/wordml" xmlns:w="http://schemas.openxmlformats.org/wordprocessingml/2006/main" xmlns:w10="urn:schemas-microsoft-com:office:word" xmlns:wp14="http://schemas.microsoft.com/office/word/2010/wordprocessingDrawing" xmlns:v="urn:schemas-microsoft-com:vml" xmlns:o="urn:schemas-microsoft-com:office:office" xmlns:aink="http://schemas.microsoft.com/office/drawing/2016/ink" xmlns:mc="http://schemas.openxmlformats.org/markup-compatibility/2006" xmlns:cx8="http://schemas.microsoft.com/office/drawing/2016/5/14/chartex" xmlns:cx7="http://schemas.microsoft.com/office/drawing/2016/5/13/chartex" xmlns:cx6="http://schemas.microsoft.com/office/drawing/2016/5/12/chartex" xmlns:cx5="http://schemas.microsoft.com/office/drawing/2016/5/11/chartex" xmlns:cx4="http://schemas.microsoft.com/office/drawing/2016/5/10/chartex" xmlns:cx3="http://schemas.microsoft.com/office/drawing/2016/5/9/chartex" xmlns:cx2="http://schemas.microsoft.com/office/drawing/2015/10/21/chartex" xmlns:cx1="http://schemas.microsoft.com/office/drawing/2015/9/8/chartex" xmlns:cx="http://schemas.microsoft.com/office/drawing/2014/chartex" xmlns:wpc="http://schemas.microsoft.com/office/word/2010/wordprocessingCanvas" xmlns="" val="0"/>
                         </a:ext>
                       </a:extLst>
                     </a:blip>
@@ -41558,7 +41558,7 @@
                     <a:blip r:embed="rId18">
                       <a:extLst>
                         <a:ext uri="{28A0092B-C50C-407E-A947-70E740481C1C}">
-                          <a14:useLocalDpi xmlns="" xmlns:wpc="http://schemas.microsoft.com/office/word/2010/wordprocessingCanvas" xmlns:cx="http://schemas.microsoft.com/office/drawing/2014/chartex" xmlns:cx1="http://schemas.microsoft.com/office/drawing/2015/9/8/chartex" xmlns:cx2="http://schemas.microsoft.com/office/drawing/2015/10/21/chartex" xmlns:cx3="http://schemas.microsoft.com/office/drawing/2016/5/9/chartex" xmlns:cx4="http://schemas.microsoft.com/office/drawing/2016/5/10/chartex" xmlns:cx5="http://schemas.microsoft.com/office/drawing/2016/5/11/chartex" xmlns:cx6="http://schemas.microsoft.com/office/drawing/2016/5/12/chartex" xmlns:cx7="http://schemas.microsoft.com/office/drawing/2016/5/13/chartex" xmlns:cx8="http://schemas.microsoft.com/office/drawing/2016/5/14/chartex" xmlns:mc="http://schemas.openxmlformats.org/markup-compatibility/2006" xmlns:aink="http://schemas.microsoft.com/office/drawing/2016/ink" xmlns:o="urn:schemas-microsoft-com:office:office" xmlns:v="urn:schemas-microsoft-com:vml" xmlns:wp14="http://schemas.microsoft.com/office/word/2010/wordprocessingDrawing" xmlns:w10="urn:schemas-microsoft-com:office:word" xmlns:w="http://schemas.openxmlformats.org/wordprocessingml/2006/main" xmlns:w14="http://schemas.microsoft.com/office/word/2010/wordml" xmlns:w15="http://schemas.microsoft.com/office/word/2012/wordml" xmlns:w16se="http://schemas.microsoft.com/office/word/2015/wordml/symex" xmlns:wpg="http://schemas.microsoft.com/office/word/2010/wordprocessingGroup" xmlns:wpi="http://schemas.microsoft.com/office/word/2010/wordprocessingInk" xmlns:wps="http://schemas.microsoft.com/office/word/2010/wordprocessingShape" xmlns:a14="http://schemas.microsoft.com/office/drawing/2010/main" val="0"/>
+                          <a14:useLocalDpi xmlns:a14="http://schemas.microsoft.com/office/drawing/2010/main" xmlns:wps="http://schemas.microsoft.com/office/word/2010/wordprocessingShape" xmlns:wpi="http://schemas.microsoft.com/office/word/2010/wordprocessingInk" xmlns:wpg="http://schemas.microsoft.com/office/word/2010/wordprocessingGroup" xmlns:w16se="http://schemas.microsoft.com/office/word/2015/wordml/symex" xmlns:w15="http://schemas.microsoft.com/office/word/2012/wordml" xmlns:w14="http://schemas.microsoft.com/office/word/2010/wordml" xmlns:w="http://schemas.openxmlformats.org/wordprocessingml/2006/main" xmlns:w10="urn:schemas-microsoft-com:office:word" xmlns:wp14="http://schemas.microsoft.com/office/word/2010/wordprocessingDrawing" xmlns:v="urn:schemas-microsoft-com:vml" xmlns:o="urn:schemas-microsoft-com:office:office" xmlns:aink="http://schemas.microsoft.com/office/drawing/2016/ink" xmlns:mc="http://schemas.openxmlformats.org/markup-compatibility/2006" xmlns:cx8="http://schemas.microsoft.com/office/drawing/2016/5/14/chartex" xmlns:cx7="http://schemas.microsoft.com/office/drawing/2016/5/13/chartex" xmlns:cx6="http://schemas.microsoft.com/office/drawing/2016/5/12/chartex" xmlns:cx5="http://schemas.microsoft.com/office/drawing/2016/5/11/chartex" xmlns:cx4="http://schemas.microsoft.com/office/drawing/2016/5/10/chartex" xmlns:cx3="http://schemas.microsoft.com/office/drawing/2016/5/9/chartex" xmlns:cx2="http://schemas.microsoft.com/office/drawing/2015/10/21/chartex" xmlns:cx1="http://schemas.microsoft.com/office/drawing/2015/9/8/chartex" xmlns:cx="http://schemas.microsoft.com/office/drawing/2014/chartex" xmlns:wpc="http://schemas.microsoft.com/office/word/2010/wordprocessingCanvas" xmlns="" val="0"/>
                         </a:ext>
                       </a:extLst>
                     </a:blip>
@@ -42790,7 +42790,7 @@
                     <a:blip r:embed="rId18">
                       <a:extLst>
                         <a:ext uri="{28A0092B-C50C-407E-A947-70E740481C1C}">
-                          <a14:useLocalDpi xmlns="" xmlns:wpc="http://schemas.microsoft.com/office/word/2010/wordprocessingCanvas" xmlns:cx="http://schemas.microsoft.com/office/drawing/2014/chartex" xmlns:cx1="http://schemas.microsoft.com/office/drawing/2015/9/8/chartex" xmlns:cx2="http://schemas.microsoft.com/office/drawing/2015/10/21/chartex" xmlns:cx3="http://schemas.microsoft.com/office/drawing/2016/5/9/chartex" xmlns:cx4="http://schemas.microsoft.com/office/drawing/2016/5/10/chartex" xmlns:cx5="http://schemas.microsoft.com/office/drawing/2016/5/11/chartex" xmlns:cx6="http://schemas.microsoft.com/office/drawing/2016/5/12/chartex" xmlns:cx7="http://schemas.microsoft.com/office/drawing/2016/5/13/chartex" xmlns:cx8="http://schemas.microsoft.com/office/drawing/2016/5/14/chartex" xmlns:mc="http://schemas.openxmlformats.org/markup-compatibility/2006" xmlns:aink="http://schemas.microsoft.com/office/drawing/2016/ink" xmlns:o="urn:schemas-microsoft-com:office:office" xmlns:v="urn:schemas-microsoft-com:vml" xmlns:wp14="http://schemas.microsoft.com/office/word/2010/wordprocessingDrawing" xmlns:w10="urn:schemas-microsoft-com:office:word" xmlns:w="http://schemas.openxmlformats.org/wordprocessingml/2006/main" xmlns:w14="http://schemas.microsoft.com/office/word/2010/wordml" xmlns:w15="http://schemas.microsoft.com/office/word/2012/wordml" xmlns:w16se="http://schemas.microsoft.com/office/word/2015/wordml/symex" xmlns:wpg="http://schemas.microsoft.com/office/word/2010/wordprocessingGroup" xmlns:wpi="http://schemas.microsoft.com/office/word/2010/wordprocessingInk" xmlns:wps="http://schemas.microsoft.com/office/word/2010/wordprocessingShape" xmlns:a14="http://schemas.microsoft.com/office/drawing/2010/main" val="0"/>
+                          <a14:useLocalDpi xmlns:a14="http://schemas.microsoft.com/office/drawing/2010/main" xmlns:wps="http://schemas.microsoft.com/office/word/2010/wordprocessingShape" xmlns:wpi="http://schemas.microsoft.com/office/word/2010/wordprocessingInk" xmlns:wpg="http://schemas.microsoft.com/office/word/2010/wordprocessingGroup" xmlns:w16se="http://schemas.microsoft.com/office/word/2015/wordml/symex" xmlns:w15="http://schemas.microsoft.com/office/word/2012/wordml" xmlns:w14="http://schemas.microsoft.com/office/word/2010/wordml" xmlns:w="http://schemas.openxmlformats.org/wordprocessingml/2006/main" xmlns:w10="urn:schemas-microsoft-com:office:word" xmlns:wp14="http://schemas.microsoft.com/office/word/2010/wordprocessingDrawing" xmlns:v="urn:schemas-microsoft-com:vml" xmlns:o="urn:schemas-microsoft-com:office:office" xmlns:aink="http://schemas.microsoft.com/office/drawing/2016/ink" xmlns:mc="http://schemas.openxmlformats.org/markup-compatibility/2006" xmlns:cx8="http://schemas.microsoft.com/office/drawing/2016/5/14/chartex" xmlns:cx7="http://schemas.microsoft.com/office/drawing/2016/5/13/chartex" xmlns:cx6="http://schemas.microsoft.com/office/drawing/2016/5/12/chartex" xmlns:cx5="http://schemas.microsoft.com/office/drawing/2016/5/11/chartex" xmlns:cx4="http://schemas.microsoft.com/office/drawing/2016/5/10/chartex" xmlns:cx3="http://schemas.microsoft.com/office/drawing/2016/5/9/chartex" xmlns:cx2="http://schemas.microsoft.com/office/drawing/2015/10/21/chartex" xmlns:cx1="http://schemas.microsoft.com/office/drawing/2015/9/8/chartex" xmlns:cx="http://schemas.microsoft.com/office/drawing/2014/chartex" xmlns:wpc="http://schemas.microsoft.com/office/word/2010/wordprocessingCanvas" xmlns="" val="0"/>
                         </a:ext>
                       </a:extLst>
                     </a:blip>
@@ -43172,7 +43172,7 @@
                     <a:blip r:embed="rId18">
                       <a:extLst>
                         <a:ext uri="{28A0092B-C50C-407E-A947-70E740481C1C}">
-                          <a14:useLocalDpi xmlns="" xmlns:wpc="http://schemas.microsoft.com/office/word/2010/wordprocessingCanvas" xmlns:cx="http://schemas.microsoft.com/office/drawing/2014/chartex" xmlns:cx1="http://schemas.microsoft.com/office/drawing/2015/9/8/chartex" xmlns:cx2="http://schemas.microsoft.com/office/drawing/2015/10/21/chartex" xmlns:cx3="http://schemas.microsoft.com/office/drawing/2016/5/9/chartex" xmlns:cx4="http://schemas.microsoft.com/office/drawing/2016/5/10/chartex" xmlns:cx5="http://schemas.microsoft.com/office/drawing/2016/5/11/chartex" xmlns:cx6="http://schemas.microsoft.com/office/drawing/2016/5/12/chartex" xmlns:cx7="http://schemas.microsoft.com/office/drawing/2016/5/13/chartex" xmlns:cx8="http://schemas.microsoft.com/office/drawing/2016/5/14/chartex" xmlns:mc="http://schemas.openxmlformats.org/markup-compatibility/2006" xmlns:aink="http://schemas.microsoft.com/office/drawing/2016/ink" xmlns:o="urn:schemas-microsoft-com:office:office" xmlns:v="urn:schemas-microsoft-com:vml" xmlns:wp14="http://schemas.microsoft.com/office/word/2010/wordprocessingDrawing" xmlns:w10="urn:schemas-microsoft-com:office:word" xmlns:w="http://schemas.openxmlformats.org/wordprocessingml/2006/main" xmlns:w14="http://schemas.microsoft.com/office/word/2010/wordml" xmlns:w15="http://schemas.microsoft.com/office/word/2012/wordml" xmlns:w16se="http://schemas.microsoft.com/office/word/2015/wordml/symex" xmlns:wpg="http://schemas.microsoft.com/office/word/2010/wordprocessingGroup" xmlns:wpi="http://schemas.microsoft.com/office/word/2010/wordprocessingInk" xmlns:wps="http://schemas.microsoft.com/office/word/2010/wordprocessingShape" xmlns:a14="http://schemas.microsoft.com/office/drawing/2010/main" val="0"/>
+                          <a14:useLocalDpi xmlns:a14="http://schemas.microsoft.com/office/drawing/2010/main" xmlns:wps="http://schemas.microsoft.com/office/word/2010/wordprocessingShape" xmlns:wpi="http://schemas.microsoft.com/office/word/2010/wordprocessingInk" xmlns:wpg="http://schemas.microsoft.com/office/word/2010/wordprocessingGroup" xmlns:w16se="http://schemas.microsoft.com/office/word/2015/wordml/symex" xmlns:w15="http://schemas.microsoft.com/office/word/2012/wordml" xmlns:w14="http://schemas.microsoft.com/office/word/2010/wordml" xmlns:w="http://schemas.openxmlformats.org/wordprocessingml/2006/main" xmlns:w10="urn:schemas-microsoft-com:office:word" xmlns:wp14="http://schemas.microsoft.com/office/word/2010/wordprocessingDrawing" xmlns:v="urn:schemas-microsoft-com:vml" xmlns:o="urn:schemas-microsoft-com:office:office" xmlns:aink="http://schemas.microsoft.com/office/drawing/2016/ink" xmlns:mc="http://schemas.openxmlformats.org/markup-compatibility/2006" xmlns:cx8="http://schemas.microsoft.com/office/drawing/2016/5/14/chartex" xmlns:cx7="http://schemas.microsoft.com/office/drawing/2016/5/13/chartex" xmlns:cx6="http://schemas.microsoft.com/office/drawing/2016/5/12/chartex" xmlns:cx5="http://schemas.microsoft.com/office/drawing/2016/5/11/chartex" xmlns:cx4="http://schemas.microsoft.com/office/drawing/2016/5/10/chartex" xmlns:cx3="http://schemas.microsoft.com/office/drawing/2016/5/9/chartex" xmlns:cx2="http://schemas.microsoft.com/office/drawing/2015/10/21/chartex" xmlns:cx1="http://schemas.microsoft.com/office/drawing/2015/9/8/chartex" xmlns:cx="http://schemas.microsoft.com/office/drawing/2014/chartex" xmlns:wpc="http://schemas.microsoft.com/office/word/2010/wordprocessingCanvas" xmlns="" val="0"/>
                         </a:ext>
                       </a:extLst>
                     </a:blip>
@@ -44236,7 +44236,7 @@
                     <a:blip r:embed="rId18">
                       <a:extLst>
                         <a:ext uri="{28A0092B-C50C-407E-A947-70E740481C1C}">
-                          <a14:useLocalDpi xmlns="" xmlns:wpc="http://schemas.microsoft.com/office/word/2010/wordprocessingCanvas" xmlns:cx="http://schemas.microsoft.com/office/drawing/2014/chartex" xmlns:cx1="http://schemas.microsoft.com/office/drawing/2015/9/8/chartex" xmlns:cx2="http://schemas.microsoft.com/office/drawing/2015/10/21/chartex" xmlns:cx3="http://schemas.microsoft.com/office/drawing/2016/5/9/chartex" xmlns:cx4="http://schemas.microsoft.com/office/drawing/2016/5/10/chartex" xmlns:cx5="http://schemas.microsoft.com/office/drawing/2016/5/11/chartex" xmlns:cx6="http://schemas.microsoft.com/office/drawing/2016/5/12/chartex" xmlns:cx7="http://schemas.microsoft.com/office/drawing/2016/5/13/chartex" xmlns:cx8="http://schemas.microsoft.com/office/drawing/2016/5/14/chartex" xmlns:mc="http://schemas.openxmlformats.org/markup-compatibility/2006" xmlns:aink="http://schemas.microsoft.com/office/drawing/2016/ink" xmlns:o="urn:schemas-microsoft-com:office:office" xmlns:v="urn:schemas-microsoft-com:vml" xmlns:wp14="http://schemas.microsoft.com/office/word/2010/wordprocessingDrawing" xmlns:w10="urn:schemas-microsoft-com:office:word" xmlns:w="http://schemas.openxmlformats.org/wordprocessingml/2006/main" xmlns:w14="http://schemas.microsoft.com/office/word/2010/wordml" xmlns:w15="http://schemas.microsoft.com/office/word/2012/wordml" xmlns:w16se="http://schemas.microsoft.com/office/word/2015/wordml/symex" xmlns:wpg="http://schemas.microsoft.com/office/word/2010/wordprocessingGroup" xmlns:wpi="http://schemas.microsoft.com/office/word/2010/wordprocessingInk" xmlns:wps="http://schemas.microsoft.com/office/word/2010/wordprocessingShape" xmlns:a14="http://schemas.microsoft.com/office/drawing/2010/main" val="0"/>
+                          <a14:useLocalDpi xmlns:a14="http://schemas.microsoft.com/office/drawing/2010/main" xmlns:wps="http://schemas.microsoft.com/office/word/2010/wordprocessingShape" xmlns:wpi="http://schemas.microsoft.com/office/word/2010/wordprocessingInk" xmlns:wpg="http://schemas.microsoft.com/office/word/2010/wordprocessingGroup" xmlns:w16se="http://schemas.microsoft.com/office/word/2015/wordml/symex" xmlns:w15="http://schemas.microsoft.com/office/word/2012/wordml" xmlns:w14="http://schemas.microsoft.com/office/word/2010/wordml" xmlns:w="http://schemas.openxmlformats.org/wordprocessingml/2006/main" xmlns:w10="urn:schemas-microsoft-com:office:word" xmlns:wp14="http://schemas.microsoft.com/office/word/2010/wordprocessingDrawing" xmlns:v="urn:schemas-microsoft-com:vml" xmlns:o="urn:schemas-microsoft-com:office:office" xmlns:aink="http://schemas.microsoft.com/office/drawing/2016/ink" xmlns:mc="http://schemas.openxmlformats.org/markup-compatibility/2006" xmlns:cx8="http://schemas.microsoft.com/office/drawing/2016/5/14/chartex" xmlns:cx7="http://schemas.microsoft.com/office/drawing/2016/5/13/chartex" xmlns:cx6="http://schemas.microsoft.com/office/drawing/2016/5/12/chartex" xmlns:cx5="http://schemas.microsoft.com/office/drawing/2016/5/11/chartex" xmlns:cx4="http://schemas.microsoft.com/office/drawing/2016/5/10/chartex" xmlns:cx3="http://schemas.microsoft.com/office/drawing/2016/5/9/chartex" xmlns:cx2="http://schemas.microsoft.com/office/drawing/2015/10/21/chartex" xmlns:cx1="http://schemas.microsoft.com/office/drawing/2015/9/8/chartex" xmlns:cx="http://schemas.microsoft.com/office/drawing/2014/chartex" xmlns:wpc="http://schemas.microsoft.com/office/word/2010/wordprocessingCanvas" xmlns="" val="0"/>
                         </a:ext>
                       </a:extLst>
                     </a:blip>
@@ -45060,7 +45060,7 @@
                     <a:blip r:embed="rId18">
                       <a:extLst>
                         <a:ext uri="{28A0092B-C50C-407E-A947-70E740481C1C}">
-                          <a14:useLocalDpi xmlns="" xmlns:wpc="http://schemas.microsoft.com/office/word/2010/wordprocessingCanvas" xmlns:cx="http://schemas.microsoft.com/office/drawing/2014/chartex" xmlns:cx1="http://schemas.microsoft.com/office/drawing/2015/9/8/chartex" xmlns:cx2="http://schemas.microsoft.com/office/drawing/2015/10/21/chartex" xmlns:cx3="http://schemas.microsoft.com/office/drawing/2016/5/9/chartex" xmlns:cx4="http://schemas.microsoft.com/office/drawing/2016/5/10/chartex" xmlns:cx5="http://schemas.microsoft.com/office/drawing/2016/5/11/chartex" xmlns:cx6="http://schemas.microsoft.com/office/drawing/2016/5/12/chartex" xmlns:cx7="http://schemas.microsoft.com/office/drawing/2016/5/13/chartex" xmlns:cx8="http://schemas.microsoft.com/office/drawing/2016/5/14/chartex" xmlns:mc="http://schemas.openxmlformats.org/markup-compatibility/2006" xmlns:aink="http://schemas.microsoft.com/office/drawing/2016/ink" xmlns:o="urn:schemas-microsoft-com:office:office" xmlns:v="urn:schemas-microsoft-com:vml" xmlns:wp14="http://schemas.microsoft.com/office/word/2010/wordprocessingDrawing" xmlns:w10="urn:schemas-microsoft-com:office:word" xmlns:w="http://schemas.openxmlformats.org/wordprocessingml/2006/main" xmlns:w14="http://schemas.microsoft.com/office/word/2010/wordml" xmlns:w15="http://schemas.microsoft.com/office/word/2012/wordml" xmlns:w16se="http://schemas.microsoft.com/office/word/2015/wordml/symex" xmlns:wpg="http://schemas.microsoft.com/office/word/2010/wordprocessingGroup" xmlns:wpi="http://schemas.microsoft.com/office/word/2010/wordprocessingInk" xmlns:wps="http://schemas.microsoft.com/office/word/2010/wordprocessingShape" xmlns:a14="http://schemas.microsoft.com/office/drawing/2010/main" val="0"/>
+                          <a14:useLocalDpi xmlns:a14="http://schemas.microsoft.com/office/drawing/2010/main" xmlns:wps="http://schemas.microsoft.com/office/word/2010/wordprocessingShape" xmlns:wpi="http://schemas.microsoft.com/office/word/2010/wordprocessingInk" xmlns:wpg="http://schemas.microsoft.com/office/word/2010/wordprocessingGroup" xmlns:w16se="http://schemas.microsoft.com/office/word/2015/wordml/symex" xmlns:w15="http://schemas.microsoft.com/office/word/2012/wordml" xmlns:w14="http://schemas.microsoft.com/office/word/2010/wordml" xmlns:w="http://schemas.openxmlformats.org/wordprocessingml/2006/main" xmlns:w10="urn:schemas-microsoft-com:office:word" xmlns:wp14="http://schemas.microsoft.com/office/word/2010/wordprocessingDrawing" xmlns:v="urn:schemas-microsoft-com:vml" xmlns:o="urn:schemas-microsoft-com:office:office" xmlns:aink="http://schemas.microsoft.com/office/drawing/2016/ink" xmlns:mc="http://schemas.openxmlformats.org/markup-compatibility/2006" xmlns:cx8="http://schemas.microsoft.com/office/drawing/2016/5/14/chartex" xmlns:cx7="http://schemas.microsoft.com/office/drawing/2016/5/13/chartex" xmlns:cx6="http://schemas.microsoft.com/office/drawing/2016/5/12/chartex" xmlns:cx5="http://schemas.microsoft.com/office/drawing/2016/5/11/chartex" xmlns:cx4="http://schemas.microsoft.com/office/drawing/2016/5/10/chartex" xmlns:cx3="http://schemas.microsoft.com/office/drawing/2016/5/9/chartex" xmlns:cx2="http://schemas.microsoft.com/office/drawing/2015/10/21/chartex" xmlns:cx1="http://schemas.microsoft.com/office/drawing/2015/9/8/chartex" xmlns:cx="http://schemas.microsoft.com/office/drawing/2014/chartex" xmlns:wpc="http://schemas.microsoft.com/office/word/2010/wordprocessingCanvas" xmlns="" val="0"/>
                         </a:ext>
                       </a:extLst>
                     </a:blip>
@@ -46529,7 +46529,7 @@
                     <a:blip r:embed="rId18">
                       <a:extLst>
                         <a:ext uri="{28A0092B-C50C-407E-A947-70E740481C1C}">
-                          <a14:useLocalDpi xmlns="" xmlns:wpc="http://schemas.microsoft.com/office/word/2010/wordprocessingCanvas" xmlns:cx="http://schemas.microsoft.com/office/drawing/2014/chartex" xmlns:cx1="http://schemas.microsoft.com/office/drawing/2015/9/8/chartex" xmlns:cx2="http://schemas.microsoft.com/office/drawing/2015/10/21/chartex" xmlns:cx3="http://schemas.microsoft.com/office/drawing/2016/5/9/chartex" xmlns:cx4="http://schemas.microsoft.com/office/drawing/2016/5/10/chartex" xmlns:cx5="http://schemas.microsoft.com/office/drawing/2016/5/11/chartex" xmlns:cx6="http://schemas.microsoft.com/office/drawing/2016/5/12/chartex" xmlns:cx7="http://schemas.microsoft.com/office/drawing/2016/5/13/chartex" xmlns:cx8="http://schemas.microsoft.com/office/drawing/2016/5/14/chartex" xmlns:mc="http://schemas.openxmlformats.org/markup-compatibility/2006" xmlns:aink="http://schemas.microsoft.com/office/drawing/2016/ink" xmlns:o="urn:schemas-microsoft-com:office:office" xmlns:v="urn:schemas-microsoft-com:vml" xmlns:wp14="http://schemas.microsoft.com/office/word/2010/wordprocessingDrawing" xmlns:w10="urn:schemas-microsoft-com:office:word" xmlns:w="http://schemas.openxmlformats.org/wordprocessingml/2006/main" xmlns:w14="http://schemas.microsoft.com/office/word/2010/wordml" xmlns:w15="http://schemas.microsoft.com/office/word/2012/wordml" xmlns:w16se="http://schemas.microsoft.com/office/word/2015/wordml/symex" xmlns:wpg="http://schemas.microsoft.com/office/word/2010/wordprocessingGroup" xmlns:wpi="http://schemas.microsoft.com/office/word/2010/wordprocessingInk" xmlns:wps="http://schemas.microsoft.com/office/word/2010/wordprocessingShape" xmlns:a14="http://schemas.microsoft.com/office/drawing/2010/main" val="0"/>
+                          <a14:useLocalDpi xmlns:a14="http://schemas.microsoft.com/office/drawing/2010/main" xmlns:wps="http://schemas.microsoft.com/office/word/2010/wordprocessingShape" xmlns:wpi="http://schemas.microsoft.com/office/word/2010/wordprocessingInk" xmlns:wpg="http://schemas.microsoft.com/office/word/2010/wordprocessingGroup" xmlns:w16se="http://schemas.microsoft.com/office/word/2015/wordml/symex" xmlns:w15="http://schemas.microsoft.com/office/word/2012/wordml" xmlns:w14="http://schemas.microsoft.com/office/word/2010/wordml" xmlns:w="http://schemas.openxmlformats.org/wordprocessingml/2006/main" xmlns:w10="urn:schemas-microsoft-com:office:word" xmlns:wp14="http://schemas.microsoft.com/office/word/2010/wordprocessingDrawing" xmlns:v="urn:schemas-microsoft-com:vml" xmlns:o="urn:schemas-microsoft-com:office:office" xmlns:aink="http://schemas.microsoft.com/office/drawing/2016/ink" xmlns:mc="http://schemas.openxmlformats.org/markup-compatibility/2006" xmlns:cx8="http://schemas.microsoft.com/office/drawing/2016/5/14/chartex" xmlns:cx7="http://schemas.microsoft.com/office/drawing/2016/5/13/chartex" xmlns:cx6="http://schemas.microsoft.com/office/drawing/2016/5/12/chartex" xmlns:cx5="http://schemas.microsoft.com/office/drawing/2016/5/11/chartex" xmlns:cx4="http://schemas.microsoft.com/office/drawing/2016/5/10/chartex" xmlns:cx3="http://schemas.microsoft.com/office/drawing/2016/5/9/chartex" xmlns:cx2="http://schemas.microsoft.com/office/drawing/2015/10/21/chartex" xmlns:cx1="http://schemas.microsoft.com/office/drawing/2015/9/8/chartex" xmlns:cx="http://schemas.microsoft.com/office/drawing/2014/chartex" xmlns:wpc="http://schemas.microsoft.com/office/word/2010/wordprocessingCanvas" xmlns="" val="0"/>
                         </a:ext>
                       </a:extLst>
                     </a:blip>
@@ -46883,7 +46883,7 @@
                     <a:blip r:embed="rId18">
                       <a:extLst>
                         <a:ext uri="{28A0092B-C50C-407E-A947-70E740481C1C}">
-                          <a14:useLocalDpi xmlns="" xmlns:wpc="http://schemas.microsoft.com/office/word/2010/wordprocessingCanvas" xmlns:cx="http://schemas.microsoft.com/office/drawing/2014/chartex" xmlns:cx1="http://schemas.microsoft.com/office/drawing/2015/9/8/chartex" xmlns:cx2="http://schemas.microsoft.com/office/drawing/2015/10/21/chartex" xmlns:cx3="http://schemas.microsoft.com/office/drawing/2016/5/9/chartex" xmlns:cx4="http://schemas.microsoft.com/office/drawing/2016/5/10/chartex" xmlns:cx5="http://schemas.microsoft.com/office/drawing/2016/5/11/chartex" xmlns:cx6="http://schemas.microsoft.com/office/drawing/2016/5/12/chartex" xmlns:cx7="http://schemas.microsoft.com/office/drawing/2016/5/13/chartex" xmlns:cx8="http://schemas.microsoft.com/office/drawing/2016/5/14/chartex" xmlns:mc="http://schemas.openxmlformats.org/markup-compatibility/2006" xmlns:aink="http://schemas.microsoft.com/office/drawing/2016/ink" xmlns:o="urn:schemas-microsoft-com:office:office" xmlns:v="urn:schemas-microsoft-com:vml" xmlns:wp14="http://schemas.microsoft.com/office/word/2010/wordprocessingDrawing" xmlns:w10="urn:schemas-microsoft-com:office:word" xmlns:w="http://schemas.openxmlformats.org/wordprocessingml/2006/main" xmlns:w14="http://schemas.microsoft.com/office/word/2010/wordml" xmlns:w15="http://schemas.microsoft.com/office/word/2012/wordml" xmlns:w16se="http://schemas.microsoft.com/office/word/2015/wordml/symex" xmlns:wpg="http://schemas.microsoft.com/office/word/2010/wordprocessingGroup" xmlns:wpi="http://schemas.microsoft.com/office/word/2010/wordprocessingInk" xmlns:wps="http://schemas.microsoft.com/office/word/2010/wordprocessingShape" xmlns:a14="http://schemas.microsoft.com/office/drawing/2010/main" val="0"/>
+                          <a14:useLocalDpi xmlns:a14="http://schemas.microsoft.com/office/drawing/2010/main" xmlns:wps="http://schemas.microsoft.com/office/word/2010/wordprocessingShape" xmlns:wpi="http://schemas.microsoft.com/office/word/2010/wordprocessingInk" xmlns:wpg="http://schemas.microsoft.com/office/word/2010/wordprocessingGroup" xmlns:w16se="http://schemas.microsoft.com/office/word/2015/wordml/symex" xmlns:w15="http://schemas.microsoft.com/office/word/2012/wordml" xmlns:w14="http://schemas.microsoft.com/office/word/2010/wordml" xmlns:w="http://schemas.openxmlformats.org/wordprocessingml/2006/main" xmlns:w10="urn:schemas-microsoft-com:office:word" xmlns:wp14="http://schemas.microsoft.com/office/word/2010/wordprocessingDrawing" xmlns:v="urn:schemas-microsoft-com:vml" xmlns:o="urn:schemas-microsoft-com:office:office" xmlns:aink="http://schemas.microsoft.com/office/drawing/2016/ink" xmlns:mc="http://schemas.openxmlformats.org/markup-compatibility/2006" xmlns:cx8="http://schemas.microsoft.com/office/drawing/2016/5/14/chartex" xmlns:cx7="http://schemas.microsoft.com/office/drawing/2016/5/13/chartex" xmlns:cx6="http://schemas.microsoft.com/office/drawing/2016/5/12/chartex" xmlns:cx5="http://schemas.microsoft.com/office/drawing/2016/5/11/chartex" xmlns:cx4="http://schemas.microsoft.com/office/drawing/2016/5/10/chartex" xmlns:cx3="http://schemas.microsoft.com/office/drawing/2016/5/9/chartex" xmlns:cx2="http://schemas.microsoft.com/office/drawing/2015/10/21/chartex" xmlns:cx1="http://schemas.microsoft.com/office/drawing/2015/9/8/chartex" xmlns:cx="http://schemas.microsoft.com/office/drawing/2014/chartex" xmlns:wpc="http://schemas.microsoft.com/office/word/2010/wordprocessingCanvas" xmlns="" val="0"/>
                         </a:ext>
                       </a:extLst>
                     </a:blip>
@@ -47296,7 +47296,7 @@
                     <a:blip r:embed="rId18">
                       <a:extLst>
                         <a:ext uri="{28A0092B-C50C-407E-A947-70E740481C1C}">
-                          <a14:useLocalDpi xmlns="" xmlns:wpc="http://schemas.microsoft.com/office/word/2010/wordprocessingCanvas" xmlns:cx="http://schemas.microsoft.com/office/drawing/2014/chartex" xmlns:cx1="http://schemas.microsoft.com/office/drawing/2015/9/8/chartex" xmlns:cx2="http://schemas.microsoft.com/office/drawing/2015/10/21/chartex" xmlns:cx3="http://schemas.microsoft.com/office/drawing/2016/5/9/chartex" xmlns:cx4="http://schemas.microsoft.com/office/drawing/2016/5/10/chartex" xmlns:cx5="http://schemas.microsoft.com/office/drawing/2016/5/11/chartex" xmlns:cx6="http://schemas.microsoft.com/office/drawing/2016/5/12/chartex" xmlns:cx7="http://schemas.microsoft.com/office/drawing/2016/5/13/chartex" xmlns:cx8="http://schemas.microsoft.com/office/drawing/2016/5/14/chartex" xmlns:mc="http://schemas.openxmlformats.org/markup-compatibility/2006" xmlns:aink="http://schemas.microsoft.com/office/drawing/2016/ink" xmlns:o="urn:schemas-microsoft-com:office:office" xmlns:v="urn:schemas-microsoft-com:vml" xmlns:wp14="http://schemas.microsoft.com/office/word/2010/wordprocessingDrawing" xmlns:w10="urn:schemas-microsoft-com:office:word" xmlns:w="http://schemas.openxmlformats.org/wordprocessingml/2006/main" xmlns:w14="http://schemas.microsoft.com/office/word/2010/wordml" xmlns:w15="http://schemas.microsoft.com/office/word/2012/wordml" xmlns:w16se="http://schemas.microsoft.com/office/word/2015/wordml/symex" xmlns:wpg="http://schemas.microsoft.com/office/word/2010/wordprocessingGroup" xmlns:wpi="http://schemas.microsoft.com/office/word/2010/wordprocessingInk" xmlns:wps="http://schemas.microsoft.com/office/word/2010/wordprocessingShape" xmlns:a14="http://schemas.microsoft.com/office/drawing/2010/main" val="0"/>
+                          <a14:useLocalDpi xmlns:a14="http://schemas.microsoft.com/office/drawing/2010/main" xmlns:wps="http://schemas.microsoft.com/office/word/2010/wordprocessingShape" xmlns:wpi="http://schemas.microsoft.com/office/word/2010/wordprocessingInk" xmlns:wpg="http://schemas.microsoft.com/office/word/2010/wordprocessingGroup" xmlns:w16se="http://schemas.microsoft.com/office/word/2015/wordml/symex" xmlns:w15="http://schemas.microsoft.com/office/word/2012/wordml" xmlns:w14="http://schemas.microsoft.com/office/word/2010/wordml" xmlns:w="http://schemas.openxmlformats.org/wordprocessingml/2006/main" xmlns:w10="urn:schemas-microsoft-com:office:word" xmlns:wp14="http://schemas.microsoft.com/office/word/2010/wordprocessingDrawing" xmlns:v="urn:schemas-microsoft-com:vml" xmlns:o="urn:schemas-microsoft-com:office:office" xmlns:aink="http://schemas.microsoft.com/office/drawing/2016/ink" xmlns:mc="http://schemas.openxmlformats.org/markup-compatibility/2006" xmlns:cx8="http://schemas.microsoft.com/office/drawing/2016/5/14/chartex" xmlns:cx7="http://schemas.microsoft.com/office/drawing/2016/5/13/chartex" xmlns:cx6="http://schemas.microsoft.com/office/drawing/2016/5/12/chartex" xmlns:cx5="http://schemas.microsoft.com/office/drawing/2016/5/11/chartex" xmlns:cx4="http://schemas.microsoft.com/office/drawing/2016/5/10/chartex" xmlns:cx3="http://schemas.microsoft.com/office/drawing/2016/5/9/chartex" xmlns:cx2="http://schemas.microsoft.com/office/drawing/2015/10/21/chartex" xmlns:cx1="http://schemas.microsoft.com/office/drawing/2015/9/8/chartex" xmlns:cx="http://schemas.microsoft.com/office/drawing/2014/chartex" xmlns:wpc="http://schemas.microsoft.com/office/word/2010/wordprocessingCanvas" xmlns="" val="0"/>
                         </a:ext>
                       </a:extLst>
                     </a:blip>
@@ -47810,7 +47810,7 @@
                     <a:blip r:embed="rId18">
                       <a:extLst>
                         <a:ext uri="{28A0092B-C50C-407E-A947-70E740481C1C}">
-                          <a14:useLocalDpi xmlns="" xmlns:wpc="http://schemas.microsoft.com/office/word/2010/wordprocessingCanvas" xmlns:cx="http://schemas.microsoft.com/office/drawing/2014/chartex" xmlns:cx1="http://schemas.microsoft.com/office/drawing/2015/9/8/chartex" xmlns:cx2="http://schemas.microsoft.com/office/drawing/2015/10/21/chartex" xmlns:cx3="http://schemas.microsoft.com/office/drawing/2016/5/9/chartex" xmlns:cx4="http://schemas.microsoft.com/office/drawing/2016/5/10/chartex" xmlns:cx5="http://schemas.microsoft.com/office/drawing/2016/5/11/chartex" xmlns:cx6="http://schemas.microsoft.com/office/drawing/2016/5/12/chartex" xmlns:cx7="http://schemas.microsoft.com/office/drawing/2016/5/13/chartex" xmlns:cx8="http://schemas.microsoft.com/office/drawing/2016/5/14/chartex" xmlns:mc="http://schemas.openxmlformats.org/markup-compatibility/2006" xmlns:aink="http://schemas.microsoft.com/office/drawing/2016/ink" xmlns:o="urn:schemas-microsoft-com:office:office" xmlns:v="urn:schemas-microsoft-com:vml" xmlns:wp14="http://schemas.microsoft.com/office/word/2010/wordprocessingDrawing" xmlns:w10="urn:schemas-microsoft-com:office:word" xmlns:w="http://schemas.openxmlformats.org/wordprocessingml/2006/main" xmlns:w14="http://schemas.microsoft.com/office/word/2010/wordml" xmlns:w15="http://schemas.microsoft.com/office/word/2012/wordml" xmlns:w16se="http://schemas.microsoft.com/office/word/2015/wordml/symex" xmlns:wpg="http://schemas.microsoft.com/office/word/2010/wordprocessingGroup" xmlns:wpi="http://schemas.microsoft.com/office/word/2010/wordprocessingInk" xmlns:wps="http://schemas.microsoft.com/office/word/2010/wordprocessingShape" xmlns:a14="http://schemas.microsoft.com/office/drawing/2010/main" val="0"/>
+                          <a14:useLocalDpi xmlns:a14="http://schemas.microsoft.com/office/drawing/2010/main" xmlns:wps="http://schemas.microsoft.com/office/word/2010/wordprocessingShape" xmlns:wpi="http://schemas.microsoft.com/office/word/2010/wordprocessingInk" xmlns:wpg="http://schemas.microsoft.com/office/word/2010/wordprocessingGroup" xmlns:w16se="http://schemas.microsoft.com/office/word/2015/wordml/symex" xmlns:w15="http://schemas.microsoft.com/office/word/2012/wordml" xmlns:w14="http://schemas.microsoft.com/office/word/2010/wordml" xmlns:w="http://schemas.openxmlformats.org/wordprocessingml/2006/main" xmlns:w10="urn:schemas-microsoft-com:office:word" xmlns:wp14="http://schemas.microsoft.com/office/word/2010/wordprocessingDrawing" xmlns:v="urn:schemas-microsoft-com:vml" xmlns:o="urn:schemas-microsoft-com:office:office" xmlns:aink="http://schemas.microsoft.com/office/drawing/2016/ink" xmlns:mc="http://schemas.openxmlformats.org/markup-compatibility/2006" xmlns:cx8="http://schemas.microsoft.com/office/drawing/2016/5/14/chartex" xmlns:cx7="http://schemas.microsoft.com/office/drawing/2016/5/13/chartex" xmlns:cx6="http://schemas.microsoft.com/office/drawing/2016/5/12/chartex" xmlns:cx5="http://schemas.microsoft.com/office/drawing/2016/5/11/chartex" xmlns:cx4="http://schemas.microsoft.com/office/drawing/2016/5/10/chartex" xmlns:cx3="http://schemas.microsoft.com/office/drawing/2016/5/9/chartex" xmlns:cx2="http://schemas.microsoft.com/office/drawing/2015/10/21/chartex" xmlns:cx1="http://schemas.microsoft.com/office/drawing/2015/9/8/chartex" xmlns:cx="http://schemas.microsoft.com/office/drawing/2014/chartex" xmlns:wpc="http://schemas.microsoft.com/office/word/2010/wordprocessingCanvas" xmlns="" val="0"/>
                         </a:ext>
                       </a:extLst>
                     </a:blip>
@@ -48018,7 +48018,7 @@
                     <a:blip r:embed="rId18">
                       <a:extLst>
                         <a:ext uri="{28A0092B-C50C-407E-A947-70E740481C1C}">
-                          <a14:useLocalDpi xmlns="" xmlns:wpc="http://schemas.microsoft.com/office/word/2010/wordprocessingCanvas" xmlns:cx="http://schemas.microsoft.com/office/drawing/2014/chartex" xmlns:cx1="http://schemas.microsoft.com/office/drawing/2015/9/8/chartex" xmlns:cx2="http://schemas.microsoft.com/office/drawing/2015/10/21/chartex" xmlns:cx3="http://schemas.microsoft.com/office/drawing/2016/5/9/chartex" xmlns:cx4="http://schemas.microsoft.com/office/drawing/2016/5/10/chartex" xmlns:cx5="http://schemas.microsoft.com/office/drawing/2016/5/11/chartex" xmlns:cx6="http://schemas.microsoft.com/office/drawing/2016/5/12/chartex" xmlns:cx7="http://schemas.microsoft.com/office/drawing/2016/5/13/chartex" xmlns:cx8="http://schemas.microsoft.com/office/drawing/2016/5/14/chartex" xmlns:mc="http://schemas.openxmlformats.org/markup-compatibility/2006" xmlns:aink="http://schemas.microsoft.com/office/drawing/2016/ink" xmlns:o="urn:schemas-microsoft-com:office:office" xmlns:v="urn:schemas-microsoft-com:vml" xmlns:wp14="http://schemas.microsoft.com/office/word/2010/wordprocessingDrawing" xmlns:w10="urn:schemas-microsoft-com:office:word" xmlns:w="http://schemas.openxmlformats.org/wordprocessingml/2006/main" xmlns:w14="http://schemas.microsoft.com/office/word/2010/wordml" xmlns:w15="http://schemas.microsoft.com/office/word/2012/wordml" xmlns:w16se="http://schemas.microsoft.com/office/word/2015/wordml/symex" xmlns:wpg="http://schemas.microsoft.com/office/word/2010/wordprocessingGroup" xmlns:wpi="http://schemas.microsoft.com/office/word/2010/wordprocessingInk" xmlns:wps="http://schemas.microsoft.com/office/word/2010/wordprocessingShape" xmlns:a14="http://schemas.microsoft.com/office/drawing/2010/main" val="0"/>
+                          <a14:useLocalDpi xmlns:a14="http://schemas.microsoft.com/office/drawing/2010/main" xmlns:wps="http://schemas.microsoft.com/office/word/2010/wordprocessingShape" xmlns:wpi="http://schemas.microsoft.com/office/word/2010/wordprocessingInk" xmlns:wpg="http://schemas.microsoft.com/office/word/2010/wordprocessingGroup" xmlns:w16se="http://schemas.microsoft.com/office/word/2015/wordml/symex" xmlns:w15="http://schemas.microsoft.com/office/word/2012/wordml" xmlns:w14="http://schemas.microsoft.com/office/word/2010/wordml" xmlns:w="http://schemas.openxmlformats.org/wordprocessingml/2006/main" xmlns:w10="urn:schemas-microsoft-com:office:word" xmlns:wp14="http://schemas.microsoft.com/office/word/2010/wordprocessingDrawing" xmlns:v="urn:schemas-microsoft-com:vml" xmlns:o="urn:schemas-microsoft-com:office:office" xmlns:aink="http://schemas.microsoft.com/office/drawing/2016/ink" xmlns:mc="http://schemas.openxmlformats.org/markup-compatibility/2006" xmlns:cx8="http://schemas.microsoft.com/office/drawing/2016/5/14/chartex" xmlns:cx7="http://schemas.microsoft.com/office/drawing/2016/5/13/chartex" xmlns:cx6="http://schemas.microsoft.com/office/drawing/2016/5/12/chartex" xmlns:cx5="http://schemas.microsoft.com/office/drawing/2016/5/11/chartex" xmlns:cx4="http://schemas.microsoft.com/office/drawing/2016/5/10/chartex" xmlns:cx3="http://schemas.microsoft.com/office/drawing/2016/5/9/chartex" xmlns:cx2="http://schemas.microsoft.com/office/drawing/2015/10/21/chartex" xmlns:cx1="http://schemas.microsoft.com/office/drawing/2015/9/8/chartex" xmlns:cx="http://schemas.microsoft.com/office/drawing/2014/chartex" xmlns:wpc="http://schemas.microsoft.com/office/word/2010/wordprocessingCanvas" xmlns="" val="0"/>
                         </a:ext>
                       </a:extLst>
                     </a:blip>
@@ -49050,7 +49050,7 @@
                     <a:blip r:embed="rId18">
                       <a:extLst>
                         <a:ext uri="{28A0092B-C50C-407E-A947-70E740481C1C}">
-                          <a14:useLocalDpi xmlns="" xmlns:wpc="http://schemas.microsoft.com/office/word/2010/wordprocessingCanvas" xmlns:cx="http://schemas.microsoft.com/office/drawing/2014/chartex" xmlns:cx1="http://schemas.microsoft.com/office/drawing/2015/9/8/chartex" xmlns:cx2="http://schemas.microsoft.com/office/drawing/2015/10/21/chartex" xmlns:cx3="http://schemas.microsoft.com/office/drawing/2016/5/9/chartex" xmlns:cx4="http://schemas.microsoft.com/office/drawing/2016/5/10/chartex" xmlns:cx5="http://schemas.microsoft.com/office/drawing/2016/5/11/chartex" xmlns:cx6="http://schemas.microsoft.com/office/drawing/2016/5/12/chartex" xmlns:cx7="http://schemas.microsoft.com/office/drawing/2016/5/13/chartex" xmlns:cx8="http://schemas.microsoft.com/office/drawing/2016/5/14/chartex" xmlns:mc="http://schemas.openxmlformats.org/markup-compatibility/2006" xmlns:aink="http://schemas.microsoft.com/office/drawing/2016/ink" xmlns:o="urn:schemas-microsoft-com:office:office" xmlns:v="urn:schemas-microsoft-com:vml" xmlns:wp14="http://schemas.microsoft.com/office/word/2010/wordprocessingDrawing" xmlns:w10="urn:schemas-microsoft-com:office:word" xmlns:w="http://schemas.openxmlformats.org/wordprocessingml/2006/main" xmlns:w14="http://schemas.microsoft.com/office/word/2010/wordml" xmlns:w15="http://schemas.microsoft.com/office/word/2012/wordml" xmlns:w16se="http://schemas.microsoft.com/office/word/2015/wordml/symex" xmlns:wpg="http://schemas.microsoft.com/office/word/2010/wordprocessingGroup" xmlns:wpi="http://schemas.microsoft.com/office/word/2010/wordprocessingInk" xmlns:wps="http://schemas.microsoft.com/office/word/2010/wordprocessingShape" xmlns:a14="http://schemas.microsoft.com/office/drawing/2010/main" val="0"/>
+                          <a14:useLocalDpi xmlns:a14="http://schemas.microsoft.com/office/drawing/2010/main" xmlns:wps="http://schemas.microsoft.com/office/word/2010/wordprocessingShape" xmlns:wpi="http://schemas.microsoft.com/office/word/2010/wordprocessingInk" xmlns:wpg="http://schemas.microsoft.com/office/word/2010/wordprocessingGroup" xmlns:w16se="http://schemas.microsoft.com/office/word/2015/wordml/symex" xmlns:w15="http://schemas.microsoft.com/office/word/2012/wordml" xmlns:w14="http://schemas.microsoft.com/office/word/2010/wordml" xmlns:w="http://schemas.openxmlformats.org/wordprocessingml/2006/main" xmlns:w10="urn:schemas-microsoft-com:office:word" xmlns:wp14="http://schemas.microsoft.com/office/word/2010/wordprocessingDrawing" xmlns:v="urn:schemas-microsoft-com:vml" xmlns:o="urn:schemas-microsoft-com:office:office" xmlns:aink="http://schemas.microsoft.com/office/drawing/2016/ink" xmlns:mc="http://schemas.openxmlformats.org/markup-compatibility/2006" xmlns:cx8="http://schemas.microsoft.com/office/drawing/2016/5/14/chartex" xmlns:cx7="http://schemas.microsoft.com/office/drawing/2016/5/13/chartex" xmlns:cx6="http://schemas.microsoft.com/office/drawing/2016/5/12/chartex" xmlns:cx5="http://schemas.microsoft.com/office/drawing/2016/5/11/chartex" xmlns:cx4="http://schemas.microsoft.com/office/drawing/2016/5/10/chartex" xmlns:cx3="http://schemas.microsoft.com/office/drawing/2016/5/9/chartex" xmlns:cx2="http://schemas.microsoft.com/office/drawing/2015/10/21/chartex" xmlns:cx1="http://schemas.microsoft.com/office/drawing/2015/9/8/chartex" xmlns:cx="http://schemas.microsoft.com/office/drawing/2014/chartex" xmlns:wpc="http://schemas.microsoft.com/office/word/2010/wordprocessingCanvas" xmlns="" val="0"/>
                         </a:ext>
                       </a:extLst>
                     </a:blip>
@@ -49584,7 +49584,7 @@
                     <a:blip r:embed="rId18">
                       <a:extLst>
                         <a:ext uri="{28A0092B-C50C-407E-A947-70E740481C1C}">
-                          <a14:useLocalDpi xmlns="" xmlns:wpc="http://schemas.microsoft.com/office/word/2010/wordprocessingCanvas" xmlns:cx="http://schemas.microsoft.com/office/drawing/2014/chartex" xmlns:cx1="http://schemas.microsoft.com/office/drawing/2015/9/8/chartex" xmlns:cx2="http://schemas.microsoft.com/office/drawing/2015/10/21/chartex" xmlns:cx3="http://schemas.microsoft.com/office/drawing/2016/5/9/chartex" xmlns:cx4="http://schemas.microsoft.com/office/drawing/2016/5/10/chartex" xmlns:cx5="http://schemas.microsoft.com/office/drawing/2016/5/11/chartex" xmlns:cx6="http://schemas.microsoft.com/office/drawing/2016/5/12/chartex" xmlns:cx7="http://schemas.microsoft.com/office/drawing/2016/5/13/chartex" xmlns:cx8="http://schemas.microsoft.com/office/drawing/2016/5/14/chartex" xmlns:mc="http://schemas.openxmlformats.org/markup-compatibility/2006" xmlns:aink="http://schemas.microsoft.com/office/drawing/2016/ink" xmlns:o="urn:schemas-microsoft-com:office:office" xmlns:v="urn:schemas-microsoft-com:vml" xmlns:wp14="http://schemas.microsoft.com/office/word/2010/wordprocessingDrawing" xmlns:w10="urn:schemas-microsoft-com:office:word" xmlns:w="http://schemas.openxmlformats.org/wordprocessingml/2006/main" xmlns:w14="http://schemas.microsoft.com/office/word/2010/wordml" xmlns:w15="http://schemas.microsoft.com/office/word/2012/wordml" xmlns:w16se="http://schemas.microsoft.com/office/word/2015/wordml/symex" xmlns:wpg="http://schemas.microsoft.com/office/word/2010/wordprocessingGroup" xmlns:wpi="http://schemas.microsoft.com/office/word/2010/wordprocessingInk" xmlns:wps="http://schemas.microsoft.com/office/word/2010/wordprocessingShape" xmlns:a14="http://schemas.microsoft.com/office/drawing/2010/main" val="0"/>
+                          <a14:useLocalDpi xmlns:a14="http://schemas.microsoft.com/office/drawing/2010/main" xmlns:wps="http://schemas.microsoft.com/office/word/2010/wordprocessingShape" xmlns:wpi="http://schemas.microsoft.com/office/word/2010/wordprocessingInk" xmlns:wpg="http://schemas.microsoft.com/office/word/2010/wordprocessingGroup" xmlns:w16se="http://schemas.microsoft.com/office/word/2015/wordml/symex" xmlns:w15="http://schemas.microsoft.com/office/word/2012/wordml" xmlns:w14="http://schemas.microsoft.com/office/word/2010/wordml" xmlns:w="http://schemas.openxmlformats.org/wordprocessingml/2006/main" xmlns:w10="urn:schemas-microsoft-com:office:word" xmlns:wp14="http://schemas.microsoft.com/office/word/2010/wordprocessingDrawing" xmlns:v="urn:schemas-microsoft-com:vml" xmlns:o="urn:schemas-microsoft-com:office:office" xmlns:aink="http://schemas.microsoft.com/office/drawing/2016/ink" xmlns:mc="http://schemas.openxmlformats.org/markup-compatibility/2006" xmlns:cx8="http://schemas.microsoft.com/office/drawing/2016/5/14/chartex" xmlns:cx7="http://schemas.microsoft.com/office/drawing/2016/5/13/chartex" xmlns:cx6="http://schemas.microsoft.com/office/drawing/2016/5/12/chartex" xmlns:cx5="http://schemas.microsoft.com/office/drawing/2016/5/11/chartex" xmlns:cx4="http://schemas.microsoft.com/office/drawing/2016/5/10/chartex" xmlns:cx3="http://schemas.microsoft.com/office/drawing/2016/5/9/chartex" xmlns:cx2="http://schemas.microsoft.com/office/drawing/2015/10/21/chartex" xmlns:cx1="http://schemas.microsoft.com/office/drawing/2015/9/8/chartex" xmlns:cx="http://schemas.microsoft.com/office/drawing/2014/chartex" xmlns:wpc="http://schemas.microsoft.com/office/word/2010/wordprocessingCanvas" xmlns="" val="0"/>
                         </a:ext>
                       </a:extLst>
                     </a:blip>
@@ -49776,7 +49776,7 @@
                     <a:blip r:embed="rId18">
                       <a:extLst>
                         <a:ext uri="{28A0092B-C50C-407E-A947-70E740481C1C}">
-                          <a14:useLocalDpi xmlns="" xmlns:wpc="http://schemas.microsoft.com/office/word/2010/wordprocessingCanvas" xmlns:cx="http://schemas.microsoft.com/office/drawing/2014/chartex" xmlns:cx1="http://schemas.microsoft.com/office/drawing/2015/9/8/chartex" xmlns:cx2="http://schemas.microsoft.com/office/drawing/2015/10/21/chartex" xmlns:cx3="http://schemas.microsoft.com/office/drawing/2016/5/9/chartex" xmlns:cx4="http://schemas.microsoft.com/office/drawing/2016/5/10/chartex" xmlns:cx5="http://schemas.microsoft.com/office/drawing/2016/5/11/chartex" xmlns:cx6="http://schemas.microsoft.com/office/drawing/2016/5/12/chartex" xmlns:cx7="http://schemas.microsoft.com/office/drawing/2016/5/13/chartex" xmlns:cx8="http://schemas.microsoft.com/office/drawing/2016/5/14/chartex" xmlns:mc="http://schemas.openxmlformats.org/markup-compatibility/2006" xmlns:aink="http://schemas.microsoft.com/office/drawing/2016/ink" xmlns:o="urn:schemas-microsoft-com:office:office" xmlns:v="urn:schemas-microsoft-com:vml" xmlns:wp14="http://schemas.microsoft.com/office/word/2010/wordprocessingDrawing" xmlns:w10="urn:schemas-microsoft-com:office:word" xmlns:w="http://schemas.openxmlformats.org/wordprocessingml/2006/main" xmlns:w14="http://schemas.microsoft.com/office/word/2010/wordml" xmlns:w15="http://schemas.microsoft.com/office/word/2012/wordml" xmlns:w16se="http://schemas.microsoft.com/office/word/2015/wordml/symex" xmlns:wpg="http://schemas.microsoft.com/office/word/2010/wordprocessingGroup" xmlns:wpi="http://schemas.microsoft.com/office/word/2010/wordprocessingInk" xmlns:wps="http://schemas.microsoft.com/office/word/2010/wordprocessingShape" xmlns:a14="http://schemas.microsoft.com/office/drawing/2010/main" val="0"/>
+                          <a14:useLocalDpi xmlns:a14="http://schemas.microsoft.com/office/drawing/2010/main" xmlns:wps="http://schemas.microsoft.com/office/word/2010/wordprocessingShape" xmlns:wpi="http://schemas.microsoft.com/office/word/2010/wordprocessingInk" xmlns:wpg="http://schemas.microsoft.com/office/word/2010/wordprocessingGroup" xmlns:w16se="http://schemas.microsoft.com/office/word/2015/wordml/symex" xmlns:w15="http://schemas.microsoft.com/office/word/2012/wordml" xmlns:w14="http://schemas.microsoft.com/office/word/2010/wordml" xmlns:w="http://schemas.openxmlformats.org/wordprocessingml/2006/main" xmlns:w10="urn:schemas-microsoft-com:office:word" xmlns:wp14="http://schemas.microsoft.com/office/word/2010/wordprocessingDrawing" xmlns:v="urn:schemas-microsoft-com:vml" xmlns:o="urn:schemas-microsoft-com:office:office" xmlns:aink="http://schemas.microsoft.com/office/drawing/2016/ink" xmlns:mc="http://schemas.openxmlformats.org/markup-compatibility/2006" xmlns:cx8="http://schemas.microsoft.com/office/drawing/2016/5/14/chartex" xmlns:cx7="http://schemas.microsoft.com/office/drawing/2016/5/13/chartex" xmlns:cx6="http://schemas.microsoft.com/office/drawing/2016/5/12/chartex" xmlns:cx5="http://schemas.microsoft.com/office/drawing/2016/5/11/chartex" xmlns:cx4="http://schemas.microsoft.com/office/drawing/2016/5/10/chartex" xmlns:cx3="http://schemas.microsoft.com/office/drawing/2016/5/9/chartex" xmlns:cx2="http://schemas.microsoft.com/office/drawing/2015/10/21/chartex" xmlns:cx1="http://schemas.microsoft.com/office/drawing/2015/9/8/chartex" xmlns:cx="http://schemas.microsoft.com/office/drawing/2014/chartex" xmlns:wpc="http://schemas.microsoft.com/office/word/2010/wordprocessingCanvas" xmlns="" val="0"/>
                         </a:ext>
                       </a:extLst>
                     </a:blip>
@@ -49943,7 +49943,7 @@
                     <a:blip r:embed="rId18">
                       <a:extLst>
                         <a:ext uri="{28A0092B-C50C-407E-A947-70E740481C1C}">
-                          <a14:useLocalDpi xmlns="" xmlns:wpc="http://schemas.microsoft.com/office/word/2010/wordprocessingCanvas" xmlns:cx="http://schemas.microsoft.com/office/drawing/2014/chartex" xmlns:cx1="http://schemas.microsoft.com/office/drawing/2015/9/8/chartex" xmlns:cx2="http://schemas.microsoft.com/office/drawing/2015/10/21/chartex" xmlns:cx3="http://schemas.microsoft.com/office/drawing/2016/5/9/chartex" xmlns:cx4="http://schemas.microsoft.com/office/drawing/2016/5/10/chartex" xmlns:cx5="http://schemas.microsoft.com/office/drawing/2016/5/11/chartex" xmlns:cx6="http://schemas.microsoft.com/office/drawing/2016/5/12/chartex" xmlns:cx7="http://schemas.microsoft.com/office/drawing/2016/5/13/chartex" xmlns:cx8="http://schemas.microsoft.com/office/drawing/2016/5/14/chartex" xmlns:mc="http://schemas.openxmlformats.org/markup-compatibility/2006" xmlns:aink="http://schemas.microsoft.com/office/drawing/2016/ink" xmlns:o="urn:schemas-microsoft-com:office:office" xmlns:v="urn:schemas-microsoft-com:vml" xmlns:wp14="http://schemas.microsoft.com/office/word/2010/wordprocessingDrawing" xmlns:w10="urn:schemas-microsoft-com:office:word" xmlns:w="http://schemas.openxmlformats.org/wordprocessingml/2006/main" xmlns:w14="http://schemas.microsoft.com/office/word/2010/wordml" xmlns:w15="http://schemas.microsoft.com/office/word/2012/wordml" xmlns:w16se="http://schemas.microsoft.com/office/word/2015/wordml/symex" xmlns:wpg="http://schemas.microsoft.com/office/word/2010/wordprocessingGroup" xmlns:wpi="http://schemas.microsoft.com/office/word/2010/wordprocessingInk" xmlns:wps="http://schemas.microsoft.com/office/word/2010/wordprocessingShape" xmlns:a14="http://schemas.microsoft.com/office/drawing/2010/main" val="0"/>
+                          <a14:useLocalDpi xmlns:a14="http://schemas.microsoft.com/office/drawing/2010/main" xmlns:wps="http://schemas.microsoft.com/office/word/2010/wordprocessingShape" xmlns:wpi="http://schemas.microsoft.com/office/word/2010/wordprocessingInk" xmlns:wpg="http://schemas.microsoft.com/office/word/2010/wordprocessingGroup" xmlns:w16se="http://schemas.microsoft.com/office/word/2015/wordml/symex" xmlns:w15="http://schemas.microsoft.com/office/word/2012/wordml" xmlns:w14="http://schemas.microsoft.com/office/word/2010/wordml" xmlns:w="http://schemas.openxmlformats.org/wordprocessingml/2006/main" xmlns:w10="urn:schemas-microsoft-com:office:word" xmlns:wp14="http://schemas.microsoft.com/office/word/2010/wordprocessingDrawing" xmlns:v="urn:schemas-microsoft-com:vml" xmlns:o="urn:schemas-microsoft-com:office:office" xmlns:aink="http://schemas.microsoft.com/office/drawing/2016/ink" xmlns:mc="http://schemas.openxmlformats.org/markup-compatibility/2006" xmlns:cx8="http://schemas.microsoft.com/office/drawing/2016/5/14/chartex" xmlns:cx7="http://schemas.microsoft.com/office/drawing/2016/5/13/chartex" xmlns:cx6="http://schemas.microsoft.com/office/drawing/2016/5/12/chartex" xmlns:cx5="http://schemas.microsoft.com/office/drawing/2016/5/11/chartex" xmlns:cx4="http://schemas.microsoft.com/office/drawing/2016/5/10/chartex" xmlns:cx3="http://schemas.microsoft.com/office/drawing/2016/5/9/chartex" xmlns:cx2="http://schemas.microsoft.com/office/drawing/2015/10/21/chartex" xmlns:cx1="http://schemas.microsoft.com/office/drawing/2015/9/8/chartex" xmlns:cx="http://schemas.microsoft.com/office/drawing/2014/chartex" xmlns:wpc="http://schemas.microsoft.com/office/word/2010/wordprocessingCanvas" xmlns="" val="0"/>
                         </a:ext>
                       </a:extLst>
                     </a:blip>
@@ -52123,7 +52123,7 @@
                     <a:blip r:embed="rId18">
                       <a:extLst>
                         <a:ext uri="{28A0092B-C50C-407E-A947-70E740481C1C}">
-                          <a14:useLocalDpi xmlns="" xmlns:wpc="http://schemas.microsoft.com/office/word/2010/wordprocessingCanvas" xmlns:cx="http://schemas.microsoft.com/office/drawing/2014/chartex" xmlns:cx1="http://schemas.microsoft.com/office/drawing/2015/9/8/chartex" xmlns:cx2="http://schemas.microsoft.com/office/drawing/2015/10/21/chartex" xmlns:cx3="http://schemas.microsoft.com/office/drawing/2016/5/9/chartex" xmlns:cx4="http://schemas.microsoft.com/office/drawing/2016/5/10/chartex" xmlns:cx5="http://schemas.microsoft.com/office/drawing/2016/5/11/chartex" xmlns:cx6="http://schemas.microsoft.com/office/drawing/2016/5/12/chartex" xmlns:cx7="http://schemas.microsoft.com/office/drawing/2016/5/13/chartex" xmlns:cx8="http://schemas.microsoft.com/office/drawing/2016/5/14/chartex" xmlns:mc="http://schemas.openxmlformats.org/markup-compatibility/2006" xmlns:aink="http://schemas.microsoft.com/office/drawing/2016/ink" xmlns:o="urn:schemas-microsoft-com:office:office" xmlns:v="urn:schemas-microsoft-com:vml" xmlns:wp14="http://schemas.microsoft.com/office/word/2010/wordprocessingDrawing" xmlns:w10="urn:schemas-microsoft-com:office:word" xmlns:w="http://schemas.openxmlformats.org/wordprocessingml/2006/main" xmlns:w14="http://schemas.microsoft.com/office/word/2010/wordml" xmlns:w15="http://schemas.microsoft.com/office/word/2012/wordml" xmlns:w16se="http://schemas.microsoft.com/office/word/2015/wordml/symex" xmlns:wpg="http://schemas.microsoft.com/office/word/2010/wordprocessingGroup" xmlns:wpi="http://schemas.microsoft.com/office/word/2010/wordprocessingInk" xmlns:wps="http://schemas.microsoft.com/office/word/2010/wordprocessingShape" xmlns:a14="http://schemas.microsoft.com/office/drawing/2010/main" val="0"/>
+                          <a14:useLocalDpi xmlns:a14="http://schemas.microsoft.com/office/drawing/2010/main" xmlns:wps="http://schemas.microsoft.com/office/word/2010/wordprocessingShape" xmlns:wpi="http://schemas.microsoft.com/office/word/2010/wordprocessingInk" xmlns:wpg="http://schemas.microsoft.com/office/word/2010/wordprocessingGroup" xmlns:w16se="http://schemas.microsoft.com/office/word/2015/wordml/symex" xmlns:w15="http://schemas.microsoft.com/office/word/2012/wordml" xmlns:w14="http://schemas.microsoft.com/office/word/2010/wordml" xmlns:w="http://schemas.openxmlformats.org/wordprocessingml/2006/main" xmlns:w10="urn:schemas-microsoft-com:office:word" xmlns:wp14="http://schemas.microsoft.com/office/word/2010/wordprocessingDrawing" xmlns:v="urn:schemas-microsoft-com:vml" xmlns:o="urn:schemas-microsoft-com:office:office" xmlns:aink="http://schemas.microsoft.com/office/drawing/2016/ink" xmlns:mc="http://schemas.openxmlformats.org/markup-compatibility/2006" xmlns:cx8="http://schemas.microsoft.com/office/drawing/2016/5/14/chartex" xmlns:cx7="http://schemas.microsoft.com/office/drawing/2016/5/13/chartex" xmlns:cx6="http://schemas.microsoft.com/office/drawing/2016/5/12/chartex" xmlns:cx5="http://schemas.microsoft.com/office/drawing/2016/5/11/chartex" xmlns:cx4="http://schemas.microsoft.com/office/drawing/2016/5/10/chartex" xmlns:cx3="http://schemas.microsoft.com/office/drawing/2016/5/9/chartex" xmlns:cx2="http://schemas.microsoft.com/office/drawing/2015/10/21/chartex" xmlns:cx1="http://schemas.microsoft.com/office/drawing/2015/9/8/chartex" xmlns:cx="http://schemas.microsoft.com/office/drawing/2014/chartex" xmlns:wpc="http://schemas.microsoft.com/office/word/2010/wordprocessingCanvas" xmlns="" val="0"/>
                         </a:ext>
                       </a:extLst>
                     </a:blip>
@@ -53569,7 +53569,7 @@
                     <a:blip r:embed="rId18">
                       <a:extLst>
                         <a:ext uri="{28A0092B-C50C-407E-A947-70E740481C1C}">
-                          <a14:useLocalDpi xmlns="" xmlns:wpc="http://schemas.microsoft.com/office/word/2010/wordprocessingCanvas" xmlns:cx="http://schemas.microsoft.com/office/drawing/2014/chartex" xmlns:cx1="http://schemas.microsoft.com/office/drawing/2015/9/8/chartex" xmlns:cx2="http://schemas.microsoft.com/office/drawing/2015/10/21/chartex" xmlns:cx3="http://schemas.microsoft.com/office/drawing/2016/5/9/chartex" xmlns:cx4="http://schemas.microsoft.com/office/drawing/2016/5/10/chartex" xmlns:cx5="http://schemas.microsoft.com/office/drawing/2016/5/11/chartex" xmlns:cx6="http://schemas.microsoft.com/office/drawing/2016/5/12/chartex" xmlns:cx7="http://schemas.microsoft.com/office/drawing/2016/5/13/chartex" xmlns:cx8="http://schemas.microsoft.com/office/drawing/2016/5/14/chartex" xmlns:mc="http://schemas.openxmlformats.org/markup-compatibility/2006" xmlns:aink="http://schemas.microsoft.com/office/drawing/2016/ink" xmlns:o="urn:schemas-microsoft-com:office:office" xmlns:v="urn:schemas-microsoft-com:vml" xmlns:wp14="http://schemas.microsoft.com/office/word/2010/wordprocessingDrawing" xmlns:w10="urn:schemas-microsoft-com:office:word" xmlns:w="http://schemas.openxmlformats.org/wordprocessingml/2006/main" xmlns:w14="http://schemas.microsoft.com/office/word/2010/wordml" xmlns:w15="http://schemas.microsoft.com/office/word/2012/wordml" xmlns:w16se="http://schemas.microsoft.com/office/word/2015/wordml/symex" xmlns:wpg="http://schemas.microsoft.com/office/word/2010/wordprocessingGroup" xmlns:wpi="http://schemas.microsoft.com/office/word/2010/wordprocessingInk" xmlns:wps="http://schemas.microsoft.com/office/word/2010/wordprocessingShape" xmlns:a14="http://schemas.microsoft.com/office/drawing/2010/main" val="0"/>
+                          <a14:useLocalDpi xmlns:a14="http://schemas.microsoft.com/office/drawing/2010/main" xmlns:wps="http://schemas.microsoft.com/office/word/2010/wordprocessingShape" xmlns:wpi="http://schemas.microsoft.com/office/word/2010/wordprocessingInk" xmlns:wpg="http://schemas.microsoft.com/office/word/2010/wordprocessingGroup" xmlns:w16se="http://schemas.microsoft.com/office/word/2015/wordml/symex" xmlns:w15="http://schemas.microsoft.com/office/word/2012/wordml" xmlns:w14="http://schemas.microsoft.com/office/word/2010/wordml" xmlns:w="http://schemas.openxmlformats.org/wordprocessingml/2006/main" xmlns:w10="urn:schemas-microsoft-com:office:word" xmlns:wp14="http://schemas.microsoft.com/office/word/2010/wordprocessingDrawing" xmlns:v="urn:schemas-microsoft-com:vml" xmlns:o="urn:schemas-microsoft-com:office:office" xmlns:aink="http://schemas.microsoft.com/office/drawing/2016/ink" xmlns:mc="http://schemas.openxmlformats.org/markup-compatibility/2006" xmlns:cx8="http://schemas.microsoft.com/office/drawing/2016/5/14/chartex" xmlns:cx7="http://schemas.microsoft.com/office/drawing/2016/5/13/chartex" xmlns:cx6="http://schemas.microsoft.com/office/drawing/2016/5/12/chartex" xmlns:cx5="http://schemas.microsoft.com/office/drawing/2016/5/11/chartex" xmlns:cx4="http://schemas.microsoft.com/office/drawing/2016/5/10/chartex" xmlns:cx3="http://schemas.microsoft.com/office/drawing/2016/5/9/chartex" xmlns:cx2="http://schemas.microsoft.com/office/drawing/2015/10/21/chartex" xmlns:cx1="http://schemas.microsoft.com/office/drawing/2015/9/8/chartex" xmlns:cx="http://schemas.microsoft.com/office/drawing/2014/chartex" xmlns:wpc="http://schemas.microsoft.com/office/word/2010/wordprocessingCanvas" xmlns="" val="0"/>
                         </a:ext>
                       </a:extLst>
                     </a:blip>
@@ -54163,7 +54163,7 @@
                     <a:blip r:embed="rId18">
                       <a:extLst>
                         <a:ext uri="{28A0092B-C50C-407E-A947-70E740481C1C}">
-                          <a14:useLocalDpi xmlns="" xmlns:wpc="http://schemas.microsoft.com/office/word/2010/wordprocessingCanvas" xmlns:cx="http://schemas.microsoft.com/office/drawing/2014/chartex" xmlns:cx1="http://schemas.microsoft.com/office/drawing/2015/9/8/chartex" xmlns:cx2="http://schemas.microsoft.com/office/drawing/2015/10/21/chartex" xmlns:cx3="http://schemas.microsoft.com/office/drawing/2016/5/9/chartex" xmlns:cx4="http://schemas.microsoft.com/office/drawing/2016/5/10/chartex" xmlns:cx5="http://schemas.microsoft.com/office/drawing/2016/5/11/chartex" xmlns:cx6="http://schemas.microsoft.com/office/drawing/2016/5/12/chartex" xmlns:cx7="http://schemas.microsoft.com/office/drawing/2016/5/13/chartex" xmlns:cx8="http://schemas.microsoft.com/office/drawing/2016/5/14/chartex" xmlns:mc="http://schemas.openxmlformats.org/markup-compatibility/2006" xmlns:aink="http://schemas.microsoft.com/office/drawing/2016/ink" xmlns:o="urn:schemas-microsoft-com:office:office" xmlns:v="urn:schemas-microsoft-com:vml" xmlns:wp14="http://schemas.microsoft.com/office/word/2010/wordprocessingDrawing" xmlns:w10="urn:schemas-microsoft-com:office:word" xmlns:w="http://schemas.openxmlformats.org/wordprocessingml/2006/main" xmlns:w14="http://schemas.microsoft.com/office/word/2010/wordml" xmlns:w15="http://schemas.microsoft.com/office/word/2012/wordml" xmlns:w16se="http://schemas.microsoft.com/office/word/2015/wordml/symex" xmlns:wpg="http://schemas.microsoft.com/office/word/2010/wordprocessingGroup" xmlns:wpi="http://schemas.microsoft.com/office/word/2010/wordprocessingInk" xmlns:wps="http://schemas.microsoft.com/office/word/2010/wordprocessingShape" xmlns:a14="http://schemas.microsoft.com/office/drawing/2010/main" val="0"/>
+                          <a14:useLocalDpi xmlns:a14="http://schemas.microsoft.com/office/drawing/2010/main" xmlns:wps="http://schemas.microsoft.com/office/word/2010/wordprocessingShape" xmlns:wpi="http://schemas.microsoft.com/office/word/2010/wordprocessingInk" xmlns:wpg="http://schemas.microsoft.com/office/word/2010/wordprocessingGroup" xmlns:w16se="http://schemas.microsoft.com/office/word/2015/wordml/symex" xmlns:w15="http://schemas.microsoft.com/office/word/2012/wordml" xmlns:w14="http://schemas.microsoft.com/office/word/2010/wordml" xmlns:w="http://schemas.openxmlformats.org/wordprocessingml/2006/main" xmlns:w10="urn:schemas-microsoft-com:office:word" xmlns:wp14="http://schemas.microsoft.com/office/word/2010/wordprocessingDrawing" xmlns:v="urn:schemas-microsoft-com:vml" xmlns:o="urn:schemas-microsoft-com:office:office" xmlns:aink="http://schemas.microsoft.com/office/drawing/2016/ink" xmlns:mc="http://schemas.openxmlformats.org/markup-compatibility/2006" xmlns:cx8="http://schemas.microsoft.com/office/drawing/2016/5/14/chartex" xmlns:cx7="http://schemas.microsoft.com/office/drawing/2016/5/13/chartex" xmlns:cx6="http://schemas.microsoft.com/office/drawing/2016/5/12/chartex" xmlns:cx5="http://schemas.microsoft.com/office/drawing/2016/5/11/chartex" xmlns:cx4="http://schemas.microsoft.com/office/drawing/2016/5/10/chartex" xmlns:cx3="http://schemas.microsoft.com/office/drawing/2016/5/9/chartex" xmlns:cx2="http://schemas.microsoft.com/office/drawing/2015/10/21/chartex" xmlns:cx1="http://schemas.microsoft.com/office/drawing/2015/9/8/chartex" xmlns:cx="http://schemas.microsoft.com/office/drawing/2014/chartex" xmlns:wpc="http://schemas.microsoft.com/office/word/2010/wordprocessingCanvas" xmlns="" val="0"/>
                         </a:ext>
                       </a:extLst>
                     </a:blip>
@@ -54921,7 +54921,7 @@
                     <a:blip r:embed="rId18">
                       <a:extLst>
                         <a:ext uri="{28A0092B-C50C-407E-A947-70E740481C1C}">
-                          <a14:useLocalDpi xmlns="" xmlns:wpc="http://schemas.microsoft.com/office/word/2010/wordprocessingCanvas" xmlns:cx="http://schemas.microsoft.com/office/drawing/2014/chartex" xmlns:cx1="http://schemas.microsoft.com/office/drawing/2015/9/8/chartex" xmlns:cx2="http://schemas.microsoft.com/office/drawing/2015/10/21/chartex" xmlns:cx3="http://schemas.microsoft.com/office/drawing/2016/5/9/chartex" xmlns:cx4="http://schemas.microsoft.com/office/drawing/2016/5/10/chartex" xmlns:cx5="http://schemas.microsoft.com/office/drawing/2016/5/11/chartex" xmlns:cx6="http://schemas.microsoft.com/office/drawing/2016/5/12/chartex" xmlns:cx7="http://schemas.microsoft.com/office/drawing/2016/5/13/chartex" xmlns:cx8="http://schemas.microsoft.com/office/drawing/2016/5/14/chartex" xmlns:mc="http://schemas.openxmlformats.org/markup-compatibility/2006" xmlns:aink="http://schemas.microsoft.com/office/drawing/2016/ink" xmlns:o="urn:schemas-microsoft-com:office:office" xmlns:v="urn:schemas-microsoft-com:vml" xmlns:wp14="http://schemas.microsoft.com/office/word/2010/wordprocessingDrawing" xmlns:w10="urn:schemas-microsoft-com:office:word" xmlns:w="http://schemas.openxmlformats.org/wordprocessingml/2006/main" xmlns:w14="http://schemas.microsoft.com/office/word/2010/wordml" xmlns:w15="http://schemas.microsoft.com/office/word/2012/wordml" xmlns:w16se="http://schemas.microsoft.com/office/word/2015/wordml/symex" xmlns:wpg="http://schemas.microsoft.com/office/word/2010/wordprocessingGroup" xmlns:wpi="http://schemas.microsoft.com/office/word/2010/wordprocessingInk" xmlns:wps="http://schemas.microsoft.com/office/word/2010/wordprocessingShape" xmlns:a14="http://schemas.microsoft.com/office/drawing/2010/main" val="0"/>
+                          <a14:useLocalDpi xmlns:a14="http://schemas.microsoft.com/office/drawing/2010/main" xmlns:wps="http://schemas.microsoft.com/office/word/2010/wordprocessingShape" xmlns:wpi="http://schemas.microsoft.com/office/word/2010/wordprocessingInk" xmlns:wpg="http://schemas.microsoft.com/office/word/2010/wordprocessingGroup" xmlns:w16se="http://schemas.microsoft.com/office/word/2015/wordml/symex" xmlns:w15="http://schemas.microsoft.com/office/word/2012/wordml" xmlns:w14="http://schemas.microsoft.com/office/word/2010/wordml" xmlns:w="http://schemas.openxmlformats.org/wordprocessingml/2006/main" xmlns:w10="urn:schemas-microsoft-com:office:word" xmlns:wp14="http://schemas.microsoft.com/office/word/2010/wordprocessingDrawing" xmlns:v="urn:schemas-microsoft-com:vml" xmlns:o="urn:schemas-microsoft-com:office:office" xmlns:aink="http://schemas.microsoft.com/office/drawing/2016/ink" xmlns:mc="http://schemas.openxmlformats.org/markup-compatibility/2006" xmlns:cx8="http://schemas.microsoft.com/office/drawing/2016/5/14/chartex" xmlns:cx7="http://schemas.microsoft.com/office/drawing/2016/5/13/chartex" xmlns:cx6="http://schemas.microsoft.com/office/drawing/2016/5/12/chartex" xmlns:cx5="http://schemas.microsoft.com/office/drawing/2016/5/11/chartex" xmlns:cx4="http://schemas.microsoft.com/office/drawing/2016/5/10/chartex" xmlns:cx3="http://schemas.microsoft.com/office/drawing/2016/5/9/chartex" xmlns:cx2="http://schemas.microsoft.com/office/drawing/2015/10/21/chartex" xmlns:cx1="http://schemas.microsoft.com/office/drawing/2015/9/8/chartex" xmlns:cx="http://schemas.microsoft.com/office/drawing/2014/chartex" xmlns:wpc="http://schemas.microsoft.com/office/word/2010/wordprocessingCanvas" xmlns="" val="0"/>
                         </a:ext>
                       </a:extLst>
                     </a:blip>
@@ -57704,7 +57704,7 @@
                     <a:blip r:embed="rId18">
                       <a:extLst>
                         <a:ext uri="{28A0092B-C50C-407E-A947-70E740481C1C}">
-                          <a14:useLocalDpi xmlns="" xmlns:wpc="http://schemas.microsoft.com/office/word/2010/wordprocessingCanvas" xmlns:cx="http://schemas.microsoft.com/office/drawing/2014/chartex" xmlns:cx1="http://schemas.microsoft.com/office/drawing/2015/9/8/chartex" xmlns:cx2="http://schemas.microsoft.com/office/drawing/2015/10/21/chartex" xmlns:cx3="http://schemas.microsoft.com/office/drawing/2016/5/9/chartex" xmlns:cx4="http://schemas.microsoft.com/office/drawing/2016/5/10/chartex" xmlns:cx5="http://schemas.microsoft.com/office/drawing/2016/5/11/chartex" xmlns:cx6="http://schemas.microsoft.com/office/drawing/2016/5/12/chartex" xmlns:cx7="http://schemas.microsoft.com/office/drawing/2016/5/13/chartex" xmlns:cx8="http://schemas.microsoft.com/office/drawing/2016/5/14/chartex" xmlns:mc="http://schemas.openxmlformats.org/markup-compatibility/2006" xmlns:aink="http://schemas.microsoft.com/office/drawing/2016/ink" xmlns:o="urn:schemas-microsoft-com:office:office" xmlns:v="urn:schemas-microsoft-com:vml" xmlns:wp14="http://schemas.microsoft.com/office/word/2010/wordprocessingDrawing" xmlns:w10="urn:schemas-microsoft-com:office:word" xmlns:w="http://schemas.openxmlformats.org/wordprocessingml/2006/main" xmlns:w14="http://schemas.microsoft.com/office/word/2010/wordml" xmlns:w15="http://schemas.microsoft.com/office/word/2012/wordml" xmlns:w16se="http://schemas.microsoft.com/office/word/2015/wordml/symex" xmlns:wpg="http://schemas.microsoft.com/office/word/2010/wordprocessingGroup" xmlns:wpi="http://schemas.microsoft.com/office/word/2010/wordprocessingInk" xmlns:wps="http://schemas.microsoft.com/office/word/2010/wordprocessingShape" xmlns:a14="http://schemas.microsoft.com/office/drawing/2010/main" val="0"/>
+                          <a14:useLocalDpi xmlns:a14="http://schemas.microsoft.com/office/drawing/2010/main" xmlns:wps="http://schemas.microsoft.com/office/word/2010/wordprocessingShape" xmlns:wpi="http://schemas.microsoft.com/office/word/2010/wordprocessingInk" xmlns:wpg="http://schemas.microsoft.com/office/word/2010/wordprocessingGroup" xmlns:w16se="http://schemas.microsoft.com/office/word/2015/wordml/symex" xmlns:w15="http://schemas.microsoft.com/office/word/2012/wordml" xmlns:w14="http://schemas.microsoft.com/office/word/2010/wordml" xmlns:w="http://schemas.openxmlformats.org/wordprocessingml/2006/main" xmlns:w10="urn:schemas-microsoft-com:office:word" xmlns:wp14="http://schemas.microsoft.com/office/word/2010/wordprocessingDrawing" xmlns:v="urn:schemas-microsoft-com:vml" xmlns:o="urn:schemas-microsoft-com:office:office" xmlns:aink="http://schemas.microsoft.com/office/drawing/2016/ink" xmlns:mc="http://schemas.openxmlformats.org/markup-compatibility/2006" xmlns:cx8="http://schemas.microsoft.com/office/drawing/2016/5/14/chartex" xmlns:cx7="http://schemas.microsoft.com/office/drawing/2016/5/13/chartex" xmlns:cx6="http://schemas.microsoft.com/office/drawing/2016/5/12/chartex" xmlns:cx5="http://schemas.microsoft.com/office/drawing/2016/5/11/chartex" xmlns:cx4="http://schemas.microsoft.com/office/drawing/2016/5/10/chartex" xmlns:cx3="http://schemas.microsoft.com/office/drawing/2016/5/9/chartex" xmlns:cx2="http://schemas.microsoft.com/office/drawing/2015/10/21/chartex" xmlns:cx1="http://schemas.microsoft.com/office/drawing/2015/9/8/chartex" xmlns:cx="http://schemas.microsoft.com/office/drawing/2014/chartex" xmlns:wpc="http://schemas.microsoft.com/office/word/2010/wordprocessingCanvas" xmlns="" val="0"/>
                         </a:ext>
                       </a:extLst>
                     </a:blip>
@@ -58257,7 +58257,7 @@
                     <a:blip r:embed="rId18">
                       <a:extLst>
                         <a:ext uri="{28A0092B-C50C-407E-A947-70E740481C1C}">
-                          <a14:useLocalDpi xmlns="" xmlns:wpc="http://schemas.microsoft.com/office/word/2010/wordprocessingCanvas" xmlns:cx="http://schemas.microsoft.com/office/drawing/2014/chartex" xmlns:cx1="http://schemas.microsoft.com/office/drawing/2015/9/8/chartex" xmlns:cx2="http://schemas.microsoft.com/office/drawing/2015/10/21/chartex" xmlns:cx3="http://schemas.microsoft.com/office/drawing/2016/5/9/chartex" xmlns:cx4="http://schemas.microsoft.com/office/drawing/2016/5/10/chartex" xmlns:cx5="http://schemas.microsoft.com/office/drawing/2016/5/11/chartex" xmlns:cx6="http://schemas.microsoft.com/office/drawing/2016/5/12/chartex" xmlns:cx7="http://schemas.microsoft.com/office/drawing/2016/5/13/chartex" xmlns:cx8="http://schemas.microsoft.com/office/drawing/2016/5/14/chartex" xmlns:mc="http://schemas.openxmlformats.org/markup-compatibility/2006" xmlns:aink="http://schemas.microsoft.com/office/drawing/2016/ink" xmlns:o="urn:schemas-microsoft-com:office:office" xmlns:v="urn:schemas-microsoft-com:vml" xmlns:wp14="http://schemas.microsoft.com/office/word/2010/wordprocessingDrawing" xmlns:w10="urn:schemas-microsoft-com:office:word" xmlns:w="http://schemas.openxmlformats.org/wordprocessingml/2006/main" xmlns:w14="http://schemas.microsoft.com/office/word/2010/wordml" xmlns:w15="http://schemas.microsoft.com/office/word/2012/wordml" xmlns:w16se="http://schemas.microsoft.com/office/word/2015/wordml/symex" xmlns:wpg="http://schemas.microsoft.com/office/word/2010/wordprocessingGroup" xmlns:wpi="http://schemas.microsoft.com/office/word/2010/wordprocessingInk" xmlns:wps="http://schemas.microsoft.com/office/word/2010/wordprocessingShape" xmlns:a14="http://schemas.microsoft.com/office/drawing/2010/main" val="0"/>
+                          <a14:useLocalDpi xmlns:a14="http://schemas.microsoft.com/office/drawing/2010/main" xmlns:wps="http://schemas.microsoft.com/office/word/2010/wordprocessingShape" xmlns:wpi="http://schemas.microsoft.com/office/word/2010/wordprocessingInk" xmlns:wpg="http://schemas.microsoft.com/office/word/2010/wordprocessingGroup" xmlns:w16se="http://schemas.microsoft.com/office/word/2015/wordml/symex" xmlns:w15="http://schemas.microsoft.com/office/word/2012/wordml" xmlns:w14="http://schemas.microsoft.com/office/word/2010/wordml" xmlns:w="http://schemas.openxmlformats.org/wordprocessingml/2006/main" xmlns:w10="urn:schemas-microsoft-com:office:word" xmlns:wp14="http://schemas.microsoft.com/office/word/2010/wordprocessingDrawing" xmlns:v="urn:schemas-microsoft-com:vml" xmlns:o="urn:schemas-microsoft-com:office:office" xmlns:aink="http://schemas.microsoft.com/office/drawing/2016/ink" xmlns:mc="http://schemas.openxmlformats.org/markup-compatibility/2006" xmlns:cx8="http://schemas.microsoft.com/office/drawing/2016/5/14/chartex" xmlns:cx7="http://schemas.microsoft.com/office/drawing/2016/5/13/chartex" xmlns:cx6="http://schemas.microsoft.com/office/drawing/2016/5/12/chartex" xmlns:cx5="http://schemas.microsoft.com/office/drawing/2016/5/11/chartex" xmlns:cx4="http://schemas.microsoft.com/office/drawing/2016/5/10/chartex" xmlns:cx3="http://schemas.microsoft.com/office/drawing/2016/5/9/chartex" xmlns:cx2="http://schemas.microsoft.com/office/drawing/2015/10/21/chartex" xmlns:cx1="http://schemas.microsoft.com/office/drawing/2015/9/8/chartex" xmlns:cx="http://schemas.microsoft.com/office/drawing/2014/chartex" xmlns:wpc="http://schemas.microsoft.com/office/word/2010/wordprocessingCanvas" xmlns="" val="0"/>
                         </a:ext>
                       </a:extLst>
                     </a:blip>
@@ -59378,7 +59378,7 @@
                     <a:blip r:embed="rId18">
                       <a:extLst>
                         <a:ext uri="{28A0092B-C50C-407E-A947-70E740481C1C}">
-                          <a14:useLocalDpi xmlns="" xmlns:wpc="http://schemas.microsoft.com/office/word/2010/wordprocessingCanvas" xmlns:cx="http://schemas.microsoft.com/office/drawing/2014/chartex" xmlns:cx1="http://schemas.microsoft.com/office/drawing/2015/9/8/chartex" xmlns:cx2="http://schemas.microsoft.com/office/drawing/2015/10/21/chartex" xmlns:cx3="http://schemas.microsoft.com/office/drawing/2016/5/9/chartex" xmlns:cx4="http://schemas.microsoft.com/office/drawing/2016/5/10/chartex" xmlns:cx5="http://schemas.microsoft.com/office/drawing/2016/5/11/chartex" xmlns:cx6="http://schemas.microsoft.com/office/drawing/2016/5/12/chartex" xmlns:cx7="http://schemas.microsoft.com/office/drawing/2016/5/13/chartex" xmlns:cx8="http://schemas.microsoft.com/office/drawing/2016/5/14/chartex" xmlns:mc="http://schemas.openxmlformats.org/markup-compatibility/2006" xmlns:aink="http://schemas.microsoft.com/office/drawing/2016/ink" xmlns:o="urn:schemas-microsoft-com:office:office" xmlns:v="urn:schemas-microsoft-com:vml" xmlns:wp14="http://schemas.microsoft.com/office/word/2010/wordprocessingDrawing" xmlns:w10="urn:schemas-microsoft-com:office:word" xmlns:w="http://schemas.openxmlformats.org/wordprocessingml/2006/main" xmlns:w14="http://schemas.microsoft.com/office/word/2010/wordml" xmlns:w15="http://schemas.microsoft.com/office/word/2012/wordml" xmlns:w16se="http://schemas.microsoft.com/office/word/2015/wordml/symex" xmlns:wpg="http://schemas.microsoft.com/office/word/2010/wordprocessingGroup" xmlns:wpi="http://schemas.microsoft.com/office/word/2010/wordprocessingInk" xmlns:wps="http://schemas.microsoft.com/office/word/2010/wordprocessingShape" xmlns:a14="http://schemas.microsoft.com/office/drawing/2010/main" val="0"/>
+                          <a14:useLocalDpi xmlns:a14="http://schemas.microsoft.com/office/drawing/2010/main" xmlns:wps="http://schemas.microsoft.com/office/word/2010/wordprocessingShape" xmlns:wpi="http://schemas.microsoft.com/office/word/2010/wordprocessingInk" xmlns:wpg="http://schemas.microsoft.com/office/word/2010/wordprocessingGroup" xmlns:w16se="http://schemas.microsoft.com/office/word/2015/wordml/symex" xmlns:w15="http://schemas.microsoft.com/office/word/2012/wordml" xmlns:w14="http://schemas.microsoft.com/office/word/2010/wordml" xmlns:w="http://schemas.openxmlformats.org/wordprocessingml/2006/main" xmlns:w10="urn:schemas-microsoft-com:office:word" xmlns:wp14="http://schemas.microsoft.com/office/word/2010/wordprocessingDrawing" xmlns:v="urn:schemas-microsoft-com:vml" xmlns:o="urn:schemas-microsoft-com:office:office" xmlns:aink="http://schemas.microsoft.com/office/drawing/2016/ink" xmlns:mc="http://schemas.openxmlformats.org/markup-compatibility/2006" xmlns:cx8="http://schemas.microsoft.com/office/drawing/2016/5/14/chartex" xmlns:cx7="http://schemas.microsoft.com/office/drawing/2016/5/13/chartex" xmlns:cx6="http://schemas.microsoft.com/office/drawing/2016/5/12/chartex" xmlns:cx5="http://schemas.microsoft.com/office/drawing/2016/5/11/chartex" xmlns:cx4="http://schemas.microsoft.com/office/drawing/2016/5/10/chartex" xmlns:cx3="http://schemas.microsoft.com/office/drawing/2016/5/9/chartex" xmlns:cx2="http://schemas.microsoft.com/office/drawing/2015/10/21/chartex" xmlns:cx1="http://schemas.microsoft.com/office/drawing/2015/9/8/chartex" xmlns:cx="http://schemas.microsoft.com/office/drawing/2014/chartex" xmlns:wpc="http://schemas.microsoft.com/office/word/2010/wordprocessingCanvas" xmlns="" val="0"/>
                         </a:ext>
                       </a:extLst>
                     </a:blip>
@@ -59885,7 +59885,7 @@
                     <a:blip r:embed="rId18">
                       <a:extLst>
                         <a:ext uri="{28A0092B-C50C-407E-A947-70E740481C1C}">
-                          <a14:useLocalDpi xmlns="" xmlns:wpc="http://schemas.microsoft.com/office/word/2010/wordprocessingCanvas" xmlns:cx="http://schemas.microsoft.com/office/drawing/2014/chartex" xmlns:cx1="http://schemas.microsoft.com/office/drawing/2015/9/8/chartex" xmlns:cx2="http://schemas.microsoft.com/office/drawing/2015/10/21/chartex" xmlns:cx3="http://schemas.microsoft.com/office/drawing/2016/5/9/chartex" xmlns:cx4="http://schemas.microsoft.com/office/drawing/2016/5/10/chartex" xmlns:cx5="http://schemas.microsoft.com/office/drawing/2016/5/11/chartex" xmlns:cx6="http://schemas.microsoft.com/office/drawing/2016/5/12/chartex" xmlns:cx7="http://schemas.microsoft.com/office/drawing/2016/5/13/chartex" xmlns:cx8="http://schemas.microsoft.com/office/drawing/2016/5/14/chartex" xmlns:mc="http://schemas.openxmlformats.org/markup-compatibility/2006" xmlns:aink="http://schemas.microsoft.com/office/drawing/2016/ink" xmlns:o="urn:schemas-microsoft-com:office:office" xmlns:v="urn:schemas-microsoft-com:vml" xmlns:wp14="http://schemas.microsoft.com/office/word/2010/wordprocessingDrawing" xmlns:w10="urn:schemas-microsoft-com:office:word" xmlns:w="http://schemas.openxmlformats.org/wordprocessingml/2006/main" xmlns:w14="http://schemas.microsoft.com/office/word/2010/wordml" xmlns:w15="http://schemas.microsoft.com/office/word/2012/wordml" xmlns:w16se="http://schemas.microsoft.com/office/word/2015/wordml/symex" xmlns:wpg="http://schemas.microsoft.com/office/word/2010/wordprocessingGroup" xmlns:wpi="http://schemas.microsoft.com/office/word/2010/wordprocessingInk" xmlns:wps="http://schemas.microsoft.com/office/word/2010/wordprocessingShape" xmlns:a14="http://schemas.microsoft.com/office/drawing/2010/main" val="0"/>
+                          <a14:useLocalDpi xmlns:a14="http://schemas.microsoft.com/office/drawing/2010/main" xmlns:wps="http://schemas.microsoft.com/office/word/2010/wordprocessingShape" xmlns:wpi="http://schemas.microsoft.com/office/word/2010/wordprocessingInk" xmlns:wpg="http://schemas.microsoft.com/office/word/2010/wordprocessingGroup" xmlns:w16se="http://schemas.microsoft.com/office/word/2015/wordml/symex" xmlns:w15="http://schemas.microsoft.com/office/word/2012/wordml" xmlns:w14="http://schemas.microsoft.com/office/word/2010/wordml" xmlns:w="http://schemas.openxmlformats.org/wordprocessingml/2006/main" xmlns:w10="urn:schemas-microsoft-com:office:word" xmlns:wp14="http://schemas.microsoft.com/office/word/2010/wordprocessingDrawing" xmlns:v="urn:schemas-microsoft-com:vml" xmlns:o="urn:schemas-microsoft-com:office:office" xmlns:aink="http://schemas.microsoft.com/office/drawing/2016/ink" xmlns:mc="http://schemas.openxmlformats.org/markup-compatibility/2006" xmlns:cx8="http://schemas.microsoft.com/office/drawing/2016/5/14/chartex" xmlns:cx7="http://schemas.microsoft.com/office/drawing/2016/5/13/chartex" xmlns:cx6="http://schemas.microsoft.com/office/drawing/2016/5/12/chartex" xmlns:cx5="http://schemas.microsoft.com/office/drawing/2016/5/11/chartex" xmlns:cx4="http://schemas.microsoft.com/office/drawing/2016/5/10/chartex" xmlns:cx3="http://schemas.microsoft.com/office/drawing/2016/5/9/chartex" xmlns:cx2="http://schemas.microsoft.com/office/drawing/2015/10/21/chartex" xmlns:cx1="http://schemas.microsoft.com/office/drawing/2015/9/8/chartex" xmlns:cx="http://schemas.microsoft.com/office/drawing/2014/chartex" xmlns:wpc="http://schemas.microsoft.com/office/word/2010/wordprocessingCanvas" xmlns="" val="0"/>
                         </a:ext>
                       </a:extLst>
                     </a:blip>
@@ -61759,7 +61759,7 @@
                     <a:blip r:embed="rId18">
                       <a:extLst>
                         <a:ext uri="{28A0092B-C50C-407E-A947-70E740481C1C}">
-                          <a14:useLocalDpi xmlns="" xmlns:wpc="http://schemas.microsoft.com/office/word/2010/wordprocessingCanvas" xmlns:cx="http://schemas.microsoft.com/office/drawing/2014/chartex" xmlns:cx1="http://schemas.microsoft.com/office/drawing/2015/9/8/chartex" xmlns:cx2="http://schemas.microsoft.com/office/drawing/2015/10/21/chartex" xmlns:cx3="http://schemas.microsoft.com/office/drawing/2016/5/9/chartex" xmlns:cx4="http://schemas.microsoft.com/office/drawing/2016/5/10/chartex" xmlns:cx5="http://schemas.microsoft.com/office/drawing/2016/5/11/chartex" xmlns:cx6="http://schemas.microsoft.com/office/drawing/2016/5/12/chartex" xmlns:cx7="http://schemas.microsoft.com/office/drawing/2016/5/13/chartex" xmlns:cx8="http://schemas.microsoft.com/office/drawing/2016/5/14/chartex" xmlns:mc="http://schemas.openxmlformats.org/markup-compatibility/2006" xmlns:aink="http://schemas.microsoft.com/office/drawing/2016/ink" xmlns:o="urn:schemas-microsoft-com:office:office" xmlns:v="urn:schemas-microsoft-com:vml" xmlns:wp14="http://schemas.microsoft.com/office/word/2010/wordprocessingDrawing" xmlns:w10="urn:schemas-microsoft-com:office:word" xmlns:w="http://schemas.openxmlformats.org/wordprocessingml/2006/main" xmlns:w14="http://schemas.microsoft.com/office/word/2010/wordml" xmlns:w15="http://schemas.microsoft.com/office/word/2012/wordml" xmlns:w16se="http://schemas.microsoft.com/office/word/2015/wordml/symex" xmlns:wpg="http://schemas.microsoft.com/office/word/2010/wordprocessingGroup" xmlns:wpi="http://schemas.microsoft.com/office/word/2010/wordprocessingInk" xmlns:wps="http://schemas.microsoft.com/office/word/2010/wordprocessingShape" xmlns:a14="http://schemas.microsoft.com/office/drawing/2010/main" val="0"/>
+                          <a14:useLocalDpi xmlns:a14="http://schemas.microsoft.com/office/drawing/2010/main" xmlns:wps="http://schemas.microsoft.com/office/word/2010/wordprocessingShape" xmlns:wpi="http://schemas.microsoft.com/office/word/2010/wordprocessingInk" xmlns:wpg="http://schemas.microsoft.com/office/word/2010/wordprocessingGroup" xmlns:w16se="http://schemas.microsoft.com/office/word/2015/wordml/symex" xmlns:w15="http://schemas.microsoft.com/office/word/2012/wordml" xmlns:w14="http://schemas.microsoft.com/office/word/2010/wordml" xmlns:w="http://schemas.openxmlformats.org/wordprocessingml/2006/main" xmlns:w10="urn:schemas-microsoft-com:office:word" xmlns:wp14="http://schemas.microsoft.com/office/word/2010/wordprocessingDrawing" xmlns:v="urn:schemas-microsoft-com:vml" xmlns:o="urn:schemas-microsoft-com:office:office" xmlns:aink="http://schemas.microsoft.com/office/drawing/2016/ink" xmlns:mc="http://schemas.openxmlformats.org/markup-compatibility/2006" xmlns:cx8="http://schemas.microsoft.com/office/drawing/2016/5/14/chartex" xmlns:cx7="http://schemas.microsoft.com/office/drawing/2016/5/13/chartex" xmlns:cx6="http://schemas.microsoft.com/office/drawing/2016/5/12/chartex" xmlns:cx5="http://schemas.microsoft.com/office/drawing/2016/5/11/chartex" xmlns:cx4="http://schemas.microsoft.com/office/drawing/2016/5/10/chartex" xmlns:cx3="http://schemas.microsoft.com/office/drawing/2016/5/9/chartex" xmlns:cx2="http://schemas.microsoft.com/office/drawing/2015/10/21/chartex" xmlns:cx1="http://schemas.microsoft.com/office/drawing/2015/9/8/chartex" xmlns:cx="http://schemas.microsoft.com/office/drawing/2014/chartex" xmlns:wpc="http://schemas.microsoft.com/office/word/2010/wordprocessingCanvas" xmlns="" val="0"/>
                         </a:ext>
                       </a:extLst>
                     </a:blip>
@@ -63263,7 +63263,7 @@
                     <a:blip r:embed="rId18">
                       <a:extLst>
                         <a:ext uri="{28A0092B-C50C-407E-A947-70E740481C1C}">
-                          <a14:useLocalDpi xmlns="" xmlns:wpc="http://schemas.microsoft.com/office/word/2010/wordprocessingCanvas" xmlns:cx="http://schemas.microsoft.com/office/drawing/2014/chartex" xmlns:cx1="http://schemas.microsoft.com/office/drawing/2015/9/8/chartex" xmlns:cx2="http://schemas.microsoft.com/office/drawing/2015/10/21/chartex" xmlns:cx3="http://schemas.microsoft.com/office/drawing/2016/5/9/chartex" xmlns:cx4="http://schemas.microsoft.com/office/drawing/2016/5/10/chartex" xmlns:cx5="http://schemas.microsoft.com/office/drawing/2016/5/11/chartex" xmlns:cx6="http://schemas.microsoft.com/office/drawing/2016/5/12/chartex" xmlns:cx7="http://schemas.microsoft.com/office/drawing/2016/5/13/chartex" xmlns:cx8="http://schemas.microsoft.com/office/drawing/2016/5/14/chartex" xmlns:mc="http://schemas.openxmlformats.org/markup-compatibility/2006" xmlns:aink="http://schemas.microsoft.com/office/drawing/2016/ink" xmlns:o="urn:schemas-microsoft-com:office:office" xmlns:v="urn:schemas-microsoft-com:vml" xmlns:wp14="http://schemas.microsoft.com/office/word/2010/wordprocessingDrawing" xmlns:w10="urn:schemas-microsoft-com:office:word" xmlns:w="http://schemas.openxmlformats.org/wordprocessingml/2006/main" xmlns:w14="http://schemas.microsoft.com/office/word/2010/wordml" xmlns:w15="http://schemas.microsoft.com/office/word/2012/wordml" xmlns:w16se="http://schemas.microsoft.com/office/word/2015/wordml/symex" xmlns:wpg="http://schemas.microsoft.com/office/word/2010/wordprocessingGroup" xmlns:wpi="http://schemas.microsoft.com/office/word/2010/wordprocessingInk" xmlns:wps="http://schemas.microsoft.com/office/word/2010/wordprocessingShape" xmlns:a14="http://schemas.microsoft.com/office/drawing/2010/main" val="0"/>
+                          <a14:useLocalDpi xmlns:a14="http://schemas.microsoft.com/office/drawing/2010/main" xmlns:wps="http://schemas.microsoft.com/office/word/2010/wordprocessingShape" xmlns:wpi="http://schemas.microsoft.com/office/word/2010/wordprocessingInk" xmlns:wpg="http://schemas.microsoft.com/office/word/2010/wordprocessingGroup" xmlns:w16se="http://schemas.microsoft.com/office/word/2015/wordml/symex" xmlns:w15="http://schemas.microsoft.com/office/word/2012/wordml" xmlns:w14="http://schemas.microsoft.com/office/word/2010/wordml" xmlns:w="http://schemas.openxmlformats.org/wordprocessingml/2006/main" xmlns:w10="urn:schemas-microsoft-com:office:word" xmlns:wp14="http://schemas.microsoft.com/office/word/2010/wordprocessingDrawing" xmlns:v="urn:schemas-microsoft-com:vml" xmlns:o="urn:schemas-microsoft-com:office:office" xmlns:aink="http://schemas.microsoft.com/office/drawing/2016/ink" xmlns:mc="http://schemas.openxmlformats.org/markup-compatibility/2006" xmlns:cx8="http://schemas.microsoft.com/office/drawing/2016/5/14/chartex" xmlns:cx7="http://schemas.microsoft.com/office/drawing/2016/5/13/chartex" xmlns:cx6="http://schemas.microsoft.com/office/drawing/2016/5/12/chartex" xmlns:cx5="http://schemas.microsoft.com/office/drawing/2016/5/11/chartex" xmlns:cx4="http://schemas.microsoft.com/office/drawing/2016/5/10/chartex" xmlns:cx3="http://schemas.microsoft.com/office/drawing/2016/5/9/chartex" xmlns:cx2="http://schemas.microsoft.com/office/drawing/2015/10/21/chartex" xmlns:cx1="http://schemas.microsoft.com/office/drawing/2015/9/8/chartex" xmlns:cx="http://schemas.microsoft.com/office/drawing/2014/chartex" xmlns:wpc="http://schemas.microsoft.com/office/word/2010/wordprocessingCanvas" xmlns="" val="0"/>
                         </a:ext>
                       </a:extLst>
                     </a:blip>
@@ -63464,7 +63464,7 @@
                     <a:blip r:embed="rId18">
                       <a:extLst>
                         <a:ext uri="{28A0092B-C50C-407E-A947-70E740481C1C}">
-                          <a14:useLocalDpi xmlns="" xmlns:wpc="http://schemas.microsoft.com/office/word/2010/wordprocessingCanvas" xmlns:cx="http://schemas.microsoft.com/office/drawing/2014/chartex" xmlns:cx1="http://schemas.microsoft.com/office/drawing/2015/9/8/chartex" xmlns:cx2="http://schemas.microsoft.com/office/drawing/2015/10/21/chartex" xmlns:cx3="http://schemas.microsoft.com/office/drawing/2016/5/9/chartex" xmlns:cx4="http://schemas.microsoft.com/office/drawing/2016/5/10/chartex" xmlns:cx5="http://schemas.microsoft.com/office/drawing/2016/5/11/chartex" xmlns:cx6="http://schemas.microsoft.com/office/drawing/2016/5/12/chartex" xmlns:cx7="http://schemas.microsoft.com/office/drawing/2016/5/13/chartex" xmlns:cx8="http://schemas.microsoft.com/office/drawing/2016/5/14/chartex" xmlns:mc="http://schemas.openxmlformats.org/markup-compatibility/2006" xmlns:aink="http://schemas.microsoft.com/office/drawing/2016/ink" xmlns:o="urn:schemas-microsoft-com:office:office" xmlns:v="urn:schemas-microsoft-com:vml" xmlns:wp14="http://schemas.microsoft.com/office/word/2010/wordprocessingDrawing" xmlns:w10="urn:schemas-microsoft-com:office:word" xmlns:w="http://schemas.openxmlformats.org/wordprocessingml/2006/main" xmlns:w14="http://schemas.microsoft.com/office/word/2010/wordml" xmlns:w15="http://schemas.microsoft.com/office/word/2012/wordml" xmlns:w16se="http://schemas.microsoft.com/office/word/2015/wordml/symex" xmlns:wpg="http://schemas.microsoft.com/office/word/2010/wordprocessingGroup" xmlns:wpi="http://schemas.microsoft.com/office/word/2010/wordprocessingInk" xmlns:wps="http://schemas.microsoft.com/office/word/2010/wordprocessingShape" xmlns:a14="http://schemas.microsoft.com/office/drawing/2010/main" val="0"/>
+                          <a14:useLocalDpi xmlns:a14="http://schemas.microsoft.com/office/drawing/2010/main" xmlns:wps="http://schemas.microsoft.com/office/word/2010/wordprocessingShape" xmlns:wpi="http://schemas.microsoft.com/office/word/2010/wordprocessingInk" xmlns:wpg="http://schemas.microsoft.com/office/word/2010/wordprocessingGroup" xmlns:w16se="http://schemas.microsoft.com/office/word/2015/wordml/symex" xmlns:w15="http://schemas.microsoft.com/office/word/2012/wordml" xmlns:w14="http://schemas.microsoft.com/office/word/2010/wordml" xmlns:w="http://schemas.openxmlformats.org/wordprocessingml/2006/main" xmlns:w10="urn:schemas-microsoft-com:office:word" xmlns:wp14="http://schemas.microsoft.com/office/word/2010/wordprocessingDrawing" xmlns:v="urn:schemas-microsoft-com:vml" xmlns:o="urn:schemas-microsoft-com:office:office" xmlns:aink="http://schemas.microsoft.com/office/drawing/2016/ink" xmlns:mc="http://schemas.openxmlformats.org/markup-compatibility/2006" xmlns:cx8="http://schemas.microsoft.com/office/drawing/2016/5/14/chartex" xmlns:cx7="http://schemas.microsoft.com/office/drawing/2016/5/13/chartex" xmlns:cx6="http://schemas.microsoft.com/office/drawing/2016/5/12/chartex" xmlns:cx5="http://schemas.microsoft.com/office/drawing/2016/5/11/chartex" xmlns:cx4="http://schemas.microsoft.com/office/drawing/2016/5/10/chartex" xmlns:cx3="http://schemas.microsoft.com/office/drawing/2016/5/9/chartex" xmlns:cx2="http://schemas.microsoft.com/office/drawing/2015/10/21/chartex" xmlns:cx1="http://schemas.microsoft.com/office/drawing/2015/9/8/chartex" xmlns:cx="http://schemas.microsoft.com/office/drawing/2014/chartex" xmlns:wpc="http://schemas.microsoft.com/office/word/2010/wordprocessingCanvas" xmlns="" val="0"/>
                         </a:ext>
                       </a:extLst>
                     </a:blip>
@@ -63599,7 +63599,7 @@
                     <a:blip r:embed="rId18">
                       <a:extLst>
                         <a:ext uri="{28A0092B-C50C-407E-A947-70E740481C1C}">
-                          <a14:useLocalDpi xmlns="" xmlns:wpc="http://schemas.microsoft.com/office/word/2010/wordprocessingCanvas" xmlns:cx="http://schemas.microsoft.com/office/drawing/2014/chartex" xmlns:cx1="http://schemas.microsoft.com/office/drawing/2015/9/8/chartex" xmlns:cx2="http://schemas.microsoft.com/office/drawing/2015/10/21/chartex" xmlns:cx3="http://schemas.microsoft.com/office/drawing/2016/5/9/chartex" xmlns:cx4="http://schemas.microsoft.com/office/drawing/2016/5/10/chartex" xmlns:cx5="http://schemas.microsoft.com/office/drawing/2016/5/11/chartex" xmlns:cx6="http://schemas.microsoft.com/office/drawing/2016/5/12/chartex" xmlns:cx7="http://schemas.microsoft.com/office/drawing/2016/5/13/chartex" xmlns:cx8="http://schemas.microsoft.com/office/drawing/2016/5/14/chartex" xmlns:mc="http://schemas.openxmlformats.org/markup-compatibility/2006" xmlns:aink="http://schemas.microsoft.com/office/drawing/2016/ink" xmlns:o="urn:schemas-microsoft-com:office:office" xmlns:v="urn:schemas-microsoft-com:vml" xmlns:wp14="http://schemas.microsoft.com/office/word/2010/wordprocessingDrawing" xmlns:w10="urn:schemas-microsoft-com:office:word" xmlns:w="http://schemas.openxmlformats.org/wordprocessingml/2006/main" xmlns:w14="http://schemas.microsoft.com/office/word/2010/wordml" xmlns:w15="http://schemas.microsoft.com/office/word/2012/wordml" xmlns:w16se="http://schemas.microsoft.com/office/word/2015/wordml/symex" xmlns:wpg="http://schemas.microsoft.com/office/word/2010/wordprocessingGroup" xmlns:wpi="http://schemas.microsoft.com/office/word/2010/wordprocessingInk" xmlns:wps="http://schemas.microsoft.com/office/word/2010/wordprocessingShape" xmlns:a14="http://schemas.microsoft.com/office/drawing/2010/main" val="0"/>
+                          <a14:useLocalDpi xmlns:a14="http://schemas.microsoft.com/office/drawing/2010/main" xmlns:wps="http://schemas.microsoft.com/office/word/2010/wordprocessingShape" xmlns:wpi="http://schemas.microsoft.com/office/word/2010/wordprocessingInk" xmlns:wpg="http://schemas.microsoft.com/office/word/2010/wordprocessingGroup" xmlns:w16se="http://schemas.microsoft.com/office/word/2015/wordml/symex" xmlns:w15="http://schemas.microsoft.com/office/word/2012/wordml" xmlns:w14="http://schemas.microsoft.com/office/word/2010/wordml" xmlns:w="http://schemas.openxmlformats.org/wordprocessingml/2006/main" xmlns:w10="urn:schemas-microsoft-com:office:word" xmlns:wp14="http://schemas.microsoft.com/office/word/2010/wordprocessingDrawing" xmlns:v="urn:schemas-microsoft-com:vml" xmlns:o="urn:schemas-microsoft-com:office:office" xmlns:aink="http://schemas.microsoft.com/office/drawing/2016/ink" xmlns:mc="http://schemas.openxmlformats.org/markup-compatibility/2006" xmlns:cx8="http://schemas.microsoft.com/office/drawing/2016/5/14/chartex" xmlns:cx7="http://schemas.microsoft.com/office/drawing/2016/5/13/chartex" xmlns:cx6="http://schemas.microsoft.com/office/drawing/2016/5/12/chartex" xmlns:cx5="http://schemas.microsoft.com/office/drawing/2016/5/11/chartex" xmlns:cx4="http://schemas.microsoft.com/office/drawing/2016/5/10/chartex" xmlns:cx3="http://schemas.microsoft.com/office/drawing/2016/5/9/chartex" xmlns:cx2="http://schemas.microsoft.com/office/drawing/2015/10/21/chartex" xmlns:cx1="http://schemas.microsoft.com/office/drawing/2015/9/8/chartex" xmlns:cx="http://schemas.microsoft.com/office/drawing/2014/chartex" xmlns:wpc="http://schemas.microsoft.com/office/word/2010/wordprocessingCanvas" xmlns="" val="0"/>
                         </a:ext>
                       </a:extLst>
                     </a:blip>
@@ -64445,7 +64445,7 @@
                     <a:blip r:embed="rId18">
                       <a:extLst>
                         <a:ext uri="{28A0092B-C50C-407E-A947-70E740481C1C}">
-                          <a14:useLocalDpi xmlns="" xmlns:wpc="http://schemas.microsoft.com/office/word/2010/wordprocessingCanvas" xmlns:cx="http://schemas.microsoft.com/office/drawing/2014/chartex" xmlns:cx1="http://schemas.microsoft.com/office/drawing/2015/9/8/chartex" xmlns:cx2="http://schemas.microsoft.com/office/drawing/2015/10/21/chartex" xmlns:cx3="http://schemas.microsoft.com/office/drawing/2016/5/9/chartex" xmlns:cx4="http://schemas.microsoft.com/office/drawing/2016/5/10/chartex" xmlns:cx5="http://schemas.microsoft.com/office/drawing/2016/5/11/chartex" xmlns:cx6="http://schemas.microsoft.com/office/drawing/2016/5/12/chartex" xmlns:cx7="http://schemas.microsoft.com/office/drawing/2016/5/13/chartex" xmlns:cx8="http://schemas.microsoft.com/office/drawing/2016/5/14/chartex" xmlns:mc="http://schemas.openxmlformats.org/markup-compatibility/2006" xmlns:aink="http://schemas.microsoft.com/office/drawing/2016/ink" xmlns:o="urn:schemas-microsoft-com:office:office" xmlns:v="urn:schemas-microsoft-com:vml" xmlns:wp14="http://schemas.microsoft.com/office/word/2010/wordprocessingDrawing" xmlns:w10="urn:schemas-microsoft-com:office:word" xmlns:w="http://schemas.openxmlformats.org/wordprocessingml/2006/main" xmlns:w14="http://schemas.microsoft.com/office/word/2010/wordml" xmlns:w15="http://schemas.microsoft.com/office/word/2012/wordml" xmlns:w16se="http://schemas.microsoft.com/office/word/2015/wordml/symex" xmlns:wpg="http://schemas.microsoft.com/office/word/2010/wordprocessingGroup" xmlns:wpi="http://schemas.microsoft.com/office/word/2010/wordprocessingInk" xmlns:wps="http://schemas.microsoft.com/office/word/2010/wordprocessingShape" xmlns:a14="http://schemas.microsoft.com/office/drawing/2010/main" val="0"/>
+                          <a14:useLocalDpi xmlns:a14="http://schemas.microsoft.com/office/drawing/2010/main" xmlns:wps="http://schemas.microsoft.com/office/word/2010/wordprocessingShape" xmlns:wpi="http://schemas.microsoft.com/office/word/2010/wordprocessingInk" xmlns:wpg="http://schemas.microsoft.com/office/word/2010/wordprocessingGroup" xmlns:w16se="http://schemas.microsoft.com/office/word/2015/wordml/symex" xmlns:w15="http://schemas.microsoft.com/office/word/2012/wordml" xmlns:w14="http://schemas.microsoft.com/office/word/2010/wordml" xmlns:w="http://schemas.openxmlformats.org/wordprocessingml/2006/main" xmlns:w10="urn:schemas-microsoft-com:office:word" xmlns:wp14="http://schemas.microsoft.com/office/word/2010/wordprocessingDrawing" xmlns:v="urn:schemas-microsoft-com:vml" xmlns:o="urn:schemas-microsoft-com:office:office" xmlns:aink="http://schemas.microsoft.com/office/drawing/2016/ink" xmlns:mc="http://schemas.openxmlformats.org/markup-compatibility/2006" xmlns:cx8="http://schemas.microsoft.com/office/drawing/2016/5/14/chartex" xmlns:cx7="http://schemas.microsoft.com/office/drawing/2016/5/13/chartex" xmlns:cx6="http://schemas.microsoft.com/office/drawing/2016/5/12/chartex" xmlns:cx5="http://schemas.microsoft.com/office/drawing/2016/5/11/chartex" xmlns:cx4="http://schemas.microsoft.com/office/drawing/2016/5/10/chartex" xmlns:cx3="http://schemas.microsoft.com/office/drawing/2016/5/9/chartex" xmlns:cx2="http://schemas.microsoft.com/office/drawing/2015/10/21/chartex" xmlns:cx1="http://schemas.microsoft.com/office/drawing/2015/9/8/chartex" xmlns:cx="http://schemas.microsoft.com/office/drawing/2014/chartex" xmlns:wpc="http://schemas.microsoft.com/office/word/2010/wordprocessingCanvas" xmlns="" val="0"/>
                         </a:ext>
                       </a:extLst>
                     </a:blip>
@@ -64985,7 +64985,7 @@
                     <a:blip r:embed="rId18">
                       <a:extLst>
                         <a:ext uri="{28A0092B-C50C-407E-A947-70E740481C1C}">
-                          <a14:useLocalDpi xmlns="" xmlns:wpc="http://schemas.microsoft.com/office/word/2010/wordprocessingCanvas" xmlns:cx="http://schemas.microsoft.com/office/drawing/2014/chartex" xmlns:cx1="http://schemas.microsoft.com/office/drawing/2015/9/8/chartex" xmlns:cx2="http://schemas.microsoft.com/office/drawing/2015/10/21/chartex" xmlns:cx3="http://schemas.microsoft.com/office/drawing/2016/5/9/chartex" xmlns:cx4="http://schemas.microsoft.com/office/drawing/2016/5/10/chartex" xmlns:cx5="http://schemas.microsoft.com/office/drawing/2016/5/11/chartex" xmlns:cx6="http://schemas.microsoft.com/office/drawing/2016/5/12/chartex" xmlns:cx7="http://schemas.microsoft.com/office/drawing/2016/5/13/chartex" xmlns:cx8="http://schemas.microsoft.com/office/drawing/2016/5/14/chartex" xmlns:mc="http://schemas.openxmlformats.org/markup-compatibility/2006" xmlns:aink="http://schemas.microsoft.com/office/drawing/2016/ink" xmlns:o="urn:schemas-microsoft-com:office:office" xmlns:v="urn:schemas-microsoft-com:vml" xmlns:wp14="http://schemas.microsoft.com/office/word/2010/wordprocessingDrawing" xmlns:w10="urn:schemas-microsoft-com:office:word" xmlns:w="http://schemas.openxmlformats.org/wordprocessingml/2006/main" xmlns:w14="http://schemas.microsoft.com/office/word/2010/wordml" xmlns:w15="http://schemas.microsoft.com/office/word/2012/wordml" xmlns:w16se="http://schemas.microsoft.com/office/word/2015/wordml/symex" xmlns:wpg="http://schemas.microsoft.com/office/word/2010/wordprocessingGroup" xmlns:wpi="http://schemas.microsoft.com/office/word/2010/wordprocessingInk" xmlns:wps="http://schemas.microsoft.com/office/word/2010/wordprocessingShape" xmlns:a14="http://schemas.microsoft.com/office/drawing/2010/main" val="0"/>
+                          <a14:useLocalDpi xmlns:a14="http://schemas.microsoft.com/office/drawing/2010/main" xmlns:wps="http://schemas.microsoft.com/office/word/2010/wordprocessingShape" xmlns:wpi="http://schemas.microsoft.com/office/word/2010/wordprocessingInk" xmlns:wpg="http://schemas.microsoft.com/office/word/2010/wordprocessingGroup" xmlns:w16se="http://schemas.microsoft.com/office/word/2015/wordml/symex" xmlns:w15="http://schemas.microsoft.com/office/word/2012/wordml" xmlns:w14="http://schemas.microsoft.com/office/word/2010/wordml" xmlns:w="http://schemas.openxmlformats.org/wordprocessingml/2006/main" xmlns:w10="urn:schemas-microsoft-com:office:word" xmlns:wp14="http://schemas.microsoft.com/office/word/2010/wordprocessingDrawing" xmlns:v="urn:schemas-microsoft-com:vml" xmlns:o="urn:schemas-microsoft-com:office:office" xmlns:aink="http://schemas.microsoft.com/office/drawing/2016/ink" xmlns:mc="http://schemas.openxmlformats.org/markup-compatibility/2006" xmlns:cx8="http://schemas.microsoft.com/office/drawing/2016/5/14/chartex" xmlns:cx7="http://schemas.microsoft.com/office/drawing/2016/5/13/chartex" xmlns:cx6="http://schemas.microsoft.com/office/drawing/2016/5/12/chartex" xmlns:cx5="http://schemas.microsoft.com/office/drawing/2016/5/11/chartex" xmlns:cx4="http://schemas.microsoft.com/office/drawing/2016/5/10/chartex" xmlns:cx3="http://schemas.microsoft.com/office/drawing/2016/5/9/chartex" xmlns:cx2="http://schemas.microsoft.com/office/drawing/2015/10/21/chartex" xmlns:cx1="http://schemas.microsoft.com/office/drawing/2015/9/8/chartex" xmlns:cx="http://schemas.microsoft.com/office/drawing/2014/chartex" xmlns:wpc="http://schemas.microsoft.com/office/word/2010/wordprocessingCanvas" xmlns="" val="0"/>
                         </a:ext>
                       </a:extLst>
                     </a:blip>
@@ -65085,13 +65085,24 @@
       </w:r>
     </w:p>
     <w:p>
+      <w:pPr>
+        <w:tabs>
+          <w:tab w:val="left" w:pos="2367"/>
+        </w:tabs>
+      </w:pPr>
       <w:r>
         <w:t>“I OBJECT!”</w:t>
       </w:r>
-    </w:p>
-    <w:p>
-      <w:r>
-        <w:t>All eyes turned to the back of the room. Luke walked forward. Philip, Gus and Carol followed close behind. “Brad. I should have known you were behind this.”</w:t>
+      <w:r>
+        <w:tab/>
+      </w:r>
+    </w:p>
+    <w:p>
+      <w:r>
+        <w:t>All eyes turned to the voice</w:t>
+      </w:r>
+      <w:r>
+        <w:t>. Luke walked forward. Philip, Gus and Carol followed close behind. “Brad. I should have known you were behind this.”</w:t>
       </w:r>
     </w:p>
     <w:p>
@@ -65138,7 +65149,12 @@
     </w:p>
     <w:p>
       <w:r>
-        <w:t>“Very good Luke,” Brad clapped. “You are worthy of being my arch-enemy. That Henry and his parents are power-hungry idiots. They were easy to manipulate. I handed them a continent and the possibility of world domination. Unfortunately, because of their incompetence the plan failed. I was hoping to rule behind the scenes. As a result I had to make a change of plans.”</w:t>
+        <w:t>“Very good Luke,” Brad clapped. “You are worthy of being my arch-enemy. That Henry and his parents are power-hungry idiots. They were easy to manipulate. I handed them a continent and the possibility of world domination. Unfortunately, because of their incompetence the plan failed. I was hoping to rule behind the scenes.</w:t>
+      </w:r>
+    </w:p>
+    <w:p>
+      <w:r>
+        <w:t>“I now have to take the matter into my own hands.”</w:t>
       </w:r>
     </w:p>
     <w:p>
@@ -65148,7 +65164,7 @@
     </w:p>
     <w:p>
       <w:r>
-        <w:t>“That’s simple,” Brad said. “According to the ancient laws, ‘A man may demand a princess’ hand in marriage if that princess exposes herself to him.’”</w:t>
+        <w:t>“According to the ancient laws, a man may demand the hand of a princess if that princess voluntarily exposes herself to him,” Brad explained smugly.</w:t>
       </w:r>
     </w:p>
     <w:p>
@@ -65163,12 +65179,15 @@
     </w:p>
     <w:p>
       <w:r>
-        <w:t>“Do you know how many hundreds of warriors I had to use up to get to that stupid island? Not to mention going through that cursed jungle. But it was worth it. All I had to do was put on a wig, some lipstick and a dress and she was fooled,” Brad laughed.</w:t>
-      </w:r>
-    </w:p>
-    <w:p>
+        <w:t xml:space="preserve">“Do you know how many warriors and wizards I had to use up to get to that stupid island? Not to mention going through that </w:t>
+      </w:r>
       <w:r>
         <w:lastRenderedPageBreak/>
+        <w:t>cursed jungle. But it was worth it. All I had to do was put on a wig, some lipstick and a dress and she was fooled,” Brad laughed.</w:t>
+      </w:r>
+    </w:p>
+    <w:p>
+      <w:r>
         <w:t xml:space="preserve">“Annie didn’t expose herself to you,” Luke </w:t>
       </w:r>
       <w:r>
@@ -66465,7 +66484,7 @@
             <w:rPr>
               <w:noProof/>
             </w:rPr>
-            <w:t>293</w:t>
+            <w:t>305</w:t>
           </w:r>
         </w:fldSimple>
       </w:p>
@@ -66971,7 +66990,7 @@
         <v:path o:extrusionok="f" gradientshapeok="t" o:connecttype="rect"/>
         <o:lock v:ext="edit" aspectratio="t"/>
       </v:shapetype>
-      <v:shape id="_x0000_i1032" type="#_x0000_t75" style="width:3in;height:3in;visibility:visible" o:bullet="t">
+      <v:shape id="_x0000_i1040" type="#_x0000_t75" style="width:3in;height:3in;visibility:visible" o:bullet="t">
         <v:imagedata r:id="rId1" o:title="MC900065312[1]"/>
       </v:shape>
     </w:pict>
@@ -68689,7 +68708,7 @@
 </file>
 
 <file path=customXml/itemProps1.xml><?xml version="1.0" encoding="utf-8"?>
-<ds:datastoreItem xmlns:ds="http://schemas.openxmlformats.org/officeDocument/2006/customXml" ds:itemID="{1B286DE4-B2E8-4B2F-BB8C-3EE85041F43D}">
+<ds:datastoreItem xmlns:ds="http://schemas.openxmlformats.org/officeDocument/2006/customXml" ds:itemID="{64932842-36E1-4A9E-AB6B-B98D33E13FD6}">
   <ds:schemaRefs>
     <ds:schemaRef ds:uri="http://schemas.openxmlformats.org/officeDocument/2006/bibliography"/>
   </ds:schemaRefs>

--- a/Books-Complete/Fantasy/ThePrincessAndTheHoodlum/Book_ThePrincessAndTheHoodlum.docx
+++ b/Books-Complete/Fantasy/ThePrincessAndTheHoodlum/Book_ThePrincessAndTheHoodlum.docx
@@ -1862,7 +1862,13 @@
         <w:t>A young woman</w:t>
       </w:r>
       <w:r>
-        <w:t xml:space="preserve"> nervously walked </w:t>
+        <w:t xml:space="preserve"> </w:t>
+      </w:r>
+      <w:r>
+        <w:t xml:space="preserve">walked </w:t>
+      </w:r>
+      <w:r>
+        <w:t xml:space="preserve">nervously </w:t>
       </w:r>
       <w:r>
         <w:t>past</w:t>
@@ -3338,7 +3344,7 @@
                     <a:blip r:embed="rId18">
                       <a:extLst>
                         <a:ext uri="{28A0092B-C50C-407E-A947-70E740481C1C}">
-                          <a14:useLocalDpi xmlns:a14="http://schemas.microsoft.com/office/drawing/2010/main" xmlns:wps="http://schemas.microsoft.com/office/word/2010/wordprocessingShape" xmlns:wpi="http://schemas.microsoft.com/office/word/2010/wordprocessingInk" xmlns:wpg="http://schemas.microsoft.com/office/word/2010/wordprocessingGroup" xmlns:w16se="http://schemas.microsoft.com/office/word/2015/wordml/symex" xmlns:w15="http://schemas.microsoft.com/office/word/2012/wordml" xmlns:w14="http://schemas.microsoft.com/office/word/2010/wordml" xmlns:w="http://schemas.openxmlformats.org/wordprocessingml/2006/main" xmlns:w10="urn:schemas-microsoft-com:office:word" xmlns:wp14="http://schemas.microsoft.com/office/word/2010/wordprocessingDrawing" xmlns:v="urn:schemas-microsoft-com:vml" xmlns:o="urn:schemas-microsoft-com:office:office" xmlns:aink="http://schemas.microsoft.com/office/drawing/2016/ink" xmlns:mc="http://schemas.openxmlformats.org/markup-compatibility/2006" xmlns:cx8="http://schemas.microsoft.com/office/drawing/2016/5/14/chartex" xmlns:cx7="http://schemas.microsoft.com/office/drawing/2016/5/13/chartex" xmlns:cx6="http://schemas.microsoft.com/office/drawing/2016/5/12/chartex" xmlns:cx5="http://schemas.microsoft.com/office/drawing/2016/5/11/chartex" xmlns:cx4="http://schemas.microsoft.com/office/drawing/2016/5/10/chartex" xmlns:cx3="http://schemas.microsoft.com/office/drawing/2016/5/9/chartex" xmlns:cx2="http://schemas.microsoft.com/office/drawing/2015/10/21/chartex" xmlns:cx1="http://schemas.microsoft.com/office/drawing/2015/9/8/chartex" xmlns:cx="http://schemas.microsoft.com/office/drawing/2014/chartex" xmlns:wpc="http://schemas.microsoft.com/office/word/2010/wordprocessingCanvas" xmlns="" val="0"/>
+                          <a14:useLocalDpi xmlns="" xmlns:wpc="http://schemas.microsoft.com/office/word/2010/wordprocessingCanvas" xmlns:cx="http://schemas.microsoft.com/office/drawing/2014/chartex" xmlns:cx1="http://schemas.microsoft.com/office/drawing/2015/9/8/chartex" xmlns:cx2="http://schemas.microsoft.com/office/drawing/2015/10/21/chartex" xmlns:cx3="http://schemas.microsoft.com/office/drawing/2016/5/9/chartex" xmlns:cx4="http://schemas.microsoft.com/office/drawing/2016/5/10/chartex" xmlns:cx5="http://schemas.microsoft.com/office/drawing/2016/5/11/chartex" xmlns:cx6="http://schemas.microsoft.com/office/drawing/2016/5/12/chartex" xmlns:cx7="http://schemas.microsoft.com/office/drawing/2016/5/13/chartex" xmlns:cx8="http://schemas.microsoft.com/office/drawing/2016/5/14/chartex" xmlns:mc="http://schemas.openxmlformats.org/markup-compatibility/2006" xmlns:aink="http://schemas.microsoft.com/office/drawing/2016/ink" xmlns:o="urn:schemas-microsoft-com:office:office" xmlns:v="urn:schemas-microsoft-com:vml" xmlns:wp14="http://schemas.microsoft.com/office/word/2010/wordprocessingDrawing" xmlns:w10="urn:schemas-microsoft-com:office:word" xmlns:w="http://schemas.openxmlformats.org/wordprocessingml/2006/main" xmlns:w14="http://schemas.microsoft.com/office/word/2010/wordml" xmlns:w15="http://schemas.microsoft.com/office/word/2012/wordml" xmlns:w16se="http://schemas.microsoft.com/office/word/2015/wordml/symex" xmlns:wpg="http://schemas.microsoft.com/office/word/2010/wordprocessingGroup" xmlns:wpi="http://schemas.microsoft.com/office/word/2010/wordprocessingInk" xmlns:wps="http://schemas.microsoft.com/office/word/2010/wordprocessingShape" xmlns:a14="http://schemas.microsoft.com/office/drawing/2010/main" val="0"/>
                         </a:ext>
                       </a:extLst>
                     </a:blip>
@@ -4098,7 +4104,7 @@
                     <a:blip r:embed="rId18">
                       <a:extLst>
                         <a:ext uri="{28A0092B-C50C-407E-A947-70E740481C1C}">
-                          <a14:useLocalDpi xmlns:a14="http://schemas.microsoft.com/office/drawing/2010/main" xmlns:wps="http://schemas.microsoft.com/office/word/2010/wordprocessingShape" xmlns:wpi="http://schemas.microsoft.com/office/word/2010/wordprocessingInk" xmlns:wpg="http://schemas.microsoft.com/office/word/2010/wordprocessingGroup" xmlns:w16se="http://schemas.microsoft.com/office/word/2015/wordml/symex" xmlns:w15="http://schemas.microsoft.com/office/word/2012/wordml" xmlns:w14="http://schemas.microsoft.com/office/word/2010/wordml" xmlns:w="http://schemas.openxmlformats.org/wordprocessingml/2006/main" xmlns:w10="urn:schemas-microsoft-com:office:word" xmlns:wp14="http://schemas.microsoft.com/office/word/2010/wordprocessingDrawing" xmlns:v="urn:schemas-microsoft-com:vml" xmlns:o="urn:schemas-microsoft-com:office:office" xmlns:aink="http://schemas.microsoft.com/office/drawing/2016/ink" xmlns:mc="http://schemas.openxmlformats.org/markup-compatibility/2006" xmlns:cx8="http://schemas.microsoft.com/office/drawing/2016/5/14/chartex" xmlns:cx7="http://schemas.microsoft.com/office/drawing/2016/5/13/chartex" xmlns:cx6="http://schemas.microsoft.com/office/drawing/2016/5/12/chartex" xmlns:cx5="http://schemas.microsoft.com/office/drawing/2016/5/11/chartex" xmlns:cx4="http://schemas.microsoft.com/office/drawing/2016/5/10/chartex" xmlns:cx3="http://schemas.microsoft.com/office/drawing/2016/5/9/chartex" xmlns:cx2="http://schemas.microsoft.com/office/drawing/2015/10/21/chartex" xmlns:cx1="http://schemas.microsoft.com/office/drawing/2015/9/8/chartex" xmlns:cx="http://schemas.microsoft.com/office/drawing/2014/chartex" xmlns:wpc="http://schemas.microsoft.com/office/word/2010/wordprocessingCanvas" xmlns="" val="0"/>
+                          <a14:useLocalDpi xmlns="" xmlns:wpc="http://schemas.microsoft.com/office/word/2010/wordprocessingCanvas" xmlns:cx="http://schemas.microsoft.com/office/drawing/2014/chartex" xmlns:cx1="http://schemas.microsoft.com/office/drawing/2015/9/8/chartex" xmlns:cx2="http://schemas.microsoft.com/office/drawing/2015/10/21/chartex" xmlns:cx3="http://schemas.microsoft.com/office/drawing/2016/5/9/chartex" xmlns:cx4="http://schemas.microsoft.com/office/drawing/2016/5/10/chartex" xmlns:cx5="http://schemas.microsoft.com/office/drawing/2016/5/11/chartex" xmlns:cx6="http://schemas.microsoft.com/office/drawing/2016/5/12/chartex" xmlns:cx7="http://schemas.microsoft.com/office/drawing/2016/5/13/chartex" xmlns:cx8="http://schemas.microsoft.com/office/drawing/2016/5/14/chartex" xmlns:mc="http://schemas.openxmlformats.org/markup-compatibility/2006" xmlns:aink="http://schemas.microsoft.com/office/drawing/2016/ink" xmlns:o="urn:schemas-microsoft-com:office:office" xmlns:v="urn:schemas-microsoft-com:vml" xmlns:wp14="http://schemas.microsoft.com/office/word/2010/wordprocessingDrawing" xmlns:w10="urn:schemas-microsoft-com:office:word" xmlns:w="http://schemas.openxmlformats.org/wordprocessingml/2006/main" xmlns:w14="http://schemas.microsoft.com/office/word/2010/wordml" xmlns:w15="http://schemas.microsoft.com/office/word/2012/wordml" xmlns:w16se="http://schemas.microsoft.com/office/word/2015/wordml/symex" xmlns:wpg="http://schemas.microsoft.com/office/word/2010/wordprocessingGroup" xmlns:wpi="http://schemas.microsoft.com/office/word/2010/wordprocessingInk" xmlns:wps="http://schemas.microsoft.com/office/word/2010/wordprocessingShape" xmlns:a14="http://schemas.microsoft.com/office/drawing/2010/main" val="0"/>
                         </a:ext>
                       </a:extLst>
                     </a:blip>
@@ -4970,7 +4976,7 @@
                     <a:blip r:embed="rId18">
                       <a:extLst>
                         <a:ext uri="{28A0092B-C50C-407E-A947-70E740481C1C}">
-                          <a14:useLocalDpi xmlns:a14="http://schemas.microsoft.com/office/drawing/2010/main" xmlns:wps="http://schemas.microsoft.com/office/word/2010/wordprocessingShape" xmlns:wpi="http://schemas.microsoft.com/office/word/2010/wordprocessingInk" xmlns:wpg="http://schemas.microsoft.com/office/word/2010/wordprocessingGroup" xmlns:w16se="http://schemas.microsoft.com/office/word/2015/wordml/symex" xmlns:w15="http://schemas.microsoft.com/office/word/2012/wordml" xmlns:w14="http://schemas.microsoft.com/office/word/2010/wordml" xmlns:w="http://schemas.openxmlformats.org/wordprocessingml/2006/main" xmlns:w10="urn:schemas-microsoft-com:office:word" xmlns:wp14="http://schemas.microsoft.com/office/word/2010/wordprocessingDrawing" xmlns:v="urn:schemas-microsoft-com:vml" xmlns:o="urn:schemas-microsoft-com:office:office" xmlns:aink="http://schemas.microsoft.com/office/drawing/2016/ink" xmlns:mc="http://schemas.openxmlformats.org/markup-compatibility/2006" xmlns:cx8="http://schemas.microsoft.com/office/drawing/2016/5/14/chartex" xmlns:cx7="http://schemas.microsoft.com/office/drawing/2016/5/13/chartex" xmlns:cx6="http://schemas.microsoft.com/office/drawing/2016/5/12/chartex" xmlns:cx5="http://schemas.microsoft.com/office/drawing/2016/5/11/chartex" xmlns:cx4="http://schemas.microsoft.com/office/drawing/2016/5/10/chartex" xmlns:cx3="http://schemas.microsoft.com/office/drawing/2016/5/9/chartex" xmlns:cx2="http://schemas.microsoft.com/office/drawing/2015/10/21/chartex" xmlns:cx1="http://schemas.microsoft.com/office/drawing/2015/9/8/chartex" xmlns:cx="http://schemas.microsoft.com/office/drawing/2014/chartex" xmlns:wpc="http://schemas.microsoft.com/office/word/2010/wordprocessingCanvas" xmlns="" val="0"/>
+                          <a14:useLocalDpi xmlns="" xmlns:wpc="http://schemas.microsoft.com/office/word/2010/wordprocessingCanvas" xmlns:cx="http://schemas.microsoft.com/office/drawing/2014/chartex" xmlns:cx1="http://schemas.microsoft.com/office/drawing/2015/9/8/chartex" xmlns:cx2="http://schemas.microsoft.com/office/drawing/2015/10/21/chartex" xmlns:cx3="http://schemas.microsoft.com/office/drawing/2016/5/9/chartex" xmlns:cx4="http://schemas.microsoft.com/office/drawing/2016/5/10/chartex" xmlns:cx5="http://schemas.microsoft.com/office/drawing/2016/5/11/chartex" xmlns:cx6="http://schemas.microsoft.com/office/drawing/2016/5/12/chartex" xmlns:cx7="http://schemas.microsoft.com/office/drawing/2016/5/13/chartex" xmlns:cx8="http://schemas.microsoft.com/office/drawing/2016/5/14/chartex" xmlns:mc="http://schemas.openxmlformats.org/markup-compatibility/2006" xmlns:aink="http://schemas.microsoft.com/office/drawing/2016/ink" xmlns:o="urn:schemas-microsoft-com:office:office" xmlns:v="urn:schemas-microsoft-com:vml" xmlns:wp14="http://schemas.microsoft.com/office/word/2010/wordprocessingDrawing" xmlns:w10="urn:schemas-microsoft-com:office:word" xmlns:w="http://schemas.openxmlformats.org/wordprocessingml/2006/main" xmlns:w14="http://schemas.microsoft.com/office/word/2010/wordml" xmlns:w15="http://schemas.microsoft.com/office/word/2012/wordml" xmlns:w16se="http://schemas.microsoft.com/office/word/2015/wordml/symex" xmlns:wpg="http://schemas.microsoft.com/office/word/2010/wordprocessingGroup" xmlns:wpi="http://schemas.microsoft.com/office/word/2010/wordprocessingInk" xmlns:wps="http://schemas.microsoft.com/office/word/2010/wordprocessingShape" xmlns:a14="http://schemas.microsoft.com/office/drawing/2010/main" val="0"/>
                         </a:ext>
                       </a:extLst>
                     </a:blip>
@@ -5575,7 +5581,7 @@
                     <a:blip r:embed="rId18">
                       <a:extLst>
                         <a:ext uri="{28A0092B-C50C-407E-A947-70E740481C1C}">
-                          <a14:useLocalDpi xmlns:a14="http://schemas.microsoft.com/office/drawing/2010/main" xmlns:wps="http://schemas.microsoft.com/office/word/2010/wordprocessingShape" xmlns:wpi="http://schemas.microsoft.com/office/word/2010/wordprocessingInk" xmlns:wpg="http://schemas.microsoft.com/office/word/2010/wordprocessingGroup" xmlns:w16se="http://schemas.microsoft.com/office/word/2015/wordml/symex" xmlns:w15="http://schemas.microsoft.com/office/word/2012/wordml" xmlns:w14="http://schemas.microsoft.com/office/word/2010/wordml" xmlns:w="http://schemas.openxmlformats.org/wordprocessingml/2006/main" xmlns:w10="urn:schemas-microsoft-com:office:word" xmlns:wp14="http://schemas.microsoft.com/office/word/2010/wordprocessingDrawing" xmlns:v="urn:schemas-microsoft-com:vml" xmlns:o="urn:schemas-microsoft-com:office:office" xmlns:aink="http://schemas.microsoft.com/office/drawing/2016/ink" xmlns:mc="http://schemas.openxmlformats.org/markup-compatibility/2006" xmlns:cx8="http://schemas.microsoft.com/office/drawing/2016/5/14/chartex" xmlns:cx7="http://schemas.microsoft.com/office/drawing/2016/5/13/chartex" xmlns:cx6="http://schemas.microsoft.com/office/drawing/2016/5/12/chartex" xmlns:cx5="http://schemas.microsoft.com/office/drawing/2016/5/11/chartex" xmlns:cx4="http://schemas.microsoft.com/office/drawing/2016/5/10/chartex" xmlns:cx3="http://schemas.microsoft.com/office/drawing/2016/5/9/chartex" xmlns:cx2="http://schemas.microsoft.com/office/drawing/2015/10/21/chartex" xmlns:cx1="http://schemas.microsoft.com/office/drawing/2015/9/8/chartex" xmlns:cx="http://schemas.microsoft.com/office/drawing/2014/chartex" xmlns:wpc="http://schemas.microsoft.com/office/word/2010/wordprocessingCanvas" xmlns="" val="0"/>
+                          <a14:useLocalDpi xmlns="" xmlns:wpc="http://schemas.microsoft.com/office/word/2010/wordprocessingCanvas" xmlns:cx="http://schemas.microsoft.com/office/drawing/2014/chartex" xmlns:cx1="http://schemas.microsoft.com/office/drawing/2015/9/8/chartex" xmlns:cx2="http://schemas.microsoft.com/office/drawing/2015/10/21/chartex" xmlns:cx3="http://schemas.microsoft.com/office/drawing/2016/5/9/chartex" xmlns:cx4="http://schemas.microsoft.com/office/drawing/2016/5/10/chartex" xmlns:cx5="http://schemas.microsoft.com/office/drawing/2016/5/11/chartex" xmlns:cx6="http://schemas.microsoft.com/office/drawing/2016/5/12/chartex" xmlns:cx7="http://schemas.microsoft.com/office/drawing/2016/5/13/chartex" xmlns:cx8="http://schemas.microsoft.com/office/drawing/2016/5/14/chartex" xmlns:mc="http://schemas.openxmlformats.org/markup-compatibility/2006" xmlns:aink="http://schemas.microsoft.com/office/drawing/2016/ink" xmlns:o="urn:schemas-microsoft-com:office:office" xmlns:v="urn:schemas-microsoft-com:vml" xmlns:wp14="http://schemas.microsoft.com/office/word/2010/wordprocessingDrawing" xmlns:w10="urn:schemas-microsoft-com:office:word" xmlns:w="http://schemas.openxmlformats.org/wordprocessingml/2006/main" xmlns:w14="http://schemas.microsoft.com/office/word/2010/wordml" xmlns:w15="http://schemas.microsoft.com/office/word/2012/wordml" xmlns:w16se="http://schemas.microsoft.com/office/word/2015/wordml/symex" xmlns:wpg="http://schemas.microsoft.com/office/word/2010/wordprocessingGroup" xmlns:wpi="http://schemas.microsoft.com/office/word/2010/wordprocessingInk" xmlns:wps="http://schemas.microsoft.com/office/word/2010/wordprocessingShape" xmlns:a14="http://schemas.microsoft.com/office/drawing/2010/main" val="0"/>
                         </a:ext>
                       </a:extLst>
                     </a:blip>
@@ -6632,7 +6638,7 @@
                     <a:blip r:embed="rId18">
                       <a:extLst>
                         <a:ext uri="{28A0092B-C50C-407E-A947-70E740481C1C}">
-                          <a14:useLocalDpi xmlns:a14="http://schemas.microsoft.com/office/drawing/2010/main" xmlns:wps="http://schemas.microsoft.com/office/word/2010/wordprocessingShape" xmlns:wpi="http://schemas.microsoft.com/office/word/2010/wordprocessingInk" xmlns:wpg="http://schemas.microsoft.com/office/word/2010/wordprocessingGroup" xmlns:w16se="http://schemas.microsoft.com/office/word/2015/wordml/symex" xmlns:w15="http://schemas.microsoft.com/office/word/2012/wordml" xmlns:w14="http://schemas.microsoft.com/office/word/2010/wordml" xmlns:w="http://schemas.openxmlformats.org/wordprocessingml/2006/main" xmlns:w10="urn:schemas-microsoft-com:office:word" xmlns:wp14="http://schemas.microsoft.com/office/word/2010/wordprocessingDrawing" xmlns:v="urn:schemas-microsoft-com:vml" xmlns:o="urn:schemas-microsoft-com:office:office" xmlns:aink="http://schemas.microsoft.com/office/drawing/2016/ink" xmlns:mc="http://schemas.openxmlformats.org/markup-compatibility/2006" xmlns:cx8="http://schemas.microsoft.com/office/drawing/2016/5/14/chartex" xmlns:cx7="http://schemas.microsoft.com/office/drawing/2016/5/13/chartex" xmlns:cx6="http://schemas.microsoft.com/office/drawing/2016/5/12/chartex" xmlns:cx5="http://schemas.microsoft.com/office/drawing/2016/5/11/chartex" xmlns:cx4="http://schemas.microsoft.com/office/drawing/2016/5/10/chartex" xmlns:cx3="http://schemas.microsoft.com/office/drawing/2016/5/9/chartex" xmlns:cx2="http://schemas.microsoft.com/office/drawing/2015/10/21/chartex" xmlns:cx1="http://schemas.microsoft.com/office/drawing/2015/9/8/chartex" xmlns:cx="http://schemas.microsoft.com/office/drawing/2014/chartex" xmlns:wpc="http://schemas.microsoft.com/office/word/2010/wordprocessingCanvas" xmlns="" val="0"/>
+                          <a14:useLocalDpi xmlns="" xmlns:wpc="http://schemas.microsoft.com/office/word/2010/wordprocessingCanvas" xmlns:cx="http://schemas.microsoft.com/office/drawing/2014/chartex" xmlns:cx1="http://schemas.microsoft.com/office/drawing/2015/9/8/chartex" xmlns:cx2="http://schemas.microsoft.com/office/drawing/2015/10/21/chartex" xmlns:cx3="http://schemas.microsoft.com/office/drawing/2016/5/9/chartex" xmlns:cx4="http://schemas.microsoft.com/office/drawing/2016/5/10/chartex" xmlns:cx5="http://schemas.microsoft.com/office/drawing/2016/5/11/chartex" xmlns:cx6="http://schemas.microsoft.com/office/drawing/2016/5/12/chartex" xmlns:cx7="http://schemas.microsoft.com/office/drawing/2016/5/13/chartex" xmlns:cx8="http://schemas.microsoft.com/office/drawing/2016/5/14/chartex" xmlns:mc="http://schemas.openxmlformats.org/markup-compatibility/2006" xmlns:aink="http://schemas.microsoft.com/office/drawing/2016/ink" xmlns:o="urn:schemas-microsoft-com:office:office" xmlns:v="urn:schemas-microsoft-com:vml" xmlns:wp14="http://schemas.microsoft.com/office/word/2010/wordprocessingDrawing" xmlns:w10="urn:schemas-microsoft-com:office:word" xmlns:w="http://schemas.openxmlformats.org/wordprocessingml/2006/main" xmlns:w14="http://schemas.microsoft.com/office/word/2010/wordml" xmlns:w15="http://schemas.microsoft.com/office/word/2012/wordml" xmlns:w16se="http://schemas.microsoft.com/office/word/2015/wordml/symex" xmlns:wpg="http://schemas.microsoft.com/office/word/2010/wordprocessingGroup" xmlns:wpi="http://schemas.microsoft.com/office/word/2010/wordprocessingInk" xmlns:wps="http://schemas.microsoft.com/office/word/2010/wordprocessingShape" xmlns:a14="http://schemas.microsoft.com/office/drawing/2010/main" val="0"/>
                         </a:ext>
                       </a:extLst>
                     </a:blip>
@@ -7334,7 +7340,7 @@
                     <a:blip r:embed="rId18">
                       <a:extLst>
                         <a:ext uri="{28A0092B-C50C-407E-A947-70E740481C1C}">
-                          <a14:useLocalDpi xmlns:a14="http://schemas.microsoft.com/office/drawing/2010/main" xmlns:wps="http://schemas.microsoft.com/office/word/2010/wordprocessingShape" xmlns:wpi="http://schemas.microsoft.com/office/word/2010/wordprocessingInk" xmlns:wpg="http://schemas.microsoft.com/office/word/2010/wordprocessingGroup" xmlns:w16se="http://schemas.microsoft.com/office/word/2015/wordml/symex" xmlns:w15="http://schemas.microsoft.com/office/word/2012/wordml" xmlns:w14="http://schemas.microsoft.com/office/word/2010/wordml" xmlns:w="http://schemas.openxmlformats.org/wordprocessingml/2006/main" xmlns:w10="urn:schemas-microsoft-com:office:word" xmlns:wp14="http://schemas.microsoft.com/office/word/2010/wordprocessingDrawing" xmlns:v="urn:schemas-microsoft-com:vml" xmlns:o="urn:schemas-microsoft-com:office:office" xmlns:aink="http://schemas.microsoft.com/office/drawing/2016/ink" xmlns:mc="http://schemas.openxmlformats.org/markup-compatibility/2006" xmlns:cx8="http://schemas.microsoft.com/office/drawing/2016/5/14/chartex" xmlns:cx7="http://schemas.microsoft.com/office/drawing/2016/5/13/chartex" xmlns:cx6="http://schemas.microsoft.com/office/drawing/2016/5/12/chartex" xmlns:cx5="http://schemas.microsoft.com/office/drawing/2016/5/11/chartex" xmlns:cx4="http://schemas.microsoft.com/office/drawing/2016/5/10/chartex" xmlns:cx3="http://schemas.microsoft.com/office/drawing/2016/5/9/chartex" xmlns:cx2="http://schemas.microsoft.com/office/drawing/2015/10/21/chartex" xmlns:cx1="http://schemas.microsoft.com/office/drawing/2015/9/8/chartex" xmlns:cx="http://schemas.microsoft.com/office/drawing/2014/chartex" xmlns:wpc="http://schemas.microsoft.com/office/word/2010/wordprocessingCanvas" xmlns="" val="0"/>
+                          <a14:useLocalDpi xmlns="" xmlns:wpc="http://schemas.microsoft.com/office/word/2010/wordprocessingCanvas" xmlns:cx="http://schemas.microsoft.com/office/drawing/2014/chartex" xmlns:cx1="http://schemas.microsoft.com/office/drawing/2015/9/8/chartex" xmlns:cx2="http://schemas.microsoft.com/office/drawing/2015/10/21/chartex" xmlns:cx3="http://schemas.microsoft.com/office/drawing/2016/5/9/chartex" xmlns:cx4="http://schemas.microsoft.com/office/drawing/2016/5/10/chartex" xmlns:cx5="http://schemas.microsoft.com/office/drawing/2016/5/11/chartex" xmlns:cx6="http://schemas.microsoft.com/office/drawing/2016/5/12/chartex" xmlns:cx7="http://schemas.microsoft.com/office/drawing/2016/5/13/chartex" xmlns:cx8="http://schemas.microsoft.com/office/drawing/2016/5/14/chartex" xmlns:mc="http://schemas.openxmlformats.org/markup-compatibility/2006" xmlns:aink="http://schemas.microsoft.com/office/drawing/2016/ink" xmlns:o="urn:schemas-microsoft-com:office:office" xmlns:v="urn:schemas-microsoft-com:vml" xmlns:wp14="http://schemas.microsoft.com/office/word/2010/wordprocessingDrawing" xmlns:w10="urn:schemas-microsoft-com:office:word" xmlns:w="http://schemas.openxmlformats.org/wordprocessingml/2006/main" xmlns:w14="http://schemas.microsoft.com/office/word/2010/wordml" xmlns:w15="http://schemas.microsoft.com/office/word/2012/wordml" xmlns:w16se="http://schemas.microsoft.com/office/word/2015/wordml/symex" xmlns:wpg="http://schemas.microsoft.com/office/word/2010/wordprocessingGroup" xmlns:wpi="http://schemas.microsoft.com/office/word/2010/wordprocessingInk" xmlns:wps="http://schemas.microsoft.com/office/word/2010/wordprocessingShape" xmlns:a14="http://schemas.microsoft.com/office/drawing/2010/main" val="0"/>
                         </a:ext>
                       </a:extLst>
                     </a:blip>
@@ -9951,7 +9957,7 @@
                     <a:blip r:embed="rId18">
                       <a:extLst>
                         <a:ext uri="{28A0092B-C50C-407E-A947-70E740481C1C}">
-                          <a14:useLocalDpi xmlns:a14="http://schemas.microsoft.com/office/drawing/2010/main" xmlns:wps="http://schemas.microsoft.com/office/word/2010/wordprocessingShape" xmlns:wpi="http://schemas.microsoft.com/office/word/2010/wordprocessingInk" xmlns:wpg="http://schemas.microsoft.com/office/word/2010/wordprocessingGroup" xmlns:w16se="http://schemas.microsoft.com/office/word/2015/wordml/symex" xmlns:w15="http://schemas.microsoft.com/office/word/2012/wordml" xmlns:w14="http://schemas.microsoft.com/office/word/2010/wordml" xmlns:w="http://schemas.openxmlformats.org/wordprocessingml/2006/main" xmlns:w10="urn:schemas-microsoft-com:office:word" xmlns:wp14="http://schemas.microsoft.com/office/word/2010/wordprocessingDrawing" xmlns:v="urn:schemas-microsoft-com:vml" xmlns:o="urn:schemas-microsoft-com:office:office" xmlns:aink="http://schemas.microsoft.com/office/drawing/2016/ink" xmlns:mc="http://schemas.openxmlformats.org/markup-compatibility/2006" xmlns:cx8="http://schemas.microsoft.com/office/drawing/2016/5/14/chartex" xmlns:cx7="http://schemas.microsoft.com/office/drawing/2016/5/13/chartex" xmlns:cx6="http://schemas.microsoft.com/office/drawing/2016/5/12/chartex" xmlns:cx5="http://schemas.microsoft.com/office/drawing/2016/5/11/chartex" xmlns:cx4="http://schemas.microsoft.com/office/drawing/2016/5/10/chartex" xmlns:cx3="http://schemas.microsoft.com/office/drawing/2016/5/9/chartex" xmlns:cx2="http://schemas.microsoft.com/office/drawing/2015/10/21/chartex" xmlns:cx1="http://schemas.microsoft.com/office/drawing/2015/9/8/chartex" xmlns:cx="http://schemas.microsoft.com/office/drawing/2014/chartex" xmlns:wpc="http://schemas.microsoft.com/office/word/2010/wordprocessingCanvas" xmlns="" val="0"/>
+                          <a14:useLocalDpi xmlns="" xmlns:wpc="http://schemas.microsoft.com/office/word/2010/wordprocessingCanvas" xmlns:cx="http://schemas.microsoft.com/office/drawing/2014/chartex" xmlns:cx1="http://schemas.microsoft.com/office/drawing/2015/9/8/chartex" xmlns:cx2="http://schemas.microsoft.com/office/drawing/2015/10/21/chartex" xmlns:cx3="http://schemas.microsoft.com/office/drawing/2016/5/9/chartex" xmlns:cx4="http://schemas.microsoft.com/office/drawing/2016/5/10/chartex" xmlns:cx5="http://schemas.microsoft.com/office/drawing/2016/5/11/chartex" xmlns:cx6="http://schemas.microsoft.com/office/drawing/2016/5/12/chartex" xmlns:cx7="http://schemas.microsoft.com/office/drawing/2016/5/13/chartex" xmlns:cx8="http://schemas.microsoft.com/office/drawing/2016/5/14/chartex" xmlns:mc="http://schemas.openxmlformats.org/markup-compatibility/2006" xmlns:aink="http://schemas.microsoft.com/office/drawing/2016/ink" xmlns:o="urn:schemas-microsoft-com:office:office" xmlns:v="urn:schemas-microsoft-com:vml" xmlns:wp14="http://schemas.microsoft.com/office/word/2010/wordprocessingDrawing" xmlns:w10="urn:schemas-microsoft-com:office:word" xmlns:w="http://schemas.openxmlformats.org/wordprocessingml/2006/main" xmlns:w14="http://schemas.microsoft.com/office/word/2010/wordml" xmlns:w15="http://schemas.microsoft.com/office/word/2012/wordml" xmlns:w16se="http://schemas.microsoft.com/office/word/2015/wordml/symex" xmlns:wpg="http://schemas.microsoft.com/office/word/2010/wordprocessingGroup" xmlns:wpi="http://schemas.microsoft.com/office/word/2010/wordprocessingInk" xmlns:wps="http://schemas.microsoft.com/office/word/2010/wordprocessingShape" xmlns:a14="http://schemas.microsoft.com/office/drawing/2010/main" val="0"/>
                         </a:ext>
                       </a:extLst>
                     </a:blip>
@@ -13029,7 +13035,7 @@
                     <a:blip r:embed="rId18">
                       <a:extLst>
                         <a:ext uri="{28A0092B-C50C-407E-A947-70E740481C1C}">
-                          <a14:useLocalDpi xmlns:a14="http://schemas.microsoft.com/office/drawing/2010/main" xmlns:wps="http://schemas.microsoft.com/office/word/2010/wordprocessingShape" xmlns:wpi="http://schemas.microsoft.com/office/word/2010/wordprocessingInk" xmlns:wpg="http://schemas.microsoft.com/office/word/2010/wordprocessingGroup" xmlns:w16se="http://schemas.microsoft.com/office/word/2015/wordml/symex" xmlns:w15="http://schemas.microsoft.com/office/word/2012/wordml" xmlns:w14="http://schemas.microsoft.com/office/word/2010/wordml" xmlns:w="http://schemas.openxmlformats.org/wordprocessingml/2006/main" xmlns:w10="urn:schemas-microsoft-com:office:word" xmlns:wp14="http://schemas.microsoft.com/office/word/2010/wordprocessingDrawing" xmlns:v="urn:schemas-microsoft-com:vml" xmlns:o="urn:schemas-microsoft-com:office:office" xmlns:aink="http://schemas.microsoft.com/office/drawing/2016/ink" xmlns:mc="http://schemas.openxmlformats.org/markup-compatibility/2006" xmlns:cx8="http://schemas.microsoft.com/office/drawing/2016/5/14/chartex" xmlns:cx7="http://schemas.microsoft.com/office/drawing/2016/5/13/chartex" xmlns:cx6="http://schemas.microsoft.com/office/drawing/2016/5/12/chartex" xmlns:cx5="http://schemas.microsoft.com/office/drawing/2016/5/11/chartex" xmlns:cx4="http://schemas.microsoft.com/office/drawing/2016/5/10/chartex" xmlns:cx3="http://schemas.microsoft.com/office/drawing/2016/5/9/chartex" xmlns:cx2="http://schemas.microsoft.com/office/drawing/2015/10/21/chartex" xmlns:cx1="http://schemas.microsoft.com/office/drawing/2015/9/8/chartex" xmlns:cx="http://schemas.microsoft.com/office/drawing/2014/chartex" xmlns:wpc="http://schemas.microsoft.com/office/word/2010/wordprocessingCanvas" xmlns="" val="0"/>
+                          <a14:useLocalDpi xmlns="" xmlns:wpc="http://schemas.microsoft.com/office/word/2010/wordprocessingCanvas" xmlns:cx="http://schemas.microsoft.com/office/drawing/2014/chartex" xmlns:cx1="http://schemas.microsoft.com/office/drawing/2015/9/8/chartex" xmlns:cx2="http://schemas.microsoft.com/office/drawing/2015/10/21/chartex" xmlns:cx3="http://schemas.microsoft.com/office/drawing/2016/5/9/chartex" xmlns:cx4="http://schemas.microsoft.com/office/drawing/2016/5/10/chartex" xmlns:cx5="http://schemas.microsoft.com/office/drawing/2016/5/11/chartex" xmlns:cx6="http://schemas.microsoft.com/office/drawing/2016/5/12/chartex" xmlns:cx7="http://schemas.microsoft.com/office/drawing/2016/5/13/chartex" xmlns:cx8="http://schemas.microsoft.com/office/drawing/2016/5/14/chartex" xmlns:mc="http://schemas.openxmlformats.org/markup-compatibility/2006" xmlns:aink="http://schemas.microsoft.com/office/drawing/2016/ink" xmlns:o="urn:schemas-microsoft-com:office:office" xmlns:v="urn:schemas-microsoft-com:vml" xmlns:wp14="http://schemas.microsoft.com/office/word/2010/wordprocessingDrawing" xmlns:w10="urn:schemas-microsoft-com:office:word" xmlns:w="http://schemas.openxmlformats.org/wordprocessingml/2006/main" xmlns:w14="http://schemas.microsoft.com/office/word/2010/wordml" xmlns:w15="http://schemas.microsoft.com/office/word/2012/wordml" xmlns:w16se="http://schemas.microsoft.com/office/word/2015/wordml/symex" xmlns:wpg="http://schemas.microsoft.com/office/word/2010/wordprocessingGroup" xmlns:wpi="http://schemas.microsoft.com/office/word/2010/wordprocessingInk" xmlns:wps="http://schemas.microsoft.com/office/word/2010/wordprocessingShape" xmlns:a14="http://schemas.microsoft.com/office/drawing/2010/main" val="0"/>
                         </a:ext>
                       </a:extLst>
                     </a:blip>
@@ -13922,7 +13928,7 @@
                     <a:blip r:embed="rId18">
                       <a:extLst>
                         <a:ext uri="{28A0092B-C50C-407E-A947-70E740481C1C}">
-                          <a14:useLocalDpi xmlns:a14="http://schemas.microsoft.com/office/drawing/2010/main" xmlns:wps="http://schemas.microsoft.com/office/word/2010/wordprocessingShape" xmlns:wpi="http://schemas.microsoft.com/office/word/2010/wordprocessingInk" xmlns:wpg="http://schemas.microsoft.com/office/word/2010/wordprocessingGroup" xmlns:w16se="http://schemas.microsoft.com/office/word/2015/wordml/symex" xmlns:w15="http://schemas.microsoft.com/office/word/2012/wordml" xmlns:w14="http://schemas.microsoft.com/office/word/2010/wordml" xmlns:w="http://schemas.openxmlformats.org/wordprocessingml/2006/main" xmlns:w10="urn:schemas-microsoft-com:office:word" xmlns:wp14="http://schemas.microsoft.com/office/word/2010/wordprocessingDrawing" xmlns:v="urn:schemas-microsoft-com:vml" xmlns:o="urn:schemas-microsoft-com:office:office" xmlns:aink="http://schemas.microsoft.com/office/drawing/2016/ink" xmlns:mc="http://schemas.openxmlformats.org/markup-compatibility/2006" xmlns:cx8="http://schemas.microsoft.com/office/drawing/2016/5/14/chartex" xmlns:cx7="http://schemas.microsoft.com/office/drawing/2016/5/13/chartex" xmlns:cx6="http://schemas.microsoft.com/office/drawing/2016/5/12/chartex" xmlns:cx5="http://schemas.microsoft.com/office/drawing/2016/5/11/chartex" xmlns:cx4="http://schemas.microsoft.com/office/drawing/2016/5/10/chartex" xmlns:cx3="http://schemas.microsoft.com/office/drawing/2016/5/9/chartex" xmlns:cx2="http://schemas.microsoft.com/office/drawing/2015/10/21/chartex" xmlns:cx1="http://schemas.microsoft.com/office/drawing/2015/9/8/chartex" xmlns:cx="http://schemas.microsoft.com/office/drawing/2014/chartex" xmlns:wpc="http://schemas.microsoft.com/office/word/2010/wordprocessingCanvas" xmlns="" val="0"/>
+                          <a14:useLocalDpi xmlns="" xmlns:wpc="http://schemas.microsoft.com/office/word/2010/wordprocessingCanvas" xmlns:cx="http://schemas.microsoft.com/office/drawing/2014/chartex" xmlns:cx1="http://schemas.microsoft.com/office/drawing/2015/9/8/chartex" xmlns:cx2="http://schemas.microsoft.com/office/drawing/2015/10/21/chartex" xmlns:cx3="http://schemas.microsoft.com/office/drawing/2016/5/9/chartex" xmlns:cx4="http://schemas.microsoft.com/office/drawing/2016/5/10/chartex" xmlns:cx5="http://schemas.microsoft.com/office/drawing/2016/5/11/chartex" xmlns:cx6="http://schemas.microsoft.com/office/drawing/2016/5/12/chartex" xmlns:cx7="http://schemas.microsoft.com/office/drawing/2016/5/13/chartex" xmlns:cx8="http://schemas.microsoft.com/office/drawing/2016/5/14/chartex" xmlns:mc="http://schemas.openxmlformats.org/markup-compatibility/2006" xmlns:aink="http://schemas.microsoft.com/office/drawing/2016/ink" xmlns:o="urn:schemas-microsoft-com:office:office" xmlns:v="urn:schemas-microsoft-com:vml" xmlns:wp14="http://schemas.microsoft.com/office/word/2010/wordprocessingDrawing" xmlns:w10="urn:schemas-microsoft-com:office:word" xmlns:w="http://schemas.openxmlformats.org/wordprocessingml/2006/main" xmlns:w14="http://schemas.microsoft.com/office/word/2010/wordml" xmlns:w15="http://schemas.microsoft.com/office/word/2012/wordml" xmlns:w16se="http://schemas.microsoft.com/office/word/2015/wordml/symex" xmlns:wpg="http://schemas.microsoft.com/office/word/2010/wordprocessingGroup" xmlns:wpi="http://schemas.microsoft.com/office/word/2010/wordprocessingInk" xmlns:wps="http://schemas.microsoft.com/office/word/2010/wordprocessingShape" xmlns:a14="http://schemas.microsoft.com/office/drawing/2010/main" val="0"/>
                         </a:ext>
                       </a:extLst>
                     </a:blip>
@@ -16109,7 +16115,7 @@
                     <a:blip r:embed="rId18">
                       <a:extLst>
                         <a:ext uri="{28A0092B-C50C-407E-A947-70E740481C1C}">
-                          <a14:useLocalDpi xmlns:a14="http://schemas.microsoft.com/office/drawing/2010/main" xmlns:wps="http://schemas.microsoft.com/office/word/2010/wordprocessingShape" xmlns:wpi="http://schemas.microsoft.com/office/word/2010/wordprocessingInk" xmlns:wpg="http://schemas.microsoft.com/office/word/2010/wordprocessingGroup" xmlns:w16se="http://schemas.microsoft.com/office/word/2015/wordml/symex" xmlns:w15="http://schemas.microsoft.com/office/word/2012/wordml" xmlns:w14="http://schemas.microsoft.com/office/word/2010/wordml" xmlns:w="http://schemas.openxmlformats.org/wordprocessingml/2006/main" xmlns:w10="urn:schemas-microsoft-com:office:word" xmlns:wp14="http://schemas.microsoft.com/office/word/2010/wordprocessingDrawing" xmlns:v="urn:schemas-microsoft-com:vml" xmlns:o="urn:schemas-microsoft-com:office:office" xmlns:aink="http://schemas.microsoft.com/office/drawing/2016/ink" xmlns:mc="http://schemas.openxmlformats.org/markup-compatibility/2006" xmlns:cx8="http://schemas.microsoft.com/office/drawing/2016/5/14/chartex" xmlns:cx7="http://schemas.microsoft.com/office/drawing/2016/5/13/chartex" xmlns:cx6="http://schemas.microsoft.com/office/drawing/2016/5/12/chartex" xmlns:cx5="http://schemas.microsoft.com/office/drawing/2016/5/11/chartex" xmlns:cx4="http://schemas.microsoft.com/office/drawing/2016/5/10/chartex" xmlns:cx3="http://schemas.microsoft.com/office/drawing/2016/5/9/chartex" xmlns:cx2="http://schemas.microsoft.com/office/drawing/2015/10/21/chartex" xmlns:cx1="http://schemas.microsoft.com/office/drawing/2015/9/8/chartex" xmlns:cx="http://schemas.microsoft.com/office/drawing/2014/chartex" xmlns:wpc="http://schemas.microsoft.com/office/word/2010/wordprocessingCanvas" xmlns="" val="0"/>
+                          <a14:useLocalDpi xmlns="" xmlns:wpc="http://schemas.microsoft.com/office/word/2010/wordprocessingCanvas" xmlns:cx="http://schemas.microsoft.com/office/drawing/2014/chartex" xmlns:cx1="http://schemas.microsoft.com/office/drawing/2015/9/8/chartex" xmlns:cx2="http://schemas.microsoft.com/office/drawing/2015/10/21/chartex" xmlns:cx3="http://schemas.microsoft.com/office/drawing/2016/5/9/chartex" xmlns:cx4="http://schemas.microsoft.com/office/drawing/2016/5/10/chartex" xmlns:cx5="http://schemas.microsoft.com/office/drawing/2016/5/11/chartex" xmlns:cx6="http://schemas.microsoft.com/office/drawing/2016/5/12/chartex" xmlns:cx7="http://schemas.microsoft.com/office/drawing/2016/5/13/chartex" xmlns:cx8="http://schemas.microsoft.com/office/drawing/2016/5/14/chartex" xmlns:mc="http://schemas.openxmlformats.org/markup-compatibility/2006" xmlns:aink="http://schemas.microsoft.com/office/drawing/2016/ink" xmlns:o="urn:schemas-microsoft-com:office:office" xmlns:v="urn:schemas-microsoft-com:vml" xmlns:wp14="http://schemas.microsoft.com/office/word/2010/wordprocessingDrawing" xmlns:w10="urn:schemas-microsoft-com:office:word" xmlns:w="http://schemas.openxmlformats.org/wordprocessingml/2006/main" xmlns:w14="http://schemas.microsoft.com/office/word/2010/wordml" xmlns:w15="http://schemas.microsoft.com/office/word/2012/wordml" xmlns:w16se="http://schemas.microsoft.com/office/word/2015/wordml/symex" xmlns:wpg="http://schemas.microsoft.com/office/word/2010/wordprocessingGroup" xmlns:wpi="http://schemas.microsoft.com/office/word/2010/wordprocessingInk" xmlns:wps="http://schemas.microsoft.com/office/word/2010/wordprocessingShape" xmlns:a14="http://schemas.microsoft.com/office/drawing/2010/main" val="0"/>
                         </a:ext>
                       </a:extLst>
                     </a:blip>
@@ -16416,7 +16422,7 @@
                     <a:blip r:embed="rId18">
                       <a:extLst>
                         <a:ext uri="{28A0092B-C50C-407E-A947-70E740481C1C}">
-                          <a14:useLocalDpi xmlns:a14="http://schemas.microsoft.com/office/drawing/2010/main" xmlns:wps="http://schemas.microsoft.com/office/word/2010/wordprocessingShape" xmlns:wpi="http://schemas.microsoft.com/office/word/2010/wordprocessingInk" xmlns:wpg="http://schemas.microsoft.com/office/word/2010/wordprocessingGroup" xmlns:w16se="http://schemas.microsoft.com/office/word/2015/wordml/symex" xmlns:w15="http://schemas.microsoft.com/office/word/2012/wordml" xmlns:w14="http://schemas.microsoft.com/office/word/2010/wordml" xmlns:w="http://schemas.openxmlformats.org/wordprocessingml/2006/main" xmlns:w10="urn:schemas-microsoft-com:office:word" xmlns:wp14="http://schemas.microsoft.com/office/word/2010/wordprocessingDrawing" xmlns:v="urn:schemas-microsoft-com:vml" xmlns:o="urn:schemas-microsoft-com:office:office" xmlns:aink="http://schemas.microsoft.com/office/drawing/2016/ink" xmlns:mc="http://schemas.openxmlformats.org/markup-compatibility/2006" xmlns:cx8="http://schemas.microsoft.com/office/drawing/2016/5/14/chartex" xmlns:cx7="http://schemas.microsoft.com/office/drawing/2016/5/13/chartex" xmlns:cx6="http://schemas.microsoft.com/office/drawing/2016/5/12/chartex" xmlns:cx5="http://schemas.microsoft.com/office/drawing/2016/5/11/chartex" xmlns:cx4="http://schemas.microsoft.com/office/drawing/2016/5/10/chartex" xmlns:cx3="http://schemas.microsoft.com/office/drawing/2016/5/9/chartex" xmlns:cx2="http://schemas.microsoft.com/office/drawing/2015/10/21/chartex" xmlns:cx1="http://schemas.microsoft.com/office/drawing/2015/9/8/chartex" xmlns:cx="http://schemas.microsoft.com/office/drawing/2014/chartex" xmlns:wpc="http://schemas.microsoft.com/office/word/2010/wordprocessingCanvas" xmlns="" val="0"/>
+                          <a14:useLocalDpi xmlns="" xmlns:wpc="http://schemas.microsoft.com/office/word/2010/wordprocessingCanvas" xmlns:cx="http://schemas.microsoft.com/office/drawing/2014/chartex" xmlns:cx1="http://schemas.microsoft.com/office/drawing/2015/9/8/chartex" xmlns:cx2="http://schemas.microsoft.com/office/drawing/2015/10/21/chartex" xmlns:cx3="http://schemas.microsoft.com/office/drawing/2016/5/9/chartex" xmlns:cx4="http://schemas.microsoft.com/office/drawing/2016/5/10/chartex" xmlns:cx5="http://schemas.microsoft.com/office/drawing/2016/5/11/chartex" xmlns:cx6="http://schemas.microsoft.com/office/drawing/2016/5/12/chartex" xmlns:cx7="http://schemas.microsoft.com/office/drawing/2016/5/13/chartex" xmlns:cx8="http://schemas.microsoft.com/office/drawing/2016/5/14/chartex" xmlns:mc="http://schemas.openxmlformats.org/markup-compatibility/2006" xmlns:aink="http://schemas.microsoft.com/office/drawing/2016/ink" xmlns:o="urn:schemas-microsoft-com:office:office" xmlns:v="urn:schemas-microsoft-com:vml" xmlns:wp14="http://schemas.microsoft.com/office/word/2010/wordprocessingDrawing" xmlns:w10="urn:schemas-microsoft-com:office:word" xmlns:w="http://schemas.openxmlformats.org/wordprocessingml/2006/main" xmlns:w14="http://schemas.microsoft.com/office/word/2010/wordml" xmlns:w15="http://schemas.microsoft.com/office/word/2012/wordml" xmlns:w16se="http://schemas.microsoft.com/office/word/2015/wordml/symex" xmlns:wpg="http://schemas.microsoft.com/office/word/2010/wordprocessingGroup" xmlns:wpi="http://schemas.microsoft.com/office/word/2010/wordprocessingInk" xmlns:wps="http://schemas.microsoft.com/office/word/2010/wordprocessingShape" xmlns:a14="http://schemas.microsoft.com/office/drawing/2010/main" val="0"/>
                         </a:ext>
                       </a:extLst>
                     </a:blip>
@@ -17308,7 +17314,7 @@
                     <a:blip r:embed="rId18">
                       <a:extLst>
                         <a:ext uri="{28A0092B-C50C-407E-A947-70E740481C1C}">
-                          <a14:useLocalDpi xmlns:a14="http://schemas.microsoft.com/office/drawing/2010/main" xmlns:wps="http://schemas.microsoft.com/office/word/2010/wordprocessingShape" xmlns:wpi="http://schemas.microsoft.com/office/word/2010/wordprocessingInk" xmlns:wpg="http://schemas.microsoft.com/office/word/2010/wordprocessingGroup" xmlns:w16se="http://schemas.microsoft.com/office/word/2015/wordml/symex" xmlns:w15="http://schemas.microsoft.com/office/word/2012/wordml" xmlns:w14="http://schemas.microsoft.com/office/word/2010/wordml" xmlns:w="http://schemas.openxmlformats.org/wordprocessingml/2006/main" xmlns:w10="urn:schemas-microsoft-com:office:word" xmlns:wp14="http://schemas.microsoft.com/office/word/2010/wordprocessingDrawing" xmlns:v="urn:schemas-microsoft-com:vml" xmlns:o="urn:schemas-microsoft-com:office:office" xmlns:aink="http://schemas.microsoft.com/office/drawing/2016/ink" xmlns:mc="http://schemas.openxmlformats.org/markup-compatibility/2006" xmlns:cx8="http://schemas.microsoft.com/office/drawing/2016/5/14/chartex" xmlns:cx7="http://schemas.microsoft.com/office/drawing/2016/5/13/chartex" xmlns:cx6="http://schemas.microsoft.com/office/drawing/2016/5/12/chartex" xmlns:cx5="http://schemas.microsoft.com/office/drawing/2016/5/11/chartex" xmlns:cx4="http://schemas.microsoft.com/office/drawing/2016/5/10/chartex" xmlns:cx3="http://schemas.microsoft.com/office/drawing/2016/5/9/chartex" xmlns:cx2="http://schemas.microsoft.com/office/drawing/2015/10/21/chartex" xmlns:cx1="http://schemas.microsoft.com/office/drawing/2015/9/8/chartex" xmlns:cx="http://schemas.microsoft.com/office/drawing/2014/chartex" xmlns:wpc="http://schemas.microsoft.com/office/word/2010/wordprocessingCanvas" xmlns="" val="0"/>
+                          <a14:useLocalDpi xmlns="" xmlns:wpc="http://schemas.microsoft.com/office/word/2010/wordprocessingCanvas" xmlns:cx="http://schemas.microsoft.com/office/drawing/2014/chartex" xmlns:cx1="http://schemas.microsoft.com/office/drawing/2015/9/8/chartex" xmlns:cx2="http://schemas.microsoft.com/office/drawing/2015/10/21/chartex" xmlns:cx3="http://schemas.microsoft.com/office/drawing/2016/5/9/chartex" xmlns:cx4="http://schemas.microsoft.com/office/drawing/2016/5/10/chartex" xmlns:cx5="http://schemas.microsoft.com/office/drawing/2016/5/11/chartex" xmlns:cx6="http://schemas.microsoft.com/office/drawing/2016/5/12/chartex" xmlns:cx7="http://schemas.microsoft.com/office/drawing/2016/5/13/chartex" xmlns:cx8="http://schemas.microsoft.com/office/drawing/2016/5/14/chartex" xmlns:mc="http://schemas.openxmlformats.org/markup-compatibility/2006" xmlns:aink="http://schemas.microsoft.com/office/drawing/2016/ink" xmlns:o="urn:schemas-microsoft-com:office:office" xmlns:v="urn:schemas-microsoft-com:vml" xmlns:wp14="http://schemas.microsoft.com/office/word/2010/wordprocessingDrawing" xmlns:w10="urn:schemas-microsoft-com:office:word" xmlns:w="http://schemas.openxmlformats.org/wordprocessingml/2006/main" xmlns:w14="http://schemas.microsoft.com/office/word/2010/wordml" xmlns:w15="http://schemas.microsoft.com/office/word/2012/wordml" xmlns:w16se="http://schemas.microsoft.com/office/word/2015/wordml/symex" xmlns:wpg="http://schemas.microsoft.com/office/word/2010/wordprocessingGroup" xmlns:wpi="http://schemas.microsoft.com/office/word/2010/wordprocessingInk" xmlns:wps="http://schemas.microsoft.com/office/word/2010/wordprocessingShape" xmlns:a14="http://schemas.microsoft.com/office/drawing/2010/main" val="0"/>
                         </a:ext>
                       </a:extLst>
                     </a:blip>
@@ -19460,7 +19466,7 @@
                     <a:blip r:embed="rId18">
                       <a:extLst>
                         <a:ext uri="{28A0092B-C50C-407E-A947-70E740481C1C}">
-                          <a14:useLocalDpi xmlns:a14="http://schemas.microsoft.com/office/drawing/2010/main" xmlns:wps="http://schemas.microsoft.com/office/word/2010/wordprocessingShape" xmlns:wpi="http://schemas.microsoft.com/office/word/2010/wordprocessingInk" xmlns:wpg="http://schemas.microsoft.com/office/word/2010/wordprocessingGroup" xmlns:w16se="http://schemas.microsoft.com/office/word/2015/wordml/symex" xmlns:w15="http://schemas.microsoft.com/office/word/2012/wordml" xmlns:w14="http://schemas.microsoft.com/office/word/2010/wordml" xmlns:w="http://schemas.openxmlformats.org/wordprocessingml/2006/main" xmlns:w10="urn:schemas-microsoft-com:office:word" xmlns:wp14="http://schemas.microsoft.com/office/word/2010/wordprocessingDrawing" xmlns:v="urn:schemas-microsoft-com:vml" xmlns:o="urn:schemas-microsoft-com:office:office" xmlns:aink="http://schemas.microsoft.com/office/drawing/2016/ink" xmlns:mc="http://schemas.openxmlformats.org/markup-compatibility/2006" xmlns:cx8="http://schemas.microsoft.com/office/drawing/2016/5/14/chartex" xmlns:cx7="http://schemas.microsoft.com/office/drawing/2016/5/13/chartex" xmlns:cx6="http://schemas.microsoft.com/office/drawing/2016/5/12/chartex" xmlns:cx5="http://schemas.microsoft.com/office/drawing/2016/5/11/chartex" xmlns:cx4="http://schemas.microsoft.com/office/drawing/2016/5/10/chartex" xmlns:cx3="http://schemas.microsoft.com/office/drawing/2016/5/9/chartex" xmlns:cx2="http://schemas.microsoft.com/office/drawing/2015/10/21/chartex" xmlns:cx1="http://schemas.microsoft.com/office/drawing/2015/9/8/chartex" xmlns:cx="http://schemas.microsoft.com/office/drawing/2014/chartex" xmlns:wpc="http://schemas.microsoft.com/office/word/2010/wordprocessingCanvas" xmlns="" val="0"/>
+                          <a14:useLocalDpi xmlns="" xmlns:wpc="http://schemas.microsoft.com/office/word/2010/wordprocessingCanvas" xmlns:cx="http://schemas.microsoft.com/office/drawing/2014/chartex" xmlns:cx1="http://schemas.microsoft.com/office/drawing/2015/9/8/chartex" xmlns:cx2="http://schemas.microsoft.com/office/drawing/2015/10/21/chartex" xmlns:cx3="http://schemas.microsoft.com/office/drawing/2016/5/9/chartex" xmlns:cx4="http://schemas.microsoft.com/office/drawing/2016/5/10/chartex" xmlns:cx5="http://schemas.microsoft.com/office/drawing/2016/5/11/chartex" xmlns:cx6="http://schemas.microsoft.com/office/drawing/2016/5/12/chartex" xmlns:cx7="http://schemas.microsoft.com/office/drawing/2016/5/13/chartex" xmlns:cx8="http://schemas.microsoft.com/office/drawing/2016/5/14/chartex" xmlns:mc="http://schemas.openxmlformats.org/markup-compatibility/2006" xmlns:aink="http://schemas.microsoft.com/office/drawing/2016/ink" xmlns:o="urn:schemas-microsoft-com:office:office" xmlns:v="urn:schemas-microsoft-com:vml" xmlns:wp14="http://schemas.microsoft.com/office/word/2010/wordprocessingDrawing" xmlns:w10="urn:schemas-microsoft-com:office:word" xmlns:w="http://schemas.openxmlformats.org/wordprocessingml/2006/main" xmlns:w14="http://schemas.microsoft.com/office/word/2010/wordml" xmlns:w15="http://schemas.microsoft.com/office/word/2012/wordml" xmlns:w16se="http://schemas.microsoft.com/office/word/2015/wordml/symex" xmlns:wpg="http://schemas.microsoft.com/office/word/2010/wordprocessingGroup" xmlns:wpi="http://schemas.microsoft.com/office/word/2010/wordprocessingInk" xmlns:wps="http://schemas.microsoft.com/office/word/2010/wordprocessingShape" xmlns:a14="http://schemas.microsoft.com/office/drawing/2010/main" val="0"/>
                         </a:ext>
                       </a:extLst>
                     </a:blip>
@@ -23122,7 +23128,7 @@
                     <a:blip r:embed="rId18">
                       <a:extLst>
                         <a:ext uri="{28A0092B-C50C-407E-A947-70E740481C1C}">
-                          <a14:useLocalDpi xmlns:a14="http://schemas.microsoft.com/office/drawing/2010/main" xmlns:wps="http://schemas.microsoft.com/office/word/2010/wordprocessingShape" xmlns:wpi="http://schemas.microsoft.com/office/word/2010/wordprocessingInk" xmlns:wpg="http://schemas.microsoft.com/office/word/2010/wordprocessingGroup" xmlns:w16se="http://schemas.microsoft.com/office/word/2015/wordml/symex" xmlns:w15="http://schemas.microsoft.com/office/word/2012/wordml" xmlns:w14="http://schemas.microsoft.com/office/word/2010/wordml" xmlns:w="http://schemas.openxmlformats.org/wordprocessingml/2006/main" xmlns:w10="urn:schemas-microsoft-com:office:word" xmlns:wp14="http://schemas.microsoft.com/office/word/2010/wordprocessingDrawing" xmlns:v="urn:schemas-microsoft-com:vml" xmlns:o="urn:schemas-microsoft-com:office:office" xmlns:aink="http://schemas.microsoft.com/office/drawing/2016/ink" xmlns:mc="http://schemas.openxmlformats.org/markup-compatibility/2006" xmlns:cx8="http://schemas.microsoft.com/office/drawing/2016/5/14/chartex" xmlns:cx7="http://schemas.microsoft.com/office/drawing/2016/5/13/chartex" xmlns:cx6="http://schemas.microsoft.com/office/drawing/2016/5/12/chartex" xmlns:cx5="http://schemas.microsoft.com/office/drawing/2016/5/11/chartex" xmlns:cx4="http://schemas.microsoft.com/office/drawing/2016/5/10/chartex" xmlns:cx3="http://schemas.microsoft.com/office/drawing/2016/5/9/chartex" xmlns:cx2="http://schemas.microsoft.com/office/drawing/2015/10/21/chartex" xmlns:cx1="http://schemas.microsoft.com/office/drawing/2015/9/8/chartex" xmlns:cx="http://schemas.microsoft.com/office/drawing/2014/chartex" xmlns:wpc="http://schemas.microsoft.com/office/word/2010/wordprocessingCanvas" xmlns="" val="0"/>
+                          <a14:useLocalDpi xmlns="" xmlns:wpc="http://schemas.microsoft.com/office/word/2010/wordprocessingCanvas" xmlns:cx="http://schemas.microsoft.com/office/drawing/2014/chartex" xmlns:cx1="http://schemas.microsoft.com/office/drawing/2015/9/8/chartex" xmlns:cx2="http://schemas.microsoft.com/office/drawing/2015/10/21/chartex" xmlns:cx3="http://schemas.microsoft.com/office/drawing/2016/5/9/chartex" xmlns:cx4="http://schemas.microsoft.com/office/drawing/2016/5/10/chartex" xmlns:cx5="http://schemas.microsoft.com/office/drawing/2016/5/11/chartex" xmlns:cx6="http://schemas.microsoft.com/office/drawing/2016/5/12/chartex" xmlns:cx7="http://schemas.microsoft.com/office/drawing/2016/5/13/chartex" xmlns:cx8="http://schemas.microsoft.com/office/drawing/2016/5/14/chartex" xmlns:mc="http://schemas.openxmlformats.org/markup-compatibility/2006" xmlns:aink="http://schemas.microsoft.com/office/drawing/2016/ink" xmlns:o="urn:schemas-microsoft-com:office:office" xmlns:v="urn:schemas-microsoft-com:vml" xmlns:wp14="http://schemas.microsoft.com/office/word/2010/wordprocessingDrawing" xmlns:w10="urn:schemas-microsoft-com:office:word" xmlns:w="http://schemas.openxmlformats.org/wordprocessingml/2006/main" xmlns:w14="http://schemas.microsoft.com/office/word/2010/wordml" xmlns:w15="http://schemas.microsoft.com/office/word/2012/wordml" xmlns:w16se="http://schemas.microsoft.com/office/word/2015/wordml/symex" xmlns:wpg="http://schemas.microsoft.com/office/word/2010/wordprocessingGroup" xmlns:wpi="http://schemas.microsoft.com/office/word/2010/wordprocessingInk" xmlns:wps="http://schemas.microsoft.com/office/word/2010/wordprocessingShape" xmlns:a14="http://schemas.microsoft.com/office/drawing/2010/main" val="0"/>
                         </a:ext>
                       </a:extLst>
                     </a:blip>
@@ -24039,7 +24045,7 @@
                     <a:blip r:embed="rId18">
                       <a:extLst>
                         <a:ext uri="{28A0092B-C50C-407E-A947-70E740481C1C}">
-                          <a14:useLocalDpi xmlns:a14="http://schemas.microsoft.com/office/drawing/2010/main" xmlns:wps="http://schemas.microsoft.com/office/word/2010/wordprocessingShape" xmlns:wpi="http://schemas.microsoft.com/office/word/2010/wordprocessingInk" xmlns:wpg="http://schemas.microsoft.com/office/word/2010/wordprocessingGroup" xmlns:w16se="http://schemas.microsoft.com/office/word/2015/wordml/symex" xmlns:w15="http://schemas.microsoft.com/office/word/2012/wordml" xmlns:w14="http://schemas.microsoft.com/office/word/2010/wordml" xmlns:w="http://schemas.openxmlformats.org/wordprocessingml/2006/main" xmlns:w10="urn:schemas-microsoft-com:office:word" xmlns:wp14="http://schemas.microsoft.com/office/word/2010/wordprocessingDrawing" xmlns:v="urn:schemas-microsoft-com:vml" xmlns:o="urn:schemas-microsoft-com:office:office" xmlns:aink="http://schemas.microsoft.com/office/drawing/2016/ink" xmlns:mc="http://schemas.openxmlformats.org/markup-compatibility/2006" xmlns:cx8="http://schemas.microsoft.com/office/drawing/2016/5/14/chartex" xmlns:cx7="http://schemas.microsoft.com/office/drawing/2016/5/13/chartex" xmlns:cx6="http://schemas.microsoft.com/office/drawing/2016/5/12/chartex" xmlns:cx5="http://schemas.microsoft.com/office/drawing/2016/5/11/chartex" xmlns:cx4="http://schemas.microsoft.com/office/drawing/2016/5/10/chartex" xmlns:cx3="http://schemas.microsoft.com/office/drawing/2016/5/9/chartex" xmlns:cx2="http://schemas.microsoft.com/office/drawing/2015/10/21/chartex" xmlns:cx1="http://schemas.microsoft.com/office/drawing/2015/9/8/chartex" xmlns:cx="http://schemas.microsoft.com/office/drawing/2014/chartex" xmlns:wpc="http://schemas.microsoft.com/office/word/2010/wordprocessingCanvas" xmlns="" val="0"/>
+                          <a14:useLocalDpi xmlns="" xmlns:wpc="http://schemas.microsoft.com/office/word/2010/wordprocessingCanvas" xmlns:cx="http://schemas.microsoft.com/office/drawing/2014/chartex" xmlns:cx1="http://schemas.microsoft.com/office/drawing/2015/9/8/chartex" xmlns:cx2="http://schemas.microsoft.com/office/drawing/2015/10/21/chartex" xmlns:cx3="http://schemas.microsoft.com/office/drawing/2016/5/9/chartex" xmlns:cx4="http://schemas.microsoft.com/office/drawing/2016/5/10/chartex" xmlns:cx5="http://schemas.microsoft.com/office/drawing/2016/5/11/chartex" xmlns:cx6="http://schemas.microsoft.com/office/drawing/2016/5/12/chartex" xmlns:cx7="http://schemas.microsoft.com/office/drawing/2016/5/13/chartex" xmlns:cx8="http://schemas.microsoft.com/office/drawing/2016/5/14/chartex" xmlns:mc="http://schemas.openxmlformats.org/markup-compatibility/2006" xmlns:aink="http://schemas.microsoft.com/office/drawing/2016/ink" xmlns:o="urn:schemas-microsoft-com:office:office" xmlns:v="urn:schemas-microsoft-com:vml" xmlns:wp14="http://schemas.microsoft.com/office/word/2010/wordprocessingDrawing" xmlns:w10="urn:schemas-microsoft-com:office:word" xmlns:w="http://schemas.openxmlformats.org/wordprocessingml/2006/main" xmlns:w14="http://schemas.microsoft.com/office/word/2010/wordml" xmlns:w15="http://schemas.microsoft.com/office/word/2012/wordml" xmlns:w16se="http://schemas.microsoft.com/office/word/2015/wordml/symex" xmlns:wpg="http://schemas.microsoft.com/office/word/2010/wordprocessingGroup" xmlns:wpi="http://schemas.microsoft.com/office/word/2010/wordprocessingInk" xmlns:wps="http://schemas.microsoft.com/office/word/2010/wordprocessingShape" xmlns:a14="http://schemas.microsoft.com/office/drawing/2010/main" val="0"/>
                         </a:ext>
                       </a:extLst>
                     </a:blip>
@@ -28052,7 +28058,7 @@
                     <a:blip r:embed="rId18">
                       <a:extLst>
                         <a:ext uri="{28A0092B-C50C-407E-A947-70E740481C1C}">
-                          <a14:useLocalDpi xmlns:a14="http://schemas.microsoft.com/office/drawing/2010/main" xmlns:wps="http://schemas.microsoft.com/office/word/2010/wordprocessingShape" xmlns:wpi="http://schemas.microsoft.com/office/word/2010/wordprocessingInk" xmlns:wpg="http://schemas.microsoft.com/office/word/2010/wordprocessingGroup" xmlns:w16se="http://schemas.microsoft.com/office/word/2015/wordml/symex" xmlns:w15="http://schemas.microsoft.com/office/word/2012/wordml" xmlns:w14="http://schemas.microsoft.com/office/word/2010/wordml" xmlns:w="http://schemas.openxmlformats.org/wordprocessingml/2006/main" xmlns:w10="urn:schemas-microsoft-com:office:word" xmlns:wp14="http://schemas.microsoft.com/office/word/2010/wordprocessingDrawing" xmlns:v="urn:schemas-microsoft-com:vml" xmlns:o="urn:schemas-microsoft-com:office:office" xmlns:aink="http://schemas.microsoft.com/office/drawing/2016/ink" xmlns:mc="http://schemas.openxmlformats.org/markup-compatibility/2006" xmlns:cx8="http://schemas.microsoft.com/office/drawing/2016/5/14/chartex" xmlns:cx7="http://schemas.microsoft.com/office/drawing/2016/5/13/chartex" xmlns:cx6="http://schemas.microsoft.com/office/drawing/2016/5/12/chartex" xmlns:cx5="http://schemas.microsoft.com/office/drawing/2016/5/11/chartex" xmlns:cx4="http://schemas.microsoft.com/office/drawing/2016/5/10/chartex" xmlns:cx3="http://schemas.microsoft.com/office/drawing/2016/5/9/chartex" xmlns:cx2="http://schemas.microsoft.com/office/drawing/2015/10/21/chartex" xmlns:cx1="http://schemas.microsoft.com/office/drawing/2015/9/8/chartex" xmlns:cx="http://schemas.microsoft.com/office/drawing/2014/chartex" xmlns:wpc="http://schemas.microsoft.com/office/word/2010/wordprocessingCanvas" xmlns="" val="0"/>
+                          <a14:useLocalDpi xmlns="" xmlns:wpc="http://schemas.microsoft.com/office/word/2010/wordprocessingCanvas" xmlns:cx="http://schemas.microsoft.com/office/drawing/2014/chartex" xmlns:cx1="http://schemas.microsoft.com/office/drawing/2015/9/8/chartex" xmlns:cx2="http://schemas.microsoft.com/office/drawing/2015/10/21/chartex" xmlns:cx3="http://schemas.microsoft.com/office/drawing/2016/5/9/chartex" xmlns:cx4="http://schemas.microsoft.com/office/drawing/2016/5/10/chartex" xmlns:cx5="http://schemas.microsoft.com/office/drawing/2016/5/11/chartex" xmlns:cx6="http://schemas.microsoft.com/office/drawing/2016/5/12/chartex" xmlns:cx7="http://schemas.microsoft.com/office/drawing/2016/5/13/chartex" xmlns:cx8="http://schemas.microsoft.com/office/drawing/2016/5/14/chartex" xmlns:mc="http://schemas.openxmlformats.org/markup-compatibility/2006" xmlns:aink="http://schemas.microsoft.com/office/drawing/2016/ink" xmlns:o="urn:schemas-microsoft-com:office:office" xmlns:v="urn:schemas-microsoft-com:vml" xmlns:wp14="http://schemas.microsoft.com/office/word/2010/wordprocessingDrawing" xmlns:w10="urn:schemas-microsoft-com:office:word" xmlns:w="http://schemas.openxmlformats.org/wordprocessingml/2006/main" xmlns:w14="http://schemas.microsoft.com/office/word/2010/wordml" xmlns:w15="http://schemas.microsoft.com/office/word/2012/wordml" xmlns:w16se="http://schemas.microsoft.com/office/word/2015/wordml/symex" xmlns:wpg="http://schemas.microsoft.com/office/word/2010/wordprocessingGroup" xmlns:wpi="http://schemas.microsoft.com/office/word/2010/wordprocessingInk" xmlns:wps="http://schemas.microsoft.com/office/word/2010/wordprocessingShape" xmlns:a14="http://schemas.microsoft.com/office/drawing/2010/main" val="0"/>
                         </a:ext>
                       </a:extLst>
                     </a:blip>
@@ -29393,7 +29399,7 @@
                     <a:blip r:embed="rId18">
                       <a:extLst>
                         <a:ext uri="{28A0092B-C50C-407E-A947-70E740481C1C}">
-                          <a14:useLocalDpi xmlns:a14="http://schemas.microsoft.com/office/drawing/2010/main" xmlns:wps="http://schemas.microsoft.com/office/word/2010/wordprocessingShape" xmlns:wpi="http://schemas.microsoft.com/office/word/2010/wordprocessingInk" xmlns:wpg="http://schemas.microsoft.com/office/word/2010/wordprocessingGroup" xmlns:w16se="http://schemas.microsoft.com/office/word/2015/wordml/symex" xmlns:w15="http://schemas.microsoft.com/office/word/2012/wordml" xmlns:w14="http://schemas.microsoft.com/office/word/2010/wordml" xmlns:w="http://schemas.openxmlformats.org/wordprocessingml/2006/main" xmlns:w10="urn:schemas-microsoft-com:office:word" xmlns:wp14="http://schemas.microsoft.com/office/word/2010/wordprocessingDrawing" xmlns:v="urn:schemas-microsoft-com:vml" xmlns:o="urn:schemas-microsoft-com:office:office" xmlns:aink="http://schemas.microsoft.com/office/drawing/2016/ink" xmlns:mc="http://schemas.openxmlformats.org/markup-compatibility/2006" xmlns:cx8="http://schemas.microsoft.com/office/drawing/2016/5/14/chartex" xmlns:cx7="http://schemas.microsoft.com/office/drawing/2016/5/13/chartex" xmlns:cx6="http://schemas.microsoft.com/office/drawing/2016/5/12/chartex" xmlns:cx5="http://schemas.microsoft.com/office/drawing/2016/5/11/chartex" xmlns:cx4="http://schemas.microsoft.com/office/drawing/2016/5/10/chartex" xmlns:cx3="http://schemas.microsoft.com/office/drawing/2016/5/9/chartex" xmlns:cx2="http://schemas.microsoft.com/office/drawing/2015/10/21/chartex" xmlns:cx1="http://schemas.microsoft.com/office/drawing/2015/9/8/chartex" xmlns:cx="http://schemas.microsoft.com/office/drawing/2014/chartex" xmlns:wpc="http://schemas.microsoft.com/office/word/2010/wordprocessingCanvas" xmlns="" val="0"/>
+                          <a14:useLocalDpi xmlns="" xmlns:wpc="http://schemas.microsoft.com/office/word/2010/wordprocessingCanvas" xmlns:cx="http://schemas.microsoft.com/office/drawing/2014/chartex" xmlns:cx1="http://schemas.microsoft.com/office/drawing/2015/9/8/chartex" xmlns:cx2="http://schemas.microsoft.com/office/drawing/2015/10/21/chartex" xmlns:cx3="http://schemas.microsoft.com/office/drawing/2016/5/9/chartex" xmlns:cx4="http://schemas.microsoft.com/office/drawing/2016/5/10/chartex" xmlns:cx5="http://schemas.microsoft.com/office/drawing/2016/5/11/chartex" xmlns:cx6="http://schemas.microsoft.com/office/drawing/2016/5/12/chartex" xmlns:cx7="http://schemas.microsoft.com/office/drawing/2016/5/13/chartex" xmlns:cx8="http://schemas.microsoft.com/office/drawing/2016/5/14/chartex" xmlns:mc="http://schemas.openxmlformats.org/markup-compatibility/2006" xmlns:aink="http://schemas.microsoft.com/office/drawing/2016/ink" xmlns:o="urn:schemas-microsoft-com:office:office" xmlns:v="urn:schemas-microsoft-com:vml" xmlns:wp14="http://schemas.microsoft.com/office/word/2010/wordprocessingDrawing" xmlns:w10="urn:schemas-microsoft-com:office:word" xmlns:w="http://schemas.openxmlformats.org/wordprocessingml/2006/main" xmlns:w14="http://schemas.microsoft.com/office/word/2010/wordml" xmlns:w15="http://schemas.microsoft.com/office/word/2012/wordml" xmlns:w16se="http://schemas.microsoft.com/office/word/2015/wordml/symex" xmlns:wpg="http://schemas.microsoft.com/office/word/2010/wordprocessingGroup" xmlns:wpi="http://schemas.microsoft.com/office/word/2010/wordprocessingInk" xmlns:wps="http://schemas.microsoft.com/office/word/2010/wordprocessingShape" xmlns:a14="http://schemas.microsoft.com/office/drawing/2010/main" val="0"/>
                         </a:ext>
                       </a:extLst>
                     </a:blip>
@@ -29800,7 +29806,7 @@
                     <a:blip r:embed="rId18">
                       <a:extLst>
                         <a:ext uri="{28A0092B-C50C-407E-A947-70E740481C1C}">
-                          <a14:useLocalDpi xmlns:a14="http://schemas.microsoft.com/office/drawing/2010/main" xmlns:wps="http://schemas.microsoft.com/office/word/2010/wordprocessingShape" xmlns:wpi="http://schemas.microsoft.com/office/word/2010/wordprocessingInk" xmlns:wpg="http://schemas.microsoft.com/office/word/2010/wordprocessingGroup" xmlns:w16se="http://schemas.microsoft.com/office/word/2015/wordml/symex" xmlns:w15="http://schemas.microsoft.com/office/word/2012/wordml" xmlns:w14="http://schemas.microsoft.com/office/word/2010/wordml" xmlns:w="http://schemas.openxmlformats.org/wordprocessingml/2006/main" xmlns:w10="urn:schemas-microsoft-com:office:word" xmlns:wp14="http://schemas.microsoft.com/office/word/2010/wordprocessingDrawing" xmlns:v="urn:schemas-microsoft-com:vml" xmlns:o="urn:schemas-microsoft-com:office:office" xmlns:aink="http://schemas.microsoft.com/office/drawing/2016/ink" xmlns:mc="http://schemas.openxmlformats.org/markup-compatibility/2006" xmlns:cx8="http://schemas.microsoft.com/office/drawing/2016/5/14/chartex" xmlns:cx7="http://schemas.microsoft.com/office/drawing/2016/5/13/chartex" xmlns:cx6="http://schemas.microsoft.com/office/drawing/2016/5/12/chartex" xmlns:cx5="http://schemas.microsoft.com/office/drawing/2016/5/11/chartex" xmlns:cx4="http://schemas.microsoft.com/office/drawing/2016/5/10/chartex" xmlns:cx3="http://schemas.microsoft.com/office/drawing/2016/5/9/chartex" xmlns:cx2="http://schemas.microsoft.com/office/drawing/2015/10/21/chartex" xmlns:cx1="http://schemas.microsoft.com/office/drawing/2015/9/8/chartex" xmlns:cx="http://schemas.microsoft.com/office/drawing/2014/chartex" xmlns:wpc="http://schemas.microsoft.com/office/word/2010/wordprocessingCanvas" xmlns="" val="0"/>
+                          <a14:useLocalDpi xmlns="" xmlns:wpc="http://schemas.microsoft.com/office/word/2010/wordprocessingCanvas" xmlns:cx="http://schemas.microsoft.com/office/drawing/2014/chartex" xmlns:cx1="http://schemas.microsoft.com/office/drawing/2015/9/8/chartex" xmlns:cx2="http://schemas.microsoft.com/office/drawing/2015/10/21/chartex" xmlns:cx3="http://schemas.microsoft.com/office/drawing/2016/5/9/chartex" xmlns:cx4="http://schemas.microsoft.com/office/drawing/2016/5/10/chartex" xmlns:cx5="http://schemas.microsoft.com/office/drawing/2016/5/11/chartex" xmlns:cx6="http://schemas.microsoft.com/office/drawing/2016/5/12/chartex" xmlns:cx7="http://schemas.microsoft.com/office/drawing/2016/5/13/chartex" xmlns:cx8="http://schemas.microsoft.com/office/drawing/2016/5/14/chartex" xmlns:mc="http://schemas.openxmlformats.org/markup-compatibility/2006" xmlns:aink="http://schemas.microsoft.com/office/drawing/2016/ink" xmlns:o="urn:schemas-microsoft-com:office:office" xmlns:v="urn:schemas-microsoft-com:vml" xmlns:wp14="http://schemas.microsoft.com/office/word/2010/wordprocessingDrawing" xmlns:w10="urn:schemas-microsoft-com:office:word" xmlns:w="http://schemas.openxmlformats.org/wordprocessingml/2006/main" xmlns:w14="http://schemas.microsoft.com/office/word/2010/wordml" xmlns:w15="http://schemas.microsoft.com/office/word/2012/wordml" xmlns:w16se="http://schemas.microsoft.com/office/word/2015/wordml/symex" xmlns:wpg="http://schemas.microsoft.com/office/word/2010/wordprocessingGroup" xmlns:wpi="http://schemas.microsoft.com/office/word/2010/wordprocessingInk" xmlns:wps="http://schemas.microsoft.com/office/word/2010/wordprocessingShape" xmlns:a14="http://schemas.microsoft.com/office/drawing/2010/main" val="0"/>
                         </a:ext>
                       </a:extLst>
                     </a:blip>
@@ -30651,7 +30657,7 @@
                     <a:blip r:embed="rId18">
                       <a:extLst>
                         <a:ext uri="{28A0092B-C50C-407E-A947-70E740481C1C}">
-                          <a14:useLocalDpi xmlns:a14="http://schemas.microsoft.com/office/drawing/2010/main" xmlns:wps="http://schemas.microsoft.com/office/word/2010/wordprocessingShape" xmlns:wpi="http://schemas.microsoft.com/office/word/2010/wordprocessingInk" xmlns:wpg="http://schemas.microsoft.com/office/word/2010/wordprocessingGroup" xmlns:w16se="http://schemas.microsoft.com/office/word/2015/wordml/symex" xmlns:w15="http://schemas.microsoft.com/office/word/2012/wordml" xmlns:w14="http://schemas.microsoft.com/office/word/2010/wordml" xmlns:w="http://schemas.openxmlformats.org/wordprocessingml/2006/main" xmlns:w10="urn:schemas-microsoft-com:office:word" xmlns:wp14="http://schemas.microsoft.com/office/word/2010/wordprocessingDrawing" xmlns:v="urn:schemas-microsoft-com:vml" xmlns:o="urn:schemas-microsoft-com:office:office" xmlns:aink="http://schemas.microsoft.com/office/drawing/2016/ink" xmlns:mc="http://schemas.openxmlformats.org/markup-compatibility/2006" xmlns:cx8="http://schemas.microsoft.com/office/drawing/2016/5/14/chartex" xmlns:cx7="http://schemas.microsoft.com/office/drawing/2016/5/13/chartex" xmlns:cx6="http://schemas.microsoft.com/office/drawing/2016/5/12/chartex" xmlns:cx5="http://schemas.microsoft.com/office/drawing/2016/5/11/chartex" xmlns:cx4="http://schemas.microsoft.com/office/drawing/2016/5/10/chartex" xmlns:cx3="http://schemas.microsoft.com/office/drawing/2016/5/9/chartex" xmlns:cx2="http://schemas.microsoft.com/office/drawing/2015/10/21/chartex" xmlns:cx1="http://schemas.microsoft.com/office/drawing/2015/9/8/chartex" xmlns:cx="http://schemas.microsoft.com/office/drawing/2014/chartex" xmlns:wpc="http://schemas.microsoft.com/office/word/2010/wordprocessingCanvas" xmlns="" val="0"/>
+                          <a14:useLocalDpi xmlns="" xmlns:wpc="http://schemas.microsoft.com/office/word/2010/wordprocessingCanvas" xmlns:cx="http://schemas.microsoft.com/office/drawing/2014/chartex" xmlns:cx1="http://schemas.microsoft.com/office/drawing/2015/9/8/chartex" xmlns:cx2="http://schemas.microsoft.com/office/drawing/2015/10/21/chartex" xmlns:cx3="http://schemas.microsoft.com/office/drawing/2016/5/9/chartex" xmlns:cx4="http://schemas.microsoft.com/office/drawing/2016/5/10/chartex" xmlns:cx5="http://schemas.microsoft.com/office/drawing/2016/5/11/chartex" xmlns:cx6="http://schemas.microsoft.com/office/drawing/2016/5/12/chartex" xmlns:cx7="http://schemas.microsoft.com/office/drawing/2016/5/13/chartex" xmlns:cx8="http://schemas.microsoft.com/office/drawing/2016/5/14/chartex" xmlns:mc="http://schemas.openxmlformats.org/markup-compatibility/2006" xmlns:aink="http://schemas.microsoft.com/office/drawing/2016/ink" xmlns:o="urn:schemas-microsoft-com:office:office" xmlns:v="urn:schemas-microsoft-com:vml" xmlns:wp14="http://schemas.microsoft.com/office/word/2010/wordprocessingDrawing" xmlns:w10="urn:schemas-microsoft-com:office:word" xmlns:w="http://schemas.openxmlformats.org/wordprocessingml/2006/main" xmlns:w14="http://schemas.microsoft.com/office/word/2010/wordml" xmlns:w15="http://schemas.microsoft.com/office/word/2012/wordml" xmlns:w16se="http://schemas.microsoft.com/office/word/2015/wordml/symex" xmlns:wpg="http://schemas.microsoft.com/office/word/2010/wordprocessingGroup" xmlns:wpi="http://schemas.microsoft.com/office/word/2010/wordprocessingInk" xmlns:wps="http://schemas.microsoft.com/office/word/2010/wordprocessingShape" xmlns:a14="http://schemas.microsoft.com/office/drawing/2010/main" val="0"/>
                         </a:ext>
                       </a:extLst>
                     </a:blip>
@@ -31224,7 +31230,7 @@
                     <a:blip r:embed="rId18">
                       <a:extLst>
                         <a:ext uri="{28A0092B-C50C-407E-A947-70E740481C1C}">
-                          <a14:useLocalDpi xmlns:a14="http://schemas.microsoft.com/office/drawing/2010/main" xmlns:wps="http://schemas.microsoft.com/office/word/2010/wordprocessingShape" xmlns:wpi="http://schemas.microsoft.com/office/word/2010/wordprocessingInk" xmlns:wpg="http://schemas.microsoft.com/office/word/2010/wordprocessingGroup" xmlns:w16se="http://schemas.microsoft.com/office/word/2015/wordml/symex" xmlns:w15="http://schemas.microsoft.com/office/word/2012/wordml" xmlns:w14="http://schemas.microsoft.com/office/word/2010/wordml" xmlns:w="http://schemas.openxmlformats.org/wordprocessingml/2006/main" xmlns:w10="urn:schemas-microsoft-com:office:word" xmlns:wp14="http://schemas.microsoft.com/office/word/2010/wordprocessingDrawing" xmlns:v="urn:schemas-microsoft-com:vml" xmlns:o="urn:schemas-microsoft-com:office:office" xmlns:aink="http://schemas.microsoft.com/office/drawing/2016/ink" xmlns:mc="http://schemas.openxmlformats.org/markup-compatibility/2006" xmlns:cx8="http://schemas.microsoft.com/office/drawing/2016/5/14/chartex" xmlns:cx7="http://schemas.microsoft.com/office/drawing/2016/5/13/chartex" xmlns:cx6="http://schemas.microsoft.com/office/drawing/2016/5/12/chartex" xmlns:cx5="http://schemas.microsoft.com/office/drawing/2016/5/11/chartex" xmlns:cx4="http://schemas.microsoft.com/office/drawing/2016/5/10/chartex" xmlns:cx3="http://schemas.microsoft.com/office/drawing/2016/5/9/chartex" xmlns:cx2="http://schemas.microsoft.com/office/drawing/2015/10/21/chartex" xmlns:cx1="http://schemas.microsoft.com/office/drawing/2015/9/8/chartex" xmlns:cx="http://schemas.microsoft.com/office/drawing/2014/chartex" xmlns:wpc="http://schemas.microsoft.com/office/word/2010/wordprocessingCanvas" xmlns="" val="0"/>
+                          <a14:useLocalDpi xmlns="" xmlns:wpc="http://schemas.microsoft.com/office/word/2010/wordprocessingCanvas" xmlns:cx="http://schemas.microsoft.com/office/drawing/2014/chartex" xmlns:cx1="http://schemas.microsoft.com/office/drawing/2015/9/8/chartex" xmlns:cx2="http://schemas.microsoft.com/office/drawing/2015/10/21/chartex" xmlns:cx3="http://schemas.microsoft.com/office/drawing/2016/5/9/chartex" xmlns:cx4="http://schemas.microsoft.com/office/drawing/2016/5/10/chartex" xmlns:cx5="http://schemas.microsoft.com/office/drawing/2016/5/11/chartex" xmlns:cx6="http://schemas.microsoft.com/office/drawing/2016/5/12/chartex" xmlns:cx7="http://schemas.microsoft.com/office/drawing/2016/5/13/chartex" xmlns:cx8="http://schemas.microsoft.com/office/drawing/2016/5/14/chartex" xmlns:mc="http://schemas.openxmlformats.org/markup-compatibility/2006" xmlns:aink="http://schemas.microsoft.com/office/drawing/2016/ink" xmlns:o="urn:schemas-microsoft-com:office:office" xmlns:v="urn:schemas-microsoft-com:vml" xmlns:wp14="http://schemas.microsoft.com/office/word/2010/wordprocessingDrawing" xmlns:w10="urn:schemas-microsoft-com:office:word" xmlns:w="http://schemas.openxmlformats.org/wordprocessingml/2006/main" xmlns:w14="http://schemas.microsoft.com/office/word/2010/wordml" xmlns:w15="http://schemas.microsoft.com/office/word/2012/wordml" xmlns:w16se="http://schemas.microsoft.com/office/word/2015/wordml/symex" xmlns:wpg="http://schemas.microsoft.com/office/word/2010/wordprocessingGroup" xmlns:wpi="http://schemas.microsoft.com/office/word/2010/wordprocessingInk" xmlns:wps="http://schemas.microsoft.com/office/word/2010/wordprocessingShape" xmlns:a14="http://schemas.microsoft.com/office/drawing/2010/main" val="0"/>
                         </a:ext>
                       </a:extLst>
                     </a:blip>
@@ -32530,7 +32536,7 @@
                     <a:blip r:embed="rId18">
                       <a:extLst>
                         <a:ext uri="{28A0092B-C50C-407E-A947-70E740481C1C}">
-                          <a14:useLocalDpi xmlns:a14="http://schemas.microsoft.com/office/drawing/2010/main" xmlns:wps="http://schemas.microsoft.com/office/word/2010/wordprocessingShape" xmlns:wpi="http://schemas.microsoft.com/office/word/2010/wordprocessingInk" xmlns:wpg="http://schemas.microsoft.com/office/word/2010/wordprocessingGroup" xmlns:w16se="http://schemas.microsoft.com/office/word/2015/wordml/symex" xmlns:w15="http://schemas.microsoft.com/office/word/2012/wordml" xmlns:w14="http://schemas.microsoft.com/office/word/2010/wordml" xmlns:w="http://schemas.openxmlformats.org/wordprocessingml/2006/main" xmlns:w10="urn:schemas-microsoft-com:office:word" xmlns:wp14="http://schemas.microsoft.com/office/word/2010/wordprocessingDrawing" xmlns:v="urn:schemas-microsoft-com:vml" xmlns:o="urn:schemas-microsoft-com:office:office" xmlns:aink="http://schemas.microsoft.com/office/drawing/2016/ink" xmlns:mc="http://schemas.openxmlformats.org/markup-compatibility/2006" xmlns:cx8="http://schemas.microsoft.com/office/drawing/2016/5/14/chartex" xmlns:cx7="http://schemas.microsoft.com/office/drawing/2016/5/13/chartex" xmlns:cx6="http://schemas.microsoft.com/office/drawing/2016/5/12/chartex" xmlns:cx5="http://schemas.microsoft.com/office/drawing/2016/5/11/chartex" xmlns:cx4="http://schemas.microsoft.com/office/drawing/2016/5/10/chartex" xmlns:cx3="http://schemas.microsoft.com/office/drawing/2016/5/9/chartex" xmlns:cx2="http://schemas.microsoft.com/office/drawing/2015/10/21/chartex" xmlns:cx1="http://schemas.microsoft.com/office/drawing/2015/9/8/chartex" xmlns:cx="http://schemas.microsoft.com/office/drawing/2014/chartex" xmlns:wpc="http://schemas.microsoft.com/office/word/2010/wordprocessingCanvas" xmlns="" val="0"/>
+                          <a14:useLocalDpi xmlns="" xmlns:wpc="http://schemas.microsoft.com/office/word/2010/wordprocessingCanvas" xmlns:cx="http://schemas.microsoft.com/office/drawing/2014/chartex" xmlns:cx1="http://schemas.microsoft.com/office/drawing/2015/9/8/chartex" xmlns:cx2="http://schemas.microsoft.com/office/drawing/2015/10/21/chartex" xmlns:cx3="http://schemas.microsoft.com/office/drawing/2016/5/9/chartex" xmlns:cx4="http://schemas.microsoft.com/office/drawing/2016/5/10/chartex" xmlns:cx5="http://schemas.microsoft.com/office/drawing/2016/5/11/chartex" xmlns:cx6="http://schemas.microsoft.com/office/drawing/2016/5/12/chartex" xmlns:cx7="http://schemas.microsoft.com/office/drawing/2016/5/13/chartex" xmlns:cx8="http://schemas.microsoft.com/office/drawing/2016/5/14/chartex" xmlns:mc="http://schemas.openxmlformats.org/markup-compatibility/2006" xmlns:aink="http://schemas.microsoft.com/office/drawing/2016/ink" xmlns:o="urn:schemas-microsoft-com:office:office" xmlns:v="urn:schemas-microsoft-com:vml" xmlns:wp14="http://schemas.microsoft.com/office/word/2010/wordprocessingDrawing" xmlns:w10="urn:schemas-microsoft-com:office:word" xmlns:w="http://schemas.openxmlformats.org/wordprocessingml/2006/main" xmlns:w14="http://schemas.microsoft.com/office/word/2010/wordml" xmlns:w15="http://schemas.microsoft.com/office/word/2012/wordml" xmlns:w16se="http://schemas.microsoft.com/office/word/2015/wordml/symex" xmlns:wpg="http://schemas.microsoft.com/office/word/2010/wordprocessingGroup" xmlns:wpi="http://schemas.microsoft.com/office/word/2010/wordprocessingInk" xmlns:wps="http://schemas.microsoft.com/office/word/2010/wordprocessingShape" xmlns:a14="http://schemas.microsoft.com/office/drawing/2010/main" val="0"/>
                         </a:ext>
                       </a:extLst>
                     </a:blip>
@@ -33610,7 +33616,7 @@
                     <a:blip r:embed="rId18">
                       <a:extLst>
                         <a:ext uri="{28A0092B-C50C-407E-A947-70E740481C1C}">
-                          <a14:useLocalDpi xmlns:a14="http://schemas.microsoft.com/office/drawing/2010/main" xmlns:wps="http://schemas.microsoft.com/office/word/2010/wordprocessingShape" xmlns:wpi="http://schemas.microsoft.com/office/word/2010/wordprocessingInk" xmlns:wpg="http://schemas.microsoft.com/office/word/2010/wordprocessingGroup" xmlns:w16se="http://schemas.microsoft.com/office/word/2015/wordml/symex" xmlns:w15="http://schemas.microsoft.com/office/word/2012/wordml" xmlns:w14="http://schemas.microsoft.com/office/word/2010/wordml" xmlns:w="http://schemas.openxmlformats.org/wordprocessingml/2006/main" xmlns:w10="urn:schemas-microsoft-com:office:word" xmlns:wp14="http://schemas.microsoft.com/office/word/2010/wordprocessingDrawing" xmlns:v="urn:schemas-microsoft-com:vml" xmlns:o="urn:schemas-microsoft-com:office:office" xmlns:aink="http://schemas.microsoft.com/office/drawing/2016/ink" xmlns:mc="http://schemas.openxmlformats.org/markup-compatibility/2006" xmlns:cx8="http://schemas.microsoft.com/office/drawing/2016/5/14/chartex" xmlns:cx7="http://schemas.microsoft.com/office/drawing/2016/5/13/chartex" xmlns:cx6="http://schemas.microsoft.com/office/drawing/2016/5/12/chartex" xmlns:cx5="http://schemas.microsoft.com/office/drawing/2016/5/11/chartex" xmlns:cx4="http://schemas.microsoft.com/office/drawing/2016/5/10/chartex" xmlns:cx3="http://schemas.microsoft.com/office/drawing/2016/5/9/chartex" xmlns:cx2="http://schemas.microsoft.com/office/drawing/2015/10/21/chartex" xmlns:cx1="http://schemas.microsoft.com/office/drawing/2015/9/8/chartex" xmlns:cx="http://schemas.microsoft.com/office/drawing/2014/chartex" xmlns:wpc="http://schemas.microsoft.com/office/word/2010/wordprocessingCanvas" xmlns="" val="0"/>
+                          <a14:useLocalDpi xmlns="" xmlns:wpc="http://schemas.microsoft.com/office/word/2010/wordprocessingCanvas" xmlns:cx="http://schemas.microsoft.com/office/drawing/2014/chartex" xmlns:cx1="http://schemas.microsoft.com/office/drawing/2015/9/8/chartex" xmlns:cx2="http://schemas.microsoft.com/office/drawing/2015/10/21/chartex" xmlns:cx3="http://schemas.microsoft.com/office/drawing/2016/5/9/chartex" xmlns:cx4="http://schemas.microsoft.com/office/drawing/2016/5/10/chartex" xmlns:cx5="http://schemas.microsoft.com/office/drawing/2016/5/11/chartex" xmlns:cx6="http://schemas.microsoft.com/office/drawing/2016/5/12/chartex" xmlns:cx7="http://schemas.microsoft.com/office/drawing/2016/5/13/chartex" xmlns:cx8="http://schemas.microsoft.com/office/drawing/2016/5/14/chartex" xmlns:mc="http://schemas.openxmlformats.org/markup-compatibility/2006" xmlns:aink="http://schemas.microsoft.com/office/drawing/2016/ink" xmlns:o="urn:schemas-microsoft-com:office:office" xmlns:v="urn:schemas-microsoft-com:vml" xmlns:wp14="http://schemas.microsoft.com/office/word/2010/wordprocessingDrawing" xmlns:w10="urn:schemas-microsoft-com:office:word" xmlns:w="http://schemas.openxmlformats.org/wordprocessingml/2006/main" xmlns:w14="http://schemas.microsoft.com/office/word/2010/wordml" xmlns:w15="http://schemas.microsoft.com/office/word/2012/wordml" xmlns:w16se="http://schemas.microsoft.com/office/word/2015/wordml/symex" xmlns:wpg="http://schemas.microsoft.com/office/word/2010/wordprocessingGroup" xmlns:wpi="http://schemas.microsoft.com/office/word/2010/wordprocessingInk" xmlns:wps="http://schemas.microsoft.com/office/word/2010/wordprocessingShape" xmlns:a14="http://schemas.microsoft.com/office/drawing/2010/main" val="0"/>
                         </a:ext>
                       </a:extLst>
                     </a:blip>
@@ -34095,7 +34101,7 @@
                     <a:blip r:embed="rId18">
                       <a:extLst>
                         <a:ext uri="{28A0092B-C50C-407E-A947-70E740481C1C}">
-                          <a14:useLocalDpi xmlns:a14="http://schemas.microsoft.com/office/drawing/2010/main" xmlns:wps="http://schemas.microsoft.com/office/word/2010/wordprocessingShape" xmlns:wpi="http://schemas.microsoft.com/office/word/2010/wordprocessingInk" xmlns:wpg="http://schemas.microsoft.com/office/word/2010/wordprocessingGroup" xmlns:w16se="http://schemas.microsoft.com/office/word/2015/wordml/symex" xmlns:w15="http://schemas.microsoft.com/office/word/2012/wordml" xmlns:w14="http://schemas.microsoft.com/office/word/2010/wordml" xmlns:w="http://schemas.openxmlformats.org/wordprocessingml/2006/main" xmlns:w10="urn:schemas-microsoft-com:office:word" xmlns:wp14="http://schemas.microsoft.com/office/word/2010/wordprocessingDrawing" xmlns:v="urn:schemas-microsoft-com:vml" xmlns:o="urn:schemas-microsoft-com:office:office" xmlns:aink="http://schemas.microsoft.com/office/drawing/2016/ink" xmlns:mc="http://schemas.openxmlformats.org/markup-compatibility/2006" xmlns:cx8="http://schemas.microsoft.com/office/drawing/2016/5/14/chartex" xmlns:cx7="http://schemas.microsoft.com/office/drawing/2016/5/13/chartex" xmlns:cx6="http://schemas.microsoft.com/office/drawing/2016/5/12/chartex" xmlns:cx5="http://schemas.microsoft.com/office/drawing/2016/5/11/chartex" xmlns:cx4="http://schemas.microsoft.com/office/drawing/2016/5/10/chartex" xmlns:cx3="http://schemas.microsoft.com/office/drawing/2016/5/9/chartex" xmlns:cx2="http://schemas.microsoft.com/office/drawing/2015/10/21/chartex" xmlns:cx1="http://schemas.microsoft.com/office/drawing/2015/9/8/chartex" xmlns:cx="http://schemas.microsoft.com/office/drawing/2014/chartex" xmlns:wpc="http://schemas.microsoft.com/office/word/2010/wordprocessingCanvas" xmlns="" val="0"/>
+                          <a14:useLocalDpi xmlns="" xmlns:wpc="http://schemas.microsoft.com/office/word/2010/wordprocessingCanvas" xmlns:cx="http://schemas.microsoft.com/office/drawing/2014/chartex" xmlns:cx1="http://schemas.microsoft.com/office/drawing/2015/9/8/chartex" xmlns:cx2="http://schemas.microsoft.com/office/drawing/2015/10/21/chartex" xmlns:cx3="http://schemas.microsoft.com/office/drawing/2016/5/9/chartex" xmlns:cx4="http://schemas.microsoft.com/office/drawing/2016/5/10/chartex" xmlns:cx5="http://schemas.microsoft.com/office/drawing/2016/5/11/chartex" xmlns:cx6="http://schemas.microsoft.com/office/drawing/2016/5/12/chartex" xmlns:cx7="http://schemas.microsoft.com/office/drawing/2016/5/13/chartex" xmlns:cx8="http://schemas.microsoft.com/office/drawing/2016/5/14/chartex" xmlns:mc="http://schemas.openxmlformats.org/markup-compatibility/2006" xmlns:aink="http://schemas.microsoft.com/office/drawing/2016/ink" xmlns:o="urn:schemas-microsoft-com:office:office" xmlns:v="urn:schemas-microsoft-com:vml" xmlns:wp14="http://schemas.microsoft.com/office/word/2010/wordprocessingDrawing" xmlns:w10="urn:schemas-microsoft-com:office:word" xmlns:w="http://schemas.openxmlformats.org/wordprocessingml/2006/main" xmlns:w14="http://schemas.microsoft.com/office/word/2010/wordml" xmlns:w15="http://schemas.microsoft.com/office/word/2012/wordml" xmlns:w16se="http://schemas.microsoft.com/office/word/2015/wordml/symex" xmlns:wpg="http://schemas.microsoft.com/office/word/2010/wordprocessingGroup" xmlns:wpi="http://schemas.microsoft.com/office/word/2010/wordprocessingInk" xmlns:wps="http://schemas.microsoft.com/office/word/2010/wordprocessingShape" xmlns:a14="http://schemas.microsoft.com/office/drawing/2010/main" val="0"/>
                         </a:ext>
                       </a:extLst>
                     </a:blip>
@@ -35028,7 +35034,7 @@
                     <a:blip r:embed="rId18">
                       <a:extLst>
                         <a:ext uri="{28A0092B-C50C-407E-A947-70E740481C1C}">
-                          <a14:useLocalDpi xmlns:a14="http://schemas.microsoft.com/office/drawing/2010/main" xmlns:wps="http://schemas.microsoft.com/office/word/2010/wordprocessingShape" xmlns:wpi="http://schemas.microsoft.com/office/word/2010/wordprocessingInk" xmlns:wpg="http://schemas.microsoft.com/office/word/2010/wordprocessingGroup" xmlns:w16se="http://schemas.microsoft.com/office/word/2015/wordml/symex" xmlns:w15="http://schemas.microsoft.com/office/word/2012/wordml" xmlns:w14="http://schemas.microsoft.com/office/word/2010/wordml" xmlns:w="http://schemas.openxmlformats.org/wordprocessingml/2006/main" xmlns:w10="urn:schemas-microsoft-com:office:word" xmlns:wp14="http://schemas.microsoft.com/office/word/2010/wordprocessingDrawing" xmlns:v="urn:schemas-microsoft-com:vml" xmlns:o="urn:schemas-microsoft-com:office:office" xmlns:aink="http://schemas.microsoft.com/office/drawing/2016/ink" xmlns:mc="http://schemas.openxmlformats.org/markup-compatibility/2006" xmlns:cx8="http://schemas.microsoft.com/office/drawing/2016/5/14/chartex" xmlns:cx7="http://schemas.microsoft.com/office/drawing/2016/5/13/chartex" xmlns:cx6="http://schemas.microsoft.com/office/drawing/2016/5/12/chartex" xmlns:cx5="http://schemas.microsoft.com/office/drawing/2016/5/11/chartex" xmlns:cx4="http://schemas.microsoft.com/office/drawing/2016/5/10/chartex" xmlns:cx3="http://schemas.microsoft.com/office/drawing/2016/5/9/chartex" xmlns:cx2="http://schemas.microsoft.com/office/drawing/2015/10/21/chartex" xmlns:cx1="http://schemas.microsoft.com/office/drawing/2015/9/8/chartex" xmlns:cx="http://schemas.microsoft.com/office/drawing/2014/chartex" xmlns:wpc="http://schemas.microsoft.com/office/word/2010/wordprocessingCanvas" xmlns="" val="0"/>
+                          <a14:useLocalDpi xmlns="" xmlns:wpc="http://schemas.microsoft.com/office/word/2010/wordprocessingCanvas" xmlns:cx="http://schemas.microsoft.com/office/drawing/2014/chartex" xmlns:cx1="http://schemas.microsoft.com/office/drawing/2015/9/8/chartex" xmlns:cx2="http://schemas.microsoft.com/office/drawing/2015/10/21/chartex" xmlns:cx3="http://schemas.microsoft.com/office/drawing/2016/5/9/chartex" xmlns:cx4="http://schemas.microsoft.com/office/drawing/2016/5/10/chartex" xmlns:cx5="http://schemas.microsoft.com/office/drawing/2016/5/11/chartex" xmlns:cx6="http://schemas.microsoft.com/office/drawing/2016/5/12/chartex" xmlns:cx7="http://schemas.microsoft.com/office/drawing/2016/5/13/chartex" xmlns:cx8="http://schemas.microsoft.com/office/drawing/2016/5/14/chartex" xmlns:mc="http://schemas.openxmlformats.org/markup-compatibility/2006" xmlns:aink="http://schemas.microsoft.com/office/drawing/2016/ink" xmlns:o="urn:schemas-microsoft-com:office:office" xmlns:v="urn:schemas-microsoft-com:vml" xmlns:wp14="http://schemas.microsoft.com/office/word/2010/wordprocessingDrawing" xmlns:w10="urn:schemas-microsoft-com:office:word" xmlns:w="http://schemas.openxmlformats.org/wordprocessingml/2006/main" xmlns:w14="http://schemas.microsoft.com/office/word/2010/wordml" xmlns:w15="http://schemas.microsoft.com/office/word/2012/wordml" xmlns:w16se="http://schemas.microsoft.com/office/word/2015/wordml/symex" xmlns:wpg="http://schemas.microsoft.com/office/word/2010/wordprocessingGroup" xmlns:wpi="http://schemas.microsoft.com/office/word/2010/wordprocessingInk" xmlns:wps="http://schemas.microsoft.com/office/word/2010/wordprocessingShape" xmlns:a14="http://schemas.microsoft.com/office/drawing/2010/main" val="0"/>
                         </a:ext>
                       </a:extLst>
                     </a:blip>
@@ -35445,7 +35451,7 @@
                     <a:blip r:embed="rId18">
                       <a:extLst>
                         <a:ext uri="{28A0092B-C50C-407E-A947-70E740481C1C}">
-                          <a14:useLocalDpi xmlns:a14="http://schemas.microsoft.com/office/drawing/2010/main" xmlns:wps="http://schemas.microsoft.com/office/word/2010/wordprocessingShape" xmlns:wpi="http://schemas.microsoft.com/office/word/2010/wordprocessingInk" xmlns:wpg="http://schemas.microsoft.com/office/word/2010/wordprocessingGroup" xmlns:w16se="http://schemas.microsoft.com/office/word/2015/wordml/symex" xmlns:w15="http://schemas.microsoft.com/office/word/2012/wordml" xmlns:w14="http://schemas.microsoft.com/office/word/2010/wordml" xmlns:w="http://schemas.openxmlformats.org/wordprocessingml/2006/main" xmlns:w10="urn:schemas-microsoft-com:office:word" xmlns:wp14="http://schemas.microsoft.com/office/word/2010/wordprocessingDrawing" xmlns:v="urn:schemas-microsoft-com:vml" xmlns:o="urn:schemas-microsoft-com:office:office" xmlns:aink="http://schemas.microsoft.com/office/drawing/2016/ink" xmlns:mc="http://schemas.openxmlformats.org/markup-compatibility/2006" xmlns:cx8="http://schemas.microsoft.com/office/drawing/2016/5/14/chartex" xmlns:cx7="http://schemas.microsoft.com/office/drawing/2016/5/13/chartex" xmlns:cx6="http://schemas.microsoft.com/office/drawing/2016/5/12/chartex" xmlns:cx5="http://schemas.microsoft.com/office/drawing/2016/5/11/chartex" xmlns:cx4="http://schemas.microsoft.com/office/drawing/2016/5/10/chartex" xmlns:cx3="http://schemas.microsoft.com/office/drawing/2016/5/9/chartex" xmlns:cx2="http://schemas.microsoft.com/office/drawing/2015/10/21/chartex" xmlns:cx1="http://schemas.microsoft.com/office/drawing/2015/9/8/chartex" xmlns:cx="http://schemas.microsoft.com/office/drawing/2014/chartex" xmlns:wpc="http://schemas.microsoft.com/office/word/2010/wordprocessingCanvas" xmlns="" val="0"/>
+                          <a14:useLocalDpi xmlns="" xmlns:wpc="http://schemas.microsoft.com/office/word/2010/wordprocessingCanvas" xmlns:cx="http://schemas.microsoft.com/office/drawing/2014/chartex" xmlns:cx1="http://schemas.microsoft.com/office/drawing/2015/9/8/chartex" xmlns:cx2="http://schemas.microsoft.com/office/drawing/2015/10/21/chartex" xmlns:cx3="http://schemas.microsoft.com/office/drawing/2016/5/9/chartex" xmlns:cx4="http://schemas.microsoft.com/office/drawing/2016/5/10/chartex" xmlns:cx5="http://schemas.microsoft.com/office/drawing/2016/5/11/chartex" xmlns:cx6="http://schemas.microsoft.com/office/drawing/2016/5/12/chartex" xmlns:cx7="http://schemas.microsoft.com/office/drawing/2016/5/13/chartex" xmlns:cx8="http://schemas.microsoft.com/office/drawing/2016/5/14/chartex" xmlns:mc="http://schemas.openxmlformats.org/markup-compatibility/2006" xmlns:aink="http://schemas.microsoft.com/office/drawing/2016/ink" xmlns:o="urn:schemas-microsoft-com:office:office" xmlns:v="urn:schemas-microsoft-com:vml" xmlns:wp14="http://schemas.microsoft.com/office/word/2010/wordprocessingDrawing" xmlns:w10="urn:schemas-microsoft-com:office:word" xmlns:w="http://schemas.openxmlformats.org/wordprocessingml/2006/main" xmlns:w14="http://schemas.microsoft.com/office/word/2010/wordml" xmlns:w15="http://schemas.microsoft.com/office/word/2012/wordml" xmlns:w16se="http://schemas.microsoft.com/office/word/2015/wordml/symex" xmlns:wpg="http://schemas.microsoft.com/office/word/2010/wordprocessingGroup" xmlns:wpi="http://schemas.microsoft.com/office/word/2010/wordprocessingInk" xmlns:wps="http://schemas.microsoft.com/office/word/2010/wordprocessingShape" xmlns:a14="http://schemas.microsoft.com/office/drawing/2010/main" val="0"/>
                         </a:ext>
                       </a:extLst>
                     </a:blip>
@@ -36028,7 +36034,7 @@
                     <a:blip r:embed="rId18">
                       <a:extLst>
                         <a:ext uri="{28A0092B-C50C-407E-A947-70E740481C1C}">
-                          <a14:useLocalDpi xmlns:a14="http://schemas.microsoft.com/office/drawing/2010/main" xmlns:wps="http://schemas.microsoft.com/office/word/2010/wordprocessingShape" xmlns:wpi="http://schemas.microsoft.com/office/word/2010/wordprocessingInk" xmlns:wpg="http://schemas.microsoft.com/office/word/2010/wordprocessingGroup" xmlns:w16se="http://schemas.microsoft.com/office/word/2015/wordml/symex" xmlns:w15="http://schemas.microsoft.com/office/word/2012/wordml" xmlns:w14="http://schemas.microsoft.com/office/word/2010/wordml" xmlns:w="http://schemas.openxmlformats.org/wordprocessingml/2006/main" xmlns:w10="urn:schemas-microsoft-com:office:word" xmlns:wp14="http://schemas.microsoft.com/office/word/2010/wordprocessingDrawing" xmlns:v="urn:schemas-microsoft-com:vml" xmlns:o="urn:schemas-microsoft-com:office:office" xmlns:aink="http://schemas.microsoft.com/office/drawing/2016/ink" xmlns:mc="http://schemas.openxmlformats.org/markup-compatibility/2006" xmlns:cx8="http://schemas.microsoft.com/office/drawing/2016/5/14/chartex" xmlns:cx7="http://schemas.microsoft.com/office/drawing/2016/5/13/chartex" xmlns:cx6="http://schemas.microsoft.com/office/drawing/2016/5/12/chartex" xmlns:cx5="http://schemas.microsoft.com/office/drawing/2016/5/11/chartex" xmlns:cx4="http://schemas.microsoft.com/office/drawing/2016/5/10/chartex" xmlns:cx3="http://schemas.microsoft.com/office/drawing/2016/5/9/chartex" xmlns:cx2="http://schemas.microsoft.com/office/drawing/2015/10/21/chartex" xmlns:cx1="http://schemas.microsoft.com/office/drawing/2015/9/8/chartex" xmlns:cx="http://schemas.microsoft.com/office/drawing/2014/chartex" xmlns:wpc="http://schemas.microsoft.com/office/word/2010/wordprocessingCanvas" xmlns="" val="0"/>
+                          <a14:useLocalDpi xmlns="" xmlns:wpc="http://schemas.microsoft.com/office/word/2010/wordprocessingCanvas" xmlns:cx="http://schemas.microsoft.com/office/drawing/2014/chartex" xmlns:cx1="http://schemas.microsoft.com/office/drawing/2015/9/8/chartex" xmlns:cx2="http://schemas.microsoft.com/office/drawing/2015/10/21/chartex" xmlns:cx3="http://schemas.microsoft.com/office/drawing/2016/5/9/chartex" xmlns:cx4="http://schemas.microsoft.com/office/drawing/2016/5/10/chartex" xmlns:cx5="http://schemas.microsoft.com/office/drawing/2016/5/11/chartex" xmlns:cx6="http://schemas.microsoft.com/office/drawing/2016/5/12/chartex" xmlns:cx7="http://schemas.microsoft.com/office/drawing/2016/5/13/chartex" xmlns:cx8="http://schemas.microsoft.com/office/drawing/2016/5/14/chartex" xmlns:mc="http://schemas.openxmlformats.org/markup-compatibility/2006" xmlns:aink="http://schemas.microsoft.com/office/drawing/2016/ink" xmlns:o="urn:schemas-microsoft-com:office:office" xmlns:v="urn:schemas-microsoft-com:vml" xmlns:wp14="http://schemas.microsoft.com/office/word/2010/wordprocessingDrawing" xmlns:w10="urn:schemas-microsoft-com:office:word" xmlns:w="http://schemas.openxmlformats.org/wordprocessingml/2006/main" xmlns:w14="http://schemas.microsoft.com/office/word/2010/wordml" xmlns:w15="http://schemas.microsoft.com/office/word/2012/wordml" xmlns:w16se="http://schemas.microsoft.com/office/word/2015/wordml/symex" xmlns:wpg="http://schemas.microsoft.com/office/word/2010/wordprocessingGroup" xmlns:wpi="http://schemas.microsoft.com/office/word/2010/wordprocessingInk" xmlns:wps="http://schemas.microsoft.com/office/word/2010/wordprocessingShape" xmlns:a14="http://schemas.microsoft.com/office/drawing/2010/main" val="0"/>
                         </a:ext>
                       </a:extLst>
                     </a:blip>
@@ -37312,7 +37318,7 @@
                     <a:blip r:embed="rId18">
                       <a:extLst>
                         <a:ext uri="{28A0092B-C50C-407E-A947-70E740481C1C}">
-                          <a14:useLocalDpi xmlns:a14="http://schemas.microsoft.com/office/drawing/2010/main" xmlns:wps="http://schemas.microsoft.com/office/word/2010/wordprocessingShape" xmlns:wpi="http://schemas.microsoft.com/office/word/2010/wordprocessingInk" xmlns:wpg="http://schemas.microsoft.com/office/word/2010/wordprocessingGroup" xmlns:w16se="http://schemas.microsoft.com/office/word/2015/wordml/symex" xmlns:w15="http://schemas.microsoft.com/office/word/2012/wordml" xmlns:w14="http://schemas.microsoft.com/office/word/2010/wordml" xmlns:w="http://schemas.openxmlformats.org/wordprocessingml/2006/main" xmlns:w10="urn:schemas-microsoft-com:office:word" xmlns:wp14="http://schemas.microsoft.com/office/word/2010/wordprocessingDrawing" xmlns:v="urn:schemas-microsoft-com:vml" xmlns:o="urn:schemas-microsoft-com:office:office" xmlns:aink="http://schemas.microsoft.com/office/drawing/2016/ink" xmlns:mc="http://schemas.openxmlformats.org/markup-compatibility/2006" xmlns:cx8="http://schemas.microsoft.com/office/drawing/2016/5/14/chartex" xmlns:cx7="http://schemas.microsoft.com/office/drawing/2016/5/13/chartex" xmlns:cx6="http://schemas.microsoft.com/office/drawing/2016/5/12/chartex" xmlns:cx5="http://schemas.microsoft.com/office/drawing/2016/5/11/chartex" xmlns:cx4="http://schemas.microsoft.com/office/drawing/2016/5/10/chartex" xmlns:cx3="http://schemas.microsoft.com/office/drawing/2016/5/9/chartex" xmlns:cx2="http://schemas.microsoft.com/office/drawing/2015/10/21/chartex" xmlns:cx1="http://schemas.microsoft.com/office/drawing/2015/9/8/chartex" xmlns:cx="http://schemas.microsoft.com/office/drawing/2014/chartex" xmlns:wpc="http://schemas.microsoft.com/office/word/2010/wordprocessingCanvas" xmlns="" val="0"/>
+                          <a14:useLocalDpi xmlns="" xmlns:wpc="http://schemas.microsoft.com/office/word/2010/wordprocessingCanvas" xmlns:cx="http://schemas.microsoft.com/office/drawing/2014/chartex" xmlns:cx1="http://schemas.microsoft.com/office/drawing/2015/9/8/chartex" xmlns:cx2="http://schemas.microsoft.com/office/drawing/2015/10/21/chartex" xmlns:cx3="http://schemas.microsoft.com/office/drawing/2016/5/9/chartex" xmlns:cx4="http://schemas.microsoft.com/office/drawing/2016/5/10/chartex" xmlns:cx5="http://schemas.microsoft.com/office/drawing/2016/5/11/chartex" xmlns:cx6="http://schemas.microsoft.com/office/drawing/2016/5/12/chartex" xmlns:cx7="http://schemas.microsoft.com/office/drawing/2016/5/13/chartex" xmlns:cx8="http://schemas.microsoft.com/office/drawing/2016/5/14/chartex" xmlns:mc="http://schemas.openxmlformats.org/markup-compatibility/2006" xmlns:aink="http://schemas.microsoft.com/office/drawing/2016/ink" xmlns:o="urn:schemas-microsoft-com:office:office" xmlns:v="urn:schemas-microsoft-com:vml" xmlns:wp14="http://schemas.microsoft.com/office/word/2010/wordprocessingDrawing" xmlns:w10="urn:schemas-microsoft-com:office:word" xmlns:w="http://schemas.openxmlformats.org/wordprocessingml/2006/main" xmlns:w14="http://schemas.microsoft.com/office/word/2010/wordml" xmlns:w15="http://schemas.microsoft.com/office/word/2012/wordml" xmlns:w16se="http://schemas.microsoft.com/office/word/2015/wordml/symex" xmlns:wpg="http://schemas.microsoft.com/office/word/2010/wordprocessingGroup" xmlns:wpi="http://schemas.microsoft.com/office/word/2010/wordprocessingInk" xmlns:wps="http://schemas.microsoft.com/office/word/2010/wordprocessingShape" xmlns:a14="http://schemas.microsoft.com/office/drawing/2010/main" val="0"/>
                         </a:ext>
                       </a:extLst>
                     </a:blip>
@@ -37890,7 +37896,7 @@
                     <a:blip r:embed="rId18">
                       <a:extLst>
                         <a:ext uri="{28A0092B-C50C-407E-A947-70E740481C1C}">
-                          <a14:useLocalDpi xmlns:a14="http://schemas.microsoft.com/office/drawing/2010/main" xmlns:wps="http://schemas.microsoft.com/office/word/2010/wordprocessingShape" xmlns:wpi="http://schemas.microsoft.com/office/word/2010/wordprocessingInk" xmlns:wpg="http://schemas.microsoft.com/office/word/2010/wordprocessingGroup" xmlns:w16se="http://schemas.microsoft.com/office/word/2015/wordml/symex" xmlns:w15="http://schemas.microsoft.com/office/word/2012/wordml" xmlns:w14="http://schemas.microsoft.com/office/word/2010/wordml" xmlns:w="http://schemas.openxmlformats.org/wordprocessingml/2006/main" xmlns:w10="urn:schemas-microsoft-com:office:word" xmlns:wp14="http://schemas.microsoft.com/office/word/2010/wordprocessingDrawing" xmlns:v="urn:schemas-microsoft-com:vml" xmlns:o="urn:schemas-microsoft-com:office:office" xmlns:aink="http://schemas.microsoft.com/office/drawing/2016/ink" xmlns:mc="http://schemas.openxmlformats.org/markup-compatibility/2006" xmlns:cx8="http://schemas.microsoft.com/office/drawing/2016/5/14/chartex" xmlns:cx7="http://schemas.microsoft.com/office/drawing/2016/5/13/chartex" xmlns:cx6="http://schemas.microsoft.com/office/drawing/2016/5/12/chartex" xmlns:cx5="http://schemas.microsoft.com/office/drawing/2016/5/11/chartex" xmlns:cx4="http://schemas.microsoft.com/office/drawing/2016/5/10/chartex" xmlns:cx3="http://schemas.microsoft.com/office/drawing/2016/5/9/chartex" xmlns:cx2="http://schemas.microsoft.com/office/drawing/2015/10/21/chartex" xmlns:cx1="http://schemas.microsoft.com/office/drawing/2015/9/8/chartex" xmlns:cx="http://schemas.microsoft.com/office/drawing/2014/chartex" xmlns:wpc="http://schemas.microsoft.com/office/word/2010/wordprocessingCanvas" xmlns="" val="0"/>
+                          <a14:useLocalDpi xmlns="" xmlns:wpc="http://schemas.microsoft.com/office/word/2010/wordprocessingCanvas" xmlns:cx="http://schemas.microsoft.com/office/drawing/2014/chartex" xmlns:cx1="http://schemas.microsoft.com/office/drawing/2015/9/8/chartex" xmlns:cx2="http://schemas.microsoft.com/office/drawing/2015/10/21/chartex" xmlns:cx3="http://schemas.microsoft.com/office/drawing/2016/5/9/chartex" xmlns:cx4="http://schemas.microsoft.com/office/drawing/2016/5/10/chartex" xmlns:cx5="http://schemas.microsoft.com/office/drawing/2016/5/11/chartex" xmlns:cx6="http://schemas.microsoft.com/office/drawing/2016/5/12/chartex" xmlns:cx7="http://schemas.microsoft.com/office/drawing/2016/5/13/chartex" xmlns:cx8="http://schemas.microsoft.com/office/drawing/2016/5/14/chartex" xmlns:mc="http://schemas.openxmlformats.org/markup-compatibility/2006" xmlns:aink="http://schemas.microsoft.com/office/drawing/2016/ink" xmlns:o="urn:schemas-microsoft-com:office:office" xmlns:v="urn:schemas-microsoft-com:vml" xmlns:wp14="http://schemas.microsoft.com/office/word/2010/wordprocessingDrawing" xmlns:w10="urn:schemas-microsoft-com:office:word" xmlns:w="http://schemas.openxmlformats.org/wordprocessingml/2006/main" xmlns:w14="http://schemas.microsoft.com/office/word/2010/wordml" xmlns:w15="http://schemas.microsoft.com/office/word/2012/wordml" xmlns:w16se="http://schemas.microsoft.com/office/word/2015/wordml/symex" xmlns:wpg="http://schemas.microsoft.com/office/word/2010/wordprocessingGroup" xmlns:wpi="http://schemas.microsoft.com/office/word/2010/wordprocessingInk" xmlns:wps="http://schemas.microsoft.com/office/word/2010/wordprocessingShape" xmlns:a14="http://schemas.microsoft.com/office/drawing/2010/main" val="0"/>
                         </a:ext>
                       </a:extLst>
                     </a:blip>
@@ -39182,7 +39188,7 @@
                     <a:blip r:embed="rId18">
                       <a:extLst>
                         <a:ext uri="{28A0092B-C50C-407E-A947-70E740481C1C}">
-                          <a14:useLocalDpi xmlns:a14="http://schemas.microsoft.com/office/drawing/2010/main" xmlns:wps="http://schemas.microsoft.com/office/word/2010/wordprocessingShape" xmlns:wpi="http://schemas.microsoft.com/office/word/2010/wordprocessingInk" xmlns:wpg="http://schemas.microsoft.com/office/word/2010/wordprocessingGroup" xmlns:w16se="http://schemas.microsoft.com/office/word/2015/wordml/symex" xmlns:w15="http://schemas.microsoft.com/office/word/2012/wordml" xmlns:w14="http://schemas.microsoft.com/office/word/2010/wordml" xmlns:w="http://schemas.openxmlformats.org/wordprocessingml/2006/main" xmlns:w10="urn:schemas-microsoft-com:office:word" xmlns:wp14="http://schemas.microsoft.com/office/word/2010/wordprocessingDrawing" xmlns:v="urn:schemas-microsoft-com:vml" xmlns:o="urn:schemas-microsoft-com:office:office" xmlns:aink="http://schemas.microsoft.com/office/drawing/2016/ink" xmlns:mc="http://schemas.openxmlformats.org/markup-compatibility/2006" xmlns:cx8="http://schemas.microsoft.com/office/drawing/2016/5/14/chartex" xmlns:cx7="http://schemas.microsoft.com/office/drawing/2016/5/13/chartex" xmlns:cx6="http://schemas.microsoft.com/office/drawing/2016/5/12/chartex" xmlns:cx5="http://schemas.microsoft.com/office/drawing/2016/5/11/chartex" xmlns:cx4="http://schemas.microsoft.com/office/drawing/2016/5/10/chartex" xmlns:cx3="http://schemas.microsoft.com/office/drawing/2016/5/9/chartex" xmlns:cx2="http://schemas.microsoft.com/office/drawing/2015/10/21/chartex" xmlns:cx1="http://schemas.microsoft.com/office/drawing/2015/9/8/chartex" xmlns:cx="http://schemas.microsoft.com/office/drawing/2014/chartex" xmlns:wpc="http://schemas.microsoft.com/office/word/2010/wordprocessingCanvas" xmlns="" val="0"/>
+                          <a14:useLocalDpi xmlns="" xmlns:wpc="http://schemas.microsoft.com/office/word/2010/wordprocessingCanvas" xmlns:cx="http://schemas.microsoft.com/office/drawing/2014/chartex" xmlns:cx1="http://schemas.microsoft.com/office/drawing/2015/9/8/chartex" xmlns:cx2="http://schemas.microsoft.com/office/drawing/2015/10/21/chartex" xmlns:cx3="http://schemas.microsoft.com/office/drawing/2016/5/9/chartex" xmlns:cx4="http://schemas.microsoft.com/office/drawing/2016/5/10/chartex" xmlns:cx5="http://schemas.microsoft.com/office/drawing/2016/5/11/chartex" xmlns:cx6="http://schemas.microsoft.com/office/drawing/2016/5/12/chartex" xmlns:cx7="http://schemas.microsoft.com/office/drawing/2016/5/13/chartex" xmlns:cx8="http://schemas.microsoft.com/office/drawing/2016/5/14/chartex" xmlns:mc="http://schemas.openxmlformats.org/markup-compatibility/2006" xmlns:aink="http://schemas.microsoft.com/office/drawing/2016/ink" xmlns:o="urn:schemas-microsoft-com:office:office" xmlns:v="urn:schemas-microsoft-com:vml" xmlns:wp14="http://schemas.microsoft.com/office/word/2010/wordprocessingDrawing" xmlns:w10="urn:schemas-microsoft-com:office:word" xmlns:w="http://schemas.openxmlformats.org/wordprocessingml/2006/main" xmlns:w14="http://schemas.microsoft.com/office/word/2010/wordml" xmlns:w15="http://schemas.microsoft.com/office/word/2012/wordml" xmlns:w16se="http://schemas.microsoft.com/office/word/2015/wordml/symex" xmlns:wpg="http://schemas.microsoft.com/office/word/2010/wordprocessingGroup" xmlns:wpi="http://schemas.microsoft.com/office/word/2010/wordprocessingInk" xmlns:wps="http://schemas.microsoft.com/office/word/2010/wordprocessingShape" xmlns:a14="http://schemas.microsoft.com/office/drawing/2010/main" val="0"/>
                         </a:ext>
                       </a:extLst>
                     </a:blip>
@@ -39706,7 +39712,7 @@
                     <a:blip r:embed="rId18">
                       <a:extLst>
                         <a:ext uri="{28A0092B-C50C-407E-A947-70E740481C1C}">
-                          <a14:useLocalDpi xmlns:a14="http://schemas.microsoft.com/office/drawing/2010/main" xmlns:wps="http://schemas.microsoft.com/office/word/2010/wordprocessingShape" xmlns:wpi="http://schemas.microsoft.com/office/word/2010/wordprocessingInk" xmlns:wpg="http://schemas.microsoft.com/office/word/2010/wordprocessingGroup" xmlns:w16se="http://schemas.microsoft.com/office/word/2015/wordml/symex" xmlns:w15="http://schemas.microsoft.com/office/word/2012/wordml" xmlns:w14="http://schemas.microsoft.com/office/word/2010/wordml" xmlns:w="http://schemas.openxmlformats.org/wordprocessingml/2006/main" xmlns:w10="urn:schemas-microsoft-com:office:word" xmlns:wp14="http://schemas.microsoft.com/office/word/2010/wordprocessingDrawing" xmlns:v="urn:schemas-microsoft-com:vml" xmlns:o="urn:schemas-microsoft-com:office:office" xmlns:aink="http://schemas.microsoft.com/office/drawing/2016/ink" xmlns:mc="http://schemas.openxmlformats.org/markup-compatibility/2006" xmlns:cx8="http://schemas.microsoft.com/office/drawing/2016/5/14/chartex" xmlns:cx7="http://schemas.microsoft.com/office/drawing/2016/5/13/chartex" xmlns:cx6="http://schemas.microsoft.com/office/drawing/2016/5/12/chartex" xmlns:cx5="http://schemas.microsoft.com/office/drawing/2016/5/11/chartex" xmlns:cx4="http://schemas.microsoft.com/office/drawing/2016/5/10/chartex" xmlns:cx3="http://schemas.microsoft.com/office/drawing/2016/5/9/chartex" xmlns:cx2="http://schemas.microsoft.com/office/drawing/2015/10/21/chartex" xmlns:cx1="http://schemas.microsoft.com/office/drawing/2015/9/8/chartex" xmlns:cx="http://schemas.microsoft.com/office/drawing/2014/chartex" xmlns:wpc="http://schemas.microsoft.com/office/word/2010/wordprocessingCanvas" xmlns="" val="0"/>
+                          <a14:useLocalDpi xmlns="" xmlns:wpc="http://schemas.microsoft.com/office/word/2010/wordprocessingCanvas" xmlns:cx="http://schemas.microsoft.com/office/drawing/2014/chartex" xmlns:cx1="http://schemas.microsoft.com/office/drawing/2015/9/8/chartex" xmlns:cx2="http://schemas.microsoft.com/office/drawing/2015/10/21/chartex" xmlns:cx3="http://schemas.microsoft.com/office/drawing/2016/5/9/chartex" xmlns:cx4="http://schemas.microsoft.com/office/drawing/2016/5/10/chartex" xmlns:cx5="http://schemas.microsoft.com/office/drawing/2016/5/11/chartex" xmlns:cx6="http://schemas.microsoft.com/office/drawing/2016/5/12/chartex" xmlns:cx7="http://schemas.microsoft.com/office/drawing/2016/5/13/chartex" xmlns:cx8="http://schemas.microsoft.com/office/drawing/2016/5/14/chartex" xmlns:mc="http://schemas.openxmlformats.org/markup-compatibility/2006" xmlns:aink="http://schemas.microsoft.com/office/drawing/2016/ink" xmlns:o="urn:schemas-microsoft-com:office:office" xmlns:v="urn:schemas-microsoft-com:vml" xmlns:wp14="http://schemas.microsoft.com/office/word/2010/wordprocessingDrawing" xmlns:w10="urn:schemas-microsoft-com:office:word" xmlns:w="http://schemas.openxmlformats.org/wordprocessingml/2006/main" xmlns:w14="http://schemas.microsoft.com/office/word/2010/wordml" xmlns:w15="http://schemas.microsoft.com/office/word/2012/wordml" xmlns:w16se="http://schemas.microsoft.com/office/word/2015/wordml/symex" xmlns:wpg="http://schemas.microsoft.com/office/word/2010/wordprocessingGroup" xmlns:wpi="http://schemas.microsoft.com/office/word/2010/wordprocessingInk" xmlns:wps="http://schemas.microsoft.com/office/word/2010/wordprocessingShape" xmlns:a14="http://schemas.microsoft.com/office/drawing/2010/main" val="0"/>
                         </a:ext>
                       </a:extLst>
                     </a:blip>
@@ -40029,7 +40035,7 @@
                     <a:blip r:embed="rId18">
                       <a:extLst>
                         <a:ext uri="{28A0092B-C50C-407E-A947-70E740481C1C}">
-                          <a14:useLocalDpi xmlns:a14="http://schemas.microsoft.com/office/drawing/2010/main" xmlns:wps="http://schemas.microsoft.com/office/word/2010/wordprocessingShape" xmlns:wpi="http://schemas.microsoft.com/office/word/2010/wordprocessingInk" xmlns:wpg="http://schemas.microsoft.com/office/word/2010/wordprocessingGroup" xmlns:w16se="http://schemas.microsoft.com/office/word/2015/wordml/symex" xmlns:w15="http://schemas.microsoft.com/office/word/2012/wordml" xmlns:w14="http://schemas.microsoft.com/office/word/2010/wordml" xmlns:w="http://schemas.openxmlformats.org/wordprocessingml/2006/main" xmlns:w10="urn:schemas-microsoft-com:office:word" xmlns:wp14="http://schemas.microsoft.com/office/word/2010/wordprocessingDrawing" xmlns:v="urn:schemas-microsoft-com:vml" xmlns:o="urn:schemas-microsoft-com:office:office" xmlns:aink="http://schemas.microsoft.com/office/drawing/2016/ink" xmlns:mc="http://schemas.openxmlformats.org/markup-compatibility/2006" xmlns:cx8="http://schemas.microsoft.com/office/drawing/2016/5/14/chartex" xmlns:cx7="http://schemas.microsoft.com/office/drawing/2016/5/13/chartex" xmlns:cx6="http://schemas.microsoft.com/office/drawing/2016/5/12/chartex" xmlns:cx5="http://schemas.microsoft.com/office/drawing/2016/5/11/chartex" xmlns:cx4="http://schemas.microsoft.com/office/drawing/2016/5/10/chartex" xmlns:cx3="http://schemas.microsoft.com/office/drawing/2016/5/9/chartex" xmlns:cx2="http://schemas.microsoft.com/office/drawing/2015/10/21/chartex" xmlns:cx1="http://schemas.microsoft.com/office/drawing/2015/9/8/chartex" xmlns:cx="http://schemas.microsoft.com/office/drawing/2014/chartex" xmlns:wpc="http://schemas.microsoft.com/office/word/2010/wordprocessingCanvas" xmlns="" val="0"/>
+                          <a14:useLocalDpi xmlns="" xmlns:wpc="http://schemas.microsoft.com/office/word/2010/wordprocessingCanvas" xmlns:cx="http://schemas.microsoft.com/office/drawing/2014/chartex" xmlns:cx1="http://schemas.microsoft.com/office/drawing/2015/9/8/chartex" xmlns:cx2="http://schemas.microsoft.com/office/drawing/2015/10/21/chartex" xmlns:cx3="http://schemas.microsoft.com/office/drawing/2016/5/9/chartex" xmlns:cx4="http://schemas.microsoft.com/office/drawing/2016/5/10/chartex" xmlns:cx5="http://schemas.microsoft.com/office/drawing/2016/5/11/chartex" xmlns:cx6="http://schemas.microsoft.com/office/drawing/2016/5/12/chartex" xmlns:cx7="http://schemas.microsoft.com/office/drawing/2016/5/13/chartex" xmlns:cx8="http://schemas.microsoft.com/office/drawing/2016/5/14/chartex" xmlns:mc="http://schemas.openxmlformats.org/markup-compatibility/2006" xmlns:aink="http://schemas.microsoft.com/office/drawing/2016/ink" xmlns:o="urn:schemas-microsoft-com:office:office" xmlns:v="urn:schemas-microsoft-com:vml" xmlns:wp14="http://schemas.microsoft.com/office/word/2010/wordprocessingDrawing" xmlns:w10="urn:schemas-microsoft-com:office:word" xmlns:w="http://schemas.openxmlformats.org/wordprocessingml/2006/main" xmlns:w14="http://schemas.microsoft.com/office/word/2010/wordml" xmlns:w15="http://schemas.microsoft.com/office/word/2012/wordml" xmlns:w16se="http://schemas.microsoft.com/office/word/2015/wordml/symex" xmlns:wpg="http://schemas.microsoft.com/office/word/2010/wordprocessingGroup" xmlns:wpi="http://schemas.microsoft.com/office/word/2010/wordprocessingInk" xmlns:wps="http://schemas.microsoft.com/office/word/2010/wordprocessingShape" xmlns:a14="http://schemas.microsoft.com/office/drawing/2010/main" val="0"/>
                         </a:ext>
                       </a:extLst>
                     </a:blip>
@@ -41558,7 +41564,7 @@
                     <a:blip r:embed="rId18">
                       <a:extLst>
                         <a:ext uri="{28A0092B-C50C-407E-A947-70E740481C1C}">
-                          <a14:useLocalDpi xmlns:a14="http://schemas.microsoft.com/office/drawing/2010/main" xmlns:wps="http://schemas.microsoft.com/office/word/2010/wordprocessingShape" xmlns:wpi="http://schemas.microsoft.com/office/word/2010/wordprocessingInk" xmlns:wpg="http://schemas.microsoft.com/office/word/2010/wordprocessingGroup" xmlns:w16se="http://schemas.microsoft.com/office/word/2015/wordml/symex" xmlns:w15="http://schemas.microsoft.com/office/word/2012/wordml" xmlns:w14="http://schemas.microsoft.com/office/word/2010/wordml" xmlns:w="http://schemas.openxmlformats.org/wordprocessingml/2006/main" xmlns:w10="urn:schemas-microsoft-com:office:word" xmlns:wp14="http://schemas.microsoft.com/office/word/2010/wordprocessingDrawing" xmlns:v="urn:schemas-microsoft-com:vml" xmlns:o="urn:schemas-microsoft-com:office:office" xmlns:aink="http://schemas.microsoft.com/office/drawing/2016/ink" xmlns:mc="http://schemas.openxmlformats.org/markup-compatibility/2006" xmlns:cx8="http://schemas.microsoft.com/office/drawing/2016/5/14/chartex" xmlns:cx7="http://schemas.microsoft.com/office/drawing/2016/5/13/chartex" xmlns:cx6="http://schemas.microsoft.com/office/drawing/2016/5/12/chartex" xmlns:cx5="http://schemas.microsoft.com/office/drawing/2016/5/11/chartex" xmlns:cx4="http://schemas.microsoft.com/office/drawing/2016/5/10/chartex" xmlns:cx3="http://schemas.microsoft.com/office/drawing/2016/5/9/chartex" xmlns:cx2="http://schemas.microsoft.com/office/drawing/2015/10/21/chartex" xmlns:cx1="http://schemas.microsoft.com/office/drawing/2015/9/8/chartex" xmlns:cx="http://schemas.microsoft.com/office/drawing/2014/chartex" xmlns:wpc="http://schemas.microsoft.com/office/word/2010/wordprocessingCanvas" xmlns="" val="0"/>
+                          <a14:useLocalDpi xmlns="" xmlns:wpc="http://schemas.microsoft.com/office/word/2010/wordprocessingCanvas" xmlns:cx="http://schemas.microsoft.com/office/drawing/2014/chartex" xmlns:cx1="http://schemas.microsoft.com/office/drawing/2015/9/8/chartex" xmlns:cx2="http://schemas.microsoft.com/office/drawing/2015/10/21/chartex" xmlns:cx3="http://schemas.microsoft.com/office/drawing/2016/5/9/chartex" xmlns:cx4="http://schemas.microsoft.com/office/drawing/2016/5/10/chartex" xmlns:cx5="http://schemas.microsoft.com/office/drawing/2016/5/11/chartex" xmlns:cx6="http://schemas.microsoft.com/office/drawing/2016/5/12/chartex" xmlns:cx7="http://schemas.microsoft.com/office/drawing/2016/5/13/chartex" xmlns:cx8="http://schemas.microsoft.com/office/drawing/2016/5/14/chartex" xmlns:mc="http://schemas.openxmlformats.org/markup-compatibility/2006" xmlns:aink="http://schemas.microsoft.com/office/drawing/2016/ink" xmlns:o="urn:schemas-microsoft-com:office:office" xmlns:v="urn:schemas-microsoft-com:vml" xmlns:wp14="http://schemas.microsoft.com/office/word/2010/wordprocessingDrawing" xmlns:w10="urn:schemas-microsoft-com:office:word" xmlns:w="http://schemas.openxmlformats.org/wordprocessingml/2006/main" xmlns:w14="http://schemas.microsoft.com/office/word/2010/wordml" xmlns:w15="http://schemas.microsoft.com/office/word/2012/wordml" xmlns:w16se="http://schemas.microsoft.com/office/word/2015/wordml/symex" xmlns:wpg="http://schemas.microsoft.com/office/word/2010/wordprocessingGroup" xmlns:wpi="http://schemas.microsoft.com/office/word/2010/wordprocessingInk" xmlns:wps="http://schemas.microsoft.com/office/word/2010/wordprocessingShape" xmlns:a14="http://schemas.microsoft.com/office/drawing/2010/main" val="0"/>
                         </a:ext>
                       </a:extLst>
                     </a:blip>
@@ -42790,7 +42796,7 @@
                     <a:blip r:embed="rId18">
                       <a:extLst>
                         <a:ext uri="{28A0092B-C50C-407E-A947-70E740481C1C}">
-                          <a14:useLocalDpi xmlns:a14="http://schemas.microsoft.com/office/drawing/2010/main" xmlns:wps="http://schemas.microsoft.com/office/word/2010/wordprocessingShape" xmlns:wpi="http://schemas.microsoft.com/office/word/2010/wordprocessingInk" xmlns:wpg="http://schemas.microsoft.com/office/word/2010/wordprocessingGroup" xmlns:w16se="http://schemas.microsoft.com/office/word/2015/wordml/symex" xmlns:w15="http://schemas.microsoft.com/office/word/2012/wordml" xmlns:w14="http://schemas.microsoft.com/office/word/2010/wordml" xmlns:w="http://schemas.openxmlformats.org/wordprocessingml/2006/main" xmlns:w10="urn:schemas-microsoft-com:office:word" xmlns:wp14="http://schemas.microsoft.com/office/word/2010/wordprocessingDrawing" xmlns:v="urn:schemas-microsoft-com:vml" xmlns:o="urn:schemas-microsoft-com:office:office" xmlns:aink="http://schemas.microsoft.com/office/drawing/2016/ink" xmlns:mc="http://schemas.openxmlformats.org/markup-compatibility/2006" xmlns:cx8="http://schemas.microsoft.com/office/drawing/2016/5/14/chartex" xmlns:cx7="http://schemas.microsoft.com/office/drawing/2016/5/13/chartex" xmlns:cx6="http://schemas.microsoft.com/office/drawing/2016/5/12/chartex" xmlns:cx5="http://schemas.microsoft.com/office/drawing/2016/5/11/chartex" xmlns:cx4="http://schemas.microsoft.com/office/drawing/2016/5/10/chartex" xmlns:cx3="http://schemas.microsoft.com/office/drawing/2016/5/9/chartex" xmlns:cx2="http://schemas.microsoft.com/office/drawing/2015/10/21/chartex" xmlns:cx1="http://schemas.microsoft.com/office/drawing/2015/9/8/chartex" xmlns:cx="http://schemas.microsoft.com/office/drawing/2014/chartex" xmlns:wpc="http://schemas.microsoft.com/office/word/2010/wordprocessingCanvas" xmlns="" val="0"/>
+                          <a14:useLocalDpi xmlns="" xmlns:wpc="http://schemas.microsoft.com/office/word/2010/wordprocessingCanvas" xmlns:cx="http://schemas.microsoft.com/office/drawing/2014/chartex" xmlns:cx1="http://schemas.microsoft.com/office/drawing/2015/9/8/chartex" xmlns:cx2="http://schemas.microsoft.com/office/drawing/2015/10/21/chartex" xmlns:cx3="http://schemas.microsoft.com/office/drawing/2016/5/9/chartex" xmlns:cx4="http://schemas.microsoft.com/office/drawing/2016/5/10/chartex" xmlns:cx5="http://schemas.microsoft.com/office/drawing/2016/5/11/chartex" xmlns:cx6="http://schemas.microsoft.com/office/drawing/2016/5/12/chartex" xmlns:cx7="http://schemas.microsoft.com/office/drawing/2016/5/13/chartex" xmlns:cx8="http://schemas.microsoft.com/office/drawing/2016/5/14/chartex" xmlns:mc="http://schemas.openxmlformats.org/markup-compatibility/2006" xmlns:aink="http://schemas.microsoft.com/office/drawing/2016/ink" xmlns:o="urn:schemas-microsoft-com:office:office" xmlns:v="urn:schemas-microsoft-com:vml" xmlns:wp14="http://schemas.microsoft.com/office/word/2010/wordprocessingDrawing" xmlns:w10="urn:schemas-microsoft-com:office:word" xmlns:w="http://schemas.openxmlformats.org/wordprocessingml/2006/main" xmlns:w14="http://schemas.microsoft.com/office/word/2010/wordml" xmlns:w15="http://schemas.microsoft.com/office/word/2012/wordml" xmlns:w16se="http://schemas.microsoft.com/office/word/2015/wordml/symex" xmlns:wpg="http://schemas.microsoft.com/office/word/2010/wordprocessingGroup" xmlns:wpi="http://schemas.microsoft.com/office/word/2010/wordprocessingInk" xmlns:wps="http://schemas.microsoft.com/office/word/2010/wordprocessingShape" xmlns:a14="http://schemas.microsoft.com/office/drawing/2010/main" val="0"/>
                         </a:ext>
                       </a:extLst>
                     </a:blip>
@@ -43172,7 +43178,7 @@
                     <a:blip r:embed="rId18">
                       <a:extLst>
                         <a:ext uri="{28A0092B-C50C-407E-A947-70E740481C1C}">
-                          <a14:useLocalDpi xmlns:a14="http://schemas.microsoft.com/office/drawing/2010/main" xmlns:wps="http://schemas.microsoft.com/office/word/2010/wordprocessingShape" xmlns:wpi="http://schemas.microsoft.com/office/word/2010/wordprocessingInk" xmlns:wpg="http://schemas.microsoft.com/office/word/2010/wordprocessingGroup" xmlns:w16se="http://schemas.microsoft.com/office/word/2015/wordml/symex" xmlns:w15="http://schemas.microsoft.com/office/word/2012/wordml" xmlns:w14="http://schemas.microsoft.com/office/word/2010/wordml" xmlns:w="http://schemas.openxmlformats.org/wordprocessingml/2006/main" xmlns:w10="urn:schemas-microsoft-com:office:word" xmlns:wp14="http://schemas.microsoft.com/office/word/2010/wordprocessingDrawing" xmlns:v="urn:schemas-microsoft-com:vml" xmlns:o="urn:schemas-microsoft-com:office:office" xmlns:aink="http://schemas.microsoft.com/office/drawing/2016/ink" xmlns:mc="http://schemas.openxmlformats.org/markup-compatibility/2006" xmlns:cx8="http://schemas.microsoft.com/office/drawing/2016/5/14/chartex" xmlns:cx7="http://schemas.microsoft.com/office/drawing/2016/5/13/chartex" xmlns:cx6="http://schemas.microsoft.com/office/drawing/2016/5/12/chartex" xmlns:cx5="http://schemas.microsoft.com/office/drawing/2016/5/11/chartex" xmlns:cx4="http://schemas.microsoft.com/office/drawing/2016/5/10/chartex" xmlns:cx3="http://schemas.microsoft.com/office/drawing/2016/5/9/chartex" xmlns:cx2="http://schemas.microsoft.com/office/drawing/2015/10/21/chartex" xmlns:cx1="http://schemas.microsoft.com/office/drawing/2015/9/8/chartex" xmlns:cx="http://schemas.microsoft.com/office/drawing/2014/chartex" xmlns:wpc="http://schemas.microsoft.com/office/word/2010/wordprocessingCanvas" xmlns="" val="0"/>
+                          <a14:useLocalDpi xmlns="" xmlns:wpc="http://schemas.microsoft.com/office/word/2010/wordprocessingCanvas" xmlns:cx="http://schemas.microsoft.com/office/drawing/2014/chartex" xmlns:cx1="http://schemas.microsoft.com/office/drawing/2015/9/8/chartex" xmlns:cx2="http://schemas.microsoft.com/office/drawing/2015/10/21/chartex" xmlns:cx3="http://schemas.microsoft.com/office/drawing/2016/5/9/chartex" xmlns:cx4="http://schemas.microsoft.com/office/drawing/2016/5/10/chartex" xmlns:cx5="http://schemas.microsoft.com/office/drawing/2016/5/11/chartex" xmlns:cx6="http://schemas.microsoft.com/office/drawing/2016/5/12/chartex" xmlns:cx7="http://schemas.microsoft.com/office/drawing/2016/5/13/chartex" xmlns:cx8="http://schemas.microsoft.com/office/drawing/2016/5/14/chartex" xmlns:mc="http://schemas.openxmlformats.org/markup-compatibility/2006" xmlns:aink="http://schemas.microsoft.com/office/drawing/2016/ink" xmlns:o="urn:schemas-microsoft-com:office:office" xmlns:v="urn:schemas-microsoft-com:vml" xmlns:wp14="http://schemas.microsoft.com/office/word/2010/wordprocessingDrawing" xmlns:w10="urn:schemas-microsoft-com:office:word" xmlns:w="http://schemas.openxmlformats.org/wordprocessingml/2006/main" xmlns:w14="http://schemas.microsoft.com/office/word/2010/wordml" xmlns:w15="http://schemas.microsoft.com/office/word/2012/wordml" xmlns:w16se="http://schemas.microsoft.com/office/word/2015/wordml/symex" xmlns:wpg="http://schemas.microsoft.com/office/word/2010/wordprocessingGroup" xmlns:wpi="http://schemas.microsoft.com/office/word/2010/wordprocessingInk" xmlns:wps="http://schemas.microsoft.com/office/word/2010/wordprocessingShape" xmlns:a14="http://schemas.microsoft.com/office/drawing/2010/main" val="0"/>
                         </a:ext>
                       </a:extLst>
                     </a:blip>
@@ -44236,7 +44242,7 @@
                     <a:blip r:embed="rId18">
                       <a:extLst>
                         <a:ext uri="{28A0092B-C50C-407E-A947-70E740481C1C}">
-                          <a14:useLocalDpi xmlns:a14="http://schemas.microsoft.com/office/drawing/2010/main" xmlns:wps="http://schemas.microsoft.com/office/word/2010/wordprocessingShape" xmlns:wpi="http://schemas.microsoft.com/office/word/2010/wordprocessingInk" xmlns:wpg="http://schemas.microsoft.com/office/word/2010/wordprocessingGroup" xmlns:w16se="http://schemas.microsoft.com/office/word/2015/wordml/symex" xmlns:w15="http://schemas.microsoft.com/office/word/2012/wordml" xmlns:w14="http://schemas.microsoft.com/office/word/2010/wordml" xmlns:w="http://schemas.openxmlformats.org/wordprocessingml/2006/main" xmlns:w10="urn:schemas-microsoft-com:office:word" xmlns:wp14="http://schemas.microsoft.com/office/word/2010/wordprocessingDrawing" xmlns:v="urn:schemas-microsoft-com:vml" xmlns:o="urn:schemas-microsoft-com:office:office" xmlns:aink="http://schemas.microsoft.com/office/drawing/2016/ink" xmlns:mc="http://schemas.openxmlformats.org/markup-compatibility/2006" xmlns:cx8="http://schemas.microsoft.com/office/drawing/2016/5/14/chartex" xmlns:cx7="http://schemas.microsoft.com/office/drawing/2016/5/13/chartex" xmlns:cx6="http://schemas.microsoft.com/office/drawing/2016/5/12/chartex" xmlns:cx5="http://schemas.microsoft.com/office/drawing/2016/5/11/chartex" xmlns:cx4="http://schemas.microsoft.com/office/drawing/2016/5/10/chartex" xmlns:cx3="http://schemas.microsoft.com/office/drawing/2016/5/9/chartex" xmlns:cx2="http://schemas.microsoft.com/office/drawing/2015/10/21/chartex" xmlns:cx1="http://schemas.microsoft.com/office/drawing/2015/9/8/chartex" xmlns:cx="http://schemas.microsoft.com/office/drawing/2014/chartex" xmlns:wpc="http://schemas.microsoft.com/office/word/2010/wordprocessingCanvas" xmlns="" val="0"/>
+                          <a14:useLocalDpi xmlns="" xmlns:wpc="http://schemas.microsoft.com/office/word/2010/wordprocessingCanvas" xmlns:cx="http://schemas.microsoft.com/office/drawing/2014/chartex" xmlns:cx1="http://schemas.microsoft.com/office/drawing/2015/9/8/chartex" xmlns:cx2="http://schemas.microsoft.com/office/drawing/2015/10/21/chartex" xmlns:cx3="http://schemas.microsoft.com/office/drawing/2016/5/9/chartex" xmlns:cx4="http://schemas.microsoft.com/office/drawing/2016/5/10/chartex" xmlns:cx5="http://schemas.microsoft.com/office/drawing/2016/5/11/chartex" xmlns:cx6="http://schemas.microsoft.com/office/drawing/2016/5/12/chartex" xmlns:cx7="http://schemas.microsoft.com/office/drawing/2016/5/13/chartex" xmlns:cx8="http://schemas.microsoft.com/office/drawing/2016/5/14/chartex" xmlns:mc="http://schemas.openxmlformats.org/markup-compatibility/2006" xmlns:aink="http://schemas.microsoft.com/office/drawing/2016/ink" xmlns:o="urn:schemas-microsoft-com:office:office" xmlns:v="urn:schemas-microsoft-com:vml" xmlns:wp14="http://schemas.microsoft.com/office/word/2010/wordprocessingDrawing" xmlns:w10="urn:schemas-microsoft-com:office:word" xmlns:w="http://schemas.openxmlformats.org/wordprocessingml/2006/main" xmlns:w14="http://schemas.microsoft.com/office/word/2010/wordml" xmlns:w15="http://schemas.microsoft.com/office/word/2012/wordml" xmlns:w16se="http://schemas.microsoft.com/office/word/2015/wordml/symex" xmlns:wpg="http://schemas.microsoft.com/office/word/2010/wordprocessingGroup" xmlns:wpi="http://schemas.microsoft.com/office/word/2010/wordprocessingInk" xmlns:wps="http://schemas.microsoft.com/office/word/2010/wordprocessingShape" xmlns:a14="http://schemas.microsoft.com/office/drawing/2010/main" val="0"/>
                         </a:ext>
                       </a:extLst>
                     </a:blip>
@@ -45060,7 +45066,7 @@
                     <a:blip r:embed="rId18">
                       <a:extLst>
                         <a:ext uri="{28A0092B-C50C-407E-A947-70E740481C1C}">
-                          <a14:useLocalDpi xmlns:a14="http://schemas.microsoft.com/office/drawing/2010/main" xmlns:wps="http://schemas.microsoft.com/office/word/2010/wordprocessingShape" xmlns:wpi="http://schemas.microsoft.com/office/word/2010/wordprocessingInk" xmlns:wpg="http://schemas.microsoft.com/office/word/2010/wordprocessingGroup" xmlns:w16se="http://schemas.microsoft.com/office/word/2015/wordml/symex" xmlns:w15="http://schemas.microsoft.com/office/word/2012/wordml" xmlns:w14="http://schemas.microsoft.com/office/word/2010/wordml" xmlns:w="http://schemas.openxmlformats.org/wordprocessingml/2006/main" xmlns:w10="urn:schemas-microsoft-com:office:word" xmlns:wp14="http://schemas.microsoft.com/office/word/2010/wordprocessingDrawing" xmlns:v="urn:schemas-microsoft-com:vml" xmlns:o="urn:schemas-microsoft-com:office:office" xmlns:aink="http://schemas.microsoft.com/office/drawing/2016/ink" xmlns:mc="http://schemas.openxmlformats.org/markup-compatibility/2006" xmlns:cx8="http://schemas.microsoft.com/office/drawing/2016/5/14/chartex" xmlns:cx7="http://schemas.microsoft.com/office/drawing/2016/5/13/chartex" xmlns:cx6="http://schemas.microsoft.com/office/drawing/2016/5/12/chartex" xmlns:cx5="http://schemas.microsoft.com/office/drawing/2016/5/11/chartex" xmlns:cx4="http://schemas.microsoft.com/office/drawing/2016/5/10/chartex" xmlns:cx3="http://schemas.microsoft.com/office/drawing/2016/5/9/chartex" xmlns:cx2="http://schemas.microsoft.com/office/drawing/2015/10/21/chartex" xmlns:cx1="http://schemas.microsoft.com/office/drawing/2015/9/8/chartex" xmlns:cx="http://schemas.microsoft.com/office/drawing/2014/chartex" xmlns:wpc="http://schemas.microsoft.com/office/word/2010/wordprocessingCanvas" xmlns="" val="0"/>
+                          <a14:useLocalDpi xmlns="" xmlns:wpc="http://schemas.microsoft.com/office/word/2010/wordprocessingCanvas" xmlns:cx="http://schemas.microsoft.com/office/drawing/2014/chartex" xmlns:cx1="http://schemas.microsoft.com/office/drawing/2015/9/8/chartex" xmlns:cx2="http://schemas.microsoft.com/office/drawing/2015/10/21/chartex" xmlns:cx3="http://schemas.microsoft.com/office/drawing/2016/5/9/chartex" xmlns:cx4="http://schemas.microsoft.com/office/drawing/2016/5/10/chartex" xmlns:cx5="http://schemas.microsoft.com/office/drawing/2016/5/11/chartex" xmlns:cx6="http://schemas.microsoft.com/office/drawing/2016/5/12/chartex" xmlns:cx7="http://schemas.microsoft.com/office/drawing/2016/5/13/chartex" xmlns:cx8="http://schemas.microsoft.com/office/drawing/2016/5/14/chartex" xmlns:mc="http://schemas.openxmlformats.org/markup-compatibility/2006" xmlns:aink="http://schemas.microsoft.com/office/drawing/2016/ink" xmlns:o="urn:schemas-microsoft-com:office:office" xmlns:v="urn:schemas-microsoft-com:vml" xmlns:wp14="http://schemas.microsoft.com/office/word/2010/wordprocessingDrawing" xmlns:w10="urn:schemas-microsoft-com:office:word" xmlns:w="http://schemas.openxmlformats.org/wordprocessingml/2006/main" xmlns:w14="http://schemas.microsoft.com/office/word/2010/wordml" xmlns:w15="http://schemas.microsoft.com/office/word/2012/wordml" xmlns:w16se="http://schemas.microsoft.com/office/word/2015/wordml/symex" xmlns:wpg="http://schemas.microsoft.com/office/word/2010/wordprocessingGroup" xmlns:wpi="http://schemas.microsoft.com/office/word/2010/wordprocessingInk" xmlns:wps="http://schemas.microsoft.com/office/word/2010/wordprocessingShape" xmlns:a14="http://schemas.microsoft.com/office/drawing/2010/main" val="0"/>
                         </a:ext>
                       </a:extLst>
                     </a:blip>
@@ -46529,7 +46535,7 @@
                     <a:blip r:embed="rId18">
                       <a:extLst>
                         <a:ext uri="{28A0092B-C50C-407E-A947-70E740481C1C}">
-                          <a14:useLocalDpi xmlns:a14="http://schemas.microsoft.com/office/drawing/2010/main" xmlns:wps="http://schemas.microsoft.com/office/word/2010/wordprocessingShape" xmlns:wpi="http://schemas.microsoft.com/office/word/2010/wordprocessingInk" xmlns:wpg="http://schemas.microsoft.com/office/word/2010/wordprocessingGroup" xmlns:w16se="http://schemas.microsoft.com/office/word/2015/wordml/symex" xmlns:w15="http://schemas.microsoft.com/office/word/2012/wordml" xmlns:w14="http://schemas.microsoft.com/office/word/2010/wordml" xmlns:w="http://schemas.openxmlformats.org/wordprocessingml/2006/main" xmlns:w10="urn:schemas-microsoft-com:office:word" xmlns:wp14="http://schemas.microsoft.com/office/word/2010/wordprocessingDrawing" xmlns:v="urn:schemas-microsoft-com:vml" xmlns:o="urn:schemas-microsoft-com:office:office" xmlns:aink="http://schemas.microsoft.com/office/drawing/2016/ink" xmlns:mc="http://schemas.openxmlformats.org/markup-compatibility/2006" xmlns:cx8="http://schemas.microsoft.com/office/drawing/2016/5/14/chartex" xmlns:cx7="http://schemas.microsoft.com/office/drawing/2016/5/13/chartex" xmlns:cx6="http://schemas.microsoft.com/office/drawing/2016/5/12/chartex" xmlns:cx5="http://schemas.microsoft.com/office/drawing/2016/5/11/chartex" xmlns:cx4="http://schemas.microsoft.com/office/drawing/2016/5/10/chartex" xmlns:cx3="http://schemas.microsoft.com/office/drawing/2016/5/9/chartex" xmlns:cx2="http://schemas.microsoft.com/office/drawing/2015/10/21/chartex" xmlns:cx1="http://schemas.microsoft.com/office/drawing/2015/9/8/chartex" xmlns:cx="http://schemas.microsoft.com/office/drawing/2014/chartex" xmlns:wpc="http://schemas.microsoft.com/office/word/2010/wordprocessingCanvas" xmlns="" val="0"/>
+                          <a14:useLocalDpi xmlns="" xmlns:wpc="http://schemas.microsoft.com/office/word/2010/wordprocessingCanvas" xmlns:cx="http://schemas.microsoft.com/office/drawing/2014/chartex" xmlns:cx1="http://schemas.microsoft.com/office/drawing/2015/9/8/chartex" xmlns:cx2="http://schemas.microsoft.com/office/drawing/2015/10/21/chartex" xmlns:cx3="http://schemas.microsoft.com/office/drawing/2016/5/9/chartex" xmlns:cx4="http://schemas.microsoft.com/office/drawing/2016/5/10/chartex" xmlns:cx5="http://schemas.microsoft.com/office/drawing/2016/5/11/chartex" xmlns:cx6="http://schemas.microsoft.com/office/drawing/2016/5/12/chartex" xmlns:cx7="http://schemas.microsoft.com/office/drawing/2016/5/13/chartex" xmlns:cx8="http://schemas.microsoft.com/office/drawing/2016/5/14/chartex" xmlns:mc="http://schemas.openxmlformats.org/markup-compatibility/2006" xmlns:aink="http://schemas.microsoft.com/office/drawing/2016/ink" xmlns:o="urn:schemas-microsoft-com:office:office" xmlns:v="urn:schemas-microsoft-com:vml" xmlns:wp14="http://schemas.microsoft.com/office/word/2010/wordprocessingDrawing" xmlns:w10="urn:schemas-microsoft-com:office:word" xmlns:w="http://schemas.openxmlformats.org/wordprocessingml/2006/main" xmlns:w14="http://schemas.microsoft.com/office/word/2010/wordml" xmlns:w15="http://schemas.microsoft.com/office/word/2012/wordml" xmlns:w16se="http://schemas.microsoft.com/office/word/2015/wordml/symex" xmlns:wpg="http://schemas.microsoft.com/office/word/2010/wordprocessingGroup" xmlns:wpi="http://schemas.microsoft.com/office/word/2010/wordprocessingInk" xmlns:wps="http://schemas.microsoft.com/office/word/2010/wordprocessingShape" xmlns:a14="http://schemas.microsoft.com/office/drawing/2010/main" val="0"/>
                         </a:ext>
                       </a:extLst>
                     </a:blip>
@@ -46883,7 +46889,7 @@
                     <a:blip r:embed="rId18">
                       <a:extLst>
                         <a:ext uri="{28A0092B-C50C-407E-A947-70E740481C1C}">
-                          <a14:useLocalDpi xmlns:a14="http://schemas.microsoft.com/office/drawing/2010/main" xmlns:wps="http://schemas.microsoft.com/office/word/2010/wordprocessingShape" xmlns:wpi="http://schemas.microsoft.com/office/word/2010/wordprocessingInk" xmlns:wpg="http://schemas.microsoft.com/office/word/2010/wordprocessingGroup" xmlns:w16se="http://schemas.microsoft.com/office/word/2015/wordml/symex" xmlns:w15="http://schemas.microsoft.com/office/word/2012/wordml" xmlns:w14="http://schemas.microsoft.com/office/word/2010/wordml" xmlns:w="http://schemas.openxmlformats.org/wordprocessingml/2006/main" xmlns:w10="urn:schemas-microsoft-com:office:word" xmlns:wp14="http://schemas.microsoft.com/office/word/2010/wordprocessingDrawing" xmlns:v="urn:schemas-microsoft-com:vml" xmlns:o="urn:schemas-microsoft-com:office:office" xmlns:aink="http://schemas.microsoft.com/office/drawing/2016/ink" xmlns:mc="http://schemas.openxmlformats.org/markup-compatibility/2006" xmlns:cx8="http://schemas.microsoft.com/office/drawing/2016/5/14/chartex" xmlns:cx7="http://schemas.microsoft.com/office/drawing/2016/5/13/chartex" xmlns:cx6="http://schemas.microsoft.com/office/drawing/2016/5/12/chartex" xmlns:cx5="http://schemas.microsoft.com/office/drawing/2016/5/11/chartex" xmlns:cx4="http://schemas.microsoft.com/office/drawing/2016/5/10/chartex" xmlns:cx3="http://schemas.microsoft.com/office/drawing/2016/5/9/chartex" xmlns:cx2="http://schemas.microsoft.com/office/drawing/2015/10/21/chartex" xmlns:cx1="http://schemas.microsoft.com/office/drawing/2015/9/8/chartex" xmlns:cx="http://schemas.microsoft.com/office/drawing/2014/chartex" xmlns:wpc="http://schemas.microsoft.com/office/word/2010/wordprocessingCanvas" xmlns="" val="0"/>
+                          <a14:useLocalDpi xmlns="" xmlns:wpc="http://schemas.microsoft.com/office/word/2010/wordprocessingCanvas" xmlns:cx="http://schemas.microsoft.com/office/drawing/2014/chartex" xmlns:cx1="http://schemas.microsoft.com/office/drawing/2015/9/8/chartex" xmlns:cx2="http://schemas.microsoft.com/office/drawing/2015/10/21/chartex" xmlns:cx3="http://schemas.microsoft.com/office/drawing/2016/5/9/chartex" xmlns:cx4="http://schemas.microsoft.com/office/drawing/2016/5/10/chartex" xmlns:cx5="http://schemas.microsoft.com/office/drawing/2016/5/11/chartex" xmlns:cx6="http://schemas.microsoft.com/office/drawing/2016/5/12/chartex" xmlns:cx7="http://schemas.microsoft.com/office/drawing/2016/5/13/chartex" xmlns:cx8="http://schemas.microsoft.com/office/drawing/2016/5/14/chartex" xmlns:mc="http://schemas.openxmlformats.org/markup-compatibility/2006" xmlns:aink="http://schemas.microsoft.com/office/drawing/2016/ink" xmlns:o="urn:schemas-microsoft-com:office:office" xmlns:v="urn:schemas-microsoft-com:vml" xmlns:wp14="http://schemas.microsoft.com/office/word/2010/wordprocessingDrawing" xmlns:w10="urn:schemas-microsoft-com:office:word" xmlns:w="http://schemas.openxmlformats.org/wordprocessingml/2006/main" xmlns:w14="http://schemas.microsoft.com/office/word/2010/wordml" xmlns:w15="http://schemas.microsoft.com/office/word/2012/wordml" xmlns:w16se="http://schemas.microsoft.com/office/word/2015/wordml/symex" xmlns:wpg="http://schemas.microsoft.com/office/word/2010/wordprocessingGroup" xmlns:wpi="http://schemas.microsoft.com/office/word/2010/wordprocessingInk" xmlns:wps="http://schemas.microsoft.com/office/word/2010/wordprocessingShape" xmlns:a14="http://schemas.microsoft.com/office/drawing/2010/main" val="0"/>
                         </a:ext>
                       </a:extLst>
                     </a:blip>
@@ -47296,7 +47302,7 @@
                     <a:blip r:embed="rId18">
                       <a:extLst>
                         <a:ext uri="{28A0092B-C50C-407E-A947-70E740481C1C}">
-                          <a14:useLocalDpi xmlns:a14="http://schemas.microsoft.com/office/drawing/2010/main" xmlns:wps="http://schemas.microsoft.com/office/word/2010/wordprocessingShape" xmlns:wpi="http://schemas.microsoft.com/office/word/2010/wordprocessingInk" xmlns:wpg="http://schemas.microsoft.com/office/word/2010/wordprocessingGroup" xmlns:w16se="http://schemas.microsoft.com/office/word/2015/wordml/symex" xmlns:w15="http://schemas.microsoft.com/office/word/2012/wordml" xmlns:w14="http://schemas.microsoft.com/office/word/2010/wordml" xmlns:w="http://schemas.openxmlformats.org/wordprocessingml/2006/main" xmlns:w10="urn:schemas-microsoft-com:office:word" xmlns:wp14="http://schemas.microsoft.com/office/word/2010/wordprocessingDrawing" xmlns:v="urn:schemas-microsoft-com:vml" xmlns:o="urn:schemas-microsoft-com:office:office" xmlns:aink="http://schemas.microsoft.com/office/drawing/2016/ink" xmlns:mc="http://schemas.openxmlformats.org/markup-compatibility/2006" xmlns:cx8="http://schemas.microsoft.com/office/drawing/2016/5/14/chartex" xmlns:cx7="http://schemas.microsoft.com/office/drawing/2016/5/13/chartex" xmlns:cx6="http://schemas.microsoft.com/office/drawing/2016/5/12/chartex" xmlns:cx5="http://schemas.microsoft.com/office/drawing/2016/5/11/chartex" xmlns:cx4="http://schemas.microsoft.com/office/drawing/2016/5/10/chartex" xmlns:cx3="http://schemas.microsoft.com/office/drawing/2016/5/9/chartex" xmlns:cx2="http://schemas.microsoft.com/office/drawing/2015/10/21/chartex" xmlns:cx1="http://schemas.microsoft.com/office/drawing/2015/9/8/chartex" xmlns:cx="http://schemas.microsoft.com/office/drawing/2014/chartex" xmlns:wpc="http://schemas.microsoft.com/office/word/2010/wordprocessingCanvas" xmlns="" val="0"/>
+                          <a14:useLocalDpi xmlns="" xmlns:wpc="http://schemas.microsoft.com/office/word/2010/wordprocessingCanvas" xmlns:cx="http://schemas.microsoft.com/office/drawing/2014/chartex" xmlns:cx1="http://schemas.microsoft.com/office/drawing/2015/9/8/chartex" xmlns:cx2="http://schemas.microsoft.com/office/drawing/2015/10/21/chartex" xmlns:cx3="http://schemas.microsoft.com/office/drawing/2016/5/9/chartex" xmlns:cx4="http://schemas.microsoft.com/office/drawing/2016/5/10/chartex" xmlns:cx5="http://schemas.microsoft.com/office/drawing/2016/5/11/chartex" xmlns:cx6="http://schemas.microsoft.com/office/drawing/2016/5/12/chartex" xmlns:cx7="http://schemas.microsoft.com/office/drawing/2016/5/13/chartex" xmlns:cx8="http://schemas.microsoft.com/office/drawing/2016/5/14/chartex" xmlns:mc="http://schemas.openxmlformats.org/markup-compatibility/2006" xmlns:aink="http://schemas.microsoft.com/office/drawing/2016/ink" xmlns:o="urn:schemas-microsoft-com:office:office" xmlns:v="urn:schemas-microsoft-com:vml" xmlns:wp14="http://schemas.microsoft.com/office/word/2010/wordprocessingDrawing" xmlns:w10="urn:schemas-microsoft-com:office:word" xmlns:w="http://schemas.openxmlformats.org/wordprocessingml/2006/main" xmlns:w14="http://schemas.microsoft.com/office/word/2010/wordml" xmlns:w15="http://schemas.microsoft.com/office/word/2012/wordml" xmlns:w16se="http://schemas.microsoft.com/office/word/2015/wordml/symex" xmlns:wpg="http://schemas.microsoft.com/office/word/2010/wordprocessingGroup" xmlns:wpi="http://schemas.microsoft.com/office/word/2010/wordprocessingInk" xmlns:wps="http://schemas.microsoft.com/office/word/2010/wordprocessingShape" xmlns:a14="http://schemas.microsoft.com/office/drawing/2010/main" val="0"/>
                         </a:ext>
                       </a:extLst>
                     </a:blip>
@@ -47810,7 +47816,7 @@
                     <a:blip r:embed="rId18">
                       <a:extLst>
                         <a:ext uri="{28A0092B-C50C-407E-A947-70E740481C1C}">
-                          <a14:useLocalDpi xmlns:a14="http://schemas.microsoft.com/office/drawing/2010/main" xmlns:wps="http://schemas.microsoft.com/office/word/2010/wordprocessingShape" xmlns:wpi="http://schemas.microsoft.com/office/word/2010/wordprocessingInk" xmlns:wpg="http://schemas.microsoft.com/office/word/2010/wordprocessingGroup" xmlns:w16se="http://schemas.microsoft.com/office/word/2015/wordml/symex" xmlns:w15="http://schemas.microsoft.com/office/word/2012/wordml" xmlns:w14="http://schemas.microsoft.com/office/word/2010/wordml" xmlns:w="http://schemas.openxmlformats.org/wordprocessingml/2006/main" xmlns:w10="urn:schemas-microsoft-com:office:word" xmlns:wp14="http://schemas.microsoft.com/office/word/2010/wordprocessingDrawing" xmlns:v="urn:schemas-microsoft-com:vml" xmlns:o="urn:schemas-microsoft-com:office:office" xmlns:aink="http://schemas.microsoft.com/office/drawing/2016/ink" xmlns:mc="http://schemas.openxmlformats.org/markup-compatibility/2006" xmlns:cx8="http://schemas.microsoft.com/office/drawing/2016/5/14/chartex" xmlns:cx7="http://schemas.microsoft.com/office/drawing/2016/5/13/chartex" xmlns:cx6="http://schemas.microsoft.com/office/drawing/2016/5/12/chartex" xmlns:cx5="http://schemas.microsoft.com/office/drawing/2016/5/11/chartex" xmlns:cx4="http://schemas.microsoft.com/office/drawing/2016/5/10/chartex" xmlns:cx3="http://schemas.microsoft.com/office/drawing/2016/5/9/chartex" xmlns:cx2="http://schemas.microsoft.com/office/drawing/2015/10/21/chartex" xmlns:cx1="http://schemas.microsoft.com/office/drawing/2015/9/8/chartex" xmlns:cx="http://schemas.microsoft.com/office/drawing/2014/chartex" xmlns:wpc="http://schemas.microsoft.com/office/word/2010/wordprocessingCanvas" xmlns="" val="0"/>
+                          <a14:useLocalDpi xmlns="" xmlns:wpc="http://schemas.microsoft.com/office/word/2010/wordprocessingCanvas" xmlns:cx="http://schemas.microsoft.com/office/drawing/2014/chartex" xmlns:cx1="http://schemas.microsoft.com/office/drawing/2015/9/8/chartex" xmlns:cx2="http://schemas.microsoft.com/office/drawing/2015/10/21/chartex" xmlns:cx3="http://schemas.microsoft.com/office/drawing/2016/5/9/chartex" xmlns:cx4="http://schemas.microsoft.com/office/drawing/2016/5/10/chartex" xmlns:cx5="http://schemas.microsoft.com/office/drawing/2016/5/11/chartex" xmlns:cx6="http://schemas.microsoft.com/office/drawing/2016/5/12/chartex" xmlns:cx7="http://schemas.microsoft.com/office/drawing/2016/5/13/chartex" xmlns:cx8="http://schemas.microsoft.com/office/drawing/2016/5/14/chartex" xmlns:mc="http://schemas.openxmlformats.org/markup-compatibility/2006" xmlns:aink="http://schemas.microsoft.com/office/drawing/2016/ink" xmlns:o="urn:schemas-microsoft-com:office:office" xmlns:v="urn:schemas-microsoft-com:vml" xmlns:wp14="http://schemas.microsoft.com/office/word/2010/wordprocessingDrawing" xmlns:w10="urn:schemas-microsoft-com:office:word" xmlns:w="http://schemas.openxmlformats.org/wordprocessingml/2006/main" xmlns:w14="http://schemas.microsoft.com/office/word/2010/wordml" xmlns:w15="http://schemas.microsoft.com/office/word/2012/wordml" xmlns:w16se="http://schemas.microsoft.com/office/word/2015/wordml/symex" xmlns:wpg="http://schemas.microsoft.com/office/word/2010/wordprocessingGroup" xmlns:wpi="http://schemas.microsoft.com/office/word/2010/wordprocessingInk" xmlns:wps="http://schemas.microsoft.com/office/word/2010/wordprocessingShape" xmlns:a14="http://schemas.microsoft.com/office/drawing/2010/main" val="0"/>
                         </a:ext>
                       </a:extLst>
                     </a:blip>
@@ -48018,7 +48024,7 @@
                     <a:blip r:embed="rId18">
                       <a:extLst>
                         <a:ext uri="{28A0092B-C50C-407E-A947-70E740481C1C}">
-                          <a14:useLocalDpi xmlns:a14="http://schemas.microsoft.com/office/drawing/2010/main" xmlns:wps="http://schemas.microsoft.com/office/word/2010/wordprocessingShape" xmlns:wpi="http://schemas.microsoft.com/office/word/2010/wordprocessingInk" xmlns:wpg="http://schemas.microsoft.com/office/word/2010/wordprocessingGroup" xmlns:w16se="http://schemas.microsoft.com/office/word/2015/wordml/symex" xmlns:w15="http://schemas.microsoft.com/office/word/2012/wordml" xmlns:w14="http://schemas.microsoft.com/office/word/2010/wordml" xmlns:w="http://schemas.openxmlformats.org/wordprocessingml/2006/main" xmlns:w10="urn:schemas-microsoft-com:office:word" xmlns:wp14="http://schemas.microsoft.com/office/word/2010/wordprocessingDrawing" xmlns:v="urn:schemas-microsoft-com:vml" xmlns:o="urn:schemas-microsoft-com:office:office" xmlns:aink="http://schemas.microsoft.com/office/drawing/2016/ink" xmlns:mc="http://schemas.openxmlformats.org/markup-compatibility/2006" xmlns:cx8="http://schemas.microsoft.com/office/drawing/2016/5/14/chartex" xmlns:cx7="http://schemas.microsoft.com/office/drawing/2016/5/13/chartex" xmlns:cx6="http://schemas.microsoft.com/office/drawing/2016/5/12/chartex" xmlns:cx5="http://schemas.microsoft.com/office/drawing/2016/5/11/chartex" xmlns:cx4="http://schemas.microsoft.com/office/drawing/2016/5/10/chartex" xmlns:cx3="http://schemas.microsoft.com/office/drawing/2016/5/9/chartex" xmlns:cx2="http://schemas.microsoft.com/office/drawing/2015/10/21/chartex" xmlns:cx1="http://schemas.microsoft.com/office/drawing/2015/9/8/chartex" xmlns:cx="http://schemas.microsoft.com/office/drawing/2014/chartex" xmlns:wpc="http://schemas.microsoft.com/office/word/2010/wordprocessingCanvas" xmlns="" val="0"/>
+                          <a14:useLocalDpi xmlns="" xmlns:wpc="http://schemas.microsoft.com/office/word/2010/wordprocessingCanvas" xmlns:cx="http://schemas.microsoft.com/office/drawing/2014/chartex" xmlns:cx1="http://schemas.microsoft.com/office/drawing/2015/9/8/chartex" xmlns:cx2="http://schemas.microsoft.com/office/drawing/2015/10/21/chartex" xmlns:cx3="http://schemas.microsoft.com/office/drawing/2016/5/9/chartex" xmlns:cx4="http://schemas.microsoft.com/office/drawing/2016/5/10/chartex" xmlns:cx5="http://schemas.microsoft.com/office/drawing/2016/5/11/chartex" xmlns:cx6="http://schemas.microsoft.com/office/drawing/2016/5/12/chartex" xmlns:cx7="http://schemas.microsoft.com/office/drawing/2016/5/13/chartex" xmlns:cx8="http://schemas.microsoft.com/office/drawing/2016/5/14/chartex" xmlns:mc="http://schemas.openxmlformats.org/markup-compatibility/2006" xmlns:aink="http://schemas.microsoft.com/office/drawing/2016/ink" xmlns:o="urn:schemas-microsoft-com:office:office" xmlns:v="urn:schemas-microsoft-com:vml" xmlns:wp14="http://schemas.microsoft.com/office/word/2010/wordprocessingDrawing" xmlns:w10="urn:schemas-microsoft-com:office:word" xmlns:w="http://schemas.openxmlformats.org/wordprocessingml/2006/main" xmlns:w14="http://schemas.microsoft.com/office/word/2010/wordml" xmlns:w15="http://schemas.microsoft.com/office/word/2012/wordml" xmlns:w16se="http://schemas.microsoft.com/office/word/2015/wordml/symex" xmlns:wpg="http://schemas.microsoft.com/office/word/2010/wordprocessingGroup" xmlns:wpi="http://schemas.microsoft.com/office/word/2010/wordprocessingInk" xmlns:wps="http://schemas.microsoft.com/office/word/2010/wordprocessingShape" xmlns:a14="http://schemas.microsoft.com/office/drawing/2010/main" val="0"/>
                         </a:ext>
                       </a:extLst>
                     </a:blip>
@@ -49050,7 +49056,7 @@
                     <a:blip r:embed="rId18">
                       <a:extLst>
                         <a:ext uri="{28A0092B-C50C-407E-A947-70E740481C1C}">
-                          <a14:useLocalDpi xmlns:a14="http://schemas.microsoft.com/office/drawing/2010/main" xmlns:wps="http://schemas.microsoft.com/office/word/2010/wordprocessingShape" xmlns:wpi="http://schemas.microsoft.com/office/word/2010/wordprocessingInk" xmlns:wpg="http://schemas.microsoft.com/office/word/2010/wordprocessingGroup" xmlns:w16se="http://schemas.microsoft.com/office/word/2015/wordml/symex" xmlns:w15="http://schemas.microsoft.com/office/word/2012/wordml" xmlns:w14="http://schemas.microsoft.com/office/word/2010/wordml" xmlns:w="http://schemas.openxmlformats.org/wordprocessingml/2006/main" xmlns:w10="urn:schemas-microsoft-com:office:word" xmlns:wp14="http://schemas.microsoft.com/office/word/2010/wordprocessingDrawing" xmlns:v="urn:schemas-microsoft-com:vml" xmlns:o="urn:schemas-microsoft-com:office:office" xmlns:aink="http://schemas.microsoft.com/office/drawing/2016/ink" xmlns:mc="http://schemas.openxmlformats.org/markup-compatibility/2006" xmlns:cx8="http://schemas.microsoft.com/office/drawing/2016/5/14/chartex" xmlns:cx7="http://schemas.microsoft.com/office/drawing/2016/5/13/chartex" xmlns:cx6="http://schemas.microsoft.com/office/drawing/2016/5/12/chartex" xmlns:cx5="http://schemas.microsoft.com/office/drawing/2016/5/11/chartex" xmlns:cx4="http://schemas.microsoft.com/office/drawing/2016/5/10/chartex" xmlns:cx3="http://schemas.microsoft.com/office/drawing/2016/5/9/chartex" xmlns:cx2="http://schemas.microsoft.com/office/drawing/2015/10/21/chartex" xmlns:cx1="http://schemas.microsoft.com/office/drawing/2015/9/8/chartex" xmlns:cx="http://schemas.microsoft.com/office/drawing/2014/chartex" xmlns:wpc="http://schemas.microsoft.com/office/word/2010/wordprocessingCanvas" xmlns="" val="0"/>
+                          <a14:useLocalDpi xmlns="" xmlns:wpc="http://schemas.microsoft.com/office/word/2010/wordprocessingCanvas" xmlns:cx="http://schemas.microsoft.com/office/drawing/2014/chartex" xmlns:cx1="http://schemas.microsoft.com/office/drawing/2015/9/8/chartex" xmlns:cx2="http://schemas.microsoft.com/office/drawing/2015/10/21/chartex" xmlns:cx3="http://schemas.microsoft.com/office/drawing/2016/5/9/chartex" xmlns:cx4="http://schemas.microsoft.com/office/drawing/2016/5/10/chartex" xmlns:cx5="http://schemas.microsoft.com/office/drawing/2016/5/11/chartex" xmlns:cx6="http://schemas.microsoft.com/office/drawing/2016/5/12/chartex" xmlns:cx7="http://schemas.microsoft.com/office/drawing/2016/5/13/chartex" xmlns:cx8="http://schemas.microsoft.com/office/drawing/2016/5/14/chartex" xmlns:mc="http://schemas.openxmlformats.org/markup-compatibility/2006" xmlns:aink="http://schemas.microsoft.com/office/drawing/2016/ink" xmlns:o="urn:schemas-microsoft-com:office:office" xmlns:v="urn:schemas-microsoft-com:vml" xmlns:wp14="http://schemas.microsoft.com/office/word/2010/wordprocessingDrawing" xmlns:w10="urn:schemas-microsoft-com:office:word" xmlns:w="http://schemas.openxmlformats.org/wordprocessingml/2006/main" xmlns:w14="http://schemas.microsoft.com/office/word/2010/wordml" xmlns:w15="http://schemas.microsoft.com/office/word/2012/wordml" xmlns:w16se="http://schemas.microsoft.com/office/word/2015/wordml/symex" xmlns:wpg="http://schemas.microsoft.com/office/word/2010/wordprocessingGroup" xmlns:wpi="http://schemas.microsoft.com/office/word/2010/wordprocessingInk" xmlns:wps="http://schemas.microsoft.com/office/word/2010/wordprocessingShape" xmlns:a14="http://schemas.microsoft.com/office/drawing/2010/main" val="0"/>
                         </a:ext>
                       </a:extLst>
                     </a:blip>
@@ -49584,7 +49590,7 @@
                     <a:blip r:embed="rId18">
                       <a:extLst>
                         <a:ext uri="{28A0092B-C50C-407E-A947-70E740481C1C}">
-                          <a14:useLocalDpi xmlns:a14="http://schemas.microsoft.com/office/drawing/2010/main" xmlns:wps="http://schemas.microsoft.com/office/word/2010/wordprocessingShape" xmlns:wpi="http://schemas.microsoft.com/office/word/2010/wordprocessingInk" xmlns:wpg="http://schemas.microsoft.com/office/word/2010/wordprocessingGroup" xmlns:w16se="http://schemas.microsoft.com/office/word/2015/wordml/symex" xmlns:w15="http://schemas.microsoft.com/office/word/2012/wordml" xmlns:w14="http://schemas.microsoft.com/office/word/2010/wordml" xmlns:w="http://schemas.openxmlformats.org/wordprocessingml/2006/main" xmlns:w10="urn:schemas-microsoft-com:office:word" xmlns:wp14="http://schemas.microsoft.com/office/word/2010/wordprocessingDrawing" xmlns:v="urn:schemas-microsoft-com:vml" xmlns:o="urn:schemas-microsoft-com:office:office" xmlns:aink="http://schemas.microsoft.com/office/drawing/2016/ink" xmlns:mc="http://schemas.openxmlformats.org/markup-compatibility/2006" xmlns:cx8="http://schemas.microsoft.com/office/drawing/2016/5/14/chartex" xmlns:cx7="http://schemas.microsoft.com/office/drawing/2016/5/13/chartex" xmlns:cx6="http://schemas.microsoft.com/office/drawing/2016/5/12/chartex" xmlns:cx5="http://schemas.microsoft.com/office/drawing/2016/5/11/chartex" xmlns:cx4="http://schemas.microsoft.com/office/drawing/2016/5/10/chartex" xmlns:cx3="http://schemas.microsoft.com/office/drawing/2016/5/9/chartex" xmlns:cx2="http://schemas.microsoft.com/office/drawing/2015/10/21/chartex" xmlns:cx1="http://schemas.microsoft.com/office/drawing/2015/9/8/chartex" xmlns:cx="http://schemas.microsoft.com/office/drawing/2014/chartex" xmlns:wpc="http://schemas.microsoft.com/office/word/2010/wordprocessingCanvas" xmlns="" val="0"/>
+                          <a14:useLocalDpi xmlns="" xmlns:wpc="http://schemas.microsoft.com/office/word/2010/wordprocessingCanvas" xmlns:cx="http://schemas.microsoft.com/office/drawing/2014/chartex" xmlns:cx1="http://schemas.microsoft.com/office/drawing/2015/9/8/chartex" xmlns:cx2="http://schemas.microsoft.com/office/drawing/2015/10/21/chartex" xmlns:cx3="http://schemas.microsoft.com/office/drawing/2016/5/9/chartex" xmlns:cx4="http://schemas.microsoft.com/office/drawing/2016/5/10/chartex" xmlns:cx5="http://schemas.microsoft.com/office/drawing/2016/5/11/chartex" xmlns:cx6="http://schemas.microsoft.com/office/drawing/2016/5/12/chartex" xmlns:cx7="http://schemas.microsoft.com/office/drawing/2016/5/13/chartex" xmlns:cx8="http://schemas.microsoft.com/office/drawing/2016/5/14/chartex" xmlns:mc="http://schemas.openxmlformats.org/markup-compatibility/2006" xmlns:aink="http://schemas.microsoft.com/office/drawing/2016/ink" xmlns:o="urn:schemas-microsoft-com:office:office" xmlns:v="urn:schemas-microsoft-com:vml" xmlns:wp14="http://schemas.microsoft.com/office/word/2010/wordprocessingDrawing" xmlns:w10="urn:schemas-microsoft-com:office:word" xmlns:w="http://schemas.openxmlformats.org/wordprocessingml/2006/main" xmlns:w14="http://schemas.microsoft.com/office/word/2010/wordml" xmlns:w15="http://schemas.microsoft.com/office/word/2012/wordml" xmlns:w16se="http://schemas.microsoft.com/office/word/2015/wordml/symex" xmlns:wpg="http://schemas.microsoft.com/office/word/2010/wordprocessingGroup" xmlns:wpi="http://schemas.microsoft.com/office/word/2010/wordprocessingInk" xmlns:wps="http://schemas.microsoft.com/office/word/2010/wordprocessingShape" xmlns:a14="http://schemas.microsoft.com/office/drawing/2010/main" val="0"/>
                         </a:ext>
                       </a:extLst>
                     </a:blip>
@@ -49776,7 +49782,7 @@
                     <a:blip r:embed="rId18">
                       <a:extLst>
                         <a:ext uri="{28A0092B-C50C-407E-A947-70E740481C1C}">
-                          <a14:useLocalDpi xmlns:a14="http://schemas.microsoft.com/office/drawing/2010/main" xmlns:wps="http://schemas.microsoft.com/office/word/2010/wordprocessingShape" xmlns:wpi="http://schemas.microsoft.com/office/word/2010/wordprocessingInk" xmlns:wpg="http://schemas.microsoft.com/office/word/2010/wordprocessingGroup" xmlns:w16se="http://schemas.microsoft.com/office/word/2015/wordml/symex" xmlns:w15="http://schemas.microsoft.com/office/word/2012/wordml" xmlns:w14="http://schemas.microsoft.com/office/word/2010/wordml" xmlns:w="http://schemas.openxmlformats.org/wordprocessingml/2006/main" xmlns:w10="urn:schemas-microsoft-com:office:word" xmlns:wp14="http://schemas.microsoft.com/office/word/2010/wordprocessingDrawing" xmlns:v="urn:schemas-microsoft-com:vml" xmlns:o="urn:schemas-microsoft-com:office:office" xmlns:aink="http://schemas.microsoft.com/office/drawing/2016/ink" xmlns:mc="http://schemas.openxmlformats.org/markup-compatibility/2006" xmlns:cx8="http://schemas.microsoft.com/office/drawing/2016/5/14/chartex" xmlns:cx7="http://schemas.microsoft.com/office/drawing/2016/5/13/chartex" xmlns:cx6="http://schemas.microsoft.com/office/drawing/2016/5/12/chartex" xmlns:cx5="http://schemas.microsoft.com/office/drawing/2016/5/11/chartex" xmlns:cx4="http://schemas.microsoft.com/office/drawing/2016/5/10/chartex" xmlns:cx3="http://schemas.microsoft.com/office/drawing/2016/5/9/chartex" xmlns:cx2="http://schemas.microsoft.com/office/drawing/2015/10/21/chartex" xmlns:cx1="http://schemas.microsoft.com/office/drawing/2015/9/8/chartex" xmlns:cx="http://schemas.microsoft.com/office/drawing/2014/chartex" xmlns:wpc="http://schemas.microsoft.com/office/word/2010/wordprocessingCanvas" xmlns="" val="0"/>
+                          <a14:useLocalDpi xmlns="" xmlns:wpc="http://schemas.microsoft.com/office/word/2010/wordprocessingCanvas" xmlns:cx="http://schemas.microsoft.com/office/drawing/2014/chartex" xmlns:cx1="http://schemas.microsoft.com/office/drawing/2015/9/8/chartex" xmlns:cx2="http://schemas.microsoft.com/office/drawing/2015/10/21/chartex" xmlns:cx3="http://schemas.microsoft.com/office/drawing/2016/5/9/chartex" xmlns:cx4="http://schemas.microsoft.com/office/drawing/2016/5/10/chartex" xmlns:cx5="http://schemas.microsoft.com/office/drawing/2016/5/11/chartex" xmlns:cx6="http://schemas.microsoft.com/office/drawing/2016/5/12/chartex" xmlns:cx7="http://schemas.microsoft.com/office/drawing/2016/5/13/chartex" xmlns:cx8="http://schemas.microsoft.com/office/drawing/2016/5/14/chartex" xmlns:mc="http://schemas.openxmlformats.org/markup-compatibility/2006" xmlns:aink="http://schemas.microsoft.com/office/drawing/2016/ink" xmlns:o="urn:schemas-microsoft-com:office:office" xmlns:v="urn:schemas-microsoft-com:vml" xmlns:wp14="http://schemas.microsoft.com/office/word/2010/wordprocessingDrawing" xmlns:w10="urn:schemas-microsoft-com:office:word" xmlns:w="http://schemas.openxmlformats.org/wordprocessingml/2006/main" xmlns:w14="http://schemas.microsoft.com/office/word/2010/wordml" xmlns:w15="http://schemas.microsoft.com/office/word/2012/wordml" xmlns:w16se="http://schemas.microsoft.com/office/word/2015/wordml/symex" xmlns:wpg="http://schemas.microsoft.com/office/word/2010/wordprocessingGroup" xmlns:wpi="http://schemas.microsoft.com/office/word/2010/wordprocessingInk" xmlns:wps="http://schemas.microsoft.com/office/word/2010/wordprocessingShape" xmlns:a14="http://schemas.microsoft.com/office/drawing/2010/main" val="0"/>
                         </a:ext>
                       </a:extLst>
                     </a:blip>
@@ -49943,7 +49949,7 @@
                     <a:blip r:embed="rId18">
                       <a:extLst>
                         <a:ext uri="{28A0092B-C50C-407E-A947-70E740481C1C}">
-                          <a14:useLocalDpi xmlns:a14="http://schemas.microsoft.com/office/drawing/2010/main" xmlns:wps="http://schemas.microsoft.com/office/word/2010/wordprocessingShape" xmlns:wpi="http://schemas.microsoft.com/office/word/2010/wordprocessingInk" xmlns:wpg="http://schemas.microsoft.com/office/word/2010/wordprocessingGroup" xmlns:w16se="http://schemas.microsoft.com/office/word/2015/wordml/symex" xmlns:w15="http://schemas.microsoft.com/office/word/2012/wordml" xmlns:w14="http://schemas.microsoft.com/office/word/2010/wordml" xmlns:w="http://schemas.openxmlformats.org/wordprocessingml/2006/main" xmlns:w10="urn:schemas-microsoft-com:office:word" xmlns:wp14="http://schemas.microsoft.com/office/word/2010/wordprocessingDrawing" xmlns:v="urn:schemas-microsoft-com:vml" xmlns:o="urn:schemas-microsoft-com:office:office" xmlns:aink="http://schemas.microsoft.com/office/drawing/2016/ink" xmlns:mc="http://schemas.openxmlformats.org/markup-compatibility/2006" xmlns:cx8="http://schemas.microsoft.com/office/drawing/2016/5/14/chartex" xmlns:cx7="http://schemas.microsoft.com/office/drawing/2016/5/13/chartex" xmlns:cx6="http://schemas.microsoft.com/office/drawing/2016/5/12/chartex" xmlns:cx5="http://schemas.microsoft.com/office/drawing/2016/5/11/chartex" xmlns:cx4="http://schemas.microsoft.com/office/drawing/2016/5/10/chartex" xmlns:cx3="http://schemas.microsoft.com/office/drawing/2016/5/9/chartex" xmlns:cx2="http://schemas.microsoft.com/office/drawing/2015/10/21/chartex" xmlns:cx1="http://schemas.microsoft.com/office/drawing/2015/9/8/chartex" xmlns:cx="http://schemas.microsoft.com/office/drawing/2014/chartex" xmlns:wpc="http://schemas.microsoft.com/office/word/2010/wordprocessingCanvas" xmlns="" val="0"/>
+                          <a14:useLocalDpi xmlns="" xmlns:wpc="http://schemas.microsoft.com/office/word/2010/wordprocessingCanvas" xmlns:cx="http://schemas.microsoft.com/office/drawing/2014/chartex" xmlns:cx1="http://schemas.microsoft.com/office/drawing/2015/9/8/chartex" xmlns:cx2="http://schemas.microsoft.com/office/drawing/2015/10/21/chartex" xmlns:cx3="http://schemas.microsoft.com/office/drawing/2016/5/9/chartex" xmlns:cx4="http://schemas.microsoft.com/office/drawing/2016/5/10/chartex" xmlns:cx5="http://schemas.microsoft.com/office/drawing/2016/5/11/chartex" xmlns:cx6="http://schemas.microsoft.com/office/drawing/2016/5/12/chartex" xmlns:cx7="http://schemas.microsoft.com/office/drawing/2016/5/13/chartex" xmlns:cx8="http://schemas.microsoft.com/office/drawing/2016/5/14/chartex" xmlns:mc="http://schemas.openxmlformats.org/markup-compatibility/2006" xmlns:aink="http://schemas.microsoft.com/office/drawing/2016/ink" xmlns:o="urn:schemas-microsoft-com:office:office" xmlns:v="urn:schemas-microsoft-com:vml" xmlns:wp14="http://schemas.microsoft.com/office/word/2010/wordprocessingDrawing" xmlns:w10="urn:schemas-microsoft-com:office:word" xmlns:w="http://schemas.openxmlformats.org/wordprocessingml/2006/main" xmlns:w14="http://schemas.microsoft.com/office/word/2010/wordml" xmlns:w15="http://schemas.microsoft.com/office/word/2012/wordml" xmlns:w16se="http://schemas.microsoft.com/office/word/2015/wordml/symex" xmlns:wpg="http://schemas.microsoft.com/office/word/2010/wordprocessingGroup" xmlns:wpi="http://schemas.microsoft.com/office/word/2010/wordprocessingInk" xmlns:wps="http://schemas.microsoft.com/office/word/2010/wordprocessingShape" xmlns:a14="http://schemas.microsoft.com/office/drawing/2010/main" val="0"/>
                         </a:ext>
                       </a:extLst>
                     </a:blip>
@@ -52123,7 +52129,7 @@
                     <a:blip r:embed="rId18">
                       <a:extLst>
                         <a:ext uri="{28A0092B-C50C-407E-A947-70E740481C1C}">
-                          <a14:useLocalDpi xmlns:a14="http://schemas.microsoft.com/office/drawing/2010/main" xmlns:wps="http://schemas.microsoft.com/office/word/2010/wordprocessingShape" xmlns:wpi="http://schemas.microsoft.com/office/word/2010/wordprocessingInk" xmlns:wpg="http://schemas.microsoft.com/office/word/2010/wordprocessingGroup" xmlns:w16se="http://schemas.microsoft.com/office/word/2015/wordml/symex" xmlns:w15="http://schemas.microsoft.com/office/word/2012/wordml" xmlns:w14="http://schemas.microsoft.com/office/word/2010/wordml" xmlns:w="http://schemas.openxmlformats.org/wordprocessingml/2006/main" xmlns:w10="urn:schemas-microsoft-com:office:word" xmlns:wp14="http://schemas.microsoft.com/office/word/2010/wordprocessingDrawing" xmlns:v="urn:schemas-microsoft-com:vml" xmlns:o="urn:schemas-microsoft-com:office:office" xmlns:aink="http://schemas.microsoft.com/office/drawing/2016/ink" xmlns:mc="http://schemas.openxmlformats.org/markup-compatibility/2006" xmlns:cx8="http://schemas.microsoft.com/office/drawing/2016/5/14/chartex" xmlns:cx7="http://schemas.microsoft.com/office/drawing/2016/5/13/chartex" xmlns:cx6="http://schemas.microsoft.com/office/drawing/2016/5/12/chartex" xmlns:cx5="http://schemas.microsoft.com/office/drawing/2016/5/11/chartex" xmlns:cx4="http://schemas.microsoft.com/office/drawing/2016/5/10/chartex" xmlns:cx3="http://schemas.microsoft.com/office/drawing/2016/5/9/chartex" xmlns:cx2="http://schemas.microsoft.com/office/drawing/2015/10/21/chartex" xmlns:cx1="http://schemas.microsoft.com/office/drawing/2015/9/8/chartex" xmlns:cx="http://schemas.microsoft.com/office/drawing/2014/chartex" xmlns:wpc="http://schemas.microsoft.com/office/word/2010/wordprocessingCanvas" xmlns="" val="0"/>
+                          <a14:useLocalDpi xmlns="" xmlns:wpc="http://schemas.microsoft.com/office/word/2010/wordprocessingCanvas" xmlns:cx="http://schemas.microsoft.com/office/drawing/2014/chartex" xmlns:cx1="http://schemas.microsoft.com/office/drawing/2015/9/8/chartex" xmlns:cx2="http://schemas.microsoft.com/office/drawing/2015/10/21/chartex" xmlns:cx3="http://schemas.microsoft.com/office/drawing/2016/5/9/chartex" xmlns:cx4="http://schemas.microsoft.com/office/drawing/2016/5/10/chartex" xmlns:cx5="http://schemas.microsoft.com/office/drawing/2016/5/11/chartex" xmlns:cx6="http://schemas.microsoft.com/office/drawing/2016/5/12/chartex" xmlns:cx7="http://schemas.microsoft.com/office/drawing/2016/5/13/chartex" xmlns:cx8="http://schemas.microsoft.com/office/drawing/2016/5/14/chartex" xmlns:mc="http://schemas.openxmlformats.org/markup-compatibility/2006" xmlns:aink="http://schemas.microsoft.com/office/drawing/2016/ink" xmlns:o="urn:schemas-microsoft-com:office:office" xmlns:v="urn:schemas-microsoft-com:vml" xmlns:wp14="http://schemas.microsoft.com/office/word/2010/wordprocessingDrawing" xmlns:w10="urn:schemas-microsoft-com:office:word" xmlns:w="http://schemas.openxmlformats.org/wordprocessingml/2006/main" xmlns:w14="http://schemas.microsoft.com/office/word/2010/wordml" xmlns:w15="http://schemas.microsoft.com/office/word/2012/wordml" xmlns:w16se="http://schemas.microsoft.com/office/word/2015/wordml/symex" xmlns:wpg="http://schemas.microsoft.com/office/word/2010/wordprocessingGroup" xmlns:wpi="http://schemas.microsoft.com/office/word/2010/wordprocessingInk" xmlns:wps="http://schemas.microsoft.com/office/word/2010/wordprocessingShape" xmlns:a14="http://schemas.microsoft.com/office/drawing/2010/main" val="0"/>
                         </a:ext>
                       </a:extLst>
                     </a:blip>
@@ -53569,7 +53575,7 @@
                     <a:blip r:embed="rId18">
                       <a:extLst>
                         <a:ext uri="{28A0092B-C50C-407E-A947-70E740481C1C}">
-                          <a14:useLocalDpi xmlns:a14="http://schemas.microsoft.com/office/drawing/2010/main" xmlns:wps="http://schemas.microsoft.com/office/word/2010/wordprocessingShape" xmlns:wpi="http://schemas.microsoft.com/office/word/2010/wordprocessingInk" xmlns:wpg="http://schemas.microsoft.com/office/word/2010/wordprocessingGroup" xmlns:w16se="http://schemas.microsoft.com/office/word/2015/wordml/symex" xmlns:w15="http://schemas.microsoft.com/office/word/2012/wordml" xmlns:w14="http://schemas.microsoft.com/office/word/2010/wordml" xmlns:w="http://schemas.openxmlformats.org/wordprocessingml/2006/main" xmlns:w10="urn:schemas-microsoft-com:office:word" xmlns:wp14="http://schemas.microsoft.com/office/word/2010/wordprocessingDrawing" xmlns:v="urn:schemas-microsoft-com:vml" xmlns:o="urn:schemas-microsoft-com:office:office" xmlns:aink="http://schemas.microsoft.com/office/drawing/2016/ink" xmlns:mc="http://schemas.openxmlformats.org/markup-compatibility/2006" xmlns:cx8="http://schemas.microsoft.com/office/drawing/2016/5/14/chartex" xmlns:cx7="http://schemas.microsoft.com/office/drawing/2016/5/13/chartex" xmlns:cx6="http://schemas.microsoft.com/office/drawing/2016/5/12/chartex" xmlns:cx5="http://schemas.microsoft.com/office/drawing/2016/5/11/chartex" xmlns:cx4="http://schemas.microsoft.com/office/drawing/2016/5/10/chartex" xmlns:cx3="http://schemas.microsoft.com/office/drawing/2016/5/9/chartex" xmlns:cx2="http://schemas.microsoft.com/office/drawing/2015/10/21/chartex" xmlns:cx1="http://schemas.microsoft.com/office/drawing/2015/9/8/chartex" xmlns:cx="http://schemas.microsoft.com/office/drawing/2014/chartex" xmlns:wpc="http://schemas.microsoft.com/office/word/2010/wordprocessingCanvas" xmlns="" val="0"/>
+                          <a14:useLocalDpi xmlns="" xmlns:wpc="http://schemas.microsoft.com/office/word/2010/wordprocessingCanvas" xmlns:cx="http://schemas.microsoft.com/office/drawing/2014/chartex" xmlns:cx1="http://schemas.microsoft.com/office/drawing/2015/9/8/chartex" xmlns:cx2="http://schemas.microsoft.com/office/drawing/2015/10/21/chartex" xmlns:cx3="http://schemas.microsoft.com/office/drawing/2016/5/9/chartex" xmlns:cx4="http://schemas.microsoft.com/office/drawing/2016/5/10/chartex" xmlns:cx5="http://schemas.microsoft.com/office/drawing/2016/5/11/chartex" xmlns:cx6="http://schemas.microsoft.com/office/drawing/2016/5/12/chartex" xmlns:cx7="http://schemas.microsoft.com/office/drawing/2016/5/13/chartex" xmlns:cx8="http://schemas.microsoft.com/office/drawing/2016/5/14/chartex" xmlns:mc="http://schemas.openxmlformats.org/markup-compatibility/2006" xmlns:aink="http://schemas.microsoft.com/office/drawing/2016/ink" xmlns:o="urn:schemas-microsoft-com:office:office" xmlns:v="urn:schemas-microsoft-com:vml" xmlns:wp14="http://schemas.microsoft.com/office/word/2010/wordprocessingDrawing" xmlns:w10="urn:schemas-microsoft-com:office:word" xmlns:w="http://schemas.openxmlformats.org/wordprocessingml/2006/main" xmlns:w14="http://schemas.microsoft.com/office/word/2010/wordml" xmlns:w15="http://schemas.microsoft.com/office/word/2012/wordml" xmlns:w16se="http://schemas.microsoft.com/office/word/2015/wordml/symex" xmlns:wpg="http://schemas.microsoft.com/office/word/2010/wordprocessingGroup" xmlns:wpi="http://schemas.microsoft.com/office/word/2010/wordprocessingInk" xmlns:wps="http://schemas.microsoft.com/office/word/2010/wordprocessingShape" xmlns:a14="http://schemas.microsoft.com/office/drawing/2010/main" val="0"/>
                         </a:ext>
                       </a:extLst>
                     </a:blip>
@@ -54163,7 +54169,7 @@
                     <a:blip r:embed="rId18">
                       <a:extLst>
                         <a:ext uri="{28A0092B-C50C-407E-A947-70E740481C1C}">
-                          <a14:useLocalDpi xmlns:a14="http://schemas.microsoft.com/office/drawing/2010/main" xmlns:wps="http://schemas.microsoft.com/office/word/2010/wordprocessingShape" xmlns:wpi="http://schemas.microsoft.com/office/word/2010/wordprocessingInk" xmlns:wpg="http://schemas.microsoft.com/office/word/2010/wordprocessingGroup" xmlns:w16se="http://schemas.microsoft.com/office/word/2015/wordml/symex" xmlns:w15="http://schemas.microsoft.com/office/word/2012/wordml" xmlns:w14="http://schemas.microsoft.com/office/word/2010/wordml" xmlns:w="http://schemas.openxmlformats.org/wordprocessingml/2006/main" xmlns:w10="urn:schemas-microsoft-com:office:word" xmlns:wp14="http://schemas.microsoft.com/office/word/2010/wordprocessingDrawing" xmlns:v="urn:schemas-microsoft-com:vml" xmlns:o="urn:schemas-microsoft-com:office:office" xmlns:aink="http://schemas.microsoft.com/office/drawing/2016/ink" xmlns:mc="http://schemas.openxmlformats.org/markup-compatibility/2006" xmlns:cx8="http://schemas.microsoft.com/office/drawing/2016/5/14/chartex" xmlns:cx7="http://schemas.microsoft.com/office/drawing/2016/5/13/chartex" xmlns:cx6="http://schemas.microsoft.com/office/drawing/2016/5/12/chartex" xmlns:cx5="http://schemas.microsoft.com/office/drawing/2016/5/11/chartex" xmlns:cx4="http://schemas.microsoft.com/office/drawing/2016/5/10/chartex" xmlns:cx3="http://schemas.microsoft.com/office/drawing/2016/5/9/chartex" xmlns:cx2="http://schemas.microsoft.com/office/drawing/2015/10/21/chartex" xmlns:cx1="http://schemas.microsoft.com/office/drawing/2015/9/8/chartex" xmlns:cx="http://schemas.microsoft.com/office/drawing/2014/chartex" xmlns:wpc="http://schemas.microsoft.com/office/word/2010/wordprocessingCanvas" xmlns="" val="0"/>
+                          <a14:useLocalDpi xmlns="" xmlns:wpc="http://schemas.microsoft.com/office/word/2010/wordprocessingCanvas" xmlns:cx="http://schemas.microsoft.com/office/drawing/2014/chartex" xmlns:cx1="http://schemas.microsoft.com/office/drawing/2015/9/8/chartex" xmlns:cx2="http://schemas.microsoft.com/office/drawing/2015/10/21/chartex" xmlns:cx3="http://schemas.microsoft.com/office/drawing/2016/5/9/chartex" xmlns:cx4="http://schemas.microsoft.com/office/drawing/2016/5/10/chartex" xmlns:cx5="http://schemas.microsoft.com/office/drawing/2016/5/11/chartex" xmlns:cx6="http://schemas.microsoft.com/office/drawing/2016/5/12/chartex" xmlns:cx7="http://schemas.microsoft.com/office/drawing/2016/5/13/chartex" xmlns:cx8="http://schemas.microsoft.com/office/drawing/2016/5/14/chartex" xmlns:mc="http://schemas.openxmlformats.org/markup-compatibility/2006" xmlns:aink="http://schemas.microsoft.com/office/drawing/2016/ink" xmlns:o="urn:schemas-microsoft-com:office:office" xmlns:v="urn:schemas-microsoft-com:vml" xmlns:wp14="http://schemas.microsoft.com/office/word/2010/wordprocessingDrawing" xmlns:w10="urn:schemas-microsoft-com:office:word" xmlns:w="http://schemas.openxmlformats.org/wordprocessingml/2006/main" xmlns:w14="http://schemas.microsoft.com/office/word/2010/wordml" xmlns:w15="http://schemas.microsoft.com/office/word/2012/wordml" xmlns:w16se="http://schemas.microsoft.com/office/word/2015/wordml/symex" xmlns:wpg="http://schemas.microsoft.com/office/word/2010/wordprocessingGroup" xmlns:wpi="http://schemas.microsoft.com/office/word/2010/wordprocessingInk" xmlns:wps="http://schemas.microsoft.com/office/word/2010/wordprocessingShape" xmlns:a14="http://schemas.microsoft.com/office/drawing/2010/main" val="0"/>
                         </a:ext>
                       </a:extLst>
                     </a:blip>
@@ -54921,7 +54927,7 @@
                     <a:blip r:embed="rId18">
                       <a:extLst>
                         <a:ext uri="{28A0092B-C50C-407E-A947-70E740481C1C}">
-                          <a14:useLocalDpi xmlns:a14="http://schemas.microsoft.com/office/drawing/2010/main" xmlns:wps="http://schemas.microsoft.com/office/word/2010/wordprocessingShape" xmlns:wpi="http://schemas.microsoft.com/office/word/2010/wordprocessingInk" xmlns:wpg="http://schemas.microsoft.com/office/word/2010/wordprocessingGroup" xmlns:w16se="http://schemas.microsoft.com/office/word/2015/wordml/symex" xmlns:w15="http://schemas.microsoft.com/office/word/2012/wordml" xmlns:w14="http://schemas.microsoft.com/office/word/2010/wordml" xmlns:w="http://schemas.openxmlformats.org/wordprocessingml/2006/main" xmlns:w10="urn:schemas-microsoft-com:office:word" xmlns:wp14="http://schemas.microsoft.com/office/word/2010/wordprocessingDrawing" xmlns:v="urn:schemas-microsoft-com:vml" xmlns:o="urn:schemas-microsoft-com:office:office" xmlns:aink="http://schemas.microsoft.com/office/drawing/2016/ink" xmlns:mc="http://schemas.openxmlformats.org/markup-compatibility/2006" xmlns:cx8="http://schemas.microsoft.com/office/drawing/2016/5/14/chartex" xmlns:cx7="http://schemas.microsoft.com/office/drawing/2016/5/13/chartex" xmlns:cx6="http://schemas.microsoft.com/office/drawing/2016/5/12/chartex" xmlns:cx5="http://schemas.microsoft.com/office/drawing/2016/5/11/chartex" xmlns:cx4="http://schemas.microsoft.com/office/drawing/2016/5/10/chartex" xmlns:cx3="http://schemas.microsoft.com/office/drawing/2016/5/9/chartex" xmlns:cx2="http://schemas.microsoft.com/office/drawing/2015/10/21/chartex" xmlns:cx1="http://schemas.microsoft.com/office/drawing/2015/9/8/chartex" xmlns:cx="http://schemas.microsoft.com/office/drawing/2014/chartex" xmlns:wpc="http://schemas.microsoft.com/office/word/2010/wordprocessingCanvas" xmlns="" val="0"/>
+                          <a14:useLocalDpi xmlns="" xmlns:wpc="http://schemas.microsoft.com/office/word/2010/wordprocessingCanvas" xmlns:cx="http://schemas.microsoft.com/office/drawing/2014/chartex" xmlns:cx1="http://schemas.microsoft.com/office/drawing/2015/9/8/chartex" xmlns:cx2="http://schemas.microsoft.com/office/drawing/2015/10/21/chartex" xmlns:cx3="http://schemas.microsoft.com/office/drawing/2016/5/9/chartex" xmlns:cx4="http://schemas.microsoft.com/office/drawing/2016/5/10/chartex" xmlns:cx5="http://schemas.microsoft.com/office/drawing/2016/5/11/chartex" xmlns:cx6="http://schemas.microsoft.com/office/drawing/2016/5/12/chartex" xmlns:cx7="http://schemas.microsoft.com/office/drawing/2016/5/13/chartex" xmlns:cx8="http://schemas.microsoft.com/office/drawing/2016/5/14/chartex" xmlns:mc="http://schemas.openxmlformats.org/markup-compatibility/2006" xmlns:aink="http://schemas.microsoft.com/office/drawing/2016/ink" xmlns:o="urn:schemas-microsoft-com:office:office" xmlns:v="urn:schemas-microsoft-com:vml" xmlns:wp14="http://schemas.microsoft.com/office/word/2010/wordprocessingDrawing" xmlns:w10="urn:schemas-microsoft-com:office:word" xmlns:w="http://schemas.openxmlformats.org/wordprocessingml/2006/main" xmlns:w14="http://schemas.microsoft.com/office/word/2010/wordml" xmlns:w15="http://schemas.microsoft.com/office/word/2012/wordml" xmlns:w16se="http://schemas.microsoft.com/office/word/2015/wordml/symex" xmlns:wpg="http://schemas.microsoft.com/office/word/2010/wordprocessingGroup" xmlns:wpi="http://schemas.microsoft.com/office/word/2010/wordprocessingInk" xmlns:wps="http://schemas.microsoft.com/office/word/2010/wordprocessingShape" xmlns:a14="http://schemas.microsoft.com/office/drawing/2010/main" val="0"/>
                         </a:ext>
                       </a:extLst>
                     </a:blip>
@@ -57704,7 +57710,7 @@
                     <a:blip r:embed="rId18">
                       <a:extLst>
                         <a:ext uri="{28A0092B-C50C-407E-A947-70E740481C1C}">
-                          <a14:useLocalDpi xmlns:a14="http://schemas.microsoft.com/office/drawing/2010/main" xmlns:wps="http://schemas.microsoft.com/office/word/2010/wordprocessingShape" xmlns:wpi="http://schemas.microsoft.com/office/word/2010/wordprocessingInk" xmlns:wpg="http://schemas.microsoft.com/office/word/2010/wordprocessingGroup" xmlns:w16se="http://schemas.microsoft.com/office/word/2015/wordml/symex" xmlns:w15="http://schemas.microsoft.com/office/word/2012/wordml" xmlns:w14="http://schemas.microsoft.com/office/word/2010/wordml" xmlns:w="http://schemas.openxmlformats.org/wordprocessingml/2006/main" xmlns:w10="urn:schemas-microsoft-com:office:word" xmlns:wp14="http://schemas.microsoft.com/office/word/2010/wordprocessingDrawing" xmlns:v="urn:schemas-microsoft-com:vml" xmlns:o="urn:schemas-microsoft-com:office:office" xmlns:aink="http://schemas.microsoft.com/office/drawing/2016/ink" xmlns:mc="http://schemas.openxmlformats.org/markup-compatibility/2006" xmlns:cx8="http://schemas.microsoft.com/office/drawing/2016/5/14/chartex" xmlns:cx7="http://schemas.microsoft.com/office/drawing/2016/5/13/chartex" xmlns:cx6="http://schemas.microsoft.com/office/drawing/2016/5/12/chartex" xmlns:cx5="http://schemas.microsoft.com/office/drawing/2016/5/11/chartex" xmlns:cx4="http://schemas.microsoft.com/office/drawing/2016/5/10/chartex" xmlns:cx3="http://schemas.microsoft.com/office/drawing/2016/5/9/chartex" xmlns:cx2="http://schemas.microsoft.com/office/drawing/2015/10/21/chartex" xmlns:cx1="http://schemas.microsoft.com/office/drawing/2015/9/8/chartex" xmlns:cx="http://schemas.microsoft.com/office/drawing/2014/chartex" xmlns:wpc="http://schemas.microsoft.com/office/word/2010/wordprocessingCanvas" xmlns="" val="0"/>
+                          <a14:useLocalDpi xmlns="" xmlns:wpc="http://schemas.microsoft.com/office/word/2010/wordprocessingCanvas" xmlns:cx="http://schemas.microsoft.com/office/drawing/2014/chartex" xmlns:cx1="http://schemas.microsoft.com/office/drawing/2015/9/8/chartex" xmlns:cx2="http://schemas.microsoft.com/office/drawing/2015/10/21/chartex" xmlns:cx3="http://schemas.microsoft.com/office/drawing/2016/5/9/chartex" xmlns:cx4="http://schemas.microsoft.com/office/drawing/2016/5/10/chartex" xmlns:cx5="http://schemas.microsoft.com/office/drawing/2016/5/11/chartex" xmlns:cx6="http://schemas.microsoft.com/office/drawing/2016/5/12/chartex" xmlns:cx7="http://schemas.microsoft.com/office/drawing/2016/5/13/chartex" xmlns:cx8="http://schemas.microsoft.com/office/drawing/2016/5/14/chartex" xmlns:mc="http://schemas.openxmlformats.org/markup-compatibility/2006" xmlns:aink="http://schemas.microsoft.com/office/drawing/2016/ink" xmlns:o="urn:schemas-microsoft-com:office:office" xmlns:v="urn:schemas-microsoft-com:vml" xmlns:wp14="http://schemas.microsoft.com/office/word/2010/wordprocessingDrawing" xmlns:w10="urn:schemas-microsoft-com:office:word" xmlns:w="http://schemas.openxmlformats.org/wordprocessingml/2006/main" xmlns:w14="http://schemas.microsoft.com/office/word/2010/wordml" xmlns:w15="http://schemas.microsoft.com/office/word/2012/wordml" xmlns:w16se="http://schemas.microsoft.com/office/word/2015/wordml/symex" xmlns:wpg="http://schemas.microsoft.com/office/word/2010/wordprocessingGroup" xmlns:wpi="http://schemas.microsoft.com/office/word/2010/wordprocessingInk" xmlns:wps="http://schemas.microsoft.com/office/word/2010/wordprocessingShape" xmlns:a14="http://schemas.microsoft.com/office/drawing/2010/main" val="0"/>
                         </a:ext>
                       </a:extLst>
                     </a:blip>
@@ -58257,7 +58263,7 @@
                     <a:blip r:embed="rId18">
                       <a:extLst>
                         <a:ext uri="{28A0092B-C50C-407E-A947-70E740481C1C}">
-                          <a14:useLocalDpi xmlns:a14="http://schemas.microsoft.com/office/drawing/2010/main" xmlns:wps="http://schemas.microsoft.com/office/word/2010/wordprocessingShape" xmlns:wpi="http://schemas.microsoft.com/office/word/2010/wordprocessingInk" xmlns:wpg="http://schemas.microsoft.com/office/word/2010/wordprocessingGroup" xmlns:w16se="http://schemas.microsoft.com/office/word/2015/wordml/symex" xmlns:w15="http://schemas.microsoft.com/office/word/2012/wordml" xmlns:w14="http://schemas.microsoft.com/office/word/2010/wordml" xmlns:w="http://schemas.openxmlformats.org/wordprocessingml/2006/main" xmlns:w10="urn:schemas-microsoft-com:office:word" xmlns:wp14="http://schemas.microsoft.com/office/word/2010/wordprocessingDrawing" xmlns:v="urn:schemas-microsoft-com:vml" xmlns:o="urn:schemas-microsoft-com:office:office" xmlns:aink="http://schemas.microsoft.com/office/drawing/2016/ink" xmlns:mc="http://schemas.openxmlformats.org/markup-compatibility/2006" xmlns:cx8="http://schemas.microsoft.com/office/drawing/2016/5/14/chartex" xmlns:cx7="http://schemas.microsoft.com/office/drawing/2016/5/13/chartex" xmlns:cx6="http://schemas.microsoft.com/office/drawing/2016/5/12/chartex" xmlns:cx5="http://schemas.microsoft.com/office/drawing/2016/5/11/chartex" xmlns:cx4="http://schemas.microsoft.com/office/drawing/2016/5/10/chartex" xmlns:cx3="http://schemas.microsoft.com/office/drawing/2016/5/9/chartex" xmlns:cx2="http://schemas.microsoft.com/office/drawing/2015/10/21/chartex" xmlns:cx1="http://schemas.microsoft.com/office/drawing/2015/9/8/chartex" xmlns:cx="http://schemas.microsoft.com/office/drawing/2014/chartex" xmlns:wpc="http://schemas.microsoft.com/office/word/2010/wordprocessingCanvas" xmlns="" val="0"/>
+                          <a14:useLocalDpi xmlns="" xmlns:wpc="http://schemas.microsoft.com/office/word/2010/wordprocessingCanvas" xmlns:cx="http://schemas.microsoft.com/office/drawing/2014/chartex" xmlns:cx1="http://schemas.microsoft.com/office/drawing/2015/9/8/chartex" xmlns:cx2="http://schemas.microsoft.com/office/drawing/2015/10/21/chartex" xmlns:cx3="http://schemas.microsoft.com/office/drawing/2016/5/9/chartex" xmlns:cx4="http://schemas.microsoft.com/office/drawing/2016/5/10/chartex" xmlns:cx5="http://schemas.microsoft.com/office/drawing/2016/5/11/chartex" xmlns:cx6="http://schemas.microsoft.com/office/drawing/2016/5/12/chartex" xmlns:cx7="http://schemas.microsoft.com/office/drawing/2016/5/13/chartex" xmlns:cx8="http://schemas.microsoft.com/office/drawing/2016/5/14/chartex" xmlns:mc="http://schemas.openxmlformats.org/markup-compatibility/2006" xmlns:aink="http://schemas.microsoft.com/office/drawing/2016/ink" xmlns:o="urn:schemas-microsoft-com:office:office" xmlns:v="urn:schemas-microsoft-com:vml" xmlns:wp14="http://schemas.microsoft.com/office/word/2010/wordprocessingDrawing" xmlns:w10="urn:schemas-microsoft-com:office:word" xmlns:w="http://schemas.openxmlformats.org/wordprocessingml/2006/main" xmlns:w14="http://schemas.microsoft.com/office/word/2010/wordml" xmlns:w15="http://schemas.microsoft.com/office/word/2012/wordml" xmlns:w16se="http://schemas.microsoft.com/office/word/2015/wordml/symex" xmlns:wpg="http://schemas.microsoft.com/office/word/2010/wordprocessingGroup" xmlns:wpi="http://schemas.microsoft.com/office/word/2010/wordprocessingInk" xmlns:wps="http://schemas.microsoft.com/office/word/2010/wordprocessingShape" xmlns:a14="http://schemas.microsoft.com/office/drawing/2010/main" val="0"/>
                         </a:ext>
                       </a:extLst>
                     </a:blip>
@@ -59378,7 +59384,7 @@
                     <a:blip r:embed="rId18">
                       <a:extLst>
                         <a:ext uri="{28A0092B-C50C-407E-A947-70E740481C1C}">
-                          <a14:useLocalDpi xmlns:a14="http://schemas.microsoft.com/office/drawing/2010/main" xmlns:wps="http://schemas.microsoft.com/office/word/2010/wordprocessingShape" xmlns:wpi="http://schemas.microsoft.com/office/word/2010/wordprocessingInk" xmlns:wpg="http://schemas.microsoft.com/office/word/2010/wordprocessingGroup" xmlns:w16se="http://schemas.microsoft.com/office/word/2015/wordml/symex" xmlns:w15="http://schemas.microsoft.com/office/word/2012/wordml" xmlns:w14="http://schemas.microsoft.com/office/word/2010/wordml" xmlns:w="http://schemas.openxmlformats.org/wordprocessingml/2006/main" xmlns:w10="urn:schemas-microsoft-com:office:word" xmlns:wp14="http://schemas.microsoft.com/office/word/2010/wordprocessingDrawing" xmlns:v="urn:schemas-microsoft-com:vml" xmlns:o="urn:schemas-microsoft-com:office:office" xmlns:aink="http://schemas.microsoft.com/office/drawing/2016/ink" xmlns:mc="http://schemas.openxmlformats.org/markup-compatibility/2006" xmlns:cx8="http://schemas.microsoft.com/office/drawing/2016/5/14/chartex" xmlns:cx7="http://schemas.microsoft.com/office/drawing/2016/5/13/chartex" xmlns:cx6="http://schemas.microsoft.com/office/drawing/2016/5/12/chartex" xmlns:cx5="http://schemas.microsoft.com/office/drawing/2016/5/11/chartex" xmlns:cx4="http://schemas.microsoft.com/office/drawing/2016/5/10/chartex" xmlns:cx3="http://schemas.microsoft.com/office/drawing/2016/5/9/chartex" xmlns:cx2="http://schemas.microsoft.com/office/drawing/2015/10/21/chartex" xmlns:cx1="http://schemas.microsoft.com/office/drawing/2015/9/8/chartex" xmlns:cx="http://schemas.microsoft.com/office/drawing/2014/chartex" xmlns:wpc="http://schemas.microsoft.com/office/word/2010/wordprocessingCanvas" xmlns="" val="0"/>
+                          <a14:useLocalDpi xmlns="" xmlns:wpc="http://schemas.microsoft.com/office/word/2010/wordprocessingCanvas" xmlns:cx="http://schemas.microsoft.com/office/drawing/2014/chartex" xmlns:cx1="http://schemas.microsoft.com/office/drawing/2015/9/8/chartex" xmlns:cx2="http://schemas.microsoft.com/office/drawing/2015/10/21/chartex" xmlns:cx3="http://schemas.microsoft.com/office/drawing/2016/5/9/chartex" xmlns:cx4="http://schemas.microsoft.com/office/drawing/2016/5/10/chartex" xmlns:cx5="http://schemas.microsoft.com/office/drawing/2016/5/11/chartex" xmlns:cx6="http://schemas.microsoft.com/office/drawing/2016/5/12/chartex" xmlns:cx7="http://schemas.microsoft.com/office/drawing/2016/5/13/chartex" xmlns:cx8="http://schemas.microsoft.com/office/drawing/2016/5/14/chartex" xmlns:mc="http://schemas.openxmlformats.org/markup-compatibility/2006" xmlns:aink="http://schemas.microsoft.com/office/drawing/2016/ink" xmlns:o="urn:schemas-microsoft-com:office:office" xmlns:v="urn:schemas-microsoft-com:vml" xmlns:wp14="http://schemas.microsoft.com/office/word/2010/wordprocessingDrawing" xmlns:w10="urn:schemas-microsoft-com:office:word" xmlns:w="http://schemas.openxmlformats.org/wordprocessingml/2006/main" xmlns:w14="http://schemas.microsoft.com/office/word/2010/wordml" xmlns:w15="http://schemas.microsoft.com/office/word/2012/wordml" xmlns:w16se="http://schemas.microsoft.com/office/word/2015/wordml/symex" xmlns:wpg="http://schemas.microsoft.com/office/word/2010/wordprocessingGroup" xmlns:wpi="http://schemas.microsoft.com/office/word/2010/wordprocessingInk" xmlns:wps="http://schemas.microsoft.com/office/word/2010/wordprocessingShape" xmlns:a14="http://schemas.microsoft.com/office/drawing/2010/main" val="0"/>
                         </a:ext>
                       </a:extLst>
                     </a:blip>
@@ -59885,7 +59891,7 @@
                     <a:blip r:embed="rId18">
                       <a:extLst>
                         <a:ext uri="{28A0092B-C50C-407E-A947-70E740481C1C}">
-                          <a14:useLocalDpi xmlns:a14="http://schemas.microsoft.com/office/drawing/2010/main" xmlns:wps="http://schemas.microsoft.com/office/word/2010/wordprocessingShape" xmlns:wpi="http://schemas.microsoft.com/office/word/2010/wordprocessingInk" xmlns:wpg="http://schemas.microsoft.com/office/word/2010/wordprocessingGroup" xmlns:w16se="http://schemas.microsoft.com/office/word/2015/wordml/symex" xmlns:w15="http://schemas.microsoft.com/office/word/2012/wordml" xmlns:w14="http://schemas.microsoft.com/office/word/2010/wordml" xmlns:w="http://schemas.openxmlformats.org/wordprocessingml/2006/main" xmlns:w10="urn:schemas-microsoft-com:office:word" xmlns:wp14="http://schemas.microsoft.com/office/word/2010/wordprocessingDrawing" xmlns:v="urn:schemas-microsoft-com:vml" xmlns:o="urn:schemas-microsoft-com:office:office" xmlns:aink="http://schemas.microsoft.com/office/drawing/2016/ink" xmlns:mc="http://schemas.openxmlformats.org/markup-compatibility/2006" xmlns:cx8="http://schemas.microsoft.com/office/drawing/2016/5/14/chartex" xmlns:cx7="http://schemas.microsoft.com/office/drawing/2016/5/13/chartex" xmlns:cx6="http://schemas.microsoft.com/office/drawing/2016/5/12/chartex" xmlns:cx5="http://schemas.microsoft.com/office/drawing/2016/5/11/chartex" xmlns:cx4="http://schemas.microsoft.com/office/drawing/2016/5/10/chartex" xmlns:cx3="http://schemas.microsoft.com/office/drawing/2016/5/9/chartex" xmlns:cx2="http://schemas.microsoft.com/office/drawing/2015/10/21/chartex" xmlns:cx1="http://schemas.microsoft.com/office/drawing/2015/9/8/chartex" xmlns:cx="http://schemas.microsoft.com/office/drawing/2014/chartex" xmlns:wpc="http://schemas.microsoft.com/office/word/2010/wordprocessingCanvas" xmlns="" val="0"/>
+                          <a14:useLocalDpi xmlns="" xmlns:wpc="http://schemas.microsoft.com/office/word/2010/wordprocessingCanvas" xmlns:cx="http://schemas.microsoft.com/office/drawing/2014/chartex" xmlns:cx1="http://schemas.microsoft.com/office/drawing/2015/9/8/chartex" xmlns:cx2="http://schemas.microsoft.com/office/drawing/2015/10/21/chartex" xmlns:cx3="http://schemas.microsoft.com/office/drawing/2016/5/9/chartex" xmlns:cx4="http://schemas.microsoft.com/office/drawing/2016/5/10/chartex" xmlns:cx5="http://schemas.microsoft.com/office/drawing/2016/5/11/chartex" xmlns:cx6="http://schemas.microsoft.com/office/drawing/2016/5/12/chartex" xmlns:cx7="http://schemas.microsoft.com/office/drawing/2016/5/13/chartex" xmlns:cx8="http://schemas.microsoft.com/office/drawing/2016/5/14/chartex" xmlns:mc="http://schemas.openxmlformats.org/markup-compatibility/2006" xmlns:aink="http://schemas.microsoft.com/office/drawing/2016/ink" xmlns:o="urn:schemas-microsoft-com:office:office" xmlns:v="urn:schemas-microsoft-com:vml" xmlns:wp14="http://schemas.microsoft.com/office/word/2010/wordprocessingDrawing" xmlns:w10="urn:schemas-microsoft-com:office:word" xmlns:w="http://schemas.openxmlformats.org/wordprocessingml/2006/main" xmlns:w14="http://schemas.microsoft.com/office/word/2010/wordml" xmlns:w15="http://schemas.microsoft.com/office/word/2012/wordml" xmlns:w16se="http://schemas.microsoft.com/office/word/2015/wordml/symex" xmlns:wpg="http://schemas.microsoft.com/office/word/2010/wordprocessingGroup" xmlns:wpi="http://schemas.microsoft.com/office/word/2010/wordprocessingInk" xmlns:wps="http://schemas.microsoft.com/office/word/2010/wordprocessingShape" xmlns:a14="http://schemas.microsoft.com/office/drawing/2010/main" val="0"/>
                         </a:ext>
                       </a:extLst>
                     </a:blip>
@@ -61759,7 +61765,7 @@
                     <a:blip r:embed="rId18">
                       <a:extLst>
                         <a:ext uri="{28A0092B-C50C-407E-A947-70E740481C1C}">
-                          <a14:useLocalDpi xmlns:a14="http://schemas.microsoft.com/office/drawing/2010/main" xmlns:wps="http://schemas.microsoft.com/office/word/2010/wordprocessingShape" xmlns:wpi="http://schemas.microsoft.com/office/word/2010/wordprocessingInk" xmlns:wpg="http://schemas.microsoft.com/office/word/2010/wordprocessingGroup" xmlns:w16se="http://schemas.microsoft.com/office/word/2015/wordml/symex" xmlns:w15="http://schemas.microsoft.com/office/word/2012/wordml" xmlns:w14="http://schemas.microsoft.com/office/word/2010/wordml" xmlns:w="http://schemas.openxmlformats.org/wordprocessingml/2006/main" xmlns:w10="urn:schemas-microsoft-com:office:word" xmlns:wp14="http://schemas.microsoft.com/office/word/2010/wordprocessingDrawing" xmlns:v="urn:schemas-microsoft-com:vml" xmlns:o="urn:schemas-microsoft-com:office:office" xmlns:aink="http://schemas.microsoft.com/office/drawing/2016/ink" xmlns:mc="http://schemas.openxmlformats.org/markup-compatibility/2006" xmlns:cx8="http://schemas.microsoft.com/office/drawing/2016/5/14/chartex" xmlns:cx7="http://schemas.microsoft.com/office/drawing/2016/5/13/chartex" xmlns:cx6="http://schemas.microsoft.com/office/drawing/2016/5/12/chartex" xmlns:cx5="http://schemas.microsoft.com/office/drawing/2016/5/11/chartex" xmlns:cx4="http://schemas.microsoft.com/office/drawing/2016/5/10/chartex" xmlns:cx3="http://schemas.microsoft.com/office/drawing/2016/5/9/chartex" xmlns:cx2="http://schemas.microsoft.com/office/drawing/2015/10/21/chartex" xmlns:cx1="http://schemas.microsoft.com/office/drawing/2015/9/8/chartex" xmlns:cx="http://schemas.microsoft.com/office/drawing/2014/chartex" xmlns:wpc="http://schemas.microsoft.com/office/word/2010/wordprocessingCanvas" xmlns="" val="0"/>
+                          <a14:useLocalDpi xmlns="" xmlns:wpc="http://schemas.microsoft.com/office/word/2010/wordprocessingCanvas" xmlns:cx="http://schemas.microsoft.com/office/drawing/2014/chartex" xmlns:cx1="http://schemas.microsoft.com/office/drawing/2015/9/8/chartex" xmlns:cx2="http://schemas.microsoft.com/office/drawing/2015/10/21/chartex" xmlns:cx3="http://schemas.microsoft.com/office/drawing/2016/5/9/chartex" xmlns:cx4="http://schemas.microsoft.com/office/drawing/2016/5/10/chartex" xmlns:cx5="http://schemas.microsoft.com/office/drawing/2016/5/11/chartex" xmlns:cx6="http://schemas.microsoft.com/office/drawing/2016/5/12/chartex" xmlns:cx7="http://schemas.microsoft.com/office/drawing/2016/5/13/chartex" xmlns:cx8="http://schemas.microsoft.com/office/drawing/2016/5/14/chartex" xmlns:mc="http://schemas.openxmlformats.org/markup-compatibility/2006" xmlns:aink="http://schemas.microsoft.com/office/drawing/2016/ink" xmlns:o="urn:schemas-microsoft-com:office:office" xmlns:v="urn:schemas-microsoft-com:vml" xmlns:wp14="http://schemas.microsoft.com/office/word/2010/wordprocessingDrawing" xmlns:w10="urn:schemas-microsoft-com:office:word" xmlns:w="http://schemas.openxmlformats.org/wordprocessingml/2006/main" xmlns:w14="http://schemas.microsoft.com/office/word/2010/wordml" xmlns:w15="http://schemas.microsoft.com/office/word/2012/wordml" xmlns:w16se="http://schemas.microsoft.com/office/word/2015/wordml/symex" xmlns:wpg="http://schemas.microsoft.com/office/word/2010/wordprocessingGroup" xmlns:wpi="http://schemas.microsoft.com/office/word/2010/wordprocessingInk" xmlns:wps="http://schemas.microsoft.com/office/word/2010/wordprocessingShape" xmlns:a14="http://schemas.microsoft.com/office/drawing/2010/main" val="0"/>
                         </a:ext>
                       </a:extLst>
                     </a:blip>
@@ -63263,7 +63269,7 @@
                     <a:blip r:embed="rId18">
                       <a:extLst>
                         <a:ext uri="{28A0092B-C50C-407E-A947-70E740481C1C}">
-                          <a14:useLocalDpi xmlns:a14="http://schemas.microsoft.com/office/drawing/2010/main" xmlns:wps="http://schemas.microsoft.com/office/word/2010/wordprocessingShape" xmlns:wpi="http://schemas.microsoft.com/office/word/2010/wordprocessingInk" xmlns:wpg="http://schemas.microsoft.com/office/word/2010/wordprocessingGroup" xmlns:w16se="http://schemas.microsoft.com/office/word/2015/wordml/symex" xmlns:w15="http://schemas.microsoft.com/office/word/2012/wordml" xmlns:w14="http://schemas.microsoft.com/office/word/2010/wordml" xmlns:w="http://schemas.openxmlformats.org/wordprocessingml/2006/main" xmlns:w10="urn:schemas-microsoft-com:office:word" xmlns:wp14="http://schemas.microsoft.com/office/word/2010/wordprocessingDrawing" xmlns:v="urn:schemas-microsoft-com:vml" xmlns:o="urn:schemas-microsoft-com:office:office" xmlns:aink="http://schemas.microsoft.com/office/drawing/2016/ink" xmlns:mc="http://schemas.openxmlformats.org/markup-compatibility/2006" xmlns:cx8="http://schemas.microsoft.com/office/drawing/2016/5/14/chartex" xmlns:cx7="http://schemas.microsoft.com/office/drawing/2016/5/13/chartex" xmlns:cx6="http://schemas.microsoft.com/office/drawing/2016/5/12/chartex" xmlns:cx5="http://schemas.microsoft.com/office/drawing/2016/5/11/chartex" xmlns:cx4="http://schemas.microsoft.com/office/drawing/2016/5/10/chartex" xmlns:cx3="http://schemas.microsoft.com/office/drawing/2016/5/9/chartex" xmlns:cx2="http://schemas.microsoft.com/office/drawing/2015/10/21/chartex" xmlns:cx1="http://schemas.microsoft.com/office/drawing/2015/9/8/chartex" xmlns:cx="http://schemas.microsoft.com/office/drawing/2014/chartex" xmlns:wpc="http://schemas.microsoft.com/office/word/2010/wordprocessingCanvas" xmlns="" val="0"/>
+                          <a14:useLocalDpi xmlns="" xmlns:wpc="http://schemas.microsoft.com/office/word/2010/wordprocessingCanvas" xmlns:cx="http://schemas.microsoft.com/office/drawing/2014/chartex" xmlns:cx1="http://schemas.microsoft.com/office/drawing/2015/9/8/chartex" xmlns:cx2="http://schemas.microsoft.com/office/drawing/2015/10/21/chartex" xmlns:cx3="http://schemas.microsoft.com/office/drawing/2016/5/9/chartex" xmlns:cx4="http://schemas.microsoft.com/office/drawing/2016/5/10/chartex" xmlns:cx5="http://schemas.microsoft.com/office/drawing/2016/5/11/chartex" xmlns:cx6="http://schemas.microsoft.com/office/drawing/2016/5/12/chartex" xmlns:cx7="http://schemas.microsoft.com/office/drawing/2016/5/13/chartex" xmlns:cx8="http://schemas.microsoft.com/office/drawing/2016/5/14/chartex" xmlns:mc="http://schemas.openxmlformats.org/markup-compatibility/2006" xmlns:aink="http://schemas.microsoft.com/office/drawing/2016/ink" xmlns:o="urn:schemas-microsoft-com:office:office" xmlns:v="urn:schemas-microsoft-com:vml" xmlns:wp14="http://schemas.microsoft.com/office/word/2010/wordprocessingDrawing" xmlns:w10="urn:schemas-microsoft-com:office:word" xmlns:w="http://schemas.openxmlformats.org/wordprocessingml/2006/main" xmlns:w14="http://schemas.microsoft.com/office/word/2010/wordml" xmlns:w15="http://schemas.microsoft.com/office/word/2012/wordml" xmlns:w16se="http://schemas.microsoft.com/office/word/2015/wordml/symex" xmlns:wpg="http://schemas.microsoft.com/office/word/2010/wordprocessingGroup" xmlns:wpi="http://schemas.microsoft.com/office/word/2010/wordprocessingInk" xmlns:wps="http://schemas.microsoft.com/office/word/2010/wordprocessingShape" xmlns:a14="http://schemas.microsoft.com/office/drawing/2010/main" val="0"/>
                         </a:ext>
                       </a:extLst>
                     </a:blip>
@@ -63464,7 +63470,7 @@
                     <a:blip r:embed="rId18">
                       <a:extLst>
                         <a:ext uri="{28A0092B-C50C-407E-A947-70E740481C1C}">
-                          <a14:useLocalDpi xmlns:a14="http://schemas.microsoft.com/office/drawing/2010/main" xmlns:wps="http://schemas.microsoft.com/office/word/2010/wordprocessingShape" xmlns:wpi="http://schemas.microsoft.com/office/word/2010/wordprocessingInk" xmlns:wpg="http://schemas.microsoft.com/office/word/2010/wordprocessingGroup" xmlns:w16se="http://schemas.microsoft.com/office/word/2015/wordml/symex" xmlns:w15="http://schemas.microsoft.com/office/word/2012/wordml" xmlns:w14="http://schemas.microsoft.com/office/word/2010/wordml" xmlns:w="http://schemas.openxmlformats.org/wordprocessingml/2006/main" xmlns:w10="urn:schemas-microsoft-com:office:word" xmlns:wp14="http://schemas.microsoft.com/office/word/2010/wordprocessingDrawing" xmlns:v="urn:schemas-microsoft-com:vml" xmlns:o="urn:schemas-microsoft-com:office:office" xmlns:aink="http://schemas.microsoft.com/office/drawing/2016/ink" xmlns:mc="http://schemas.openxmlformats.org/markup-compatibility/2006" xmlns:cx8="http://schemas.microsoft.com/office/drawing/2016/5/14/chartex" xmlns:cx7="http://schemas.microsoft.com/office/drawing/2016/5/13/chartex" xmlns:cx6="http://schemas.microsoft.com/office/drawing/2016/5/12/chartex" xmlns:cx5="http://schemas.microsoft.com/office/drawing/2016/5/11/chartex" xmlns:cx4="http://schemas.microsoft.com/office/drawing/2016/5/10/chartex" xmlns:cx3="http://schemas.microsoft.com/office/drawing/2016/5/9/chartex" xmlns:cx2="http://schemas.microsoft.com/office/drawing/2015/10/21/chartex" xmlns:cx1="http://schemas.microsoft.com/office/drawing/2015/9/8/chartex" xmlns:cx="http://schemas.microsoft.com/office/drawing/2014/chartex" xmlns:wpc="http://schemas.microsoft.com/office/word/2010/wordprocessingCanvas" xmlns="" val="0"/>
+                          <a14:useLocalDpi xmlns="" xmlns:wpc="http://schemas.microsoft.com/office/word/2010/wordprocessingCanvas" xmlns:cx="http://schemas.microsoft.com/office/drawing/2014/chartex" xmlns:cx1="http://schemas.microsoft.com/office/drawing/2015/9/8/chartex" xmlns:cx2="http://schemas.microsoft.com/office/drawing/2015/10/21/chartex" xmlns:cx3="http://schemas.microsoft.com/office/drawing/2016/5/9/chartex" xmlns:cx4="http://schemas.microsoft.com/office/drawing/2016/5/10/chartex" xmlns:cx5="http://schemas.microsoft.com/office/drawing/2016/5/11/chartex" xmlns:cx6="http://schemas.microsoft.com/office/drawing/2016/5/12/chartex" xmlns:cx7="http://schemas.microsoft.com/office/drawing/2016/5/13/chartex" xmlns:cx8="http://schemas.microsoft.com/office/drawing/2016/5/14/chartex" xmlns:mc="http://schemas.openxmlformats.org/markup-compatibility/2006" xmlns:aink="http://schemas.microsoft.com/office/drawing/2016/ink" xmlns:o="urn:schemas-microsoft-com:office:office" xmlns:v="urn:schemas-microsoft-com:vml" xmlns:wp14="http://schemas.microsoft.com/office/word/2010/wordprocessingDrawing" xmlns:w10="urn:schemas-microsoft-com:office:word" xmlns:w="http://schemas.openxmlformats.org/wordprocessingml/2006/main" xmlns:w14="http://schemas.microsoft.com/office/word/2010/wordml" xmlns:w15="http://schemas.microsoft.com/office/word/2012/wordml" xmlns:w16se="http://schemas.microsoft.com/office/word/2015/wordml/symex" xmlns:wpg="http://schemas.microsoft.com/office/word/2010/wordprocessingGroup" xmlns:wpi="http://schemas.microsoft.com/office/word/2010/wordprocessingInk" xmlns:wps="http://schemas.microsoft.com/office/word/2010/wordprocessingShape" xmlns:a14="http://schemas.microsoft.com/office/drawing/2010/main" val="0"/>
                         </a:ext>
                       </a:extLst>
                     </a:blip>
@@ -63599,7 +63605,7 @@
                     <a:blip r:embed="rId18">
                       <a:extLst>
                         <a:ext uri="{28A0092B-C50C-407E-A947-70E740481C1C}">
-                          <a14:useLocalDpi xmlns:a14="http://schemas.microsoft.com/office/drawing/2010/main" xmlns:wps="http://schemas.microsoft.com/office/word/2010/wordprocessingShape" xmlns:wpi="http://schemas.microsoft.com/office/word/2010/wordprocessingInk" xmlns:wpg="http://schemas.microsoft.com/office/word/2010/wordprocessingGroup" xmlns:w16se="http://schemas.microsoft.com/office/word/2015/wordml/symex" xmlns:w15="http://schemas.microsoft.com/office/word/2012/wordml" xmlns:w14="http://schemas.microsoft.com/office/word/2010/wordml" xmlns:w="http://schemas.openxmlformats.org/wordprocessingml/2006/main" xmlns:w10="urn:schemas-microsoft-com:office:word" xmlns:wp14="http://schemas.microsoft.com/office/word/2010/wordprocessingDrawing" xmlns:v="urn:schemas-microsoft-com:vml" xmlns:o="urn:schemas-microsoft-com:office:office" xmlns:aink="http://schemas.microsoft.com/office/drawing/2016/ink" xmlns:mc="http://schemas.openxmlformats.org/markup-compatibility/2006" xmlns:cx8="http://schemas.microsoft.com/office/drawing/2016/5/14/chartex" xmlns:cx7="http://schemas.microsoft.com/office/drawing/2016/5/13/chartex" xmlns:cx6="http://schemas.microsoft.com/office/drawing/2016/5/12/chartex" xmlns:cx5="http://schemas.microsoft.com/office/drawing/2016/5/11/chartex" xmlns:cx4="http://schemas.microsoft.com/office/drawing/2016/5/10/chartex" xmlns:cx3="http://schemas.microsoft.com/office/drawing/2016/5/9/chartex" xmlns:cx2="http://schemas.microsoft.com/office/drawing/2015/10/21/chartex" xmlns:cx1="http://schemas.microsoft.com/office/drawing/2015/9/8/chartex" xmlns:cx="http://schemas.microsoft.com/office/drawing/2014/chartex" xmlns:wpc="http://schemas.microsoft.com/office/word/2010/wordprocessingCanvas" xmlns="" val="0"/>
+                          <a14:useLocalDpi xmlns="" xmlns:wpc="http://schemas.microsoft.com/office/word/2010/wordprocessingCanvas" xmlns:cx="http://schemas.microsoft.com/office/drawing/2014/chartex" xmlns:cx1="http://schemas.microsoft.com/office/drawing/2015/9/8/chartex" xmlns:cx2="http://schemas.microsoft.com/office/drawing/2015/10/21/chartex" xmlns:cx3="http://schemas.microsoft.com/office/drawing/2016/5/9/chartex" xmlns:cx4="http://schemas.microsoft.com/office/drawing/2016/5/10/chartex" xmlns:cx5="http://schemas.microsoft.com/office/drawing/2016/5/11/chartex" xmlns:cx6="http://schemas.microsoft.com/office/drawing/2016/5/12/chartex" xmlns:cx7="http://schemas.microsoft.com/office/drawing/2016/5/13/chartex" xmlns:cx8="http://schemas.microsoft.com/office/drawing/2016/5/14/chartex" xmlns:mc="http://schemas.openxmlformats.org/markup-compatibility/2006" xmlns:aink="http://schemas.microsoft.com/office/drawing/2016/ink" xmlns:o="urn:schemas-microsoft-com:office:office" xmlns:v="urn:schemas-microsoft-com:vml" xmlns:wp14="http://schemas.microsoft.com/office/word/2010/wordprocessingDrawing" xmlns:w10="urn:schemas-microsoft-com:office:word" xmlns:w="http://schemas.openxmlformats.org/wordprocessingml/2006/main" xmlns:w14="http://schemas.microsoft.com/office/word/2010/wordml" xmlns:w15="http://schemas.microsoft.com/office/word/2012/wordml" xmlns:w16se="http://schemas.microsoft.com/office/word/2015/wordml/symex" xmlns:wpg="http://schemas.microsoft.com/office/word/2010/wordprocessingGroup" xmlns:wpi="http://schemas.microsoft.com/office/word/2010/wordprocessingInk" xmlns:wps="http://schemas.microsoft.com/office/word/2010/wordprocessingShape" xmlns:a14="http://schemas.microsoft.com/office/drawing/2010/main" val="0"/>
                         </a:ext>
                       </a:extLst>
                     </a:blip>
@@ -64445,7 +64451,7 @@
                     <a:blip r:embed="rId18">
                       <a:extLst>
                         <a:ext uri="{28A0092B-C50C-407E-A947-70E740481C1C}">
-                          <a14:useLocalDpi xmlns:a14="http://schemas.microsoft.com/office/drawing/2010/main" xmlns:wps="http://schemas.microsoft.com/office/word/2010/wordprocessingShape" xmlns:wpi="http://schemas.microsoft.com/office/word/2010/wordprocessingInk" xmlns:wpg="http://schemas.microsoft.com/office/word/2010/wordprocessingGroup" xmlns:w16se="http://schemas.microsoft.com/office/word/2015/wordml/symex" xmlns:w15="http://schemas.microsoft.com/office/word/2012/wordml" xmlns:w14="http://schemas.microsoft.com/office/word/2010/wordml" xmlns:w="http://schemas.openxmlformats.org/wordprocessingml/2006/main" xmlns:w10="urn:schemas-microsoft-com:office:word" xmlns:wp14="http://schemas.microsoft.com/office/word/2010/wordprocessingDrawing" xmlns:v="urn:schemas-microsoft-com:vml" xmlns:o="urn:schemas-microsoft-com:office:office" xmlns:aink="http://schemas.microsoft.com/office/drawing/2016/ink" xmlns:mc="http://schemas.openxmlformats.org/markup-compatibility/2006" xmlns:cx8="http://schemas.microsoft.com/office/drawing/2016/5/14/chartex" xmlns:cx7="http://schemas.microsoft.com/office/drawing/2016/5/13/chartex" xmlns:cx6="http://schemas.microsoft.com/office/drawing/2016/5/12/chartex" xmlns:cx5="http://schemas.microsoft.com/office/drawing/2016/5/11/chartex" xmlns:cx4="http://schemas.microsoft.com/office/drawing/2016/5/10/chartex" xmlns:cx3="http://schemas.microsoft.com/office/drawing/2016/5/9/chartex" xmlns:cx2="http://schemas.microsoft.com/office/drawing/2015/10/21/chartex" xmlns:cx1="http://schemas.microsoft.com/office/drawing/2015/9/8/chartex" xmlns:cx="http://schemas.microsoft.com/office/drawing/2014/chartex" xmlns:wpc="http://schemas.microsoft.com/office/word/2010/wordprocessingCanvas" xmlns="" val="0"/>
+                          <a14:useLocalDpi xmlns="" xmlns:wpc="http://schemas.microsoft.com/office/word/2010/wordprocessingCanvas" xmlns:cx="http://schemas.microsoft.com/office/drawing/2014/chartex" xmlns:cx1="http://schemas.microsoft.com/office/drawing/2015/9/8/chartex" xmlns:cx2="http://schemas.microsoft.com/office/drawing/2015/10/21/chartex" xmlns:cx3="http://schemas.microsoft.com/office/drawing/2016/5/9/chartex" xmlns:cx4="http://schemas.microsoft.com/office/drawing/2016/5/10/chartex" xmlns:cx5="http://schemas.microsoft.com/office/drawing/2016/5/11/chartex" xmlns:cx6="http://schemas.microsoft.com/office/drawing/2016/5/12/chartex" xmlns:cx7="http://schemas.microsoft.com/office/drawing/2016/5/13/chartex" xmlns:cx8="http://schemas.microsoft.com/office/drawing/2016/5/14/chartex" xmlns:mc="http://schemas.openxmlformats.org/markup-compatibility/2006" xmlns:aink="http://schemas.microsoft.com/office/drawing/2016/ink" xmlns:o="urn:schemas-microsoft-com:office:office" xmlns:v="urn:schemas-microsoft-com:vml" xmlns:wp14="http://schemas.microsoft.com/office/word/2010/wordprocessingDrawing" xmlns:w10="urn:schemas-microsoft-com:office:word" xmlns:w="http://schemas.openxmlformats.org/wordprocessingml/2006/main" xmlns:w14="http://schemas.microsoft.com/office/word/2010/wordml" xmlns:w15="http://schemas.microsoft.com/office/word/2012/wordml" xmlns:w16se="http://schemas.microsoft.com/office/word/2015/wordml/symex" xmlns:wpg="http://schemas.microsoft.com/office/word/2010/wordprocessingGroup" xmlns:wpi="http://schemas.microsoft.com/office/word/2010/wordprocessingInk" xmlns:wps="http://schemas.microsoft.com/office/word/2010/wordprocessingShape" xmlns:a14="http://schemas.microsoft.com/office/drawing/2010/main" val="0"/>
                         </a:ext>
                       </a:extLst>
                     </a:blip>
@@ -64985,7 +64991,7 @@
                     <a:blip r:embed="rId18">
                       <a:extLst>
                         <a:ext uri="{28A0092B-C50C-407E-A947-70E740481C1C}">
-                          <a14:useLocalDpi xmlns:a14="http://schemas.microsoft.com/office/drawing/2010/main" xmlns:wps="http://schemas.microsoft.com/office/word/2010/wordprocessingShape" xmlns:wpi="http://schemas.microsoft.com/office/word/2010/wordprocessingInk" xmlns:wpg="http://schemas.microsoft.com/office/word/2010/wordprocessingGroup" xmlns:w16se="http://schemas.microsoft.com/office/word/2015/wordml/symex" xmlns:w15="http://schemas.microsoft.com/office/word/2012/wordml" xmlns:w14="http://schemas.microsoft.com/office/word/2010/wordml" xmlns:w="http://schemas.openxmlformats.org/wordprocessingml/2006/main" xmlns:w10="urn:schemas-microsoft-com:office:word" xmlns:wp14="http://schemas.microsoft.com/office/word/2010/wordprocessingDrawing" xmlns:v="urn:schemas-microsoft-com:vml" xmlns:o="urn:schemas-microsoft-com:office:office" xmlns:aink="http://schemas.microsoft.com/office/drawing/2016/ink" xmlns:mc="http://schemas.openxmlformats.org/markup-compatibility/2006" xmlns:cx8="http://schemas.microsoft.com/office/drawing/2016/5/14/chartex" xmlns:cx7="http://schemas.microsoft.com/office/drawing/2016/5/13/chartex" xmlns:cx6="http://schemas.microsoft.com/office/drawing/2016/5/12/chartex" xmlns:cx5="http://schemas.microsoft.com/office/drawing/2016/5/11/chartex" xmlns:cx4="http://schemas.microsoft.com/office/drawing/2016/5/10/chartex" xmlns:cx3="http://schemas.microsoft.com/office/drawing/2016/5/9/chartex" xmlns:cx2="http://schemas.microsoft.com/office/drawing/2015/10/21/chartex" xmlns:cx1="http://schemas.microsoft.com/office/drawing/2015/9/8/chartex" xmlns:cx="http://schemas.microsoft.com/office/drawing/2014/chartex" xmlns:wpc="http://schemas.microsoft.com/office/word/2010/wordprocessingCanvas" xmlns="" val="0"/>
+                          <a14:useLocalDpi xmlns="" xmlns:wpc="http://schemas.microsoft.com/office/word/2010/wordprocessingCanvas" xmlns:cx="http://schemas.microsoft.com/office/drawing/2014/chartex" xmlns:cx1="http://schemas.microsoft.com/office/drawing/2015/9/8/chartex" xmlns:cx2="http://schemas.microsoft.com/office/drawing/2015/10/21/chartex" xmlns:cx3="http://schemas.microsoft.com/office/drawing/2016/5/9/chartex" xmlns:cx4="http://schemas.microsoft.com/office/drawing/2016/5/10/chartex" xmlns:cx5="http://schemas.microsoft.com/office/drawing/2016/5/11/chartex" xmlns:cx6="http://schemas.microsoft.com/office/drawing/2016/5/12/chartex" xmlns:cx7="http://schemas.microsoft.com/office/drawing/2016/5/13/chartex" xmlns:cx8="http://schemas.microsoft.com/office/drawing/2016/5/14/chartex" xmlns:mc="http://schemas.openxmlformats.org/markup-compatibility/2006" xmlns:aink="http://schemas.microsoft.com/office/drawing/2016/ink" xmlns:o="urn:schemas-microsoft-com:office:office" xmlns:v="urn:schemas-microsoft-com:vml" xmlns:wp14="http://schemas.microsoft.com/office/word/2010/wordprocessingDrawing" xmlns:w10="urn:schemas-microsoft-com:office:word" xmlns:w="http://schemas.openxmlformats.org/wordprocessingml/2006/main" xmlns:w14="http://schemas.microsoft.com/office/word/2010/wordml" xmlns:w15="http://schemas.microsoft.com/office/word/2012/wordml" xmlns:w16se="http://schemas.microsoft.com/office/word/2015/wordml/symex" xmlns:wpg="http://schemas.microsoft.com/office/word/2010/wordprocessingGroup" xmlns:wpi="http://schemas.microsoft.com/office/word/2010/wordprocessingInk" xmlns:wps="http://schemas.microsoft.com/office/word/2010/wordprocessingShape" xmlns:a14="http://schemas.microsoft.com/office/drawing/2010/main" val="0"/>
                         </a:ext>
                       </a:extLst>
                     </a:blip>
@@ -66990,7 +66996,7 @@
         <v:path o:extrusionok="f" gradientshapeok="t" o:connecttype="rect"/>
         <o:lock v:ext="edit" aspectratio="t"/>
       </v:shapetype>
-      <v:shape id="_x0000_i1040" type="#_x0000_t75" style="width:3in;height:3in;visibility:visible" o:bullet="t">
+      <v:shape id="_x0000_i1030" type="#_x0000_t75" style="width:3in;height:3in;visibility:visible" o:bullet="t">
         <v:imagedata r:id="rId1" o:title="MC900065312[1]"/>
       </v:shape>
     </w:pict>
@@ -68708,7 +68714,7 @@
 </file>
 
 <file path=customXml/itemProps1.xml><?xml version="1.0" encoding="utf-8"?>
-<ds:datastoreItem xmlns:ds="http://schemas.openxmlformats.org/officeDocument/2006/customXml" ds:itemID="{64932842-36E1-4A9E-AB6B-B98D33E13FD6}">
+<ds:datastoreItem xmlns:ds="http://schemas.openxmlformats.org/officeDocument/2006/customXml" ds:itemID="{E104B655-ECCD-45F0-A210-BC5914DE19FD}">
   <ds:schemaRefs>
     <ds:schemaRef ds:uri="http://schemas.openxmlformats.org/officeDocument/2006/bibliography"/>
   </ds:schemaRefs>

--- a/Books-Complete/Fantasy/ThePrincessAndTheHoodlum/Book_ThePrincessAndTheHoodlum.docx
+++ b/Books-Complete/Fantasy/ThePrincessAndTheHoodlum/Book_ThePrincessAndTheHoodlum.docx
@@ -1949,7 +1949,13 @@
         <w:t>“This is my territory. Leave now be</w:t>
       </w:r>
       <w:r>
-        <w:t>fore I hurt you.</w:t>
+        <w:t xml:space="preserve">fore I </w:t>
+      </w:r>
+      <w:r>
+        <w:t>pound your faces in</w:t>
+      </w:r>
+      <w:r>
+        <w:t>.</w:t>
       </w:r>
       <w:r>
         <w:t>”</w:t>
@@ -2145,7 +2151,13 @@
     </w:p>
     <w:p>
       <w:r>
-        <w:t>The hoodlums did as instructed and ran away in terror.</w:t>
+        <w:t xml:space="preserve">The hoodlums did as instructed and </w:t>
+      </w:r>
+      <w:r>
+        <w:t>scurried</w:t>
+      </w:r>
+      <w:r>
+        <w:t xml:space="preserve"> away in terror.</w:t>
       </w:r>
     </w:p>
     <w:p>
@@ -2156,22 +2168,7 @@
         <w:t xml:space="preserve">Luke </w:t>
       </w:r>
       <w:r>
-        <w:t xml:space="preserve">said, </w:t>
-      </w:r>
-      <w:r>
-        <w:t>“Take th</w:t>
-      </w:r>
-      <w:r>
-        <w:t>is</w:t>
-      </w:r>
-      <w:r>
-        <w:t xml:space="preserve"> money and give it to the orphanage</w:t>
-      </w:r>
-      <w:r>
-        <w:t>.</w:t>
-      </w:r>
-      <w:r>
-        <w:t>”</w:t>
+        <w:t>asked, “Are you okay ma’am?”</w:t>
       </w:r>
     </w:p>
     <w:p>
@@ -2190,16 +2187,13 @@
         <w:t xml:space="preserve">Luke </w:t>
       </w:r>
       <w:r>
-        <w:t>gave t</w:t>
-      </w:r>
-      <w:r>
-        <w:t xml:space="preserve">he woman </w:t>
-      </w:r>
-      <w:r>
-        <w:t>a piercing look</w:t>
-      </w:r>
-      <w:r>
-        <w:t xml:space="preserve"> and said, </w:t>
+        <w:t>smiled sadly at</w:t>
+      </w:r>
+      <w:r>
+        <w:t xml:space="preserve"> t</w:t>
+      </w:r>
+      <w:r>
+        <w:t xml:space="preserve">he woman and said, </w:t>
       </w:r>
       <w:r>
         <w:t>“If we don’t protect ourselves then no one will</w:t>
@@ -3397,7 +3391,7 @@
                     <a:blip r:embed="rId18">
                       <a:extLst>
                         <a:ext uri="{28A0092B-C50C-407E-A947-70E740481C1C}">
-                          <a14:useLocalDpi xmlns="" xmlns:wpc="http://schemas.microsoft.com/office/word/2010/wordprocessingCanvas" xmlns:cx="http://schemas.microsoft.com/office/drawing/2014/chartex" xmlns:cx1="http://schemas.microsoft.com/office/drawing/2015/9/8/chartex" xmlns:cx2="http://schemas.microsoft.com/office/drawing/2015/10/21/chartex" xmlns:cx3="http://schemas.microsoft.com/office/drawing/2016/5/9/chartex" xmlns:cx4="http://schemas.microsoft.com/office/drawing/2016/5/10/chartex" xmlns:cx5="http://schemas.microsoft.com/office/drawing/2016/5/11/chartex" xmlns:cx6="http://schemas.microsoft.com/office/drawing/2016/5/12/chartex" xmlns:cx7="http://schemas.microsoft.com/office/drawing/2016/5/13/chartex" xmlns:cx8="http://schemas.microsoft.com/office/drawing/2016/5/14/chartex" xmlns:mc="http://schemas.openxmlformats.org/markup-compatibility/2006" xmlns:aink="http://schemas.microsoft.com/office/drawing/2016/ink" xmlns:o="urn:schemas-microsoft-com:office:office" xmlns:v="urn:schemas-microsoft-com:vml" xmlns:wp14="http://schemas.microsoft.com/office/word/2010/wordprocessingDrawing" xmlns:w10="urn:schemas-microsoft-com:office:word" xmlns:w="http://schemas.openxmlformats.org/wordprocessingml/2006/main" xmlns:w14="http://schemas.microsoft.com/office/word/2010/wordml" xmlns:w15="http://schemas.microsoft.com/office/word/2012/wordml" xmlns:w16se="http://schemas.microsoft.com/office/word/2015/wordml/symex" xmlns:wpg="http://schemas.microsoft.com/office/word/2010/wordprocessingGroup" xmlns:wpi="http://schemas.microsoft.com/office/word/2010/wordprocessingInk" xmlns:wps="http://schemas.microsoft.com/office/word/2010/wordprocessingShape" xmlns:a14="http://schemas.microsoft.com/office/drawing/2010/main" val="0"/>
+                          <a14:useLocalDpi xmlns:a14="http://schemas.microsoft.com/office/drawing/2010/main" xmlns:wps="http://schemas.microsoft.com/office/word/2010/wordprocessingShape" xmlns:wpi="http://schemas.microsoft.com/office/word/2010/wordprocessingInk" xmlns:wpg="http://schemas.microsoft.com/office/word/2010/wordprocessingGroup" xmlns:w16se="http://schemas.microsoft.com/office/word/2015/wordml/symex" xmlns:w15="http://schemas.microsoft.com/office/word/2012/wordml" xmlns:w14="http://schemas.microsoft.com/office/word/2010/wordml" xmlns:w="http://schemas.openxmlformats.org/wordprocessingml/2006/main" xmlns:w10="urn:schemas-microsoft-com:office:word" xmlns:wp14="http://schemas.microsoft.com/office/word/2010/wordprocessingDrawing" xmlns:v="urn:schemas-microsoft-com:vml" xmlns:o="urn:schemas-microsoft-com:office:office" xmlns:aink="http://schemas.microsoft.com/office/drawing/2016/ink" xmlns:mc="http://schemas.openxmlformats.org/markup-compatibility/2006" xmlns:cx8="http://schemas.microsoft.com/office/drawing/2016/5/14/chartex" xmlns:cx7="http://schemas.microsoft.com/office/drawing/2016/5/13/chartex" xmlns:cx6="http://schemas.microsoft.com/office/drawing/2016/5/12/chartex" xmlns:cx5="http://schemas.microsoft.com/office/drawing/2016/5/11/chartex" xmlns:cx4="http://schemas.microsoft.com/office/drawing/2016/5/10/chartex" xmlns:cx3="http://schemas.microsoft.com/office/drawing/2016/5/9/chartex" xmlns:cx2="http://schemas.microsoft.com/office/drawing/2015/10/21/chartex" xmlns:cx1="http://schemas.microsoft.com/office/drawing/2015/9/8/chartex" xmlns:cx="http://schemas.microsoft.com/office/drawing/2014/chartex" xmlns:wpc="http://schemas.microsoft.com/office/word/2010/wordprocessingCanvas" xmlns="" val="0"/>
                         </a:ext>
                       </a:extLst>
                     </a:blip>
@@ -4181,7 +4175,7 @@
                     <a:blip r:embed="rId18">
                       <a:extLst>
                         <a:ext uri="{28A0092B-C50C-407E-A947-70E740481C1C}">
-                          <a14:useLocalDpi xmlns="" xmlns:wpc="http://schemas.microsoft.com/office/word/2010/wordprocessingCanvas" xmlns:cx="http://schemas.microsoft.com/office/drawing/2014/chartex" xmlns:cx1="http://schemas.microsoft.com/office/drawing/2015/9/8/chartex" xmlns:cx2="http://schemas.microsoft.com/office/drawing/2015/10/21/chartex" xmlns:cx3="http://schemas.microsoft.com/office/drawing/2016/5/9/chartex" xmlns:cx4="http://schemas.microsoft.com/office/drawing/2016/5/10/chartex" xmlns:cx5="http://schemas.microsoft.com/office/drawing/2016/5/11/chartex" xmlns:cx6="http://schemas.microsoft.com/office/drawing/2016/5/12/chartex" xmlns:cx7="http://schemas.microsoft.com/office/drawing/2016/5/13/chartex" xmlns:cx8="http://schemas.microsoft.com/office/drawing/2016/5/14/chartex" xmlns:mc="http://schemas.openxmlformats.org/markup-compatibility/2006" xmlns:aink="http://schemas.microsoft.com/office/drawing/2016/ink" xmlns:o="urn:schemas-microsoft-com:office:office" xmlns:v="urn:schemas-microsoft-com:vml" xmlns:wp14="http://schemas.microsoft.com/office/word/2010/wordprocessingDrawing" xmlns:w10="urn:schemas-microsoft-com:office:word" xmlns:w="http://schemas.openxmlformats.org/wordprocessingml/2006/main" xmlns:w14="http://schemas.microsoft.com/office/word/2010/wordml" xmlns:w15="http://schemas.microsoft.com/office/word/2012/wordml" xmlns:w16se="http://schemas.microsoft.com/office/word/2015/wordml/symex" xmlns:wpg="http://schemas.microsoft.com/office/word/2010/wordprocessingGroup" xmlns:wpi="http://schemas.microsoft.com/office/word/2010/wordprocessingInk" xmlns:wps="http://schemas.microsoft.com/office/word/2010/wordprocessingShape" xmlns:a14="http://schemas.microsoft.com/office/drawing/2010/main" val="0"/>
+                          <a14:useLocalDpi xmlns:a14="http://schemas.microsoft.com/office/drawing/2010/main" xmlns:wps="http://schemas.microsoft.com/office/word/2010/wordprocessingShape" xmlns:wpi="http://schemas.microsoft.com/office/word/2010/wordprocessingInk" xmlns:wpg="http://schemas.microsoft.com/office/word/2010/wordprocessingGroup" xmlns:w16se="http://schemas.microsoft.com/office/word/2015/wordml/symex" xmlns:w15="http://schemas.microsoft.com/office/word/2012/wordml" xmlns:w14="http://schemas.microsoft.com/office/word/2010/wordml" xmlns:w="http://schemas.openxmlformats.org/wordprocessingml/2006/main" xmlns:w10="urn:schemas-microsoft-com:office:word" xmlns:wp14="http://schemas.microsoft.com/office/word/2010/wordprocessingDrawing" xmlns:v="urn:schemas-microsoft-com:vml" xmlns:o="urn:schemas-microsoft-com:office:office" xmlns:aink="http://schemas.microsoft.com/office/drawing/2016/ink" xmlns:mc="http://schemas.openxmlformats.org/markup-compatibility/2006" xmlns:cx8="http://schemas.microsoft.com/office/drawing/2016/5/14/chartex" xmlns:cx7="http://schemas.microsoft.com/office/drawing/2016/5/13/chartex" xmlns:cx6="http://schemas.microsoft.com/office/drawing/2016/5/12/chartex" xmlns:cx5="http://schemas.microsoft.com/office/drawing/2016/5/11/chartex" xmlns:cx4="http://schemas.microsoft.com/office/drawing/2016/5/10/chartex" xmlns:cx3="http://schemas.microsoft.com/office/drawing/2016/5/9/chartex" xmlns:cx2="http://schemas.microsoft.com/office/drawing/2015/10/21/chartex" xmlns:cx1="http://schemas.microsoft.com/office/drawing/2015/9/8/chartex" xmlns:cx="http://schemas.microsoft.com/office/drawing/2014/chartex" xmlns:wpc="http://schemas.microsoft.com/office/word/2010/wordprocessingCanvas" xmlns="" val="0"/>
                         </a:ext>
                       </a:extLst>
                     </a:blip>
@@ -5086,7 +5080,7 @@
                     <a:blip r:embed="rId18">
                       <a:extLst>
                         <a:ext uri="{28A0092B-C50C-407E-A947-70E740481C1C}">
-                          <a14:useLocalDpi xmlns="" xmlns:wpc="http://schemas.microsoft.com/office/word/2010/wordprocessingCanvas" xmlns:cx="http://schemas.microsoft.com/office/drawing/2014/chartex" xmlns:cx1="http://schemas.microsoft.com/office/drawing/2015/9/8/chartex" xmlns:cx2="http://schemas.microsoft.com/office/drawing/2015/10/21/chartex" xmlns:cx3="http://schemas.microsoft.com/office/drawing/2016/5/9/chartex" xmlns:cx4="http://schemas.microsoft.com/office/drawing/2016/5/10/chartex" xmlns:cx5="http://schemas.microsoft.com/office/drawing/2016/5/11/chartex" xmlns:cx6="http://schemas.microsoft.com/office/drawing/2016/5/12/chartex" xmlns:cx7="http://schemas.microsoft.com/office/drawing/2016/5/13/chartex" xmlns:cx8="http://schemas.microsoft.com/office/drawing/2016/5/14/chartex" xmlns:mc="http://schemas.openxmlformats.org/markup-compatibility/2006" xmlns:aink="http://schemas.microsoft.com/office/drawing/2016/ink" xmlns:o="urn:schemas-microsoft-com:office:office" xmlns:v="urn:schemas-microsoft-com:vml" xmlns:wp14="http://schemas.microsoft.com/office/word/2010/wordprocessingDrawing" xmlns:w10="urn:schemas-microsoft-com:office:word" xmlns:w="http://schemas.openxmlformats.org/wordprocessingml/2006/main" xmlns:w14="http://schemas.microsoft.com/office/word/2010/wordml" xmlns:w15="http://schemas.microsoft.com/office/word/2012/wordml" xmlns:w16se="http://schemas.microsoft.com/office/word/2015/wordml/symex" xmlns:wpg="http://schemas.microsoft.com/office/word/2010/wordprocessingGroup" xmlns:wpi="http://schemas.microsoft.com/office/word/2010/wordprocessingInk" xmlns:wps="http://schemas.microsoft.com/office/word/2010/wordprocessingShape" xmlns:a14="http://schemas.microsoft.com/office/drawing/2010/main" val="0"/>
+                          <a14:useLocalDpi xmlns:a14="http://schemas.microsoft.com/office/drawing/2010/main" xmlns:wps="http://schemas.microsoft.com/office/word/2010/wordprocessingShape" xmlns:wpi="http://schemas.microsoft.com/office/word/2010/wordprocessingInk" xmlns:wpg="http://schemas.microsoft.com/office/word/2010/wordprocessingGroup" xmlns:w16se="http://schemas.microsoft.com/office/word/2015/wordml/symex" xmlns:w15="http://schemas.microsoft.com/office/word/2012/wordml" xmlns:w14="http://schemas.microsoft.com/office/word/2010/wordml" xmlns:w="http://schemas.openxmlformats.org/wordprocessingml/2006/main" xmlns:w10="urn:schemas-microsoft-com:office:word" xmlns:wp14="http://schemas.microsoft.com/office/word/2010/wordprocessingDrawing" xmlns:v="urn:schemas-microsoft-com:vml" xmlns:o="urn:schemas-microsoft-com:office:office" xmlns:aink="http://schemas.microsoft.com/office/drawing/2016/ink" xmlns:mc="http://schemas.openxmlformats.org/markup-compatibility/2006" xmlns:cx8="http://schemas.microsoft.com/office/drawing/2016/5/14/chartex" xmlns:cx7="http://schemas.microsoft.com/office/drawing/2016/5/13/chartex" xmlns:cx6="http://schemas.microsoft.com/office/drawing/2016/5/12/chartex" xmlns:cx5="http://schemas.microsoft.com/office/drawing/2016/5/11/chartex" xmlns:cx4="http://schemas.microsoft.com/office/drawing/2016/5/10/chartex" xmlns:cx3="http://schemas.microsoft.com/office/drawing/2016/5/9/chartex" xmlns:cx2="http://schemas.microsoft.com/office/drawing/2015/10/21/chartex" xmlns:cx1="http://schemas.microsoft.com/office/drawing/2015/9/8/chartex" xmlns:cx="http://schemas.microsoft.com/office/drawing/2014/chartex" xmlns:wpc="http://schemas.microsoft.com/office/word/2010/wordprocessingCanvas" xmlns="" val="0"/>
                         </a:ext>
                       </a:extLst>
                     </a:blip>
@@ -5693,7 +5687,7 @@
                     <a:blip r:embed="rId18">
                       <a:extLst>
                         <a:ext uri="{28A0092B-C50C-407E-A947-70E740481C1C}">
-                          <a14:useLocalDpi xmlns="" xmlns:wpc="http://schemas.microsoft.com/office/word/2010/wordprocessingCanvas" xmlns:cx="http://schemas.microsoft.com/office/drawing/2014/chartex" xmlns:cx1="http://schemas.microsoft.com/office/drawing/2015/9/8/chartex" xmlns:cx2="http://schemas.microsoft.com/office/drawing/2015/10/21/chartex" xmlns:cx3="http://schemas.microsoft.com/office/drawing/2016/5/9/chartex" xmlns:cx4="http://schemas.microsoft.com/office/drawing/2016/5/10/chartex" xmlns:cx5="http://schemas.microsoft.com/office/drawing/2016/5/11/chartex" xmlns:cx6="http://schemas.microsoft.com/office/drawing/2016/5/12/chartex" xmlns:cx7="http://schemas.microsoft.com/office/drawing/2016/5/13/chartex" xmlns:cx8="http://schemas.microsoft.com/office/drawing/2016/5/14/chartex" xmlns:mc="http://schemas.openxmlformats.org/markup-compatibility/2006" xmlns:aink="http://schemas.microsoft.com/office/drawing/2016/ink" xmlns:o="urn:schemas-microsoft-com:office:office" xmlns:v="urn:schemas-microsoft-com:vml" xmlns:wp14="http://schemas.microsoft.com/office/word/2010/wordprocessingDrawing" xmlns:w10="urn:schemas-microsoft-com:office:word" xmlns:w="http://schemas.openxmlformats.org/wordprocessingml/2006/main" xmlns:w14="http://schemas.microsoft.com/office/word/2010/wordml" xmlns:w15="http://schemas.microsoft.com/office/word/2012/wordml" xmlns:w16se="http://schemas.microsoft.com/office/word/2015/wordml/symex" xmlns:wpg="http://schemas.microsoft.com/office/word/2010/wordprocessingGroup" xmlns:wpi="http://schemas.microsoft.com/office/word/2010/wordprocessingInk" xmlns:wps="http://schemas.microsoft.com/office/word/2010/wordprocessingShape" xmlns:a14="http://schemas.microsoft.com/office/drawing/2010/main" val="0"/>
+                          <a14:useLocalDpi xmlns:a14="http://schemas.microsoft.com/office/drawing/2010/main" xmlns:wps="http://schemas.microsoft.com/office/word/2010/wordprocessingShape" xmlns:wpi="http://schemas.microsoft.com/office/word/2010/wordprocessingInk" xmlns:wpg="http://schemas.microsoft.com/office/word/2010/wordprocessingGroup" xmlns:w16se="http://schemas.microsoft.com/office/word/2015/wordml/symex" xmlns:w15="http://schemas.microsoft.com/office/word/2012/wordml" xmlns:w14="http://schemas.microsoft.com/office/word/2010/wordml" xmlns:w="http://schemas.openxmlformats.org/wordprocessingml/2006/main" xmlns:w10="urn:schemas-microsoft-com:office:word" xmlns:wp14="http://schemas.microsoft.com/office/word/2010/wordprocessingDrawing" xmlns:v="urn:schemas-microsoft-com:vml" xmlns:o="urn:schemas-microsoft-com:office:office" xmlns:aink="http://schemas.microsoft.com/office/drawing/2016/ink" xmlns:mc="http://schemas.openxmlformats.org/markup-compatibility/2006" xmlns:cx8="http://schemas.microsoft.com/office/drawing/2016/5/14/chartex" xmlns:cx7="http://schemas.microsoft.com/office/drawing/2016/5/13/chartex" xmlns:cx6="http://schemas.microsoft.com/office/drawing/2016/5/12/chartex" xmlns:cx5="http://schemas.microsoft.com/office/drawing/2016/5/11/chartex" xmlns:cx4="http://schemas.microsoft.com/office/drawing/2016/5/10/chartex" xmlns:cx3="http://schemas.microsoft.com/office/drawing/2016/5/9/chartex" xmlns:cx2="http://schemas.microsoft.com/office/drawing/2015/10/21/chartex" xmlns:cx1="http://schemas.microsoft.com/office/drawing/2015/9/8/chartex" xmlns:cx="http://schemas.microsoft.com/office/drawing/2014/chartex" xmlns:wpc="http://schemas.microsoft.com/office/word/2010/wordprocessingCanvas" xmlns="" val="0"/>
                         </a:ext>
                       </a:extLst>
                     </a:blip>
@@ -6792,7 +6786,7 @@
                     <a:blip r:embed="rId18">
                       <a:extLst>
                         <a:ext uri="{28A0092B-C50C-407E-A947-70E740481C1C}">
-                          <a14:useLocalDpi xmlns="" xmlns:wpc="http://schemas.microsoft.com/office/word/2010/wordprocessingCanvas" xmlns:cx="http://schemas.microsoft.com/office/drawing/2014/chartex" xmlns:cx1="http://schemas.microsoft.com/office/drawing/2015/9/8/chartex" xmlns:cx2="http://schemas.microsoft.com/office/drawing/2015/10/21/chartex" xmlns:cx3="http://schemas.microsoft.com/office/drawing/2016/5/9/chartex" xmlns:cx4="http://schemas.microsoft.com/office/drawing/2016/5/10/chartex" xmlns:cx5="http://schemas.microsoft.com/office/drawing/2016/5/11/chartex" xmlns:cx6="http://schemas.microsoft.com/office/drawing/2016/5/12/chartex" xmlns:cx7="http://schemas.microsoft.com/office/drawing/2016/5/13/chartex" xmlns:cx8="http://schemas.microsoft.com/office/drawing/2016/5/14/chartex" xmlns:mc="http://schemas.openxmlformats.org/markup-compatibility/2006" xmlns:aink="http://schemas.microsoft.com/office/drawing/2016/ink" xmlns:o="urn:schemas-microsoft-com:office:office" xmlns:v="urn:schemas-microsoft-com:vml" xmlns:wp14="http://schemas.microsoft.com/office/word/2010/wordprocessingDrawing" xmlns:w10="urn:schemas-microsoft-com:office:word" xmlns:w="http://schemas.openxmlformats.org/wordprocessingml/2006/main" xmlns:w14="http://schemas.microsoft.com/office/word/2010/wordml" xmlns:w15="http://schemas.microsoft.com/office/word/2012/wordml" xmlns:w16se="http://schemas.microsoft.com/office/word/2015/wordml/symex" xmlns:wpg="http://schemas.microsoft.com/office/word/2010/wordprocessingGroup" xmlns:wpi="http://schemas.microsoft.com/office/word/2010/wordprocessingInk" xmlns:wps="http://schemas.microsoft.com/office/word/2010/wordprocessingShape" xmlns:a14="http://schemas.microsoft.com/office/drawing/2010/main" val="0"/>
+                          <a14:useLocalDpi xmlns:a14="http://schemas.microsoft.com/office/drawing/2010/main" xmlns:wps="http://schemas.microsoft.com/office/word/2010/wordprocessingShape" xmlns:wpi="http://schemas.microsoft.com/office/word/2010/wordprocessingInk" xmlns:wpg="http://schemas.microsoft.com/office/word/2010/wordprocessingGroup" xmlns:w16se="http://schemas.microsoft.com/office/word/2015/wordml/symex" xmlns:w15="http://schemas.microsoft.com/office/word/2012/wordml" xmlns:w14="http://schemas.microsoft.com/office/word/2010/wordml" xmlns:w="http://schemas.openxmlformats.org/wordprocessingml/2006/main" xmlns:w10="urn:schemas-microsoft-com:office:word" xmlns:wp14="http://schemas.microsoft.com/office/word/2010/wordprocessingDrawing" xmlns:v="urn:schemas-microsoft-com:vml" xmlns:o="urn:schemas-microsoft-com:office:office" xmlns:aink="http://schemas.microsoft.com/office/drawing/2016/ink" xmlns:mc="http://schemas.openxmlformats.org/markup-compatibility/2006" xmlns:cx8="http://schemas.microsoft.com/office/drawing/2016/5/14/chartex" xmlns:cx7="http://schemas.microsoft.com/office/drawing/2016/5/13/chartex" xmlns:cx6="http://schemas.microsoft.com/office/drawing/2016/5/12/chartex" xmlns:cx5="http://schemas.microsoft.com/office/drawing/2016/5/11/chartex" xmlns:cx4="http://schemas.microsoft.com/office/drawing/2016/5/10/chartex" xmlns:cx3="http://schemas.microsoft.com/office/drawing/2016/5/9/chartex" xmlns:cx2="http://schemas.microsoft.com/office/drawing/2015/10/21/chartex" xmlns:cx1="http://schemas.microsoft.com/office/drawing/2015/9/8/chartex" xmlns:cx="http://schemas.microsoft.com/office/drawing/2014/chartex" xmlns:wpc="http://schemas.microsoft.com/office/word/2010/wordprocessingCanvas" xmlns="" val="0"/>
                         </a:ext>
                       </a:extLst>
                     </a:blip>
@@ -7500,7 +7494,7 @@
                     <a:blip r:embed="rId18">
                       <a:extLst>
                         <a:ext uri="{28A0092B-C50C-407E-A947-70E740481C1C}">
-                          <a14:useLocalDpi xmlns="" xmlns:wpc="http://schemas.microsoft.com/office/word/2010/wordprocessingCanvas" xmlns:cx="http://schemas.microsoft.com/office/drawing/2014/chartex" xmlns:cx1="http://schemas.microsoft.com/office/drawing/2015/9/8/chartex" xmlns:cx2="http://schemas.microsoft.com/office/drawing/2015/10/21/chartex" xmlns:cx3="http://schemas.microsoft.com/office/drawing/2016/5/9/chartex" xmlns:cx4="http://schemas.microsoft.com/office/drawing/2016/5/10/chartex" xmlns:cx5="http://schemas.microsoft.com/office/drawing/2016/5/11/chartex" xmlns:cx6="http://schemas.microsoft.com/office/drawing/2016/5/12/chartex" xmlns:cx7="http://schemas.microsoft.com/office/drawing/2016/5/13/chartex" xmlns:cx8="http://schemas.microsoft.com/office/drawing/2016/5/14/chartex" xmlns:mc="http://schemas.openxmlformats.org/markup-compatibility/2006" xmlns:aink="http://schemas.microsoft.com/office/drawing/2016/ink" xmlns:o="urn:schemas-microsoft-com:office:office" xmlns:v="urn:schemas-microsoft-com:vml" xmlns:wp14="http://schemas.microsoft.com/office/word/2010/wordprocessingDrawing" xmlns:w10="urn:schemas-microsoft-com:office:word" xmlns:w="http://schemas.openxmlformats.org/wordprocessingml/2006/main" xmlns:w14="http://schemas.microsoft.com/office/word/2010/wordml" xmlns:w15="http://schemas.microsoft.com/office/word/2012/wordml" xmlns:w16se="http://schemas.microsoft.com/office/word/2015/wordml/symex" xmlns:wpg="http://schemas.microsoft.com/office/word/2010/wordprocessingGroup" xmlns:wpi="http://schemas.microsoft.com/office/word/2010/wordprocessingInk" xmlns:wps="http://schemas.microsoft.com/office/word/2010/wordprocessingShape" xmlns:a14="http://schemas.microsoft.com/office/drawing/2010/main" val="0"/>
+                          <a14:useLocalDpi xmlns:a14="http://schemas.microsoft.com/office/drawing/2010/main" xmlns:wps="http://schemas.microsoft.com/office/word/2010/wordprocessingShape" xmlns:wpi="http://schemas.microsoft.com/office/word/2010/wordprocessingInk" xmlns:wpg="http://schemas.microsoft.com/office/word/2010/wordprocessingGroup" xmlns:w16se="http://schemas.microsoft.com/office/word/2015/wordml/symex" xmlns:w15="http://schemas.microsoft.com/office/word/2012/wordml" xmlns:w14="http://schemas.microsoft.com/office/word/2010/wordml" xmlns:w="http://schemas.openxmlformats.org/wordprocessingml/2006/main" xmlns:w10="urn:schemas-microsoft-com:office:word" xmlns:wp14="http://schemas.microsoft.com/office/word/2010/wordprocessingDrawing" xmlns:v="urn:schemas-microsoft-com:vml" xmlns:o="urn:schemas-microsoft-com:office:office" xmlns:aink="http://schemas.microsoft.com/office/drawing/2016/ink" xmlns:mc="http://schemas.openxmlformats.org/markup-compatibility/2006" xmlns:cx8="http://schemas.microsoft.com/office/drawing/2016/5/14/chartex" xmlns:cx7="http://schemas.microsoft.com/office/drawing/2016/5/13/chartex" xmlns:cx6="http://schemas.microsoft.com/office/drawing/2016/5/12/chartex" xmlns:cx5="http://schemas.microsoft.com/office/drawing/2016/5/11/chartex" xmlns:cx4="http://schemas.microsoft.com/office/drawing/2016/5/10/chartex" xmlns:cx3="http://schemas.microsoft.com/office/drawing/2016/5/9/chartex" xmlns:cx2="http://schemas.microsoft.com/office/drawing/2015/10/21/chartex" xmlns:cx1="http://schemas.microsoft.com/office/drawing/2015/9/8/chartex" xmlns:cx="http://schemas.microsoft.com/office/drawing/2014/chartex" xmlns:wpc="http://schemas.microsoft.com/office/word/2010/wordprocessingCanvas" xmlns="" val="0"/>
                         </a:ext>
                       </a:extLst>
                     </a:blip>
@@ -10174,7 +10168,7 @@
                     <a:blip r:embed="rId18">
                       <a:extLst>
                         <a:ext uri="{28A0092B-C50C-407E-A947-70E740481C1C}">
-                          <a14:useLocalDpi xmlns="" xmlns:wpc="http://schemas.microsoft.com/office/word/2010/wordprocessingCanvas" xmlns:cx="http://schemas.microsoft.com/office/drawing/2014/chartex" xmlns:cx1="http://schemas.microsoft.com/office/drawing/2015/9/8/chartex" xmlns:cx2="http://schemas.microsoft.com/office/drawing/2015/10/21/chartex" xmlns:cx3="http://schemas.microsoft.com/office/drawing/2016/5/9/chartex" xmlns:cx4="http://schemas.microsoft.com/office/drawing/2016/5/10/chartex" xmlns:cx5="http://schemas.microsoft.com/office/drawing/2016/5/11/chartex" xmlns:cx6="http://schemas.microsoft.com/office/drawing/2016/5/12/chartex" xmlns:cx7="http://schemas.microsoft.com/office/drawing/2016/5/13/chartex" xmlns:cx8="http://schemas.microsoft.com/office/drawing/2016/5/14/chartex" xmlns:mc="http://schemas.openxmlformats.org/markup-compatibility/2006" xmlns:aink="http://schemas.microsoft.com/office/drawing/2016/ink" xmlns:o="urn:schemas-microsoft-com:office:office" xmlns:v="urn:schemas-microsoft-com:vml" xmlns:wp14="http://schemas.microsoft.com/office/word/2010/wordprocessingDrawing" xmlns:w10="urn:schemas-microsoft-com:office:word" xmlns:w="http://schemas.openxmlformats.org/wordprocessingml/2006/main" xmlns:w14="http://schemas.microsoft.com/office/word/2010/wordml" xmlns:w15="http://schemas.microsoft.com/office/word/2012/wordml" xmlns:w16se="http://schemas.microsoft.com/office/word/2015/wordml/symex" xmlns:wpg="http://schemas.microsoft.com/office/word/2010/wordprocessingGroup" xmlns:wpi="http://schemas.microsoft.com/office/word/2010/wordprocessingInk" xmlns:wps="http://schemas.microsoft.com/office/word/2010/wordprocessingShape" xmlns:a14="http://schemas.microsoft.com/office/drawing/2010/main" val="0"/>
+                          <a14:useLocalDpi xmlns:a14="http://schemas.microsoft.com/office/drawing/2010/main" xmlns:wps="http://schemas.microsoft.com/office/word/2010/wordprocessingShape" xmlns:wpi="http://schemas.microsoft.com/office/word/2010/wordprocessingInk" xmlns:wpg="http://schemas.microsoft.com/office/word/2010/wordprocessingGroup" xmlns:w16se="http://schemas.microsoft.com/office/word/2015/wordml/symex" xmlns:w15="http://schemas.microsoft.com/office/word/2012/wordml" xmlns:w14="http://schemas.microsoft.com/office/word/2010/wordml" xmlns:w="http://schemas.openxmlformats.org/wordprocessingml/2006/main" xmlns:w10="urn:schemas-microsoft-com:office:word" xmlns:wp14="http://schemas.microsoft.com/office/word/2010/wordprocessingDrawing" xmlns:v="urn:schemas-microsoft-com:vml" xmlns:o="urn:schemas-microsoft-com:office:office" xmlns:aink="http://schemas.microsoft.com/office/drawing/2016/ink" xmlns:mc="http://schemas.openxmlformats.org/markup-compatibility/2006" xmlns:cx8="http://schemas.microsoft.com/office/drawing/2016/5/14/chartex" xmlns:cx7="http://schemas.microsoft.com/office/drawing/2016/5/13/chartex" xmlns:cx6="http://schemas.microsoft.com/office/drawing/2016/5/12/chartex" xmlns:cx5="http://schemas.microsoft.com/office/drawing/2016/5/11/chartex" xmlns:cx4="http://schemas.microsoft.com/office/drawing/2016/5/10/chartex" xmlns:cx3="http://schemas.microsoft.com/office/drawing/2016/5/9/chartex" xmlns:cx2="http://schemas.microsoft.com/office/drawing/2015/10/21/chartex" xmlns:cx1="http://schemas.microsoft.com/office/drawing/2015/9/8/chartex" xmlns:cx="http://schemas.microsoft.com/office/drawing/2014/chartex" xmlns:wpc="http://schemas.microsoft.com/office/word/2010/wordprocessingCanvas" xmlns="" val="0"/>
                         </a:ext>
                       </a:extLst>
                     </a:blip>
@@ -13249,7 +13243,7 @@
                     <a:blip r:embed="rId18">
                       <a:extLst>
                         <a:ext uri="{28A0092B-C50C-407E-A947-70E740481C1C}">
-                          <a14:useLocalDpi xmlns="" xmlns:wpc="http://schemas.microsoft.com/office/word/2010/wordprocessingCanvas" xmlns:cx="http://schemas.microsoft.com/office/drawing/2014/chartex" xmlns:cx1="http://schemas.microsoft.com/office/drawing/2015/9/8/chartex" xmlns:cx2="http://schemas.microsoft.com/office/drawing/2015/10/21/chartex" xmlns:cx3="http://schemas.microsoft.com/office/drawing/2016/5/9/chartex" xmlns:cx4="http://schemas.microsoft.com/office/drawing/2016/5/10/chartex" xmlns:cx5="http://schemas.microsoft.com/office/drawing/2016/5/11/chartex" xmlns:cx6="http://schemas.microsoft.com/office/drawing/2016/5/12/chartex" xmlns:cx7="http://schemas.microsoft.com/office/drawing/2016/5/13/chartex" xmlns:cx8="http://schemas.microsoft.com/office/drawing/2016/5/14/chartex" xmlns:mc="http://schemas.openxmlformats.org/markup-compatibility/2006" xmlns:aink="http://schemas.microsoft.com/office/drawing/2016/ink" xmlns:o="urn:schemas-microsoft-com:office:office" xmlns:v="urn:schemas-microsoft-com:vml" xmlns:wp14="http://schemas.microsoft.com/office/word/2010/wordprocessingDrawing" xmlns:w10="urn:schemas-microsoft-com:office:word" xmlns:w="http://schemas.openxmlformats.org/wordprocessingml/2006/main" xmlns:w14="http://schemas.microsoft.com/office/word/2010/wordml" xmlns:w15="http://schemas.microsoft.com/office/word/2012/wordml" xmlns:w16se="http://schemas.microsoft.com/office/word/2015/wordml/symex" xmlns:wpg="http://schemas.microsoft.com/office/word/2010/wordprocessingGroup" xmlns:wpi="http://schemas.microsoft.com/office/word/2010/wordprocessingInk" xmlns:wps="http://schemas.microsoft.com/office/word/2010/wordprocessingShape" xmlns:a14="http://schemas.microsoft.com/office/drawing/2010/main" val="0"/>
+                          <a14:useLocalDpi xmlns:a14="http://schemas.microsoft.com/office/drawing/2010/main" xmlns:wps="http://schemas.microsoft.com/office/word/2010/wordprocessingShape" xmlns:wpi="http://schemas.microsoft.com/office/word/2010/wordprocessingInk" xmlns:wpg="http://schemas.microsoft.com/office/word/2010/wordprocessingGroup" xmlns:w16se="http://schemas.microsoft.com/office/word/2015/wordml/symex" xmlns:w15="http://schemas.microsoft.com/office/word/2012/wordml" xmlns:w14="http://schemas.microsoft.com/office/word/2010/wordml" xmlns:w="http://schemas.openxmlformats.org/wordprocessingml/2006/main" xmlns:w10="urn:schemas-microsoft-com:office:word" xmlns:wp14="http://schemas.microsoft.com/office/word/2010/wordprocessingDrawing" xmlns:v="urn:schemas-microsoft-com:vml" xmlns:o="urn:schemas-microsoft-com:office:office" xmlns:aink="http://schemas.microsoft.com/office/drawing/2016/ink" xmlns:mc="http://schemas.openxmlformats.org/markup-compatibility/2006" xmlns:cx8="http://schemas.microsoft.com/office/drawing/2016/5/14/chartex" xmlns:cx7="http://schemas.microsoft.com/office/drawing/2016/5/13/chartex" xmlns:cx6="http://schemas.microsoft.com/office/drawing/2016/5/12/chartex" xmlns:cx5="http://schemas.microsoft.com/office/drawing/2016/5/11/chartex" xmlns:cx4="http://schemas.microsoft.com/office/drawing/2016/5/10/chartex" xmlns:cx3="http://schemas.microsoft.com/office/drawing/2016/5/9/chartex" xmlns:cx2="http://schemas.microsoft.com/office/drawing/2015/10/21/chartex" xmlns:cx1="http://schemas.microsoft.com/office/drawing/2015/9/8/chartex" xmlns:cx="http://schemas.microsoft.com/office/drawing/2014/chartex" xmlns:wpc="http://schemas.microsoft.com/office/word/2010/wordprocessingCanvas" xmlns="" val="0"/>
                         </a:ext>
                       </a:extLst>
                     </a:blip>
@@ -14142,7 +14136,7 @@
                     <a:blip r:embed="rId18">
                       <a:extLst>
                         <a:ext uri="{28A0092B-C50C-407E-A947-70E740481C1C}">
-                          <a14:useLocalDpi xmlns="" xmlns:wpc="http://schemas.microsoft.com/office/word/2010/wordprocessingCanvas" xmlns:cx="http://schemas.microsoft.com/office/drawing/2014/chartex" xmlns:cx1="http://schemas.microsoft.com/office/drawing/2015/9/8/chartex" xmlns:cx2="http://schemas.microsoft.com/office/drawing/2015/10/21/chartex" xmlns:cx3="http://schemas.microsoft.com/office/drawing/2016/5/9/chartex" xmlns:cx4="http://schemas.microsoft.com/office/drawing/2016/5/10/chartex" xmlns:cx5="http://schemas.microsoft.com/office/drawing/2016/5/11/chartex" xmlns:cx6="http://schemas.microsoft.com/office/drawing/2016/5/12/chartex" xmlns:cx7="http://schemas.microsoft.com/office/drawing/2016/5/13/chartex" xmlns:cx8="http://schemas.microsoft.com/office/drawing/2016/5/14/chartex" xmlns:mc="http://schemas.openxmlformats.org/markup-compatibility/2006" xmlns:aink="http://schemas.microsoft.com/office/drawing/2016/ink" xmlns:o="urn:schemas-microsoft-com:office:office" xmlns:v="urn:schemas-microsoft-com:vml" xmlns:wp14="http://schemas.microsoft.com/office/word/2010/wordprocessingDrawing" xmlns:w10="urn:schemas-microsoft-com:office:word" xmlns:w="http://schemas.openxmlformats.org/wordprocessingml/2006/main" xmlns:w14="http://schemas.microsoft.com/office/word/2010/wordml" xmlns:w15="http://schemas.microsoft.com/office/word/2012/wordml" xmlns:w16se="http://schemas.microsoft.com/office/word/2015/wordml/symex" xmlns:wpg="http://schemas.microsoft.com/office/word/2010/wordprocessingGroup" xmlns:wpi="http://schemas.microsoft.com/office/word/2010/wordprocessingInk" xmlns:wps="http://schemas.microsoft.com/office/word/2010/wordprocessingShape" xmlns:a14="http://schemas.microsoft.com/office/drawing/2010/main" val="0"/>
+                          <a14:useLocalDpi xmlns:a14="http://schemas.microsoft.com/office/drawing/2010/main" xmlns:wps="http://schemas.microsoft.com/office/word/2010/wordprocessingShape" xmlns:wpi="http://schemas.microsoft.com/office/word/2010/wordprocessingInk" xmlns:wpg="http://schemas.microsoft.com/office/word/2010/wordprocessingGroup" xmlns:w16se="http://schemas.microsoft.com/office/word/2015/wordml/symex" xmlns:w15="http://schemas.microsoft.com/office/word/2012/wordml" xmlns:w14="http://schemas.microsoft.com/office/word/2010/wordml" xmlns:w="http://schemas.openxmlformats.org/wordprocessingml/2006/main" xmlns:w10="urn:schemas-microsoft-com:office:word" xmlns:wp14="http://schemas.microsoft.com/office/word/2010/wordprocessingDrawing" xmlns:v="urn:schemas-microsoft-com:vml" xmlns:o="urn:schemas-microsoft-com:office:office" xmlns:aink="http://schemas.microsoft.com/office/drawing/2016/ink" xmlns:mc="http://schemas.openxmlformats.org/markup-compatibility/2006" xmlns:cx8="http://schemas.microsoft.com/office/drawing/2016/5/14/chartex" xmlns:cx7="http://schemas.microsoft.com/office/drawing/2016/5/13/chartex" xmlns:cx6="http://schemas.microsoft.com/office/drawing/2016/5/12/chartex" xmlns:cx5="http://schemas.microsoft.com/office/drawing/2016/5/11/chartex" xmlns:cx4="http://schemas.microsoft.com/office/drawing/2016/5/10/chartex" xmlns:cx3="http://schemas.microsoft.com/office/drawing/2016/5/9/chartex" xmlns:cx2="http://schemas.microsoft.com/office/drawing/2015/10/21/chartex" xmlns:cx1="http://schemas.microsoft.com/office/drawing/2015/9/8/chartex" xmlns:cx="http://schemas.microsoft.com/office/drawing/2014/chartex" xmlns:wpc="http://schemas.microsoft.com/office/word/2010/wordprocessingCanvas" xmlns="" val="0"/>
                         </a:ext>
                       </a:extLst>
                     </a:blip>
@@ -16329,7 +16323,7 @@
                     <a:blip r:embed="rId18">
                       <a:extLst>
                         <a:ext uri="{28A0092B-C50C-407E-A947-70E740481C1C}">
-                          <a14:useLocalDpi xmlns="" xmlns:wpc="http://schemas.microsoft.com/office/word/2010/wordprocessingCanvas" xmlns:cx="http://schemas.microsoft.com/office/drawing/2014/chartex" xmlns:cx1="http://schemas.microsoft.com/office/drawing/2015/9/8/chartex" xmlns:cx2="http://schemas.microsoft.com/office/drawing/2015/10/21/chartex" xmlns:cx3="http://schemas.microsoft.com/office/drawing/2016/5/9/chartex" xmlns:cx4="http://schemas.microsoft.com/office/drawing/2016/5/10/chartex" xmlns:cx5="http://schemas.microsoft.com/office/drawing/2016/5/11/chartex" xmlns:cx6="http://schemas.microsoft.com/office/drawing/2016/5/12/chartex" xmlns:cx7="http://schemas.microsoft.com/office/drawing/2016/5/13/chartex" xmlns:cx8="http://schemas.microsoft.com/office/drawing/2016/5/14/chartex" xmlns:mc="http://schemas.openxmlformats.org/markup-compatibility/2006" xmlns:aink="http://schemas.microsoft.com/office/drawing/2016/ink" xmlns:o="urn:schemas-microsoft-com:office:office" xmlns:v="urn:schemas-microsoft-com:vml" xmlns:wp14="http://schemas.microsoft.com/office/word/2010/wordprocessingDrawing" xmlns:w10="urn:schemas-microsoft-com:office:word" xmlns:w="http://schemas.openxmlformats.org/wordprocessingml/2006/main" xmlns:w14="http://schemas.microsoft.com/office/word/2010/wordml" xmlns:w15="http://schemas.microsoft.com/office/word/2012/wordml" xmlns:w16se="http://schemas.microsoft.com/office/word/2015/wordml/symex" xmlns:wpg="http://schemas.microsoft.com/office/word/2010/wordprocessingGroup" xmlns:wpi="http://schemas.microsoft.com/office/word/2010/wordprocessingInk" xmlns:wps="http://schemas.microsoft.com/office/word/2010/wordprocessingShape" xmlns:a14="http://schemas.microsoft.com/office/drawing/2010/main" val="0"/>
+                          <a14:useLocalDpi xmlns:a14="http://schemas.microsoft.com/office/drawing/2010/main" xmlns:wps="http://schemas.microsoft.com/office/word/2010/wordprocessingShape" xmlns:wpi="http://schemas.microsoft.com/office/word/2010/wordprocessingInk" xmlns:wpg="http://schemas.microsoft.com/office/word/2010/wordprocessingGroup" xmlns:w16se="http://schemas.microsoft.com/office/word/2015/wordml/symex" xmlns:w15="http://schemas.microsoft.com/office/word/2012/wordml" xmlns:w14="http://schemas.microsoft.com/office/word/2010/wordml" xmlns:w="http://schemas.openxmlformats.org/wordprocessingml/2006/main" xmlns:w10="urn:schemas-microsoft-com:office:word" xmlns:wp14="http://schemas.microsoft.com/office/word/2010/wordprocessingDrawing" xmlns:v="urn:schemas-microsoft-com:vml" xmlns:o="urn:schemas-microsoft-com:office:office" xmlns:aink="http://schemas.microsoft.com/office/drawing/2016/ink" xmlns:mc="http://schemas.openxmlformats.org/markup-compatibility/2006" xmlns:cx8="http://schemas.microsoft.com/office/drawing/2016/5/14/chartex" xmlns:cx7="http://schemas.microsoft.com/office/drawing/2016/5/13/chartex" xmlns:cx6="http://schemas.microsoft.com/office/drawing/2016/5/12/chartex" xmlns:cx5="http://schemas.microsoft.com/office/drawing/2016/5/11/chartex" xmlns:cx4="http://schemas.microsoft.com/office/drawing/2016/5/10/chartex" xmlns:cx3="http://schemas.microsoft.com/office/drawing/2016/5/9/chartex" xmlns:cx2="http://schemas.microsoft.com/office/drawing/2015/10/21/chartex" xmlns:cx1="http://schemas.microsoft.com/office/drawing/2015/9/8/chartex" xmlns:cx="http://schemas.microsoft.com/office/drawing/2014/chartex" xmlns:wpc="http://schemas.microsoft.com/office/word/2010/wordprocessingCanvas" xmlns="" val="0"/>
                         </a:ext>
                       </a:extLst>
                     </a:blip>
@@ -16636,7 +16630,7 @@
                     <a:blip r:embed="rId18">
                       <a:extLst>
                         <a:ext uri="{28A0092B-C50C-407E-A947-70E740481C1C}">
-                          <a14:useLocalDpi xmlns="" xmlns:wpc="http://schemas.microsoft.com/office/word/2010/wordprocessingCanvas" xmlns:cx="http://schemas.microsoft.com/office/drawing/2014/chartex" xmlns:cx1="http://schemas.microsoft.com/office/drawing/2015/9/8/chartex" xmlns:cx2="http://schemas.microsoft.com/office/drawing/2015/10/21/chartex" xmlns:cx3="http://schemas.microsoft.com/office/drawing/2016/5/9/chartex" xmlns:cx4="http://schemas.microsoft.com/office/drawing/2016/5/10/chartex" xmlns:cx5="http://schemas.microsoft.com/office/drawing/2016/5/11/chartex" xmlns:cx6="http://schemas.microsoft.com/office/drawing/2016/5/12/chartex" xmlns:cx7="http://schemas.microsoft.com/office/drawing/2016/5/13/chartex" xmlns:cx8="http://schemas.microsoft.com/office/drawing/2016/5/14/chartex" xmlns:mc="http://schemas.openxmlformats.org/markup-compatibility/2006" xmlns:aink="http://schemas.microsoft.com/office/drawing/2016/ink" xmlns:o="urn:schemas-microsoft-com:office:office" xmlns:v="urn:schemas-microsoft-com:vml" xmlns:wp14="http://schemas.microsoft.com/office/word/2010/wordprocessingDrawing" xmlns:w10="urn:schemas-microsoft-com:office:word" xmlns:w="http://schemas.openxmlformats.org/wordprocessingml/2006/main" xmlns:w14="http://schemas.microsoft.com/office/word/2010/wordml" xmlns:w15="http://schemas.microsoft.com/office/word/2012/wordml" xmlns:w16se="http://schemas.microsoft.com/office/word/2015/wordml/symex" xmlns:wpg="http://schemas.microsoft.com/office/word/2010/wordprocessingGroup" xmlns:wpi="http://schemas.microsoft.com/office/word/2010/wordprocessingInk" xmlns:wps="http://schemas.microsoft.com/office/word/2010/wordprocessingShape" xmlns:a14="http://schemas.microsoft.com/office/drawing/2010/main" val="0"/>
+                          <a14:useLocalDpi xmlns:a14="http://schemas.microsoft.com/office/drawing/2010/main" xmlns:wps="http://schemas.microsoft.com/office/word/2010/wordprocessingShape" xmlns:wpi="http://schemas.microsoft.com/office/word/2010/wordprocessingInk" xmlns:wpg="http://schemas.microsoft.com/office/word/2010/wordprocessingGroup" xmlns:w16se="http://schemas.microsoft.com/office/word/2015/wordml/symex" xmlns:w15="http://schemas.microsoft.com/office/word/2012/wordml" xmlns:w14="http://schemas.microsoft.com/office/word/2010/wordml" xmlns:w="http://schemas.openxmlformats.org/wordprocessingml/2006/main" xmlns:w10="urn:schemas-microsoft-com:office:word" xmlns:wp14="http://schemas.microsoft.com/office/word/2010/wordprocessingDrawing" xmlns:v="urn:schemas-microsoft-com:vml" xmlns:o="urn:schemas-microsoft-com:office:office" xmlns:aink="http://schemas.microsoft.com/office/drawing/2016/ink" xmlns:mc="http://schemas.openxmlformats.org/markup-compatibility/2006" xmlns:cx8="http://schemas.microsoft.com/office/drawing/2016/5/14/chartex" xmlns:cx7="http://schemas.microsoft.com/office/drawing/2016/5/13/chartex" xmlns:cx6="http://schemas.microsoft.com/office/drawing/2016/5/12/chartex" xmlns:cx5="http://schemas.microsoft.com/office/drawing/2016/5/11/chartex" xmlns:cx4="http://schemas.microsoft.com/office/drawing/2016/5/10/chartex" xmlns:cx3="http://schemas.microsoft.com/office/drawing/2016/5/9/chartex" xmlns:cx2="http://schemas.microsoft.com/office/drawing/2015/10/21/chartex" xmlns:cx1="http://schemas.microsoft.com/office/drawing/2015/9/8/chartex" xmlns:cx="http://schemas.microsoft.com/office/drawing/2014/chartex" xmlns:wpc="http://schemas.microsoft.com/office/word/2010/wordprocessingCanvas" xmlns="" val="0"/>
                         </a:ext>
                       </a:extLst>
                     </a:blip>
@@ -17528,7 +17522,7 @@
                     <a:blip r:embed="rId18">
                       <a:extLst>
                         <a:ext uri="{28A0092B-C50C-407E-A947-70E740481C1C}">
-                          <a14:useLocalDpi xmlns="" xmlns:wpc="http://schemas.microsoft.com/office/word/2010/wordprocessingCanvas" xmlns:cx="http://schemas.microsoft.com/office/drawing/2014/chartex" xmlns:cx1="http://schemas.microsoft.com/office/drawing/2015/9/8/chartex" xmlns:cx2="http://schemas.microsoft.com/office/drawing/2015/10/21/chartex" xmlns:cx3="http://schemas.microsoft.com/office/drawing/2016/5/9/chartex" xmlns:cx4="http://schemas.microsoft.com/office/drawing/2016/5/10/chartex" xmlns:cx5="http://schemas.microsoft.com/office/drawing/2016/5/11/chartex" xmlns:cx6="http://schemas.microsoft.com/office/drawing/2016/5/12/chartex" xmlns:cx7="http://schemas.microsoft.com/office/drawing/2016/5/13/chartex" xmlns:cx8="http://schemas.microsoft.com/office/drawing/2016/5/14/chartex" xmlns:mc="http://schemas.openxmlformats.org/markup-compatibility/2006" xmlns:aink="http://schemas.microsoft.com/office/drawing/2016/ink" xmlns:o="urn:schemas-microsoft-com:office:office" xmlns:v="urn:schemas-microsoft-com:vml" xmlns:wp14="http://schemas.microsoft.com/office/word/2010/wordprocessingDrawing" xmlns:w10="urn:schemas-microsoft-com:office:word" xmlns:w="http://schemas.openxmlformats.org/wordprocessingml/2006/main" xmlns:w14="http://schemas.microsoft.com/office/word/2010/wordml" xmlns:w15="http://schemas.microsoft.com/office/word/2012/wordml" xmlns:w16se="http://schemas.microsoft.com/office/word/2015/wordml/symex" xmlns:wpg="http://schemas.microsoft.com/office/word/2010/wordprocessingGroup" xmlns:wpi="http://schemas.microsoft.com/office/word/2010/wordprocessingInk" xmlns:wps="http://schemas.microsoft.com/office/word/2010/wordprocessingShape" xmlns:a14="http://schemas.microsoft.com/office/drawing/2010/main" val="0"/>
+                          <a14:useLocalDpi xmlns:a14="http://schemas.microsoft.com/office/drawing/2010/main" xmlns:wps="http://schemas.microsoft.com/office/word/2010/wordprocessingShape" xmlns:wpi="http://schemas.microsoft.com/office/word/2010/wordprocessingInk" xmlns:wpg="http://schemas.microsoft.com/office/word/2010/wordprocessingGroup" xmlns:w16se="http://schemas.microsoft.com/office/word/2015/wordml/symex" xmlns:w15="http://schemas.microsoft.com/office/word/2012/wordml" xmlns:w14="http://schemas.microsoft.com/office/word/2010/wordml" xmlns:w="http://schemas.openxmlformats.org/wordprocessingml/2006/main" xmlns:w10="urn:schemas-microsoft-com:office:word" xmlns:wp14="http://schemas.microsoft.com/office/word/2010/wordprocessingDrawing" xmlns:v="urn:schemas-microsoft-com:vml" xmlns:o="urn:schemas-microsoft-com:office:office" xmlns:aink="http://schemas.microsoft.com/office/drawing/2016/ink" xmlns:mc="http://schemas.openxmlformats.org/markup-compatibility/2006" xmlns:cx8="http://schemas.microsoft.com/office/drawing/2016/5/14/chartex" xmlns:cx7="http://schemas.microsoft.com/office/drawing/2016/5/13/chartex" xmlns:cx6="http://schemas.microsoft.com/office/drawing/2016/5/12/chartex" xmlns:cx5="http://schemas.microsoft.com/office/drawing/2016/5/11/chartex" xmlns:cx4="http://schemas.microsoft.com/office/drawing/2016/5/10/chartex" xmlns:cx3="http://schemas.microsoft.com/office/drawing/2016/5/9/chartex" xmlns:cx2="http://schemas.microsoft.com/office/drawing/2015/10/21/chartex" xmlns:cx1="http://schemas.microsoft.com/office/drawing/2015/9/8/chartex" xmlns:cx="http://schemas.microsoft.com/office/drawing/2014/chartex" xmlns:wpc="http://schemas.microsoft.com/office/word/2010/wordprocessingCanvas" xmlns="" val="0"/>
                         </a:ext>
                       </a:extLst>
                     </a:blip>
@@ -19680,7 +19674,7 @@
                     <a:blip r:embed="rId18">
                       <a:extLst>
                         <a:ext uri="{28A0092B-C50C-407E-A947-70E740481C1C}">
-                          <a14:useLocalDpi xmlns="" xmlns:wpc="http://schemas.microsoft.com/office/word/2010/wordprocessingCanvas" xmlns:cx="http://schemas.microsoft.com/office/drawing/2014/chartex" xmlns:cx1="http://schemas.microsoft.com/office/drawing/2015/9/8/chartex" xmlns:cx2="http://schemas.microsoft.com/office/drawing/2015/10/21/chartex" xmlns:cx3="http://schemas.microsoft.com/office/drawing/2016/5/9/chartex" xmlns:cx4="http://schemas.microsoft.com/office/drawing/2016/5/10/chartex" xmlns:cx5="http://schemas.microsoft.com/office/drawing/2016/5/11/chartex" xmlns:cx6="http://schemas.microsoft.com/office/drawing/2016/5/12/chartex" xmlns:cx7="http://schemas.microsoft.com/office/drawing/2016/5/13/chartex" xmlns:cx8="http://schemas.microsoft.com/office/drawing/2016/5/14/chartex" xmlns:mc="http://schemas.openxmlformats.org/markup-compatibility/2006" xmlns:aink="http://schemas.microsoft.com/office/drawing/2016/ink" xmlns:o="urn:schemas-microsoft-com:office:office" xmlns:v="urn:schemas-microsoft-com:vml" xmlns:wp14="http://schemas.microsoft.com/office/word/2010/wordprocessingDrawing" xmlns:w10="urn:schemas-microsoft-com:office:word" xmlns:w="http://schemas.openxmlformats.org/wordprocessingml/2006/main" xmlns:w14="http://schemas.microsoft.com/office/word/2010/wordml" xmlns:w15="http://schemas.microsoft.com/office/word/2012/wordml" xmlns:w16se="http://schemas.microsoft.com/office/word/2015/wordml/symex" xmlns:wpg="http://schemas.microsoft.com/office/word/2010/wordprocessingGroup" xmlns:wpi="http://schemas.microsoft.com/office/word/2010/wordprocessingInk" xmlns:wps="http://schemas.microsoft.com/office/word/2010/wordprocessingShape" xmlns:a14="http://schemas.microsoft.com/office/drawing/2010/main" val="0"/>
+                          <a14:useLocalDpi xmlns:a14="http://schemas.microsoft.com/office/drawing/2010/main" xmlns:wps="http://schemas.microsoft.com/office/word/2010/wordprocessingShape" xmlns:wpi="http://schemas.microsoft.com/office/word/2010/wordprocessingInk" xmlns:wpg="http://schemas.microsoft.com/office/word/2010/wordprocessingGroup" xmlns:w16se="http://schemas.microsoft.com/office/word/2015/wordml/symex" xmlns:w15="http://schemas.microsoft.com/office/word/2012/wordml" xmlns:w14="http://schemas.microsoft.com/office/word/2010/wordml" xmlns:w="http://schemas.openxmlformats.org/wordprocessingml/2006/main" xmlns:w10="urn:schemas-microsoft-com:office:word" xmlns:wp14="http://schemas.microsoft.com/office/word/2010/wordprocessingDrawing" xmlns:v="urn:schemas-microsoft-com:vml" xmlns:o="urn:schemas-microsoft-com:office:office" xmlns:aink="http://schemas.microsoft.com/office/drawing/2016/ink" xmlns:mc="http://schemas.openxmlformats.org/markup-compatibility/2006" xmlns:cx8="http://schemas.microsoft.com/office/drawing/2016/5/14/chartex" xmlns:cx7="http://schemas.microsoft.com/office/drawing/2016/5/13/chartex" xmlns:cx6="http://schemas.microsoft.com/office/drawing/2016/5/12/chartex" xmlns:cx5="http://schemas.microsoft.com/office/drawing/2016/5/11/chartex" xmlns:cx4="http://schemas.microsoft.com/office/drawing/2016/5/10/chartex" xmlns:cx3="http://schemas.microsoft.com/office/drawing/2016/5/9/chartex" xmlns:cx2="http://schemas.microsoft.com/office/drawing/2015/10/21/chartex" xmlns:cx1="http://schemas.microsoft.com/office/drawing/2015/9/8/chartex" xmlns:cx="http://schemas.microsoft.com/office/drawing/2014/chartex" xmlns:wpc="http://schemas.microsoft.com/office/word/2010/wordprocessingCanvas" xmlns="" val="0"/>
                         </a:ext>
                       </a:extLst>
                     </a:blip>
@@ -23342,7 +23336,7 @@
                     <a:blip r:embed="rId18">
                       <a:extLst>
                         <a:ext uri="{28A0092B-C50C-407E-A947-70E740481C1C}">
-                          <a14:useLocalDpi xmlns="" xmlns:wpc="http://schemas.microsoft.com/office/word/2010/wordprocessingCanvas" xmlns:cx="http://schemas.microsoft.com/office/drawing/2014/chartex" xmlns:cx1="http://schemas.microsoft.com/office/drawing/2015/9/8/chartex" xmlns:cx2="http://schemas.microsoft.com/office/drawing/2015/10/21/chartex" xmlns:cx3="http://schemas.microsoft.com/office/drawing/2016/5/9/chartex" xmlns:cx4="http://schemas.microsoft.com/office/drawing/2016/5/10/chartex" xmlns:cx5="http://schemas.microsoft.com/office/drawing/2016/5/11/chartex" xmlns:cx6="http://schemas.microsoft.com/office/drawing/2016/5/12/chartex" xmlns:cx7="http://schemas.microsoft.com/office/drawing/2016/5/13/chartex" xmlns:cx8="http://schemas.microsoft.com/office/drawing/2016/5/14/chartex" xmlns:mc="http://schemas.openxmlformats.org/markup-compatibility/2006" xmlns:aink="http://schemas.microsoft.com/office/drawing/2016/ink" xmlns:o="urn:schemas-microsoft-com:office:office" xmlns:v="urn:schemas-microsoft-com:vml" xmlns:wp14="http://schemas.microsoft.com/office/word/2010/wordprocessingDrawing" xmlns:w10="urn:schemas-microsoft-com:office:word" xmlns:w="http://schemas.openxmlformats.org/wordprocessingml/2006/main" xmlns:w14="http://schemas.microsoft.com/office/word/2010/wordml" xmlns:w15="http://schemas.microsoft.com/office/word/2012/wordml" xmlns:w16se="http://schemas.microsoft.com/office/word/2015/wordml/symex" xmlns:wpg="http://schemas.microsoft.com/office/word/2010/wordprocessingGroup" xmlns:wpi="http://schemas.microsoft.com/office/word/2010/wordprocessingInk" xmlns:wps="http://schemas.microsoft.com/office/word/2010/wordprocessingShape" xmlns:a14="http://schemas.microsoft.com/office/drawing/2010/main" val="0"/>
+                          <a14:useLocalDpi xmlns:a14="http://schemas.microsoft.com/office/drawing/2010/main" xmlns:wps="http://schemas.microsoft.com/office/word/2010/wordprocessingShape" xmlns:wpi="http://schemas.microsoft.com/office/word/2010/wordprocessingInk" xmlns:wpg="http://schemas.microsoft.com/office/word/2010/wordprocessingGroup" xmlns:w16se="http://schemas.microsoft.com/office/word/2015/wordml/symex" xmlns:w15="http://schemas.microsoft.com/office/word/2012/wordml" xmlns:w14="http://schemas.microsoft.com/office/word/2010/wordml" xmlns:w="http://schemas.openxmlformats.org/wordprocessingml/2006/main" xmlns:w10="urn:schemas-microsoft-com:office:word" xmlns:wp14="http://schemas.microsoft.com/office/word/2010/wordprocessingDrawing" xmlns:v="urn:schemas-microsoft-com:vml" xmlns:o="urn:schemas-microsoft-com:office:office" xmlns:aink="http://schemas.microsoft.com/office/drawing/2016/ink" xmlns:mc="http://schemas.openxmlformats.org/markup-compatibility/2006" xmlns:cx8="http://schemas.microsoft.com/office/drawing/2016/5/14/chartex" xmlns:cx7="http://schemas.microsoft.com/office/drawing/2016/5/13/chartex" xmlns:cx6="http://schemas.microsoft.com/office/drawing/2016/5/12/chartex" xmlns:cx5="http://schemas.microsoft.com/office/drawing/2016/5/11/chartex" xmlns:cx4="http://schemas.microsoft.com/office/drawing/2016/5/10/chartex" xmlns:cx3="http://schemas.microsoft.com/office/drawing/2016/5/9/chartex" xmlns:cx2="http://schemas.microsoft.com/office/drawing/2015/10/21/chartex" xmlns:cx1="http://schemas.microsoft.com/office/drawing/2015/9/8/chartex" xmlns:cx="http://schemas.microsoft.com/office/drawing/2014/chartex" xmlns:wpc="http://schemas.microsoft.com/office/word/2010/wordprocessingCanvas" xmlns="" val="0"/>
                         </a:ext>
                       </a:extLst>
                     </a:blip>
@@ -24259,7 +24253,7 @@
                     <a:blip r:embed="rId18">
                       <a:extLst>
                         <a:ext uri="{28A0092B-C50C-407E-A947-70E740481C1C}">
-                          <a14:useLocalDpi xmlns="" xmlns:wpc="http://schemas.microsoft.com/office/word/2010/wordprocessingCanvas" xmlns:cx="http://schemas.microsoft.com/office/drawing/2014/chartex" xmlns:cx1="http://schemas.microsoft.com/office/drawing/2015/9/8/chartex" xmlns:cx2="http://schemas.microsoft.com/office/drawing/2015/10/21/chartex" xmlns:cx3="http://schemas.microsoft.com/office/drawing/2016/5/9/chartex" xmlns:cx4="http://schemas.microsoft.com/office/drawing/2016/5/10/chartex" xmlns:cx5="http://schemas.microsoft.com/office/drawing/2016/5/11/chartex" xmlns:cx6="http://schemas.microsoft.com/office/drawing/2016/5/12/chartex" xmlns:cx7="http://schemas.microsoft.com/office/drawing/2016/5/13/chartex" xmlns:cx8="http://schemas.microsoft.com/office/drawing/2016/5/14/chartex" xmlns:mc="http://schemas.openxmlformats.org/markup-compatibility/2006" xmlns:aink="http://schemas.microsoft.com/office/drawing/2016/ink" xmlns:o="urn:schemas-microsoft-com:office:office" xmlns:v="urn:schemas-microsoft-com:vml" xmlns:wp14="http://schemas.microsoft.com/office/word/2010/wordprocessingDrawing" xmlns:w10="urn:schemas-microsoft-com:office:word" xmlns:w="http://schemas.openxmlformats.org/wordprocessingml/2006/main" xmlns:w14="http://schemas.microsoft.com/office/word/2010/wordml" xmlns:w15="http://schemas.microsoft.com/office/word/2012/wordml" xmlns:w16se="http://schemas.microsoft.com/office/word/2015/wordml/symex" xmlns:wpg="http://schemas.microsoft.com/office/word/2010/wordprocessingGroup" xmlns:wpi="http://schemas.microsoft.com/office/word/2010/wordprocessingInk" xmlns:wps="http://schemas.microsoft.com/office/word/2010/wordprocessingShape" xmlns:a14="http://schemas.microsoft.com/office/drawing/2010/main" val="0"/>
+                          <a14:useLocalDpi xmlns:a14="http://schemas.microsoft.com/office/drawing/2010/main" xmlns:wps="http://schemas.microsoft.com/office/word/2010/wordprocessingShape" xmlns:wpi="http://schemas.microsoft.com/office/word/2010/wordprocessingInk" xmlns:wpg="http://schemas.microsoft.com/office/word/2010/wordprocessingGroup" xmlns:w16se="http://schemas.microsoft.com/office/word/2015/wordml/symex" xmlns:w15="http://schemas.microsoft.com/office/word/2012/wordml" xmlns:w14="http://schemas.microsoft.com/office/word/2010/wordml" xmlns:w="http://schemas.openxmlformats.org/wordprocessingml/2006/main" xmlns:w10="urn:schemas-microsoft-com:office:word" xmlns:wp14="http://schemas.microsoft.com/office/word/2010/wordprocessingDrawing" xmlns:v="urn:schemas-microsoft-com:vml" xmlns:o="urn:schemas-microsoft-com:office:office" xmlns:aink="http://schemas.microsoft.com/office/drawing/2016/ink" xmlns:mc="http://schemas.openxmlformats.org/markup-compatibility/2006" xmlns:cx8="http://schemas.microsoft.com/office/drawing/2016/5/14/chartex" xmlns:cx7="http://schemas.microsoft.com/office/drawing/2016/5/13/chartex" xmlns:cx6="http://schemas.microsoft.com/office/drawing/2016/5/12/chartex" xmlns:cx5="http://schemas.microsoft.com/office/drawing/2016/5/11/chartex" xmlns:cx4="http://schemas.microsoft.com/office/drawing/2016/5/10/chartex" xmlns:cx3="http://schemas.microsoft.com/office/drawing/2016/5/9/chartex" xmlns:cx2="http://schemas.microsoft.com/office/drawing/2015/10/21/chartex" xmlns:cx1="http://schemas.microsoft.com/office/drawing/2015/9/8/chartex" xmlns:cx="http://schemas.microsoft.com/office/drawing/2014/chartex" xmlns:wpc="http://schemas.microsoft.com/office/word/2010/wordprocessingCanvas" xmlns="" val="0"/>
                         </a:ext>
                       </a:extLst>
                     </a:blip>
@@ -28272,7 +28266,7 @@
                     <a:blip r:embed="rId18">
                       <a:extLst>
                         <a:ext uri="{28A0092B-C50C-407E-A947-70E740481C1C}">
-                          <a14:useLocalDpi xmlns="" xmlns:wpc="http://schemas.microsoft.com/office/word/2010/wordprocessingCanvas" xmlns:cx="http://schemas.microsoft.com/office/drawing/2014/chartex" xmlns:cx1="http://schemas.microsoft.com/office/drawing/2015/9/8/chartex" xmlns:cx2="http://schemas.microsoft.com/office/drawing/2015/10/21/chartex" xmlns:cx3="http://schemas.microsoft.com/office/drawing/2016/5/9/chartex" xmlns:cx4="http://schemas.microsoft.com/office/drawing/2016/5/10/chartex" xmlns:cx5="http://schemas.microsoft.com/office/drawing/2016/5/11/chartex" xmlns:cx6="http://schemas.microsoft.com/office/drawing/2016/5/12/chartex" xmlns:cx7="http://schemas.microsoft.com/office/drawing/2016/5/13/chartex" xmlns:cx8="http://schemas.microsoft.com/office/drawing/2016/5/14/chartex" xmlns:mc="http://schemas.openxmlformats.org/markup-compatibility/2006" xmlns:aink="http://schemas.microsoft.com/office/drawing/2016/ink" xmlns:o="urn:schemas-microsoft-com:office:office" xmlns:v="urn:schemas-microsoft-com:vml" xmlns:wp14="http://schemas.microsoft.com/office/word/2010/wordprocessingDrawing" xmlns:w10="urn:schemas-microsoft-com:office:word" xmlns:w="http://schemas.openxmlformats.org/wordprocessingml/2006/main" xmlns:w14="http://schemas.microsoft.com/office/word/2010/wordml" xmlns:w15="http://schemas.microsoft.com/office/word/2012/wordml" xmlns:w16se="http://schemas.microsoft.com/office/word/2015/wordml/symex" xmlns:wpg="http://schemas.microsoft.com/office/word/2010/wordprocessingGroup" xmlns:wpi="http://schemas.microsoft.com/office/word/2010/wordprocessingInk" xmlns:wps="http://schemas.microsoft.com/office/word/2010/wordprocessingShape" xmlns:a14="http://schemas.microsoft.com/office/drawing/2010/main" val="0"/>
+                          <a14:useLocalDpi xmlns:a14="http://schemas.microsoft.com/office/drawing/2010/main" xmlns:wps="http://schemas.microsoft.com/office/word/2010/wordprocessingShape" xmlns:wpi="http://schemas.microsoft.com/office/word/2010/wordprocessingInk" xmlns:wpg="http://schemas.microsoft.com/office/word/2010/wordprocessingGroup" xmlns:w16se="http://schemas.microsoft.com/office/word/2015/wordml/symex" xmlns:w15="http://schemas.microsoft.com/office/word/2012/wordml" xmlns:w14="http://schemas.microsoft.com/office/word/2010/wordml" xmlns:w="http://schemas.openxmlformats.org/wordprocessingml/2006/main" xmlns:w10="urn:schemas-microsoft-com:office:word" xmlns:wp14="http://schemas.microsoft.com/office/word/2010/wordprocessingDrawing" xmlns:v="urn:schemas-microsoft-com:vml" xmlns:o="urn:schemas-microsoft-com:office:office" xmlns:aink="http://schemas.microsoft.com/office/drawing/2016/ink" xmlns:mc="http://schemas.openxmlformats.org/markup-compatibility/2006" xmlns:cx8="http://schemas.microsoft.com/office/drawing/2016/5/14/chartex" xmlns:cx7="http://schemas.microsoft.com/office/drawing/2016/5/13/chartex" xmlns:cx6="http://schemas.microsoft.com/office/drawing/2016/5/12/chartex" xmlns:cx5="http://schemas.microsoft.com/office/drawing/2016/5/11/chartex" xmlns:cx4="http://schemas.microsoft.com/office/drawing/2016/5/10/chartex" xmlns:cx3="http://schemas.microsoft.com/office/drawing/2016/5/9/chartex" xmlns:cx2="http://schemas.microsoft.com/office/drawing/2015/10/21/chartex" xmlns:cx1="http://schemas.microsoft.com/office/drawing/2015/9/8/chartex" xmlns:cx="http://schemas.microsoft.com/office/drawing/2014/chartex" xmlns:wpc="http://schemas.microsoft.com/office/word/2010/wordprocessingCanvas" xmlns="" val="0"/>
                         </a:ext>
                       </a:extLst>
                     </a:blip>
@@ -29613,7 +29607,7 @@
                     <a:blip r:embed="rId18">
                       <a:extLst>
                         <a:ext uri="{28A0092B-C50C-407E-A947-70E740481C1C}">
-                          <a14:useLocalDpi xmlns="" xmlns:wpc="http://schemas.microsoft.com/office/word/2010/wordprocessingCanvas" xmlns:cx="http://schemas.microsoft.com/office/drawing/2014/chartex" xmlns:cx1="http://schemas.microsoft.com/office/drawing/2015/9/8/chartex" xmlns:cx2="http://schemas.microsoft.com/office/drawing/2015/10/21/chartex" xmlns:cx3="http://schemas.microsoft.com/office/drawing/2016/5/9/chartex" xmlns:cx4="http://schemas.microsoft.com/office/drawing/2016/5/10/chartex" xmlns:cx5="http://schemas.microsoft.com/office/drawing/2016/5/11/chartex" xmlns:cx6="http://schemas.microsoft.com/office/drawing/2016/5/12/chartex" xmlns:cx7="http://schemas.microsoft.com/office/drawing/2016/5/13/chartex" xmlns:cx8="http://schemas.microsoft.com/office/drawing/2016/5/14/chartex" xmlns:mc="http://schemas.openxmlformats.org/markup-compatibility/2006" xmlns:aink="http://schemas.microsoft.com/office/drawing/2016/ink" xmlns:o="urn:schemas-microsoft-com:office:office" xmlns:v="urn:schemas-microsoft-com:vml" xmlns:wp14="http://schemas.microsoft.com/office/word/2010/wordprocessingDrawing" xmlns:w10="urn:schemas-microsoft-com:office:word" xmlns:w="http://schemas.openxmlformats.org/wordprocessingml/2006/main" xmlns:w14="http://schemas.microsoft.com/office/word/2010/wordml" xmlns:w15="http://schemas.microsoft.com/office/word/2012/wordml" xmlns:w16se="http://schemas.microsoft.com/office/word/2015/wordml/symex" xmlns:wpg="http://schemas.microsoft.com/office/word/2010/wordprocessingGroup" xmlns:wpi="http://schemas.microsoft.com/office/word/2010/wordprocessingInk" xmlns:wps="http://schemas.microsoft.com/office/word/2010/wordprocessingShape" xmlns:a14="http://schemas.microsoft.com/office/drawing/2010/main" val="0"/>
+                          <a14:useLocalDpi xmlns:a14="http://schemas.microsoft.com/office/drawing/2010/main" xmlns:wps="http://schemas.microsoft.com/office/word/2010/wordprocessingShape" xmlns:wpi="http://schemas.microsoft.com/office/word/2010/wordprocessingInk" xmlns:wpg="http://schemas.microsoft.com/office/word/2010/wordprocessingGroup" xmlns:w16se="http://schemas.microsoft.com/office/word/2015/wordml/symex" xmlns:w15="http://schemas.microsoft.com/office/word/2012/wordml" xmlns:w14="http://schemas.microsoft.com/office/word/2010/wordml" xmlns:w="http://schemas.openxmlformats.org/wordprocessingml/2006/main" xmlns:w10="urn:schemas-microsoft-com:office:word" xmlns:wp14="http://schemas.microsoft.com/office/word/2010/wordprocessingDrawing" xmlns:v="urn:schemas-microsoft-com:vml" xmlns:o="urn:schemas-microsoft-com:office:office" xmlns:aink="http://schemas.microsoft.com/office/drawing/2016/ink" xmlns:mc="http://schemas.openxmlformats.org/markup-compatibility/2006" xmlns:cx8="http://schemas.microsoft.com/office/drawing/2016/5/14/chartex" xmlns:cx7="http://schemas.microsoft.com/office/drawing/2016/5/13/chartex" xmlns:cx6="http://schemas.microsoft.com/office/drawing/2016/5/12/chartex" xmlns:cx5="http://schemas.microsoft.com/office/drawing/2016/5/11/chartex" xmlns:cx4="http://schemas.microsoft.com/office/drawing/2016/5/10/chartex" xmlns:cx3="http://schemas.microsoft.com/office/drawing/2016/5/9/chartex" xmlns:cx2="http://schemas.microsoft.com/office/drawing/2015/10/21/chartex" xmlns:cx1="http://schemas.microsoft.com/office/drawing/2015/9/8/chartex" xmlns:cx="http://schemas.microsoft.com/office/drawing/2014/chartex" xmlns:wpc="http://schemas.microsoft.com/office/word/2010/wordprocessingCanvas" xmlns="" val="0"/>
                         </a:ext>
                       </a:extLst>
                     </a:blip>
@@ -30020,7 +30014,7 @@
                     <a:blip r:embed="rId18">
                       <a:extLst>
                         <a:ext uri="{28A0092B-C50C-407E-A947-70E740481C1C}">
-                          <a14:useLocalDpi xmlns="" xmlns:wpc="http://schemas.microsoft.com/office/word/2010/wordprocessingCanvas" xmlns:cx="http://schemas.microsoft.com/office/drawing/2014/chartex" xmlns:cx1="http://schemas.microsoft.com/office/drawing/2015/9/8/chartex" xmlns:cx2="http://schemas.microsoft.com/office/drawing/2015/10/21/chartex" xmlns:cx3="http://schemas.microsoft.com/office/drawing/2016/5/9/chartex" xmlns:cx4="http://schemas.microsoft.com/office/drawing/2016/5/10/chartex" xmlns:cx5="http://schemas.microsoft.com/office/drawing/2016/5/11/chartex" xmlns:cx6="http://schemas.microsoft.com/office/drawing/2016/5/12/chartex" xmlns:cx7="http://schemas.microsoft.com/office/drawing/2016/5/13/chartex" xmlns:cx8="http://schemas.microsoft.com/office/drawing/2016/5/14/chartex" xmlns:mc="http://schemas.openxmlformats.org/markup-compatibility/2006" xmlns:aink="http://schemas.microsoft.com/office/drawing/2016/ink" xmlns:o="urn:schemas-microsoft-com:office:office" xmlns:v="urn:schemas-microsoft-com:vml" xmlns:wp14="http://schemas.microsoft.com/office/word/2010/wordprocessingDrawing" xmlns:w10="urn:schemas-microsoft-com:office:word" xmlns:w="http://schemas.openxmlformats.org/wordprocessingml/2006/main" xmlns:w14="http://schemas.microsoft.com/office/word/2010/wordml" xmlns:w15="http://schemas.microsoft.com/office/word/2012/wordml" xmlns:w16se="http://schemas.microsoft.com/office/word/2015/wordml/symex" xmlns:wpg="http://schemas.microsoft.com/office/word/2010/wordprocessingGroup" xmlns:wpi="http://schemas.microsoft.com/office/word/2010/wordprocessingInk" xmlns:wps="http://schemas.microsoft.com/office/word/2010/wordprocessingShape" xmlns:a14="http://schemas.microsoft.com/office/drawing/2010/main" val="0"/>
+                          <a14:useLocalDpi xmlns:a14="http://schemas.microsoft.com/office/drawing/2010/main" xmlns:wps="http://schemas.microsoft.com/office/word/2010/wordprocessingShape" xmlns:wpi="http://schemas.microsoft.com/office/word/2010/wordprocessingInk" xmlns:wpg="http://schemas.microsoft.com/office/word/2010/wordprocessingGroup" xmlns:w16se="http://schemas.microsoft.com/office/word/2015/wordml/symex" xmlns:w15="http://schemas.microsoft.com/office/word/2012/wordml" xmlns:w14="http://schemas.microsoft.com/office/word/2010/wordml" xmlns:w="http://schemas.openxmlformats.org/wordprocessingml/2006/main" xmlns:w10="urn:schemas-microsoft-com:office:word" xmlns:wp14="http://schemas.microsoft.com/office/word/2010/wordprocessingDrawing" xmlns:v="urn:schemas-microsoft-com:vml" xmlns:o="urn:schemas-microsoft-com:office:office" xmlns:aink="http://schemas.microsoft.com/office/drawing/2016/ink" xmlns:mc="http://schemas.openxmlformats.org/markup-compatibility/2006" xmlns:cx8="http://schemas.microsoft.com/office/drawing/2016/5/14/chartex" xmlns:cx7="http://schemas.microsoft.com/office/drawing/2016/5/13/chartex" xmlns:cx6="http://schemas.microsoft.com/office/drawing/2016/5/12/chartex" xmlns:cx5="http://schemas.microsoft.com/office/drawing/2016/5/11/chartex" xmlns:cx4="http://schemas.microsoft.com/office/drawing/2016/5/10/chartex" xmlns:cx3="http://schemas.microsoft.com/office/drawing/2016/5/9/chartex" xmlns:cx2="http://schemas.microsoft.com/office/drawing/2015/10/21/chartex" xmlns:cx1="http://schemas.microsoft.com/office/drawing/2015/9/8/chartex" xmlns:cx="http://schemas.microsoft.com/office/drawing/2014/chartex" xmlns:wpc="http://schemas.microsoft.com/office/word/2010/wordprocessingCanvas" xmlns="" val="0"/>
                         </a:ext>
                       </a:extLst>
                     </a:blip>
@@ -30871,7 +30865,7 @@
                     <a:blip r:embed="rId18">
                       <a:extLst>
                         <a:ext uri="{28A0092B-C50C-407E-A947-70E740481C1C}">
-                          <a14:useLocalDpi xmlns="" xmlns:wpc="http://schemas.microsoft.com/office/word/2010/wordprocessingCanvas" xmlns:cx="http://schemas.microsoft.com/office/drawing/2014/chartex" xmlns:cx1="http://schemas.microsoft.com/office/drawing/2015/9/8/chartex" xmlns:cx2="http://schemas.microsoft.com/office/drawing/2015/10/21/chartex" xmlns:cx3="http://schemas.microsoft.com/office/drawing/2016/5/9/chartex" xmlns:cx4="http://schemas.microsoft.com/office/drawing/2016/5/10/chartex" xmlns:cx5="http://schemas.microsoft.com/office/drawing/2016/5/11/chartex" xmlns:cx6="http://schemas.microsoft.com/office/drawing/2016/5/12/chartex" xmlns:cx7="http://schemas.microsoft.com/office/drawing/2016/5/13/chartex" xmlns:cx8="http://schemas.microsoft.com/office/drawing/2016/5/14/chartex" xmlns:mc="http://schemas.openxmlformats.org/markup-compatibility/2006" xmlns:aink="http://schemas.microsoft.com/office/drawing/2016/ink" xmlns:o="urn:schemas-microsoft-com:office:office" xmlns:v="urn:schemas-microsoft-com:vml" xmlns:wp14="http://schemas.microsoft.com/office/word/2010/wordprocessingDrawing" xmlns:w10="urn:schemas-microsoft-com:office:word" xmlns:w="http://schemas.openxmlformats.org/wordprocessingml/2006/main" xmlns:w14="http://schemas.microsoft.com/office/word/2010/wordml" xmlns:w15="http://schemas.microsoft.com/office/word/2012/wordml" xmlns:w16se="http://schemas.microsoft.com/office/word/2015/wordml/symex" xmlns:wpg="http://schemas.microsoft.com/office/word/2010/wordprocessingGroup" xmlns:wpi="http://schemas.microsoft.com/office/word/2010/wordprocessingInk" xmlns:wps="http://schemas.microsoft.com/office/word/2010/wordprocessingShape" xmlns:a14="http://schemas.microsoft.com/office/drawing/2010/main" val="0"/>
+                          <a14:useLocalDpi xmlns:a14="http://schemas.microsoft.com/office/drawing/2010/main" xmlns:wps="http://schemas.microsoft.com/office/word/2010/wordprocessingShape" xmlns:wpi="http://schemas.microsoft.com/office/word/2010/wordprocessingInk" xmlns:wpg="http://schemas.microsoft.com/office/word/2010/wordprocessingGroup" xmlns:w16se="http://schemas.microsoft.com/office/word/2015/wordml/symex" xmlns:w15="http://schemas.microsoft.com/office/word/2012/wordml" xmlns:w14="http://schemas.microsoft.com/office/word/2010/wordml" xmlns:w="http://schemas.openxmlformats.org/wordprocessingml/2006/main" xmlns:w10="urn:schemas-microsoft-com:office:word" xmlns:wp14="http://schemas.microsoft.com/office/word/2010/wordprocessingDrawing" xmlns:v="urn:schemas-microsoft-com:vml" xmlns:o="urn:schemas-microsoft-com:office:office" xmlns:aink="http://schemas.microsoft.com/office/drawing/2016/ink" xmlns:mc="http://schemas.openxmlformats.org/markup-compatibility/2006" xmlns:cx8="http://schemas.microsoft.com/office/drawing/2016/5/14/chartex" xmlns:cx7="http://schemas.microsoft.com/office/drawing/2016/5/13/chartex" xmlns:cx6="http://schemas.microsoft.com/office/drawing/2016/5/12/chartex" xmlns:cx5="http://schemas.microsoft.com/office/drawing/2016/5/11/chartex" xmlns:cx4="http://schemas.microsoft.com/office/drawing/2016/5/10/chartex" xmlns:cx3="http://schemas.microsoft.com/office/drawing/2016/5/9/chartex" xmlns:cx2="http://schemas.microsoft.com/office/drawing/2015/10/21/chartex" xmlns:cx1="http://schemas.microsoft.com/office/drawing/2015/9/8/chartex" xmlns:cx="http://schemas.microsoft.com/office/drawing/2014/chartex" xmlns:wpc="http://schemas.microsoft.com/office/word/2010/wordprocessingCanvas" xmlns="" val="0"/>
                         </a:ext>
                       </a:extLst>
                     </a:blip>
@@ -31444,7 +31438,7 @@
                     <a:blip r:embed="rId18">
                       <a:extLst>
                         <a:ext uri="{28A0092B-C50C-407E-A947-70E740481C1C}">
-                          <a14:useLocalDpi xmlns="" xmlns:wpc="http://schemas.microsoft.com/office/word/2010/wordprocessingCanvas" xmlns:cx="http://schemas.microsoft.com/office/drawing/2014/chartex" xmlns:cx1="http://schemas.microsoft.com/office/drawing/2015/9/8/chartex" xmlns:cx2="http://schemas.microsoft.com/office/drawing/2015/10/21/chartex" xmlns:cx3="http://schemas.microsoft.com/office/drawing/2016/5/9/chartex" xmlns:cx4="http://schemas.microsoft.com/office/drawing/2016/5/10/chartex" xmlns:cx5="http://schemas.microsoft.com/office/drawing/2016/5/11/chartex" xmlns:cx6="http://schemas.microsoft.com/office/drawing/2016/5/12/chartex" xmlns:cx7="http://schemas.microsoft.com/office/drawing/2016/5/13/chartex" xmlns:cx8="http://schemas.microsoft.com/office/drawing/2016/5/14/chartex" xmlns:mc="http://schemas.openxmlformats.org/markup-compatibility/2006" xmlns:aink="http://schemas.microsoft.com/office/drawing/2016/ink" xmlns:o="urn:schemas-microsoft-com:office:office" xmlns:v="urn:schemas-microsoft-com:vml" xmlns:wp14="http://schemas.microsoft.com/office/word/2010/wordprocessingDrawing" xmlns:w10="urn:schemas-microsoft-com:office:word" xmlns:w="http://schemas.openxmlformats.org/wordprocessingml/2006/main" xmlns:w14="http://schemas.microsoft.com/office/word/2010/wordml" xmlns:w15="http://schemas.microsoft.com/office/word/2012/wordml" xmlns:w16se="http://schemas.microsoft.com/office/word/2015/wordml/symex" xmlns:wpg="http://schemas.microsoft.com/office/word/2010/wordprocessingGroup" xmlns:wpi="http://schemas.microsoft.com/office/word/2010/wordprocessingInk" xmlns:wps="http://schemas.microsoft.com/office/word/2010/wordprocessingShape" xmlns:a14="http://schemas.microsoft.com/office/drawing/2010/main" val="0"/>
+                          <a14:useLocalDpi xmlns:a14="http://schemas.microsoft.com/office/drawing/2010/main" xmlns:wps="http://schemas.microsoft.com/office/word/2010/wordprocessingShape" xmlns:wpi="http://schemas.microsoft.com/office/word/2010/wordprocessingInk" xmlns:wpg="http://schemas.microsoft.com/office/word/2010/wordprocessingGroup" xmlns:w16se="http://schemas.microsoft.com/office/word/2015/wordml/symex" xmlns:w15="http://schemas.microsoft.com/office/word/2012/wordml" xmlns:w14="http://schemas.microsoft.com/office/word/2010/wordml" xmlns:w="http://schemas.openxmlformats.org/wordprocessingml/2006/main" xmlns:w10="urn:schemas-microsoft-com:office:word" xmlns:wp14="http://schemas.microsoft.com/office/word/2010/wordprocessingDrawing" xmlns:v="urn:schemas-microsoft-com:vml" xmlns:o="urn:schemas-microsoft-com:office:office" xmlns:aink="http://schemas.microsoft.com/office/drawing/2016/ink" xmlns:mc="http://schemas.openxmlformats.org/markup-compatibility/2006" xmlns:cx8="http://schemas.microsoft.com/office/drawing/2016/5/14/chartex" xmlns:cx7="http://schemas.microsoft.com/office/drawing/2016/5/13/chartex" xmlns:cx6="http://schemas.microsoft.com/office/drawing/2016/5/12/chartex" xmlns:cx5="http://schemas.microsoft.com/office/drawing/2016/5/11/chartex" xmlns:cx4="http://schemas.microsoft.com/office/drawing/2016/5/10/chartex" xmlns:cx3="http://schemas.microsoft.com/office/drawing/2016/5/9/chartex" xmlns:cx2="http://schemas.microsoft.com/office/drawing/2015/10/21/chartex" xmlns:cx1="http://schemas.microsoft.com/office/drawing/2015/9/8/chartex" xmlns:cx="http://schemas.microsoft.com/office/drawing/2014/chartex" xmlns:wpc="http://schemas.microsoft.com/office/word/2010/wordprocessingCanvas" xmlns="" val="0"/>
                         </a:ext>
                       </a:extLst>
                     </a:blip>
@@ -32750,7 +32744,7 @@
                     <a:blip r:embed="rId18">
                       <a:extLst>
                         <a:ext uri="{28A0092B-C50C-407E-A947-70E740481C1C}">
-                          <a14:useLocalDpi xmlns="" xmlns:wpc="http://schemas.microsoft.com/office/word/2010/wordprocessingCanvas" xmlns:cx="http://schemas.microsoft.com/office/drawing/2014/chartex" xmlns:cx1="http://schemas.microsoft.com/office/drawing/2015/9/8/chartex" xmlns:cx2="http://schemas.microsoft.com/office/drawing/2015/10/21/chartex" xmlns:cx3="http://schemas.microsoft.com/office/drawing/2016/5/9/chartex" xmlns:cx4="http://schemas.microsoft.com/office/drawing/2016/5/10/chartex" xmlns:cx5="http://schemas.microsoft.com/office/drawing/2016/5/11/chartex" xmlns:cx6="http://schemas.microsoft.com/office/drawing/2016/5/12/chartex" xmlns:cx7="http://schemas.microsoft.com/office/drawing/2016/5/13/chartex" xmlns:cx8="http://schemas.microsoft.com/office/drawing/2016/5/14/chartex" xmlns:mc="http://schemas.openxmlformats.org/markup-compatibility/2006" xmlns:aink="http://schemas.microsoft.com/office/drawing/2016/ink" xmlns:o="urn:schemas-microsoft-com:office:office" xmlns:v="urn:schemas-microsoft-com:vml" xmlns:wp14="http://schemas.microsoft.com/office/word/2010/wordprocessingDrawing" xmlns:w10="urn:schemas-microsoft-com:office:word" xmlns:w="http://schemas.openxmlformats.org/wordprocessingml/2006/main" xmlns:w14="http://schemas.microsoft.com/office/word/2010/wordml" xmlns:w15="http://schemas.microsoft.com/office/word/2012/wordml" xmlns:w16se="http://schemas.microsoft.com/office/word/2015/wordml/symex" xmlns:wpg="http://schemas.microsoft.com/office/word/2010/wordprocessingGroup" xmlns:wpi="http://schemas.microsoft.com/office/word/2010/wordprocessingInk" xmlns:wps="http://schemas.microsoft.com/office/word/2010/wordprocessingShape" xmlns:a14="http://schemas.microsoft.com/office/drawing/2010/main" val="0"/>
+                          <a14:useLocalDpi xmlns:a14="http://schemas.microsoft.com/office/drawing/2010/main" xmlns:wps="http://schemas.microsoft.com/office/word/2010/wordprocessingShape" xmlns:wpi="http://schemas.microsoft.com/office/word/2010/wordprocessingInk" xmlns:wpg="http://schemas.microsoft.com/office/word/2010/wordprocessingGroup" xmlns:w16se="http://schemas.microsoft.com/office/word/2015/wordml/symex" xmlns:w15="http://schemas.microsoft.com/office/word/2012/wordml" xmlns:w14="http://schemas.microsoft.com/office/word/2010/wordml" xmlns:w="http://schemas.openxmlformats.org/wordprocessingml/2006/main" xmlns:w10="urn:schemas-microsoft-com:office:word" xmlns:wp14="http://schemas.microsoft.com/office/word/2010/wordprocessingDrawing" xmlns:v="urn:schemas-microsoft-com:vml" xmlns:o="urn:schemas-microsoft-com:office:office" xmlns:aink="http://schemas.microsoft.com/office/drawing/2016/ink" xmlns:mc="http://schemas.openxmlformats.org/markup-compatibility/2006" xmlns:cx8="http://schemas.microsoft.com/office/drawing/2016/5/14/chartex" xmlns:cx7="http://schemas.microsoft.com/office/drawing/2016/5/13/chartex" xmlns:cx6="http://schemas.microsoft.com/office/drawing/2016/5/12/chartex" xmlns:cx5="http://schemas.microsoft.com/office/drawing/2016/5/11/chartex" xmlns:cx4="http://schemas.microsoft.com/office/drawing/2016/5/10/chartex" xmlns:cx3="http://schemas.microsoft.com/office/drawing/2016/5/9/chartex" xmlns:cx2="http://schemas.microsoft.com/office/drawing/2015/10/21/chartex" xmlns:cx1="http://schemas.microsoft.com/office/drawing/2015/9/8/chartex" xmlns:cx="http://schemas.microsoft.com/office/drawing/2014/chartex" xmlns:wpc="http://schemas.microsoft.com/office/word/2010/wordprocessingCanvas" xmlns="" val="0"/>
                         </a:ext>
                       </a:extLst>
                     </a:blip>
@@ -33830,7 +33824,7 @@
                     <a:blip r:embed="rId18">
                       <a:extLst>
                         <a:ext uri="{28A0092B-C50C-407E-A947-70E740481C1C}">
-                          <a14:useLocalDpi xmlns="" xmlns:wpc="http://schemas.microsoft.com/office/word/2010/wordprocessingCanvas" xmlns:cx="http://schemas.microsoft.com/office/drawing/2014/chartex" xmlns:cx1="http://schemas.microsoft.com/office/drawing/2015/9/8/chartex" xmlns:cx2="http://schemas.microsoft.com/office/drawing/2015/10/21/chartex" xmlns:cx3="http://schemas.microsoft.com/office/drawing/2016/5/9/chartex" xmlns:cx4="http://schemas.microsoft.com/office/drawing/2016/5/10/chartex" xmlns:cx5="http://schemas.microsoft.com/office/drawing/2016/5/11/chartex" xmlns:cx6="http://schemas.microsoft.com/office/drawing/2016/5/12/chartex" xmlns:cx7="http://schemas.microsoft.com/office/drawing/2016/5/13/chartex" xmlns:cx8="http://schemas.microsoft.com/office/drawing/2016/5/14/chartex" xmlns:mc="http://schemas.openxmlformats.org/markup-compatibility/2006" xmlns:aink="http://schemas.microsoft.com/office/drawing/2016/ink" xmlns:o="urn:schemas-microsoft-com:office:office" xmlns:v="urn:schemas-microsoft-com:vml" xmlns:wp14="http://schemas.microsoft.com/office/word/2010/wordprocessingDrawing" xmlns:w10="urn:schemas-microsoft-com:office:word" xmlns:w="http://schemas.openxmlformats.org/wordprocessingml/2006/main" xmlns:w14="http://schemas.microsoft.com/office/word/2010/wordml" xmlns:w15="http://schemas.microsoft.com/office/word/2012/wordml" xmlns:w16se="http://schemas.microsoft.com/office/word/2015/wordml/symex" xmlns:wpg="http://schemas.microsoft.com/office/word/2010/wordprocessingGroup" xmlns:wpi="http://schemas.microsoft.com/office/word/2010/wordprocessingInk" xmlns:wps="http://schemas.microsoft.com/office/word/2010/wordprocessingShape" xmlns:a14="http://schemas.microsoft.com/office/drawing/2010/main" val="0"/>
+                          <a14:useLocalDpi xmlns:a14="http://schemas.microsoft.com/office/drawing/2010/main" xmlns:wps="http://schemas.microsoft.com/office/word/2010/wordprocessingShape" xmlns:wpi="http://schemas.microsoft.com/office/word/2010/wordprocessingInk" xmlns:wpg="http://schemas.microsoft.com/office/word/2010/wordprocessingGroup" xmlns:w16se="http://schemas.microsoft.com/office/word/2015/wordml/symex" xmlns:w15="http://schemas.microsoft.com/office/word/2012/wordml" xmlns:w14="http://schemas.microsoft.com/office/word/2010/wordml" xmlns:w="http://schemas.openxmlformats.org/wordprocessingml/2006/main" xmlns:w10="urn:schemas-microsoft-com:office:word" xmlns:wp14="http://schemas.microsoft.com/office/word/2010/wordprocessingDrawing" xmlns:v="urn:schemas-microsoft-com:vml" xmlns:o="urn:schemas-microsoft-com:office:office" xmlns:aink="http://schemas.microsoft.com/office/drawing/2016/ink" xmlns:mc="http://schemas.openxmlformats.org/markup-compatibility/2006" xmlns:cx8="http://schemas.microsoft.com/office/drawing/2016/5/14/chartex" xmlns:cx7="http://schemas.microsoft.com/office/drawing/2016/5/13/chartex" xmlns:cx6="http://schemas.microsoft.com/office/drawing/2016/5/12/chartex" xmlns:cx5="http://schemas.microsoft.com/office/drawing/2016/5/11/chartex" xmlns:cx4="http://schemas.microsoft.com/office/drawing/2016/5/10/chartex" xmlns:cx3="http://schemas.microsoft.com/office/drawing/2016/5/9/chartex" xmlns:cx2="http://schemas.microsoft.com/office/drawing/2015/10/21/chartex" xmlns:cx1="http://schemas.microsoft.com/office/drawing/2015/9/8/chartex" xmlns:cx="http://schemas.microsoft.com/office/drawing/2014/chartex" xmlns:wpc="http://schemas.microsoft.com/office/word/2010/wordprocessingCanvas" xmlns="" val="0"/>
                         </a:ext>
                       </a:extLst>
                     </a:blip>
@@ -34315,7 +34309,7 @@
                     <a:blip r:embed="rId18">
                       <a:extLst>
                         <a:ext uri="{28A0092B-C50C-407E-A947-70E740481C1C}">
-                          <a14:useLocalDpi xmlns="" xmlns:wpc="http://schemas.microsoft.com/office/word/2010/wordprocessingCanvas" xmlns:cx="http://schemas.microsoft.com/office/drawing/2014/chartex" xmlns:cx1="http://schemas.microsoft.com/office/drawing/2015/9/8/chartex" xmlns:cx2="http://schemas.microsoft.com/office/drawing/2015/10/21/chartex" xmlns:cx3="http://schemas.microsoft.com/office/drawing/2016/5/9/chartex" xmlns:cx4="http://schemas.microsoft.com/office/drawing/2016/5/10/chartex" xmlns:cx5="http://schemas.microsoft.com/office/drawing/2016/5/11/chartex" xmlns:cx6="http://schemas.microsoft.com/office/drawing/2016/5/12/chartex" xmlns:cx7="http://schemas.microsoft.com/office/drawing/2016/5/13/chartex" xmlns:cx8="http://schemas.microsoft.com/office/drawing/2016/5/14/chartex" xmlns:mc="http://schemas.openxmlformats.org/markup-compatibility/2006" xmlns:aink="http://schemas.microsoft.com/office/drawing/2016/ink" xmlns:o="urn:schemas-microsoft-com:office:office" xmlns:v="urn:schemas-microsoft-com:vml" xmlns:wp14="http://schemas.microsoft.com/office/word/2010/wordprocessingDrawing" xmlns:w10="urn:schemas-microsoft-com:office:word" xmlns:w="http://schemas.openxmlformats.org/wordprocessingml/2006/main" xmlns:w14="http://schemas.microsoft.com/office/word/2010/wordml" xmlns:w15="http://schemas.microsoft.com/office/word/2012/wordml" xmlns:w16se="http://schemas.microsoft.com/office/word/2015/wordml/symex" xmlns:wpg="http://schemas.microsoft.com/office/word/2010/wordprocessingGroup" xmlns:wpi="http://schemas.microsoft.com/office/word/2010/wordprocessingInk" xmlns:wps="http://schemas.microsoft.com/office/word/2010/wordprocessingShape" xmlns:a14="http://schemas.microsoft.com/office/drawing/2010/main" val="0"/>
+                          <a14:useLocalDpi xmlns:a14="http://schemas.microsoft.com/office/drawing/2010/main" xmlns:wps="http://schemas.microsoft.com/office/word/2010/wordprocessingShape" xmlns:wpi="http://schemas.microsoft.com/office/word/2010/wordprocessingInk" xmlns:wpg="http://schemas.microsoft.com/office/word/2010/wordprocessingGroup" xmlns:w16se="http://schemas.microsoft.com/office/word/2015/wordml/symex" xmlns:w15="http://schemas.microsoft.com/office/word/2012/wordml" xmlns:w14="http://schemas.microsoft.com/office/word/2010/wordml" xmlns:w="http://schemas.openxmlformats.org/wordprocessingml/2006/main" xmlns:w10="urn:schemas-microsoft-com:office:word" xmlns:wp14="http://schemas.microsoft.com/office/word/2010/wordprocessingDrawing" xmlns:v="urn:schemas-microsoft-com:vml" xmlns:o="urn:schemas-microsoft-com:office:office" xmlns:aink="http://schemas.microsoft.com/office/drawing/2016/ink" xmlns:mc="http://schemas.openxmlformats.org/markup-compatibility/2006" xmlns:cx8="http://schemas.microsoft.com/office/drawing/2016/5/14/chartex" xmlns:cx7="http://schemas.microsoft.com/office/drawing/2016/5/13/chartex" xmlns:cx6="http://schemas.microsoft.com/office/drawing/2016/5/12/chartex" xmlns:cx5="http://schemas.microsoft.com/office/drawing/2016/5/11/chartex" xmlns:cx4="http://schemas.microsoft.com/office/drawing/2016/5/10/chartex" xmlns:cx3="http://schemas.microsoft.com/office/drawing/2016/5/9/chartex" xmlns:cx2="http://schemas.microsoft.com/office/drawing/2015/10/21/chartex" xmlns:cx1="http://schemas.microsoft.com/office/drawing/2015/9/8/chartex" xmlns:cx="http://schemas.microsoft.com/office/drawing/2014/chartex" xmlns:wpc="http://schemas.microsoft.com/office/word/2010/wordprocessingCanvas" xmlns="" val="0"/>
                         </a:ext>
                       </a:extLst>
                     </a:blip>
@@ -35248,7 +35242,7 @@
                     <a:blip r:embed="rId18">
                       <a:extLst>
                         <a:ext uri="{28A0092B-C50C-407E-A947-70E740481C1C}">
-                          <a14:useLocalDpi xmlns="" xmlns:wpc="http://schemas.microsoft.com/office/word/2010/wordprocessingCanvas" xmlns:cx="http://schemas.microsoft.com/office/drawing/2014/chartex" xmlns:cx1="http://schemas.microsoft.com/office/drawing/2015/9/8/chartex" xmlns:cx2="http://schemas.microsoft.com/office/drawing/2015/10/21/chartex" xmlns:cx3="http://schemas.microsoft.com/office/drawing/2016/5/9/chartex" xmlns:cx4="http://schemas.microsoft.com/office/drawing/2016/5/10/chartex" xmlns:cx5="http://schemas.microsoft.com/office/drawing/2016/5/11/chartex" xmlns:cx6="http://schemas.microsoft.com/office/drawing/2016/5/12/chartex" xmlns:cx7="http://schemas.microsoft.com/office/drawing/2016/5/13/chartex" xmlns:cx8="http://schemas.microsoft.com/office/drawing/2016/5/14/chartex" xmlns:mc="http://schemas.openxmlformats.org/markup-compatibility/2006" xmlns:aink="http://schemas.microsoft.com/office/drawing/2016/ink" xmlns:o="urn:schemas-microsoft-com:office:office" xmlns:v="urn:schemas-microsoft-com:vml" xmlns:wp14="http://schemas.microsoft.com/office/word/2010/wordprocessingDrawing" xmlns:w10="urn:schemas-microsoft-com:office:word" xmlns:w="http://schemas.openxmlformats.org/wordprocessingml/2006/main" xmlns:w14="http://schemas.microsoft.com/office/word/2010/wordml" xmlns:w15="http://schemas.microsoft.com/office/word/2012/wordml" xmlns:w16se="http://schemas.microsoft.com/office/word/2015/wordml/symex" xmlns:wpg="http://schemas.microsoft.com/office/word/2010/wordprocessingGroup" xmlns:wpi="http://schemas.microsoft.com/office/word/2010/wordprocessingInk" xmlns:wps="http://schemas.microsoft.com/office/word/2010/wordprocessingShape" xmlns:a14="http://schemas.microsoft.com/office/drawing/2010/main" val="0"/>
+                          <a14:useLocalDpi xmlns:a14="http://schemas.microsoft.com/office/drawing/2010/main" xmlns:wps="http://schemas.microsoft.com/office/word/2010/wordprocessingShape" xmlns:wpi="http://schemas.microsoft.com/office/word/2010/wordprocessingInk" xmlns:wpg="http://schemas.microsoft.com/office/word/2010/wordprocessingGroup" xmlns:w16se="http://schemas.microsoft.com/office/word/2015/wordml/symex" xmlns:w15="http://schemas.microsoft.com/office/word/2012/wordml" xmlns:w14="http://schemas.microsoft.com/office/word/2010/wordml" xmlns:w="http://schemas.openxmlformats.org/wordprocessingml/2006/main" xmlns:w10="urn:schemas-microsoft-com:office:word" xmlns:wp14="http://schemas.microsoft.com/office/word/2010/wordprocessingDrawing" xmlns:v="urn:schemas-microsoft-com:vml" xmlns:o="urn:schemas-microsoft-com:office:office" xmlns:aink="http://schemas.microsoft.com/office/drawing/2016/ink" xmlns:mc="http://schemas.openxmlformats.org/markup-compatibility/2006" xmlns:cx8="http://schemas.microsoft.com/office/drawing/2016/5/14/chartex" xmlns:cx7="http://schemas.microsoft.com/office/drawing/2016/5/13/chartex" xmlns:cx6="http://schemas.microsoft.com/office/drawing/2016/5/12/chartex" xmlns:cx5="http://schemas.microsoft.com/office/drawing/2016/5/11/chartex" xmlns:cx4="http://schemas.microsoft.com/office/drawing/2016/5/10/chartex" xmlns:cx3="http://schemas.microsoft.com/office/drawing/2016/5/9/chartex" xmlns:cx2="http://schemas.microsoft.com/office/drawing/2015/10/21/chartex" xmlns:cx1="http://schemas.microsoft.com/office/drawing/2015/9/8/chartex" xmlns:cx="http://schemas.microsoft.com/office/drawing/2014/chartex" xmlns:wpc="http://schemas.microsoft.com/office/word/2010/wordprocessingCanvas" xmlns="" val="0"/>
                         </a:ext>
                       </a:extLst>
                     </a:blip>
@@ -35665,7 +35659,7 @@
                     <a:blip r:embed="rId18">
                       <a:extLst>
                         <a:ext uri="{28A0092B-C50C-407E-A947-70E740481C1C}">
-                          <a14:useLocalDpi xmlns="" xmlns:wpc="http://schemas.microsoft.com/office/word/2010/wordprocessingCanvas" xmlns:cx="http://schemas.microsoft.com/office/drawing/2014/chartex" xmlns:cx1="http://schemas.microsoft.com/office/drawing/2015/9/8/chartex" xmlns:cx2="http://schemas.microsoft.com/office/drawing/2015/10/21/chartex" xmlns:cx3="http://schemas.microsoft.com/office/drawing/2016/5/9/chartex" xmlns:cx4="http://schemas.microsoft.com/office/drawing/2016/5/10/chartex" xmlns:cx5="http://schemas.microsoft.com/office/drawing/2016/5/11/chartex" xmlns:cx6="http://schemas.microsoft.com/office/drawing/2016/5/12/chartex" xmlns:cx7="http://schemas.microsoft.com/office/drawing/2016/5/13/chartex" xmlns:cx8="http://schemas.microsoft.com/office/drawing/2016/5/14/chartex" xmlns:mc="http://schemas.openxmlformats.org/markup-compatibility/2006" xmlns:aink="http://schemas.microsoft.com/office/drawing/2016/ink" xmlns:o="urn:schemas-microsoft-com:office:office" xmlns:v="urn:schemas-microsoft-com:vml" xmlns:wp14="http://schemas.microsoft.com/office/word/2010/wordprocessingDrawing" xmlns:w10="urn:schemas-microsoft-com:office:word" xmlns:w="http://schemas.openxmlformats.org/wordprocessingml/2006/main" xmlns:w14="http://schemas.microsoft.com/office/word/2010/wordml" xmlns:w15="http://schemas.microsoft.com/office/word/2012/wordml" xmlns:w16se="http://schemas.microsoft.com/office/word/2015/wordml/symex" xmlns:wpg="http://schemas.microsoft.com/office/word/2010/wordprocessingGroup" xmlns:wpi="http://schemas.microsoft.com/office/word/2010/wordprocessingInk" xmlns:wps="http://schemas.microsoft.com/office/word/2010/wordprocessingShape" xmlns:a14="http://schemas.microsoft.com/office/drawing/2010/main" val="0"/>
+                          <a14:useLocalDpi xmlns:a14="http://schemas.microsoft.com/office/drawing/2010/main" xmlns:wps="http://schemas.microsoft.com/office/word/2010/wordprocessingShape" xmlns:wpi="http://schemas.microsoft.com/office/word/2010/wordprocessingInk" xmlns:wpg="http://schemas.microsoft.com/office/word/2010/wordprocessingGroup" xmlns:w16se="http://schemas.microsoft.com/office/word/2015/wordml/symex" xmlns:w15="http://schemas.microsoft.com/office/word/2012/wordml" xmlns:w14="http://schemas.microsoft.com/office/word/2010/wordml" xmlns:w="http://schemas.openxmlformats.org/wordprocessingml/2006/main" xmlns:w10="urn:schemas-microsoft-com:office:word" xmlns:wp14="http://schemas.microsoft.com/office/word/2010/wordprocessingDrawing" xmlns:v="urn:schemas-microsoft-com:vml" xmlns:o="urn:schemas-microsoft-com:office:office" xmlns:aink="http://schemas.microsoft.com/office/drawing/2016/ink" xmlns:mc="http://schemas.openxmlformats.org/markup-compatibility/2006" xmlns:cx8="http://schemas.microsoft.com/office/drawing/2016/5/14/chartex" xmlns:cx7="http://schemas.microsoft.com/office/drawing/2016/5/13/chartex" xmlns:cx6="http://schemas.microsoft.com/office/drawing/2016/5/12/chartex" xmlns:cx5="http://schemas.microsoft.com/office/drawing/2016/5/11/chartex" xmlns:cx4="http://schemas.microsoft.com/office/drawing/2016/5/10/chartex" xmlns:cx3="http://schemas.microsoft.com/office/drawing/2016/5/9/chartex" xmlns:cx2="http://schemas.microsoft.com/office/drawing/2015/10/21/chartex" xmlns:cx1="http://schemas.microsoft.com/office/drawing/2015/9/8/chartex" xmlns:cx="http://schemas.microsoft.com/office/drawing/2014/chartex" xmlns:wpc="http://schemas.microsoft.com/office/word/2010/wordprocessingCanvas" xmlns="" val="0"/>
                         </a:ext>
                       </a:extLst>
                     </a:blip>
@@ -36248,7 +36242,7 @@
                     <a:blip r:embed="rId18">
                       <a:extLst>
                         <a:ext uri="{28A0092B-C50C-407E-A947-70E740481C1C}">
-                          <a14:useLocalDpi xmlns="" xmlns:wpc="http://schemas.microsoft.com/office/word/2010/wordprocessingCanvas" xmlns:cx="http://schemas.microsoft.com/office/drawing/2014/chartex" xmlns:cx1="http://schemas.microsoft.com/office/drawing/2015/9/8/chartex" xmlns:cx2="http://schemas.microsoft.com/office/drawing/2015/10/21/chartex" xmlns:cx3="http://schemas.microsoft.com/office/drawing/2016/5/9/chartex" xmlns:cx4="http://schemas.microsoft.com/office/drawing/2016/5/10/chartex" xmlns:cx5="http://schemas.microsoft.com/office/drawing/2016/5/11/chartex" xmlns:cx6="http://schemas.microsoft.com/office/drawing/2016/5/12/chartex" xmlns:cx7="http://schemas.microsoft.com/office/drawing/2016/5/13/chartex" xmlns:cx8="http://schemas.microsoft.com/office/drawing/2016/5/14/chartex" xmlns:mc="http://schemas.openxmlformats.org/markup-compatibility/2006" xmlns:aink="http://schemas.microsoft.com/office/drawing/2016/ink" xmlns:o="urn:schemas-microsoft-com:office:office" xmlns:v="urn:schemas-microsoft-com:vml" xmlns:wp14="http://schemas.microsoft.com/office/word/2010/wordprocessingDrawing" xmlns:w10="urn:schemas-microsoft-com:office:word" xmlns:w="http://schemas.openxmlformats.org/wordprocessingml/2006/main" xmlns:w14="http://schemas.microsoft.com/office/word/2010/wordml" xmlns:w15="http://schemas.microsoft.com/office/word/2012/wordml" xmlns:w16se="http://schemas.microsoft.com/office/word/2015/wordml/symex" xmlns:wpg="http://schemas.microsoft.com/office/word/2010/wordprocessingGroup" xmlns:wpi="http://schemas.microsoft.com/office/word/2010/wordprocessingInk" xmlns:wps="http://schemas.microsoft.com/office/word/2010/wordprocessingShape" xmlns:a14="http://schemas.microsoft.com/office/drawing/2010/main" val="0"/>
+                          <a14:useLocalDpi xmlns:a14="http://schemas.microsoft.com/office/drawing/2010/main" xmlns:wps="http://schemas.microsoft.com/office/word/2010/wordprocessingShape" xmlns:wpi="http://schemas.microsoft.com/office/word/2010/wordprocessingInk" xmlns:wpg="http://schemas.microsoft.com/office/word/2010/wordprocessingGroup" xmlns:w16se="http://schemas.microsoft.com/office/word/2015/wordml/symex" xmlns:w15="http://schemas.microsoft.com/office/word/2012/wordml" xmlns:w14="http://schemas.microsoft.com/office/word/2010/wordml" xmlns:w="http://schemas.openxmlformats.org/wordprocessingml/2006/main" xmlns:w10="urn:schemas-microsoft-com:office:word" xmlns:wp14="http://schemas.microsoft.com/office/word/2010/wordprocessingDrawing" xmlns:v="urn:schemas-microsoft-com:vml" xmlns:o="urn:schemas-microsoft-com:office:office" xmlns:aink="http://schemas.microsoft.com/office/drawing/2016/ink" xmlns:mc="http://schemas.openxmlformats.org/markup-compatibility/2006" xmlns:cx8="http://schemas.microsoft.com/office/drawing/2016/5/14/chartex" xmlns:cx7="http://schemas.microsoft.com/office/drawing/2016/5/13/chartex" xmlns:cx6="http://schemas.microsoft.com/office/drawing/2016/5/12/chartex" xmlns:cx5="http://schemas.microsoft.com/office/drawing/2016/5/11/chartex" xmlns:cx4="http://schemas.microsoft.com/office/drawing/2016/5/10/chartex" xmlns:cx3="http://schemas.microsoft.com/office/drawing/2016/5/9/chartex" xmlns:cx2="http://schemas.microsoft.com/office/drawing/2015/10/21/chartex" xmlns:cx1="http://schemas.microsoft.com/office/drawing/2015/9/8/chartex" xmlns:cx="http://schemas.microsoft.com/office/drawing/2014/chartex" xmlns:wpc="http://schemas.microsoft.com/office/word/2010/wordprocessingCanvas" xmlns="" val="0"/>
                         </a:ext>
                       </a:extLst>
                     </a:blip>
@@ -37532,7 +37526,7 @@
                     <a:blip r:embed="rId18">
                       <a:extLst>
                         <a:ext uri="{28A0092B-C50C-407E-A947-70E740481C1C}">
-                          <a14:useLocalDpi xmlns="" xmlns:wpc="http://schemas.microsoft.com/office/word/2010/wordprocessingCanvas" xmlns:cx="http://schemas.microsoft.com/office/drawing/2014/chartex" xmlns:cx1="http://schemas.microsoft.com/office/drawing/2015/9/8/chartex" xmlns:cx2="http://schemas.microsoft.com/office/drawing/2015/10/21/chartex" xmlns:cx3="http://schemas.microsoft.com/office/drawing/2016/5/9/chartex" xmlns:cx4="http://schemas.microsoft.com/office/drawing/2016/5/10/chartex" xmlns:cx5="http://schemas.microsoft.com/office/drawing/2016/5/11/chartex" xmlns:cx6="http://schemas.microsoft.com/office/drawing/2016/5/12/chartex" xmlns:cx7="http://schemas.microsoft.com/office/drawing/2016/5/13/chartex" xmlns:cx8="http://schemas.microsoft.com/office/drawing/2016/5/14/chartex" xmlns:mc="http://schemas.openxmlformats.org/markup-compatibility/2006" xmlns:aink="http://schemas.microsoft.com/office/drawing/2016/ink" xmlns:o="urn:schemas-microsoft-com:office:office" xmlns:v="urn:schemas-microsoft-com:vml" xmlns:wp14="http://schemas.microsoft.com/office/word/2010/wordprocessingDrawing" xmlns:w10="urn:schemas-microsoft-com:office:word" xmlns:w="http://schemas.openxmlformats.org/wordprocessingml/2006/main" xmlns:w14="http://schemas.microsoft.com/office/word/2010/wordml" xmlns:w15="http://schemas.microsoft.com/office/word/2012/wordml" xmlns:w16se="http://schemas.microsoft.com/office/word/2015/wordml/symex" xmlns:wpg="http://schemas.microsoft.com/office/word/2010/wordprocessingGroup" xmlns:wpi="http://schemas.microsoft.com/office/word/2010/wordprocessingInk" xmlns:wps="http://schemas.microsoft.com/office/word/2010/wordprocessingShape" xmlns:a14="http://schemas.microsoft.com/office/drawing/2010/main" val="0"/>
+                          <a14:useLocalDpi xmlns:a14="http://schemas.microsoft.com/office/drawing/2010/main" xmlns:wps="http://schemas.microsoft.com/office/word/2010/wordprocessingShape" xmlns:wpi="http://schemas.microsoft.com/office/word/2010/wordprocessingInk" xmlns:wpg="http://schemas.microsoft.com/office/word/2010/wordprocessingGroup" xmlns:w16se="http://schemas.microsoft.com/office/word/2015/wordml/symex" xmlns:w15="http://schemas.microsoft.com/office/word/2012/wordml" xmlns:w14="http://schemas.microsoft.com/office/word/2010/wordml" xmlns:w="http://schemas.openxmlformats.org/wordprocessingml/2006/main" xmlns:w10="urn:schemas-microsoft-com:office:word" xmlns:wp14="http://schemas.microsoft.com/office/word/2010/wordprocessingDrawing" xmlns:v="urn:schemas-microsoft-com:vml" xmlns:o="urn:schemas-microsoft-com:office:office" xmlns:aink="http://schemas.microsoft.com/office/drawing/2016/ink" xmlns:mc="http://schemas.openxmlformats.org/markup-compatibility/2006" xmlns:cx8="http://schemas.microsoft.com/office/drawing/2016/5/14/chartex" xmlns:cx7="http://schemas.microsoft.com/office/drawing/2016/5/13/chartex" xmlns:cx6="http://schemas.microsoft.com/office/drawing/2016/5/12/chartex" xmlns:cx5="http://schemas.microsoft.com/office/drawing/2016/5/11/chartex" xmlns:cx4="http://schemas.microsoft.com/office/drawing/2016/5/10/chartex" xmlns:cx3="http://schemas.microsoft.com/office/drawing/2016/5/9/chartex" xmlns:cx2="http://schemas.microsoft.com/office/drawing/2015/10/21/chartex" xmlns:cx1="http://schemas.microsoft.com/office/drawing/2015/9/8/chartex" xmlns:cx="http://schemas.microsoft.com/office/drawing/2014/chartex" xmlns:wpc="http://schemas.microsoft.com/office/word/2010/wordprocessingCanvas" xmlns="" val="0"/>
                         </a:ext>
                       </a:extLst>
                     </a:blip>
@@ -38110,7 +38104,7 @@
                     <a:blip r:embed="rId18">
                       <a:extLst>
                         <a:ext uri="{28A0092B-C50C-407E-A947-70E740481C1C}">
-                          <a14:useLocalDpi xmlns="" xmlns:wpc="http://schemas.microsoft.com/office/word/2010/wordprocessingCanvas" xmlns:cx="http://schemas.microsoft.com/office/drawing/2014/chartex" xmlns:cx1="http://schemas.microsoft.com/office/drawing/2015/9/8/chartex" xmlns:cx2="http://schemas.microsoft.com/office/drawing/2015/10/21/chartex" xmlns:cx3="http://schemas.microsoft.com/office/drawing/2016/5/9/chartex" xmlns:cx4="http://schemas.microsoft.com/office/drawing/2016/5/10/chartex" xmlns:cx5="http://schemas.microsoft.com/office/drawing/2016/5/11/chartex" xmlns:cx6="http://schemas.microsoft.com/office/drawing/2016/5/12/chartex" xmlns:cx7="http://schemas.microsoft.com/office/drawing/2016/5/13/chartex" xmlns:cx8="http://schemas.microsoft.com/office/drawing/2016/5/14/chartex" xmlns:mc="http://schemas.openxmlformats.org/markup-compatibility/2006" xmlns:aink="http://schemas.microsoft.com/office/drawing/2016/ink" xmlns:o="urn:schemas-microsoft-com:office:office" xmlns:v="urn:schemas-microsoft-com:vml" xmlns:wp14="http://schemas.microsoft.com/office/word/2010/wordprocessingDrawing" xmlns:w10="urn:schemas-microsoft-com:office:word" xmlns:w="http://schemas.openxmlformats.org/wordprocessingml/2006/main" xmlns:w14="http://schemas.microsoft.com/office/word/2010/wordml" xmlns:w15="http://schemas.microsoft.com/office/word/2012/wordml" xmlns:w16se="http://schemas.microsoft.com/office/word/2015/wordml/symex" xmlns:wpg="http://schemas.microsoft.com/office/word/2010/wordprocessingGroup" xmlns:wpi="http://schemas.microsoft.com/office/word/2010/wordprocessingInk" xmlns:wps="http://schemas.microsoft.com/office/word/2010/wordprocessingShape" xmlns:a14="http://schemas.microsoft.com/office/drawing/2010/main" val="0"/>
+                          <a14:useLocalDpi xmlns:a14="http://schemas.microsoft.com/office/drawing/2010/main" xmlns:wps="http://schemas.microsoft.com/office/word/2010/wordprocessingShape" xmlns:wpi="http://schemas.microsoft.com/office/word/2010/wordprocessingInk" xmlns:wpg="http://schemas.microsoft.com/office/word/2010/wordprocessingGroup" xmlns:w16se="http://schemas.microsoft.com/office/word/2015/wordml/symex" xmlns:w15="http://schemas.microsoft.com/office/word/2012/wordml" xmlns:w14="http://schemas.microsoft.com/office/word/2010/wordml" xmlns:w="http://schemas.openxmlformats.org/wordprocessingml/2006/main" xmlns:w10="urn:schemas-microsoft-com:office:word" xmlns:wp14="http://schemas.microsoft.com/office/word/2010/wordprocessingDrawing" xmlns:v="urn:schemas-microsoft-com:vml" xmlns:o="urn:schemas-microsoft-com:office:office" xmlns:aink="http://schemas.microsoft.com/office/drawing/2016/ink" xmlns:mc="http://schemas.openxmlformats.org/markup-compatibility/2006" xmlns:cx8="http://schemas.microsoft.com/office/drawing/2016/5/14/chartex" xmlns:cx7="http://schemas.microsoft.com/office/drawing/2016/5/13/chartex" xmlns:cx6="http://schemas.microsoft.com/office/drawing/2016/5/12/chartex" xmlns:cx5="http://schemas.microsoft.com/office/drawing/2016/5/11/chartex" xmlns:cx4="http://schemas.microsoft.com/office/drawing/2016/5/10/chartex" xmlns:cx3="http://schemas.microsoft.com/office/drawing/2016/5/9/chartex" xmlns:cx2="http://schemas.microsoft.com/office/drawing/2015/10/21/chartex" xmlns:cx1="http://schemas.microsoft.com/office/drawing/2015/9/8/chartex" xmlns:cx="http://schemas.microsoft.com/office/drawing/2014/chartex" xmlns:wpc="http://schemas.microsoft.com/office/word/2010/wordprocessingCanvas" xmlns="" val="0"/>
                         </a:ext>
                       </a:extLst>
                     </a:blip>
@@ -39402,7 +39396,7 @@
                     <a:blip r:embed="rId18">
                       <a:extLst>
                         <a:ext uri="{28A0092B-C50C-407E-A947-70E740481C1C}">
-                          <a14:useLocalDpi xmlns="" xmlns:wpc="http://schemas.microsoft.com/office/word/2010/wordprocessingCanvas" xmlns:cx="http://schemas.microsoft.com/office/drawing/2014/chartex" xmlns:cx1="http://schemas.microsoft.com/office/drawing/2015/9/8/chartex" xmlns:cx2="http://schemas.microsoft.com/office/drawing/2015/10/21/chartex" xmlns:cx3="http://schemas.microsoft.com/office/drawing/2016/5/9/chartex" xmlns:cx4="http://schemas.microsoft.com/office/drawing/2016/5/10/chartex" xmlns:cx5="http://schemas.microsoft.com/office/drawing/2016/5/11/chartex" xmlns:cx6="http://schemas.microsoft.com/office/drawing/2016/5/12/chartex" xmlns:cx7="http://schemas.microsoft.com/office/drawing/2016/5/13/chartex" xmlns:cx8="http://schemas.microsoft.com/office/drawing/2016/5/14/chartex" xmlns:mc="http://schemas.openxmlformats.org/markup-compatibility/2006" xmlns:aink="http://schemas.microsoft.com/office/drawing/2016/ink" xmlns:o="urn:schemas-microsoft-com:office:office" xmlns:v="urn:schemas-microsoft-com:vml" xmlns:wp14="http://schemas.microsoft.com/office/word/2010/wordprocessingDrawing" xmlns:w10="urn:schemas-microsoft-com:office:word" xmlns:w="http://schemas.openxmlformats.org/wordprocessingml/2006/main" xmlns:w14="http://schemas.microsoft.com/office/word/2010/wordml" xmlns:w15="http://schemas.microsoft.com/office/word/2012/wordml" xmlns:w16se="http://schemas.microsoft.com/office/word/2015/wordml/symex" xmlns:wpg="http://schemas.microsoft.com/office/word/2010/wordprocessingGroup" xmlns:wpi="http://schemas.microsoft.com/office/word/2010/wordprocessingInk" xmlns:wps="http://schemas.microsoft.com/office/word/2010/wordprocessingShape" xmlns:a14="http://schemas.microsoft.com/office/drawing/2010/main" val="0"/>
+                          <a14:useLocalDpi xmlns:a14="http://schemas.microsoft.com/office/drawing/2010/main" xmlns:wps="http://schemas.microsoft.com/office/word/2010/wordprocessingShape" xmlns:wpi="http://schemas.microsoft.com/office/word/2010/wordprocessingInk" xmlns:wpg="http://schemas.microsoft.com/office/word/2010/wordprocessingGroup" xmlns:w16se="http://schemas.microsoft.com/office/word/2015/wordml/symex" xmlns:w15="http://schemas.microsoft.com/office/word/2012/wordml" xmlns:w14="http://schemas.microsoft.com/office/word/2010/wordml" xmlns:w="http://schemas.openxmlformats.org/wordprocessingml/2006/main" xmlns:w10="urn:schemas-microsoft-com:office:word" xmlns:wp14="http://schemas.microsoft.com/office/word/2010/wordprocessingDrawing" xmlns:v="urn:schemas-microsoft-com:vml" xmlns:o="urn:schemas-microsoft-com:office:office" xmlns:aink="http://schemas.microsoft.com/office/drawing/2016/ink" xmlns:mc="http://schemas.openxmlformats.org/markup-compatibility/2006" xmlns:cx8="http://schemas.microsoft.com/office/drawing/2016/5/14/chartex" xmlns:cx7="http://schemas.microsoft.com/office/drawing/2016/5/13/chartex" xmlns:cx6="http://schemas.microsoft.com/office/drawing/2016/5/12/chartex" xmlns:cx5="http://schemas.microsoft.com/office/drawing/2016/5/11/chartex" xmlns:cx4="http://schemas.microsoft.com/office/drawing/2016/5/10/chartex" xmlns:cx3="http://schemas.microsoft.com/office/drawing/2016/5/9/chartex" xmlns:cx2="http://schemas.microsoft.com/office/drawing/2015/10/21/chartex" xmlns:cx1="http://schemas.microsoft.com/office/drawing/2015/9/8/chartex" xmlns:cx="http://schemas.microsoft.com/office/drawing/2014/chartex" xmlns:wpc="http://schemas.microsoft.com/office/word/2010/wordprocessingCanvas" xmlns="" val="0"/>
                         </a:ext>
                       </a:extLst>
                     </a:blip>
@@ -39926,7 +39920,7 @@
                     <a:blip r:embed="rId18">
                       <a:extLst>
                         <a:ext uri="{28A0092B-C50C-407E-A947-70E740481C1C}">
-                          <a14:useLocalDpi xmlns="" xmlns:wpc="http://schemas.microsoft.com/office/word/2010/wordprocessingCanvas" xmlns:cx="http://schemas.microsoft.com/office/drawing/2014/chartex" xmlns:cx1="http://schemas.microsoft.com/office/drawing/2015/9/8/chartex" xmlns:cx2="http://schemas.microsoft.com/office/drawing/2015/10/21/chartex" xmlns:cx3="http://schemas.microsoft.com/office/drawing/2016/5/9/chartex" xmlns:cx4="http://schemas.microsoft.com/office/drawing/2016/5/10/chartex" xmlns:cx5="http://schemas.microsoft.com/office/drawing/2016/5/11/chartex" xmlns:cx6="http://schemas.microsoft.com/office/drawing/2016/5/12/chartex" xmlns:cx7="http://schemas.microsoft.com/office/drawing/2016/5/13/chartex" xmlns:cx8="http://schemas.microsoft.com/office/drawing/2016/5/14/chartex" xmlns:mc="http://schemas.openxmlformats.org/markup-compatibility/2006" xmlns:aink="http://schemas.microsoft.com/office/drawing/2016/ink" xmlns:o="urn:schemas-microsoft-com:office:office" xmlns:v="urn:schemas-microsoft-com:vml" xmlns:wp14="http://schemas.microsoft.com/office/word/2010/wordprocessingDrawing" xmlns:w10="urn:schemas-microsoft-com:office:word" xmlns:w="http://schemas.openxmlformats.org/wordprocessingml/2006/main" xmlns:w14="http://schemas.microsoft.com/office/word/2010/wordml" xmlns:w15="http://schemas.microsoft.com/office/word/2012/wordml" xmlns:w16se="http://schemas.microsoft.com/office/word/2015/wordml/symex" xmlns:wpg="http://schemas.microsoft.com/office/word/2010/wordprocessingGroup" xmlns:wpi="http://schemas.microsoft.com/office/word/2010/wordprocessingInk" xmlns:wps="http://schemas.microsoft.com/office/word/2010/wordprocessingShape" xmlns:a14="http://schemas.microsoft.com/office/drawing/2010/main" val="0"/>
+                          <a14:useLocalDpi xmlns:a14="http://schemas.microsoft.com/office/drawing/2010/main" xmlns:wps="http://schemas.microsoft.com/office/word/2010/wordprocessingShape" xmlns:wpi="http://schemas.microsoft.com/office/word/2010/wordprocessingInk" xmlns:wpg="http://schemas.microsoft.com/office/word/2010/wordprocessingGroup" xmlns:w16se="http://schemas.microsoft.com/office/word/2015/wordml/symex" xmlns:w15="http://schemas.microsoft.com/office/word/2012/wordml" xmlns:w14="http://schemas.microsoft.com/office/word/2010/wordml" xmlns:w="http://schemas.openxmlformats.org/wordprocessingml/2006/main" xmlns:w10="urn:schemas-microsoft-com:office:word" xmlns:wp14="http://schemas.microsoft.com/office/word/2010/wordprocessingDrawing" xmlns:v="urn:schemas-microsoft-com:vml" xmlns:o="urn:schemas-microsoft-com:office:office" xmlns:aink="http://schemas.microsoft.com/office/drawing/2016/ink" xmlns:mc="http://schemas.openxmlformats.org/markup-compatibility/2006" xmlns:cx8="http://schemas.microsoft.com/office/drawing/2016/5/14/chartex" xmlns:cx7="http://schemas.microsoft.com/office/drawing/2016/5/13/chartex" xmlns:cx6="http://schemas.microsoft.com/office/drawing/2016/5/12/chartex" xmlns:cx5="http://schemas.microsoft.com/office/drawing/2016/5/11/chartex" xmlns:cx4="http://schemas.microsoft.com/office/drawing/2016/5/10/chartex" xmlns:cx3="http://schemas.microsoft.com/office/drawing/2016/5/9/chartex" xmlns:cx2="http://schemas.microsoft.com/office/drawing/2015/10/21/chartex" xmlns:cx1="http://schemas.microsoft.com/office/drawing/2015/9/8/chartex" xmlns:cx="http://schemas.microsoft.com/office/drawing/2014/chartex" xmlns:wpc="http://schemas.microsoft.com/office/word/2010/wordprocessingCanvas" xmlns="" val="0"/>
                         </a:ext>
                       </a:extLst>
                     </a:blip>
@@ -40249,7 +40243,7 @@
                     <a:blip r:embed="rId18">
                       <a:extLst>
                         <a:ext uri="{28A0092B-C50C-407E-A947-70E740481C1C}">
-                          <a14:useLocalDpi xmlns="" xmlns:wpc="http://schemas.microsoft.com/office/word/2010/wordprocessingCanvas" xmlns:cx="http://schemas.microsoft.com/office/drawing/2014/chartex" xmlns:cx1="http://schemas.microsoft.com/office/drawing/2015/9/8/chartex" xmlns:cx2="http://schemas.microsoft.com/office/drawing/2015/10/21/chartex" xmlns:cx3="http://schemas.microsoft.com/office/drawing/2016/5/9/chartex" xmlns:cx4="http://schemas.microsoft.com/office/drawing/2016/5/10/chartex" xmlns:cx5="http://schemas.microsoft.com/office/drawing/2016/5/11/chartex" xmlns:cx6="http://schemas.microsoft.com/office/drawing/2016/5/12/chartex" xmlns:cx7="http://schemas.microsoft.com/office/drawing/2016/5/13/chartex" xmlns:cx8="http://schemas.microsoft.com/office/drawing/2016/5/14/chartex" xmlns:mc="http://schemas.openxmlformats.org/markup-compatibility/2006" xmlns:aink="http://schemas.microsoft.com/office/drawing/2016/ink" xmlns:o="urn:schemas-microsoft-com:office:office" xmlns:v="urn:schemas-microsoft-com:vml" xmlns:wp14="http://schemas.microsoft.com/office/word/2010/wordprocessingDrawing" xmlns:w10="urn:schemas-microsoft-com:office:word" xmlns:w="http://schemas.openxmlformats.org/wordprocessingml/2006/main" xmlns:w14="http://schemas.microsoft.com/office/word/2010/wordml" xmlns:w15="http://schemas.microsoft.com/office/word/2012/wordml" xmlns:w16se="http://schemas.microsoft.com/office/word/2015/wordml/symex" xmlns:wpg="http://schemas.microsoft.com/office/word/2010/wordprocessingGroup" xmlns:wpi="http://schemas.microsoft.com/office/word/2010/wordprocessingInk" xmlns:wps="http://schemas.microsoft.com/office/word/2010/wordprocessingShape" xmlns:a14="http://schemas.microsoft.com/office/drawing/2010/main" val="0"/>
+                          <a14:useLocalDpi xmlns:a14="http://schemas.microsoft.com/office/drawing/2010/main" xmlns:wps="http://schemas.microsoft.com/office/word/2010/wordprocessingShape" xmlns:wpi="http://schemas.microsoft.com/office/word/2010/wordprocessingInk" xmlns:wpg="http://schemas.microsoft.com/office/word/2010/wordprocessingGroup" xmlns:w16se="http://schemas.microsoft.com/office/word/2015/wordml/symex" xmlns:w15="http://schemas.microsoft.com/office/word/2012/wordml" xmlns:w14="http://schemas.microsoft.com/office/word/2010/wordml" xmlns:w="http://schemas.openxmlformats.org/wordprocessingml/2006/main" xmlns:w10="urn:schemas-microsoft-com:office:word" xmlns:wp14="http://schemas.microsoft.com/office/word/2010/wordprocessingDrawing" xmlns:v="urn:schemas-microsoft-com:vml" xmlns:o="urn:schemas-microsoft-com:office:office" xmlns:aink="http://schemas.microsoft.com/office/drawing/2016/ink" xmlns:mc="http://schemas.openxmlformats.org/markup-compatibility/2006" xmlns:cx8="http://schemas.microsoft.com/office/drawing/2016/5/14/chartex" xmlns:cx7="http://schemas.microsoft.com/office/drawing/2016/5/13/chartex" xmlns:cx6="http://schemas.microsoft.com/office/drawing/2016/5/12/chartex" xmlns:cx5="http://schemas.microsoft.com/office/drawing/2016/5/11/chartex" xmlns:cx4="http://schemas.microsoft.com/office/drawing/2016/5/10/chartex" xmlns:cx3="http://schemas.microsoft.com/office/drawing/2016/5/9/chartex" xmlns:cx2="http://schemas.microsoft.com/office/drawing/2015/10/21/chartex" xmlns:cx1="http://schemas.microsoft.com/office/drawing/2015/9/8/chartex" xmlns:cx="http://schemas.microsoft.com/office/drawing/2014/chartex" xmlns:wpc="http://schemas.microsoft.com/office/word/2010/wordprocessingCanvas" xmlns="" val="0"/>
                         </a:ext>
                       </a:extLst>
                     </a:blip>
@@ -41778,7 +41772,7 @@
                     <a:blip r:embed="rId18">
                       <a:extLst>
                         <a:ext uri="{28A0092B-C50C-407E-A947-70E740481C1C}">
-                          <a14:useLocalDpi xmlns="" xmlns:wpc="http://schemas.microsoft.com/office/word/2010/wordprocessingCanvas" xmlns:cx="http://schemas.microsoft.com/office/drawing/2014/chartex" xmlns:cx1="http://schemas.microsoft.com/office/drawing/2015/9/8/chartex" xmlns:cx2="http://schemas.microsoft.com/office/drawing/2015/10/21/chartex" xmlns:cx3="http://schemas.microsoft.com/office/drawing/2016/5/9/chartex" xmlns:cx4="http://schemas.microsoft.com/office/drawing/2016/5/10/chartex" xmlns:cx5="http://schemas.microsoft.com/office/drawing/2016/5/11/chartex" xmlns:cx6="http://schemas.microsoft.com/office/drawing/2016/5/12/chartex" xmlns:cx7="http://schemas.microsoft.com/office/drawing/2016/5/13/chartex" xmlns:cx8="http://schemas.microsoft.com/office/drawing/2016/5/14/chartex" xmlns:mc="http://schemas.openxmlformats.org/markup-compatibility/2006" xmlns:aink="http://schemas.microsoft.com/office/drawing/2016/ink" xmlns:o="urn:schemas-microsoft-com:office:office" xmlns:v="urn:schemas-microsoft-com:vml" xmlns:wp14="http://schemas.microsoft.com/office/word/2010/wordprocessingDrawing" xmlns:w10="urn:schemas-microsoft-com:office:word" xmlns:w="http://schemas.openxmlformats.org/wordprocessingml/2006/main" xmlns:w14="http://schemas.microsoft.com/office/word/2010/wordml" xmlns:w15="http://schemas.microsoft.com/office/word/2012/wordml" xmlns:w16se="http://schemas.microsoft.com/office/word/2015/wordml/symex" xmlns:wpg="http://schemas.microsoft.com/office/word/2010/wordprocessingGroup" xmlns:wpi="http://schemas.microsoft.com/office/word/2010/wordprocessingInk" xmlns:wps="http://schemas.microsoft.com/office/word/2010/wordprocessingShape" xmlns:a14="http://schemas.microsoft.com/office/drawing/2010/main" val="0"/>
+                          <a14:useLocalDpi xmlns:a14="http://schemas.microsoft.com/office/drawing/2010/main" xmlns:wps="http://schemas.microsoft.com/office/word/2010/wordprocessingShape" xmlns:wpi="http://schemas.microsoft.com/office/word/2010/wordprocessingInk" xmlns:wpg="http://schemas.microsoft.com/office/word/2010/wordprocessingGroup" xmlns:w16se="http://schemas.microsoft.com/office/word/2015/wordml/symex" xmlns:w15="http://schemas.microsoft.com/office/word/2012/wordml" xmlns:w14="http://schemas.microsoft.com/office/word/2010/wordml" xmlns:w="http://schemas.openxmlformats.org/wordprocessingml/2006/main" xmlns:w10="urn:schemas-microsoft-com:office:word" xmlns:wp14="http://schemas.microsoft.com/office/word/2010/wordprocessingDrawing" xmlns:v="urn:schemas-microsoft-com:vml" xmlns:o="urn:schemas-microsoft-com:office:office" xmlns:aink="http://schemas.microsoft.com/office/drawing/2016/ink" xmlns:mc="http://schemas.openxmlformats.org/markup-compatibility/2006" xmlns:cx8="http://schemas.microsoft.com/office/drawing/2016/5/14/chartex" xmlns:cx7="http://schemas.microsoft.com/office/drawing/2016/5/13/chartex" xmlns:cx6="http://schemas.microsoft.com/office/drawing/2016/5/12/chartex" xmlns:cx5="http://schemas.microsoft.com/office/drawing/2016/5/11/chartex" xmlns:cx4="http://schemas.microsoft.com/office/drawing/2016/5/10/chartex" xmlns:cx3="http://schemas.microsoft.com/office/drawing/2016/5/9/chartex" xmlns:cx2="http://schemas.microsoft.com/office/drawing/2015/10/21/chartex" xmlns:cx1="http://schemas.microsoft.com/office/drawing/2015/9/8/chartex" xmlns:cx="http://schemas.microsoft.com/office/drawing/2014/chartex" xmlns:wpc="http://schemas.microsoft.com/office/word/2010/wordprocessingCanvas" xmlns="" val="0"/>
                         </a:ext>
                       </a:extLst>
                     </a:blip>
@@ -43010,7 +43004,7 @@
                     <a:blip r:embed="rId18">
                       <a:extLst>
                         <a:ext uri="{28A0092B-C50C-407E-A947-70E740481C1C}">
-                          <a14:useLocalDpi xmlns="" xmlns:wpc="http://schemas.microsoft.com/office/word/2010/wordprocessingCanvas" xmlns:cx="http://schemas.microsoft.com/office/drawing/2014/chartex" xmlns:cx1="http://schemas.microsoft.com/office/drawing/2015/9/8/chartex" xmlns:cx2="http://schemas.microsoft.com/office/drawing/2015/10/21/chartex" xmlns:cx3="http://schemas.microsoft.com/office/drawing/2016/5/9/chartex" xmlns:cx4="http://schemas.microsoft.com/office/drawing/2016/5/10/chartex" xmlns:cx5="http://schemas.microsoft.com/office/drawing/2016/5/11/chartex" xmlns:cx6="http://schemas.microsoft.com/office/drawing/2016/5/12/chartex" xmlns:cx7="http://schemas.microsoft.com/office/drawing/2016/5/13/chartex" xmlns:cx8="http://schemas.microsoft.com/office/drawing/2016/5/14/chartex" xmlns:mc="http://schemas.openxmlformats.org/markup-compatibility/2006" xmlns:aink="http://schemas.microsoft.com/office/drawing/2016/ink" xmlns:o="urn:schemas-microsoft-com:office:office" xmlns:v="urn:schemas-microsoft-com:vml" xmlns:wp14="http://schemas.microsoft.com/office/word/2010/wordprocessingDrawing" xmlns:w10="urn:schemas-microsoft-com:office:word" xmlns:w="http://schemas.openxmlformats.org/wordprocessingml/2006/main" xmlns:w14="http://schemas.microsoft.com/office/word/2010/wordml" xmlns:w15="http://schemas.microsoft.com/office/word/2012/wordml" xmlns:w16se="http://schemas.microsoft.com/office/word/2015/wordml/symex" xmlns:wpg="http://schemas.microsoft.com/office/word/2010/wordprocessingGroup" xmlns:wpi="http://schemas.microsoft.com/office/word/2010/wordprocessingInk" xmlns:wps="http://schemas.microsoft.com/office/word/2010/wordprocessingShape" xmlns:a14="http://schemas.microsoft.com/office/drawing/2010/main" val="0"/>
+                          <a14:useLocalDpi xmlns:a14="http://schemas.microsoft.com/office/drawing/2010/main" xmlns:wps="http://schemas.microsoft.com/office/word/2010/wordprocessingShape" xmlns:wpi="http://schemas.microsoft.com/office/word/2010/wordprocessingInk" xmlns:wpg="http://schemas.microsoft.com/office/word/2010/wordprocessingGroup" xmlns:w16se="http://schemas.microsoft.com/office/word/2015/wordml/symex" xmlns:w15="http://schemas.microsoft.com/office/word/2012/wordml" xmlns:w14="http://schemas.microsoft.com/office/word/2010/wordml" xmlns:w="http://schemas.openxmlformats.org/wordprocessingml/2006/main" xmlns:w10="urn:schemas-microsoft-com:office:word" xmlns:wp14="http://schemas.microsoft.com/office/word/2010/wordprocessingDrawing" xmlns:v="urn:schemas-microsoft-com:vml" xmlns:o="urn:schemas-microsoft-com:office:office" xmlns:aink="http://schemas.microsoft.com/office/drawing/2016/ink" xmlns:mc="http://schemas.openxmlformats.org/markup-compatibility/2006" xmlns:cx8="http://schemas.microsoft.com/office/drawing/2016/5/14/chartex" xmlns:cx7="http://schemas.microsoft.com/office/drawing/2016/5/13/chartex" xmlns:cx6="http://schemas.microsoft.com/office/drawing/2016/5/12/chartex" xmlns:cx5="http://schemas.microsoft.com/office/drawing/2016/5/11/chartex" xmlns:cx4="http://schemas.microsoft.com/office/drawing/2016/5/10/chartex" xmlns:cx3="http://schemas.microsoft.com/office/drawing/2016/5/9/chartex" xmlns:cx2="http://schemas.microsoft.com/office/drawing/2015/10/21/chartex" xmlns:cx1="http://schemas.microsoft.com/office/drawing/2015/9/8/chartex" xmlns:cx="http://schemas.microsoft.com/office/drawing/2014/chartex" xmlns:wpc="http://schemas.microsoft.com/office/word/2010/wordprocessingCanvas" xmlns="" val="0"/>
                         </a:ext>
                       </a:extLst>
                     </a:blip>
@@ -43392,7 +43386,7 @@
                     <a:blip r:embed="rId18">
                       <a:extLst>
                         <a:ext uri="{28A0092B-C50C-407E-A947-70E740481C1C}">
-                          <a14:useLocalDpi xmlns="" xmlns:wpc="http://schemas.microsoft.com/office/word/2010/wordprocessingCanvas" xmlns:cx="http://schemas.microsoft.com/office/drawing/2014/chartex" xmlns:cx1="http://schemas.microsoft.com/office/drawing/2015/9/8/chartex" xmlns:cx2="http://schemas.microsoft.com/office/drawing/2015/10/21/chartex" xmlns:cx3="http://schemas.microsoft.com/office/drawing/2016/5/9/chartex" xmlns:cx4="http://schemas.microsoft.com/office/drawing/2016/5/10/chartex" xmlns:cx5="http://schemas.microsoft.com/office/drawing/2016/5/11/chartex" xmlns:cx6="http://schemas.microsoft.com/office/drawing/2016/5/12/chartex" xmlns:cx7="http://schemas.microsoft.com/office/drawing/2016/5/13/chartex" xmlns:cx8="http://schemas.microsoft.com/office/drawing/2016/5/14/chartex" xmlns:mc="http://schemas.openxmlformats.org/markup-compatibility/2006" xmlns:aink="http://schemas.microsoft.com/office/drawing/2016/ink" xmlns:o="urn:schemas-microsoft-com:office:office" xmlns:v="urn:schemas-microsoft-com:vml" xmlns:wp14="http://schemas.microsoft.com/office/word/2010/wordprocessingDrawing" xmlns:w10="urn:schemas-microsoft-com:office:word" xmlns:w="http://schemas.openxmlformats.org/wordprocessingml/2006/main" xmlns:w14="http://schemas.microsoft.com/office/word/2010/wordml" xmlns:w15="http://schemas.microsoft.com/office/word/2012/wordml" xmlns:w16se="http://schemas.microsoft.com/office/word/2015/wordml/symex" xmlns:wpg="http://schemas.microsoft.com/office/word/2010/wordprocessingGroup" xmlns:wpi="http://schemas.microsoft.com/office/word/2010/wordprocessingInk" xmlns:wps="http://schemas.microsoft.com/office/word/2010/wordprocessingShape" xmlns:a14="http://schemas.microsoft.com/office/drawing/2010/main" val="0"/>
+                          <a14:useLocalDpi xmlns:a14="http://schemas.microsoft.com/office/drawing/2010/main" xmlns:wps="http://schemas.microsoft.com/office/word/2010/wordprocessingShape" xmlns:wpi="http://schemas.microsoft.com/office/word/2010/wordprocessingInk" xmlns:wpg="http://schemas.microsoft.com/office/word/2010/wordprocessingGroup" xmlns:w16se="http://schemas.microsoft.com/office/word/2015/wordml/symex" xmlns:w15="http://schemas.microsoft.com/office/word/2012/wordml" xmlns:w14="http://schemas.microsoft.com/office/word/2010/wordml" xmlns:w="http://schemas.openxmlformats.org/wordprocessingml/2006/main" xmlns:w10="urn:schemas-microsoft-com:office:word" xmlns:wp14="http://schemas.microsoft.com/office/word/2010/wordprocessingDrawing" xmlns:v="urn:schemas-microsoft-com:vml" xmlns:o="urn:schemas-microsoft-com:office:office" xmlns:aink="http://schemas.microsoft.com/office/drawing/2016/ink" xmlns:mc="http://schemas.openxmlformats.org/markup-compatibility/2006" xmlns:cx8="http://schemas.microsoft.com/office/drawing/2016/5/14/chartex" xmlns:cx7="http://schemas.microsoft.com/office/drawing/2016/5/13/chartex" xmlns:cx6="http://schemas.microsoft.com/office/drawing/2016/5/12/chartex" xmlns:cx5="http://schemas.microsoft.com/office/drawing/2016/5/11/chartex" xmlns:cx4="http://schemas.microsoft.com/office/drawing/2016/5/10/chartex" xmlns:cx3="http://schemas.microsoft.com/office/drawing/2016/5/9/chartex" xmlns:cx2="http://schemas.microsoft.com/office/drawing/2015/10/21/chartex" xmlns:cx1="http://schemas.microsoft.com/office/drawing/2015/9/8/chartex" xmlns:cx="http://schemas.microsoft.com/office/drawing/2014/chartex" xmlns:wpc="http://schemas.microsoft.com/office/word/2010/wordprocessingCanvas" xmlns="" val="0"/>
                         </a:ext>
                       </a:extLst>
                     </a:blip>
@@ -44456,7 +44450,7 @@
                     <a:blip r:embed="rId18">
                       <a:extLst>
                         <a:ext uri="{28A0092B-C50C-407E-A947-70E740481C1C}">
-                          <a14:useLocalDpi xmlns="" xmlns:wpc="http://schemas.microsoft.com/office/word/2010/wordprocessingCanvas" xmlns:cx="http://schemas.microsoft.com/office/drawing/2014/chartex" xmlns:cx1="http://schemas.microsoft.com/office/drawing/2015/9/8/chartex" xmlns:cx2="http://schemas.microsoft.com/office/drawing/2015/10/21/chartex" xmlns:cx3="http://schemas.microsoft.com/office/drawing/2016/5/9/chartex" xmlns:cx4="http://schemas.microsoft.com/office/drawing/2016/5/10/chartex" xmlns:cx5="http://schemas.microsoft.com/office/drawing/2016/5/11/chartex" xmlns:cx6="http://schemas.microsoft.com/office/drawing/2016/5/12/chartex" xmlns:cx7="http://schemas.microsoft.com/office/drawing/2016/5/13/chartex" xmlns:cx8="http://schemas.microsoft.com/office/drawing/2016/5/14/chartex" xmlns:mc="http://schemas.openxmlformats.org/markup-compatibility/2006" xmlns:aink="http://schemas.microsoft.com/office/drawing/2016/ink" xmlns:o="urn:schemas-microsoft-com:office:office" xmlns:v="urn:schemas-microsoft-com:vml" xmlns:wp14="http://schemas.microsoft.com/office/word/2010/wordprocessingDrawing" xmlns:w10="urn:schemas-microsoft-com:office:word" xmlns:w="http://schemas.openxmlformats.org/wordprocessingml/2006/main" xmlns:w14="http://schemas.microsoft.com/office/word/2010/wordml" xmlns:w15="http://schemas.microsoft.com/office/word/2012/wordml" xmlns:w16se="http://schemas.microsoft.com/office/word/2015/wordml/symex" xmlns:wpg="http://schemas.microsoft.com/office/word/2010/wordprocessingGroup" xmlns:wpi="http://schemas.microsoft.com/office/word/2010/wordprocessingInk" xmlns:wps="http://schemas.microsoft.com/office/word/2010/wordprocessingShape" xmlns:a14="http://schemas.microsoft.com/office/drawing/2010/main" val="0"/>
+                          <a14:useLocalDpi xmlns:a14="http://schemas.microsoft.com/office/drawing/2010/main" xmlns:wps="http://schemas.microsoft.com/office/word/2010/wordprocessingShape" xmlns:wpi="http://schemas.microsoft.com/office/word/2010/wordprocessingInk" xmlns:wpg="http://schemas.microsoft.com/office/word/2010/wordprocessingGroup" xmlns:w16se="http://schemas.microsoft.com/office/word/2015/wordml/symex" xmlns:w15="http://schemas.microsoft.com/office/word/2012/wordml" xmlns:w14="http://schemas.microsoft.com/office/word/2010/wordml" xmlns:w="http://schemas.openxmlformats.org/wordprocessingml/2006/main" xmlns:w10="urn:schemas-microsoft-com:office:word" xmlns:wp14="http://schemas.microsoft.com/office/word/2010/wordprocessingDrawing" xmlns:v="urn:schemas-microsoft-com:vml" xmlns:o="urn:schemas-microsoft-com:office:office" xmlns:aink="http://schemas.microsoft.com/office/drawing/2016/ink" xmlns:mc="http://schemas.openxmlformats.org/markup-compatibility/2006" xmlns:cx8="http://schemas.microsoft.com/office/drawing/2016/5/14/chartex" xmlns:cx7="http://schemas.microsoft.com/office/drawing/2016/5/13/chartex" xmlns:cx6="http://schemas.microsoft.com/office/drawing/2016/5/12/chartex" xmlns:cx5="http://schemas.microsoft.com/office/drawing/2016/5/11/chartex" xmlns:cx4="http://schemas.microsoft.com/office/drawing/2016/5/10/chartex" xmlns:cx3="http://schemas.microsoft.com/office/drawing/2016/5/9/chartex" xmlns:cx2="http://schemas.microsoft.com/office/drawing/2015/10/21/chartex" xmlns:cx1="http://schemas.microsoft.com/office/drawing/2015/9/8/chartex" xmlns:cx="http://schemas.microsoft.com/office/drawing/2014/chartex" xmlns:wpc="http://schemas.microsoft.com/office/word/2010/wordprocessingCanvas" xmlns="" val="0"/>
                         </a:ext>
                       </a:extLst>
                     </a:blip>
@@ -45280,7 +45274,7 @@
                     <a:blip r:embed="rId18">
                       <a:extLst>
                         <a:ext uri="{28A0092B-C50C-407E-A947-70E740481C1C}">
-                          <a14:useLocalDpi xmlns="" xmlns:wpc="http://schemas.microsoft.com/office/word/2010/wordprocessingCanvas" xmlns:cx="http://schemas.microsoft.com/office/drawing/2014/chartex" xmlns:cx1="http://schemas.microsoft.com/office/drawing/2015/9/8/chartex" xmlns:cx2="http://schemas.microsoft.com/office/drawing/2015/10/21/chartex" xmlns:cx3="http://schemas.microsoft.com/office/drawing/2016/5/9/chartex" xmlns:cx4="http://schemas.microsoft.com/office/drawing/2016/5/10/chartex" xmlns:cx5="http://schemas.microsoft.com/office/drawing/2016/5/11/chartex" xmlns:cx6="http://schemas.microsoft.com/office/drawing/2016/5/12/chartex" xmlns:cx7="http://schemas.microsoft.com/office/drawing/2016/5/13/chartex" xmlns:cx8="http://schemas.microsoft.com/office/drawing/2016/5/14/chartex" xmlns:mc="http://schemas.openxmlformats.org/markup-compatibility/2006" xmlns:aink="http://schemas.microsoft.com/office/drawing/2016/ink" xmlns:o="urn:schemas-microsoft-com:office:office" xmlns:v="urn:schemas-microsoft-com:vml" xmlns:wp14="http://schemas.microsoft.com/office/word/2010/wordprocessingDrawing" xmlns:w10="urn:schemas-microsoft-com:office:word" xmlns:w="http://schemas.openxmlformats.org/wordprocessingml/2006/main" xmlns:w14="http://schemas.microsoft.com/office/word/2010/wordml" xmlns:w15="http://schemas.microsoft.com/office/word/2012/wordml" xmlns:w16se="http://schemas.microsoft.com/office/word/2015/wordml/symex" xmlns:wpg="http://schemas.microsoft.com/office/word/2010/wordprocessingGroup" xmlns:wpi="http://schemas.microsoft.com/office/word/2010/wordprocessingInk" xmlns:wps="http://schemas.microsoft.com/office/word/2010/wordprocessingShape" xmlns:a14="http://schemas.microsoft.com/office/drawing/2010/main" val="0"/>
+                          <a14:useLocalDpi xmlns:a14="http://schemas.microsoft.com/office/drawing/2010/main" xmlns:wps="http://schemas.microsoft.com/office/word/2010/wordprocessingShape" xmlns:wpi="http://schemas.microsoft.com/office/word/2010/wordprocessingInk" xmlns:wpg="http://schemas.microsoft.com/office/word/2010/wordprocessingGroup" xmlns:w16se="http://schemas.microsoft.com/office/word/2015/wordml/symex" xmlns:w15="http://schemas.microsoft.com/office/word/2012/wordml" xmlns:w14="http://schemas.microsoft.com/office/word/2010/wordml" xmlns:w="http://schemas.openxmlformats.org/wordprocessingml/2006/main" xmlns:w10="urn:schemas-microsoft-com:office:word" xmlns:wp14="http://schemas.microsoft.com/office/word/2010/wordprocessingDrawing" xmlns:v="urn:schemas-microsoft-com:vml" xmlns:o="urn:schemas-microsoft-com:office:office" xmlns:aink="http://schemas.microsoft.com/office/drawing/2016/ink" xmlns:mc="http://schemas.openxmlformats.org/markup-compatibility/2006" xmlns:cx8="http://schemas.microsoft.com/office/drawing/2016/5/14/chartex" xmlns:cx7="http://schemas.microsoft.com/office/drawing/2016/5/13/chartex" xmlns:cx6="http://schemas.microsoft.com/office/drawing/2016/5/12/chartex" xmlns:cx5="http://schemas.microsoft.com/office/drawing/2016/5/11/chartex" xmlns:cx4="http://schemas.microsoft.com/office/drawing/2016/5/10/chartex" xmlns:cx3="http://schemas.microsoft.com/office/drawing/2016/5/9/chartex" xmlns:cx2="http://schemas.microsoft.com/office/drawing/2015/10/21/chartex" xmlns:cx1="http://schemas.microsoft.com/office/drawing/2015/9/8/chartex" xmlns:cx="http://schemas.microsoft.com/office/drawing/2014/chartex" xmlns:wpc="http://schemas.microsoft.com/office/word/2010/wordprocessingCanvas" xmlns="" val="0"/>
                         </a:ext>
                       </a:extLst>
                     </a:blip>
@@ -46749,7 +46743,7 @@
                     <a:blip r:embed="rId18">
                       <a:extLst>
                         <a:ext uri="{28A0092B-C50C-407E-A947-70E740481C1C}">
-                          <a14:useLocalDpi xmlns="" xmlns:wpc="http://schemas.microsoft.com/office/word/2010/wordprocessingCanvas" xmlns:cx="http://schemas.microsoft.com/office/drawing/2014/chartex" xmlns:cx1="http://schemas.microsoft.com/office/drawing/2015/9/8/chartex" xmlns:cx2="http://schemas.microsoft.com/office/drawing/2015/10/21/chartex" xmlns:cx3="http://schemas.microsoft.com/office/drawing/2016/5/9/chartex" xmlns:cx4="http://schemas.microsoft.com/office/drawing/2016/5/10/chartex" xmlns:cx5="http://schemas.microsoft.com/office/drawing/2016/5/11/chartex" xmlns:cx6="http://schemas.microsoft.com/office/drawing/2016/5/12/chartex" xmlns:cx7="http://schemas.microsoft.com/office/drawing/2016/5/13/chartex" xmlns:cx8="http://schemas.microsoft.com/office/drawing/2016/5/14/chartex" xmlns:mc="http://schemas.openxmlformats.org/markup-compatibility/2006" xmlns:aink="http://schemas.microsoft.com/office/drawing/2016/ink" xmlns:o="urn:schemas-microsoft-com:office:office" xmlns:v="urn:schemas-microsoft-com:vml" xmlns:wp14="http://schemas.microsoft.com/office/word/2010/wordprocessingDrawing" xmlns:w10="urn:schemas-microsoft-com:office:word" xmlns:w="http://schemas.openxmlformats.org/wordprocessingml/2006/main" xmlns:w14="http://schemas.microsoft.com/office/word/2010/wordml" xmlns:w15="http://schemas.microsoft.com/office/word/2012/wordml" xmlns:w16se="http://schemas.microsoft.com/office/word/2015/wordml/symex" xmlns:wpg="http://schemas.microsoft.com/office/word/2010/wordprocessingGroup" xmlns:wpi="http://schemas.microsoft.com/office/word/2010/wordprocessingInk" xmlns:wps="http://schemas.microsoft.com/office/word/2010/wordprocessingShape" xmlns:a14="http://schemas.microsoft.com/office/drawing/2010/main" val="0"/>
+                          <a14:useLocalDpi xmlns:a14="http://schemas.microsoft.com/office/drawing/2010/main" xmlns:wps="http://schemas.microsoft.com/office/word/2010/wordprocessingShape" xmlns:wpi="http://schemas.microsoft.com/office/word/2010/wordprocessingInk" xmlns:wpg="http://schemas.microsoft.com/office/word/2010/wordprocessingGroup" xmlns:w16se="http://schemas.microsoft.com/office/word/2015/wordml/symex" xmlns:w15="http://schemas.microsoft.com/office/word/2012/wordml" xmlns:w14="http://schemas.microsoft.com/office/word/2010/wordml" xmlns:w="http://schemas.openxmlformats.org/wordprocessingml/2006/main" xmlns:w10="urn:schemas-microsoft-com:office:word" xmlns:wp14="http://schemas.microsoft.com/office/word/2010/wordprocessingDrawing" xmlns:v="urn:schemas-microsoft-com:vml" xmlns:o="urn:schemas-microsoft-com:office:office" xmlns:aink="http://schemas.microsoft.com/office/drawing/2016/ink" xmlns:mc="http://schemas.openxmlformats.org/markup-compatibility/2006" xmlns:cx8="http://schemas.microsoft.com/office/drawing/2016/5/14/chartex" xmlns:cx7="http://schemas.microsoft.com/office/drawing/2016/5/13/chartex" xmlns:cx6="http://schemas.microsoft.com/office/drawing/2016/5/12/chartex" xmlns:cx5="http://schemas.microsoft.com/office/drawing/2016/5/11/chartex" xmlns:cx4="http://schemas.microsoft.com/office/drawing/2016/5/10/chartex" xmlns:cx3="http://schemas.microsoft.com/office/drawing/2016/5/9/chartex" xmlns:cx2="http://schemas.microsoft.com/office/drawing/2015/10/21/chartex" xmlns:cx1="http://schemas.microsoft.com/office/drawing/2015/9/8/chartex" xmlns:cx="http://schemas.microsoft.com/office/drawing/2014/chartex" xmlns:wpc="http://schemas.microsoft.com/office/word/2010/wordprocessingCanvas" xmlns="" val="0"/>
                         </a:ext>
                       </a:extLst>
                     </a:blip>
@@ -47103,7 +47097,7 @@
                     <a:blip r:embed="rId18">
                       <a:extLst>
                         <a:ext uri="{28A0092B-C50C-407E-A947-70E740481C1C}">
-                          <a14:useLocalDpi xmlns="" xmlns:wpc="http://schemas.microsoft.com/office/word/2010/wordprocessingCanvas" xmlns:cx="http://schemas.microsoft.com/office/drawing/2014/chartex" xmlns:cx1="http://schemas.microsoft.com/office/drawing/2015/9/8/chartex" xmlns:cx2="http://schemas.microsoft.com/office/drawing/2015/10/21/chartex" xmlns:cx3="http://schemas.microsoft.com/office/drawing/2016/5/9/chartex" xmlns:cx4="http://schemas.microsoft.com/office/drawing/2016/5/10/chartex" xmlns:cx5="http://schemas.microsoft.com/office/drawing/2016/5/11/chartex" xmlns:cx6="http://schemas.microsoft.com/office/drawing/2016/5/12/chartex" xmlns:cx7="http://schemas.microsoft.com/office/drawing/2016/5/13/chartex" xmlns:cx8="http://schemas.microsoft.com/office/drawing/2016/5/14/chartex" xmlns:mc="http://schemas.openxmlformats.org/markup-compatibility/2006" xmlns:aink="http://schemas.microsoft.com/office/drawing/2016/ink" xmlns:o="urn:schemas-microsoft-com:office:office" xmlns:v="urn:schemas-microsoft-com:vml" xmlns:wp14="http://schemas.microsoft.com/office/word/2010/wordprocessingDrawing" xmlns:w10="urn:schemas-microsoft-com:office:word" xmlns:w="http://schemas.openxmlformats.org/wordprocessingml/2006/main" xmlns:w14="http://schemas.microsoft.com/office/word/2010/wordml" xmlns:w15="http://schemas.microsoft.com/office/word/2012/wordml" xmlns:w16se="http://schemas.microsoft.com/office/word/2015/wordml/symex" xmlns:wpg="http://schemas.microsoft.com/office/word/2010/wordprocessingGroup" xmlns:wpi="http://schemas.microsoft.com/office/word/2010/wordprocessingInk" xmlns:wps="http://schemas.microsoft.com/office/word/2010/wordprocessingShape" xmlns:a14="http://schemas.microsoft.com/office/drawing/2010/main" val="0"/>
+                          <a14:useLocalDpi xmlns:a14="http://schemas.microsoft.com/office/drawing/2010/main" xmlns:wps="http://schemas.microsoft.com/office/word/2010/wordprocessingShape" xmlns:wpi="http://schemas.microsoft.com/office/word/2010/wordprocessingInk" xmlns:wpg="http://schemas.microsoft.com/office/word/2010/wordprocessingGroup" xmlns:w16se="http://schemas.microsoft.com/office/word/2015/wordml/symex" xmlns:w15="http://schemas.microsoft.com/office/word/2012/wordml" xmlns:w14="http://schemas.microsoft.com/office/word/2010/wordml" xmlns:w="http://schemas.openxmlformats.org/wordprocessingml/2006/main" xmlns:w10="urn:schemas-microsoft-com:office:word" xmlns:wp14="http://schemas.microsoft.com/office/word/2010/wordprocessingDrawing" xmlns:v="urn:schemas-microsoft-com:vml" xmlns:o="urn:schemas-microsoft-com:office:office" xmlns:aink="http://schemas.microsoft.com/office/drawing/2016/ink" xmlns:mc="http://schemas.openxmlformats.org/markup-compatibility/2006" xmlns:cx8="http://schemas.microsoft.com/office/drawing/2016/5/14/chartex" xmlns:cx7="http://schemas.microsoft.com/office/drawing/2016/5/13/chartex" xmlns:cx6="http://schemas.microsoft.com/office/drawing/2016/5/12/chartex" xmlns:cx5="http://schemas.microsoft.com/office/drawing/2016/5/11/chartex" xmlns:cx4="http://schemas.microsoft.com/office/drawing/2016/5/10/chartex" xmlns:cx3="http://schemas.microsoft.com/office/drawing/2016/5/9/chartex" xmlns:cx2="http://schemas.microsoft.com/office/drawing/2015/10/21/chartex" xmlns:cx1="http://schemas.microsoft.com/office/drawing/2015/9/8/chartex" xmlns:cx="http://schemas.microsoft.com/office/drawing/2014/chartex" xmlns:wpc="http://schemas.microsoft.com/office/word/2010/wordprocessingCanvas" xmlns="" val="0"/>
                         </a:ext>
                       </a:extLst>
                     </a:blip>
@@ -47516,7 +47510,7 @@
                     <a:blip r:embed="rId18">
                       <a:extLst>
                         <a:ext uri="{28A0092B-C50C-407E-A947-70E740481C1C}">
-                          <a14:useLocalDpi xmlns="" xmlns:wpc="http://schemas.microsoft.com/office/word/2010/wordprocessingCanvas" xmlns:cx="http://schemas.microsoft.com/office/drawing/2014/chartex" xmlns:cx1="http://schemas.microsoft.com/office/drawing/2015/9/8/chartex" xmlns:cx2="http://schemas.microsoft.com/office/drawing/2015/10/21/chartex" xmlns:cx3="http://schemas.microsoft.com/office/drawing/2016/5/9/chartex" xmlns:cx4="http://schemas.microsoft.com/office/drawing/2016/5/10/chartex" xmlns:cx5="http://schemas.microsoft.com/office/drawing/2016/5/11/chartex" xmlns:cx6="http://schemas.microsoft.com/office/drawing/2016/5/12/chartex" xmlns:cx7="http://schemas.microsoft.com/office/drawing/2016/5/13/chartex" xmlns:cx8="http://schemas.microsoft.com/office/drawing/2016/5/14/chartex" xmlns:mc="http://schemas.openxmlformats.org/markup-compatibility/2006" xmlns:aink="http://schemas.microsoft.com/office/drawing/2016/ink" xmlns:o="urn:schemas-microsoft-com:office:office" xmlns:v="urn:schemas-microsoft-com:vml" xmlns:wp14="http://schemas.microsoft.com/office/word/2010/wordprocessingDrawing" xmlns:w10="urn:schemas-microsoft-com:office:word" xmlns:w="http://schemas.openxmlformats.org/wordprocessingml/2006/main" xmlns:w14="http://schemas.microsoft.com/office/word/2010/wordml" xmlns:w15="http://schemas.microsoft.com/office/word/2012/wordml" xmlns:w16se="http://schemas.microsoft.com/office/word/2015/wordml/symex" xmlns:wpg="http://schemas.microsoft.com/office/word/2010/wordprocessingGroup" xmlns:wpi="http://schemas.microsoft.com/office/word/2010/wordprocessingInk" xmlns:wps="http://schemas.microsoft.com/office/word/2010/wordprocessingShape" xmlns:a14="http://schemas.microsoft.com/office/drawing/2010/main" val="0"/>
+                          <a14:useLocalDpi xmlns:a14="http://schemas.microsoft.com/office/drawing/2010/main" xmlns:wps="http://schemas.microsoft.com/office/word/2010/wordprocessingShape" xmlns:wpi="http://schemas.microsoft.com/office/word/2010/wordprocessingInk" xmlns:wpg="http://schemas.microsoft.com/office/word/2010/wordprocessingGroup" xmlns:w16se="http://schemas.microsoft.com/office/word/2015/wordml/symex" xmlns:w15="http://schemas.microsoft.com/office/word/2012/wordml" xmlns:w14="http://schemas.microsoft.com/office/word/2010/wordml" xmlns:w="http://schemas.openxmlformats.org/wordprocessingml/2006/main" xmlns:w10="urn:schemas-microsoft-com:office:word" xmlns:wp14="http://schemas.microsoft.com/office/word/2010/wordprocessingDrawing" xmlns:v="urn:schemas-microsoft-com:vml" xmlns:o="urn:schemas-microsoft-com:office:office" xmlns:aink="http://schemas.microsoft.com/office/drawing/2016/ink" xmlns:mc="http://schemas.openxmlformats.org/markup-compatibility/2006" xmlns:cx8="http://schemas.microsoft.com/office/drawing/2016/5/14/chartex" xmlns:cx7="http://schemas.microsoft.com/office/drawing/2016/5/13/chartex" xmlns:cx6="http://schemas.microsoft.com/office/drawing/2016/5/12/chartex" xmlns:cx5="http://schemas.microsoft.com/office/drawing/2016/5/11/chartex" xmlns:cx4="http://schemas.microsoft.com/office/drawing/2016/5/10/chartex" xmlns:cx3="http://schemas.microsoft.com/office/drawing/2016/5/9/chartex" xmlns:cx2="http://schemas.microsoft.com/office/drawing/2015/10/21/chartex" xmlns:cx1="http://schemas.microsoft.com/office/drawing/2015/9/8/chartex" xmlns:cx="http://schemas.microsoft.com/office/drawing/2014/chartex" xmlns:wpc="http://schemas.microsoft.com/office/word/2010/wordprocessingCanvas" xmlns="" val="0"/>
                         </a:ext>
                       </a:extLst>
                     </a:blip>
@@ -48030,7 +48024,7 @@
                     <a:blip r:embed="rId18">
                       <a:extLst>
                         <a:ext uri="{28A0092B-C50C-407E-A947-70E740481C1C}">
-                          <a14:useLocalDpi xmlns="" xmlns:wpc="http://schemas.microsoft.com/office/word/2010/wordprocessingCanvas" xmlns:cx="http://schemas.microsoft.com/office/drawing/2014/chartex" xmlns:cx1="http://schemas.microsoft.com/office/drawing/2015/9/8/chartex" xmlns:cx2="http://schemas.microsoft.com/office/drawing/2015/10/21/chartex" xmlns:cx3="http://schemas.microsoft.com/office/drawing/2016/5/9/chartex" xmlns:cx4="http://schemas.microsoft.com/office/drawing/2016/5/10/chartex" xmlns:cx5="http://schemas.microsoft.com/office/drawing/2016/5/11/chartex" xmlns:cx6="http://schemas.microsoft.com/office/drawing/2016/5/12/chartex" xmlns:cx7="http://schemas.microsoft.com/office/drawing/2016/5/13/chartex" xmlns:cx8="http://schemas.microsoft.com/office/drawing/2016/5/14/chartex" xmlns:mc="http://schemas.openxmlformats.org/markup-compatibility/2006" xmlns:aink="http://schemas.microsoft.com/office/drawing/2016/ink" xmlns:o="urn:schemas-microsoft-com:office:office" xmlns:v="urn:schemas-microsoft-com:vml" xmlns:wp14="http://schemas.microsoft.com/office/word/2010/wordprocessingDrawing" xmlns:w10="urn:schemas-microsoft-com:office:word" xmlns:w="http://schemas.openxmlformats.org/wordprocessingml/2006/main" xmlns:w14="http://schemas.microsoft.com/office/word/2010/wordml" xmlns:w15="http://schemas.microsoft.com/office/word/2012/wordml" xmlns:w16se="http://schemas.microsoft.com/office/word/2015/wordml/symex" xmlns:wpg="http://schemas.microsoft.com/office/word/2010/wordprocessingGroup" xmlns:wpi="http://schemas.microsoft.com/office/word/2010/wordprocessingInk" xmlns:wps="http://schemas.microsoft.com/office/word/2010/wordprocessingShape" xmlns:a14="http://schemas.microsoft.com/office/drawing/2010/main" val="0"/>
+                          <a14:useLocalDpi xmlns:a14="http://schemas.microsoft.com/office/drawing/2010/main" xmlns:wps="http://schemas.microsoft.com/office/word/2010/wordprocessingShape" xmlns:wpi="http://schemas.microsoft.com/office/word/2010/wordprocessingInk" xmlns:wpg="http://schemas.microsoft.com/office/word/2010/wordprocessingGroup" xmlns:w16se="http://schemas.microsoft.com/office/word/2015/wordml/symex" xmlns:w15="http://schemas.microsoft.com/office/word/2012/wordml" xmlns:w14="http://schemas.microsoft.com/office/word/2010/wordml" xmlns:w="http://schemas.openxmlformats.org/wordprocessingml/2006/main" xmlns:w10="urn:schemas-microsoft-com:office:word" xmlns:wp14="http://schemas.microsoft.com/office/word/2010/wordprocessingDrawing" xmlns:v="urn:schemas-microsoft-com:vml" xmlns:o="urn:schemas-microsoft-com:office:office" xmlns:aink="http://schemas.microsoft.com/office/drawing/2016/ink" xmlns:mc="http://schemas.openxmlformats.org/markup-compatibility/2006" xmlns:cx8="http://schemas.microsoft.com/office/drawing/2016/5/14/chartex" xmlns:cx7="http://schemas.microsoft.com/office/drawing/2016/5/13/chartex" xmlns:cx6="http://schemas.microsoft.com/office/drawing/2016/5/12/chartex" xmlns:cx5="http://schemas.microsoft.com/office/drawing/2016/5/11/chartex" xmlns:cx4="http://schemas.microsoft.com/office/drawing/2016/5/10/chartex" xmlns:cx3="http://schemas.microsoft.com/office/drawing/2016/5/9/chartex" xmlns:cx2="http://schemas.microsoft.com/office/drawing/2015/10/21/chartex" xmlns:cx1="http://schemas.microsoft.com/office/drawing/2015/9/8/chartex" xmlns:cx="http://schemas.microsoft.com/office/drawing/2014/chartex" xmlns:wpc="http://schemas.microsoft.com/office/word/2010/wordprocessingCanvas" xmlns="" val="0"/>
                         </a:ext>
                       </a:extLst>
                     </a:blip>
@@ -48238,7 +48232,7 @@
                     <a:blip r:embed="rId18">
                       <a:extLst>
                         <a:ext uri="{28A0092B-C50C-407E-A947-70E740481C1C}">
-                          <a14:useLocalDpi xmlns="" xmlns:wpc="http://schemas.microsoft.com/office/word/2010/wordprocessingCanvas" xmlns:cx="http://schemas.microsoft.com/office/drawing/2014/chartex" xmlns:cx1="http://schemas.microsoft.com/office/drawing/2015/9/8/chartex" xmlns:cx2="http://schemas.microsoft.com/office/drawing/2015/10/21/chartex" xmlns:cx3="http://schemas.microsoft.com/office/drawing/2016/5/9/chartex" xmlns:cx4="http://schemas.microsoft.com/office/drawing/2016/5/10/chartex" xmlns:cx5="http://schemas.microsoft.com/office/drawing/2016/5/11/chartex" xmlns:cx6="http://schemas.microsoft.com/office/drawing/2016/5/12/chartex" xmlns:cx7="http://schemas.microsoft.com/office/drawing/2016/5/13/chartex" xmlns:cx8="http://schemas.microsoft.com/office/drawing/2016/5/14/chartex" xmlns:mc="http://schemas.openxmlformats.org/markup-compatibility/2006" xmlns:aink="http://schemas.microsoft.com/office/drawing/2016/ink" xmlns:o="urn:schemas-microsoft-com:office:office" xmlns:v="urn:schemas-microsoft-com:vml" xmlns:wp14="http://schemas.microsoft.com/office/word/2010/wordprocessingDrawing" xmlns:w10="urn:schemas-microsoft-com:office:word" xmlns:w="http://schemas.openxmlformats.org/wordprocessingml/2006/main" xmlns:w14="http://schemas.microsoft.com/office/word/2010/wordml" xmlns:w15="http://schemas.microsoft.com/office/word/2012/wordml" xmlns:w16se="http://schemas.microsoft.com/office/word/2015/wordml/symex" xmlns:wpg="http://schemas.microsoft.com/office/word/2010/wordprocessingGroup" xmlns:wpi="http://schemas.microsoft.com/office/word/2010/wordprocessingInk" xmlns:wps="http://schemas.microsoft.com/office/word/2010/wordprocessingShape" xmlns:a14="http://schemas.microsoft.com/office/drawing/2010/main" val="0"/>
+                          <a14:useLocalDpi xmlns:a14="http://schemas.microsoft.com/office/drawing/2010/main" xmlns:wps="http://schemas.microsoft.com/office/word/2010/wordprocessingShape" xmlns:wpi="http://schemas.microsoft.com/office/word/2010/wordprocessingInk" xmlns:wpg="http://schemas.microsoft.com/office/word/2010/wordprocessingGroup" xmlns:w16se="http://schemas.microsoft.com/office/word/2015/wordml/symex" xmlns:w15="http://schemas.microsoft.com/office/word/2012/wordml" xmlns:w14="http://schemas.microsoft.com/office/word/2010/wordml" xmlns:w="http://schemas.openxmlformats.org/wordprocessingml/2006/main" xmlns:w10="urn:schemas-microsoft-com:office:word" xmlns:wp14="http://schemas.microsoft.com/office/word/2010/wordprocessingDrawing" xmlns:v="urn:schemas-microsoft-com:vml" xmlns:o="urn:schemas-microsoft-com:office:office" xmlns:aink="http://schemas.microsoft.com/office/drawing/2016/ink" xmlns:mc="http://schemas.openxmlformats.org/markup-compatibility/2006" xmlns:cx8="http://schemas.microsoft.com/office/drawing/2016/5/14/chartex" xmlns:cx7="http://schemas.microsoft.com/office/drawing/2016/5/13/chartex" xmlns:cx6="http://schemas.microsoft.com/office/drawing/2016/5/12/chartex" xmlns:cx5="http://schemas.microsoft.com/office/drawing/2016/5/11/chartex" xmlns:cx4="http://schemas.microsoft.com/office/drawing/2016/5/10/chartex" xmlns:cx3="http://schemas.microsoft.com/office/drawing/2016/5/9/chartex" xmlns:cx2="http://schemas.microsoft.com/office/drawing/2015/10/21/chartex" xmlns:cx1="http://schemas.microsoft.com/office/drawing/2015/9/8/chartex" xmlns:cx="http://schemas.microsoft.com/office/drawing/2014/chartex" xmlns:wpc="http://schemas.microsoft.com/office/word/2010/wordprocessingCanvas" xmlns="" val="0"/>
                         </a:ext>
                       </a:extLst>
                     </a:blip>
@@ -49270,7 +49264,7 @@
                     <a:blip r:embed="rId18">
                       <a:extLst>
                         <a:ext uri="{28A0092B-C50C-407E-A947-70E740481C1C}">
-                          <a14:useLocalDpi xmlns="" xmlns:wpc="http://schemas.microsoft.com/office/word/2010/wordprocessingCanvas" xmlns:cx="http://schemas.microsoft.com/office/drawing/2014/chartex" xmlns:cx1="http://schemas.microsoft.com/office/drawing/2015/9/8/chartex" xmlns:cx2="http://schemas.microsoft.com/office/drawing/2015/10/21/chartex" xmlns:cx3="http://schemas.microsoft.com/office/drawing/2016/5/9/chartex" xmlns:cx4="http://schemas.microsoft.com/office/drawing/2016/5/10/chartex" xmlns:cx5="http://schemas.microsoft.com/office/drawing/2016/5/11/chartex" xmlns:cx6="http://schemas.microsoft.com/office/drawing/2016/5/12/chartex" xmlns:cx7="http://schemas.microsoft.com/office/drawing/2016/5/13/chartex" xmlns:cx8="http://schemas.microsoft.com/office/drawing/2016/5/14/chartex" xmlns:mc="http://schemas.openxmlformats.org/markup-compatibility/2006" xmlns:aink="http://schemas.microsoft.com/office/drawing/2016/ink" xmlns:o="urn:schemas-microsoft-com:office:office" xmlns:v="urn:schemas-microsoft-com:vml" xmlns:wp14="http://schemas.microsoft.com/office/word/2010/wordprocessingDrawing" xmlns:w10="urn:schemas-microsoft-com:office:word" xmlns:w="http://schemas.openxmlformats.org/wordprocessingml/2006/main" xmlns:w14="http://schemas.microsoft.com/office/word/2010/wordml" xmlns:w15="http://schemas.microsoft.com/office/word/2012/wordml" xmlns:w16se="http://schemas.microsoft.com/office/word/2015/wordml/symex" xmlns:wpg="http://schemas.microsoft.com/office/word/2010/wordprocessingGroup" xmlns:wpi="http://schemas.microsoft.com/office/word/2010/wordprocessingInk" xmlns:wps="http://schemas.microsoft.com/office/word/2010/wordprocessingShape" xmlns:a14="http://schemas.microsoft.com/office/drawing/2010/main" val="0"/>
+                          <a14:useLocalDpi xmlns:a14="http://schemas.microsoft.com/office/drawing/2010/main" xmlns:wps="http://schemas.microsoft.com/office/word/2010/wordprocessingShape" xmlns:wpi="http://schemas.microsoft.com/office/word/2010/wordprocessingInk" xmlns:wpg="http://schemas.microsoft.com/office/word/2010/wordprocessingGroup" xmlns:w16se="http://schemas.microsoft.com/office/word/2015/wordml/symex" xmlns:w15="http://schemas.microsoft.com/office/word/2012/wordml" xmlns:w14="http://schemas.microsoft.com/office/word/2010/wordml" xmlns:w="http://schemas.openxmlformats.org/wordprocessingml/2006/main" xmlns:w10="urn:schemas-microsoft-com:office:word" xmlns:wp14="http://schemas.microsoft.com/office/word/2010/wordprocessingDrawing" xmlns:v="urn:schemas-microsoft-com:vml" xmlns:o="urn:schemas-microsoft-com:office:office" xmlns:aink="http://schemas.microsoft.com/office/drawing/2016/ink" xmlns:mc="http://schemas.openxmlformats.org/markup-compatibility/2006" xmlns:cx8="http://schemas.microsoft.com/office/drawing/2016/5/14/chartex" xmlns:cx7="http://schemas.microsoft.com/office/drawing/2016/5/13/chartex" xmlns:cx6="http://schemas.microsoft.com/office/drawing/2016/5/12/chartex" xmlns:cx5="http://schemas.microsoft.com/office/drawing/2016/5/11/chartex" xmlns:cx4="http://schemas.microsoft.com/office/drawing/2016/5/10/chartex" xmlns:cx3="http://schemas.microsoft.com/office/drawing/2016/5/9/chartex" xmlns:cx2="http://schemas.microsoft.com/office/drawing/2015/10/21/chartex" xmlns:cx1="http://schemas.microsoft.com/office/drawing/2015/9/8/chartex" xmlns:cx="http://schemas.microsoft.com/office/drawing/2014/chartex" xmlns:wpc="http://schemas.microsoft.com/office/word/2010/wordprocessingCanvas" xmlns="" val="0"/>
                         </a:ext>
                       </a:extLst>
                     </a:blip>
@@ -49804,7 +49798,7 @@
                     <a:blip r:embed="rId18">
                       <a:extLst>
                         <a:ext uri="{28A0092B-C50C-407E-A947-70E740481C1C}">
-                          <a14:useLocalDpi xmlns="" xmlns:wpc="http://schemas.microsoft.com/office/word/2010/wordprocessingCanvas" xmlns:cx="http://schemas.microsoft.com/office/drawing/2014/chartex" xmlns:cx1="http://schemas.microsoft.com/office/drawing/2015/9/8/chartex" xmlns:cx2="http://schemas.microsoft.com/office/drawing/2015/10/21/chartex" xmlns:cx3="http://schemas.microsoft.com/office/drawing/2016/5/9/chartex" xmlns:cx4="http://schemas.microsoft.com/office/drawing/2016/5/10/chartex" xmlns:cx5="http://schemas.microsoft.com/office/drawing/2016/5/11/chartex" xmlns:cx6="http://schemas.microsoft.com/office/drawing/2016/5/12/chartex" xmlns:cx7="http://schemas.microsoft.com/office/drawing/2016/5/13/chartex" xmlns:cx8="http://schemas.microsoft.com/office/drawing/2016/5/14/chartex" xmlns:mc="http://schemas.openxmlformats.org/markup-compatibility/2006" xmlns:aink="http://schemas.microsoft.com/office/drawing/2016/ink" xmlns:o="urn:schemas-microsoft-com:office:office" xmlns:v="urn:schemas-microsoft-com:vml" xmlns:wp14="http://schemas.microsoft.com/office/word/2010/wordprocessingDrawing" xmlns:w10="urn:schemas-microsoft-com:office:word" xmlns:w="http://schemas.openxmlformats.org/wordprocessingml/2006/main" xmlns:w14="http://schemas.microsoft.com/office/word/2010/wordml" xmlns:w15="http://schemas.microsoft.com/office/word/2012/wordml" xmlns:w16se="http://schemas.microsoft.com/office/word/2015/wordml/symex" xmlns:wpg="http://schemas.microsoft.com/office/word/2010/wordprocessingGroup" xmlns:wpi="http://schemas.microsoft.com/office/word/2010/wordprocessingInk" xmlns:wps="http://schemas.microsoft.com/office/word/2010/wordprocessingShape" xmlns:a14="http://schemas.microsoft.com/office/drawing/2010/main" val="0"/>
+                          <a14:useLocalDpi xmlns:a14="http://schemas.microsoft.com/office/drawing/2010/main" xmlns:wps="http://schemas.microsoft.com/office/word/2010/wordprocessingShape" xmlns:wpi="http://schemas.microsoft.com/office/word/2010/wordprocessingInk" xmlns:wpg="http://schemas.microsoft.com/office/word/2010/wordprocessingGroup" xmlns:w16se="http://schemas.microsoft.com/office/word/2015/wordml/symex" xmlns:w15="http://schemas.microsoft.com/office/word/2012/wordml" xmlns:w14="http://schemas.microsoft.com/office/word/2010/wordml" xmlns:w="http://schemas.openxmlformats.org/wordprocessingml/2006/main" xmlns:w10="urn:schemas-microsoft-com:office:word" xmlns:wp14="http://schemas.microsoft.com/office/word/2010/wordprocessingDrawing" xmlns:v="urn:schemas-microsoft-com:vml" xmlns:o="urn:schemas-microsoft-com:office:office" xmlns:aink="http://schemas.microsoft.com/office/drawing/2016/ink" xmlns:mc="http://schemas.openxmlformats.org/markup-compatibility/2006" xmlns:cx8="http://schemas.microsoft.com/office/drawing/2016/5/14/chartex" xmlns:cx7="http://schemas.microsoft.com/office/drawing/2016/5/13/chartex" xmlns:cx6="http://schemas.microsoft.com/office/drawing/2016/5/12/chartex" xmlns:cx5="http://schemas.microsoft.com/office/drawing/2016/5/11/chartex" xmlns:cx4="http://schemas.microsoft.com/office/drawing/2016/5/10/chartex" xmlns:cx3="http://schemas.microsoft.com/office/drawing/2016/5/9/chartex" xmlns:cx2="http://schemas.microsoft.com/office/drawing/2015/10/21/chartex" xmlns:cx1="http://schemas.microsoft.com/office/drawing/2015/9/8/chartex" xmlns:cx="http://schemas.microsoft.com/office/drawing/2014/chartex" xmlns:wpc="http://schemas.microsoft.com/office/word/2010/wordprocessingCanvas" xmlns="" val="0"/>
                         </a:ext>
                       </a:extLst>
                     </a:blip>
@@ -49996,7 +49990,7 @@
                     <a:blip r:embed="rId18">
                       <a:extLst>
                         <a:ext uri="{28A0092B-C50C-407E-A947-70E740481C1C}">
-                          <a14:useLocalDpi xmlns="" xmlns:wpc="http://schemas.microsoft.com/office/word/2010/wordprocessingCanvas" xmlns:cx="http://schemas.microsoft.com/office/drawing/2014/chartex" xmlns:cx1="http://schemas.microsoft.com/office/drawing/2015/9/8/chartex" xmlns:cx2="http://schemas.microsoft.com/office/drawing/2015/10/21/chartex" xmlns:cx3="http://schemas.microsoft.com/office/drawing/2016/5/9/chartex" xmlns:cx4="http://schemas.microsoft.com/office/drawing/2016/5/10/chartex" xmlns:cx5="http://schemas.microsoft.com/office/drawing/2016/5/11/chartex" xmlns:cx6="http://schemas.microsoft.com/office/drawing/2016/5/12/chartex" xmlns:cx7="http://schemas.microsoft.com/office/drawing/2016/5/13/chartex" xmlns:cx8="http://schemas.microsoft.com/office/drawing/2016/5/14/chartex" xmlns:mc="http://schemas.openxmlformats.org/markup-compatibility/2006" xmlns:aink="http://schemas.microsoft.com/office/drawing/2016/ink" xmlns:o="urn:schemas-microsoft-com:office:office" xmlns:v="urn:schemas-microsoft-com:vml" xmlns:wp14="http://schemas.microsoft.com/office/word/2010/wordprocessingDrawing" xmlns:w10="urn:schemas-microsoft-com:office:word" xmlns:w="http://schemas.openxmlformats.org/wordprocessingml/2006/main" xmlns:w14="http://schemas.microsoft.com/office/word/2010/wordml" xmlns:w15="http://schemas.microsoft.com/office/word/2012/wordml" xmlns:w16se="http://schemas.microsoft.com/office/word/2015/wordml/symex" xmlns:wpg="http://schemas.microsoft.com/office/word/2010/wordprocessingGroup" xmlns:wpi="http://schemas.microsoft.com/office/word/2010/wordprocessingInk" xmlns:wps="http://schemas.microsoft.com/office/word/2010/wordprocessingShape" xmlns:a14="http://schemas.microsoft.com/office/drawing/2010/main" val="0"/>
+                          <a14:useLocalDpi xmlns:a14="http://schemas.microsoft.com/office/drawing/2010/main" xmlns:wps="http://schemas.microsoft.com/office/word/2010/wordprocessingShape" xmlns:wpi="http://schemas.microsoft.com/office/word/2010/wordprocessingInk" xmlns:wpg="http://schemas.microsoft.com/office/word/2010/wordprocessingGroup" xmlns:w16se="http://schemas.microsoft.com/office/word/2015/wordml/symex" xmlns:w15="http://schemas.microsoft.com/office/word/2012/wordml" xmlns:w14="http://schemas.microsoft.com/office/word/2010/wordml" xmlns:w="http://schemas.openxmlformats.org/wordprocessingml/2006/main" xmlns:w10="urn:schemas-microsoft-com:office:word" xmlns:wp14="http://schemas.microsoft.com/office/word/2010/wordprocessingDrawing" xmlns:v="urn:schemas-microsoft-com:vml" xmlns:o="urn:schemas-microsoft-com:office:office" xmlns:aink="http://schemas.microsoft.com/office/drawing/2016/ink" xmlns:mc="http://schemas.openxmlformats.org/markup-compatibility/2006" xmlns:cx8="http://schemas.microsoft.com/office/drawing/2016/5/14/chartex" xmlns:cx7="http://schemas.microsoft.com/office/drawing/2016/5/13/chartex" xmlns:cx6="http://schemas.microsoft.com/office/drawing/2016/5/12/chartex" xmlns:cx5="http://schemas.microsoft.com/office/drawing/2016/5/11/chartex" xmlns:cx4="http://schemas.microsoft.com/office/drawing/2016/5/10/chartex" xmlns:cx3="http://schemas.microsoft.com/office/drawing/2016/5/9/chartex" xmlns:cx2="http://schemas.microsoft.com/office/drawing/2015/10/21/chartex" xmlns:cx1="http://schemas.microsoft.com/office/drawing/2015/9/8/chartex" xmlns:cx="http://schemas.microsoft.com/office/drawing/2014/chartex" xmlns:wpc="http://schemas.microsoft.com/office/word/2010/wordprocessingCanvas" xmlns="" val="0"/>
                         </a:ext>
                       </a:extLst>
                     </a:blip>
@@ -50163,7 +50157,7 @@
                     <a:blip r:embed="rId18">
                       <a:extLst>
                         <a:ext uri="{28A0092B-C50C-407E-A947-70E740481C1C}">
-                          <a14:useLocalDpi xmlns="" xmlns:wpc="http://schemas.microsoft.com/office/word/2010/wordprocessingCanvas" xmlns:cx="http://schemas.microsoft.com/office/drawing/2014/chartex" xmlns:cx1="http://schemas.microsoft.com/office/drawing/2015/9/8/chartex" xmlns:cx2="http://schemas.microsoft.com/office/drawing/2015/10/21/chartex" xmlns:cx3="http://schemas.microsoft.com/office/drawing/2016/5/9/chartex" xmlns:cx4="http://schemas.microsoft.com/office/drawing/2016/5/10/chartex" xmlns:cx5="http://schemas.microsoft.com/office/drawing/2016/5/11/chartex" xmlns:cx6="http://schemas.microsoft.com/office/drawing/2016/5/12/chartex" xmlns:cx7="http://schemas.microsoft.com/office/drawing/2016/5/13/chartex" xmlns:cx8="http://schemas.microsoft.com/office/drawing/2016/5/14/chartex" xmlns:mc="http://schemas.openxmlformats.org/markup-compatibility/2006" xmlns:aink="http://schemas.microsoft.com/office/drawing/2016/ink" xmlns:o="urn:schemas-microsoft-com:office:office" xmlns:v="urn:schemas-microsoft-com:vml" xmlns:wp14="http://schemas.microsoft.com/office/word/2010/wordprocessingDrawing" xmlns:w10="urn:schemas-microsoft-com:office:word" xmlns:w="http://schemas.openxmlformats.org/wordprocessingml/2006/main" xmlns:w14="http://schemas.microsoft.com/office/word/2010/wordml" xmlns:w15="http://schemas.microsoft.com/office/word/2012/wordml" xmlns:w16se="http://schemas.microsoft.com/office/word/2015/wordml/symex" xmlns:wpg="http://schemas.microsoft.com/office/word/2010/wordprocessingGroup" xmlns:wpi="http://schemas.microsoft.com/office/word/2010/wordprocessingInk" xmlns:wps="http://schemas.microsoft.com/office/word/2010/wordprocessingShape" xmlns:a14="http://schemas.microsoft.com/office/drawing/2010/main" val="0"/>
+                          <a14:useLocalDpi xmlns:a14="http://schemas.microsoft.com/office/drawing/2010/main" xmlns:wps="http://schemas.microsoft.com/office/word/2010/wordprocessingShape" xmlns:wpi="http://schemas.microsoft.com/office/word/2010/wordprocessingInk" xmlns:wpg="http://schemas.microsoft.com/office/word/2010/wordprocessingGroup" xmlns:w16se="http://schemas.microsoft.com/office/word/2015/wordml/symex" xmlns:w15="http://schemas.microsoft.com/office/word/2012/wordml" xmlns:w14="http://schemas.microsoft.com/office/word/2010/wordml" xmlns:w="http://schemas.openxmlformats.org/wordprocessingml/2006/main" xmlns:w10="urn:schemas-microsoft-com:office:word" xmlns:wp14="http://schemas.microsoft.com/office/word/2010/wordprocessingDrawing" xmlns:v="urn:schemas-microsoft-com:vml" xmlns:o="urn:schemas-microsoft-com:office:office" xmlns:aink="http://schemas.microsoft.com/office/drawing/2016/ink" xmlns:mc="http://schemas.openxmlformats.org/markup-compatibility/2006" xmlns:cx8="http://schemas.microsoft.com/office/drawing/2016/5/14/chartex" xmlns:cx7="http://schemas.microsoft.com/office/drawing/2016/5/13/chartex" xmlns:cx6="http://schemas.microsoft.com/office/drawing/2016/5/12/chartex" xmlns:cx5="http://schemas.microsoft.com/office/drawing/2016/5/11/chartex" xmlns:cx4="http://schemas.microsoft.com/office/drawing/2016/5/10/chartex" xmlns:cx3="http://schemas.microsoft.com/office/drawing/2016/5/9/chartex" xmlns:cx2="http://schemas.microsoft.com/office/drawing/2015/10/21/chartex" xmlns:cx1="http://schemas.microsoft.com/office/drawing/2015/9/8/chartex" xmlns:cx="http://schemas.microsoft.com/office/drawing/2014/chartex" xmlns:wpc="http://schemas.microsoft.com/office/word/2010/wordprocessingCanvas" xmlns="" val="0"/>
                         </a:ext>
                       </a:extLst>
                     </a:blip>
@@ -52343,7 +52337,7 @@
                     <a:blip r:embed="rId18">
                       <a:extLst>
                         <a:ext uri="{28A0092B-C50C-407E-A947-70E740481C1C}">
-                          <a14:useLocalDpi xmlns="" xmlns:wpc="http://schemas.microsoft.com/office/word/2010/wordprocessingCanvas" xmlns:cx="http://schemas.microsoft.com/office/drawing/2014/chartex" xmlns:cx1="http://schemas.microsoft.com/office/drawing/2015/9/8/chartex" xmlns:cx2="http://schemas.microsoft.com/office/drawing/2015/10/21/chartex" xmlns:cx3="http://schemas.microsoft.com/office/drawing/2016/5/9/chartex" xmlns:cx4="http://schemas.microsoft.com/office/drawing/2016/5/10/chartex" xmlns:cx5="http://schemas.microsoft.com/office/drawing/2016/5/11/chartex" xmlns:cx6="http://schemas.microsoft.com/office/drawing/2016/5/12/chartex" xmlns:cx7="http://schemas.microsoft.com/office/drawing/2016/5/13/chartex" xmlns:cx8="http://schemas.microsoft.com/office/drawing/2016/5/14/chartex" xmlns:mc="http://schemas.openxmlformats.org/markup-compatibility/2006" xmlns:aink="http://schemas.microsoft.com/office/drawing/2016/ink" xmlns:o="urn:schemas-microsoft-com:office:office" xmlns:v="urn:schemas-microsoft-com:vml" xmlns:wp14="http://schemas.microsoft.com/office/word/2010/wordprocessingDrawing" xmlns:w10="urn:schemas-microsoft-com:office:word" xmlns:w="http://schemas.openxmlformats.org/wordprocessingml/2006/main" xmlns:w14="http://schemas.microsoft.com/office/word/2010/wordml" xmlns:w15="http://schemas.microsoft.com/office/word/2012/wordml" xmlns:w16se="http://schemas.microsoft.com/office/word/2015/wordml/symex" xmlns:wpg="http://schemas.microsoft.com/office/word/2010/wordprocessingGroup" xmlns:wpi="http://schemas.microsoft.com/office/word/2010/wordprocessingInk" xmlns:wps="http://schemas.microsoft.com/office/word/2010/wordprocessingShape" xmlns:a14="http://schemas.microsoft.com/office/drawing/2010/main" val="0"/>
+                          <a14:useLocalDpi xmlns:a14="http://schemas.microsoft.com/office/drawing/2010/main" xmlns:wps="http://schemas.microsoft.com/office/word/2010/wordprocessingShape" xmlns:wpi="http://schemas.microsoft.com/office/word/2010/wordprocessingInk" xmlns:wpg="http://schemas.microsoft.com/office/word/2010/wordprocessingGroup" xmlns:w16se="http://schemas.microsoft.com/office/word/2015/wordml/symex" xmlns:w15="http://schemas.microsoft.com/office/word/2012/wordml" xmlns:w14="http://schemas.microsoft.com/office/word/2010/wordml" xmlns:w="http://schemas.openxmlformats.org/wordprocessingml/2006/main" xmlns:w10="urn:schemas-microsoft-com:office:word" xmlns:wp14="http://schemas.microsoft.com/office/word/2010/wordprocessingDrawing" xmlns:v="urn:schemas-microsoft-com:vml" xmlns:o="urn:schemas-microsoft-com:office:office" xmlns:aink="http://schemas.microsoft.com/office/drawing/2016/ink" xmlns:mc="http://schemas.openxmlformats.org/markup-compatibility/2006" xmlns:cx8="http://schemas.microsoft.com/office/drawing/2016/5/14/chartex" xmlns:cx7="http://schemas.microsoft.com/office/drawing/2016/5/13/chartex" xmlns:cx6="http://schemas.microsoft.com/office/drawing/2016/5/12/chartex" xmlns:cx5="http://schemas.microsoft.com/office/drawing/2016/5/11/chartex" xmlns:cx4="http://schemas.microsoft.com/office/drawing/2016/5/10/chartex" xmlns:cx3="http://schemas.microsoft.com/office/drawing/2016/5/9/chartex" xmlns:cx2="http://schemas.microsoft.com/office/drawing/2015/10/21/chartex" xmlns:cx1="http://schemas.microsoft.com/office/drawing/2015/9/8/chartex" xmlns:cx="http://schemas.microsoft.com/office/drawing/2014/chartex" xmlns:wpc="http://schemas.microsoft.com/office/word/2010/wordprocessingCanvas" xmlns="" val="0"/>
                         </a:ext>
                       </a:extLst>
                     </a:blip>
@@ -53789,7 +53783,7 @@
                     <a:blip r:embed="rId18">
                       <a:extLst>
                         <a:ext uri="{28A0092B-C50C-407E-A947-70E740481C1C}">
-                          <a14:useLocalDpi xmlns="" xmlns:wpc="http://schemas.microsoft.com/office/word/2010/wordprocessingCanvas" xmlns:cx="http://schemas.microsoft.com/office/drawing/2014/chartex" xmlns:cx1="http://schemas.microsoft.com/office/drawing/2015/9/8/chartex" xmlns:cx2="http://schemas.microsoft.com/office/drawing/2015/10/21/chartex" xmlns:cx3="http://schemas.microsoft.com/office/drawing/2016/5/9/chartex" xmlns:cx4="http://schemas.microsoft.com/office/drawing/2016/5/10/chartex" xmlns:cx5="http://schemas.microsoft.com/office/drawing/2016/5/11/chartex" xmlns:cx6="http://schemas.microsoft.com/office/drawing/2016/5/12/chartex" xmlns:cx7="http://schemas.microsoft.com/office/drawing/2016/5/13/chartex" xmlns:cx8="http://schemas.microsoft.com/office/drawing/2016/5/14/chartex" xmlns:mc="http://schemas.openxmlformats.org/markup-compatibility/2006" xmlns:aink="http://schemas.microsoft.com/office/drawing/2016/ink" xmlns:o="urn:schemas-microsoft-com:office:office" xmlns:v="urn:schemas-microsoft-com:vml" xmlns:wp14="http://schemas.microsoft.com/office/word/2010/wordprocessingDrawing" xmlns:w10="urn:schemas-microsoft-com:office:word" xmlns:w="http://schemas.openxmlformats.org/wordprocessingml/2006/main" xmlns:w14="http://schemas.microsoft.com/office/word/2010/wordml" xmlns:w15="http://schemas.microsoft.com/office/word/2012/wordml" xmlns:w16se="http://schemas.microsoft.com/office/word/2015/wordml/symex" xmlns:wpg="http://schemas.microsoft.com/office/word/2010/wordprocessingGroup" xmlns:wpi="http://schemas.microsoft.com/office/word/2010/wordprocessingInk" xmlns:wps="http://schemas.microsoft.com/office/word/2010/wordprocessingShape" xmlns:a14="http://schemas.microsoft.com/office/drawing/2010/main" val="0"/>
+                          <a14:useLocalDpi xmlns:a14="http://schemas.microsoft.com/office/drawing/2010/main" xmlns:wps="http://schemas.microsoft.com/office/word/2010/wordprocessingShape" xmlns:wpi="http://schemas.microsoft.com/office/word/2010/wordprocessingInk" xmlns:wpg="http://schemas.microsoft.com/office/word/2010/wordprocessingGroup" xmlns:w16se="http://schemas.microsoft.com/office/word/2015/wordml/symex" xmlns:w15="http://schemas.microsoft.com/office/word/2012/wordml" xmlns:w14="http://schemas.microsoft.com/office/word/2010/wordml" xmlns:w="http://schemas.openxmlformats.org/wordprocessingml/2006/main" xmlns:w10="urn:schemas-microsoft-com:office:word" xmlns:wp14="http://schemas.microsoft.com/office/word/2010/wordprocessingDrawing" xmlns:v="urn:schemas-microsoft-com:vml" xmlns:o="urn:schemas-microsoft-com:office:office" xmlns:aink="http://schemas.microsoft.com/office/drawing/2016/ink" xmlns:mc="http://schemas.openxmlformats.org/markup-compatibility/2006" xmlns:cx8="http://schemas.microsoft.com/office/drawing/2016/5/14/chartex" xmlns:cx7="http://schemas.microsoft.com/office/drawing/2016/5/13/chartex" xmlns:cx6="http://schemas.microsoft.com/office/drawing/2016/5/12/chartex" xmlns:cx5="http://schemas.microsoft.com/office/drawing/2016/5/11/chartex" xmlns:cx4="http://schemas.microsoft.com/office/drawing/2016/5/10/chartex" xmlns:cx3="http://schemas.microsoft.com/office/drawing/2016/5/9/chartex" xmlns:cx2="http://schemas.microsoft.com/office/drawing/2015/10/21/chartex" xmlns:cx1="http://schemas.microsoft.com/office/drawing/2015/9/8/chartex" xmlns:cx="http://schemas.microsoft.com/office/drawing/2014/chartex" xmlns:wpc="http://schemas.microsoft.com/office/word/2010/wordprocessingCanvas" xmlns="" val="0"/>
                         </a:ext>
                       </a:extLst>
                     </a:blip>
@@ -54383,7 +54377,7 @@
                     <a:blip r:embed="rId18">
                       <a:extLst>
                         <a:ext uri="{28A0092B-C50C-407E-A947-70E740481C1C}">
-                          <a14:useLocalDpi xmlns="" xmlns:wpc="http://schemas.microsoft.com/office/word/2010/wordprocessingCanvas" xmlns:cx="http://schemas.microsoft.com/office/drawing/2014/chartex" xmlns:cx1="http://schemas.microsoft.com/office/drawing/2015/9/8/chartex" xmlns:cx2="http://schemas.microsoft.com/office/drawing/2015/10/21/chartex" xmlns:cx3="http://schemas.microsoft.com/office/drawing/2016/5/9/chartex" xmlns:cx4="http://schemas.microsoft.com/office/drawing/2016/5/10/chartex" xmlns:cx5="http://schemas.microsoft.com/office/drawing/2016/5/11/chartex" xmlns:cx6="http://schemas.microsoft.com/office/drawing/2016/5/12/chartex" xmlns:cx7="http://schemas.microsoft.com/office/drawing/2016/5/13/chartex" xmlns:cx8="http://schemas.microsoft.com/office/drawing/2016/5/14/chartex" xmlns:mc="http://schemas.openxmlformats.org/markup-compatibility/2006" xmlns:aink="http://schemas.microsoft.com/office/drawing/2016/ink" xmlns:o="urn:schemas-microsoft-com:office:office" xmlns:v="urn:schemas-microsoft-com:vml" xmlns:wp14="http://schemas.microsoft.com/office/word/2010/wordprocessingDrawing" xmlns:w10="urn:schemas-microsoft-com:office:word" xmlns:w="http://schemas.openxmlformats.org/wordprocessingml/2006/main" xmlns:w14="http://schemas.microsoft.com/office/word/2010/wordml" xmlns:w15="http://schemas.microsoft.com/office/word/2012/wordml" xmlns:w16se="http://schemas.microsoft.com/office/word/2015/wordml/symex" xmlns:wpg="http://schemas.microsoft.com/office/word/2010/wordprocessingGroup" xmlns:wpi="http://schemas.microsoft.com/office/word/2010/wordprocessingInk" xmlns:wps="http://schemas.microsoft.com/office/word/2010/wordprocessingShape" xmlns:a14="http://schemas.microsoft.com/office/drawing/2010/main" val="0"/>
+                          <a14:useLocalDpi xmlns:a14="http://schemas.microsoft.com/office/drawing/2010/main" xmlns:wps="http://schemas.microsoft.com/office/word/2010/wordprocessingShape" xmlns:wpi="http://schemas.microsoft.com/office/word/2010/wordprocessingInk" xmlns:wpg="http://schemas.microsoft.com/office/word/2010/wordprocessingGroup" xmlns:w16se="http://schemas.microsoft.com/office/word/2015/wordml/symex" xmlns:w15="http://schemas.microsoft.com/office/word/2012/wordml" xmlns:w14="http://schemas.microsoft.com/office/word/2010/wordml" xmlns:w="http://schemas.openxmlformats.org/wordprocessingml/2006/main" xmlns:w10="urn:schemas-microsoft-com:office:word" xmlns:wp14="http://schemas.microsoft.com/office/word/2010/wordprocessingDrawing" xmlns:v="urn:schemas-microsoft-com:vml" xmlns:o="urn:schemas-microsoft-com:office:office" xmlns:aink="http://schemas.microsoft.com/office/drawing/2016/ink" xmlns:mc="http://schemas.openxmlformats.org/markup-compatibility/2006" xmlns:cx8="http://schemas.microsoft.com/office/drawing/2016/5/14/chartex" xmlns:cx7="http://schemas.microsoft.com/office/drawing/2016/5/13/chartex" xmlns:cx6="http://schemas.microsoft.com/office/drawing/2016/5/12/chartex" xmlns:cx5="http://schemas.microsoft.com/office/drawing/2016/5/11/chartex" xmlns:cx4="http://schemas.microsoft.com/office/drawing/2016/5/10/chartex" xmlns:cx3="http://schemas.microsoft.com/office/drawing/2016/5/9/chartex" xmlns:cx2="http://schemas.microsoft.com/office/drawing/2015/10/21/chartex" xmlns:cx1="http://schemas.microsoft.com/office/drawing/2015/9/8/chartex" xmlns:cx="http://schemas.microsoft.com/office/drawing/2014/chartex" xmlns:wpc="http://schemas.microsoft.com/office/word/2010/wordprocessingCanvas" xmlns="" val="0"/>
                         </a:ext>
                       </a:extLst>
                     </a:blip>
@@ -55141,7 +55135,7 @@
                     <a:blip r:embed="rId18">
                       <a:extLst>
                         <a:ext uri="{28A0092B-C50C-407E-A947-70E740481C1C}">
-                          <a14:useLocalDpi xmlns="" xmlns:wpc="http://schemas.microsoft.com/office/word/2010/wordprocessingCanvas" xmlns:cx="http://schemas.microsoft.com/office/drawing/2014/chartex" xmlns:cx1="http://schemas.microsoft.com/office/drawing/2015/9/8/chartex" xmlns:cx2="http://schemas.microsoft.com/office/drawing/2015/10/21/chartex" xmlns:cx3="http://schemas.microsoft.com/office/drawing/2016/5/9/chartex" xmlns:cx4="http://schemas.microsoft.com/office/drawing/2016/5/10/chartex" xmlns:cx5="http://schemas.microsoft.com/office/drawing/2016/5/11/chartex" xmlns:cx6="http://schemas.microsoft.com/office/drawing/2016/5/12/chartex" xmlns:cx7="http://schemas.microsoft.com/office/drawing/2016/5/13/chartex" xmlns:cx8="http://schemas.microsoft.com/office/drawing/2016/5/14/chartex" xmlns:mc="http://schemas.openxmlformats.org/markup-compatibility/2006" xmlns:aink="http://schemas.microsoft.com/office/drawing/2016/ink" xmlns:o="urn:schemas-microsoft-com:office:office" xmlns:v="urn:schemas-microsoft-com:vml" xmlns:wp14="http://schemas.microsoft.com/office/word/2010/wordprocessingDrawing" xmlns:w10="urn:schemas-microsoft-com:office:word" xmlns:w="http://schemas.openxmlformats.org/wordprocessingml/2006/main" xmlns:w14="http://schemas.microsoft.com/office/word/2010/wordml" xmlns:w15="http://schemas.microsoft.com/office/word/2012/wordml" xmlns:w16se="http://schemas.microsoft.com/office/word/2015/wordml/symex" xmlns:wpg="http://schemas.microsoft.com/office/word/2010/wordprocessingGroup" xmlns:wpi="http://schemas.microsoft.com/office/word/2010/wordprocessingInk" xmlns:wps="http://schemas.microsoft.com/office/word/2010/wordprocessingShape" xmlns:a14="http://schemas.microsoft.com/office/drawing/2010/main" val="0"/>
+                          <a14:useLocalDpi xmlns:a14="http://schemas.microsoft.com/office/drawing/2010/main" xmlns:wps="http://schemas.microsoft.com/office/word/2010/wordprocessingShape" xmlns:wpi="http://schemas.microsoft.com/office/word/2010/wordprocessingInk" xmlns:wpg="http://schemas.microsoft.com/office/word/2010/wordprocessingGroup" xmlns:w16se="http://schemas.microsoft.com/office/word/2015/wordml/symex" xmlns:w15="http://schemas.microsoft.com/office/word/2012/wordml" xmlns:w14="http://schemas.microsoft.com/office/word/2010/wordml" xmlns:w="http://schemas.openxmlformats.org/wordprocessingml/2006/main" xmlns:w10="urn:schemas-microsoft-com:office:word" xmlns:wp14="http://schemas.microsoft.com/office/word/2010/wordprocessingDrawing" xmlns:v="urn:schemas-microsoft-com:vml" xmlns:o="urn:schemas-microsoft-com:office:office" xmlns:aink="http://schemas.microsoft.com/office/drawing/2016/ink" xmlns:mc="http://schemas.openxmlformats.org/markup-compatibility/2006" xmlns:cx8="http://schemas.microsoft.com/office/drawing/2016/5/14/chartex" xmlns:cx7="http://schemas.microsoft.com/office/drawing/2016/5/13/chartex" xmlns:cx6="http://schemas.microsoft.com/office/drawing/2016/5/12/chartex" xmlns:cx5="http://schemas.microsoft.com/office/drawing/2016/5/11/chartex" xmlns:cx4="http://schemas.microsoft.com/office/drawing/2016/5/10/chartex" xmlns:cx3="http://schemas.microsoft.com/office/drawing/2016/5/9/chartex" xmlns:cx2="http://schemas.microsoft.com/office/drawing/2015/10/21/chartex" xmlns:cx1="http://schemas.microsoft.com/office/drawing/2015/9/8/chartex" xmlns:cx="http://schemas.microsoft.com/office/drawing/2014/chartex" xmlns:wpc="http://schemas.microsoft.com/office/word/2010/wordprocessingCanvas" xmlns="" val="0"/>
                         </a:ext>
                       </a:extLst>
                     </a:blip>
@@ -57924,7 +57918,7 @@
                     <a:blip r:embed="rId18">
                       <a:extLst>
                         <a:ext uri="{28A0092B-C50C-407E-A947-70E740481C1C}">
-                          <a14:useLocalDpi xmlns="" xmlns:wpc="http://schemas.microsoft.com/office/word/2010/wordprocessingCanvas" xmlns:cx="http://schemas.microsoft.com/office/drawing/2014/chartex" xmlns:cx1="http://schemas.microsoft.com/office/drawing/2015/9/8/chartex" xmlns:cx2="http://schemas.microsoft.com/office/drawing/2015/10/21/chartex" xmlns:cx3="http://schemas.microsoft.com/office/drawing/2016/5/9/chartex" xmlns:cx4="http://schemas.microsoft.com/office/drawing/2016/5/10/chartex" xmlns:cx5="http://schemas.microsoft.com/office/drawing/2016/5/11/chartex" xmlns:cx6="http://schemas.microsoft.com/office/drawing/2016/5/12/chartex" xmlns:cx7="http://schemas.microsoft.com/office/drawing/2016/5/13/chartex" xmlns:cx8="http://schemas.microsoft.com/office/drawing/2016/5/14/chartex" xmlns:mc="http://schemas.openxmlformats.org/markup-compatibility/2006" xmlns:aink="http://schemas.microsoft.com/office/drawing/2016/ink" xmlns:o="urn:schemas-microsoft-com:office:office" xmlns:v="urn:schemas-microsoft-com:vml" xmlns:wp14="http://schemas.microsoft.com/office/word/2010/wordprocessingDrawing" xmlns:w10="urn:schemas-microsoft-com:office:word" xmlns:w="http://schemas.openxmlformats.org/wordprocessingml/2006/main" xmlns:w14="http://schemas.microsoft.com/office/word/2010/wordml" xmlns:w15="http://schemas.microsoft.com/office/word/2012/wordml" xmlns:w16se="http://schemas.microsoft.com/office/word/2015/wordml/symex" xmlns:wpg="http://schemas.microsoft.com/office/word/2010/wordprocessingGroup" xmlns:wpi="http://schemas.microsoft.com/office/word/2010/wordprocessingInk" xmlns:wps="http://schemas.microsoft.com/office/word/2010/wordprocessingShape" xmlns:a14="http://schemas.microsoft.com/office/drawing/2010/main" val="0"/>
+                          <a14:useLocalDpi xmlns:a14="http://schemas.microsoft.com/office/drawing/2010/main" xmlns:wps="http://schemas.microsoft.com/office/word/2010/wordprocessingShape" xmlns:wpi="http://schemas.microsoft.com/office/word/2010/wordprocessingInk" xmlns:wpg="http://schemas.microsoft.com/office/word/2010/wordprocessingGroup" xmlns:w16se="http://schemas.microsoft.com/office/word/2015/wordml/symex" xmlns:w15="http://schemas.microsoft.com/office/word/2012/wordml" xmlns:w14="http://schemas.microsoft.com/office/word/2010/wordml" xmlns:w="http://schemas.openxmlformats.org/wordprocessingml/2006/main" xmlns:w10="urn:schemas-microsoft-com:office:word" xmlns:wp14="http://schemas.microsoft.com/office/word/2010/wordprocessingDrawing" xmlns:v="urn:schemas-microsoft-com:vml" xmlns:o="urn:schemas-microsoft-com:office:office" xmlns:aink="http://schemas.microsoft.com/office/drawing/2016/ink" xmlns:mc="http://schemas.openxmlformats.org/markup-compatibility/2006" xmlns:cx8="http://schemas.microsoft.com/office/drawing/2016/5/14/chartex" xmlns:cx7="http://schemas.microsoft.com/office/drawing/2016/5/13/chartex" xmlns:cx6="http://schemas.microsoft.com/office/drawing/2016/5/12/chartex" xmlns:cx5="http://schemas.microsoft.com/office/drawing/2016/5/11/chartex" xmlns:cx4="http://schemas.microsoft.com/office/drawing/2016/5/10/chartex" xmlns:cx3="http://schemas.microsoft.com/office/drawing/2016/5/9/chartex" xmlns:cx2="http://schemas.microsoft.com/office/drawing/2015/10/21/chartex" xmlns:cx1="http://schemas.microsoft.com/office/drawing/2015/9/8/chartex" xmlns:cx="http://schemas.microsoft.com/office/drawing/2014/chartex" xmlns:wpc="http://schemas.microsoft.com/office/word/2010/wordprocessingCanvas" xmlns="" val="0"/>
                         </a:ext>
                       </a:extLst>
                     </a:blip>
@@ -58477,7 +58471,7 @@
                     <a:blip r:embed="rId18">
                       <a:extLst>
                         <a:ext uri="{28A0092B-C50C-407E-A947-70E740481C1C}">
-                          <a14:useLocalDpi xmlns="" xmlns:wpc="http://schemas.microsoft.com/office/word/2010/wordprocessingCanvas" xmlns:cx="http://schemas.microsoft.com/office/drawing/2014/chartex" xmlns:cx1="http://schemas.microsoft.com/office/drawing/2015/9/8/chartex" xmlns:cx2="http://schemas.microsoft.com/office/drawing/2015/10/21/chartex" xmlns:cx3="http://schemas.microsoft.com/office/drawing/2016/5/9/chartex" xmlns:cx4="http://schemas.microsoft.com/office/drawing/2016/5/10/chartex" xmlns:cx5="http://schemas.microsoft.com/office/drawing/2016/5/11/chartex" xmlns:cx6="http://schemas.microsoft.com/office/drawing/2016/5/12/chartex" xmlns:cx7="http://schemas.microsoft.com/office/drawing/2016/5/13/chartex" xmlns:cx8="http://schemas.microsoft.com/office/drawing/2016/5/14/chartex" xmlns:mc="http://schemas.openxmlformats.org/markup-compatibility/2006" xmlns:aink="http://schemas.microsoft.com/office/drawing/2016/ink" xmlns:o="urn:schemas-microsoft-com:office:office" xmlns:v="urn:schemas-microsoft-com:vml" xmlns:wp14="http://schemas.microsoft.com/office/word/2010/wordprocessingDrawing" xmlns:w10="urn:schemas-microsoft-com:office:word" xmlns:w="http://schemas.openxmlformats.org/wordprocessingml/2006/main" xmlns:w14="http://schemas.microsoft.com/office/word/2010/wordml" xmlns:w15="http://schemas.microsoft.com/office/word/2012/wordml" xmlns:w16se="http://schemas.microsoft.com/office/word/2015/wordml/symex" xmlns:wpg="http://schemas.microsoft.com/office/word/2010/wordprocessingGroup" xmlns:wpi="http://schemas.microsoft.com/office/word/2010/wordprocessingInk" xmlns:wps="http://schemas.microsoft.com/office/word/2010/wordprocessingShape" xmlns:a14="http://schemas.microsoft.com/office/drawing/2010/main" val="0"/>
+                          <a14:useLocalDpi xmlns:a14="http://schemas.microsoft.com/office/drawing/2010/main" xmlns:wps="http://schemas.microsoft.com/office/word/2010/wordprocessingShape" xmlns:wpi="http://schemas.microsoft.com/office/word/2010/wordprocessingInk" xmlns:wpg="http://schemas.microsoft.com/office/word/2010/wordprocessingGroup" xmlns:w16se="http://schemas.microsoft.com/office/word/2015/wordml/symex" xmlns:w15="http://schemas.microsoft.com/office/word/2012/wordml" xmlns:w14="http://schemas.microsoft.com/office/word/2010/wordml" xmlns:w="http://schemas.openxmlformats.org/wordprocessingml/2006/main" xmlns:w10="urn:schemas-microsoft-com:office:word" xmlns:wp14="http://schemas.microsoft.com/office/word/2010/wordprocessingDrawing" xmlns:v="urn:schemas-microsoft-com:vml" xmlns:o="urn:schemas-microsoft-com:office:office" xmlns:aink="http://schemas.microsoft.com/office/drawing/2016/ink" xmlns:mc="http://schemas.openxmlformats.org/markup-compatibility/2006" xmlns:cx8="http://schemas.microsoft.com/office/drawing/2016/5/14/chartex" xmlns:cx7="http://schemas.microsoft.com/office/drawing/2016/5/13/chartex" xmlns:cx6="http://schemas.microsoft.com/office/drawing/2016/5/12/chartex" xmlns:cx5="http://schemas.microsoft.com/office/drawing/2016/5/11/chartex" xmlns:cx4="http://schemas.microsoft.com/office/drawing/2016/5/10/chartex" xmlns:cx3="http://schemas.microsoft.com/office/drawing/2016/5/9/chartex" xmlns:cx2="http://schemas.microsoft.com/office/drawing/2015/10/21/chartex" xmlns:cx1="http://schemas.microsoft.com/office/drawing/2015/9/8/chartex" xmlns:cx="http://schemas.microsoft.com/office/drawing/2014/chartex" xmlns:wpc="http://schemas.microsoft.com/office/word/2010/wordprocessingCanvas" xmlns="" val="0"/>
                         </a:ext>
                       </a:extLst>
                     </a:blip>
@@ -59598,7 +59592,7 @@
                     <a:blip r:embed="rId18">
                       <a:extLst>
                         <a:ext uri="{28A0092B-C50C-407E-A947-70E740481C1C}">
-                          <a14:useLocalDpi xmlns="" xmlns:wpc="http://schemas.microsoft.com/office/word/2010/wordprocessingCanvas" xmlns:cx="http://schemas.microsoft.com/office/drawing/2014/chartex" xmlns:cx1="http://schemas.microsoft.com/office/drawing/2015/9/8/chartex" xmlns:cx2="http://schemas.microsoft.com/office/drawing/2015/10/21/chartex" xmlns:cx3="http://schemas.microsoft.com/office/drawing/2016/5/9/chartex" xmlns:cx4="http://schemas.microsoft.com/office/drawing/2016/5/10/chartex" xmlns:cx5="http://schemas.microsoft.com/office/drawing/2016/5/11/chartex" xmlns:cx6="http://schemas.microsoft.com/office/drawing/2016/5/12/chartex" xmlns:cx7="http://schemas.microsoft.com/office/drawing/2016/5/13/chartex" xmlns:cx8="http://schemas.microsoft.com/office/drawing/2016/5/14/chartex" xmlns:mc="http://schemas.openxmlformats.org/markup-compatibility/2006" xmlns:aink="http://schemas.microsoft.com/office/drawing/2016/ink" xmlns:o="urn:schemas-microsoft-com:office:office" xmlns:v="urn:schemas-microsoft-com:vml" xmlns:wp14="http://schemas.microsoft.com/office/word/2010/wordprocessingDrawing" xmlns:w10="urn:schemas-microsoft-com:office:word" xmlns:w="http://schemas.openxmlformats.org/wordprocessingml/2006/main" xmlns:w14="http://schemas.microsoft.com/office/word/2010/wordml" xmlns:w15="http://schemas.microsoft.com/office/word/2012/wordml" xmlns:w16se="http://schemas.microsoft.com/office/word/2015/wordml/symex" xmlns:wpg="http://schemas.microsoft.com/office/word/2010/wordprocessingGroup" xmlns:wpi="http://schemas.microsoft.com/office/word/2010/wordprocessingInk" xmlns:wps="http://schemas.microsoft.com/office/word/2010/wordprocessingShape" xmlns:a14="http://schemas.microsoft.com/office/drawing/2010/main" val="0"/>
+                          <a14:useLocalDpi xmlns:a14="http://schemas.microsoft.com/office/drawing/2010/main" xmlns:wps="http://schemas.microsoft.com/office/word/2010/wordprocessingShape" xmlns:wpi="http://schemas.microsoft.com/office/word/2010/wordprocessingInk" xmlns:wpg="http://schemas.microsoft.com/office/word/2010/wordprocessingGroup" xmlns:w16se="http://schemas.microsoft.com/office/word/2015/wordml/symex" xmlns:w15="http://schemas.microsoft.com/office/word/2012/wordml" xmlns:w14="http://schemas.microsoft.com/office/word/2010/wordml" xmlns:w="http://schemas.openxmlformats.org/wordprocessingml/2006/main" xmlns:w10="urn:schemas-microsoft-com:office:word" xmlns:wp14="http://schemas.microsoft.com/office/word/2010/wordprocessingDrawing" xmlns:v="urn:schemas-microsoft-com:vml" xmlns:o="urn:schemas-microsoft-com:office:office" xmlns:aink="http://schemas.microsoft.com/office/drawing/2016/ink" xmlns:mc="http://schemas.openxmlformats.org/markup-compatibility/2006" xmlns:cx8="http://schemas.microsoft.com/office/drawing/2016/5/14/chartex" xmlns:cx7="http://schemas.microsoft.com/office/drawing/2016/5/13/chartex" xmlns:cx6="http://schemas.microsoft.com/office/drawing/2016/5/12/chartex" xmlns:cx5="http://schemas.microsoft.com/office/drawing/2016/5/11/chartex" xmlns:cx4="http://schemas.microsoft.com/office/drawing/2016/5/10/chartex" xmlns:cx3="http://schemas.microsoft.com/office/drawing/2016/5/9/chartex" xmlns:cx2="http://schemas.microsoft.com/office/drawing/2015/10/21/chartex" xmlns:cx1="http://schemas.microsoft.com/office/drawing/2015/9/8/chartex" xmlns:cx="http://schemas.microsoft.com/office/drawing/2014/chartex" xmlns:wpc="http://schemas.microsoft.com/office/word/2010/wordprocessingCanvas" xmlns="" val="0"/>
                         </a:ext>
                       </a:extLst>
                     </a:blip>
@@ -60105,7 +60099,7 @@
                     <a:blip r:embed="rId18">
                       <a:extLst>
                         <a:ext uri="{28A0092B-C50C-407E-A947-70E740481C1C}">
-                          <a14:useLocalDpi xmlns="" xmlns:wpc="http://schemas.microsoft.com/office/word/2010/wordprocessingCanvas" xmlns:cx="http://schemas.microsoft.com/office/drawing/2014/chartex" xmlns:cx1="http://schemas.microsoft.com/office/drawing/2015/9/8/chartex" xmlns:cx2="http://schemas.microsoft.com/office/drawing/2015/10/21/chartex" xmlns:cx3="http://schemas.microsoft.com/office/drawing/2016/5/9/chartex" xmlns:cx4="http://schemas.microsoft.com/office/drawing/2016/5/10/chartex" xmlns:cx5="http://schemas.microsoft.com/office/drawing/2016/5/11/chartex" xmlns:cx6="http://schemas.microsoft.com/office/drawing/2016/5/12/chartex" xmlns:cx7="http://schemas.microsoft.com/office/drawing/2016/5/13/chartex" xmlns:cx8="http://schemas.microsoft.com/office/drawing/2016/5/14/chartex" xmlns:mc="http://schemas.openxmlformats.org/markup-compatibility/2006" xmlns:aink="http://schemas.microsoft.com/office/drawing/2016/ink" xmlns:o="urn:schemas-microsoft-com:office:office" xmlns:v="urn:schemas-microsoft-com:vml" xmlns:wp14="http://schemas.microsoft.com/office/word/2010/wordprocessingDrawing" xmlns:w10="urn:schemas-microsoft-com:office:word" xmlns:w="http://schemas.openxmlformats.org/wordprocessingml/2006/main" xmlns:w14="http://schemas.microsoft.com/office/word/2010/wordml" xmlns:w15="http://schemas.microsoft.com/office/word/2012/wordml" xmlns:w16se="http://schemas.microsoft.com/office/word/2015/wordml/symex" xmlns:wpg="http://schemas.microsoft.com/office/word/2010/wordprocessingGroup" xmlns:wpi="http://schemas.microsoft.com/office/word/2010/wordprocessingInk" xmlns:wps="http://schemas.microsoft.com/office/word/2010/wordprocessingShape" xmlns:a14="http://schemas.microsoft.com/office/drawing/2010/main" val="0"/>
+                          <a14:useLocalDpi xmlns:a14="http://schemas.microsoft.com/office/drawing/2010/main" xmlns:wps="http://schemas.microsoft.com/office/word/2010/wordprocessingShape" xmlns:wpi="http://schemas.microsoft.com/office/word/2010/wordprocessingInk" xmlns:wpg="http://schemas.microsoft.com/office/word/2010/wordprocessingGroup" xmlns:w16se="http://schemas.microsoft.com/office/word/2015/wordml/symex" xmlns:w15="http://schemas.microsoft.com/office/word/2012/wordml" xmlns:w14="http://schemas.microsoft.com/office/word/2010/wordml" xmlns:w="http://schemas.openxmlformats.org/wordprocessingml/2006/main" xmlns:w10="urn:schemas-microsoft-com:office:word" xmlns:wp14="http://schemas.microsoft.com/office/word/2010/wordprocessingDrawing" xmlns:v="urn:schemas-microsoft-com:vml" xmlns:o="urn:schemas-microsoft-com:office:office" xmlns:aink="http://schemas.microsoft.com/office/drawing/2016/ink" xmlns:mc="http://schemas.openxmlformats.org/markup-compatibility/2006" xmlns:cx8="http://schemas.microsoft.com/office/drawing/2016/5/14/chartex" xmlns:cx7="http://schemas.microsoft.com/office/drawing/2016/5/13/chartex" xmlns:cx6="http://schemas.microsoft.com/office/drawing/2016/5/12/chartex" xmlns:cx5="http://schemas.microsoft.com/office/drawing/2016/5/11/chartex" xmlns:cx4="http://schemas.microsoft.com/office/drawing/2016/5/10/chartex" xmlns:cx3="http://schemas.microsoft.com/office/drawing/2016/5/9/chartex" xmlns:cx2="http://schemas.microsoft.com/office/drawing/2015/10/21/chartex" xmlns:cx1="http://schemas.microsoft.com/office/drawing/2015/9/8/chartex" xmlns:cx="http://schemas.microsoft.com/office/drawing/2014/chartex" xmlns:wpc="http://schemas.microsoft.com/office/word/2010/wordprocessingCanvas" xmlns="" val="0"/>
                         </a:ext>
                       </a:extLst>
                     </a:blip>
@@ -61979,7 +61973,7 @@
                     <a:blip r:embed="rId18">
                       <a:extLst>
                         <a:ext uri="{28A0092B-C50C-407E-A947-70E740481C1C}">
-                          <a14:useLocalDpi xmlns="" xmlns:wpc="http://schemas.microsoft.com/office/word/2010/wordprocessingCanvas" xmlns:cx="http://schemas.microsoft.com/office/drawing/2014/chartex" xmlns:cx1="http://schemas.microsoft.com/office/drawing/2015/9/8/chartex" xmlns:cx2="http://schemas.microsoft.com/office/drawing/2015/10/21/chartex" xmlns:cx3="http://schemas.microsoft.com/office/drawing/2016/5/9/chartex" xmlns:cx4="http://schemas.microsoft.com/office/drawing/2016/5/10/chartex" xmlns:cx5="http://schemas.microsoft.com/office/drawing/2016/5/11/chartex" xmlns:cx6="http://schemas.microsoft.com/office/drawing/2016/5/12/chartex" xmlns:cx7="http://schemas.microsoft.com/office/drawing/2016/5/13/chartex" xmlns:cx8="http://schemas.microsoft.com/office/drawing/2016/5/14/chartex" xmlns:mc="http://schemas.openxmlformats.org/markup-compatibility/2006" xmlns:aink="http://schemas.microsoft.com/office/drawing/2016/ink" xmlns:o="urn:schemas-microsoft-com:office:office" xmlns:v="urn:schemas-microsoft-com:vml" xmlns:wp14="http://schemas.microsoft.com/office/word/2010/wordprocessingDrawing" xmlns:w10="urn:schemas-microsoft-com:office:word" xmlns:w="http://schemas.openxmlformats.org/wordprocessingml/2006/main" xmlns:w14="http://schemas.microsoft.com/office/word/2010/wordml" xmlns:w15="http://schemas.microsoft.com/office/word/2012/wordml" xmlns:w16se="http://schemas.microsoft.com/office/word/2015/wordml/symex" xmlns:wpg="http://schemas.microsoft.com/office/word/2010/wordprocessingGroup" xmlns:wpi="http://schemas.microsoft.com/office/word/2010/wordprocessingInk" xmlns:wps="http://schemas.microsoft.com/office/word/2010/wordprocessingShape" xmlns:a14="http://schemas.microsoft.com/office/drawing/2010/main" val="0"/>
+                          <a14:useLocalDpi xmlns:a14="http://schemas.microsoft.com/office/drawing/2010/main" xmlns:wps="http://schemas.microsoft.com/office/word/2010/wordprocessingShape" xmlns:wpi="http://schemas.microsoft.com/office/word/2010/wordprocessingInk" xmlns:wpg="http://schemas.microsoft.com/office/word/2010/wordprocessingGroup" xmlns:w16se="http://schemas.microsoft.com/office/word/2015/wordml/symex" xmlns:w15="http://schemas.microsoft.com/office/word/2012/wordml" xmlns:w14="http://schemas.microsoft.com/office/word/2010/wordml" xmlns:w="http://schemas.openxmlformats.org/wordprocessingml/2006/main" xmlns:w10="urn:schemas-microsoft-com:office:word" xmlns:wp14="http://schemas.microsoft.com/office/word/2010/wordprocessingDrawing" xmlns:v="urn:schemas-microsoft-com:vml" xmlns:o="urn:schemas-microsoft-com:office:office" xmlns:aink="http://schemas.microsoft.com/office/drawing/2016/ink" xmlns:mc="http://schemas.openxmlformats.org/markup-compatibility/2006" xmlns:cx8="http://schemas.microsoft.com/office/drawing/2016/5/14/chartex" xmlns:cx7="http://schemas.microsoft.com/office/drawing/2016/5/13/chartex" xmlns:cx6="http://schemas.microsoft.com/office/drawing/2016/5/12/chartex" xmlns:cx5="http://schemas.microsoft.com/office/drawing/2016/5/11/chartex" xmlns:cx4="http://schemas.microsoft.com/office/drawing/2016/5/10/chartex" xmlns:cx3="http://schemas.microsoft.com/office/drawing/2016/5/9/chartex" xmlns:cx2="http://schemas.microsoft.com/office/drawing/2015/10/21/chartex" xmlns:cx1="http://schemas.microsoft.com/office/drawing/2015/9/8/chartex" xmlns:cx="http://schemas.microsoft.com/office/drawing/2014/chartex" xmlns:wpc="http://schemas.microsoft.com/office/word/2010/wordprocessingCanvas" xmlns="" val="0"/>
                         </a:ext>
                       </a:extLst>
                     </a:blip>
@@ -63483,7 +63477,7 @@
                     <a:blip r:embed="rId18">
                       <a:extLst>
                         <a:ext uri="{28A0092B-C50C-407E-A947-70E740481C1C}">
-                          <a14:useLocalDpi xmlns="" xmlns:wpc="http://schemas.microsoft.com/office/word/2010/wordprocessingCanvas" xmlns:cx="http://schemas.microsoft.com/office/drawing/2014/chartex" xmlns:cx1="http://schemas.microsoft.com/office/drawing/2015/9/8/chartex" xmlns:cx2="http://schemas.microsoft.com/office/drawing/2015/10/21/chartex" xmlns:cx3="http://schemas.microsoft.com/office/drawing/2016/5/9/chartex" xmlns:cx4="http://schemas.microsoft.com/office/drawing/2016/5/10/chartex" xmlns:cx5="http://schemas.microsoft.com/office/drawing/2016/5/11/chartex" xmlns:cx6="http://schemas.microsoft.com/office/drawing/2016/5/12/chartex" xmlns:cx7="http://schemas.microsoft.com/office/drawing/2016/5/13/chartex" xmlns:cx8="http://schemas.microsoft.com/office/drawing/2016/5/14/chartex" xmlns:mc="http://schemas.openxmlformats.org/markup-compatibility/2006" xmlns:aink="http://schemas.microsoft.com/office/drawing/2016/ink" xmlns:o="urn:schemas-microsoft-com:office:office" xmlns:v="urn:schemas-microsoft-com:vml" xmlns:wp14="http://schemas.microsoft.com/office/word/2010/wordprocessingDrawing" xmlns:w10="urn:schemas-microsoft-com:office:word" xmlns:w="http://schemas.openxmlformats.org/wordprocessingml/2006/main" xmlns:w14="http://schemas.microsoft.com/office/word/2010/wordml" xmlns:w15="http://schemas.microsoft.com/office/word/2012/wordml" xmlns:w16se="http://schemas.microsoft.com/office/word/2015/wordml/symex" xmlns:wpg="http://schemas.microsoft.com/office/word/2010/wordprocessingGroup" xmlns:wpi="http://schemas.microsoft.com/office/word/2010/wordprocessingInk" xmlns:wps="http://schemas.microsoft.com/office/word/2010/wordprocessingShape" xmlns:a14="http://schemas.microsoft.com/office/drawing/2010/main" val="0"/>
+                          <a14:useLocalDpi xmlns:a14="http://schemas.microsoft.com/office/drawing/2010/main" xmlns:wps="http://schemas.microsoft.com/office/word/2010/wordprocessingShape" xmlns:wpi="http://schemas.microsoft.com/office/word/2010/wordprocessingInk" xmlns:wpg="http://schemas.microsoft.com/office/word/2010/wordprocessingGroup" xmlns:w16se="http://schemas.microsoft.com/office/word/2015/wordml/symex" xmlns:w15="http://schemas.microsoft.com/office/word/2012/wordml" xmlns:w14="http://schemas.microsoft.com/office/word/2010/wordml" xmlns:w="http://schemas.openxmlformats.org/wordprocessingml/2006/main" xmlns:w10="urn:schemas-microsoft-com:office:word" xmlns:wp14="http://schemas.microsoft.com/office/word/2010/wordprocessingDrawing" xmlns:v="urn:schemas-microsoft-com:vml" xmlns:o="urn:schemas-microsoft-com:office:office" xmlns:aink="http://schemas.microsoft.com/office/drawing/2016/ink" xmlns:mc="http://schemas.openxmlformats.org/markup-compatibility/2006" xmlns:cx8="http://schemas.microsoft.com/office/drawing/2016/5/14/chartex" xmlns:cx7="http://schemas.microsoft.com/office/drawing/2016/5/13/chartex" xmlns:cx6="http://schemas.microsoft.com/office/drawing/2016/5/12/chartex" xmlns:cx5="http://schemas.microsoft.com/office/drawing/2016/5/11/chartex" xmlns:cx4="http://schemas.microsoft.com/office/drawing/2016/5/10/chartex" xmlns:cx3="http://schemas.microsoft.com/office/drawing/2016/5/9/chartex" xmlns:cx2="http://schemas.microsoft.com/office/drawing/2015/10/21/chartex" xmlns:cx1="http://schemas.microsoft.com/office/drawing/2015/9/8/chartex" xmlns:cx="http://schemas.microsoft.com/office/drawing/2014/chartex" xmlns:wpc="http://schemas.microsoft.com/office/word/2010/wordprocessingCanvas" xmlns="" val="0"/>
                         </a:ext>
                       </a:extLst>
                     </a:blip>
@@ -63684,7 +63678,7 @@
                     <a:blip r:embed="rId18">
                       <a:extLst>
                         <a:ext uri="{28A0092B-C50C-407E-A947-70E740481C1C}">
-                          <a14:useLocalDpi xmlns="" xmlns:wpc="http://schemas.microsoft.com/office/word/2010/wordprocessingCanvas" xmlns:cx="http://schemas.microsoft.com/office/drawing/2014/chartex" xmlns:cx1="http://schemas.microsoft.com/office/drawing/2015/9/8/chartex" xmlns:cx2="http://schemas.microsoft.com/office/drawing/2015/10/21/chartex" xmlns:cx3="http://schemas.microsoft.com/office/drawing/2016/5/9/chartex" xmlns:cx4="http://schemas.microsoft.com/office/drawing/2016/5/10/chartex" xmlns:cx5="http://schemas.microsoft.com/office/drawing/2016/5/11/chartex" xmlns:cx6="http://schemas.microsoft.com/office/drawing/2016/5/12/chartex" xmlns:cx7="http://schemas.microsoft.com/office/drawing/2016/5/13/chartex" xmlns:cx8="http://schemas.microsoft.com/office/drawing/2016/5/14/chartex" xmlns:mc="http://schemas.openxmlformats.org/markup-compatibility/2006" xmlns:aink="http://schemas.microsoft.com/office/drawing/2016/ink" xmlns:o="urn:schemas-microsoft-com:office:office" xmlns:v="urn:schemas-microsoft-com:vml" xmlns:wp14="http://schemas.microsoft.com/office/word/2010/wordprocessingDrawing" xmlns:w10="urn:schemas-microsoft-com:office:word" xmlns:w="http://schemas.openxmlformats.org/wordprocessingml/2006/main" xmlns:w14="http://schemas.microsoft.com/office/word/2010/wordml" xmlns:w15="http://schemas.microsoft.com/office/word/2012/wordml" xmlns:w16se="http://schemas.microsoft.com/office/word/2015/wordml/symex" xmlns:wpg="http://schemas.microsoft.com/office/word/2010/wordprocessingGroup" xmlns:wpi="http://schemas.microsoft.com/office/word/2010/wordprocessingInk" xmlns:wps="http://schemas.microsoft.com/office/word/2010/wordprocessingShape" xmlns:a14="http://schemas.microsoft.com/office/drawing/2010/main" val="0"/>
+                          <a14:useLocalDpi xmlns:a14="http://schemas.microsoft.com/office/drawing/2010/main" xmlns:wps="http://schemas.microsoft.com/office/word/2010/wordprocessingShape" xmlns:wpi="http://schemas.microsoft.com/office/word/2010/wordprocessingInk" xmlns:wpg="http://schemas.microsoft.com/office/word/2010/wordprocessingGroup" xmlns:w16se="http://schemas.microsoft.com/office/word/2015/wordml/symex" xmlns:w15="http://schemas.microsoft.com/office/word/2012/wordml" xmlns:w14="http://schemas.microsoft.com/office/word/2010/wordml" xmlns:w="http://schemas.openxmlformats.org/wordprocessingml/2006/main" xmlns:w10="urn:schemas-microsoft-com:office:word" xmlns:wp14="http://schemas.microsoft.com/office/word/2010/wordprocessingDrawing" xmlns:v="urn:schemas-microsoft-com:vml" xmlns:o="urn:schemas-microsoft-com:office:office" xmlns:aink="http://schemas.microsoft.com/office/drawing/2016/ink" xmlns:mc="http://schemas.openxmlformats.org/markup-compatibility/2006" xmlns:cx8="http://schemas.microsoft.com/office/drawing/2016/5/14/chartex" xmlns:cx7="http://schemas.microsoft.com/office/drawing/2016/5/13/chartex" xmlns:cx6="http://schemas.microsoft.com/office/drawing/2016/5/12/chartex" xmlns:cx5="http://schemas.microsoft.com/office/drawing/2016/5/11/chartex" xmlns:cx4="http://schemas.microsoft.com/office/drawing/2016/5/10/chartex" xmlns:cx3="http://schemas.microsoft.com/office/drawing/2016/5/9/chartex" xmlns:cx2="http://schemas.microsoft.com/office/drawing/2015/10/21/chartex" xmlns:cx1="http://schemas.microsoft.com/office/drawing/2015/9/8/chartex" xmlns:cx="http://schemas.microsoft.com/office/drawing/2014/chartex" xmlns:wpc="http://schemas.microsoft.com/office/word/2010/wordprocessingCanvas" xmlns="" val="0"/>
                         </a:ext>
                       </a:extLst>
                     </a:blip>
@@ -63819,7 +63813,7 @@
                     <a:blip r:embed="rId18">
                       <a:extLst>
                         <a:ext uri="{28A0092B-C50C-407E-A947-70E740481C1C}">
-                          <a14:useLocalDpi xmlns="" xmlns:wpc="http://schemas.microsoft.com/office/word/2010/wordprocessingCanvas" xmlns:cx="http://schemas.microsoft.com/office/drawing/2014/chartex" xmlns:cx1="http://schemas.microsoft.com/office/drawing/2015/9/8/chartex" xmlns:cx2="http://schemas.microsoft.com/office/drawing/2015/10/21/chartex" xmlns:cx3="http://schemas.microsoft.com/office/drawing/2016/5/9/chartex" xmlns:cx4="http://schemas.microsoft.com/office/drawing/2016/5/10/chartex" xmlns:cx5="http://schemas.microsoft.com/office/drawing/2016/5/11/chartex" xmlns:cx6="http://schemas.microsoft.com/office/drawing/2016/5/12/chartex" xmlns:cx7="http://schemas.microsoft.com/office/drawing/2016/5/13/chartex" xmlns:cx8="http://schemas.microsoft.com/office/drawing/2016/5/14/chartex" xmlns:mc="http://schemas.openxmlformats.org/markup-compatibility/2006" xmlns:aink="http://schemas.microsoft.com/office/drawing/2016/ink" xmlns:o="urn:schemas-microsoft-com:office:office" xmlns:v="urn:schemas-microsoft-com:vml" xmlns:wp14="http://schemas.microsoft.com/office/word/2010/wordprocessingDrawing" xmlns:w10="urn:schemas-microsoft-com:office:word" xmlns:w="http://schemas.openxmlformats.org/wordprocessingml/2006/main" xmlns:w14="http://schemas.microsoft.com/office/word/2010/wordml" xmlns:w15="http://schemas.microsoft.com/office/word/2012/wordml" xmlns:w16se="http://schemas.microsoft.com/office/word/2015/wordml/symex" xmlns:wpg="http://schemas.microsoft.com/office/word/2010/wordprocessingGroup" xmlns:wpi="http://schemas.microsoft.com/office/word/2010/wordprocessingInk" xmlns:wps="http://schemas.microsoft.com/office/word/2010/wordprocessingShape" xmlns:a14="http://schemas.microsoft.com/office/drawing/2010/main" val="0"/>
+                          <a14:useLocalDpi xmlns:a14="http://schemas.microsoft.com/office/drawing/2010/main" xmlns:wps="http://schemas.microsoft.com/office/word/2010/wordprocessingShape" xmlns:wpi="http://schemas.microsoft.com/office/word/2010/wordprocessingInk" xmlns:wpg="http://schemas.microsoft.com/office/word/2010/wordprocessingGroup" xmlns:w16se="http://schemas.microsoft.com/office/word/2015/wordml/symex" xmlns:w15="http://schemas.microsoft.com/office/word/2012/wordml" xmlns:w14="http://schemas.microsoft.com/office/word/2010/wordml" xmlns:w="http://schemas.openxmlformats.org/wordprocessingml/2006/main" xmlns:w10="urn:schemas-microsoft-com:office:word" xmlns:wp14="http://schemas.microsoft.com/office/word/2010/wordprocessingDrawing" xmlns:v="urn:schemas-microsoft-com:vml" xmlns:o="urn:schemas-microsoft-com:office:office" xmlns:aink="http://schemas.microsoft.com/office/drawing/2016/ink" xmlns:mc="http://schemas.openxmlformats.org/markup-compatibility/2006" xmlns:cx8="http://schemas.microsoft.com/office/drawing/2016/5/14/chartex" xmlns:cx7="http://schemas.microsoft.com/office/drawing/2016/5/13/chartex" xmlns:cx6="http://schemas.microsoft.com/office/drawing/2016/5/12/chartex" xmlns:cx5="http://schemas.microsoft.com/office/drawing/2016/5/11/chartex" xmlns:cx4="http://schemas.microsoft.com/office/drawing/2016/5/10/chartex" xmlns:cx3="http://schemas.microsoft.com/office/drawing/2016/5/9/chartex" xmlns:cx2="http://schemas.microsoft.com/office/drawing/2015/10/21/chartex" xmlns:cx1="http://schemas.microsoft.com/office/drawing/2015/9/8/chartex" xmlns:cx="http://schemas.microsoft.com/office/drawing/2014/chartex" xmlns:wpc="http://schemas.microsoft.com/office/word/2010/wordprocessingCanvas" xmlns="" val="0"/>
                         </a:ext>
                       </a:extLst>
                     </a:blip>
@@ -64665,7 +64659,7 @@
                     <a:blip r:embed="rId18">
                       <a:extLst>
                         <a:ext uri="{28A0092B-C50C-407E-A947-70E740481C1C}">
-                          <a14:useLocalDpi xmlns="" xmlns:wpc="http://schemas.microsoft.com/office/word/2010/wordprocessingCanvas" xmlns:cx="http://schemas.microsoft.com/office/drawing/2014/chartex" xmlns:cx1="http://schemas.microsoft.com/office/drawing/2015/9/8/chartex" xmlns:cx2="http://schemas.microsoft.com/office/drawing/2015/10/21/chartex" xmlns:cx3="http://schemas.microsoft.com/office/drawing/2016/5/9/chartex" xmlns:cx4="http://schemas.microsoft.com/office/drawing/2016/5/10/chartex" xmlns:cx5="http://schemas.microsoft.com/office/drawing/2016/5/11/chartex" xmlns:cx6="http://schemas.microsoft.com/office/drawing/2016/5/12/chartex" xmlns:cx7="http://schemas.microsoft.com/office/drawing/2016/5/13/chartex" xmlns:cx8="http://schemas.microsoft.com/office/drawing/2016/5/14/chartex" xmlns:mc="http://schemas.openxmlformats.org/markup-compatibility/2006" xmlns:aink="http://schemas.microsoft.com/office/drawing/2016/ink" xmlns:o="urn:schemas-microsoft-com:office:office" xmlns:v="urn:schemas-microsoft-com:vml" xmlns:wp14="http://schemas.microsoft.com/office/word/2010/wordprocessingDrawing" xmlns:w10="urn:schemas-microsoft-com:office:word" xmlns:w="http://schemas.openxmlformats.org/wordprocessingml/2006/main" xmlns:w14="http://schemas.microsoft.com/office/word/2010/wordml" xmlns:w15="http://schemas.microsoft.com/office/word/2012/wordml" xmlns:w16se="http://schemas.microsoft.com/office/word/2015/wordml/symex" xmlns:wpg="http://schemas.microsoft.com/office/word/2010/wordprocessingGroup" xmlns:wpi="http://schemas.microsoft.com/office/word/2010/wordprocessingInk" xmlns:wps="http://schemas.microsoft.com/office/word/2010/wordprocessingShape" xmlns:a14="http://schemas.microsoft.com/office/drawing/2010/main" val="0"/>
+                          <a14:useLocalDpi xmlns:a14="http://schemas.microsoft.com/office/drawing/2010/main" xmlns:wps="http://schemas.microsoft.com/office/word/2010/wordprocessingShape" xmlns:wpi="http://schemas.microsoft.com/office/word/2010/wordprocessingInk" xmlns:wpg="http://schemas.microsoft.com/office/word/2010/wordprocessingGroup" xmlns:w16se="http://schemas.microsoft.com/office/word/2015/wordml/symex" xmlns:w15="http://schemas.microsoft.com/office/word/2012/wordml" xmlns:w14="http://schemas.microsoft.com/office/word/2010/wordml" xmlns:w="http://schemas.openxmlformats.org/wordprocessingml/2006/main" xmlns:w10="urn:schemas-microsoft-com:office:word" xmlns:wp14="http://schemas.microsoft.com/office/word/2010/wordprocessingDrawing" xmlns:v="urn:schemas-microsoft-com:vml" xmlns:o="urn:schemas-microsoft-com:office:office" xmlns:aink="http://schemas.microsoft.com/office/drawing/2016/ink" xmlns:mc="http://schemas.openxmlformats.org/markup-compatibility/2006" xmlns:cx8="http://schemas.microsoft.com/office/drawing/2016/5/14/chartex" xmlns:cx7="http://schemas.microsoft.com/office/drawing/2016/5/13/chartex" xmlns:cx6="http://schemas.microsoft.com/office/drawing/2016/5/12/chartex" xmlns:cx5="http://schemas.microsoft.com/office/drawing/2016/5/11/chartex" xmlns:cx4="http://schemas.microsoft.com/office/drawing/2016/5/10/chartex" xmlns:cx3="http://schemas.microsoft.com/office/drawing/2016/5/9/chartex" xmlns:cx2="http://schemas.microsoft.com/office/drawing/2015/10/21/chartex" xmlns:cx1="http://schemas.microsoft.com/office/drawing/2015/9/8/chartex" xmlns:cx="http://schemas.microsoft.com/office/drawing/2014/chartex" xmlns:wpc="http://schemas.microsoft.com/office/word/2010/wordprocessingCanvas" xmlns="" val="0"/>
                         </a:ext>
                       </a:extLst>
                     </a:blip>
@@ -65205,7 +65199,7 @@
                     <a:blip r:embed="rId18">
                       <a:extLst>
                         <a:ext uri="{28A0092B-C50C-407E-A947-70E740481C1C}">
-                          <a14:useLocalDpi xmlns="" xmlns:wpc="http://schemas.microsoft.com/office/word/2010/wordprocessingCanvas" xmlns:cx="http://schemas.microsoft.com/office/drawing/2014/chartex" xmlns:cx1="http://schemas.microsoft.com/office/drawing/2015/9/8/chartex" xmlns:cx2="http://schemas.microsoft.com/office/drawing/2015/10/21/chartex" xmlns:cx3="http://schemas.microsoft.com/office/drawing/2016/5/9/chartex" xmlns:cx4="http://schemas.microsoft.com/office/drawing/2016/5/10/chartex" xmlns:cx5="http://schemas.microsoft.com/office/drawing/2016/5/11/chartex" xmlns:cx6="http://schemas.microsoft.com/office/drawing/2016/5/12/chartex" xmlns:cx7="http://schemas.microsoft.com/office/drawing/2016/5/13/chartex" xmlns:cx8="http://schemas.microsoft.com/office/drawing/2016/5/14/chartex" xmlns:mc="http://schemas.openxmlformats.org/markup-compatibility/2006" xmlns:aink="http://schemas.microsoft.com/office/drawing/2016/ink" xmlns:o="urn:schemas-microsoft-com:office:office" xmlns:v="urn:schemas-microsoft-com:vml" xmlns:wp14="http://schemas.microsoft.com/office/word/2010/wordprocessingDrawing" xmlns:w10="urn:schemas-microsoft-com:office:word" xmlns:w="http://schemas.openxmlformats.org/wordprocessingml/2006/main" xmlns:w14="http://schemas.microsoft.com/office/word/2010/wordml" xmlns:w15="http://schemas.microsoft.com/office/word/2012/wordml" xmlns:w16se="http://schemas.microsoft.com/office/word/2015/wordml/symex" xmlns:wpg="http://schemas.microsoft.com/office/word/2010/wordprocessingGroup" xmlns:wpi="http://schemas.microsoft.com/office/word/2010/wordprocessingInk" xmlns:wps="http://schemas.microsoft.com/office/word/2010/wordprocessingShape" xmlns:a14="http://schemas.microsoft.com/office/drawing/2010/main" val="0"/>
+                          <a14:useLocalDpi xmlns:a14="http://schemas.microsoft.com/office/drawing/2010/main" xmlns:wps="http://schemas.microsoft.com/office/word/2010/wordprocessingShape" xmlns:wpi="http://schemas.microsoft.com/office/word/2010/wordprocessingInk" xmlns:wpg="http://schemas.microsoft.com/office/word/2010/wordprocessingGroup" xmlns:w16se="http://schemas.microsoft.com/office/word/2015/wordml/symex" xmlns:w15="http://schemas.microsoft.com/office/word/2012/wordml" xmlns:w14="http://schemas.microsoft.com/office/word/2010/wordml" xmlns:w="http://schemas.openxmlformats.org/wordprocessingml/2006/main" xmlns:w10="urn:schemas-microsoft-com:office:word" xmlns:wp14="http://schemas.microsoft.com/office/word/2010/wordprocessingDrawing" xmlns:v="urn:schemas-microsoft-com:vml" xmlns:o="urn:schemas-microsoft-com:office:office" xmlns:aink="http://schemas.microsoft.com/office/drawing/2016/ink" xmlns:mc="http://schemas.openxmlformats.org/markup-compatibility/2006" xmlns:cx8="http://schemas.microsoft.com/office/drawing/2016/5/14/chartex" xmlns:cx7="http://schemas.microsoft.com/office/drawing/2016/5/13/chartex" xmlns:cx6="http://schemas.microsoft.com/office/drawing/2016/5/12/chartex" xmlns:cx5="http://schemas.microsoft.com/office/drawing/2016/5/11/chartex" xmlns:cx4="http://schemas.microsoft.com/office/drawing/2016/5/10/chartex" xmlns:cx3="http://schemas.microsoft.com/office/drawing/2016/5/9/chartex" xmlns:cx2="http://schemas.microsoft.com/office/drawing/2015/10/21/chartex" xmlns:cx1="http://schemas.microsoft.com/office/drawing/2015/9/8/chartex" xmlns:cx="http://schemas.microsoft.com/office/drawing/2014/chartex" xmlns:wpc="http://schemas.microsoft.com/office/word/2010/wordprocessingCanvas" xmlns="" val="0"/>
                         </a:ext>
                       </a:extLst>
                     </a:blip>
@@ -66564,7 +66558,7 @@
             <w:rPr>
               <w:noProof/>
             </w:rPr>
-            <w:t>8</w:t>
+            <w:t>6</w:t>
           </w:r>
         </w:fldSimple>
       </w:p>
@@ -66599,7 +66593,7 @@
             <w:rPr>
               <w:noProof/>
             </w:rPr>
-            <w:t>41</w:t>
+            <w:t>7</w:t>
           </w:r>
         </w:fldSimple>
       </w:p>
@@ -66669,7 +66663,7 @@
             <w:rPr>
               <w:noProof/>
             </w:rPr>
-            <w:t>40</w:t>
+            <w:t>336</w:t>
           </w:r>
         </w:fldSimple>
       </w:p>
@@ -67210,7 +67204,7 @@
         <v:path o:extrusionok="f" gradientshapeok="t" o:connecttype="rect"/>
         <o:lock v:ext="edit" aspectratio="t"/>
       </v:shapetype>
-      <v:shape id="_x0000_i1069" type="#_x0000_t75" style="width:3in;height:3in;visibility:visible" o:bullet="t">
+      <v:shape id="_x0000_i1029" type="#_x0000_t75" style="width:3in;height:3in;visibility:visible" o:bullet="t">
         <v:imagedata r:id="rId1" o:title="MC900065312[1]"/>
       </v:shape>
     </w:pict>
@@ -68928,7 +68922,7 @@
 </file>
 
 <file path=customXml/itemProps1.xml><?xml version="1.0" encoding="utf-8"?>
-<ds:datastoreItem xmlns:ds="http://schemas.openxmlformats.org/officeDocument/2006/customXml" ds:itemID="{43BBCE3B-4BB0-4AB6-B927-82F7D5291E4F}">
+<ds:datastoreItem xmlns:ds="http://schemas.openxmlformats.org/officeDocument/2006/customXml" ds:itemID="{938D0EAC-9E7B-46A4-A7DF-AFCD11AD48A1}">
   <ds:schemaRefs>
     <ds:schemaRef ds:uri="http://schemas.openxmlformats.org/officeDocument/2006/bibliography"/>
   </ds:schemaRefs>

--- a/Books-Complete/Fantasy/ThePrincessAndTheHoodlum/Book_ThePrincessAndTheHoodlum.docx
+++ b/Books-Complete/Fantasy/ThePrincessAndTheHoodlum/Book_ThePrincessAndTheHoodlum.docx
@@ -1919,6 +1919,9 @@
         <w:t>screamed</w:t>
       </w:r>
       <w:r>
+        <w:t xml:space="preserve"> -</w:t>
+      </w:r>
+      <w:r>
         <w:t xml:space="preserve"> the sound echoing along the alley.</w:t>
       </w:r>
     </w:p>
@@ -1935,7 +1938,13 @@
         <w:t>chortled</w:t>
       </w:r>
       <w:r>
-        <w:t xml:space="preserve"> and a third just grunted.</w:t>
+        <w:t xml:space="preserve"> and a third </w:t>
+      </w:r>
+      <w:r>
+        <w:t xml:space="preserve">one </w:t>
+      </w:r>
+      <w:r>
+        <w:t>just grunted.</w:t>
       </w:r>
     </w:p>
     <w:p>
@@ -2041,7 +2050,7 @@
         <w:t xml:space="preserve"> woman </w:t>
       </w:r>
       <w:r>
-        <w:t>warned</w:t>
+        <w:t>whispered</w:t>
       </w:r>
       <w:r>
         <w:t>. “Th</w:t>
@@ -2086,7 +2095,13 @@
     </w:p>
     <w:p>
       <w:r>
-        <w:t>Luke blocked with his left metal arm protector and punched him in the gut with his right armored fist.</w:t>
+        <w:t xml:space="preserve">Luke blocked with his left metal arm </w:t>
+      </w:r>
+      <w:r>
+        <w:t>gauntlet</w:t>
+      </w:r>
+      <w:r>
+        <w:t xml:space="preserve"> and punched him in the gut with his right armored fist.</w:t>
       </w:r>
       <w:r>
         <w:t xml:space="preserve"> </w:t>
@@ -2184,38 +2199,35 @@
     </w:p>
     <w:p>
       <w:r>
+        <w:t>“If we don’t protect ourselves then no one will</w:t>
+      </w:r>
+      <w:r>
+        <w:t xml:space="preserve">,” </w:t>
+      </w:r>
+      <w:r>
         <w:t xml:space="preserve">Luke </w:t>
       </w:r>
       <w:r>
-        <w:t>smiled sadly at</w:t>
-      </w:r>
-      <w:r>
-        <w:t xml:space="preserve"> t</w:t>
-      </w:r>
-      <w:r>
-        <w:t xml:space="preserve">he woman and said, </w:t>
-      </w:r>
-      <w:r>
-        <w:t>“If we don’t protect ourselves then no one will</w:t>
+        <w:t xml:space="preserve">said </w:t>
+      </w:r>
+      <w:r>
+        <w:t>sadly</w:t>
       </w:r>
       <w:r>
         <w:t>.</w:t>
       </w:r>
-      <w:r>
-        <w:t>”</w:t>
+    </w:p>
+    <w:p>
+      <w:r>
+        <w:t>With bitterness in his voice he added, “</w:t>
+      </w:r>
+      <w:r>
+        <w:t>The king certainly won’t. He’s doesn’t care. The gods don’t care either.”</w:t>
       </w:r>
     </w:p>
     <w:p>
       <w:r>
         <w:lastRenderedPageBreak/>
-        <w:t>With bitterness in his voice he added, “</w:t>
-      </w:r>
-      <w:r>
-        <w:t>The king certainly won’t. He’s doesn’t care. The gods don’t care either.”</w:t>
-      </w:r>
-    </w:p>
-    <w:p>
-      <w:r>
         <w:t xml:space="preserve">“You shouldn’t say such things,” the woman </w:t>
       </w:r>
       <w:r>
@@ -2620,7 +2632,10 @@
         <w:t>On the way back, a</w:t>
       </w:r>
       <w:r>
-        <w:t xml:space="preserve"> carriage zoomed past Luke</w:t>
+        <w:t xml:space="preserve"> carriage zoomed </w:t>
+      </w:r>
+      <w:r>
+        <w:t>by</w:t>
       </w:r>
       <w:r>
         <w:t>. It was a royal carriage and it was out of control.</w:t>
@@ -2644,7 +2659,7 @@
         <w:t xml:space="preserve">close </w:t>
       </w:r>
       <w:r>
-        <w:t>behind.</w:t>
+        <w:t>behind, unable to do anything.</w:t>
       </w:r>
     </w:p>
     <w:p>
@@ -2731,13 +2746,16 @@
         <w:t>and continued along the road</w:t>
       </w:r>
       <w:r>
-        <w:t>.</w:t>
-      </w:r>
-      <w:r>
-        <w:t xml:space="preserve"> </w:t>
-      </w:r>
-      <w:r>
-        <w:t xml:space="preserve">He didn’t care for the royal. </w:t>
+        <w:t>, not</w:t>
+      </w:r>
+      <w:r>
+        <w:t xml:space="preserve"> car</w:t>
+      </w:r>
+      <w:r>
+        <w:t>ing</w:t>
+      </w:r>
+      <w:r>
+        <w:t xml:space="preserve"> for the royal. </w:t>
       </w:r>
       <w:r>
         <w:t xml:space="preserve">Besides, the world would be a better place if even one of the royal </w:t>
@@ -2757,10 +2775,19 @@
         <w:t xml:space="preserve">Luke arrived </w:t>
       </w:r>
       <w:r>
-        <w:t xml:space="preserve">at the place of the accident. The guards </w:t>
+        <w:t xml:space="preserve">at the </w:t>
+      </w:r>
+      <w:r>
+        <w:t>scene</w:t>
+      </w:r>
+      <w:r>
+        <w:t xml:space="preserve"> of the accident. The guards </w:t>
       </w:r>
       <w:r>
         <w:t>stood on the bank and debated</w:t>
+      </w:r>
+      <w:r>
+        <w:t>, paralyzed by indecision</w:t>
       </w:r>
       <w:r>
         <w:t xml:space="preserve">. One </w:t>
@@ -66593,7 +66620,7 @@
             <w:rPr>
               <w:noProof/>
             </w:rPr>
-            <w:t>7</w:t>
+            <w:t>335</w:t>
           </w:r>
         </w:fldSimple>
       </w:p>
@@ -67204,7 +67231,7 @@
         <v:path o:extrusionok="f" gradientshapeok="t" o:connecttype="rect"/>
         <o:lock v:ext="edit" aspectratio="t"/>
       </v:shapetype>
-      <v:shape id="_x0000_i1029" type="#_x0000_t75" style="width:3in;height:3in;visibility:visible" o:bullet="t">
+      <v:shape id="_x0000_i1027" type="#_x0000_t75" style="width:3in;height:3in;visibility:visible" o:bullet="t">
         <v:imagedata r:id="rId1" o:title="MC900065312[1]"/>
       </v:shape>
     </w:pict>
@@ -68922,7 +68949,7 @@
 </file>
 
 <file path=customXml/itemProps1.xml><?xml version="1.0" encoding="utf-8"?>
-<ds:datastoreItem xmlns:ds="http://schemas.openxmlformats.org/officeDocument/2006/customXml" ds:itemID="{938D0EAC-9E7B-46A4-A7DF-AFCD11AD48A1}">
+<ds:datastoreItem xmlns:ds="http://schemas.openxmlformats.org/officeDocument/2006/customXml" ds:itemID="{896F5F33-7E63-4FEF-81E4-2271B36473F0}">
   <ds:schemaRefs>
     <ds:schemaRef ds:uri="http://schemas.openxmlformats.org/officeDocument/2006/bibliography"/>
   </ds:schemaRefs>

--- a/Books-Complete/Fantasy/ThePrincessAndTheHoodlum/Book_ThePrincessAndTheHoodlum.docx
+++ b/Books-Complete/Fantasy/ThePrincessAndTheHoodlum/Book_ThePrincessAndTheHoodlum.docx
@@ -2911,7 +2911,7 @@
                     <a:blip r:embed="rId18">
                       <a:extLst>
                         <a:ext uri="{28A0092B-C50C-407E-A947-70E740481C1C}">
-                          <a14:useLocalDpi xmlns:a14="http://schemas.microsoft.com/office/drawing/2010/main" xmlns:wps="http://schemas.microsoft.com/office/word/2010/wordprocessingShape" xmlns:wpi="http://schemas.microsoft.com/office/word/2010/wordprocessingInk" xmlns:wpg="http://schemas.microsoft.com/office/word/2010/wordprocessingGroup" xmlns:w16se="http://schemas.microsoft.com/office/word/2015/wordml/symex" xmlns:w15="http://schemas.microsoft.com/office/word/2012/wordml" xmlns:w14="http://schemas.microsoft.com/office/word/2010/wordml" xmlns:w="http://schemas.openxmlformats.org/wordprocessingml/2006/main" xmlns:w10="urn:schemas-microsoft-com:office:word" xmlns:wp14="http://schemas.microsoft.com/office/word/2010/wordprocessingDrawing" xmlns:v="urn:schemas-microsoft-com:vml" xmlns:o="urn:schemas-microsoft-com:office:office" xmlns:aink="http://schemas.microsoft.com/office/drawing/2016/ink" xmlns:mc="http://schemas.openxmlformats.org/markup-compatibility/2006" xmlns:cx8="http://schemas.microsoft.com/office/drawing/2016/5/14/chartex" xmlns:cx7="http://schemas.microsoft.com/office/drawing/2016/5/13/chartex" xmlns:cx6="http://schemas.microsoft.com/office/drawing/2016/5/12/chartex" xmlns:cx5="http://schemas.microsoft.com/office/drawing/2016/5/11/chartex" xmlns:cx4="http://schemas.microsoft.com/office/drawing/2016/5/10/chartex" xmlns:cx3="http://schemas.microsoft.com/office/drawing/2016/5/9/chartex" xmlns:cx2="http://schemas.microsoft.com/office/drawing/2015/10/21/chartex" xmlns:cx1="http://schemas.microsoft.com/office/drawing/2015/9/8/chartex" xmlns:cx="http://schemas.microsoft.com/office/drawing/2014/chartex" xmlns:wpc="http://schemas.microsoft.com/office/word/2010/wordprocessingCanvas" xmlns="" val="0"/>
+                          <a14:useLocalDpi xmlns="" xmlns:wpc="http://schemas.microsoft.com/office/word/2010/wordprocessingCanvas" xmlns:cx="http://schemas.microsoft.com/office/drawing/2014/chartex" xmlns:cx1="http://schemas.microsoft.com/office/drawing/2015/9/8/chartex" xmlns:cx2="http://schemas.microsoft.com/office/drawing/2015/10/21/chartex" xmlns:cx3="http://schemas.microsoft.com/office/drawing/2016/5/9/chartex" xmlns:cx4="http://schemas.microsoft.com/office/drawing/2016/5/10/chartex" xmlns:cx5="http://schemas.microsoft.com/office/drawing/2016/5/11/chartex" xmlns:cx6="http://schemas.microsoft.com/office/drawing/2016/5/12/chartex" xmlns:cx7="http://schemas.microsoft.com/office/drawing/2016/5/13/chartex" xmlns:cx8="http://schemas.microsoft.com/office/drawing/2016/5/14/chartex" xmlns:mc="http://schemas.openxmlformats.org/markup-compatibility/2006" xmlns:aink="http://schemas.microsoft.com/office/drawing/2016/ink" xmlns:o="urn:schemas-microsoft-com:office:office" xmlns:v="urn:schemas-microsoft-com:vml" xmlns:wp14="http://schemas.microsoft.com/office/word/2010/wordprocessingDrawing" xmlns:w10="urn:schemas-microsoft-com:office:word" xmlns:w="http://schemas.openxmlformats.org/wordprocessingml/2006/main" xmlns:w14="http://schemas.microsoft.com/office/word/2010/wordml" xmlns:w15="http://schemas.microsoft.com/office/word/2012/wordml" xmlns:w16se="http://schemas.microsoft.com/office/word/2015/wordml/symex" xmlns:wpg="http://schemas.microsoft.com/office/word/2010/wordprocessingGroup" xmlns:wpi="http://schemas.microsoft.com/office/word/2010/wordprocessingInk" xmlns:wps="http://schemas.microsoft.com/office/word/2010/wordprocessingShape" xmlns:a14="http://schemas.microsoft.com/office/drawing/2010/main" val="0"/>
                         </a:ext>
                       </a:extLst>
                     </a:blip>
@@ -3691,7 +3691,7 @@
                     <a:blip r:embed="rId18">
                       <a:extLst>
                         <a:ext uri="{28A0092B-C50C-407E-A947-70E740481C1C}">
-                          <a14:useLocalDpi xmlns:a14="http://schemas.microsoft.com/office/drawing/2010/main" xmlns:wps="http://schemas.microsoft.com/office/word/2010/wordprocessingShape" xmlns:wpi="http://schemas.microsoft.com/office/word/2010/wordprocessingInk" xmlns:wpg="http://schemas.microsoft.com/office/word/2010/wordprocessingGroup" xmlns:w16se="http://schemas.microsoft.com/office/word/2015/wordml/symex" xmlns:w15="http://schemas.microsoft.com/office/word/2012/wordml" xmlns:w14="http://schemas.microsoft.com/office/word/2010/wordml" xmlns:w="http://schemas.openxmlformats.org/wordprocessingml/2006/main" xmlns:w10="urn:schemas-microsoft-com:office:word" xmlns:wp14="http://schemas.microsoft.com/office/word/2010/wordprocessingDrawing" xmlns:v="urn:schemas-microsoft-com:vml" xmlns:o="urn:schemas-microsoft-com:office:office" xmlns:aink="http://schemas.microsoft.com/office/drawing/2016/ink" xmlns:mc="http://schemas.openxmlformats.org/markup-compatibility/2006" xmlns:cx8="http://schemas.microsoft.com/office/drawing/2016/5/14/chartex" xmlns:cx7="http://schemas.microsoft.com/office/drawing/2016/5/13/chartex" xmlns:cx6="http://schemas.microsoft.com/office/drawing/2016/5/12/chartex" xmlns:cx5="http://schemas.microsoft.com/office/drawing/2016/5/11/chartex" xmlns:cx4="http://schemas.microsoft.com/office/drawing/2016/5/10/chartex" xmlns:cx3="http://schemas.microsoft.com/office/drawing/2016/5/9/chartex" xmlns:cx2="http://schemas.microsoft.com/office/drawing/2015/10/21/chartex" xmlns:cx1="http://schemas.microsoft.com/office/drawing/2015/9/8/chartex" xmlns:cx="http://schemas.microsoft.com/office/drawing/2014/chartex" xmlns:wpc="http://schemas.microsoft.com/office/word/2010/wordprocessingCanvas" xmlns="" val="0"/>
+                          <a14:useLocalDpi xmlns="" xmlns:wpc="http://schemas.microsoft.com/office/word/2010/wordprocessingCanvas" xmlns:cx="http://schemas.microsoft.com/office/drawing/2014/chartex" xmlns:cx1="http://schemas.microsoft.com/office/drawing/2015/9/8/chartex" xmlns:cx2="http://schemas.microsoft.com/office/drawing/2015/10/21/chartex" xmlns:cx3="http://schemas.microsoft.com/office/drawing/2016/5/9/chartex" xmlns:cx4="http://schemas.microsoft.com/office/drawing/2016/5/10/chartex" xmlns:cx5="http://schemas.microsoft.com/office/drawing/2016/5/11/chartex" xmlns:cx6="http://schemas.microsoft.com/office/drawing/2016/5/12/chartex" xmlns:cx7="http://schemas.microsoft.com/office/drawing/2016/5/13/chartex" xmlns:cx8="http://schemas.microsoft.com/office/drawing/2016/5/14/chartex" xmlns:mc="http://schemas.openxmlformats.org/markup-compatibility/2006" xmlns:aink="http://schemas.microsoft.com/office/drawing/2016/ink" xmlns:o="urn:schemas-microsoft-com:office:office" xmlns:v="urn:schemas-microsoft-com:vml" xmlns:wp14="http://schemas.microsoft.com/office/word/2010/wordprocessingDrawing" xmlns:w10="urn:schemas-microsoft-com:office:word" xmlns:w="http://schemas.openxmlformats.org/wordprocessingml/2006/main" xmlns:w14="http://schemas.microsoft.com/office/word/2010/wordml" xmlns:w15="http://schemas.microsoft.com/office/word/2012/wordml" xmlns:w16se="http://schemas.microsoft.com/office/word/2015/wordml/symex" xmlns:wpg="http://schemas.microsoft.com/office/word/2010/wordprocessingGroup" xmlns:wpi="http://schemas.microsoft.com/office/word/2010/wordprocessingInk" xmlns:wps="http://schemas.microsoft.com/office/word/2010/wordprocessingShape" xmlns:a14="http://schemas.microsoft.com/office/drawing/2010/main" val="0"/>
                         </a:ext>
                       </a:extLst>
                     </a:blip>
@@ -4591,7 +4591,7 @@
                     <a:blip r:embed="rId18">
                       <a:extLst>
                         <a:ext uri="{28A0092B-C50C-407E-A947-70E740481C1C}">
-                          <a14:useLocalDpi xmlns:a14="http://schemas.microsoft.com/office/drawing/2010/main" xmlns:wps="http://schemas.microsoft.com/office/word/2010/wordprocessingShape" xmlns:wpi="http://schemas.microsoft.com/office/word/2010/wordprocessingInk" xmlns:wpg="http://schemas.microsoft.com/office/word/2010/wordprocessingGroup" xmlns:w16se="http://schemas.microsoft.com/office/word/2015/wordml/symex" xmlns:w15="http://schemas.microsoft.com/office/word/2012/wordml" xmlns:w14="http://schemas.microsoft.com/office/word/2010/wordml" xmlns:w="http://schemas.openxmlformats.org/wordprocessingml/2006/main" xmlns:w10="urn:schemas-microsoft-com:office:word" xmlns:wp14="http://schemas.microsoft.com/office/word/2010/wordprocessingDrawing" xmlns:v="urn:schemas-microsoft-com:vml" xmlns:o="urn:schemas-microsoft-com:office:office" xmlns:aink="http://schemas.microsoft.com/office/drawing/2016/ink" xmlns:mc="http://schemas.openxmlformats.org/markup-compatibility/2006" xmlns:cx8="http://schemas.microsoft.com/office/drawing/2016/5/14/chartex" xmlns:cx7="http://schemas.microsoft.com/office/drawing/2016/5/13/chartex" xmlns:cx6="http://schemas.microsoft.com/office/drawing/2016/5/12/chartex" xmlns:cx5="http://schemas.microsoft.com/office/drawing/2016/5/11/chartex" xmlns:cx4="http://schemas.microsoft.com/office/drawing/2016/5/10/chartex" xmlns:cx3="http://schemas.microsoft.com/office/drawing/2016/5/9/chartex" xmlns:cx2="http://schemas.microsoft.com/office/drawing/2015/10/21/chartex" xmlns:cx1="http://schemas.microsoft.com/office/drawing/2015/9/8/chartex" xmlns:cx="http://schemas.microsoft.com/office/drawing/2014/chartex" xmlns:wpc="http://schemas.microsoft.com/office/word/2010/wordprocessingCanvas" xmlns="" val="0"/>
+                          <a14:useLocalDpi xmlns="" xmlns:wpc="http://schemas.microsoft.com/office/word/2010/wordprocessingCanvas" xmlns:cx="http://schemas.microsoft.com/office/drawing/2014/chartex" xmlns:cx1="http://schemas.microsoft.com/office/drawing/2015/9/8/chartex" xmlns:cx2="http://schemas.microsoft.com/office/drawing/2015/10/21/chartex" xmlns:cx3="http://schemas.microsoft.com/office/drawing/2016/5/9/chartex" xmlns:cx4="http://schemas.microsoft.com/office/drawing/2016/5/10/chartex" xmlns:cx5="http://schemas.microsoft.com/office/drawing/2016/5/11/chartex" xmlns:cx6="http://schemas.microsoft.com/office/drawing/2016/5/12/chartex" xmlns:cx7="http://schemas.microsoft.com/office/drawing/2016/5/13/chartex" xmlns:cx8="http://schemas.microsoft.com/office/drawing/2016/5/14/chartex" xmlns:mc="http://schemas.openxmlformats.org/markup-compatibility/2006" xmlns:aink="http://schemas.microsoft.com/office/drawing/2016/ink" xmlns:o="urn:schemas-microsoft-com:office:office" xmlns:v="urn:schemas-microsoft-com:vml" xmlns:wp14="http://schemas.microsoft.com/office/word/2010/wordprocessingDrawing" xmlns:w10="urn:schemas-microsoft-com:office:word" xmlns:w="http://schemas.openxmlformats.org/wordprocessingml/2006/main" xmlns:w14="http://schemas.microsoft.com/office/word/2010/wordml" xmlns:w15="http://schemas.microsoft.com/office/word/2012/wordml" xmlns:w16se="http://schemas.microsoft.com/office/word/2015/wordml/symex" xmlns:wpg="http://schemas.microsoft.com/office/word/2010/wordprocessingGroup" xmlns:wpi="http://schemas.microsoft.com/office/word/2010/wordprocessingInk" xmlns:wps="http://schemas.microsoft.com/office/word/2010/wordprocessingShape" xmlns:a14="http://schemas.microsoft.com/office/drawing/2010/main" val="0"/>
                         </a:ext>
                       </a:extLst>
                     </a:blip>
@@ -5203,7 +5203,7 @@
                     <a:blip r:embed="rId18">
                       <a:extLst>
                         <a:ext uri="{28A0092B-C50C-407E-A947-70E740481C1C}">
-                          <a14:useLocalDpi xmlns:a14="http://schemas.microsoft.com/office/drawing/2010/main" xmlns:wps="http://schemas.microsoft.com/office/word/2010/wordprocessingShape" xmlns:wpi="http://schemas.microsoft.com/office/word/2010/wordprocessingInk" xmlns:wpg="http://schemas.microsoft.com/office/word/2010/wordprocessingGroup" xmlns:w16se="http://schemas.microsoft.com/office/word/2015/wordml/symex" xmlns:w15="http://schemas.microsoft.com/office/word/2012/wordml" xmlns:w14="http://schemas.microsoft.com/office/word/2010/wordml" xmlns:w="http://schemas.openxmlformats.org/wordprocessingml/2006/main" xmlns:w10="urn:schemas-microsoft-com:office:word" xmlns:wp14="http://schemas.microsoft.com/office/word/2010/wordprocessingDrawing" xmlns:v="urn:schemas-microsoft-com:vml" xmlns:o="urn:schemas-microsoft-com:office:office" xmlns:aink="http://schemas.microsoft.com/office/drawing/2016/ink" xmlns:mc="http://schemas.openxmlformats.org/markup-compatibility/2006" xmlns:cx8="http://schemas.microsoft.com/office/drawing/2016/5/14/chartex" xmlns:cx7="http://schemas.microsoft.com/office/drawing/2016/5/13/chartex" xmlns:cx6="http://schemas.microsoft.com/office/drawing/2016/5/12/chartex" xmlns:cx5="http://schemas.microsoft.com/office/drawing/2016/5/11/chartex" xmlns:cx4="http://schemas.microsoft.com/office/drawing/2016/5/10/chartex" xmlns:cx3="http://schemas.microsoft.com/office/drawing/2016/5/9/chartex" xmlns:cx2="http://schemas.microsoft.com/office/drawing/2015/10/21/chartex" xmlns:cx1="http://schemas.microsoft.com/office/drawing/2015/9/8/chartex" xmlns:cx="http://schemas.microsoft.com/office/drawing/2014/chartex" xmlns:wpc="http://schemas.microsoft.com/office/word/2010/wordprocessingCanvas" xmlns="" val="0"/>
+                          <a14:useLocalDpi xmlns="" xmlns:wpc="http://schemas.microsoft.com/office/word/2010/wordprocessingCanvas" xmlns:cx="http://schemas.microsoft.com/office/drawing/2014/chartex" xmlns:cx1="http://schemas.microsoft.com/office/drawing/2015/9/8/chartex" xmlns:cx2="http://schemas.microsoft.com/office/drawing/2015/10/21/chartex" xmlns:cx3="http://schemas.microsoft.com/office/drawing/2016/5/9/chartex" xmlns:cx4="http://schemas.microsoft.com/office/drawing/2016/5/10/chartex" xmlns:cx5="http://schemas.microsoft.com/office/drawing/2016/5/11/chartex" xmlns:cx6="http://schemas.microsoft.com/office/drawing/2016/5/12/chartex" xmlns:cx7="http://schemas.microsoft.com/office/drawing/2016/5/13/chartex" xmlns:cx8="http://schemas.microsoft.com/office/drawing/2016/5/14/chartex" xmlns:mc="http://schemas.openxmlformats.org/markup-compatibility/2006" xmlns:aink="http://schemas.microsoft.com/office/drawing/2016/ink" xmlns:o="urn:schemas-microsoft-com:office:office" xmlns:v="urn:schemas-microsoft-com:vml" xmlns:wp14="http://schemas.microsoft.com/office/word/2010/wordprocessingDrawing" xmlns:w10="urn:schemas-microsoft-com:office:word" xmlns:w="http://schemas.openxmlformats.org/wordprocessingml/2006/main" xmlns:w14="http://schemas.microsoft.com/office/word/2010/wordml" xmlns:w15="http://schemas.microsoft.com/office/word/2012/wordml" xmlns:w16se="http://schemas.microsoft.com/office/word/2015/wordml/symex" xmlns:wpg="http://schemas.microsoft.com/office/word/2010/wordprocessingGroup" xmlns:wpi="http://schemas.microsoft.com/office/word/2010/wordprocessingInk" xmlns:wps="http://schemas.microsoft.com/office/word/2010/wordprocessingShape" xmlns:a14="http://schemas.microsoft.com/office/drawing/2010/main" val="0"/>
                         </a:ext>
                       </a:extLst>
                     </a:blip>
@@ -6886,7 +6886,7 @@
                     <a:blip r:embed="rId18">
                       <a:extLst>
                         <a:ext uri="{28A0092B-C50C-407E-A947-70E740481C1C}">
-                          <a14:useLocalDpi xmlns:a14="http://schemas.microsoft.com/office/drawing/2010/main" xmlns:wps="http://schemas.microsoft.com/office/word/2010/wordprocessingShape" xmlns:wpi="http://schemas.microsoft.com/office/word/2010/wordprocessingInk" xmlns:wpg="http://schemas.microsoft.com/office/word/2010/wordprocessingGroup" xmlns:w16se="http://schemas.microsoft.com/office/word/2015/wordml/symex" xmlns:w15="http://schemas.microsoft.com/office/word/2012/wordml" xmlns:w14="http://schemas.microsoft.com/office/word/2010/wordml" xmlns:w="http://schemas.openxmlformats.org/wordprocessingml/2006/main" xmlns:w10="urn:schemas-microsoft-com:office:word" xmlns:wp14="http://schemas.microsoft.com/office/word/2010/wordprocessingDrawing" xmlns:v="urn:schemas-microsoft-com:vml" xmlns:o="urn:schemas-microsoft-com:office:office" xmlns:aink="http://schemas.microsoft.com/office/drawing/2016/ink" xmlns:mc="http://schemas.openxmlformats.org/markup-compatibility/2006" xmlns:cx8="http://schemas.microsoft.com/office/drawing/2016/5/14/chartex" xmlns:cx7="http://schemas.microsoft.com/office/drawing/2016/5/13/chartex" xmlns:cx6="http://schemas.microsoft.com/office/drawing/2016/5/12/chartex" xmlns:cx5="http://schemas.microsoft.com/office/drawing/2016/5/11/chartex" xmlns:cx4="http://schemas.microsoft.com/office/drawing/2016/5/10/chartex" xmlns:cx3="http://schemas.microsoft.com/office/drawing/2016/5/9/chartex" xmlns:cx2="http://schemas.microsoft.com/office/drawing/2015/10/21/chartex" xmlns:cx1="http://schemas.microsoft.com/office/drawing/2015/9/8/chartex" xmlns:cx="http://schemas.microsoft.com/office/drawing/2014/chartex" xmlns:wpc="http://schemas.microsoft.com/office/word/2010/wordprocessingCanvas" xmlns="" val="0"/>
+                          <a14:useLocalDpi xmlns="" xmlns:wpc="http://schemas.microsoft.com/office/word/2010/wordprocessingCanvas" xmlns:cx="http://schemas.microsoft.com/office/drawing/2014/chartex" xmlns:cx1="http://schemas.microsoft.com/office/drawing/2015/9/8/chartex" xmlns:cx2="http://schemas.microsoft.com/office/drawing/2015/10/21/chartex" xmlns:cx3="http://schemas.microsoft.com/office/drawing/2016/5/9/chartex" xmlns:cx4="http://schemas.microsoft.com/office/drawing/2016/5/10/chartex" xmlns:cx5="http://schemas.microsoft.com/office/drawing/2016/5/11/chartex" xmlns:cx6="http://schemas.microsoft.com/office/drawing/2016/5/12/chartex" xmlns:cx7="http://schemas.microsoft.com/office/drawing/2016/5/13/chartex" xmlns:cx8="http://schemas.microsoft.com/office/drawing/2016/5/14/chartex" xmlns:mc="http://schemas.openxmlformats.org/markup-compatibility/2006" xmlns:aink="http://schemas.microsoft.com/office/drawing/2016/ink" xmlns:o="urn:schemas-microsoft-com:office:office" xmlns:v="urn:schemas-microsoft-com:vml" xmlns:wp14="http://schemas.microsoft.com/office/word/2010/wordprocessingDrawing" xmlns:w10="urn:schemas-microsoft-com:office:word" xmlns:w="http://schemas.openxmlformats.org/wordprocessingml/2006/main" xmlns:w14="http://schemas.microsoft.com/office/word/2010/wordml" xmlns:w15="http://schemas.microsoft.com/office/word/2012/wordml" xmlns:w16se="http://schemas.microsoft.com/office/word/2015/wordml/symex" xmlns:wpg="http://schemas.microsoft.com/office/word/2010/wordprocessingGroup" xmlns:wpi="http://schemas.microsoft.com/office/word/2010/wordprocessingInk" xmlns:wps="http://schemas.microsoft.com/office/word/2010/wordprocessingShape" xmlns:a14="http://schemas.microsoft.com/office/drawing/2010/main" val="0"/>
                         </a:ext>
                       </a:extLst>
                     </a:blip>
@@ -9733,7 +9733,7 @@
                     <a:blip r:embed="rId18">
                       <a:extLst>
                         <a:ext uri="{28A0092B-C50C-407E-A947-70E740481C1C}">
-                          <a14:useLocalDpi xmlns:a14="http://schemas.microsoft.com/office/drawing/2010/main" xmlns:wps="http://schemas.microsoft.com/office/word/2010/wordprocessingShape" xmlns:wpi="http://schemas.microsoft.com/office/word/2010/wordprocessingInk" xmlns:wpg="http://schemas.microsoft.com/office/word/2010/wordprocessingGroup" xmlns:w16se="http://schemas.microsoft.com/office/word/2015/wordml/symex" xmlns:w15="http://schemas.microsoft.com/office/word/2012/wordml" xmlns:w14="http://schemas.microsoft.com/office/word/2010/wordml" xmlns:w="http://schemas.openxmlformats.org/wordprocessingml/2006/main" xmlns:w10="urn:schemas-microsoft-com:office:word" xmlns:wp14="http://schemas.microsoft.com/office/word/2010/wordprocessingDrawing" xmlns:v="urn:schemas-microsoft-com:vml" xmlns:o="urn:schemas-microsoft-com:office:office" xmlns:aink="http://schemas.microsoft.com/office/drawing/2016/ink" xmlns:mc="http://schemas.openxmlformats.org/markup-compatibility/2006" xmlns:cx8="http://schemas.microsoft.com/office/drawing/2016/5/14/chartex" xmlns:cx7="http://schemas.microsoft.com/office/drawing/2016/5/13/chartex" xmlns:cx6="http://schemas.microsoft.com/office/drawing/2016/5/12/chartex" xmlns:cx5="http://schemas.microsoft.com/office/drawing/2016/5/11/chartex" xmlns:cx4="http://schemas.microsoft.com/office/drawing/2016/5/10/chartex" xmlns:cx3="http://schemas.microsoft.com/office/drawing/2016/5/9/chartex" xmlns:cx2="http://schemas.microsoft.com/office/drawing/2015/10/21/chartex" xmlns:cx1="http://schemas.microsoft.com/office/drawing/2015/9/8/chartex" xmlns:cx="http://schemas.microsoft.com/office/drawing/2014/chartex" xmlns:wpc="http://schemas.microsoft.com/office/word/2010/wordprocessingCanvas" xmlns="" val="0"/>
+                          <a14:useLocalDpi xmlns="" xmlns:wpc="http://schemas.microsoft.com/office/word/2010/wordprocessingCanvas" xmlns:cx="http://schemas.microsoft.com/office/drawing/2014/chartex" xmlns:cx1="http://schemas.microsoft.com/office/drawing/2015/9/8/chartex" xmlns:cx2="http://schemas.microsoft.com/office/drawing/2015/10/21/chartex" xmlns:cx3="http://schemas.microsoft.com/office/drawing/2016/5/9/chartex" xmlns:cx4="http://schemas.microsoft.com/office/drawing/2016/5/10/chartex" xmlns:cx5="http://schemas.microsoft.com/office/drawing/2016/5/11/chartex" xmlns:cx6="http://schemas.microsoft.com/office/drawing/2016/5/12/chartex" xmlns:cx7="http://schemas.microsoft.com/office/drawing/2016/5/13/chartex" xmlns:cx8="http://schemas.microsoft.com/office/drawing/2016/5/14/chartex" xmlns:mc="http://schemas.openxmlformats.org/markup-compatibility/2006" xmlns:aink="http://schemas.microsoft.com/office/drawing/2016/ink" xmlns:o="urn:schemas-microsoft-com:office:office" xmlns:v="urn:schemas-microsoft-com:vml" xmlns:wp14="http://schemas.microsoft.com/office/word/2010/wordprocessingDrawing" xmlns:w10="urn:schemas-microsoft-com:office:word" xmlns:w="http://schemas.openxmlformats.org/wordprocessingml/2006/main" xmlns:w14="http://schemas.microsoft.com/office/word/2010/wordml" xmlns:w15="http://schemas.microsoft.com/office/word/2012/wordml" xmlns:w16se="http://schemas.microsoft.com/office/word/2015/wordml/symex" xmlns:wpg="http://schemas.microsoft.com/office/word/2010/wordprocessingGroup" xmlns:wpi="http://schemas.microsoft.com/office/word/2010/wordprocessingInk" xmlns:wps="http://schemas.microsoft.com/office/word/2010/wordprocessingShape" xmlns:a14="http://schemas.microsoft.com/office/drawing/2010/main" val="0"/>
                         </a:ext>
                       </a:extLst>
                     </a:blip>
@@ -13036,7 +13036,7 @@
                     <a:blip r:embed="rId18">
                       <a:extLst>
                         <a:ext uri="{28A0092B-C50C-407E-A947-70E740481C1C}">
-                          <a14:useLocalDpi xmlns:a14="http://schemas.microsoft.com/office/drawing/2010/main" xmlns:wps="http://schemas.microsoft.com/office/word/2010/wordprocessingShape" xmlns:wpi="http://schemas.microsoft.com/office/word/2010/wordprocessingInk" xmlns:wpg="http://schemas.microsoft.com/office/word/2010/wordprocessingGroup" xmlns:w16se="http://schemas.microsoft.com/office/word/2015/wordml/symex" xmlns:w15="http://schemas.microsoft.com/office/word/2012/wordml" xmlns:w14="http://schemas.microsoft.com/office/word/2010/wordml" xmlns:w="http://schemas.openxmlformats.org/wordprocessingml/2006/main" xmlns:w10="urn:schemas-microsoft-com:office:word" xmlns:wp14="http://schemas.microsoft.com/office/word/2010/wordprocessingDrawing" xmlns:v="urn:schemas-microsoft-com:vml" xmlns:o="urn:schemas-microsoft-com:office:office" xmlns:aink="http://schemas.microsoft.com/office/drawing/2016/ink" xmlns:mc="http://schemas.openxmlformats.org/markup-compatibility/2006" xmlns:cx8="http://schemas.microsoft.com/office/drawing/2016/5/14/chartex" xmlns:cx7="http://schemas.microsoft.com/office/drawing/2016/5/13/chartex" xmlns:cx6="http://schemas.microsoft.com/office/drawing/2016/5/12/chartex" xmlns:cx5="http://schemas.microsoft.com/office/drawing/2016/5/11/chartex" xmlns:cx4="http://schemas.microsoft.com/office/drawing/2016/5/10/chartex" xmlns:cx3="http://schemas.microsoft.com/office/drawing/2016/5/9/chartex" xmlns:cx2="http://schemas.microsoft.com/office/drawing/2015/10/21/chartex" xmlns:cx1="http://schemas.microsoft.com/office/drawing/2015/9/8/chartex" xmlns:cx="http://schemas.microsoft.com/office/drawing/2014/chartex" xmlns:wpc="http://schemas.microsoft.com/office/word/2010/wordprocessingCanvas" xmlns="" val="0"/>
+                          <a14:useLocalDpi xmlns="" xmlns:wpc="http://schemas.microsoft.com/office/word/2010/wordprocessingCanvas" xmlns:cx="http://schemas.microsoft.com/office/drawing/2014/chartex" xmlns:cx1="http://schemas.microsoft.com/office/drawing/2015/9/8/chartex" xmlns:cx2="http://schemas.microsoft.com/office/drawing/2015/10/21/chartex" xmlns:cx3="http://schemas.microsoft.com/office/drawing/2016/5/9/chartex" xmlns:cx4="http://schemas.microsoft.com/office/drawing/2016/5/10/chartex" xmlns:cx5="http://schemas.microsoft.com/office/drawing/2016/5/11/chartex" xmlns:cx6="http://schemas.microsoft.com/office/drawing/2016/5/12/chartex" xmlns:cx7="http://schemas.microsoft.com/office/drawing/2016/5/13/chartex" xmlns:cx8="http://schemas.microsoft.com/office/drawing/2016/5/14/chartex" xmlns:mc="http://schemas.openxmlformats.org/markup-compatibility/2006" xmlns:aink="http://schemas.microsoft.com/office/drawing/2016/ink" xmlns:o="urn:schemas-microsoft-com:office:office" xmlns:v="urn:schemas-microsoft-com:vml" xmlns:wp14="http://schemas.microsoft.com/office/word/2010/wordprocessingDrawing" xmlns:w10="urn:schemas-microsoft-com:office:word" xmlns:w="http://schemas.openxmlformats.org/wordprocessingml/2006/main" xmlns:w14="http://schemas.microsoft.com/office/word/2010/wordml" xmlns:w15="http://schemas.microsoft.com/office/word/2012/wordml" xmlns:w16se="http://schemas.microsoft.com/office/word/2015/wordml/symex" xmlns:wpg="http://schemas.microsoft.com/office/word/2010/wordprocessingGroup" xmlns:wpi="http://schemas.microsoft.com/office/word/2010/wordprocessingInk" xmlns:wps="http://schemas.microsoft.com/office/word/2010/wordprocessingShape" xmlns:a14="http://schemas.microsoft.com/office/drawing/2010/main" val="0"/>
                         </a:ext>
                       </a:extLst>
                     </a:blip>
@@ -13928,7 +13928,7 @@
                     <a:blip r:embed="rId18">
                       <a:extLst>
                         <a:ext uri="{28A0092B-C50C-407E-A947-70E740481C1C}">
-                          <a14:useLocalDpi xmlns:a14="http://schemas.microsoft.com/office/drawing/2010/main" xmlns:wps="http://schemas.microsoft.com/office/word/2010/wordprocessingShape" xmlns:wpi="http://schemas.microsoft.com/office/word/2010/wordprocessingInk" xmlns:wpg="http://schemas.microsoft.com/office/word/2010/wordprocessingGroup" xmlns:w16se="http://schemas.microsoft.com/office/word/2015/wordml/symex" xmlns:w15="http://schemas.microsoft.com/office/word/2012/wordml" xmlns:w14="http://schemas.microsoft.com/office/word/2010/wordml" xmlns:w="http://schemas.openxmlformats.org/wordprocessingml/2006/main" xmlns:w10="urn:schemas-microsoft-com:office:word" xmlns:wp14="http://schemas.microsoft.com/office/word/2010/wordprocessingDrawing" xmlns:v="urn:schemas-microsoft-com:vml" xmlns:o="urn:schemas-microsoft-com:office:office" xmlns:aink="http://schemas.microsoft.com/office/drawing/2016/ink" xmlns:mc="http://schemas.openxmlformats.org/markup-compatibility/2006" xmlns:cx8="http://schemas.microsoft.com/office/drawing/2016/5/14/chartex" xmlns:cx7="http://schemas.microsoft.com/office/drawing/2016/5/13/chartex" xmlns:cx6="http://schemas.microsoft.com/office/drawing/2016/5/12/chartex" xmlns:cx5="http://schemas.microsoft.com/office/drawing/2016/5/11/chartex" xmlns:cx4="http://schemas.microsoft.com/office/drawing/2016/5/10/chartex" xmlns:cx3="http://schemas.microsoft.com/office/drawing/2016/5/9/chartex" xmlns:cx2="http://schemas.microsoft.com/office/drawing/2015/10/21/chartex" xmlns:cx1="http://schemas.microsoft.com/office/drawing/2015/9/8/chartex" xmlns:cx="http://schemas.microsoft.com/office/drawing/2014/chartex" xmlns:wpc="http://schemas.microsoft.com/office/word/2010/wordprocessingCanvas" xmlns="" val="0"/>
+                          <a14:useLocalDpi xmlns="" xmlns:wpc="http://schemas.microsoft.com/office/word/2010/wordprocessingCanvas" xmlns:cx="http://schemas.microsoft.com/office/drawing/2014/chartex" xmlns:cx1="http://schemas.microsoft.com/office/drawing/2015/9/8/chartex" xmlns:cx2="http://schemas.microsoft.com/office/drawing/2015/10/21/chartex" xmlns:cx3="http://schemas.microsoft.com/office/drawing/2016/5/9/chartex" xmlns:cx4="http://schemas.microsoft.com/office/drawing/2016/5/10/chartex" xmlns:cx5="http://schemas.microsoft.com/office/drawing/2016/5/11/chartex" xmlns:cx6="http://schemas.microsoft.com/office/drawing/2016/5/12/chartex" xmlns:cx7="http://schemas.microsoft.com/office/drawing/2016/5/13/chartex" xmlns:cx8="http://schemas.microsoft.com/office/drawing/2016/5/14/chartex" xmlns:mc="http://schemas.openxmlformats.org/markup-compatibility/2006" xmlns:aink="http://schemas.microsoft.com/office/drawing/2016/ink" xmlns:o="urn:schemas-microsoft-com:office:office" xmlns:v="urn:schemas-microsoft-com:vml" xmlns:wp14="http://schemas.microsoft.com/office/word/2010/wordprocessingDrawing" xmlns:w10="urn:schemas-microsoft-com:office:word" xmlns:w="http://schemas.openxmlformats.org/wordprocessingml/2006/main" xmlns:w14="http://schemas.microsoft.com/office/word/2010/wordml" xmlns:w15="http://schemas.microsoft.com/office/word/2012/wordml" xmlns:w16se="http://schemas.microsoft.com/office/word/2015/wordml/symex" xmlns:wpg="http://schemas.microsoft.com/office/word/2010/wordprocessingGroup" xmlns:wpi="http://schemas.microsoft.com/office/word/2010/wordprocessingInk" xmlns:wps="http://schemas.microsoft.com/office/word/2010/wordprocessingShape" xmlns:a14="http://schemas.microsoft.com/office/drawing/2010/main" val="0"/>
                         </a:ext>
                       </a:extLst>
                     </a:blip>
@@ -16238,7 +16238,7 @@
                     <a:blip r:embed="rId18">
                       <a:extLst>
                         <a:ext uri="{28A0092B-C50C-407E-A947-70E740481C1C}">
-                          <a14:useLocalDpi xmlns:a14="http://schemas.microsoft.com/office/drawing/2010/main" xmlns:wps="http://schemas.microsoft.com/office/word/2010/wordprocessingShape" xmlns:wpi="http://schemas.microsoft.com/office/word/2010/wordprocessingInk" xmlns:wpg="http://schemas.microsoft.com/office/word/2010/wordprocessingGroup" xmlns:w16se="http://schemas.microsoft.com/office/word/2015/wordml/symex" xmlns:w15="http://schemas.microsoft.com/office/word/2012/wordml" xmlns:w14="http://schemas.microsoft.com/office/word/2010/wordml" xmlns:w="http://schemas.openxmlformats.org/wordprocessingml/2006/main" xmlns:w10="urn:schemas-microsoft-com:office:word" xmlns:wp14="http://schemas.microsoft.com/office/word/2010/wordprocessingDrawing" xmlns:v="urn:schemas-microsoft-com:vml" xmlns:o="urn:schemas-microsoft-com:office:office" xmlns:aink="http://schemas.microsoft.com/office/drawing/2016/ink" xmlns:mc="http://schemas.openxmlformats.org/markup-compatibility/2006" xmlns:cx8="http://schemas.microsoft.com/office/drawing/2016/5/14/chartex" xmlns:cx7="http://schemas.microsoft.com/office/drawing/2016/5/13/chartex" xmlns:cx6="http://schemas.microsoft.com/office/drawing/2016/5/12/chartex" xmlns:cx5="http://schemas.microsoft.com/office/drawing/2016/5/11/chartex" xmlns:cx4="http://schemas.microsoft.com/office/drawing/2016/5/10/chartex" xmlns:cx3="http://schemas.microsoft.com/office/drawing/2016/5/9/chartex" xmlns:cx2="http://schemas.microsoft.com/office/drawing/2015/10/21/chartex" xmlns:cx1="http://schemas.microsoft.com/office/drawing/2015/9/8/chartex" xmlns:cx="http://schemas.microsoft.com/office/drawing/2014/chartex" xmlns:wpc="http://schemas.microsoft.com/office/word/2010/wordprocessingCanvas" xmlns="" val="0"/>
+                          <a14:useLocalDpi xmlns="" xmlns:wpc="http://schemas.microsoft.com/office/word/2010/wordprocessingCanvas" xmlns:cx="http://schemas.microsoft.com/office/drawing/2014/chartex" xmlns:cx1="http://schemas.microsoft.com/office/drawing/2015/9/8/chartex" xmlns:cx2="http://schemas.microsoft.com/office/drawing/2015/10/21/chartex" xmlns:cx3="http://schemas.microsoft.com/office/drawing/2016/5/9/chartex" xmlns:cx4="http://schemas.microsoft.com/office/drawing/2016/5/10/chartex" xmlns:cx5="http://schemas.microsoft.com/office/drawing/2016/5/11/chartex" xmlns:cx6="http://schemas.microsoft.com/office/drawing/2016/5/12/chartex" xmlns:cx7="http://schemas.microsoft.com/office/drawing/2016/5/13/chartex" xmlns:cx8="http://schemas.microsoft.com/office/drawing/2016/5/14/chartex" xmlns:mc="http://schemas.openxmlformats.org/markup-compatibility/2006" xmlns:aink="http://schemas.microsoft.com/office/drawing/2016/ink" xmlns:o="urn:schemas-microsoft-com:office:office" xmlns:v="urn:schemas-microsoft-com:vml" xmlns:wp14="http://schemas.microsoft.com/office/word/2010/wordprocessingDrawing" xmlns:w10="urn:schemas-microsoft-com:office:word" xmlns:w="http://schemas.openxmlformats.org/wordprocessingml/2006/main" xmlns:w14="http://schemas.microsoft.com/office/word/2010/wordml" xmlns:w15="http://schemas.microsoft.com/office/word/2012/wordml" xmlns:w16se="http://schemas.microsoft.com/office/word/2015/wordml/symex" xmlns:wpg="http://schemas.microsoft.com/office/word/2010/wordprocessingGroup" xmlns:wpi="http://schemas.microsoft.com/office/word/2010/wordprocessingInk" xmlns:wps="http://schemas.microsoft.com/office/word/2010/wordprocessingShape" xmlns:a14="http://schemas.microsoft.com/office/drawing/2010/main" val="0"/>
                         </a:ext>
                       </a:extLst>
                     </a:blip>
@@ -16541,7 +16541,7 @@
                     <a:blip r:embed="rId18">
                       <a:extLst>
                         <a:ext uri="{28A0092B-C50C-407E-A947-70E740481C1C}">
-                          <a14:useLocalDpi xmlns:a14="http://schemas.microsoft.com/office/drawing/2010/main" xmlns:wps="http://schemas.microsoft.com/office/word/2010/wordprocessingShape" xmlns:wpi="http://schemas.microsoft.com/office/word/2010/wordprocessingInk" xmlns:wpg="http://schemas.microsoft.com/office/word/2010/wordprocessingGroup" xmlns:w16se="http://schemas.microsoft.com/office/word/2015/wordml/symex" xmlns:w15="http://schemas.microsoft.com/office/word/2012/wordml" xmlns:w14="http://schemas.microsoft.com/office/word/2010/wordml" xmlns:w="http://schemas.openxmlformats.org/wordprocessingml/2006/main" xmlns:w10="urn:schemas-microsoft-com:office:word" xmlns:wp14="http://schemas.microsoft.com/office/word/2010/wordprocessingDrawing" xmlns:v="urn:schemas-microsoft-com:vml" xmlns:o="urn:schemas-microsoft-com:office:office" xmlns:aink="http://schemas.microsoft.com/office/drawing/2016/ink" xmlns:mc="http://schemas.openxmlformats.org/markup-compatibility/2006" xmlns:cx8="http://schemas.microsoft.com/office/drawing/2016/5/14/chartex" xmlns:cx7="http://schemas.microsoft.com/office/drawing/2016/5/13/chartex" xmlns:cx6="http://schemas.microsoft.com/office/drawing/2016/5/12/chartex" xmlns:cx5="http://schemas.microsoft.com/office/drawing/2016/5/11/chartex" xmlns:cx4="http://schemas.microsoft.com/office/drawing/2016/5/10/chartex" xmlns:cx3="http://schemas.microsoft.com/office/drawing/2016/5/9/chartex" xmlns:cx2="http://schemas.microsoft.com/office/drawing/2015/10/21/chartex" xmlns:cx1="http://schemas.microsoft.com/office/drawing/2015/9/8/chartex" xmlns:cx="http://schemas.microsoft.com/office/drawing/2014/chartex" xmlns:wpc="http://schemas.microsoft.com/office/word/2010/wordprocessingCanvas" xmlns="" val="0"/>
+                          <a14:useLocalDpi xmlns="" xmlns:wpc="http://schemas.microsoft.com/office/word/2010/wordprocessingCanvas" xmlns:cx="http://schemas.microsoft.com/office/drawing/2014/chartex" xmlns:cx1="http://schemas.microsoft.com/office/drawing/2015/9/8/chartex" xmlns:cx2="http://schemas.microsoft.com/office/drawing/2015/10/21/chartex" xmlns:cx3="http://schemas.microsoft.com/office/drawing/2016/5/9/chartex" xmlns:cx4="http://schemas.microsoft.com/office/drawing/2016/5/10/chartex" xmlns:cx5="http://schemas.microsoft.com/office/drawing/2016/5/11/chartex" xmlns:cx6="http://schemas.microsoft.com/office/drawing/2016/5/12/chartex" xmlns:cx7="http://schemas.microsoft.com/office/drawing/2016/5/13/chartex" xmlns:cx8="http://schemas.microsoft.com/office/drawing/2016/5/14/chartex" xmlns:mc="http://schemas.openxmlformats.org/markup-compatibility/2006" xmlns:aink="http://schemas.microsoft.com/office/drawing/2016/ink" xmlns:o="urn:schemas-microsoft-com:office:office" xmlns:v="urn:schemas-microsoft-com:vml" xmlns:wp14="http://schemas.microsoft.com/office/word/2010/wordprocessingDrawing" xmlns:w10="urn:schemas-microsoft-com:office:word" xmlns:w="http://schemas.openxmlformats.org/wordprocessingml/2006/main" xmlns:w14="http://schemas.microsoft.com/office/word/2010/wordml" xmlns:w15="http://schemas.microsoft.com/office/word/2012/wordml" xmlns:w16se="http://schemas.microsoft.com/office/word/2015/wordml/symex" xmlns:wpg="http://schemas.microsoft.com/office/word/2010/wordprocessingGroup" xmlns:wpi="http://schemas.microsoft.com/office/word/2010/wordprocessingInk" xmlns:wps="http://schemas.microsoft.com/office/word/2010/wordprocessingShape" xmlns:a14="http://schemas.microsoft.com/office/drawing/2010/main" val="0"/>
                         </a:ext>
                       </a:extLst>
                     </a:blip>
@@ -17047,14 +17047,14 @@
         <w:t xml:space="preserve">After dinner, Luke trained the children before meeting with the neighborhood patrol. </w:t>
       </w:r>
       <w:r>
-        <w:t>Finally,</w:t>
+        <w:t>Tasks for the day done</w:t>
+      </w:r>
+      <w:r>
+        <w:t>,</w:t>
       </w:r>
       <w:r>
         <w:t xml:space="preserve"> Luke returned and sat with Annie in front of the fireplace.</w:t>
       </w:r>
-      <w:r>
-        <w:t>&lt;&gt;</w:t>
-      </w:r>
     </w:p>
     <w:p>
       <w:r>
@@ -17080,7 +17080,13 @@
     </w:p>
     <w:p>
       <w:r>
-        <w:t>“And yet you look more beautiful than you ever did,” Luke replied.</w:t>
+        <w:t xml:space="preserve">“And yet you look more beautiful than you ever did,” Luke </w:t>
+      </w:r>
+      <w:r>
+        <w:t>said</w:t>
+      </w:r>
+      <w:r>
+        <w:t>.</w:t>
       </w:r>
     </w:p>
     <w:p>
@@ -17132,7 +17138,13 @@
     </w:p>
     <w:p>
       <w:r>
-        <w:t>“Of course,” Luke replied. “</w:t>
+        <w:t xml:space="preserve">“Of course,” Luke </w:t>
+      </w:r>
+      <w:r>
+        <w:t>said</w:t>
+      </w:r>
+      <w:r>
+        <w:t>. “</w:t>
       </w:r>
       <w:r>
         <w:t>Romeo</w:t>
@@ -17222,7 +17234,7 @@
         <w:t xml:space="preserve"> </w:t>
       </w:r>
       <w:r>
-        <w:t>assured</w:t>
+        <w:t>said</w:t>
       </w:r>
       <w:r>
         <w:t>. “You</w:t>
@@ -17231,7 +17243,12 @@
         <w:t>’</w:t>
       </w:r>
       <w:r>
-        <w:t>ll have to wait for the next time.” Grumbling, the kids got goodnight hugs from Luke and went to bed.</w:t>
+        <w:t>ll have to wait for the next time.”</w:t>
+      </w:r>
+    </w:p>
+    <w:p>
+      <w:r>
+        <w:t>Grumbling, the kids got goodnight hugs from Luke and went to bed.</w:t>
       </w:r>
     </w:p>
     <w:p>
@@ -17239,7 +17256,10 @@
         <w:t xml:space="preserve">“It’s amazing how big the world is,” Annie </w:t>
       </w:r>
       <w:r>
-        <w:t>commented after everyone left</w:t>
+        <w:t>said</w:t>
+      </w:r>
+      <w:r>
+        <w:t xml:space="preserve"> after everyone left</w:t>
       </w:r>
       <w:r>
         <w:t>.</w:t>
@@ -17309,7 +17329,13 @@
     </w:p>
     <w:p>
       <w:r>
-        <w:t xml:space="preserve">“That can’t be helped,” Luke replied. “You’re a princess and I’m just a hoodlum. Come on. It’s time go to </w:t>
+        <w:t xml:space="preserve">“That can’t be helped,” Luke </w:t>
+      </w:r>
+      <w:r>
+        <w:t>said</w:t>
+      </w:r>
+      <w:r>
+        <w:t xml:space="preserve">. “You’re a princess and I’m just a hoodlum. Come on. It’s time go to </w:t>
       </w:r>
       <w:r>
         <w:t xml:space="preserve">go to </w:t>
@@ -17368,21 +17394,36 @@
         <w:t>his</w:t>
       </w:r>
       <w:r>
-        <w:t xml:space="preserve"> bed and said, “Get into bed Annie.” She did as instructed and Luke covered her with the blanket.</w:t>
-      </w:r>
-    </w:p>
-    <w:p>
-      <w:r>
-        <w:t xml:space="preserve">Within moments </w:t>
+        <w:t xml:space="preserve"> bed and said, “Get into bed Annie.” </w:t>
       </w:r>
       <w:r>
         <w:t>Annie</w:t>
       </w:r>
       <w:r>
-        <w:t xml:space="preserve"> began </w:t>
-      </w:r>
-      <w:r>
-        <w:t>tossing and turning.</w:t>
+        <w:t xml:space="preserve"> did as instructed and Luke covered her with the blanket.</w:t>
+      </w:r>
+    </w:p>
+    <w:p>
+      <w:r>
+        <w:t>Annie</w:t>
+      </w:r>
+      <w:r>
+        <w:t xml:space="preserve"> </w:t>
+      </w:r>
+      <w:r>
+        <w:t>toss</w:t>
+      </w:r>
+      <w:r>
+        <w:t>ed</w:t>
+      </w:r>
+      <w:r>
+        <w:t xml:space="preserve"> and turn</w:t>
+      </w:r>
+      <w:r>
+        <w:t>ed, unable to sleep</w:t>
+      </w:r>
+      <w:r>
+        <w:t>.</w:t>
       </w:r>
     </w:p>
     <w:p>
@@ -17406,11 +17447,6 @@
       </w:r>
       <w:r>
         <w:t xml:space="preserve"> sweaty undershirt and placed it next to Annie’s head. It worked. Annie calmed down and drifted to sleep.</w:t>
-      </w:r>
-    </w:p>
-    <w:p>
-      <w:r>
-        <w:t>Luke grabbed blankets and headed for the tree fort.</w:t>
       </w:r>
     </w:p>
     <w:p>
@@ -17442,7 +17478,7 @@
                     <a:blip r:embed="rId18">
                       <a:extLst>
                         <a:ext uri="{28A0092B-C50C-407E-A947-70E740481C1C}">
-                          <a14:useLocalDpi xmlns:a14="http://schemas.microsoft.com/office/drawing/2010/main" xmlns:wps="http://schemas.microsoft.com/office/word/2010/wordprocessingShape" xmlns:wpi="http://schemas.microsoft.com/office/word/2010/wordprocessingInk" xmlns:wpg="http://schemas.microsoft.com/office/word/2010/wordprocessingGroup" xmlns:w16se="http://schemas.microsoft.com/office/word/2015/wordml/symex" xmlns:w15="http://schemas.microsoft.com/office/word/2012/wordml" xmlns:w14="http://schemas.microsoft.com/office/word/2010/wordml" xmlns:w="http://schemas.openxmlformats.org/wordprocessingml/2006/main" xmlns:w10="urn:schemas-microsoft-com:office:word" xmlns:wp14="http://schemas.microsoft.com/office/word/2010/wordprocessingDrawing" xmlns:v="urn:schemas-microsoft-com:vml" xmlns:o="urn:schemas-microsoft-com:office:office" xmlns:aink="http://schemas.microsoft.com/office/drawing/2016/ink" xmlns:mc="http://schemas.openxmlformats.org/markup-compatibility/2006" xmlns:cx8="http://schemas.microsoft.com/office/drawing/2016/5/14/chartex" xmlns:cx7="http://schemas.microsoft.com/office/drawing/2016/5/13/chartex" xmlns:cx6="http://schemas.microsoft.com/office/drawing/2016/5/12/chartex" xmlns:cx5="http://schemas.microsoft.com/office/drawing/2016/5/11/chartex" xmlns:cx4="http://schemas.microsoft.com/office/drawing/2016/5/10/chartex" xmlns:cx3="http://schemas.microsoft.com/office/drawing/2016/5/9/chartex" xmlns:cx2="http://schemas.microsoft.com/office/drawing/2015/10/21/chartex" xmlns:cx1="http://schemas.microsoft.com/office/drawing/2015/9/8/chartex" xmlns:cx="http://schemas.microsoft.com/office/drawing/2014/chartex" xmlns:wpc="http://schemas.microsoft.com/office/word/2010/wordprocessingCanvas" xmlns="" val="0"/>
+                          <a14:useLocalDpi xmlns="" xmlns:wpc="http://schemas.microsoft.com/office/word/2010/wordprocessingCanvas" xmlns:cx="http://schemas.microsoft.com/office/drawing/2014/chartex" xmlns:cx1="http://schemas.microsoft.com/office/drawing/2015/9/8/chartex" xmlns:cx2="http://schemas.microsoft.com/office/drawing/2015/10/21/chartex" xmlns:cx3="http://schemas.microsoft.com/office/drawing/2016/5/9/chartex" xmlns:cx4="http://schemas.microsoft.com/office/drawing/2016/5/10/chartex" xmlns:cx5="http://schemas.microsoft.com/office/drawing/2016/5/11/chartex" xmlns:cx6="http://schemas.microsoft.com/office/drawing/2016/5/12/chartex" xmlns:cx7="http://schemas.microsoft.com/office/drawing/2016/5/13/chartex" xmlns:cx8="http://schemas.microsoft.com/office/drawing/2016/5/14/chartex" xmlns:mc="http://schemas.openxmlformats.org/markup-compatibility/2006" xmlns:aink="http://schemas.microsoft.com/office/drawing/2016/ink" xmlns:o="urn:schemas-microsoft-com:office:office" xmlns:v="urn:schemas-microsoft-com:vml" xmlns:wp14="http://schemas.microsoft.com/office/word/2010/wordprocessingDrawing" xmlns:w10="urn:schemas-microsoft-com:office:word" xmlns:w="http://schemas.openxmlformats.org/wordprocessingml/2006/main" xmlns:w14="http://schemas.microsoft.com/office/word/2010/wordml" xmlns:w15="http://schemas.microsoft.com/office/word/2012/wordml" xmlns:w16se="http://schemas.microsoft.com/office/word/2015/wordml/symex" xmlns:wpg="http://schemas.microsoft.com/office/word/2010/wordprocessingGroup" xmlns:wpi="http://schemas.microsoft.com/office/word/2010/wordprocessingInk" xmlns:wps="http://schemas.microsoft.com/office/word/2010/wordprocessingShape" xmlns:a14="http://schemas.microsoft.com/office/drawing/2010/main" val="0"/>
                         </a:ext>
                       </a:extLst>
                     </a:blip>
@@ -17493,19 +17529,19 @@
     </w:p>
     <w:p>
       <w:r>
-        <w:t xml:space="preserve">It was time to start the day. Luke put </w:t>
+        <w:t xml:space="preserve">It was time to start the day. Luke put his </w:t>
+      </w:r>
+      <w:r>
+        <w:t>boots</w:t>
+      </w:r>
+      <w:r>
+        <w:t xml:space="preserve"> and gloves </w:t>
       </w:r>
       <w:r>
         <w:t xml:space="preserve">on </w:t>
       </w:r>
       <w:r>
-        <w:t xml:space="preserve">his </w:t>
-      </w:r>
-      <w:r>
-        <w:t>boots</w:t>
-      </w:r>
-      <w:r>
-        <w:t xml:space="preserve"> and gloves and did his morning routine. Next stop was breakfast.</w:t>
+        <w:t>and did his morning routine. Next stop was breakfast.</w:t>
       </w:r>
     </w:p>
     <w:p>
@@ -17515,7 +17551,13 @@
     </w:p>
     <w:p>
       <w:r>
-        <w:t xml:space="preserve">“You like sleepwalking,” Luke replied. “I won’t be staying here for the next several days. </w:t>
+        <w:t xml:space="preserve">“You like sleepwalking,” Luke </w:t>
+      </w:r>
+      <w:r>
+        <w:t>said</w:t>
+      </w:r>
+      <w:r>
+        <w:t xml:space="preserve">. “I won’t be staying here for the next several days. </w:t>
       </w:r>
       <w:r>
         <w:t xml:space="preserve">Mother </w:t>
@@ -17538,7 +17580,7 @@
         <w:t xml:space="preserve"> </w:t>
       </w:r>
       <w:r>
-        <w:t>assured</w:t>
+        <w:t>said</w:t>
       </w:r>
       <w:r>
         <w:t>. “Give</w:t>
@@ -17634,7 +17676,7 @@
     </w:p>
     <w:p>
       <w:r>
-        <w:t>Luke also tried punching. They were vastly better than his old gloves, protecting his hands while allowing him to hit harder than ever.</w:t>
+        <w:t>Luke trained with them and found he could puncher harder than ever without hurting his hands.</w:t>
       </w:r>
     </w:p>
     <w:p>
@@ -17710,75 +17752,15 @@
     </w:p>
     <w:p>
       <w:r>
-        <w:t xml:space="preserve">As a rule, monsters </w:t>
-      </w:r>
-      <w:r>
-        <w:t>never</w:t>
-      </w:r>
-      <w:r>
-        <w:t xml:space="preserve"> </w:t>
-      </w:r>
-      <w:r>
-        <w:t>left</w:t>
-      </w:r>
-      <w:r>
-        <w:t xml:space="preserve"> their </w:t>
-      </w:r>
-      <w:r>
-        <w:t>territories</w:t>
-      </w:r>
-      <w:r>
-        <w:t>. As long as you</w:t>
-      </w:r>
-      <w:r>
-        <w:t xml:space="preserve"> were</w:t>
-      </w:r>
-      <w:r>
-        <w:t xml:space="preserve"> outside, you</w:t>
-      </w:r>
-      <w:r>
-        <w:t xml:space="preserve"> we</w:t>
-      </w:r>
-      <w:r>
-        <w:t>re safe. Venture inside and you’re dead meat.</w:t>
-      </w:r>
-      <w:r>
-        <w:t xml:space="preserve"> </w:t>
-      </w:r>
-      <w:r>
-        <w:t xml:space="preserve">However, they </w:t>
-      </w:r>
-      <w:r>
-        <w:t>would</w:t>
-      </w:r>
-      <w:r>
-        <w:t xml:space="preserve"> pursue a short distance if you engage</w:t>
-      </w:r>
-      <w:r>
-        <w:t>d</w:t>
-      </w:r>
-      <w:r>
-        <w:t xml:space="preserve"> them.</w:t>
-      </w:r>
-    </w:p>
-    <w:p>
-      <w:r>
-        <w:t xml:space="preserve">Luke retrieved the </w:t>
-      </w:r>
-      <w:r>
-        <w:t>long</w:t>
-      </w:r>
-      <w:r>
-        <w:t>-</w:t>
-      </w:r>
-      <w:r>
-        <w:t>since</w:t>
-      </w:r>
-      <w:r>
-        <w:t>-</w:t>
-      </w:r>
-      <w:r>
-        <w:t xml:space="preserve">deactivated </w:t>
+        <w:t>Fortunately, monsters didn’t typically leave their territories, unless you provoked them.</w:t>
+      </w:r>
+    </w:p>
+    <w:p>
+      <w:r>
+        <w:t xml:space="preserve">Luke retrieved </w:t>
+      </w:r>
+      <w:r>
+        <w:t xml:space="preserve">his </w:t>
       </w:r>
       <w:r>
         <w:t>anti-</w:t>
@@ -17787,16 +17769,24 @@
         <w:t>surveillance</w:t>
       </w:r>
       <w:r>
-        <w:t xml:space="preserve"> stone and put it back in its bag. Just then his communication stone buzzed.</w:t>
-      </w:r>
-      <w:r>
-        <w:t xml:space="preserve"> Luke removed the speaking stone from his pocket and placed </w:t>
-      </w:r>
-      <w:r>
-        <w:t xml:space="preserve">it </w:t>
-      </w:r>
-      <w:r>
-        <w:t>on his forehead.</w:t>
+        <w:t xml:space="preserve"> stone</w:t>
+      </w:r>
+      <w:r>
+        <w:t>. It had run out of power but its job was done</w:t>
+      </w:r>
+      <w:r>
+        <w:t>.</w:t>
+      </w:r>
+    </w:p>
+    <w:p>
+      <w:r>
+        <w:t>Luke</w:t>
+      </w:r>
+      <w:r>
+        <w:t>’s speaking stone buzzed. He placed it o</w:t>
+      </w:r>
+      <w:r>
+        <w:t>n his forehead.</w:t>
       </w:r>
       <w:r>
         <w:t xml:space="preserve"> It was the king.</w:t>
@@ -18261,7 +18251,13 @@
         <w:t>,’</w:t>
       </w:r>
       <w:r>
-        <w:t xml:space="preserve"> Luke replied. </w:t>
+        <w:t xml:space="preserve"> Luke </w:t>
+      </w:r>
+      <w:r>
+        <w:t>said</w:t>
+      </w:r>
+      <w:r>
+        <w:t xml:space="preserve">. </w:t>
       </w:r>
       <w:r>
         <w:rPr>
@@ -18835,7 +18831,7 @@
         <w:t xml:space="preserve">. Luke did so and </w:t>
       </w:r>
       <w:r>
-        <w:t>seven</w:t>
+        <w:t>six</w:t>
       </w:r>
       <w:r>
         <w:t xml:space="preserve"> wizards chanted in the divine language.</w:t>
@@ -19462,7 +19458,13 @@
     </w:p>
     <w:p>
       <w:r>
-        <w:t>Annie did as instructed. A moment later a look of great happiness crossed her face. She gave Luke a hug and said, “I can go home now.”</w:t>
+        <w:t xml:space="preserve">Annie </w:t>
+      </w:r>
+      <w:r>
+        <w:t>closed her eyes and then opened them</w:t>
+      </w:r>
+      <w:r>
+        <w:t>. A look of great happiness crossed her face. She gave Luke a hug and said, “I can go home now.”</w:t>
       </w:r>
     </w:p>
     <w:p>
@@ -19591,7 +19593,7 @@
                     <a:blip r:embed="rId18">
                       <a:extLst>
                         <a:ext uri="{28A0092B-C50C-407E-A947-70E740481C1C}">
-                          <a14:useLocalDpi xmlns:a14="http://schemas.microsoft.com/office/drawing/2010/main" xmlns:wps="http://schemas.microsoft.com/office/word/2010/wordprocessingShape" xmlns:wpi="http://schemas.microsoft.com/office/word/2010/wordprocessingInk" xmlns:wpg="http://schemas.microsoft.com/office/word/2010/wordprocessingGroup" xmlns:w16se="http://schemas.microsoft.com/office/word/2015/wordml/symex" xmlns:w15="http://schemas.microsoft.com/office/word/2012/wordml" xmlns:w14="http://schemas.microsoft.com/office/word/2010/wordml" xmlns:w="http://schemas.openxmlformats.org/wordprocessingml/2006/main" xmlns:w10="urn:schemas-microsoft-com:office:word" xmlns:wp14="http://schemas.microsoft.com/office/word/2010/wordprocessingDrawing" xmlns:v="urn:schemas-microsoft-com:vml" xmlns:o="urn:schemas-microsoft-com:office:office" xmlns:aink="http://schemas.microsoft.com/office/drawing/2016/ink" xmlns:mc="http://schemas.openxmlformats.org/markup-compatibility/2006" xmlns:cx8="http://schemas.microsoft.com/office/drawing/2016/5/14/chartex" xmlns:cx7="http://schemas.microsoft.com/office/drawing/2016/5/13/chartex" xmlns:cx6="http://schemas.microsoft.com/office/drawing/2016/5/12/chartex" xmlns:cx5="http://schemas.microsoft.com/office/drawing/2016/5/11/chartex" xmlns:cx4="http://schemas.microsoft.com/office/drawing/2016/5/10/chartex" xmlns:cx3="http://schemas.microsoft.com/office/drawing/2016/5/9/chartex" xmlns:cx2="http://schemas.microsoft.com/office/drawing/2015/10/21/chartex" xmlns:cx1="http://schemas.microsoft.com/office/drawing/2015/9/8/chartex" xmlns:cx="http://schemas.microsoft.com/office/drawing/2014/chartex" xmlns:wpc="http://schemas.microsoft.com/office/word/2010/wordprocessingCanvas" xmlns="" val="0"/>
+                          <a14:useLocalDpi xmlns="" xmlns:wpc="http://schemas.microsoft.com/office/word/2010/wordprocessingCanvas" xmlns:cx="http://schemas.microsoft.com/office/drawing/2014/chartex" xmlns:cx1="http://schemas.microsoft.com/office/drawing/2015/9/8/chartex" xmlns:cx2="http://schemas.microsoft.com/office/drawing/2015/10/21/chartex" xmlns:cx3="http://schemas.microsoft.com/office/drawing/2016/5/9/chartex" xmlns:cx4="http://schemas.microsoft.com/office/drawing/2016/5/10/chartex" xmlns:cx5="http://schemas.microsoft.com/office/drawing/2016/5/11/chartex" xmlns:cx6="http://schemas.microsoft.com/office/drawing/2016/5/12/chartex" xmlns:cx7="http://schemas.microsoft.com/office/drawing/2016/5/13/chartex" xmlns:cx8="http://schemas.microsoft.com/office/drawing/2016/5/14/chartex" xmlns:mc="http://schemas.openxmlformats.org/markup-compatibility/2006" xmlns:aink="http://schemas.microsoft.com/office/drawing/2016/ink" xmlns:o="urn:schemas-microsoft-com:office:office" xmlns:v="urn:schemas-microsoft-com:vml" xmlns:wp14="http://schemas.microsoft.com/office/word/2010/wordprocessingDrawing" xmlns:w10="urn:schemas-microsoft-com:office:word" xmlns:w="http://schemas.openxmlformats.org/wordprocessingml/2006/main" xmlns:w14="http://schemas.microsoft.com/office/word/2010/wordml" xmlns:w15="http://schemas.microsoft.com/office/word/2012/wordml" xmlns:w16se="http://schemas.microsoft.com/office/word/2015/wordml/symex" xmlns:wpg="http://schemas.microsoft.com/office/word/2010/wordprocessingGroup" xmlns:wpi="http://schemas.microsoft.com/office/word/2010/wordprocessingInk" xmlns:wps="http://schemas.microsoft.com/office/word/2010/wordprocessingShape" xmlns:a14="http://schemas.microsoft.com/office/drawing/2010/main" val="0"/>
                         </a:ext>
                       </a:extLst>
                     </a:blip>
@@ -19649,144 +19651,316 @@
         <w:t xml:space="preserve">ed </w:t>
       </w:r>
       <w:r>
-        <w:t>both it and sprawling gardens.</w:t>
-      </w:r>
-    </w:p>
-    <w:p>
-      <w:r>
-        <w:t xml:space="preserve">Go further in and you would reach a closed off area of greater opulence. This was the grand suite of </w:t>
-      </w:r>
-      <w:r>
-        <w:t>the royal family.</w:t>
-      </w:r>
-    </w:p>
-    <w:p>
-      <w:r>
-        <w:t xml:space="preserve">Beyond the main gate was the heart of the city capital, where the </w:t>
-      </w:r>
-      <w:r>
-        <w:t xml:space="preserve">mayor and other </w:t>
-      </w:r>
-      <w:r>
-        <w:t xml:space="preserve">wealthy </w:t>
-      </w:r>
-      <w:r>
-        <w:t xml:space="preserve">citizens </w:t>
-      </w:r>
-      <w:r>
-        <w:t>lived.</w:t>
-      </w:r>
-      <w:r>
-        <w:t xml:space="preserve"> However, rough terrain prevented the city from reach</w:t>
-      </w:r>
-      <w:r>
-        <w:t>ing all the way to the mountain</w:t>
-      </w:r>
-      <w:r>
-        <w:t xml:space="preserve">side. </w:t>
-      </w:r>
-    </w:p>
-    <w:p>
-      <w:r>
-        <w:t>Sometime in the past a rockslide dumped boulders to the right of the town</w:t>
-      </w:r>
-      <w:r>
-        <w:t xml:space="preserve">, as seen facing the </w:t>
-      </w:r>
-      <w:r>
-        <w:t>palace</w:t>
+        <w:t xml:space="preserve">both it and </w:t>
+      </w:r>
+      <w:r>
+        <w:t xml:space="preserve">acres of </w:t>
+      </w:r>
+      <w:r>
+        <w:t>sprawling gardens.</w:t>
+      </w:r>
+    </w:p>
+    <w:p>
+      <w:r>
+        <w:t>Beyond the palace was the capital city</w:t>
+      </w:r>
+      <w:r>
+        <w:t>,</w:t>
+      </w:r>
+      <w:r>
+        <w:t xml:space="preserve"> hemmed in by the palace wall and a rock field to the right.</w:t>
+      </w:r>
+    </w:p>
+    <w:p>
+      <w:r>
+        <w:t xml:space="preserve">Luke and Annie </w:t>
+      </w:r>
+      <w:r>
+        <w:t>meander</w:t>
+      </w:r>
+      <w:r>
+        <w:t>ed their way around the rocks and approached a house-sized boulder.</w:t>
+      </w:r>
+    </w:p>
+    <w:p>
+      <w:r>
+        <w:t xml:space="preserve">Luke pressed a hidden button and </w:t>
+      </w:r>
+      <w:r>
+        <w:t xml:space="preserve">a </w:t>
+      </w:r>
+      <w:r>
+        <w:t>door slid open</w:t>
+      </w:r>
+      <w:r>
+        <w:t>, revealing a room long neglected by time. The door closed and Annie coughed as dust and cob webs tickled her nose.</w:t>
+      </w:r>
+    </w:p>
+    <w:p>
+      <w:r>
+        <w:t>Following instructions, Luke guided Annie down steps to a tunnel under the security wall and up to a hidden door.</w:t>
+      </w:r>
+    </w:p>
+    <w:p>
+      <w:r>
+        <w:t>“Let me change your crest,” Luke said and touched Annie’s forehead.</w:t>
+      </w:r>
+    </w:p>
+    <w:p>
+      <w:r>
+        <w:t xml:space="preserve">Deed done, </w:t>
+      </w:r>
+      <w:r>
+        <w:t xml:space="preserve">they </w:t>
+      </w:r>
+      <w:r>
+        <w:t xml:space="preserve">exited </w:t>
+      </w:r>
+      <w:r>
+        <w:t>the unused guard station and into the royal gardens.</w:t>
+      </w:r>
+    </w:p>
+    <w:p>
+      <w:r>
+        <w:t xml:space="preserve">The family dog greeted </w:t>
+      </w:r>
+      <w:r>
+        <w:t>Annie by almost knocking her down.</w:t>
+      </w:r>
+    </w:p>
+    <w:p>
+      <w:r>
+        <w:t>“</w:t>
+      </w:r>
+      <w:r>
+        <w:t>Hi Rover</w:t>
+      </w:r>
+      <w:r>
+        <w:t>,” Annie said</w:t>
+      </w:r>
+      <w:r>
+        <w:t xml:space="preserve"> as the dog covered her face with slobber</w:t>
       </w:r>
       <w:r>
         <w:t xml:space="preserve">. </w:t>
       </w:r>
       <w:r>
-        <w:t xml:space="preserve">A house-sized </w:t>
-      </w:r>
-      <w:r>
-        <w:t>boulder contained a secret entrance.</w:t>
-      </w:r>
-    </w:p>
-    <w:p>
-      <w:r>
-        <w:t xml:space="preserve">Annie and Luke stopped in front </w:t>
-      </w:r>
-      <w:r>
-        <w:t xml:space="preserve">of </w:t>
-      </w:r>
-      <w:r>
-        <w:t xml:space="preserve">the </w:t>
-      </w:r>
-      <w:r>
-        <w:t>boulder</w:t>
+        <w:t>“</w:t>
+      </w:r>
+      <w:r>
+        <w:t>I need a bath, but this is not it</w:t>
+      </w:r>
+      <w:r>
+        <w:t>,</w:t>
+      </w:r>
+      <w:r>
+        <w:t xml:space="preserve">” </w:t>
+      </w:r>
+      <w:r>
+        <w:t>she said, laughing.</w:t>
+      </w:r>
+    </w:p>
+    <w:p>
+      <w:r>
+        <w:t>Annie got up and dashed into the palace, followed closely by Rover.</w:t>
+      </w:r>
+    </w:p>
+    <w:p>
+      <w:r>
+        <w:lastRenderedPageBreak/>
+        <w:t>Luke followed Annie with her luggage. He entered a room fit for a princess and placed the luggage on the floor.</w:t>
+      </w:r>
+    </w:p>
+    <w:p>
+      <w:r>
+        <w:t>Luke touched his speaking stone to his forehead and said, “Majesty, we are in Annie’s room.”</w:t>
+      </w:r>
+    </w:p>
+    <w:p>
+      <w:r>
+        <w:t>“Thank you Luke,” John said</w:t>
+      </w:r>
+      <w:r>
+        <w:t>, with gratitude clear in his voice</w:t>
+      </w:r>
+      <w:r>
+        <w:t>. “We will be with you shortly.”</w:t>
+      </w:r>
+    </w:p>
+    <w:p>
+      <w:r>
+        <w:t>The royal family entered</w:t>
+      </w:r>
+      <w:r>
+        <w:t>, along with their entourage.</w:t>
+      </w:r>
+    </w:p>
+    <w:p>
+      <w:r>
+        <w:t xml:space="preserve">“The princess is taking a bath,” Luke said </w:t>
+      </w:r>
+      <w:r>
+        <w:t>by</w:t>
+      </w:r>
+      <w:r>
+        <w:t xml:space="preserve"> </w:t>
+      </w:r>
+      <w:r>
+        <w:t>way of greeting</w:t>
+      </w:r>
+      <w:r>
+        <w:t xml:space="preserve">. Carol hesitated a moment and then dashed into Annie’s </w:t>
+      </w:r>
+      <w:r>
+        <w:t xml:space="preserve">changing </w:t>
+      </w:r>
+      <w:r>
+        <w:t>room.</w:t>
+      </w:r>
+    </w:p>
+    <w:p>
+      <w:r>
+        <w:t xml:space="preserve">“Thank you for protecting my daughter,” </w:t>
+      </w:r>
+      <w:r>
+        <w:t>Jane</w:t>
+      </w:r>
+      <w:r>
+        <w:t xml:space="preserve"> </w:t>
+      </w:r>
+      <w:r>
+        <w:t>said gratefully</w:t>
+      </w:r>
+      <w:r>
+        <w:t>.</w:t>
+      </w:r>
+      <w:r>
+        <w:t xml:space="preserve"> She was no longer the </w:t>
+      </w:r>
+      <w:r>
+        <w:t>queen</w:t>
+      </w:r>
+      <w:r>
+        <w:t>, but just a grateful mother.</w:t>
+      </w:r>
+    </w:p>
+    <w:p>
+      <w:r>
+        <w:t>Luke bowed and said</w:t>
+      </w:r>
+      <w:r>
+        <w:t>,</w:t>
+      </w:r>
+      <w:r>
+        <w:t xml:space="preserve"> “I’ll leave the moment you</w:t>
+      </w:r>
+      <w:r>
+        <w:t>’</w:t>
+      </w:r>
+      <w:r>
+        <w:t>ve</w:t>
+      </w:r>
+      <w:r>
+        <w:t xml:space="preserve"> reunited with your daughter.”</w:t>
+      </w:r>
+    </w:p>
+    <w:p>
+      <w:r>
+        <w:t xml:space="preserve">“But I need to properly reward you,” </w:t>
+      </w:r>
+      <w:r>
+        <w:t>John</w:t>
+      </w:r>
+      <w:r>
+        <w:t xml:space="preserve"> </w:t>
+      </w:r>
+      <w:r>
+        <w:t>argued.</w:t>
+      </w:r>
+    </w:p>
+    <w:p>
+      <w:r>
+        <w:t xml:space="preserve">“No reward is necessary </w:t>
+      </w:r>
+      <w:r>
+        <w:t>Majesty</w:t>
+      </w:r>
+      <w:r>
+        <w:t xml:space="preserve">,” Luke said. “I have </w:t>
+      </w:r>
+      <w:r>
+        <w:t>the stones you gave me</w:t>
       </w:r>
       <w:r>
         <w:t xml:space="preserve">. </w:t>
       </w:r>
       <w:r>
-        <w:t xml:space="preserve">Luke touched </w:t>
-      </w:r>
-      <w:r>
-        <w:t xml:space="preserve">a protrusion </w:t>
-      </w:r>
-      <w:r>
-        <w:t>as per instruction</w:t>
-      </w:r>
-      <w:r>
-        <w:t>s</w:t>
-      </w:r>
-      <w:r>
-        <w:t xml:space="preserve"> given to him by the king. </w:t>
-      </w:r>
-      <w:r>
-        <w:t>A</w:t>
-      </w:r>
-      <w:r>
-        <w:t xml:space="preserve"> door opened and they stepped in. Moments later the door closed and Luke found himself in a well</w:t>
-      </w:r>
-      <w:r>
-        <w:t>-</w:t>
-      </w:r>
-      <w:r>
-        <w:t xml:space="preserve">lit room. </w:t>
-      </w:r>
-      <w:r>
-        <w:t>Dust and cobwebs covered everything, indicating no one had used the passage in years.</w:t>
-      </w:r>
-    </w:p>
-    <w:p>
-      <w:r>
-        <w:t xml:space="preserve">They took the stairs down, through a </w:t>
-      </w:r>
-      <w:r>
-        <w:t>musty tunnel</w:t>
-      </w:r>
-      <w:r>
-        <w:t xml:space="preserve"> and stopped in front of a wall.</w:t>
-      </w:r>
-    </w:p>
-    <w:p>
-      <w:r>
-        <w:t xml:space="preserve">Luke touched an engraving and a hidden door opened. </w:t>
-      </w:r>
-      <w:r>
-        <w:t xml:space="preserve">They walked up steps </w:t>
-      </w:r>
-      <w:r>
-        <w:t>and through another hidden door.</w:t>
-      </w:r>
-      <w:r>
-        <w:t xml:space="preserve"> The door closed behind them.</w:t>
-      </w:r>
-    </w:p>
-    <w:p>
-      <w:r>
-        <w:t xml:space="preserve">Beyond the door </w:t>
-      </w:r>
-      <w:r>
-        <w:t>were the private gardens</w:t>
-      </w:r>
-      <w:r>
-        <w:t xml:space="preserve"> of the royal family</w:t>
+        <w:t>I will use them to protect the warehouse district and neighboring areas</w:t>
+      </w:r>
+      <w:r>
+        <w:t>.”</w:t>
+      </w:r>
+    </w:p>
+    <w:p>
+      <w:r>
+        <w:t xml:space="preserve">“You’re truly a loyal subject,” </w:t>
+      </w:r>
+      <w:r>
+        <w:t>John</w:t>
+      </w:r>
+      <w:r>
+        <w:t xml:space="preserve"> </w:t>
+      </w:r>
+      <w:r>
+        <w:t>said in gratitude.</w:t>
+      </w:r>
+    </w:p>
+    <w:p>
+      <w:r>
+        <w:t>That was the first time Luke saw the king mak</w:t>
+      </w:r>
+      <w:r>
+        <w:t>ing</w:t>
+      </w:r>
+      <w:r>
+        <w:t xml:space="preserve"> a mistake. Luke clenched his jaw in anger as he held back the </w:t>
+      </w:r>
+      <w:r>
+        <w:t xml:space="preserve">overwhelming </w:t>
+      </w:r>
+      <w:r>
+        <w:t>urge t</w:t>
+      </w:r>
+      <w:r>
+        <w:t>o punch the king in the face.</w:t>
+      </w:r>
+    </w:p>
+    <w:p>
+      <w:r>
+        <w:t>John</w:t>
+      </w:r>
+      <w:r>
+        <w:t xml:space="preserve"> </w:t>
+      </w:r>
+      <w:r>
+        <w:t>glanced down at Luke’s balled fist and said, “I am not my father.</w:t>
+      </w:r>
+      <w:r>
+        <w:t>”</w:t>
+      </w:r>
+    </w:p>
+    <w:p>
+      <w:r>
+        <w:t>“</w:t>
+      </w:r>
+      <w:r>
+        <w:t>So you know,</w:t>
+      </w:r>
+      <w:r>
+        <w:t>” Luke replied</w:t>
+      </w:r>
+      <w:r>
+        <w:t xml:space="preserve"> through gritted teeth</w:t>
       </w:r>
       <w:r>
         <w:t>.</w:t>
@@ -19795,85 +19969,159 @@
     <w:p>
       <w:r>
         <w:lastRenderedPageBreak/>
-        <w:t>“Let me change your crest,” Luke said and touched Annie’s forehead.</w:t>
-      </w:r>
-    </w:p>
-    <w:p>
-      <w:r>
-        <w:t xml:space="preserve">Deed done, </w:t>
-      </w:r>
-      <w:r>
-        <w:t xml:space="preserve">they stepped through concealing bushes and </w:t>
-      </w:r>
-      <w:r>
-        <w:t>crossed the garden. Moments later they were</w:t>
-      </w:r>
-      <w:r>
-        <w:t xml:space="preserve"> </w:t>
-      </w:r>
-      <w:r>
-        <w:t>on</w:t>
-      </w:r>
-      <w:r>
-        <w:t xml:space="preserve"> </w:t>
-      </w:r>
-      <w:r>
-        <w:t xml:space="preserve">the </w:t>
-      </w:r>
-      <w:r>
-        <w:t>balcony of</w:t>
-      </w:r>
-      <w:r>
-        <w:t xml:space="preserve"> Annie’s room.</w:t>
-      </w:r>
-    </w:p>
-    <w:p>
-      <w:r>
-        <w:t xml:space="preserve">The family dog greeted them. He was </w:t>
-      </w:r>
-      <w:r>
-        <w:t>f</w:t>
-      </w:r>
-      <w:r>
-        <w:t>ran</w:t>
-      </w:r>
-      <w:r>
-        <w:t>tic with excitement at seeing the princess.</w:t>
-      </w:r>
-    </w:p>
-    <w:p>
-      <w:r>
         <w:t>“</w:t>
       </w:r>
       <w:r>
-        <w:t>Hi Rover</w:t>
-      </w:r>
-      <w:r>
-        <w:t>,” Annie said</w:t>
+        <w:t xml:space="preserve">Because of that incident, I was able to go to the gods and force my father to </w:t>
+      </w:r>
+      <w:r>
+        <w:t>step down</w:t>
       </w:r>
       <w:r>
         <w:t xml:space="preserve">. </w:t>
       </w:r>
       <w:r>
+        <w:t>Unfortunately,</w:t>
+      </w:r>
+      <w:r>
+        <w:t xml:space="preserve"> that was all I could do,” </w:t>
+      </w:r>
+      <w:r>
+        <w:t>John</w:t>
+      </w:r>
+      <w:r>
+        <w:t xml:space="preserve"> </w:t>
+      </w:r>
+      <w:r>
+        <w:t>apologized.</w:t>
+      </w:r>
+      <w:r>
+        <w:t xml:space="preserve"> “What do you know about your parents?”</w:t>
+      </w:r>
+    </w:p>
+    <w:p>
+      <w:r>
+        <w:t xml:space="preserve">Filled with rage, Luke </w:t>
+      </w:r>
+      <w:r>
+        <w:t>replied,</w:t>
+      </w:r>
+      <w:r>
+        <w:t xml:space="preserve"> </w:t>
+      </w:r>
+      <w:r>
         <w:t>“</w:t>
       </w:r>
       <w:r>
-        <w:t>I need a bath, but this is not it</w:t>
+        <w:t xml:space="preserve">Only that they were simple farmers. </w:t>
+      </w:r>
+      <w:r>
+        <w:t xml:space="preserve">I made a vow </w:t>
+      </w:r>
+      <w:r>
+        <w:t xml:space="preserve">to myself to </w:t>
+      </w:r>
+      <w:r>
+        <w:t xml:space="preserve">never to let any child cry, if I have the power to </w:t>
+      </w:r>
+      <w:r>
+        <w:t xml:space="preserve">do </w:t>
+      </w:r>
+      <w:r>
+        <w:t xml:space="preserve">anything about it. </w:t>
+      </w:r>
+      <w:r>
+        <w:t>I have been accumulating power</w:t>
+      </w:r>
+      <w:r>
+        <w:t xml:space="preserve"> in order</w:t>
+      </w:r>
+      <w:r>
+        <w:t xml:space="preserve"> to keep my vow. </w:t>
+      </w:r>
+      <w:r>
+        <w:t>I hope you consider doing the same</w:t>
       </w:r>
       <w:r>
         <w:t>.</w:t>
       </w:r>
       <w:r>
-        <w:t xml:space="preserve">” </w:t>
-      </w:r>
-      <w:r>
-        <w:t>She</w:t>
-      </w:r>
-      <w:r>
-        <w:t xml:space="preserve"> wiped dog slobber from her face</w:t>
-      </w:r>
-      <w:r>
-        <w:t xml:space="preserve"> and got up</w:t>
+        <w:t>”</w:t>
+      </w:r>
+    </w:p>
+    <w:p>
+      <w:r>
+        <w:t xml:space="preserve">Right on queue Carol stepped out of the </w:t>
+      </w:r>
+      <w:r>
+        <w:t>changing room</w:t>
+      </w:r>
+      <w:r>
+        <w:t>, followed by Annie.</w:t>
+      </w:r>
+    </w:p>
+    <w:p>
+      <w:r>
+        <w:t>The family gave Annie a joyous greeting. Carol ran up to Luke and raised her hands. “Carry me,” she commanded.</w:t>
+      </w:r>
+    </w:p>
+    <w:p>
+      <w:r>
+        <w:t xml:space="preserve">Luke glanced at the king and </w:t>
+      </w:r>
+      <w:r>
+        <w:t>John</w:t>
+      </w:r>
+      <w:r>
+        <w:t xml:space="preserve"> </w:t>
+      </w:r>
+      <w:r>
+        <w:t>nodded. He then looked at Carol and said, “Sorry princess but I’m all dirty and sweaty.”</w:t>
+      </w:r>
+    </w:p>
+    <w:p>
+      <w:r>
+        <w:t xml:space="preserve">“I don’t care,” Carol </w:t>
+      </w:r>
+      <w:r>
+        <w:t>said sweetly</w:t>
+      </w:r>
+      <w:r>
+        <w:t>. “Carry me.”</w:t>
+      </w:r>
+    </w:p>
+    <w:p>
+      <w:r>
+        <w:t xml:space="preserve">Not knowing what else to do, Luke did as instructed. Carol gave him a great big hug and </w:t>
+      </w:r>
+      <w:r>
+        <w:t xml:space="preserve">a </w:t>
+      </w:r>
+      <w:r>
+        <w:t>kiss and said, “Thank you big brother. You saved my sister.”</w:t>
+      </w:r>
+    </w:p>
+    <w:p>
+      <w:r>
+        <w:t>“I would never do anything to make my cute little sister cry,” Luke said and hugged her back.</w:t>
+      </w:r>
+    </w:p>
+    <w:p>
+      <w:r>
+        <w:t>“So did you do any naughty things to Sis?” Carol asked and then giggled.</w:t>
+      </w:r>
+    </w:p>
+    <w:p>
+      <w:r>
+        <w:t>Luke’s face turned red as he remembered fondling Annie’s ass and seeing her naked body. Carol giggled at his response.</w:t>
+      </w:r>
+    </w:p>
+    <w:p>
+      <w:r>
+        <w:t>“I didn’t do anything,” Luke said defensively</w:t>
+      </w:r>
+      <w:r>
+        <w:t>, cursing Annie’s sleepwalking problem</w:t>
       </w:r>
       <w:r>
         <w:t>.</w:t>
@@ -19881,89 +20129,160 @@
     </w:p>
     <w:p>
       <w:r>
-        <w:t>They climbed steps to Annie’s balcony and entered her room. Annie headed for her changing room and Rover followed.</w:t>
-      </w:r>
-    </w:p>
-    <w:p>
-      <w:r>
-        <w:t>Luke put Annie’s luggage in a corner and then contacted the king.</w:t>
-      </w:r>
-      <w:r>
-        <w:t xml:space="preserve"> Minutes later the royal family entered, along with their entourage.</w:t>
-      </w:r>
-    </w:p>
-    <w:p>
-      <w:r>
-        <w:t xml:space="preserve">“The princess is taking a bath,” Luke said </w:t>
-      </w:r>
-      <w:r>
-        <w:t>by</w:t>
-      </w:r>
-      <w:r>
-        <w:t xml:space="preserve"> </w:t>
-      </w:r>
-      <w:r>
-        <w:t>way of greeting</w:t>
-      </w:r>
-      <w:r>
-        <w:t xml:space="preserve">. Carol hesitated a moment and then dashed into Annie’s </w:t>
-      </w:r>
-      <w:r>
-        <w:t xml:space="preserve">changing </w:t>
-      </w:r>
-      <w:r>
-        <w:t>room.</w:t>
-      </w:r>
-    </w:p>
-    <w:p>
-      <w:r>
-        <w:t xml:space="preserve">“Thank you for protecting my daughter,” </w:t>
-      </w:r>
-      <w:r>
-        <w:t>Jane</w:t>
-      </w:r>
-      <w:r>
-        <w:t xml:space="preserve"> </w:t>
-      </w:r>
-      <w:r>
-        <w:t>said gratefully</w:t>
+        <w:t>“Then why are you blushing?” Philip asked with a smirk.</w:t>
+      </w:r>
+    </w:p>
+    <w:p>
+      <w:r>
+        <w:lastRenderedPageBreak/>
+        <w:t>Before Luke could answer an</w:t>
+      </w:r>
+      <w:r>
+        <w:t xml:space="preserve"> attendant entered. “Majesty, </w:t>
+      </w:r>
+      <w:r>
+        <w:t>General Walters</w:t>
+      </w:r>
+      <w:r>
+        <w:t xml:space="preserve"> requests </w:t>
+      </w:r>
+      <w:r>
+        <w:t>an audience with you</w:t>
+      </w:r>
+      <w:r>
+        <w:t>,” he said with a bow.</w:t>
+      </w:r>
+    </w:p>
+    <w:p>
+      <w:r>
+        <w:t xml:space="preserve">“Tell the general I’ll be there in five minutes,” </w:t>
+      </w:r>
+      <w:r>
+        <w:t>John</w:t>
+      </w:r>
+      <w:r>
+        <w:t xml:space="preserve"> </w:t>
+      </w:r>
+      <w:r>
+        <w:t>said. The attendant bowed and left.</w:t>
+      </w:r>
+    </w:p>
+    <w:p>
+      <w:r>
+        <w:t>Glad for the distraction</w:t>
+      </w:r>
+      <w:r>
+        <w:t>, Luke said, “I</w:t>
+      </w:r>
+      <w:r>
+        <w:t>’d</w:t>
+      </w:r>
+      <w:r>
+        <w:t xml:space="preserve"> better </w:t>
+      </w:r>
+      <w:r>
+        <w:rPr>
+          <w:noProof/>
+        </w:rPr>
+        <w:t>be</w:t>
+      </w:r>
+      <w:r>
+        <w:t xml:space="preserve"> going. It’s time for me to return to my world.”</w:t>
+      </w:r>
+    </w:p>
+    <w:p>
+      <w:r>
+        <w:t>“Are you coming to Sis’ birthday party?” Carol asked.</w:t>
+      </w:r>
+    </w:p>
+    <w:p>
+      <w:r>
+        <w:t xml:space="preserve">“I can’t,” Luke </w:t>
+      </w:r>
+      <w:r>
+        <w:t>objected</w:t>
+      </w:r>
+      <w:r>
+        <w:t>. “I’m just a nobody.”</w:t>
+      </w:r>
+    </w:p>
+    <w:p>
+      <w:r>
+        <w:t xml:space="preserve">“Please,” Annie begged, adding her voice to Carol’s. </w:t>
+      </w:r>
+      <w:r>
+        <w:t>The</w:t>
+      </w:r>
+      <w:r>
+        <w:t>ir</w:t>
+      </w:r>
+      <w:r>
+        <w:t xml:space="preserve"> mother</w:t>
+      </w:r>
+      <w:r>
+        <w:t xml:space="preserve"> </w:t>
+      </w:r>
+      <w:r>
+        <w:t>added her voice</w:t>
       </w:r>
       <w:r>
         <w:t>.</w:t>
       </w:r>
-      <w:r>
-        <w:t xml:space="preserve"> She was no longer the </w:t>
-      </w:r>
-      <w:r>
-        <w:t>queen</w:t>
-      </w:r>
-      <w:r>
-        <w:t>, but just a grateful mother.</w:t>
-      </w:r>
-    </w:p>
-    <w:p>
-      <w:r>
-        <w:t>Luke bowed and said</w:t>
-      </w:r>
-      <w:r>
-        <w:t>,</w:t>
-      </w:r>
-      <w:r>
-        <w:t xml:space="preserve"> “I’ll leave the moment you</w:t>
-      </w:r>
-      <w:r>
-        <w:t>’</w:t>
-      </w:r>
-      <w:r>
-        <w:t>ve</w:t>
-      </w:r>
-      <w:r>
-        <w:t xml:space="preserve"> reunited with your daughter.”</w:t>
-      </w:r>
-    </w:p>
-    <w:p>
-      <w:r>
-        <w:t xml:space="preserve">“But I need to properly reward you,” </w:t>
+    </w:p>
+    <w:p>
+      <w:r>
+        <w:t>“</w:t>
+      </w:r>
+      <w:r>
+        <w:t>All right</w:t>
+      </w:r>
+      <w:r>
+        <w:t>,” Luke said reluctantly. “Only if it</w:t>
+      </w:r>
+      <w:r>
+        <w:t>’s</w:t>
+      </w:r>
+      <w:r>
+        <w:t xml:space="preserve"> a small party,” Luke added.</w:t>
+      </w:r>
+    </w:p>
+    <w:p>
+      <w:r>
+        <w:t>“</w:t>
+      </w:r>
+      <w:r>
+        <w:rPr>
+          <w:noProof/>
+        </w:rPr>
+        <w:t>Yay</w:t>
+      </w:r>
+      <w:r>
+        <w:t>,” Carol said and clapped happily.</w:t>
+      </w:r>
+    </w:p>
+    <w:p>
+      <w:r>
+        <w:t>Luke turned to the king and said, “</w:t>
+      </w:r>
+      <w:r>
+        <w:t xml:space="preserve">Will </w:t>
+      </w:r>
+      <w:r>
+        <w:rPr>
+          <w:i/>
+        </w:rPr>
+        <w:t>he</w:t>
+      </w:r>
+      <w:r>
+        <w:t xml:space="preserve"> be there?</w:t>
+      </w:r>
+      <w:r>
+        <w:t>”</w:t>
+      </w:r>
+    </w:p>
+    <w:p>
+      <w:r>
+        <w:t xml:space="preserve">“No,” </w:t>
       </w:r>
       <w:r>
         <w:t>John</w:t>
@@ -19972,410 +20291,10 @@
         <w:t xml:space="preserve"> </w:t>
       </w:r>
       <w:r>
-        <w:t>argued.</w:t>
-      </w:r>
-    </w:p>
-    <w:p>
-      <w:r>
-        <w:t xml:space="preserve">“No reward is necessary </w:t>
-      </w:r>
-      <w:r>
-        <w:t>Majesty</w:t>
-      </w:r>
-      <w:r>
-        <w:t xml:space="preserve">,” Luke said. “I have </w:t>
-      </w:r>
-      <w:r>
-        <w:t>the stones you gave me</w:t>
-      </w:r>
-      <w:r>
-        <w:t>. That’s reward enough.”</w:t>
-      </w:r>
-    </w:p>
-    <w:p>
-      <w:r>
-        <w:t xml:space="preserve">“You’re truly a loyal subject,” </w:t>
-      </w:r>
-      <w:r>
-        <w:t>John</w:t>
-      </w:r>
-      <w:r>
-        <w:t xml:space="preserve"> </w:t>
-      </w:r>
-      <w:r>
-        <w:t>said in gratitude.</w:t>
-      </w:r>
-    </w:p>
-    <w:p>
-      <w:r>
-        <w:t>That was the first time Luke saw the king mak</w:t>
-      </w:r>
-      <w:r>
-        <w:t>ing</w:t>
-      </w:r>
-      <w:r>
-        <w:t xml:space="preserve"> a mistake. Luke clenched his jaw in anger as he held back the urge to punch the king.</w:t>
-      </w:r>
-    </w:p>
-    <w:p>
-      <w:r>
-        <w:lastRenderedPageBreak/>
-        <w:t>John</w:t>
-      </w:r>
-      <w:r>
-        <w:t xml:space="preserve"> </w:t>
-      </w:r>
-      <w:r>
-        <w:t>glanced down at Luke’s balled fist and said, “I am not my father.</w:t>
-      </w:r>
-      <w:r>
-        <w:t>”</w:t>
-      </w:r>
-    </w:p>
-    <w:p>
-      <w:r>
-        <w:t>“</w:t>
-      </w:r>
-      <w:r>
-        <w:t>So you know,</w:t>
-      </w:r>
-      <w:r>
-        <w:t>” Luke replied</w:t>
-      </w:r>
-      <w:r>
-        <w:t xml:space="preserve"> through gritted teeth</w:t>
-      </w:r>
-      <w:r>
-        <w:t>.</w:t>
-      </w:r>
-    </w:p>
-    <w:p>
-      <w:r>
-        <w:t>“</w:t>
-      </w:r>
-      <w:r>
-        <w:t xml:space="preserve">Because of that incident, I was able to go to the gods and force my father to </w:t>
-      </w:r>
-      <w:r>
-        <w:t>step down</w:t>
-      </w:r>
-      <w:r>
-        <w:t xml:space="preserve">. </w:t>
-      </w:r>
-      <w:r>
-        <w:t>Unfortunately,</w:t>
-      </w:r>
-      <w:r>
-        <w:t xml:space="preserve"> that was all I could do,” </w:t>
-      </w:r>
-      <w:r>
-        <w:t>John</w:t>
-      </w:r>
-      <w:r>
-        <w:t xml:space="preserve"> </w:t>
-      </w:r>
-      <w:r>
-        <w:t>apologized.</w:t>
-      </w:r>
-      <w:r>
-        <w:t xml:space="preserve"> “What do you know about your parents?”</w:t>
-      </w:r>
-    </w:p>
-    <w:p>
-      <w:r>
-        <w:t xml:space="preserve">Filled with rage, Luke </w:t>
-      </w:r>
-      <w:r>
-        <w:t>replied,</w:t>
-      </w:r>
-      <w:r>
-        <w:t xml:space="preserve"> </w:t>
-      </w:r>
-      <w:r>
-        <w:t>“</w:t>
-      </w:r>
-      <w:r>
-        <w:t xml:space="preserve">Only that they were simple farmers. </w:t>
-      </w:r>
-      <w:r>
-        <w:t xml:space="preserve">I made a vow </w:t>
-      </w:r>
-      <w:r>
-        <w:t xml:space="preserve">to myself to </w:t>
-      </w:r>
-      <w:r>
-        <w:t xml:space="preserve">never to let any child cry, if I have the power to </w:t>
-      </w:r>
-      <w:r>
-        <w:t xml:space="preserve">do </w:t>
-      </w:r>
-      <w:r>
-        <w:t xml:space="preserve">anything about it. </w:t>
-      </w:r>
-      <w:r>
-        <w:t>I have been accumulating power</w:t>
-      </w:r>
-      <w:r>
-        <w:t xml:space="preserve"> in order</w:t>
-      </w:r>
-      <w:r>
-        <w:t xml:space="preserve"> to keep my vow. </w:t>
-      </w:r>
-      <w:r>
-        <w:t>I hope you consider doing the same</w:t>
-      </w:r>
-      <w:r>
-        <w:t>.</w:t>
-      </w:r>
-      <w:r>
-        <w:t>”</w:t>
-      </w:r>
-    </w:p>
-    <w:p>
-      <w:r>
-        <w:t xml:space="preserve">Right on queue Carol stepped out of the </w:t>
-      </w:r>
-      <w:r>
-        <w:t>changing room</w:t>
-      </w:r>
-      <w:r>
-        <w:t>, followed by Annie.</w:t>
-      </w:r>
-    </w:p>
-    <w:p>
-      <w:r>
-        <w:t>The family gave Annie a joyous greeting. Carol ran up to Luke and raised her hands. “Carry me,” she commanded.</w:t>
-      </w:r>
-    </w:p>
-    <w:p>
-      <w:r>
-        <w:t xml:space="preserve">Luke glanced at the king and </w:t>
-      </w:r>
-      <w:r>
-        <w:t>John</w:t>
-      </w:r>
-      <w:r>
-        <w:t xml:space="preserve"> </w:t>
-      </w:r>
-      <w:r>
-        <w:t>nodded. He then looked at Carol and said, “Sorry princess but I’m all dirty and sweaty.”</w:t>
-      </w:r>
-    </w:p>
-    <w:p>
-      <w:r>
-        <w:t>“I don’t care,” Carol replied. “Carry me.”</w:t>
-      </w:r>
-    </w:p>
-    <w:p>
-      <w:r>
-        <w:t xml:space="preserve">Not knowing what else to do, Luke did as instructed. Carol gave him a great big hug and </w:t>
-      </w:r>
-      <w:r>
-        <w:t xml:space="preserve">a </w:t>
-      </w:r>
-      <w:r>
-        <w:t>kiss and said, “Thank you big brother. You saved my sister.”</w:t>
-      </w:r>
-    </w:p>
-    <w:p>
-      <w:r>
-        <w:t>“I would never do anything to make my cute little sister cry,” Luke said and hugged her back.</w:t>
-      </w:r>
-    </w:p>
-    <w:p>
-      <w:r>
-        <w:t>“So did you do any naughty things to Sis?” Carol asked and then giggled.</w:t>
-      </w:r>
-    </w:p>
-    <w:p>
-      <w:r>
-        <w:t>Luke’s face turned red as he remembered fondling Annie’s ass and seeing her naked body. Carol giggled at his response.</w:t>
-      </w:r>
-    </w:p>
-    <w:p>
-      <w:r>
-        <w:lastRenderedPageBreak/>
-        <w:t>“I didn’t do anything,” Luke said defensively</w:t>
-      </w:r>
-      <w:r>
-        <w:t>, cursing Annie’s sleepwalking problem</w:t>
-      </w:r>
-      <w:r>
-        <w:t>.</w:t>
-      </w:r>
-    </w:p>
-    <w:p>
-      <w:r>
-        <w:t>“Then why are you blushing?” brother Philip asked with a smirk.</w:t>
-      </w:r>
-    </w:p>
-    <w:p>
-      <w:r>
-        <w:t>Before Luke could answer an</w:t>
-      </w:r>
-      <w:r>
-        <w:t xml:space="preserve"> attendant entered. “Majesty, </w:t>
-      </w:r>
-      <w:r>
-        <w:t>General Walters</w:t>
-      </w:r>
-      <w:r>
-        <w:t xml:space="preserve"> requests </w:t>
-      </w:r>
-      <w:r>
-        <w:t>an audience with you</w:t>
-      </w:r>
-      <w:r>
-        <w:t>,” he said with a bow.</w:t>
-      </w:r>
-    </w:p>
-    <w:p>
-      <w:r>
-        <w:t xml:space="preserve">“Tell the general I’ll be there in five minutes,” </w:t>
-      </w:r>
-      <w:r>
-        <w:t>John</w:t>
-      </w:r>
-      <w:r>
-        <w:t xml:space="preserve"> </w:t>
-      </w:r>
-      <w:r>
-        <w:t>said. The attendant bowed and left.</w:t>
-      </w:r>
-    </w:p>
-    <w:p>
-      <w:r>
-        <w:t>Glad for the distraction</w:t>
-      </w:r>
-      <w:r>
-        <w:t>, Luke said, “I</w:t>
-      </w:r>
-      <w:r>
-        <w:t>’d</w:t>
-      </w:r>
-      <w:r>
-        <w:t xml:space="preserve"> better </w:t>
-      </w:r>
-      <w:r>
-        <w:rPr>
-          <w:noProof/>
-        </w:rPr>
-        <w:t>be</w:t>
-      </w:r>
-      <w:r>
-        <w:t xml:space="preserve"> going. It’s time for me to return to my world.”</w:t>
-      </w:r>
-    </w:p>
-    <w:p>
-      <w:r>
-        <w:t>“Are you coming to Sis’ birthday party?” Carol asked.</w:t>
-      </w:r>
-    </w:p>
-    <w:p>
-      <w:r>
-        <w:t xml:space="preserve">“I can’t,” Luke </w:t>
-      </w:r>
-      <w:r>
-        <w:t>objected</w:t>
-      </w:r>
-      <w:r>
-        <w:t xml:space="preserve">. “I’m just </w:t>
-      </w:r>
-      <w:proofErr w:type="gramStart"/>
-      <w:r>
-        <w:t>a nobody</w:t>
-      </w:r>
-      <w:proofErr w:type="gramEnd"/>
-      <w:r>
-        <w:t>.”</w:t>
-      </w:r>
-    </w:p>
-    <w:p>
-      <w:r>
-        <w:t xml:space="preserve">“Please,” Annie begged, adding her voice to Carol’s. </w:t>
-      </w:r>
-      <w:r>
-        <w:t>The</w:t>
-      </w:r>
-      <w:r>
-        <w:t>ir</w:t>
-      </w:r>
-      <w:r>
-        <w:t xml:space="preserve"> mother</w:t>
-      </w:r>
-      <w:r>
-        <w:t xml:space="preserve"> </w:t>
-      </w:r>
-      <w:r>
-        <w:t>added her voice</w:t>
-      </w:r>
-      <w:r>
-        <w:t>.</w:t>
-      </w:r>
-    </w:p>
-    <w:p>
-      <w:r>
-        <w:t>“</w:t>
-      </w:r>
-      <w:r>
-        <w:t>All right</w:t>
-      </w:r>
-      <w:r>
-        <w:t>,” Luke said reluctantly. “Only if it</w:t>
-      </w:r>
-      <w:r>
-        <w:t>’s</w:t>
-      </w:r>
-      <w:r>
-        <w:t xml:space="preserve"> a small party,” Luke added.</w:t>
-      </w:r>
-    </w:p>
-    <w:p>
-      <w:r>
-        <w:t>“</w:t>
-      </w:r>
-      <w:r>
-        <w:rPr>
-          <w:noProof/>
-        </w:rPr>
-        <w:t>Yay</w:t>
-      </w:r>
-      <w:r>
-        <w:t>,” Carol said and clapped happily.</w:t>
-      </w:r>
-    </w:p>
-    <w:p>
-      <w:r>
-        <w:t>Luke turned to the king and said, “</w:t>
-      </w:r>
-      <w:r>
-        <w:t xml:space="preserve">Will </w:t>
-      </w:r>
-      <w:r>
-        <w:rPr>
-          <w:i/>
-        </w:rPr>
-        <w:t>he</w:t>
-      </w:r>
-      <w:r>
-        <w:t xml:space="preserve"> be there?</w:t>
-      </w:r>
-      <w:r>
-        <w:t>”</w:t>
-      </w:r>
-    </w:p>
-    <w:p>
-      <w:r>
-        <w:t xml:space="preserve">“No,” </w:t>
-      </w:r>
-      <w:r>
-        <w:t>John</w:t>
-      </w:r>
-      <w:r>
-        <w:t xml:space="preserve"> </w:t>
-      </w:r>
-      <w:r>
-        <w:t>replied. “</w:t>
+        <w:t>said</w:t>
+      </w:r>
+      <w:r>
+        <w:t>. “</w:t>
       </w:r>
       <w:r>
         <w:t>My dad</w:t>
@@ -20457,25 +20376,88 @@
     </w:p>
     <w:p>
       <w:r>
+        <w:t>“Don’t you have to do princess stuff?” Luke asked.</w:t>
+      </w:r>
+    </w:p>
+    <w:p>
+      <w:r>
+        <w:t xml:space="preserve">“It’s okay for tomorrow,” </w:t>
+      </w:r>
+      <w:r>
+        <w:t>Jane</w:t>
+      </w:r>
+      <w:r>
+        <w:t xml:space="preserve"> </w:t>
+      </w:r>
+      <w:r>
+        <w:t>said. “She can take a vacation from her studies.</w:t>
+      </w:r>
+      <w:r>
+        <w:t xml:space="preserve"> Come for lunch.</w:t>
+      </w:r>
+      <w:r>
+        <w:t>”</w:t>
+      </w:r>
+    </w:p>
+    <w:p>
+      <w:r>
         <w:lastRenderedPageBreak/>
-        <w:t>“Don’t you have to do princess stuff?” Luke asked.</w:t>
-      </w:r>
-    </w:p>
-    <w:p>
-      <w:r>
-        <w:t xml:space="preserve">“It’s okay for tomorrow,” </w:t>
-      </w:r>
-      <w:r>
-        <w:t>Jane</w:t>
-      </w:r>
-      <w:r>
-        <w:t xml:space="preserve"> </w:t>
-      </w:r>
-      <w:r>
-        <w:t>said. “She can take a vacation from her studies.</w:t>
-      </w:r>
-      <w:r>
-        <w:t xml:space="preserve"> Come for lunch.</w:t>
+        <w:t xml:space="preserve">Luke bowed to the queen and then spoke to the king. </w:t>
+      </w:r>
+      <w:r>
+        <w:t>“</w:t>
+      </w:r>
+      <w:r>
+        <w:t>Majesty</w:t>
+      </w:r>
+      <w:r>
+        <w:t xml:space="preserve">, Annie showed me a fighting style I have never seen before. Can you please teach </w:t>
+      </w:r>
+      <w:r>
+        <w:t>it to me</w:t>
+      </w:r>
+      <w:r>
+        <w:t>?” Luke asked. “</w:t>
+      </w:r>
+      <w:r>
+        <w:t>I want to teach my people to learn to protect themselves, so they can live in peace</w:t>
+      </w:r>
+      <w:r>
+        <w:t>.”</w:t>
+      </w:r>
+    </w:p>
+    <w:p>
+      <w:r>
+        <w:t>“O</w:t>
+      </w:r>
+      <w:r>
+        <w:t xml:space="preserve">f course Luke,” </w:t>
+      </w:r>
+      <w:r>
+        <w:t>John</w:t>
+      </w:r>
+      <w:r>
+        <w:t xml:space="preserve"> </w:t>
+      </w:r>
+      <w:r>
+        <w:t>said</w:t>
+      </w:r>
+      <w:r>
+        <w:t>.</w:t>
+      </w:r>
+      <w:r>
+        <w:t xml:space="preserve"> “I will assign you a trainer.”</w:t>
+      </w:r>
+    </w:p>
+    <w:p>
+      <w:r>
+        <w:t xml:space="preserve">“I appreciate it Majesty,” Luke said. </w:t>
+      </w:r>
+      <w:r>
+        <w:t>“If you’ll excuse me, I have things I need to do</w:t>
+      </w:r>
+      <w:r>
+        <w:t>.</w:t>
       </w:r>
       <w:r>
         <w:t>”</w:t>
@@ -20483,198 +20465,175 @@
     </w:p>
     <w:p>
       <w:r>
-        <w:t xml:space="preserve">Luke bowed to the queen and then spoke to the king. </w:t>
-      </w:r>
+        <w:t>Luke lowered Carol to the floor. “I’ll be here at noon.”</w:t>
+      </w:r>
+    </w:p>
+    <w:p>
+      <w:r>
+        <w:t>“Make that ten,” Carol corrected.</w:t>
+      </w:r>
+      <w:r>
+        <w:t xml:space="preserve"> “Or </w:t>
+      </w:r>
+      <w:r>
+        <w:t>seven</w:t>
+      </w:r>
+      <w:r>
+        <w:t xml:space="preserve"> and we can have breakfast.”</w:t>
+      </w:r>
+    </w:p>
+    <w:p>
+      <w:r>
+        <w:t xml:space="preserve">“Luke, show me your left hand,” </w:t>
+      </w:r>
+      <w:r>
+        <w:t>John</w:t>
+      </w:r>
+      <w:r>
+        <w:t xml:space="preserve"> </w:t>
+      </w:r>
+      <w:r>
+        <w:t xml:space="preserve">requested. “Do you see those indentations around the rim of your gauntlets and your boots? They are designed to hold </w:t>
+      </w:r>
+      <w:r>
+        <w:t xml:space="preserve">magic </w:t>
+      </w:r>
+      <w:r>
+        <w:t>stones. All warrior weapons have them.”</w:t>
+      </w:r>
+    </w:p>
+    <w:p>
+      <w:r>
+        <w:t>John</w:t>
+      </w:r>
+      <w:r>
+        <w:t xml:space="preserve"> </w:t>
+      </w:r>
+      <w:r>
+        <w:t xml:space="preserve">placed a </w:t>
+      </w:r>
+      <w:r>
+        <w:t xml:space="preserve">tiny </w:t>
+      </w:r>
+      <w:r>
+        <w:t xml:space="preserve">pink marble in an indentation of the </w:t>
+      </w:r>
+      <w:r>
+        <w:t>glove</w:t>
+      </w:r>
+      <w:r>
+        <w:t>. “This pink stone is a healing stone. It</w:t>
+      </w:r>
+      <w:r>
+        <w:t>’</w:t>
+      </w:r>
+      <w:r>
+        <w:t xml:space="preserve">s a slow acting </w:t>
+      </w:r>
+      <w:r>
+        <w:t xml:space="preserve">continuous </w:t>
+      </w:r>
+      <w:r>
+        <w:t xml:space="preserve">spell that you can’t rely on in battle. Minor cuts and scrapes will heal </w:t>
+      </w:r>
+      <w:r>
+        <w:t>in less than a minute</w:t>
+      </w:r>
+      <w:r>
+        <w:t xml:space="preserve">. Broken bones and internal injuries </w:t>
+      </w:r>
+      <w:r>
+        <w:t>can take hours to heal, depending on the severity</w:t>
+      </w:r>
+      <w:r>
+        <w:t xml:space="preserve">. Lost limbs can take </w:t>
+      </w:r>
+      <w:r>
+        <w:t>days</w:t>
+      </w:r>
+      <w:r>
+        <w:t>.”</w:t>
+      </w:r>
+    </w:p>
+    <w:p>
+      <w:r>
+        <w:t xml:space="preserve">“Incredible,” Luke </w:t>
+      </w:r>
+      <w:r>
+        <w:t>said</w:t>
+      </w:r>
+      <w:r>
+        <w:t xml:space="preserve"> as he stared at the stone. “</w:t>
+      </w:r>
+      <w:r>
+        <w:t xml:space="preserve">I was never </w:t>
+      </w:r>
+      <w:r>
+        <w:t>permitted</w:t>
+      </w:r>
+      <w:r>
+        <w:t xml:space="preserve"> to use </w:t>
+      </w:r>
+      <w:r>
+        <w:t xml:space="preserve">magical healing </w:t>
+      </w:r>
+      <w:r>
+        <w:t>before</w:t>
+      </w:r>
+      <w:r>
+        <w:t>. Can I use it to heal others?”</w:t>
+      </w:r>
+    </w:p>
+    <w:p>
+      <w:r>
+        <w:t>“Yes,</w:t>
+      </w:r>
+      <w:r>
+        <w:t xml:space="preserve"> </w:t>
+      </w:r>
+      <w:r>
+        <w:t xml:space="preserve">both on yourself and others, </w:t>
+      </w:r>
+      <w:r>
+        <w:t xml:space="preserve">but </w:t>
+      </w:r>
+      <w:r>
+        <w:t>that</w:t>
+      </w:r>
+      <w:r>
+        <w:t xml:space="preserve"> takes training,</w:t>
+      </w:r>
+      <w:r>
+        <w:t xml:space="preserve">” </w:t>
+      </w:r>
+      <w:r>
+        <w:t>John</w:t>
+      </w:r>
+      <w:r>
+        <w:t xml:space="preserve"> </w:t>
+      </w:r>
+      <w:r>
+        <w:t>said</w:t>
+      </w:r>
+      <w:r>
+        <w:t>.</w:t>
+      </w:r>
+    </w:p>
+    <w:p>
       <w:r>
         <w:t>“</w:t>
       </w:r>
       <w:r>
-        <w:t>Majesty</w:t>
-      </w:r>
-      <w:r>
-        <w:t xml:space="preserve">, Annie showed me a fighting style I have never seen before. Can you please teach </w:t>
-      </w:r>
-      <w:r>
-        <w:t>it to me</w:t>
-      </w:r>
-      <w:r>
-        <w:t>?” Luke asked. “</w:t>
-      </w:r>
-      <w:r>
-        <w:t>I want to teach my people to learn to protect themselves, so they can live in peace</w:t>
-      </w:r>
-      <w:r>
-        <w:t>.”</w:t>
-      </w:r>
-    </w:p>
-    <w:p>
-      <w:r>
-        <w:t>“O</w:t>
-      </w:r>
-      <w:r>
-        <w:t xml:space="preserve">f course Luke,” </w:t>
-      </w:r>
-      <w:r>
-        <w:t>John</w:t>
-      </w:r>
-      <w:r>
-        <w:t xml:space="preserve"> </w:t>
-      </w:r>
-      <w:r>
-        <w:t>agreed</w:t>
+        <w:t xml:space="preserve">Please note that active healing only works </w:t>
+      </w:r>
+      <w:r>
+        <w:t>outside of combat</w:t>
       </w:r>
       <w:r>
         <w:t>.</w:t>
       </w:r>
-    </w:p>
-    <w:p>
-      <w:r>
-        <w:t>“If you’ll excuse me, I have things I need to do,” Luke said and lowered Carol to the floor. “I’ll be here at noon.”</w:t>
-      </w:r>
-    </w:p>
-    <w:p>
-      <w:r>
-        <w:t>“Make that ten,” Carol corrected.</w:t>
-      </w:r>
-      <w:r>
-        <w:t xml:space="preserve"> “Or eight and we can have breakfast.”</w:t>
-      </w:r>
-    </w:p>
-    <w:p>
-      <w:r>
-        <w:t xml:space="preserve">“Luke, show me your left hand,” </w:t>
-      </w:r>
-      <w:r>
-        <w:t>John</w:t>
-      </w:r>
-      <w:r>
-        <w:t xml:space="preserve"> </w:t>
-      </w:r>
-      <w:r>
-        <w:t xml:space="preserve">requested. “Do you see those indentations around the rim of your gauntlets and your boots? They are designed to hold </w:t>
-      </w:r>
-      <w:r>
-        <w:t xml:space="preserve">magic </w:t>
-      </w:r>
-      <w:r>
-        <w:t>stones. All warrior weapons have them.”</w:t>
-      </w:r>
-    </w:p>
-    <w:p>
-      <w:r>
-        <w:t>John</w:t>
-      </w:r>
-      <w:r>
-        <w:t xml:space="preserve"> </w:t>
-      </w:r>
-      <w:r>
-        <w:t xml:space="preserve">placed a </w:t>
-      </w:r>
-      <w:r>
-        <w:t xml:space="preserve">tiny </w:t>
-      </w:r>
-      <w:r>
-        <w:t xml:space="preserve">pink marble in an indentation of the </w:t>
-      </w:r>
-      <w:r>
-        <w:t>glove</w:t>
-      </w:r>
-      <w:r>
-        <w:t>. “This pink stone is a healing stone. It</w:t>
-      </w:r>
-      <w:r>
-        <w:t>’</w:t>
-      </w:r>
-      <w:r>
-        <w:t xml:space="preserve">s a slow acting </w:t>
-      </w:r>
-      <w:r>
-        <w:t xml:space="preserve">continuous </w:t>
-      </w:r>
-      <w:r>
-        <w:t xml:space="preserve">spell that you can’t rely on in battle. Minor cuts and scrapes will heal </w:t>
-      </w:r>
-      <w:r>
-        <w:t>in less than a minute</w:t>
-      </w:r>
-      <w:r>
-        <w:t xml:space="preserve">. Broken bones and internal injuries </w:t>
-      </w:r>
-      <w:r>
-        <w:t>can take hours to heal, depending on the severity</w:t>
-      </w:r>
-      <w:r>
-        <w:t xml:space="preserve">. Lost limbs can take </w:t>
-      </w:r>
-      <w:r>
-        <w:t>days</w:t>
-      </w:r>
-      <w:r>
-        <w:t>.”</w:t>
-      </w:r>
-    </w:p>
-    <w:p>
-      <w:r>
-        <w:t xml:space="preserve">“Incredible,” Luke </w:t>
-      </w:r>
-      <w:r>
-        <w:t>marveled</w:t>
-      </w:r>
-      <w:r>
-        <w:t xml:space="preserve"> as he stared at the stone. “</w:t>
-      </w:r>
-      <w:r>
-        <w:t xml:space="preserve">I was never </w:t>
-      </w:r>
-      <w:r>
-        <w:t>permitted</w:t>
-      </w:r>
-      <w:r>
-        <w:t xml:space="preserve"> to use </w:t>
-      </w:r>
-      <w:r>
-        <w:t xml:space="preserve">magical healing </w:t>
-      </w:r>
-      <w:r>
-        <w:t>before</w:t>
-      </w:r>
-      <w:r>
-        <w:t>. Can I use it to heal others?”</w:t>
-      </w:r>
-    </w:p>
-    <w:p>
-      <w:r>
-        <w:t>“Yes,</w:t>
-      </w:r>
-      <w:r>
-        <w:t xml:space="preserve"> </w:t>
-      </w:r>
-      <w:r>
-        <w:t xml:space="preserve">both on yourself and others, </w:t>
-      </w:r>
-      <w:r>
-        <w:t xml:space="preserve">but </w:t>
-      </w:r>
-      <w:r>
-        <w:t>that</w:t>
-      </w:r>
-      <w:r>
-        <w:t xml:space="preserve"> takes training,</w:t>
-      </w:r>
-      <w:r>
-        <w:t xml:space="preserve">” </w:t>
-      </w:r>
-      <w:r>
-        <w:t>John</w:t>
-      </w:r>
-      <w:r>
-        <w:t xml:space="preserve"> </w:t>
-      </w:r>
-      <w:r>
-        <w:t>replied</w:t>
-      </w:r>
-      <w:r>
-        <w:t>.</w:t>
+      <w:r>
+        <w:t xml:space="preserve"> The use of the stone requires a peaceful mind and relaxed body. Its effects are strongest when the recipient is sleeping.</w:t>
       </w:r>
     </w:p>
     <w:p>
@@ -20683,16 +20642,65 @@
         <w:t>“</w:t>
       </w:r>
       <w:r>
-        <w:t xml:space="preserve">Please note that active healing only works </w:t>
-      </w:r>
-      <w:r>
-        <w:t>outside of combat</w:t>
+        <w:t xml:space="preserve">Place your speaking stone </w:t>
+      </w:r>
+      <w:r>
+        <w:t>in an indentation on your right</w:t>
+      </w:r>
+      <w:r>
+        <w:t xml:space="preserve"> </w:t>
+      </w:r>
+      <w:r>
+        <w:t xml:space="preserve">hand </w:t>
+      </w:r>
+      <w:r>
+        <w:t>glove</w:t>
       </w:r>
       <w:r>
         <w:t>.</w:t>
       </w:r>
-      <w:r>
-        <w:t xml:space="preserve"> The use of the stone requires a peaceful mind and relaxed body. Its effects are strongest when the recipient is sleeping.</w:t>
+    </w:p>
+    <w:p>
+      <w:r>
+        <w:t xml:space="preserve">“I give you the </w:t>
+      </w:r>
+      <w:r>
+        <w:t>anti-</w:t>
+      </w:r>
+      <w:r>
+        <w:t>surveillance and disguise stones to use as you see fit, since I trust you. Please be careful with them.</w:t>
+      </w:r>
+    </w:p>
+    <w:p>
+      <w:r>
+        <w:t xml:space="preserve">“You may </w:t>
+      </w:r>
+      <w:r>
+        <w:t>mount</w:t>
+      </w:r>
+      <w:r>
+        <w:t xml:space="preserve"> your </w:t>
+      </w:r>
+      <w:r>
+        <w:t>anti-</w:t>
+      </w:r>
+      <w:r>
+        <w:t>surveillance</w:t>
+      </w:r>
+      <w:r>
+        <w:t xml:space="preserve"> stone and your disguise. However, their behavior will change and you will no longer be able to remove them, so I don’t recommend you do</w:t>
+      </w:r>
+      <w:r>
+        <w:t>ing</w:t>
+      </w:r>
+      <w:r>
+        <w:t xml:space="preserve"> </w:t>
+      </w:r>
+      <w:r>
+        <w:t>so</w:t>
+      </w:r>
+      <w:r>
+        <w:t xml:space="preserve"> for the time being.</w:t>
       </w:r>
     </w:p>
     <w:p>
@@ -20700,72 +20708,6 @@
         <w:t>“</w:t>
       </w:r>
       <w:r>
-        <w:t xml:space="preserve">Place your speaking stone </w:t>
-      </w:r>
-      <w:r>
-        <w:t>in an indentation on your right</w:t>
-      </w:r>
-      <w:r>
-        <w:t xml:space="preserve"> </w:t>
-      </w:r>
-      <w:r>
-        <w:t xml:space="preserve">hand </w:t>
-      </w:r>
-      <w:r>
-        <w:t>glove</w:t>
-      </w:r>
-      <w:r>
-        <w:t>.</w:t>
-      </w:r>
-    </w:p>
-    <w:p>
-      <w:r>
-        <w:t xml:space="preserve">“I give you the </w:t>
-      </w:r>
-      <w:r>
-        <w:t>anti-</w:t>
-      </w:r>
-      <w:r>
-        <w:t>surveillance and disguise stones to use as you see fit, since I trust you. Please be careful with them.</w:t>
-      </w:r>
-    </w:p>
-    <w:p>
-      <w:r>
-        <w:t xml:space="preserve">“You may </w:t>
-      </w:r>
-      <w:r>
-        <w:t>mount</w:t>
-      </w:r>
-      <w:r>
-        <w:t xml:space="preserve"> your </w:t>
-      </w:r>
-      <w:r>
-        <w:t>anti-</w:t>
-      </w:r>
-      <w:r>
-        <w:t>surveillance</w:t>
-      </w:r>
-      <w:r>
-        <w:t xml:space="preserve"> stone and your disguise. However, their behavior will change and you will no longer be able to remove them, so I don’t recommend you do</w:t>
-      </w:r>
-      <w:r>
-        <w:t>ing</w:t>
-      </w:r>
-      <w:r>
-        <w:t xml:space="preserve"> </w:t>
-      </w:r>
-      <w:r>
-        <w:t>so</w:t>
-      </w:r>
-      <w:r>
-        <w:t xml:space="preserve"> for the time being.</w:t>
-      </w:r>
-    </w:p>
-    <w:p>
-      <w:r>
-        <w:t>“</w:t>
-      </w:r>
-      <w:r>
         <w:t>Starting day after tomorrow, I shall have someone give you martial arts training and teach you about magic.</w:t>
       </w:r>
       <w:r>
@@ -20797,7 +20739,13 @@
         <w:t>Jane</w:t>
       </w:r>
       <w:r>
-        <w:t xml:space="preserve"> watched Luke disappear into the bushes near the privacy wall and </w:t>
+        <w:t xml:space="preserve"> watched Luke </w:t>
+      </w:r>
+      <w:r>
+        <w:t xml:space="preserve">enter the secret door against the ornate </w:t>
+      </w:r>
+      <w:r>
+        <w:t xml:space="preserve">privacy wall and </w:t>
       </w:r>
       <w:r>
         <w:t>said, “He’s something else, isn’t he?”</w:t>
@@ -20814,7 +20762,6 @@
         <w:t xml:space="preserve"> never give anything for free.”</w:t>
       </w:r>
     </w:p>
-    <w:p/>
     <w:p>
       <w:pPr>
         <w:sectPr>
@@ -20859,43 +20806,1174 @@
     </w:p>
     <w:p>
       <w:r>
-        <w:t xml:space="preserve">The secret </w:t>
-      </w:r>
-      <w:r>
-        <w:t xml:space="preserve">underground </w:t>
-      </w:r>
-      <w:r>
-        <w:t xml:space="preserve">room </w:t>
-      </w:r>
-      <w:r>
-        <w:t>below</w:t>
-      </w:r>
-      <w:r>
-        <w:t xml:space="preserve"> the </w:t>
-      </w:r>
-      <w:r>
-        <w:t>royal garden’s privacy</w:t>
-      </w:r>
-      <w:r>
-        <w:t xml:space="preserve"> wall contained an apartment </w:t>
-      </w:r>
-      <w:r>
-        <w:t xml:space="preserve">that hadn’t been used in decades. </w:t>
-      </w:r>
-      <w:r>
-        <w:t>Luke spent an hour cleaning and finally got it livable</w:t>
+        <w:t xml:space="preserve">Luke spent an hour cleaning the unused secret guard station and </w:t>
+      </w:r>
+      <w:r>
+        <w:t>spent the night</w:t>
+      </w:r>
+      <w:r>
+        <w:t xml:space="preserve"> there</w:t>
+      </w:r>
+      <w:r>
+        <w:t>.</w:t>
+      </w:r>
+    </w:p>
+    <w:p>
+      <w:r>
+        <w:t>The next day Luke showered</w:t>
+      </w:r>
+      <w:r>
+        <w:t>, shaved</w:t>
+      </w:r>
+      <w:r>
+        <w:t>,</w:t>
+      </w:r>
+      <w:r>
+        <w:t xml:space="preserve"> dressed in his </w:t>
+      </w:r>
+      <w:r>
+        <w:t>best</w:t>
+      </w:r>
+      <w:r>
+        <w:t xml:space="preserve"> clothes</w:t>
+      </w:r>
+      <w:r>
+        <w:t>, and switched his</w:t>
+      </w:r>
+      <w:r>
+        <w:t xml:space="preserve"> crest to warrior</w:t>
+      </w:r>
+      <w:r>
+        <w:t xml:space="preserve">. Stepping into </w:t>
+      </w:r>
+      <w:r>
+        <w:t>the</w:t>
+      </w:r>
+      <w:r>
+        <w:t xml:space="preserve"> royal gardens</w:t>
+      </w:r>
+      <w:r>
+        <w:t xml:space="preserve"> he </w:t>
+      </w:r>
+      <w:r>
+        <w:t>found servants bus</w:t>
+      </w:r>
+      <w:r>
+        <w:t>ily</w:t>
+      </w:r>
+      <w:r>
+        <w:t xml:space="preserve"> preparing for the party.</w:t>
+      </w:r>
+    </w:p>
+    <w:p>
+      <w:r>
+        <w:t xml:space="preserve">“Brother Luke,” Carol called </w:t>
+      </w:r>
+      <w:r>
+        <w:t xml:space="preserve">excitedly </w:t>
+      </w:r>
+      <w:r>
+        <w:t xml:space="preserve">and grabbed him by the hand. She guided him up </w:t>
+      </w:r>
+      <w:r>
+        <w:t>a staircase</w:t>
+      </w:r>
+      <w:r>
+        <w:t>,</w:t>
+      </w:r>
+      <w:r>
+        <w:t xml:space="preserve"> into her room</w:t>
+      </w:r>
+      <w:r>
+        <w:t>, and to a</w:t>
+      </w:r>
+      <w:r>
+        <w:t>n</w:t>
+      </w:r>
+      <w:r>
+        <w:t xml:space="preserve"> </w:t>
+      </w:r>
+      <w:r>
+        <w:t>easy chair</w:t>
+      </w:r>
+      <w:r>
+        <w:t>.</w:t>
+      </w:r>
+      <w:r>
+        <w:t xml:space="preserve"> “This is Princess Stephaney. Isn’t she pretty?” she said as she handed a doll to Luke.</w:t>
+      </w:r>
+    </w:p>
+    <w:p>
+      <w:r>
+        <w:t>“</w:t>
+      </w:r>
+      <w:r>
+        <w:t>Hello Princess</w:t>
+      </w:r>
+      <w:r>
+        <w:t xml:space="preserve"> </w:t>
+      </w:r>
+      <w:r>
+        <w:t>Stephaney, you’re very pretty. Can I marry you?</w:t>
+      </w:r>
+      <w:r>
+        <w:t xml:space="preserve">” Luke </w:t>
+      </w:r>
+      <w:r>
+        <w:t>asked.</w:t>
+      </w:r>
+    </w:p>
+    <w:p>
+      <w:r>
+        <w:t xml:space="preserve">“Don’t be silly Brother Luke. She’s just a dolly,” Carol </w:t>
+      </w:r>
+      <w:r>
+        <w:t>said, giggling</w:t>
+      </w:r>
+      <w:r>
+        <w:t>.</w:t>
+      </w:r>
+    </w:p>
+    <w:p>
+      <w:r>
+        <w:t>Luke knew that little girls loved playing house. He just didn’t know why.</w:t>
+      </w:r>
+    </w:p>
+    <w:p>
+      <w:r>
+        <w:t>Carol talked a mile a minute as she covered Luke with dolls.</w:t>
+      </w:r>
+    </w:p>
+    <w:p>
+      <w:r>
+        <w:t>Philip entered a</w:t>
+      </w:r>
+      <w:r>
+        <w:t>nd said, “Dude, I can’t believe you’re playing with dolls.”</w:t>
+      </w:r>
+    </w:p>
+    <w:p>
+      <w:r>
+        <w:t xml:space="preserve">“I’m like the uncle for the </w:t>
+      </w:r>
+      <w:r>
+        <w:t>children at</w:t>
+      </w:r>
+      <w:r>
+        <w:t xml:space="preserve"> the orphanage,” Luke </w:t>
+      </w:r>
+      <w:r>
+        <w:t>said</w:t>
+      </w:r>
+      <w:r>
+        <w:t xml:space="preserve"> defensively. “As a </w:t>
+      </w:r>
+      <w:r>
+        <w:t>result,</w:t>
+      </w:r>
+      <w:r>
+        <w:t xml:space="preserve"> the girls force me to play house with them all the time. The house mother said I should do it because it</w:t>
+      </w:r>
+      <w:r>
+        <w:t>’</w:t>
+      </w:r>
+      <w:r>
+        <w:t>s good for them.”</w:t>
+      </w:r>
+    </w:p>
+    <w:p>
+      <w:r>
+        <w:t xml:space="preserve">A maid entered and </w:t>
+      </w:r>
+      <w:r>
+        <w:t>announced</w:t>
+      </w:r>
+      <w:r>
+        <w:t>, “</w:t>
+      </w:r>
+      <w:r>
+        <w:rPr>
+          <w:noProof/>
+        </w:rPr>
+        <w:t>It’s</w:t>
+      </w:r>
+      <w:r>
+        <w:t xml:space="preserve"> lunch time </w:t>
+      </w:r>
+      <w:r>
+        <w:t>h</w:t>
+      </w:r>
+      <w:r>
+        <w:t>ighnesses.”</w:t>
+      </w:r>
+    </w:p>
+    <w:p>
+      <w:r>
+        <w:lastRenderedPageBreak/>
+        <w:t xml:space="preserve">Carol guided Luke </w:t>
+      </w:r>
+      <w:r>
+        <w:t xml:space="preserve">to </w:t>
+      </w:r>
+      <w:r>
+        <w:t>the dining room, where Luke found the rest of the family.</w:t>
+      </w:r>
+    </w:p>
+    <w:p>
+      <w:r>
+        <w:t>“Luke bowed to the king and queen and said, “Good afternoon majesties.” He turned to Annie and found her staring at him with a strange expression.</w:t>
+      </w:r>
+    </w:p>
+    <w:p>
+      <w:r>
+        <w:t>“You’re dressed well I see,” Annie said.</w:t>
+      </w:r>
+    </w:p>
+    <w:p>
+      <w:r>
+        <w:t xml:space="preserve">“Happy birthday </w:t>
+      </w:r>
+      <w:r>
+        <w:t xml:space="preserve">Princess </w:t>
+      </w:r>
+      <w:r>
+        <w:t xml:space="preserve">and you don’t have to be </w:t>
+      </w:r>
+      <w:r>
+        <w:t xml:space="preserve">so </w:t>
+      </w:r>
+      <w:r>
+        <w:t>shocked,” Luke replied. “I bought this for when I visit the casino.</w:t>
+      </w:r>
+      <w:r>
+        <w:t xml:space="preserve"> Here</w:t>
+      </w:r>
+      <w:r>
+        <w:t>’</w:t>
+      </w:r>
+      <w:r>
+        <w:t>s a present for you. It is part of the jewelry I inherited from my grandmother. Carol, this is for you,” Luke added.</w:t>
+      </w:r>
+    </w:p>
+    <w:p>
+      <w:r>
+        <w:t>“It’s beautiful,” Annie said and put on the necklace.</w:t>
+      </w:r>
+    </w:p>
+    <w:p>
+      <w:r>
+        <w:t>“</w:t>
+      </w:r>
+      <w:r>
+        <w:t>Thank you, Brother Luke</w:t>
+      </w:r>
+      <w:r>
+        <w:t>,” Carol said and gave Luke a hug. She too put on her necklace.</w:t>
+      </w:r>
+    </w:p>
+    <w:p>
+      <w:r>
+        <w:t xml:space="preserve">“You shouldn’t have,” </w:t>
+      </w:r>
+      <w:r>
+        <w:t>the</w:t>
+      </w:r>
+      <w:r>
+        <w:t>ir</w:t>
+      </w:r>
+      <w:r>
+        <w:t xml:space="preserve"> mother</w:t>
+      </w:r>
+      <w:r>
+        <w:t xml:space="preserve"> </w:t>
+      </w:r>
+      <w:r>
+        <w:t>objected</w:t>
+      </w:r>
+      <w:r>
+        <w:t>.</w:t>
+      </w:r>
+    </w:p>
+    <w:p>
+      <w:r>
+        <w:t>Luke shrugged and said, “It’s all good.”</w:t>
+      </w:r>
+    </w:p>
+    <w:p>
+      <w:r>
+        <w:t xml:space="preserve">“Luke, would you consider taking over the position </w:t>
+      </w:r>
+      <w:r>
+        <w:t>Major Jensen</w:t>
+      </w:r>
+      <w:r>
+        <w:t xml:space="preserve"> held?” </w:t>
+      </w:r>
+      <w:r>
+        <w:t>John</w:t>
+      </w:r>
+      <w:r>
+        <w:t xml:space="preserve"> </w:t>
+      </w:r>
+      <w:r>
+        <w:t xml:space="preserve">asked. “Your warrior level is </w:t>
+      </w:r>
+      <w:r>
+        <w:t>56</w:t>
+      </w:r>
+      <w:r>
+        <w:t>, which is more than enough for the job</w:t>
+      </w:r>
+      <w:r>
+        <w:t>, as is your experience</w:t>
+      </w:r>
+      <w:r>
+        <w:t>.”</w:t>
+      </w:r>
+    </w:p>
+    <w:p>
+      <w:r>
+        <w:t xml:space="preserve">Luke </w:t>
+      </w:r>
+      <w:r>
+        <w:t xml:space="preserve">hesitated and then </w:t>
+      </w:r>
+      <w:r>
+        <w:t>asked, “Will I be spending my time here doing paperwork and ordering people around?”</w:t>
+      </w:r>
+    </w:p>
+    <w:p>
+      <w:r>
+        <w:t xml:space="preserve">“That’s about it,” </w:t>
+      </w:r>
+      <w:r>
+        <w:t>John</w:t>
+      </w:r>
+      <w:r>
+        <w:t xml:space="preserve"> </w:t>
+      </w:r>
+      <w:r>
+        <w:t>admitted</w:t>
+      </w:r>
+      <w:r>
+        <w:t>.</w:t>
+      </w:r>
+    </w:p>
+    <w:p>
+      <w:r>
+        <w:t xml:space="preserve">“Thank you for the offer </w:t>
+      </w:r>
+      <w:r>
+        <w:t>Majesty</w:t>
+      </w:r>
+      <w:r>
+        <w:t>, but I think I can better serve the country by protecting the warehouse district and the people who live there,” Luke said.</w:t>
+      </w:r>
+      <w:r>
+        <w:t xml:space="preserve"> “Also, the children at the orphanage need me.</w:t>
+      </w:r>
+      <w:r>
+        <w:t>”</w:t>
+      </w:r>
+    </w:p>
+    <w:p>
+      <w:r>
+        <w:lastRenderedPageBreak/>
+        <w:t>John</w:t>
+      </w:r>
+      <w:r>
+        <w:t xml:space="preserve"> </w:t>
+      </w:r>
+      <w:r>
+        <w:t>nodded.</w:t>
+      </w:r>
+      <w:r>
+        <w:t xml:space="preserve"> “That’s too bad. I’m always looking for good people.”</w:t>
+      </w:r>
+    </w:p>
+    <w:p>
+      <w:r>
+        <w:t xml:space="preserve">“So am I,” Luke </w:t>
+      </w:r>
+      <w:r>
+        <w:t xml:space="preserve">replied with a </w:t>
+      </w:r>
+      <w:r>
+        <w:t>smile. “</w:t>
+      </w:r>
+      <w:r>
+        <w:t xml:space="preserve">I’m finding it </w:t>
+      </w:r>
+      <w:r>
+        <w:t>difficult</w:t>
+      </w:r>
+      <w:r>
+        <w:t xml:space="preserve"> to get people </w:t>
+      </w:r>
+      <w:r>
+        <w:t>who</w:t>
+      </w:r>
+      <w:r>
+        <w:t xml:space="preserve"> think for themselves, instead of just relying on orders from me.”</w:t>
+      </w:r>
+    </w:p>
+    <w:p>
+      <w:r>
+        <w:t>John</w:t>
+      </w:r>
+      <w:r>
+        <w:t xml:space="preserve"> </w:t>
+      </w:r>
+      <w:r>
+        <w:t>laughed. “I have the same problem. I’m glad the warehouse district is in good hands.”</w:t>
+      </w:r>
+    </w:p>
+    <w:p>
+      <w:r>
+        <w:t>They sat down to eat and servants brought food.</w:t>
+      </w:r>
+    </w:p>
+    <w:p>
+      <w:r>
+        <w:t xml:space="preserve">“You have good table manners,” </w:t>
+      </w:r>
+      <w:r>
+        <w:t>Jane</w:t>
+      </w:r>
+      <w:r>
+        <w:t xml:space="preserve"> </w:t>
+      </w:r>
+      <w:r>
+        <w:t>commented.</w:t>
+      </w:r>
+    </w:p>
+    <w:p>
+      <w:r>
+        <w:t xml:space="preserve">“Thank you </w:t>
+      </w:r>
+      <w:r>
+        <w:t>M</w:t>
+      </w:r>
+      <w:r>
+        <w:t xml:space="preserve">ajesty,” Luke replied. “I practice when I </w:t>
+      </w:r>
+      <w:r>
+        <w:t>visit</w:t>
+      </w:r>
+      <w:r>
+        <w:t xml:space="preserve"> the casino. Keeping up appearances is important there. Carol</w:t>
+      </w:r>
+      <w:r>
+        <w:rPr>
+          <w:noProof/>
+        </w:rPr>
+        <w:t>,</w:t>
+      </w:r>
+      <w:r>
+        <w:t xml:space="preserve"> you need to eat your vegetables, so you can grow up to be big and strong.”</w:t>
+      </w:r>
+    </w:p>
+    <w:p>
+      <w:r>
+        <w:t>“But broccoli tastes disgusting,” Carol complained.</w:t>
+      </w:r>
+    </w:p>
+    <w:p>
+      <w:r>
+        <w:t xml:space="preserve">“That can’t be helped,” Luke </w:t>
+      </w:r>
+      <w:r>
+        <w:t>said</w:t>
+      </w:r>
+      <w:r>
+        <w:t>. “Becoming strong takes effort on our part.</w:t>
+      </w:r>
+      <w:r>
+        <w:t xml:space="preserve"> </w:t>
+      </w:r>
+      <w:r>
+        <w:t>The gods give nothing for free.</w:t>
+      </w:r>
+      <w:r>
+        <w:t>”</w:t>
+      </w:r>
+    </w:p>
+    <w:p>
+      <w:r>
+        <w:t>“All right,” Carol said sadly and did as she was told.</w:t>
+      </w:r>
+      <w:r>
+        <w:t xml:space="preserve"> She did however make ugly faces as she ate.</w:t>
+      </w:r>
+    </w:p>
+    <w:p>
+      <w:r>
+        <w:t xml:space="preserve">“What casino is that?” </w:t>
+      </w:r>
+      <w:r>
+        <w:t>Jane</w:t>
+      </w:r>
+      <w:r>
+        <w:t xml:space="preserve"> asked.</w:t>
+      </w:r>
+    </w:p>
+    <w:p>
+      <w:r>
+        <w:t>“</w:t>
+      </w:r>
+      <w:r>
+        <w:t xml:space="preserve">Black Wings Casino,” Luke </w:t>
+      </w:r>
+      <w:r>
+        <w:t>said</w:t>
+      </w:r>
+      <w:r>
+        <w:t>. “I know you’re trying to shut it down. Unlike m</w:t>
+      </w:r>
+      <w:r>
+        <w:t>ost</w:t>
+      </w:r>
+      <w:r>
+        <w:t xml:space="preserve"> people I have a spending limit. I also have a winning limit. I stop when I </w:t>
+      </w:r>
+      <w:r>
+        <w:t>hit</w:t>
+      </w:r>
+      <w:r>
+        <w:t xml:space="preserve"> my quota.”</w:t>
+      </w:r>
+    </w:p>
+    <w:p>
+      <w:pPr>
+        <w:rPr>
+          <w:noProof/>
+        </w:rPr>
+      </w:pPr>
+      <w:r>
+        <w:rPr>
+          <w:noProof/>
+        </w:rPr>
+        <w:t>“How come?” Gus asked.</w:t>
+      </w:r>
+    </w:p>
+    <w:p>
+      <w:pPr>
+        <w:rPr>
+          <w:noProof/>
+        </w:rPr>
+      </w:pPr>
+      <w:r>
+        <w:rPr>
+          <w:noProof/>
+        </w:rPr>
+        <w:t xml:space="preserve">“Because playing poker takes a great deal of concentration. You need to tell what kind of hand everyone has despite the fact that everyone wears masks. </w:t>
+      </w:r>
+      <w:r>
+        <w:rPr>
+          <w:noProof/>
+        </w:rPr>
+        <w:t xml:space="preserve">You also need to make sure no one can </w:t>
+      </w:r>
+      <w:r>
+        <w:rPr>
+          <w:noProof/>
+        </w:rPr>
+        <w:lastRenderedPageBreak/>
+        <w:t xml:space="preserve">read you. </w:t>
+      </w:r>
+      <w:r>
+        <w:rPr>
+          <w:noProof/>
+        </w:rPr>
+        <w:t xml:space="preserve">You begin losing the moment you get tired. I used those skills to figure out that </w:t>
+      </w:r>
+      <w:r>
+        <w:t>Major Jensen</w:t>
+      </w:r>
+      <w:r>
+        <w:t xml:space="preserve"> was a traitor,” Luke </w:t>
+      </w:r>
+      <w:r>
+        <w:t>said</w:t>
+      </w:r>
+      <w:r>
+        <w:t xml:space="preserve">. “I </w:t>
+      </w:r>
+      <w:r>
+        <w:t xml:space="preserve">support </w:t>
+      </w:r>
+      <w:r>
+        <w:t>the orphanage</w:t>
+      </w:r>
+      <w:r>
+        <w:t xml:space="preserve"> with the winnings</w:t>
+      </w:r>
+      <w:r>
+        <w:t>.”</w:t>
+      </w:r>
+    </w:p>
+    <w:p>
+      <w:r>
+        <w:t>“</w:t>
+      </w:r>
+      <w:r>
+        <w:rPr>
+          <w:noProof/>
+        </w:rPr>
+        <w:t>Luke,</w:t>
+      </w:r>
+      <w:r>
+        <w:t xml:space="preserve"> did your grandmother talk about her past?” </w:t>
+      </w:r>
+      <w:r>
+        <w:t>John</w:t>
+      </w:r>
+      <w:r>
+        <w:t xml:space="preserve"> </w:t>
+      </w:r>
+      <w:r>
+        <w:t>asked.</w:t>
+      </w:r>
+    </w:p>
+    <w:p>
+      <w:r>
+        <w:t xml:space="preserve">“No </w:t>
+      </w:r>
+      <w:r>
+        <w:t xml:space="preserve">Majesty </w:t>
+      </w:r>
+      <w:r>
+        <w:t xml:space="preserve">and I never thought of asking,” Luke </w:t>
+      </w:r>
+      <w:r>
+        <w:t>said</w:t>
+      </w:r>
+      <w:r>
+        <w:t>.</w:t>
+      </w:r>
+    </w:p>
+    <w:p>
+      <w:r>
+        <w:t xml:space="preserve">“Have you eaten food like this before?” </w:t>
+      </w:r>
+      <w:r>
+        <w:t>John</w:t>
+      </w:r>
+      <w:r>
+        <w:t xml:space="preserve"> </w:t>
+      </w:r>
+      <w:r>
+        <w:t>asked.</w:t>
+      </w:r>
+    </w:p>
+    <w:p>
+      <w:r>
+        <w:t xml:space="preserve">“Only at the casino,” Luke </w:t>
+      </w:r>
+      <w:r>
+        <w:t>said</w:t>
+      </w:r>
+      <w:r>
+        <w:t>. “You can live in luxury as long as you win. This desert is good. I never had this before.”</w:t>
+      </w:r>
+    </w:p>
+    <w:p>
+      <w:r>
+        <w:t xml:space="preserve">“Annie, it’s time to make your appearance,” </w:t>
+      </w:r>
+      <w:r>
+        <w:t>Jane</w:t>
+      </w:r>
+      <w:r>
+        <w:t xml:space="preserve"> </w:t>
+      </w:r>
+      <w:r>
+        <w:t>said.</w:t>
+      </w:r>
+    </w:p>
+    <w:p>
+      <w:r>
+        <w:t>“Okay mother,” Annie said and got up.</w:t>
+      </w:r>
+    </w:p>
+    <w:p>
+      <w:r>
+        <w:t xml:space="preserve">Carol led Luke to the </w:t>
+      </w:r>
+      <w:r>
+        <w:t xml:space="preserve">public </w:t>
+      </w:r>
+      <w:r>
+        <w:t>balcony and</w:t>
+      </w:r>
+      <w:r>
+        <w:t xml:space="preserve"> Annie stepped out </w:t>
+      </w:r>
+      <w:r>
+        <w:t>to greet</w:t>
+      </w:r>
+      <w:r>
+        <w:t xml:space="preserve"> the crowd. </w:t>
+      </w:r>
+      <w:r>
+        <w:t>Luke</w:t>
+      </w:r>
+      <w:r>
+        <w:t xml:space="preserve"> watched from </w:t>
+      </w:r>
+      <w:r>
+        <w:t>behind the curtains</w:t>
+      </w:r>
+      <w:r>
+        <w:t xml:space="preserve"> as the family waved to the people. As usual, the square in front of the palace was packed with </w:t>
+      </w:r>
+      <w:r>
+        <w:t>citizens</w:t>
+      </w:r>
+      <w:r>
+        <w:t>.</w:t>
+      </w:r>
+    </w:p>
+    <w:p>
+      <w:r>
+        <w:t>Annie and the others made speeches about nothing and everything. After installing a renewed faith in the monarchy they exited.</w:t>
+      </w:r>
+      <w:r>
+        <w:t>&lt;&gt;</w:t>
+      </w:r>
+    </w:p>
+    <w:p>
+      <w:r>
+        <w:t>“Come on, let’s play house,” Carol said.</w:t>
+      </w:r>
+    </w:p>
+    <w:p>
+      <w:r>
+        <w:t>“Okay,” Luke replied.</w:t>
+      </w:r>
+    </w:p>
+    <w:p>
+      <w:r>
+        <w:t>“You’re going to play house?” Philip asked and then laughed.</w:t>
+      </w:r>
+    </w:p>
+    <w:p>
+      <w:r>
+        <w:t xml:space="preserve">“Your priorities change when you lose something of great value,” Luke </w:t>
+      </w:r>
+      <w:r>
+        <w:t>replied</w:t>
+      </w:r>
+      <w:r>
+        <w:t>.</w:t>
+      </w:r>
+    </w:p>
+    <w:p>
+      <w:r>
+        <w:t>“</w:t>
+      </w:r>
+      <w:r>
+        <w:t>Prince Philip, you are the crown prince. What do you value most? What kind of king do you want to become?”</w:t>
+      </w:r>
+    </w:p>
+    <w:p>
+      <w:r>
+        <w:lastRenderedPageBreak/>
+        <w:t>Luke turned to Carol and said, “Let’s go play</w:t>
+      </w:r>
+      <w:r>
+        <w:t>.</w:t>
+      </w:r>
+      <w:r>
+        <w:t xml:space="preserve">” </w:t>
+      </w:r>
+      <w:r>
+        <w:t>They</w:t>
+      </w:r>
+      <w:r>
+        <w:t xml:space="preserve"> headed to Carol’s room.</w:t>
+      </w:r>
+      <w:r>
+        <w:t xml:space="preserve"> Philip just stood</w:t>
+      </w:r>
+      <w:r>
+        <w:t>,</w:t>
+      </w:r>
+      <w:r>
+        <w:t xml:space="preserve"> looking confused.</w:t>
+      </w:r>
+    </w:p>
+    <w:p>
+      <w:r>
+        <w:t>After a few minutes Philip entered Carol’s room. He stopped at the door and asked,</w:t>
+      </w:r>
+      <w:r>
+        <w:t xml:space="preserve"> </w:t>
+      </w:r>
+      <w:r>
+        <w:t>“</w:t>
+      </w:r>
+      <w:r>
+        <w:t xml:space="preserve">By the way, do you </w:t>
+      </w:r>
+      <w:r>
+        <w:t>like</w:t>
+      </w:r>
+      <w:r>
+        <w:t xml:space="preserve"> playing house?”</w:t>
+      </w:r>
+    </w:p>
+    <w:p>
+      <w:r>
+        <w:t>Luke frowned and said, “</w:t>
+      </w:r>
+      <w:r>
+        <w:t>Of course not</w:t>
       </w:r>
       <w:r>
         <w:t xml:space="preserve">. </w:t>
       </w:r>
       <w:r>
+        <w:t xml:space="preserve">I’m a guy. I prefer fighting, gambling, and </w:t>
+      </w:r>
+      <w:r>
+        <w:t>womanizing.</w:t>
+      </w:r>
+      <w:r>
+        <w:t xml:space="preserve"> </w:t>
+      </w:r>
+      <w:r>
+        <w:t>You’re a prince. You should know the meaning of duty. Come and play with your sister.”</w:t>
+      </w:r>
+    </w:p>
+    <w:p>
+      <w:r>
+        <w:t>“</w:t>
+      </w:r>
+      <w:r>
+        <w:t>Yes,</w:t>
+      </w:r>
+      <w:r>
+        <w:t xml:space="preserve"> come and play,” Carol said and guided Philip in.</w:t>
+      </w:r>
+      <w:r>
+        <w:t xml:space="preserve"> “Have some tea and cookies.”</w:t>
+      </w:r>
+    </w:p>
+    <w:p>
+      <w:r>
+        <w:t>“You don’t seem intimidated by me or the others,” Philip observed.</w:t>
+      </w:r>
+    </w:p>
+    <w:p>
+      <w:r>
+        <w:t xml:space="preserve">“That’s because I’ve been playing poker since I turned </w:t>
+      </w:r>
+      <w:r>
+        <w:t>six</w:t>
+      </w:r>
+      <w:r>
+        <w:t xml:space="preserve">. </w:t>
+      </w:r>
+      <w:r>
+        <w:t xml:space="preserve">I know how to handle these situations. </w:t>
+      </w:r>
+      <w:r>
+        <w:t xml:space="preserve">Only </w:t>
+      </w:r>
+      <w:r>
+        <w:t xml:space="preserve">your </w:t>
+      </w:r>
+      <w:r>
+        <w:t>father scares me</w:t>
+      </w:r>
+      <w:r>
+        <w:t>,” Luke replied. “Do you play?”</w:t>
+      </w:r>
+    </w:p>
+    <w:p>
+      <w:r>
+        <w:t>“Mother doesn’t like gambling, which is one reason why she’s trying to shut down Black Wings Casino,” Philip replied.</w:t>
+      </w:r>
+    </w:p>
+    <w:p>
+      <w:r>
+        <w:t>“These cookies are delicious Carol. Did you make them</w:t>
+      </w:r>
+      <w:r>
+        <w:t>?</w:t>
+      </w:r>
+      <w:r>
+        <w:t>” Luke as</w:t>
+      </w:r>
+      <w:r>
+        <w:t>ked.</w:t>
+      </w:r>
+    </w:p>
+    <w:p>
+      <w:r>
+        <w:t>“Of course,” Carol replied. “Here</w:t>
+      </w:r>
+      <w:r>
+        <w:t>,</w:t>
+      </w:r>
+      <w:r>
+        <w:t xml:space="preserve"> have some more,” she said and gave Luke more toy cookies.</w:t>
+      </w:r>
+    </w:p>
+    <w:p>
+      <w:r>
+        <w:t>“Why don’t you come with me sometime?” Luke suggested. “You would be surprised how often nobility and royalty visit.”</w:t>
+      </w:r>
+    </w:p>
+    <w:p>
+      <w:r>
+        <w:t xml:space="preserve">“How do you know?” Philip asked. “Don’t they wear masks and prevent identification using </w:t>
+      </w:r>
+      <w:r>
+        <w:t>anti-</w:t>
+      </w:r>
+      <w:r>
+        <w:t>surveillance</w:t>
+      </w:r>
+      <w:r>
+        <w:t xml:space="preserve"> stones?”</w:t>
+      </w:r>
+    </w:p>
+    <w:p>
+      <w:r>
+        <w:t xml:space="preserve">“It’s always possible to tell who is who by their mannerisms,” Luke replied. “First I’ll teach you the basics. It’s always important to </w:t>
+      </w:r>
+      <w:r>
+        <w:lastRenderedPageBreak/>
+        <w:t xml:space="preserve">have a winning and losing limit. Most people don’t, </w:t>
+      </w:r>
+      <w:r>
+        <w:t xml:space="preserve">which is </w:t>
+      </w:r>
+      <w:r>
+        <w:t>why casinos are a lucrative business.”</w:t>
+      </w:r>
+    </w:p>
+    <w:p>
+      <w:r>
+        <w:t xml:space="preserve">Luke turned to Carol and said, “Carol I hear you don’t like talking to people outside your family. Why is </w:t>
+      </w:r>
+      <w:r>
+        <w:t>that</w:t>
+      </w:r>
+      <w:r>
+        <w:t>?”</w:t>
+      </w:r>
+    </w:p>
+    <w:p>
+      <w:r>
+        <w:t xml:space="preserve">“I don’t know,” Carol </w:t>
+      </w:r>
+      <w:r>
+        <w:t>shrugged</w:t>
+      </w:r>
+      <w:r>
+        <w:t>.</w:t>
+      </w:r>
+    </w:p>
+    <w:p>
+      <w:r>
+        <w:t xml:space="preserve">Annie entered and Carol </w:t>
+      </w:r>
+      <w:r>
+        <w:t>forced</w:t>
+      </w:r>
+      <w:r>
+        <w:t xml:space="preserve"> her to sit down. Moments later Gus entered, attracted by the commotion.</w:t>
+      </w:r>
+    </w:p>
+    <w:p>
+      <w:r>
+        <w:t>“Have a cookie,” Luke said</w:t>
+      </w:r>
+      <w:r>
+        <w:t xml:space="preserve"> to Gus</w:t>
+      </w:r>
+      <w:r>
+        <w:t>.</w:t>
+      </w:r>
+    </w:p>
+    <w:p>
+      <w:r>
+        <w:t>“You want Brother to gamble?” Gus asked.</w:t>
+      </w:r>
+    </w:p>
+    <w:p>
+      <w:r>
+        <w:t xml:space="preserve">“Close the door. I can teach you as well,” Luke </w:t>
+      </w:r>
+      <w:r>
+        <w:t>motioned</w:t>
+      </w:r>
+      <w:r>
+        <w:t>.</w:t>
+      </w:r>
+    </w:p>
+    <w:p>
+      <w:r>
+        <w:t>“He’s too young to gamble,” Annie scolded.</w:t>
+      </w:r>
+    </w:p>
+    <w:p>
+      <w:r>
+        <w:t>“Nonsense,” Luke denied. “Even Carol and you can play.”</w:t>
+      </w:r>
+    </w:p>
+    <w:p>
+      <w:r>
+        <w:t>Carol giggled</w:t>
+      </w:r>
+      <w:r>
+        <w:t xml:space="preserve"> and said,</w:t>
+      </w:r>
+      <w:r>
+        <w:t xml:space="preserve"> “</w:t>
+      </w:r>
+      <w:r>
+        <w:t>Me gambling? Mother would have a fit.”</w:t>
+      </w:r>
+    </w:p>
+    <w:p>
+      <w:r>
+        <w:t>“That’s why I asked your brother to close the door,” Luke replied. “Poker</w:t>
+      </w:r>
+      <w:r>
+        <w:t xml:space="preserve"> isn’t abo</w:t>
+      </w:r>
+      <w:r>
+        <w:t xml:space="preserve">ut winning and losing money. It’s a battle of wills where you exploit the opponent’s weaknesses and prevent others from exploiting your weaknesses. It’s a perfect game for </w:t>
+      </w:r>
+      <w:r>
+        <w:t xml:space="preserve">each </w:t>
+      </w:r>
+      <w:r>
+        <w:t>of you, since as royalty you do this every time you meet foreign dignitaries.</w:t>
+      </w:r>
+    </w:p>
+    <w:p>
+      <w:r>
+        <w:t>“</w:t>
+      </w:r>
+      <w:r>
+        <w:t>Close the door.</w:t>
+      </w:r>
+      <w:r>
+        <w:t xml:space="preserve"> Your father will understand – but it’s best no one knows you have this skill.”</w:t>
+      </w:r>
+    </w:p>
+    <w:p>
+      <w:r>
+        <w:t xml:space="preserve">“Okay,” </w:t>
+      </w:r>
+      <w:r>
+        <w:t>Gus</w:t>
+      </w:r>
+      <w:r>
+        <w:t xml:space="preserve"> said and locked the door.</w:t>
+      </w:r>
+    </w:p>
+    <w:p>
+      <w:r>
+        <w:t xml:space="preserve">Luke took out a deck of cards and dealt. “Now we’ll </w:t>
+      </w:r>
+      <w:r>
+        <w:t xml:space="preserve">play with cookies. It gets interesting when the stakes are high. </w:t>
+      </w:r>
+      <w:r>
+        <w:t>However,</w:t>
+      </w:r>
+      <w:r>
+        <w:t xml:space="preserve"> you need to be willing to lose everything or you can never win.”</w:t>
+      </w:r>
+    </w:p>
+    <w:p>
+      <w:r>
+        <w:lastRenderedPageBreak/>
+        <w:t>Hours later there was a knock at the door.</w:t>
+      </w:r>
+    </w:p>
+    <w:p>
+      <w:r>
+        <w:t>“</w:t>
+      </w:r>
+      <w:r>
         <w:t>H</w:t>
       </w:r>
       <w:r>
-        <w:t>e spent the night</w:t>
-      </w:r>
-      <w:r>
-        <w:t xml:space="preserve"> there</w:t>
+        <w:t>ighnesses, the guests have arrived,” a servant called.</w:t>
+      </w:r>
+    </w:p>
+    <w:p>
+      <w:r>
+        <w:t xml:space="preserve">“Okay,” </w:t>
+      </w:r>
+      <w:r>
+        <w:t>Annie called.</w:t>
+      </w:r>
+    </w:p>
+    <w:p>
+      <w:r>
+        <w:t>Luke put the cards away and everyone stepped out to greet the guests.</w:t>
+      </w:r>
+    </w:p>
+    <w:p>
+      <w:r>
+        <w:t>“Do you recognize anyone Luke?” Philip asked.</w:t>
+      </w:r>
+    </w:p>
+    <w:p>
+      <w:r>
+        <w:t xml:space="preserve">“Just a moment,” Luke replied. “I need to watch how people move. </w:t>
+      </w:r>
+      <w:r>
+        <w:t>He</w:t>
+      </w:r>
+      <w:r>
+        <w:t xml:space="preserve"> over there is a regular at the casino.”</w:t>
+      </w:r>
+    </w:p>
+    <w:p>
+      <w:r>
+        <w:t>“That’s impossible,” Philip denied. “He’s trying to shut down the casino.”</w:t>
+      </w:r>
+    </w:p>
+    <w:p>
+      <w:r>
+        <w:t>“That’s probably because he loses all the time,” Luke said.</w:t>
+      </w:r>
+      <w:r>
+        <w:t xml:space="preserve"> “Maybe he’s trying to manipulate your mother. I’m sure your dad can handle him.”</w:t>
+      </w:r>
+    </w:p>
+    <w:p>
+      <w:r>
+        <w:t xml:space="preserve">The king approached and said, </w:t>
+      </w:r>
+      <w:r>
+        <w:t xml:space="preserve">“Luke, this is </w:t>
+      </w:r>
+      <w:r>
+        <w:t>General Walters</w:t>
+      </w:r>
+      <w:r>
+        <w:t xml:space="preserve"> of my army.</w:t>
+      </w:r>
+      <w:r>
+        <w:t>”</w:t>
+      </w:r>
+    </w:p>
+    <w:p>
+      <w:r>
+        <w:t xml:space="preserve">“It’s a pleasure to meet you sir,” Luke </w:t>
+      </w:r>
+      <w:r>
+        <w:t>greeted</w:t>
       </w:r>
       <w:r>
         <w:t>.</w:t>
@@ -20903,243 +21981,920 @@
     </w:p>
     <w:p>
       <w:r>
-        <w:t>The next day Luke showered</w:t>
-      </w:r>
-      <w:r>
-        <w:t xml:space="preserve">, shaved and dressed in his </w:t>
-      </w:r>
-      <w:r>
-        <w:t>best</w:t>
-      </w:r>
-      <w:r>
-        <w:t xml:space="preserve"> clothes. </w:t>
-      </w:r>
-      <w:r>
-        <w:t>He changed his crest to warrior and exited the hideout</w:t>
-      </w:r>
-      <w:r>
-        <w:t xml:space="preserve">. Stepping into </w:t>
-      </w:r>
-      <w:r>
-        <w:t>the</w:t>
-      </w:r>
-      <w:r>
-        <w:t xml:space="preserve"> royal gardens</w:t>
-      </w:r>
-      <w:r>
-        <w:t xml:space="preserve"> he </w:t>
-      </w:r>
-      <w:r>
-        <w:t>found servants bus</w:t>
-      </w:r>
-      <w:r>
-        <w:t>ily</w:t>
-      </w:r>
-      <w:r>
-        <w:t xml:space="preserve"> preparing for the party.</w:t>
-      </w:r>
-    </w:p>
-    <w:p>
-      <w:r>
-        <w:t xml:space="preserve">“Brother Luke,” Carol called </w:t>
-      </w:r>
-      <w:r>
-        <w:t xml:space="preserve">excitedly </w:t>
-      </w:r>
-      <w:r>
-        <w:t xml:space="preserve">and grabbed him by the hand. She guided him up </w:t>
-      </w:r>
-      <w:r>
-        <w:t>a staircase</w:t>
+        <w:t xml:space="preserve">“How old are you young warrior?” </w:t>
+      </w:r>
+      <w:r>
+        <w:t>Walters</w:t>
+      </w:r>
+      <w:r>
+        <w:t xml:space="preserve"> </w:t>
+      </w:r>
+      <w:r>
+        <w:t>asked.</w:t>
+      </w:r>
+    </w:p>
+    <w:p>
+      <w:r>
+        <w:t>“Seventeen</w:t>
       </w:r>
       <w:r>
         <w:t>,</w:t>
       </w:r>
       <w:r>
-        <w:t xml:space="preserve"> into her room</w:t>
-      </w:r>
-      <w:r>
-        <w:t>, and to a</w:t>
-      </w:r>
-      <w:r>
-        <w:t>n</w:t>
-      </w:r>
-      <w:r>
-        <w:t xml:space="preserve"> </w:t>
-      </w:r>
-      <w:r>
-        <w:t>easy chair</w:t>
+        <w:t xml:space="preserve"> sir,” Luke replied.</w:t>
+      </w:r>
+    </w:p>
+    <w:p>
+      <w:r>
+        <w:t xml:space="preserve">Impressed, </w:t>
+      </w:r>
+      <w:r>
+        <w:t>Walters</w:t>
+      </w:r>
+      <w:r>
+        <w:t xml:space="preserve"> said, </w:t>
+      </w:r>
+      <w:r>
+        <w:t>“That’s incredible. You’re only seventeen and you have a warrior level of</w:t>
+      </w:r>
+      <w:r>
+        <w:t xml:space="preserve"> 56. I only reached that level when I turned twenty-six. Where is your sword?”</w:t>
+      </w:r>
+    </w:p>
+    <w:p>
+      <w:r>
+        <w:t xml:space="preserve">The </w:t>
+      </w:r>
+      <w:r>
+        <w:t>level 9</w:t>
+      </w:r>
+      <w:r>
+        <w:t>0</w:t>
+      </w:r>
+      <w:r>
+        <w:t xml:space="preserve"> </w:t>
+      </w:r>
+      <w:r>
+        <w:t xml:space="preserve">general had multiple stones on his impressive looking sword. Thinking back, Luke </w:t>
+      </w:r>
+      <w:r>
+        <w:t xml:space="preserve">realized </w:t>
+      </w:r>
+      <w:r>
+        <w:t>he had seen people with warrior weapons numerous times</w:t>
       </w:r>
       <w:r>
         <w:t>.</w:t>
       </w:r>
       <w:r>
-        <w:t xml:space="preserve"> “This is Princess Stephaney. Isn’t she pretty?” she said as she handed a doll to Luke.</w:t>
-      </w:r>
-    </w:p>
-    <w:p>
+        <w:t xml:space="preserve"> </w:t>
+      </w:r>
+      <w:r>
+        <w:t xml:space="preserve">However, for some unknown </w:t>
+      </w:r>
+      <w:r>
+        <w:lastRenderedPageBreak/>
+        <w:t>reason, he never fought anyone with on</w:t>
+      </w:r>
+      <w:r>
+        <w:t>e</w:t>
+      </w:r>
+      <w:r>
+        <w:t xml:space="preserve">. Luke suspected that was the </w:t>
+      </w:r>
+      <w:r>
+        <w:t>workings</w:t>
+      </w:r>
+      <w:r>
+        <w:t xml:space="preserve"> of the gods.</w:t>
+      </w:r>
+    </w:p>
+    <w:p>
+      <w:r>
+        <w:t>Luke’s gloves h</w:t>
+      </w:r>
+      <w:r>
+        <w:t>ung</w:t>
+      </w:r>
+      <w:r>
+        <w:t xml:space="preserve"> on his belt behind him</w:t>
+      </w:r>
+      <w:r>
+        <w:t>,</w:t>
+      </w:r>
+      <w:r>
+        <w:t xml:space="preserve"> hidden from view of the general.</w:t>
+      </w:r>
+      <w:r>
+        <w:t xml:space="preserve"> It didn’t matter since they didn’t look like weapons but just high quality work gloves.</w:t>
+      </w:r>
+    </w:p>
+    <w:p>
+      <w:r>
+        <w:t>“It’s in another room</w:t>
+      </w:r>
+      <w:r>
+        <w:t xml:space="preserve"> sir</w:t>
+      </w:r>
+      <w:r>
+        <w:t xml:space="preserve">,” Luke replied, remembering </w:t>
+      </w:r>
+      <w:r>
+        <w:t xml:space="preserve">leaving </w:t>
+      </w:r>
+      <w:r>
+        <w:t>it in the secret room. “This is the first time I have been to one of these events and I didn’t think it was appropriate to wear swords.”</w:t>
+      </w:r>
+    </w:p>
+    <w:p>
+      <w:r>
+        <w:t>John</w:t>
+      </w:r>
+      <w:r>
+        <w:t xml:space="preserve"> looked at Luke in surprise </w:t>
+      </w:r>
+      <w:r>
+        <w:t>and amazement at Luke’s ability to lie</w:t>
+      </w:r>
+      <w:r>
+        <w:t>.</w:t>
+      </w:r>
+    </w:p>
+    <w:p>
+      <w:r>
+        <w:t>“Don’t you know a warrior should always have his weapon with him?” the general scolded.</w:t>
+      </w:r>
+    </w:p>
+    <w:p>
+      <w:r>
+        <w:t xml:space="preserve">“Please don’t judge him,” </w:t>
+      </w:r>
+      <w:r>
+        <w:t>John</w:t>
+      </w:r>
+      <w:r>
+        <w:t xml:space="preserve"> said sternly. “You don’t know anything about him.”</w:t>
+      </w:r>
+    </w:p>
+    <w:p>
+      <w:r>
+        <w:t>“Yes majesty,” the general apologized.</w:t>
+      </w:r>
+    </w:p>
+    <w:p>
+      <w:r>
+        <w:t>“Doesn’t your weapon appear when you need it?” Luke asked.</w:t>
+      </w:r>
+    </w:p>
+    <w:p>
+      <w:r>
+        <w:t xml:space="preserve">“It is capable of doing that,” </w:t>
+      </w:r>
+      <w:r>
+        <w:t>Walters</w:t>
+      </w:r>
+      <w:r>
+        <w:t xml:space="preserve"> acknowledged. “However, it</w:t>
+      </w:r>
+      <w:r>
+        <w:t>’</w:t>
+      </w:r>
+      <w:r>
+        <w:t xml:space="preserve">s a matter of pride to have it with you. Who </w:t>
+      </w:r>
+      <w:r>
+        <w:t>is</w:t>
+      </w:r>
+      <w:r>
+        <w:t xml:space="preserve"> your master?”</w:t>
+      </w:r>
+    </w:p>
+    <w:p>
+      <w:r>
+        <w:t xml:space="preserve">“That’s confidential,” </w:t>
+      </w:r>
+      <w:r>
+        <w:t>John</w:t>
+      </w:r>
+      <w:r>
+        <w:t xml:space="preserve"> </w:t>
+      </w:r>
+      <w:r>
+        <w:t>declared</w:t>
+      </w:r>
+      <w:r>
+        <w:t xml:space="preserve">. “If you’ll excuse me, I want Luke to meet </w:t>
+      </w:r>
+      <w:r>
+        <w:t>other people.”</w:t>
+      </w:r>
+    </w:p>
+    <w:p>
+      <w:r>
+        <w:t>John</w:t>
+      </w:r>
+      <w:r>
+        <w:t xml:space="preserve"> introduced Luke to several other </w:t>
+      </w:r>
+      <w:r>
+        <w:t>big wigs</w:t>
+      </w:r>
+      <w:r>
+        <w:t>, although Luke didn’t know why.</w:t>
+      </w:r>
+      <w:r>
+        <w:t xml:space="preserve"> The VIPs included dukes and duchesses of the country, as well as top brass of the military.</w:t>
+      </w:r>
+    </w:p>
+    <w:p>
+      <w:r>
+        <w:t>Finally the guests left and Luke was alone with the royal family. “</w:t>
+      </w:r>
+      <w:r>
+        <w:t>M</w:t>
+      </w:r>
+      <w:r>
+        <w:t>ajesty, was there a reason you were introducing me to all those people?” Luke asked.</w:t>
+      </w:r>
+    </w:p>
+    <w:p>
+      <w:r>
+        <w:lastRenderedPageBreak/>
+        <w:t xml:space="preserve">“That’s because I see great </w:t>
+      </w:r>
+      <w:r>
+        <w:t>things for</w:t>
+      </w:r>
+      <w:r>
+        <w:t xml:space="preserve"> you,” </w:t>
+      </w:r>
+      <w:r>
+        <w:t>John</w:t>
+      </w:r>
+      <w:r>
+        <w:t xml:space="preserve"> said.</w:t>
+      </w:r>
+    </w:p>
+    <w:p>
+      <w:r>
+        <w:t xml:space="preserve">“Why was everyone so excited about my </w:t>
+      </w:r>
+      <w:r>
+        <w:t xml:space="preserve">warrior level?” Luke asked. “Everyone seemed </w:t>
+      </w:r>
+      <w:r>
+        <w:t xml:space="preserve">so </w:t>
+      </w:r>
+      <w:r>
+        <w:t>impressed.”</w:t>
+      </w:r>
+    </w:p>
+    <w:p>
+      <w:r>
+        <w:t xml:space="preserve">“I guess you don’t know so I’ll explain,” </w:t>
+      </w:r>
+      <w:r>
+        <w:t>John</w:t>
+      </w:r>
+      <w:r>
+        <w:t xml:space="preserve"> </w:t>
+      </w:r>
+      <w:r>
+        <w:t>said. “Children of the warrior class are trained from small in the art of combat. Slowly as they grow they increase their fighting level. By the time they turn eighteen they are ready to work as professionals. However</w:t>
+      </w:r>
+      <w:r>
+        <w:t>,</w:t>
+      </w:r>
+      <w:r>
+        <w:t xml:space="preserve"> they have almost never seen real combat.</w:t>
+      </w:r>
+    </w:p>
+    <w:p>
+      <w:r>
+        <w:t>“Real life and death battle is the fastest way to gain experience.</w:t>
+      </w:r>
+    </w:p>
+    <w:p>
+      <w:r>
+        <w:t>“According to the healer, most of your bones have been broken at least once. You ha</w:t>
+      </w:r>
+      <w:r>
+        <w:t>d</w:t>
+      </w:r>
+      <w:r>
+        <w:t xml:space="preserve"> scars on </w:t>
+      </w:r>
+      <w:r>
+        <w:t>half</w:t>
+      </w:r>
+      <w:r>
+        <w:t xml:space="preserve"> your internal organs. </w:t>
+      </w:r>
+      <w:r>
+        <w:t xml:space="preserve">It’s a wonder that you lived so long. </w:t>
+      </w:r>
+      <w:r>
+        <w:t>How long have you been fighting?”</w:t>
+      </w:r>
+    </w:p>
+    <w:p>
+      <w:r>
+        <w:t xml:space="preserve">“I was born with the mark of the </w:t>
+      </w:r>
+      <w:r>
+        <w:t>Untouchable</w:t>
+      </w:r>
+      <w:r>
+        <w:t xml:space="preserve">,” Luke </w:t>
+      </w:r>
+      <w:r>
+        <w:t>explained</w:t>
+      </w:r>
+      <w:r>
+        <w:t xml:space="preserve">. “People have been </w:t>
+      </w:r>
+      <w:r>
+        <w:t>using me as a punching bag</w:t>
+      </w:r>
+      <w:r>
+        <w:t xml:space="preserve"> since I was a child.</w:t>
+      </w:r>
+      <w:r>
+        <w:t xml:space="preserve"> One of my uncles told me, the only way to survive is to become strong. He thought me to fight and to protect what was important to me. At the age of </w:t>
+      </w:r>
+      <w:r>
+        <w:t>seven</w:t>
+      </w:r>
+      <w:r>
+        <w:t xml:space="preserve"> I won a match against a twelve</w:t>
+      </w:r>
+      <w:r>
+        <w:t>-</w:t>
+      </w:r>
+      <w:r>
+        <w:t>year</w:t>
+      </w:r>
+      <w:r>
+        <w:t>-</w:t>
+      </w:r>
+      <w:r>
+        <w:t>old</w:t>
+      </w:r>
+      <w:r>
+        <w:t xml:space="preserve"> boy</w:t>
+      </w:r>
+      <w:r>
+        <w:t>.</w:t>
+      </w:r>
+    </w:p>
+    <w:p>
+      <w:r>
+        <w:t xml:space="preserve">“They hated me even more. They couldn’t understand why a piece of trash would want to protect </w:t>
+      </w:r>
+      <w:proofErr w:type="gramStart"/>
+      <w:r>
+        <w:t>himself</w:t>
+      </w:r>
+      <w:proofErr w:type="gramEnd"/>
+      <w:r>
+        <w:t>, instead of just going away and dying</w:t>
+      </w:r>
+      <w:r>
+        <w:t>…What’s the matter? Why are you looking at me like that?</w:t>
+      </w:r>
+      <w:r>
+        <w:t>”</w:t>
+      </w:r>
+      <w:r>
+        <w:t xml:space="preserve"> Luke asked, noting the air of </w:t>
+      </w:r>
+      <w:r>
+        <w:t>pity</w:t>
+      </w:r>
+      <w:r>
+        <w:t>.</w:t>
+      </w:r>
+    </w:p>
+    <w:p>
+      <w:r>
+        <w:t xml:space="preserve">“What happened to your family?” </w:t>
+      </w:r>
+      <w:r>
+        <w:t>Jane</w:t>
+      </w:r>
+      <w:r>
+        <w:t xml:space="preserve"> asked</w:t>
+      </w:r>
+      <w:r>
+        <w:t>.</w:t>
+      </w:r>
+    </w:p>
+    <w:p>
+      <w:r>
+        <w:t>“They are all gone,” Luke replied.</w:t>
+      </w:r>
+    </w:p>
+    <w:p>
+      <w:r>
+        <w:t xml:space="preserve">“I’m sorry,” </w:t>
+      </w:r>
+      <w:r>
+        <w:t>John</w:t>
+      </w:r>
+      <w:r>
+        <w:t xml:space="preserve"> </w:t>
+      </w:r>
+      <w:r>
+        <w:t>said, looking guilty.</w:t>
+      </w:r>
+    </w:p>
+    <w:p>
+      <w:r>
+        <w:t xml:space="preserve">“There’s only one person I </w:t>
+      </w:r>
+      <w:r>
+        <w:t xml:space="preserve">truly </w:t>
+      </w:r>
+      <w:r>
+        <w:t xml:space="preserve">hate,” Luke said. “That was years ago and now I </w:t>
+      </w:r>
+      <w:r>
+        <w:rPr>
+          <w:noProof/>
+        </w:rPr>
+        <w:t>have</w:t>
+      </w:r>
+      <w:r>
+        <w:t xml:space="preserve"> plenty of family.”</w:t>
+      </w:r>
+    </w:p>
+    <w:p>
+      <w:r>
+        <w:lastRenderedPageBreak/>
+        <w:t>“You mean the people at the orphanage?” Annie asked.</w:t>
+      </w:r>
+    </w:p>
+    <w:p>
+      <w:r>
+        <w:t xml:space="preserve">“Not just them but everyone in my neighborhood,” Luke replied. </w:t>
+      </w:r>
+      <w:r>
+        <w:t xml:space="preserve">Luke stared at Philip and added, </w:t>
+      </w:r>
+      <w:r>
+        <w:t>“I fight to keep them safe and happy.”</w:t>
+      </w:r>
+    </w:p>
+    <w:p>
+      <w:r>
+        <w:t>Jane</w:t>
+      </w:r>
+      <w:r>
+        <w:t xml:space="preserve"> noticed the look </w:t>
+      </w:r>
+      <w:r>
+        <w:t xml:space="preserve">Luke gave to </w:t>
+      </w:r>
+      <w:r>
+        <w:t xml:space="preserve">Philip </w:t>
+      </w:r>
+      <w:r>
+        <w:t xml:space="preserve">and how Philip </w:t>
+      </w:r>
+      <w:r>
+        <w:t>reacted and asked</w:t>
+      </w:r>
+      <w:r>
+        <w:t xml:space="preserve"> Luke</w:t>
+      </w:r>
+      <w:r>
+        <w:t>, “Is something the matter?”</w:t>
+      </w:r>
+    </w:p>
+    <w:p>
+      <w:r>
+        <w:t xml:space="preserve">“Nothing, </w:t>
+      </w:r>
+      <w:r>
+        <w:t>Majesty</w:t>
+      </w:r>
+      <w:r>
+        <w:t xml:space="preserve">,” Luke replied. “I’m just trying to – I would like Prince Philip to visit my world, so </w:t>
+      </w:r>
+      <w:r>
+        <w:t xml:space="preserve">that </w:t>
+      </w:r>
+      <w:r>
+        <w:t xml:space="preserve">he </w:t>
+      </w:r>
+      <w:r>
+        <w:t>can understand</w:t>
+      </w:r>
+      <w:r>
+        <w:t xml:space="preserve"> t</w:t>
+      </w:r>
+      <w:r>
+        <w:t>he people he will one day rule.”</w:t>
+      </w:r>
+    </w:p>
+    <w:p>
+      <w:r>
+        <w:t xml:space="preserve">“That’s an excellent idea,” </w:t>
+      </w:r>
+      <w:r>
+        <w:t>John</w:t>
+      </w:r>
+      <w:r>
+        <w:t xml:space="preserve"> </w:t>
+      </w:r>
+      <w:r>
+        <w:t>agreed.</w:t>
+      </w:r>
+    </w:p>
+    <w:p>
+      <w:r>
+        <w:t>“He has to be in disguise so as not to disturb anyone,” Luke added.</w:t>
+      </w:r>
+    </w:p>
+    <w:p>
+      <w:r>
+        <w:t>“Can I go too?” Carol asked.</w:t>
+      </w:r>
+    </w:p>
+    <w:p>
+      <w:r>
+        <w:t>“It’s too dangerous for you</w:t>
+      </w:r>
+      <w:r>
+        <w:t xml:space="preserve"> dear</w:t>
+      </w:r>
+      <w:r>
+        <w:t xml:space="preserve">,” </w:t>
+      </w:r>
+      <w:r>
+        <w:t>Jane</w:t>
+      </w:r>
+      <w:r>
+        <w:t xml:space="preserve"> </w:t>
+      </w:r>
+      <w:r>
+        <w:t>objected</w:t>
+      </w:r>
+      <w:r>
+        <w:t>.</w:t>
+      </w:r>
+    </w:p>
+    <w:p>
+      <w:r>
+        <w:t>“But Brother Luke will protect me,” Carol argued.</w:t>
+      </w:r>
+    </w:p>
+    <w:p>
+      <w:r>
+        <w:t xml:space="preserve">“Where would you take her?” </w:t>
+      </w:r>
+      <w:r>
+        <w:t>John</w:t>
+      </w:r>
+      <w:r>
+        <w:t xml:space="preserve"> </w:t>
+      </w:r>
+      <w:r>
+        <w:t>asked.</w:t>
+      </w:r>
+    </w:p>
+    <w:p>
+      <w:r>
+        <w:t>“To the orphanage,” Luke replied. “It’s a safe location. No one ever causes trouble there.”</w:t>
+      </w:r>
+    </w:p>
+    <w:p>
+      <w:r>
+        <w:t xml:space="preserve">“Carol will have fun,” Annie </w:t>
+      </w:r>
+      <w:r>
+        <w:t>added</w:t>
+      </w:r>
+      <w:r>
+        <w:t>. “Luke likes telling stories to the children.”</w:t>
+      </w:r>
+    </w:p>
+    <w:p>
+      <w:r>
+        <w:t xml:space="preserve">“We’ll think about it,” </w:t>
+      </w:r>
+      <w:r>
+        <w:t>John</w:t>
+      </w:r>
+      <w:r>
+        <w:t xml:space="preserve"> </w:t>
+      </w:r>
+      <w:r>
+        <w:t>promised</w:t>
+      </w:r>
+      <w:r>
+        <w:t xml:space="preserve">. “Luke, what will you </w:t>
+      </w:r>
+      <w:proofErr w:type="gramStart"/>
+      <w:r>
+        <w:t>do</w:t>
+      </w:r>
+      <w:proofErr w:type="gramEnd"/>
+      <w:r>
+        <w:t xml:space="preserve"> now? You no longer need to pretend to be an untouchable.”</w:t>
+      </w:r>
+    </w:p>
+    <w:p>
+      <w:r>
+        <w:t>“I obtained most of my physical strength working at the docks,” Luke said. “My father always said manual labor is the only thing that will make a man strong. I don’t want to give that up.”</w:t>
+      </w:r>
+    </w:p>
+    <w:p>
+      <w:r>
+        <w:lastRenderedPageBreak/>
+        <w:t>John</w:t>
+      </w:r>
+      <w:r>
+        <w:t xml:space="preserve"> </w:t>
+      </w:r>
+      <w:r>
+        <w:t>nodded. “Remaining as you are is a good decision. Please be careful. The way my daughter is clinging to you makes me feel something bad is going to happen.”</w:t>
+      </w:r>
+    </w:p>
+    <w:p>
+      <w:r>
+        <w:t>“I know,” Luke replied as he gave Carol a hug. “Children do that when they are afraid.”</w:t>
+      </w:r>
+    </w:p>
+    <w:p>
+      <w:r>
+        <w:t xml:space="preserve">“Have you heard anything </w:t>
+      </w:r>
+      <w:r>
+        <w:t>from</w:t>
+      </w:r>
+      <w:r>
+        <w:t xml:space="preserve"> the grapevine?” </w:t>
+      </w:r>
+      <w:r>
+        <w:t>John</w:t>
+      </w:r>
+      <w:r>
+        <w:t xml:space="preserve"> </w:t>
+      </w:r>
+      <w:r>
+        <w:t>asked.</w:t>
+      </w:r>
+    </w:p>
+    <w:p>
+      <w:r>
+        <w:t xml:space="preserve">Luke paused and then said, </w:t>
+      </w:r>
       <w:r>
         <w:t>“</w:t>
       </w:r>
       <w:r>
-        <w:t>Hello Princess</w:t>
-      </w:r>
-      <w:r>
-        <w:t xml:space="preserve"> </w:t>
-      </w:r>
-      <w:r>
-        <w:t>Stephaney, you’re very pretty. Can I marry you?</w:t>
-      </w:r>
-      <w:r>
-        <w:t xml:space="preserve">” Luke </w:t>
-      </w:r>
-      <w:r>
-        <w:t>asked.</w:t>
-      </w:r>
-    </w:p>
-    <w:p>
-      <w:r>
-        <w:t>“Don’t be silly Brother Luke. She’s just a dolly,” Carol giggled.</w:t>
-      </w:r>
-    </w:p>
-    <w:p>
-      <w:r>
-        <w:t>Luke</w:t>
-      </w:r>
-      <w:r>
-        <w:t xml:space="preserve"> had experience playing with the orphanage girls and knew they loved playing house.</w:t>
-      </w:r>
-    </w:p>
-    <w:p>
-      <w:r>
-        <w:t xml:space="preserve">What </w:t>
-      </w:r>
-      <w:r>
-        <w:t>Luke</w:t>
-      </w:r>
-      <w:r>
-        <w:t xml:space="preserve"> couldn’t understand </w:t>
-      </w:r>
-      <w:r>
-        <w:t xml:space="preserve">was </w:t>
-      </w:r>
-      <w:r>
-        <w:t>why little girls loved pretending to do domestic chores. You only did domestic chores because you had to, not because you enjoyed it.</w:t>
-      </w:r>
-    </w:p>
-    <w:p>
-      <w:r>
-        <w:t>Within minutes Luke found himself surrounded by a dozen dolls while Carol talked a mile a minute about nothing.</w:t>
-      </w:r>
-    </w:p>
-    <w:p>
-      <w:r>
-        <w:t>Philip entered a</w:t>
-      </w:r>
-      <w:r>
-        <w:t>nd said, “Dude, I can’t believe you’re playing with dolls.”</w:t>
+        <w:t>As you have probably guessed</w:t>
+      </w:r>
+      <w:r>
+        <w:rPr>
+          <w:noProof/>
+        </w:rPr>
+        <w:t>,</w:t>
+      </w:r>
+      <w:r>
+        <w:t xml:space="preserve"> people have approached me seeking help for a </w:t>
+      </w:r>
+      <w:r>
+        <w:t xml:space="preserve">new </w:t>
+      </w:r>
+      <w:r>
+        <w:t xml:space="preserve">revolt. There is much anger concerning the failed revolt and what happened </w:t>
+      </w:r>
+      <w:r>
+        <w:t>nine</w:t>
+      </w:r>
+      <w:r>
+        <w:t xml:space="preserve"> years ago</w:t>
+      </w:r>
+      <w:r>
+        <w:t>,” Luke said. “I admit it was tempting</w:t>
+      </w:r>
+      <w:r>
+        <w:t xml:space="preserve"> – extremely tempting.</w:t>
+      </w:r>
+    </w:p>
+    <w:p>
+      <w:r>
+        <w:t>“</w:t>
+      </w:r>
+      <w:r>
+        <w:t xml:space="preserve">However, I know what will happen should a civil war break out. </w:t>
+      </w:r>
+      <w:r>
+        <w:t>M</w:t>
+      </w:r>
+      <w:r>
+        <w:t>y kids will get hurt</w:t>
+      </w:r>
+      <w:r>
+        <w:t xml:space="preserve"> or worse</w:t>
+      </w:r>
+      <w:r>
+        <w:t>.</w:t>
+      </w:r>
+      <w:r>
+        <w:t xml:space="preserve"> </w:t>
+      </w:r>
+      <w:r>
+        <w:t>Innocent people will die.</w:t>
+      </w:r>
+      <w:r>
+        <w:t xml:space="preserve"> I </w:t>
+      </w:r>
+      <w:r>
+        <w:t>refuse</w:t>
+      </w:r>
+      <w:r>
+        <w:t xml:space="preserve"> </w:t>
+      </w:r>
+      <w:r>
+        <w:t xml:space="preserve">to </w:t>
+      </w:r>
+      <w:r>
+        <w:t>allow that to happen.”</w:t>
+      </w:r>
+    </w:p>
+    <w:p>
+      <w:r>
+        <w:t xml:space="preserve">“I know,” </w:t>
+      </w:r>
+      <w:r>
+        <w:t>John</w:t>
+      </w:r>
+      <w:r>
+        <w:t xml:space="preserve"> </w:t>
+      </w:r>
+      <w:r>
+        <w:t>replied.</w:t>
+      </w:r>
+    </w:p>
+    <w:p>
+      <w:r>
+        <w:t xml:space="preserve">“What you may not know is that someone is stirring things up,” Luke replied. “The pressure on me to join is increasing. I’m preparing my neighborhood for when </w:t>
+      </w:r>
+      <w:r>
+        <w:t>fighting</w:t>
+      </w:r>
+      <w:r>
+        <w:t xml:space="preserve"> </w:t>
+      </w:r>
+      <w:r>
+        <w:t>begins</w:t>
+      </w:r>
+      <w:r>
+        <w:t>.”</w:t>
+      </w:r>
+    </w:p>
+    <w:p>
+      <w:r>
+        <w:t xml:space="preserve">“This is happening in other countries as well,” </w:t>
+      </w:r>
+      <w:r>
+        <w:t>John</w:t>
+      </w:r>
+      <w:r>
+        <w:t xml:space="preserve"> </w:t>
+      </w:r>
+      <w:r>
+        <w:t>confided. “No one knows who is behind it or why.”</w:t>
+      </w:r>
+    </w:p>
+    <w:p>
+      <w:r>
+        <w:t xml:space="preserve">“I’ll look into it,” Luke </w:t>
+      </w:r>
+      <w:r>
+        <w:t>promised</w:t>
+      </w:r>
+      <w:r>
+        <w:t>.</w:t>
+      </w:r>
+      <w:r>
+        <w:t xml:space="preserve"> “By the way, did you hear about the martial arts competition?</w:t>
+      </w:r>
+      <w:r>
+        <w:t xml:space="preserve"> The gods will give the winner a stone. There is speculation as to what th</w:t>
+      </w:r>
+      <w:r>
+        <w:t>at</w:t>
+      </w:r>
+      <w:r>
+        <w:t xml:space="preserve"> stone will be. Everyone is excited.”</w:t>
+      </w:r>
+    </w:p>
+    <w:p>
+      <w:r>
+        <w:t xml:space="preserve">“The same thing is happening in other countries,” </w:t>
+      </w:r>
+      <w:r>
+        <w:t>John</w:t>
+      </w:r>
+      <w:r>
+        <w:t xml:space="preserve"> </w:t>
+      </w:r>
+      <w:r>
+        <w:t>noted</w:t>
+      </w:r>
+      <w:r>
+        <w:t>.</w:t>
+      </w:r>
+    </w:p>
+    <w:p>
+      <w:r>
+        <w:t xml:space="preserve">“Can’t we stop it?” </w:t>
+      </w:r>
+      <w:r>
+        <w:t>Jane</w:t>
+      </w:r>
+      <w:r>
+        <w:t xml:space="preserve"> asked.</w:t>
       </w:r>
     </w:p>
     <w:p>
       <w:r>
         <w:lastRenderedPageBreak/>
-        <w:t xml:space="preserve">“I’m like the uncle for the </w:t>
-      </w:r>
-      <w:r>
-        <w:t>children at</w:t>
-      </w:r>
-      <w:r>
-        <w:t xml:space="preserve"> the orphanage,” Luke explained defensively. “As a </w:t>
-      </w:r>
-      <w:r>
-        <w:t>result,</w:t>
-      </w:r>
-      <w:r>
-        <w:t xml:space="preserve"> the girls force me to play house with them all the time. The house mother said I should do it because it</w:t>
-      </w:r>
-      <w:r>
-        <w:t>’</w:t>
-      </w:r>
-      <w:r>
-        <w:t>s good for them.”</w:t>
-      </w:r>
-    </w:p>
-    <w:p>
-      <w:r>
-        <w:t xml:space="preserve">A maid entered and </w:t>
-      </w:r>
-      <w:r>
-        <w:t>announced</w:t>
-      </w:r>
-      <w:r>
-        <w:t>, “</w:t>
-      </w:r>
-      <w:r>
-        <w:rPr>
-          <w:noProof/>
-        </w:rPr>
-        <w:t>It’s</w:t>
-      </w:r>
-      <w:r>
-        <w:t xml:space="preserve"> lunch time </w:t>
-      </w:r>
-      <w:r>
-        <w:t>h</w:t>
-      </w:r>
-      <w:r>
-        <w:t>ighnesses.”</w:t>
-      </w:r>
-    </w:p>
-    <w:p>
-      <w:r>
-        <w:t xml:space="preserve">Carol guided Luke </w:t>
-      </w:r>
-      <w:r>
-        <w:t xml:space="preserve">to </w:t>
-      </w:r>
-      <w:r>
-        <w:t>the dining room, where Luke found the rest of the family.</w:t>
-      </w:r>
-    </w:p>
-    <w:p>
-      <w:r>
-        <w:t>“Luke bowed to the king and queen and said, “Good afternoon majesties.” He turned to Annie and found her staring at him with a strange expression.</w:t>
-      </w:r>
-    </w:p>
-    <w:p>
-      <w:r>
-        <w:t>“You’re dressed well I see,” Annie said.</w:t>
-      </w:r>
-    </w:p>
-    <w:p>
-      <w:r>
-        <w:t xml:space="preserve">“Happy birthday </w:t>
-      </w:r>
-      <w:r>
-        <w:t xml:space="preserve">Princess </w:t>
-      </w:r>
-      <w:r>
-        <w:t xml:space="preserve">and you don’t have to be </w:t>
-      </w:r>
-      <w:r>
-        <w:t xml:space="preserve">so </w:t>
-      </w:r>
-      <w:r>
-        <w:t>shocked,” Luke replied. “I bought this for when I visit the casino.</w:t>
-      </w:r>
-      <w:r>
-        <w:t xml:space="preserve"> Here</w:t>
-      </w:r>
-      <w:r>
-        <w:t>’</w:t>
-      </w:r>
-      <w:r>
-        <w:t>s a present for you. It is part of the jewelry I inherited from my grandmother. Carol, this is for you,” Luke added.</w:t>
-      </w:r>
-    </w:p>
-    <w:p>
-      <w:r>
-        <w:t>“It’s beautiful,” Annie said and put on the necklace.</w:t>
+        <w:t>“That’s impossible,</w:t>
+      </w:r>
+      <w:r>
+        <w:t xml:space="preserve"> Majesty,</w:t>
+      </w:r>
+      <w:r>
+        <w:t>” Luke replied. “</w:t>
+      </w:r>
+      <w:r>
+        <w:t>I heard i</w:t>
+      </w:r>
+      <w:r>
+        <w:t xml:space="preserve">t’s already </w:t>
+      </w:r>
+      <w:r>
+        <w:t xml:space="preserve">set up at Stonewell mines. </w:t>
+      </w:r>
+      <w:r>
+        <w:t>They say t</w:t>
+      </w:r>
+      <w:r>
+        <w:t>he whole are</w:t>
+      </w:r>
+      <w:r>
+        <w:t>a</w:t>
+      </w:r>
+      <w:r>
+        <w:t xml:space="preserve"> is protected by sleeper monsters.”</w:t>
+      </w:r>
+    </w:p>
+    <w:p>
+      <w:r>
+        <w:t>“What are sleeper monsters?” Gus asked.</w:t>
+      </w:r>
+    </w:p>
+    <w:p>
+      <w:r>
+        <w:t xml:space="preserve">“Sleeper monsters are regular monsters that have been put into hibernation,” </w:t>
+      </w:r>
+      <w:r>
+        <w:t>John</w:t>
+      </w:r>
+      <w:r>
+        <w:t xml:space="preserve"> </w:t>
+      </w:r>
+      <w:r>
+        <w:t>explained. “They wake up and attack when any person not authorized to be in the area approaches.”</w:t>
+      </w:r>
+    </w:p>
+    <w:p>
+      <w:r>
+        <w:t>“Where are the Stonewell mines?” Gus asked.</w:t>
+      </w:r>
+    </w:p>
+    <w:p>
+      <w:r>
+        <w:t>“They are around two hundred miles north of here in the Jung province,” Luke replied. “I’ve been there once before. The mountains there are very pretty.”</w:t>
+      </w:r>
+    </w:p>
+    <w:p>
+      <w:r>
+        <w:t xml:space="preserve">“They are also a great source of wealth for our country,” </w:t>
+      </w:r>
+      <w:r>
+        <w:t>John</w:t>
+      </w:r>
+      <w:r>
+        <w:t xml:space="preserve"> </w:t>
+      </w:r>
+      <w:r>
+        <w:t>added.</w:t>
       </w:r>
     </w:p>
     <w:p>
@@ -21147,30 +22902,46 @@
         <w:t>“</w:t>
       </w:r>
       <w:r>
-        <w:t>Thank you, Brother Luke</w:t>
-      </w:r>
-      <w:r>
-        <w:t>,” Carol said and gave Luke a hug. She too put on her necklace.</w:t>
-      </w:r>
-    </w:p>
-    <w:p>
-      <w:r>
-        <w:t xml:space="preserve">“You shouldn’t have,” </w:t>
-      </w:r>
-      <w:r>
-        <w:t>the</w:t>
-      </w:r>
-      <w:r>
-        <w:t>ir</w:t>
-      </w:r>
-      <w:r>
-        <w:t xml:space="preserve"> mother</w:t>
-      </w:r>
-      <w:r>
-        <w:t xml:space="preserve"> </w:t>
-      </w:r>
-      <w:r>
-        <w:t>objected</w:t>
+        <w:t>Majesty, i</w:t>
+      </w:r>
+      <w:r>
+        <w:t xml:space="preserve">f you’re sending in people, I suggest you select </w:t>
+      </w:r>
+      <w:r>
+        <w:t>warriors</w:t>
+      </w:r>
+      <w:r>
+        <w:t xml:space="preserve"> who can </w:t>
+      </w:r>
+      <w:r>
+        <w:t xml:space="preserve">handle </w:t>
+      </w:r>
+      <w:r>
+        <w:t>street fight</w:t>
+      </w:r>
+      <w:r>
+        <w:t>ing</w:t>
+      </w:r>
+      <w:r>
+        <w:t>. There’s no way that old fart</w:t>
+      </w:r>
+      <w:r>
+        <w:t>,</w:t>
+      </w:r>
+      <w:r>
+        <w:t xml:space="preserve"> </w:t>
+      </w:r>
+      <w:r>
+        <w:t>General Walters</w:t>
+      </w:r>
+      <w:r>
+        <w:t>,</w:t>
+      </w:r>
+      <w:r>
+        <w:t xml:space="preserve"> can handle that,” Luke </w:t>
+      </w:r>
+      <w:r>
+        <w:t>said</w:t>
       </w:r>
       <w:r>
         <w:t>.</w:t>
@@ -21178,18 +22949,58 @@
     </w:p>
     <w:p>
       <w:r>
-        <w:t>Luke shrugged and said, “It’s all good.”</w:t>
-      </w:r>
-    </w:p>
-    <w:p>
-      <w:r>
-        <w:t xml:space="preserve">“Luke, would you consider taking over the position </w:t>
-      </w:r>
-      <w:r>
-        <w:t>Major Jensen</w:t>
-      </w:r>
-      <w:r>
-        <w:t xml:space="preserve"> held?” </w:t>
+        <w:t xml:space="preserve">“I know about street fighting,” Annie </w:t>
+      </w:r>
+      <w:r>
+        <w:t>proclaimed</w:t>
+      </w:r>
+      <w:r>
+        <w:t xml:space="preserve">. “You </w:t>
+      </w:r>
+      <w:r>
+        <w:t xml:space="preserve">taught </w:t>
+      </w:r>
+      <w:r>
+        <w:t>me.”</w:t>
+      </w:r>
+    </w:p>
+    <w:p>
+      <w:r>
+        <w:t>“</w:t>
+      </w:r>
+      <w:r>
+        <w:t>I</w:t>
+      </w:r>
+      <w:r>
+        <w:t xml:space="preserve"> only showed you </w:t>
+      </w:r>
+      <w:r>
+        <w:t>two</w:t>
+      </w:r>
+      <w:r>
+        <w:t xml:space="preserve"> percent of the tricks I’ve seen. This tournament is going to be challenging,” Luke replied.</w:t>
+      </w:r>
+    </w:p>
+    <w:p>
+      <w:r>
+        <w:t>“What exactly is street fighting?” Philip asked.</w:t>
+      </w:r>
+    </w:p>
+    <w:p>
+      <w:r>
+        <w:t>“</w:t>
+      </w:r>
+      <w:r>
+        <w:t>General Walters</w:t>
+      </w:r>
+      <w:r>
+        <w:t xml:space="preserve"> would call it a dishonorable, cowardly way of fighting</w:t>
+      </w:r>
+      <w:r>
+        <w:t xml:space="preserve"> where everything goes</w:t>
+      </w:r>
+      <w:r>
+        <w:t xml:space="preserve">,” </w:t>
       </w:r>
       <w:r>
         <w:t>John</w:t>
@@ -21198,16 +23009,10 @@
         <w:t xml:space="preserve"> </w:t>
       </w:r>
       <w:r>
-        <w:t xml:space="preserve">asked. “Your warrior level is </w:t>
-      </w:r>
-      <w:r>
-        <w:t>56</w:t>
-      </w:r>
-      <w:r>
-        <w:t>, which is more than enough for the job</w:t>
-      </w:r>
-      <w:r>
-        <w:t>, as is your experience</w:t>
+        <w:t>replied. “</w:t>
+      </w:r>
+      <w:r>
+        <w:t>No self-respecting knight would do such things</w:t>
       </w:r>
       <w:r>
         <w:t>.”</w:t>
@@ -21215,21 +23020,18 @@
     </w:p>
     <w:p>
       <w:r>
-        <w:t>Hesitantly Luke asked, “Will I be spending my time here doing paperwork and ordering people around?”</w:t>
-      </w:r>
-    </w:p>
-    <w:p>
-      <w:r>
-        <w:t xml:space="preserve">“That’s about it,” </w:t>
-      </w:r>
-      <w:r>
-        <w:t>John</w:t>
-      </w:r>
-      <w:r>
-        <w:t xml:space="preserve"> </w:t>
-      </w:r>
-      <w:r>
-        <w:t>admitted</w:t>
+        <w:t>“That sounds like fun,” Gus said. “Can I go?”</w:t>
+      </w:r>
+    </w:p>
+    <w:p>
+      <w:r>
+        <w:t>“That will be good ex</w:t>
+      </w:r>
+      <w:r>
+        <w:t xml:space="preserve">perience for them,” Luke </w:t>
+      </w:r>
+      <w:r>
+        <w:t>suggested</w:t>
       </w:r>
       <w:r>
         <w:t>.</w:t>
@@ -21238,1839 +23040,6 @@
     <w:p>
       <w:r>
         <w:lastRenderedPageBreak/>
-        <w:t xml:space="preserve">“Thank you for the offer </w:t>
-      </w:r>
-      <w:r>
-        <w:t>Majesty</w:t>
-      </w:r>
-      <w:r>
-        <w:t>, but I think I can better serve the country by protecting the warehouse district and the people who live there,” Luke said.</w:t>
-      </w:r>
-      <w:r>
-        <w:t xml:space="preserve"> “Also, the children at the orphanage need me.</w:t>
-      </w:r>
-      <w:r>
-        <w:t>”</w:t>
-      </w:r>
-    </w:p>
-    <w:p>
-      <w:r>
-        <w:t>John</w:t>
-      </w:r>
-      <w:r>
-        <w:t xml:space="preserve"> </w:t>
-      </w:r>
-      <w:r>
-        <w:t>nodded.</w:t>
-      </w:r>
-      <w:r>
-        <w:t xml:space="preserve"> “That’s too bad. I’m always looking for good people.”</w:t>
-      </w:r>
-    </w:p>
-    <w:p>
-      <w:r>
-        <w:t xml:space="preserve">“So am I,” Luke </w:t>
-      </w:r>
-      <w:r>
-        <w:t xml:space="preserve">replied with a </w:t>
-      </w:r>
-      <w:r>
-        <w:t>smile. “</w:t>
-      </w:r>
-      <w:r>
-        <w:t xml:space="preserve">I’m finding it </w:t>
-      </w:r>
-      <w:r>
-        <w:t>difficult</w:t>
-      </w:r>
-      <w:r>
-        <w:t xml:space="preserve"> to get people </w:t>
-      </w:r>
-      <w:r>
-        <w:t>who</w:t>
-      </w:r>
-      <w:r>
-        <w:t xml:space="preserve"> think for themselves, instead of just relying on orders from me.”</w:t>
-      </w:r>
-    </w:p>
-    <w:p>
-      <w:r>
-        <w:t>John</w:t>
-      </w:r>
-      <w:r>
-        <w:t xml:space="preserve"> </w:t>
-      </w:r>
-      <w:r>
-        <w:t>laughed. “I have the same problem. I’m glad the warehouse district is in good hands.”</w:t>
-      </w:r>
-    </w:p>
-    <w:p>
-      <w:r>
-        <w:t>They sat down to eat and servants brought food.</w:t>
-      </w:r>
-    </w:p>
-    <w:p>
-      <w:r>
-        <w:t xml:space="preserve">“You have good table manners,” </w:t>
-      </w:r>
-      <w:r>
-        <w:t>Jane</w:t>
-      </w:r>
-      <w:r>
-        <w:t xml:space="preserve"> </w:t>
-      </w:r>
-      <w:r>
-        <w:t>commented.</w:t>
-      </w:r>
-    </w:p>
-    <w:p>
-      <w:r>
-        <w:t xml:space="preserve">“Thank you </w:t>
-      </w:r>
-      <w:r>
-        <w:t>M</w:t>
-      </w:r>
-      <w:r>
-        <w:t xml:space="preserve">ajesty,” Luke replied. “I practice when I </w:t>
-      </w:r>
-      <w:r>
-        <w:t>visit</w:t>
-      </w:r>
-      <w:r>
-        <w:t xml:space="preserve"> the casino. Keeping up appearances is important there. Carol</w:t>
-      </w:r>
-      <w:r>
-        <w:rPr>
-          <w:noProof/>
-        </w:rPr>
-        <w:t>,</w:t>
-      </w:r>
-      <w:r>
-        <w:t xml:space="preserve"> you need to eat your vegetables, so you can grow up to be big and strong.”</w:t>
-      </w:r>
-    </w:p>
-    <w:p>
-      <w:r>
-        <w:t>“But broccoli tastes disgusting,” Carol complained.</w:t>
-      </w:r>
-    </w:p>
-    <w:p>
-      <w:r>
-        <w:t>“That can’t be helped,” Luke replied. “Becoming strong takes effort on our part.</w:t>
-      </w:r>
-      <w:r>
-        <w:t xml:space="preserve"> </w:t>
-      </w:r>
-      <w:r>
-        <w:t>The gods give nothing for free.</w:t>
-      </w:r>
-      <w:r>
-        <w:t>”</w:t>
-      </w:r>
-    </w:p>
-    <w:p>
-      <w:r>
-        <w:t>“All right,” Carol said sadly and did as she was told.</w:t>
-      </w:r>
-      <w:r>
-        <w:t xml:space="preserve"> She did however make ugly faces as she ate.</w:t>
-      </w:r>
-    </w:p>
-    <w:p>
-      <w:r>
-        <w:t xml:space="preserve">“What casino is that?” </w:t>
-      </w:r>
-      <w:r>
-        <w:t>Jane</w:t>
-      </w:r>
-      <w:r>
-        <w:t xml:space="preserve"> asked.</w:t>
-      </w:r>
-    </w:p>
-    <w:p>
-      <w:r>
-        <w:t>“</w:t>
-      </w:r>
-      <w:r>
-        <w:t>Black Wings Casino,” Luke replied. “I know you’re trying to shut it down. Unlike m</w:t>
-      </w:r>
-      <w:r>
-        <w:t>ost</w:t>
-      </w:r>
-      <w:r>
-        <w:t xml:space="preserve"> people I have a spending limit. I also have a winning limit. I stop when I </w:t>
-      </w:r>
-      <w:r>
-        <w:t>hit</w:t>
-      </w:r>
-      <w:r>
-        <w:t xml:space="preserve"> my quota.”</w:t>
-      </w:r>
-    </w:p>
-    <w:p>
-      <w:pPr>
-        <w:rPr>
-          <w:noProof/>
-        </w:rPr>
-      </w:pPr>
-      <w:r>
-        <w:rPr>
-          <w:noProof/>
-        </w:rPr>
-        <w:lastRenderedPageBreak/>
-        <w:t>“How come?” Gus asked.</w:t>
-      </w:r>
-    </w:p>
-    <w:p>
-      <w:pPr>
-        <w:rPr>
-          <w:noProof/>
-        </w:rPr>
-      </w:pPr>
-      <w:r>
-        <w:rPr>
-          <w:noProof/>
-        </w:rPr>
-        <w:t xml:space="preserve">“Because playing poker takes a great deal of concentration. You need to tell what kind of hand everyone has despite the fact that everyone wears masks. </w:t>
-      </w:r>
-      <w:r>
-        <w:rPr>
-          <w:noProof/>
-        </w:rPr>
-        <w:t xml:space="preserve">You also need to make sure no one can read you. </w:t>
-      </w:r>
-      <w:r>
-        <w:rPr>
-          <w:noProof/>
-        </w:rPr>
-        <w:t xml:space="preserve">You begin losing the moment you get tired. I used those skills to figure out that </w:t>
-      </w:r>
-      <w:r>
-        <w:t>Major Jensen</w:t>
-      </w:r>
-      <w:r>
-        <w:t xml:space="preserve"> was a traitor,” Luke replied. “I </w:t>
-      </w:r>
-      <w:r>
-        <w:t xml:space="preserve">support </w:t>
-      </w:r>
-      <w:r>
-        <w:t>the orphanage</w:t>
-      </w:r>
-      <w:r>
-        <w:t xml:space="preserve"> with the winnings</w:t>
-      </w:r>
-      <w:r>
-        <w:t>.”</w:t>
-      </w:r>
-    </w:p>
-    <w:p>
-      <w:r>
-        <w:t>“</w:t>
-      </w:r>
-      <w:r>
-        <w:rPr>
-          <w:noProof/>
-        </w:rPr>
-        <w:t>Luke,</w:t>
-      </w:r>
-      <w:r>
-        <w:t xml:space="preserve"> did your grandmother talk about her past?” </w:t>
-      </w:r>
-      <w:r>
-        <w:t>John</w:t>
-      </w:r>
-      <w:r>
-        <w:t xml:space="preserve"> </w:t>
-      </w:r>
-      <w:r>
-        <w:t>asked.</w:t>
-      </w:r>
-    </w:p>
-    <w:p>
-      <w:r>
-        <w:t xml:space="preserve">“No </w:t>
-      </w:r>
-      <w:r>
-        <w:t xml:space="preserve">Majesty </w:t>
-      </w:r>
-      <w:r>
-        <w:t>and I never thought of asking,” Luke replied.</w:t>
-      </w:r>
-    </w:p>
-    <w:p>
-      <w:r>
-        <w:t xml:space="preserve">“Have you eaten food like this before?” </w:t>
-      </w:r>
-      <w:r>
-        <w:t>John</w:t>
-      </w:r>
-      <w:r>
-        <w:t xml:space="preserve"> </w:t>
-      </w:r>
-      <w:r>
-        <w:t>asked.</w:t>
-      </w:r>
-    </w:p>
-    <w:p>
-      <w:r>
-        <w:t>“Only at the casino,” Luke replied. “You can live in luxury as long as you win. This desert is good. I never had this before.”</w:t>
-      </w:r>
-    </w:p>
-    <w:p>
-      <w:r>
-        <w:t xml:space="preserve">“Annie, it’s time to make your appearance,” </w:t>
-      </w:r>
-      <w:r>
-        <w:t>Jane</w:t>
-      </w:r>
-      <w:r>
-        <w:t xml:space="preserve"> </w:t>
-      </w:r>
-      <w:r>
-        <w:t>said.</w:t>
-      </w:r>
-    </w:p>
-    <w:p>
-      <w:r>
-        <w:t>“Okay mother,” Annie said and got up.</w:t>
-      </w:r>
-    </w:p>
-    <w:p>
-      <w:r>
-        <w:t xml:space="preserve">Carol led Luke to the </w:t>
-      </w:r>
-      <w:r>
-        <w:t xml:space="preserve">public </w:t>
-      </w:r>
-      <w:r>
-        <w:t>balcony and</w:t>
-      </w:r>
-      <w:r>
-        <w:t xml:space="preserve"> Annie stepped out </w:t>
-      </w:r>
-      <w:r>
-        <w:t>to greet</w:t>
-      </w:r>
-      <w:r>
-        <w:t xml:space="preserve"> the crowd. </w:t>
-      </w:r>
-      <w:r>
-        <w:t>Luke</w:t>
-      </w:r>
-      <w:r>
-        <w:t xml:space="preserve"> watched from </w:t>
-      </w:r>
-      <w:r>
-        <w:t>behind the curtains</w:t>
-      </w:r>
-      <w:r>
-        <w:t xml:space="preserve"> as the family waved to the people. As usual, the square in front of the palace was packed with </w:t>
-      </w:r>
-      <w:r>
-        <w:t>citizens</w:t>
-      </w:r>
-      <w:r>
-        <w:t>.</w:t>
-      </w:r>
-    </w:p>
-    <w:p>
-      <w:r>
-        <w:t>Annie and the others made speeches about nothing and everything. After installing a renewed faith in the monarchy they exited.</w:t>
-      </w:r>
-    </w:p>
-    <w:p>
-      <w:r>
-        <w:t>“Come on, let’s play house,” Carol said.</w:t>
-      </w:r>
-    </w:p>
-    <w:p>
-      <w:r>
-        <w:t>“Okay,” Luke replied.</w:t>
-      </w:r>
-    </w:p>
-    <w:p>
-      <w:r>
-        <w:t>“You’re going to play house?” Philip asked and then laughed.</w:t>
-      </w:r>
-    </w:p>
-    <w:p>
-      <w:r>
-        <w:lastRenderedPageBreak/>
-        <w:t xml:space="preserve">“Your priorities change when you lose something of great value,” Luke </w:t>
-      </w:r>
-      <w:r>
-        <w:t>replied</w:t>
-      </w:r>
-      <w:r>
-        <w:t>.</w:t>
-      </w:r>
-    </w:p>
-    <w:p>
-      <w:r>
-        <w:t>“</w:t>
-      </w:r>
-      <w:r>
-        <w:t>Prince Philip, you are the crown prince. What do you value most? What kind of king do you want to become?”</w:t>
-      </w:r>
-    </w:p>
-    <w:p>
-      <w:r>
-        <w:t>Luke turned to Carol and said, “Let’s go play</w:t>
-      </w:r>
-      <w:r>
-        <w:t>.</w:t>
-      </w:r>
-      <w:r>
-        <w:t xml:space="preserve">” </w:t>
-      </w:r>
-      <w:r>
-        <w:t>They</w:t>
-      </w:r>
-      <w:r>
-        <w:t xml:space="preserve"> headed to Carol’s room.</w:t>
-      </w:r>
-      <w:r>
-        <w:t xml:space="preserve"> Philip just stood</w:t>
-      </w:r>
-      <w:r>
-        <w:t>,</w:t>
-      </w:r>
-      <w:r>
-        <w:t xml:space="preserve"> looking confused.</w:t>
-      </w:r>
-    </w:p>
-    <w:p>
-      <w:r>
-        <w:t>After a few minutes Philip entered Carol’s room. He stopped at the door and asked,</w:t>
-      </w:r>
-      <w:r>
-        <w:t xml:space="preserve"> </w:t>
-      </w:r>
-      <w:r>
-        <w:t>“</w:t>
-      </w:r>
-      <w:r>
-        <w:t xml:space="preserve">By the way, do you </w:t>
-      </w:r>
-      <w:r>
-        <w:t>like</w:t>
-      </w:r>
-      <w:r>
-        <w:t xml:space="preserve"> playing house?”</w:t>
-      </w:r>
-    </w:p>
-    <w:p>
-      <w:r>
-        <w:t>Luke frowned and said, “</w:t>
-      </w:r>
-      <w:r>
-        <w:t>Of course not</w:t>
-      </w:r>
-      <w:r>
-        <w:t xml:space="preserve">. </w:t>
-      </w:r>
-      <w:r>
-        <w:t xml:space="preserve">I’m a guy. I prefer fighting, gambling, and </w:t>
-      </w:r>
-      <w:r>
-        <w:t>womanizing.</w:t>
-      </w:r>
-      <w:r>
-        <w:t xml:space="preserve"> </w:t>
-      </w:r>
-      <w:r>
-        <w:t>You’re a prince. You should know the meaning of duty. Come and play with your sister.”</w:t>
-      </w:r>
-    </w:p>
-    <w:p>
-      <w:r>
-        <w:t>“</w:t>
-      </w:r>
-      <w:r>
-        <w:t>Yes,</w:t>
-      </w:r>
-      <w:r>
-        <w:t xml:space="preserve"> come and play,” Carol said and guided Philip in.</w:t>
-      </w:r>
-      <w:r>
-        <w:t xml:space="preserve"> “Have some tea and cookies.”</w:t>
-      </w:r>
-    </w:p>
-    <w:p>
-      <w:r>
-        <w:t>“You don’t seem intimidated by me or the others,” Philip observed.</w:t>
-      </w:r>
-    </w:p>
-    <w:p>
-      <w:r>
-        <w:t xml:space="preserve">“That’s because I’ve been playing poker since I turned </w:t>
-      </w:r>
-      <w:r>
-        <w:t>six</w:t>
-      </w:r>
-      <w:r>
-        <w:t xml:space="preserve">. </w:t>
-      </w:r>
-      <w:r>
-        <w:t xml:space="preserve">I know how to handle these situations. </w:t>
-      </w:r>
-      <w:r>
-        <w:t xml:space="preserve">Only </w:t>
-      </w:r>
-      <w:r>
-        <w:t xml:space="preserve">your </w:t>
-      </w:r>
-      <w:r>
-        <w:t>father scares me</w:t>
-      </w:r>
-      <w:r>
-        <w:t>,” Luke replied. “Do you play?”</w:t>
-      </w:r>
-    </w:p>
-    <w:p>
-      <w:r>
-        <w:t>“Mother doesn’t like gambling, which is one reason why she’s trying to shut down Black Wings Casino,” Philip replied.</w:t>
-      </w:r>
-    </w:p>
-    <w:p>
-      <w:r>
-        <w:t>“These cookies are delicious Carol. Did you make them</w:t>
-      </w:r>
-      <w:r>
-        <w:t>?</w:t>
-      </w:r>
-      <w:r>
-        <w:t>” Luke as</w:t>
-      </w:r>
-      <w:r>
-        <w:t>ked.</w:t>
-      </w:r>
-    </w:p>
-    <w:p>
-      <w:r>
-        <w:t>“Of course,” Carol replied. “Here</w:t>
-      </w:r>
-      <w:r>
-        <w:t>,</w:t>
-      </w:r>
-      <w:r>
-        <w:t xml:space="preserve"> have some more,” she said and gave Luke more toy cookies.</w:t>
-      </w:r>
-    </w:p>
-    <w:p>
-      <w:r>
-        <w:t>“Why don’t you come with me sometime?” Luke suggested. “You would be surprised how often nobility and royalty visit.”</w:t>
-      </w:r>
-    </w:p>
-    <w:p>
-      <w:r>
-        <w:lastRenderedPageBreak/>
-        <w:t xml:space="preserve">“How do you know?” Philip asked. “Don’t they wear masks and prevent identification using </w:t>
-      </w:r>
-      <w:r>
-        <w:t>anti-</w:t>
-      </w:r>
-      <w:r>
-        <w:t>surveillance</w:t>
-      </w:r>
-      <w:r>
-        <w:t xml:space="preserve"> stones?”</w:t>
-      </w:r>
-    </w:p>
-    <w:p>
-      <w:r>
-        <w:t xml:space="preserve">“It’s always possible to tell who is who by their mannerisms,” Luke replied. “First I’ll teach you the basics. It’s always important to have a winning and losing limit. Most people don’t, </w:t>
-      </w:r>
-      <w:r>
-        <w:t xml:space="preserve">which is </w:t>
-      </w:r>
-      <w:r>
-        <w:t>why casinos are a lucrative business.”</w:t>
-      </w:r>
-    </w:p>
-    <w:p>
-      <w:r>
-        <w:t xml:space="preserve">Luke turned to Carol and said, “Carol I hear you don’t like talking to people outside your family. Why is </w:t>
-      </w:r>
-      <w:r>
-        <w:t>that</w:t>
-      </w:r>
-      <w:r>
-        <w:t>?”</w:t>
-      </w:r>
-    </w:p>
-    <w:p>
-      <w:r>
-        <w:t xml:space="preserve">“I don’t know,” Carol </w:t>
-      </w:r>
-      <w:r>
-        <w:t>shrugged</w:t>
-      </w:r>
-      <w:r>
-        <w:t>.</w:t>
-      </w:r>
-    </w:p>
-    <w:p>
-      <w:r>
-        <w:t xml:space="preserve">Annie entered and Carol </w:t>
-      </w:r>
-      <w:r>
-        <w:t>forced</w:t>
-      </w:r>
-      <w:r>
-        <w:t xml:space="preserve"> her to sit down. Moments later Gus entered, attracted by the commotion.</w:t>
-      </w:r>
-    </w:p>
-    <w:p>
-      <w:r>
-        <w:t>“Have a cookie,” Luke said</w:t>
-      </w:r>
-      <w:r>
-        <w:t xml:space="preserve"> to Gus</w:t>
-      </w:r>
-      <w:r>
-        <w:t>.</w:t>
-      </w:r>
-    </w:p>
-    <w:p>
-      <w:r>
-        <w:t>“You want Brother to gamble?” Gus asked.</w:t>
-      </w:r>
-    </w:p>
-    <w:p>
-      <w:r>
-        <w:t xml:space="preserve">“Close the door. I can teach you as well,” Luke </w:t>
-      </w:r>
-      <w:r>
-        <w:t>motioned</w:t>
-      </w:r>
-      <w:r>
-        <w:t>.</w:t>
-      </w:r>
-    </w:p>
-    <w:p>
-      <w:r>
-        <w:t>“He’s too young to gamble,” Annie scolded.</w:t>
-      </w:r>
-    </w:p>
-    <w:p>
-      <w:r>
-        <w:t>“Nonsense,” Luke denied. “Even Carol and you can play.”</w:t>
-      </w:r>
-    </w:p>
-    <w:p>
-      <w:r>
-        <w:t>Carol giggled</w:t>
-      </w:r>
-      <w:r>
-        <w:t xml:space="preserve"> and said,</w:t>
-      </w:r>
-      <w:r>
-        <w:t xml:space="preserve"> “</w:t>
-      </w:r>
-      <w:r>
-        <w:t>Me gambling? Mother would have a fit.”</w:t>
-      </w:r>
-    </w:p>
-    <w:p>
-      <w:r>
-        <w:t>“That’s why I asked your brother to close the door,” Luke replied. “Poker</w:t>
-      </w:r>
-      <w:r>
-        <w:t xml:space="preserve"> isn’t abo</w:t>
-      </w:r>
-      <w:r>
-        <w:t xml:space="preserve">ut winning and losing money. It’s a battle of wills where you exploit the opponent’s weaknesses and prevent others from exploiting your weaknesses. It’s a perfect game for </w:t>
-      </w:r>
-      <w:r>
-        <w:t xml:space="preserve">each </w:t>
-      </w:r>
-      <w:r>
-        <w:t>of you, since as royalty you do this every time you meet foreign dignitaries.</w:t>
-      </w:r>
-    </w:p>
-    <w:p>
-      <w:r>
-        <w:t>“</w:t>
-      </w:r>
-      <w:r>
-        <w:t>Close the door.</w:t>
-      </w:r>
-      <w:r>
-        <w:t xml:space="preserve"> Your father will understand – but it’s best no one knows you have this skill.”</w:t>
-      </w:r>
-    </w:p>
-    <w:p>
-      <w:r>
-        <w:lastRenderedPageBreak/>
-        <w:t xml:space="preserve">“Okay,” </w:t>
-      </w:r>
-      <w:r>
-        <w:t>Gus</w:t>
-      </w:r>
-      <w:r>
-        <w:t xml:space="preserve"> said and locked the door.</w:t>
-      </w:r>
-    </w:p>
-    <w:p>
-      <w:r>
-        <w:t xml:space="preserve">Luke took out a deck of cards and dealt. “Now we’ll </w:t>
-      </w:r>
-      <w:r>
-        <w:t xml:space="preserve">play with cookies. It gets interesting when the stakes are high. </w:t>
-      </w:r>
-      <w:r>
-        <w:t>However,</w:t>
-      </w:r>
-      <w:r>
-        <w:t xml:space="preserve"> you need to be willing to lose everything or you can never win.”</w:t>
-      </w:r>
-    </w:p>
-    <w:p>
-      <w:r>
-        <w:t>Hours later there was a knock at the door.</w:t>
-      </w:r>
-    </w:p>
-    <w:p>
-      <w:r>
-        <w:t>“</w:t>
-      </w:r>
-      <w:r>
-        <w:t>H</w:t>
-      </w:r>
-      <w:r>
-        <w:t>ighnesses, the guests have arrived,” a servant called.</w:t>
-      </w:r>
-    </w:p>
-    <w:p>
-      <w:r>
-        <w:t xml:space="preserve">“Okay,” </w:t>
-      </w:r>
-      <w:r>
-        <w:t>Annie called.</w:t>
-      </w:r>
-    </w:p>
-    <w:p>
-      <w:r>
-        <w:t>Luke put the cards away and everyone stepped out to greet the guests.</w:t>
-      </w:r>
-    </w:p>
-    <w:p>
-      <w:r>
-        <w:t>“Do you recognize anyone Luke?” Philip asked.</w:t>
-      </w:r>
-    </w:p>
-    <w:p>
-      <w:r>
-        <w:t xml:space="preserve">“Just a moment,” Luke replied. “I need to watch how people move. </w:t>
-      </w:r>
-      <w:r>
-        <w:t>He</w:t>
-      </w:r>
-      <w:r>
-        <w:t xml:space="preserve"> over there is a regular at the casino.”</w:t>
-      </w:r>
-    </w:p>
-    <w:p>
-      <w:r>
-        <w:t>“That’s impossible,” Philip denied. “He’s trying to shut down the casino.”</w:t>
-      </w:r>
-    </w:p>
-    <w:p>
-      <w:r>
-        <w:t>“That’s probably because he loses all the time,” Luke said.</w:t>
-      </w:r>
-      <w:r>
-        <w:t xml:space="preserve"> “Maybe he’s trying to manipulate your mother. I’m sure your dad can handle him.”</w:t>
-      </w:r>
-    </w:p>
-    <w:p>
-      <w:r>
-        <w:t xml:space="preserve">The king approached and said, </w:t>
-      </w:r>
-      <w:r>
-        <w:t xml:space="preserve">“Luke, this is </w:t>
-      </w:r>
-      <w:r>
-        <w:t>General Walters</w:t>
-      </w:r>
-      <w:r>
-        <w:t xml:space="preserve"> of my army.</w:t>
-      </w:r>
-      <w:r>
-        <w:t>”</w:t>
-      </w:r>
-    </w:p>
-    <w:p>
-      <w:r>
-        <w:t xml:space="preserve">“It’s a pleasure to meet you sir,” Luke </w:t>
-      </w:r>
-      <w:r>
-        <w:t>greeted</w:t>
-      </w:r>
-      <w:r>
-        <w:t>.</w:t>
-      </w:r>
-    </w:p>
-    <w:p>
-      <w:r>
-        <w:t xml:space="preserve">“How old are you young warrior?” </w:t>
-      </w:r>
-      <w:r>
-        <w:t>Walters</w:t>
-      </w:r>
-      <w:r>
-        <w:t xml:space="preserve"> </w:t>
-      </w:r>
-      <w:r>
-        <w:t>asked.</w:t>
-      </w:r>
-    </w:p>
-    <w:p>
-      <w:r>
-        <w:t>“Seventeen</w:t>
-      </w:r>
-      <w:r>
-        <w:t>,</w:t>
-      </w:r>
-      <w:r>
-        <w:t xml:space="preserve"> sir,” Luke replied.</w:t>
-      </w:r>
-    </w:p>
-    <w:p>
-      <w:r>
-        <w:t xml:space="preserve">Impressed, </w:t>
-      </w:r>
-      <w:r>
-        <w:t>Walters</w:t>
-      </w:r>
-      <w:r>
-        <w:t xml:space="preserve"> said, </w:t>
-      </w:r>
-      <w:r>
-        <w:t>“That’s incredible. You’re only seventeen and you have a warrior level of</w:t>
-      </w:r>
-      <w:r>
-        <w:t xml:space="preserve"> 56. I only reached that level when I turned twenty-six. Where is your sword?”</w:t>
-      </w:r>
-    </w:p>
-    <w:p>
-      <w:r>
-        <w:lastRenderedPageBreak/>
-        <w:t xml:space="preserve">The </w:t>
-      </w:r>
-      <w:r>
-        <w:t>level 9</w:t>
-      </w:r>
-      <w:r>
-        <w:t>0</w:t>
-      </w:r>
-      <w:r>
-        <w:t xml:space="preserve"> </w:t>
-      </w:r>
-      <w:r>
-        <w:t xml:space="preserve">general had multiple stones on his impressive looking sword. Thinking back, Luke </w:t>
-      </w:r>
-      <w:r>
-        <w:t xml:space="preserve">realized </w:t>
-      </w:r>
-      <w:r>
-        <w:t>he had seen people with warrior weapons numerous times</w:t>
-      </w:r>
-      <w:r>
-        <w:t>.</w:t>
-      </w:r>
-      <w:r>
-        <w:t xml:space="preserve"> </w:t>
-      </w:r>
-      <w:r>
-        <w:t>However, for some unknown reason, he never fought anyone with on</w:t>
-      </w:r>
-      <w:r>
-        <w:t>e</w:t>
-      </w:r>
-      <w:r>
-        <w:t xml:space="preserve">. Luke suspected that was the </w:t>
-      </w:r>
-      <w:r>
-        <w:t>workings</w:t>
-      </w:r>
-      <w:r>
-        <w:t xml:space="preserve"> of the gods.</w:t>
-      </w:r>
-    </w:p>
-    <w:p>
-      <w:r>
-        <w:t>Luke’s gloves h</w:t>
-      </w:r>
-      <w:r>
-        <w:t>ung</w:t>
-      </w:r>
-      <w:r>
-        <w:t xml:space="preserve"> on his belt behind him</w:t>
-      </w:r>
-      <w:r>
-        <w:t>,</w:t>
-      </w:r>
-      <w:r>
-        <w:t xml:space="preserve"> hidden from view of the general.</w:t>
-      </w:r>
-      <w:r>
-        <w:t xml:space="preserve"> It didn’t matter since they didn’t look like weapons but just high quality work gloves.</w:t>
-      </w:r>
-    </w:p>
-    <w:p>
-      <w:r>
-        <w:t>“It’s in another room</w:t>
-      </w:r>
-      <w:r>
-        <w:t xml:space="preserve"> sir</w:t>
-      </w:r>
-      <w:r>
-        <w:t xml:space="preserve">,” Luke replied, remembering </w:t>
-      </w:r>
-      <w:r>
-        <w:t xml:space="preserve">leaving </w:t>
-      </w:r>
-      <w:r>
-        <w:t>it in the secret room. “This is the first time I have been to one of these events and I didn’t think it was appropriate to wear swords.”</w:t>
-      </w:r>
-    </w:p>
-    <w:p>
-      <w:r>
-        <w:t>John</w:t>
-      </w:r>
-      <w:r>
-        <w:t xml:space="preserve"> looked at Luke in surprise </w:t>
-      </w:r>
-      <w:r>
-        <w:t>and amazement at Luke’s ability to lie</w:t>
-      </w:r>
-      <w:r>
-        <w:t>.</w:t>
-      </w:r>
-    </w:p>
-    <w:p>
-      <w:r>
-        <w:t>“Don’t you know a warrior should always have his weapon with him?” the general scolded.</w:t>
-      </w:r>
-    </w:p>
-    <w:p>
-      <w:r>
-        <w:t xml:space="preserve">“Please don’t judge him,” </w:t>
-      </w:r>
-      <w:r>
-        <w:t>John</w:t>
-      </w:r>
-      <w:r>
-        <w:t xml:space="preserve"> said sternly. “You don’t know anything about him.”</w:t>
-      </w:r>
-    </w:p>
-    <w:p>
-      <w:r>
-        <w:t>“Yes majesty,” the general apologized.</w:t>
-      </w:r>
-    </w:p>
-    <w:p>
-      <w:r>
-        <w:t>“Doesn’t your weapon appear when you need it?” Luke asked.</w:t>
-      </w:r>
-    </w:p>
-    <w:p>
-      <w:r>
-        <w:t xml:space="preserve">“It is capable of doing that,” </w:t>
-      </w:r>
-      <w:r>
-        <w:t>Walters</w:t>
-      </w:r>
-      <w:r>
-        <w:t xml:space="preserve"> acknowledged. “However, it</w:t>
-      </w:r>
-      <w:r>
-        <w:t>’</w:t>
-      </w:r>
-      <w:r>
-        <w:t xml:space="preserve">s a matter of pride to have it with you. Who </w:t>
-      </w:r>
-      <w:r>
-        <w:t>is</w:t>
-      </w:r>
-      <w:r>
-        <w:t xml:space="preserve"> your master?”</w:t>
-      </w:r>
-    </w:p>
-    <w:p>
-      <w:r>
-        <w:t xml:space="preserve">“That’s confidential,” </w:t>
-      </w:r>
-      <w:r>
-        <w:t>John</w:t>
-      </w:r>
-      <w:r>
-        <w:t xml:space="preserve"> </w:t>
-      </w:r>
-      <w:r>
-        <w:t>declared</w:t>
-      </w:r>
-      <w:r>
-        <w:t xml:space="preserve">. “If you’ll excuse me, I want Luke to meet </w:t>
-      </w:r>
-      <w:r>
-        <w:t>other people.”</w:t>
-      </w:r>
-    </w:p>
-    <w:p>
-      <w:r>
-        <w:t>John</w:t>
-      </w:r>
-      <w:r>
-        <w:t xml:space="preserve"> introduced Luke to several other </w:t>
-      </w:r>
-      <w:r>
-        <w:t>big wigs</w:t>
-      </w:r>
-      <w:r>
-        <w:t>, although Luke didn’t know why.</w:t>
-      </w:r>
-      <w:r>
-        <w:t xml:space="preserve"> The VIPs included dukes and duchesses of the country, as well as top brass of the military.</w:t>
-      </w:r>
-    </w:p>
-    <w:p>
-      <w:r>
-        <w:lastRenderedPageBreak/>
-        <w:t>Finally the guests left and Luke was alone with the royal family. “</w:t>
-      </w:r>
-      <w:r>
-        <w:t>M</w:t>
-      </w:r>
-      <w:r>
-        <w:t>ajesty, was there a reason you were introducing me to all those people?” Luke asked.</w:t>
-      </w:r>
-    </w:p>
-    <w:p>
-      <w:r>
-        <w:t xml:space="preserve">“That’s because I see great </w:t>
-      </w:r>
-      <w:r>
-        <w:t>things for</w:t>
-      </w:r>
-      <w:r>
-        <w:t xml:space="preserve"> you,” </w:t>
-      </w:r>
-      <w:r>
-        <w:t>John</w:t>
-      </w:r>
-      <w:r>
-        <w:t xml:space="preserve"> said.</w:t>
-      </w:r>
-    </w:p>
-    <w:p>
-      <w:r>
-        <w:t xml:space="preserve">“Why was everyone so excited about my </w:t>
-      </w:r>
-      <w:r>
-        <w:t xml:space="preserve">warrior level?” Luke asked. “Everyone seemed </w:t>
-      </w:r>
-      <w:r>
-        <w:t xml:space="preserve">so </w:t>
-      </w:r>
-      <w:r>
-        <w:t>impressed.”</w:t>
-      </w:r>
-    </w:p>
-    <w:p>
-      <w:r>
-        <w:t xml:space="preserve">“I guess you don’t know so I’ll explain,” </w:t>
-      </w:r>
-      <w:r>
-        <w:t>John</w:t>
-      </w:r>
-      <w:r>
-        <w:t xml:space="preserve"> </w:t>
-      </w:r>
-      <w:r>
-        <w:t>said. “Children of the warrior class are trained from small in the art of combat. Slowly as they grow they increase their fighting level. By the time they turn eighteen they are ready to work as professionals. However</w:t>
-      </w:r>
-      <w:r>
-        <w:t>,</w:t>
-      </w:r>
-      <w:r>
-        <w:t xml:space="preserve"> they have almost never seen real combat.</w:t>
-      </w:r>
-    </w:p>
-    <w:p>
-      <w:r>
-        <w:t>“Real life and death battle is the fastest way to gain experience.</w:t>
-      </w:r>
-    </w:p>
-    <w:p>
-      <w:r>
-        <w:t>“According to the healer, most of your bones have been broken at least once. You ha</w:t>
-      </w:r>
-      <w:r>
-        <w:t>d</w:t>
-      </w:r>
-      <w:r>
-        <w:t xml:space="preserve"> scars on </w:t>
-      </w:r>
-      <w:r>
-        <w:t>half</w:t>
-      </w:r>
-      <w:r>
-        <w:t xml:space="preserve"> your internal organs. </w:t>
-      </w:r>
-      <w:r>
-        <w:t xml:space="preserve">It’s a wonder that you lived so long. </w:t>
-      </w:r>
-      <w:r>
-        <w:t>How long have you been fighting?”</w:t>
-      </w:r>
-    </w:p>
-    <w:p>
-      <w:r>
-        <w:t xml:space="preserve">“I was born with the mark of the </w:t>
-      </w:r>
-      <w:r>
-        <w:t>Untouchable</w:t>
-      </w:r>
-      <w:r>
-        <w:t xml:space="preserve">,” Luke </w:t>
-      </w:r>
-      <w:r>
-        <w:t>explained</w:t>
-      </w:r>
-      <w:r>
-        <w:t xml:space="preserve">. “People have been </w:t>
-      </w:r>
-      <w:r>
-        <w:t>using me as a punching bag</w:t>
-      </w:r>
-      <w:r>
-        <w:t xml:space="preserve"> since I was a child.</w:t>
-      </w:r>
-      <w:r>
-        <w:t xml:space="preserve"> One of my uncles told me, the only way to survive is to become strong. He thought me to fight and to protect what was important to me. At the age of </w:t>
-      </w:r>
-      <w:r>
-        <w:t>seven</w:t>
-      </w:r>
-      <w:r>
-        <w:t xml:space="preserve"> I won a match against a twelve</w:t>
-      </w:r>
-      <w:r>
-        <w:t>-</w:t>
-      </w:r>
-      <w:r>
-        <w:t>year</w:t>
-      </w:r>
-      <w:r>
-        <w:t>-</w:t>
-      </w:r>
-      <w:r>
-        <w:t>old</w:t>
-      </w:r>
-      <w:r>
-        <w:t xml:space="preserve"> boy</w:t>
-      </w:r>
-      <w:r>
-        <w:t>.</w:t>
-      </w:r>
-    </w:p>
-    <w:p>
-      <w:r>
-        <w:t xml:space="preserve">“They hated me even more. They couldn’t understand why a piece of trash would want to protect </w:t>
-      </w:r>
-      <w:proofErr w:type="gramStart"/>
-      <w:r>
-        <w:t>himself</w:t>
-      </w:r>
-      <w:proofErr w:type="gramEnd"/>
-      <w:r>
-        <w:t>, instead of just going away and dying</w:t>
-      </w:r>
-      <w:r>
-        <w:t>…What’s the matter? Why are you looking at me like that?</w:t>
-      </w:r>
-      <w:r>
-        <w:t>”</w:t>
-      </w:r>
-      <w:r>
-        <w:t xml:space="preserve"> Luke asked, noting the air of </w:t>
-      </w:r>
-      <w:r>
-        <w:t>pity</w:t>
-      </w:r>
-      <w:r>
-        <w:t>.</w:t>
-      </w:r>
-    </w:p>
-    <w:p>
-      <w:r>
-        <w:t xml:space="preserve">“What happened to your family?” </w:t>
-      </w:r>
-      <w:r>
-        <w:t>Jane</w:t>
-      </w:r>
-      <w:r>
-        <w:t xml:space="preserve"> asked</w:t>
-      </w:r>
-      <w:r>
-        <w:t>.</w:t>
-      </w:r>
-    </w:p>
-    <w:p>
-      <w:r>
-        <w:t>“They are all gone,” Luke replied.</w:t>
-      </w:r>
-    </w:p>
-    <w:p>
-      <w:r>
-        <w:lastRenderedPageBreak/>
-        <w:t xml:space="preserve">“I’m sorry,” </w:t>
-      </w:r>
-      <w:r>
-        <w:t>John</w:t>
-      </w:r>
-      <w:r>
-        <w:t xml:space="preserve"> </w:t>
-      </w:r>
-      <w:r>
-        <w:t>said, looking guilty.</w:t>
-      </w:r>
-    </w:p>
-    <w:p>
-      <w:r>
-        <w:t xml:space="preserve">“There’s only one person I </w:t>
-      </w:r>
-      <w:r>
-        <w:t xml:space="preserve">truly </w:t>
-      </w:r>
-      <w:r>
-        <w:t xml:space="preserve">hate,” Luke said. “That was years ago and now I </w:t>
-      </w:r>
-      <w:r>
-        <w:rPr>
-          <w:noProof/>
-        </w:rPr>
-        <w:t>have</w:t>
-      </w:r>
-      <w:r>
-        <w:t xml:space="preserve"> plenty of family.”</w:t>
-      </w:r>
-    </w:p>
-    <w:p>
-      <w:r>
-        <w:t>“You mean the people at the orphanage?” Annie asked.</w:t>
-      </w:r>
-    </w:p>
-    <w:p>
-      <w:r>
-        <w:t xml:space="preserve">“Not just them but everyone in my neighborhood,” Luke replied. </w:t>
-      </w:r>
-      <w:r>
-        <w:t xml:space="preserve">Luke stared at Philip and added, </w:t>
-      </w:r>
-      <w:r>
-        <w:t>“I fight to keep them safe and happy.”</w:t>
-      </w:r>
-    </w:p>
-    <w:p>
-      <w:r>
-        <w:t>Jane</w:t>
-      </w:r>
-      <w:r>
-        <w:t xml:space="preserve"> noticed the look </w:t>
-      </w:r>
-      <w:r>
-        <w:t xml:space="preserve">Luke gave to </w:t>
-      </w:r>
-      <w:r>
-        <w:t xml:space="preserve">Philip </w:t>
-      </w:r>
-      <w:r>
-        <w:t xml:space="preserve">and how Philip </w:t>
-      </w:r>
-      <w:r>
-        <w:t>reacted and asked</w:t>
-      </w:r>
-      <w:r>
-        <w:t xml:space="preserve"> Luke</w:t>
-      </w:r>
-      <w:r>
-        <w:t>, “Is something the matter?”</w:t>
-      </w:r>
-    </w:p>
-    <w:p>
-      <w:r>
-        <w:t xml:space="preserve">“Nothing, </w:t>
-      </w:r>
-      <w:r>
-        <w:t>Majesty</w:t>
-      </w:r>
-      <w:r>
-        <w:t xml:space="preserve">,” Luke replied. “I’m just trying to – I would like Prince Philip to visit my world, so </w:t>
-      </w:r>
-      <w:r>
-        <w:t xml:space="preserve">that </w:t>
-      </w:r>
-      <w:r>
-        <w:t xml:space="preserve">he </w:t>
-      </w:r>
-      <w:r>
-        <w:t>can understand</w:t>
-      </w:r>
-      <w:r>
-        <w:t xml:space="preserve"> t</w:t>
-      </w:r>
-      <w:r>
-        <w:t>he people he will one day rule.”</w:t>
-      </w:r>
-    </w:p>
-    <w:p>
-      <w:r>
-        <w:t xml:space="preserve">“That’s an excellent idea,” </w:t>
-      </w:r>
-      <w:r>
-        <w:t>John</w:t>
-      </w:r>
-      <w:r>
-        <w:t xml:space="preserve"> </w:t>
-      </w:r>
-      <w:r>
-        <w:t>agreed.</w:t>
-      </w:r>
-    </w:p>
-    <w:p>
-      <w:r>
-        <w:t>“He has to be in disguise so as not to disturb anyone,” Luke added.</w:t>
-      </w:r>
-    </w:p>
-    <w:p>
-      <w:r>
-        <w:t>“Can I go too?” Carol asked.</w:t>
-      </w:r>
-    </w:p>
-    <w:p>
-      <w:r>
-        <w:t>“It’s too dangerous for you</w:t>
-      </w:r>
-      <w:r>
-        <w:t xml:space="preserve"> dear</w:t>
-      </w:r>
-      <w:r>
-        <w:t xml:space="preserve">,” </w:t>
-      </w:r>
-      <w:r>
-        <w:t>Jane</w:t>
-      </w:r>
-      <w:r>
-        <w:t xml:space="preserve"> </w:t>
-      </w:r>
-      <w:r>
-        <w:t>objected</w:t>
-      </w:r>
-      <w:r>
-        <w:t>.</w:t>
-      </w:r>
-    </w:p>
-    <w:p>
-      <w:r>
-        <w:t>“But Brother Luke will protect me,” Carol argued.</w:t>
-      </w:r>
-    </w:p>
-    <w:p>
-      <w:r>
-        <w:t xml:space="preserve">“Where would you take her?” </w:t>
-      </w:r>
-      <w:r>
-        <w:t>John</w:t>
-      </w:r>
-      <w:r>
-        <w:t xml:space="preserve"> </w:t>
-      </w:r>
-      <w:r>
-        <w:t>asked.</w:t>
-      </w:r>
-    </w:p>
-    <w:p>
-      <w:r>
-        <w:t>“To the orphanage,” Luke replied. “It’s a safe location. No one ever causes trouble there.”</w:t>
-      </w:r>
-    </w:p>
-    <w:p>
-      <w:r>
-        <w:t xml:space="preserve">“Carol will have fun,” Annie </w:t>
-      </w:r>
-      <w:r>
-        <w:t>added</w:t>
-      </w:r>
-      <w:r>
-        <w:t>. “Luke likes telling stories to the children.”</w:t>
-      </w:r>
-    </w:p>
-    <w:p>
-      <w:r>
-        <w:t xml:space="preserve">“We’ll think about it,” </w:t>
-      </w:r>
-      <w:r>
-        <w:t>John</w:t>
-      </w:r>
-      <w:r>
-        <w:t xml:space="preserve"> </w:t>
-      </w:r>
-      <w:r>
-        <w:t>promised</w:t>
-      </w:r>
-      <w:r>
-        <w:t xml:space="preserve">. “Luke, what will you </w:t>
-      </w:r>
-      <w:proofErr w:type="gramStart"/>
-      <w:r>
-        <w:t>do</w:t>
-      </w:r>
-      <w:proofErr w:type="gramEnd"/>
-      <w:r>
-        <w:t xml:space="preserve"> now? You no longer need to pretend to be an untouchable.”</w:t>
-      </w:r>
-    </w:p>
-    <w:p>
-      <w:r>
-        <w:lastRenderedPageBreak/>
-        <w:t>“I obtained most of my physical strength working at the docks,” Luke said. “My father always said manual labor is the only thing that will make a man strong. I don’t want to give that up.”</w:t>
-      </w:r>
-    </w:p>
-    <w:p>
-      <w:r>
-        <w:t>John</w:t>
-      </w:r>
-      <w:r>
-        <w:t xml:space="preserve"> </w:t>
-      </w:r>
-      <w:r>
-        <w:t>nodded. “Remaining as you are is a good decision. Please be careful. The way my daughter is clinging to you makes me feel something bad is going to happen.”</w:t>
-      </w:r>
-    </w:p>
-    <w:p>
-      <w:r>
-        <w:t>“I know,” Luke replied as he gave Carol a hug. “Children do that when they are afraid.”</w:t>
-      </w:r>
-    </w:p>
-    <w:p>
-      <w:r>
-        <w:t xml:space="preserve">“Have you heard anything </w:t>
-      </w:r>
-      <w:r>
-        <w:t>from</w:t>
-      </w:r>
-      <w:r>
-        <w:t xml:space="preserve"> the grapevine?” </w:t>
-      </w:r>
-      <w:r>
-        <w:t>John</w:t>
-      </w:r>
-      <w:r>
-        <w:t xml:space="preserve"> </w:t>
-      </w:r>
-      <w:r>
-        <w:t>asked.</w:t>
-      </w:r>
-    </w:p>
-    <w:p>
-      <w:r>
-        <w:t xml:space="preserve">Luke paused and then said, </w:t>
-      </w:r>
-      <w:r>
-        <w:t>“</w:t>
-      </w:r>
-      <w:r>
-        <w:t>As you have probably guessed</w:t>
-      </w:r>
-      <w:r>
-        <w:rPr>
-          <w:noProof/>
-        </w:rPr>
-        <w:t>,</w:t>
-      </w:r>
-      <w:r>
-        <w:t xml:space="preserve"> people have approached me seeking help for a </w:t>
-      </w:r>
-      <w:r>
-        <w:t xml:space="preserve">new </w:t>
-      </w:r>
-      <w:r>
-        <w:t xml:space="preserve">revolt. There is much anger concerning the failed revolt and what happened </w:t>
-      </w:r>
-      <w:r>
-        <w:t>nine</w:t>
-      </w:r>
-      <w:r>
-        <w:t xml:space="preserve"> years ago</w:t>
-      </w:r>
-      <w:r>
-        <w:t>,” Luke said. “I admit it was tempting</w:t>
-      </w:r>
-      <w:r>
-        <w:t xml:space="preserve"> – extremely tempting.</w:t>
-      </w:r>
-    </w:p>
-    <w:p>
-      <w:r>
-        <w:t>“</w:t>
-      </w:r>
-      <w:r>
-        <w:t xml:space="preserve">However, I know what will happen should a civil war break out. </w:t>
-      </w:r>
-      <w:r>
-        <w:t>M</w:t>
-      </w:r>
-      <w:r>
-        <w:t>y kids will get hurt</w:t>
-      </w:r>
-      <w:r>
-        <w:t xml:space="preserve"> or worse</w:t>
-      </w:r>
-      <w:r>
-        <w:t>.</w:t>
-      </w:r>
-      <w:r>
-        <w:t xml:space="preserve"> </w:t>
-      </w:r>
-      <w:r>
-        <w:t>Innocent people will die.</w:t>
-      </w:r>
-      <w:r>
-        <w:t xml:space="preserve"> I </w:t>
-      </w:r>
-      <w:r>
-        <w:t>refuse</w:t>
-      </w:r>
-      <w:r>
-        <w:t xml:space="preserve"> </w:t>
-      </w:r>
-      <w:r>
-        <w:t xml:space="preserve">to </w:t>
-      </w:r>
-      <w:r>
-        <w:t>allow that to happen.”</w:t>
-      </w:r>
-    </w:p>
-    <w:p>
-      <w:r>
-        <w:t xml:space="preserve">“I know,” </w:t>
-      </w:r>
-      <w:r>
-        <w:t>John</w:t>
-      </w:r>
-      <w:r>
-        <w:t xml:space="preserve"> </w:t>
-      </w:r>
-      <w:r>
-        <w:t>replied.</w:t>
-      </w:r>
-    </w:p>
-    <w:p>
-      <w:r>
-        <w:t xml:space="preserve">“What you may not know is that someone is stirring things up,” Luke replied. “The pressure on me to join is increasing. I’m preparing my neighborhood for when </w:t>
-      </w:r>
-      <w:r>
-        <w:t>fighting</w:t>
-      </w:r>
-      <w:r>
-        <w:t xml:space="preserve"> </w:t>
-      </w:r>
-      <w:r>
-        <w:t>begins</w:t>
-      </w:r>
-      <w:r>
-        <w:t>.”</w:t>
-      </w:r>
-    </w:p>
-    <w:p>
-      <w:r>
-        <w:t xml:space="preserve">“This is happening in other countries as well,” </w:t>
-      </w:r>
-      <w:r>
-        <w:t>John</w:t>
-      </w:r>
-      <w:r>
-        <w:t xml:space="preserve"> </w:t>
-      </w:r>
-      <w:r>
-        <w:t>confided. “No one knows who is behind it or why.”</w:t>
-      </w:r>
-    </w:p>
-    <w:p>
-      <w:r>
-        <w:t xml:space="preserve">“I’ll look into it,” Luke </w:t>
-      </w:r>
-      <w:r>
-        <w:t>promised</w:t>
-      </w:r>
-      <w:r>
-        <w:t>.</w:t>
-      </w:r>
-      <w:r>
-        <w:t xml:space="preserve"> “By the way, did you hear about the martial arts competition?</w:t>
-      </w:r>
-      <w:r>
-        <w:t xml:space="preserve"> The gods will give the winner a stone. There is speculation as to what th</w:t>
-      </w:r>
-      <w:r>
-        <w:t>at</w:t>
-      </w:r>
-      <w:r>
-        <w:t xml:space="preserve"> stone will be. Everyone is excited.”</w:t>
-      </w:r>
-    </w:p>
-    <w:p>
-      <w:r>
-        <w:t xml:space="preserve">“The same thing is happening in other countries,” </w:t>
-      </w:r>
-      <w:r>
-        <w:t>John</w:t>
-      </w:r>
-      <w:r>
-        <w:t xml:space="preserve"> </w:t>
-      </w:r>
-      <w:r>
-        <w:t>noted</w:t>
-      </w:r>
-      <w:r>
-        <w:t>.</w:t>
-      </w:r>
-    </w:p>
-    <w:p>
-      <w:r>
-        <w:lastRenderedPageBreak/>
-        <w:t xml:space="preserve">“Can’t we stop it?” </w:t>
-      </w:r>
-      <w:r>
-        <w:t>Jane</w:t>
-      </w:r>
-      <w:r>
-        <w:t xml:space="preserve"> asked.</w:t>
-      </w:r>
-    </w:p>
-    <w:p>
-      <w:r>
-        <w:t>“That’s impossible,</w:t>
-      </w:r>
-      <w:r>
-        <w:t xml:space="preserve"> Majesty,</w:t>
-      </w:r>
-      <w:r>
-        <w:t>” Luke replied. “</w:t>
-      </w:r>
-      <w:r>
-        <w:t>I heard i</w:t>
-      </w:r>
-      <w:r>
-        <w:t xml:space="preserve">t’s already </w:t>
-      </w:r>
-      <w:r>
-        <w:t xml:space="preserve">set up at Stonewell mines. </w:t>
-      </w:r>
-      <w:r>
-        <w:t>They say t</w:t>
-      </w:r>
-      <w:r>
-        <w:t>he whole are</w:t>
-      </w:r>
-      <w:r>
-        <w:t>a</w:t>
-      </w:r>
-      <w:r>
-        <w:t xml:space="preserve"> is protected by sleeper monsters.”</w:t>
-      </w:r>
-    </w:p>
-    <w:p>
-      <w:r>
-        <w:t>“What are sleeper monsters?” Gus asked.</w:t>
-      </w:r>
-    </w:p>
-    <w:p>
-      <w:r>
-        <w:t xml:space="preserve">“Sleeper monsters are regular monsters that have been put into hibernation,” </w:t>
-      </w:r>
-      <w:r>
-        <w:t>John</w:t>
-      </w:r>
-      <w:r>
-        <w:t xml:space="preserve"> </w:t>
-      </w:r>
-      <w:r>
-        <w:t>explained. “They wake up and attack when any person not authorized to be in the area approaches.”</w:t>
-      </w:r>
-    </w:p>
-    <w:p>
-      <w:r>
-        <w:t>“Where are the Stonewell mines?” Gus asked.</w:t>
-      </w:r>
-    </w:p>
-    <w:p>
-      <w:r>
-        <w:t>“They are around two hundred miles north of here in the Jung province,” Luke replied. “I’ve been there once before. The mountains there are very pretty.”</w:t>
-      </w:r>
-    </w:p>
-    <w:p>
-      <w:r>
-        <w:t xml:space="preserve">“They are also a great source of wealth for our country,” </w:t>
-      </w:r>
-      <w:r>
-        <w:t>John</w:t>
-      </w:r>
-      <w:r>
-        <w:t xml:space="preserve"> </w:t>
-      </w:r>
-      <w:r>
-        <w:t>added.</w:t>
-      </w:r>
-    </w:p>
-    <w:p>
-      <w:r>
-        <w:t>“</w:t>
-      </w:r>
-      <w:r>
-        <w:t>Majesty, i</w:t>
-      </w:r>
-      <w:r>
-        <w:t xml:space="preserve">f you’re sending in people, I suggest you select </w:t>
-      </w:r>
-      <w:r>
-        <w:t>warriors</w:t>
-      </w:r>
-      <w:r>
-        <w:t xml:space="preserve"> who can </w:t>
-      </w:r>
-      <w:r>
-        <w:t xml:space="preserve">handle </w:t>
-      </w:r>
-      <w:r>
-        <w:t>street fight</w:t>
-      </w:r>
-      <w:r>
-        <w:t>ing</w:t>
-      </w:r>
-      <w:r>
-        <w:t>. There’s no way that old fart</w:t>
-      </w:r>
-      <w:r>
-        <w:t>,</w:t>
-      </w:r>
-      <w:r>
-        <w:t xml:space="preserve"> </w:t>
-      </w:r>
-      <w:r>
-        <w:t>General Walters</w:t>
-      </w:r>
-      <w:r>
-        <w:t>,</w:t>
-      </w:r>
-      <w:r>
-        <w:t xml:space="preserve"> can handle that,” Luke </w:t>
-      </w:r>
-      <w:r>
-        <w:t>said</w:t>
-      </w:r>
-      <w:r>
-        <w:t>.</w:t>
-      </w:r>
-    </w:p>
-    <w:p>
-      <w:r>
-        <w:t xml:space="preserve">“I know about street fighting,” Annie </w:t>
-      </w:r>
-      <w:r>
-        <w:t>proclaimed</w:t>
-      </w:r>
-      <w:r>
-        <w:t xml:space="preserve">. “You </w:t>
-      </w:r>
-      <w:r>
-        <w:t xml:space="preserve">taught </w:t>
-      </w:r>
-      <w:r>
-        <w:t>me.”</w:t>
-      </w:r>
-    </w:p>
-    <w:p>
-      <w:r>
-        <w:t>“</w:t>
-      </w:r>
-      <w:r>
-        <w:t>I</w:t>
-      </w:r>
-      <w:r>
-        <w:t xml:space="preserve"> only showed you </w:t>
-      </w:r>
-      <w:r>
-        <w:t>two</w:t>
-      </w:r>
-      <w:r>
-        <w:t xml:space="preserve"> percent of the tricks I’ve seen. This tournament is going to be challenging,” Luke replied.</w:t>
-      </w:r>
-    </w:p>
-    <w:p>
-      <w:r>
-        <w:t>“What exactly is street fighting?” Philip asked.</w:t>
-      </w:r>
-    </w:p>
-    <w:p>
-      <w:r>
-        <w:t>“</w:t>
-      </w:r>
-      <w:r>
-        <w:t>General Walters</w:t>
-      </w:r>
-      <w:r>
-        <w:t xml:space="preserve"> would call it a dishonorable, cowardly way of fighting</w:t>
-      </w:r>
-      <w:r>
-        <w:t xml:space="preserve"> where everything goes</w:t>
-      </w:r>
-      <w:r>
-        <w:t xml:space="preserve">,” </w:t>
-      </w:r>
-      <w:r>
-        <w:t>John</w:t>
-      </w:r>
-      <w:r>
-        <w:t xml:space="preserve"> </w:t>
-      </w:r>
-      <w:r>
-        <w:t>replied. “</w:t>
-      </w:r>
-      <w:r>
-        <w:t>No self-respecting knight would do such things</w:t>
-      </w:r>
-      <w:r>
-        <w:t>.”</w:t>
-      </w:r>
-    </w:p>
-    <w:p>
-      <w:r>
-        <w:t>“That sounds like fun,” Gus said. “Can I go?”</w:t>
-      </w:r>
-    </w:p>
-    <w:p>
-      <w:r>
-        <w:lastRenderedPageBreak/>
-        <w:t>“That will be good ex</w:t>
-      </w:r>
-      <w:r>
-        <w:t xml:space="preserve">perience for them,” Luke </w:t>
-      </w:r>
-      <w:r>
-        <w:t>suggested</w:t>
-      </w:r>
-      <w:r>
-        <w:t>.</w:t>
-      </w:r>
-    </w:p>
-    <w:p>
-      <w:r>
         <w:t xml:space="preserve">“I don’t know,” </w:t>
       </w:r>
       <w:r>
@@ -23277,7 +23246,7 @@
                     <a:blip r:embed="rId18">
                       <a:extLst>
                         <a:ext uri="{28A0092B-C50C-407E-A947-70E740481C1C}">
-                          <a14:useLocalDpi xmlns:a14="http://schemas.microsoft.com/office/drawing/2010/main" xmlns:wps="http://schemas.microsoft.com/office/word/2010/wordprocessingShape" xmlns:wpi="http://schemas.microsoft.com/office/word/2010/wordprocessingInk" xmlns:wpg="http://schemas.microsoft.com/office/word/2010/wordprocessingGroup" xmlns:w16se="http://schemas.microsoft.com/office/word/2015/wordml/symex" xmlns:w15="http://schemas.microsoft.com/office/word/2012/wordml" xmlns:w14="http://schemas.microsoft.com/office/word/2010/wordml" xmlns:w="http://schemas.openxmlformats.org/wordprocessingml/2006/main" xmlns:w10="urn:schemas-microsoft-com:office:word" xmlns:wp14="http://schemas.microsoft.com/office/word/2010/wordprocessingDrawing" xmlns:v="urn:schemas-microsoft-com:vml" xmlns:o="urn:schemas-microsoft-com:office:office" xmlns:aink="http://schemas.microsoft.com/office/drawing/2016/ink" xmlns:mc="http://schemas.openxmlformats.org/markup-compatibility/2006" xmlns:cx8="http://schemas.microsoft.com/office/drawing/2016/5/14/chartex" xmlns:cx7="http://schemas.microsoft.com/office/drawing/2016/5/13/chartex" xmlns:cx6="http://schemas.microsoft.com/office/drawing/2016/5/12/chartex" xmlns:cx5="http://schemas.microsoft.com/office/drawing/2016/5/11/chartex" xmlns:cx4="http://schemas.microsoft.com/office/drawing/2016/5/10/chartex" xmlns:cx3="http://schemas.microsoft.com/office/drawing/2016/5/9/chartex" xmlns:cx2="http://schemas.microsoft.com/office/drawing/2015/10/21/chartex" xmlns:cx1="http://schemas.microsoft.com/office/drawing/2015/9/8/chartex" xmlns:cx="http://schemas.microsoft.com/office/drawing/2014/chartex" xmlns:wpc="http://schemas.microsoft.com/office/word/2010/wordprocessingCanvas" xmlns="" val="0"/>
+                          <a14:useLocalDpi xmlns="" xmlns:wpc="http://schemas.microsoft.com/office/word/2010/wordprocessingCanvas" xmlns:cx="http://schemas.microsoft.com/office/drawing/2014/chartex" xmlns:cx1="http://schemas.microsoft.com/office/drawing/2015/9/8/chartex" xmlns:cx2="http://schemas.microsoft.com/office/drawing/2015/10/21/chartex" xmlns:cx3="http://schemas.microsoft.com/office/drawing/2016/5/9/chartex" xmlns:cx4="http://schemas.microsoft.com/office/drawing/2016/5/10/chartex" xmlns:cx5="http://schemas.microsoft.com/office/drawing/2016/5/11/chartex" xmlns:cx6="http://schemas.microsoft.com/office/drawing/2016/5/12/chartex" xmlns:cx7="http://schemas.microsoft.com/office/drawing/2016/5/13/chartex" xmlns:cx8="http://schemas.microsoft.com/office/drawing/2016/5/14/chartex" xmlns:mc="http://schemas.openxmlformats.org/markup-compatibility/2006" xmlns:aink="http://schemas.microsoft.com/office/drawing/2016/ink" xmlns:o="urn:schemas-microsoft-com:office:office" xmlns:v="urn:schemas-microsoft-com:vml" xmlns:wp14="http://schemas.microsoft.com/office/word/2010/wordprocessingDrawing" xmlns:w10="urn:schemas-microsoft-com:office:word" xmlns:w="http://schemas.openxmlformats.org/wordprocessingml/2006/main" xmlns:w14="http://schemas.microsoft.com/office/word/2010/wordml" xmlns:w15="http://schemas.microsoft.com/office/word/2012/wordml" xmlns:w16se="http://schemas.microsoft.com/office/word/2015/wordml/symex" xmlns:wpg="http://schemas.microsoft.com/office/word/2010/wordprocessingGroup" xmlns:wpi="http://schemas.microsoft.com/office/word/2010/wordprocessingInk" xmlns:wps="http://schemas.microsoft.com/office/word/2010/wordprocessingShape" xmlns:a14="http://schemas.microsoft.com/office/drawing/2010/main" val="0"/>
                         </a:ext>
                       </a:extLst>
                     </a:blip>
@@ -24202,7 +24171,7 @@
                     <a:blip r:embed="rId18">
                       <a:extLst>
                         <a:ext uri="{28A0092B-C50C-407E-A947-70E740481C1C}">
-                          <a14:useLocalDpi xmlns:a14="http://schemas.microsoft.com/office/drawing/2010/main" xmlns:wps="http://schemas.microsoft.com/office/word/2010/wordprocessingShape" xmlns:wpi="http://schemas.microsoft.com/office/word/2010/wordprocessingInk" xmlns:wpg="http://schemas.microsoft.com/office/word/2010/wordprocessingGroup" xmlns:w16se="http://schemas.microsoft.com/office/word/2015/wordml/symex" xmlns:w15="http://schemas.microsoft.com/office/word/2012/wordml" xmlns:w14="http://schemas.microsoft.com/office/word/2010/wordml" xmlns:w="http://schemas.openxmlformats.org/wordprocessingml/2006/main" xmlns:w10="urn:schemas-microsoft-com:office:word" xmlns:wp14="http://schemas.microsoft.com/office/word/2010/wordprocessingDrawing" xmlns:v="urn:schemas-microsoft-com:vml" xmlns:o="urn:schemas-microsoft-com:office:office" xmlns:aink="http://schemas.microsoft.com/office/drawing/2016/ink" xmlns:mc="http://schemas.openxmlformats.org/markup-compatibility/2006" xmlns:cx8="http://schemas.microsoft.com/office/drawing/2016/5/14/chartex" xmlns:cx7="http://schemas.microsoft.com/office/drawing/2016/5/13/chartex" xmlns:cx6="http://schemas.microsoft.com/office/drawing/2016/5/12/chartex" xmlns:cx5="http://schemas.microsoft.com/office/drawing/2016/5/11/chartex" xmlns:cx4="http://schemas.microsoft.com/office/drawing/2016/5/10/chartex" xmlns:cx3="http://schemas.microsoft.com/office/drawing/2016/5/9/chartex" xmlns:cx2="http://schemas.microsoft.com/office/drawing/2015/10/21/chartex" xmlns:cx1="http://schemas.microsoft.com/office/drawing/2015/9/8/chartex" xmlns:cx="http://schemas.microsoft.com/office/drawing/2014/chartex" xmlns:wpc="http://schemas.microsoft.com/office/word/2010/wordprocessingCanvas" xmlns="" val="0"/>
+                          <a14:useLocalDpi xmlns="" xmlns:wpc="http://schemas.microsoft.com/office/word/2010/wordprocessingCanvas" xmlns:cx="http://schemas.microsoft.com/office/drawing/2014/chartex" xmlns:cx1="http://schemas.microsoft.com/office/drawing/2015/9/8/chartex" xmlns:cx2="http://schemas.microsoft.com/office/drawing/2015/10/21/chartex" xmlns:cx3="http://schemas.microsoft.com/office/drawing/2016/5/9/chartex" xmlns:cx4="http://schemas.microsoft.com/office/drawing/2016/5/10/chartex" xmlns:cx5="http://schemas.microsoft.com/office/drawing/2016/5/11/chartex" xmlns:cx6="http://schemas.microsoft.com/office/drawing/2016/5/12/chartex" xmlns:cx7="http://schemas.microsoft.com/office/drawing/2016/5/13/chartex" xmlns:cx8="http://schemas.microsoft.com/office/drawing/2016/5/14/chartex" xmlns:mc="http://schemas.openxmlformats.org/markup-compatibility/2006" xmlns:aink="http://schemas.microsoft.com/office/drawing/2016/ink" xmlns:o="urn:schemas-microsoft-com:office:office" xmlns:v="urn:schemas-microsoft-com:vml" xmlns:wp14="http://schemas.microsoft.com/office/word/2010/wordprocessingDrawing" xmlns:w10="urn:schemas-microsoft-com:office:word" xmlns:w="http://schemas.openxmlformats.org/wordprocessingml/2006/main" xmlns:w14="http://schemas.microsoft.com/office/word/2010/wordml" xmlns:w15="http://schemas.microsoft.com/office/word/2012/wordml" xmlns:w16se="http://schemas.microsoft.com/office/word/2015/wordml/symex" xmlns:wpg="http://schemas.microsoft.com/office/word/2010/wordprocessingGroup" xmlns:wpi="http://schemas.microsoft.com/office/word/2010/wordprocessingInk" xmlns:wps="http://schemas.microsoft.com/office/word/2010/wordprocessingShape" xmlns:a14="http://schemas.microsoft.com/office/drawing/2010/main" val="0"/>
                         </a:ext>
                       </a:extLst>
                     </a:blip>
@@ -28223,7 +28192,7 @@
                     <a:blip r:embed="rId18">
                       <a:extLst>
                         <a:ext uri="{28A0092B-C50C-407E-A947-70E740481C1C}">
-                          <a14:useLocalDpi xmlns:a14="http://schemas.microsoft.com/office/drawing/2010/main" xmlns:wps="http://schemas.microsoft.com/office/word/2010/wordprocessingShape" xmlns:wpi="http://schemas.microsoft.com/office/word/2010/wordprocessingInk" xmlns:wpg="http://schemas.microsoft.com/office/word/2010/wordprocessingGroup" xmlns:w16se="http://schemas.microsoft.com/office/word/2015/wordml/symex" xmlns:w15="http://schemas.microsoft.com/office/word/2012/wordml" xmlns:w14="http://schemas.microsoft.com/office/word/2010/wordml" xmlns:w="http://schemas.openxmlformats.org/wordprocessingml/2006/main" xmlns:w10="urn:schemas-microsoft-com:office:word" xmlns:wp14="http://schemas.microsoft.com/office/word/2010/wordprocessingDrawing" xmlns:v="urn:schemas-microsoft-com:vml" xmlns:o="urn:schemas-microsoft-com:office:office" xmlns:aink="http://schemas.microsoft.com/office/drawing/2016/ink" xmlns:mc="http://schemas.openxmlformats.org/markup-compatibility/2006" xmlns:cx8="http://schemas.microsoft.com/office/drawing/2016/5/14/chartex" xmlns:cx7="http://schemas.microsoft.com/office/drawing/2016/5/13/chartex" xmlns:cx6="http://schemas.microsoft.com/office/drawing/2016/5/12/chartex" xmlns:cx5="http://schemas.microsoft.com/office/drawing/2016/5/11/chartex" xmlns:cx4="http://schemas.microsoft.com/office/drawing/2016/5/10/chartex" xmlns:cx3="http://schemas.microsoft.com/office/drawing/2016/5/9/chartex" xmlns:cx2="http://schemas.microsoft.com/office/drawing/2015/10/21/chartex" xmlns:cx1="http://schemas.microsoft.com/office/drawing/2015/9/8/chartex" xmlns:cx="http://schemas.microsoft.com/office/drawing/2014/chartex" xmlns:wpc="http://schemas.microsoft.com/office/word/2010/wordprocessingCanvas" xmlns="" val="0"/>
+                          <a14:useLocalDpi xmlns="" xmlns:wpc="http://schemas.microsoft.com/office/word/2010/wordprocessingCanvas" xmlns:cx="http://schemas.microsoft.com/office/drawing/2014/chartex" xmlns:cx1="http://schemas.microsoft.com/office/drawing/2015/9/8/chartex" xmlns:cx2="http://schemas.microsoft.com/office/drawing/2015/10/21/chartex" xmlns:cx3="http://schemas.microsoft.com/office/drawing/2016/5/9/chartex" xmlns:cx4="http://schemas.microsoft.com/office/drawing/2016/5/10/chartex" xmlns:cx5="http://schemas.microsoft.com/office/drawing/2016/5/11/chartex" xmlns:cx6="http://schemas.microsoft.com/office/drawing/2016/5/12/chartex" xmlns:cx7="http://schemas.microsoft.com/office/drawing/2016/5/13/chartex" xmlns:cx8="http://schemas.microsoft.com/office/drawing/2016/5/14/chartex" xmlns:mc="http://schemas.openxmlformats.org/markup-compatibility/2006" xmlns:aink="http://schemas.microsoft.com/office/drawing/2016/ink" xmlns:o="urn:schemas-microsoft-com:office:office" xmlns:v="urn:schemas-microsoft-com:vml" xmlns:wp14="http://schemas.microsoft.com/office/word/2010/wordprocessingDrawing" xmlns:w10="urn:schemas-microsoft-com:office:word" xmlns:w="http://schemas.openxmlformats.org/wordprocessingml/2006/main" xmlns:w14="http://schemas.microsoft.com/office/word/2010/wordml" xmlns:w15="http://schemas.microsoft.com/office/word/2012/wordml" xmlns:w16se="http://schemas.microsoft.com/office/word/2015/wordml/symex" xmlns:wpg="http://schemas.microsoft.com/office/word/2010/wordprocessingGroup" xmlns:wpi="http://schemas.microsoft.com/office/word/2010/wordprocessingInk" xmlns:wps="http://schemas.microsoft.com/office/word/2010/wordprocessingShape" xmlns:a14="http://schemas.microsoft.com/office/drawing/2010/main" val="0"/>
                         </a:ext>
                       </a:extLst>
                     </a:blip>
@@ -29564,7 +29533,7 @@
                     <a:blip r:embed="rId18">
                       <a:extLst>
                         <a:ext uri="{28A0092B-C50C-407E-A947-70E740481C1C}">
-                          <a14:useLocalDpi xmlns:a14="http://schemas.microsoft.com/office/drawing/2010/main" xmlns:wps="http://schemas.microsoft.com/office/word/2010/wordprocessingShape" xmlns:wpi="http://schemas.microsoft.com/office/word/2010/wordprocessingInk" xmlns:wpg="http://schemas.microsoft.com/office/word/2010/wordprocessingGroup" xmlns:w16se="http://schemas.microsoft.com/office/word/2015/wordml/symex" xmlns:w15="http://schemas.microsoft.com/office/word/2012/wordml" xmlns:w14="http://schemas.microsoft.com/office/word/2010/wordml" xmlns:w="http://schemas.openxmlformats.org/wordprocessingml/2006/main" xmlns:w10="urn:schemas-microsoft-com:office:word" xmlns:wp14="http://schemas.microsoft.com/office/word/2010/wordprocessingDrawing" xmlns:v="urn:schemas-microsoft-com:vml" xmlns:o="urn:schemas-microsoft-com:office:office" xmlns:aink="http://schemas.microsoft.com/office/drawing/2016/ink" xmlns:mc="http://schemas.openxmlformats.org/markup-compatibility/2006" xmlns:cx8="http://schemas.microsoft.com/office/drawing/2016/5/14/chartex" xmlns:cx7="http://schemas.microsoft.com/office/drawing/2016/5/13/chartex" xmlns:cx6="http://schemas.microsoft.com/office/drawing/2016/5/12/chartex" xmlns:cx5="http://schemas.microsoft.com/office/drawing/2016/5/11/chartex" xmlns:cx4="http://schemas.microsoft.com/office/drawing/2016/5/10/chartex" xmlns:cx3="http://schemas.microsoft.com/office/drawing/2016/5/9/chartex" xmlns:cx2="http://schemas.microsoft.com/office/drawing/2015/10/21/chartex" xmlns:cx1="http://schemas.microsoft.com/office/drawing/2015/9/8/chartex" xmlns:cx="http://schemas.microsoft.com/office/drawing/2014/chartex" xmlns:wpc="http://schemas.microsoft.com/office/word/2010/wordprocessingCanvas" xmlns="" val="0"/>
+                          <a14:useLocalDpi xmlns="" xmlns:wpc="http://schemas.microsoft.com/office/word/2010/wordprocessingCanvas" xmlns:cx="http://schemas.microsoft.com/office/drawing/2014/chartex" xmlns:cx1="http://schemas.microsoft.com/office/drawing/2015/9/8/chartex" xmlns:cx2="http://schemas.microsoft.com/office/drawing/2015/10/21/chartex" xmlns:cx3="http://schemas.microsoft.com/office/drawing/2016/5/9/chartex" xmlns:cx4="http://schemas.microsoft.com/office/drawing/2016/5/10/chartex" xmlns:cx5="http://schemas.microsoft.com/office/drawing/2016/5/11/chartex" xmlns:cx6="http://schemas.microsoft.com/office/drawing/2016/5/12/chartex" xmlns:cx7="http://schemas.microsoft.com/office/drawing/2016/5/13/chartex" xmlns:cx8="http://schemas.microsoft.com/office/drawing/2016/5/14/chartex" xmlns:mc="http://schemas.openxmlformats.org/markup-compatibility/2006" xmlns:aink="http://schemas.microsoft.com/office/drawing/2016/ink" xmlns:o="urn:schemas-microsoft-com:office:office" xmlns:v="urn:schemas-microsoft-com:vml" xmlns:wp14="http://schemas.microsoft.com/office/word/2010/wordprocessingDrawing" xmlns:w10="urn:schemas-microsoft-com:office:word" xmlns:w="http://schemas.openxmlformats.org/wordprocessingml/2006/main" xmlns:w14="http://schemas.microsoft.com/office/word/2010/wordml" xmlns:w15="http://schemas.microsoft.com/office/word/2012/wordml" xmlns:w16se="http://schemas.microsoft.com/office/word/2015/wordml/symex" xmlns:wpg="http://schemas.microsoft.com/office/word/2010/wordprocessingGroup" xmlns:wpi="http://schemas.microsoft.com/office/word/2010/wordprocessingInk" xmlns:wps="http://schemas.microsoft.com/office/word/2010/wordprocessingShape" xmlns:a14="http://schemas.microsoft.com/office/drawing/2010/main" val="0"/>
                         </a:ext>
                       </a:extLst>
                     </a:blip>
@@ -29971,7 +29940,7 @@
                     <a:blip r:embed="rId18">
                       <a:extLst>
                         <a:ext uri="{28A0092B-C50C-407E-A947-70E740481C1C}">
-                          <a14:useLocalDpi xmlns:a14="http://schemas.microsoft.com/office/drawing/2010/main" xmlns:wps="http://schemas.microsoft.com/office/word/2010/wordprocessingShape" xmlns:wpi="http://schemas.microsoft.com/office/word/2010/wordprocessingInk" xmlns:wpg="http://schemas.microsoft.com/office/word/2010/wordprocessingGroup" xmlns:w16se="http://schemas.microsoft.com/office/word/2015/wordml/symex" xmlns:w15="http://schemas.microsoft.com/office/word/2012/wordml" xmlns:w14="http://schemas.microsoft.com/office/word/2010/wordml" xmlns:w="http://schemas.openxmlformats.org/wordprocessingml/2006/main" xmlns:w10="urn:schemas-microsoft-com:office:word" xmlns:wp14="http://schemas.microsoft.com/office/word/2010/wordprocessingDrawing" xmlns:v="urn:schemas-microsoft-com:vml" xmlns:o="urn:schemas-microsoft-com:office:office" xmlns:aink="http://schemas.microsoft.com/office/drawing/2016/ink" xmlns:mc="http://schemas.openxmlformats.org/markup-compatibility/2006" xmlns:cx8="http://schemas.microsoft.com/office/drawing/2016/5/14/chartex" xmlns:cx7="http://schemas.microsoft.com/office/drawing/2016/5/13/chartex" xmlns:cx6="http://schemas.microsoft.com/office/drawing/2016/5/12/chartex" xmlns:cx5="http://schemas.microsoft.com/office/drawing/2016/5/11/chartex" xmlns:cx4="http://schemas.microsoft.com/office/drawing/2016/5/10/chartex" xmlns:cx3="http://schemas.microsoft.com/office/drawing/2016/5/9/chartex" xmlns:cx2="http://schemas.microsoft.com/office/drawing/2015/10/21/chartex" xmlns:cx1="http://schemas.microsoft.com/office/drawing/2015/9/8/chartex" xmlns:cx="http://schemas.microsoft.com/office/drawing/2014/chartex" xmlns:wpc="http://schemas.microsoft.com/office/word/2010/wordprocessingCanvas" xmlns="" val="0"/>
+                          <a14:useLocalDpi xmlns="" xmlns:wpc="http://schemas.microsoft.com/office/word/2010/wordprocessingCanvas" xmlns:cx="http://schemas.microsoft.com/office/drawing/2014/chartex" xmlns:cx1="http://schemas.microsoft.com/office/drawing/2015/9/8/chartex" xmlns:cx2="http://schemas.microsoft.com/office/drawing/2015/10/21/chartex" xmlns:cx3="http://schemas.microsoft.com/office/drawing/2016/5/9/chartex" xmlns:cx4="http://schemas.microsoft.com/office/drawing/2016/5/10/chartex" xmlns:cx5="http://schemas.microsoft.com/office/drawing/2016/5/11/chartex" xmlns:cx6="http://schemas.microsoft.com/office/drawing/2016/5/12/chartex" xmlns:cx7="http://schemas.microsoft.com/office/drawing/2016/5/13/chartex" xmlns:cx8="http://schemas.microsoft.com/office/drawing/2016/5/14/chartex" xmlns:mc="http://schemas.openxmlformats.org/markup-compatibility/2006" xmlns:aink="http://schemas.microsoft.com/office/drawing/2016/ink" xmlns:o="urn:schemas-microsoft-com:office:office" xmlns:v="urn:schemas-microsoft-com:vml" xmlns:wp14="http://schemas.microsoft.com/office/word/2010/wordprocessingDrawing" xmlns:w10="urn:schemas-microsoft-com:office:word" xmlns:w="http://schemas.openxmlformats.org/wordprocessingml/2006/main" xmlns:w14="http://schemas.microsoft.com/office/word/2010/wordml" xmlns:w15="http://schemas.microsoft.com/office/word/2012/wordml" xmlns:w16se="http://schemas.microsoft.com/office/word/2015/wordml/symex" xmlns:wpg="http://schemas.microsoft.com/office/word/2010/wordprocessingGroup" xmlns:wpi="http://schemas.microsoft.com/office/word/2010/wordprocessingInk" xmlns:wps="http://schemas.microsoft.com/office/word/2010/wordprocessingShape" xmlns:a14="http://schemas.microsoft.com/office/drawing/2010/main" val="0"/>
                         </a:ext>
                       </a:extLst>
                     </a:blip>
@@ -30827,7 +30796,7 @@
                     <a:blip r:embed="rId18">
                       <a:extLst>
                         <a:ext uri="{28A0092B-C50C-407E-A947-70E740481C1C}">
-                          <a14:useLocalDpi xmlns:a14="http://schemas.microsoft.com/office/drawing/2010/main" xmlns:wps="http://schemas.microsoft.com/office/word/2010/wordprocessingShape" xmlns:wpi="http://schemas.microsoft.com/office/word/2010/wordprocessingInk" xmlns:wpg="http://schemas.microsoft.com/office/word/2010/wordprocessingGroup" xmlns:w16se="http://schemas.microsoft.com/office/word/2015/wordml/symex" xmlns:w15="http://schemas.microsoft.com/office/word/2012/wordml" xmlns:w14="http://schemas.microsoft.com/office/word/2010/wordml" xmlns:w="http://schemas.openxmlformats.org/wordprocessingml/2006/main" xmlns:w10="urn:schemas-microsoft-com:office:word" xmlns:wp14="http://schemas.microsoft.com/office/word/2010/wordprocessingDrawing" xmlns:v="urn:schemas-microsoft-com:vml" xmlns:o="urn:schemas-microsoft-com:office:office" xmlns:aink="http://schemas.microsoft.com/office/drawing/2016/ink" xmlns:mc="http://schemas.openxmlformats.org/markup-compatibility/2006" xmlns:cx8="http://schemas.microsoft.com/office/drawing/2016/5/14/chartex" xmlns:cx7="http://schemas.microsoft.com/office/drawing/2016/5/13/chartex" xmlns:cx6="http://schemas.microsoft.com/office/drawing/2016/5/12/chartex" xmlns:cx5="http://schemas.microsoft.com/office/drawing/2016/5/11/chartex" xmlns:cx4="http://schemas.microsoft.com/office/drawing/2016/5/10/chartex" xmlns:cx3="http://schemas.microsoft.com/office/drawing/2016/5/9/chartex" xmlns:cx2="http://schemas.microsoft.com/office/drawing/2015/10/21/chartex" xmlns:cx1="http://schemas.microsoft.com/office/drawing/2015/9/8/chartex" xmlns:cx="http://schemas.microsoft.com/office/drawing/2014/chartex" xmlns:wpc="http://schemas.microsoft.com/office/word/2010/wordprocessingCanvas" xmlns="" val="0"/>
+                          <a14:useLocalDpi xmlns="" xmlns:wpc="http://schemas.microsoft.com/office/word/2010/wordprocessingCanvas" xmlns:cx="http://schemas.microsoft.com/office/drawing/2014/chartex" xmlns:cx1="http://schemas.microsoft.com/office/drawing/2015/9/8/chartex" xmlns:cx2="http://schemas.microsoft.com/office/drawing/2015/10/21/chartex" xmlns:cx3="http://schemas.microsoft.com/office/drawing/2016/5/9/chartex" xmlns:cx4="http://schemas.microsoft.com/office/drawing/2016/5/10/chartex" xmlns:cx5="http://schemas.microsoft.com/office/drawing/2016/5/11/chartex" xmlns:cx6="http://schemas.microsoft.com/office/drawing/2016/5/12/chartex" xmlns:cx7="http://schemas.microsoft.com/office/drawing/2016/5/13/chartex" xmlns:cx8="http://schemas.microsoft.com/office/drawing/2016/5/14/chartex" xmlns:mc="http://schemas.openxmlformats.org/markup-compatibility/2006" xmlns:aink="http://schemas.microsoft.com/office/drawing/2016/ink" xmlns:o="urn:schemas-microsoft-com:office:office" xmlns:v="urn:schemas-microsoft-com:vml" xmlns:wp14="http://schemas.microsoft.com/office/word/2010/wordprocessingDrawing" xmlns:w10="urn:schemas-microsoft-com:office:word" xmlns:w="http://schemas.openxmlformats.org/wordprocessingml/2006/main" xmlns:w14="http://schemas.microsoft.com/office/word/2010/wordml" xmlns:w15="http://schemas.microsoft.com/office/word/2012/wordml" xmlns:w16se="http://schemas.microsoft.com/office/word/2015/wordml/symex" xmlns:wpg="http://schemas.microsoft.com/office/word/2010/wordprocessingGroup" xmlns:wpi="http://schemas.microsoft.com/office/word/2010/wordprocessingInk" xmlns:wps="http://schemas.microsoft.com/office/word/2010/wordprocessingShape" xmlns:a14="http://schemas.microsoft.com/office/drawing/2010/main" val="0"/>
                         </a:ext>
                       </a:extLst>
                     </a:blip>
@@ -31400,7 +31369,7 @@
                     <a:blip r:embed="rId18">
                       <a:extLst>
                         <a:ext uri="{28A0092B-C50C-407E-A947-70E740481C1C}">
-                          <a14:useLocalDpi xmlns:a14="http://schemas.microsoft.com/office/drawing/2010/main" xmlns:wps="http://schemas.microsoft.com/office/word/2010/wordprocessingShape" xmlns:wpi="http://schemas.microsoft.com/office/word/2010/wordprocessingInk" xmlns:wpg="http://schemas.microsoft.com/office/word/2010/wordprocessingGroup" xmlns:w16se="http://schemas.microsoft.com/office/word/2015/wordml/symex" xmlns:w15="http://schemas.microsoft.com/office/word/2012/wordml" xmlns:w14="http://schemas.microsoft.com/office/word/2010/wordml" xmlns:w="http://schemas.openxmlformats.org/wordprocessingml/2006/main" xmlns:w10="urn:schemas-microsoft-com:office:word" xmlns:wp14="http://schemas.microsoft.com/office/word/2010/wordprocessingDrawing" xmlns:v="urn:schemas-microsoft-com:vml" xmlns:o="urn:schemas-microsoft-com:office:office" xmlns:aink="http://schemas.microsoft.com/office/drawing/2016/ink" xmlns:mc="http://schemas.openxmlformats.org/markup-compatibility/2006" xmlns:cx8="http://schemas.microsoft.com/office/drawing/2016/5/14/chartex" xmlns:cx7="http://schemas.microsoft.com/office/drawing/2016/5/13/chartex" xmlns:cx6="http://schemas.microsoft.com/office/drawing/2016/5/12/chartex" xmlns:cx5="http://schemas.microsoft.com/office/drawing/2016/5/11/chartex" xmlns:cx4="http://schemas.microsoft.com/office/drawing/2016/5/10/chartex" xmlns:cx3="http://schemas.microsoft.com/office/drawing/2016/5/9/chartex" xmlns:cx2="http://schemas.microsoft.com/office/drawing/2015/10/21/chartex" xmlns:cx1="http://schemas.microsoft.com/office/drawing/2015/9/8/chartex" xmlns:cx="http://schemas.microsoft.com/office/drawing/2014/chartex" xmlns:wpc="http://schemas.microsoft.com/office/word/2010/wordprocessingCanvas" xmlns="" val="0"/>
+                          <a14:useLocalDpi xmlns="" xmlns:wpc="http://schemas.microsoft.com/office/word/2010/wordprocessingCanvas" xmlns:cx="http://schemas.microsoft.com/office/drawing/2014/chartex" xmlns:cx1="http://schemas.microsoft.com/office/drawing/2015/9/8/chartex" xmlns:cx2="http://schemas.microsoft.com/office/drawing/2015/10/21/chartex" xmlns:cx3="http://schemas.microsoft.com/office/drawing/2016/5/9/chartex" xmlns:cx4="http://schemas.microsoft.com/office/drawing/2016/5/10/chartex" xmlns:cx5="http://schemas.microsoft.com/office/drawing/2016/5/11/chartex" xmlns:cx6="http://schemas.microsoft.com/office/drawing/2016/5/12/chartex" xmlns:cx7="http://schemas.microsoft.com/office/drawing/2016/5/13/chartex" xmlns:cx8="http://schemas.microsoft.com/office/drawing/2016/5/14/chartex" xmlns:mc="http://schemas.openxmlformats.org/markup-compatibility/2006" xmlns:aink="http://schemas.microsoft.com/office/drawing/2016/ink" xmlns:o="urn:schemas-microsoft-com:office:office" xmlns:v="urn:schemas-microsoft-com:vml" xmlns:wp14="http://schemas.microsoft.com/office/word/2010/wordprocessingDrawing" xmlns:w10="urn:schemas-microsoft-com:office:word" xmlns:w="http://schemas.openxmlformats.org/wordprocessingml/2006/main" xmlns:w14="http://schemas.microsoft.com/office/word/2010/wordml" xmlns:w15="http://schemas.microsoft.com/office/word/2012/wordml" xmlns:w16se="http://schemas.microsoft.com/office/word/2015/wordml/symex" xmlns:wpg="http://schemas.microsoft.com/office/word/2010/wordprocessingGroup" xmlns:wpi="http://schemas.microsoft.com/office/word/2010/wordprocessingInk" xmlns:wps="http://schemas.microsoft.com/office/word/2010/wordprocessingShape" xmlns:a14="http://schemas.microsoft.com/office/drawing/2010/main" val="0"/>
                         </a:ext>
                       </a:extLst>
                     </a:blip>
@@ -32719,7 +32688,7 @@
                     <a:blip r:embed="rId18">
                       <a:extLst>
                         <a:ext uri="{28A0092B-C50C-407E-A947-70E740481C1C}">
-                          <a14:useLocalDpi xmlns:a14="http://schemas.microsoft.com/office/drawing/2010/main" xmlns:wps="http://schemas.microsoft.com/office/word/2010/wordprocessingShape" xmlns:wpi="http://schemas.microsoft.com/office/word/2010/wordprocessingInk" xmlns:wpg="http://schemas.microsoft.com/office/word/2010/wordprocessingGroup" xmlns:w16se="http://schemas.microsoft.com/office/word/2015/wordml/symex" xmlns:w15="http://schemas.microsoft.com/office/word/2012/wordml" xmlns:w14="http://schemas.microsoft.com/office/word/2010/wordml" xmlns:w="http://schemas.openxmlformats.org/wordprocessingml/2006/main" xmlns:w10="urn:schemas-microsoft-com:office:word" xmlns:wp14="http://schemas.microsoft.com/office/word/2010/wordprocessingDrawing" xmlns:v="urn:schemas-microsoft-com:vml" xmlns:o="urn:schemas-microsoft-com:office:office" xmlns:aink="http://schemas.microsoft.com/office/drawing/2016/ink" xmlns:mc="http://schemas.openxmlformats.org/markup-compatibility/2006" xmlns:cx8="http://schemas.microsoft.com/office/drawing/2016/5/14/chartex" xmlns:cx7="http://schemas.microsoft.com/office/drawing/2016/5/13/chartex" xmlns:cx6="http://schemas.microsoft.com/office/drawing/2016/5/12/chartex" xmlns:cx5="http://schemas.microsoft.com/office/drawing/2016/5/11/chartex" xmlns:cx4="http://schemas.microsoft.com/office/drawing/2016/5/10/chartex" xmlns:cx3="http://schemas.microsoft.com/office/drawing/2016/5/9/chartex" xmlns:cx2="http://schemas.microsoft.com/office/drawing/2015/10/21/chartex" xmlns:cx1="http://schemas.microsoft.com/office/drawing/2015/9/8/chartex" xmlns:cx="http://schemas.microsoft.com/office/drawing/2014/chartex" xmlns:wpc="http://schemas.microsoft.com/office/word/2010/wordprocessingCanvas" xmlns="" val="0"/>
+                          <a14:useLocalDpi xmlns="" xmlns:wpc="http://schemas.microsoft.com/office/word/2010/wordprocessingCanvas" xmlns:cx="http://schemas.microsoft.com/office/drawing/2014/chartex" xmlns:cx1="http://schemas.microsoft.com/office/drawing/2015/9/8/chartex" xmlns:cx2="http://schemas.microsoft.com/office/drawing/2015/10/21/chartex" xmlns:cx3="http://schemas.microsoft.com/office/drawing/2016/5/9/chartex" xmlns:cx4="http://schemas.microsoft.com/office/drawing/2016/5/10/chartex" xmlns:cx5="http://schemas.microsoft.com/office/drawing/2016/5/11/chartex" xmlns:cx6="http://schemas.microsoft.com/office/drawing/2016/5/12/chartex" xmlns:cx7="http://schemas.microsoft.com/office/drawing/2016/5/13/chartex" xmlns:cx8="http://schemas.microsoft.com/office/drawing/2016/5/14/chartex" xmlns:mc="http://schemas.openxmlformats.org/markup-compatibility/2006" xmlns:aink="http://schemas.microsoft.com/office/drawing/2016/ink" xmlns:o="urn:schemas-microsoft-com:office:office" xmlns:v="urn:schemas-microsoft-com:vml" xmlns:wp14="http://schemas.microsoft.com/office/word/2010/wordprocessingDrawing" xmlns:w10="urn:schemas-microsoft-com:office:word" xmlns:w="http://schemas.openxmlformats.org/wordprocessingml/2006/main" xmlns:w14="http://schemas.microsoft.com/office/word/2010/wordml" xmlns:w15="http://schemas.microsoft.com/office/word/2012/wordml" xmlns:w16se="http://schemas.microsoft.com/office/word/2015/wordml/symex" xmlns:wpg="http://schemas.microsoft.com/office/word/2010/wordprocessingGroup" xmlns:wpi="http://schemas.microsoft.com/office/word/2010/wordprocessingInk" xmlns:wps="http://schemas.microsoft.com/office/word/2010/wordprocessingShape" xmlns:a14="http://schemas.microsoft.com/office/drawing/2010/main" val="0"/>
                         </a:ext>
                       </a:extLst>
                     </a:blip>
@@ -33799,7 +33768,7 @@
                     <a:blip r:embed="rId18">
                       <a:extLst>
                         <a:ext uri="{28A0092B-C50C-407E-A947-70E740481C1C}">
-                          <a14:useLocalDpi xmlns:a14="http://schemas.microsoft.com/office/drawing/2010/main" xmlns:wps="http://schemas.microsoft.com/office/word/2010/wordprocessingShape" xmlns:wpi="http://schemas.microsoft.com/office/word/2010/wordprocessingInk" xmlns:wpg="http://schemas.microsoft.com/office/word/2010/wordprocessingGroup" xmlns:w16se="http://schemas.microsoft.com/office/word/2015/wordml/symex" xmlns:w15="http://schemas.microsoft.com/office/word/2012/wordml" xmlns:w14="http://schemas.microsoft.com/office/word/2010/wordml" xmlns:w="http://schemas.openxmlformats.org/wordprocessingml/2006/main" xmlns:w10="urn:schemas-microsoft-com:office:word" xmlns:wp14="http://schemas.microsoft.com/office/word/2010/wordprocessingDrawing" xmlns:v="urn:schemas-microsoft-com:vml" xmlns:o="urn:schemas-microsoft-com:office:office" xmlns:aink="http://schemas.microsoft.com/office/drawing/2016/ink" xmlns:mc="http://schemas.openxmlformats.org/markup-compatibility/2006" xmlns:cx8="http://schemas.microsoft.com/office/drawing/2016/5/14/chartex" xmlns:cx7="http://schemas.microsoft.com/office/drawing/2016/5/13/chartex" xmlns:cx6="http://schemas.microsoft.com/office/drawing/2016/5/12/chartex" xmlns:cx5="http://schemas.microsoft.com/office/drawing/2016/5/11/chartex" xmlns:cx4="http://schemas.microsoft.com/office/drawing/2016/5/10/chartex" xmlns:cx3="http://schemas.microsoft.com/office/drawing/2016/5/9/chartex" xmlns:cx2="http://schemas.microsoft.com/office/drawing/2015/10/21/chartex" xmlns:cx1="http://schemas.microsoft.com/office/drawing/2015/9/8/chartex" xmlns:cx="http://schemas.microsoft.com/office/drawing/2014/chartex" xmlns:wpc="http://schemas.microsoft.com/office/word/2010/wordprocessingCanvas" xmlns="" val="0"/>
+                          <a14:useLocalDpi xmlns="" xmlns:wpc="http://schemas.microsoft.com/office/word/2010/wordprocessingCanvas" xmlns:cx="http://schemas.microsoft.com/office/drawing/2014/chartex" xmlns:cx1="http://schemas.microsoft.com/office/drawing/2015/9/8/chartex" xmlns:cx2="http://schemas.microsoft.com/office/drawing/2015/10/21/chartex" xmlns:cx3="http://schemas.microsoft.com/office/drawing/2016/5/9/chartex" xmlns:cx4="http://schemas.microsoft.com/office/drawing/2016/5/10/chartex" xmlns:cx5="http://schemas.microsoft.com/office/drawing/2016/5/11/chartex" xmlns:cx6="http://schemas.microsoft.com/office/drawing/2016/5/12/chartex" xmlns:cx7="http://schemas.microsoft.com/office/drawing/2016/5/13/chartex" xmlns:cx8="http://schemas.microsoft.com/office/drawing/2016/5/14/chartex" xmlns:mc="http://schemas.openxmlformats.org/markup-compatibility/2006" xmlns:aink="http://schemas.microsoft.com/office/drawing/2016/ink" xmlns:o="urn:schemas-microsoft-com:office:office" xmlns:v="urn:schemas-microsoft-com:vml" xmlns:wp14="http://schemas.microsoft.com/office/word/2010/wordprocessingDrawing" xmlns:w10="urn:schemas-microsoft-com:office:word" xmlns:w="http://schemas.openxmlformats.org/wordprocessingml/2006/main" xmlns:w14="http://schemas.microsoft.com/office/word/2010/wordml" xmlns:w15="http://schemas.microsoft.com/office/word/2012/wordml" xmlns:w16se="http://schemas.microsoft.com/office/word/2015/wordml/symex" xmlns:wpg="http://schemas.microsoft.com/office/word/2010/wordprocessingGroup" xmlns:wpi="http://schemas.microsoft.com/office/word/2010/wordprocessingInk" xmlns:wps="http://schemas.microsoft.com/office/word/2010/wordprocessingShape" xmlns:a14="http://schemas.microsoft.com/office/drawing/2010/main" val="0"/>
                         </a:ext>
                       </a:extLst>
                     </a:blip>
@@ -34284,7 +34253,7 @@
                     <a:blip r:embed="rId18">
                       <a:extLst>
                         <a:ext uri="{28A0092B-C50C-407E-A947-70E740481C1C}">
-                          <a14:useLocalDpi xmlns:a14="http://schemas.microsoft.com/office/drawing/2010/main" xmlns:wps="http://schemas.microsoft.com/office/word/2010/wordprocessingShape" xmlns:wpi="http://schemas.microsoft.com/office/word/2010/wordprocessingInk" xmlns:wpg="http://schemas.microsoft.com/office/word/2010/wordprocessingGroup" xmlns:w16se="http://schemas.microsoft.com/office/word/2015/wordml/symex" xmlns:w15="http://schemas.microsoft.com/office/word/2012/wordml" xmlns:w14="http://schemas.microsoft.com/office/word/2010/wordml" xmlns:w="http://schemas.openxmlformats.org/wordprocessingml/2006/main" xmlns:w10="urn:schemas-microsoft-com:office:word" xmlns:wp14="http://schemas.microsoft.com/office/word/2010/wordprocessingDrawing" xmlns:v="urn:schemas-microsoft-com:vml" xmlns:o="urn:schemas-microsoft-com:office:office" xmlns:aink="http://schemas.microsoft.com/office/drawing/2016/ink" xmlns:mc="http://schemas.openxmlformats.org/markup-compatibility/2006" xmlns:cx8="http://schemas.microsoft.com/office/drawing/2016/5/14/chartex" xmlns:cx7="http://schemas.microsoft.com/office/drawing/2016/5/13/chartex" xmlns:cx6="http://schemas.microsoft.com/office/drawing/2016/5/12/chartex" xmlns:cx5="http://schemas.microsoft.com/office/drawing/2016/5/11/chartex" xmlns:cx4="http://schemas.microsoft.com/office/drawing/2016/5/10/chartex" xmlns:cx3="http://schemas.microsoft.com/office/drawing/2016/5/9/chartex" xmlns:cx2="http://schemas.microsoft.com/office/drawing/2015/10/21/chartex" xmlns:cx1="http://schemas.microsoft.com/office/drawing/2015/9/8/chartex" xmlns:cx="http://schemas.microsoft.com/office/drawing/2014/chartex" xmlns:wpc="http://schemas.microsoft.com/office/word/2010/wordprocessingCanvas" xmlns="" val="0"/>
+                          <a14:useLocalDpi xmlns="" xmlns:wpc="http://schemas.microsoft.com/office/word/2010/wordprocessingCanvas" xmlns:cx="http://schemas.microsoft.com/office/drawing/2014/chartex" xmlns:cx1="http://schemas.microsoft.com/office/drawing/2015/9/8/chartex" xmlns:cx2="http://schemas.microsoft.com/office/drawing/2015/10/21/chartex" xmlns:cx3="http://schemas.microsoft.com/office/drawing/2016/5/9/chartex" xmlns:cx4="http://schemas.microsoft.com/office/drawing/2016/5/10/chartex" xmlns:cx5="http://schemas.microsoft.com/office/drawing/2016/5/11/chartex" xmlns:cx6="http://schemas.microsoft.com/office/drawing/2016/5/12/chartex" xmlns:cx7="http://schemas.microsoft.com/office/drawing/2016/5/13/chartex" xmlns:cx8="http://schemas.microsoft.com/office/drawing/2016/5/14/chartex" xmlns:mc="http://schemas.openxmlformats.org/markup-compatibility/2006" xmlns:aink="http://schemas.microsoft.com/office/drawing/2016/ink" xmlns:o="urn:schemas-microsoft-com:office:office" xmlns:v="urn:schemas-microsoft-com:vml" xmlns:wp14="http://schemas.microsoft.com/office/word/2010/wordprocessingDrawing" xmlns:w10="urn:schemas-microsoft-com:office:word" xmlns:w="http://schemas.openxmlformats.org/wordprocessingml/2006/main" xmlns:w14="http://schemas.microsoft.com/office/word/2010/wordml" xmlns:w15="http://schemas.microsoft.com/office/word/2012/wordml" xmlns:w16se="http://schemas.microsoft.com/office/word/2015/wordml/symex" xmlns:wpg="http://schemas.microsoft.com/office/word/2010/wordprocessingGroup" xmlns:wpi="http://schemas.microsoft.com/office/word/2010/wordprocessingInk" xmlns:wps="http://schemas.microsoft.com/office/word/2010/wordprocessingShape" xmlns:a14="http://schemas.microsoft.com/office/drawing/2010/main" val="0"/>
                         </a:ext>
                       </a:extLst>
                     </a:blip>
@@ -35222,7 +35191,7 @@
                     <a:blip r:embed="rId18">
                       <a:extLst>
                         <a:ext uri="{28A0092B-C50C-407E-A947-70E740481C1C}">
-                          <a14:useLocalDpi xmlns:a14="http://schemas.microsoft.com/office/drawing/2010/main" xmlns:wps="http://schemas.microsoft.com/office/word/2010/wordprocessingShape" xmlns:wpi="http://schemas.microsoft.com/office/word/2010/wordprocessingInk" xmlns:wpg="http://schemas.microsoft.com/office/word/2010/wordprocessingGroup" xmlns:w16se="http://schemas.microsoft.com/office/word/2015/wordml/symex" xmlns:w15="http://schemas.microsoft.com/office/word/2012/wordml" xmlns:w14="http://schemas.microsoft.com/office/word/2010/wordml" xmlns:w="http://schemas.openxmlformats.org/wordprocessingml/2006/main" xmlns:w10="urn:schemas-microsoft-com:office:word" xmlns:wp14="http://schemas.microsoft.com/office/word/2010/wordprocessingDrawing" xmlns:v="urn:schemas-microsoft-com:vml" xmlns:o="urn:schemas-microsoft-com:office:office" xmlns:aink="http://schemas.microsoft.com/office/drawing/2016/ink" xmlns:mc="http://schemas.openxmlformats.org/markup-compatibility/2006" xmlns:cx8="http://schemas.microsoft.com/office/drawing/2016/5/14/chartex" xmlns:cx7="http://schemas.microsoft.com/office/drawing/2016/5/13/chartex" xmlns:cx6="http://schemas.microsoft.com/office/drawing/2016/5/12/chartex" xmlns:cx5="http://schemas.microsoft.com/office/drawing/2016/5/11/chartex" xmlns:cx4="http://schemas.microsoft.com/office/drawing/2016/5/10/chartex" xmlns:cx3="http://schemas.microsoft.com/office/drawing/2016/5/9/chartex" xmlns:cx2="http://schemas.microsoft.com/office/drawing/2015/10/21/chartex" xmlns:cx1="http://schemas.microsoft.com/office/drawing/2015/9/8/chartex" xmlns:cx="http://schemas.microsoft.com/office/drawing/2014/chartex" xmlns:wpc="http://schemas.microsoft.com/office/word/2010/wordprocessingCanvas" xmlns="" val="0"/>
+                          <a14:useLocalDpi xmlns="" xmlns:wpc="http://schemas.microsoft.com/office/word/2010/wordprocessingCanvas" xmlns:cx="http://schemas.microsoft.com/office/drawing/2014/chartex" xmlns:cx1="http://schemas.microsoft.com/office/drawing/2015/9/8/chartex" xmlns:cx2="http://schemas.microsoft.com/office/drawing/2015/10/21/chartex" xmlns:cx3="http://schemas.microsoft.com/office/drawing/2016/5/9/chartex" xmlns:cx4="http://schemas.microsoft.com/office/drawing/2016/5/10/chartex" xmlns:cx5="http://schemas.microsoft.com/office/drawing/2016/5/11/chartex" xmlns:cx6="http://schemas.microsoft.com/office/drawing/2016/5/12/chartex" xmlns:cx7="http://schemas.microsoft.com/office/drawing/2016/5/13/chartex" xmlns:cx8="http://schemas.microsoft.com/office/drawing/2016/5/14/chartex" xmlns:mc="http://schemas.openxmlformats.org/markup-compatibility/2006" xmlns:aink="http://schemas.microsoft.com/office/drawing/2016/ink" xmlns:o="urn:schemas-microsoft-com:office:office" xmlns:v="urn:schemas-microsoft-com:vml" xmlns:wp14="http://schemas.microsoft.com/office/word/2010/wordprocessingDrawing" xmlns:w10="urn:schemas-microsoft-com:office:word" xmlns:w="http://schemas.openxmlformats.org/wordprocessingml/2006/main" xmlns:w14="http://schemas.microsoft.com/office/word/2010/wordml" xmlns:w15="http://schemas.microsoft.com/office/word/2012/wordml" xmlns:w16se="http://schemas.microsoft.com/office/word/2015/wordml/symex" xmlns:wpg="http://schemas.microsoft.com/office/word/2010/wordprocessingGroup" xmlns:wpi="http://schemas.microsoft.com/office/word/2010/wordprocessingInk" xmlns:wps="http://schemas.microsoft.com/office/word/2010/wordprocessingShape" xmlns:a14="http://schemas.microsoft.com/office/drawing/2010/main" val="0"/>
                         </a:ext>
                       </a:extLst>
                     </a:blip>
@@ -35639,7 +35608,7 @@
                     <a:blip r:embed="rId18">
                       <a:extLst>
                         <a:ext uri="{28A0092B-C50C-407E-A947-70E740481C1C}">
-                          <a14:useLocalDpi xmlns:a14="http://schemas.microsoft.com/office/drawing/2010/main" xmlns:wps="http://schemas.microsoft.com/office/word/2010/wordprocessingShape" xmlns:wpi="http://schemas.microsoft.com/office/word/2010/wordprocessingInk" xmlns:wpg="http://schemas.microsoft.com/office/word/2010/wordprocessingGroup" xmlns:w16se="http://schemas.microsoft.com/office/word/2015/wordml/symex" xmlns:w15="http://schemas.microsoft.com/office/word/2012/wordml" xmlns:w14="http://schemas.microsoft.com/office/word/2010/wordml" xmlns:w="http://schemas.openxmlformats.org/wordprocessingml/2006/main" xmlns:w10="urn:schemas-microsoft-com:office:word" xmlns:wp14="http://schemas.microsoft.com/office/word/2010/wordprocessingDrawing" xmlns:v="urn:schemas-microsoft-com:vml" xmlns:o="urn:schemas-microsoft-com:office:office" xmlns:aink="http://schemas.microsoft.com/office/drawing/2016/ink" xmlns:mc="http://schemas.openxmlformats.org/markup-compatibility/2006" xmlns:cx8="http://schemas.microsoft.com/office/drawing/2016/5/14/chartex" xmlns:cx7="http://schemas.microsoft.com/office/drawing/2016/5/13/chartex" xmlns:cx6="http://schemas.microsoft.com/office/drawing/2016/5/12/chartex" xmlns:cx5="http://schemas.microsoft.com/office/drawing/2016/5/11/chartex" xmlns:cx4="http://schemas.microsoft.com/office/drawing/2016/5/10/chartex" xmlns:cx3="http://schemas.microsoft.com/office/drawing/2016/5/9/chartex" xmlns:cx2="http://schemas.microsoft.com/office/drawing/2015/10/21/chartex" xmlns:cx1="http://schemas.microsoft.com/office/drawing/2015/9/8/chartex" xmlns:cx="http://schemas.microsoft.com/office/drawing/2014/chartex" xmlns:wpc="http://schemas.microsoft.com/office/word/2010/wordprocessingCanvas" xmlns="" val="0"/>
+                          <a14:useLocalDpi xmlns="" xmlns:wpc="http://schemas.microsoft.com/office/word/2010/wordprocessingCanvas" xmlns:cx="http://schemas.microsoft.com/office/drawing/2014/chartex" xmlns:cx1="http://schemas.microsoft.com/office/drawing/2015/9/8/chartex" xmlns:cx2="http://schemas.microsoft.com/office/drawing/2015/10/21/chartex" xmlns:cx3="http://schemas.microsoft.com/office/drawing/2016/5/9/chartex" xmlns:cx4="http://schemas.microsoft.com/office/drawing/2016/5/10/chartex" xmlns:cx5="http://schemas.microsoft.com/office/drawing/2016/5/11/chartex" xmlns:cx6="http://schemas.microsoft.com/office/drawing/2016/5/12/chartex" xmlns:cx7="http://schemas.microsoft.com/office/drawing/2016/5/13/chartex" xmlns:cx8="http://schemas.microsoft.com/office/drawing/2016/5/14/chartex" xmlns:mc="http://schemas.openxmlformats.org/markup-compatibility/2006" xmlns:aink="http://schemas.microsoft.com/office/drawing/2016/ink" xmlns:o="urn:schemas-microsoft-com:office:office" xmlns:v="urn:schemas-microsoft-com:vml" xmlns:wp14="http://schemas.microsoft.com/office/word/2010/wordprocessingDrawing" xmlns:w10="urn:schemas-microsoft-com:office:word" xmlns:w="http://schemas.openxmlformats.org/wordprocessingml/2006/main" xmlns:w14="http://schemas.microsoft.com/office/word/2010/wordml" xmlns:w15="http://schemas.microsoft.com/office/word/2012/wordml" xmlns:w16se="http://schemas.microsoft.com/office/word/2015/wordml/symex" xmlns:wpg="http://schemas.microsoft.com/office/word/2010/wordprocessingGroup" xmlns:wpi="http://schemas.microsoft.com/office/word/2010/wordprocessingInk" xmlns:wps="http://schemas.microsoft.com/office/word/2010/wordprocessingShape" xmlns:a14="http://schemas.microsoft.com/office/drawing/2010/main" val="0"/>
                         </a:ext>
                       </a:extLst>
                     </a:blip>
@@ -36222,7 +36191,7 @@
                     <a:blip r:embed="rId18">
                       <a:extLst>
                         <a:ext uri="{28A0092B-C50C-407E-A947-70E740481C1C}">
-                          <a14:useLocalDpi xmlns:a14="http://schemas.microsoft.com/office/drawing/2010/main" xmlns:wps="http://schemas.microsoft.com/office/word/2010/wordprocessingShape" xmlns:wpi="http://schemas.microsoft.com/office/word/2010/wordprocessingInk" xmlns:wpg="http://schemas.microsoft.com/office/word/2010/wordprocessingGroup" xmlns:w16se="http://schemas.microsoft.com/office/word/2015/wordml/symex" xmlns:w15="http://schemas.microsoft.com/office/word/2012/wordml" xmlns:w14="http://schemas.microsoft.com/office/word/2010/wordml" xmlns:w="http://schemas.openxmlformats.org/wordprocessingml/2006/main" xmlns:w10="urn:schemas-microsoft-com:office:word" xmlns:wp14="http://schemas.microsoft.com/office/word/2010/wordprocessingDrawing" xmlns:v="urn:schemas-microsoft-com:vml" xmlns:o="urn:schemas-microsoft-com:office:office" xmlns:aink="http://schemas.microsoft.com/office/drawing/2016/ink" xmlns:mc="http://schemas.openxmlformats.org/markup-compatibility/2006" xmlns:cx8="http://schemas.microsoft.com/office/drawing/2016/5/14/chartex" xmlns:cx7="http://schemas.microsoft.com/office/drawing/2016/5/13/chartex" xmlns:cx6="http://schemas.microsoft.com/office/drawing/2016/5/12/chartex" xmlns:cx5="http://schemas.microsoft.com/office/drawing/2016/5/11/chartex" xmlns:cx4="http://schemas.microsoft.com/office/drawing/2016/5/10/chartex" xmlns:cx3="http://schemas.microsoft.com/office/drawing/2016/5/9/chartex" xmlns:cx2="http://schemas.microsoft.com/office/drawing/2015/10/21/chartex" xmlns:cx1="http://schemas.microsoft.com/office/drawing/2015/9/8/chartex" xmlns:cx="http://schemas.microsoft.com/office/drawing/2014/chartex" xmlns:wpc="http://schemas.microsoft.com/office/word/2010/wordprocessingCanvas" xmlns="" val="0"/>
+                          <a14:useLocalDpi xmlns="" xmlns:wpc="http://schemas.microsoft.com/office/word/2010/wordprocessingCanvas" xmlns:cx="http://schemas.microsoft.com/office/drawing/2014/chartex" xmlns:cx1="http://schemas.microsoft.com/office/drawing/2015/9/8/chartex" xmlns:cx2="http://schemas.microsoft.com/office/drawing/2015/10/21/chartex" xmlns:cx3="http://schemas.microsoft.com/office/drawing/2016/5/9/chartex" xmlns:cx4="http://schemas.microsoft.com/office/drawing/2016/5/10/chartex" xmlns:cx5="http://schemas.microsoft.com/office/drawing/2016/5/11/chartex" xmlns:cx6="http://schemas.microsoft.com/office/drawing/2016/5/12/chartex" xmlns:cx7="http://schemas.microsoft.com/office/drawing/2016/5/13/chartex" xmlns:cx8="http://schemas.microsoft.com/office/drawing/2016/5/14/chartex" xmlns:mc="http://schemas.openxmlformats.org/markup-compatibility/2006" xmlns:aink="http://schemas.microsoft.com/office/drawing/2016/ink" xmlns:o="urn:schemas-microsoft-com:office:office" xmlns:v="urn:schemas-microsoft-com:vml" xmlns:wp14="http://schemas.microsoft.com/office/word/2010/wordprocessingDrawing" xmlns:w10="urn:schemas-microsoft-com:office:word" xmlns:w="http://schemas.openxmlformats.org/wordprocessingml/2006/main" xmlns:w14="http://schemas.microsoft.com/office/word/2010/wordml" xmlns:w15="http://schemas.microsoft.com/office/word/2012/wordml" xmlns:w16se="http://schemas.microsoft.com/office/word/2015/wordml/symex" xmlns:wpg="http://schemas.microsoft.com/office/word/2010/wordprocessingGroup" xmlns:wpi="http://schemas.microsoft.com/office/word/2010/wordprocessingInk" xmlns:wps="http://schemas.microsoft.com/office/word/2010/wordprocessingShape" xmlns:a14="http://schemas.microsoft.com/office/drawing/2010/main" val="0"/>
                         </a:ext>
                       </a:extLst>
                     </a:blip>
@@ -37506,7 +37475,7 @@
                     <a:blip r:embed="rId18">
                       <a:extLst>
                         <a:ext uri="{28A0092B-C50C-407E-A947-70E740481C1C}">
-                          <a14:useLocalDpi xmlns:a14="http://schemas.microsoft.com/office/drawing/2010/main" xmlns:wps="http://schemas.microsoft.com/office/word/2010/wordprocessingShape" xmlns:wpi="http://schemas.microsoft.com/office/word/2010/wordprocessingInk" xmlns:wpg="http://schemas.microsoft.com/office/word/2010/wordprocessingGroup" xmlns:w16se="http://schemas.microsoft.com/office/word/2015/wordml/symex" xmlns:w15="http://schemas.microsoft.com/office/word/2012/wordml" xmlns:w14="http://schemas.microsoft.com/office/word/2010/wordml" xmlns:w="http://schemas.openxmlformats.org/wordprocessingml/2006/main" xmlns:w10="urn:schemas-microsoft-com:office:word" xmlns:wp14="http://schemas.microsoft.com/office/word/2010/wordprocessingDrawing" xmlns:v="urn:schemas-microsoft-com:vml" xmlns:o="urn:schemas-microsoft-com:office:office" xmlns:aink="http://schemas.microsoft.com/office/drawing/2016/ink" xmlns:mc="http://schemas.openxmlformats.org/markup-compatibility/2006" xmlns:cx8="http://schemas.microsoft.com/office/drawing/2016/5/14/chartex" xmlns:cx7="http://schemas.microsoft.com/office/drawing/2016/5/13/chartex" xmlns:cx6="http://schemas.microsoft.com/office/drawing/2016/5/12/chartex" xmlns:cx5="http://schemas.microsoft.com/office/drawing/2016/5/11/chartex" xmlns:cx4="http://schemas.microsoft.com/office/drawing/2016/5/10/chartex" xmlns:cx3="http://schemas.microsoft.com/office/drawing/2016/5/9/chartex" xmlns:cx2="http://schemas.microsoft.com/office/drawing/2015/10/21/chartex" xmlns:cx1="http://schemas.microsoft.com/office/drawing/2015/9/8/chartex" xmlns:cx="http://schemas.microsoft.com/office/drawing/2014/chartex" xmlns:wpc="http://schemas.microsoft.com/office/word/2010/wordprocessingCanvas" xmlns="" val="0"/>
+                          <a14:useLocalDpi xmlns="" xmlns:wpc="http://schemas.microsoft.com/office/word/2010/wordprocessingCanvas" xmlns:cx="http://schemas.microsoft.com/office/drawing/2014/chartex" xmlns:cx1="http://schemas.microsoft.com/office/drawing/2015/9/8/chartex" xmlns:cx2="http://schemas.microsoft.com/office/drawing/2015/10/21/chartex" xmlns:cx3="http://schemas.microsoft.com/office/drawing/2016/5/9/chartex" xmlns:cx4="http://schemas.microsoft.com/office/drawing/2016/5/10/chartex" xmlns:cx5="http://schemas.microsoft.com/office/drawing/2016/5/11/chartex" xmlns:cx6="http://schemas.microsoft.com/office/drawing/2016/5/12/chartex" xmlns:cx7="http://schemas.microsoft.com/office/drawing/2016/5/13/chartex" xmlns:cx8="http://schemas.microsoft.com/office/drawing/2016/5/14/chartex" xmlns:mc="http://schemas.openxmlformats.org/markup-compatibility/2006" xmlns:aink="http://schemas.microsoft.com/office/drawing/2016/ink" xmlns:o="urn:schemas-microsoft-com:office:office" xmlns:v="urn:schemas-microsoft-com:vml" xmlns:wp14="http://schemas.microsoft.com/office/word/2010/wordprocessingDrawing" xmlns:w10="urn:schemas-microsoft-com:office:word" xmlns:w="http://schemas.openxmlformats.org/wordprocessingml/2006/main" xmlns:w14="http://schemas.microsoft.com/office/word/2010/wordml" xmlns:w15="http://schemas.microsoft.com/office/word/2012/wordml" xmlns:w16se="http://schemas.microsoft.com/office/word/2015/wordml/symex" xmlns:wpg="http://schemas.microsoft.com/office/word/2010/wordprocessingGroup" xmlns:wpi="http://schemas.microsoft.com/office/word/2010/wordprocessingInk" xmlns:wps="http://schemas.microsoft.com/office/word/2010/wordprocessingShape" xmlns:a14="http://schemas.microsoft.com/office/drawing/2010/main" val="0"/>
                         </a:ext>
                       </a:extLst>
                     </a:blip>
@@ -38084,7 +38053,7 @@
                     <a:blip r:embed="rId18">
                       <a:extLst>
                         <a:ext uri="{28A0092B-C50C-407E-A947-70E740481C1C}">
-                          <a14:useLocalDpi xmlns:a14="http://schemas.microsoft.com/office/drawing/2010/main" xmlns:wps="http://schemas.microsoft.com/office/word/2010/wordprocessingShape" xmlns:wpi="http://schemas.microsoft.com/office/word/2010/wordprocessingInk" xmlns:wpg="http://schemas.microsoft.com/office/word/2010/wordprocessingGroup" xmlns:w16se="http://schemas.microsoft.com/office/word/2015/wordml/symex" xmlns:w15="http://schemas.microsoft.com/office/word/2012/wordml" xmlns:w14="http://schemas.microsoft.com/office/word/2010/wordml" xmlns:w="http://schemas.openxmlformats.org/wordprocessingml/2006/main" xmlns:w10="urn:schemas-microsoft-com:office:word" xmlns:wp14="http://schemas.microsoft.com/office/word/2010/wordprocessingDrawing" xmlns:v="urn:schemas-microsoft-com:vml" xmlns:o="urn:schemas-microsoft-com:office:office" xmlns:aink="http://schemas.microsoft.com/office/drawing/2016/ink" xmlns:mc="http://schemas.openxmlformats.org/markup-compatibility/2006" xmlns:cx8="http://schemas.microsoft.com/office/drawing/2016/5/14/chartex" xmlns:cx7="http://schemas.microsoft.com/office/drawing/2016/5/13/chartex" xmlns:cx6="http://schemas.microsoft.com/office/drawing/2016/5/12/chartex" xmlns:cx5="http://schemas.microsoft.com/office/drawing/2016/5/11/chartex" xmlns:cx4="http://schemas.microsoft.com/office/drawing/2016/5/10/chartex" xmlns:cx3="http://schemas.microsoft.com/office/drawing/2016/5/9/chartex" xmlns:cx2="http://schemas.microsoft.com/office/drawing/2015/10/21/chartex" xmlns:cx1="http://schemas.microsoft.com/office/drawing/2015/9/8/chartex" xmlns:cx="http://schemas.microsoft.com/office/drawing/2014/chartex" xmlns:wpc="http://schemas.microsoft.com/office/word/2010/wordprocessingCanvas" xmlns="" val="0"/>
+                          <a14:useLocalDpi xmlns="" xmlns:wpc="http://schemas.microsoft.com/office/word/2010/wordprocessingCanvas" xmlns:cx="http://schemas.microsoft.com/office/drawing/2014/chartex" xmlns:cx1="http://schemas.microsoft.com/office/drawing/2015/9/8/chartex" xmlns:cx2="http://schemas.microsoft.com/office/drawing/2015/10/21/chartex" xmlns:cx3="http://schemas.microsoft.com/office/drawing/2016/5/9/chartex" xmlns:cx4="http://schemas.microsoft.com/office/drawing/2016/5/10/chartex" xmlns:cx5="http://schemas.microsoft.com/office/drawing/2016/5/11/chartex" xmlns:cx6="http://schemas.microsoft.com/office/drawing/2016/5/12/chartex" xmlns:cx7="http://schemas.microsoft.com/office/drawing/2016/5/13/chartex" xmlns:cx8="http://schemas.microsoft.com/office/drawing/2016/5/14/chartex" xmlns:mc="http://schemas.openxmlformats.org/markup-compatibility/2006" xmlns:aink="http://schemas.microsoft.com/office/drawing/2016/ink" xmlns:o="urn:schemas-microsoft-com:office:office" xmlns:v="urn:schemas-microsoft-com:vml" xmlns:wp14="http://schemas.microsoft.com/office/word/2010/wordprocessingDrawing" xmlns:w10="urn:schemas-microsoft-com:office:word" xmlns:w="http://schemas.openxmlformats.org/wordprocessingml/2006/main" xmlns:w14="http://schemas.microsoft.com/office/word/2010/wordml" xmlns:w15="http://schemas.microsoft.com/office/word/2012/wordml" xmlns:w16se="http://schemas.microsoft.com/office/word/2015/wordml/symex" xmlns:wpg="http://schemas.microsoft.com/office/word/2010/wordprocessingGroup" xmlns:wpi="http://schemas.microsoft.com/office/word/2010/wordprocessingInk" xmlns:wps="http://schemas.microsoft.com/office/word/2010/wordprocessingShape" xmlns:a14="http://schemas.microsoft.com/office/drawing/2010/main" val="0"/>
                         </a:ext>
                       </a:extLst>
                     </a:blip>
@@ -39376,7 +39345,7 @@
                     <a:blip r:embed="rId18">
                       <a:extLst>
                         <a:ext uri="{28A0092B-C50C-407E-A947-70E740481C1C}">
-                          <a14:useLocalDpi xmlns:a14="http://schemas.microsoft.com/office/drawing/2010/main" xmlns:wps="http://schemas.microsoft.com/office/word/2010/wordprocessingShape" xmlns:wpi="http://schemas.microsoft.com/office/word/2010/wordprocessingInk" xmlns:wpg="http://schemas.microsoft.com/office/word/2010/wordprocessingGroup" xmlns:w16se="http://schemas.microsoft.com/office/word/2015/wordml/symex" xmlns:w15="http://schemas.microsoft.com/office/word/2012/wordml" xmlns:w14="http://schemas.microsoft.com/office/word/2010/wordml" xmlns:w="http://schemas.openxmlformats.org/wordprocessingml/2006/main" xmlns:w10="urn:schemas-microsoft-com:office:word" xmlns:wp14="http://schemas.microsoft.com/office/word/2010/wordprocessingDrawing" xmlns:v="urn:schemas-microsoft-com:vml" xmlns:o="urn:schemas-microsoft-com:office:office" xmlns:aink="http://schemas.microsoft.com/office/drawing/2016/ink" xmlns:mc="http://schemas.openxmlformats.org/markup-compatibility/2006" xmlns:cx8="http://schemas.microsoft.com/office/drawing/2016/5/14/chartex" xmlns:cx7="http://schemas.microsoft.com/office/drawing/2016/5/13/chartex" xmlns:cx6="http://schemas.microsoft.com/office/drawing/2016/5/12/chartex" xmlns:cx5="http://schemas.microsoft.com/office/drawing/2016/5/11/chartex" xmlns:cx4="http://schemas.microsoft.com/office/drawing/2016/5/10/chartex" xmlns:cx3="http://schemas.microsoft.com/office/drawing/2016/5/9/chartex" xmlns:cx2="http://schemas.microsoft.com/office/drawing/2015/10/21/chartex" xmlns:cx1="http://schemas.microsoft.com/office/drawing/2015/9/8/chartex" xmlns:cx="http://schemas.microsoft.com/office/drawing/2014/chartex" xmlns:wpc="http://schemas.microsoft.com/office/word/2010/wordprocessingCanvas" xmlns="" val="0"/>
+                          <a14:useLocalDpi xmlns="" xmlns:wpc="http://schemas.microsoft.com/office/word/2010/wordprocessingCanvas" xmlns:cx="http://schemas.microsoft.com/office/drawing/2014/chartex" xmlns:cx1="http://schemas.microsoft.com/office/drawing/2015/9/8/chartex" xmlns:cx2="http://schemas.microsoft.com/office/drawing/2015/10/21/chartex" xmlns:cx3="http://schemas.microsoft.com/office/drawing/2016/5/9/chartex" xmlns:cx4="http://schemas.microsoft.com/office/drawing/2016/5/10/chartex" xmlns:cx5="http://schemas.microsoft.com/office/drawing/2016/5/11/chartex" xmlns:cx6="http://schemas.microsoft.com/office/drawing/2016/5/12/chartex" xmlns:cx7="http://schemas.microsoft.com/office/drawing/2016/5/13/chartex" xmlns:cx8="http://schemas.microsoft.com/office/drawing/2016/5/14/chartex" xmlns:mc="http://schemas.openxmlformats.org/markup-compatibility/2006" xmlns:aink="http://schemas.microsoft.com/office/drawing/2016/ink" xmlns:o="urn:schemas-microsoft-com:office:office" xmlns:v="urn:schemas-microsoft-com:vml" xmlns:wp14="http://schemas.microsoft.com/office/word/2010/wordprocessingDrawing" xmlns:w10="urn:schemas-microsoft-com:office:word" xmlns:w="http://schemas.openxmlformats.org/wordprocessingml/2006/main" xmlns:w14="http://schemas.microsoft.com/office/word/2010/wordml" xmlns:w15="http://schemas.microsoft.com/office/word/2012/wordml" xmlns:w16se="http://schemas.microsoft.com/office/word/2015/wordml/symex" xmlns:wpg="http://schemas.microsoft.com/office/word/2010/wordprocessingGroup" xmlns:wpi="http://schemas.microsoft.com/office/word/2010/wordprocessingInk" xmlns:wps="http://schemas.microsoft.com/office/word/2010/wordprocessingShape" xmlns:a14="http://schemas.microsoft.com/office/drawing/2010/main" val="0"/>
                         </a:ext>
                       </a:extLst>
                     </a:blip>
@@ -39900,7 +39869,7 @@
                     <a:blip r:embed="rId18">
                       <a:extLst>
                         <a:ext uri="{28A0092B-C50C-407E-A947-70E740481C1C}">
-                          <a14:useLocalDpi xmlns:a14="http://schemas.microsoft.com/office/drawing/2010/main" xmlns:wps="http://schemas.microsoft.com/office/word/2010/wordprocessingShape" xmlns:wpi="http://schemas.microsoft.com/office/word/2010/wordprocessingInk" xmlns:wpg="http://schemas.microsoft.com/office/word/2010/wordprocessingGroup" xmlns:w16se="http://schemas.microsoft.com/office/word/2015/wordml/symex" xmlns:w15="http://schemas.microsoft.com/office/word/2012/wordml" xmlns:w14="http://schemas.microsoft.com/office/word/2010/wordml" xmlns:w="http://schemas.openxmlformats.org/wordprocessingml/2006/main" xmlns:w10="urn:schemas-microsoft-com:office:word" xmlns:wp14="http://schemas.microsoft.com/office/word/2010/wordprocessingDrawing" xmlns:v="urn:schemas-microsoft-com:vml" xmlns:o="urn:schemas-microsoft-com:office:office" xmlns:aink="http://schemas.microsoft.com/office/drawing/2016/ink" xmlns:mc="http://schemas.openxmlformats.org/markup-compatibility/2006" xmlns:cx8="http://schemas.microsoft.com/office/drawing/2016/5/14/chartex" xmlns:cx7="http://schemas.microsoft.com/office/drawing/2016/5/13/chartex" xmlns:cx6="http://schemas.microsoft.com/office/drawing/2016/5/12/chartex" xmlns:cx5="http://schemas.microsoft.com/office/drawing/2016/5/11/chartex" xmlns:cx4="http://schemas.microsoft.com/office/drawing/2016/5/10/chartex" xmlns:cx3="http://schemas.microsoft.com/office/drawing/2016/5/9/chartex" xmlns:cx2="http://schemas.microsoft.com/office/drawing/2015/10/21/chartex" xmlns:cx1="http://schemas.microsoft.com/office/drawing/2015/9/8/chartex" xmlns:cx="http://schemas.microsoft.com/office/drawing/2014/chartex" xmlns:wpc="http://schemas.microsoft.com/office/word/2010/wordprocessingCanvas" xmlns="" val="0"/>
+                          <a14:useLocalDpi xmlns="" xmlns:wpc="http://schemas.microsoft.com/office/word/2010/wordprocessingCanvas" xmlns:cx="http://schemas.microsoft.com/office/drawing/2014/chartex" xmlns:cx1="http://schemas.microsoft.com/office/drawing/2015/9/8/chartex" xmlns:cx2="http://schemas.microsoft.com/office/drawing/2015/10/21/chartex" xmlns:cx3="http://schemas.microsoft.com/office/drawing/2016/5/9/chartex" xmlns:cx4="http://schemas.microsoft.com/office/drawing/2016/5/10/chartex" xmlns:cx5="http://schemas.microsoft.com/office/drawing/2016/5/11/chartex" xmlns:cx6="http://schemas.microsoft.com/office/drawing/2016/5/12/chartex" xmlns:cx7="http://schemas.microsoft.com/office/drawing/2016/5/13/chartex" xmlns:cx8="http://schemas.microsoft.com/office/drawing/2016/5/14/chartex" xmlns:mc="http://schemas.openxmlformats.org/markup-compatibility/2006" xmlns:aink="http://schemas.microsoft.com/office/drawing/2016/ink" xmlns:o="urn:schemas-microsoft-com:office:office" xmlns:v="urn:schemas-microsoft-com:vml" xmlns:wp14="http://schemas.microsoft.com/office/word/2010/wordprocessingDrawing" xmlns:w10="urn:schemas-microsoft-com:office:word" xmlns:w="http://schemas.openxmlformats.org/wordprocessingml/2006/main" xmlns:w14="http://schemas.microsoft.com/office/word/2010/wordml" xmlns:w15="http://schemas.microsoft.com/office/word/2012/wordml" xmlns:w16se="http://schemas.microsoft.com/office/word/2015/wordml/symex" xmlns:wpg="http://schemas.microsoft.com/office/word/2010/wordprocessingGroup" xmlns:wpi="http://schemas.microsoft.com/office/word/2010/wordprocessingInk" xmlns:wps="http://schemas.microsoft.com/office/word/2010/wordprocessingShape" xmlns:a14="http://schemas.microsoft.com/office/drawing/2010/main" val="0"/>
                         </a:ext>
                       </a:extLst>
                     </a:blip>
@@ -40223,7 +40192,7 @@
                     <a:blip r:embed="rId18">
                       <a:extLst>
                         <a:ext uri="{28A0092B-C50C-407E-A947-70E740481C1C}">
-                          <a14:useLocalDpi xmlns:a14="http://schemas.microsoft.com/office/drawing/2010/main" xmlns:wps="http://schemas.microsoft.com/office/word/2010/wordprocessingShape" xmlns:wpi="http://schemas.microsoft.com/office/word/2010/wordprocessingInk" xmlns:wpg="http://schemas.microsoft.com/office/word/2010/wordprocessingGroup" xmlns:w16se="http://schemas.microsoft.com/office/word/2015/wordml/symex" xmlns:w15="http://schemas.microsoft.com/office/word/2012/wordml" xmlns:w14="http://schemas.microsoft.com/office/word/2010/wordml" xmlns:w="http://schemas.openxmlformats.org/wordprocessingml/2006/main" xmlns:w10="urn:schemas-microsoft-com:office:word" xmlns:wp14="http://schemas.microsoft.com/office/word/2010/wordprocessingDrawing" xmlns:v="urn:schemas-microsoft-com:vml" xmlns:o="urn:schemas-microsoft-com:office:office" xmlns:aink="http://schemas.microsoft.com/office/drawing/2016/ink" xmlns:mc="http://schemas.openxmlformats.org/markup-compatibility/2006" xmlns:cx8="http://schemas.microsoft.com/office/drawing/2016/5/14/chartex" xmlns:cx7="http://schemas.microsoft.com/office/drawing/2016/5/13/chartex" xmlns:cx6="http://schemas.microsoft.com/office/drawing/2016/5/12/chartex" xmlns:cx5="http://schemas.microsoft.com/office/drawing/2016/5/11/chartex" xmlns:cx4="http://schemas.microsoft.com/office/drawing/2016/5/10/chartex" xmlns:cx3="http://schemas.microsoft.com/office/drawing/2016/5/9/chartex" xmlns:cx2="http://schemas.microsoft.com/office/drawing/2015/10/21/chartex" xmlns:cx1="http://schemas.microsoft.com/office/drawing/2015/9/8/chartex" xmlns:cx="http://schemas.microsoft.com/office/drawing/2014/chartex" xmlns:wpc="http://schemas.microsoft.com/office/word/2010/wordprocessingCanvas" xmlns="" val="0"/>
+                          <a14:useLocalDpi xmlns="" xmlns:wpc="http://schemas.microsoft.com/office/word/2010/wordprocessingCanvas" xmlns:cx="http://schemas.microsoft.com/office/drawing/2014/chartex" xmlns:cx1="http://schemas.microsoft.com/office/drawing/2015/9/8/chartex" xmlns:cx2="http://schemas.microsoft.com/office/drawing/2015/10/21/chartex" xmlns:cx3="http://schemas.microsoft.com/office/drawing/2016/5/9/chartex" xmlns:cx4="http://schemas.microsoft.com/office/drawing/2016/5/10/chartex" xmlns:cx5="http://schemas.microsoft.com/office/drawing/2016/5/11/chartex" xmlns:cx6="http://schemas.microsoft.com/office/drawing/2016/5/12/chartex" xmlns:cx7="http://schemas.microsoft.com/office/drawing/2016/5/13/chartex" xmlns:cx8="http://schemas.microsoft.com/office/drawing/2016/5/14/chartex" xmlns:mc="http://schemas.openxmlformats.org/markup-compatibility/2006" xmlns:aink="http://schemas.microsoft.com/office/drawing/2016/ink" xmlns:o="urn:schemas-microsoft-com:office:office" xmlns:v="urn:schemas-microsoft-com:vml" xmlns:wp14="http://schemas.microsoft.com/office/word/2010/wordprocessingDrawing" xmlns:w10="urn:schemas-microsoft-com:office:word" xmlns:w="http://schemas.openxmlformats.org/wordprocessingml/2006/main" xmlns:w14="http://schemas.microsoft.com/office/word/2010/wordml" xmlns:w15="http://schemas.microsoft.com/office/word/2012/wordml" xmlns:w16se="http://schemas.microsoft.com/office/word/2015/wordml/symex" xmlns:wpg="http://schemas.microsoft.com/office/word/2010/wordprocessingGroup" xmlns:wpi="http://schemas.microsoft.com/office/word/2010/wordprocessingInk" xmlns:wps="http://schemas.microsoft.com/office/word/2010/wordprocessingShape" xmlns:a14="http://schemas.microsoft.com/office/drawing/2010/main" val="0"/>
                         </a:ext>
                       </a:extLst>
                     </a:blip>
@@ -41752,7 +41721,7 @@
                     <a:blip r:embed="rId18">
                       <a:extLst>
                         <a:ext uri="{28A0092B-C50C-407E-A947-70E740481C1C}">
-                          <a14:useLocalDpi xmlns:a14="http://schemas.microsoft.com/office/drawing/2010/main" xmlns:wps="http://schemas.microsoft.com/office/word/2010/wordprocessingShape" xmlns:wpi="http://schemas.microsoft.com/office/word/2010/wordprocessingInk" xmlns:wpg="http://schemas.microsoft.com/office/word/2010/wordprocessingGroup" xmlns:w16se="http://schemas.microsoft.com/office/word/2015/wordml/symex" xmlns:w15="http://schemas.microsoft.com/office/word/2012/wordml" xmlns:w14="http://schemas.microsoft.com/office/word/2010/wordml" xmlns:w="http://schemas.openxmlformats.org/wordprocessingml/2006/main" xmlns:w10="urn:schemas-microsoft-com:office:word" xmlns:wp14="http://schemas.microsoft.com/office/word/2010/wordprocessingDrawing" xmlns:v="urn:schemas-microsoft-com:vml" xmlns:o="urn:schemas-microsoft-com:office:office" xmlns:aink="http://schemas.microsoft.com/office/drawing/2016/ink" xmlns:mc="http://schemas.openxmlformats.org/markup-compatibility/2006" xmlns:cx8="http://schemas.microsoft.com/office/drawing/2016/5/14/chartex" xmlns:cx7="http://schemas.microsoft.com/office/drawing/2016/5/13/chartex" xmlns:cx6="http://schemas.microsoft.com/office/drawing/2016/5/12/chartex" xmlns:cx5="http://schemas.microsoft.com/office/drawing/2016/5/11/chartex" xmlns:cx4="http://schemas.microsoft.com/office/drawing/2016/5/10/chartex" xmlns:cx3="http://schemas.microsoft.com/office/drawing/2016/5/9/chartex" xmlns:cx2="http://schemas.microsoft.com/office/drawing/2015/10/21/chartex" xmlns:cx1="http://schemas.microsoft.com/office/drawing/2015/9/8/chartex" xmlns:cx="http://schemas.microsoft.com/office/drawing/2014/chartex" xmlns:wpc="http://schemas.microsoft.com/office/word/2010/wordprocessingCanvas" xmlns="" val="0"/>
+                          <a14:useLocalDpi xmlns="" xmlns:wpc="http://schemas.microsoft.com/office/word/2010/wordprocessingCanvas" xmlns:cx="http://schemas.microsoft.com/office/drawing/2014/chartex" xmlns:cx1="http://schemas.microsoft.com/office/drawing/2015/9/8/chartex" xmlns:cx2="http://schemas.microsoft.com/office/drawing/2015/10/21/chartex" xmlns:cx3="http://schemas.microsoft.com/office/drawing/2016/5/9/chartex" xmlns:cx4="http://schemas.microsoft.com/office/drawing/2016/5/10/chartex" xmlns:cx5="http://schemas.microsoft.com/office/drawing/2016/5/11/chartex" xmlns:cx6="http://schemas.microsoft.com/office/drawing/2016/5/12/chartex" xmlns:cx7="http://schemas.microsoft.com/office/drawing/2016/5/13/chartex" xmlns:cx8="http://schemas.microsoft.com/office/drawing/2016/5/14/chartex" xmlns:mc="http://schemas.openxmlformats.org/markup-compatibility/2006" xmlns:aink="http://schemas.microsoft.com/office/drawing/2016/ink" xmlns:o="urn:schemas-microsoft-com:office:office" xmlns:v="urn:schemas-microsoft-com:vml" xmlns:wp14="http://schemas.microsoft.com/office/word/2010/wordprocessingDrawing" xmlns:w10="urn:schemas-microsoft-com:office:word" xmlns:w="http://schemas.openxmlformats.org/wordprocessingml/2006/main" xmlns:w14="http://schemas.microsoft.com/office/word/2010/wordml" xmlns:w15="http://schemas.microsoft.com/office/word/2012/wordml" xmlns:w16se="http://schemas.microsoft.com/office/word/2015/wordml/symex" xmlns:wpg="http://schemas.microsoft.com/office/word/2010/wordprocessingGroup" xmlns:wpi="http://schemas.microsoft.com/office/word/2010/wordprocessingInk" xmlns:wps="http://schemas.microsoft.com/office/word/2010/wordprocessingShape" xmlns:a14="http://schemas.microsoft.com/office/drawing/2010/main" val="0"/>
                         </a:ext>
                       </a:extLst>
                     </a:blip>
@@ -42984,7 +42953,7 @@
                     <a:blip r:embed="rId18">
                       <a:extLst>
                         <a:ext uri="{28A0092B-C50C-407E-A947-70E740481C1C}">
-                          <a14:useLocalDpi xmlns:a14="http://schemas.microsoft.com/office/drawing/2010/main" xmlns:wps="http://schemas.microsoft.com/office/word/2010/wordprocessingShape" xmlns:wpi="http://schemas.microsoft.com/office/word/2010/wordprocessingInk" xmlns:wpg="http://schemas.microsoft.com/office/word/2010/wordprocessingGroup" xmlns:w16se="http://schemas.microsoft.com/office/word/2015/wordml/symex" xmlns:w15="http://schemas.microsoft.com/office/word/2012/wordml" xmlns:w14="http://schemas.microsoft.com/office/word/2010/wordml" xmlns:w="http://schemas.openxmlformats.org/wordprocessingml/2006/main" xmlns:w10="urn:schemas-microsoft-com:office:word" xmlns:wp14="http://schemas.microsoft.com/office/word/2010/wordprocessingDrawing" xmlns:v="urn:schemas-microsoft-com:vml" xmlns:o="urn:schemas-microsoft-com:office:office" xmlns:aink="http://schemas.microsoft.com/office/drawing/2016/ink" xmlns:mc="http://schemas.openxmlformats.org/markup-compatibility/2006" xmlns:cx8="http://schemas.microsoft.com/office/drawing/2016/5/14/chartex" xmlns:cx7="http://schemas.microsoft.com/office/drawing/2016/5/13/chartex" xmlns:cx6="http://schemas.microsoft.com/office/drawing/2016/5/12/chartex" xmlns:cx5="http://schemas.microsoft.com/office/drawing/2016/5/11/chartex" xmlns:cx4="http://schemas.microsoft.com/office/drawing/2016/5/10/chartex" xmlns:cx3="http://schemas.microsoft.com/office/drawing/2016/5/9/chartex" xmlns:cx2="http://schemas.microsoft.com/office/drawing/2015/10/21/chartex" xmlns:cx1="http://schemas.microsoft.com/office/drawing/2015/9/8/chartex" xmlns:cx="http://schemas.microsoft.com/office/drawing/2014/chartex" xmlns:wpc="http://schemas.microsoft.com/office/word/2010/wordprocessingCanvas" xmlns="" val="0"/>
+                          <a14:useLocalDpi xmlns="" xmlns:wpc="http://schemas.microsoft.com/office/word/2010/wordprocessingCanvas" xmlns:cx="http://schemas.microsoft.com/office/drawing/2014/chartex" xmlns:cx1="http://schemas.microsoft.com/office/drawing/2015/9/8/chartex" xmlns:cx2="http://schemas.microsoft.com/office/drawing/2015/10/21/chartex" xmlns:cx3="http://schemas.microsoft.com/office/drawing/2016/5/9/chartex" xmlns:cx4="http://schemas.microsoft.com/office/drawing/2016/5/10/chartex" xmlns:cx5="http://schemas.microsoft.com/office/drawing/2016/5/11/chartex" xmlns:cx6="http://schemas.microsoft.com/office/drawing/2016/5/12/chartex" xmlns:cx7="http://schemas.microsoft.com/office/drawing/2016/5/13/chartex" xmlns:cx8="http://schemas.microsoft.com/office/drawing/2016/5/14/chartex" xmlns:mc="http://schemas.openxmlformats.org/markup-compatibility/2006" xmlns:aink="http://schemas.microsoft.com/office/drawing/2016/ink" xmlns:o="urn:schemas-microsoft-com:office:office" xmlns:v="urn:schemas-microsoft-com:vml" xmlns:wp14="http://schemas.microsoft.com/office/word/2010/wordprocessingDrawing" xmlns:w10="urn:schemas-microsoft-com:office:word" xmlns:w="http://schemas.openxmlformats.org/wordprocessingml/2006/main" xmlns:w14="http://schemas.microsoft.com/office/word/2010/wordml" xmlns:w15="http://schemas.microsoft.com/office/word/2012/wordml" xmlns:w16se="http://schemas.microsoft.com/office/word/2015/wordml/symex" xmlns:wpg="http://schemas.microsoft.com/office/word/2010/wordprocessingGroup" xmlns:wpi="http://schemas.microsoft.com/office/word/2010/wordprocessingInk" xmlns:wps="http://schemas.microsoft.com/office/word/2010/wordprocessingShape" xmlns:a14="http://schemas.microsoft.com/office/drawing/2010/main" val="0"/>
                         </a:ext>
                       </a:extLst>
                     </a:blip>
@@ -43366,7 +43335,7 @@
                     <a:blip r:embed="rId18">
                       <a:extLst>
                         <a:ext uri="{28A0092B-C50C-407E-A947-70E740481C1C}">
-                          <a14:useLocalDpi xmlns:a14="http://schemas.microsoft.com/office/drawing/2010/main" xmlns:wps="http://schemas.microsoft.com/office/word/2010/wordprocessingShape" xmlns:wpi="http://schemas.microsoft.com/office/word/2010/wordprocessingInk" xmlns:wpg="http://schemas.microsoft.com/office/word/2010/wordprocessingGroup" xmlns:w16se="http://schemas.microsoft.com/office/word/2015/wordml/symex" xmlns:w15="http://schemas.microsoft.com/office/word/2012/wordml" xmlns:w14="http://schemas.microsoft.com/office/word/2010/wordml" xmlns:w="http://schemas.openxmlformats.org/wordprocessingml/2006/main" xmlns:w10="urn:schemas-microsoft-com:office:word" xmlns:wp14="http://schemas.microsoft.com/office/word/2010/wordprocessingDrawing" xmlns:v="urn:schemas-microsoft-com:vml" xmlns:o="urn:schemas-microsoft-com:office:office" xmlns:aink="http://schemas.microsoft.com/office/drawing/2016/ink" xmlns:mc="http://schemas.openxmlformats.org/markup-compatibility/2006" xmlns:cx8="http://schemas.microsoft.com/office/drawing/2016/5/14/chartex" xmlns:cx7="http://schemas.microsoft.com/office/drawing/2016/5/13/chartex" xmlns:cx6="http://schemas.microsoft.com/office/drawing/2016/5/12/chartex" xmlns:cx5="http://schemas.microsoft.com/office/drawing/2016/5/11/chartex" xmlns:cx4="http://schemas.microsoft.com/office/drawing/2016/5/10/chartex" xmlns:cx3="http://schemas.microsoft.com/office/drawing/2016/5/9/chartex" xmlns:cx2="http://schemas.microsoft.com/office/drawing/2015/10/21/chartex" xmlns:cx1="http://schemas.microsoft.com/office/drawing/2015/9/8/chartex" xmlns:cx="http://schemas.microsoft.com/office/drawing/2014/chartex" xmlns:wpc="http://schemas.microsoft.com/office/word/2010/wordprocessingCanvas" xmlns="" val="0"/>
+                          <a14:useLocalDpi xmlns="" xmlns:wpc="http://schemas.microsoft.com/office/word/2010/wordprocessingCanvas" xmlns:cx="http://schemas.microsoft.com/office/drawing/2014/chartex" xmlns:cx1="http://schemas.microsoft.com/office/drawing/2015/9/8/chartex" xmlns:cx2="http://schemas.microsoft.com/office/drawing/2015/10/21/chartex" xmlns:cx3="http://schemas.microsoft.com/office/drawing/2016/5/9/chartex" xmlns:cx4="http://schemas.microsoft.com/office/drawing/2016/5/10/chartex" xmlns:cx5="http://schemas.microsoft.com/office/drawing/2016/5/11/chartex" xmlns:cx6="http://schemas.microsoft.com/office/drawing/2016/5/12/chartex" xmlns:cx7="http://schemas.microsoft.com/office/drawing/2016/5/13/chartex" xmlns:cx8="http://schemas.microsoft.com/office/drawing/2016/5/14/chartex" xmlns:mc="http://schemas.openxmlformats.org/markup-compatibility/2006" xmlns:aink="http://schemas.microsoft.com/office/drawing/2016/ink" xmlns:o="urn:schemas-microsoft-com:office:office" xmlns:v="urn:schemas-microsoft-com:vml" xmlns:wp14="http://schemas.microsoft.com/office/word/2010/wordprocessingDrawing" xmlns:w10="urn:schemas-microsoft-com:office:word" xmlns:w="http://schemas.openxmlformats.org/wordprocessingml/2006/main" xmlns:w14="http://schemas.microsoft.com/office/word/2010/wordml" xmlns:w15="http://schemas.microsoft.com/office/word/2012/wordml" xmlns:w16se="http://schemas.microsoft.com/office/word/2015/wordml/symex" xmlns:wpg="http://schemas.microsoft.com/office/word/2010/wordprocessingGroup" xmlns:wpi="http://schemas.microsoft.com/office/word/2010/wordprocessingInk" xmlns:wps="http://schemas.microsoft.com/office/word/2010/wordprocessingShape" xmlns:a14="http://schemas.microsoft.com/office/drawing/2010/main" val="0"/>
                         </a:ext>
                       </a:extLst>
                     </a:blip>
@@ -44432,7 +44401,7 @@
                     <a:blip r:embed="rId18">
                       <a:extLst>
                         <a:ext uri="{28A0092B-C50C-407E-A947-70E740481C1C}">
-                          <a14:useLocalDpi xmlns:a14="http://schemas.microsoft.com/office/drawing/2010/main" xmlns:wps="http://schemas.microsoft.com/office/word/2010/wordprocessingShape" xmlns:wpi="http://schemas.microsoft.com/office/word/2010/wordprocessingInk" xmlns:wpg="http://schemas.microsoft.com/office/word/2010/wordprocessingGroup" xmlns:w16se="http://schemas.microsoft.com/office/word/2015/wordml/symex" xmlns:w15="http://schemas.microsoft.com/office/word/2012/wordml" xmlns:w14="http://schemas.microsoft.com/office/word/2010/wordml" xmlns:w="http://schemas.openxmlformats.org/wordprocessingml/2006/main" xmlns:w10="urn:schemas-microsoft-com:office:word" xmlns:wp14="http://schemas.microsoft.com/office/word/2010/wordprocessingDrawing" xmlns:v="urn:schemas-microsoft-com:vml" xmlns:o="urn:schemas-microsoft-com:office:office" xmlns:aink="http://schemas.microsoft.com/office/drawing/2016/ink" xmlns:mc="http://schemas.openxmlformats.org/markup-compatibility/2006" xmlns:cx8="http://schemas.microsoft.com/office/drawing/2016/5/14/chartex" xmlns:cx7="http://schemas.microsoft.com/office/drawing/2016/5/13/chartex" xmlns:cx6="http://schemas.microsoft.com/office/drawing/2016/5/12/chartex" xmlns:cx5="http://schemas.microsoft.com/office/drawing/2016/5/11/chartex" xmlns:cx4="http://schemas.microsoft.com/office/drawing/2016/5/10/chartex" xmlns:cx3="http://schemas.microsoft.com/office/drawing/2016/5/9/chartex" xmlns:cx2="http://schemas.microsoft.com/office/drawing/2015/10/21/chartex" xmlns:cx1="http://schemas.microsoft.com/office/drawing/2015/9/8/chartex" xmlns:cx="http://schemas.microsoft.com/office/drawing/2014/chartex" xmlns:wpc="http://schemas.microsoft.com/office/word/2010/wordprocessingCanvas" xmlns="" val="0"/>
+                          <a14:useLocalDpi xmlns="" xmlns:wpc="http://schemas.microsoft.com/office/word/2010/wordprocessingCanvas" xmlns:cx="http://schemas.microsoft.com/office/drawing/2014/chartex" xmlns:cx1="http://schemas.microsoft.com/office/drawing/2015/9/8/chartex" xmlns:cx2="http://schemas.microsoft.com/office/drawing/2015/10/21/chartex" xmlns:cx3="http://schemas.microsoft.com/office/drawing/2016/5/9/chartex" xmlns:cx4="http://schemas.microsoft.com/office/drawing/2016/5/10/chartex" xmlns:cx5="http://schemas.microsoft.com/office/drawing/2016/5/11/chartex" xmlns:cx6="http://schemas.microsoft.com/office/drawing/2016/5/12/chartex" xmlns:cx7="http://schemas.microsoft.com/office/drawing/2016/5/13/chartex" xmlns:cx8="http://schemas.microsoft.com/office/drawing/2016/5/14/chartex" xmlns:mc="http://schemas.openxmlformats.org/markup-compatibility/2006" xmlns:aink="http://schemas.microsoft.com/office/drawing/2016/ink" xmlns:o="urn:schemas-microsoft-com:office:office" xmlns:v="urn:schemas-microsoft-com:vml" xmlns:wp14="http://schemas.microsoft.com/office/word/2010/wordprocessingDrawing" xmlns:w10="urn:schemas-microsoft-com:office:word" xmlns:w="http://schemas.openxmlformats.org/wordprocessingml/2006/main" xmlns:w14="http://schemas.microsoft.com/office/word/2010/wordml" xmlns:w15="http://schemas.microsoft.com/office/word/2012/wordml" xmlns:w16se="http://schemas.microsoft.com/office/word/2015/wordml/symex" xmlns:wpg="http://schemas.microsoft.com/office/word/2010/wordprocessingGroup" xmlns:wpi="http://schemas.microsoft.com/office/word/2010/wordprocessingInk" xmlns:wps="http://schemas.microsoft.com/office/word/2010/wordprocessingShape" xmlns:a14="http://schemas.microsoft.com/office/drawing/2010/main" val="0"/>
                         </a:ext>
                       </a:extLst>
                     </a:blip>
@@ -45256,7 +45225,7 @@
                     <a:blip r:embed="rId18">
                       <a:extLst>
                         <a:ext uri="{28A0092B-C50C-407E-A947-70E740481C1C}">
-                          <a14:useLocalDpi xmlns:a14="http://schemas.microsoft.com/office/drawing/2010/main" xmlns:wps="http://schemas.microsoft.com/office/word/2010/wordprocessingShape" xmlns:wpi="http://schemas.microsoft.com/office/word/2010/wordprocessingInk" xmlns:wpg="http://schemas.microsoft.com/office/word/2010/wordprocessingGroup" xmlns:w16se="http://schemas.microsoft.com/office/word/2015/wordml/symex" xmlns:w15="http://schemas.microsoft.com/office/word/2012/wordml" xmlns:w14="http://schemas.microsoft.com/office/word/2010/wordml" xmlns:w="http://schemas.openxmlformats.org/wordprocessingml/2006/main" xmlns:w10="urn:schemas-microsoft-com:office:word" xmlns:wp14="http://schemas.microsoft.com/office/word/2010/wordprocessingDrawing" xmlns:v="urn:schemas-microsoft-com:vml" xmlns:o="urn:schemas-microsoft-com:office:office" xmlns:aink="http://schemas.microsoft.com/office/drawing/2016/ink" xmlns:mc="http://schemas.openxmlformats.org/markup-compatibility/2006" xmlns:cx8="http://schemas.microsoft.com/office/drawing/2016/5/14/chartex" xmlns:cx7="http://schemas.microsoft.com/office/drawing/2016/5/13/chartex" xmlns:cx6="http://schemas.microsoft.com/office/drawing/2016/5/12/chartex" xmlns:cx5="http://schemas.microsoft.com/office/drawing/2016/5/11/chartex" xmlns:cx4="http://schemas.microsoft.com/office/drawing/2016/5/10/chartex" xmlns:cx3="http://schemas.microsoft.com/office/drawing/2016/5/9/chartex" xmlns:cx2="http://schemas.microsoft.com/office/drawing/2015/10/21/chartex" xmlns:cx1="http://schemas.microsoft.com/office/drawing/2015/9/8/chartex" xmlns:cx="http://schemas.microsoft.com/office/drawing/2014/chartex" xmlns:wpc="http://schemas.microsoft.com/office/word/2010/wordprocessingCanvas" xmlns="" val="0"/>
+                          <a14:useLocalDpi xmlns="" xmlns:wpc="http://schemas.microsoft.com/office/word/2010/wordprocessingCanvas" xmlns:cx="http://schemas.microsoft.com/office/drawing/2014/chartex" xmlns:cx1="http://schemas.microsoft.com/office/drawing/2015/9/8/chartex" xmlns:cx2="http://schemas.microsoft.com/office/drawing/2015/10/21/chartex" xmlns:cx3="http://schemas.microsoft.com/office/drawing/2016/5/9/chartex" xmlns:cx4="http://schemas.microsoft.com/office/drawing/2016/5/10/chartex" xmlns:cx5="http://schemas.microsoft.com/office/drawing/2016/5/11/chartex" xmlns:cx6="http://schemas.microsoft.com/office/drawing/2016/5/12/chartex" xmlns:cx7="http://schemas.microsoft.com/office/drawing/2016/5/13/chartex" xmlns:cx8="http://schemas.microsoft.com/office/drawing/2016/5/14/chartex" xmlns:mc="http://schemas.openxmlformats.org/markup-compatibility/2006" xmlns:aink="http://schemas.microsoft.com/office/drawing/2016/ink" xmlns:o="urn:schemas-microsoft-com:office:office" xmlns:v="urn:schemas-microsoft-com:vml" xmlns:wp14="http://schemas.microsoft.com/office/word/2010/wordprocessingDrawing" xmlns:w10="urn:schemas-microsoft-com:office:word" xmlns:w="http://schemas.openxmlformats.org/wordprocessingml/2006/main" xmlns:w14="http://schemas.microsoft.com/office/word/2010/wordml" xmlns:w15="http://schemas.microsoft.com/office/word/2012/wordml" xmlns:w16se="http://schemas.microsoft.com/office/word/2015/wordml/symex" xmlns:wpg="http://schemas.microsoft.com/office/word/2010/wordprocessingGroup" xmlns:wpi="http://schemas.microsoft.com/office/word/2010/wordprocessingInk" xmlns:wps="http://schemas.microsoft.com/office/word/2010/wordprocessingShape" xmlns:a14="http://schemas.microsoft.com/office/drawing/2010/main" val="0"/>
                         </a:ext>
                       </a:extLst>
                     </a:blip>
@@ -46725,7 +46694,7 @@
                     <a:blip r:embed="rId18">
                       <a:extLst>
                         <a:ext uri="{28A0092B-C50C-407E-A947-70E740481C1C}">
-                          <a14:useLocalDpi xmlns:a14="http://schemas.microsoft.com/office/drawing/2010/main" xmlns:wps="http://schemas.microsoft.com/office/word/2010/wordprocessingShape" xmlns:wpi="http://schemas.microsoft.com/office/word/2010/wordprocessingInk" xmlns:wpg="http://schemas.microsoft.com/office/word/2010/wordprocessingGroup" xmlns:w16se="http://schemas.microsoft.com/office/word/2015/wordml/symex" xmlns:w15="http://schemas.microsoft.com/office/word/2012/wordml" xmlns:w14="http://schemas.microsoft.com/office/word/2010/wordml" xmlns:w="http://schemas.openxmlformats.org/wordprocessingml/2006/main" xmlns:w10="urn:schemas-microsoft-com:office:word" xmlns:wp14="http://schemas.microsoft.com/office/word/2010/wordprocessingDrawing" xmlns:v="urn:schemas-microsoft-com:vml" xmlns:o="urn:schemas-microsoft-com:office:office" xmlns:aink="http://schemas.microsoft.com/office/drawing/2016/ink" xmlns:mc="http://schemas.openxmlformats.org/markup-compatibility/2006" xmlns:cx8="http://schemas.microsoft.com/office/drawing/2016/5/14/chartex" xmlns:cx7="http://schemas.microsoft.com/office/drawing/2016/5/13/chartex" xmlns:cx6="http://schemas.microsoft.com/office/drawing/2016/5/12/chartex" xmlns:cx5="http://schemas.microsoft.com/office/drawing/2016/5/11/chartex" xmlns:cx4="http://schemas.microsoft.com/office/drawing/2016/5/10/chartex" xmlns:cx3="http://schemas.microsoft.com/office/drawing/2016/5/9/chartex" xmlns:cx2="http://schemas.microsoft.com/office/drawing/2015/10/21/chartex" xmlns:cx1="http://schemas.microsoft.com/office/drawing/2015/9/8/chartex" xmlns:cx="http://schemas.microsoft.com/office/drawing/2014/chartex" xmlns:wpc="http://schemas.microsoft.com/office/word/2010/wordprocessingCanvas" xmlns="" val="0"/>
+                          <a14:useLocalDpi xmlns="" xmlns:wpc="http://schemas.microsoft.com/office/word/2010/wordprocessingCanvas" xmlns:cx="http://schemas.microsoft.com/office/drawing/2014/chartex" xmlns:cx1="http://schemas.microsoft.com/office/drawing/2015/9/8/chartex" xmlns:cx2="http://schemas.microsoft.com/office/drawing/2015/10/21/chartex" xmlns:cx3="http://schemas.microsoft.com/office/drawing/2016/5/9/chartex" xmlns:cx4="http://schemas.microsoft.com/office/drawing/2016/5/10/chartex" xmlns:cx5="http://schemas.microsoft.com/office/drawing/2016/5/11/chartex" xmlns:cx6="http://schemas.microsoft.com/office/drawing/2016/5/12/chartex" xmlns:cx7="http://schemas.microsoft.com/office/drawing/2016/5/13/chartex" xmlns:cx8="http://schemas.microsoft.com/office/drawing/2016/5/14/chartex" xmlns:mc="http://schemas.openxmlformats.org/markup-compatibility/2006" xmlns:aink="http://schemas.microsoft.com/office/drawing/2016/ink" xmlns:o="urn:schemas-microsoft-com:office:office" xmlns:v="urn:schemas-microsoft-com:vml" xmlns:wp14="http://schemas.microsoft.com/office/word/2010/wordprocessingDrawing" xmlns:w10="urn:schemas-microsoft-com:office:word" xmlns:w="http://schemas.openxmlformats.org/wordprocessingml/2006/main" xmlns:w14="http://schemas.microsoft.com/office/word/2010/wordml" xmlns:w15="http://schemas.microsoft.com/office/word/2012/wordml" xmlns:w16se="http://schemas.microsoft.com/office/word/2015/wordml/symex" xmlns:wpg="http://schemas.microsoft.com/office/word/2010/wordprocessingGroup" xmlns:wpi="http://schemas.microsoft.com/office/word/2010/wordprocessingInk" xmlns:wps="http://schemas.microsoft.com/office/word/2010/wordprocessingShape" xmlns:a14="http://schemas.microsoft.com/office/drawing/2010/main" val="0"/>
                         </a:ext>
                       </a:extLst>
                     </a:blip>
@@ -47087,7 +47056,7 @@
                     <a:blip r:embed="rId18">
                       <a:extLst>
                         <a:ext uri="{28A0092B-C50C-407E-A947-70E740481C1C}">
-                          <a14:useLocalDpi xmlns:a14="http://schemas.microsoft.com/office/drawing/2010/main" xmlns:wps="http://schemas.microsoft.com/office/word/2010/wordprocessingShape" xmlns:wpi="http://schemas.microsoft.com/office/word/2010/wordprocessingInk" xmlns:wpg="http://schemas.microsoft.com/office/word/2010/wordprocessingGroup" xmlns:w16se="http://schemas.microsoft.com/office/word/2015/wordml/symex" xmlns:w15="http://schemas.microsoft.com/office/word/2012/wordml" xmlns:w14="http://schemas.microsoft.com/office/word/2010/wordml" xmlns:w="http://schemas.openxmlformats.org/wordprocessingml/2006/main" xmlns:w10="urn:schemas-microsoft-com:office:word" xmlns:wp14="http://schemas.microsoft.com/office/word/2010/wordprocessingDrawing" xmlns:v="urn:schemas-microsoft-com:vml" xmlns:o="urn:schemas-microsoft-com:office:office" xmlns:aink="http://schemas.microsoft.com/office/drawing/2016/ink" xmlns:mc="http://schemas.openxmlformats.org/markup-compatibility/2006" xmlns:cx8="http://schemas.microsoft.com/office/drawing/2016/5/14/chartex" xmlns:cx7="http://schemas.microsoft.com/office/drawing/2016/5/13/chartex" xmlns:cx6="http://schemas.microsoft.com/office/drawing/2016/5/12/chartex" xmlns:cx5="http://schemas.microsoft.com/office/drawing/2016/5/11/chartex" xmlns:cx4="http://schemas.microsoft.com/office/drawing/2016/5/10/chartex" xmlns:cx3="http://schemas.microsoft.com/office/drawing/2016/5/9/chartex" xmlns:cx2="http://schemas.microsoft.com/office/drawing/2015/10/21/chartex" xmlns:cx1="http://schemas.microsoft.com/office/drawing/2015/9/8/chartex" xmlns:cx="http://schemas.microsoft.com/office/drawing/2014/chartex" xmlns:wpc="http://schemas.microsoft.com/office/word/2010/wordprocessingCanvas" xmlns="" val="0"/>
+                          <a14:useLocalDpi xmlns="" xmlns:wpc="http://schemas.microsoft.com/office/word/2010/wordprocessingCanvas" xmlns:cx="http://schemas.microsoft.com/office/drawing/2014/chartex" xmlns:cx1="http://schemas.microsoft.com/office/drawing/2015/9/8/chartex" xmlns:cx2="http://schemas.microsoft.com/office/drawing/2015/10/21/chartex" xmlns:cx3="http://schemas.microsoft.com/office/drawing/2016/5/9/chartex" xmlns:cx4="http://schemas.microsoft.com/office/drawing/2016/5/10/chartex" xmlns:cx5="http://schemas.microsoft.com/office/drawing/2016/5/11/chartex" xmlns:cx6="http://schemas.microsoft.com/office/drawing/2016/5/12/chartex" xmlns:cx7="http://schemas.microsoft.com/office/drawing/2016/5/13/chartex" xmlns:cx8="http://schemas.microsoft.com/office/drawing/2016/5/14/chartex" xmlns:mc="http://schemas.openxmlformats.org/markup-compatibility/2006" xmlns:aink="http://schemas.microsoft.com/office/drawing/2016/ink" xmlns:o="urn:schemas-microsoft-com:office:office" xmlns:v="urn:schemas-microsoft-com:vml" xmlns:wp14="http://schemas.microsoft.com/office/word/2010/wordprocessingDrawing" xmlns:w10="urn:schemas-microsoft-com:office:word" xmlns:w="http://schemas.openxmlformats.org/wordprocessingml/2006/main" xmlns:w14="http://schemas.microsoft.com/office/word/2010/wordml" xmlns:w15="http://schemas.microsoft.com/office/word/2012/wordml" xmlns:w16se="http://schemas.microsoft.com/office/word/2015/wordml/symex" xmlns:wpg="http://schemas.microsoft.com/office/word/2010/wordprocessingGroup" xmlns:wpi="http://schemas.microsoft.com/office/word/2010/wordprocessingInk" xmlns:wps="http://schemas.microsoft.com/office/word/2010/wordprocessingShape" xmlns:a14="http://schemas.microsoft.com/office/drawing/2010/main" val="0"/>
                         </a:ext>
                       </a:extLst>
                     </a:blip>
@@ -47513,7 +47482,7 @@
                     <a:blip r:embed="rId18">
                       <a:extLst>
                         <a:ext uri="{28A0092B-C50C-407E-A947-70E740481C1C}">
-                          <a14:useLocalDpi xmlns:a14="http://schemas.microsoft.com/office/drawing/2010/main" xmlns:wps="http://schemas.microsoft.com/office/word/2010/wordprocessingShape" xmlns:wpi="http://schemas.microsoft.com/office/word/2010/wordprocessingInk" xmlns:wpg="http://schemas.microsoft.com/office/word/2010/wordprocessingGroup" xmlns:w16se="http://schemas.microsoft.com/office/word/2015/wordml/symex" xmlns:w15="http://schemas.microsoft.com/office/word/2012/wordml" xmlns:w14="http://schemas.microsoft.com/office/word/2010/wordml" xmlns:w="http://schemas.openxmlformats.org/wordprocessingml/2006/main" xmlns:w10="urn:schemas-microsoft-com:office:word" xmlns:wp14="http://schemas.microsoft.com/office/word/2010/wordprocessingDrawing" xmlns:v="urn:schemas-microsoft-com:vml" xmlns:o="urn:schemas-microsoft-com:office:office" xmlns:aink="http://schemas.microsoft.com/office/drawing/2016/ink" xmlns:mc="http://schemas.openxmlformats.org/markup-compatibility/2006" xmlns:cx8="http://schemas.microsoft.com/office/drawing/2016/5/14/chartex" xmlns:cx7="http://schemas.microsoft.com/office/drawing/2016/5/13/chartex" xmlns:cx6="http://schemas.microsoft.com/office/drawing/2016/5/12/chartex" xmlns:cx5="http://schemas.microsoft.com/office/drawing/2016/5/11/chartex" xmlns:cx4="http://schemas.microsoft.com/office/drawing/2016/5/10/chartex" xmlns:cx3="http://schemas.microsoft.com/office/drawing/2016/5/9/chartex" xmlns:cx2="http://schemas.microsoft.com/office/drawing/2015/10/21/chartex" xmlns:cx1="http://schemas.microsoft.com/office/drawing/2015/9/8/chartex" xmlns:cx="http://schemas.microsoft.com/office/drawing/2014/chartex" xmlns:wpc="http://schemas.microsoft.com/office/word/2010/wordprocessingCanvas" xmlns="" val="0"/>
+                          <a14:useLocalDpi xmlns="" xmlns:wpc="http://schemas.microsoft.com/office/word/2010/wordprocessingCanvas" xmlns:cx="http://schemas.microsoft.com/office/drawing/2014/chartex" xmlns:cx1="http://schemas.microsoft.com/office/drawing/2015/9/8/chartex" xmlns:cx2="http://schemas.microsoft.com/office/drawing/2015/10/21/chartex" xmlns:cx3="http://schemas.microsoft.com/office/drawing/2016/5/9/chartex" xmlns:cx4="http://schemas.microsoft.com/office/drawing/2016/5/10/chartex" xmlns:cx5="http://schemas.microsoft.com/office/drawing/2016/5/11/chartex" xmlns:cx6="http://schemas.microsoft.com/office/drawing/2016/5/12/chartex" xmlns:cx7="http://schemas.microsoft.com/office/drawing/2016/5/13/chartex" xmlns:cx8="http://schemas.microsoft.com/office/drawing/2016/5/14/chartex" xmlns:mc="http://schemas.openxmlformats.org/markup-compatibility/2006" xmlns:aink="http://schemas.microsoft.com/office/drawing/2016/ink" xmlns:o="urn:schemas-microsoft-com:office:office" xmlns:v="urn:schemas-microsoft-com:vml" xmlns:wp14="http://schemas.microsoft.com/office/word/2010/wordprocessingDrawing" xmlns:w10="urn:schemas-microsoft-com:office:word" xmlns:w="http://schemas.openxmlformats.org/wordprocessingml/2006/main" xmlns:w14="http://schemas.microsoft.com/office/word/2010/wordml" xmlns:w15="http://schemas.microsoft.com/office/word/2012/wordml" xmlns:w16se="http://schemas.microsoft.com/office/word/2015/wordml/symex" xmlns:wpg="http://schemas.microsoft.com/office/word/2010/wordprocessingGroup" xmlns:wpi="http://schemas.microsoft.com/office/word/2010/wordprocessingInk" xmlns:wps="http://schemas.microsoft.com/office/word/2010/wordprocessingShape" xmlns:a14="http://schemas.microsoft.com/office/drawing/2010/main" val="0"/>
                         </a:ext>
                       </a:extLst>
                     </a:blip>
@@ -48027,7 +47996,7 @@
                     <a:blip r:embed="rId18">
                       <a:extLst>
                         <a:ext uri="{28A0092B-C50C-407E-A947-70E740481C1C}">
-                          <a14:useLocalDpi xmlns:a14="http://schemas.microsoft.com/office/drawing/2010/main" xmlns:wps="http://schemas.microsoft.com/office/word/2010/wordprocessingShape" xmlns:wpi="http://schemas.microsoft.com/office/word/2010/wordprocessingInk" xmlns:wpg="http://schemas.microsoft.com/office/word/2010/wordprocessingGroup" xmlns:w16se="http://schemas.microsoft.com/office/word/2015/wordml/symex" xmlns:w15="http://schemas.microsoft.com/office/word/2012/wordml" xmlns:w14="http://schemas.microsoft.com/office/word/2010/wordml" xmlns:w="http://schemas.openxmlformats.org/wordprocessingml/2006/main" xmlns:w10="urn:schemas-microsoft-com:office:word" xmlns:wp14="http://schemas.microsoft.com/office/word/2010/wordprocessingDrawing" xmlns:v="urn:schemas-microsoft-com:vml" xmlns:o="urn:schemas-microsoft-com:office:office" xmlns:aink="http://schemas.microsoft.com/office/drawing/2016/ink" xmlns:mc="http://schemas.openxmlformats.org/markup-compatibility/2006" xmlns:cx8="http://schemas.microsoft.com/office/drawing/2016/5/14/chartex" xmlns:cx7="http://schemas.microsoft.com/office/drawing/2016/5/13/chartex" xmlns:cx6="http://schemas.microsoft.com/office/drawing/2016/5/12/chartex" xmlns:cx5="http://schemas.microsoft.com/office/drawing/2016/5/11/chartex" xmlns:cx4="http://schemas.microsoft.com/office/drawing/2016/5/10/chartex" xmlns:cx3="http://schemas.microsoft.com/office/drawing/2016/5/9/chartex" xmlns:cx2="http://schemas.microsoft.com/office/drawing/2015/10/21/chartex" xmlns:cx1="http://schemas.microsoft.com/office/drawing/2015/9/8/chartex" xmlns:cx="http://schemas.microsoft.com/office/drawing/2014/chartex" xmlns:wpc="http://schemas.microsoft.com/office/word/2010/wordprocessingCanvas" xmlns="" val="0"/>
+                          <a14:useLocalDpi xmlns="" xmlns:wpc="http://schemas.microsoft.com/office/word/2010/wordprocessingCanvas" xmlns:cx="http://schemas.microsoft.com/office/drawing/2014/chartex" xmlns:cx1="http://schemas.microsoft.com/office/drawing/2015/9/8/chartex" xmlns:cx2="http://schemas.microsoft.com/office/drawing/2015/10/21/chartex" xmlns:cx3="http://schemas.microsoft.com/office/drawing/2016/5/9/chartex" xmlns:cx4="http://schemas.microsoft.com/office/drawing/2016/5/10/chartex" xmlns:cx5="http://schemas.microsoft.com/office/drawing/2016/5/11/chartex" xmlns:cx6="http://schemas.microsoft.com/office/drawing/2016/5/12/chartex" xmlns:cx7="http://schemas.microsoft.com/office/drawing/2016/5/13/chartex" xmlns:cx8="http://schemas.microsoft.com/office/drawing/2016/5/14/chartex" xmlns:mc="http://schemas.openxmlformats.org/markup-compatibility/2006" xmlns:aink="http://schemas.microsoft.com/office/drawing/2016/ink" xmlns:o="urn:schemas-microsoft-com:office:office" xmlns:v="urn:schemas-microsoft-com:vml" xmlns:wp14="http://schemas.microsoft.com/office/word/2010/wordprocessingDrawing" xmlns:w10="urn:schemas-microsoft-com:office:word" xmlns:w="http://schemas.openxmlformats.org/wordprocessingml/2006/main" xmlns:w14="http://schemas.microsoft.com/office/word/2010/wordml" xmlns:w15="http://schemas.microsoft.com/office/word/2012/wordml" xmlns:w16se="http://schemas.microsoft.com/office/word/2015/wordml/symex" xmlns:wpg="http://schemas.microsoft.com/office/word/2010/wordprocessingGroup" xmlns:wpi="http://schemas.microsoft.com/office/word/2010/wordprocessingInk" xmlns:wps="http://schemas.microsoft.com/office/word/2010/wordprocessingShape" xmlns:a14="http://schemas.microsoft.com/office/drawing/2010/main" val="0"/>
                         </a:ext>
                       </a:extLst>
                     </a:blip>
@@ -48235,7 +48204,7 @@
                     <a:blip r:embed="rId18">
                       <a:extLst>
                         <a:ext uri="{28A0092B-C50C-407E-A947-70E740481C1C}">
-                          <a14:useLocalDpi xmlns:a14="http://schemas.microsoft.com/office/drawing/2010/main" xmlns:wps="http://schemas.microsoft.com/office/word/2010/wordprocessingShape" xmlns:wpi="http://schemas.microsoft.com/office/word/2010/wordprocessingInk" xmlns:wpg="http://schemas.microsoft.com/office/word/2010/wordprocessingGroup" xmlns:w16se="http://schemas.microsoft.com/office/word/2015/wordml/symex" xmlns:w15="http://schemas.microsoft.com/office/word/2012/wordml" xmlns:w14="http://schemas.microsoft.com/office/word/2010/wordml" xmlns:w="http://schemas.openxmlformats.org/wordprocessingml/2006/main" xmlns:w10="urn:schemas-microsoft-com:office:word" xmlns:wp14="http://schemas.microsoft.com/office/word/2010/wordprocessingDrawing" xmlns:v="urn:schemas-microsoft-com:vml" xmlns:o="urn:schemas-microsoft-com:office:office" xmlns:aink="http://schemas.microsoft.com/office/drawing/2016/ink" xmlns:mc="http://schemas.openxmlformats.org/markup-compatibility/2006" xmlns:cx8="http://schemas.microsoft.com/office/drawing/2016/5/14/chartex" xmlns:cx7="http://schemas.microsoft.com/office/drawing/2016/5/13/chartex" xmlns:cx6="http://schemas.microsoft.com/office/drawing/2016/5/12/chartex" xmlns:cx5="http://schemas.microsoft.com/office/drawing/2016/5/11/chartex" xmlns:cx4="http://schemas.microsoft.com/office/drawing/2016/5/10/chartex" xmlns:cx3="http://schemas.microsoft.com/office/drawing/2016/5/9/chartex" xmlns:cx2="http://schemas.microsoft.com/office/drawing/2015/10/21/chartex" xmlns:cx1="http://schemas.microsoft.com/office/drawing/2015/9/8/chartex" xmlns:cx="http://schemas.microsoft.com/office/drawing/2014/chartex" xmlns:wpc="http://schemas.microsoft.com/office/word/2010/wordprocessingCanvas" xmlns="" val="0"/>
+                          <a14:useLocalDpi xmlns="" xmlns:wpc="http://schemas.microsoft.com/office/word/2010/wordprocessingCanvas" xmlns:cx="http://schemas.microsoft.com/office/drawing/2014/chartex" xmlns:cx1="http://schemas.microsoft.com/office/drawing/2015/9/8/chartex" xmlns:cx2="http://schemas.microsoft.com/office/drawing/2015/10/21/chartex" xmlns:cx3="http://schemas.microsoft.com/office/drawing/2016/5/9/chartex" xmlns:cx4="http://schemas.microsoft.com/office/drawing/2016/5/10/chartex" xmlns:cx5="http://schemas.microsoft.com/office/drawing/2016/5/11/chartex" xmlns:cx6="http://schemas.microsoft.com/office/drawing/2016/5/12/chartex" xmlns:cx7="http://schemas.microsoft.com/office/drawing/2016/5/13/chartex" xmlns:cx8="http://schemas.microsoft.com/office/drawing/2016/5/14/chartex" xmlns:mc="http://schemas.openxmlformats.org/markup-compatibility/2006" xmlns:aink="http://schemas.microsoft.com/office/drawing/2016/ink" xmlns:o="urn:schemas-microsoft-com:office:office" xmlns:v="urn:schemas-microsoft-com:vml" xmlns:wp14="http://schemas.microsoft.com/office/word/2010/wordprocessingDrawing" xmlns:w10="urn:schemas-microsoft-com:office:word" xmlns:w="http://schemas.openxmlformats.org/wordprocessingml/2006/main" xmlns:w14="http://schemas.microsoft.com/office/word/2010/wordml" xmlns:w15="http://schemas.microsoft.com/office/word/2012/wordml" xmlns:w16se="http://schemas.microsoft.com/office/word/2015/wordml/symex" xmlns:wpg="http://schemas.microsoft.com/office/word/2010/wordprocessingGroup" xmlns:wpi="http://schemas.microsoft.com/office/word/2010/wordprocessingInk" xmlns:wps="http://schemas.microsoft.com/office/word/2010/wordprocessingShape" xmlns:a14="http://schemas.microsoft.com/office/drawing/2010/main" val="0"/>
                         </a:ext>
                       </a:extLst>
                     </a:blip>
@@ -49267,7 +49236,7 @@
                     <a:blip r:embed="rId18">
                       <a:extLst>
                         <a:ext uri="{28A0092B-C50C-407E-A947-70E740481C1C}">
-                          <a14:useLocalDpi xmlns:a14="http://schemas.microsoft.com/office/drawing/2010/main" xmlns:wps="http://schemas.microsoft.com/office/word/2010/wordprocessingShape" xmlns:wpi="http://schemas.microsoft.com/office/word/2010/wordprocessingInk" xmlns:wpg="http://schemas.microsoft.com/office/word/2010/wordprocessingGroup" xmlns:w16se="http://schemas.microsoft.com/office/word/2015/wordml/symex" xmlns:w15="http://schemas.microsoft.com/office/word/2012/wordml" xmlns:w14="http://schemas.microsoft.com/office/word/2010/wordml" xmlns:w="http://schemas.openxmlformats.org/wordprocessingml/2006/main" xmlns:w10="urn:schemas-microsoft-com:office:word" xmlns:wp14="http://schemas.microsoft.com/office/word/2010/wordprocessingDrawing" xmlns:v="urn:schemas-microsoft-com:vml" xmlns:o="urn:schemas-microsoft-com:office:office" xmlns:aink="http://schemas.microsoft.com/office/drawing/2016/ink" xmlns:mc="http://schemas.openxmlformats.org/markup-compatibility/2006" xmlns:cx8="http://schemas.microsoft.com/office/drawing/2016/5/14/chartex" xmlns:cx7="http://schemas.microsoft.com/office/drawing/2016/5/13/chartex" xmlns:cx6="http://schemas.microsoft.com/office/drawing/2016/5/12/chartex" xmlns:cx5="http://schemas.microsoft.com/office/drawing/2016/5/11/chartex" xmlns:cx4="http://schemas.microsoft.com/office/drawing/2016/5/10/chartex" xmlns:cx3="http://schemas.microsoft.com/office/drawing/2016/5/9/chartex" xmlns:cx2="http://schemas.microsoft.com/office/drawing/2015/10/21/chartex" xmlns:cx1="http://schemas.microsoft.com/office/drawing/2015/9/8/chartex" xmlns:cx="http://schemas.microsoft.com/office/drawing/2014/chartex" xmlns:wpc="http://schemas.microsoft.com/office/word/2010/wordprocessingCanvas" xmlns="" val="0"/>
+                          <a14:useLocalDpi xmlns="" xmlns:wpc="http://schemas.microsoft.com/office/word/2010/wordprocessingCanvas" xmlns:cx="http://schemas.microsoft.com/office/drawing/2014/chartex" xmlns:cx1="http://schemas.microsoft.com/office/drawing/2015/9/8/chartex" xmlns:cx2="http://schemas.microsoft.com/office/drawing/2015/10/21/chartex" xmlns:cx3="http://schemas.microsoft.com/office/drawing/2016/5/9/chartex" xmlns:cx4="http://schemas.microsoft.com/office/drawing/2016/5/10/chartex" xmlns:cx5="http://schemas.microsoft.com/office/drawing/2016/5/11/chartex" xmlns:cx6="http://schemas.microsoft.com/office/drawing/2016/5/12/chartex" xmlns:cx7="http://schemas.microsoft.com/office/drawing/2016/5/13/chartex" xmlns:cx8="http://schemas.microsoft.com/office/drawing/2016/5/14/chartex" xmlns:mc="http://schemas.openxmlformats.org/markup-compatibility/2006" xmlns:aink="http://schemas.microsoft.com/office/drawing/2016/ink" xmlns:o="urn:schemas-microsoft-com:office:office" xmlns:v="urn:schemas-microsoft-com:vml" xmlns:wp14="http://schemas.microsoft.com/office/word/2010/wordprocessingDrawing" xmlns:w10="urn:schemas-microsoft-com:office:word" xmlns:w="http://schemas.openxmlformats.org/wordprocessingml/2006/main" xmlns:w14="http://schemas.microsoft.com/office/word/2010/wordml" xmlns:w15="http://schemas.microsoft.com/office/word/2012/wordml" xmlns:w16se="http://schemas.microsoft.com/office/word/2015/wordml/symex" xmlns:wpg="http://schemas.microsoft.com/office/word/2010/wordprocessingGroup" xmlns:wpi="http://schemas.microsoft.com/office/word/2010/wordprocessingInk" xmlns:wps="http://schemas.microsoft.com/office/word/2010/wordprocessingShape" xmlns:a14="http://schemas.microsoft.com/office/drawing/2010/main" val="0"/>
                         </a:ext>
                       </a:extLst>
                     </a:blip>
@@ -49806,7 +49775,7 @@
                     <a:blip r:embed="rId18">
                       <a:extLst>
                         <a:ext uri="{28A0092B-C50C-407E-A947-70E740481C1C}">
-                          <a14:useLocalDpi xmlns:a14="http://schemas.microsoft.com/office/drawing/2010/main" xmlns:wps="http://schemas.microsoft.com/office/word/2010/wordprocessingShape" xmlns:wpi="http://schemas.microsoft.com/office/word/2010/wordprocessingInk" xmlns:wpg="http://schemas.microsoft.com/office/word/2010/wordprocessingGroup" xmlns:w16se="http://schemas.microsoft.com/office/word/2015/wordml/symex" xmlns:w15="http://schemas.microsoft.com/office/word/2012/wordml" xmlns:w14="http://schemas.microsoft.com/office/word/2010/wordml" xmlns:w="http://schemas.openxmlformats.org/wordprocessingml/2006/main" xmlns:w10="urn:schemas-microsoft-com:office:word" xmlns:wp14="http://schemas.microsoft.com/office/word/2010/wordprocessingDrawing" xmlns:v="urn:schemas-microsoft-com:vml" xmlns:o="urn:schemas-microsoft-com:office:office" xmlns:aink="http://schemas.microsoft.com/office/drawing/2016/ink" xmlns:mc="http://schemas.openxmlformats.org/markup-compatibility/2006" xmlns:cx8="http://schemas.microsoft.com/office/drawing/2016/5/14/chartex" xmlns:cx7="http://schemas.microsoft.com/office/drawing/2016/5/13/chartex" xmlns:cx6="http://schemas.microsoft.com/office/drawing/2016/5/12/chartex" xmlns:cx5="http://schemas.microsoft.com/office/drawing/2016/5/11/chartex" xmlns:cx4="http://schemas.microsoft.com/office/drawing/2016/5/10/chartex" xmlns:cx3="http://schemas.microsoft.com/office/drawing/2016/5/9/chartex" xmlns:cx2="http://schemas.microsoft.com/office/drawing/2015/10/21/chartex" xmlns:cx1="http://schemas.microsoft.com/office/drawing/2015/9/8/chartex" xmlns:cx="http://schemas.microsoft.com/office/drawing/2014/chartex" xmlns:wpc="http://schemas.microsoft.com/office/word/2010/wordprocessingCanvas" xmlns="" val="0"/>
+                          <a14:useLocalDpi xmlns="" xmlns:wpc="http://schemas.microsoft.com/office/word/2010/wordprocessingCanvas" xmlns:cx="http://schemas.microsoft.com/office/drawing/2014/chartex" xmlns:cx1="http://schemas.microsoft.com/office/drawing/2015/9/8/chartex" xmlns:cx2="http://schemas.microsoft.com/office/drawing/2015/10/21/chartex" xmlns:cx3="http://schemas.microsoft.com/office/drawing/2016/5/9/chartex" xmlns:cx4="http://schemas.microsoft.com/office/drawing/2016/5/10/chartex" xmlns:cx5="http://schemas.microsoft.com/office/drawing/2016/5/11/chartex" xmlns:cx6="http://schemas.microsoft.com/office/drawing/2016/5/12/chartex" xmlns:cx7="http://schemas.microsoft.com/office/drawing/2016/5/13/chartex" xmlns:cx8="http://schemas.microsoft.com/office/drawing/2016/5/14/chartex" xmlns:mc="http://schemas.openxmlformats.org/markup-compatibility/2006" xmlns:aink="http://schemas.microsoft.com/office/drawing/2016/ink" xmlns:o="urn:schemas-microsoft-com:office:office" xmlns:v="urn:schemas-microsoft-com:vml" xmlns:wp14="http://schemas.microsoft.com/office/word/2010/wordprocessingDrawing" xmlns:w10="urn:schemas-microsoft-com:office:word" xmlns:w="http://schemas.openxmlformats.org/wordprocessingml/2006/main" xmlns:w14="http://schemas.microsoft.com/office/word/2010/wordml" xmlns:w15="http://schemas.microsoft.com/office/word/2012/wordml" xmlns:w16se="http://schemas.microsoft.com/office/word/2015/wordml/symex" xmlns:wpg="http://schemas.microsoft.com/office/word/2010/wordprocessingGroup" xmlns:wpi="http://schemas.microsoft.com/office/word/2010/wordprocessingInk" xmlns:wps="http://schemas.microsoft.com/office/word/2010/wordprocessingShape" xmlns:a14="http://schemas.microsoft.com/office/drawing/2010/main" val="0"/>
                         </a:ext>
                       </a:extLst>
                     </a:blip>
@@ -50006,7 +49975,7 @@
                     <a:blip r:embed="rId18">
                       <a:extLst>
                         <a:ext uri="{28A0092B-C50C-407E-A947-70E740481C1C}">
-                          <a14:useLocalDpi xmlns:a14="http://schemas.microsoft.com/office/drawing/2010/main" xmlns:wps="http://schemas.microsoft.com/office/word/2010/wordprocessingShape" xmlns:wpi="http://schemas.microsoft.com/office/word/2010/wordprocessingInk" xmlns:wpg="http://schemas.microsoft.com/office/word/2010/wordprocessingGroup" xmlns:w16se="http://schemas.microsoft.com/office/word/2015/wordml/symex" xmlns:w15="http://schemas.microsoft.com/office/word/2012/wordml" xmlns:w14="http://schemas.microsoft.com/office/word/2010/wordml" xmlns:w="http://schemas.openxmlformats.org/wordprocessingml/2006/main" xmlns:w10="urn:schemas-microsoft-com:office:word" xmlns:wp14="http://schemas.microsoft.com/office/word/2010/wordprocessingDrawing" xmlns:v="urn:schemas-microsoft-com:vml" xmlns:o="urn:schemas-microsoft-com:office:office" xmlns:aink="http://schemas.microsoft.com/office/drawing/2016/ink" xmlns:mc="http://schemas.openxmlformats.org/markup-compatibility/2006" xmlns:cx8="http://schemas.microsoft.com/office/drawing/2016/5/14/chartex" xmlns:cx7="http://schemas.microsoft.com/office/drawing/2016/5/13/chartex" xmlns:cx6="http://schemas.microsoft.com/office/drawing/2016/5/12/chartex" xmlns:cx5="http://schemas.microsoft.com/office/drawing/2016/5/11/chartex" xmlns:cx4="http://schemas.microsoft.com/office/drawing/2016/5/10/chartex" xmlns:cx3="http://schemas.microsoft.com/office/drawing/2016/5/9/chartex" xmlns:cx2="http://schemas.microsoft.com/office/drawing/2015/10/21/chartex" xmlns:cx1="http://schemas.microsoft.com/office/drawing/2015/9/8/chartex" xmlns:cx="http://schemas.microsoft.com/office/drawing/2014/chartex" xmlns:wpc="http://schemas.microsoft.com/office/word/2010/wordprocessingCanvas" xmlns="" val="0"/>
+                          <a14:useLocalDpi xmlns="" xmlns:wpc="http://schemas.microsoft.com/office/word/2010/wordprocessingCanvas" xmlns:cx="http://schemas.microsoft.com/office/drawing/2014/chartex" xmlns:cx1="http://schemas.microsoft.com/office/drawing/2015/9/8/chartex" xmlns:cx2="http://schemas.microsoft.com/office/drawing/2015/10/21/chartex" xmlns:cx3="http://schemas.microsoft.com/office/drawing/2016/5/9/chartex" xmlns:cx4="http://schemas.microsoft.com/office/drawing/2016/5/10/chartex" xmlns:cx5="http://schemas.microsoft.com/office/drawing/2016/5/11/chartex" xmlns:cx6="http://schemas.microsoft.com/office/drawing/2016/5/12/chartex" xmlns:cx7="http://schemas.microsoft.com/office/drawing/2016/5/13/chartex" xmlns:cx8="http://schemas.microsoft.com/office/drawing/2016/5/14/chartex" xmlns:mc="http://schemas.openxmlformats.org/markup-compatibility/2006" xmlns:aink="http://schemas.microsoft.com/office/drawing/2016/ink" xmlns:o="urn:schemas-microsoft-com:office:office" xmlns:v="urn:schemas-microsoft-com:vml" xmlns:wp14="http://schemas.microsoft.com/office/word/2010/wordprocessingDrawing" xmlns:w10="urn:schemas-microsoft-com:office:word" xmlns:w="http://schemas.openxmlformats.org/wordprocessingml/2006/main" xmlns:w14="http://schemas.microsoft.com/office/word/2010/wordml" xmlns:w15="http://schemas.microsoft.com/office/word/2012/wordml" xmlns:w16se="http://schemas.microsoft.com/office/word/2015/wordml/symex" xmlns:wpg="http://schemas.microsoft.com/office/word/2010/wordprocessingGroup" xmlns:wpi="http://schemas.microsoft.com/office/word/2010/wordprocessingInk" xmlns:wps="http://schemas.microsoft.com/office/word/2010/wordprocessingShape" xmlns:a14="http://schemas.microsoft.com/office/drawing/2010/main" val="0"/>
                         </a:ext>
                       </a:extLst>
                     </a:blip>
@@ -50175,7 +50144,7 @@
                     <a:blip r:embed="rId18">
                       <a:extLst>
                         <a:ext uri="{28A0092B-C50C-407E-A947-70E740481C1C}">
-                          <a14:useLocalDpi xmlns:a14="http://schemas.microsoft.com/office/drawing/2010/main" xmlns:wps="http://schemas.microsoft.com/office/word/2010/wordprocessingShape" xmlns:wpi="http://schemas.microsoft.com/office/word/2010/wordprocessingInk" xmlns:wpg="http://schemas.microsoft.com/office/word/2010/wordprocessingGroup" xmlns:w16se="http://schemas.microsoft.com/office/word/2015/wordml/symex" xmlns:w15="http://schemas.microsoft.com/office/word/2012/wordml" xmlns:w14="http://schemas.microsoft.com/office/word/2010/wordml" xmlns:w="http://schemas.openxmlformats.org/wordprocessingml/2006/main" xmlns:w10="urn:schemas-microsoft-com:office:word" xmlns:wp14="http://schemas.microsoft.com/office/word/2010/wordprocessingDrawing" xmlns:v="urn:schemas-microsoft-com:vml" xmlns:o="urn:schemas-microsoft-com:office:office" xmlns:aink="http://schemas.microsoft.com/office/drawing/2016/ink" xmlns:mc="http://schemas.openxmlformats.org/markup-compatibility/2006" xmlns:cx8="http://schemas.microsoft.com/office/drawing/2016/5/14/chartex" xmlns:cx7="http://schemas.microsoft.com/office/drawing/2016/5/13/chartex" xmlns:cx6="http://schemas.microsoft.com/office/drawing/2016/5/12/chartex" xmlns:cx5="http://schemas.microsoft.com/office/drawing/2016/5/11/chartex" xmlns:cx4="http://schemas.microsoft.com/office/drawing/2016/5/10/chartex" xmlns:cx3="http://schemas.microsoft.com/office/drawing/2016/5/9/chartex" xmlns:cx2="http://schemas.microsoft.com/office/drawing/2015/10/21/chartex" xmlns:cx1="http://schemas.microsoft.com/office/drawing/2015/9/8/chartex" xmlns:cx="http://schemas.microsoft.com/office/drawing/2014/chartex" xmlns:wpc="http://schemas.microsoft.com/office/word/2010/wordprocessingCanvas" xmlns="" val="0"/>
+                          <a14:useLocalDpi xmlns="" xmlns:wpc="http://schemas.microsoft.com/office/word/2010/wordprocessingCanvas" xmlns:cx="http://schemas.microsoft.com/office/drawing/2014/chartex" xmlns:cx1="http://schemas.microsoft.com/office/drawing/2015/9/8/chartex" xmlns:cx2="http://schemas.microsoft.com/office/drawing/2015/10/21/chartex" xmlns:cx3="http://schemas.microsoft.com/office/drawing/2016/5/9/chartex" xmlns:cx4="http://schemas.microsoft.com/office/drawing/2016/5/10/chartex" xmlns:cx5="http://schemas.microsoft.com/office/drawing/2016/5/11/chartex" xmlns:cx6="http://schemas.microsoft.com/office/drawing/2016/5/12/chartex" xmlns:cx7="http://schemas.microsoft.com/office/drawing/2016/5/13/chartex" xmlns:cx8="http://schemas.microsoft.com/office/drawing/2016/5/14/chartex" xmlns:mc="http://schemas.openxmlformats.org/markup-compatibility/2006" xmlns:aink="http://schemas.microsoft.com/office/drawing/2016/ink" xmlns:o="urn:schemas-microsoft-com:office:office" xmlns:v="urn:schemas-microsoft-com:vml" xmlns:wp14="http://schemas.microsoft.com/office/word/2010/wordprocessingDrawing" xmlns:w10="urn:schemas-microsoft-com:office:word" xmlns:w="http://schemas.openxmlformats.org/wordprocessingml/2006/main" xmlns:w14="http://schemas.microsoft.com/office/word/2010/wordml" xmlns:w15="http://schemas.microsoft.com/office/word/2012/wordml" xmlns:w16se="http://schemas.microsoft.com/office/word/2015/wordml/symex" xmlns:wpg="http://schemas.microsoft.com/office/word/2010/wordprocessingGroup" xmlns:wpi="http://schemas.microsoft.com/office/word/2010/wordprocessingInk" xmlns:wps="http://schemas.microsoft.com/office/word/2010/wordprocessingShape" xmlns:a14="http://schemas.microsoft.com/office/drawing/2010/main" val="0"/>
                         </a:ext>
                       </a:extLst>
                     </a:blip>
@@ -52365,7 +52334,7 @@
                     <a:blip r:embed="rId18">
                       <a:extLst>
                         <a:ext uri="{28A0092B-C50C-407E-A947-70E740481C1C}">
-                          <a14:useLocalDpi xmlns:a14="http://schemas.microsoft.com/office/drawing/2010/main" xmlns:wps="http://schemas.microsoft.com/office/word/2010/wordprocessingShape" xmlns:wpi="http://schemas.microsoft.com/office/word/2010/wordprocessingInk" xmlns:wpg="http://schemas.microsoft.com/office/word/2010/wordprocessingGroup" xmlns:w16se="http://schemas.microsoft.com/office/word/2015/wordml/symex" xmlns:w15="http://schemas.microsoft.com/office/word/2012/wordml" xmlns:w14="http://schemas.microsoft.com/office/word/2010/wordml" xmlns:w="http://schemas.openxmlformats.org/wordprocessingml/2006/main" xmlns:w10="urn:schemas-microsoft-com:office:word" xmlns:wp14="http://schemas.microsoft.com/office/word/2010/wordprocessingDrawing" xmlns:v="urn:schemas-microsoft-com:vml" xmlns:o="urn:schemas-microsoft-com:office:office" xmlns:aink="http://schemas.microsoft.com/office/drawing/2016/ink" xmlns:mc="http://schemas.openxmlformats.org/markup-compatibility/2006" xmlns:cx8="http://schemas.microsoft.com/office/drawing/2016/5/14/chartex" xmlns:cx7="http://schemas.microsoft.com/office/drawing/2016/5/13/chartex" xmlns:cx6="http://schemas.microsoft.com/office/drawing/2016/5/12/chartex" xmlns:cx5="http://schemas.microsoft.com/office/drawing/2016/5/11/chartex" xmlns:cx4="http://schemas.microsoft.com/office/drawing/2016/5/10/chartex" xmlns:cx3="http://schemas.microsoft.com/office/drawing/2016/5/9/chartex" xmlns:cx2="http://schemas.microsoft.com/office/drawing/2015/10/21/chartex" xmlns:cx1="http://schemas.microsoft.com/office/drawing/2015/9/8/chartex" xmlns:cx="http://schemas.microsoft.com/office/drawing/2014/chartex" xmlns:wpc="http://schemas.microsoft.com/office/word/2010/wordprocessingCanvas" xmlns="" val="0"/>
+                          <a14:useLocalDpi xmlns="" xmlns:wpc="http://schemas.microsoft.com/office/word/2010/wordprocessingCanvas" xmlns:cx="http://schemas.microsoft.com/office/drawing/2014/chartex" xmlns:cx1="http://schemas.microsoft.com/office/drawing/2015/9/8/chartex" xmlns:cx2="http://schemas.microsoft.com/office/drawing/2015/10/21/chartex" xmlns:cx3="http://schemas.microsoft.com/office/drawing/2016/5/9/chartex" xmlns:cx4="http://schemas.microsoft.com/office/drawing/2016/5/10/chartex" xmlns:cx5="http://schemas.microsoft.com/office/drawing/2016/5/11/chartex" xmlns:cx6="http://schemas.microsoft.com/office/drawing/2016/5/12/chartex" xmlns:cx7="http://schemas.microsoft.com/office/drawing/2016/5/13/chartex" xmlns:cx8="http://schemas.microsoft.com/office/drawing/2016/5/14/chartex" xmlns:mc="http://schemas.openxmlformats.org/markup-compatibility/2006" xmlns:aink="http://schemas.microsoft.com/office/drawing/2016/ink" xmlns:o="urn:schemas-microsoft-com:office:office" xmlns:v="urn:schemas-microsoft-com:vml" xmlns:wp14="http://schemas.microsoft.com/office/word/2010/wordprocessingDrawing" xmlns:w10="urn:schemas-microsoft-com:office:word" xmlns:w="http://schemas.openxmlformats.org/wordprocessingml/2006/main" xmlns:w14="http://schemas.microsoft.com/office/word/2010/wordml" xmlns:w15="http://schemas.microsoft.com/office/word/2012/wordml" xmlns:w16se="http://schemas.microsoft.com/office/word/2015/wordml/symex" xmlns:wpg="http://schemas.microsoft.com/office/word/2010/wordprocessingGroup" xmlns:wpi="http://schemas.microsoft.com/office/word/2010/wordprocessingInk" xmlns:wps="http://schemas.microsoft.com/office/word/2010/wordprocessingShape" xmlns:a14="http://schemas.microsoft.com/office/drawing/2010/main" val="0"/>
                         </a:ext>
                       </a:extLst>
                     </a:blip>
@@ -53832,7 +53801,7 @@
                     <a:blip r:embed="rId18">
                       <a:extLst>
                         <a:ext uri="{28A0092B-C50C-407E-A947-70E740481C1C}">
-                          <a14:useLocalDpi xmlns:a14="http://schemas.microsoft.com/office/drawing/2010/main" xmlns:wps="http://schemas.microsoft.com/office/word/2010/wordprocessingShape" xmlns:wpi="http://schemas.microsoft.com/office/word/2010/wordprocessingInk" xmlns:wpg="http://schemas.microsoft.com/office/word/2010/wordprocessingGroup" xmlns:w16se="http://schemas.microsoft.com/office/word/2015/wordml/symex" xmlns:w15="http://schemas.microsoft.com/office/word/2012/wordml" xmlns:w14="http://schemas.microsoft.com/office/word/2010/wordml" xmlns:w="http://schemas.openxmlformats.org/wordprocessingml/2006/main" xmlns:w10="urn:schemas-microsoft-com:office:word" xmlns:wp14="http://schemas.microsoft.com/office/word/2010/wordprocessingDrawing" xmlns:v="urn:schemas-microsoft-com:vml" xmlns:o="urn:schemas-microsoft-com:office:office" xmlns:aink="http://schemas.microsoft.com/office/drawing/2016/ink" xmlns:mc="http://schemas.openxmlformats.org/markup-compatibility/2006" xmlns:cx8="http://schemas.microsoft.com/office/drawing/2016/5/14/chartex" xmlns:cx7="http://schemas.microsoft.com/office/drawing/2016/5/13/chartex" xmlns:cx6="http://schemas.microsoft.com/office/drawing/2016/5/12/chartex" xmlns:cx5="http://schemas.microsoft.com/office/drawing/2016/5/11/chartex" xmlns:cx4="http://schemas.microsoft.com/office/drawing/2016/5/10/chartex" xmlns:cx3="http://schemas.microsoft.com/office/drawing/2016/5/9/chartex" xmlns:cx2="http://schemas.microsoft.com/office/drawing/2015/10/21/chartex" xmlns:cx1="http://schemas.microsoft.com/office/drawing/2015/9/8/chartex" xmlns:cx="http://schemas.microsoft.com/office/drawing/2014/chartex" xmlns:wpc="http://schemas.microsoft.com/office/word/2010/wordprocessingCanvas" xmlns="" val="0"/>
+                          <a14:useLocalDpi xmlns="" xmlns:wpc="http://schemas.microsoft.com/office/word/2010/wordprocessingCanvas" xmlns:cx="http://schemas.microsoft.com/office/drawing/2014/chartex" xmlns:cx1="http://schemas.microsoft.com/office/drawing/2015/9/8/chartex" xmlns:cx2="http://schemas.microsoft.com/office/drawing/2015/10/21/chartex" xmlns:cx3="http://schemas.microsoft.com/office/drawing/2016/5/9/chartex" xmlns:cx4="http://schemas.microsoft.com/office/drawing/2016/5/10/chartex" xmlns:cx5="http://schemas.microsoft.com/office/drawing/2016/5/11/chartex" xmlns:cx6="http://schemas.microsoft.com/office/drawing/2016/5/12/chartex" xmlns:cx7="http://schemas.microsoft.com/office/drawing/2016/5/13/chartex" xmlns:cx8="http://schemas.microsoft.com/office/drawing/2016/5/14/chartex" xmlns:mc="http://schemas.openxmlformats.org/markup-compatibility/2006" xmlns:aink="http://schemas.microsoft.com/office/drawing/2016/ink" xmlns:o="urn:schemas-microsoft-com:office:office" xmlns:v="urn:schemas-microsoft-com:vml" xmlns:wp14="http://schemas.microsoft.com/office/word/2010/wordprocessingDrawing" xmlns:w10="urn:schemas-microsoft-com:office:word" xmlns:w="http://schemas.openxmlformats.org/wordprocessingml/2006/main" xmlns:w14="http://schemas.microsoft.com/office/word/2010/wordml" xmlns:w15="http://schemas.microsoft.com/office/word/2012/wordml" xmlns:w16se="http://schemas.microsoft.com/office/word/2015/wordml/symex" xmlns:wpg="http://schemas.microsoft.com/office/word/2010/wordprocessingGroup" xmlns:wpi="http://schemas.microsoft.com/office/word/2010/wordprocessingInk" xmlns:wps="http://schemas.microsoft.com/office/word/2010/wordprocessingShape" xmlns:a14="http://schemas.microsoft.com/office/drawing/2010/main" val="0"/>
                         </a:ext>
                       </a:extLst>
                     </a:blip>
@@ -54426,7 +54395,7 @@
                     <a:blip r:embed="rId18">
                       <a:extLst>
                         <a:ext uri="{28A0092B-C50C-407E-A947-70E740481C1C}">
-                          <a14:useLocalDpi xmlns:a14="http://schemas.microsoft.com/office/drawing/2010/main" xmlns:wps="http://schemas.microsoft.com/office/word/2010/wordprocessingShape" xmlns:wpi="http://schemas.microsoft.com/office/word/2010/wordprocessingInk" xmlns:wpg="http://schemas.microsoft.com/office/word/2010/wordprocessingGroup" xmlns:w16se="http://schemas.microsoft.com/office/word/2015/wordml/symex" xmlns:w15="http://schemas.microsoft.com/office/word/2012/wordml" xmlns:w14="http://schemas.microsoft.com/office/word/2010/wordml" xmlns:w="http://schemas.openxmlformats.org/wordprocessingml/2006/main" xmlns:w10="urn:schemas-microsoft-com:office:word" xmlns:wp14="http://schemas.microsoft.com/office/word/2010/wordprocessingDrawing" xmlns:v="urn:schemas-microsoft-com:vml" xmlns:o="urn:schemas-microsoft-com:office:office" xmlns:aink="http://schemas.microsoft.com/office/drawing/2016/ink" xmlns:mc="http://schemas.openxmlformats.org/markup-compatibility/2006" xmlns:cx8="http://schemas.microsoft.com/office/drawing/2016/5/14/chartex" xmlns:cx7="http://schemas.microsoft.com/office/drawing/2016/5/13/chartex" xmlns:cx6="http://schemas.microsoft.com/office/drawing/2016/5/12/chartex" xmlns:cx5="http://schemas.microsoft.com/office/drawing/2016/5/11/chartex" xmlns:cx4="http://schemas.microsoft.com/office/drawing/2016/5/10/chartex" xmlns:cx3="http://schemas.microsoft.com/office/drawing/2016/5/9/chartex" xmlns:cx2="http://schemas.microsoft.com/office/drawing/2015/10/21/chartex" xmlns:cx1="http://schemas.microsoft.com/office/drawing/2015/9/8/chartex" xmlns:cx="http://schemas.microsoft.com/office/drawing/2014/chartex" xmlns:wpc="http://schemas.microsoft.com/office/word/2010/wordprocessingCanvas" xmlns="" val="0"/>
+                          <a14:useLocalDpi xmlns="" xmlns:wpc="http://schemas.microsoft.com/office/word/2010/wordprocessingCanvas" xmlns:cx="http://schemas.microsoft.com/office/drawing/2014/chartex" xmlns:cx1="http://schemas.microsoft.com/office/drawing/2015/9/8/chartex" xmlns:cx2="http://schemas.microsoft.com/office/drawing/2015/10/21/chartex" xmlns:cx3="http://schemas.microsoft.com/office/drawing/2016/5/9/chartex" xmlns:cx4="http://schemas.microsoft.com/office/drawing/2016/5/10/chartex" xmlns:cx5="http://schemas.microsoft.com/office/drawing/2016/5/11/chartex" xmlns:cx6="http://schemas.microsoft.com/office/drawing/2016/5/12/chartex" xmlns:cx7="http://schemas.microsoft.com/office/drawing/2016/5/13/chartex" xmlns:cx8="http://schemas.microsoft.com/office/drawing/2016/5/14/chartex" xmlns:mc="http://schemas.openxmlformats.org/markup-compatibility/2006" xmlns:aink="http://schemas.microsoft.com/office/drawing/2016/ink" xmlns:o="urn:schemas-microsoft-com:office:office" xmlns:v="urn:schemas-microsoft-com:vml" xmlns:wp14="http://schemas.microsoft.com/office/word/2010/wordprocessingDrawing" xmlns:w10="urn:schemas-microsoft-com:office:word" xmlns:w="http://schemas.openxmlformats.org/wordprocessingml/2006/main" xmlns:w14="http://schemas.microsoft.com/office/word/2010/wordml" xmlns:w15="http://schemas.microsoft.com/office/word/2012/wordml" xmlns:w16se="http://schemas.microsoft.com/office/word/2015/wordml/symex" xmlns:wpg="http://schemas.microsoft.com/office/word/2010/wordprocessingGroup" xmlns:wpi="http://schemas.microsoft.com/office/word/2010/wordprocessingInk" xmlns:wps="http://schemas.microsoft.com/office/word/2010/wordprocessingShape" xmlns:a14="http://schemas.microsoft.com/office/drawing/2010/main" val="0"/>
                         </a:ext>
                       </a:extLst>
                     </a:blip>
@@ -55192,7 +55161,7 @@
                     <a:blip r:embed="rId18">
                       <a:extLst>
                         <a:ext uri="{28A0092B-C50C-407E-A947-70E740481C1C}">
-                          <a14:useLocalDpi xmlns:a14="http://schemas.microsoft.com/office/drawing/2010/main" xmlns:wps="http://schemas.microsoft.com/office/word/2010/wordprocessingShape" xmlns:wpi="http://schemas.microsoft.com/office/word/2010/wordprocessingInk" xmlns:wpg="http://schemas.microsoft.com/office/word/2010/wordprocessingGroup" xmlns:w16se="http://schemas.microsoft.com/office/word/2015/wordml/symex" xmlns:w15="http://schemas.microsoft.com/office/word/2012/wordml" xmlns:w14="http://schemas.microsoft.com/office/word/2010/wordml" xmlns:w="http://schemas.openxmlformats.org/wordprocessingml/2006/main" xmlns:w10="urn:schemas-microsoft-com:office:word" xmlns:wp14="http://schemas.microsoft.com/office/word/2010/wordprocessingDrawing" xmlns:v="urn:schemas-microsoft-com:vml" xmlns:o="urn:schemas-microsoft-com:office:office" xmlns:aink="http://schemas.microsoft.com/office/drawing/2016/ink" xmlns:mc="http://schemas.openxmlformats.org/markup-compatibility/2006" xmlns:cx8="http://schemas.microsoft.com/office/drawing/2016/5/14/chartex" xmlns:cx7="http://schemas.microsoft.com/office/drawing/2016/5/13/chartex" xmlns:cx6="http://schemas.microsoft.com/office/drawing/2016/5/12/chartex" xmlns:cx5="http://schemas.microsoft.com/office/drawing/2016/5/11/chartex" xmlns:cx4="http://schemas.microsoft.com/office/drawing/2016/5/10/chartex" xmlns:cx3="http://schemas.microsoft.com/office/drawing/2016/5/9/chartex" xmlns:cx2="http://schemas.microsoft.com/office/drawing/2015/10/21/chartex" xmlns:cx1="http://schemas.microsoft.com/office/drawing/2015/9/8/chartex" xmlns:cx="http://schemas.microsoft.com/office/drawing/2014/chartex" xmlns:wpc="http://schemas.microsoft.com/office/word/2010/wordprocessingCanvas" xmlns="" val="0"/>
+                          <a14:useLocalDpi xmlns="" xmlns:wpc="http://schemas.microsoft.com/office/word/2010/wordprocessingCanvas" xmlns:cx="http://schemas.microsoft.com/office/drawing/2014/chartex" xmlns:cx1="http://schemas.microsoft.com/office/drawing/2015/9/8/chartex" xmlns:cx2="http://schemas.microsoft.com/office/drawing/2015/10/21/chartex" xmlns:cx3="http://schemas.microsoft.com/office/drawing/2016/5/9/chartex" xmlns:cx4="http://schemas.microsoft.com/office/drawing/2016/5/10/chartex" xmlns:cx5="http://schemas.microsoft.com/office/drawing/2016/5/11/chartex" xmlns:cx6="http://schemas.microsoft.com/office/drawing/2016/5/12/chartex" xmlns:cx7="http://schemas.microsoft.com/office/drawing/2016/5/13/chartex" xmlns:cx8="http://schemas.microsoft.com/office/drawing/2016/5/14/chartex" xmlns:mc="http://schemas.openxmlformats.org/markup-compatibility/2006" xmlns:aink="http://schemas.microsoft.com/office/drawing/2016/ink" xmlns:o="urn:schemas-microsoft-com:office:office" xmlns:v="urn:schemas-microsoft-com:vml" xmlns:wp14="http://schemas.microsoft.com/office/word/2010/wordprocessingDrawing" xmlns:w10="urn:schemas-microsoft-com:office:word" xmlns:w="http://schemas.openxmlformats.org/wordprocessingml/2006/main" xmlns:w14="http://schemas.microsoft.com/office/word/2010/wordml" xmlns:w15="http://schemas.microsoft.com/office/word/2012/wordml" xmlns:w16se="http://schemas.microsoft.com/office/word/2015/wordml/symex" xmlns:wpg="http://schemas.microsoft.com/office/word/2010/wordprocessingGroup" xmlns:wpi="http://schemas.microsoft.com/office/word/2010/wordprocessingInk" xmlns:wps="http://schemas.microsoft.com/office/word/2010/wordprocessingShape" xmlns:a14="http://schemas.microsoft.com/office/drawing/2010/main" val="0"/>
                         </a:ext>
                       </a:extLst>
                     </a:blip>
@@ -57975,7 +57944,7 @@
                     <a:blip r:embed="rId18">
                       <a:extLst>
                         <a:ext uri="{28A0092B-C50C-407E-A947-70E740481C1C}">
-                          <a14:useLocalDpi xmlns:a14="http://schemas.microsoft.com/office/drawing/2010/main" xmlns:wps="http://schemas.microsoft.com/office/word/2010/wordprocessingShape" xmlns:wpi="http://schemas.microsoft.com/office/word/2010/wordprocessingInk" xmlns:wpg="http://schemas.microsoft.com/office/word/2010/wordprocessingGroup" xmlns:w16se="http://schemas.microsoft.com/office/word/2015/wordml/symex" xmlns:w15="http://schemas.microsoft.com/office/word/2012/wordml" xmlns:w14="http://schemas.microsoft.com/office/word/2010/wordml" xmlns:w="http://schemas.openxmlformats.org/wordprocessingml/2006/main" xmlns:w10="urn:schemas-microsoft-com:office:word" xmlns:wp14="http://schemas.microsoft.com/office/word/2010/wordprocessingDrawing" xmlns:v="urn:schemas-microsoft-com:vml" xmlns:o="urn:schemas-microsoft-com:office:office" xmlns:aink="http://schemas.microsoft.com/office/drawing/2016/ink" xmlns:mc="http://schemas.openxmlformats.org/markup-compatibility/2006" xmlns:cx8="http://schemas.microsoft.com/office/drawing/2016/5/14/chartex" xmlns:cx7="http://schemas.microsoft.com/office/drawing/2016/5/13/chartex" xmlns:cx6="http://schemas.microsoft.com/office/drawing/2016/5/12/chartex" xmlns:cx5="http://schemas.microsoft.com/office/drawing/2016/5/11/chartex" xmlns:cx4="http://schemas.microsoft.com/office/drawing/2016/5/10/chartex" xmlns:cx3="http://schemas.microsoft.com/office/drawing/2016/5/9/chartex" xmlns:cx2="http://schemas.microsoft.com/office/drawing/2015/10/21/chartex" xmlns:cx1="http://schemas.microsoft.com/office/drawing/2015/9/8/chartex" xmlns:cx="http://schemas.microsoft.com/office/drawing/2014/chartex" xmlns:wpc="http://schemas.microsoft.com/office/word/2010/wordprocessingCanvas" xmlns="" val="0"/>
+                          <a14:useLocalDpi xmlns="" xmlns:wpc="http://schemas.microsoft.com/office/word/2010/wordprocessingCanvas" xmlns:cx="http://schemas.microsoft.com/office/drawing/2014/chartex" xmlns:cx1="http://schemas.microsoft.com/office/drawing/2015/9/8/chartex" xmlns:cx2="http://schemas.microsoft.com/office/drawing/2015/10/21/chartex" xmlns:cx3="http://schemas.microsoft.com/office/drawing/2016/5/9/chartex" xmlns:cx4="http://schemas.microsoft.com/office/drawing/2016/5/10/chartex" xmlns:cx5="http://schemas.microsoft.com/office/drawing/2016/5/11/chartex" xmlns:cx6="http://schemas.microsoft.com/office/drawing/2016/5/12/chartex" xmlns:cx7="http://schemas.microsoft.com/office/drawing/2016/5/13/chartex" xmlns:cx8="http://schemas.microsoft.com/office/drawing/2016/5/14/chartex" xmlns:mc="http://schemas.openxmlformats.org/markup-compatibility/2006" xmlns:aink="http://schemas.microsoft.com/office/drawing/2016/ink" xmlns:o="urn:schemas-microsoft-com:office:office" xmlns:v="urn:schemas-microsoft-com:vml" xmlns:wp14="http://schemas.microsoft.com/office/word/2010/wordprocessingDrawing" xmlns:w10="urn:schemas-microsoft-com:office:word" xmlns:w="http://schemas.openxmlformats.org/wordprocessingml/2006/main" xmlns:w14="http://schemas.microsoft.com/office/word/2010/wordml" xmlns:w15="http://schemas.microsoft.com/office/word/2012/wordml" xmlns:w16se="http://schemas.microsoft.com/office/word/2015/wordml/symex" xmlns:wpg="http://schemas.microsoft.com/office/word/2010/wordprocessingGroup" xmlns:wpi="http://schemas.microsoft.com/office/word/2010/wordprocessingInk" xmlns:wps="http://schemas.microsoft.com/office/word/2010/wordprocessingShape" xmlns:a14="http://schemas.microsoft.com/office/drawing/2010/main" val="0"/>
                         </a:ext>
                       </a:extLst>
                     </a:blip>
@@ -58528,7 +58497,7 @@
                     <a:blip r:embed="rId18">
                       <a:extLst>
                         <a:ext uri="{28A0092B-C50C-407E-A947-70E740481C1C}">
-                          <a14:useLocalDpi xmlns:a14="http://schemas.microsoft.com/office/drawing/2010/main" xmlns:wps="http://schemas.microsoft.com/office/word/2010/wordprocessingShape" xmlns:wpi="http://schemas.microsoft.com/office/word/2010/wordprocessingInk" xmlns:wpg="http://schemas.microsoft.com/office/word/2010/wordprocessingGroup" xmlns:w16se="http://schemas.microsoft.com/office/word/2015/wordml/symex" xmlns:w15="http://schemas.microsoft.com/office/word/2012/wordml" xmlns:w14="http://schemas.microsoft.com/office/word/2010/wordml" xmlns:w="http://schemas.openxmlformats.org/wordprocessingml/2006/main" xmlns:w10="urn:schemas-microsoft-com:office:word" xmlns:wp14="http://schemas.microsoft.com/office/word/2010/wordprocessingDrawing" xmlns:v="urn:schemas-microsoft-com:vml" xmlns:o="urn:schemas-microsoft-com:office:office" xmlns:aink="http://schemas.microsoft.com/office/drawing/2016/ink" xmlns:mc="http://schemas.openxmlformats.org/markup-compatibility/2006" xmlns:cx8="http://schemas.microsoft.com/office/drawing/2016/5/14/chartex" xmlns:cx7="http://schemas.microsoft.com/office/drawing/2016/5/13/chartex" xmlns:cx6="http://schemas.microsoft.com/office/drawing/2016/5/12/chartex" xmlns:cx5="http://schemas.microsoft.com/office/drawing/2016/5/11/chartex" xmlns:cx4="http://schemas.microsoft.com/office/drawing/2016/5/10/chartex" xmlns:cx3="http://schemas.microsoft.com/office/drawing/2016/5/9/chartex" xmlns:cx2="http://schemas.microsoft.com/office/drawing/2015/10/21/chartex" xmlns:cx1="http://schemas.microsoft.com/office/drawing/2015/9/8/chartex" xmlns:cx="http://schemas.microsoft.com/office/drawing/2014/chartex" xmlns:wpc="http://schemas.microsoft.com/office/word/2010/wordprocessingCanvas" xmlns="" val="0"/>
+                          <a14:useLocalDpi xmlns="" xmlns:wpc="http://schemas.microsoft.com/office/word/2010/wordprocessingCanvas" xmlns:cx="http://schemas.microsoft.com/office/drawing/2014/chartex" xmlns:cx1="http://schemas.microsoft.com/office/drawing/2015/9/8/chartex" xmlns:cx2="http://schemas.microsoft.com/office/drawing/2015/10/21/chartex" xmlns:cx3="http://schemas.microsoft.com/office/drawing/2016/5/9/chartex" xmlns:cx4="http://schemas.microsoft.com/office/drawing/2016/5/10/chartex" xmlns:cx5="http://schemas.microsoft.com/office/drawing/2016/5/11/chartex" xmlns:cx6="http://schemas.microsoft.com/office/drawing/2016/5/12/chartex" xmlns:cx7="http://schemas.microsoft.com/office/drawing/2016/5/13/chartex" xmlns:cx8="http://schemas.microsoft.com/office/drawing/2016/5/14/chartex" xmlns:mc="http://schemas.openxmlformats.org/markup-compatibility/2006" xmlns:aink="http://schemas.microsoft.com/office/drawing/2016/ink" xmlns:o="urn:schemas-microsoft-com:office:office" xmlns:v="urn:schemas-microsoft-com:vml" xmlns:wp14="http://schemas.microsoft.com/office/word/2010/wordprocessingDrawing" xmlns:w10="urn:schemas-microsoft-com:office:word" xmlns:w="http://schemas.openxmlformats.org/wordprocessingml/2006/main" xmlns:w14="http://schemas.microsoft.com/office/word/2010/wordml" xmlns:w15="http://schemas.microsoft.com/office/word/2012/wordml" xmlns:w16se="http://schemas.microsoft.com/office/word/2015/wordml/symex" xmlns:wpg="http://schemas.microsoft.com/office/word/2010/wordprocessingGroup" xmlns:wpi="http://schemas.microsoft.com/office/word/2010/wordprocessingInk" xmlns:wps="http://schemas.microsoft.com/office/word/2010/wordprocessingShape" xmlns:a14="http://schemas.microsoft.com/office/drawing/2010/main" val="0"/>
                         </a:ext>
                       </a:extLst>
                     </a:blip>
@@ -59649,7 +59618,7 @@
                     <a:blip r:embed="rId18">
                       <a:extLst>
                         <a:ext uri="{28A0092B-C50C-407E-A947-70E740481C1C}">
-                          <a14:useLocalDpi xmlns:a14="http://schemas.microsoft.com/office/drawing/2010/main" xmlns:wps="http://schemas.microsoft.com/office/word/2010/wordprocessingShape" xmlns:wpi="http://schemas.microsoft.com/office/word/2010/wordprocessingInk" xmlns:wpg="http://schemas.microsoft.com/office/word/2010/wordprocessingGroup" xmlns:w16se="http://schemas.microsoft.com/office/word/2015/wordml/symex" xmlns:w15="http://schemas.microsoft.com/office/word/2012/wordml" xmlns:w14="http://schemas.microsoft.com/office/word/2010/wordml" xmlns:w="http://schemas.openxmlformats.org/wordprocessingml/2006/main" xmlns:w10="urn:schemas-microsoft-com:office:word" xmlns:wp14="http://schemas.microsoft.com/office/word/2010/wordprocessingDrawing" xmlns:v="urn:schemas-microsoft-com:vml" xmlns:o="urn:schemas-microsoft-com:office:office" xmlns:aink="http://schemas.microsoft.com/office/drawing/2016/ink" xmlns:mc="http://schemas.openxmlformats.org/markup-compatibility/2006" xmlns:cx8="http://schemas.microsoft.com/office/drawing/2016/5/14/chartex" xmlns:cx7="http://schemas.microsoft.com/office/drawing/2016/5/13/chartex" xmlns:cx6="http://schemas.microsoft.com/office/drawing/2016/5/12/chartex" xmlns:cx5="http://schemas.microsoft.com/office/drawing/2016/5/11/chartex" xmlns:cx4="http://schemas.microsoft.com/office/drawing/2016/5/10/chartex" xmlns:cx3="http://schemas.microsoft.com/office/drawing/2016/5/9/chartex" xmlns:cx2="http://schemas.microsoft.com/office/drawing/2015/10/21/chartex" xmlns:cx1="http://schemas.microsoft.com/office/drawing/2015/9/8/chartex" xmlns:cx="http://schemas.microsoft.com/office/drawing/2014/chartex" xmlns:wpc="http://schemas.microsoft.com/office/word/2010/wordprocessingCanvas" xmlns="" val="0"/>
+                          <a14:useLocalDpi xmlns="" xmlns:wpc="http://schemas.microsoft.com/office/word/2010/wordprocessingCanvas" xmlns:cx="http://schemas.microsoft.com/office/drawing/2014/chartex" xmlns:cx1="http://schemas.microsoft.com/office/drawing/2015/9/8/chartex" xmlns:cx2="http://schemas.microsoft.com/office/drawing/2015/10/21/chartex" xmlns:cx3="http://schemas.microsoft.com/office/drawing/2016/5/9/chartex" xmlns:cx4="http://schemas.microsoft.com/office/drawing/2016/5/10/chartex" xmlns:cx5="http://schemas.microsoft.com/office/drawing/2016/5/11/chartex" xmlns:cx6="http://schemas.microsoft.com/office/drawing/2016/5/12/chartex" xmlns:cx7="http://schemas.microsoft.com/office/drawing/2016/5/13/chartex" xmlns:cx8="http://schemas.microsoft.com/office/drawing/2016/5/14/chartex" xmlns:mc="http://schemas.openxmlformats.org/markup-compatibility/2006" xmlns:aink="http://schemas.microsoft.com/office/drawing/2016/ink" xmlns:o="urn:schemas-microsoft-com:office:office" xmlns:v="urn:schemas-microsoft-com:vml" xmlns:wp14="http://schemas.microsoft.com/office/word/2010/wordprocessingDrawing" xmlns:w10="urn:schemas-microsoft-com:office:word" xmlns:w="http://schemas.openxmlformats.org/wordprocessingml/2006/main" xmlns:w14="http://schemas.microsoft.com/office/word/2010/wordml" xmlns:w15="http://schemas.microsoft.com/office/word/2012/wordml" xmlns:w16se="http://schemas.microsoft.com/office/word/2015/wordml/symex" xmlns:wpg="http://schemas.microsoft.com/office/word/2010/wordprocessingGroup" xmlns:wpi="http://schemas.microsoft.com/office/word/2010/wordprocessingInk" xmlns:wps="http://schemas.microsoft.com/office/word/2010/wordprocessingShape" xmlns:a14="http://schemas.microsoft.com/office/drawing/2010/main" val="0"/>
                         </a:ext>
                       </a:extLst>
                     </a:blip>
@@ -60156,7 +60125,7 @@
                     <a:blip r:embed="rId18">
                       <a:extLst>
                         <a:ext uri="{28A0092B-C50C-407E-A947-70E740481C1C}">
-                          <a14:useLocalDpi xmlns:a14="http://schemas.microsoft.com/office/drawing/2010/main" xmlns:wps="http://schemas.microsoft.com/office/word/2010/wordprocessingShape" xmlns:wpi="http://schemas.microsoft.com/office/word/2010/wordprocessingInk" xmlns:wpg="http://schemas.microsoft.com/office/word/2010/wordprocessingGroup" xmlns:w16se="http://schemas.microsoft.com/office/word/2015/wordml/symex" xmlns:w15="http://schemas.microsoft.com/office/word/2012/wordml" xmlns:w14="http://schemas.microsoft.com/office/word/2010/wordml" xmlns:w="http://schemas.openxmlformats.org/wordprocessingml/2006/main" xmlns:w10="urn:schemas-microsoft-com:office:word" xmlns:wp14="http://schemas.microsoft.com/office/word/2010/wordprocessingDrawing" xmlns:v="urn:schemas-microsoft-com:vml" xmlns:o="urn:schemas-microsoft-com:office:office" xmlns:aink="http://schemas.microsoft.com/office/drawing/2016/ink" xmlns:mc="http://schemas.openxmlformats.org/markup-compatibility/2006" xmlns:cx8="http://schemas.microsoft.com/office/drawing/2016/5/14/chartex" xmlns:cx7="http://schemas.microsoft.com/office/drawing/2016/5/13/chartex" xmlns:cx6="http://schemas.microsoft.com/office/drawing/2016/5/12/chartex" xmlns:cx5="http://schemas.microsoft.com/office/drawing/2016/5/11/chartex" xmlns:cx4="http://schemas.microsoft.com/office/drawing/2016/5/10/chartex" xmlns:cx3="http://schemas.microsoft.com/office/drawing/2016/5/9/chartex" xmlns:cx2="http://schemas.microsoft.com/office/drawing/2015/10/21/chartex" xmlns:cx1="http://schemas.microsoft.com/office/drawing/2015/9/8/chartex" xmlns:cx="http://schemas.microsoft.com/office/drawing/2014/chartex" xmlns:wpc="http://schemas.microsoft.com/office/word/2010/wordprocessingCanvas" xmlns="" val="0"/>
+                          <a14:useLocalDpi xmlns="" xmlns:wpc="http://schemas.microsoft.com/office/word/2010/wordprocessingCanvas" xmlns:cx="http://schemas.microsoft.com/office/drawing/2014/chartex" xmlns:cx1="http://schemas.microsoft.com/office/drawing/2015/9/8/chartex" xmlns:cx2="http://schemas.microsoft.com/office/drawing/2015/10/21/chartex" xmlns:cx3="http://schemas.microsoft.com/office/drawing/2016/5/9/chartex" xmlns:cx4="http://schemas.microsoft.com/office/drawing/2016/5/10/chartex" xmlns:cx5="http://schemas.microsoft.com/office/drawing/2016/5/11/chartex" xmlns:cx6="http://schemas.microsoft.com/office/drawing/2016/5/12/chartex" xmlns:cx7="http://schemas.microsoft.com/office/drawing/2016/5/13/chartex" xmlns:cx8="http://schemas.microsoft.com/office/drawing/2016/5/14/chartex" xmlns:mc="http://schemas.openxmlformats.org/markup-compatibility/2006" xmlns:aink="http://schemas.microsoft.com/office/drawing/2016/ink" xmlns:o="urn:schemas-microsoft-com:office:office" xmlns:v="urn:schemas-microsoft-com:vml" xmlns:wp14="http://schemas.microsoft.com/office/word/2010/wordprocessingDrawing" xmlns:w10="urn:schemas-microsoft-com:office:word" xmlns:w="http://schemas.openxmlformats.org/wordprocessingml/2006/main" xmlns:w14="http://schemas.microsoft.com/office/word/2010/wordml" xmlns:w15="http://schemas.microsoft.com/office/word/2012/wordml" xmlns:w16se="http://schemas.microsoft.com/office/word/2015/wordml/symex" xmlns:wpg="http://schemas.microsoft.com/office/word/2010/wordprocessingGroup" xmlns:wpi="http://schemas.microsoft.com/office/word/2010/wordprocessingInk" xmlns:wps="http://schemas.microsoft.com/office/word/2010/wordprocessingShape" xmlns:a14="http://schemas.microsoft.com/office/drawing/2010/main" val="0"/>
                         </a:ext>
                       </a:extLst>
                     </a:blip>
@@ -62054,7 +62023,7 @@
                     <a:blip r:embed="rId18">
                       <a:extLst>
                         <a:ext uri="{28A0092B-C50C-407E-A947-70E740481C1C}">
-                          <a14:useLocalDpi xmlns:a14="http://schemas.microsoft.com/office/drawing/2010/main" xmlns:wps="http://schemas.microsoft.com/office/word/2010/wordprocessingShape" xmlns:wpi="http://schemas.microsoft.com/office/word/2010/wordprocessingInk" xmlns:wpg="http://schemas.microsoft.com/office/word/2010/wordprocessingGroup" xmlns:w16se="http://schemas.microsoft.com/office/word/2015/wordml/symex" xmlns:w15="http://schemas.microsoft.com/office/word/2012/wordml" xmlns:w14="http://schemas.microsoft.com/office/word/2010/wordml" xmlns:w="http://schemas.openxmlformats.org/wordprocessingml/2006/main" xmlns:w10="urn:schemas-microsoft-com:office:word" xmlns:wp14="http://schemas.microsoft.com/office/word/2010/wordprocessingDrawing" xmlns:v="urn:schemas-microsoft-com:vml" xmlns:o="urn:schemas-microsoft-com:office:office" xmlns:aink="http://schemas.microsoft.com/office/drawing/2016/ink" xmlns:mc="http://schemas.openxmlformats.org/markup-compatibility/2006" xmlns:cx8="http://schemas.microsoft.com/office/drawing/2016/5/14/chartex" xmlns:cx7="http://schemas.microsoft.com/office/drawing/2016/5/13/chartex" xmlns:cx6="http://schemas.microsoft.com/office/drawing/2016/5/12/chartex" xmlns:cx5="http://schemas.microsoft.com/office/drawing/2016/5/11/chartex" xmlns:cx4="http://schemas.microsoft.com/office/drawing/2016/5/10/chartex" xmlns:cx3="http://schemas.microsoft.com/office/drawing/2016/5/9/chartex" xmlns:cx2="http://schemas.microsoft.com/office/drawing/2015/10/21/chartex" xmlns:cx1="http://schemas.microsoft.com/office/drawing/2015/9/8/chartex" xmlns:cx="http://schemas.microsoft.com/office/drawing/2014/chartex" xmlns:wpc="http://schemas.microsoft.com/office/word/2010/wordprocessingCanvas" xmlns="" val="0"/>
+                          <a14:useLocalDpi xmlns="" xmlns:wpc="http://schemas.microsoft.com/office/word/2010/wordprocessingCanvas" xmlns:cx="http://schemas.microsoft.com/office/drawing/2014/chartex" xmlns:cx1="http://schemas.microsoft.com/office/drawing/2015/9/8/chartex" xmlns:cx2="http://schemas.microsoft.com/office/drawing/2015/10/21/chartex" xmlns:cx3="http://schemas.microsoft.com/office/drawing/2016/5/9/chartex" xmlns:cx4="http://schemas.microsoft.com/office/drawing/2016/5/10/chartex" xmlns:cx5="http://schemas.microsoft.com/office/drawing/2016/5/11/chartex" xmlns:cx6="http://schemas.microsoft.com/office/drawing/2016/5/12/chartex" xmlns:cx7="http://schemas.microsoft.com/office/drawing/2016/5/13/chartex" xmlns:cx8="http://schemas.microsoft.com/office/drawing/2016/5/14/chartex" xmlns:mc="http://schemas.openxmlformats.org/markup-compatibility/2006" xmlns:aink="http://schemas.microsoft.com/office/drawing/2016/ink" xmlns:o="urn:schemas-microsoft-com:office:office" xmlns:v="urn:schemas-microsoft-com:vml" xmlns:wp14="http://schemas.microsoft.com/office/word/2010/wordprocessingDrawing" xmlns:w10="urn:schemas-microsoft-com:office:word" xmlns:w="http://schemas.openxmlformats.org/wordprocessingml/2006/main" xmlns:w14="http://schemas.microsoft.com/office/word/2010/wordml" xmlns:w15="http://schemas.microsoft.com/office/word/2012/wordml" xmlns:w16se="http://schemas.microsoft.com/office/word/2015/wordml/symex" xmlns:wpg="http://schemas.microsoft.com/office/word/2010/wordprocessingGroup" xmlns:wpi="http://schemas.microsoft.com/office/word/2010/wordprocessingInk" xmlns:wps="http://schemas.microsoft.com/office/word/2010/wordprocessingShape" xmlns:a14="http://schemas.microsoft.com/office/drawing/2010/main" val="0"/>
                         </a:ext>
                       </a:extLst>
                     </a:blip>
@@ -63558,7 +63527,7 @@
                     <a:blip r:embed="rId18">
                       <a:extLst>
                         <a:ext uri="{28A0092B-C50C-407E-A947-70E740481C1C}">
-                          <a14:useLocalDpi xmlns:a14="http://schemas.microsoft.com/office/drawing/2010/main" xmlns:wps="http://schemas.microsoft.com/office/word/2010/wordprocessingShape" xmlns:wpi="http://schemas.microsoft.com/office/word/2010/wordprocessingInk" xmlns:wpg="http://schemas.microsoft.com/office/word/2010/wordprocessingGroup" xmlns:w16se="http://schemas.microsoft.com/office/word/2015/wordml/symex" xmlns:w15="http://schemas.microsoft.com/office/word/2012/wordml" xmlns:w14="http://schemas.microsoft.com/office/word/2010/wordml" xmlns:w="http://schemas.openxmlformats.org/wordprocessingml/2006/main" xmlns:w10="urn:schemas-microsoft-com:office:word" xmlns:wp14="http://schemas.microsoft.com/office/word/2010/wordprocessingDrawing" xmlns:v="urn:schemas-microsoft-com:vml" xmlns:o="urn:schemas-microsoft-com:office:office" xmlns:aink="http://schemas.microsoft.com/office/drawing/2016/ink" xmlns:mc="http://schemas.openxmlformats.org/markup-compatibility/2006" xmlns:cx8="http://schemas.microsoft.com/office/drawing/2016/5/14/chartex" xmlns:cx7="http://schemas.microsoft.com/office/drawing/2016/5/13/chartex" xmlns:cx6="http://schemas.microsoft.com/office/drawing/2016/5/12/chartex" xmlns:cx5="http://schemas.microsoft.com/office/drawing/2016/5/11/chartex" xmlns:cx4="http://schemas.microsoft.com/office/drawing/2016/5/10/chartex" xmlns:cx3="http://schemas.microsoft.com/office/drawing/2016/5/9/chartex" xmlns:cx2="http://schemas.microsoft.com/office/drawing/2015/10/21/chartex" xmlns:cx1="http://schemas.microsoft.com/office/drawing/2015/9/8/chartex" xmlns:cx="http://schemas.microsoft.com/office/drawing/2014/chartex" xmlns:wpc="http://schemas.microsoft.com/office/word/2010/wordprocessingCanvas" xmlns="" val="0"/>
+                          <a14:useLocalDpi xmlns="" xmlns:wpc="http://schemas.microsoft.com/office/word/2010/wordprocessingCanvas" xmlns:cx="http://schemas.microsoft.com/office/drawing/2014/chartex" xmlns:cx1="http://schemas.microsoft.com/office/drawing/2015/9/8/chartex" xmlns:cx2="http://schemas.microsoft.com/office/drawing/2015/10/21/chartex" xmlns:cx3="http://schemas.microsoft.com/office/drawing/2016/5/9/chartex" xmlns:cx4="http://schemas.microsoft.com/office/drawing/2016/5/10/chartex" xmlns:cx5="http://schemas.microsoft.com/office/drawing/2016/5/11/chartex" xmlns:cx6="http://schemas.microsoft.com/office/drawing/2016/5/12/chartex" xmlns:cx7="http://schemas.microsoft.com/office/drawing/2016/5/13/chartex" xmlns:cx8="http://schemas.microsoft.com/office/drawing/2016/5/14/chartex" xmlns:mc="http://schemas.openxmlformats.org/markup-compatibility/2006" xmlns:aink="http://schemas.microsoft.com/office/drawing/2016/ink" xmlns:o="urn:schemas-microsoft-com:office:office" xmlns:v="urn:schemas-microsoft-com:vml" xmlns:wp14="http://schemas.microsoft.com/office/word/2010/wordprocessingDrawing" xmlns:w10="urn:schemas-microsoft-com:office:word" xmlns:w="http://schemas.openxmlformats.org/wordprocessingml/2006/main" xmlns:w14="http://schemas.microsoft.com/office/word/2010/wordml" xmlns:w15="http://schemas.microsoft.com/office/word/2012/wordml" xmlns:w16se="http://schemas.microsoft.com/office/word/2015/wordml/symex" xmlns:wpg="http://schemas.microsoft.com/office/word/2010/wordprocessingGroup" xmlns:wpi="http://schemas.microsoft.com/office/word/2010/wordprocessingInk" xmlns:wps="http://schemas.microsoft.com/office/word/2010/wordprocessingShape" xmlns:a14="http://schemas.microsoft.com/office/drawing/2010/main" val="0"/>
                         </a:ext>
                       </a:extLst>
                     </a:blip>
@@ -63759,7 +63728,7 @@
                     <a:blip r:embed="rId18">
                       <a:extLst>
                         <a:ext uri="{28A0092B-C50C-407E-A947-70E740481C1C}">
-                          <a14:useLocalDpi xmlns:a14="http://schemas.microsoft.com/office/drawing/2010/main" xmlns:wps="http://schemas.microsoft.com/office/word/2010/wordprocessingShape" xmlns:wpi="http://schemas.microsoft.com/office/word/2010/wordprocessingInk" xmlns:wpg="http://schemas.microsoft.com/office/word/2010/wordprocessingGroup" xmlns:w16se="http://schemas.microsoft.com/office/word/2015/wordml/symex" xmlns:w15="http://schemas.microsoft.com/office/word/2012/wordml" xmlns:w14="http://schemas.microsoft.com/office/word/2010/wordml" xmlns:w="http://schemas.openxmlformats.org/wordprocessingml/2006/main" xmlns:w10="urn:schemas-microsoft-com:office:word" xmlns:wp14="http://schemas.microsoft.com/office/word/2010/wordprocessingDrawing" xmlns:v="urn:schemas-microsoft-com:vml" xmlns:o="urn:schemas-microsoft-com:office:office" xmlns:aink="http://schemas.microsoft.com/office/drawing/2016/ink" xmlns:mc="http://schemas.openxmlformats.org/markup-compatibility/2006" xmlns:cx8="http://schemas.microsoft.com/office/drawing/2016/5/14/chartex" xmlns:cx7="http://schemas.microsoft.com/office/drawing/2016/5/13/chartex" xmlns:cx6="http://schemas.microsoft.com/office/drawing/2016/5/12/chartex" xmlns:cx5="http://schemas.microsoft.com/office/drawing/2016/5/11/chartex" xmlns:cx4="http://schemas.microsoft.com/office/drawing/2016/5/10/chartex" xmlns:cx3="http://schemas.microsoft.com/office/drawing/2016/5/9/chartex" xmlns:cx2="http://schemas.microsoft.com/office/drawing/2015/10/21/chartex" xmlns:cx1="http://schemas.microsoft.com/office/drawing/2015/9/8/chartex" xmlns:cx="http://schemas.microsoft.com/office/drawing/2014/chartex" xmlns:wpc="http://schemas.microsoft.com/office/word/2010/wordprocessingCanvas" xmlns="" val="0"/>
+                          <a14:useLocalDpi xmlns="" xmlns:wpc="http://schemas.microsoft.com/office/word/2010/wordprocessingCanvas" xmlns:cx="http://schemas.microsoft.com/office/drawing/2014/chartex" xmlns:cx1="http://schemas.microsoft.com/office/drawing/2015/9/8/chartex" xmlns:cx2="http://schemas.microsoft.com/office/drawing/2015/10/21/chartex" xmlns:cx3="http://schemas.microsoft.com/office/drawing/2016/5/9/chartex" xmlns:cx4="http://schemas.microsoft.com/office/drawing/2016/5/10/chartex" xmlns:cx5="http://schemas.microsoft.com/office/drawing/2016/5/11/chartex" xmlns:cx6="http://schemas.microsoft.com/office/drawing/2016/5/12/chartex" xmlns:cx7="http://schemas.microsoft.com/office/drawing/2016/5/13/chartex" xmlns:cx8="http://schemas.microsoft.com/office/drawing/2016/5/14/chartex" xmlns:mc="http://schemas.openxmlformats.org/markup-compatibility/2006" xmlns:aink="http://schemas.microsoft.com/office/drawing/2016/ink" xmlns:o="urn:schemas-microsoft-com:office:office" xmlns:v="urn:schemas-microsoft-com:vml" xmlns:wp14="http://schemas.microsoft.com/office/word/2010/wordprocessingDrawing" xmlns:w10="urn:schemas-microsoft-com:office:word" xmlns:w="http://schemas.openxmlformats.org/wordprocessingml/2006/main" xmlns:w14="http://schemas.microsoft.com/office/word/2010/wordml" xmlns:w15="http://schemas.microsoft.com/office/word/2012/wordml" xmlns:w16se="http://schemas.microsoft.com/office/word/2015/wordml/symex" xmlns:wpg="http://schemas.microsoft.com/office/word/2010/wordprocessingGroup" xmlns:wpi="http://schemas.microsoft.com/office/word/2010/wordprocessingInk" xmlns:wps="http://schemas.microsoft.com/office/word/2010/wordprocessingShape" xmlns:a14="http://schemas.microsoft.com/office/drawing/2010/main" val="0"/>
                         </a:ext>
                       </a:extLst>
                     </a:blip>
@@ -63894,7 +63863,7 @@
                     <a:blip r:embed="rId18">
                       <a:extLst>
                         <a:ext uri="{28A0092B-C50C-407E-A947-70E740481C1C}">
-                          <a14:useLocalDpi xmlns:a14="http://schemas.microsoft.com/office/drawing/2010/main" xmlns:wps="http://schemas.microsoft.com/office/word/2010/wordprocessingShape" xmlns:wpi="http://schemas.microsoft.com/office/word/2010/wordprocessingInk" xmlns:wpg="http://schemas.microsoft.com/office/word/2010/wordprocessingGroup" xmlns:w16se="http://schemas.microsoft.com/office/word/2015/wordml/symex" xmlns:w15="http://schemas.microsoft.com/office/word/2012/wordml" xmlns:w14="http://schemas.microsoft.com/office/word/2010/wordml" xmlns:w="http://schemas.openxmlformats.org/wordprocessingml/2006/main" xmlns:w10="urn:schemas-microsoft-com:office:word" xmlns:wp14="http://schemas.microsoft.com/office/word/2010/wordprocessingDrawing" xmlns:v="urn:schemas-microsoft-com:vml" xmlns:o="urn:schemas-microsoft-com:office:office" xmlns:aink="http://schemas.microsoft.com/office/drawing/2016/ink" xmlns:mc="http://schemas.openxmlformats.org/markup-compatibility/2006" xmlns:cx8="http://schemas.microsoft.com/office/drawing/2016/5/14/chartex" xmlns:cx7="http://schemas.microsoft.com/office/drawing/2016/5/13/chartex" xmlns:cx6="http://schemas.microsoft.com/office/drawing/2016/5/12/chartex" xmlns:cx5="http://schemas.microsoft.com/office/drawing/2016/5/11/chartex" xmlns:cx4="http://schemas.microsoft.com/office/drawing/2016/5/10/chartex" xmlns:cx3="http://schemas.microsoft.com/office/drawing/2016/5/9/chartex" xmlns:cx2="http://schemas.microsoft.com/office/drawing/2015/10/21/chartex" xmlns:cx1="http://schemas.microsoft.com/office/drawing/2015/9/8/chartex" xmlns:cx="http://schemas.microsoft.com/office/drawing/2014/chartex" xmlns:wpc="http://schemas.microsoft.com/office/word/2010/wordprocessingCanvas" xmlns="" val="0"/>
+                          <a14:useLocalDpi xmlns="" xmlns:wpc="http://schemas.microsoft.com/office/word/2010/wordprocessingCanvas" xmlns:cx="http://schemas.microsoft.com/office/drawing/2014/chartex" xmlns:cx1="http://schemas.microsoft.com/office/drawing/2015/9/8/chartex" xmlns:cx2="http://schemas.microsoft.com/office/drawing/2015/10/21/chartex" xmlns:cx3="http://schemas.microsoft.com/office/drawing/2016/5/9/chartex" xmlns:cx4="http://schemas.microsoft.com/office/drawing/2016/5/10/chartex" xmlns:cx5="http://schemas.microsoft.com/office/drawing/2016/5/11/chartex" xmlns:cx6="http://schemas.microsoft.com/office/drawing/2016/5/12/chartex" xmlns:cx7="http://schemas.microsoft.com/office/drawing/2016/5/13/chartex" xmlns:cx8="http://schemas.microsoft.com/office/drawing/2016/5/14/chartex" xmlns:mc="http://schemas.openxmlformats.org/markup-compatibility/2006" xmlns:aink="http://schemas.microsoft.com/office/drawing/2016/ink" xmlns:o="urn:schemas-microsoft-com:office:office" xmlns:v="urn:schemas-microsoft-com:vml" xmlns:wp14="http://schemas.microsoft.com/office/word/2010/wordprocessingDrawing" xmlns:w10="urn:schemas-microsoft-com:office:word" xmlns:w="http://schemas.openxmlformats.org/wordprocessingml/2006/main" xmlns:w14="http://schemas.microsoft.com/office/word/2010/wordml" xmlns:w15="http://schemas.microsoft.com/office/word/2012/wordml" xmlns:w16se="http://schemas.microsoft.com/office/word/2015/wordml/symex" xmlns:wpg="http://schemas.microsoft.com/office/word/2010/wordprocessingGroup" xmlns:wpi="http://schemas.microsoft.com/office/word/2010/wordprocessingInk" xmlns:wps="http://schemas.microsoft.com/office/word/2010/wordprocessingShape" xmlns:a14="http://schemas.microsoft.com/office/drawing/2010/main" val="0"/>
                         </a:ext>
                       </a:extLst>
                     </a:blip>
@@ -64740,7 +64709,7 @@
                     <a:blip r:embed="rId18">
                       <a:extLst>
                         <a:ext uri="{28A0092B-C50C-407E-A947-70E740481C1C}">
-                          <a14:useLocalDpi xmlns:a14="http://schemas.microsoft.com/office/drawing/2010/main" xmlns:wps="http://schemas.microsoft.com/office/word/2010/wordprocessingShape" xmlns:wpi="http://schemas.microsoft.com/office/word/2010/wordprocessingInk" xmlns:wpg="http://schemas.microsoft.com/office/word/2010/wordprocessingGroup" xmlns:w16se="http://schemas.microsoft.com/office/word/2015/wordml/symex" xmlns:w15="http://schemas.microsoft.com/office/word/2012/wordml" xmlns:w14="http://schemas.microsoft.com/office/word/2010/wordml" xmlns:w="http://schemas.openxmlformats.org/wordprocessingml/2006/main" xmlns:w10="urn:schemas-microsoft-com:office:word" xmlns:wp14="http://schemas.microsoft.com/office/word/2010/wordprocessingDrawing" xmlns:v="urn:schemas-microsoft-com:vml" xmlns:o="urn:schemas-microsoft-com:office:office" xmlns:aink="http://schemas.microsoft.com/office/drawing/2016/ink" xmlns:mc="http://schemas.openxmlformats.org/markup-compatibility/2006" xmlns:cx8="http://schemas.microsoft.com/office/drawing/2016/5/14/chartex" xmlns:cx7="http://schemas.microsoft.com/office/drawing/2016/5/13/chartex" xmlns:cx6="http://schemas.microsoft.com/office/drawing/2016/5/12/chartex" xmlns:cx5="http://schemas.microsoft.com/office/drawing/2016/5/11/chartex" xmlns:cx4="http://schemas.microsoft.com/office/drawing/2016/5/10/chartex" xmlns:cx3="http://schemas.microsoft.com/office/drawing/2016/5/9/chartex" xmlns:cx2="http://schemas.microsoft.com/office/drawing/2015/10/21/chartex" xmlns:cx1="http://schemas.microsoft.com/office/drawing/2015/9/8/chartex" xmlns:cx="http://schemas.microsoft.com/office/drawing/2014/chartex" xmlns:wpc="http://schemas.microsoft.com/office/word/2010/wordprocessingCanvas" xmlns="" val="0"/>
+                          <a14:useLocalDpi xmlns="" xmlns:wpc="http://schemas.microsoft.com/office/word/2010/wordprocessingCanvas" xmlns:cx="http://schemas.microsoft.com/office/drawing/2014/chartex" xmlns:cx1="http://schemas.microsoft.com/office/drawing/2015/9/8/chartex" xmlns:cx2="http://schemas.microsoft.com/office/drawing/2015/10/21/chartex" xmlns:cx3="http://schemas.microsoft.com/office/drawing/2016/5/9/chartex" xmlns:cx4="http://schemas.microsoft.com/office/drawing/2016/5/10/chartex" xmlns:cx5="http://schemas.microsoft.com/office/drawing/2016/5/11/chartex" xmlns:cx6="http://schemas.microsoft.com/office/drawing/2016/5/12/chartex" xmlns:cx7="http://schemas.microsoft.com/office/drawing/2016/5/13/chartex" xmlns:cx8="http://schemas.microsoft.com/office/drawing/2016/5/14/chartex" xmlns:mc="http://schemas.openxmlformats.org/markup-compatibility/2006" xmlns:aink="http://schemas.microsoft.com/office/drawing/2016/ink" xmlns:o="urn:schemas-microsoft-com:office:office" xmlns:v="urn:schemas-microsoft-com:vml" xmlns:wp14="http://schemas.microsoft.com/office/word/2010/wordprocessingDrawing" xmlns:w10="urn:schemas-microsoft-com:office:word" xmlns:w="http://schemas.openxmlformats.org/wordprocessingml/2006/main" xmlns:w14="http://schemas.microsoft.com/office/word/2010/wordml" xmlns:w15="http://schemas.microsoft.com/office/word/2012/wordml" xmlns:w16se="http://schemas.microsoft.com/office/word/2015/wordml/symex" xmlns:wpg="http://schemas.microsoft.com/office/word/2010/wordprocessingGroup" xmlns:wpi="http://schemas.microsoft.com/office/word/2010/wordprocessingInk" xmlns:wps="http://schemas.microsoft.com/office/word/2010/wordprocessingShape" xmlns:a14="http://schemas.microsoft.com/office/drawing/2010/main" val="0"/>
                         </a:ext>
                       </a:extLst>
                     </a:blip>
@@ -65280,7 +65249,7 @@
                     <a:blip r:embed="rId18">
                       <a:extLst>
                         <a:ext uri="{28A0092B-C50C-407E-A947-70E740481C1C}">
-                          <a14:useLocalDpi xmlns:a14="http://schemas.microsoft.com/office/drawing/2010/main" xmlns:wps="http://schemas.microsoft.com/office/word/2010/wordprocessingShape" xmlns:wpi="http://schemas.microsoft.com/office/word/2010/wordprocessingInk" xmlns:wpg="http://schemas.microsoft.com/office/word/2010/wordprocessingGroup" xmlns:w16se="http://schemas.microsoft.com/office/word/2015/wordml/symex" xmlns:w15="http://schemas.microsoft.com/office/word/2012/wordml" xmlns:w14="http://schemas.microsoft.com/office/word/2010/wordml" xmlns:w="http://schemas.openxmlformats.org/wordprocessingml/2006/main" xmlns:w10="urn:schemas-microsoft-com:office:word" xmlns:wp14="http://schemas.microsoft.com/office/word/2010/wordprocessingDrawing" xmlns:v="urn:schemas-microsoft-com:vml" xmlns:o="urn:schemas-microsoft-com:office:office" xmlns:aink="http://schemas.microsoft.com/office/drawing/2016/ink" xmlns:mc="http://schemas.openxmlformats.org/markup-compatibility/2006" xmlns:cx8="http://schemas.microsoft.com/office/drawing/2016/5/14/chartex" xmlns:cx7="http://schemas.microsoft.com/office/drawing/2016/5/13/chartex" xmlns:cx6="http://schemas.microsoft.com/office/drawing/2016/5/12/chartex" xmlns:cx5="http://schemas.microsoft.com/office/drawing/2016/5/11/chartex" xmlns:cx4="http://schemas.microsoft.com/office/drawing/2016/5/10/chartex" xmlns:cx3="http://schemas.microsoft.com/office/drawing/2016/5/9/chartex" xmlns:cx2="http://schemas.microsoft.com/office/drawing/2015/10/21/chartex" xmlns:cx1="http://schemas.microsoft.com/office/drawing/2015/9/8/chartex" xmlns:cx="http://schemas.microsoft.com/office/drawing/2014/chartex" xmlns:wpc="http://schemas.microsoft.com/office/word/2010/wordprocessingCanvas" xmlns="" val="0"/>
+                          <a14:useLocalDpi xmlns="" xmlns:wpc="http://schemas.microsoft.com/office/word/2010/wordprocessingCanvas" xmlns:cx="http://schemas.microsoft.com/office/drawing/2014/chartex" xmlns:cx1="http://schemas.microsoft.com/office/drawing/2015/9/8/chartex" xmlns:cx2="http://schemas.microsoft.com/office/drawing/2015/10/21/chartex" xmlns:cx3="http://schemas.microsoft.com/office/drawing/2016/5/9/chartex" xmlns:cx4="http://schemas.microsoft.com/office/drawing/2016/5/10/chartex" xmlns:cx5="http://schemas.microsoft.com/office/drawing/2016/5/11/chartex" xmlns:cx6="http://schemas.microsoft.com/office/drawing/2016/5/12/chartex" xmlns:cx7="http://schemas.microsoft.com/office/drawing/2016/5/13/chartex" xmlns:cx8="http://schemas.microsoft.com/office/drawing/2016/5/14/chartex" xmlns:mc="http://schemas.openxmlformats.org/markup-compatibility/2006" xmlns:aink="http://schemas.microsoft.com/office/drawing/2016/ink" xmlns:o="urn:schemas-microsoft-com:office:office" xmlns:v="urn:schemas-microsoft-com:vml" xmlns:wp14="http://schemas.microsoft.com/office/word/2010/wordprocessingDrawing" xmlns:w10="urn:schemas-microsoft-com:office:word" xmlns:w="http://schemas.openxmlformats.org/wordprocessingml/2006/main" xmlns:w14="http://schemas.microsoft.com/office/word/2010/wordml" xmlns:w15="http://schemas.microsoft.com/office/word/2012/wordml" xmlns:w16se="http://schemas.microsoft.com/office/word/2015/wordml/symex" xmlns:wpg="http://schemas.microsoft.com/office/word/2010/wordprocessingGroup" xmlns:wpi="http://schemas.microsoft.com/office/word/2010/wordprocessingInk" xmlns:wps="http://schemas.microsoft.com/office/word/2010/wordprocessingShape" xmlns:a14="http://schemas.microsoft.com/office/drawing/2010/main" val="0"/>
                         </a:ext>
                       </a:extLst>
                     </a:blip>
@@ -66288,7 +66257,7 @@
             <w:rPr>
               <w:noProof/>
             </w:rPr>
-            <w:t>77</w:t>
+            <w:t>331</w:t>
           </w:r>
         </w:fldSimple>
       </w:p>
@@ -66358,7 +66327,7 @@
             <w:rPr>
               <w:noProof/>
             </w:rPr>
-            <w:t>76</w:t>
+            <w:t>96</w:t>
           </w:r>
         </w:fldSimple>
       </w:p>
@@ -66393,7 +66362,7 @@
             <w:rPr>
               <w:noProof/>
             </w:rPr>
-            <w:t>301</w:t>
+            <w:t>93</w:t>
           </w:r>
         </w:fldSimple>
       </w:p>
@@ -66899,7 +66868,7 @@
         <v:path o:extrusionok="f" gradientshapeok="t" o:connecttype="rect"/>
         <o:lock v:ext="edit" aspectratio="t"/>
       </v:shapetype>
-      <v:shape id="_x0000_i1065" type="#_x0000_t75" style="width:3in;height:3in;visibility:visible" o:bullet="t">
+      <v:shape id="_x0000_i1028" type="#_x0000_t75" style="width:3in;height:3in;visibility:visible" o:bullet="t">
         <v:imagedata r:id="rId1" o:title="MC900065312[1]"/>
       </v:shape>
     </w:pict>
@@ -67675,6 +67644,7 @@
   <w:style w:type="character" w:default="1" w:styleId="DefaultParagraphFont">
     <w:name w:val="Default Paragraph Font"/>
     <w:uiPriority w:val="1"/>
+    <w:semiHidden/>
     <w:unhideWhenUsed/>
   </w:style>
   <w:style w:type="table" w:default="1" w:styleId="TableNormal">
@@ -68649,7 +68619,7 @@
 </file>
 
 <file path=customXml/itemProps1.xml><?xml version="1.0" encoding="utf-8"?>
-<ds:datastoreItem xmlns:ds="http://schemas.openxmlformats.org/officeDocument/2006/customXml" ds:itemID="{3D49C7F6-371A-4313-BCAC-C86DDF33D661}">
+<ds:datastoreItem xmlns:ds="http://schemas.openxmlformats.org/officeDocument/2006/customXml" ds:itemID="{0DBE5A4A-39A4-4A6C-829D-1747CB469DCA}">
   <ds:schemaRefs>
     <ds:schemaRef ds:uri="http://schemas.openxmlformats.org/officeDocument/2006/bibliography"/>
   </ds:schemaRefs>

--- a/Books-Complete/Fantasy/ThePrincessAndTheHoodlum/Book_ThePrincessAndTheHoodlum.docx
+++ b/Books-Complete/Fantasy/ThePrincessAndTheHoodlum/Book_ThePrincessAndTheHoodlum.docx
@@ -2911,7 +2911,7 @@
                     <a:blip r:embed="rId18">
                       <a:extLst>
                         <a:ext uri="{28A0092B-C50C-407E-A947-70E740481C1C}">
-                          <a14:useLocalDpi xmlns:a14="http://schemas.microsoft.com/office/drawing/2010/main" xmlns:wps="http://schemas.microsoft.com/office/word/2010/wordprocessingShape" xmlns:wpi="http://schemas.microsoft.com/office/word/2010/wordprocessingInk" xmlns:wpg="http://schemas.microsoft.com/office/word/2010/wordprocessingGroup" xmlns:w16se="http://schemas.microsoft.com/office/word/2015/wordml/symex" xmlns:w15="http://schemas.microsoft.com/office/word/2012/wordml" xmlns:w14="http://schemas.microsoft.com/office/word/2010/wordml" xmlns:w="http://schemas.openxmlformats.org/wordprocessingml/2006/main" xmlns:w10="urn:schemas-microsoft-com:office:word" xmlns:wp14="http://schemas.microsoft.com/office/word/2010/wordprocessingDrawing" xmlns:v="urn:schemas-microsoft-com:vml" xmlns:o="urn:schemas-microsoft-com:office:office" xmlns:aink="http://schemas.microsoft.com/office/drawing/2016/ink" xmlns:mc="http://schemas.openxmlformats.org/markup-compatibility/2006" xmlns:cx8="http://schemas.microsoft.com/office/drawing/2016/5/14/chartex" xmlns:cx7="http://schemas.microsoft.com/office/drawing/2016/5/13/chartex" xmlns:cx6="http://schemas.microsoft.com/office/drawing/2016/5/12/chartex" xmlns:cx5="http://schemas.microsoft.com/office/drawing/2016/5/11/chartex" xmlns:cx4="http://schemas.microsoft.com/office/drawing/2016/5/10/chartex" xmlns:cx3="http://schemas.microsoft.com/office/drawing/2016/5/9/chartex" xmlns:cx2="http://schemas.microsoft.com/office/drawing/2015/10/21/chartex" xmlns:cx1="http://schemas.microsoft.com/office/drawing/2015/9/8/chartex" xmlns:cx="http://schemas.microsoft.com/office/drawing/2014/chartex" xmlns:wpc="http://schemas.microsoft.com/office/word/2010/wordprocessingCanvas" xmlns="" val="0"/>
+                          <a14:useLocalDpi xmlns="" xmlns:wpc="http://schemas.microsoft.com/office/word/2010/wordprocessingCanvas" xmlns:cx="http://schemas.microsoft.com/office/drawing/2014/chartex" xmlns:cx1="http://schemas.microsoft.com/office/drawing/2015/9/8/chartex" xmlns:cx2="http://schemas.microsoft.com/office/drawing/2015/10/21/chartex" xmlns:cx3="http://schemas.microsoft.com/office/drawing/2016/5/9/chartex" xmlns:cx4="http://schemas.microsoft.com/office/drawing/2016/5/10/chartex" xmlns:cx5="http://schemas.microsoft.com/office/drawing/2016/5/11/chartex" xmlns:cx6="http://schemas.microsoft.com/office/drawing/2016/5/12/chartex" xmlns:cx7="http://schemas.microsoft.com/office/drawing/2016/5/13/chartex" xmlns:cx8="http://schemas.microsoft.com/office/drawing/2016/5/14/chartex" xmlns:mc="http://schemas.openxmlformats.org/markup-compatibility/2006" xmlns:aink="http://schemas.microsoft.com/office/drawing/2016/ink" xmlns:o="urn:schemas-microsoft-com:office:office" xmlns:v="urn:schemas-microsoft-com:vml" xmlns:wp14="http://schemas.microsoft.com/office/word/2010/wordprocessingDrawing" xmlns:w10="urn:schemas-microsoft-com:office:word" xmlns:w="http://schemas.openxmlformats.org/wordprocessingml/2006/main" xmlns:w14="http://schemas.microsoft.com/office/word/2010/wordml" xmlns:w15="http://schemas.microsoft.com/office/word/2012/wordml" xmlns:w16se="http://schemas.microsoft.com/office/word/2015/wordml/symex" xmlns:wpg="http://schemas.microsoft.com/office/word/2010/wordprocessingGroup" xmlns:wpi="http://schemas.microsoft.com/office/word/2010/wordprocessingInk" xmlns:wps="http://schemas.microsoft.com/office/word/2010/wordprocessingShape" xmlns:a14="http://schemas.microsoft.com/office/drawing/2010/main" val="0"/>
                         </a:ext>
                       </a:extLst>
                     </a:blip>
@@ -3691,7 +3691,7 @@
                     <a:blip r:embed="rId18">
                       <a:extLst>
                         <a:ext uri="{28A0092B-C50C-407E-A947-70E740481C1C}">
-                          <a14:useLocalDpi xmlns:a14="http://schemas.microsoft.com/office/drawing/2010/main" xmlns:wps="http://schemas.microsoft.com/office/word/2010/wordprocessingShape" xmlns:wpi="http://schemas.microsoft.com/office/word/2010/wordprocessingInk" xmlns:wpg="http://schemas.microsoft.com/office/word/2010/wordprocessingGroup" xmlns:w16se="http://schemas.microsoft.com/office/word/2015/wordml/symex" xmlns:w15="http://schemas.microsoft.com/office/word/2012/wordml" xmlns:w14="http://schemas.microsoft.com/office/word/2010/wordml" xmlns:w="http://schemas.openxmlformats.org/wordprocessingml/2006/main" xmlns:w10="urn:schemas-microsoft-com:office:word" xmlns:wp14="http://schemas.microsoft.com/office/word/2010/wordprocessingDrawing" xmlns:v="urn:schemas-microsoft-com:vml" xmlns:o="urn:schemas-microsoft-com:office:office" xmlns:aink="http://schemas.microsoft.com/office/drawing/2016/ink" xmlns:mc="http://schemas.openxmlformats.org/markup-compatibility/2006" xmlns:cx8="http://schemas.microsoft.com/office/drawing/2016/5/14/chartex" xmlns:cx7="http://schemas.microsoft.com/office/drawing/2016/5/13/chartex" xmlns:cx6="http://schemas.microsoft.com/office/drawing/2016/5/12/chartex" xmlns:cx5="http://schemas.microsoft.com/office/drawing/2016/5/11/chartex" xmlns:cx4="http://schemas.microsoft.com/office/drawing/2016/5/10/chartex" xmlns:cx3="http://schemas.microsoft.com/office/drawing/2016/5/9/chartex" xmlns:cx2="http://schemas.microsoft.com/office/drawing/2015/10/21/chartex" xmlns:cx1="http://schemas.microsoft.com/office/drawing/2015/9/8/chartex" xmlns:cx="http://schemas.microsoft.com/office/drawing/2014/chartex" xmlns:wpc="http://schemas.microsoft.com/office/word/2010/wordprocessingCanvas" xmlns="" val="0"/>
+                          <a14:useLocalDpi xmlns="" xmlns:wpc="http://schemas.microsoft.com/office/word/2010/wordprocessingCanvas" xmlns:cx="http://schemas.microsoft.com/office/drawing/2014/chartex" xmlns:cx1="http://schemas.microsoft.com/office/drawing/2015/9/8/chartex" xmlns:cx2="http://schemas.microsoft.com/office/drawing/2015/10/21/chartex" xmlns:cx3="http://schemas.microsoft.com/office/drawing/2016/5/9/chartex" xmlns:cx4="http://schemas.microsoft.com/office/drawing/2016/5/10/chartex" xmlns:cx5="http://schemas.microsoft.com/office/drawing/2016/5/11/chartex" xmlns:cx6="http://schemas.microsoft.com/office/drawing/2016/5/12/chartex" xmlns:cx7="http://schemas.microsoft.com/office/drawing/2016/5/13/chartex" xmlns:cx8="http://schemas.microsoft.com/office/drawing/2016/5/14/chartex" xmlns:mc="http://schemas.openxmlformats.org/markup-compatibility/2006" xmlns:aink="http://schemas.microsoft.com/office/drawing/2016/ink" xmlns:o="urn:schemas-microsoft-com:office:office" xmlns:v="urn:schemas-microsoft-com:vml" xmlns:wp14="http://schemas.microsoft.com/office/word/2010/wordprocessingDrawing" xmlns:w10="urn:schemas-microsoft-com:office:word" xmlns:w="http://schemas.openxmlformats.org/wordprocessingml/2006/main" xmlns:w14="http://schemas.microsoft.com/office/word/2010/wordml" xmlns:w15="http://schemas.microsoft.com/office/word/2012/wordml" xmlns:w16se="http://schemas.microsoft.com/office/word/2015/wordml/symex" xmlns:wpg="http://schemas.microsoft.com/office/word/2010/wordprocessingGroup" xmlns:wpi="http://schemas.microsoft.com/office/word/2010/wordprocessingInk" xmlns:wps="http://schemas.microsoft.com/office/word/2010/wordprocessingShape" xmlns:a14="http://schemas.microsoft.com/office/drawing/2010/main" val="0"/>
                         </a:ext>
                       </a:extLst>
                     </a:blip>
@@ -4591,7 +4591,7 @@
                     <a:blip r:embed="rId18">
                       <a:extLst>
                         <a:ext uri="{28A0092B-C50C-407E-A947-70E740481C1C}">
-                          <a14:useLocalDpi xmlns:a14="http://schemas.microsoft.com/office/drawing/2010/main" xmlns:wps="http://schemas.microsoft.com/office/word/2010/wordprocessingShape" xmlns:wpi="http://schemas.microsoft.com/office/word/2010/wordprocessingInk" xmlns:wpg="http://schemas.microsoft.com/office/word/2010/wordprocessingGroup" xmlns:w16se="http://schemas.microsoft.com/office/word/2015/wordml/symex" xmlns:w15="http://schemas.microsoft.com/office/word/2012/wordml" xmlns:w14="http://schemas.microsoft.com/office/word/2010/wordml" xmlns:w="http://schemas.openxmlformats.org/wordprocessingml/2006/main" xmlns:w10="urn:schemas-microsoft-com:office:word" xmlns:wp14="http://schemas.microsoft.com/office/word/2010/wordprocessingDrawing" xmlns:v="urn:schemas-microsoft-com:vml" xmlns:o="urn:schemas-microsoft-com:office:office" xmlns:aink="http://schemas.microsoft.com/office/drawing/2016/ink" xmlns:mc="http://schemas.openxmlformats.org/markup-compatibility/2006" xmlns:cx8="http://schemas.microsoft.com/office/drawing/2016/5/14/chartex" xmlns:cx7="http://schemas.microsoft.com/office/drawing/2016/5/13/chartex" xmlns:cx6="http://schemas.microsoft.com/office/drawing/2016/5/12/chartex" xmlns:cx5="http://schemas.microsoft.com/office/drawing/2016/5/11/chartex" xmlns:cx4="http://schemas.microsoft.com/office/drawing/2016/5/10/chartex" xmlns:cx3="http://schemas.microsoft.com/office/drawing/2016/5/9/chartex" xmlns:cx2="http://schemas.microsoft.com/office/drawing/2015/10/21/chartex" xmlns:cx1="http://schemas.microsoft.com/office/drawing/2015/9/8/chartex" xmlns:cx="http://schemas.microsoft.com/office/drawing/2014/chartex" xmlns:wpc="http://schemas.microsoft.com/office/word/2010/wordprocessingCanvas" xmlns="" val="0"/>
+                          <a14:useLocalDpi xmlns="" xmlns:wpc="http://schemas.microsoft.com/office/word/2010/wordprocessingCanvas" xmlns:cx="http://schemas.microsoft.com/office/drawing/2014/chartex" xmlns:cx1="http://schemas.microsoft.com/office/drawing/2015/9/8/chartex" xmlns:cx2="http://schemas.microsoft.com/office/drawing/2015/10/21/chartex" xmlns:cx3="http://schemas.microsoft.com/office/drawing/2016/5/9/chartex" xmlns:cx4="http://schemas.microsoft.com/office/drawing/2016/5/10/chartex" xmlns:cx5="http://schemas.microsoft.com/office/drawing/2016/5/11/chartex" xmlns:cx6="http://schemas.microsoft.com/office/drawing/2016/5/12/chartex" xmlns:cx7="http://schemas.microsoft.com/office/drawing/2016/5/13/chartex" xmlns:cx8="http://schemas.microsoft.com/office/drawing/2016/5/14/chartex" xmlns:mc="http://schemas.openxmlformats.org/markup-compatibility/2006" xmlns:aink="http://schemas.microsoft.com/office/drawing/2016/ink" xmlns:o="urn:schemas-microsoft-com:office:office" xmlns:v="urn:schemas-microsoft-com:vml" xmlns:wp14="http://schemas.microsoft.com/office/word/2010/wordprocessingDrawing" xmlns:w10="urn:schemas-microsoft-com:office:word" xmlns:w="http://schemas.openxmlformats.org/wordprocessingml/2006/main" xmlns:w14="http://schemas.microsoft.com/office/word/2010/wordml" xmlns:w15="http://schemas.microsoft.com/office/word/2012/wordml" xmlns:w16se="http://schemas.microsoft.com/office/word/2015/wordml/symex" xmlns:wpg="http://schemas.microsoft.com/office/word/2010/wordprocessingGroup" xmlns:wpi="http://schemas.microsoft.com/office/word/2010/wordprocessingInk" xmlns:wps="http://schemas.microsoft.com/office/word/2010/wordprocessingShape" xmlns:a14="http://schemas.microsoft.com/office/drawing/2010/main" val="0"/>
                         </a:ext>
                       </a:extLst>
                     </a:blip>
@@ -5203,7 +5203,7 @@
                     <a:blip r:embed="rId18">
                       <a:extLst>
                         <a:ext uri="{28A0092B-C50C-407E-A947-70E740481C1C}">
-                          <a14:useLocalDpi xmlns:a14="http://schemas.microsoft.com/office/drawing/2010/main" xmlns:wps="http://schemas.microsoft.com/office/word/2010/wordprocessingShape" xmlns:wpi="http://schemas.microsoft.com/office/word/2010/wordprocessingInk" xmlns:wpg="http://schemas.microsoft.com/office/word/2010/wordprocessingGroup" xmlns:w16se="http://schemas.microsoft.com/office/word/2015/wordml/symex" xmlns:w15="http://schemas.microsoft.com/office/word/2012/wordml" xmlns:w14="http://schemas.microsoft.com/office/word/2010/wordml" xmlns:w="http://schemas.openxmlformats.org/wordprocessingml/2006/main" xmlns:w10="urn:schemas-microsoft-com:office:word" xmlns:wp14="http://schemas.microsoft.com/office/word/2010/wordprocessingDrawing" xmlns:v="urn:schemas-microsoft-com:vml" xmlns:o="urn:schemas-microsoft-com:office:office" xmlns:aink="http://schemas.microsoft.com/office/drawing/2016/ink" xmlns:mc="http://schemas.openxmlformats.org/markup-compatibility/2006" xmlns:cx8="http://schemas.microsoft.com/office/drawing/2016/5/14/chartex" xmlns:cx7="http://schemas.microsoft.com/office/drawing/2016/5/13/chartex" xmlns:cx6="http://schemas.microsoft.com/office/drawing/2016/5/12/chartex" xmlns:cx5="http://schemas.microsoft.com/office/drawing/2016/5/11/chartex" xmlns:cx4="http://schemas.microsoft.com/office/drawing/2016/5/10/chartex" xmlns:cx3="http://schemas.microsoft.com/office/drawing/2016/5/9/chartex" xmlns:cx2="http://schemas.microsoft.com/office/drawing/2015/10/21/chartex" xmlns:cx1="http://schemas.microsoft.com/office/drawing/2015/9/8/chartex" xmlns:cx="http://schemas.microsoft.com/office/drawing/2014/chartex" xmlns:wpc="http://schemas.microsoft.com/office/word/2010/wordprocessingCanvas" xmlns="" val="0"/>
+                          <a14:useLocalDpi xmlns="" xmlns:wpc="http://schemas.microsoft.com/office/word/2010/wordprocessingCanvas" xmlns:cx="http://schemas.microsoft.com/office/drawing/2014/chartex" xmlns:cx1="http://schemas.microsoft.com/office/drawing/2015/9/8/chartex" xmlns:cx2="http://schemas.microsoft.com/office/drawing/2015/10/21/chartex" xmlns:cx3="http://schemas.microsoft.com/office/drawing/2016/5/9/chartex" xmlns:cx4="http://schemas.microsoft.com/office/drawing/2016/5/10/chartex" xmlns:cx5="http://schemas.microsoft.com/office/drawing/2016/5/11/chartex" xmlns:cx6="http://schemas.microsoft.com/office/drawing/2016/5/12/chartex" xmlns:cx7="http://schemas.microsoft.com/office/drawing/2016/5/13/chartex" xmlns:cx8="http://schemas.microsoft.com/office/drawing/2016/5/14/chartex" xmlns:mc="http://schemas.openxmlformats.org/markup-compatibility/2006" xmlns:aink="http://schemas.microsoft.com/office/drawing/2016/ink" xmlns:o="urn:schemas-microsoft-com:office:office" xmlns:v="urn:schemas-microsoft-com:vml" xmlns:wp14="http://schemas.microsoft.com/office/word/2010/wordprocessingDrawing" xmlns:w10="urn:schemas-microsoft-com:office:word" xmlns:w="http://schemas.openxmlformats.org/wordprocessingml/2006/main" xmlns:w14="http://schemas.microsoft.com/office/word/2010/wordml" xmlns:w15="http://schemas.microsoft.com/office/word/2012/wordml" xmlns:w16se="http://schemas.microsoft.com/office/word/2015/wordml/symex" xmlns:wpg="http://schemas.microsoft.com/office/word/2010/wordprocessingGroup" xmlns:wpi="http://schemas.microsoft.com/office/word/2010/wordprocessingInk" xmlns:wps="http://schemas.microsoft.com/office/word/2010/wordprocessingShape" xmlns:a14="http://schemas.microsoft.com/office/drawing/2010/main" val="0"/>
                         </a:ext>
                       </a:extLst>
                     </a:blip>
@@ -6206,7 +6206,7 @@
           <w:noProof/>
         </w:rPr>
         <w:pict>
-          <v:shape id="Picture 30" o:spid="_x0000_i1025" type="#_x0000_t75" alt="MC900065312[1]" style="width:16.05pt;height:6.05pt;visibility:visible;mso-wrap-style:square" o:bullet="t">
+          <v:shape id="Picture 30" o:spid="_x0000_i1025" type="#_x0000_t75" alt="MC900065312[1]" style="width:15.9pt;height:6.1pt;visibility:visible;mso-wrap-style:square" o:bullet="t">
             <v:imagedata r:id="rId19" o:title="MC900065312[1]"/>
           </v:shape>
         </w:pict>
@@ -6886,7 +6886,7 @@
                     <a:blip r:embed="rId18">
                       <a:extLst>
                         <a:ext uri="{28A0092B-C50C-407E-A947-70E740481C1C}">
-                          <a14:useLocalDpi xmlns:a14="http://schemas.microsoft.com/office/drawing/2010/main" xmlns:wps="http://schemas.microsoft.com/office/word/2010/wordprocessingShape" xmlns:wpi="http://schemas.microsoft.com/office/word/2010/wordprocessingInk" xmlns:wpg="http://schemas.microsoft.com/office/word/2010/wordprocessingGroup" xmlns:w16se="http://schemas.microsoft.com/office/word/2015/wordml/symex" xmlns:w15="http://schemas.microsoft.com/office/word/2012/wordml" xmlns:w14="http://schemas.microsoft.com/office/word/2010/wordml" xmlns:w="http://schemas.openxmlformats.org/wordprocessingml/2006/main" xmlns:w10="urn:schemas-microsoft-com:office:word" xmlns:wp14="http://schemas.microsoft.com/office/word/2010/wordprocessingDrawing" xmlns:v="urn:schemas-microsoft-com:vml" xmlns:o="urn:schemas-microsoft-com:office:office" xmlns:aink="http://schemas.microsoft.com/office/drawing/2016/ink" xmlns:mc="http://schemas.openxmlformats.org/markup-compatibility/2006" xmlns:cx8="http://schemas.microsoft.com/office/drawing/2016/5/14/chartex" xmlns:cx7="http://schemas.microsoft.com/office/drawing/2016/5/13/chartex" xmlns:cx6="http://schemas.microsoft.com/office/drawing/2016/5/12/chartex" xmlns:cx5="http://schemas.microsoft.com/office/drawing/2016/5/11/chartex" xmlns:cx4="http://schemas.microsoft.com/office/drawing/2016/5/10/chartex" xmlns:cx3="http://schemas.microsoft.com/office/drawing/2016/5/9/chartex" xmlns:cx2="http://schemas.microsoft.com/office/drawing/2015/10/21/chartex" xmlns:cx1="http://schemas.microsoft.com/office/drawing/2015/9/8/chartex" xmlns:cx="http://schemas.microsoft.com/office/drawing/2014/chartex" xmlns:wpc="http://schemas.microsoft.com/office/word/2010/wordprocessingCanvas" xmlns="" val="0"/>
+                          <a14:useLocalDpi xmlns="" xmlns:wpc="http://schemas.microsoft.com/office/word/2010/wordprocessingCanvas" xmlns:cx="http://schemas.microsoft.com/office/drawing/2014/chartex" xmlns:cx1="http://schemas.microsoft.com/office/drawing/2015/9/8/chartex" xmlns:cx2="http://schemas.microsoft.com/office/drawing/2015/10/21/chartex" xmlns:cx3="http://schemas.microsoft.com/office/drawing/2016/5/9/chartex" xmlns:cx4="http://schemas.microsoft.com/office/drawing/2016/5/10/chartex" xmlns:cx5="http://schemas.microsoft.com/office/drawing/2016/5/11/chartex" xmlns:cx6="http://schemas.microsoft.com/office/drawing/2016/5/12/chartex" xmlns:cx7="http://schemas.microsoft.com/office/drawing/2016/5/13/chartex" xmlns:cx8="http://schemas.microsoft.com/office/drawing/2016/5/14/chartex" xmlns:mc="http://schemas.openxmlformats.org/markup-compatibility/2006" xmlns:aink="http://schemas.microsoft.com/office/drawing/2016/ink" xmlns:o="urn:schemas-microsoft-com:office:office" xmlns:v="urn:schemas-microsoft-com:vml" xmlns:wp14="http://schemas.microsoft.com/office/word/2010/wordprocessingDrawing" xmlns:w10="urn:schemas-microsoft-com:office:word" xmlns:w="http://schemas.openxmlformats.org/wordprocessingml/2006/main" xmlns:w14="http://schemas.microsoft.com/office/word/2010/wordml" xmlns:w15="http://schemas.microsoft.com/office/word/2012/wordml" xmlns:w16se="http://schemas.microsoft.com/office/word/2015/wordml/symex" xmlns:wpg="http://schemas.microsoft.com/office/word/2010/wordprocessingGroup" xmlns:wpi="http://schemas.microsoft.com/office/word/2010/wordprocessingInk" xmlns:wps="http://schemas.microsoft.com/office/word/2010/wordprocessingShape" xmlns:a14="http://schemas.microsoft.com/office/drawing/2010/main" val="0"/>
                         </a:ext>
                       </a:extLst>
                     </a:blip>
@@ -9733,7 +9733,7 @@
                     <a:blip r:embed="rId18">
                       <a:extLst>
                         <a:ext uri="{28A0092B-C50C-407E-A947-70E740481C1C}">
-                          <a14:useLocalDpi xmlns:a14="http://schemas.microsoft.com/office/drawing/2010/main" xmlns:wps="http://schemas.microsoft.com/office/word/2010/wordprocessingShape" xmlns:wpi="http://schemas.microsoft.com/office/word/2010/wordprocessingInk" xmlns:wpg="http://schemas.microsoft.com/office/word/2010/wordprocessingGroup" xmlns:w16se="http://schemas.microsoft.com/office/word/2015/wordml/symex" xmlns:w15="http://schemas.microsoft.com/office/word/2012/wordml" xmlns:w14="http://schemas.microsoft.com/office/word/2010/wordml" xmlns:w="http://schemas.openxmlformats.org/wordprocessingml/2006/main" xmlns:w10="urn:schemas-microsoft-com:office:word" xmlns:wp14="http://schemas.microsoft.com/office/word/2010/wordprocessingDrawing" xmlns:v="urn:schemas-microsoft-com:vml" xmlns:o="urn:schemas-microsoft-com:office:office" xmlns:aink="http://schemas.microsoft.com/office/drawing/2016/ink" xmlns:mc="http://schemas.openxmlformats.org/markup-compatibility/2006" xmlns:cx8="http://schemas.microsoft.com/office/drawing/2016/5/14/chartex" xmlns:cx7="http://schemas.microsoft.com/office/drawing/2016/5/13/chartex" xmlns:cx6="http://schemas.microsoft.com/office/drawing/2016/5/12/chartex" xmlns:cx5="http://schemas.microsoft.com/office/drawing/2016/5/11/chartex" xmlns:cx4="http://schemas.microsoft.com/office/drawing/2016/5/10/chartex" xmlns:cx3="http://schemas.microsoft.com/office/drawing/2016/5/9/chartex" xmlns:cx2="http://schemas.microsoft.com/office/drawing/2015/10/21/chartex" xmlns:cx1="http://schemas.microsoft.com/office/drawing/2015/9/8/chartex" xmlns:cx="http://schemas.microsoft.com/office/drawing/2014/chartex" xmlns:wpc="http://schemas.microsoft.com/office/word/2010/wordprocessingCanvas" xmlns="" val="0"/>
+                          <a14:useLocalDpi xmlns="" xmlns:wpc="http://schemas.microsoft.com/office/word/2010/wordprocessingCanvas" xmlns:cx="http://schemas.microsoft.com/office/drawing/2014/chartex" xmlns:cx1="http://schemas.microsoft.com/office/drawing/2015/9/8/chartex" xmlns:cx2="http://schemas.microsoft.com/office/drawing/2015/10/21/chartex" xmlns:cx3="http://schemas.microsoft.com/office/drawing/2016/5/9/chartex" xmlns:cx4="http://schemas.microsoft.com/office/drawing/2016/5/10/chartex" xmlns:cx5="http://schemas.microsoft.com/office/drawing/2016/5/11/chartex" xmlns:cx6="http://schemas.microsoft.com/office/drawing/2016/5/12/chartex" xmlns:cx7="http://schemas.microsoft.com/office/drawing/2016/5/13/chartex" xmlns:cx8="http://schemas.microsoft.com/office/drawing/2016/5/14/chartex" xmlns:mc="http://schemas.openxmlformats.org/markup-compatibility/2006" xmlns:aink="http://schemas.microsoft.com/office/drawing/2016/ink" xmlns:o="urn:schemas-microsoft-com:office:office" xmlns:v="urn:schemas-microsoft-com:vml" xmlns:wp14="http://schemas.microsoft.com/office/word/2010/wordprocessingDrawing" xmlns:w10="urn:schemas-microsoft-com:office:word" xmlns:w="http://schemas.openxmlformats.org/wordprocessingml/2006/main" xmlns:w14="http://schemas.microsoft.com/office/word/2010/wordml" xmlns:w15="http://schemas.microsoft.com/office/word/2012/wordml" xmlns:w16se="http://schemas.microsoft.com/office/word/2015/wordml/symex" xmlns:wpg="http://schemas.microsoft.com/office/word/2010/wordprocessingGroup" xmlns:wpi="http://schemas.microsoft.com/office/word/2010/wordprocessingInk" xmlns:wps="http://schemas.microsoft.com/office/word/2010/wordprocessingShape" xmlns:a14="http://schemas.microsoft.com/office/drawing/2010/main" val="0"/>
                         </a:ext>
                       </a:extLst>
                     </a:blip>
@@ -13036,7 +13036,7 @@
                     <a:blip r:embed="rId18">
                       <a:extLst>
                         <a:ext uri="{28A0092B-C50C-407E-A947-70E740481C1C}">
-                          <a14:useLocalDpi xmlns:a14="http://schemas.microsoft.com/office/drawing/2010/main" xmlns:wps="http://schemas.microsoft.com/office/word/2010/wordprocessingShape" xmlns:wpi="http://schemas.microsoft.com/office/word/2010/wordprocessingInk" xmlns:wpg="http://schemas.microsoft.com/office/word/2010/wordprocessingGroup" xmlns:w16se="http://schemas.microsoft.com/office/word/2015/wordml/symex" xmlns:w15="http://schemas.microsoft.com/office/word/2012/wordml" xmlns:w14="http://schemas.microsoft.com/office/word/2010/wordml" xmlns:w="http://schemas.openxmlformats.org/wordprocessingml/2006/main" xmlns:w10="urn:schemas-microsoft-com:office:word" xmlns:wp14="http://schemas.microsoft.com/office/word/2010/wordprocessingDrawing" xmlns:v="urn:schemas-microsoft-com:vml" xmlns:o="urn:schemas-microsoft-com:office:office" xmlns:aink="http://schemas.microsoft.com/office/drawing/2016/ink" xmlns:mc="http://schemas.openxmlformats.org/markup-compatibility/2006" xmlns:cx8="http://schemas.microsoft.com/office/drawing/2016/5/14/chartex" xmlns:cx7="http://schemas.microsoft.com/office/drawing/2016/5/13/chartex" xmlns:cx6="http://schemas.microsoft.com/office/drawing/2016/5/12/chartex" xmlns:cx5="http://schemas.microsoft.com/office/drawing/2016/5/11/chartex" xmlns:cx4="http://schemas.microsoft.com/office/drawing/2016/5/10/chartex" xmlns:cx3="http://schemas.microsoft.com/office/drawing/2016/5/9/chartex" xmlns:cx2="http://schemas.microsoft.com/office/drawing/2015/10/21/chartex" xmlns:cx1="http://schemas.microsoft.com/office/drawing/2015/9/8/chartex" xmlns:cx="http://schemas.microsoft.com/office/drawing/2014/chartex" xmlns:wpc="http://schemas.microsoft.com/office/word/2010/wordprocessingCanvas" xmlns="" val="0"/>
+                          <a14:useLocalDpi xmlns="" xmlns:wpc="http://schemas.microsoft.com/office/word/2010/wordprocessingCanvas" xmlns:cx="http://schemas.microsoft.com/office/drawing/2014/chartex" xmlns:cx1="http://schemas.microsoft.com/office/drawing/2015/9/8/chartex" xmlns:cx2="http://schemas.microsoft.com/office/drawing/2015/10/21/chartex" xmlns:cx3="http://schemas.microsoft.com/office/drawing/2016/5/9/chartex" xmlns:cx4="http://schemas.microsoft.com/office/drawing/2016/5/10/chartex" xmlns:cx5="http://schemas.microsoft.com/office/drawing/2016/5/11/chartex" xmlns:cx6="http://schemas.microsoft.com/office/drawing/2016/5/12/chartex" xmlns:cx7="http://schemas.microsoft.com/office/drawing/2016/5/13/chartex" xmlns:cx8="http://schemas.microsoft.com/office/drawing/2016/5/14/chartex" xmlns:mc="http://schemas.openxmlformats.org/markup-compatibility/2006" xmlns:aink="http://schemas.microsoft.com/office/drawing/2016/ink" xmlns:o="urn:schemas-microsoft-com:office:office" xmlns:v="urn:schemas-microsoft-com:vml" xmlns:wp14="http://schemas.microsoft.com/office/word/2010/wordprocessingDrawing" xmlns:w10="urn:schemas-microsoft-com:office:word" xmlns:w="http://schemas.openxmlformats.org/wordprocessingml/2006/main" xmlns:w14="http://schemas.microsoft.com/office/word/2010/wordml" xmlns:w15="http://schemas.microsoft.com/office/word/2012/wordml" xmlns:w16se="http://schemas.microsoft.com/office/word/2015/wordml/symex" xmlns:wpg="http://schemas.microsoft.com/office/word/2010/wordprocessingGroup" xmlns:wpi="http://schemas.microsoft.com/office/word/2010/wordprocessingInk" xmlns:wps="http://schemas.microsoft.com/office/word/2010/wordprocessingShape" xmlns:a14="http://schemas.microsoft.com/office/drawing/2010/main" val="0"/>
                         </a:ext>
                       </a:extLst>
                     </a:blip>
@@ -13928,7 +13928,7 @@
                     <a:blip r:embed="rId18">
                       <a:extLst>
                         <a:ext uri="{28A0092B-C50C-407E-A947-70E740481C1C}">
-                          <a14:useLocalDpi xmlns:a14="http://schemas.microsoft.com/office/drawing/2010/main" xmlns:wps="http://schemas.microsoft.com/office/word/2010/wordprocessingShape" xmlns:wpi="http://schemas.microsoft.com/office/word/2010/wordprocessingInk" xmlns:wpg="http://schemas.microsoft.com/office/word/2010/wordprocessingGroup" xmlns:w16se="http://schemas.microsoft.com/office/word/2015/wordml/symex" xmlns:w15="http://schemas.microsoft.com/office/word/2012/wordml" xmlns:w14="http://schemas.microsoft.com/office/word/2010/wordml" xmlns:w="http://schemas.openxmlformats.org/wordprocessingml/2006/main" xmlns:w10="urn:schemas-microsoft-com:office:word" xmlns:wp14="http://schemas.microsoft.com/office/word/2010/wordprocessingDrawing" xmlns:v="urn:schemas-microsoft-com:vml" xmlns:o="urn:schemas-microsoft-com:office:office" xmlns:aink="http://schemas.microsoft.com/office/drawing/2016/ink" xmlns:mc="http://schemas.openxmlformats.org/markup-compatibility/2006" xmlns:cx8="http://schemas.microsoft.com/office/drawing/2016/5/14/chartex" xmlns:cx7="http://schemas.microsoft.com/office/drawing/2016/5/13/chartex" xmlns:cx6="http://schemas.microsoft.com/office/drawing/2016/5/12/chartex" xmlns:cx5="http://schemas.microsoft.com/office/drawing/2016/5/11/chartex" xmlns:cx4="http://schemas.microsoft.com/office/drawing/2016/5/10/chartex" xmlns:cx3="http://schemas.microsoft.com/office/drawing/2016/5/9/chartex" xmlns:cx2="http://schemas.microsoft.com/office/drawing/2015/10/21/chartex" xmlns:cx1="http://schemas.microsoft.com/office/drawing/2015/9/8/chartex" xmlns:cx="http://schemas.microsoft.com/office/drawing/2014/chartex" xmlns:wpc="http://schemas.microsoft.com/office/word/2010/wordprocessingCanvas" xmlns="" val="0"/>
+                          <a14:useLocalDpi xmlns="" xmlns:wpc="http://schemas.microsoft.com/office/word/2010/wordprocessingCanvas" xmlns:cx="http://schemas.microsoft.com/office/drawing/2014/chartex" xmlns:cx1="http://schemas.microsoft.com/office/drawing/2015/9/8/chartex" xmlns:cx2="http://schemas.microsoft.com/office/drawing/2015/10/21/chartex" xmlns:cx3="http://schemas.microsoft.com/office/drawing/2016/5/9/chartex" xmlns:cx4="http://schemas.microsoft.com/office/drawing/2016/5/10/chartex" xmlns:cx5="http://schemas.microsoft.com/office/drawing/2016/5/11/chartex" xmlns:cx6="http://schemas.microsoft.com/office/drawing/2016/5/12/chartex" xmlns:cx7="http://schemas.microsoft.com/office/drawing/2016/5/13/chartex" xmlns:cx8="http://schemas.microsoft.com/office/drawing/2016/5/14/chartex" xmlns:mc="http://schemas.openxmlformats.org/markup-compatibility/2006" xmlns:aink="http://schemas.microsoft.com/office/drawing/2016/ink" xmlns:o="urn:schemas-microsoft-com:office:office" xmlns:v="urn:schemas-microsoft-com:vml" xmlns:wp14="http://schemas.microsoft.com/office/word/2010/wordprocessingDrawing" xmlns:w10="urn:schemas-microsoft-com:office:word" xmlns:w="http://schemas.openxmlformats.org/wordprocessingml/2006/main" xmlns:w14="http://schemas.microsoft.com/office/word/2010/wordml" xmlns:w15="http://schemas.microsoft.com/office/word/2012/wordml" xmlns:w16se="http://schemas.microsoft.com/office/word/2015/wordml/symex" xmlns:wpg="http://schemas.microsoft.com/office/word/2010/wordprocessingGroup" xmlns:wpi="http://schemas.microsoft.com/office/word/2010/wordprocessingInk" xmlns:wps="http://schemas.microsoft.com/office/word/2010/wordprocessingShape" xmlns:a14="http://schemas.microsoft.com/office/drawing/2010/main" val="0"/>
                         </a:ext>
                       </a:extLst>
                     </a:blip>
@@ -16238,7 +16238,7 @@
                     <a:blip r:embed="rId18">
                       <a:extLst>
                         <a:ext uri="{28A0092B-C50C-407E-A947-70E740481C1C}">
-                          <a14:useLocalDpi xmlns:a14="http://schemas.microsoft.com/office/drawing/2010/main" xmlns:wps="http://schemas.microsoft.com/office/word/2010/wordprocessingShape" xmlns:wpi="http://schemas.microsoft.com/office/word/2010/wordprocessingInk" xmlns:wpg="http://schemas.microsoft.com/office/word/2010/wordprocessingGroup" xmlns:w16se="http://schemas.microsoft.com/office/word/2015/wordml/symex" xmlns:w15="http://schemas.microsoft.com/office/word/2012/wordml" xmlns:w14="http://schemas.microsoft.com/office/word/2010/wordml" xmlns:w="http://schemas.openxmlformats.org/wordprocessingml/2006/main" xmlns:w10="urn:schemas-microsoft-com:office:word" xmlns:wp14="http://schemas.microsoft.com/office/word/2010/wordprocessingDrawing" xmlns:v="urn:schemas-microsoft-com:vml" xmlns:o="urn:schemas-microsoft-com:office:office" xmlns:aink="http://schemas.microsoft.com/office/drawing/2016/ink" xmlns:mc="http://schemas.openxmlformats.org/markup-compatibility/2006" xmlns:cx8="http://schemas.microsoft.com/office/drawing/2016/5/14/chartex" xmlns:cx7="http://schemas.microsoft.com/office/drawing/2016/5/13/chartex" xmlns:cx6="http://schemas.microsoft.com/office/drawing/2016/5/12/chartex" xmlns:cx5="http://schemas.microsoft.com/office/drawing/2016/5/11/chartex" xmlns:cx4="http://schemas.microsoft.com/office/drawing/2016/5/10/chartex" xmlns:cx3="http://schemas.microsoft.com/office/drawing/2016/5/9/chartex" xmlns:cx2="http://schemas.microsoft.com/office/drawing/2015/10/21/chartex" xmlns:cx1="http://schemas.microsoft.com/office/drawing/2015/9/8/chartex" xmlns:cx="http://schemas.microsoft.com/office/drawing/2014/chartex" xmlns:wpc="http://schemas.microsoft.com/office/word/2010/wordprocessingCanvas" xmlns="" val="0"/>
+                          <a14:useLocalDpi xmlns="" xmlns:wpc="http://schemas.microsoft.com/office/word/2010/wordprocessingCanvas" xmlns:cx="http://schemas.microsoft.com/office/drawing/2014/chartex" xmlns:cx1="http://schemas.microsoft.com/office/drawing/2015/9/8/chartex" xmlns:cx2="http://schemas.microsoft.com/office/drawing/2015/10/21/chartex" xmlns:cx3="http://schemas.microsoft.com/office/drawing/2016/5/9/chartex" xmlns:cx4="http://schemas.microsoft.com/office/drawing/2016/5/10/chartex" xmlns:cx5="http://schemas.microsoft.com/office/drawing/2016/5/11/chartex" xmlns:cx6="http://schemas.microsoft.com/office/drawing/2016/5/12/chartex" xmlns:cx7="http://schemas.microsoft.com/office/drawing/2016/5/13/chartex" xmlns:cx8="http://schemas.microsoft.com/office/drawing/2016/5/14/chartex" xmlns:mc="http://schemas.openxmlformats.org/markup-compatibility/2006" xmlns:aink="http://schemas.microsoft.com/office/drawing/2016/ink" xmlns:o="urn:schemas-microsoft-com:office:office" xmlns:v="urn:schemas-microsoft-com:vml" xmlns:wp14="http://schemas.microsoft.com/office/word/2010/wordprocessingDrawing" xmlns:w10="urn:schemas-microsoft-com:office:word" xmlns:w="http://schemas.openxmlformats.org/wordprocessingml/2006/main" xmlns:w14="http://schemas.microsoft.com/office/word/2010/wordml" xmlns:w15="http://schemas.microsoft.com/office/word/2012/wordml" xmlns:w16se="http://schemas.microsoft.com/office/word/2015/wordml/symex" xmlns:wpg="http://schemas.microsoft.com/office/word/2010/wordprocessingGroup" xmlns:wpi="http://schemas.microsoft.com/office/word/2010/wordprocessingInk" xmlns:wps="http://schemas.microsoft.com/office/word/2010/wordprocessingShape" xmlns:a14="http://schemas.microsoft.com/office/drawing/2010/main" val="0"/>
                         </a:ext>
                       </a:extLst>
                     </a:blip>
@@ -16541,7 +16541,7 @@
                     <a:blip r:embed="rId18">
                       <a:extLst>
                         <a:ext uri="{28A0092B-C50C-407E-A947-70E740481C1C}">
-                          <a14:useLocalDpi xmlns:a14="http://schemas.microsoft.com/office/drawing/2010/main" xmlns:wps="http://schemas.microsoft.com/office/word/2010/wordprocessingShape" xmlns:wpi="http://schemas.microsoft.com/office/word/2010/wordprocessingInk" xmlns:wpg="http://schemas.microsoft.com/office/word/2010/wordprocessingGroup" xmlns:w16se="http://schemas.microsoft.com/office/word/2015/wordml/symex" xmlns:w15="http://schemas.microsoft.com/office/word/2012/wordml" xmlns:w14="http://schemas.microsoft.com/office/word/2010/wordml" xmlns:w="http://schemas.openxmlformats.org/wordprocessingml/2006/main" xmlns:w10="urn:schemas-microsoft-com:office:word" xmlns:wp14="http://schemas.microsoft.com/office/word/2010/wordprocessingDrawing" xmlns:v="urn:schemas-microsoft-com:vml" xmlns:o="urn:schemas-microsoft-com:office:office" xmlns:aink="http://schemas.microsoft.com/office/drawing/2016/ink" xmlns:mc="http://schemas.openxmlformats.org/markup-compatibility/2006" xmlns:cx8="http://schemas.microsoft.com/office/drawing/2016/5/14/chartex" xmlns:cx7="http://schemas.microsoft.com/office/drawing/2016/5/13/chartex" xmlns:cx6="http://schemas.microsoft.com/office/drawing/2016/5/12/chartex" xmlns:cx5="http://schemas.microsoft.com/office/drawing/2016/5/11/chartex" xmlns:cx4="http://schemas.microsoft.com/office/drawing/2016/5/10/chartex" xmlns:cx3="http://schemas.microsoft.com/office/drawing/2016/5/9/chartex" xmlns:cx2="http://schemas.microsoft.com/office/drawing/2015/10/21/chartex" xmlns:cx1="http://schemas.microsoft.com/office/drawing/2015/9/8/chartex" xmlns:cx="http://schemas.microsoft.com/office/drawing/2014/chartex" xmlns:wpc="http://schemas.microsoft.com/office/word/2010/wordprocessingCanvas" xmlns="" val="0"/>
+                          <a14:useLocalDpi xmlns="" xmlns:wpc="http://schemas.microsoft.com/office/word/2010/wordprocessingCanvas" xmlns:cx="http://schemas.microsoft.com/office/drawing/2014/chartex" xmlns:cx1="http://schemas.microsoft.com/office/drawing/2015/9/8/chartex" xmlns:cx2="http://schemas.microsoft.com/office/drawing/2015/10/21/chartex" xmlns:cx3="http://schemas.microsoft.com/office/drawing/2016/5/9/chartex" xmlns:cx4="http://schemas.microsoft.com/office/drawing/2016/5/10/chartex" xmlns:cx5="http://schemas.microsoft.com/office/drawing/2016/5/11/chartex" xmlns:cx6="http://schemas.microsoft.com/office/drawing/2016/5/12/chartex" xmlns:cx7="http://schemas.microsoft.com/office/drawing/2016/5/13/chartex" xmlns:cx8="http://schemas.microsoft.com/office/drawing/2016/5/14/chartex" xmlns:mc="http://schemas.openxmlformats.org/markup-compatibility/2006" xmlns:aink="http://schemas.microsoft.com/office/drawing/2016/ink" xmlns:o="urn:schemas-microsoft-com:office:office" xmlns:v="urn:schemas-microsoft-com:vml" xmlns:wp14="http://schemas.microsoft.com/office/word/2010/wordprocessingDrawing" xmlns:w10="urn:schemas-microsoft-com:office:word" xmlns:w="http://schemas.openxmlformats.org/wordprocessingml/2006/main" xmlns:w14="http://schemas.microsoft.com/office/word/2010/wordml" xmlns:w15="http://schemas.microsoft.com/office/word/2012/wordml" xmlns:w16se="http://schemas.microsoft.com/office/word/2015/wordml/symex" xmlns:wpg="http://schemas.microsoft.com/office/word/2010/wordprocessingGroup" xmlns:wpi="http://schemas.microsoft.com/office/word/2010/wordprocessingInk" xmlns:wps="http://schemas.microsoft.com/office/word/2010/wordprocessingShape" xmlns:a14="http://schemas.microsoft.com/office/drawing/2010/main" val="0"/>
                         </a:ext>
                       </a:extLst>
                     </a:blip>
@@ -17478,7 +17478,7 @@
                     <a:blip r:embed="rId18">
                       <a:extLst>
                         <a:ext uri="{28A0092B-C50C-407E-A947-70E740481C1C}">
-                          <a14:useLocalDpi xmlns:a14="http://schemas.microsoft.com/office/drawing/2010/main" xmlns:wps="http://schemas.microsoft.com/office/word/2010/wordprocessingShape" xmlns:wpi="http://schemas.microsoft.com/office/word/2010/wordprocessingInk" xmlns:wpg="http://schemas.microsoft.com/office/word/2010/wordprocessingGroup" xmlns:w16se="http://schemas.microsoft.com/office/word/2015/wordml/symex" xmlns:w15="http://schemas.microsoft.com/office/word/2012/wordml" xmlns:w14="http://schemas.microsoft.com/office/word/2010/wordml" xmlns:w="http://schemas.openxmlformats.org/wordprocessingml/2006/main" xmlns:w10="urn:schemas-microsoft-com:office:word" xmlns:wp14="http://schemas.microsoft.com/office/word/2010/wordprocessingDrawing" xmlns:v="urn:schemas-microsoft-com:vml" xmlns:o="urn:schemas-microsoft-com:office:office" xmlns:aink="http://schemas.microsoft.com/office/drawing/2016/ink" xmlns:mc="http://schemas.openxmlformats.org/markup-compatibility/2006" xmlns:cx8="http://schemas.microsoft.com/office/drawing/2016/5/14/chartex" xmlns:cx7="http://schemas.microsoft.com/office/drawing/2016/5/13/chartex" xmlns:cx6="http://schemas.microsoft.com/office/drawing/2016/5/12/chartex" xmlns:cx5="http://schemas.microsoft.com/office/drawing/2016/5/11/chartex" xmlns:cx4="http://schemas.microsoft.com/office/drawing/2016/5/10/chartex" xmlns:cx3="http://schemas.microsoft.com/office/drawing/2016/5/9/chartex" xmlns:cx2="http://schemas.microsoft.com/office/drawing/2015/10/21/chartex" xmlns:cx1="http://schemas.microsoft.com/office/drawing/2015/9/8/chartex" xmlns:cx="http://schemas.microsoft.com/office/drawing/2014/chartex" xmlns:wpc="http://schemas.microsoft.com/office/word/2010/wordprocessingCanvas" xmlns="" val="0"/>
+                          <a14:useLocalDpi xmlns="" xmlns:wpc="http://schemas.microsoft.com/office/word/2010/wordprocessingCanvas" xmlns:cx="http://schemas.microsoft.com/office/drawing/2014/chartex" xmlns:cx1="http://schemas.microsoft.com/office/drawing/2015/9/8/chartex" xmlns:cx2="http://schemas.microsoft.com/office/drawing/2015/10/21/chartex" xmlns:cx3="http://schemas.microsoft.com/office/drawing/2016/5/9/chartex" xmlns:cx4="http://schemas.microsoft.com/office/drawing/2016/5/10/chartex" xmlns:cx5="http://schemas.microsoft.com/office/drawing/2016/5/11/chartex" xmlns:cx6="http://schemas.microsoft.com/office/drawing/2016/5/12/chartex" xmlns:cx7="http://schemas.microsoft.com/office/drawing/2016/5/13/chartex" xmlns:cx8="http://schemas.microsoft.com/office/drawing/2016/5/14/chartex" xmlns:mc="http://schemas.openxmlformats.org/markup-compatibility/2006" xmlns:aink="http://schemas.microsoft.com/office/drawing/2016/ink" xmlns:o="urn:schemas-microsoft-com:office:office" xmlns:v="urn:schemas-microsoft-com:vml" xmlns:wp14="http://schemas.microsoft.com/office/word/2010/wordprocessingDrawing" xmlns:w10="urn:schemas-microsoft-com:office:word" xmlns:w="http://schemas.openxmlformats.org/wordprocessingml/2006/main" xmlns:w14="http://schemas.microsoft.com/office/word/2010/wordml" xmlns:w15="http://schemas.microsoft.com/office/word/2012/wordml" xmlns:w16se="http://schemas.microsoft.com/office/word/2015/wordml/symex" xmlns:wpg="http://schemas.microsoft.com/office/word/2010/wordprocessingGroup" xmlns:wpi="http://schemas.microsoft.com/office/word/2010/wordprocessingInk" xmlns:wps="http://schemas.microsoft.com/office/word/2010/wordprocessingShape" xmlns:a14="http://schemas.microsoft.com/office/drawing/2010/main" val="0"/>
                         </a:ext>
                       </a:extLst>
                     </a:blip>
@@ -19593,7 +19593,7 @@
                     <a:blip r:embed="rId18">
                       <a:extLst>
                         <a:ext uri="{28A0092B-C50C-407E-A947-70E740481C1C}">
-                          <a14:useLocalDpi xmlns:a14="http://schemas.microsoft.com/office/drawing/2010/main" xmlns:wps="http://schemas.microsoft.com/office/word/2010/wordprocessingShape" xmlns:wpi="http://schemas.microsoft.com/office/word/2010/wordprocessingInk" xmlns:wpg="http://schemas.microsoft.com/office/word/2010/wordprocessingGroup" xmlns:w16se="http://schemas.microsoft.com/office/word/2015/wordml/symex" xmlns:w15="http://schemas.microsoft.com/office/word/2012/wordml" xmlns:w14="http://schemas.microsoft.com/office/word/2010/wordml" xmlns:w="http://schemas.openxmlformats.org/wordprocessingml/2006/main" xmlns:w10="urn:schemas-microsoft-com:office:word" xmlns:wp14="http://schemas.microsoft.com/office/word/2010/wordprocessingDrawing" xmlns:v="urn:schemas-microsoft-com:vml" xmlns:o="urn:schemas-microsoft-com:office:office" xmlns:aink="http://schemas.microsoft.com/office/drawing/2016/ink" xmlns:mc="http://schemas.openxmlformats.org/markup-compatibility/2006" xmlns:cx8="http://schemas.microsoft.com/office/drawing/2016/5/14/chartex" xmlns:cx7="http://schemas.microsoft.com/office/drawing/2016/5/13/chartex" xmlns:cx6="http://schemas.microsoft.com/office/drawing/2016/5/12/chartex" xmlns:cx5="http://schemas.microsoft.com/office/drawing/2016/5/11/chartex" xmlns:cx4="http://schemas.microsoft.com/office/drawing/2016/5/10/chartex" xmlns:cx3="http://schemas.microsoft.com/office/drawing/2016/5/9/chartex" xmlns:cx2="http://schemas.microsoft.com/office/drawing/2015/10/21/chartex" xmlns:cx1="http://schemas.microsoft.com/office/drawing/2015/9/8/chartex" xmlns:cx="http://schemas.microsoft.com/office/drawing/2014/chartex" xmlns:wpc="http://schemas.microsoft.com/office/word/2010/wordprocessingCanvas" xmlns="" val="0"/>
+                          <a14:useLocalDpi xmlns="" xmlns:wpc="http://schemas.microsoft.com/office/word/2010/wordprocessingCanvas" xmlns:cx="http://schemas.microsoft.com/office/drawing/2014/chartex" xmlns:cx1="http://schemas.microsoft.com/office/drawing/2015/9/8/chartex" xmlns:cx2="http://schemas.microsoft.com/office/drawing/2015/10/21/chartex" xmlns:cx3="http://schemas.microsoft.com/office/drawing/2016/5/9/chartex" xmlns:cx4="http://schemas.microsoft.com/office/drawing/2016/5/10/chartex" xmlns:cx5="http://schemas.microsoft.com/office/drawing/2016/5/11/chartex" xmlns:cx6="http://schemas.microsoft.com/office/drawing/2016/5/12/chartex" xmlns:cx7="http://schemas.microsoft.com/office/drawing/2016/5/13/chartex" xmlns:cx8="http://schemas.microsoft.com/office/drawing/2016/5/14/chartex" xmlns:mc="http://schemas.openxmlformats.org/markup-compatibility/2006" xmlns:aink="http://schemas.microsoft.com/office/drawing/2016/ink" xmlns:o="urn:schemas-microsoft-com:office:office" xmlns:v="urn:schemas-microsoft-com:vml" xmlns:wp14="http://schemas.microsoft.com/office/word/2010/wordprocessingDrawing" xmlns:w10="urn:schemas-microsoft-com:office:word" xmlns:w="http://schemas.openxmlformats.org/wordprocessingml/2006/main" xmlns:w14="http://schemas.microsoft.com/office/word/2010/wordml" xmlns:w15="http://schemas.microsoft.com/office/word/2012/wordml" xmlns:w16se="http://schemas.microsoft.com/office/word/2015/wordml/symex" xmlns:wpg="http://schemas.microsoft.com/office/word/2010/wordprocessingGroup" xmlns:wpi="http://schemas.microsoft.com/office/word/2010/wordprocessingInk" xmlns:wps="http://schemas.microsoft.com/office/word/2010/wordprocessingShape" xmlns:a14="http://schemas.microsoft.com/office/drawing/2010/main" val="0"/>
                         </a:ext>
                       </a:extLst>
                     </a:blip>
@@ -23390,7 +23390,7 @@
                     <a:blip r:embed="rId18">
                       <a:extLst>
                         <a:ext uri="{28A0092B-C50C-407E-A947-70E740481C1C}">
-                          <a14:useLocalDpi xmlns:a14="http://schemas.microsoft.com/office/drawing/2010/main" xmlns:wps="http://schemas.microsoft.com/office/word/2010/wordprocessingShape" xmlns:wpi="http://schemas.microsoft.com/office/word/2010/wordprocessingInk" xmlns:wpg="http://schemas.microsoft.com/office/word/2010/wordprocessingGroup" xmlns:w16se="http://schemas.microsoft.com/office/word/2015/wordml/symex" xmlns:w15="http://schemas.microsoft.com/office/word/2012/wordml" xmlns:w14="http://schemas.microsoft.com/office/word/2010/wordml" xmlns:w="http://schemas.openxmlformats.org/wordprocessingml/2006/main" xmlns:w10="urn:schemas-microsoft-com:office:word" xmlns:wp14="http://schemas.microsoft.com/office/word/2010/wordprocessingDrawing" xmlns:v="urn:schemas-microsoft-com:vml" xmlns:o="urn:schemas-microsoft-com:office:office" xmlns:aink="http://schemas.microsoft.com/office/drawing/2016/ink" xmlns:mc="http://schemas.openxmlformats.org/markup-compatibility/2006" xmlns:cx8="http://schemas.microsoft.com/office/drawing/2016/5/14/chartex" xmlns:cx7="http://schemas.microsoft.com/office/drawing/2016/5/13/chartex" xmlns:cx6="http://schemas.microsoft.com/office/drawing/2016/5/12/chartex" xmlns:cx5="http://schemas.microsoft.com/office/drawing/2016/5/11/chartex" xmlns:cx4="http://schemas.microsoft.com/office/drawing/2016/5/10/chartex" xmlns:cx3="http://schemas.microsoft.com/office/drawing/2016/5/9/chartex" xmlns:cx2="http://schemas.microsoft.com/office/drawing/2015/10/21/chartex" xmlns:cx1="http://schemas.microsoft.com/office/drawing/2015/9/8/chartex" xmlns:cx="http://schemas.microsoft.com/office/drawing/2014/chartex" xmlns:wpc="http://schemas.microsoft.com/office/word/2010/wordprocessingCanvas" xmlns="" val="0"/>
+                          <a14:useLocalDpi xmlns="" xmlns:wpc="http://schemas.microsoft.com/office/word/2010/wordprocessingCanvas" xmlns:cx="http://schemas.microsoft.com/office/drawing/2014/chartex" xmlns:cx1="http://schemas.microsoft.com/office/drawing/2015/9/8/chartex" xmlns:cx2="http://schemas.microsoft.com/office/drawing/2015/10/21/chartex" xmlns:cx3="http://schemas.microsoft.com/office/drawing/2016/5/9/chartex" xmlns:cx4="http://schemas.microsoft.com/office/drawing/2016/5/10/chartex" xmlns:cx5="http://schemas.microsoft.com/office/drawing/2016/5/11/chartex" xmlns:cx6="http://schemas.microsoft.com/office/drawing/2016/5/12/chartex" xmlns:cx7="http://schemas.microsoft.com/office/drawing/2016/5/13/chartex" xmlns:cx8="http://schemas.microsoft.com/office/drawing/2016/5/14/chartex" xmlns:mc="http://schemas.openxmlformats.org/markup-compatibility/2006" xmlns:aink="http://schemas.microsoft.com/office/drawing/2016/ink" xmlns:o="urn:schemas-microsoft-com:office:office" xmlns:v="urn:schemas-microsoft-com:vml" xmlns:wp14="http://schemas.microsoft.com/office/word/2010/wordprocessingDrawing" xmlns:w10="urn:schemas-microsoft-com:office:word" xmlns:w="http://schemas.openxmlformats.org/wordprocessingml/2006/main" xmlns:w14="http://schemas.microsoft.com/office/word/2010/wordml" xmlns:w15="http://schemas.microsoft.com/office/word/2012/wordml" xmlns:w16se="http://schemas.microsoft.com/office/word/2015/wordml/symex" xmlns:wpg="http://schemas.microsoft.com/office/word/2010/wordprocessingGroup" xmlns:wpi="http://schemas.microsoft.com/office/word/2010/wordprocessingInk" xmlns:wps="http://schemas.microsoft.com/office/word/2010/wordprocessingShape" xmlns:a14="http://schemas.microsoft.com/office/drawing/2010/main" val="0"/>
                         </a:ext>
                       </a:extLst>
                     </a:blip>
@@ -24419,7 +24419,7 @@
                     <a:blip r:embed="rId18">
                       <a:extLst>
                         <a:ext uri="{28A0092B-C50C-407E-A947-70E740481C1C}">
-                          <a14:useLocalDpi xmlns:a14="http://schemas.microsoft.com/office/drawing/2010/main" xmlns:wps="http://schemas.microsoft.com/office/word/2010/wordprocessingShape" xmlns:wpi="http://schemas.microsoft.com/office/word/2010/wordprocessingInk" xmlns:wpg="http://schemas.microsoft.com/office/word/2010/wordprocessingGroup" xmlns:w16se="http://schemas.microsoft.com/office/word/2015/wordml/symex" xmlns:w15="http://schemas.microsoft.com/office/word/2012/wordml" xmlns:w14="http://schemas.microsoft.com/office/word/2010/wordml" xmlns:w="http://schemas.openxmlformats.org/wordprocessingml/2006/main" xmlns:w10="urn:schemas-microsoft-com:office:word" xmlns:wp14="http://schemas.microsoft.com/office/word/2010/wordprocessingDrawing" xmlns:v="urn:schemas-microsoft-com:vml" xmlns:o="urn:schemas-microsoft-com:office:office" xmlns:aink="http://schemas.microsoft.com/office/drawing/2016/ink" xmlns:mc="http://schemas.openxmlformats.org/markup-compatibility/2006" xmlns:cx8="http://schemas.microsoft.com/office/drawing/2016/5/14/chartex" xmlns:cx7="http://schemas.microsoft.com/office/drawing/2016/5/13/chartex" xmlns:cx6="http://schemas.microsoft.com/office/drawing/2016/5/12/chartex" xmlns:cx5="http://schemas.microsoft.com/office/drawing/2016/5/11/chartex" xmlns:cx4="http://schemas.microsoft.com/office/drawing/2016/5/10/chartex" xmlns:cx3="http://schemas.microsoft.com/office/drawing/2016/5/9/chartex" xmlns:cx2="http://schemas.microsoft.com/office/drawing/2015/10/21/chartex" xmlns:cx1="http://schemas.microsoft.com/office/drawing/2015/9/8/chartex" xmlns:cx="http://schemas.microsoft.com/office/drawing/2014/chartex" xmlns:wpc="http://schemas.microsoft.com/office/word/2010/wordprocessingCanvas" xmlns="" val="0"/>
+                          <a14:useLocalDpi xmlns="" xmlns:wpc="http://schemas.microsoft.com/office/word/2010/wordprocessingCanvas" xmlns:cx="http://schemas.microsoft.com/office/drawing/2014/chartex" xmlns:cx1="http://schemas.microsoft.com/office/drawing/2015/9/8/chartex" xmlns:cx2="http://schemas.microsoft.com/office/drawing/2015/10/21/chartex" xmlns:cx3="http://schemas.microsoft.com/office/drawing/2016/5/9/chartex" xmlns:cx4="http://schemas.microsoft.com/office/drawing/2016/5/10/chartex" xmlns:cx5="http://schemas.microsoft.com/office/drawing/2016/5/11/chartex" xmlns:cx6="http://schemas.microsoft.com/office/drawing/2016/5/12/chartex" xmlns:cx7="http://schemas.microsoft.com/office/drawing/2016/5/13/chartex" xmlns:cx8="http://schemas.microsoft.com/office/drawing/2016/5/14/chartex" xmlns:mc="http://schemas.openxmlformats.org/markup-compatibility/2006" xmlns:aink="http://schemas.microsoft.com/office/drawing/2016/ink" xmlns:o="urn:schemas-microsoft-com:office:office" xmlns:v="urn:schemas-microsoft-com:vml" xmlns:wp14="http://schemas.microsoft.com/office/word/2010/wordprocessingDrawing" xmlns:w10="urn:schemas-microsoft-com:office:word" xmlns:w="http://schemas.openxmlformats.org/wordprocessingml/2006/main" xmlns:w14="http://schemas.microsoft.com/office/word/2010/wordml" xmlns:w15="http://schemas.microsoft.com/office/word/2012/wordml" xmlns:w16se="http://schemas.microsoft.com/office/word/2015/wordml/symex" xmlns:wpg="http://schemas.microsoft.com/office/word/2010/wordprocessingGroup" xmlns:wpi="http://schemas.microsoft.com/office/word/2010/wordprocessingInk" xmlns:wps="http://schemas.microsoft.com/office/word/2010/wordprocessingShape" xmlns:a14="http://schemas.microsoft.com/office/drawing/2010/main" val="0"/>
                         </a:ext>
                       </a:extLst>
                     </a:blip>
@@ -28639,7 +28639,7 @@
                     <a:blip r:embed="rId18">
                       <a:extLst>
                         <a:ext uri="{28A0092B-C50C-407E-A947-70E740481C1C}">
-                          <a14:useLocalDpi xmlns:a14="http://schemas.microsoft.com/office/drawing/2010/main" xmlns:wps="http://schemas.microsoft.com/office/word/2010/wordprocessingShape" xmlns:wpi="http://schemas.microsoft.com/office/word/2010/wordprocessingInk" xmlns:wpg="http://schemas.microsoft.com/office/word/2010/wordprocessingGroup" xmlns:w16se="http://schemas.microsoft.com/office/word/2015/wordml/symex" xmlns:w15="http://schemas.microsoft.com/office/word/2012/wordml" xmlns:w14="http://schemas.microsoft.com/office/word/2010/wordml" xmlns:w="http://schemas.openxmlformats.org/wordprocessingml/2006/main" xmlns:w10="urn:schemas-microsoft-com:office:word" xmlns:wp14="http://schemas.microsoft.com/office/word/2010/wordprocessingDrawing" xmlns:v="urn:schemas-microsoft-com:vml" xmlns:o="urn:schemas-microsoft-com:office:office" xmlns:aink="http://schemas.microsoft.com/office/drawing/2016/ink" xmlns:mc="http://schemas.openxmlformats.org/markup-compatibility/2006" xmlns:cx8="http://schemas.microsoft.com/office/drawing/2016/5/14/chartex" xmlns:cx7="http://schemas.microsoft.com/office/drawing/2016/5/13/chartex" xmlns:cx6="http://schemas.microsoft.com/office/drawing/2016/5/12/chartex" xmlns:cx5="http://schemas.microsoft.com/office/drawing/2016/5/11/chartex" xmlns:cx4="http://schemas.microsoft.com/office/drawing/2016/5/10/chartex" xmlns:cx3="http://schemas.microsoft.com/office/drawing/2016/5/9/chartex" xmlns:cx2="http://schemas.microsoft.com/office/drawing/2015/10/21/chartex" xmlns:cx1="http://schemas.microsoft.com/office/drawing/2015/9/8/chartex" xmlns:cx="http://schemas.microsoft.com/office/drawing/2014/chartex" xmlns:wpc="http://schemas.microsoft.com/office/word/2010/wordprocessingCanvas" xmlns="" val="0"/>
+                          <a14:useLocalDpi xmlns="" xmlns:wpc="http://schemas.microsoft.com/office/word/2010/wordprocessingCanvas" xmlns:cx="http://schemas.microsoft.com/office/drawing/2014/chartex" xmlns:cx1="http://schemas.microsoft.com/office/drawing/2015/9/8/chartex" xmlns:cx2="http://schemas.microsoft.com/office/drawing/2015/10/21/chartex" xmlns:cx3="http://schemas.microsoft.com/office/drawing/2016/5/9/chartex" xmlns:cx4="http://schemas.microsoft.com/office/drawing/2016/5/10/chartex" xmlns:cx5="http://schemas.microsoft.com/office/drawing/2016/5/11/chartex" xmlns:cx6="http://schemas.microsoft.com/office/drawing/2016/5/12/chartex" xmlns:cx7="http://schemas.microsoft.com/office/drawing/2016/5/13/chartex" xmlns:cx8="http://schemas.microsoft.com/office/drawing/2016/5/14/chartex" xmlns:mc="http://schemas.openxmlformats.org/markup-compatibility/2006" xmlns:aink="http://schemas.microsoft.com/office/drawing/2016/ink" xmlns:o="urn:schemas-microsoft-com:office:office" xmlns:v="urn:schemas-microsoft-com:vml" xmlns:wp14="http://schemas.microsoft.com/office/word/2010/wordprocessingDrawing" xmlns:w10="urn:schemas-microsoft-com:office:word" xmlns:w="http://schemas.openxmlformats.org/wordprocessingml/2006/main" xmlns:w14="http://schemas.microsoft.com/office/word/2010/wordml" xmlns:w15="http://schemas.microsoft.com/office/word/2012/wordml" xmlns:w16se="http://schemas.microsoft.com/office/word/2015/wordml/symex" xmlns:wpg="http://schemas.microsoft.com/office/word/2010/wordprocessingGroup" xmlns:wpi="http://schemas.microsoft.com/office/word/2010/wordprocessingInk" xmlns:wps="http://schemas.microsoft.com/office/word/2010/wordprocessingShape" xmlns:a14="http://schemas.microsoft.com/office/drawing/2010/main" val="0"/>
                         </a:ext>
                       </a:extLst>
                     </a:blip>
@@ -30070,7 +30070,7 @@
                     <a:blip r:embed="rId18">
                       <a:extLst>
                         <a:ext uri="{28A0092B-C50C-407E-A947-70E740481C1C}">
-                          <a14:useLocalDpi xmlns:a14="http://schemas.microsoft.com/office/drawing/2010/main" xmlns:wps="http://schemas.microsoft.com/office/word/2010/wordprocessingShape" xmlns:wpi="http://schemas.microsoft.com/office/word/2010/wordprocessingInk" xmlns:wpg="http://schemas.microsoft.com/office/word/2010/wordprocessingGroup" xmlns:w16se="http://schemas.microsoft.com/office/word/2015/wordml/symex" xmlns:w15="http://schemas.microsoft.com/office/word/2012/wordml" xmlns:w14="http://schemas.microsoft.com/office/word/2010/wordml" xmlns:w="http://schemas.openxmlformats.org/wordprocessingml/2006/main" xmlns:w10="urn:schemas-microsoft-com:office:word" xmlns:wp14="http://schemas.microsoft.com/office/word/2010/wordprocessingDrawing" xmlns:v="urn:schemas-microsoft-com:vml" xmlns:o="urn:schemas-microsoft-com:office:office" xmlns:aink="http://schemas.microsoft.com/office/drawing/2016/ink" xmlns:mc="http://schemas.openxmlformats.org/markup-compatibility/2006" xmlns:cx8="http://schemas.microsoft.com/office/drawing/2016/5/14/chartex" xmlns:cx7="http://schemas.microsoft.com/office/drawing/2016/5/13/chartex" xmlns:cx6="http://schemas.microsoft.com/office/drawing/2016/5/12/chartex" xmlns:cx5="http://schemas.microsoft.com/office/drawing/2016/5/11/chartex" xmlns:cx4="http://schemas.microsoft.com/office/drawing/2016/5/10/chartex" xmlns:cx3="http://schemas.microsoft.com/office/drawing/2016/5/9/chartex" xmlns:cx2="http://schemas.microsoft.com/office/drawing/2015/10/21/chartex" xmlns:cx1="http://schemas.microsoft.com/office/drawing/2015/9/8/chartex" xmlns:cx="http://schemas.microsoft.com/office/drawing/2014/chartex" xmlns:wpc="http://schemas.microsoft.com/office/word/2010/wordprocessingCanvas" xmlns="" val="0"/>
+                          <a14:useLocalDpi xmlns="" xmlns:wpc="http://schemas.microsoft.com/office/word/2010/wordprocessingCanvas" xmlns:cx="http://schemas.microsoft.com/office/drawing/2014/chartex" xmlns:cx1="http://schemas.microsoft.com/office/drawing/2015/9/8/chartex" xmlns:cx2="http://schemas.microsoft.com/office/drawing/2015/10/21/chartex" xmlns:cx3="http://schemas.microsoft.com/office/drawing/2016/5/9/chartex" xmlns:cx4="http://schemas.microsoft.com/office/drawing/2016/5/10/chartex" xmlns:cx5="http://schemas.microsoft.com/office/drawing/2016/5/11/chartex" xmlns:cx6="http://schemas.microsoft.com/office/drawing/2016/5/12/chartex" xmlns:cx7="http://schemas.microsoft.com/office/drawing/2016/5/13/chartex" xmlns:cx8="http://schemas.microsoft.com/office/drawing/2016/5/14/chartex" xmlns:mc="http://schemas.openxmlformats.org/markup-compatibility/2006" xmlns:aink="http://schemas.microsoft.com/office/drawing/2016/ink" xmlns:o="urn:schemas-microsoft-com:office:office" xmlns:v="urn:schemas-microsoft-com:vml" xmlns:wp14="http://schemas.microsoft.com/office/word/2010/wordprocessingDrawing" xmlns:w10="urn:schemas-microsoft-com:office:word" xmlns:w="http://schemas.openxmlformats.org/wordprocessingml/2006/main" xmlns:w14="http://schemas.microsoft.com/office/word/2010/wordml" xmlns:w15="http://schemas.microsoft.com/office/word/2012/wordml" xmlns:w16se="http://schemas.microsoft.com/office/word/2015/wordml/symex" xmlns:wpg="http://schemas.microsoft.com/office/word/2010/wordprocessingGroup" xmlns:wpi="http://schemas.microsoft.com/office/word/2010/wordprocessingInk" xmlns:wps="http://schemas.microsoft.com/office/word/2010/wordprocessingShape" xmlns:a14="http://schemas.microsoft.com/office/drawing/2010/main" val="0"/>
                         </a:ext>
                       </a:extLst>
                     </a:blip>
@@ -30346,7 +30346,7 @@
                     <a:blip r:embed="rId18">
                       <a:extLst>
                         <a:ext uri="{28A0092B-C50C-407E-A947-70E740481C1C}">
-                          <a14:useLocalDpi xmlns:a14="http://schemas.microsoft.com/office/drawing/2010/main" xmlns:wps="http://schemas.microsoft.com/office/word/2010/wordprocessingShape" xmlns:wpi="http://schemas.microsoft.com/office/word/2010/wordprocessingInk" xmlns:wpg="http://schemas.microsoft.com/office/word/2010/wordprocessingGroup" xmlns:w16se="http://schemas.microsoft.com/office/word/2015/wordml/symex" xmlns:w15="http://schemas.microsoft.com/office/word/2012/wordml" xmlns:w14="http://schemas.microsoft.com/office/word/2010/wordml" xmlns:w="http://schemas.openxmlformats.org/wordprocessingml/2006/main" xmlns:w10="urn:schemas-microsoft-com:office:word" xmlns:wp14="http://schemas.microsoft.com/office/word/2010/wordprocessingDrawing" xmlns:v="urn:schemas-microsoft-com:vml" xmlns:o="urn:schemas-microsoft-com:office:office" xmlns:aink="http://schemas.microsoft.com/office/drawing/2016/ink" xmlns:mc="http://schemas.openxmlformats.org/markup-compatibility/2006" xmlns:cx8="http://schemas.microsoft.com/office/drawing/2016/5/14/chartex" xmlns:cx7="http://schemas.microsoft.com/office/drawing/2016/5/13/chartex" xmlns:cx6="http://schemas.microsoft.com/office/drawing/2016/5/12/chartex" xmlns:cx5="http://schemas.microsoft.com/office/drawing/2016/5/11/chartex" xmlns:cx4="http://schemas.microsoft.com/office/drawing/2016/5/10/chartex" xmlns:cx3="http://schemas.microsoft.com/office/drawing/2016/5/9/chartex" xmlns:cx2="http://schemas.microsoft.com/office/drawing/2015/10/21/chartex" xmlns:cx1="http://schemas.microsoft.com/office/drawing/2015/9/8/chartex" xmlns:cx="http://schemas.microsoft.com/office/drawing/2014/chartex" xmlns:wpc="http://schemas.microsoft.com/office/word/2010/wordprocessingCanvas" xmlns="" val="0"/>
+                          <a14:useLocalDpi xmlns="" xmlns:wpc="http://schemas.microsoft.com/office/word/2010/wordprocessingCanvas" xmlns:cx="http://schemas.microsoft.com/office/drawing/2014/chartex" xmlns:cx1="http://schemas.microsoft.com/office/drawing/2015/9/8/chartex" xmlns:cx2="http://schemas.microsoft.com/office/drawing/2015/10/21/chartex" xmlns:cx3="http://schemas.microsoft.com/office/drawing/2016/5/9/chartex" xmlns:cx4="http://schemas.microsoft.com/office/drawing/2016/5/10/chartex" xmlns:cx5="http://schemas.microsoft.com/office/drawing/2016/5/11/chartex" xmlns:cx6="http://schemas.microsoft.com/office/drawing/2016/5/12/chartex" xmlns:cx7="http://schemas.microsoft.com/office/drawing/2016/5/13/chartex" xmlns:cx8="http://schemas.microsoft.com/office/drawing/2016/5/14/chartex" xmlns:mc="http://schemas.openxmlformats.org/markup-compatibility/2006" xmlns:aink="http://schemas.microsoft.com/office/drawing/2016/ink" xmlns:o="urn:schemas-microsoft-com:office:office" xmlns:v="urn:schemas-microsoft-com:vml" xmlns:wp14="http://schemas.microsoft.com/office/word/2010/wordprocessingDrawing" xmlns:w10="urn:schemas-microsoft-com:office:word" xmlns:w="http://schemas.openxmlformats.org/wordprocessingml/2006/main" xmlns:w14="http://schemas.microsoft.com/office/word/2010/wordml" xmlns:w15="http://schemas.microsoft.com/office/word/2012/wordml" xmlns:w16se="http://schemas.microsoft.com/office/word/2015/wordml/symex" xmlns:wpg="http://schemas.microsoft.com/office/word/2010/wordprocessingGroup" xmlns:wpi="http://schemas.microsoft.com/office/word/2010/wordprocessingInk" xmlns:wps="http://schemas.microsoft.com/office/word/2010/wordprocessingShape" xmlns:a14="http://schemas.microsoft.com/office/drawing/2010/main" val="0"/>
                         </a:ext>
                       </a:extLst>
                     </a:blip>
@@ -31224,7 +31224,7 @@
                     <a:blip r:embed="rId18">
                       <a:extLst>
                         <a:ext uri="{28A0092B-C50C-407E-A947-70E740481C1C}">
-                          <a14:useLocalDpi xmlns:a14="http://schemas.microsoft.com/office/drawing/2010/main" xmlns:wps="http://schemas.microsoft.com/office/word/2010/wordprocessingShape" xmlns:wpi="http://schemas.microsoft.com/office/word/2010/wordprocessingInk" xmlns:wpg="http://schemas.microsoft.com/office/word/2010/wordprocessingGroup" xmlns:w16se="http://schemas.microsoft.com/office/word/2015/wordml/symex" xmlns:w15="http://schemas.microsoft.com/office/word/2012/wordml" xmlns:w14="http://schemas.microsoft.com/office/word/2010/wordml" xmlns:w="http://schemas.openxmlformats.org/wordprocessingml/2006/main" xmlns:w10="urn:schemas-microsoft-com:office:word" xmlns:wp14="http://schemas.microsoft.com/office/word/2010/wordprocessingDrawing" xmlns:v="urn:schemas-microsoft-com:vml" xmlns:o="urn:schemas-microsoft-com:office:office" xmlns:aink="http://schemas.microsoft.com/office/drawing/2016/ink" xmlns:mc="http://schemas.openxmlformats.org/markup-compatibility/2006" xmlns:cx8="http://schemas.microsoft.com/office/drawing/2016/5/14/chartex" xmlns:cx7="http://schemas.microsoft.com/office/drawing/2016/5/13/chartex" xmlns:cx6="http://schemas.microsoft.com/office/drawing/2016/5/12/chartex" xmlns:cx5="http://schemas.microsoft.com/office/drawing/2016/5/11/chartex" xmlns:cx4="http://schemas.microsoft.com/office/drawing/2016/5/10/chartex" xmlns:cx3="http://schemas.microsoft.com/office/drawing/2016/5/9/chartex" xmlns:cx2="http://schemas.microsoft.com/office/drawing/2015/10/21/chartex" xmlns:cx1="http://schemas.microsoft.com/office/drawing/2015/9/8/chartex" xmlns:cx="http://schemas.microsoft.com/office/drawing/2014/chartex" xmlns:wpc="http://schemas.microsoft.com/office/word/2010/wordprocessingCanvas" xmlns="" val="0"/>
+                          <a14:useLocalDpi xmlns="" xmlns:wpc="http://schemas.microsoft.com/office/word/2010/wordprocessingCanvas" xmlns:cx="http://schemas.microsoft.com/office/drawing/2014/chartex" xmlns:cx1="http://schemas.microsoft.com/office/drawing/2015/9/8/chartex" xmlns:cx2="http://schemas.microsoft.com/office/drawing/2015/10/21/chartex" xmlns:cx3="http://schemas.microsoft.com/office/drawing/2016/5/9/chartex" xmlns:cx4="http://schemas.microsoft.com/office/drawing/2016/5/10/chartex" xmlns:cx5="http://schemas.microsoft.com/office/drawing/2016/5/11/chartex" xmlns:cx6="http://schemas.microsoft.com/office/drawing/2016/5/12/chartex" xmlns:cx7="http://schemas.microsoft.com/office/drawing/2016/5/13/chartex" xmlns:cx8="http://schemas.microsoft.com/office/drawing/2016/5/14/chartex" xmlns:mc="http://schemas.openxmlformats.org/markup-compatibility/2006" xmlns:aink="http://schemas.microsoft.com/office/drawing/2016/ink" xmlns:o="urn:schemas-microsoft-com:office:office" xmlns:v="urn:schemas-microsoft-com:vml" xmlns:wp14="http://schemas.microsoft.com/office/word/2010/wordprocessingDrawing" xmlns:w10="urn:schemas-microsoft-com:office:word" xmlns:w="http://schemas.openxmlformats.org/wordprocessingml/2006/main" xmlns:w14="http://schemas.microsoft.com/office/word/2010/wordml" xmlns:w15="http://schemas.microsoft.com/office/word/2012/wordml" xmlns:w16se="http://schemas.microsoft.com/office/word/2015/wordml/symex" xmlns:wpg="http://schemas.microsoft.com/office/word/2010/wordprocessingGroup" xmlns:wpi="http://schemas.microsoft.com/office/word/2010/wordprocessingInk" xmlns:wps="http://schemas.microsoft.com/office/word/2010/wordprocessingShape" xmlns:a14="http://schemas.microsoft.com/office/drawing/2010/main" val="0"/>
                         </a:ext>
                       </a:extLst>
                     </a:blip>
@@ -31801,7 +31801,7 @@
                     <a:blip r:embed="rId18">
                       <a:extLst>
                         <a:ext uri="{28A0092B-C50C-407E-A947-70E740481C1C}">
-                          <a14:useLocalDpi xmlns:a14="http://schemas.microsoft.com/office/drawing/2010/main" xmlns:wps="http://schemas.microsoft.com/office/word/2010/wordprocessingShape" xmlns:wpi="http://schemas.microsoft.com/office/word/2010/wordprocessingInk" xmlns:wpg="http://schemas.microsoft.com/office/word/2010/wordprocessingGroup" xmlns:w16se="http://schemas.microsoft.com/office/word/2015/wordml/symex" xmlns:w15="http://schemas.microsoft.com/office/word/2012/wordml" xmlns:w14="http://schemas.microsoft.com/office/word/2010/wordml" xmlns:w="http://schemas.openxmlformats.org/wordprocessingml/2006/main" xmlns:w10="urn:schemas-microsoft-com:office:word" xmlns:wp14="http://schemas.microsoft.com/office/word/2010/wordprocessingDrawing" xmlns:v="urn:schemas-microsoft-com:vml" xmlns:o="urn:schemas-microsoft-com:office:office" xmlns:aink="http://schemas.microsoft.com/office/drawing/2016/ink" xmlns:mc="http://schemas.openxmlformats.org/markup-compatibility/2006" xmlns:cx8="http://schemas.microsoft.com/office/drawing/2016/5/14/chartex" xmlns:cx7="http://schemas.microsoft.com/office/drawing/2016/5/13/chartex" xmlns:cx6="http://schemas.microsoft.com/office/drawing/2016/5/12/chartex" xmlns:cx5="http://schemas.microsoft.com/office/drawing/2016/5/11/chartex" xmlns:cx4="http://schemas.microsoft.com/office/drawing/2016/5/10/chartex" xmlns:cx3="http://schemas.microsoft.com/office/drawing/2016/5/9/chartex" xmlns:cx2="http://schemas.microsoft.com/office/drawing/2015/10/21/chartex" xmlns:cx1="http://schemas.microsoft.com/office/drawing/2015/9/8/chartex" xmlns:cx="http://schemas.microsoft.com/office/drawing/2014/chartex" xmlns:wpc="http://schemas.microsoft.com/office/word/2010/wordprocessingCanvas" xmlns="" val="0"/>
+                          <a14:useLocalDpi xmlns="" xmlns:wpc="http://schemas.microsoft.com/office/word/2010/wordprocessingCanvas" xmlns:cx="http://schemas.microsoft.com/office/drawing/2014/chartex" xmlns:cx1="http://schemas.microsoft.com/office/drawing/2015/9/8/chartex" xmlns:cx2="http://schemas.microsoft.com/office/drawing/2015/10/21/chartex" xmlns:cx3="http://schemas.microsoft.com/office/drawing/2016/5/9/chartex" xmlns:cx4="http://schemas.microsoft.com/office/drawing/2016/5/10/chartex" xmlns:cx5="http://schemas.microsoft.com/office/drawing/2016/5/11/chartex" xmlns:cx6="http://schemas.microsoft.com/office/drawing/2016/5/12/chartex" xmlns:cx7="http://schemas.microsoft.com/office/drawing/2016/5/13/chartex" xmlns:cx8="http://schemas.microsoft.com/office/drawing/2016/5/14/chartex" xmlns:mc="http://schemas.openxmlformats.org/markup-compatibility/2006" xmlns:aink="http://schemas.microsoft.com/office/drawing/2016/ink" xmlns:o="urn:schemas-microsoft-com:office:office" xmlns:v="urn:schemas-microsoft-com:vml" xmlns:wp14="http://schemas.microsoft.com/office/word/2010/wordprocessingDrawing" xmlns:w10="urn:schemas-microsoft-com:office:word" xmlns:w="http://schemas.openxmlformats.org/wordprocessingml/2006/main" xmlns:w14="http://schemas.microsoft.com/office/word/2010/wordml" xmlns:w15="http://schemas.microsoft.com/office/word/2012/wordml" xmlns:w16se="http://schemas.microsoft.com/office/word/2015/wordml/symex" xmlns:wpg="http://schemas.microsoft.com/office/word/2010/wordprocessingGroup" xmlns:wpi="http://schemas.microsoft.com/office/word/2010/wordprocessingInk" xmlns:wps="http://schemas.microsoft.com/office/word/2010/wordprocessingShape" xmlns:a14="http://schemas.microsoft.com/office/drawing/2010/main" val="0"/>
                         </a:ext>
                       </a:extLst>
                     </a:blip>
@@ -32621,16 +32621,11 @@
       <w:r>
         <w:t>said</w:t>
       </w:r>
-      <w:proofErr w:type="gramStart"/>
       <w:r>
         <w:t>.</w:t>
       </w:r>
       <w:r>
-        <w:t>&lt;</w:t>
-      </w:r>
-      <w:proofErr w:type="gramEnd"/>
-      <w:r>
-        <w:t>&gt;</w:t>
+        <w:t>&lt;&gt;</w:t>
       </w:r>
     </w:p>
     <w:p>
@@ -33141,7 +33136,7 @@
                     <a:blip r:embed="rId18">
                       <a:extLst>
                         <a:ext uri="{28A0092B-C50C-407E-A947-70E740481C1C}">
-                          <a14:useLocalDpi xmlns:a14="http://schemas.microsoft.com/office/drawing/2010/main" xmlns:wps="http://schemas.microsoft.com/office/word/2010/wordprocessingShape" xmlns:wpi="http://schemas.microsoft.com/office/word/2010/wordprocessingInk" xmlns:wpg="http://schemas.microsoft.com/office/word/2010/wordprocessingGroup" xmlns:w16se="http://schemas.microsoft.com/office/word/2015/wordml/symex" xmlns:w15="http://schemas.microsoft.com/office/word/2012/wordml" xmlns:w14="http://schemas.microsoft.com/office/word/2010/wordml" xmlns:w="http://schemas.openxmlformats.org/wordprocessingml/2006/main" xmlns:w10="urn:schemas-microsoft-com:office:word" xmlns:wp14="http://schemas.microsoft.com/office/word/2010/wordprocessingDrawing" xmlns:v="urn:schemas-microsoft-com:vml" xmlns:o="urn:schemas-microsoft-com:office:office" xmlns:aink="http://schemas.microsoft.com/office/drawing/2016/ink" xmlns:mc="http://schemas.openxmlformats.org/markup-compatibility/2006" xmlns:cx8="http://schemas.microsoft.com/office/drawing/2016/5/14/chartex" xmlns:cx7="http://schemas.microsoft.com/office/drawing/2016/5/13/chartex" xmlns:cx6="http://schemas.microsoft.com/office/drawing/2016/5/12/chartex" xmlns:cx5="http://schemas.microsoft.com/office/drawing/2016/5/11/chartex" xmlns:cx4="http://schemas.microsoft.com/office/drawing/2016/5/10/chartex" xmlns:cx3="http://schemas.microsoft.com/office/drawing/2016/5/9/chartex" xmlns:cx2="http://schemas.microsoft.com/office/drawing/2015/10/21/chartex" xmlns:cx1="http://schemas.microsoft.com/office/drawing/2015/9/8/chartex" xmlns:cx="http://schemas.microsoft.com/office/drawing/2014/chartex" xmlns:wpc="http://schemas.microsoft.com/office/word/2010/wordprocessingCanvas" xmlns="" val="0"/>
+                          <a14:useLocalDpi xmlns="" xmlns:wpc="http://schemas.microsoft.com/office/word/2010/wordprocessingCanvas" xmlns:cx="http://schemas.microsoft.com/office/drawing/2014/chartex" xmlns:cx1="http://schemas.microsoft.com/office/drawing/2015/9/8/chartex" xmlns:cx2="http://schemas.microsoft.com/office/drawing/2015/10/21/chartex" xmlns:cx3="http://schemas.microsoft.com/office/drawing/2016/5/9/chartex" xmlns:cx4="http://schemas.microsoft.com/office/drawing/2016/5/10/chartex" xmlns:cx5="http://schemas.microsoft.com/office/drawing/2016/5/11/chartex" xmlns:cx6="http://schemas.microsoft.com/office/drawing/2016/5/12/chartex" xmlns:cx7="http://schemas.microsoft.com/office/drawing/2016/5/13/chartex" xmlns:cx8="http://schemas.microsoft.com/office/drawing/2016/5/14/chartex" xmlns:mc="http://schemas.openxmlformats.org/markup-compatibility/2006" xmlns:aink="http://schemas.microsoft.com/office/drawing/2016/ink" xmlns:o="urn:schemas-microsoft-com:office:office" xmlns:v="urn:schemas-microsoft-com:vml" xmlns:wp14="http://schemas.microsoft.com/office/word/2010/wordprocessingDrawing" xmlns:w10="urn:schemas-microsoft-com:office:word" xmlns:w="http://schemas.openxmlformats.org/wordprocessingml/2006/main" xmlns:w14="http://schemas.microsoft.com/office/word/2010/wordml" xmlns:w15="http://schemas.microsoft.com/office/word/2012/wordml" xmlns:w16se="http://schemas.microsoft.com/office/word/2015/wordml/symex" xmlns:wpg="http://schemas.microsoft.com/office/word/2010/wordprocessingGroup" xmlns:wpi="http://schemas.microsoft.com/office/word/2010/wordprocessingInk" xmlns:wps="http://schemas.microsoft.com/office/word/2010/wordprocessingShape" xmlns:a14="http://schemas.microsoft.com/office/drawing/2010/main" val="0"/>
                         </a:ext>
                       </a:extLst>
                     </a:blip>
@@ -34221,7 +34216,7 @@
                     <a:blip r:embed="rId18">
                       <a:extLst>
                         <a:ext uri="{28A0092B-C50C-407E-A947-70E740481C1C}">
-                          <a14:useLocalDpi xmlns:a14="http://schemas.microsoft.com/office/drawing/2010/main" xmlns:wps="http://schemas.microsoft.com/office/word/2010/wordprocessingShape" xmlns:wpi="http://schemas.microsoft.com/office/word/2010/wordprocessingInk" xmlns:wpg="http://schemas.microsoft.com/office/word/2010/wordprocessingGroup" xmlns:w16se="http://schemas.microsoft.com/office/word/2015/wordml/symex" xmlns:w15="http://schemas.microsoft.com/office/word/2012/wordml" xmlns:w14="http://schemas.microsoft.com/office/word/2010/wordml" xmlns:w="http://schemas.openxmlformats.org/wordprocessingml/2006/main" xmlns:w10="urn:schemas-microsoft-com:office:word" xmlns:wp14="http://schemas.microsoft.com/office/word/2010/wordprocessingDrawing" xmlns:v="urn:schemas-microsoft-com:vml" xmlns:o="urn:schemas-microsoft-com:office:office" xmlns:aink="http://schemas.microsoft.com/office/drawing/2016/ink" xmlns:mc="http://schemas.openxmlformats.org/markup-compatibility/2006" xmlns:cx8="http://schemas.microsoft.com/office/drawing/2016/5/14/chartex" xmlns:cx7="http://schemas.microsoft.com/office/drawing/2016/5/13/chartex" xmlns:cx6="http://schemas.microsoft.com/office/drawing/2016/5/12/chartex" xmlns:cx5="http://schemas.microsoft.com/office/drawing/2016/5/11/chartex" xmlns:cx4="http://schemas.microsoft.com/office/drawing/2016/5/10/chartex" xmlns:cx3="http://schemas.microsoft.com/office/drawing/2016/5/9/chartex" xmlns:cx2="http://schemas.microsoft.com/office/drawing/2015/10/21/chartex" xmlns:cx1="http://schemas.microsoft.com/office/drawing/2015/9/8/chartex" xmlns:cx="http://schemas.microsoft.com/office/drawing/2014/chartex" xmlns:wpc="http://schemas.microsoft.com/office/word/2010/wordprocessingCanvas" xmlns="" val="0"/>
+                          <a14:useLocalDpi xmlns="" xmlns:wpc="http://schemas.microsoft.com/office/word/2010/wordprocessingCanvas" xmlns:cx="http://schemas.microsoft.com/office/drawing/2014/chartex" xmlns:cx1="http://schemas.microsoft.com/office/drawing/2015/9/8/chartex" xmlns:cx2="http://schemas.microsoft.com/office/drawing/2015/10/21/chartex" xmlns:cx3="http://schemas.microsoft.com/office/drawing/2016/5/9/chartex" xmlns:cx4="http://schemas.microsoft.com/office/drawing/2016/5/10/chartex" xmlns:cx5="http://schemas.microsoft.com/office/drawing/2016/5/11/chartex" xmlns:cx6="http://schemas.microsoft.com/office/drawing/2016/5/12/chartex" xmlns:cx7="http://schemas.microsoft.com/office/drawing/2016/5/13/chartex" xmlns:cx8="http://schemas.microsoft.com/office/drawing/2016/5/14/chartex" xmlns:mc="http://schemas.openxmlformats.org/markup-compatibility/2006" xmlns:aink="http://schemas.microsoft.com/office/drawing/2016/ink" xmlns:o="urn:schemas-microsoft-com:office:office" xmlns:v="urn:schemas-microsoft-com:vml" xmlns:wp14="http://schemas.microsoft.com/office/word/2010/wordprocessingDrawing" xmlns:w10="urn:schemas-microsoft-com:office:word" xmlns:w="http://schemas.openxmlformats.org/wordprocessingml/2006/main" xmlns:w14="http://schemas.microsoft.com/office/word/2010/wordml" xmlns:w15="http://schemas.microsoft.com/office/word/2012/wordml" xmlns:w16se="http://schemas.microsoft.com/office/word/2015/wordml/symex" xmlns:wpg="http://schemas.microsoft.com/office/word/2010/wordprocessingGroup" xmlns:wpi="http://schemas.microsoft.com/office/word/2010/wordprocessingInk" xmlns:wps="http://schemas.microsoft.com/office/word/2010/wordprocessingShape" xmlns:a14="http://schemas.microsoft.com/office/drawing/2010/main" val="0"/>
                         </a:ext>
                       </a:extLst>
                     </a:blip>
@@ -34706,7 +34701,7 @@
                     <a:blip r:embed="rId18">
                       <a:extLst>
                         <a:ext uri="{28A0092B-C50C-407E-A947-70E740481C1C}">
-                          <a14:useLocalDpi xmlns:a14="http://schemas.microsoft.com/office/drawing/2010/main" xmlns:wps="http://schemas.microsoft.com/office/word/2010/wordprocessingShape" xmlns:wpi="http://schemas.microsoft.com/office/word/2010/wordprocessingInk" xmlns:wpg="http://schemas.microsoft.com/office/word/2010/wordprocessingGroup" xmlns:w16se="http://schemas.microsoft.com/office/word/2015/wordml/symex" xmlns:w15="http://schemas.microsoft.com/office/word/2012/wordml" xmlns:w14="http://schemas.microsoft.com/office/word/2010/wordml" xmlns:w="http://schemas.openxmlformats.org/wordprocessingml/2006/main" xmlns:w10="urn:schemas-microsoft-com:office:word" xmlns:wp14="http://schemas.microsoft.com/office/word/2010/wordprocessingDrawing" xmlns:v="urn:schemas-microsoft-com:vml" xmlns:o="urn:schemas-microsoft-com:office:office" xmlns:aink="http://schemas.microsoft.com/office/drawing/2016/ink" xmlns:mc="http://schemas.openxmlformats.org/markup-compatibility/2006" xmlns:cx8="http://schemas.microsoft.com/office/drawing/2016/5/14/chartex" xmlns:cx7="http://schemas.microsoft.com/office/drawing/2016/5/13/chartex" xmlns:cx6="http://schemas.microsoft.com/office/drawing/2016/5/12/chartex" xmlns:cx5="http://schemas.microsoft.com/office/drawing/2016/5/11/chartex" xmlns:cx4="http://schemas.microsoft.com/office/drawing/2016/5/10/chartex" xmlns:cx3="http://schemas.microsoft.com/office/drawing/2016/5/9/chartex" xmlns:cx2="http://schemas.microsoft.com/office/drawing/2015/10/21/chartex" xmlns:cx1="http://schemas.microsoft.com/office/drawing/2015/9/8/chartex" xmlns:cx="http://schemas.microsoft.com/office/drawing/2014/chartex" xmlns:wpc="http://schemas.microsoft.com/office/word/2010/wordprocessingCanvas" xmlns="" val="0"/>
+                          <a14:useLocalDpi xmlns="" xmlns:wpc="http://schemas.microsoft.com/office/word/2010/wordprocessingCanvas" xmlns:cx="http://schemas.microsoft.com/office/drawing/2014/chartex" xmlns:cx1="http://schemas.microsoft.com/office/drawing/2015/9/8/chartex" xmlns:cx2="http://schemas.microsoft.com/office/drawing/2015/10/21/chartex" xmlns:cx3="http://schemas.microsoft.com/office/drawing/2016/5/9/chartex" xmlns:cx4="http://schemas.microsoft.com/office/drawing/2016/5/10/chartex" xmlns:cx5="http://schemas.microsoft.com/office/drawing/2016/5/11/chartex" xmlns:cx6="http://schemas.microsoft.com/office/drawing/2016/5/12/chartex" xmlns:cx7="http://schemas.microsoft.com/office/drawing/2016/5/13/chartex" xmlns:cx8="http://schemas.microsoft.com/office/drawing/2016/5/14/chartex" xmlns:mc="http://schemas.openxmlformats.org/markup-compatibility/2006" xmlns:aink="http://schemas.microsoft.com/office/drawing/2016/ink" xmlns:o="urn:schemas-microsoft-com:office:office" xmlns:v="urn:schemas-microsoft-com:vml" xmlns:wp14="http://schemas.microsoft.com/office/word/2010/wordprocessingDrawing" xmlns:w10="urn:schemas-microsoft-com:office:word" xmlns:w="http://schemas.openxmlformats.org/wordprocessingml/2006/main" xmlns:w14="http://schemas.microsoft.com/office/word/2010/wordml" xmlns:w15="http://schemas.microsoft.com/office/word/2012/wordml" xmlns:w16se="http://schemas.microsoft.com/office/word/2015/wordml/symex" xmlns:wpg="http://schemas.microsoft.com/office/word/2010/wordprocessingGroup" xmlns:wpi="http://schemas.microsoft.com/office/word/2010/wordprocessingInk" xmlns:wps="http://schemas.microsoft.com/office/word/2010/wordprocessingShape" xmlns:a14="http://schemas.microsoft.com/office/drawing/2010/main" val="0"/>
                         </a:ext>
                       </a:extLst>
                     </a:blip>
@@ -35644,7 +35639,7 @@
                     <a:blip r:embed="rId18">
                       <a:extLst>
                         <a:ext uri="{28A0092B-C50C-407E-A947-70E740481C1C}">
-                          <a14:useLocalDpi xmlns:a14="http://schemas.microsoft.com/office/drawing/2010/main" xmlns:wps="http://schemas.microsoft.com/office/word/2010/wordprocessingShape" xmlns:wpi="http://schemas.microsoft.com/office/word/2010/wordprocessingInk" xmlns:wpg="http://schemas.microsoft.com/office/word/2010/wordprocessingGroup" xmlns:w16se="http://schemas.microsoft.com/office/word/2015/wordml/symex" xmlns:w15="http://schemas.microsoft.com/office/word/2012/wordml" xmlns:w14="http://schemas.microsoft.com/office/word/2010/wordml" xmlns:w="http://schemas.openxmlformats.org/wordprocessingml/2006/main" xmlns:w10="urn:schemas-microsoft-com:office:word" xmlns:wp14="http://schemas.microsoft.com/office/word/2010/wordprocessingDrawing" xmlns:v="urn:schemas-microsoft-com:vml" xmlns:o="urn:schemas-microsoft-com:office:office" xmlns:aink="http://schemas.microsoft.com/office/drawing/2016/ink" xmlns:mc="http://schemas.openxmlformats.org/markup-compatibility/2006" xmlns:cx8="http://schemas.microsoft.com/office/drawing/2016/5/14/chartex" xmlns:cx7="http://schemas.microsoft.com/office/drawing/2016/5/13/chartex" xmlns:cx6="http://schemas.microsoft.com/office/drawing/2016/5/12/chartex" xmlns:cx5="http://schemas.microsoft.com/office/drawing/2016/5/11/chartex" xmlns:cx4="http://schemas.microsoft.com/office/drawing/2016/5/10/chartex" xmlns:cx3="http://schemas.microsoft.com/office/drawing/2016/5/9/chartex" xmlns:cx2="http://schemas.microsoft.com/office/drawing/2015/10/21/chartex" xmlns:cx1="http://schemas.microsoft.com/office/drawing/2015/9/8/chartex" xmlns:cx="http://schemas.microsoft.com/office/drawing/2014/chartex" xmlns:wpc="http://schemas.microsoft.com/office/word/2010/wordprocessingCanvas" xmlns="" val="0"/>
+                          <a14:useLocalDpi xmlns="" xmlns:wpc="http://schemas.microsoft.com/office/word/2010/wordprocessingCanvas" xmlns:cx="http://schemas.microsoft.com/office/drawing/2014/chartex" xmlns:cx1="http://schemas.microsoft.com/office/drawing/2015/9/8/chartex" xmlns:cx2="http://schemas.microsoft.com/office/drawing/2015/10/21/chartex" xmlns:cx3="http://schemas.microsoft.com/office/drawing/2016/5/9/chartex" xmlns:cx4="http://schemas.microsoft.com/office/drawing/2016/5/10/chartex" xmlns:cx5="http://schemas.microsoft.com/office/drawing/2016/5/11/chartex" xmlns:cx6="http://schemas.microsoft.com/office/drawing/2016/5/12/chartex" xmlns:cx7="http://schemas.microsoft.com/office/drawing/2016/5/13/chartex" xmlns:cx8="http://schemas.microsoft.com/office/drawing/2016/5/14/chartex" xmlns:mc="http://schemas.openxmlformats.org/markup-compatibility/2006" xmlns:aink="http://schemas.microsoft.com/office/drawing/2016/ink" xmlns:o="urn:schemas-microsoft-com:office:office" xmlns:v="urn:schemas-microsoft-com:vml" xmlns:wp14="http://schemas.microsoft.com/office/word/2010/wordprocessingDrawing" xmlns:w10="urn:schemas-microsoft-com:office:word" xmlns:w="http://schemas.openxmlformats.org/wordprocessingml/2006/main" xmlns:w14="http://schemas.microsoft.com/office/word/2010/wordml" xmlns:w15="http://schemas.microsoft.com/office/word/2012/wordml" xmlns:w16se="http://schemas.microsoft.com/office/word/2015/wordml/symex" xmlns:wpg="http://schemas.microsoft.com/office/word/2010/wordprocessingGroup" xmlns:wpi="http://schemas.microsoft.com/office/word/2010/wordprocessingInk" xmlns:wps="http://schemas.microsoft.com/office/word/2010/wordprocessingShape" xmlns:a14="http://schemas.microsoft.com/office/drawing/2010/main" val="0"/>
                         </a:ext>
                       </a:extLst>
                     </a:blip>
@@ -36061,7 +36056,7 @@
                     <a:blip r:embed="rId18">
                       <a:extLst>
                         <a:ext uri="{28A0092B-C50C-407E-A947-70E740481C1C}">
-                          <a14:useLocalDpi xmlns:a14="http://schemas.microsoft.com/office/drawing/2010/main" xmlns:wps="http://schemas.microsoft.com/office/word/2010/wordprocessingShape" xmlns:wpi="http://schemas.microsoft.com/office/word/2010/wordprocessingInk" xmlns:wpg="http://schemas.microsoft.com/office/word/2010/wordprocessingGroup" xmlns:w16se="http://schemas.microsoft.com/office/word/2015/wordml/symex" xmlns:w15="http://schemas.microsoft.com/office/word/2012/wordml" xmlns:w14="http://schemas.microsoft.com/office/word/2010/wordml" xmlns:w="http://schemas.openxmlformats.org/wordprocessingml/2006/main" xmlns:w10="urn:schemas-microsoft-com:office:word" xmlns:wp14="http://schemas.microsoft.com/office/word/2010/wordprocessingDrawing" xmlns:v="urn:schemas-microsoft-com:vml" xmlns:o="urn:schemas-microsoft-com:office:office" xmlns:aink="http://schemas.microsoft.com/office/drawing/2016/ink" xmlns:mc="http://schemas.openxmlformats.org/markup-compatibility/2006" xmlns:cx8="http://schemas.microsoft.com/office/drawing/2016/5/14/chartex" xmlns:cx7="http://schemas.microsoft.com/office/drawing/2016/5/13/chartex" xmlns:cx6="http://schemas.microsoft.com/office/drawing/2016/5/12/chartex" xmlns:cx5="http://schemas.microsoft.com/office/drawing/2016/5/11/chartex" xmlns:cx4="http://schemas.microsoft.com/office/drawing/2016/5/10/chartex" xmlns:cx3="http://schemas.microsoft.com/office/drawing/2016/5/9/chartex" xmlns:cx2="http://schemas.microsoft.com/office/drawing/2015/10/21/chartex" xmlns:cx1="http://schemas.microsoft.com/office/drawing/2015/9/8/chartex" xmlns:cx="http://schemas.microsoft.com/office/drawing/2014/chartex" xmlns:wpc="http://schemas.microsoft.com/office/word/2010/wordprocessingCanvas" xmlns="" val="0"/>
+                          <a14:useLocalDpi xmlns="" xmlns:wpc="http://schemas.microsoft.com/office/word/2010/wordprocessingCanvas" xmlns:cx="http://schemas.microsoft.com/office/drawing/2014/chartex" xmlns:cx1="http://schemas.microsoft.com/office/drawing/2015/9/8/chartex" xmlns:cx2="http://schemas.microsoft.com/office/drawing/2015/10/21/chartex" xmlns:cx3="http://schemas.microsoft.com/office/drawing/2016/5/9/chartex" xmlns:cx4="http://schemas.microsoft.com/office/drawing/2016/5/10/chartex" xmlns:cx5="http://schemas.microsoft.com/office/drawing/2016/5/11/chartex" xmlns:cx6="http://schemas.microsoft.com/office/drawing/2016/5/12/chartex" xmlns:cx7="http://schemas.microsoft.com/office/drawing/2016/5/13/chartex" xmlns:cx8="http://schemas.microsoft.com/office/drawing/2016/5/14/chartex" xmlns:mc="http://schemas.openxmlformats.org/markup-compatibility/2006" xmlns:aink="http://schemas.microsoft.com/office/drawing/2016/ink" xmlns:o="urn:schemas-microsoft-com:office:office" xmlns:v="urn:schemas-microsoft-com:vml" xmlns:wp14="http://schemas.microsoft.com/office/word/2010/wordprocessingDrawing" xmlns:w10="urn:schemas-microsoft-com:office:word" xmlns:w="http://schemas.openxmlformats.org/wordprocessingml/2006/main" xmlns:w14="http://schemas.microsoft.com/office/word/2010/wordml" xmlns:w15="http://schemas.microsoft.com/office/word/2012/wordml" xmlns:w16se="http://schemas.microsoft.com/office/word/2015/wordml/symex" xmlns:wpg="http://schemas.microsoft.com/office/word/2010/wordprocessingGroup" xmlns:wpi="http://schemas.microsoft.com/office/word/2010/wordprocessingInk" xmlns:wps="http://schemas.microsoft.com/office/word/2010/wordprocessingShape" xmlns:a14="http://schemas.microsoft.com/office/drawing/2010/main" val="0"/>
                         </a:ext>
                       </a:extLst>
                     </a:blip>
@@ -36644,7 +36639,7 @@
                     <a:blip r:embed="rId18">
                       <a:extLst>
                         <a:ext uri="{28A0092B-C50C-407E-A947-70E740481C1C}">
-                          <a14:useLocalDpi xmlns:a14="http://schemas.microsoft.com/office/drawing/2010/main" xmlns:wps="http://schemas.microsoft.com/office/word/2010/wordprocessingShape" xmlns:wpi="http://schemas.microsoft.com/office/word/2010/wordprocessingInk" xmlns:wpg="http://schemas.microsoft.com/office/word/2010/wordprocessingGroup" xmlns:w16se="http://schemas.microsoft.com/office/word/2015/wordml/symex" xmlns:w15="http://schemas.microsoft.com/office/word/2012/wordml" xmlns:w14="http://schemas.microsoft.com/office/word/2010/wordml" xmlns:w="http://schemas.openxmlformats.org/wordprocessingml/2006/main" xmlns:w10="urn:schemas-microsoft-com:office:word" xmlns:wp14="http://schemas.microsoft.com/office/word/2010/wordprocessingDrawing" xmlns:v="urn:schemas-microsoft-com:vml" xmlns:o="urn:schemas-microsoft-com:office:office" xmlns:aink="http://schemas.microsoft.com/office/drawing/2016/ink" xmlns:mc="http://schemas.openxmlformats.org/markup-compatibility/2006" xmlns:cx8="http://schemas.microsoft.com/office/drawing/2016/5/14/chartex" xmlns:cx7="http://schemas.microsoft.com/office/drawing/2016/5/13/chartex" xmlns:cx6="http://schemas.microsoft.com/office/drawing/2016/5/12/chartex" xmlns:cx5="http://schemas.microsoft.com/office/drawing/2016/5/11/chartex" xmlns:cx4="http://schemas.microsoft.com/office/drawing/2016/5/10/chartex" xmlns:cx3="http://schemas.microsoft.com/office/drawing/2016/5/9/chartex" xmlns:cx2="http://schemas.microsoft.com/office/drawing/2015/10/21/chartex" xmlns:cx1="http://schemas.microsoft.com/office/drawing/2015/9/8/chartex" xmlns:cx="http://schemas.microsoft.com/office/drawing/2014/chartex" xmlns:wpc="http://schemas.microsoft.com/office/word/2010/wordprocessingCanvas" xmlns="" val="0"/>
+                          <a14:useLocalDpi xmlns="" xmlns:wpc="http://schemas.microsoft.com/office/word/2010/wordprocessingCanvas" xmlns:cx="http://schemas.microsoft.com/office/drawing/2014/chartex" xmlns:cx1="http://schemas.microsoft.com/office/drawing/2015/9/8/chartex" xmlns:cx2="http://schemas.microsoft.com/office/drawing/2015/10/21/chartex" xmlns:cx3="http://schemas.microsoft.com/office/drawing/2016/5/9/chartex" xmlns:cx4="http://schemas.microsoft.com/office/drawing/2016/5/10/chartex" xmlns:cx5="http://schemas.microsoft.com/office/drawing/2016/5/11/chartex" xmlns:cx6="http://schemas.microsoft.com/office/drawing/2016/5/12/chartex" xmlns:cx7="http://schemas.microsoft.com/office/drawing/2016/5/13/chartex" xmlns:cx8="http://schemas.microsoft.com/office/drawing/2016/5/14/chartex" xmlns:mc="http://schemas.openxmlformats.org/markup-compatibility/2006" xmlns:aink="http://schemas.microsoft.com/office/drawing/2016/ink" xmlns:o="urn:schemas-microsoft-com:office:office" xmlns:v="urn:schemas-microsoft-com:vml" xmlns:wp14="http://schemas.microsoft.com/office/word/2010/wordprocessingDrawing" xmlns:w10="urn:schemas-microsoft-com:office:word" xmlns:w="http://schemas.openxmlformats.org/wordprocessingml/2006/main" xmlns:w14="http://schemas.microsoft.com/office/word/2010/wordml" xmlns:w15="http://schemas.microsoft.com/office/word/2012/wordml" xmlns:w16se="http://schemas.microsoft.com/office/word/2015/wordml/symex" xmlns:wpg="http://schemas.microsoft.com/office/word/2010/wordprocessingGroup" xmlns:wpi="http://schemas.microsoft.com/office/word/2010/wordprocessingInk" xmlns:wps="http://schemas.microsoft.com/office/word/2010/wordprocessingShape" xmlns:a14="http://schemas.microsoft.com/office/drawing/2010/main" val="0"/>
                         </a:ext>
                       </a:extLst>
                     </a:blip>
@@ -37928,7 +37923,7 @@
                     <a:blip r:embed="rId18">
                       <a:extLst>
                         <a:ext uri="{28A0092B-C50C-407E-A947-70E740481C1C}">
-                          <a14:useLocalDpi xmlns:a14="http://schemas.microsoft.com/office/drawing/2010/main" xmlns:wps="http://schemas.microsoft.com/office/word/2010/wordprocessingShape" xmlns:wpi="http://schemas.microsoft.com/office/word/2010/wordprocessingInk" xmlns:wpg="http://schemas.microsoft.com/office/word/2010/wordprocessingGroup" xmlns:w16se="http://schemas.microsoft.com/office/word/2015/wordml/symex" xmlns:w15="http://schemas.microsoft.com/office/word/2012/wordml" xmlns:w14="http://schemas.microsoft.com/office/word/2010/wordml" xmlns:w="http://schemas.openxmlformats.org/wordprocessingml/2006/main" xmlns:w10="urn:schemas-microsoft-com:office:word" xmlns:wp14="http://schemas.microsoft.com/office/word/2010/wordprocessingDrawing" xmlns:v="urn:schemas-microsoft-com:vml" xmlns:o="urn:schemas-microsoft-com:office:office" xmlns:aink="http://schemas.microsoft.com/office/drawing/2016/ink" xmlns:mc="http://schemas.openxmlformats.org/markup-compatibility/2006" xmlns:cx8="http://schemas.microsoft.com/office/drawing/2016/5/14/chartex" xmlns:cx7="http://schemas.microsoft.com/office/drawing/2016/5/13/chartex" xmlns:cx6="http://schemas.microsoft.com/office/drawing/2016/5/12/chartex" xmlns:cx5="http://schemas.microsoft.com/office/drawing/2016/5/11/chartex" xmlns:cx4="http://schemas.microsoft.com/office/drawing/2016/5/10/chartex" xmlns:cx3="http://schemas.microsoft.com/office/drawing/2016/5/9/chartex" xmlns:cx2="http://schemas.microsoft.com/office/drawing/2015/10/21/chartex" xmlns:cx1="http://schemas.microsoft.com/office/drawing/2015/9/8/chartex" xmlns:cx="http://schemas.microsoft.com/office/drawing/2014/chartex" xmlns:wpc="http://schemas.microsoft.com/office/word/2010/wordprocessingCanvas" xmlns="" val="0"/>
+                          <a14:useLocalDpi xmlns="" xmlns:wpc="http://schemas.microsoft.com/office/word/2010/wordprocessingCanvas" xmlns:cx="http://schemas.microsoft.com/office/drawing/2014/chartex" xmlns:cx1="http://schemas.microsoft.com/office/drawing/2015/9/8/chartex" xmlns:cx2="http://schemas.microsoft.com/office/drawing/2015/10/21/chartex" xmlns:cx3="http://schemas.microsoft.com/office/drawing/2016/5/9/chartex" xmlns:cx4="http://schemas.microsoft.com/office/drawing/2016/5/10/chartex" xmlns:cx5="http://schemas.microsoft.com/office/drawing/2016/5/11/chartex" xmlns:cx6="http://schemas.microsoft.com/office/drawing/2016/5/12/chartex" xmlns:cx7="http://schemas.microsoft.com/office/drawing/2016/5/13/chartex" xmlns:cx8="http://schemas.microsoft.com/office/drawing/2016/5/14/chartex" xmlns:mc="http://schemas.openxmlformats.org/markup-compatibility/2006" xmlns:aink="http://schemas.microsoft.com/office/drawing/2016/ink" xmlns:o="urn:schemas-microsoft-com:office:office" xmlns:v="urn:schemas-microsoft-com:vml" xmlns:wp14="http://schemas.microsoft.com/office/word/2010/wordprocessingDrawing" xmlns:w10="urn:schemas-microsoft-com:office:word" xmlns:w="http://schemas.openxmlformats.org/wordprocessingml/2006/main" xmlns:w14="http://schemas.microsoft.com/office/word/2010/wordml" xmlns:w15="http://schemas.microsoft.com/office/word/2012/wordml" xmlns:w16se="http://schemas.microsoft.com/office/word/2015/wordml/symex" xmlns:wpg="http://schemas.microsoft.com/office/word/2010/wordprocessingGroup" xmlns:wpi="http://schemas.microsoft.com/office/word/2010/wordprocessingInk" xmlns:wps="http://schemas.microsoft.com/office/word/2010/wordprocessingShape" xmlns:a14="http://schemas.microsoft.com/office/drawing/2010/main" val="0"/>
                         </a:ext>
                       </a:extLst>
                     </a:blip>
@@ -38506,7 +38501,7 @@
                     <a:blip r:embed="rId18">
                       <a:extLst>
                         <a:ext uri="{28A0092B-C50C-407E-A947-70E740481C1C}">
-                          <a14:useLocalDpi xmlns:a14="http://schemas.microsoft.com/office/drawing/2010/main" xmlns:wps="http://schemas.microsoft.com/office/word/2010/wordprocessingShape" xmlns:wpi="http://schemas.microsoft.com/office/word/2010/wordprocessingInk" xmlns:wpg="http://schemas.microsoft.com/office/word/2010/wordprocessingGroup" xmlns:w16se="http://schemas.microsoft.com/office/word/2015/wordml/symex" xmlns:w15="http://schemas.microsoft.com/office/word/2012/wordml" xmlns:w14="http://schemas.microsoft.com/office/word/2010/wordml" xmlns:w="http://schemas.openxmlformats.org/wordprocessingml/2006/main" xmlns:w10="urn:schemas-microsoft-com:office:word" xmlns:wp14="http://schemas.microsoft.com/office/word/2010/wordprocessingDrawing" xmlns:v="urn:schemas-microsoft-com:vml" xmlns:o="urn:schemas-microsoft-com:office:office" xmlns:aink="http://schemas.microsoft.com/office/drawing/2016/ink" xmlns:mc="http://schemas.openxmlformats.org/markup-compatibility/2006" xmlns:cx8="http://schemas.microsoft.com/office/drawing/2016/5/14/chartex" xmlns:cx7="http://schemas.microsoft.com/office/drawing/2016/5/13/chartex" xmlns:cx6="http://schemas.microsoft.com/office/drawing/2016/5/12/chartex" xmlns:cx5="http://schemas.microsoft.com/office/drawing/2016/5/11/chartex" xmlns:cx4="http://schemas.microsoft.com/office/drawing/2016/5/10/chartex" xmlns:cx3="http://schemas.microsoft.com/office/drawing/2016/5/9/chartex" xmlns:cx2="http://schemas.microsoft.com/office/drawing/2015/10/21/chartex" xmlns:cx1="http://schemas.microsoft.com/office/drawing/2015/9/8/chartex" xmlns:cx="http://schemas.microsoft.com/office/drawing/2014/chartex" xmlns:wpc="http://schemas.microsoft.com/office/word/2010/wordprocessingCanvas" xmlns="" val="0"/>
+                          <a14:useLocalDpi xmlns="" xmlns:wpc="http://schemas.microsoft.com/office/word/2010/wordprocessingCanvas" xmlns:cx="http://schemas.microsoft.com/office/drawing/2014/chartex" xmlns:cx1="http://schemas.microsoft.com/office/drawing/2015/9/8/chartex" xmlns:cx2="http://schemas.microsoft.com/office/drawing/2015/10/21/chartex" xmlns:cx3="http://schemas.microsoft.com/office/drawing/2016/5/9/chartex" xmlns:cx4="http://schemas.microsoft.com/office/drawing/2016/5/10/chartex" xmlns:cx5="http://schemas.microsoft.com/office/drawing/2016/5/11/chartex" xmlns:cx6="http://schemas.microsoft.com/office/drawing/2016/5/12/chartex" xmlns:cx7="http://schemas.microsoft.com/office/drawing/2016/5/13/chartex" xmlns:cx8="http://schemas.microsoft.com/office/drawing/2016/5/14/chartex" xmlns:mc="http://schemas.openxmlformats.org/markup-compatibility/2006" xmlns:aink="http://schemas.microsoft.com/office/drawing/2016/ink" xmlns:o="urn:schemas-microsoft-com:office:office" xmlns:v="urn:schemas-microsoft-com:vml" xmlns:wp14="http://schemas.microsoft.com/office/word/2010/wordprocessingDrawing" xmlns:w10="urn:schemas-microsoft-com:office:word" xmlns:w="http://schemas.openxmlformats.org/wordprocessingml/2006/main" xmlns:w14="http://schemas.microsoft.com/office/word/2010/wordml" xmlns:w15="http://schemas.microsoft.com/office/word/2012/wordml" xmlns:w16se="http://schemas.microsoft.com/office/word/2015/wordml/symex" xmlns:wpg="http://schemas.microsoft.com/office/word/2010/wordprocessingGroup" xmlns:wpi="http://schemas.microsoft.com/office/word/2010/wordprocessingInk" xmlns:wps="http://schemas.microsoft.com/office/word/2010/wordprocessingShape" xmlns:a14="http://schemas.microsoft.com/office/drawing/2010/main" val="0"/>
                         </a:ext>
                       </a:extLst>
                     </a:blip>
@@ -39798,7 +39793,7 @@
                     <a:blip r:embed="rId18">
                       <a:extLst>
                         <a:ext uri="{28A0092B-C50C-407E-A947-70E740481C1C}">
-                          <a14:useLocalDpi xmlns:a14="http://schemas.microsoft.com/office/drawing/2010/main" xmlns:wps="http://schemas.microsoft.com/office/word/2010/wordprocessingShape" xmlns:wpi="http://schemas.microsoft.com/office/word/2010/wordprocessingInk" xmlns:wpg="http://schemas.microsoft.com/office/word/2010/wordprocessingGroup" xmlns:w16se="http://schemas.microsoft.com/office/word/2015/wordml/symex" xmlns:w15="http://schemas.microsoft.com/office/word/2012/wordml" xmlns:w14="http://schemas.microsoft.com/office/word/2010/wordml" xmlns:w="http://schemas.openxmlformats.org/wordprocessingml/2006/main" xmlns:w10="urn:schemas-microsoft-com:office:word" xmlns:wp14="http://schemas.microsoft.com/office/word/2010/wordprocessingDrawing" xmlns:v="urn:schemas-microsoft-com:vml" xmlns:o="urn:schemas-microsoft-com:office:office" xmlns:aink="http://schemas.microsoft.com/office/drawing/2016/ink" xmlns:mc="http://schemas.openxmlformats.org/markup-compatibility/2006" xmlns:cx8="http://schemas.microsoft.com/office/drawing/2016/5/14/chartex" xmlns:cx7="http://schemas.microsoft.com/office/drawing/2016/5/13/chartex" xmlns:cx6="http://schemas.microsoft.com/office/drawing/2016/5/12/chartex" xmlns:cx5="http://schemas.microsoft.com/office/drawing/2016/5/11/chartex" xmlns:cx4="http://schemas.microsoft.com/office/drawing/2016/5/10/chartex" xmlns:cx3="http://schemas.microsoft.com/office/drawing/2016/5/9/chartex" xmlns:cx2="http://schemas.microsoft.com/office/drawing/2015/10/21/chartex" xmlns:cx1="http://schemas.microsoft.com/office/drawing/2015/9/8/chartex" xmlns:cx="http://schemas.microsoft.com/office/drawing/2014/chartex" xmlns:wpc="http://schemas.microsoft.com/office/word/2010/wordprocessingCanvas" xmlns="" val="0"/>
+                          <a14:useLocalDpi xmlns="" xmlns:wpc="http://schemas.microsoft.com/office/word/2010/wordprocessingCanvas" xmlns:cx="http://schemas.microsoft.com/office/drawing/2014/chartex" xmlns:cx1="http://schemas.microsoft.com/office/drawing/2015/9/8/chartex" xmlns:cx2="http://schemas.microsoft.com/office/drawing/2015/10/21/chartex" xmlns:cx3="http://schemas.microsoft.com/office/drawing/2016/5/9/chartex" xmlns:cx4="http://schemas.microsoft.com/office/drawing/2016/5/10/chartex" xmlns:cx5="http://schemas.microsoft.com/office/drawing/2016/5/11/chartex" xmlns:cx6="http://schemas.microsoft.com/office/drawing/2016/5/12/chartex" xmlns:cx7="http://schemas.microsoft.com/office/drawing/2016/5/13/chartex" xmlns:cx8="http://schemas.microsoft.com/office/drawing/2016/5/14/chartex" xmlns:mc="http://schemas.openxmlformats.org/markup-compatibility/2006" xmlns:aink="http://schemas.microsoft.com/office/drawing/2016/ink" xmlns:o="urn:schemas-microsoft-com:office:office" xmlns:v="urn:schemas-microsoft-com:vml" xmlns:wp14="http://schemas.microsoft.com/office/word/2010/wordprocessingDrawing" xmlns:w10="urn:schemas-microsoft-com:office:word" xmlns:w="http://schemas.openxmlformats.org/wordprocessingml/2006/main" xmlns:w14="http://schemas.microsoft.com/office/word/2010/wordml" xmlns:w15="http://schemas.microsoft.com/office/word/2012/wordml" xmlns:w16se="http://schemas.microsoft.com/office/word/2015/wordml/symex" xmlns:wpg="http://schemas.microsoft.com/office/word/2010/wordprocessingGroup" xmlns:wpi="http://schemas.microsoft.com/office/word/2010/wordprocessingInk" xmlns:wps="http://schemas.microsoft.com/office/word/2010/wordprocessingShape" xmlns:a14="http://schemas.microsoft.com/office/drawing/2010/main" val="0"/>
                         </a:ext>
                       </a:extLst>
                     </a:blip>
@@ -40322,7 +40317,7 @@
                     <a:blip r:embed="rId18">
                       <a:extLst>
                         <a:ext uri="{28A0092B-C50C-407E-A947-70E740481C1C}">
-                          <a14:useLocalDpi xmlns:a14="http://schemas.microsoft.com/office/drawing/2010/main" xmlns:wps="http://schemas.microsoft.com/office/word/2010/wordprocessingShape" xmlns:wpi="http://schemas.microsoft.com/office/word/2010/wordprocessingInk" xmlns:wpg="http://schemas.microsoft.com/office/word/2010/wordprocessingGroup" xmlns:w16se="http://schemas.microsoft.com/office/word/2015/wordml/symex" xmlns:w15="http://schemas.microsoft.com/office/word/2012/wordml" xmlns:w14="http://schemas.microsoft.com/office/word/2010/wordml" xmlns:w="http://schemas.openxmlformats.org/wordprocessingml/2006/main" xmlns:w10="urn:schemas-microsoft-com:office:word" xmlns:wp14="http://schemas.microsoft.com/office/word/2010/wordprocessingDrawing" xmlns:v="urn:schemas-microsoft-com:vml" xmlns:o="urn:schemas-microsoft-com:office:office" xmlns:aink="http://schemas.microsoft.com/office/drawing/2016/ink" xmlns:mc="http://schemas.openxmlformats.org/markup-compatibility/2006" xmlns:cx8="http://schemas.microsoft.com/office/drawing/2016/5/14/chartex" xmlns:cx7="http://schemas.microsoft.com/office/drawing/2016/5/13/chartex" xmlns:cx6="http://schemas.microsoft.com/office/drawing/2016/5/12/chartex" xmlns:cx5="http://schemas.microsoft.com/office/drawing/2016/5/11/chartex" xmlns:cx4="http://schemas.microsoft.com/office/drawing/2016/5/10/chartex" xmlns:cx3="http://schemas.microsoft.com/office/drawing/2016/5/9/chartex" xmlns:cx2="http://schemas.microsoft.com/office/drawing/2015/10/21/chartex" xmlns:cx1="http://schemas.microsoft.com/office/drawing/2015/9/8/chartex" xmlns:cx="http://schemas.microsoft.com/office/drawing/2014/chartex" xmlns:wpc="http://schemas.microsoft.com/office/word/2010/wordprocessingCanvas" xmlns="" val="0"/>
+                          <a14:useLocalDpi xmlns="" xmlns:wpc="http://schemas.microsoft.com/office/word/2010/wordprocessingCanvas" xmlns:cx="http://schemas.microsoft.com/office/drawing/2014/chartex" xmlns:cx1="http://schemas.microsoft.com/office/drawing/2015/9/8/chartex" xmlns:cx2="http://schemas.microsoft.com/office/drawing/2015/10/21/chartex" xmlns:cx3="http://schemas.microsoft.com/office/drawing/2016/5/9/chartex" xmlns:cx4="http://schemas.microsoft.com/office/drawing/2016/5/10/chartex" xmlns:cx5="http://schemas.microsoft.com/office/drawing/2016/5/11/chartex" xmlns:cx6="http://schemas.microsoft.com/office/drawing/2016/5/12/chartex" xmlns:cx7="http://schemas.microsoft.com/office/drawing/2016/5/13/chartex" xmlns:cx8="http://schemas.microsoft.com/office/drawing/2016/5/14/chartex" xmlns:mc="http://schemas.openxmlformats.org/markup-compatibility/2006" xmlns:aink="http://schemas.microsoft.com/office/drawing/2016/ink" xmlns:o="urn:schemas-microsoft-com:office:office" xmlns:v="urn:schemas-microsoft-com:vml" xmlns:wp14="http://schemas.microsoft.com/office/word/2010/wordprocessingDrawing" xmlns:w10="urn:schemas-microsoft-com:office:word" xmlns:w="http://schemas.openxmlformats.org/wordprocessingml/2006/main" xmlns:w14="http://schemas.microsoft.com/office/word/2010/wordml" xmlns:w15="http://schemas.microsoft.com/office/word/2012/wordml" xmlns:w16se="http://schemas.microsoft.com/office/word/2015/wordml/symex" xmlns:wpg="http://schemas.microsoft.com/office/word/2010/wordprocessingGroup" xmlns:wpi="http://schemas.microsoft.com/office/word/2010/wordprocessingInk" xmlns:wps="http://schemas.microsoft.com/office/word/2010/wordprocessingShape" xmlns:a14="http://schemas.microsoft.com/office/drawing/2010/main" val="0"/>
                         </a:ext>
                       </a:extLst>
                     </a:blip>
@@ -40645,7 +40640,7 @@
                     <a:blip r:embed="rId18">
                       <a:extLst>
                         <a:ext uri="{28A0092B-C50C-407E-A947-70E740481C1C}">
-                          <a14:useLocalDpi xmlns:a14="http://schemas.microsoft.com/office/drawing/2010/main" xmlns:wps="http://schemas.microsoft.com/office/word/2010/wordprocessingShape" xmlns:wpi="http://schemas.microsoft.com/office/word/2010/wordprocessingInk" xmlns:wpg="http://schemas.microsoft.com/office/word/2010/wordprocessingGroup" xmlns:w16se="http://schemas.microsoft.com/office/word/2015/wordml/symex" xmlns:w15="http://schemas.microsoft.com/office/word/2012/wordml" xmlns:w14="http://schemas.microsoft.com/office/word/2010/wordml" xmlns:w="http://schemas.openxmlformats.org/wordprocessingml/2006/main" xmlns:w10="urn:schemas-microsoft-com:office:word" xmlns:wp14="http://schemas.microsoft.com/office/word/2010/wordprocessingDrawing" xmlns:v="urn:schemas-microsoft-com:vml" xmlns:o="urn:schemas-microsoft-com:office:office" xmlns:aink="http://schemas.microsoft.com/office/drawing/2016/ink" xmlns:mc="http://schemas.openxmlformats.org/markup-compatibility/2006" xmlns:cx8="http://schemas.microsoft.com/office/drawing/2016/5/14/chartex" xmlns:cx7="http://schemas.microsoft.com/office/drawing/2016/5/13/chartex" xmlns:cx6="http://schemas.microsoft.com/office/drawing/2016/5/12/chartex" xmlns:cx5="http://schemas.microsoft.com/office/drawing/2016/5/11/chartex" xmlns:cx4="http://schemas.microsoft.com/office/drawing/2016/5/10/chartex" xmlns:cx3="http://schemas.microsoft.com/office/drawing/2016/5/9/chartex" xmlns:cx2="http://schemas.microsoft.com/office/drawing/2015/10/21/chartex" xmlns:cx1="http://schemas.microsoft.com/office/drawing/2015/9/8/chartex" xmlns:cx="http://schemas.microsoft.com/office/drawing/2014/chartex" xmlns:wpc="http://schemas.microsoft.com/office/word/2010/wordprocessingCanvas" xmlns="" val="0"/>
+                          <a14:useLocalDpi xmlns="" xmlns:wpc="http://schemas.microsoft.com/office/word/2010/wordprocessingCanvas" xmlns:cx="http://schemas.microsoft.com/office/drawing/2014/chartex" xmlns:cx1="http://schemas.microsoft.com/office/drawing/2015/9/8/chartex" xmlns:cx2="http://schemas.microsoft.com/office/drawing/2015/10/21/chartex" xmlns:cx3="http://schemas.microsoft.com/office/drawing/2016/5/9/chartex" xmlns:cx4="http://schemas.microsoft.com/office/drawing/2016/5/10/chartex" xmlns:cx5="http://schemas.microsoft.com/office/drawing/2016/5/11/chartex" xmlns:cx6="http://schemas.microsoft.com/office/drawing/2016/5/12/chartex" xmlns:cx7="http://schemas.microsoft.com/office/drawing/2016/5/13/chartex" xmlns:cx8="http://schemas.microsoft.com/office/drawing/2016/5/14/chartex" xmlns:mc="http://schemas.openxmlformats.org/markup-compatibility/2006" xmlns:aink="http://schemas.microsoft.com/office/drawing/2016/ink" xmlns:o="urn:schemas-microsoft-com:office:office" xmlns:v="urn:schemas-microsoft-com:vml" xmlns:wp14="http://schemas.microsoft.com/office/word/2010/wordprocessingDrawing" xmlns:w10="urn:schemas-microsoft-com:office:word" xmlns:w="http://schemas.openxmlformats.org/wordprocessingml/2006/main" xmlns:w14="http://schemas.microsoft.com/office/word/2010/wordml" xmlns:w15="http://schemas.microsoft.com/office/word/2012/wordml" xmlns:w16se="http://schemas.microsoft.com/office/word/2015/wordml/symex" xmlns:wpg="http://schemas.microsoft.com/office/word/2010/wordprocessingGroup" xmlns:wpi="http://schemas.microsoft.com/office/word/2010/wordprocessingInk" xmlns:wps="http://schemas.microsoft.com/office/word/2010/wordprocessingShape" xmlns:a14="http://schemas.microsoft.com/office/drawing/2010/main" val="0"/>
                         </a:ext>
                       </a:extLst>
                     </a:blip>
@@ -42174,7 +42169,7 @@
                     <a:blip r:embed="rId18">
                       <a:extLst>
                         <a:ext uri="{28A0092B-C50C-407E-A947-70E740481C1C}">
-                          <a14:useLocalDpi xmlns:a14="http://schemas.microsoft.com/office/drawing/2010/main" xmlns:wps="http://schemas.microsoft.com/office/word/2010/wordprocessingShape" xmlns:wpi="http://schemas.microsoft.com/office/word/2010/wordprocessingInk" xmlns:wpg="http://schemas.microsoft.com/office/word/2010/wordprocessingGroup" xmlns:w16se="http://schemas.microsoft.com/office/word/2015/wordml/symex" xmlns:w15="http://schemas.microsoft.com/office/word/2012/wordml" xmlns:w14="http://schemas.microsoft.com/office/word/2010/wordml" xmlns:w="http://schemas.openxmlformats.org/wordprocessingml/2006/main" xmlns:w10="urn:schemas-microsoft-com:office:word" xmlns:wp14="http://schemas.microsoft.com/office/word/2010/wordprocessingDrawing" xmlns:v="urn:schemas-microsoft-com:vml" xmlns:o="urn:schemas-microsoft-com:office:office" xmlns:aink="http://schemas.microsoft.com/office/drawing/2016/ink" xmlns:mc="http://schemas.openxmlformats.org/markup-compatibility/2006" xmlns:cx8="http://schemas.microsoft.com/office/drawing/2016/5/14/chartex" xmlns:cx7="http://schemas.microsoft.com/office/drawing/2016/5/13/chartex" xmlns:cx6="http://schemas.microsoft.com/office/drawing/2016/5/12/chartex" xmlns:cx5="http://schemas.microsoft.com/office/drawing/2016/5/11/chartex" xmlns:cx4="http://schemas.microsoft.com/office/drawing/2016/5/10/chartex" xmlns:cx3="http://schemas.microsoft.com/office/drawing/2016/5/9/chartex" xmlns:cx2="http://schemas.microsoft.com/office/drawing/2015/10/21/chartex" xmlns:cx1="http://schemas.microsoft.com/office/drawing/2015/9/8/chartex" xmlns:cx="http://schemas.microsoft.com/office/drawing/2014/chartex" xmlns:wpc="http://schemas.microsoft.com/office/word/2010/wordprocessingCanvas" xmlns="" val="0"/>
+                          <a14:useLocalDpi xmlns="" xmlns:wpc="http://schemas.microsoft.com/office/word/2010/wordprocessingCanvas" xmlns:cx="http://schemas.microsoft.com/office/drawing/2014/chartex" xmlns:cx1="http://schemas.microsoft.com/office/drawing/2015/9/8/chartex" xmlns:cx2="http://schemas.microsoft.com/office/drawing/2015/10/21/chartex" xmlns:cx3="http://schemas.microsoft.com/office/drawing/2016/5/9/chartex" xmlns:cx4="http://schemas.microsoft.com/office/drawing/2016/5/10/chartex" xmlns:cx5="http://schemas.microsoft.com/office/drawing/2016/5/11/chartex" xmlns:cx6="http://schemas.microsoft.com/office/drawing/2016/5/12/chartex" xmlns:cx7="http://schemas.microsoft.com/office/drawing/2016/5/13/chartex" xmlns:cx8="http://schemas.microsoft.com/office/drawing/2016/5/14/chartex" xmlns:mc="http://schemas.openxmlformats.org/markup-compatibility/2006" xmlns:aink="http://schemas.microsoft.com/office/drawing/2016/ink" xmlns:o="urn:schemas-microsoft-com:office:office" xmlns:v="urn:schemas-microsoft-com:vml" xmlns:wp14="http://schemas.microsoft.com/office/word/2010/wordprocessingDrawing" xmlns:w10="urn:schemas-microsoft-com:office:word" xmlns:w="http://schemas.openxmlformats.org/wordprocessingml/2006/main" xmlns:w14="http://schemas.microsoft.com/office/word/2010/wordml" xmlns:w15="http://schemas.microsoft.com/office/word/2012/wordml" xmlns:w16se="http://schemas.microsoft.com/office/word/2015/wordml/symex" xmlns:wpg="http://schemas.microsoft.com/office/word/2010/wordprocessingGroup" xmlns:wpi="http://schemas.microsoft.com/office/word/2010/wordprocessingInk" xmlns:wps="http://schemas.microsoft.com/office/word/2010/wordprocessingShape" xmlns:a14="http://schemas.microsoft.com/office/drawing/2010/main" val="0"/>
                         </a:ext>
                       </a:extLst>
                     </a:blip>
@@ -43406,7 +43401,7 @@
                     <a:blip r:embed="rId18">
                       <a:extLst>
                         <a:ext uri="{28A0092B-C50C-407E-A947-70E740481C1C}">
-                          <a14:useLocalDpi xmlns:a14="http://schemas.microsoft.com/office/drawing/2010/main" xmlns:wps="http://schemas.microsoft.com/office/word/2010/wordprocessingShape" xmlns:wpi="http://schemas.microsoft.com/office/word/2010/wordprocessingInk" xmlns:wpg="http://schemas.microsoft.com/office/word/2010/wordprocessingGroup" xmlns:w16se="http://schemas.microsoft.com/office/word/2015/wordml/symex" xmlns:w15="http://schemas.microsoft.com/office/word/2012/wordml" xmlns:w14="http://schemas.microsoft.com/office/word/2010/wordml" xmlns:w="http://schemas.openxmlformats.org/wordprocessingml/2006/main" xmlns:w10="urn:schemas-microsoft-com:office:word" xmlns:wp14="http://schemas.microsoft.com/office/word/2010/wordprocessingDrawing" xmlns:v="urn:schemas-microsoft-com:vml" xmlns:o="urn:schemas-microsoft-com:office:office" xmlns:aink="http://schemas.microsoft.com/office/drawing/2016/ink" xmlns:mc="http://schemas.openxmlformats.org/markup-compatibility/2006" xmlns:cx8="http://schemas.microsoft.com/office/drawing/2016/5/14/chartex" xmlns:cx7="http://schemas.microsoft.com/office/drawing/2016/5/13/chartex" xmlns:cx6="http://schemas.microsoft.com/office/drawing/2016/5/12/chartex" xmlns:cx5="http://schemas.microsoft.com/office/drawing/2016/5/11/chartex" xmlns:cx4="http://schemas.microsoft.com/office/drawing/2016/5/10/chartex" xmlns:cx3="http://schemas.microsoft.com/office/drawing/2016/5/9/chartex" xmlns:cx2="http://schemas.microsoft.com/office/drawing/2015/10/21/chartex" xmlns:cx1="http://schemas.microsoft.com/office/drawing/2015/9/8/chartex" xmlns:cx="http://schemas.microsoft.com/office/drawing/2014/chartex" xmlns:wpc="http://schemas.microsoft.com/office/word/2010/wordprocessingCanvas" xmlns="" val="0"/>
+                          <a14:useLocalDpi xmlns="" xmlns:wpc="http://schemas.microsoft.com/office/word/2010/wordprocessingCanvas" xmlns:cx="http://schemas.microsoft.com/office/drawing/2014/chartex" xmlns:cx1="http://schemas.microsoft.com/office/drawing/2015/9/8/chartex" xmlns:cx2="http://schemas.microsoft.com/office/drawing/2015/10/21/chartex" xmlns:cx3="http://schemas.microsoft.com/office/drawing/2016/5/9/chartex" xmlns:cx4="http://schemas.microsoft.com/office/drawing/2016/5/10/chartex" xmlns:cx5="http://schemas.microsoft.com/office/drawing/2016/5/11/chartex" xmlns:cx6="http://schemas.microsoft.com/office/drawing/2016/5/12/chartex" xmlns:cx7="http://schemas.microsoft.com/office/drawing/2016/5/13/chartex" xmlns:cx8="http://schemas.microsoft.com/office/drawing/2016/5/14/chartex" xmlns:mc="http://schemas.openxmlformats.org/markup-compatibility/2006" xmlns:aink="http://schemas.microsoft.com/office/drawing/2016/ink" xmlns:o="urn:schemas-microsoft-com:office:office" xmlns:v="urn:schemas-microsoft-com:vml" xmlns:wp14="http://schemas.microsoft.com/office/word/2010/wordprocessingDrawing" xmlns:w10="urn:schemas-microsoft-com:office:word" xmlns:w="http://schemas.openxmlformats.org/wordprocessingml/2006/main" xmlns:w14="http://schemas.microsoft.com/office/word/2010/wordml" xmlns:w15="http://schemas.microsoft.com/office/word/2012/wordml" xmlns:w16se="http://schemas.microsoft.com/office/word/2015/wordml/symex" xmlns:wpg="http://schemas.microsoft.com/office/word/2010/wordprocessingGroup" xmlns:wpi="http://schemas.microsoft.com/office/word/2010/wordprocessingInk" xmlns:wps="http://schemas.microsoft.com/office/word/2010/wordprocessingShape" xmlns:a14="http://schemas.microsoft.com/office/drawing/2010/main" val="0"/>
                         </a:ext>
                       </a:extLst>
                     </a:blip>
@@ -43788,7 +43783,7 @@
                     <a:blip r:embed="rId18">
                       <a:extLst>
                         <a:ext uri="{28A0092B-C50C-407E-A947-70E740481C1C}">
-                          <a14:useLocalDpi xmlns:a14="http://schemas.microsoft.com/office/drawing/2010/main" xmlns:wps="http://schemas.microsoft.com/office/word/2010/wordprocessingShape" xmlns:wpi="http://schemas.microsoft.com/office/word/2010/wordprocessingInk" xmlns:wpg="http://schemas.microsoft.com/office/word/2010/wordprocessingGroup" xmlns:w16se="http://schemas.microsoft.com/office/word/2015/wordml/symex" xmlns:w15="http://schemas.microsoft.com/office/word/2012/wordml" xmlns:w14="http://schemas.microsoft.com/office/word/2010/wordml" xmlns:w="http://schemas.openxmlformats.org/wordprocessingml/2006/main" xmlns:w10="urn:schemas-microsoft-com:office:word" xmlns:wp14="http://schemas.microsoft.com/office/word/2010/wordprocessingDrawing" xmlns:v="urn:schemas-microsoft-com:vml" xmlns:o="urn:schemas-microsoft-com:office:office" xmlns:aink="http://schemas.microsoft.com/office/drawing/2016/ink" xmlns:mc="http://schemas.openxmlformats.org/markup-compatibility/2006" xmlns:cx8="http://schemas.microsoft.com/office/drawing/2016/5/14/chartex" xmlns:cx7="http://schemas.microsoft.com/office/drawing/2016/5/13/chartex" xmlns:cx6="http://schemas.microsoft.com/office/drawing/2016/5/12/chartex" xmlns:cx5="http://schemas.microsoft.com/office/drawing/2016/5/11/chartex" xmlns:cx4="http://schemas.microsoft.com/office/drawing/2016/5/10/chartex" xmlns:cx3="http://schemas.microsoft.com/office/drawing/2016/5/9/chartex" xmlns:cx2="http://schemas.microsoft.com/office/drawing/2015/10/21/chartex" xmlns:cx1="http://schemas.microsoft.com/office/drawing/2015/9/8/chartex" xmlns:cx="http://schemas.microsoft.com/office/drawing/2014/chartex" xmlns:wpc="http://schemas.microsoft.com/office/word/2010/wordprocessingCanvas" xmlns="" val="0"/>
+                          <a14:useLocalDpi xmlns="" xmlns:wpc="http://schemas.microsoft.com/office/word/2010/wordprocessingCanvas" xmlns:cx="http://schemas.microsoft.com/office/drawing/2014/chartex" xmlns:cx1="http://schemas.microsoft.com/office/drawing/2015/9/8/chartex" xmlns:cx2="http://schemas.microsoft.com/office/drawing/2015/10/21/chartex" xmlns:cx3="http://schemas.microsoft.com/office/drawing/2016/5/9/chartex" xmlns:cx4="http://schemas.microsoft.com/office/drawing/2016/5/10/chartex" xmlns:cx5="http://schemas.microsoft.com/office/drawing/2016/5/11/chartex" xmlns:cx6="http://schemas.microsoft.com/office/drawing/2016/5/12/chartex" xmlns:cx7="http://schemas.microsoft.com/office/drawing/2016/5/13/chartex" xmlns:cx8="http://schemas.microsoft.com/office/drawing/2016/5/14/chartex" xmlns:mc="http://schemas.openxmlformats.org/markup-compatibility/2006" xmlns:aink="http://schemas.microsoft.com/office/drawing/2016/ink" xmlns:o="urn:schemas-microsoft-com:office:office" xmlns:v="urn:schemas-microsoft-com:vml" xmlns:wp14="http://schemas.microsoft.com/office/word/2010/wordprocessingDrawing" xmlns:w10="urn:schemas-microsoft-com:office:word" xmlns:w="http://schemas.openxmlformats.org/wordprocessingml/2006/main" xmlns:w14="http://schemas.microsoft.com/office/word/2010/wordml" xmlns:w15="http://schemas.microsoft.com/office/word/2012/wordml" xmlns:w16se="http://schemas.microsoft.com/office/word/2015/wordml/symex" xmlns:wpg="http://schemas.microsoft.com/office/word/2010/wordprocessingGroup" xmlns:wpi="http://schemas.microsoft.com/office/word/2010/wordprocessingInk" xmlns:wps="http://schemas.microsoft.com/office/word/2010/wordprocessingShape" xmlns:a14="http://schemas.microsoft.com/office/drawing/2010/main" val="0"/>
                         </a:ext>
                       </a:extLst>
                     </a:blip>
@@ -44854,7 +44849,7 @@
                     <a:blip r:embed="rId18">
                       <a:extLst>
                         <a:ext uri="{28A0092B-C50C-407E-A947-70E740481C1C}">
-                          <a14:useLocalDpi xmlns:a14="http://schemas.microsoft.com/office/drawing/2010/main" xmlns:wps="http://schemas.microsoft.com/office/word/2010/wordprocessingShape" xmlns:wpi="http://schemas.microsoft.com/office/word/2010/wordprocessingInk" xmlns:wpg="http://schemas.microsoft.com/office/word/2010/wordprocessingGroup" xmlns:w16se="http://schemas.microsoft.com/office/word/2015/wordml/symex" xmlns:w15="http://schemas.microsoft.com/office/word/2012/wordml" xmlns:w14="http://schemas.microsoft.com/office/word/2010/wordml" xmlns:w="http://schemas.openxmlformats.org/wordprocessingml/2006/main" xmlns:w10="urn:schemas-microsoft-com:office:word" xmlns:wp14="http://schemas.microsoft.com/office/word/2010/wordprocessingDrawing" xmlns:v="urn:schemas-microsoft-com:vml" xmlns:o="urn:schemas-microsoft-com:office:office" xmlns:aink="http://schemas.microsoft.com/office/drawing/2016/ink" xmlns:mc="http://schemas.openxmlformats.org/markup-compatibility/2006" xmlns:cx8="http://schemas.microsoft.com/office/drawing/2016/5/14/chartex" xmlns:cx7="http://schemas.microsoft.com/office/drawing/2016/5/13/chartex" xmlns:cx6="http://schemas.microsoft.com/office/drawing/2016/5/12/chartex" xmlns:cx5="http://schemas.microsoft.com/office/drawing/2016/5/11/chartex" xmlns:cx4="http://schemas.microsoft.com/office/drawing/2016/5/10/chartex" xmlns:cx3="http://schemas.microsoft.com/office/drawing/2016/5/9/chartex" xmlns:cx2="http://schemas.microsoft.com/office/drawing/2015/10/21/chartex" xmlns:cx1="http://schemas.microsoft.com/office/drawing/2015/9/8/chartex" xmlns:cx="http://schemas.microsoft.com/office/drawing/2014/chartex" xmlns:wpc="http://schemas.microsoft.com/office/word/2010/wordprocessingCanvas" xmlns="" val="0"/>
+                          <a14:useLocalDpi xmlns="" xmlns:wpc="http://schemas.microsoft.com/office/word/2010/wordprocessingCanvas" xmlns:cx="http://schemas.microsoft.com/office/drawing/2014/chartex" xmlns:cx1="http://schemas.microsoft.com/office/drawing/2015/9/8/chartex" xmlns:cx2="http://schemas.microsoft.com/office/drawing/2015/10/21/chartex" xmlns:cx3="http://schemas.microsoft.com/office/drawing/2016/5/9/chartex" xmlns:cx4="http://schemas.microsoft.com/office/drawing/2016/5/10/chartex" xmlns:cx5="http://schemas.microsoft.com/office/drawing/2016/5/11/chartex" xmlns:cx6="http://schemas.microsoft.com/office/drawing/2016/5/12/chartex" xmlns:cx7="http://schemas.microsoft.com/office/drawing/2016/5/13/chartex" xmlns:cx8="http://schemas.microsoft.com/office/drawing/2016/5/14/chartex" xmlns:mc="http://schemas.openxmlformats.org/markup-compatibility/2006" xmlns:aink="http://schemas.microsoft.com/office/drawing/2016/ink" xmlns:o="urn:schemas-microsoft-com:office:office" xmlns:v="urn:schemas-microsoft-com:vml" xmlns:wp14="http://schemas.microsoft.com/office/word/2010/wordprocessingDrawing" xmlns:w10="urn:schemas-microsoft-com:office:word" xmlns:w="http://schemas.openxmlformats.org/wordprocessingml/2006/main" xmlns:w14="http://schemas.microsoft.com/office/word/2010/wordml" xmlns:w15="http://schemas.microsoft.com/office/word/2012/wordml" xmlns:w16se="http://schemas.microsoft.com/office/word/2015/wordml/symex" xmlns:wpg="http://schemas.microsoft.com/office/word/2010/wordprocessingGroup" xmlns:wpi="http://schemas.microsoft.com/office/word/2010/wordprocessingInk" xmlns:wps="http://schemas.microsoft.com/office/word/2010/wordprocessingShape" xmlns:a14="http://schemas.microsoft.com/office/drawing/2010/main" val="0"/>
                         </a:ext>
                       </a:extLst>
                     </a:blip>
@@ -45678,7 +45673,7 @@
                     <a:blip r:embed="rId18">
                       <a:extLst>
                         <a:ext uri="{28A0092B-C50C-407E-A947-70E740481C1C}">
-                          <a14:useLocalDpi xmlns:a14="http://schemas.microsoft.com/office/drawing/2010/main" xmlns:wps="http://schemas.microsoft.com/office/word/2010/wordprocessingShape" xmlns:wpi="http://schemas.microsoft.com/office/word/2010/wordprocessingInk" xmlns:wpg="http://schemas.microsoft.com/office/word/2010/wordprocessingGroup" xmlns:w16se="http://schemas.microsoft.com/office/word/2015/wordml/symex" xmlns:w15="http://schemas.microsoft.com/office/word/2012/wordml" xmlns:w14="http://schemas.microsoft.com/office/word/2010/wordml" xmlns:w="http://schemas.openxmlformats.org/wordprocessingml/2006/main" xmlns:w10="urn:schemas-microsoft-com:office:word" xmlns:wp14="http://schemas.microsoft.com/office/word/2010/wordprocessingDrawing" xmlns:v="urn:schemas-microsoft-com:vml" xmlns:o="urn:schemas-microsoft-com:office:office" xmlns:aink="http://schemas.microsoft.com/office/drawing/2016/ink" xmlns:mc="http://schemas.openxmlformats.org/markup-compatibility/2006" xmlns:cx8="http://schemas.microsoft.com/office/drawing/2016/5/14/chartex" xmlns:cx7="http://schemas.microsoft.com/office/drawing/2016/5/13/chartex" xmlns:cx6="http://schemas.microsoft.com/office/drawing/2016/5/12/chartex" xmlns:cx5="http://schemas.microsoft.com/office/drawing/2016/5/11/chartex" xmlns:cx4="http://schemas.microsoft.com/office/drawing/2016/5/10/chartex" xmlns:cx3="http://schemas.microsoft.com/office/drawing/2016/5/9/chartex" xmlns:cx2="http://schemas.microsoft.com/office/drawing/2015/10/21/chartex" xmlns:cx1="http://schemas.microsoft.com/office/drawing/2015/9/8/chartex" xmlns:cx="http://schemas.microsoft.com/office/drawing/2014/chartex" xmlns:wpc="http://schemas.microsoft.com/office/word/2010/wordprocessingCanvas" xmlns="" val="0"/>
+                          <a14:useLocalDpi xmlns="" xmlns:wpc="http://schemas.microsoft.com/office/word/2010/wordprocessingCanvas" xmlns:cx="http://schemas.microsoft.com/office/drawing/2014/chartex" xmlns:cx1="http://schemas.microsoft.com/office/drawing/2015/9/8/chartex" xmlns:cx2="http://schemas.microsoft.com/office/drawing/2015/10/21/chartex" xmlns:cx3="http://schemas.microsoft.com/office/drawing/2016/5/9/chartex" xmlns:cx4="http://schemas.microsoft.com/office/drawing/2016/5/10/chartex" xmlns:cx5="http://schemas.microsoft.com/office/drawing/2016/5/11/chartex" xmlns:cx6="http://schemas.microsoft.com/office/drawing/2016/5/12/chartex" xmlns:cx7="http://schemas.microsoft.com/office/drawing/2016/5/13/chartex" xmlns:cx8="http://schemas.microsoft.com/office/drawing/2016/5/14/chartex" xmlns:mc="http://schemas.openxmlformats.org/markup-compatibility/2006" xmlns:aink="http://schemas.microsoft.com/office/drawing/2016/ink" xmlns:o="urn:schemas-microsoft-com:office:office" xmlns:v="urn:schemas-microsoft-com:vml" xmlns:wp14="http://schemas.microsoft.com/office/word/2010/wordprocessingDrawing" xmlns:w10="urn:schemas-microsoft-com:office:word" xmlns:w="http://schemas.openxmlformats.org/wordprocessingml/2006/main" xmlns:w14="http://schemas.microsoft.com/office/word/2010/wordml" xmlns:w15="http://schemas.microsoft.com/office/word/2012/wordml" xmlns:w16se="http://schemas.microsoft.com/office/word/2015/wordml/symex" xmlns:wpg="http://schemas.microsoft.com/office/word/2010/wordprocessingGroup" xmlns:wpi="http://schemas.microsoft.com/office/word/2010/wordprocessingInk" xmlns:wps="http://schemas.microsoft.com/office/word/2010/wordprocessingShape" xmlns:a14="http://schemas.microsoft.com/office/drawing/2010/main" val="0"/>
                         </a:ext>
                       </a:extLst>
                     </a:blip>
@@ -47147,7 +47142,7 @@
                     <a:blip r:embed="rId18">
                       <a:extLst>
                         <a:ext uri="{28A0092B-C50C-407E-A947-70E740481C1C}">
-                          <a14:useLocalDpi xmlns:a14="http://schemas.microsoft.com/office/drawing/2010/main" xmlns:wps="http://schemas.microsoft.com/office/word/2010/wordprocessingShape" xmlns:wpi="http://schemas.microsoft.com/office/word/2010/wordprocessingInk" xmlns:wpg="http://schemas.microsoft.com/office/word/2010/wordprocessingGroup" xmlns:w16se="http://schemas.microsoft.com/office/word/2015/wordml/symex" xmlns:w15="http://schemas.microsoft.com/office/word/2012/wordml" xmlns:w14="http://schemas.microsoft.com/office/word/2010/wordml" xmlns:w="http://schemas.openxmlformats.org/wordprocessingml/2006/main" xmlns:w10="urn:schemas-microsoft-com:office:word" xmlns:wp14="http://schemas.microsoft.com/office/word/2010/wordprocessingDrawing" xmlns:v="urn:schemas-microsoft-com:vml" xmlns:o="urn:schemas-microsoft-com:office:office" xmlns:aink="http://schemas.microsoft.com/office/drawing/2016/ink" xmlns:mc="http://schemas.openxmlformats.org/markup-compatibility/2006" xmlns:cx8="http://schemas.microsoft.com/office/drawing/2016/5/14/chartex" xmlns:cx7="http://schemas.microsoft.com/office/drawing/2016/5/13/chartex" xmlns:cx6="http://schemas.microsoft.com/office/drawing/2016/5/12/chartex" xmlns:cx5="http://schemas.microsoft.com/office/drawing/2016/5/11/chartex" xmlns:cx4="http://schemas.microsoft.com/office/drawing/2016/5/10/chartex" xmlns:cx3="http://schemas.microsoft.com/office/drawing/2016/5/9/chartex" xmlns:cx2="http://schemas.microsoft.com/office/drawing/2015/10/21/chartex" xmlns:cx1="http://schemas.microsoft.com/office/drawing/2015/9/8/chartex" xmlns:cx="http://schemas.microsoft.com/office/drawing/2014/chartex" xmlns:wpc="http://schemas.microsoft.com/office/word/2010/wordprocessingCanvas" xmlns="" val="0"/>
+                          <a14:useLocalDpi xmlns="" xmlns:wpc="http://schemas.microsoft.com/office/word/2010/wordprocessingCanvas" xmlns:cx="http://schemas.microsoft.com/office/drawing/2014/chartex" xmlns:cx1="http://schemas.microsoft.com/office/drawing/2015/9/8/chartex" xmlns:cx2="http://schemas.microsoft.com/office/drawing/2015/10/21/chartex" xmlns:cx3="http://schemas.microsoft.com/office/drawing/2016/5/9/chartex" xmlns:cx4="http://schemas.microsoft.com/office/drawing/2016/5/10/chartex" xmlns:cx5="http://schemas.microsoft.com/office/drawing/2016/5/11/chartex" xmlns:cx6="http://schemas.microsoft.com/office/drawing/2016/5/12/chartex" xmlns:cx7="http://schemas.microsoft.com/office/drawing/2016/5/13/chartex" xmlns:cx8="http://schemas.microsoft.com/office/drawing/2016/5/14/chartex" xmlns:mc="http://schemas.openxmlformats.org/markup-compatibility/2006" xmlns:aink="http://schemas.microsoft.com/office/drawing/2016/ink" xmlns:o="urn:schemas-microsoft-com:office:office" xmlns:v="urn:schemas-microsoft-com:vml" xmlns:wp14="http://schemas.microsoft.com/office/word/2010/wordprocessingDrawing" xmlns:w10="urn:schemas-microsoft-com:office:word" xmlns:w="http://schemas.openxmlformats.org/wordprocessingml/2006/main" xmlns:w14="http://schemas.microsoft.com/office/word/2010/wordml" xmlns:w15="http://schemas.microsoft.com/office/word/2012/wordml" xmlns:w16se="http://schemas.microsoft.com/office/word/2015/wordml/symex" xmlns:wpg="http://schemas.microsoft.com/office/word/2010/wordprocessingGroup" xmlns:wpi="http://schemas.microsoft.com/office/word/2010/wordprocessingInk" xmlns:wps="http://schemas.microsoft.com/office/word/2010/wordprocessingShape" xmlns:a14="http://schemas.microsoft.com/office/drawing/2010/main" val="0"/>
                         </a:ext>
                       </a:extLst>
                     </a:blip>
@@ -47509,7 +47504,7 @@
                     <a:blip r:embed="rId18">
                       <a:extLst>
                         <a:ext uri="{28A0092B-C50C-407E-A947-70E740481C1C}">
-                          <a14:useLocalDpi xmlns:a14="http://schemas.microsoft.com/office/drawing/2010/main" xmlns:wps="http://schemas.microsoft.com/office/word/2010/wordprocessingShape" xmlns:wpi="http://schemas.microsoft.com/office/word/2010/wordprocessingInk" xmlns:wpg="http://schemas.microsoft.com/office/word/2010/wordprocessingGroup" xmlns:w16se="http://schemas.microsoft.com/office/word/2015/wordml/symex" xmlns:w15="http://schemas.microsoft.com/office/word/2012/wordml" xmlns:w14="http://schemas.microsoft.com/office/word/2010/wordml" xmlns:w="http://schemas.openxmlformats.org/wordprocessingml/2006/main" xmlns:w10="urn:schemas-microsoft-com:office:word" xmlns:wp14="http://schemas.microsoft.com/office/word/2010/wordprocessingDrawing" xmlns:v="urn:schemas-microsoft-com:vml" xmlns:o="urn:schemas-microsoft-com:office:office" xmlns:aink="http://schemas.microsoft.com/office/drawing/2016/ink" xmlns:mc="http://schemas.openxmlformats.org/markup-compatibility/2006" xmlns:cx8="http://schemas.microsoft.com/office/drawing/2016/5/14/chartex" xmlns:cx7="http://schemas.microsoft.com/office/drawing/2016/5/13/chartex" xmlns:cx6="http://schemas.microsoft.com/office/drawing/2016/5/12/chartex" xmlns:cx5="http://schemas.microsoft.com/office/drawing/2016/5/11/chartex" xmlns:cx4="http://schemas.microsoft.com/office/drawing/2016/5/10/chartex" xmlns:cx3="http://schemas.microsoft.com/office/drawing/2016/5/9/chartex" xmlns:cx2="http://schemas.microsoft.com/office/drawing/2015/10/21/chartex" xmlns:cx1="http://schemas.microsoft.com/office/drawing/2015/9/8/chartex" xmlns:cx="http://schemas.microsoft.com/office/drawing/2014/chartex" xmlns:wpc="http://schemas.microsoft.com/office/word/2010/wordprocessingCanvas" xmlns="" val="0"/>
+                          <a14:useLocalDpi xmlns="" xmlns:wpc="http://schemas.microsoft.com/office/word/2010/wordprocessingCanvas" xmlns:cx="http://schemas.microsoft.com/office/drawing/2014/chartex" xmlns:cx1="http://schemas.microsoft.com/office/drawing/2015/9/8/chartex" xmlns:cx2="http://schemas.microsoft.com/office/drawing/2015/10/21/chartex" xmlns:cx3="http://schemas.microsoft.com/office/drawing/2016/5/9/chartex" xmlns:cx4="http://schemas.microsoft.com/office/drawing/2016/5/10/chartex" xmlns:cx5="http://schemas.microsoft.com/office/drawing/2016/5/11/chartex" xmlns:cx6="http://schemas.microsoft.com/office/drawing/2016/5/12/chartex" xmlns:cx7="http://schemas.microsoft.com/office/drawing/2016/5/13/chartex" xmlns:cx8="http://schemas.microsoft.com/office/drawing/2016/5/14/chartex" xmlns:mc="http://schemas.openxmlformats.org/markup-compatibility/2006" xmlns:aink="http://schemas.microsoft.com/office/drawing/2016/ink" xmlns:o="urn:schemas-microsoft-com:office:office" xmlns:v="urn:schemas-microsoft-com:vml" xmlns:wp14="http://schemas.microsoft.com/office/word/2010/wordprocessingDrawing" xmlns:w10="urn:schemas-microsoft-com:office:word" xmlns:w="http://schemas.openxmlformats.org/wordprocessingml/2006/main" xmlns:w14="http://schemas.microsoft.com/office/word/2010/wordml" xmlns:w15="http://schemas.microsoft.com/office/word/2012/wordml" xmlns:w16se="http://schemas.microsoft.com/office/word/2015/wordml/symex" xmlns:wpg="http://schemas.microsoft.com/office/word/2010/wordprocessingGroup" xmlns:wpi="http://schemas.microsoft.com/office/word/2010/wordprocessingInk" xmlns:wps="http://schemas.microsoft.com/office/word/2010/wordprocessingShape" xmlns:a14="http://schemas.microsoft.com/office/drawing/2010/main" val="0"/>
                         </a:ext>
                       </a:extLst>
                     </a:blip>
@@ -47935,7 +47930,7 @@
                     <a:blip r:embed="rId18">
                       <a:extLst>
                         <a:ext uri="{28A0092B-C50C-407E-A947-70E740481C1C}">
-                          <a14:useLocalDpi xmlns:a14="http://schemas.microsoft.com/office/drawing/2010/main" xmlns:wps="http://schemas.microsoft.com/office/word/2010/wordprocessingShape" xmlns:wpi="http://schemas.microsoft.com/office/word/2010/wordprocessingInk" xmlns:wpg="http://schemas.microsoft.com/office/word/2010/wordprocessingGroup" xmlns:w16se="http://schemas.microsoft.com/office/word/2015/wordml/symex" xmlns:w15="http://schemas.microsoft.com/office/word/2012/wordml" xmlns:w14="http://schemas.microsoft.com/office/word/2010/wordml" xmlns:w="http://schemas.openxmlformats.org/wordprocessingml/2006/main" xmlns:w10="urn:schemas-microsoft-com:office:word" xmlns:wp14="http://schemas.microsoft.com/office/word/2010/wordprocessingDrawing" xmlns:v="urn:schemas-microsoft-com:vml" xmlns:o="urn:schemas-microsoft-com:office:office" xmlns:aink="http://schemas.microsoft.com/office/drawing/2016/ink" xmlns:mc="http://schemas.openxmlformats.org/markup-compatibility/2006" xmlns:cx8="http://schemas.microsoft.com/office/drawing/2016/5/14/chartex" xmlns:cx7="http://schemas.microsoft.com/office/drawing/2016/5/13/chartex" xmlns:cx6="http://schemas.microsoft.com/office/drawing/2016/5/12/chartex" xmlns:cx5="http://schemas.microsoft.com/office/drawing/2016/5/11/chartex" xmlns:cx4="http://schemas.microsoft.com/office/drawing/2016/5/10/chartex" xmlns:cx3="http://schemas.microsoft.com/office/drawing/2016/5/9/chartex" xmlns:cx2="http://schemas.microsoft.com/office/drawing/2015/10/21/chartex" xmlns:cx1="http://schemas.microsoft.com/office/drawing/2015/9/8/chartex" xmlns:cx="http://schemas.microsoft.com/office/drawing/2014/chartex" xmlns:wpc="http://schemas.microsoft.com/office/word/2010/wordprocessingCanvas" xmlns="" val="0"/>
+                          <a14:useLocalDpi xmlns="" xmlns:wpc="http://schemas.microsoft.com/office/word/2010/wordprocessingCanvas" xmlns:cx="http://schemas.microsoft.com/office/drawing/2014/chartex" xmlns:cx1="http://schemas.microsoft.com/office/drawing/2015/9/8/chartex" xmlns:cx2="http://schemas.microsoft.com/office/drawing/2015/10/21/chartex" xmlns:cx3="http://schemas.microsoft.com/office/drawing/2016/5/9/chartex" xmlns:cx4="http://schemas.microsoft.com/office/drawing/2016/5/10/chartex" xmlns:cx5="http://schemas.microsoft.com/office/drawing/2016/5/11/chartex" xmlns:cx6="http://schemas.microsoft.com/office/drawing/2016/5/12/chartex" xmlns:cx7="http://schemas.microsoft.com/office/drawing/2016/5/13/chartex" xmlns:cx8="http://schemas.microsoft.com/office/drawing/2016/5/14/chartex" xmlns:mc="http://schemas.openxmlformats.org/markup-compatibility/2006" xmlns:aink="http://schemas.microsoft.com/office/drawing/2016/ink" xmlns:o="urn:schemas-microsoft-com:office:office" xmlns:v="urn:schemas-microsoft-com:vml" xmlns:wp14="http://schemas.microsoft.com/office/word/2010/wordprocessingDrawing" xmlns:w10="urn:schemas-microsoft-com:office:word" xmlns:w="http://schemas.openxmlformats.org/wordprocessingml/2006/main" xmlns:w14="http://schemas.microsoft.com/office/word/2010/wordml" xmlns:w15="http://schemas.microsoft.com/office/word/2012/wordml" xmlns:w16se="http://schemas.microsoft.com/office/word/2015/wordml/symex" xmlns:wpg="http://schemas.microsoft.com/office/word/2010/wordprocessingGroup" xmlns:wpi="http://schemas.microsoft.com/office/word/2010/wordprocessingInk" xmlns:wps="http://schemas.microsoft.com/office/word/2010/wordprocessingShape" xmlns:a14="http://schemas.microsoft.com/office/drawing/2010/main" val="0"/>
                         </a:ext>
                       </a:extLst>
                     </a:blip>
@@ -48449,7 +48444,7 @@
                     <a:blip r:embed="rId18">
                       <a:extLst>
                         <a:ext uri="{28A0092B-C50C-407E-A947-70E740481C1C}">
-                          <a14:useLocalDpi xmlns:a14="http://schemas.microsoft.com/office/drawing/2010/main" xmlns:wps="http://schemas.microsoft.com/office/word/2010/wordprocessingShape" xmlns:wpi="http://schemas.microsoft.com/office/word/2010/wordprocessingInk" xmlns:wpg="http://schemas.microsoft.com/office/word/2010/wordprocessingGroup" xmlns:w16se="http://schemas.microsoft.com/office/word/2015/wordml/symex" xmlns:w15="http://schemas.microsoft.com/office/word/2012/wordml" xmlns:w14="http://schemas.microsoft.com/office/word/2010/wordml" xmlns:w="http://schemas.openxmlformats.org/wordprocessingml/2006/main" xmlns:w10="urn:schemas-microsoft-com:office:word" xmlns:wp14="http://schemas.microsoft.com/office/word/2010/wordprocessingDrawing" xmlns:v="urn:schemas-microsoft-com:vml" xmlns:o="urn:schemas-microsoft-com:office:office" xmlns:aink="http://schemas.microsoft.com/office/drawing/2016/ink" xmlns:mc="http://schemas.openxmlformats.org/markup-compatibility/2006" xmlns:cx8="http://schemas.microsoft.com/office/drawing/2016/5/14/chartex" xmlns:cx7="http://schemas.microsoft.com/office/drawing/2016/5/13/chartex" xmlns:cx6="http://schemas.microsoft.com/office/drawing/2016/5/12/chartex" xmlns:cx5="http://schemas.microsoft.com/office/drawing/2016/5/11/chartex" xmlns:cx4="http://schemas.microsoft.com/office/drawing/2016/5/10/chartex" xmlns:cx3="http://schemas.microsoft.com/office/drawing/2016/5/9/chartex" xmlns:cx2="http://schemas.microsoft.com/office/drawing/2015/10/21/chartex" xmlns:cx1="http://schemas.microsoft.com/office/drawing/2015/9/8/chartex" xmlns:cx="http://schemas.microsoft.com/office/drawing/2014/chartex" xmlns:wpc="http://schemas.microsoft.com/office/word/2010/wordprocessingCanvas" xmlns="" val="0"/>
+                          <a14:useLocalDpi xmlns="" xmlns:wpc="http://schemas.microsoft.com/office/word/2010/wordprocessingCanvas" xmlns:cx="http://schemas.microsoft.com/office/drawing/2014/chartex" xmlns:cx1="http://schemas.microsoft.com/office/drawing/2015/9/8/chartex" xmlns:cx2="http://schemas.microsoft.com/office/drawing/2015/10/21/chartex" xmlns:cx3="http://schemas.microsoft.com/office/drawing/2016/5/9/chartex" xmlns:cx4="http://schemas.microsoft.com/office/drawing/2016/5/10/chartex" xmlns:cx5="http://schemas.microsoft.com/office/drawing/2016/5/11/chartex" xmlns:cx6="http://schemas.microsoft.com/office/drawing/2016/5/12/chartex" xmlns:cx7="http://schemas.microsoft.com/office/drawing/2016/5/13/chartex" xmlns:cx8="http://schemas.microsoft.com/office/drawing/2016/5/14/chartex" xmlns:mc="http://schemas.openxmlformats.org/markup-compatibility/2006" xmlns:aink="http://schemas.microsoft.com/office/drawing/2016/ink" xmlns:o="urn:schemas-microsoft-com:office:office" xmlns:v="urn:schemas-microsoft-com:vml" xmlns:wp14="http://schemas.microsoft.com/office/word/2010/wordprocessingDrawing" xmlns:w10="urn:schemas-microsoft-com:office:word" xmlns:w="http://schemas.openxmlformats.org/wordprocessingml/2006/main" xmlns:w14="http://schemas.microsoft.com/office/word/2010/wordml" xmlns:w15="http://schemas.microsoft.com/office/word/2012/wordml" xmlns:w16se="http://schemas.microsoft.com/office/word/2015/wordml/symex" xmlns:wpg="http://schemas.microsoft.com/office/word/2010/wordprocessingGroup" xmlns:wpi="http://schemas.microsoft.com/office/word/2010/wordprocessingInk" xmlns:wps="http://schemas.microsoft.com/office/word/2010/wordprocessingShape" xmlns:a14="http://schemas.microsoft.com/office/drawing/2010/main" val="0"/>
                         </a:ext>
                       </a:extLst>
                     </a:blip>
@@ -48657,7 +48652,7 @@
                     <a:blip r:embed="rId18">
                       <a:extLst>
                         <a:ext uri="{28A0092B-C50C-407E-A947-70E740481C1C}">
-                          <a14:useLocalDpi xmlns:a14="http://schemas.microsoft.com/office/drawing/2010/main" xmlns:wps="http://schemas.microsoft.com/office/word/2010/wordprocessingShape" xmlns:wpi="http://schemas.microsoft.com/office/word/2010/wordprocessingInk" xmlns:wpg="http://schemas.microsoft.com/office/word/2010/wordprocessingGroup" xmlns:w16se="http://schemas.microsoft.com/office/word/2015/wordml/symex" xmlns:w15="http://schemas.microsoft.com/office/word/2012/wordml" xmlns:w14="http://schemas.microsoft.com/office/word/2010/wordml" xmlns:w="http://schemas.openxmlformats.org/wordprocessingml/2006/main" xmlns:w10="urn:schemas-microsoft-com:office:word" xmlns:wp14="http://schemas.microsoft.com/office/word/2010/wordprocessingDrawing" xmlns:v="urn:schemas-microsoft-com:vml" xmlns:o="urn:schemas-microsoft-com:office:office" xmlns:aink="http://schemas.microsoft.com/office/drawing/2016/ink" xmlns:mc="http://schemas.openxmlformats.org/markup-compatibility/2006" xmlns:cx8="http://schemas.microsoft.com/office/drawing/2016/5/14/chartex" xmlns:cx7="http://schemas.microsoft.com/office/drawing/2016/5/13/chartex" xmlns:cx6="http://schemas.microsoft.com/office/drawing/2016/5/12/chartex" xmlns:cx5="http://schemas.microsoft.com/office/drawing/2016/5/11/chartex" xmlns:cx4="http://schemas.microsoft.com/office/drawing/2016/5/10/chartex" xmlns:cx3="http://schemas.microsoft.com/office/drawing/2016/5/9/chartex" xmlns:cx2="http://schemas.microsoft.com/office/drawing/2015/10/21/chartex" xmlns:cx1="http://schemas.microsoft.com/office/drawing/2015/9/8/chartex" xmlns:cx="http://schemas.microsoft.com/office/drawing/2014/chartex" xmlns:wpc="http://schemas.microsoft.com/office/word/2010/wordprocessingCanvas" xmlns="" val="0"/>
+                          <a14:useLocalDpi xmlns="" xmlns:wpc="http://schemas.microsoft.com/office/word/2010/wordprocessingCanvas" xmlns:cx="http://schemas.microsoft.com/office/drawing/2014/chartex" xmlns:cx1="http://schemas.microsoft.com/office/drawing/2015/9/8/chartex" xmlns:cx2="http://schemas.microsoft.com/office/drawing/2015/10/21/chartex" xmlns:cx3="http://schemas.microsoft.com/office/drawing/2016/5/9/chartex" xmlns:cx4="http://schemas.microsoft.com/office/drawing/2016/5/10/chartex" xmlns:cx5="http://schemas.microsoft.com/office/drawing/2016/5/11/chartex" xmlns:cx6="http://schemas.microsoft.com/office/drawing/2016/5/12/chartex" xmlns:cx7="http://schemas.microsoft.com/office/drawing/2016/5/13/chartex" xmlns:cx8="http://schemas.microsoft.com/office/drawing/2016/5/14/chartex" xmlns:mc="http://schemas.openxmlformats.org/markup-compatibility/2006" xmlns:aink="http://schemas.microsoft.com/office/drawing/2016/ink" xmlns:o="urn:schemas-microsoft-com:office:office" xmlns:v="urn:schemas-microsoft-com:vml" xmlns:wp14="http://schemas.microsoft.com/office/word/2010/wordprocessingDrawing" xmlns:w10="urn:schemas-microsoft-com:office:word" xmlns:w="http://schemas.openxmlformats.org/wordprocessingml/2006/main" xmlns:w14="http://schemas.microsoft.com/office/word/2010/wordml" xmlns:w15="http://schemas.microsoft.com/office/word/2012/wordml" xmlns:w16se="http://schemas.microsoft.com/office/word/2015/wordml/symex" xmlns:wpg="http://schemas.microsoft.com/office/word/2010/wordprocessingGroup" xmlns:wpi="http://schemas.microsoft.com/office/word/2010/wordprocessingInk" xmlns:wps="http://schemas.microsoft.com/office/word/2010/wordprocessingShape" xmlns:a14="http://schemas.microsoft.com/office/drawing/2010/main" val="0"/>
                         </a:ext>
                       </a:extLst>
                     </a:blip>
@@ -49689,7 +49684,7 @@
                     <a:blip r:embed="rId18">
                       <a:extLst>
                         <a:ext uri="{28A0092B-C50C-407E-A947-70E740481C1C}">
-                          <a14:useLocalDpi xmlns:a14="http://schemas.microsoft.com/office/drawing/2010/main" xmlns:wps="http://schemas.microsoft.com/office/word/2010/wordprocessingShape" xmlns:wpi="http://schemas.microsoft.com/office/word/2010/wordprocessingInk" xmlns:wpg="http://schemas.microsoft.com/office/word/2010/wordprocessingGroup" xmlns:w16se="http://schemas.microsoft.com/office/word/2015/wordml/symex" xmlns:w15="http://schemas.microsoft.com/office/word/2012/wordml" xmlns:w14="http://schemas.microsoft.com/office/word/2010/wordml" xmlns:w="http://schemas.openxmlformats.org/wordprocessingml/2006/main" xmlns:w10="urn:schemas-microsoft-com:office:word" xmlns:wp14="http://schemas.microsoft.com/office/word/2010/wordprocessingDrawing" xmlns:v="urn:schemas-microsoft-com:vml" xmlns:o="urn:schemas-microsoft-com:office:office" xmlns:aink="http://schemas.microsoft.com/office/drawing/2016/ink" xmlns:mc="http://schemas.openxmlformats.org/markup-compatibility/2006" xmlns:cx8="http://schemas.microsoft.com/office/drawing/2016/5/14/chartex" xmlns:cx7="http://schemas.microsoft.com/office/drawing/2016/5/13/chartex" xmlns:cx6="http://schemas.microsoft.com/office/drawing/2016/5/12/chartex" xmlns:cx5="http://schemas.microsoft.com/office/drawing/2016/5/11/chartex" xmlns:cx4="http://schemas.microsoft.com/office/drawing/2016/5/10/chartex" xmlns:cx3="http://schemas.microsoft.com/office/drawing/2016/5/9/chartex" xmlns:cx2="http://schemas.microsoft.com/office/drawing/2015/10/21/chartex" xmlns:cx1="http://schemas.microsoft.com/office/drawing/2015/9/8/chartex" xmlns:cx="http://schemas.microsoft.com/office/drawing/2014/chartex" xmlns:wpc="http://schemas.microsoft.com/office/word/2010/wordprocessingCanvas" xmlns="" val="0"/>
+                          <a14:useLocalDpi xmlns="" xmlns:wpc="http://schemas.microsoft.com/office/word/2010/wordprocessingCanvas" xmlns:cx="http://schemas.microsoft.com/office/drawing/2014/chartex" xmlns:cx1="http://schemas.microsoft.com/office/drawing/2015/9/8/chartex" xmlns:cx2="http://schemas.microsoft.com/office/drawing/2015/10/21/chartex" xmlns:cx3="http://schemas.microsoft.com/office/drawing/2016/5/9/chartex" xmlns:cx4="http://schemas.microsoft.com/office/drawing/2016/5/10/chartex" xmlns:cx5="http://schemas.microsoft.com/office/drawing/2016/5/11/chartex" xmlns:cx6="http://schemas.microsoft.com/office/drawing/2016/5/12/chartex" xmlns:cx7="http://schemas.microsoft.com/office/drawing/2016/5/13/chartex" xmlns:cx8="http://schemas.microsoft.com/office/drawing/2016/5/14/chartex" xmlns:mc="http://schemas.openxmlformats.org/markup-compatibility/2006" xmlns:aink="http://schemas.microsoft.com/office/drawing/2016/ink" xmlns:o="urn:schemas-microsoft-com:office:office" xmlns:v="urn:schemas-microsoft-com:vml" xmlns:wp14="http://schemas.microsoft.com/office/word/2010/wordprocessingDrawing" xmlns:w10="urn:schemas-microsoft-com:office:word" xmlns:w="http://schemas.openxmlformats.org/wordprocessingml/2006/main" xmlns:w14="http://schemas.microsoft.com/office/word/2010/wordml" xmlns:w15="http://schemas.microsoft.com/office/word/2012/wordml" xmlns:w16se="http://schemas.microsoft.com/office/word/2015/wordml/symex" xmlns:wpg="http://schemas.microsoft.com/office/word/2010/wordprocessingGroup" xmlns:wpi="http://schemas.microsoft.com/office/word/2010/wordprocessingInk" xmlns:wps="http://schemas.microsoft.com/office/word/2010/wordprocessingShape" xmlns:a14="http://schemas.microsoft.com/office/drawing/2010/main" val="0"/>
                         </a:ext>
                       </a:extLst>
                     </a:blip>
@@ -50228,7 +50223,7 @@
                     <a:blip r:embed="rId18">
                       <a:extLst>
                         <a:ext uri="{28A0092B-C50C-407E-A947-70E740481C1C}">
-                          <a14:useLocalDpi xmlns:a14="http://schemas.microsoft.com/office/drawing/2010/main" xmlns:wps="http://schemas.microsoft.com/office/word/2010/wordprocessingShape" xmlns:wpi="http://schemas.microsoft.com/office/word/2010/wordprocessingInk" xmlns:wpg="http://schemas.microsoft.com/office/word/2010/wordprocessingGroup" xmlns:w16se="http://schemas.microsoft.com/office/word/2015/wordml/symex" xmlns:w15="http://schemas.microsoft.com/office/word/2012/wordml" xmlns:w14="http://schemas.microsoft.com/office/word/2010/wordml" xmlns:w="http://schemas.openxmlformats.org/wordprocessingml/2006/main" xmlns:w10="urn:schemas-microsoft-com:office:word" xmlns:wp14="http://schemas.microsoft.com/office/word/2010/wordprocessingDrawing" xmlns:v="urn:schemas-microsoft-com:vml" xmlns:o="urn:schemas-microsoft-com:office:office" xmlns:aink="http://schemas.microsoft.com/office/drawing/2016/ink" xmlns:mc="http://schemas.openxmlformats.org/markup-compatibility/2006" xmlns:cx8="http://schemas.microsoft.com/office/drawing/2016/5/14/chartex" xmlns:cx7="http://schemas.microsoft.com/office/drawing/2016/5/13/chartex" xmlns:cx6="http://schemas.microsoft.com/office/drawing/2016/5/12/chartex" xmlns:cx5="http://schemas.microsoft.com/office/drawing/2016/5/11/chartex" xmlns:cx4="http://schemas.microsoft.com/office/drawing/2016/5/10/chartex" xmlns:cx3="http://schemas.microsoft.com/office/drawing/2016/5/9/chartex" xmlns:cx2="http://schemas.microsoft.com/office/drawing/2015/10/21/chartex" xmlns:cx1="http://schemas.microsoft.com/office/drawing/2015/9/8/chartex" xmlns:cx="http://schemas.microsoft.com/office/drawing/2014/chartex" xmlns:wpc="http://schemas.microsoft.com/office/word/2010/wordprocessingCanvas" xmlns="" val="0"/>
+                          <a14:useLocalDpi xmlns="" xmlns:wpc="http://schemas.microsoft.com/office/word/2010/wordprocessingCanvas" xmlns:cx="http://schemas.microsoft.com/office/drawing/2014/chartex" xmlns:cx1="http://schemas.microsoft.com/office/drawing/2015/9/8/chartex" xmlns:cx2="http://schemas.microsoft.com/office/drawing/2015/10/21/chartex" xmlns:cx3="http://schemas.microsoft.com/office/drawing/2016/5/9/chartex" xmlns:cx4="http://schemas.microsoft.com/office/drawing/2016/5/10/chartex" xmlns:cx5="http://schemas.microsoft.com/office/drawing/2016/5/11/chartex" xmlns:cx6="http://schemas.microsoft.com/office/drawing/2016/5/12/chartex" xmlns:cx7="http://schemas.microsoft.com/office/drawing/2016/5/13/chartex" xmlns:cx8="http://schemas.microsoft.com/office/drawing/2016/5/14/chartex" xmlns:mc="http://schemas.openxmlformats.org/markup-compatibility/2006" xmlns:aink="http://schemas.microsoft.com/office/drawing/2016/ink" xmlns:o="urn:schemas-microsoft-com:office:office" xmlns:v="urn:schemas-microsoft-com:vml" xmlns:wp14="http://schemas.microsoft.com/office/word/2010/wordprocessingDrawing" xmlns:w10="urn:schemas-microsoft-com:office:word" xmlns:w="http://schemas.openxmlformats.org/wordprocessingml/2006/main" xmlns:w14="http://schemas.microsoft.com/office/word/2010/wordml" xmlns:w15="http://schemas.microsoft.com/office/word/2012/wordml" xmlns:w16se="http://schemas.microsoft.com/office/word/2015/wordml/symex" xmlns:wpg="http://schemas.microsoft.com/office/word/2010/wordprocessingGroup" xmlns:wpi="http://schemas.microsoft.com/office/word/2010/wordprocessingInk" xmlns:wps="http://schemas.microsoft.com/office/word/2010/wordprocessingShape" xmlns:a14="http://schemas.microsoft.com/office/drawing/2010/main" val="0"/>
                         </a:ext>
                       </a:extLst>
                     </a:blip>
@@ -50428,7 +50423,7 @@
                     <a:blip r:embed="rId18">
                       <a:extLst>
                         <a:ext uri="{28A0092B-C50C-407E-A947-70E740481C1C}">
-                          <a14:useLocalDpi xmlns:a14="http://schemas.microsoft.com/office/drawing/2010/main" xmlns:wps="http://schemas.microsoft.com/office/word/2010/wordprocessingShape" xmlns:wpi="http://schemas.microsoft.com/office/word/2010/wordprocessingInk" xmlns:wpg="http://schemas.microsoft.com/office/word/2010/wordprocessingGroup" xmlns:w16se="http://schemas.microsoft.com/office/word/2015/wordml/symex" xmlns:w15="http://schemas.microsoft.com/office/word/2012/wordml" xmlns:w14="http://schemas.microsoft.com/office/word/2010/wordml" xmlns:w="http://schemas.openxmlformats.org/wordprocessingml/2006/main" xmlns:w10="urn:schemas-microsoft-com:office:word" xmlns:wp14="http://schemas.microsoft.com/office/word/2010/wordprocessingDrawing" xmlns:v="urn:schemas-microsoft-com:vml" xmlns:o="urn:schemas-microsoft-com:office:office" xmlns:aink="http://schemas.microsoft.com/office/drawing/2016/ink" xmlns:mc="http://schemas.openxmlformats.org/markup-compatibility/2006" xmlns:cx8="http://schemas.microsoft.com/office/drawing/2016/5/14/chartex" xmlns:cx7="http://schemas.microsoft.com/office/drawing/2016/5/13/chartex" xmlns:cx6="http://schemas.microsoft.com/office/drawing/2016/5/12/chartex" xmlns:cx5="http://schemas.microsoft.com/office/drawing/2016/5/11/chartex" xmlns:cx4="http://schemas.microsoft.com/office/drawing/2016/5/10/chartex" xmlns:cx3="http://schemas.microsoft.com/office/drawing/2016/5/9/chartex" xmlns:cx2="http://schemas.microsoft.com/office/drawing/2015/10/21/chartex" xmlns:cx1="http://schemas.microsoft.com/office/drawing/2015/9/8/chartex" xmlns:cx="http://schemas.microsoft.com/office/drawing/2014/chartex" xmlns:wpc="http://schemas.microsoft.com/office/word/2010/wordprocessingCanvas" xmlns="" val="0"/>
+                          <a14:useLocalDpi xmlns="" xmlns:wpc="http://schemas.microsoft.com/office/word/2010/wordprocessingCanvas" xmlns:cx="http://schemas.microsoft.com/office/drawing/2014/chartex" xmlns:cx1="http://schemas.microsoft.com/office/drawing/2015/9/8/chartex" xmlns:cx2="http://schemas.microsoft.com/office/drawing/2015/10/21/chartex" xmlns:cx3="http://schemas.microsoft.com/office/drawing/2016/5/9/chartex" xmlns:cx4="http://schemas.microsoft.com/office/drawing/2016/5/10/chartex" xmlns:cx5="http://schemas.microsoft.com/office/drawing/2016/5/11/chartex" xmlns:cx6="http://schemas.microsoft.com/office/drawing/2016/5/12/chartex" xmlns:cx7="http://schemas.microsoft.com/office/drawing/2016/5/13/chartex" xmlns:cx8="http://schemas.microsoft.com/office/drawing/2016/5/14/chartex" xmlns:mc="http://schemas.openxmlformats.org/markup-compatibility/2006" xmlns:aink="http://schemas.microsoft.com/office/drawing/2016/ink" xmlns:o="urn:schemas-microsoft-com:office:office" xmlns:v="urn:schemas-microsoft-com:vml" xmlns:wp14="http://schemas.microsoft.com/office/word/2010/wordprocessingDrawing" xmlns:w10="urn:schemas-microsoft-com:office:word" xmlns:w="http://schemas.openxmlformats.org/wordprocessingml/2006/main" xmlns:w14="http://schemas.microsoft.com/office/word/2010/wordml" xmlns:w15="http://schemas.microsoft.com/office/word/2012/wordml" xmlns:w16se="http://schemas.microsoft.com/office/word/2015/wordml/symex" xmlns:wpg="http://schemas.microsoft.com/office/word/2010/wordprocessingGroup" xmlns:wpi="http://schemas.microsoft.com/office/word/2010/wordprocessingInk" xmlns:wps="http://schemas.microsoft.com/office/word/2010/wordprocessingShape" xmlns:a14="http://schemas.microsoft.com/office/drawing/2010/main" val="0"/>
                         </a:ext>
                       </a:extLst>
                     </a:blip>
@@ -50597,7 +50592,7 @@
                     <a:blip r:embed="rId18">
                       <a:extLst>
                         <a:ext uri="{28A0092B-C50C-407E-A947-70E740481C1C}">
-                          <a14:useLocalDpi xmlns:a14="http://schemas.microsoft.com/office/drawing/2010/main" xmlns:wps="http://schemas.microsoft.com/office/word/2010/wordprocessingShape" xmlns:wpi="http://schemas.microsoft.com/office/word/2010/wordprocessingInk" xmlns:wpg="http://schemas.microsoft.com/office/word/2010/wordprocessingGroup" xmlns:w16se="http://schemas.microsoft.com/office/word/2015/wordml/symex" xmlns:w15="http://schemas.microsoft.com/office/word/2012/wordml" xmlns:w14="http://schemas.microsoft.com/office/word/2010/wordml" xmlns:w="http://schemas.openxmlformats.org/wordprocessingml/2006/main" xmlns:w10="urn:schemas-microsoft-com:office:word" xmlns:wp14="http://schemas.microsoft.com/office/word/2010/wordprocessingDrawing" xmlns:v="urn:schemas-microsoft-com:vml" xmlns:o="urn:schemas-microsoft-com:office:office" xmlns:aink="http://schemas.microsoft.com/office/drawing/2016/ink" xmlns:mc="http://schemas.openxmlformats.org/markup-compatibility/2006" xmlns:cx8="http://schemas.microsoft.com/office/drawing/2016/5/14/chartex" xmlns:cx7="http://schemas.microsoft.com/office/drawing/2016/5/13/chartex" xmlns:cx6="http://schemas.microsoft.com/office/drawing/2016/5/12/chartex" xmlns:cx5="http://schemas.microsoft.com/office/drawing/2016/5/11/chartex" xmlns:cx4="http://schemas.microsoft.com/office/drawing/2016/5/10/chartex" xmlns:cx3="http://schemas.microsoft.com/office/drawing/2016/5/9/chartex" xmlns:cx2="http://schemas.microsoft.com/office/drawing/2015/10/21/chartex" xmlns:cx1="http://schemas.microsoft.com/office/drawing/2015/9/8/chartex" xmlns:cx="http://schemas.microsoft.com/office/drawing/2014/chartex" xmlns:wpc="http://schemas.microsoft.com/office/word/2010/wordprocessingCanvas" xmlns="" val="0"/>
+                          <a14:useLocalDpi xmlns="" xmlns:wpc="http://schemas.microsoft.com/office/word/2010/wordprocessingCanvas" xmlns:cx="http://schemas.microsoft.com/office/drawing/2014/chartex" xmlns:cx1="http://schemas.microsoft.com/office/drawing/2015/9/8/chartex" xmlns:cx2="http://schemas.microsoft.com/office/drawing/2015/10/21/chartex" xmlns:cx3="http://schemas.microsoft.com/office/drawing/2016/5/9/chartex" xmlns:cx4="http://schemas.microsoft.com/office/drawing/2016/5/10/chartex" xmlns:cx5="http://schemas.microsoft.com/office/drawing/2016/5/11/chartex" xmlns:cx6="http://schemas.microsoft.com/office/drawing/2016/5/12/chartex" xmlns:cx7="http://schemas.microsoft.com/office/drawing/2016/5/13/chartex" xmlns:cx8="http://schemas.microsoft.com/office/drawing/2016/5/14/chartex" xmlns:mc="http://schemas.openxmlformats.org/markup-compatibility/2006" xmlns:aink="http://schemas.microsoft.com/office/drawing/2016/ink" xmlns:o="urn:schemas-microsoft-com:office:office" xmlns:v="urn:schemas-microsoft-com:vml" xmlns:wp14="http://schemas.microsoft.com/office/word/2010/wordprocessingDrawing" xmlns:w10="urn:schemas-microsoft-com:office:word" xmlns:w="http://schemas.openxmlformats.org/wordprocessingml/2006/main" xmlns:w14="http://schemas.microsoft.com/office/word/2010/wordml" xmlns:w15="http://schemas.microsoft.com/office/word/2012/wordml" xmlns:w16se="http://schemas.microsoft.com/office/word/2015/wordml/symex" xmlns:wpg="http://schemas.microsoft.com/office/word/2010/wordprocessingGroup" xmlns:wpi="http://schemas.microsoft.com/office/word/2010/wordprocessingInk" xmlns:wps="http://schemas.microsoft.com/office/word/2010/wordprocessingShape" xmlns:a14="http://schemas.microsoft.com/office/drawing/2010/main" val="0"/>
                         </a:ext>
                       </a:extLst>
                     </a:blip>
@@ -52787,7 +52782,7 @@
                     <a:blip r:embed="rId18">
                       <a:extLst>
                         <a:ext uri="{28A0092B-C50C-407E-A947-70E740481C1C}">
-                          <a14:useLocalDpi xmlns:a14="http://schemas.microsoft.com/office/drawing/2010/main" xmlns:wps="http://schemas.microsoft.com/office/word/2010/wordprocessingShape" xmlns:wpi="http://schemas.microsoft.com/office/word/2010/wordprocessingInk" xmlns:wpg="http://schemas.microsoft.com/office/word/2010/wordprocessingGroup" xmlns:w16se="http://schemas.microsoft.com/office/word/2015/wordml/symex" xmlns:w15="http://schemas.microsoft.com/office/word/2012/wordml" xmlns:w14="http://schemas.microsoft.com/office/word/2010/wordml" xmlns:w="http://schemas.openxmlformats.org/wordprocessingml/2006/main" xmlns:w10="urn:schemas-microsoft-com:office:word" xmlns:wp14="http://schemas.microsoft.com/office/word/2010/wordprocessingDrawing" xmlns:v="urn:schemas-microsoft-com:vml" xmlns:o="urn:schemas-microsoft-com:office:office" xmlns:aink="http://schemas.microsoft.com/office/drawing/2016/ink" xmlns:mc="http://schemas.openxmlformats.org/markup-compatibility/2006" xmlns:cx8="http://schemas.microsoft.com/office/drawing/2016/5/14/chartex" xmlns:cx7="http://schemas.microsoft.com/office/drawing/2016/5/13/chartex" xmlns:cx6="http://schemas.microsoft.com/office/drawing/2016/5/12/chartex" xmlns:cx5="http://schemas.microsoft.com/office/drawing/2016/5/11/chartex" xmlns:cx4="http://schemas.microsoft.com/office/drawing/2016/5/10/chartex" xmlns:cx3="http://schemas.microsoft.com/office/drawing/2016/5/9/chartex" xmlns:cx2="http://schemas.microsoft.com/office/drawing/2015/10/21/chartex" xmlns:cx1="http://schemas.microsoft.com/office/drawing/2015/9/8/chartex" xmlns:cx="http://schemas.microsoft.com/office/drawing/2014/chartex" xmlns:wpc="http://schemas.microsoft.com/office/word/2010/wordprocessingCanvas" xmlns="" val="0"/>
+                          <a14:useLocalDpi xmlns="" xmlns:wpc="http://schemas.microsoft.com/office/word/2010/wordprocessingCanvas" xmlns:cx="http://schemas.microsoft.com/office/drawing/2014/chartex" xmlns:cx1="http://schemas.microsoft.com/office/drawing/2015/9/8/chartex" xmlns:cx2="http://schemas.microsoft.com/office/drawing/2015/10/21/chartex" xmlns:cx3="http://schemas.microsoft.com/office/drawing/2016/5/9/chartex" xmlns:cx4="http://schemas.microsoft.com/office/drawing/2016/5/10/chartex" xmlns:cx5="http://schemas.microsoft.com/office/drawing/2016/5/11/chartex" xmlns:cx6="http://schemas.microsoft.com/office/drawing/2016/5/12/chartex" xmlns:cx7="http://schemas.microsoft.com/office/drawing/2016/5/13/chartex" xmlns:cx8="http://schemas.microsoft.com/office/drawing/2016/5/14/chartex" xmlns:mc="http://schemas.openxmlformats.org/markup-compatibility/2006" xmlns:aink="http://schemas.microsoft.com/office/drawing/2016/ink" xmlns:o="urn:schemas-microsoft-com:office:office" xmlns:v="urn:schemas-microsoft-com:vml" xmlns:wp14="http://schemas.microsoft.com/office/word/2010/wordprocessingDrawing" xmlns:w10="urn:schemas-microsoft-com:office:word" xmlns:w="http://schemas.openxmlformats.org/wordprocessingml/2006/main" xmlns:w14="http://schemas.microsoft.com/office/word/2010/wordml" xmlns:w15="http://schemas.microsoft.com/office/word/2012/wordml" xmlns:w16se="http://schemas.microsoft.com/office/word/2015/wordml/symex" xmlns:wpg="http://schemas.microsoft.com/office/word/2010/wordprocessingGroup" xmlns:wpi="http://schemas.microsoft.com/office/word/2010/wordprocessingInk" xmlns:wps="http://schemas.microsoft.com/office/word/2010/wordprocessingShape" xmlns:a14="http://schemas.microsoft.com/office/drawing/2010/main" val="0"/>
                         </a:ext>
                       </a:extLst>
                     </a:blip>
@@ -54254,7 +54249,7 @@
                     <a:blip r:embed="rId18">
                       <a:extLst>
                         <a:ext uri="{28A0092B-C50C-407E-A947-70E740481C1C}">
-                          <a14:useLocalDpi xmlns:a14="http://schemas.microsoft.com/office/drawing/2010/main" xmlns:wps="http://schemas.microsoft.com/office/word/2010/wordprocessingShape" xmlns:wpi="http://schemas.microsoft.com/office/word/2010/wordprocessingInk" xmlns:wpg="http://schemas.microsoft.com/office/word/2010/wordprocessingGroup" xmlns:w16se="http://schemas.microsoft.com/office/word/2015/wordml/symex" xmlns:w15="http://schemas.microsoft.com/office/word/2012/wordml" xmlns:w14="http://schemas.microsoft.com/office/word/2010/wordml" xmlns:w="http://schemas.openxmlformats.org/wordprocessingml/2006/main" xmlns:w10="urn:schemas-microsoft-com:office:word" xmlns:wp14="http://schemas.microsoft.com/office/word/2010/wordprocessingDrawing" xmlns:v="urn:schemas-microsoft-com:vml" xmlns:o="urn:schemas-microsoft-com:office:office" xmlns:aink="http://schemas.microsoft.com/office/drawing/2016/ink" xmlns:mc="http://schemas.openxmlformats.org/markup-compatibility/2006" xmlns:cx8="http://schemas.microsoft.com/office/drawing/2016/5/14/chartex" xmlns:cx7="http://schemas.microsoft.com/office/drawing/2016/5/13/chartex" xmlns:cx6="http://schemas.microsoft.com/office/drawing/2016/5/12/chartex" xmlns:cx5="http://schemas.microsoft.com/office/drawing/2016/5/11/chartex" xmlns:cx4="http://schemas.microsoft.com/office/drawing/2016/5/10/chartex" xmlns:cx3="http://schemas.microsoft.com/office/drawing/2016/5/9/chartex" xmlns:cx2="http://schemas.microsoft.com/office/drawing/2015/10/21/chartex" xmlns:cx1="http://schemas.microsoft.com/office/drawing/2015/9/8/chartex" xmlns:cx="http://schemas.microsoft.com/office/drawing/2014/chartex" xmlns:wpc="http://schemas.microsoft.com/office/word/2010/wordprocessingCanvas" xmlns="" val="0"/>
+                          <a14:useLocalDpi xmlns="" xmlns:wpc="http://schemas.microsoft.com/office/word/2010/wordprocessingCanvas" xmlns:cx="http://schemas.microsoft.com/office/drawing/2014/chartex" xmlns:cx1="http://schemas.microsoft.com/office/drawing/2015/9/8/chartex" xmlns:cx2="http://schemas.microsoft.com/office/drawing/2015/10/21/chartex" xmlns:cx3="http://schemas.microsoft.com/office/drawing/2016/5/9/chartex" xmlns:cx4="http://schemas.microsoft.com/office/drawing/2016/5/10/chartex" xmlns:cx5="http://schemas.microsoft.com/office/drawing/2016/5/11/chartex" xmlns:cx6="http://schemas.microsoft.com/office/drawing/2016/5/12/chartex" xmlns:cx7="http://schemas.microsoft.com/office/drawing/2016/5/13/chartex" xmlns:cx8="http://schemas.microsoft.com/office/drawing/2016/5/14/chartex" xmlns:mc="http://schemas.openxmlformats.org/markup-compatibility/2006" xmlns:aink="http://schemas.microsoft.com/office/drawing/2016/ink" xmlns:o="urn:schemas-microsoft-com:office:office" xmlns:v="urn:schemas-microsoft-com:vml" xmlns:wp14="http://schemas.microsoft.com/office/word/2010/wordprocessingDrawing" xmlns:w10="urn:schemas-microsoft-com:office:word" xmlns:w="http://schemas.openxmlformats.org/wordprocessingml/2006/main" xmlns:w14="http://schemas.microsoft.com/office/word/2010/wordml" xmlns:w15="http://schemas.microsoft.com/office/word/2012/wordml" xmlns:w16se="http://schemas.microsoft.com/office/word/2015/wordml/symex" xmlns:wpg="http://schemas.microsoft.com/office/word/2010/wordprocessingGroup" xmlns:wpi="http://schemas.microsoft.com/office/word/2010/wordprocessingInk" xmlns:wps="http://schemas.microsoft.com/office/word/2010/wordprocessingShape" xmlns:a14="http://schemas.microsoft.com/office/drawing/2010/main" val="0"/>
                         </a:ext>
                       </a:extLst>
                     </a:blip>
@@ -54848,7 +54843,7 @@
                     <a:blip r:embed="rId18">
                       <a:extLst>
                         <a:ext uri="{28A0092B-C50C-407E-A947-70E740481C1C}">
-                          <a14:useLocalDpi xmlns:a14="http://schemas.microsoft.com/office/drawing/2010/main" xmlns:wps="http://schemas.microsoft.com/office/word/2010/wordprocessingShape" xmlns:wpi="http://schemas.microsoft.com/office/word/2010/wordprocessingInk" xmlns:wpg="http://schemas.microsoft.com/office/word/2010/wordprocessingGroup" xmlns:w16se="http://schemas.microsoft.com/office/word/2015/wordml/symex" xmlns:w15="http://schemas.microsoft.com/office/word/2012/wordml" xmlns:w14="http://schemas.microsoft.com/office/word/2010/wordml" xmlns:w="http://schemas.openxmlformats.org/wordprocessingml/2006/main" xmlns:w10="urn:schemas-microsoft-com:office:word" xmlns:wp14="http://schemas.microsoft.com/office/word/2010/wordprocessingDrawing" xmlns:v="urn:schemas-microsoft-com:vml" xmlns:o="urn:schemas-microsoft-com:office:office" xmlns:aink="http://schemas.microsoft.com/office/drawing/2016/ink" xmlns:mc="http://schemas.openxmlformats.org/markup-compatibility/2006" xmlns:cx8="http://schemas.microsoft.com/office/drawing/2016/5/14/chartex" xmlns:cx7="http://schemas.microsoft.com/office/drawing/2016/5/13/chartex" xmlns:cx6="http://schemas.microsoft.com/office/drawing/2016/5/12/chartex" xmlns:cx5="http://schemas.microsoft.com/office/drawing/2016/5/11/chartex" xmlns:cx4="http://schemas.microsoft.com/office/drawing/2016/5/10/chartex" xmlns:cx3="http://schemas.microsoft.com/office/drawing/2016/5/9/chartex" xmlns:cx2="http://schemas.microsoft.com/office/drawing/2015/10/21/chartex" xmlns:cx1="http://schemas.microsoft.com/office/drawing/2015/9/8/chartex" xmlns:cx="http://schemas.microsoft.com/office/drawing/2014/chartex" xmlns:wpc="http://schemas.microsoft.com/office/word/2010/wordprocessingCanvas" xmlns="" val="0"/>
+                          <a14:useLocalDpi xmlns="" xmlns:wpc="http://schemas.microsoft.com/office/word/2010/wordprocessingCanvas" xmlns:cx="http://schemas.microsoft.com/office/drawing/2014/chartex" xmlns:cx1="http://schemas.microsoft.com/office/drawing/2015/9/8/chartex" xmlns:cx2="http://schemas.microsoft.com/office/drawing/2015/10/21/chartex" xmlns:cx3="http://schemas.microsoft.com/office/drawing/2016/5/9/chartex" xmlns:cx4="http://schemas.microsoft.com/office/drawing/2016/5/10/chartex" xmlns:cx5="http://schemas.microsoft.com/office/drawing/2016/5/11/chartex" xmlns:cx6="http://schemas.microsoft.com/office/drawing/2016/5/12/chartex" xmlns:cx7="http://schemas.microsoft.com/office/drawing/2016/5/13/chartex" xmlns:cx8="http://schemas.microsoft.com/office/drawing/2016/5/14/chartex" xmlns:mc="http://schemas.openxmlformats.org/markup-compatibility/2006" xmlns:aink="http://schemas.microsoft.com/office/drawing/2016/ink" xmlns:o="urn:schemas-microsoft-com:office:office" xmlns:v="urn:schemas-microsoft-com:vml" xmlns:wp14="http://schemas.microsoft.com/office/word/2010/wordprocessingDrawing" xmlns:w10="urn:schemas-microsoft-com:office:word" xmlns:w="http://schemas.openxmlformats.org/wordprocessingml/2006/main" xmlns:w14="http://schemas.microsoft.com/office/word/2010/wordml" xmlns:w15="http://schemas.microsoft.com/office/word/2012/wordml" xmlns:w16se="http://schemas.microsoft.com/office/word/2015/wordml/symex" xmlns:wpg="http://schemas.microsoft.com/office/word/2010/wordprocessingGroup" xmlns:wpi="http://schemas.microsoft.com/office/word/2010/wordprocessingInk" xmlns:wps="http://schemas.microsoft.com/office/word/2010/wordprocessingShape" xmlns:a14="http://schemas.microsoft.com/office/drawing/2010/main" val="0"/>
                         </a:ext>
                       </a:extLst>
                     </a:blip>
@@ -55614,7 +55609,7 @@
                     <a:blip r:embed="rId18">
                       <a:extLst>
                         <a:ext uri="{28A0092B-C50C-407E-A947-70E740481C1C}">
-                          <a14:useLocalDpi xmlns:a14="http://schemas.microsoft.com/office/drawing/2010/main" xmlns:wps="http://schemas.microsoft.com/office/word/2010/wordprocessingShape" xmlns:wpi="http://schemas.microsoft.com/office/word/2010/wordprocessingInk" xmlns:wpg="http://schemas.microsoft.com/office/word/2010/wordprocessingGroup" xmlns:w16se="http://schemas.microsoft.com/office/word/2015/wordml/symex" xmlns:w15="http://schemas.microsoft.com/office/word/2012/wordml" xmlns:w14="http://schemas.microsoft.com/office/word/2010/wordml" xmlns:w="http://schemas.openxmlformats.org/wordprocessingml/2006/main" xmlns:w10="urn:schemas-microsoft-com:office:word" xmlns:wp14="http://schemas.microsoft.com/office/word/2010/wordprocessingDrawing" xmlns:v="urn:schemas-microsoft-com:vml" xmlns:o="urn:schemas-microsoft-com:office:office" xmlns:aink="http://schemas.microsoft.com/office/drawing/2016/ink" xmlns:mc="http://schemas.openxmlformats.org/markup-compatibility/2006" xmlns:cx8="http://schemas.microsoft.com/office/drawing/2016/5/14/chartex" xmlns:cx7="http://schemas.microsoft.com/office/drawing/2016/5/13/chartex" xmlns:cx6="http://schemas.microsoft.com/office/drawing/2016/5/12/chartex" xmlns:cx5="http://schemas.microsoft.com/office/drawing/2016/5/11/chartex" xmlns:cx4="http://schemas.microsoft.com/office/drawing/2016/5/10/chartex" xmlns:cx3="http://schemas.microsoft.com/office/drawing/2016/5/9/chartex" xmlns:cx2="http://schemas.microsoft.com/office/drawing/2015/10/21/chartex" xmlns:cx1="http://schemas.microsoft.com/office/drawing/2015/9/8/chartex" xmlns:cx="http://schemas.microsoft.com/office/drawing/2014/chartex" xmlns:wpc="http://schemas.microsoft.com/office/word/2010/wordprocessingCanvas" xmlns="" val="0"/>
+                          <a14:useLocalDpi xmlns="" xmlns:wpc="http://schemas.microsoft.com/office/word/2010/wordprocessingCanvas" xmlns:cx="http://schemas.microsoft.com/office/drawing/2014/chartex" xmlns:cx1="http://schemas.microsoft.com/office/drawing/2015/9/8/chartex" xmlns:cx2="http://schemas.microsoft.com/office/drawing/2015/10/21/chartex" xmlns:cx3="http://schemas.microsoft.com/office/drawing/2016/5/9/chartex" xmlns:cx4="http://schemas.microsoft.com/office/drawing/2016/5/10/chartex" xmlns:cx5="http://schemas.microsoft.com/office/drawing/2016/5/11/chartex" xmlns:cx6="http://schemas.microsoft.com/office/drawing/2016/5/12/chartex" xmlns:cx7="http://schemas.microsoft.com/office/drawing/2016/5/13/chartex" xmlns:cx8="http://schemas.microsoft.com/office/drawing/2016/5/14/chartex" xmlns:mc="http://schemas.openxmlformats.org/markup-compatibility/2006" xmlns:aink="http://schemas.microsoft.com/office/drawing/2016/ink" xmlns:o="urn:schemas-microsoft-com:office:office" xmlns:v="urn:schemas-microsoft-com:vml" xmlns:wp14="http://schemas.microsoft.com/office/word/2010/wordprocessingDrawing" xmlns:w10="urn:schemas-microsoft-com:office:word" xmlns:w="http://schemas.openxmlformats.org/wordprocessingml/2006/main" xmlns:w14="http://schemas.microsoft.com/office/word/2010/wordml" xmlns:w15="http://schemas.microsoft.com/office/word/2012/wordml" xmlns:w16se="http://schemas.microsoft.com/office/word/2015/wordml/symex" xmlns:wpg="http://schemas.microsoft.com/office/word/2010/wordprocessingGroup" xmlns:wpi="http://schemas.microsoft.com/office/word/2010/wordprocessingInk" xmlns:wps="http://schemas.microsoft.com/office/word/2010/wordprocessingShape" xmlns:a14="http://schemas.microsoft.com/office/drawing/2010/main" val="0"/>
                         </a:ext>
                       </a:extLst>
                     </a:blip>
@@ -58397,7 +58392,7 @@
                     <a:blip r:embed="rId18">
                       <a:extLst>
                         <a:ext uri="{28A0092B-C50C-407E-A947-70E740481C1C}">
-                          <a14:useLocalDpi xmlns:a14="http://schemas.microsoft.com/office/drawing/2010/main" xmlns:wps="http://schemas.microsoft.com/office/word/2010/wordprocessingShape" xmlns:wpi="http://schemas.microsoft.com/office/word/2010/wordprocessingInk" xmlns:wpg="http://schemas.microsoft.com/office/word/2010/wordprocessingGroup" xmlns:w16se="http://schemas.microsoft.com/office/word/2015/wordml/symex" xmlns:w15="http://schemas.microsoft.com/office/word/2012/wordml" xmlns:w14="http://schemas.microsoft.com/office/word/2010/wordml" xmlns:w="http://schemas.openxmlformats.org/wordprocessingml/2006/main" xmlns:w10="urn:schemas-microsoft-com:office:word" xmlns:wp14="http://schemas.microsoft.com/office/word/2010/wordprocessingDrawing" xmlns:v="urn:schemas-microsoft-com:vml" xmlns:o="urn:schemas-microsoft-com:office:office" xmlns:aink="http://schemas.microsoft.com/office/drawing/2016/ink" xmlns:mc="http://schemas.openxmlformats.org/markup-compatibility/2006" xmlns:cx8="http://schemas.microsoft.com/office/drawing/2016/5/14/chartex" xmlns:cx7="http://schemas.microsoft.com/office/drawing/2016/5/13/chartex" xmlns:cx6="http://schemas.microsoft.com/office/drawing/2016/5/12/chartex" xmlns:cx5="http://schemas.microsoft.com/office/drawing/2016/5/11/chartex" xmlns:cx4="http://schemas.microsoft.com/office/drawing/2016/5/10/chartex" xmlns:cx3="http://schemas.microsoft.com/office/drawing/2016/5/9/chartex" xmlns:cx2="http://schemas.microsoft.com/office/drawing/2015/10/21/chartex" xmlns:cx1="http://schemas.microsoft.com/office/drawing/2015/9/8/chartex" xmlns:cx="http://schemas.microsoft.com/office/drawing/2014/chartex" xmlns:wpc="http://schemas.microsoft.com/office/word/2010/wordprocessingCanvas" xmlns="" val="0"/>
+                          <a14:useLocalDpi xmlns="" xmlns:wpc="http://schemas.microsoft.com/office/word/2010/wordprocessingCanvas" xmlns:cx="http://schemas.microsoft.com/office/drawing/2014/chartex" xmlns:cx1="http://schemas.microsoft.com/office/drawing/2015/9/8/chartex" xmlns:cx2="http://schemas.microsoft.com/office/drawing/2015/10/21/chartex" xmlns:cx3="http://schemas.microsoft.com/office/drawing/2016/5/9/chartex" xmlns:cx4="http://schemas.microsoft.com/office/drawing/2016/5/10/chartex" xmlns:cx5="http://schemas.microsoft.com/office/drawing/2016/5/11/chartex" xmlns:cx6="http://schemas.microsoft.com/office/drawing/2016/5/12/chartex" xmlns:cx7="http://schemas.microsoft.com/office/drawing/2016/5/13/chartex" xmlns:cx8="http://schemas.microsoft.com/office/drawing/2016/5/14/chartex" xmlns:mc="http://schemas.openxmlformats.org/markup-compatibility/2006" xmlns:aink="http://schemas.microsoft.com/office/drawing/2016/ink" xmlns:o="urn:schemas-microsoft-com:office:office" xmlns:v="urn:schemas-microsoft-com:vml" xmlns:wp14="http://schemas.microsoft.com/office/word/2010/wordprocessingDrawing" xmlns:w10="urn:schemas-microsoft-com:office:word" xmlns:w="http://schemas.openxmlformats.org/wordprocessingml/2006/main" xmlns:w14="http://schemas.microsoft.com/office/word/2010/wordml" xmlns:w15="http://schemas.microsoft.com/office/word/2012/wordml" xmlns:w16se="http://schemas.microsoft.com/office/word/2015/wordml/symex" xmlns:wpg="http://schemas.microsoft.com/office/word/2010/wordprocessingGroup" xmlns:wpi="http://schemas.microsoft.com/office/word/2010/wordprocessingInk" xmlns:wps="http://schemas.microsoft.com/office/word/2010/wordprocessingShape" xmlns:a14="http://schemas.microsoft.com/office/drawing/2010/main" val="0"/>
                         </a:ext>
                       </a:extLst>
                     </a:blip>
@@ -58950,7 +58945,7 @@
                     <a:blip r:embed="rId18">
                       <a:extLst>
                         <a:ext uri="{28A0092B-C50C-407E-A947-70E740481C1C}">
-                          <a14:useLocalDpi xmlns:a14="http://schemas.microsoft.com/office/drawing/2010/main" xmlns:wps="http://schemas.microsoft.com/office/word/2010/wordprocessingShape" xmlns:wpi="http://schemas.microsoft.com/office/word/2010/wordprocessingInk" xmlns:wpg="http://schemas.microsoft.com/office/word/2010/wordprocessingGroup" xmlns:w16se="http://schemas.microsoft.com/office/word/2015/wordml/symex" xmlns:w15="http://schemas.microsoft.com/office/word/2012/wordml" xmlns:w14="http://schemas.microsoft.com/office/word/2010/wordml" xmlns:w="http://schemas.openxmlformats.org/wordprocessingml/2006/main" xmlns:w10="urn:schemas-microsoft-com:office:word" xmlns:wp14="http://schemas.microsoft.com/office/word/2010/wordprocessingDrawing" xmlns:v="urn:schemas-microsoft-com:vml" xmlns:o="urn:schemas-microsoft-com:office:office" xmlns:aink="http://schemas.microsoft.com/office/drawing/2016/ink" xmlns:mc="http://schemas.openxmlformats.org/markup-compatibility/2006" xmlns:cx8="http://schemas.microsoft.com/office/drawing/2016/5/14/chartex" xmlns:cx7="http://schemas.microsoft.com/office/drawing/2016/5/13/chartex" xmlns:cx6="http://schemas.microsoft.com/office/drawing/2016/5/12/chartex" xmlns:cx5="http://schemas.microsoft.com/office/drawing/2016/5/11/chartex" xmlns:cx4="http://schemas.microsoft.com/office/drawing/2016/5/10/chartex" xmlns:cx3="http://schemas.microsoft.com/office/drawing/2016/5/9/chartex" xmlns:cx2="http://schemas.microsoft.com/office/drawing/2015/10/21/chartex" xmlns:cx1="http://schemas.microsoft.com/office/drawing/2015/9/8/chartex" xmlns:cx="http://schemas.microsoft.com/office/drawing/2014/chartex" xmlns:wpc="http://schemas.microsoft.com/office/word/2010/wordprocessingCanvas" xmlns="" val="0"/>
+                          <a14:useLocalDpi xmlns="" xmlns:wpc="http://schemas.microsoft.com/office/word/2010/wordprocessingCanvas" xmlns:cx="http://schemas.microsoft.com/office/drawing/2014/chartex" xmlns:cx1="http://schemas.microsoft.com/office/drawing/2015/9/8/chartex" xmlns:cx2="http://schemas.microsoft.com/office/drawing/2015/10/21/chartex" xmlns:cx3="http://schemas.microsoft.com/office/drawing/2016/5/9/chartex" xmlns:cx4="http://schemas.microsoft.com/office/drawing/2016/5/10/chartex" xmlns:cx5="http://schemas.microsoft.com/office/drawing/2016/5/11/chartex" xmlns:cx6="http://schemas.microsoft.com/office/drawing/2016/5/12/chartex" xmlns:cx7="http://schemas.microsoft.com/office/drawing/2016/5/13/chartex" xmlns:cx8="http://schemas.microsoft.com/office/drawing/2016/5/14/chartex" xmlns:mc="http://schemas.openxmlformats.org/markup-compatibility/2006" xmlns:aink="http://schemas.microsoft.com/office/drawing/2016/ink" xmlns:o="urn:schemas-microsoft-com:office:office" xmlns:v="urn:schemas-microsoft-com:vml" xmlns:wp14="http://schemas.microsoft.com/office/word/2010/wordprocessingDrawing" xmlns:w10="urn:schemas-microsoft-com:office:word" xmlns:w="http://schemas.openxmlformats.org/wordprocessingml/2006/main" xmlns:w14="http://schemas.microsoft.com/office/word/2010/wordml" xmlns:w15="http://schemas.microsoft.com/office/word/2012/wordml" xmlns:w16se="http://schemas.microsoft.com/office/word/2015/wordml/symex" xmlns:wpg="http://schemas.microsoft.com/office/word/2010/wordprocessingGroup" xmlns:wpi="http://schemas.microsoft.com/office/word/2010/wordprocessingInk" xmlns:wps="http://schemas.microsoft.com/office/word/2010/wordprocessingShape" xmlns:a14="http://schemas.microsoft.com/office/drawing/2010/main" val="0"/>
                         </a:ext>
                       </a:extLst>
                     </a:blip>
@@ -60071,7 +60066,7 @@
                     <a:blip r:embed="rId18">
                       <a:extLst>
                         <a:ext uri="{28A0092B-C50C-407E-A947-70E740481C1C}">
-                          <a14:useLocalDpi xmlns:a14="http://schemas.microsoft.com/office/drawing/2010/main" xmlns:wps="http://schemas.microsoft.com/office/word/2010/wordprocessingShape" xmlns:wpi="http://schemas.microsoft.com/office/word/2010/wordprocessingInk" xmlns:wpg="http://schemas.microsoft.com/office/word/2010/wordprocessingGroup" xmlns:w16se="http://schemas.microsoft.com/office/word/2015/wordml/symex" xmlns:w15="http://schemas.microsoft.com/office/word/2012/wordml" xmlns:w14="http://schemas.microsoft.com/office/word/2010/wordml" xmlns:w="http://schemas.openxmlformats.org/wordprocessingml/2006/main" xmlns:w10="urn:schemas-microsoft-com:office:word" xmlns:wp14="http://schemas.microsoft.com/office/word/2010/wordprocessingDrawing" xmlns:v="urn:schemas-microsoft-com:vml" xmlns:o="urn:schemas-microsoft-com:office:office" xmlns:aink="http://schemas.microsoft.com/office/drawing/2016/ink" xmlns:mc="http://schemas.openxmlformats.org/markup-compatibility/2006" xmlns:cx8="http://schemas.microsoft.com/office/drawing/2016/5/14/chartex" xmlns:cx7="http://schemas.microsoft.com/office/drawing/2016/5/13/chartex" xmlns:cx6="http://schemas.microsoft.com/office/drawing/2016/5/12/chartex" xmlns:cx5="http://schemas.microsoft.com/office/drawing/2016/5/11/chartex" xmlns:cx4="http://schemas.microsoft.com/office/drawing/2016/5/10/chartex" xmlns:cx3="http://schemas.microsoft.com/office/drawing/2016/5/9/chartex" xmlns:cx2="http://schemas.microsoft.com/office/drawing/2015/10/21/chartex" xmlns:cx1="http://schemas.microsoft.com/office/drawing/2015/9/8/chartex" xmlns:cx="http://schemas.microsoft.com/office/drawing/2014/chartex" xmlns:wpc="http://schemas.microsoft.com/office/word/2010/wordprocessingCanvas" xmlns="" val="0"/>
+                          <a14:useLocalDpi xmlns="" xmlns:wpc="http://schemas.microsoft.com/office/word/2010/wordprocessingCanvas" xmlns:cx="http://schemas.microsoft.com/office/drawing/2014/chartex" xmlns:cx1="http://schemas.microsoft.com/office/drawing/2015/9/8/chartex" xmlns:cx2="http://schemas.microsoft.com/office/drawing/2015/10/21/chartex" xmlns:cx3="http://schemas.microsoft.com/office/drawing/2016/5/9/chartex" xmlns:cx4="http://schemas.microsoft.com/office/drawing/2016/5/10/chartex" xmlns:cx5="http://schemas.microsoft.com/office/drawing/2016/5/11/chartex" xmlns:cx6="http://schemas.microsoft.com/office/drawing/2016/5/12/chartex" xmlns:cx7="http://schemas.microsoft.com/office/drawing/2016/5/13/chartex" xmlns:cx8="http://schemas.microsoft.com/office/drawing/2016/5/14/chartex" xmlns:mc="http://schemas.openxmlformats.org/markup-compatibility/2006" xmlns:aink="http://schemas.microsoft.com/office/drawing/2016/ink" xmlns:o="urn:schemas-microsoft-com:office:office" xmlns:v="urn:schemas-microsoft-com:vml" xmlns:wp14="http://schemas.microsoft.com/office/word/2010/wordprocessingDrawing" xmlns:w10="urn:schemas-microsoft-com:office:word" xmlns:w="http://schemas.openxmlformats.org/wordprocessingml/2006/main" xmlns:w14="http://schemas.microsoft.com/office/word/2010/wordml" xmlns:w15="http://schemas.microsoft.com/office/word/2012/wordml" xmlns:w16se="http://schemas.microsoft.com/office/word/2015/wordml/symex" xmlns:wpg="http://schemas.microsoft.com/office/word/2010/wordprocessingGroup" xmlns:wpi="http://schemas.microsoft.com/office/word/2010/wordprocessingInk" xmlns:wps="http://schemas.microsoft.com/office/word/2010/wordprocessingShape" xmlns:a14="http://schemas.microsoft.com/office/drawing/2010/main" val="0"/>
                         </a:ext>
                       </a:extLst>
                     </a:blip>
@@ -60578,7 +60573,7 @@
                     <a:blip r:embed="rId18">
                       <a:extLst>
                         <a:ext uri="{28A0092B-C50C-407E-A947-70E740481C1C}">
-                          <a14:useLocalDpi xmlns:a14="http://schemas.microsoft.com/office/drawing/2010/main" xmlns:wps="http://schemas.microsoft.com/office/word/2010/wordprocessingShape" xmlns:wpi="http://schemas.microsoft.com/office/word/2010/wordprocessingInk" xmlns:wpg="http://schemas.microsoft.com/office/word/2010/wordprocessingGroup" xmlns:w16se="http://schemas.microsoft.com/office/word/2015/wordml/symex" xmlns:w15="http://schemas.microsoft.com/office/word/2012/wordml" xmlns:w14="http://schemas.microsoft.com/office/word/2010/wordml" xmlns:w="http://schemas.openxmlformats.org/wordprocessingml/2006/main" xmlns:w10="urn:schemas-microsoft-com:office:word" xmlns:wp14="http://schemas.microsoft.com/office/word/2010/wordprocessingDrawing" xmlns:v="urn:schemas-microsoft-com:vml" xmlns:o="urn:schemas-microsoft-com:office:office" xmlns:aink="http://schemas.microsoft.com/office/drawing/2016/ink" xmlns:mc="http://schemas.openxmlformats.org/markup-compatibility/2006" xmlns:cx8="http://schemas.microsoft.com/office/drawing/2016/5/14/chartex" xmlns:cx7="http://schemas.microsoft.com/office/drawing/2016/5/13/chartex" xmlns:cx6="http://schemas.microsoft.com/office/drawing/2016/5/12/chartex" xmlns:cx5="http://schemas.microsoft.com/office/drawing/2016/5/11/chartex" xmlns:cx4="http://schemas.microsoft.com/office/drawing/2016/5/10/chartex" xmlns:cx3="http://schemas.microsoft.com/office/drawing/2016/5/9/chartex" xmlns:cx2="http://schemas.microsoft.com/office/drawing/2015/10/21/chartex" xmlns:cx1="http://schemas.microsoft.com/office/drawing/2015/9/8/chartex" xmlns:cx="http://schemas.microsoft.com/office/drawing/2014/chartex" xmlns:wpc="http://schemas.microsoft.com/office/word/2010/wordprocessingCanvas" xmlns="" val="0"/>
+                          <a14:useLocalDpi xmlns="" xmlns:wpc="http://schemas.microsoft.com/office/word/2010/wordprocessingCanvas" xmlns:cx="http://schemas.microsoft.com/office/drawing/2014/chartex" xmlns:cx1="http://schemas.microsoft.com/office/drawing/2015/9/8/chartex" xmlns:cx2="http://schemas.microsoft.com/office/drawing/2015/10/21/chartex" xmlns:cx3="http://schemas.microsoft.com/office/drawing/2016/5/9/chartex" xmlns:cx4="http://schemas.microsoft.com/office/drawing/2016/5/10/chartex" xmlns:cx5="http://schemas.microsoft.com/office/drawing/2016/5/11/chartex" xmlns:cx6="http://schemas.microsoft.com/office/drawing/2016/5/12/chartex" xmlns:cx7="http://schemas.microsoft.com/office/drawing/2016/5/13/chartex" xmlns:cx8="http://schemas.microsoft.com/office/drawing/2016/5/14/chartex" xmlns:mc="http://schemas.openxmlformats.org/markup-compatibility/2006" xmlns:aink="http://schemas.microsoft.com/office/drawing/2016/ink" xmlns:o="urn:schemas-microsoft-com:office:office" xmlns:v="urn:schemas-microsoft-com:vml" xmlns:wp14="http://schemas.microsoft.com/office/word/2010/wordprocessingDrawing" xmlns:w10="urn:schemas-microsoft-com:office:word" xmlns:w="http://schemas.openxmlformats.org/wordprocessingml/2006/main" xmlns:w14="http://schemas.microsoft.com/office/word/2010/wordml" xmlns:w15="http://schemas.microsoft.com/office/word/2012/wordml" xmlns:w16se="http://schemas.microsoft.com/office/word/2015/wordml/symex" xmlns:wpg="http://schemas.microsoft.com/office/word/2010/wordprocessingGroup" xmlns:wpi="http://schemas.microsoft.com/office/word/2010/wordprocessingInk" xmlns:wps="http://schemas.microsoft.com/office/word/2010/wordprocessingShape" xmlns:a14="http://schemas.microsoft.com/office/drawing/2010/main" val="0"/>
                         </a:ext>
                       </a:extLst>
                     </a:blip>
@@ -62476,7 +62471,7 @@
                     <a:blip r:embed="rId18">
                       <a:extLst>
                         <a:ext uri="{28A0092B-C50C-407E-A947-70E740481C1C}">
-                          <a14:useLocalDpi xmlns:a14="http://schemas.microsoft.com/office/drawing/2010/main" xmlns:wps="http://schemas.microsoft.com/office/word/2010/wordprocessingShape" xmlns:wpi="http://schemas.microsoft.com/office/word/2010/wordprocessingInk" xmlns:wpg="http://schemas.microsoft.com/office/word/2010/wordprocessingGroup" xmlns:w16se="http://schemas.microsoft.com/office/word/2015/wordml/symex" xmlns:w15="http://schemas.microsoft.com/office/word/2012/wordml" xmlns:w14="http://schemas.microsoft.com/office/word/2010/wordml" xmlns:w="http://schemas.openxmlformats.org/wordprocessingml/2006/main" xmlns:w10="urn:schemas-microsoft-com:office:word" xmlns:wp14="http://schemas.microsoft.com/office/word/2010/wordprocessingDrawing" xmlns:v="urn:schemas-microsoft-com:vml" xmlns:o="urn:schemas-microsoft-com:office:office" xmlns:aink="http://schemas.microsoft.com/office/drawing/2016/ink" xmlns:mc="http://schemas.openxmlformats.org/markup-compatibility/2006" xmlns:cx8="http://schemas.microsoft.com/office/drawing/2016/5/14/chartex" xmlns:cx7="http://schemas.microsoft.com/office/drawing/2016/5/13/chartex" xmlns:cx6="http://schemas.microsoft.com/office/drawing/2016/5/12/chartex" xmlns:cx5="http://schemas.microsoft.com/office/drawing/2016/5/11/chartex" xmlns:cx4="http://schemas.microsoft.com/office/drawing/2016/5/10/chartex" xmlns:cx3="http://schemas.microsoft.com/office/drawing/2016/5/9/chartex" xmlns:cx2="http://schemas.microsoft.com/office/drawing/2015/10/21/chartex" xmlns:cx1="http://schemas.microsoft.com/office/drawing/2015/9/8/chartex" xmlns:cx="http://schemas.microsoft.com/office/drawing/2014/chartex" xmlns:wpc="http://schemas.microsoft.com/office/word/2010/wordprocessingCanvas" xmlns="" val="0"/>
+                          <a14:useLocalDpi xmlns="" xmlns:wpc="http://schemas.microsoft.com/office/word/2010/wordprocessingCanvas" xmlns:cx="http://schemas.microsoft.com/office/drawing/2014/chartex" xmlns:cx1="http://schemas.microsoft.com/office/drawing/2015/9/8/chartex" xmlns:cx2="http://schemas.microsoft.com/office/drawing/2015/10/21/chartex" xmlns:cx3="http://schemas.microsoft.com/office/drawing/2016/5/9/chartex" xmlns:cx4="http://schemas.microsoft.com/office/drawing/2016/5/10/chartex" xmlns:cx5="http://schemas.microsoft.com/office/drawing/2016/5/11/chartex" xmlns:cx6="http://schemas.microsoft.com/office/drawing/2016/5/12/chartex" xmlns:cx7="http://schemas.microsoft.com/office/drawing/2016/5/13/chartex" xmlns:cx8="http://schemas.microsoft.com/office/drawing/2016/5/14/chartex" xmlns:mc="http://schemas.openxmlformats.org/markup-compatibility/2006" xmlns:aink="http://schemas.microsoft.com/office/drawing/2016/ink" xmlns:o="urn:schemas-microsoft-com:office:office" xmlns:v="urn:schemas-microsoft-com:vml" xmlns:wp14="http://schemas.microsoft.com/office/word/2010/wordprocessingDrawing" xmlns:w10="urn:schemas-microsoft-com:office:word" xmlns:w="http://schemas.openxmlformats.org/wordprocessingml/2006/main" xmlns:w14="http://schemas.microsoft.com/office/word/2010/wordml" xmlns:w15="http://schemas.microsoft.com/office/word/2012/wordml" xmlns:w16se="http://schemas.microsoft.com/office/word/2015/wordml/symex" xmlns:wpg="http://schemas.microsoft.com/office/word/2010/wordprocessingGroup" xmlns:wpi="http://schemas.microsoft.com/office/word/2010/wordprocessingInk" xmlns:wps="http://schemas.microsoft.com/office/word/2010/wordprocessingShape" xmlns:a14="http://schemas.microsoft.com/office/drawing/2010/main" val="0"/>
                         </a:ext>
                       </a:extLst>
                     </a:blip>
@@ -63980,7 +63975,7 @@
                     <a:blip r:embed="rId18">
                       <a:extLst>
                         <a:ext uri="{28A0092B-C50C-407E-A947-70E740481C1C}">
-                          <a14:useLocalDpi xmlns:a14="http://schemas.microsoft.com/office/drawing/2010/main" xmlns:wps="http://schemas.microsoft.com/office/word/2010/wordprocessingShape" xmlns:wpi="http://schemas.microsoft.com/office/word/2010/wordprocessingInk" xmlns:wpg="http://schemas.microsoft.com/office/word/2010/wordprocessingGroup" xmlns:w16se="http://schemas.microsoft.com/office/word/2015/wordml/symex" xmlns:w15="http://schemas.microsoft.com/office/word/2012/wordml" xmlns:w14="http://schemas.microsoft.com/office/word/2010/wordml" xmlns:w="http://schemas.openxmlformats.org/wordprocessingml/2006/main" xmlns:w10="urn:schemas-microsoft-com:office:word" xmlns:wp14="http://schemas.microsoft.com/office/word/2010/wordprocessingDrawing" xmlns:v="urn:schemas-microsoft-com:vml" xmlns:o="urn:schemas-microsoft-com:office:office" xmlns:aink="http://schemas.microsoft.com/office/drawing/2016/ink" xmlns:mc="http://schemas.openxmlformats.org/markup-compatibility/2006" xmlns:cx8="http://schemas.microsoft.com/office/drawing/2016/5/14/chartex" xmlns:cx7="http://schemas.microsoft.com/office/drawing/2016/5/13/chartex" xmlns:cx6="http://schemas.microsoft.com/office/drawing/2016/5/12/chartex" xmlns:cx5="http://schemas.microsoft.com/office/drawing/2016/5/11/chartex" xmlns:cx4="http://schemas.microsoft.com/office/drawing/2016/5/10/chartex" xmlns:cx3="http://schemas.microsoft.com/office/drawing/2016/5/9/chartex" xmlns:cx2="http://schemas.microsoft.com/office/drawing/2015/10/21/chartex" xmlns:cx1="http://schemas.microsoft.com/office/drawing/2015/9/8/chartex" xmlns:cx="http://schemas.microsoft.com/office/drawing/2014/chartex" xmlns:wpc="http://schemas.microsoft.com/office/word/2010/wordprocessingCanvas" xmlns="" val="0"/>
+                          <a14:useLocalDpi xmlns="" xmlns:wpc="http://schemas.microsoft.com/office/word/2010/wordprocessingCanvas" xmlns:cx="http://schemas.microsoft.com/office/drawing/2014/chartex" xmlns:cx1="http://schemas.microsoft.com/office/drawing/2015/9/8/chartex" xmlns:cx2="http://schemas.microsoft.com/office/drawing/2015/10/21/chartex" xmlns:cx3="http://schemas.microsoft.com/office/drawing/2016/5/9/chartex" xmlns:cx4="http://schemas.microsoft.com/office/drawing/2016/5/10/chartex" xmlns:cx5="http://schemas.microsoft.com/office/drawing/2016/5/11/chartex" xmlns:cx6="http://schemas.microsoft.com/office/drawing/2016/5/12/chartex" xmlns:cx7="http://schemas.microsoft.com/office/drawing/2016/5/13/chartex" xmlns:cx8="http://schemas.microsoft.com/office/drawing/2016/5/14/chartex" xmlns:mc="http://schemas.openxmlformats.org/markup-compatibility/2006" xmlns:aink="http://schemas.microsoft.com/office/drawing/2016/ink" xmlns:o="urn:schemas-microsoft-com:office:office" xmlns:v="urn:schemas-microsoft-com:vml" xmlns:wp14="http://schemas.microsoft.com/office/word/2010/wordprocessingDrawing" xmlns:w10="urn:schemas-microsoft-com:office:word" xmlns:w="http://schemas.openxmlformats.org/wordprocessingml/2006/main" xmlns:w14="http://schemas.microsoft.com/office/word/2010/wordml" xmlns:w15="http://schemas.microsoft.com/office/word/2012/wordml" xmlns:w16se="http://schemas.microsoft.com/office/word/2015/wordml/symex" xmlns:wpg="http://schemas.microsoft.com/office/word/2010/wordprocessingGroup" xmlns:wpi="http://schemas.microsoft.com/office/word/2010/wordprocessingInk" xmlns:wps="http://schemas.microsoft.com/office/word/2010/wordprocessingShape" xmlns:a14="http://schemas.microsoft.com/office/drawing/2010/main" val="0"/>
                         </a:ext>
                       </a:extLst>
                     </a:blip>
@@ -64181,7 +64176,7 @@
                     <a:blip r:embed="rId18">
                       <a:extLst>
                         <a:ext uri="{28A0092B-C50C-407E-A947-70E740481C1C}">
-                          <a14:useLocalDpi xmlns:a14="http://schemas.microsoft.com/office/drawing/2010/main" xmlns:wps="http://schemas.microsoft.com/office/word/2010/wordprocessingShape" xmlns:wpi="http://schemas.microsoft.com/office/word/2010/wordprocessingInk" xmlns:wpg="http://schemas.microsoft.com/office/word/2010/wordprocessingGroup" xmlns:w16se="http://schemas.microsoft.com/office/word/2015/wordml/symex" xmlns:w15="http://schemas.microsoft.com/office/word/2012/wordml" xmlns:w14="http://schemas.microsoft.com/office/word/2010/wordml" xmlns:w="http://schemas.openxmlformats.org/wordprocessingml/2006/main" xmlns:w10="urn:schemas-microsoft-com:office:word" xmlns:wp14="http://schemas.microsoft.com/office/word/2010/wordprocessingDrawing" xmlns:v="urn:schemas-microsoft-com:vml" xmlns:o="urn:schemas-microsoft-com:office:office" xmlns:aink="http://schemas.microsoft.com/office/drawing/2016/ink" xmlns:mc="http://schemas.openxmlformats.org/markup-compatibility/2006" xmlns:cx8="http://schemas.microsoft.com/office/drawing/2016/5/14/chartex" xmlns:cx7="http://schemas.microsoft.com/office/drawing/2016/5/13/chartex" xmlns:cx6="http://schemas.microsoft.com/office/drawing/2016/5/12/chartex" xmlns:cx5="http://schemas.microsoft.com/office/drawing/2016/5/11/chartex" xmlns:cx4="http://schemas.microsoft.com/office/drawing/2016/5/10/chartex" xmlns:cx3="http://schemas.microsoft.com/office/drawing/2016/5/9/chartex" xmlns:cx2="http://schemas.microsoft.com/office/drawing/2015/10/21/chartex" xmlns:cx1="http://schemas.microsoft.com/office/drawing/2015/9/8/chartex" xmlns:cx="http://schemas.microsoft.com/office/drawing/2014/chartex" xmlns:wpc="http://schemas.microsoft.com/office/word/2010/wordprocessingCanvas" xmlns="" val="0"/>
+                          <a14:useLocalDpi xmlns="" xmlns:wpc="http://schemas.microsoft.com/office/word/2010/wordprocessingCanvas" xmlns:cx="http://schemas.microsoft.com/office/drawing/2014/chartex" xmlns:cx1="http://schemas.microsoft.com/office/drawing/2015/9/8/chartex" xmlns:cx2="http://schemas.microsoft.com/office/drawing/2015/10/21/chartex" xmlns:cx3="http://schemas.microsoft.com/office/drawing/2016/5/9/chartex" xmlns:cx4="http://schemas.microsoft.com/office/drawing/2016/5/10/chartex" xmlns:cx5="http://schemas.microsoft.com/office/drawing/2016/5/11/chartex" xmlns:cx6="http://schemas.microsoft.com/office/drawing/2016/5/12/chartex" xmlns:cx7="http://schemas.microsoft.com/office/drawing/2016/5/13/chartex" xmlns:cx8="http://schemas.microsoft.com/office/drawing/2016/5/14/chartex" xmlns:mc="http://schemas.openxmlformats.org/markup-compatibility/2006" xmlns:aink="http://schemas.microsoft.com/office/drawing/2016/ink" xmlns:o="urn:schemas-microsoft-com:office:office" xmlns:v="urn:schemas-microsoft-com:vml" xmlns:wp14="http://schemas.microsoft.com/office/word/2010/wordprocessingDrawing" xmlns:w10="urn:schemas-microsoft-com:office:word" xmlns:w="http://schemas.openxmlformats.org/wordprocessingml/2006/main" xmlns:w14="http://schemas.microsoft.com/office/word/2010/wordml" xmlns:w15="http://schemas.microsoft.com/office/word/2012/wordml" xmlns:w16se="http://schemas.microsoft.com/office/word/2015/wordml/symex" xmlns:wpg="http://schemas.microsoft.com/office/word/2010/wordprocessingGroup" xmlns:wpi="http://schemas.microsoft.com/office/word/2010/wordprocessingInk" xmlns:wps="http://schemas.microsoft.com/office/word/2010/wordprocessingShape" xmlns:a14="http://schemas.microsoft.com/office/drawing/2010/main" val="0"/>
                         </a:ext>
                       </a:extLst>
                     </a:blip>
@@ -64316,7 +64311,7 @@
                     <a:blip r:embed="rId18">
                       <a:extLst>
                         <a:ext uri="{28A0092B-C50C-407E-A947-70E740481C1C}">
-                          <a14:useLocalDpi xmlns:a14="http://schemas.microsoft.com/office/drawing/2010/main" xmlns:wps="http://schemas.microsoft.com/office/word/2010/wordprocessingShape" xmlns:wpi="http://schemas.microsoft.com/office/word/2010/wordprocessingInk" xmlns:wpg="http://schemas.microsoft.com/office/word/2010/wordprocessingGroup" xmlns:w16se="http://schemas.microsoft.com/office/word/2015/wordml/symex" xmlns:w15="http://schemas.microsoft.com/office/word/2012/wordml" xmlns:w14="http://schemas.microsoft.com/office/word/2010/wordml" xmlns:w="http://schemas.openxmlformats.org/wordprocessingml/2006/main" xmlns:w10="urn:schemas-microsoft-com:office:word" xmlns:wp14="http://schemas.microsoft.com/office/word/2010/wordprocessingDrawing" xmlns:v="urn:schemas-microsoft-com:vml" xmlns:o="urn:schemas-microsoft-com:office:office" xmlns:aink="http://schemas.microsoft.com/office/drawing/2016/ink" xmlns:mc="http://schemas.openxmlformats.org/markup-compatibility/2006" xmlns:cx8="http://schemas.microsoft.com/office/drawing/2016/5/14/chartex" xmlns:cx7="http://schemas.microsoft.com/office/drawing/2016/5/13/chartex" xmlns:cx6="http://schemas.microsoft.com/office/drawing/2016/5/12/chartex" xmlns:cx5="http://schemas.microsoft.com/office/drawing/2016/5/11/chartex" xmlns:cx4="http://schemas.microsoft.com/office/drawing/2016/5/10/chartex" xmlns:cx3="http://schemas.microsoft.com/office/drawing/2016/5/9/chartex" xmlns:cx2="http://schemas.microsoft.com/office/drawing/2015/10/21/chartex" xmlns:cx1="http://schemas.microsoft.com/office/drawing/2015/9/8/chartex" xmlns:cx="http://schemas.microsoft.com/office/drawing/2014/chartex" xmlns:wpc="http://schemas.microsoft.com/office/word/2010/wordprocessingCanvas" xmlns="" val="0"/>
+                          <a14:useLocalDpi xmlns="" xmlns:wpc="http://schemas.microsoft.com/office/word/2010/wordprocessingCanvas" xmlns:cx="http://schemas.microsoft.com/office/drawing/2014/chartex" xmlns:cx1="http://schemas.microsoft.com/office/drawing/2015/9/8/chartex" xmlns:cx2="http://schemas.microsoft.com/office/drawing/2015/10/21/chartex" xmlns:cx3="http://schemas.microsoft.com/office/drawing/2016/5/9/chartex" xmlns:cx4="http://schemas.microsoft.com/office/drawing/2016/5/10/chartex" xmlns:cx5="http://schemas.microsoft.com/office/drawing/2016/5/11/chartex" xmlns:cx6="http://schemas.microsoft.com/office/drawing/2016/5/12/chartex" xmlns:cx7="http://schemas.microsoft.com/office/drawing/2016/5/13/chartex" xmlns:cx8="http://schemas.microsoft.com/office/drawing/2016/5/14/chartex" xmlns:mc="http://schemas.openxmlformats.org/markup-compatibility/2006" xmlns:aink="http://schemas.microsoft.com/office/drawing/2016/ink" xmlns:o="urn:schemas-microsoft-com:office:office" xmlns:v="urn:schemas-microsoft-com:vml" xmlns:wp14="http://schemas.microsoft.com/office/word/2010/wordprocessingDrawing" xmlns:w10="urn:schemas-microsoft-com:office:word" xmlns:w="http://schemas.openxmlformats.org/wordprocessingml/2006/main" xmlns:w14="http://schemas.microsoft.com/office/word/2010/wordml" xmlns:w15="http://schemas.microsoft.com/office/word/2012/wordml" xmlns:w16se="http://schemas.microsoft.com/office/word/2015/wordml/symex" xmlns:wpg="http://schemas.microsoft.com/office/word/2010/wordprocessingGroup" xmlns:wpi="http://schemas.microsoft.com/office/word/2010/wordprocessingInk" xmlns:wps="http://schemas.microsoft.com/office/word/2010/wordprocessingShape" xmlns:a14="http://schemas.microsoft.com/office/drawing/2010/main" val="0"/>
                         </a:ext>
                       </a:extLst>
                     </a:blip>
@@ -65162,7 +65157,7 @@
                     <a:blip r:embed="rId18">
                       <a:extLst>
                         <a:ext uri="{28A0092B-C50C-407E-A947-70E740481C1C}">
-                          <a14:useLocalDpi xmlns:a14="http://schemas.microsoft.com/office/drawing/2010/main" xmlns:wps="http://schemas.microsoft.com/office/word/2010/wordprocessingShape" xmlns:wpi="http://schemas.microsoft.com/office/word/2010/wordprocessingInk" xmlns:wpg="http://schemas.microsoft.com/office/word/2010/wordprocessingGroup" xmlns:w16se="http://schemas.microsoft.com/office/word/2015/wordml/symex" xmlns:w15="http://schemas.microsoft.com/office/word/2012/wordml" xmlns:w14="http://schemas.microsoft.com/office/word/2010/wordml" xmlns:w="http://schemas.openxmlformats.org/wordprocessingml/2006/main" xmlns:w10="urn:schemas-microsoft-com:office:word" xmlns:wp14="http://schemas.microsoft.com/office/word/2010/wordprocessingDrawing" xmlns:v="urn:schemas-microsoft-com:vml" xmlns:o="urn:schemas-microsoft-com:office:office" xmlns:aink="http://schemas.microsoft.com/office/drawing/2016/ink" xmlns:mc="http://schemas.openxmlformats.org/markup-compatibility/2006" xmlns:cx8="http://schemas.microsoft.com/office/drawing/2016/5/14/chartex" xmlns:cx7="http://schemas.microsoft.com/office/drawing/2016/5/13/chartex" xmlns:cx6="http://schemas.microsoft.com/office/drawing/2016/5/12/chartex" xmlns:cx5="http://schemas.microsoft.com/office/drawing/2016/5/11/chartex" xmlns:cx4="http://schemas.microsoft.com/office/drawing/2016/5/10/chartex" xmlns:cx3="http://schemas.microsoft.com/office/drawing/2016/5/9/chartex" xmlns:cx2="http://schemas.microsoft.com/office/drawing/2015/10/21/chartex" xmlns:cx1="http://schemas.microsoft.com/office/drawing/2015/9/8/chartex" xmlns:cx="http://schemas.microsoft.com/office/drawing/2014/chartex" xmlns:wpc="http://schemas.microsoft.com/office/word/2010/wordprocessingCanvas" xmlns="" val="0"/>
+                          <a14:useLocalDpi xmlns="" xmlns:wpc="http://schemas.microsoft.com/office/word/2010/wordprocessingCanvas" xmlns:cx="http://schemas.microsoft.com/office/drawing/2014/chartex" xmlns:cx1="http://schemas.microsoft.com/office/drawing/2015/9/8/chartex" xmlns:cx2="http://schemas.microsoft.com/office/drawing/2015/10/21/chartex" xmlns:cx3="http://schemas.microsoft.com/office/drawing/2016/5/9/chartex" xmlns:cx4="http://schemas.microsoft.com/office/drawing/2016/5/10/chartex" xmlns:cx5="http://schemas.microsoft.com/office/drawing/2016/5/11/chartex" xmlns:cx6="http://schemas.microsoft.com/office/drawing/2016/5/12/chartex" xmlns:cx7="http://schemas.microsoft.com/office/drawing/2016/5/13/chartex" xmlns:cx8="http://schemas.microsoft.com/office/drawing/2016/5/14/chartex" xmlns:mc="http://schemas.openxmlformats.org/markup-compatibility/2006" xmlns:aink="http://schemas.microsoft.com/office/drawing/2016/ink" xmlns:o="urn:schemas-microsoft-com:office:office" xmlns:v="urn:schemas-microsoft-com:vml" xmlns:wp14="http://schemas.microsoft.com/office/word/2010/wordprocessingDrawing" xmlns:w10="urn:schemas-microsoft-com:office:word" xmlns:w="http://schemas.openxmlformats.org/wordprocessingml/2006/main" xmlns:w14="http://schemas.microsoft.com/office/word/2010/wordml" xmlns:w15="http://schemas.microsoft.com/office/word/2012/wordml" xmlns:w16se="http://schemas.microsoft.com/office/word/2015/wordml/symex" xmlns:wpg="http://schemas.microsoft.com/office/word/2010/wordprocessingGroup" xmlns:wpi="http://schemas.microsoft.com/office/word/2010/wordprocessingInk" xmlns:wps="http://schemas.microsoft.com/office/word/2010/wordprocessingShape" xmlns:a14="http://schemas.microsoft.com/office/drawing/2010/main" val="0"/>
                         </a:ext>
                       </a:extLst>
                     </a:blip>
@@ -65702,7 +65697,7 @@
                     <a:blip r:embed="rId18">
                       <a:extLst>
                         <a:ext uri="{28A0092B-C50C-407E-A947-70E740481C1C}">
-                          <a14:useLocalDpi xmlns:a14="http://schemas.microsoft.com/office/drawing/2010/main" xmlns:wps="http://schemas.microsoft.com/office/word/2010/wordprocessingShape" xmlns:wpi="http://schemas.microsoft.com/office/word/2010/wordprocessingInk" xmlns:wpg="http://schemas.microsoft.com/office/word/2010/wordprocessingGroup" xmlns:w16se="http://schemas.microsoft.com/office/word/2015/wordml/symex" xmlns:w15="http://schemas.microsoft.com/office/word/2012/wordml" xmlns:w14="http://schemas.microsoft.com/office/word/2010/wordml" xmlns:w="http://schemas.openxmlformats.org/wordprocessingml/2006/main" xmlns:w10="urn:schemas-microsoft-com:office:word" xmlns:wp14="http://schemas.microsoft.com/office/word/2010/wordprocessingDrawing" xmlns:v="urn:schemas-microsoft-com:vml" xmlns:o="urn:schemas-microsoft-com:office:office" xmlns:aink="http://schemas.microsoft.com/office/drawing/2016/ink" xmlns:mc="http://schemas.openxmlformats.org/markup-compatibility/2006" xmlns:cx8="http://schemas.microsoft.com/office/drawing/2016/5/14/chartex" xmlns:cx7="http://schemas.microsoft.com/office/drawing/2016/5/13/chartex" xmlns:cx6="http://schemas.microsoft.com/office/drawing/2016/5/12/chartex" xmlns:cx5="http://schemas.microsoft.com/office/drawing/2016/5/11/chartex" xmlns:cx4="http://schemas.microsoft.com/office/drawing/2016/5/10/chartex" xmlns:cx3="http://schemas.microsoft.com/office/drawing/2016/5/9/chartex" xmlns:cx2="http://schemas.microsoft.com/office/drawing/2015/10/21/chartex" xmlns:cx1="http://schemas.microsoft.com/office/drawing/2015/9/8/chartex" xmlns:cx="http://schemas.microsoft.com/office/drawing/2014/chartex" xmlns:wpc="http://schemas.microsoft.com/office/word/2010/wordprocessingCanvas" xmlns="" val="0"/>
+                          <a14:useLocalDpi xmlns="" xmlns:wpc="http://schemas.microsoft.com/office/word/2010/wordprocessingCanvas" xmlns:cx="http://schemas.microsoft.com/office/drawing/2014/chartex" xmlns:cx1="http://schemas.microsoft.com/office/drawing/2015/9/8/chartex" xmlns:cx2="http://schemas.microsoft.com/office/drawing/2015/10/21/chartex" xmlns:cx3="http://schemas.microsoft.com/office/drawing/2016/5/9/chartex" xmlns:cx4="http://schemas.microsoft.com/office/drawing/2016/5/10/chartex" xmlns:cx5="http://schemas.microsoft.com/office/drawing/2016/5/11/chartex" xmlns:cx6="http://schemas.microsoft.com/office/drawing/2016/5/12/chartex" xmlns:cx7="http://schemas.microsoft.com/office/drawing/2016/5/13/chartex" xmlns:cx8="http://schemas.microsoft.com/office/drawing/2016/5/14/chartex" xmlns:mc="http://schemas.openxmlformats.org/markup-compatibility/2006" xmlns:aink="http://schemas.microsoft.com/office/drawing/2016/ink" xmlns:o="urn:schemas-microsoft-com:office:office" xmlns:v="urn:schemas-microsoft-com:vml" xmlns:wp14="http://schemas.microsoft.com/office/word/2010/wordprocessingDrawing" xmlns:w10="urn:schemas-microsoft-com:office:word" xmlns:w="http://schemas.openxmlformats.org/wordprocessingml/2006/main" xmlns:w14="http://schemas.microsoft.com/office/word/2010/wordml" xmlns:w15="http://schemas.microsoft.com/office/word/2012/wordml" xmlns:w16se="http://schemas.microsoft.com/office/word/2015/wordml/symex" xmlns:wpg="http://schemas.microsoft.com/office/word/2010/wordprocessingGroup" xmlns:wpi="http://schemas.microsoft.com/office/word/2010/wordprocessingInk" xmlns:wps="http://schemas.microsoft.com/office/word/2010/wordprocessingShape" xmlns:a14="http://schemas.microsoft.com/office/drawing/2010/main" val="0"/>
                         </a:ext>
                       </a:extLst>
                     </a:blip>
@@ -66710,7 +66705,7 @@
             <w:rPr>
               <w:noProof/>
             </w:rPr>
-            <w:t>151</w:t>
+            <w:t>329</w:t>
           </w:r>
         </w:fldSimple>
       </w:p>
@@ -66780,7 +66775,7 @@
             <w:rPr>
               <w:noProof/>
             </w:rPr>
-            <w:t>148</w:t>
+            <w:t>330</w:t>
           </w:r>
         </w:fldSimple>
       </w:p>
@@ -67321,7 +67316,7 @@
         <v:path o:extrusionok="f" gradientshapeok="t" o:connecttype="rect"/>
         <o:lock v:ext="edit" aspectratio="t"/>
       </v:shapetype>
-      <v:shape id="_x0000_i1050" type="#_x0000_t75" style="width:3in;height:3in;visibility:visible" o:bullet="t">
+      <v:shape id="_x0000_i1028" type="#_x0000_t75" style="width:3in;height:3in;visibility:visible" o:bullet="t">
         <v:imagedata r:id="rId1" o:title="MC900065312[1]"/>
       </v:shape>
     </w:pict>
@@ -69072,7 +69067,7 @@
 </file>
 
 <file path=customXml/itemProps1.xml><?xml version="1.0" encoding="utf-8"?>
-<ds:datastoreItem xmlns:ds="http://schemas.openxmlformats.org/officeDocument/2006/customXml" ds:itemID="{07A69760-ECFC-4EFF-A124-D7B9C9EB556D}">
+<ds:datastoreItem xmlns:ds="http://schemas.openxmlformats.org/officeDocument/2006/customXml" ds:itemID="{E991427F-6146-4FE0-8D65-343D63FEBA32}">
   <ds:schemaRefs>
     <ds:schemaRef ds:uri="http://schemas.openxmlformats.org/officeDocument/2006/bibliography"/>
   </ds:schemaRefs>

--- a/Books-Complete/Fantasy/ThePrincessAndTheHoodlum/Book_ThePrincessAndTheHoodlum.docx
+++ b/Books-Complete/Fantasy/ThePrincessAndTheHoodlum/Book_ThePrincessAndTheHoodlum.docx
@@ -2911,7 +2911,7 @@
                     <a:blip r:embed="rId18">
                       <a:extLst>
                         <a:ext uri="{28A0092B-C50C-407E-A947-70E740481C1C}">
-                          <a14:useLocalDpi xmlns="" xmlns:wpc="http://schemas.microsoft.com/office/word/2010/wordprocessingCanvas" xmlns:cx="http://schemas.microsoft.com/office/drawing/2014/chartex" xmlns:cx1="http://schemas.microsoft.com/office/drawing/2015/9/8/chartex" xmlns:cx2="http://schemas.microsoft.com/office/drawing/2015/10/21/chartex" xmlns:cx3="http://schemas.microsoft.com/office/drawing/2016/5/9/chartex" xmlns:cx4="http://schemas.microsoft.com/office/drawing/2016/5/10/chartex" xmlns:cx5="http://schemas.microsoft.com/office/drawing/2016/5/11/chartex" xmlns:cx6="http://schemas.microsoft.com/office/drawing/2016/5/12/chartex" xmlns:cx7="http://schemas.microsoft.com/office/drawing/2016/5/13/chartex" xmlns:cx8="http://schemas.microsoft.com/office/drawing/2016/5/14/chartex" xmlns:mc="http://schemas.openxmlformats.org/markup-compatibility/2006" xmlns:aink="http://schemas.microsoft.com/office/drawing/2016/ink" xmlns:o="urn:schemas-microsoft-com:office:office" xmlns:v="urn:schemas-microsoft-com:vml" xmlns:wp14="http://schemas.microsoft.com/office/word/2010/wordprocessingDrawing" xmlns:w10="urn:schemas-microsoft-com:office:word" xmlns:w="http://schemas.openxmlformats.org/wordprocessingml/2006/main" xmlns:w14="http://schemas.microsoft.com/office/word/2010/wordml" xmlns:w15="http://schemas.microsoft.com/office/word/2012/wordml" xmlns:w16se="http://schemas.microsoft.com/office/word/2015/wordml/symex" xmlns:wpg="http://schemas.microsoft.com/office/word/2010/wordprocessingGroup" xmlns:wpi="http://schemas.microsoft.com/office/word/2010/wordprocessingInk" xmlns:wps="http://schemas.microsoft.com/office/word/2010/wordprocessingShape" xmlns:a14="http://schemas.microsoft.com/office/drawing/2010/main" val="0"/>
+                          <a14:useLocalDpi xmlns:a14="http://schemas.microsoft.com/office/drawing/2010/main" xmlns:wps="http://schemas.microsoft.com/office/word/2010/wordprocessingShape" xmlns:wpi="http://schemas.microsoft.com/office/word/2010/wordprocessingInk" xmlns:wpg="http://schemas.microsoft.com/office/word/2010/wordprocessingGroup" xmlns:w16se="http://schemas.microsoft.com/office/word/2015/wordml/symex" xmlns:w15="http://schemas.microsoft.com/office/word/2012/wordml" xmlns:w14="http://schemas.microsoft.com/office/word/2010/wordml" xmlns:w="http://schemas.openxmlformats.org/wordprocessingml/2006/main" xmlns:w10="urn:schemas-microsoft-com:office:word" xmlns:wp14="http://schemas.microsoft.com/office/word/2010/wordprocessingDrawing" xmlns:v="urn:schemas-microsoft-com:vml" xmlns:o="urn:schemas-microsoft-com:office:office" xmlns:aink="http://schemas.microsoft.com/office/drawing/2016/ink" xmlns:mc="http://schemas.openxmlformats.org/markup-compatibility/2006" xmlns:cx8="http://schemas.microsoft.com/office/drawing/2016/5/14/chartex" xmlns:cx7="http://schemas.microsoft.com/office/drawing/2016/5/13/chartex" xmlns:cx6="http://schemas.microsoft.com/office/drawing/2016/5/12/chartex" xmlns:cx5="http://schemas.microsoft.com/office/drawing/2016/5/11/chartex" xmlns:cx4="http://schemas.microsoft.com/office/drawing/2016/5/10/chartex" xmlns:cx3="http://schemas.microsoft.com/office/drawing/2016/5/9/chartex" xmlns:cx2="http://schemas.microsoft.com/office/drawing/2015/10/21/chartex" xmlns:cx1="http://schemas.microsoft.com/office/drawing/2015/9/8/chartex" xmlns:cx="http://schemas.microsoft.com/office/drawing/2014/chartex" xmlns:wpc="http://schemas.microsoft.com/office/word/2010/wordprocessingCanvas" xmlns="" val="0"/>
                         </a:ext>
                       </a:extLst>
                     </a:blip>
@@ -3230,15 +3230,7 @@
         <w:t xml:space="preserve">Jessica </w:t>
       </w:r>
       <w:r>
-        <w:t xml:space="preserve">of </w:t>
-      </w:r>
-      <w:proofErr w:type="spellStart"/>
-      <w:r>
-        <w:t>Wateran</w:t>
-      </w:r>
-      <w:proofErr w:type="spellEnd"/>
-      <w:r>
-        <w:t xml:space="preserve"> </w:t>
+        <w:t xml:space="preserve">of Wateran </w:t>
       </w:r>
       <w:r>
         <w:t>to pay attention to the parade.</w:t>
@@ -3691,7 +3683,7 @@
                     <a:blip r:embed="rId18">
                       <a:extLst>
                         <a:ext uri="{28A0092B-C50C-407E-A947-70E740481C1C}">
-                          <a14:useLocalDpi xmlns="" xmlns:wpc="http://schemas.microsoft.com/office/word/2010/wordprocessingCanvas" xmlns:cx="http://schemas.microsoft.com/office/drawing/2014/chartex" xmlns:cx1="http://schemas.microsoft.com/office/drawing/2015/9/8/chartex" xmlns:cx2="http://schemas.microsoft.com/office/drawing/2015/10/21/chartex" xmlns:cx3="http://schemas.microsoft.com/office/drawing/2016/5/9/chartex" xmlns:cx4="http://schemas.microsoft.com/office/drawing/2016/5/10/chartex" xmlns:cx5="http://schemas.microsoft.com/office/drawing/2016/5/11/chartex" xmlns:cx6="http://schemas.microsoft.com/office/drawing/2016/5/12/chartex" xmlns:cx7="http://schemas.microsoft.com/office/drawing/2016/5/13/chartex" xmlns:cx8="http://schemas.microsoft.com/office/drawing/2016/5/14/chartex" xmlns:mc="http://schemas.openxmlformats.org/markup-compatibility/2006" xmlns:aink="http://schemas.microsoft.com/office/drawing/2016/ink" xmlns:o="urn:schemas-microsoft-com:office:office" xmlns:v="urn:schemas-microsoft-com:vml" xmlns:wp14="http://schemas.microsoft.com/office/word/2010/wordprocessingDrawing" xmlns:w10="urn:schemas-microsoft-com:office:word" xmlns:w="http://schemas.openxmlformats.org/wordprocessingml/2006/main" xmlns:w14="http://schemas.microsoft.com/office/word/2010/wordml" xmlns:w15="http://schemas.microsoft.com/office/word/2012/wordml" xmlns:w16se="http://schemas.microsoft.com/office/word/2015/wordml/symex" xmlns:wpg="http://schemas.microsoft.com/office/word/2010/wordprocessingGroup" xmlns:wpi="http://schemas.microsoft.com/office/word/2010/wordprocessingInk" xmlns:wps="http://schemas.microsoft.com/office/word/2010/wordprocessingShape" xmlns:a14="http://schemas.microsoft.com/office/drawing/2010/main" val="0"/>
+                          <a14:useLocalDpi xmlns:a14="http://schemas.microsoft.com/office/drawing/2010/main" xmlns:wps="http://schemas.microsoft.com/office/word/2010/wordprocessingShape" xmlns:wpi="http://schemas.microsoft.com/office/word/2010/wordprocessingInk" xmlns:wpg="http://schemas.microsoft.com/office/word/2010/wordprocessingGroup" xmlns:w16se="http://schemas.microsoft.com/office/word/2015/wordml/symex" xmlns:w15="http://schemas.microsoft.com/office/word/2012/wordml" xmlns:w14="http://schemas.microsoft.com/office/word/2010/wordml" xmlns:w="http://schemas.openxmlformats.org/wordprocessingml/2006/main" xmlns:w10="urn:schemas-microsoft-com:office:word" xmlns:wp14="http://schemas.microsoft.com/office/word/2010/wordprocessingDrawing" xmlns:v="urn:schemas-microsoft-com:vml" xmlns:o="urn:schemas-microsoft-com:office:office" xmlns:aink="http://schemas.microsoft.com/office/drawing/2016/ink" xmlns:mc="http://schemas.openxmlformats.org/markup-compatibility/2006" xmlns:cx8="http://schemas.microsoft.com/office/drawing/2016/5/14/chartex" xmlns:cx7="http://schemas.microsoft.com/office/drawing/2016/5/13/chartex" xmlns:cx6="http://schemas.microsoft.com/office/drawing/2016/5/12/chartex" xmlns:cx5="http://schemas.microsoft.com/office/drawing/2016/5/11/chartex" xmlns:cx4="http://schemas.microsoft.com/office/drawing/2016/5/10/chartex" xmlns:cx3="http://schemas.microsoft.com/office/drawing/2016/5/9/chartex" xmlns:cx2="http://schemas.microsoft.com/office/drawing/2015/10/21/chartex" xmlns:cx1="http://schemas.microsoft.com/office/drawing/2015/9/8/chartex" xmlns:cx="http://schemas.microsoft.com/office/drawing/2014/chartex" xmlns:wpc="http://schemas.microsoft.com/office/word/2010/wordprocessingCanvas" xmlns="" val="0"/>
                         </a:ext>
                       </a:extLst>
                     </a:blip>
@@ -4591,7 +4583,7 @@
                     <a:blip r:embed="rId18">
                       <a:extLst>
                         <a:ext uri="{28A0092B-C50C-407E-A947-70E740481C1C}">
-                          <a14:useLocalDpi xmlns="" xmlns:wpc="http://schemas.microsoft.com/office/word/2010/wordprocessingCanvas" xmlns:cx="http://schemas.microsoft.com/office/drawing/2014/chartex" xmlns:cx1="http://schemas.microsoft.com/office/drawing/2015/9/8/chartex" xmlns:cx2="http://schemas.microsoft.com/office/drawing/2015/10/21/chartex" xmlns:cx3="http://schemas.microsoft.com/office/drawing/2016/5/9/chartex" xmlns:cx4="http://schemas.microsoft.com/office/drawing/2016/5/10/chartex" xmlns:cx5="http://schemas.microsoft.com/office/drawing/2016/5/11/chartex" xmlns:cx6="http://schemas.microsoft.com/office/drawing/2016/5/12/chartex" xmlns:cx7="http://schemas.microsoft.com/office/drawing/2016/5/13/chartex" xmlns:cx8="http://schemas.microsoft.com/office/drawing/2016/5/14/chartex" xmlns:mc="http://schemas.openxmlformats.org/markup-compatibility/2006" xmlns:aink="http://schemas.microsoft.com/office/drawing/2016/ink" xmlns:o="urn:schemas-microsoft-com:office:office" xmlns:v="urn:schemas-microsoft-com:vml" xmlns:wp14="http://schemas.microsoft.com/office/word/2010/wordprocessingDrawing" xmlns:w10="urn:schemas-microsoft-com:office:word" xmlns:w="http://schemas.openxmlformats.org/wordprocessingml/2006/main" xmlns:w14="http://schemas.microsoft.com/office/word/2010/wordml" xmlns:w15="http://schemas.microsoft.com/office/word/2012/wordml" xmlns:w16se="http://schemas.microsoft.com/office/word/2015/wordml/symex" xmlns:wpg="http://schemas.microsoft.com/office/word/2010/wordprocessingGroup" xmlns:wpi="http://schemas.microsoft.com/office/word/2010/wordprocessingInk" xmlns:wps="http://schemas.microsoft.com/office/word/2010/wordprocessingShape" xmlns:a14="http://schemas.microsoft.com/office/drawing/2010/main" val="0"/>
+                          <a14:useLocalDpi xmlns:a14="http://schemas.microsoft.com/office/drawing/2010/main" xmlns:wps="http://schemas.microsoft.com/office/word/2010/wordprocessingShape" xmlns:wpi="http://schemas.microsoft.com/office/word/2010/wordprocessingInk" xmlns:wpg="http://schemas.microsoft.com/office/word/2010/wordprocessingGroup" xmlns:w16se="http://schemas.microsoft.com/office/word/2015/wordml/symex" xmlns:w15="http://schemas.microsoft.com/office/word/2012/wordml" xmlns:w14="http://schemas.microsoft.com/office/word/2010/wordml" xmlns:w="http://schemas.openxmlformats.org/wordprocessingml/2006/main" xmlns:w10="urn:schemas-microsoft-com:office:word" xmlns:wp14="http://schemas.microsoft.com/office/word/2010/wordprocessingDrawing" xmlns:v="urn:schemas-microsoft-com:vml" xmlns:o="urn:schemas-microsoft-com:office:office" xmlns:aink="http://schemas.microsoft.com/office/drawing/2016/ink" xmlns:mc="http://schemas.openxmlformats.org/markup-compatibility/2006" xmlns:cx8="http://schemas.microsoft.com/office/drawing/2016/5/14/chartex" xmlns:cx7="http://schemas.microsoft.com/office/drawing/2016/5/13/chartex" xmlns:cx6="http://schemas.microsoft.com/office/drawing/2016/5/12/chartex" xmlns:cx5="http://schemas.microsoft.com/office/drawing/2016/5/11/chartex" xmlns:cx4="http://schemas.microsoft.com/office/drawing/2016/5/10/chartex" xmlns:cx3="http://schemas.microsoft.com/office/drawing/2016/5/9/chartex" xmlns:cx2="http://schemas.microsoft.com/office/drawing/2015/10/21/chartex" xmlns:cx1="http://schemas.microsoft.com/office/drawing/2015/9/8/chartex" xmlns:cx="http://schemas.microsoft.com/office/drawing/2014/chartex" xmlns:wpc="http://schemas.microsoft.com/office/word/2010/wordprocessingCanvas" xmlns="" val="0"/>
                         </a:ext>
                       </a:extLst>
                     </a:blip>
@@ -4836,15 +4828,7 @@
         <w:t xml:space="preserve"> </w:t>
       </w:r>
       <w:r>
-        <w:t xml:space="preserve">of </w:t>
-      </w:r>
-      <w:proofErr w:type="spellStart"/>
-      <w:r>
-        <w:t>Candarcar</w:t>
-      </w:r>
-      <w:proofErr w:type="spellEnd"/>
-      <w:r>
-        <w:t xml:space="preserve"> </w:t>
+        <w:t xml:space="preserve">of Candarcar </w:t>
       </w:r>
       <w:r>
         <w:t>screamed and hugged her daughter. “I was so worried about you.”</w:t>
@@ -5203,7 +5187,7 @@
                     <a:blip r:embed="rId18">
                       <a:extLst>
                         <a:ext uri="{28A0092B-C50C-407E-A947-70E740481C1C}">
-                          <a14:useLocalDpi xmlns="" xmlns:wpc="http://schemas.microsoft.com/office/word/2010/wordprocessingCanvas" xmlns:cx="http://schemas.microsoft.com/office/drawing/2014/chartex" xmlns:cx1="http://schemas.microsoft.com/office/drawing/2015/9/8/chartex" xmlns:cx2="http://schemas.microsoft.com/office/drawing/2015/10/21/chartex" xmlns:cx3="http://schemas.microsoft.com/office/drawing/2016/5/9/chartex" xmlns:cx4="http://schemas.microsoft.com/office/drawing/2016/5/10/chartex" xmlns:cx5="http://schemas.microsoft.com/office/drawing/2016/5/11/chartex" xmlns:cx6="http://schemas.microsoft.com/office/drawing/2016/5/12/chartex" xmlns:cx7="http://schemas.microsoft.com/office/drawing/2016/5/13/chartex" xmlns:cx8="http://schemas.microsoft.com/office/drawing/2016/5/14/chartex" xmlns:mc="http://schemas.openxmlformats.org/markup-compatibility/2006" xmlns:aink="http://schemas.microsoft.com/office/drawing/2016/ink" xmlns:o="urn:schemas-microsoft-com:office:office" xmlns:v="urn:schemas-microsoft-com:vml" xmlns:wp14="http://schemas.microsoft.com/office/word/2010/wordprocessingDrawing" xmlns:w10="urn:schemas-microsoft-com:office:word" xmlns:w="http://schemas.openxmlformats.org/wordprocessingml/2006/main" xmlns:w14="http://schemas.microsoft.com/office/word/2010/wordml" xmlns:w15="http://schemas.microsoft.com/office/word/2012/wordml" xmlns:w16se="http://schemas.microsoft.com/office/word/2015/wordml/symex" xmlns:wpg="http://schemas.microsoft.com/office/word/2010/wordprocessingGroup" xmlns:wpi="http://schemas.microsoft.com/office/word/2010/wordprocessingInk" xmlns:wps="http://schemas.microsoft.com/office/word/2010/wordprocessingShape" xmlns:a14="http://schemas.microsoft.com/office/drawing/2010/main" val="0"/>
+                          <a14:useLocalDpi xmlns:a14="http://schemas.microsoft.com/office/drawing/2010/main" xmlns:wps="http://schemas.microsoft.com/office/word/2010/wordprocessingShape" xmlns:wpi="http://schemas.microsoft.com/office/word/2010/wordprocessingInk" xmlns:wpg="http://schemas.microsoft.com/office/word/2010/wordprocessingGroup" xmlns:w16se="http://schemas.microsoft.com/office/word/2015/wordml/symex" xmlns:w15="http://schemas.microsoft.com/office/word/2012/wordml" xmlns:w14="http://schemas.microsoft.com/office/word/2010/wordml" xmlns:w="http://schemas.openxmlformats.org/wordprocessingml/2006/main" xmlns:w10="urn:schemas-microsoft-com:office:word" xmlns:wp14="http://schemas.microsoft.com/office/word/2010/wordprocessingDrawing" xmlns:v="urn:schemas-microsoft-com:vml" xmlns:o="urn:schemas-microsoft-com:office:office" xmlns:aink="http://schemas.microsoft.com/office/drawing/2016/ink" xmlns:mc="http://schemas.openxmlformats.org/markup-compatibility/2006" xmlns:cx8="http://schemas.microsoft.com/office/drawing/2016/5/14/chartex" xmlns:cx7="http://schemas.microsoft.com/office/drawing/2016/5/13/chartex" xmlns:cx6="http://schemas.microsoft.com/office/drawing/2016/5/12/chartex" xmlns:cx5="http://schemas.microsoft.com/office/drawing/2016/5/11/chartex" xmlns:cx4="http://schemas.microsoft.com/office/drawing/2016/5/10/chartex" xmlns:cx3="http://schemas.microsoft.com/office/drawing/2016/5/9/chartex" xmlns:cx2="http://schemas.microsoft.com/office/drawing/2015/10/21/chartex" xmlns:cx1="http://schemas.microsoft.com/office/drawing/2015/9/8/chartex" xmlns:cx="http://schemas.microsoft.com/office/drawing/2014/chartex" xmlns:wpc="http://schemas.microsoft.com/office/word/2010/wordprocessingCanvas" xmlns="" val="0"/>
                         </a:ext>
                       </a:extLst>
                     </a:blip>
@@ -6206,7 +6190,7 @@
           <w:noProof/>
         </w:rPr>
         <w:pict>
-          <v:shape id="Picture 30" o:spid="_x0000_i1025" type="#_x0000_t75" alt="MC900065312[1]" style="width:15.9pt;height:6.1pt;visibility:visible;mso-wrap-style:square" o:bullet="t">
+          <v:shape id="Picture 30" o:spid="_x0000_i1025" type="#_x0000_t75" alt="MC900065312[1]" style="width:16.05pt;height:6.05pt;visibility:visible;mso-wrap-style:square" o:bullet="t">
             <v:imagedata r:id="rId19" o:title="MC900065312[1]"/>
           </v:shape>
         </w:pict>
@@ -6886,7 +6870,7 @@
                     <a:blip r:embed="rId18">
                       <a:extLst>
                         <a:ext uri="{28A0092B-C50C-407E-A947-70E740481C1C}">
-                          <a14:useLocalDpi xmlns="" xmlns:wpc="http://schemas.microsoft.com/office/word/2010/wordprocessingCanvas" xmlns:cx="http://schemas.microsoft.com/office/drawing/2014/chartex" xmlns:cx1="http://schemas.microsoft.com/office/drawing/2015/9/8/chartex" xmlns:cx2="http://schemas.microsoft.com/office/drawing/2015/10/21/chartex" xmlns:cx3="http://schemas.microsoft.com/office/drawing/2016/5/9/chartex" xmlns:cx4="http://schemas.microsoft.com/office/drawing/2016/5/10/chartex" xmlns:cx5="http://schemas.microsoft.com/office/drawing/2016/5/11/chartex" xmlns:cx6="http://schemas.microsoft.com/office/drawing/2016/5/12/chartex" xmlns:cx7="http://schemas.microsoft.com/office/drawing/2016/5/13/chartex" xmlns:cx8="http://schemas.microsoft.com/office/drawing/2016/5/14/chartex" xmlns:mc="http://schemas.openxmlformats.org/markup-compatibility/2006" xmlns:aink="http://schemas.microsoft.com/office/drawing/2016/ink" xmlns:o="urn:schemas-microsoft-com:office:office" xmlns:v="urn:schemas-microsoft-com:vml" xmlns:wp14="http://schemas.microsoft.com/office/word/2010/wordprocessingDrawing" xmlns:w10="urn:schemas-microsoft-com:office:word" xmlns:w="http://schemas.openxmlformats.org/wordprocessingml/2006/main" xmlns:w14="http://schemas.microsoft.com/office/word/2010/wordml" xmlns:w15="http://schemas.microsoft.com/office/word/2012/wordml" xmlns:w16se="http://schemas.microsoft.com/office/word/2015/wordml/symex" xmlns:wpg="http://schemas.microsoft.com/office/word/2010/wordprocessingGroup" xmlns:wpi="http://schemas.microsoft.com/office/word/2010/wordprocessingInk" xmlns:wps="http://schemas.microsoft.com/office/word/2010/wordprocessingShape" xmlns:a14="http://schemas.microsoft.com/office/drawing/2010/main" val="0"/>
+                          <a14:useLocalDpi xmlns:a14="http://schemas.microsoft.com/office/drawing/2010/main" xmlns:wps="http://schemas.microsoft.com/office/word/2010/wordprocessingShape" xmlns:wpi="http://schemas.microsoft.com/office/word/2010/wordprocessingInk" xmlns:wpg="http://schemas.microsoft.com/office/word/2010/wordprocessingGroup" xmlns:w16se="http://schemas.microsoft.com/office/word/2015/wordml/symex" xmlns:w15="http://schemas.microsoft.com/office/word/2012/wordml" xmlns:w14="http://schemas.microsoft.com/office/word/2010/wordml" xmlns:w="http://schemas.openxmlformats.org/wordprocessingml/2006/main" xmlns:w10="urn:schemas-microsoft-com:office:word" xmlns:wp14="http://schemas.microsoft.com/office/word/2010/wordprocessingDrawing" xmlns:v="urn:schemas-microsoft-com:vml" xmlns:o="urn:schemas-microsoft-com:office:office" xmlns:aink="http://schemas.microsoft.com/office/drawing/2016/ink" xmlns:mc="http://schemas.openxmlformats.org/markup-compatibility/2006" xmlns:cx8="http://schemas.microsoft.com/office/drawing/2016/5/14/chartex" xmlns:cx7="http://schemas.microsoft.com/office/drawing/2016/5/13/chartex" xmlns:cx6="http://schemas.microsoft.com/office/drawing/2016/5/12/chartex" xmlns:cx5="http://schemas.microsoft.com/office/drawing/2016/5/11/chartex" xmlns:cx4="http://schemas.microsoft.com/office/drawing/2016/5/10/chartex" xmlns:cx3="http://schemas.microsoft.com/office/drawing/2016/5/9/chartex" xmlns:cx2="http://schemas.microsoft.com/office/drawing/2015/10/21/chartex" xmlns:cx1="http://schemas.microsoft.com/office/drawing/2015/9/8/chartex" xmlns:cx="http://schemas.microsoft.com/office/drawing/2014/chartex" xmlns:wpc="http://schemas.microsoft.com/office/word/2010/wordprocessingCanvas" xmlns="" val="0"/>
                         </a:ext>
                       </a:extLst>
                     </a:blip>
@@ -9733,7 +9717,7 @@
                     <a:blip r:embed="rId18">
                       <a:extLst>
                         <a:ext uri="{28A0092B-C50C-407E-A947-70E740481C1C}">
-                          <a14:useLocalDpi xmlns="" xmlns:wpc="http://schemas.microsoft.com/office/word/2010/wordprocessingCanvas" xmlns:cx="http://schemas.microsoft.com/office/drawing/2014/chartex" xmlns:cx1="http://schemas.microsoft.com/office/drawing/2015/9/8/chartex" xmlns:cx2="http://schemas.microsoft.com/office/drawing/2015/10/21/chartex" xmlns:cx3="http://schemas.microsoft.com/office/drawing/2016/5/9/chartex" xmlns:cx4="http://schemas.microsoft.com/office/drawing/2016/5/10/chartex" xmlns:cx5="http://schemas.microsoft.com/office/drawing/2016/5/11/chartex" xmlns:cx6="http://schemas.microsoft.com/office/drawing/2016/5/12/chartex" xmlns:cx7="http://schemas.microsoft.com/office/drawing/2016/5/13/chartex" xmlns:cx8="http://schemas.microsoft.com/office/drawing/2016/5/14/chartex" xmlns:mc="http://schemas.openxmlformats.org/markup-compatibility/2006" xmlns:aink="http://schemas.microsoft.com/office/drawing/2016/ink" xmlns:o="urn:schemas-microsoft-com:office:office" xmlns:v="urn:schemas-microsoft-com:vml" xmlns:wp14="http://schemas.microsoft.com/office/word/2010/wordprocessingDrawing" xmlns:w10="urn:schemas-microsoft-com:office:word" xmlns:w="http://schemas.openxmlformats.org/wordprocessingml/2006/main" xmlns:w14="http://schemas.microsoft.com/office/word/2010/wordml" xmlns:w15="http://schemas.microsoft.com/office/word/2012/wordml" xmlns:w16se="http://schemas.microsoft.com/office/word/2015/wordml/symex" xmlns:wpg="http://schemas.microsoft.com/office/word/2010/wordprocessingGroup" xmlns:wpi="http://schemas.microsoft.com/office/word/2010/wordprocessingInk" xmlns:wps="http://schemas.microsoft.com/office/word/2010/wordprocessingShape" xmlns:a14="http://schemas.microsoft.com/office/drawing/2010/main" val="0"/>
+                          <a14:useLocalDpi xmlns:a14="http://schemas.microsoft.com/office/drawing/2010/main" xmlns:wps="http://schemas.microsoft.com/office/word/2010/wordprocessingShape" xmlns:wpi="http://schemas.microsoft.com/office/word/2010/wordprocessingInk" xmlns:wpg="http://schemas.microsoft.com/office/word/2010/wordprocessingGroup" xmlns:w16se="http://schemas.microsoft.com/office/word/2015/wordml/symex" xmlns:w15="http://schemas.microsoft.com/office/word/2012/wordml" xmlns:w14="http://schemas.microsoft.com/office/word/2010/wordml" xmlns:w="http://schemas.openxmlformats.org/wordprocessingml/2006/main" xmlns:w10="urn:schemas-microsoft-com:office:word" xmlns:wp14="http://schemas.microsoft.com/office/word/2010/wordprocessingDrawing" xmlns:v="urn:schemas-microsoft-com:vml" xmlns:o="urn:schemas-microsoft-com:office:office" xmlns:aink="http://schemas.microsoft.com/office/drawing/2016/ink" xmlns:mc="http://schemas.openxmlformats.org/markup-compatibility/2006" xmlns:cx8="http://schemas.microsoft.com/office/drawing/2016/5/14/chartex" xmlns:cx7="http://schemas.microsoft.com/office/drawing/2016/5/13/chartex" xmlns:cx6="http://schemas.microsoft.com/office/drawing/2016/5/12/chartex" xmlns:cx5="http://schemas.microsoft.com/office/drawing/2016/5/11/chartex" xmlns:cx4="http://schemas.microsoft.com/office/drawing/2016/5/10/chartex" xmlns:cx3="http://schemas.microsoft.com/office/drawing/2016/5/9/chartex" xmlns:cx2="http://schemas.microsoft.com/office/drawing/2015/10/21/chartex" xmlns:cx1="http://schemas.microsoft.com/office/drawing/2015/9/8/chartex" xmlns:cx="http://schemas.microsoft.com/office/drawing/2014/chartex" xmlns:wpc="http://schemas.microsoft.com/office/word/2010/wordprocessingCanvas" xmlns="" val="0"/>
                         </a:ext>
                       </a:extLst>
                     </a:blip>
@@ -10028,16 +10012,11 @@
         <w:t xml:space="preserve">a </w:t>
       </w:r>
       <w:r>
-        <w:t xml:space="preserve">cleric for the god </w:t>
-      </w:r>
-      <w:proofErr w:type="spellStart"/>
-      <w:r>
-        <w:t>Kinds</w:t>
+        <w:t>cleric for the god Kinds</w:t>
       </w:r>
       <w:r>
         <w:t>chutz</w:t>
       </w:r>
-      <w:proofErr w:type="spellEnd"/>
       <w:r>
         <w:t>, the child protector god</w:t>
       </w:r>
@@ -11191,17 +11170,11 @@
       </w:r>
     </w:p>
     <w:p>
-      <w:proofErr w:type="gramStart"/>
-      <w:r>
-        <w:t>“Even children?”</w:t>
-      </w:r>
-      <w:proofErr w:type="gramEnd"/>
-      <w:r>
-        <w:t xml:space="preserve"> Annie asked, horrified.</w:t>
-      </w:r>
-    </w:p>
-    <w:p>
-      <w:proofErr w:type="gramStart"/>
+      <w:r>
+        <w:t>“Even children?” Annie asked, horrified.</w:t>
+      </w:r>
+    </w:p>
+    <w:p>
       <w:r>
         <w:t>I</w:t>
       </w:r>
@@ -11218,11 +11191,7 @@
         <w:t xml:space="preserve">people </w:t>
       </w:r>
       <w:r>
-        <w:t>screaming filled Annie’s head.</w:t>
-      </w:r>
-      <w:proofErr w:type="gramEnd"/>
-      <w:r>
-        <w:t xml:space="preserve"> She saw herself huddled in terror in a corner as her </w:t>
+        <w:t xml:space="preserve">screaming filled Annie’s head. She saw herself huddled in terror in a corner as her </w:t>
       </w:r>
       <w:r>
         <w:t>sister</w:t>
@@ -11273,15 +11242,7 @@
         <w:t>gra</w:t>
       </w:r>
       <w:r>
-        <w:t xml:space="preserve">…King </w:t>
-      </w:r>
-      <w:proofErr w:type="spellStart"/>
-      <w:r>
-        <w:t>Gloman</w:t>
-      </w:r>
-      <w:proofErr w:type="spellEnd"/>
-      <w:r>
-        <w:t xml:space="preserve"> was.” She always believed her grandfather was a good person and now she knew the truth. Now she </w:t>
+        <w:t xml:space="preserve">…King Gloman was.” She always believed her grandfather was a good person and now she knew the truth. Now she </w:t>
       </w:r>
       <w:r>
         <w:lastRenderedPageBreak/>
@@ -13036,7 +12997,7 @@
                     <a:blip r:embed="rId18">
                       <a:extLst>
                         <a:ext uri="{28A0092B-C50C-407E-A947-70E740481C1C}">
-                          <a14:useLocalDpi xmlns="" xmlns:wpc="http://schemas.microsoft.com/office/word/2010/wordprocessingCanvas" xmlns:cx="http://schemas.microsoft.com/office/drawing/2014/chartex" xmlns:cx1="http://schemas.microsoft.com/office/drawing/2015/9/8/chartex" xmlns:cx2="http://schemas.microsoft.com/office/drawing/2015/10/21/chartex" xmlns:cx3="http://schemas.microsoft.com/office/drawing/2016/5/9/chartex" xmlns:cx4="http://schemas.microsoft.com/office/drawing/2016/5/10/chartex" xmlns:cx5="http://schemas.microsoft.com/office/drawing/2016/5/11/chartex" xmlns:cx6="http://schemas.microsoft.com/office/drawing/2016/5/12/chartex" xmlns:cx7="http://schemas.microsoft.com/office/drawing/2016/5/13/chartex" xmlns:cx8="http://schemas.microsoft.com/office/drawing/2016/5/14/chartex" xmlns:mc="http://schemas.openxmlformats.org/markup-compatibility/2006" xmlns:aink="http://schemas.microsoft.com/office/drawing/2016/ink" xmlns:o="urn:schemas-microsoft-com:office:office" xmlns:v="urn:schemas-microsoft-com:vml" xmlns:wp14="http://schemas.microsoft.com/office/word/2010/wordprocessingDrawing" xmlns:w10="urn:schemas-microsoft-com:office:word" xmlns:w="http://schemas.openxmlformats.org/wordprocessingml/2006/main" xmlns:w14="http://schemas.microsoft.com/office/word/2010/wordml" xmlns:w15="http://schemas.microsoft.com/office/word/2012/wordml" xmlns:w16se="http://schemas.microsoft.com/office/word/2015/wordml/symex" xmlns:wpg="http://schemas.microsoft.com/office/word/2010/wordprocessingGroup" xmlns:wpi="http://schemas.microsoft.com/office/word/2010/wordprocessingInk" xmlns:wps="http://schemas.microsoft.com/office/word/2010/wordprocessingShape" xmlns:a14="http://schemas.microsoft.com/office/drawing/2010/main" val="0"/>
+                          <a14:useLocalDpi xmlns:a14="http://schemas.microsoft.com/office/drawing/2010/main" xmlns:wps="http://schemas.microsoft.com/office/word/2010/wordprocessingShape" xmlns:wpi="http://schemas.microsoft.com/office/word/2010/wordprocessingInk" xmlns:wpg="http://schemas.microsoft.com/office/word/2010/wordprocessingGroup" xmlns:w16se="http://schemas.microsoft.com/office/word/2015/wordml/symex" xmlns:w15="http://schemas.microsoft.com/office/word/2012/wordml" xmlns:w14="http://schemas.microsoft.com/office/word/2010/wordml" xmlns:w="http://schemas.openxmlformats.org/wordprocessingml/2006/main" xmlns:w10="urn:schemas-microsoft-com:office:word" xmlns:wp14="http://schemas.microsoft.com/office/word/2010/wordprocessingDrawing" xmlns:v="urn:schemas-microsoft-com:vml" xmlns:o="urn:schemas-microsoft-com:office:office" xmlns:aink="http://schemas.microsoft.com/office/drawing/2016/ink" xmlns:mc="http://schemas.openxmlformats.org/markup-compatibility/2006" xmlns:cx8="http://schemas.microsoft.com/office/drawing/2016/5/14/chartex" xmlns:cx7="http://schemas.microsoft.com/office/drawing/2016/5/13/chartex" xmlns:cx6="http://schemas.microsoft.com/office/drawing/2016/5/12/chartex" xmlns:cx5="http://schemas.microsoft.com/office/drawing/2016/5/11/chartex" xmlns:cx4="http://schemas.microsoft.com/office/drawing/2016/5/10/chartex" xmlns:cx3="http://schemas.microsoft.com/office/drawing/2016/5/9/chartex" xmlns:cx2="http://schemas.microsoft.com/office/drawing/2015/10/21/chartex" xmlns:cx1="http://schemas.microsoft.com/office/drawing/2015/9/8/chartex" xmlns:cx="http://schemas.microsoft.com/office/drawing/2014/chartex" xmlns:wpc="http://schemas.microsoft.com/office/word/2010/wordprocessingCanvas" xmlns="" val="0"/>
                         </a:ext>
                       </a:extLst>
                     </a:blip>
@@ -13928,7 +13889,7 @@
                     <a:blip r:embed="rId18">
                       <a:extLst>
                         <a:ext uri="{28A0092B-C50C-407E-A947-70E740481C1C}">
-                          <a14:useLocalDpi xmlns="" xmlns:wpc="http://schemas.microsoft.com/office/word/2010/wordprocessingCanvas" xmlns:cx="http://schemas.microsoft.com/office/drawing/2014/chartex" xmlns:cx1="http://schemas.microsoft.com/office/drawing/2015/9/8/chartex" xmlns:cx2="http://schemas.microsoft.com/office/drawing/2015/10/21/chartex" xmlns:cx3="http://schemas.microsoft.com/office/drawing/2016/5/9/chartex" xmlns:cx4="http://schemas.microsoft.com/office/drawing/2016/5/10/chartex" xmlns:cx5="http://schemas.microsoft.com/office/drawing/2016/5/11/chartex" xmlns:cx6="http://schemas.microsoft.com/office/drawing/2016/5/12/chartex" xmlns:cx7="http://schemas.microsoft.com/office/drawing/2016/5/13/chartex" xmlns:cx8="http://schemas.microsoft.com/office/drawing/2016/5/14/chartex" xmlns:mc="http://schemas.openxmlformats.org/markup-compatibility/2006" xmlns:aink="http://schemas.microsoft.com/office/drawing/2016/ink" xmlns:o="urn:schemas-microsoft-com:office:office" xmlns:v="urn:schemas-microsoft-com:vml" xmlns:wp14="http://schemas.microsoft.com/office/word/2010/wordprocessingDrawing" xmlns:w10="urn:schemas-microsoft-com:office:word" xmlns:w="http://schemas.openxmlformats.org/wordprocessingml/2006/main" xmlns:w14="http://schemas.microsoft.com/office/word/2010/wordml" xmlns:w15="http://schemas.microsoft.com/office/word/2012/wordml" xmlns:w16se="http://schemas.microsoft.com/office/word/2015/wordml/symex" xmlns:wpg="http://schemas.microsoft.com/office/word/2010/wordprocessingGroup" xmlns:wpi="http://schemas.microsoft.com/office/word/2010/wordprocessingInk" xmlns:wps="http://schemas.microsoft.com/office/word/2010/wordprocessingShape" xmlns:a14="http://schemas.microsoft.com/office/drawing/2010/main" val="0"/>
+                          <a14:useLocalDpi xmlns:a14="http://schemas.microsoft.com/office/drawing/2010/main" xmlns:wps="http://schemas.microsoft.com/office/word/2010/wordprocessingShape" xmlns:wpi="http://schemas.microsoft.com/office/word/2010/wordprocessingInk" xmlns:wpg="http://schemas.microsoft.com/office/word/2010/wordprocessingGroup" xmlns:w16se="http://schemas.microsoft.com/office/word/2015/wordml/symex" xmlns:w15="http://schemas.microsoft.com/office/word/2012/wordml" xmlns:w14="http://schemas.microsoft.com/office/word/2010/wordml" xmlns:w="http://schemas.openxmlformats.org/wordprocessingml/2006/main" xmlns:w10="urn:schemas-microsoft-com:office:word" xmlns:wp14="http://schemas.microsoft.com/office/word/2010/wordprocessingDrawing" xmlns:v="urn:schemas-microsoft-com:vml" xmlns:o="urn:schemas-microsoft-com:office:office" xmlns:aink="http://schemas.microsoft.com/office/drawing/2016/ink" xmlns:mc="http://schemas.openxmlformats.org/markup-compatibility/2006" xmlns:cx8="http://schemas.microsoft.com/office/drawing/2016/5/14/chartex" xmlns:cx7="http://schemas.microsoft.com/office/drawing/2016/5/13/chartex" xmlns:cx6="http://schemas.microsoft.com/office/drawing/2016/5/12/chartex" xmlns:cx5="http://schemas.microsoft.com/office/drawing/2016/5/11/chartex" xmlns:cx4="http://schemas.microsoft.com/office/drawing/2016/5/10/chartex" xmlns:cx3="http://schemas.microsoft.com/office/drawing/2016/5/9/chartex" xmlns:cx2="http://schemas.microsoft.com/office/drawing/2015/10/21/chartex" xmlns:cx1="http://schemas.microsoft.com/office/drawing/2015/9/8/chartex" xmlns:cx="http://schemas.microsoft.com/office/drawing/2014/chartex" xmlns:wpc="http://schemas.microsoft.com/office/word/2010/wordprocessingCanvas" xmlns="" val="0"/>
                         </a:ext>
                       </a:extLst>
                     </a:blip>
@@ -14988,15 +14949,7 @@
         <w:t>Jensen</w:t>
       </w:r>
       <w:r>
-        <w:t xml:space="preserve"> an </w:t>
-      </w:r>
-      <w:proofErr w:type="gramStart"/>
-      <w:r>
-        <w:t>embarrassed</w:t>
-      </w:r>
-      <w:proofErr w:type="gramEnd"/>
-      <w:r>
-        <w:t xml:space="preserve"> smile.</w:t>
+        <w:t xml:space="preserve"> an embarrassed smile.</w:t>
       </w:r>
     </w:p>
     <w:p>
@@ -16238,7 +16191,7 @@
                     <a:blip r:embed="rId18">
                       <a:extLst>
                         <a:ex